--- a/my_report/Thesis_Report_English.docx
+++ b/my_report/Thesis_Report_English.docx
@@ -24,7 +24,7 @@
         <mc:AlternateContent>
           <mc:Choice Requires="wps">
             <w:drawing>
-              <wp:anchor distT="45720" distB="45720" distL="114300" distR="114300" simplePos="0" relativeHeight="251658241" behindDoc="0" locked="0" layoutInCell="1" allowOverlap="1" wp14:anchorId="7C553B6B" wp14:editId="317F178D">
+              <wp:anchor distT="45720" distB="45720" distL="114300" distR="114300" simplePos="0" relativeHeight="251658241" behindDoc="0" locked="0" layoutInCell="1" allowOverlap="1" wp14:anchorId="7C553B6B" wp14:editId="70C52FFC">
                 <wp:simplePos x="0" y="0"/>
                 <wp:positionH relativeFrom="column">
                   <wp:posOffset>2110105</wp:posOffset>
@@ -75,92 +75,49 @@
                             <w:r>
                               <w:rPr>
                                 <w:i/>
+                                <w:noProof/>
                               </w:rPr>
-                              <w:t>ICI FIGURE</w:t>
-                            </w:r>
-                            <w:r>
-                              <w:rPr>
-                                <w:i/>
-                              </w:rPr>
-                              <w:t>NT</w:t>
-                            </w:r>
-                            <w:r>
-                              <w:rPr>
-                                <w:i/>
-                              </w:rPr>
-                              <w:t xml:space="preserve"> LE</w:t>
-                            </w:r>
-                            <w:r>
-                              <w:rPr>
-                                <w:i/>
-                              </w:rPr>
-                              <w:t>S</w:t>
-                            </w:r>
-                            <w:r>
-                              <w:rPr>
-                                <w:i/>
-                              </w:rPr>
-                              <w:t xml:space="preserve"> LOGO</w:t>
-                            </w:r>
-                            <w:r>
-                              <w:rPr>
-                                <w:i/>
-                              </w:rPr>
-                              <w:t>S</w:t>
-                            </w:r>
-                            <w:r>
-                              <w:rPr>
-                                <w:i/>
-                              </w:rPr>
-                              <w:t xml:space="preserve"> </w:t>
-                            </w:r>
-                            <w:r>
-                              <w:rPr>
-                                <w:i/>
-                              </w:rPr>
-                              <w:t>DES</w:t>
-                            </w:r>
-                            <w:r>
-                              <w:rPr>
-                                <w:i/>
-                              </w:rPr>
-                              <w:t xml:space="preserve"> LIEU</w:t>
-                            </w:r>
-                            <w:r>
-                              <w:rPr>
-                                <w:i/>
-                              </w:rPr>
-                              <w:t>X</w:t>
-                            </w:r>
-                            <w:r>
-                              <w:rPr>
-                                <w:i/>
-                              </w:rPr>
-                              <w:t xml:space="preserve"> </w:t>
-                            </w:r>
-                            <w:r>
-                              <w:rPr>
-                                <w:i/>
-                              </w:rPr>
-                              <w:t>DE STAGE</w:t>
-                            </w:r>
-                            <w:r>
-                              <w:rPr>
-                                <w:i/>
-                              </w:rPr>
-                              <w:t xml:space="preserve"> OU DES </w:t>
-                            </w:r>
-                            <w:r>
-                              <w:rPr>
-                                <w:i/>
-                              </w:rPr>
-                              <w:t xml:space="preserve">ETABLISSEMENTS </w:t>
-                            </w:r>
-                            <w:r>
-                              <w:rPr>
-                                <w:i/>
-                              </w:rPr>
-                              <w:t>PARTENAIRES DE LA RECHERCHE</w:t>
+                              <w:drawing>
+                                <wp:inline distT="0" distB="0" distL="0" distR="0" wp14:anchorId="6DEC448B" wp14:editId="28C93C51">
+                                  <wp:extent cx="2187575" cy="737870"/>
+                                  <wp:effectExtent l="0" t="0" r="0" b="0"/>
+                                  <wp:docPr id="1707674317" name="Picture 4" descr="A blue and black logo&#10;&#10;AI-generated content may be incorrect."/>
+                                  <wp:cNvGraphicFramePr>
+                                    <a:graphicFrameLocks xmlns:a="http://schemas.openxmlformats.org/drawingml/2006/main" noChangeAspect="1"/>
+                                  </wp:cNvGraphicFramePr>
+                                  <a:graphic xmlns:a="http://schemas.openxmlformats.org/drawingml/2006/main">
+                                    <a:graphicData uri="http://schemas.openxmlformats.org/drawingml/2006/picture">
+                                      <pic:pic xmlns:pic="http://schemas.openxmlformats.org/drawingml/2006/picture">
+                                        <pic:nvPicPr>
+                                          <pic:cNvPr id="1707674317" name="Picture 4" descr="A blue and black logo&#10;&#10;AI-generated content may be incorrect."/>
+                                          <pic:cNvPicPr/>
+                                        </pic:nvPicPr>
+                                        <pic:blipFill>
+                                          <a:blip r:embed="rId8">
+                                            <a:extLst>
+                                              <a:ext uri="{28A0092B-C50C-407E-A947-70E740481C1C}">
+                                                <a14:useLocalDpi xmlns:a14="http://schemas.microsoft.com/office/drawing/2010/main" val="0"/>
+                                              </a:ext>
+                                            </a:extLst>
+                                          </a:blip>
+                                          <a:stretch>
+                                            <a:fillRect/>
+                                          </a:stretch>
+                                        </pic:blipFill>
+                                        <pic:spPr>
+                                          <a:xfrm>
+                                            <a:off x="0" y="0"/>
+                                            <a:ext cx="2187575" cy="737870"/>
+                                          </a:xfrm>
+                                          <a:prstGeom prst="rect">
+                                            <a:avLst/>
+                                          </a:prstGeom>
+                                        </pic:spPr>
+                                      </pic:pic>
+                                    </a:graphicData>
+                                  </a:graphic>
+                                </wp:inline>
+                              </w:drawing>
                             </w:r>
                           </w:p>
                         </w:txbxContent>
@@ -186,7 +143,7 @@
                 <v:stroke joinstyle="miter"/>
                 <v:path gradientshapeok="t" o:connecttype="rect"/>
               </v:shapetype>
-              <v:shape id="Zone de texte 2" o:spid="_x0000_s1026" type="#_x0000_t202" style="position:absolute;left:0;text-align:left;margin-left:166.15pt;margin-top:14.45pt;width:294pt;height:66pt;z-index:251658241;visibility:visible;mso-wrap-style:square;mso-width-percent:0;mso-height-percent:0;mso-wrap-distance-left:9pt;mso-wrap-distance-top:3.6pt;mso-wrap-distance-right:9pt;mso-wrap-distance-bottom:3.6pt;mso-position-horizontal:absolute;mso-position-horizontal-relative:text;mso-position-vertical:absolute;mso-position-vertical-relative:text;mso-width-percent:0;mso-height-percent:0;mso-width-relative:margin;mso-height-relative:margin;v-text-anchor:middle" o:gfxdata="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" stroked="f">
+              <v:shape id="Zone de texte 2" o:spid="_x0000_s1026" type="#_x0000_t202" style="position:absolute;left:0;text-align:left;margin-left:166.15pt;margin-top:14.45pt;width:294pt;height:66pt;z-index:251658241;visibility:visible;mso-wrap-style:square;mso-width-percent:0;mso-height-percent:0;mso-wrap-distance-left:9pt;mso-wrap-distance-top:3.6pt;mso-wrap-distance-right:9pt;mso-wrap-distance-bottom:3.6pt;mso-position-horizontal:absolute;mso-position-horizontal-relative:text;mso-position-vertical:absolute;mso-position-vertical-relative:text;mso-width-percent:0;mso-height-percent:0;mso-width-relative:margin;mso-height-relative:margin;v-text-anchor:middle" o:gfxdata="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" stroked="f">
                 <v:textbox>
                   <w:txbxContent>
                     <w:p>
@@ -199,92 +156,49 @@
                       <w:r>
                         <w:rPr>
                           <w:i/>
+                          <w:noProof/>
                         </w:rPr>
-                        <w:t>ICI FIGURE</w:t>
-                      </w:r>
-                      <w:r>
-                        <w:rPr>
-                          <w:i/>
-                        </w:rPr>
-                        <w:t>NT</w:t>
-                      </w:r>
-                      <w:r>
-                        <w:rPr>
-                          <w:i/>
-                        </w:rPr>
-                        <w:t xml:space="preserve"> LE</w:t>
-                      </w:r>
-                      <w:r>
-                        <w:rPr>
-                          <w:i/>
-                        </w:rPr>
-                        <w:t>S</w:t>
-                      </w:r>
-                      <w:r>
-                        <w:rPr>
-                          <w:i/>
-                        </w:rPr>
-                        <w:t xml:space="preserve"> LOGO</w:t>
-                      </w:r>
-                      <w:r>
-                        <w:rPr>
-                          <w:i/>
-                        </w:rPr>
-                        <w:t>S</w:t>
-                      </w:r>
-                      <w:r>
-                        <w:rPr>
-                          <w:i/>
-                        </w:rPr>
-                        <w:t xml:space="preserve"> </w:t>
-                      </w:r>
-                      <w:r>
-                        <w:rPr>
-                          <w:i/>
-                        </w:rPr>
-                        <w:t>DES</w:t>
-                      </w:r>
-                      <w:r>
-                        <w:rPr>
-                          <w:i/>
-                        </w:rPr>
-                        <w:t xml:space="preserve"> LIEU</w:t>
-                      </w:r>
-                      <w:r>
-                        <w:rPr>
-                          <w:i/>
-                        </w:rPr>
-                        <w:t>X</w:t>
-                      </w:r>
-                      <w:r>
-                        <w:rPr>
-                          <w:i/>
-                        </w:rPr>
-                        <w:t xml:space="preserve"> </w:t>
-                      </w:r>
-                      <w:r>
-                        <w:rPr>
-                          <w:i/>
-                        </w:rPr>
-                        <w:t>DE STAGE</w:t>
-                      </w:r>
-                      <w:r>
-                        <w:rPr>
-                          <w:i/>
-                        </w:rPr>
-                        <w:t xml:space="preserve"> OU DES </w:t>
-                      </w:r>
-                      <w:r>
-                        <w:rPr>
-                          <w:i/>
-                        </w:rPr>
-                        <w:t xml:space="preserve">ETABLISSEMENTS </w:t>
-                      </w:r>
-                      <w:r>
-                        <w:rPr>
-                          <w:i/>
-                        </w:rPr>
-                        <w:t>PARTENAIRES DE LA RECHERCHE</w:t>
+                        <w:drawing>
+                          <wp:inline distT="0" distB="0" distL="0" distR="0" wp14:anchorId="6DEC448B" wp14:editId="28C93C51">
+                            <wp:extent cx="2187575" cy="737870"/>
+                            <wp:effectExtent l="0" t="0" r="0" b="0"/>
+                            <wp:docPr id="1707674317" name="Picture 4" descr="A blue and black logo&#10;&#10;AI-generated content may be incorrect."/>
+                            <wp:cNvGraphicFramePr>
+                              <a:graphicFrameLocks xmlns:a="http://schemas.openxmlformats.org/drawingml/2006/main" noChangeAspect="1"/>
+                            </wp:cNvGraphicFramePr>
+                            <a:graphic xmlns:a="http://schemas.openxmlformats.org/drawingml/2006/main">
+                              <a:graphicData uri="http://schemas.openxmlformats.org/drawingml/2006/picture">
+                                <pic:pic xmlns:pic="http://schemas.openxmlformats.org/drawingml/2006/picture">
+                                  <pic:nvPicPr>
+                                    <pic:cNvPr id="1707674317" name="Picture 4" descr="A blue and black logo&#10;&#10;AI-generated content may be incorrect."/>
+                                    <pic:cNvPicPr/>
+                                  </pic:nvPicPr>
+                                  <pic:blipFill>
+                                    <a:blip r:embed="rId8">
+                                      <a:extLst>
+                                        <a:ext uri="{28A0092B-C50C-407E-A947-70E740481C1C}">
+                                          <a14:useLocalDpi xmlns:a14="http://schemas.microsoft.com/office/drawing/2010/main" val="0"/>
+                                        </a:ext>
+                                      </a:extLst>
+                                    </a:blip>
+                                    <a:stretch>
+                                      <a:fillRect/>
+                                    </a:stretch>
+                                  </pic:blipFill>
+                                  <pic:spPr>
+                                    <a:xfrm>
+                                      <a:off x="0" y="0"/>
+                                      <a:ext cx="2187575" cy="737870"/>
+                                    </a:xfrm>
+                                    <a:prstGeom prst="rect">
+                                      <a:avLst/>
+                                    </a:prstGeom>
+                                  </pic:spPr>
+                                </pic:pic>
+                              </a:graphicData>
+                            </a:graphic>
+                          </wp:inline>
+                        </w:drawing>
                       </w:r>
                     </w:p>
                   </w:txbxContent>
@@ -324,7 +238,7 @@
                     <pic:cNvPicPr/>
                   </pic:nvPicPr>
                   <pic:blipFill>
-                    <a:blip r:embed="rId8" cstate="print">
+                    <a:blip r:embed="rId9" cstate="print">
                       <a:extLst>
                         <a:ext uri="{28A0092B-C50C-407E-A947-70E740481C1C}">
                           <a14:useLocalDpi xmlns:a14="http://schemas.microsoft.com/office/drawing/2010/main" val="0"/>
@@ -646,7 +560,7 @@
           <w:b/>
         </w:rPr>
         <w:sectPr>
-          <w:headerReference w:type="default" r:id="rId9"/>
+          <w:headerReference w:type="default" r:id="rId10"/>
           <w:pgSz w:w="11906" w:h="16838"/>
           <w:pgMar w:top="1417" w:right="1417" w:bottom="1417" w:left="1417" w:header="708" w:footer="708" w:gutter="0"/>
           <w:cols w:space="708"/>
@@ -2417,7 +2331,15 @@
       </w:r>
       <w:proofErr w:type="spellEnd"/>
       <w:r>
-        <w:t xml:space="preserve"> Tauri </w:t>
+        <w:t xml:space="preserve"> </w:t>
+      </w:r>
+      <w:proofErr w:type="spellStart"/>
+      <w:r>
+        <w:t>Tauri</w:t>
+      </w:r>
+      <w:proofErr w:type="spellEnd"/>
+      <w:r>
+        <w:t xml:space="preserve"> </w:t>
       </w:r>
     </w:p>
     <w:p>
@@ -2431,7 +2353,15 @@
       </w:r>
       <w:proofErr w:type="spellEnd"/>
       <w:r>
-        <w:t xml:space="preserve"> Tauri </w:t>
+        <w:t xml:space="preserve"> </w:t>
+      </w:r>
+      <w:proofErr w:type="spellStart"/>
+      <w:r>
+        <w:t>Tauri</w:t>
+      </w:r>
+      <w:proofErr w:type="spellEnd"/>
+      <w:r>
+        <w:t xml:space="preserve"> </w:t>
       </w:r>
     </w:p>
     <w:p>
@@ -2445,8 +2375,13 @@
       </w:r>
       <w:proofErr w:type="spellEnd"/>
       <w:r>
-        <w:t xml:space="preserve"> Tauri</w:t>
-      </w:r>
+        <w:t xml:space="preserve"> </w:t>
+      </w:r>
+      <w:proofErr w:type="spellStart"/>
+      <w:r>
+        <w:t>Tauri</w:t>
+      </w:r>
+      <w:proofErr w:type="spellEnd"/>
     </w:p>
     <w:p>
       <w:pPr>
@@ -2459,8 +2394,13 @@
       </w:r>
       <w:proofErr w:type="spellEnd"/>
       <w:r>
-        <w:t xml:space="preserve"> Tauri</w:t>
-      </w:r>
+        <w:t xml:space="preserve"> </w:t>
+      </w:r>
+      <w:proofErr w:type="spellStart"/>
+      <w:r>
+        <w:t>Tauri</w:t>
+      </w:r>
+      <w:proofErr w:type="spellEnd"/>
     </w:p>
     <w:p>
       <w:pPr>
@@ -2473,8 +2413,13 @@
       </w:r>
       <w:proofErr w:type="spellEnd"/>
       <w:r>
-        <w:t xml:space="preserve"> Tauri</w:t>
-      </w:r>
+        <w:t xml:space="preserve"> </w:t>
+      </w:r>
+      <w:proofErr w:type="spellStart"/>
+      <w:r>
+        <w:t>Tauri</w:t>
+      </w:r>
+      <w:proofErr w:type="spellEnd"/>
     </w:p>
     <w:p>
       <w:pPr>
@@ -2487,8 +2432,13 @@
       </w:r>
       <w:proofErr w:type="spellEnd"/>
       <w:r>
-        <w:t xml:space="preserve"> Tauri</w:t>
-      </w:r>
+        <w:t xml:space="preserve"> </w:t>
+      </w:r>
+      <w:proofErr w:type="spellStart"/>
+      <w:r>
+        <w:t>Tauri</w:t>
+      </w:r>
+      <w:proofErr w:type="spellEnd"/>
     </w:p>
     <w:p>
       <w:pPr>
@@ -2501,8 +2451,13 @@
       </w:r>
       <w:proofErr w:type="spellEnd"/>
       <w:r>
-        <w:t xml:space="preserve"> Tauri</w:t>
-      </w:r>
+        <w:t xml:space="preserve"> </w:t>
+      </w:r>
+      <w:proofErr w:type="spellStart"/>
+      <w:r>
+        <w:t>Tauri</w:t>
+      </w:r>
+      <w:proofErr w:type="spellEnd"/>
     </w:p>
     <w:p>
       <w:pPr>
@@ -2515,8 +2470,13 @@
       </w:r>
       <w:proofErr w:type="spellEnd"/>
       <w:r>
-        <w:t xml:space="preserve"> Tauri</w:t>
-      </w:r>
+        <w:t xml:space="preserve"> </w:t>
+      </w:r>
+      <w:proofErr w:type="spellStart"/>
+      <w:r>
+        <w:t>Tauri</w:t>
+      </w:r>
+      <w:proofErr w:type="spellEnd"/>
     </w:p>
     <w:p>
       <w:pPr>
@@ -2529,8 +2489,13 @@
       </w:r>
       <w:proofErr w:type="spellEnd"/>
       <w:r>
-        <w:t xml:space="preserve"> Tauri</w:t>
-      </w:r>
+        <w:t xml:space="preserve"> </w:t>
+      </w:r>
+      <w:proofErr w:type="spellStart"/>
+      <w:r>
+        <w:t>Tauri</w:t>
+      </w:r>
+      <w:proofErr w:type="spellEnd"/>
     </w:p>
     <w:p>
       <w:pPr>
@@ -2861,7 +2826,15 @@
       </w:r>
       <w:proofErr w:type="spellEnd"/>
       <w:r>
-        <w:t xml:space="preserve"> Tauri </w:t>
+        <w:t xml:space="preserve"> </w:t>
+      </w:r>
+      <w:proofErr w:type="spellStart"/>
+      <w:r>
+        <w:t>Tauri</w:t>
+      </w:r>
+      <w:proofErr w:type="spellEnd"/>
+      <w:r>
+        <w:t xml:space="preserve"> </w:t>
       </w:r>
       <w:proofErr w:type="spellStart"/>
       <w:r>
@@ -2909,7 +2882,15 @@
       </w:r>
       <w:proofErr w:type="spellEnd"/>
       <w:r>
-        <w:t xml:space="preserve">, Cilicia </w:t>
+        <w:t xml:space="preserve">, </w:t>
+      </w:r>
+      <w:proofErr w:type="spellStart"/>
+      <w:r>
+        <w:t>Cilicia</w:t>
+      </w:r>
+      <w:proofErr w:type="spellEnd"/>
+      <w:r>
+        <w:t xml:space="preserve"> </w:t>
       </w:r>
       <w:proofErr w:type="spellStart"/>
       <w:r>
@@ -3533,41 +3514,65 @@
     </w:p>
     <w:p/>
     <w:p>
-      <w:proofErr w:type="spellStart"/>
-      <w:r>
-        <w:t>Thank</w:t>
-      </w:r>
-      <w:proofErr w:type="spellEnd"/>
-      <w:r>
-        <w:t xml:space="preserve"> </w:t>
-      </w:r>
-      <w:proofErr w:type="spellStart"/>
-      <w:r>
-        <w:t>you</w:t>
-      </w:r>
-      <w:proofErr w:type="spellEnd"/>
-      <w:r>
-        <w:t xml:space="preserve"> </w:t>
-      </w:r>
-      <w:proofErr w:type="spellStart"/>
-      <w:r>
-        <w:t>husband</w:t>
-      </w:r>
-      <w:proofErr w:type="spellEnd"/>
-      <w:r>
+      <w:pPr>
+        <w:rPr>
+          <w:lang w:val="en-US"/>
+        </w:rPr>
+      </w:pPr>
+      <w:r>
+        <w:rPr>
+          <w:lang w:val="en-US"/>
+        </w:rPr>
+        <w:t xml:space="preserve">Thank </w:t>
+      </w:r>
+      <w:proofErr w:type="gramStart"/>
+      <w:r>
+        <w:rPr>
+          <w:lang w:val="en-US"/>
+        </w:rPr>
+        <w:t>you husband</w:t>
+      </w:r>
+      <w:proofErr w:type="gramEnd"/>
+      <w:r>
+        <w:rPr>
+          <w:lang w:val="en-US"/>
+        </w:rPr>
         <w:t>.</w:t>
       </w:r>
     </w:p>
-    <w:p/>
-    <w:p/>
-    <w:p>
-      <w:r>
+    <w:p>
+      <w:pPr>
+        <w:rPr>
+          <w:lang w:val="en-US"/>
+        </w:rPr>
+      </w:pPr>
+    </w:p>
+    <w:p>
+      <w:pPr>
+        <w:rPr>
+          <w:lang w:val="en-US"/>
+        </w:rPr>
+      </w:pPr>
+    </w:p>
+    <w:p>
+      <w:pPr>
+        <w:rPr>
+          <w:lang w:val="en-US"/>
+        </w:rPr>
+      </w:pPr>
+      <w:r>
+        <w:rPr>
+          <w:lang w:val="en-US"/>
+        </w:rPr>
         <w:br w:type="page"/>
       </w:r>
     </w:p>
     <w:p>
       <w:pPr>
         <w:pStyle w:val="Title"/>
+        <w:rPr>
+          <w:lang w:val="en-US"/>
+        </w:rPr>
       </w:pPr>
       <w:bookmarkStart w:id="26" w:name="_Toc158131113"/>
       <w:bookmarkStart w:id="27" w:name="_Toc158131237"/>
@@ -3575,7 +3580,11 @@
       <w:bookmarkStart w:id="29" w:name="_Toc169622577"/>
       <w:bookmarkStart w:id="30" w:name="_Toc218677505"/>
       <w:bookmarkStart w:id="31" w:name="_Toc229668729"/>
-      <w:r>
+      <w:proofErr w:type="spellStart"/>
+      <w:r>
+        <w:rPr>
+          <w:lang w:val="en-US"/>
+        </w:rPr>
         <w:lastRenderedPageBreak/>
         <w:t>Avertissement</w:t>
       </w:r>
@@ -3585,302 +3594,483 @@
       <w:bookmarkEnd w:id="29"/>
       <w:bookmarkEnd w:id="30"/>
       <w:bookmarkEnd w:id="31"/>
-    </w:p>
-    <w:p/>
-    <w:p>
-      <w:r>
+      <w:proofErr w:type="spellEnd"/>
+    </w:p>
+    <w:p>
+      <w:pPr>
+        <w:rPr>
+          <w:lang w:val="en-US"/>
+        </w:rPr>
+      </w:pPr>
+    </w:p>
+    <w:p>
+      <w:pPr>
+        <w:rPr>
+          <w:lang w:val="en-US"/>
+        </w:rPr>
+      </w:pPr>
+      <w:r>
+        <w:rPr>
+          <w:lang w:val="en-US"/>
+        </w:rPr>
         <w:t xml:space="preserve">Mox dicta </w:t>
       </w:r>
       <w:proofErr w:type="spellStart"/>
       <w:r>
+        <w:rPr>
+          <w:lang w:val="en-US"/>
+        </w:rPr>
         <w:t>finierat</w:t>
       </w:r>
       <w:proofErr w:type="spellEnd"/>
       <w:r>
+        <w:rPr>
+          <w:lang w:val="en-US"/>
+        </w:rPr>
         <w:t xml:space="preserve">, </w:t>
       </w:r>
       <w:proofErr w:type="spellStart"/>
       <w:r>
+        <w:rPr>
+          <w:lang w:val="en-US"/>
+        </w:rPr>
         <w:t>multitudo</w:t>
       </w:r>
       <w:proofErr w:type="spellEnd"/>
       <w:r>
-        <w:t xml:space="preserve"> </w:t>
-      </w:r>
-      <w:proofErr w:type="spellStart"/>
-      <w:r>
+        <w:rPr>
+          <w:lang w:val="en-US"/>
+        </w:rPr>
+        <w:t xml:space="preserve"> </w:t>
+      </w:r>
+      <w:proofErr w:type="spellStart"/>
+      <w:r>
+        <w:rPr>
+          <w:lang w:val="en-US"/>
+        </w:rPr>
         <w:t>omnis</w:t>
       </w:r>
       <w:proofErr w:type="spellEnd"/>
       <w:r>
+        <w:rPr>
+          <w:lang w:val="en-US"/>
+        </w:rPr>
         <w:t xml:space="preserve"> ad, </w:t>
       </w:r>
       <w:proofErr w:type="spellStart"/>
       <w:r>
+        <w:rPr>
+          <w:lang w:val="en-US"/>
+        </w:rPr>
         <w:t>quae</w:t>
       </w:r>
       <w:proofErr w:type="spellEnd"/>
       <w:r>
+        <w:rPr>
+          <w:lang w:val="en-US"/>
+        </w:rPr>
         <w:t xml:space="preserve"> imperator </w:t>
       </w:r>
       <w:proofErr w:type="spellStart"/>
       <w:r>
+        <w:rPr>
+          <w:lang w:val="en-US"/>
+        </w:rPr>
         <w:t>voluit</w:t>
       </w:r>
       <w:proofErr w:type="spellEnd"/>
       <w:r>
+        <w:rPr>
+          <w:lang w:val="en-US"/>
+        </w:rPr>
         <w:t xml:space="preserve">, </w:t>
       </w:r>
       <w:proofErr w:type="spellStart"/>
       <w:r>
+        <w:rPr>
+          <w:lang w:val="en-US"/>
+        </w:rPr>
         <w:t>promptior</w:t>
       </w:r>
       <w:proofErr w:type="spellEnd"/>
       <w:r>
-        <w:t xml:space="preserve"> </w:t>
-      </w:r>
-      <w:proofErr w:type="spellStart"/>
-      <w:r>
+        <w:rPr>
+          <w:lang w:val="en-US"/>
+        </w:rPr>
+        <w:t xml:space="preserve"> </w:t>
+      </w:r>
+      <w:proofErr w:type="spellStart"/>
+      <w:r>
+        <w:rPr>
+          <w:lang w:val="en-US"/>
+        </w:rPr>
         <w:t>laudato</w:t>
       </w:r>
       <w:proofErr w:type="spellEnd"/>
       <w:r>
-        <w:t xml:space="preserve"> </w:t>
-      </w:r>
-      <w:proofErr w:type="spellStart"/>
-      <w:r>
+        <w:rPr>
+          <w:lang w:val="en-US"/>
+        </w:rPr>
+        <w:t xml:space="preserve"> </w:t>
+      </w:r>
+      <w:proofErr w:type="spellStart"/>
+      <w:r>
+        <w:rPr>
+          <w:lang w:val="en-US"/>
+        </w:rPr>
         <w:t>consilio</w:t>
       </w:r>
       <w:proofErr w:type="spellEnd"/>
       <w:r>
-        <w:t xml:space="preserve"> </w:t>
-      </w:r>
-      <w:proofErr w:type="spellStart"/>
-      <w:r>
+        <w:rPr>
+          <w:lang w:val="en-US"/>
+        </w:rPr>
+        <w:t xml:space="preserve"> </w:t>
+      </w:r>
+      <w:proofErr w:type="spellStart"/>
+      <w:r>
+        <w:rPr>
+          <w:lang w:val="en-US"/>
+        </w:rPr>
         <w:t>consensit</w:t>
       </w:r>
       <w:proofErr w:type="spellEnd"/>
       <w:r>
-        <w:t xml:space="preserve"> in </w:t>
-      </w:r>
-      <w:proofErr w:type="spellStart"/>
-      <w:r>
-        <w:t>pacem</w:t>
-      </w:r>
-      <w:proofErr w:type="spellEnd"/>
-      <w:r>
-        <w:t xml:space="preserve"> </w:t>
-      </w:r>
-      <w:proofErr w:type="spellStart"/>
-      <w:r>
+        <w:rPr>
+          <w:lang w:val="en-US"/>
+        </w:rPr>
+        <w:t xml:space="preserve"> in pacem </w:t>
+      </w:r>
+      <w:proofErr w:type="spellStart"/>
+      <w:r>
+        <w:rPr>
+          <w:lang w:val="en-US"/>
+        </w:rPr>
         <w:t>ea</w:t>
       </w:r>
       <w:proofErr w:type="spellEnd"/>
       <w:r>
-        <w:t xml:space="preserve"> </w:t>
-      </w:r>
-      <w:proofErr w:type="spellStart"/>
-      <w:r>
-        <w:t>ratione</w:t>
-      </w:r>
-      <w:proofErr w:type="spellEnd"/>
-      <w:r>
-        <w:t xml:space="preserve"> maxime </w:t>
-      </w:r>
-      <w:proofErr w:type="spellStart"/>
-      <w:r>
+        <w:rPr>
+          <w:lang w:val="en-US"/>
+        </w:rPr>
+        <w:t xml:space="preserve"> ratione </w:t>
+      </w:r>
+      <w:proofErr w:type="spellStart"/>
+      <w:r>
+        <w:rPr>
+          <w:lang w:val="en-US"/>
+        </w:rPr>
+        <w:t>maxime</w:t>
+      </w:r>
+      <w:proofErr w:type="spellEnd"/>
+      <w:r>
+        <w:rPr>
+          <w:lang w:val="en-US"/>
+        </w:rPr>
+        <w:t xml:space="preserve"> </w:t>
+      </w:r>
+      <w:proofErr w:type="spellStart"/>
+      <w:r>
+        <w:rPr>
+          <w:lang w:val="en-US"/>
+        </w:rPr>
         <w:t>percita</w:t>
       </w:r>
       <w:proofErr w:type="spellEnd"/>
       <w:r>
-        <w:t xml:space="preserve">, quod </w:t>
-      </w:r>
-      <w:proofErr w:type="spellStart"/>
-      <w:r>
+        <w:rPr>
+          <w:lang w:val="en-US"/>
+        </w:rPr>
+        <w:t xml:space="preserve">, </w:t>
+      </w:r>
+      <w:proofErr w:type="spellStart"/>
+      <w:r>
+        <w:rPr>
+          <w:lang w:val="en-US"/>
+        </w:rPr>
+        <w:t>quod</w:t>
+      </w:r>
+      <w:proofErr w:type="spellEnd"/>
+      <w:r>
+        <w:rPr>
+          <w:lang w:val="en-US"/>
+        </w:rPr>
+        <w:t xml:space="preserve"> </w:t>
+      </w:r>
+      <w:proofErr w:type="spellStart"/>
+      <w:r>
+        <w:rPr>
+          <w:lang w:val="en-US"/>
+        </w:rPr>
         <w:t>norat</w:t>
       </w:r>
       <w:proofErr w:type="spellEnd"/>
       <w:r>
-        <w:t xml:space="preserve"> </w:t>
-      </w:r>
-      <w:proofErr w:type="spellStart"/>
-      <w:r>
+        <w:rPr>
+          <w:lang w:val="en-US"/>
+        </w:rPr>
+        <w:t xml:space="preserve"> </w:t>
+      </w:r>
+      <w:proofErr w:type="spellStart"/>
+      <w:r>
+        <w:rPr>
+          <w:lang w:val="en-US"/>
+        </w:rPr>
         <w:t>expeditionibus</w:t>
       </w:r>
       <w:proofErr w:type="spellEnd"/>
       <w:r>
-        <w:t xml:space="preserve"> </w:t>
-      </w:r>
-      <w:proofErr w:type="spellStart"/>
-      <w:r>
+        <w:rPr>
+          <w:lang w:val="en-US"/>
+        </w:rPr>
+        <w:t xml:space="preserve"> </w:t>
+      </w:r>
+      <w:proofErr w:type="spellStart"/>
+      <w:r>
+        <w:rPr>
+          <w:lang w:val="en-US"/>
+        </w:rPr>
         <w:t>crebris</w:t>
       </w:r>
       <w:proofErr w:type="spellEnd"/>
       <w:r>
-        <w:t xml:space="preserve"> </w:t>
-      </w:r>
-      <w:proofErr w:type="spellStart"/>
-      <w:r>
+        <w:rPr>
+          <w:lang w:val="en-US"/>
+        </w:rPr>
+        <w:t xml:space="preserve"> </w:t>
+      </w:r>
+      <w:proofErr w:type="spellStart"/>
+      <w:r>
+        <w:rPr>
+          <w:lang w:val="en-US"/>
+        </w:rPr>
         <w:t>fortunam</w:t>
       </w:r>
       <w:proofErr w:type="spellEnd"/>
       <w:r>
-        <w:t xml:space="preserve"> </w:t>
-      </w:r>
-      <w:proofErr w:type="spellStart"/>
-      <w:r>
-        <w:t>eius</w:t>
-      </w:r>
-      <w:proofErr w:type="spellEnd"/>
-      <w:r>
-        <w:t xml:space="preserve"> in malis </w:t>
-      </w:r>
-      <w:proofErr w:type="spellStart"/>
-      <w:r>
-        <w:t>tantum</w:t>
-      </w:r>
-      <w:proofErr w:type="spellEnd"/>
-      <w:r>
-        <w:t xml:space="preserve"> </w:t>
-      </w:r>
-      <w:proofErr w:type="spellStart"/>
-      <w:r>
+        <w:rPr>
+          <w:lang w:val="en-US"/>
+        </w:rPr>
+        <w:t xml:space="preserve"> eius in </w:t>
+      </w:r>
+      <w:proofErr w:type="spellStart"/>
+      <w:r>
+        <w:rPr>
+          <w:lang w:val="en-US"/>
+        </w:rPr>
+        <w:t>malis</w:t>
+      </w:r>
+      <w:proofErr w:type="spellEnd"/>
+      <w:r>
+        <w:rPr>
+          <w:lang w:val="en-US"/>
+        </w:rPr>
+        <w:t xml:space="preserve"> tantum </w:t>
+      </w:r>
+      <w:proofErr w:type="spellStart"/>
+      <w:r>
+        <w:rPr>
+          <w:lang w:val="en-US"/>
+        </w:rPr>
         <w:t>civilibus</w:t>
       </w:r>
       <w:proofErr w:type="spellEnd"/>
       <w:r>
-        <w:t xml:space="preserve"> vigilasse, cum </w:t>
-      </w:r>
-      <w:proofErr w:type="spellStart"/>
-      <w:r>
-        <w:t>autem</w:t>
-      </w:r>
-      <w:proofErr w:type="spellEnd"/>
-      <w:r>
-        <w:t xml:space="preserve"> </w:t>
-      </w:r>
-      <w:proofErr w:type="spellStart"/>
-      <w:r>
+        <w:rPr>
+          <w:lang w:val="en-US"/>
+        </w:rPr>
+        <w:t xml:space="preserve"> </w:t>
+      </w:r>
+      <w:proofErr w:type="spellStart"/>
+      <w:r>
+        <w:rPr>
+          <w:lang w:val="en-US"/>
+        </w:rPr>
+        <w:t>vigilasse</w:t>
+      </w:r>
+      <w:proofErr w:type="spellEnd"/>
+      <w:r>
+        <w:rPr>
+          <w:lang w:val="en-US"/>
+        </w:rPr>
+        <w:t xml:space="preserve">, cum autem </w:t>
+      </w:r>
+      <w:proofErr w:type="spellStart"/>
+      <w:r>
+        <w:rPr>
+          <w:lang w:val="en-US"/>
+        </w:rPr>
         <w:t>bella</w:t>
       </w:r>
       <w:proofErr w:type="spellEnd"/>
       <w:r>
-        <w:t xml:space="preserve"> </w:t>
-      </w:r>
-      <w:proofErr w:type="spellStart"/>
-      <w:r>
+        <w:rPr>
+          <w:lang w:val="en-US"/>
+        </w:rPr>
+        <w:t xml:space="preserve"> </w:t>
+      </w:r>
+      <w:proofErr w:type="spellStart"/>
+      <w:r>
+        <w:rPr>
+          <w:lang w:val="en-US"/>
+        </w:rPr>
         <w:t>moverentur</w:t>
       </w:r>
       <w:proofErr w:type="spellEnd"/>
       <w:r>
-        <w:t xml:space="preserve"> </w:t>
-      </w:r>
-      <w:proofErr w:type="spellStart"/>
-      <w:r>
-        <w:t>externa</w:t>
-      </w:r>
-      <w:proofErr w:type="spellEnd"/>
-      <w:r>
+        <w:rPr>
+          <w:lang w:val="en-US"/>
+        </w:rPr>
+        <w:t xml:space="preserve"> externa, </w:t>
+      </w:r>
+      <w:proofErr w:type="spellStart"/>
+      <w:r>
+        <w:rPr>
+          <w:lang w:val="en-US"/>
+        </w:rPr>
+        <w:t>accidisse</w:t>
+      </w:r>
+      <w:proofErr w:type="spellEnd"/>
+      <w:r>
+        <w:rPr>
+          <w:lang w:val="en-US"/>
+        </w:rPr>
+        <w:t xml:space="preserve"> </w:t>
+      </w:r>
+      <w:proofErr w:type="spellStart"/>
+      <w:r>
+        <w:rPr>
+          <w:lang w:val="en-US"/>
+        </w:rPr>
+        <w:t>plerumque</w:t>
+      </w:r>
+      <w:proofErr w:type="spellEnd"/>
+      <w:r>
+        <w:rPr>
+          <w:lang w:val="en-US"/>
+        </w:rPr>
+        <w:t xml:space="preserve"> </w:t>
+      </w:r>
+      <w:proofErr w:type="spellStart"/>
+      <w:r>
+        <w:rPr>
+          <w:lang w:val="en-US"/>
+        </w:rPr>
+        <w:t>luctuosa</w:t>
+      </w:r>
+      <w:proofErr w:type="spellEnd"/>
+      <w:r>
+        <w:rPr>
+          <w:lang w:val="en-US"/>
+        </w:rPr>
         <w:t xml:space="preserve">, </w:t>
       </w:r>
       <w:proofErr w:type="spellStart"/>
       <w:r>
-        <w:t>accidisse</w:t>
-      </w:r>
-      <w:proofErr w:type="spellEnd"/>
-      <w:r>
-        <w:t xml:space="preserve"> </w:t>
-      </w:r>
-      <w:proofErr w:type="spellStart"/>
-      <w:r>
-        <w:t>plerumque</w:t>
-      </w:r>
-      <w:proofErr w:type="spellEnd"/>
-      <w:r>
-        <w:t xml:space="preserve"> </w:t>
-      </w:r>
-      <w:proofErr w:type="spellStart"/>
-      <w:r>
-        <w:t>luctuosa</w:t>
-      </w:r>
-      <w:proofErr w:type="spellEnd"/>
-      <w:r>
-        <w:t xml:space="preserve">, </w:t>
-      </w:r>
-      <w:proofErr w:type="spellStart"/>
-      <w:r>
+        <w:rPr>
+          <w:lang w:val="en-US"/>
+        </w:rPr>
         <w:t>icto</w:t>
       </w:r>
       <w:proofErr w:type="spellEnd"/>
       <w:r>
-        <w:t xml:space="preserve"> post </w:t>
-      </w:r>
-      <w:proofErr w:type="spellStart"/>
-      <w:r>
-        <w:t>haec</w:t>
-      </w:r>
-      <w:proofErr w:type="spellEnd"/>
-      <w:r>
-        <w:t xml:space="preserve"> </w:t>
-      </w:r>
-      <w:proofErr w:type="spellStart"/>
-      <w:r>
+        <w:rPr>
+          <w:lang w:val="en-US"/>
+        </w:rPr>
+        <w:t xml:space="preserve"> post haec </w:t>
+      </w:r>
+      <w:proofErr w:type="spellStart"/>
+      <w:r>
+        <w:rPr>
+          <w:lang w:val="en-US"/>
+        </w:rPr>
         <w:t>foedere</w:t>
       </w:r>
       <w:proofErr w:type="spellEnd"/>
       <w:r>
-        <w:t xml:space="preserve"> </w:t>
-      </w:r>
-      <w:proofErr w:type="spellStart"/>
-      <w:r>
-        <w:t>gentium</w:t>
-      </w:r>
-      <w:proofErr w:type="spellEnd"/>
-      <w:r>
-        <w:t xml:space="preserve"> </w:t>
-      </w:r>
-      <w:proofErr w:type="spellStart"/>
-      <w:r>
+        <w:rPr>
+          <w:lang w:val="en-US"/>
+        </w:rPr>
+        <w:t xml:space="preserve"> gentium </w:t>
+      </w:r>
+      <w:proofErr w:type="spellStart"/>
+      <w:r>
+        <w:rPr>
+          <w:lang w:val="en-US"/>
+        </w:rPr>
         <w:t>ritu</w:t>
       </w:r>
       <w:proofErr w:type="spellEnd"/>
       <w:r>
-        <w:t xml:space="preserve"> </w:t>
-      </w:r>
-      <w:proofErr w:type="spellStart"/>
-      <w:r>
+        <w:rPr>
+          <w:lang w:val="en-US"/>
+        </w:rPr>
+        <w:t xml:space="preserve"> </w:t>
+      </w:r>
+      <w:proofErr w:type="spellStart"/>
+      <w:r>
+        <w:rPr>
+          <w:lang w:val="en-US"/>
+        </w:rPr>
         <w:t>perfectaque</w:t>
       </w:r>
       <w:proofErr w:type="spellEnd"/>
       <w:r>
-        <w:t xml:space="preserve"> </w:t>
-      </w:r>
-      <w:proofErr w:type="spellStart"/>
-      <w:r>
+        <w:rPr>
+          <w:lang w:val="en-US"/>
+        </w:rPr>
+        <w:t xml:space="preserve"> </w:t>
+      </w:r>
+      <w:proofErr w:type="spellStart"/>
+      <w:r>
+        <w:rPr>
+          <w:lang w:val="en-US"/>
+        </w:rPr>
         <w:t>sollemnitate</w:t>
       </w:r>
       <w:proofErr w:type="spellEnd"/>
       <w:r>
-        <w:t xml:space="preserve"> imperator </w:t>
-      </w:r>
-      <w:proofErr w:type="spellStart"/>
-      <w:r>
-        <w:t>Mediolanum</w:t>
-      </w:r>
-      <w:proofErr w:type="spellEnd"/>
-      <w:r>
-        <w:t xml:space="preserve"> ad hiberna </w:t>
-      </w:r>
-      <w:proofErr w:type="spellStart"/>
-      <w:r>
+        <w:rPr>
+          <w:lang w:val="en-US"/>
+        </w:rPr>
+        <w:t xml:space="preserve"> imperator Mediolanum ad </w:t>
+      </w:r>
+      <w:proofErr w:type="spellStart"/>
+      <w:r>
+        <w:rPr>
+          <w:lang w:val="en-US"/>
+        </w:rPr>
+        <w:t>hiberna</w:t>
+      </w:r>
+      <w:proofErr w:type="spellEnd"/>
+      <w:r>
+        <w:rPr>
+          <w:lang w:val="en-US"/>
+        </w:rPr>
+        <w:t xml:space="preserve"> </w:t>
+      </w:r>
+      <w:proofErr w:type="spellStart"/>
+      <w:r>
+        <w:rPr>
+          <w:lang w:val="en-US"/>
+        </w:rPr>
         <w:t>discessit</w:t>
       </w:r>
       <w:proofErr w:type="spellEnd"/>
       <w:r>
+        <w:rPr>
+          <w:lang w:val="en-US"/>
+        </w:rPr>
         <w:t>.</w:t>
       </w:r>
     </w:p>
-    <w:p/>
+    <w:p>
+      <w:pPr>
+        <w:rPr>
+          <w:lang w:val="en-US"/>
+        </w:rPr>
+      </w:pPr>
+    </w:p>
     <w:p>
       <w:pPr>
         <w:rPr>
@@ -4660,7 +4850,21 @@
             <w:rStyle w:val="Hyperlink"/>
             <w:noProof/>
           </w:rPr>
-          <w:t>Partie 1 (titre 1)</w:t>
+          <w:t>Partie 1 (tit</w:t>
+        </w:r>
+        <w:r>
+          <w:rPr>
+            <w:rStyle w:val="Hyperlink"/>
+            <w:noProof/>
+          </w:rPr>
+          <w:t>r</w:t>
+        </w:r>
+        <w:r>
+          <w:rPr>
+            <w:rStyle w:val="Hyperlink"/>
+            <w:noProof/>
+          </w:rPr>
+          <w:t>e 1)</w:t>
         </w:r>
         <w:r>
           <w:rPr>
@@ -5354,6 +5558,189 @@
     </w:p>
     <w:p/>
     <w:p>
+      <w:pPr>
+        <w:rPr>
+          <w:rFonts w:ascii="Times New Roman" w:hAnsi="Times New Roman" w:cs="Times New Roman"/>
+          <w:sz w:val="24"/>
+          <w:szCs w:val="24"/>
+          <w:lang w:val="en-US"/>
+        </w:rPr>
+      </w:pPr>
+      <w:r>
+        <w:rPr>
+          <w:rFonts w:ascii="Times New Roman" w:hAnsi="Times New Roman" w:cs="Times New Roman"/>
+          <w:sz w:val="24"/>
+          <w:szCs w:val="24"/>
+          <w:lang w:val="en-US"/>
+        </w:rPr>
+        <w:t xml:space="preserve">Over the past few decades significant transformations have been noticed in the </w:t>
+      </w:r>
+      <w:r>
+        <w:rPr>
+          <w:rFonts w:ascii="Times New Roman" w:hAnsi="Times New Roman" w:cs="Times New Roman"/>
+          <w:sz w:val="24"/>
+          <w:szCs w:val="24"/>
+          <w:lang w:val="en-US"/>
+        </w:rPr>
+        <w:t>F</w:t>
+      </w:r>
+      <w:r>
+        <w:rPr>
+          <w:rFonts w:ascii="Times New Roman" w:hAnsi="Times New Roman" w:cs="Times New Roman"/>
+          <w:sz w:val="24"/>
+          <w:szCs w:val="24"/>
+          <w:lang w:val="en-US"/>
+        </w:rPr>
+        <w:t xml:space="preserve">oreign </w:t>
+      </w:r>
+      <w:r>
+        <w:rPr>
+          <w:rFonts w:ascii="Times New Roman" w:hAnsi="Times New Roman" w:cs="Times New Roman"/>
+          <w:sz w:val="24"/>
+          <w:szCs w:val="24"/>
+          <w:lang w:val="en-US"/>
+        </w:rPr>
+        <w:t>L</w:t>
+      </w:r>
+      <w:r>
+        <w:rPr>
+          <w:rFonts w:ascii="Times New Roman" w:hAnsi="Times New Roman" w:cs="Times New Roman"/>
+          <w:sz w:val="24"/>
+          <w:szCs w:val="24"/>
+          <w:lang w:val="en-US"/>
+        </w:rPr>
+        <w:t xml:space="preserve">anguage pedagogy. </w:t>
+      </w:r>
+    </w:p>
+    <w:p>
+      <w:pPr>
+        <w:rPr>
+          <w:rFonts w:ascii="Times New Roman" w:hAnsi="Times New Roman" w:cs="Times New Roman"/>
+          <w:sz w:val="24"/>
+          <w:szCs w:val="24"/>
+          <w:lang w:val="en-US"/>
+        </w:rPr>
+      </w:pPr>
+      <w:r>
+        <w:rPr>
+          <w:rFonts w:ascii="Times New Roman" w:hAnsi="Times New Roman" w:cs="Times New Roman"/>
+          <w:sz w:val="24"/>
+          <w:szCs w:val="24"/>
+          <w:lang w:val="en-US"/>
+        </w:rPr>
+        <w:t>Traditional education followed a teacher-</w:t>
+      </w:r>
+      <w:proofErr w:type="spellStart"/>
+      <w:r>
+        <w:rPr>
+          <w:rFonts w:ascii="Times New Roman" w:hAnsi="Times New Roman" w:cs="Times New Roman"/>
+          <w:sz w:val="24"/>
+          <w:szCs w:val="24"/>
+          <w:lang w:val="en-US"/>
+        </w:rPr>
+        <w:t>centred</w:t>
+      </w:r>
+      <w:proofErr w:type="spellEnd"/>
+      <w:r>
+        <w:rPr>
+          <w:rFonts w:ascii="Times New Roman" w:hAnsi="Times New Roman" w:cs="Times New Roman"/>
+          <w:sz w:val="24"/>
+          <w:szCs w:val="24"/>
+          <w:lang w:val="en-US"/>
+        </w:rPr>
+        <w:t xml:space="preserve"> approach</w:t>
+      </w:r>
+      <w:r>
+        <w:rPr>
+          <w:rFonts w:ascii="Times New Roman" w:hAnsi="Times New Roman" w:cs="Times New Roman"/>
+          <w:sz w:val="24"/>
+          <w:szCs w:val="24"/>
+          <w:lang w:val="en-US"/>
+        </w:rPr>
+        <w:t xml:space="preserve"> however, moder education transitioned towards a student-focused approach with the emergence of new technological tools to aide an overall learning environment.</w:t>
+      </w:r>
+      <w:r>
+        <w:rPr>
+          <w:rFonts w:ascii="Times New Roman" w:hAnsi="Times New Roman" w:cs="Times New Roman"/>
+          <w:sz w:val="24"/>
+          <w:szCs w:val="24"/>
+          <w:lang w:val="en-US"/>
+        </w:rPr>
+        <w:t xml:space="preserve"> </w:t>
+      </w:r>
+      <w:r>
+        <w:rPr>
+          <w:rFonts w:ascii="Times New Roman" w:hAnsi="Times New Roman" w:cs="Times New Roman"/>
+          <w:sz w:val="24"/>
+          <w:szCs w:val="24"/>
+          <w:lang w:val="en-US"/>
+        </w:rPr>
+        <w:fldChar w:fldCharType="begin"/>
+      </w:r>
+      <w:r>
+        <w:rPr>
+          <w:rFonts w:ascii="Times New Roman" w:hAnsi="Times New Roman" w:cs="Times New Roman"/>
+          <w:sz w:val="24"/>
+          <w:szCs w:val="24"/>
+          <w:lang w:val="en-US"/>
+        </w:rPr>
+        <w:instrText xml:space="preserve"> ADDIN ZOTERO_ITEM CSL_CITATION {"citationID":"KnDigR7p","properties":{"unsorted":false,"formattedCitation":"(Serin, 2018)","plainCitation":"(Serin, 2018)","noteIndex":0},"citationItems":[{"id":145,"uris":["http://zotero.org/users/18489330/items/W68WEB3B"],"itemData":{"id":145,"type":"article-journal","abstract":"Student-centered instruction in the classroom has recently challenged teacher-centeredness for allowing students to construct their understandings using their experiences and actions. Student-centered pedagogy is based on constructivist and democratic principles. That students make sense of what they learn in a classroom environment in which they are stimulated to develop their reflective and critical thinking and sense of responsibility come to the fore in student-centered pedagogy. Teacher-centered instruction on the other hand relied heavily on the behaviorist theory which was based on the idea that behavior changes are caused by external stimuli. Compared with student-centered classroom, students in teacher-centered classroom are passive and respond to environmental stimuli. Teacher has the ultimate authority and is in charge of learning for that reason students do not have adequate opportunities to develop their critical thinking and problem solving skills. This article endeavors to compare student-centered and teachercentered approaches and documents their general features in the classroom.","container-title":"International Journal of Social Sciences &amp; Educational Studies","DOI":"10.23918//ijsses.v5i1p164","issue":"1","language":"en","license":"Copyright (c) 2024 International Journal of Social Sciences &amp; Educational Studies","page":"164-167","source":"ijsses.tiu.edu.iq","title":"A Comparison of Teacher-Centered and Student-Centered Approaches in Educational Settings","volume":"5","author":[{"family":"Serin","given":"Hamdi"}],"issued":{"date-parts":[["2018",9,1]]}}}],"schema":"https://github.com/citation-style-language/schema/raw/master/csl-citation.json"} </w:instrText>
+      </w:r>
+      <w:r>
+        <w:rPr>
+          <w:rFonts w:ascii="Times New Roman" w:hAnsi="Times New Roman" w:cs="Times New Roman"/>
+          <w:sz w:val="24"/>
+          <w:szCs w:val="24"/>
+          <w:lang w:val="en-US"/>
+        </w:rPr>
+        <w:fldChar w:fldCharType="separate"/>
+      </w:r>
+      <w:r>
+        <w:rPr>
+          <w:rFonts w:ascii="Times New Roman" w:hAnsi="Times New Roman" w:cs="Times New Roman"/>
+          <w:noProof/>
+          <w:sz w:val="24"/>
+          <w:szCs w:val="24"/>
+          <w:lang w:val="en-US"/>
+        </w:rPr>
+        <w:t>(Serin, 2018)</w:t>
+      </w:r>
+      <w:r>
+        <w:rPr>
+          <w:rFonts w:ascii="Times New Roman" w:hAnsi="Times New Roman" w:cs="Times New Roman"/>
+          <w:sz w:val="24"/>
+          <w:szCs w:val="24"/>
+          <w:lang w:val="en-US"/>
+        </w:rPr>
+        <w:fldChar w:fldCharType="end"/>
+      </w:r>
+    </w:p>
+    <w:p>
+      <w:pPr>
+        <w:pStyle w:val="Heading4"/>
+        <w:rPr>
+          <w:lang w:val="en-US"/>
+        </w:rPr>
+      </w:pPr>
+    </w:p>
+    <w:p>
+      <w:pPr>
+        <w:pStyle w:val="Heading2"/>
+      </w:pPr>
+      <w:r>
+        <w:t xml:space="preserve">Teacher Perspective </w:t>
+      </w:r>
+      <w:proofErr w:type="spellStart"/>
+      <w:r>
+        <w:t>Before</w:t>
+      </w:r>
+      <w:proofErr w:type="spellEnd"/>
+      <w:r>
+        <w:t xml:space="preserve"> AI</w:t>
+      </w:r>
+    </w:p>
+    <w:p/>
+    <w:p>
       <w:r>
         <w:t xml:space="preserve">Mox dicta </w:t>
       </w:r>
@@ -5646,6 +6033,315 @@
         <w:t>.</w:t>
       </w:r>
     </w:p>
+    <w:p/>
+    <w:p>
+      <w:pPr>
+        <w:pStyle w:val="Heading2"/>
+      </w:pPr>
+      <w:proofErr w:type="spellStart"/>
+      <w:r>
+        <w:t>EdTech</w:t>
+      </w:r>
+      <w:proofErr w:type="spellEnd"/>
+      <w:r>
+        <w:t xml:space="preserve"> &amp; AI</w:t>
+      </w:r>
+    </w:p>
+    <w:p/>
+    <w:p>
+      <w:r>
+        <w:t xml:space="preserve">Mox dicta </w:t>
+      </w:r>
+      <w:proofErr w:type="spellStart"/>
+      <w:r>
+        <w:t>finierat</w:t>
+      </w:r>
+      <w:proofErr w:type="spellEnd"/>
+      <w:r>
+        <w:t xml:space="preserve">, </w:t>
+      </w:r>
+      <w:proofErr w:type="spellStart"/>
+      <w:r>
+        <w:t>multitudo</w:t>
+      </w:r>
+      <w:proofErr w:type="spellEnd"/>
+      <w:r>
+        <w:t xml:space="preserve"> </w:t>
+      </w:r>
+      <w:proofErr w:type="spellStart"/>
+      <w:r>
+        <w:t>omnis</w:t>
+      </w:r>
+      <w:proofErr w:type="spellEnd"/>
+      <w:r>
+        <w:t xml:space="preserve"> ad, </w:t>
+      </w:r>
+      <w:proofErr w:type="spellStart"/>
+      <w:r>
+        <w:t>quae</w:t>
+      </w:r>
+      <w:proofErr w:type="spellEnd"/>
+      <w:r>
+        <w:t xml:space="preserve"> imperator </w:t>
+      </w:r>
+      <w:proofErr w:type="spellStart"/>
+      <w:r>
+        <w:t>voluit</w:t>
+      </w:r>
+      <w:proofErr w:type="spellEnd"/>
+      <w:r>
+        <w:t xml:space="preserve">, </w:t>
+      </w:r>
+      <w:proofErr w:type="spellStart"/>
+      <w:r>
+        <w:t>promptior</w:t>
+      </w:r>
+      <w:proofErr w:type="spellEnd"/>
+      <w:r>
+        <w:t xml:space="preserve"> </w:t>
+      </w:r>
+      <w:proofErr w:type="spellStart"/>
+      <w:r>
+        <w:t>laudato</w:t>
+      </w:r>
+      <w:proofErr w:type="spellEnd"/>
+      <w:r>
+        <w:t xml:space="preserve"> </w:t>
+      </w:r>
+      <w:proofErr w:type="spellStart"/>
+      <w:r>
+        <w:t>consilio</w:t>
+      </w:r>
+      <w:proofErr w:type="spellEnd"/>
+      <w:r>
+        <w:t xml:space="preserve"> </w:t>
+      </w:r>
+      <w:proofErr w:type="spellStart"/>
+      <w:r>
+        <w:t>consensit</w:t>
+      </w:r>
+      <w:proofErr w:type="spellEnd"/>
+      <w:r>
+        <w:t xml:space="preserve"> in </w:t>
+      </w:r>
+      <w:proofErr w:type="spellStart"/>
+      <w:r>
+        <w:t>pacem</w:t>
+      </w:r>
+      <w:proofErr w:type="spellEnd"/>
+      <w:r>
+        <w:t xml:space="preserve"> </w:t>
+      </w:r>
+      <w:proofErr w:type="spellStart"/>
+      <w:r>
+        <w:t>ea</w:t>
+      </w:r>
+      <w:proofErr w:type="spellEnd"/>
+      <w:r>
+        <w:t xml:space="preserve"> </w:t>
+      </w:r>
+      <w:proofErr w:type="spellStart"/>
+      <w:r>
+        <w:t>ratione</w:t>
+      </w:r>
+      <w:proofErr w:type="spellEnd"/>
+      <w:r>
+        <w:t xml:space="preserve"> maxime </w:t>
+      </w:r>
+      <w:proofErr w:type="spellStart"/>
+      <w:r>
+        <w:t>percita</w:t>
+      </w:r>
+      <w:proofErr w:type="spellEnd"/>
+      <w:r>
+        <w:t xml:space="preserve">, quod </w:t>
+      </w:r>
+      <w:proofErr w:type="spellStart"/>
+      <w:r>
+        <w:t>norat</w:t>
+      </w:r>
+      <w:proofErr w:type="spellEnd"/>
+      <w:r>
+        <w:t xml:space="preserve"> </w:t>
+      </w:r>
+      <w:proofErr w:type="spellStart"/>
+      <w:r>
+        <w:t>expeditionibus</w:t>
+      </w:r>
+      <w:proofErr w:type="spellEnd"/>
+      <w:r>
+        <w:t xml:space="preserve"> </w:t>
+      </w:r>
+      <w:proofErr w:type="spellStart"/>
+      <w:r>
+        <w:t>crebris</w:t>
+      </w:r>
+      <w:proofErr w:type="spellEnd"/>
+      <w:r>
+        <w:t xml:space="preserve"> </w:t>
+      </w:r>
+      <w:proofErr w:type="spellStart"/>
+      <w:r>
+        <w:t>fortunam</w:t>
+      </w:r>
+      <w:proofErr w:type="spellEnd"/>
+      <w:r>
+        <w:t xml:space="preserve"> </w:t>
+      </w:r>
+      <w:proofErr w:type="spellStart"/>
+      <w:r>
+        <w:t>eius</w:t>
+      </w:r>
+      <w:proofErr w:type="spellEnd"/>
+      <w:r>
+        <w:t xml:space="preserve"> in malis </w:t>
+      </w:r>
+      <w:proofErr w:type="spellStart"/>
+      <w:r>
+        <w:t>tantum</w:t>
+      </w:r>
+      <w:proofErr w:type="spellEnd"/>
+      <w:r>
+        <w:t xml:space="preserve"> </w:t>
+      </w:r>
+      <w:proofErr w:type="spellStart"/>
+      <w:r>
+        <w:t>civilibus</w:t>
+      </w:r>
+      <w:proofErr w:type="spellEnd"/>
+      <w:r>
+        <w:t xml:space="preserve"> vigilasse, cum </w:t>
+      </w:r>
+      <w:proofErr w:type="spellStart"/>
+      <w:r>
+        <w:t>autem</w:t>
+      </w:r>
+      <w:proofErr w:type="spellEnd"/>
+      <w:r>
+        <w:t xml:space="preserve"> </w:t>
+      </w:r>
+      <w:proofErr w:type="spellStart"/>
+      <w:r>
+        <w:t>bella</w:t>
+      </w:r>
+      <w:proofErr w:type="spellEnd"/>
+      <w:r>
+        <w:t xml:space="preserve"> </w:t>
+      </w:r>
+      <w:proofErr w:type="spellStart"/>
+      <w:r>
+        <w:t>moverentur</w:t>
+      </w:r>
+      <w:proofErr w:type="spellEnd"/>
+      <w:r>
+        <w:t xml:space="preserve"> </w:t>
+      </w:r>
+      <w:proofErr w:type="spellStart"/>
+      <w:r>
+        <w:t>externa</w:t>
+      </w:r>
+      <w:proofErr w:type="spellEnd"/>
+      <w:r>
+        <w:t xml:space="preserve">, </w:t>
+      </w:r>
+      <w:proofErr w:type="spellStart"/>
+      <w:r>
+        <w:t>accidisse</w:t>
+      </w:r>
+      <w:proofErr w:type="spellEnd"/>
+      <w:r>
+        <w:t xml:space="preserve"> </w:t>
+      </w:r>
+      <w:proofErr w:type="spellStart"/>
+      <w:r>
+        <w:t>plerumque</w:t>
+      </w:r>
+      <w:proofErr w:type="spellEnd"/>
+      <w:r>
+        <w:t xml:space="preserve"> </w:t>
+      </w:r>
+      <w:proofErr w:type="spellStart"/>
+      <w:r>
+        <w:t>luctuosa</w:t>
+      </w:r>
+      <w:proofErr w:type="spellEnd"/>
+      <w:r>
+        <w:t xml:space="preserve">, </w:t>
+      </w:r>
+      <w:proofErr w:type="spellStart"/>
+      <w:r>
+        <w:t>icto</w:t>
+      </w:r>
+      <w:proofErr w:type="spellEnd"/>
+      <w:r>
+        <w:t xml:space="preserve"> post </w:t>
+      </w:r>
+      <w:proofErr w:type="spellStart"/>
+      <w:r>
+        <w:t>haec</w:t>
+      </w:r>
+      <w:proofErr w:type="spellEnd"/>
+      <w:r>
+        <w:t xml:space="preserve"> </w:t>
+      </w:r>
+      <w:proofErr w:type="spellStart"/>
+      <w:r>
+        <w:t>foedere</w:t>
+      </w:r>
+      <w:proofErr w:type="spellEnd"/>
+      <w:r>
+        <w:t xml:space="preserve"> </w:t>
+      </w:r>
+      <w:proofErr w:type="spellStart"/>
+      <w:r>
+        <w:t>gentium</w:t>
+      </w:r>
+      <w:proofErr w:type="spellEnd"/>
+      <w:r>
+        <w:t xml:space="preserve"> </w:t>
+      </w:r>
+      <w:proofErr w:type="spellStart"/>
+      <w:r>
+        <w:t>ritu</w:t>
+      </w:r>
+      <w:proofErr w:type="spellEnd"/>
+      <w:r>
+        <w:t xml:space="preserve"> </w:t>
+      </w:r>
+      <w:proofErr w:type="spellStart"/>
+      <w:r>
+        <w:t>perfectaque</w:t>
+      </w:r>
+      <w:proofErr w:type="spellEnd"/>
+      <w:r>
+        <w:t xml:space="preserve"> </w:t>
+      </w:r>
+      <w:proofErr w:type="spellStart"/>
+      <w:r>
+        <w:t>sollemnitate</w:t>
+      </w:r>
+      <w:proofErr w:type="spellEnd"/>
+      <w:r>
+        <w:t xml:space="preserve"> imperator </w:t>
+      </w:r>
+      <w:proofErr w:type="spellStart"/>
+      <w:r>
+        <w:t>Mediolanum</w:t>
+      </w:r>
+      <w:proofErr w:type="spellEnd"/>
+      <w:r>
+        <w:t xml:space="preserve"> ad hiberna </w:t>
+      </w:r>
+      <w:proofErr w:type="spellStart"/>
+      <w:r>
+        <w:t>discessit</w:t>
+      </w:r>
+      <w:proofErr w:type="spellEnd"/>
+      <w:r>
+        <w:t>.</w:t>
+      </w:r>
+    </w:p>
+    <w:p/>
     <w:p>
       <w:proofErr w:type="spellStart"/>
       <w:r>
@@ -6037,7 +6733,11 @@
       </w:r>
       <w:proofErr w:type="spellEnd"/>
       <w:r>
-        <w:t xml:space="preserve"> est, </w:t>
+        <w:t xml:space="preserve"> </w:t>
+      </w:r>
+      <w:r>
+        <w:lastRenderedPageBreak/>
+        <w:t xml:space="preserve">est, </w:t>
       </w:r>
       <w:proofErr w:type="spellStart"/>
       <w:r>
@@ -6120,1711 +6820,976 @@
         <w:t>.</w:t>
       </w:r>
     </w:p>
-    <w:p>
-      <w:pPr>
-        <w:pStyle w:val="Heading4"/>
-      </w:pPr>
-    </w:p>
+    <w:p/>
     <w:p>
       <w:pPr>
         <w:pStyle w:val="Heading2"/>
-      </w:pPr>
-      <w:r>
-        <w:t xml:space="preserve">Teacher Perspective </w:t>
-      </w:r>
-      <w:proofErr w:type="spellStart"/>
-      <w:r>
-        <w:t>Before</w:t>
-      </w:r>
-      <w:proofErr w:type="spellEnd"/>
-      <w:r>
-        <w:t xml:space="preserve"> AI</w:t>
-      </w:r>
-    </w:p>
-    <w:p/>
-    <w:p>
-      <w:r>
+        <w:rPr>
+          <w:lang w:val="en-US"/>
+        </w:rPr>
+      </w:pPr>
+      <w:r>
+        <w:rPr>
+          <w:lang w:val="en-US"/>
+        </w:rPr>
+        <w:t>French Education System</w:t>
+      </w:r>
+    </w:p>
+    <w:p>
+      <w:pPr>
+        <w:rPr>
+          <w:lang w:val="en-US"/>
+        </w:rPr>
+      </w:pPr>
+    </w:p>
+    <w:p>
+      <w:pPr>
+        <w:rPr>
+          <w:lang w:val="en-US"/>
+        </w:rPr>
+      </w:pPr>
+      <w:r>
+        <w:rPr>
+          <w:lang w:val="en-US"/>
+        </w:rPr>
         <w:t xml:space="preserve">Mox dicta </w:t>
       </w:r>
       <w:proofErr w:type="spellStart"/>
       <w:r>
+        <w:rPr>
+          <w:lang w:val="en-US"/>
+        </w:rPr>
         <w:t>finierat</w:t>
       </w:r>
       <w:proofErr w:type="spellEnd"/>
       <w:r>
+        <w:rPr>
+          <w:lang w:val="en-US"/>
+        </w:rPr>
         <w:t xml:space="preserve">, </w:t>
       </w:r>
       <w:proofErr w:type="spellStart"/>
       <w:r>
+        <w:rPr>
+          <w:lang w:val="en-US"/>
+        </w:rPr>
         <w:t>multitudo</w:t>
       </w:r>
       <w:proofErr w:type="spellEnd"/>
       <w:r>
-        <w:t xml:space="preserve"> </w:t>
-      </w:r>
-      <w:proofErr w:type="spellStart"/>
-      <w:r>
+        <w:rPr>
+          <w:lang w:val="en-US"/>
+        </w:rPr>
+        <w:t xml:space="preserve"> </w:t>
+      </w:r>
+      <w:proofErr w:type="spellStart"/>
+      <w:r>
+        <w:rPr>
+          <w:lang w:val="en-US"/>
+        </w:rPr>
         <w:t>omnis</w:t>
       </w:r>
       <w:proofErr w:type="spellEnd"/>
       <w:r>
+        <w:rPr>
+          <w:lang w:val="en-US"/>
+        </w:rPr>
         <w:t xml:space="preserve"> ad, </w:t>
       </w:r>
       <w:proofErr w:type="spellStart"/>
       <w:r>
+        <w:rPr>
+          <w:lang w:val="en-US"/>
+        </w:rPr>
         <w:t>quae</w:t>
       </w:r>
       <w:proofErr w:type="spellEnd"/>
       <w:r>
+        <w:rPr>
+          <w:lang w:val="en-US"/>
+        </w:rPr>
         <w:t xml:space="preserve"> imperator </w:t>
       </w:r>
       <w:proofErr w:type="spellStart"/>
       <w:r>
+        <w:rPr>
+          <w:lang w:val="en-US"/>
+        </w:rPr>
         <w:t>voluit</w:t>
       </w:r>
       <w:proofErr w:type="spellEnd"/>
       <w:r>
+        <w:rPr>
+          <w:lang w:val="en-US"/>
+        </w:rPr>
         <w:t xml:space="preserve">, </w:t>
       </w:r>
       <w:proofErr w:type="spellStart"/>
       <w:r>
+        <w:rPr>
+          <w:lang w:val="en-US"/>
+        </w:rPr>
         <w:t>promptior</w:t>
       </w:r>
       <w:proofErr w:type="spellEnd"/>
       <w:r>
-        <w:t xml:space="preserve"> </w:t>
-      </w:r>
-      <w:proofErr w:type="spellStart"/>
-      <w:r>
+        <w:rPr>
+          <w:lang w:val="en-US"/>
+        </w:rPr>
+        <w:t xml:space="preserve"> </w:t>
+      </w:r>
+      <w:proofErr w:type="spellStart"/>
+      <w:r>
+        <w:rPr>
+          <w:lang w:val="en-US"/>
+        </w:rPr>
         <w:t>laudato</w:t>
       </w:r>
       <w:proofErr w:type="spellEnd"/>
       <w:r>
-        <w:t xml:space="preserve"> </w:t>
-      </w:r>
-      <w:proofErr w:type="spellStart"/>
-      <w:r>
+        <w:rPr>
+          <w:lang w:val="en-US"/>
+        </w:rPr>
+        <w:t xml:space="preserve"> </w:t>
+      </w:r>
+      <w:proofErr w:type="spellStart"/>
+      <w:r>
+        <w:rPr>
+          <w:lang w:val="en-US"/>
+        </w:rPr>
         <w:t>consilio</w:t>
       </w:r>
       <w:proofErr w:type="spellEnd"/>
       <w:r>
-        <w:t xml:space="preserve"> </w:t>
-      </w:r>
-      <w:proofErr w:type="spellStart"/>
-      <w:r>
+        <w:rPr>
+          <w:lang w:val="en-US"/>
+        </w:rPr>
+        <w:t xml:space="preserve"> </w:t>
+      </w:r>
+      <w:proofErr w:type="spellStart"/>
+      <w:r>
+        <w:rPr>
+          <w:lang w:val="en-US"/>
+        </w:rPr>
         <w:t>consensit</w:t>
       </w:r>
       <w:proofErr w:type="spellEnd"/>
       <w:r>
-        <w:t xml:space="preserve"> in </w:t>
-      </w:r>
-      <w:proofErr w:type="spellStart"/>
-      <w:r>
-        <w:t>pacem</w:t>
-      </w:r>
-      <w:proofErr w:type="spellEnd"/>
-      <w:r>
-        <w:t xml:space="preserve"> </w:t>
-      </w:r>
-      <w:proofErr w:type="spellStart"/>
-      <w:r>
+        <w:rPr>
+          <w:lang w:val="en-US"/>
+        </w:rPr>
+        <w:t xml:space="preserve"> in pacem </w:t>
+      </w:r>
+      <w:proofErr w:type="spellStart"/>
+      <w:r>
+        <w:rPr>
+          <w:lang w:val="en-US"/>
+        </w:rPr>
         <w:t>ea</w:t>
       </w:r>
       <w:proofErr w:type="spellEnd"/>
       <w:r>
-        <w:t xml:space="preserve"> </w:t>
-      </w:r>
-      <w:proofErr w:type="spellStart"/>
-      <w:r>
-        <w:t>ratione</w:t>
-      </w:r>
-      <w:proofErr w:type="spellEnd"/>
-      <w:r>
-        <w:t xml:space="preserve"> maxime </w:t>
-      </w:r>
-      <w:proofErr w:type="spellStart"/>
-      <w:r>
+        <w:rPr>
+          <w:lang w:val="en-US"/>
+        </w:rPr>
+        <w:t xml:space="preserve"> ratione </w:t>
+      </w:r>
+      <w:proofErr w:type="spellStart"/>
+      <w:r>
+        <w:rPr>
+          <w:lang w:val="en-US"/>
+        </w:rPr>
+        <w:t>maxime</w:t>
+      </w:r>
+      <w:proofErr w:type="spellEnd"/>
+      <w:r>
+        <w:rPr>
+          <w:lang w:val="en-US"/>
+        </w:rPr>
+        <w:t xml:space="preserve"> </w:t>
+      </w:r>
+      <w:proofErr w:type="spellStart"/>
+      <w:r>
+        <w:rPr>
+          <w:lang w:val="en-US"/>
+        </w:rPr>
         <w:t>percita</w:t>
       </w:r>
       <w:proofErr w:type="spellEnd"/>
       <w:r>
-        <w:t xml:space="preserve">, quod </w:t>
-      </w:r>
-      <w:proofErr w:type="spellStart"/>
-      <w:r>
+        <w:rPr>
+          <w:lang w:val="en-US"/>
+        </w:rPr>
+        <w:t xml:space="preserve">, </w:t>
+      </w:r>
+      <w:proofErr w:type="spellStart"/>
+      <w:r>
+        <w:rPr>
+          <w:lang w:val="en-US"/>
+        </w:rPr>
+        <w:t>quod</w:t>
+      </w:r>
+      <w:proofErr w:type="spellEnd"/>
+      <w:r>
+        <w:rPr>
+          <w:lang w:val="en-US"/>
+        </w:rPr>
+        <w:t xml:space="preserve"> </w:t>
+      </w:r>
+      <w:proofErr w:type="spellStart"/>
+      <w:r>
+        <w:rPr>
+          <w:lang w:val="en-US"/>
+        </w:rPr>
         <w:t>norat</w:t>
       </w:r>
       <w:proofErr w:type="spellEnd"/>
       <w:r>
-        <w:t xml:space="preserve"> </w:t>
-      </w:r>
-      <w:proofErr w:type="spellStart"/>
-      <w:r>
+        <w:rPr>
+          <w:lang w:val="en-US"/>
+        </w:rPr>
+        <w:t xml:space="preserve"> </w:t>
+      </w:r>
+      <w:proofErr w:type="spellStart"/>
+      <w:r>
+        <w:rPr>
+          <w:lang w:val="en-US"/>
+        </w:rPr>
         <w:t>expeditionibus</w:t>
       </w:r>
       <w:proofErr w:type="spellEnd"/>
       <w:r>
-        <w:t xml:space="preserve"> </w:t>
-      </w:r>
-      <w:proofErr w:type="spellStart"/>
-      <w:r>
+        <w:rPr>
+          <w:lang w:val="en-US"/>
+        </w:rPr>
+        <w:t xml:space="preserve"> </w:t>
+      </w:r>
+      <w:proofErr w:type="spellStart"/>
+      <w:r>
+        <w:rPr>
+          <w:lang w:val="en-US"/>
+        </w:rPr>
         <w:t>crebris</w:t>
       </w:r>
       <w:proofErr w:type="spellEnd"/>
       <w:r>
-        <w:t xml:space="preserve"> </w:t>
-      </w:r>
-      <w:proofErr w:type="spellStart"/>
-      <w:r>
+        <w:rPr>
+          <w:lang w:val="en-US"/>
+        </w:rPr>
+        <w:t xml:space="preserve"> </w:t>
+      </w:r>
+      <w:proofErr w:type="spellStart"/>
+      <w:r>
+        <w:rPr>
+          <w:lang w:val="en-US"/>
+        </w:rPr>
         <w:t>fortunam</w:t>
       </w:r>
       <w:proofErr w:type="spellEnd"/>
       <w:r>
-        <w:t xml:space="preserve"> </w:t>
-      </w:r>
-      <w:proofErr w:type="spellStart"/>
-      <w:r>
-        <w:t>eius</w:t>
-      </w:r>
-      <w:proofErr w:type="spellEnd"/>
-      <w:r>
-        <w:t xml:space="preserve"> in malis </w:t>
-      </w:r>
-      <w:proofErr w:type="spellStart"/>
-      <w:r>
-        <w:t>tantum</w:t>
-      </w:r>
-      <w:proofErr w:type="spellEnd"/>
-      <w:r>
-        <w:t xml:space="preserve"> </w:t>
-      </w:r>
-      <w:proofErr w:type="spellStart"/>
-      <w:r>
+        <w:rPr>
+          <w:lang w:val="en-US"/>
+        </w:rPr>
+        <w:t xml:space="preserve"> eius in </w:t>
+      </w:r>
+      <w:proofErr w:type="spellStart"/>
+      <w:r>
+        <w:rPr>
+          <w:lang w:val="en-US"/>
+        </w:rPr>
+        <w:t>malis</w:t>
+      </w:r>
+      <w:proofErr w:type="spellEnd"/>
+      <w:r>
+        <w:rPr>
+          <w:lang w:val="en-US"/>
+        </w:rPr>
+        <w:t xml:space="preserve"> tantum </w:t>
+      </w:r>
+      <w:proofErr w:type="spellStart"/>
+      <w:r>
+        <w:rPr>
+          <w:lang w:val="en-US"/>
+        </w:rPr>
         <w:t>civilibus</w:t>
       </w:r>
       <w:proofErr w:type="spellEnd"/>
       <w:r>
-        <w:t xml:space="preserve"> vigilasse, cum </w:t>
-      </w:r>
-      <w:proofErr w:type="spellStart"/>
-      <w:r>
-        <w:t>autem</w:t>
-      </w:r>
-      <w:proofErr w:type="spellEnd"/>
-      <w:r>
-        <w:t xml:space="preserve"> </w:t>
-      </w:r>
-      <w:proofErr w:type="spellStart"/>
-      <w:r>
+        <w:rPr>
+          <w:lang w:val="en-US"/>
+        </w:rPr>
+        <w:t xml:space="preserve"> </w:t>
+      </w:r>
+      <w:proofErr w:type="spellStart"/>
+      <w:r>
+        <w:rPr>
+          <w:lang w:val="en-US"/>
+        </w:rPr>
+        <w:t>vigilasse</w:t>
+      </w:r>
+      <w:proofErr w:type="spellEnd"/>
+      <w:r>
+        <w:rPr>
+          <w:lang w:val="en-US"/>
+        </w:rPr>
+        <w:t xml:space="preserve">, cum autem </w:t>
+      </w:r>
+      <w:proofErr w:type="spellStart"/>
+      <w:r>
+        <w:rPr>
+          <w:lang w:val="en-US"/>
+        </w:rPr>
         <w:t>bella</w:t>
       </w:r>
       <w:proofErr w:type="spellEnd"/>
       <w:r>
-        <w:t xml:space="preserve"> </w:t>
-      </w:r>
-      <w:proofErr w:type="spellStart"/>
-      <w:r>
+        <w:rPr>
+          <w:lang w:val="en-US"/>
+        </w:rPr>
+        <w:t xml:space="preserve"> </w:t>
+      </w:r>
+      <w:proofErr w:type="spellStart"/>
+      <w:r>
+        <w:rPr>
+          <w:lang w:val="en-US"/>
+        </w:rPr>
         <w:t>moverentur</w:t>
       </w:r>
       <w:proofErr w:type="spellEnd"/>
       <w:r>
-        <w:t xml:space="preserve"> </w:t>
-      </w:r>
-      <w:proofErr w:type="spellStart"/>
-      <w:r>
-        <w:t>externa</w:t>
-      </w:r>
-      <w:proofErr w:type="spellEnd"/>
-      <w:r>
+        <w:rPr>
+          <w:lang w:val="en-US"/>
+        </w:rPr>
+        <w:t xml:space="preserve"> externa, </w:t>
+      </w:r>
+      <w:proofErr w:type="spellStart"/>
+      <w:r>
+        <w:rPr>
+          <w:lang w:val="en-US"/>
+        </w:rPr>
+        <w:t>accidisse</w:t>
+      </w:r>
+      <w:proofErr w:type="spellEnd"/>
+      <w:r>
+        <w:rPr>
+          <w:lang w:val="en-US"/>
+        </w:rPr>
+        <w:t xml:space="preserve"> </w:t>
+      </w:r>
+      <w:proofErr w:type="spellStart"/>
+      <w:r>
+        <w:rPr>
+          <w:lang w:val="en-US"/>
+        </w:rPr>
+        <w:t>plerumque</w:t>
+      </w:r>
+      <w:proofErr w:type="spellEnd"/>
+      <w:r>
+        <w:rPr>
+          <w:lang w:val="en-US"/>
+        </w:rPr>
+        <w:t xml:space="preserve"> </w:t>
+      </w:r>
+      <w:proofErr w:type="spellStart"/>
+      <w:r>
+        <w:rPr>
+          <w:lang w:val="en-US"/>
+        </w:rPr>
+        <w:t>luctuosa</w:t>
+      </w:r>
+      <w:proofErr w:type="spellEnd"/>
+      <w:r>
+        <w:rPr>
+          <w:lang w:val="en-US"/>
+        </w:rPr>
         <w:t xml:space="preserve">, </w:t>
       </w:r>
       <w:proofErr w:type="spellStart"/>
       <w:r>
+        <w:rPr>
+          <w:lang w:val="en-US"/>
+        </w:rPr>
+        <w:t>icto</w:t>
+      </w:r>
+      <w:proofErr w:type="spellEnd"/>
+      <w:r>
+        <w:rPr>
+          <w:lang w:val="en-US"/>
+        </w:rPr>
+        <w:t xml:space="preserve"> post haec </w:t>
+      </w:r>
+      <w:proofErr w:type="spellStart"/>
+      <w:r>
+        <w:rPr>
+          <w:lang w:val="en-US"/>
+        </w:rPr>
+        <w:t>foedere</w:t>
+      </w:r>
+      <w:proofErr w:type="spellEnd"/>
+      <w:r>
+        <w:rPr>
+          <w:lang w:val="en-US"/>
+        </w:rPr>
+        <w:t xml:space="preserve"> gentium </w:t>
+      </w:r>
+      <w:proofErr w:type="spellStart"/>
+      <w:r>
+        <w:rPr>
+          <w:lang w:val="en-US"/>
+        </w:rPr>
+        <w:t>ritu</w:t>
+      </w:r>
+      <w:proofErr w:type="spellEnd"/>
+      <w:r>
+        <w:rPr>
+          <w:lang w:val="en-US"/>
+        </w:rPr>
+        <w:t xml:space="preserve"> </w:t>
+      </w:r>
+      <w:proofErr w:type="spellStart"/>
+      <w:r>
+        <w:rPr>
+          <w:lang w:val="en-US"/>
+        </w:rPr>
+        <w:t>perfectaque</w:t>
+      </w:r>
+      <w:proofErr w:type="spellEnd"/>
+      <w:r>
+        <w:rPr>
+          <w:lang w:val="en-US"/>
+        </w:rPr>
+        <w:t xml:space="preserve"> </w:t>
+      </w:r>
+      <w:proofErr w:type="spellStart"/>
+      <w:r>
+        <w:rPr>
+          <w:lang w:val="en-US"/>
+        </w:rPr>
+        <w:t>sollemnitate</w:t>
+      </w:r>
+      <w:proofErr w:type="spellEnd"/>
+      <w:r>
+        <w:rPr>
+          <w:lang w:val="en-US"/>
+        </w:rPr>
+        <w:t xml:space="preserve"> imperator Mediolanum ad </w:t>
+      </w:r>
+      <w:proofErr w:type="spellStart"/>
+      <w:r>
+        <w:rPr>
+          <w:lang w:val="en-US"/>
+        </w:rPr>
+        <w:t>hiberna</w:t>
+      </w:r>
+      <w:proofErr w:type="spellEnd"/>
+      <w:r>
+        <w:rPr>
+          <w:lang w:val="en-US"/>
+        </w:rPr>
+        <w:t xml:space="preserve"> </w:t>
+      </w:r>
+      <w:proofErr w:type="spellStart"/>
+      <w:r>
+        <w:rPr>
+          <w:lang w:val="en-US"/>
+        </w:rPr>
+        <w:t>discessit</w:t>
+      </w:r>
+      <w:proofErr w:type="spellEnd"/>
+      <w:r>
+        <w:rPr>
+          <w:lang w:val="en-US"/>
+        </w:rPr>
+        <w:t>.</w:t>
+      </w:r>
+    </w:p>
+    <w:p>
+      <w:pPr>
+        <w:rPr>
+          <w:lang w:val="en-US"/>
+        </w:rPr>
+      </w:pPr>
+      <w:r>
+        <w:rPr>
+          <w:lang w:val="en-US"/>
+        </w:rPr>
+        <w:t xml:space="preserve">Mox dicta </w:t>
+      </w:r>
+      <w:proofErr w:type="spellStart"/>
+      <w:r>
+        <w:rPr>
+          <w:lang w:val="en-US"/>
+        </w:rPr>
+        <w:t>finierat</w:t>
+      </w:r>
+      <w:proofErr w:type="spellEnd"/>
+      <w:r>
+        <w:rPr>
+          <w:lang w:val="en-US"/>
+        </w:rPr>
+        <w:t xml:space="preserve">, </w:t>
+      </w:r>
+      <w:proofErr w:type="spellStart"/>
+      <w:r>
+        <w:rPr>
+          <w:lang w:val="en-US"/>
+        </w:rPr>
+        <w:t>multitudo</w:t>
+      </w:r>
+      <w:proofErr w:type="spellEnd"/>
+      <w:r>
+        <w:rPr>
+          <w:lang w:val="en-US"/>
+        </w:rPr>
+        <w:t xml:space="preserve"> </w:t>
+      </w:r>
+      <w:proofErr w:type="spellStart"/>
+      <w:r>
+        <w:rPr>
+          <w:lang w:val="en-US"/>
+        </w:rPr>
+        <w:t>omnis</w:t>
+      </w:r>
+      <w:proofErr w:type="spellEnd"/>
+      <w:r>
+        <w:rPr>
+          <w:lang w:val="en-US"/>
+        </w:rPr>
+        <w:t xml:space="preserve"> ad, </w:t>
+      </w:r>
+      <w:proofErr w:type="spellStart"/>
+      <w:r>
+        <w:rPr>
+          <w:lang w:val="en-US"/>
+        </w:rPr>
+        <w:t>quae</w:t>
+      </w:r>
+      <w:proofErr w:type="spellEnd"/>
+      <w:r>
+        <w:rPr>
+          <w:lang w:val="en-US"/>
+        </w:rPr>
+        <w:t xml:space="preserve"> imperator </w:t>
+      </w:r>
+      <w:proofErr w:type="spellStart"/>
+      <w:r>
+        <w:rPr>
+          <w:lang w:val="en-US"/>
+        </w:rPr>
+        <w:t>voluit</w:t>
+      </w:r>
+      <w:proofErr w:type="spellEnd"/>
+      <w:r>
+        <w:rPr>
+          <w:lang w:val="en-US"/>
+        </w:rPr>
+        <w:t xml:space="preserve">, </w:t>
+      </w:r>
+      <w:proofErr w:type="spellStart"/>
+      <w:r>
+        <w:rPr>
+          <w:lang w:val="en-US"/>
+        </w:rPr>
+        <w:t>promptior</w:t>
+      </w:r>
+      <w:proofErr w:type="spellEnd"/>
+      <w:r>
+        <w:rPr>
+          <w:lang w:val="en-US"/>
+        </w:rPr>
+        <w:t xml:space="preserve"> </w:t>
+      </w:r>
+      <w:proofErr w:type="spellStart"/>
+      <w:r>
+        <w:rPr>
+          <w:lang w:val="en-US"/>
+        </w:rPr>
+        <w:t>laudato</w:t>
+      </w:r>
+      <w:proofErr w:type="spellEnd"/>
+      <w:r>
+        <w:rPr>
+          <w:lang w:val="en-US"/>
+        </w:rPr>
+        <w:t xml:space="preserve"> </w:t>
+      </w:r>
+      <w:proofErr w:type="spellStart"/>
+      <w:r>
+        <w:rPr>
+          <w:lang w:val="en-US"/>
+        </w:rPr>
+        <w:t>consilio</w:t>
+      </w:r>
+      <w:proofErr w:type="spellEnd"/>
+      <w:r>
+        <w:rPr>
+          <w:lang w:val="en-US"/>
+        </w:rPr>
+        <w:t xml:space="preserve"> </w:t>
+      </w:r>
+      <w:proofErr w:type="spellStart"/>
+      <w:r>
+        <w:rPr>
+          <w:lang w:val="en-US"/>
+        </w:rPr>
+        <w:t>consensit</w:t>
+      </w:r>
+      <w:proofErr w:type="spellEnd"/>
+      <w:r>
+        <w:rPr>
+          <w:lang w:val="en-US"/>
+        </w:rPr>
+        <w:t xml:space="preserve"> in pacem </w:t>
+      </w:r>
+      <w:proofErr w:type="spellStart"/>
+      <w:r>
+        <w:rPr>
+          <w:lang w:val="en-US"/>
+        </w:rPr>
+        <w:t>ea</w:t>
+      </w:r>
+      <w:proofErr w:type="spellEnd"/>
+      <w:r>
+        <w:rPr>
+          <w:lang w:val="en-US"/>
+        </w:rPr>
+        <w:t xml:space="preserve"> ratione </w:t>
+      </w:r>
+      <w:proofErr w:type="spellStart"/>
+      <w:r>
+        <w:rPr>
+          <w:lang w:val="en-US"/>
+        </w:rPr>
+        <w:t>maxime</w:t>
+      </w:r>
+      <w:proofErr w:type="spellEnd"/>
+      <w:r>
+        <w:rPr>
+          <w:lang w:val="en-US"/>
+        </w:rPr>
+        <w:t xml:space="preserve"> </w:t>
+      </w:r>
+      <w:proofErr w:type="spellStart"/>
+      <w:r>
+        <w:rPr>
+          <w:lang w:val="en-US"/>
+        </w:rPr>
+        <w:t>percita</w:t>
+      </w:r>
+      <w:proofErr w:type="spellEnd"/>
+      <w:r>
+        <w:rPr>
+          <w:lang w:val="en-US"/>
+        </w:rPr>
+        <w:t xml:space="preserve">, </w:t>
+      </w:r>
+      <w:proofErr w:type="spellStart"/>
+      <w:r>
+        <w:rPr>
+          <w:lang w:val="en-US"/>
+        </w:rPr>
+        <w:t>quod</w:t>
+      </w:r>
+      <w:proofErr w:type="spellEnd"/>
+      <w:r>
+        <w:rPr>
+          <w:lang w:val="en-US"/>
+        </w:rPr>
+        <w:t xml:space="preserve"> </w:t>
+      </w:r>
+      <w:proofErr w:type="spellStart"/>
+      <w:r>
+        <w:rPr>
+          <w:lang w:val="en-US"/>
+        </w:rPr>
+        <w:t>norat</w:t>
+      </w:r>
+      <w:proofErr w:type="spellEnd"/>
+      <w:r>
+        <w:rPr>
+          <w:lang w:val="en-US"/>
+        </w:rPr>
+        <w:t xml:space="preserve"> </w:t>
+      </w:r>
+      <w:proofErr w:type="spellStart"/>
+      <w:r>
+        <w:rPr>
+          <w:lang w:val="en-US"/>
+        </w:rPr>
+        <w:t>expeditionibus</w:t>
+      </w:r>
+      <w:proofErr w:type="spellEnd"/>
+      <w:r>
+        <w:rPr>
+          <w:lang w:val="en-US"/>
+        </w:rPr>
+        <w:t xml:space="preserve"> </w:t>
+      </w:r>
+      <w:proofErr w:type="spellStart"/>
+      <w:r>
+        <w:rPr>
+          <w:lang w:val="en-US"/>
+        </w:rPr>
+        <w:t>crebris</w:t>
+      </w:r>
+      <w:proofErr w:type="spellEnd"/>
+      <w:r>
+        <w:rPr>
+          <w:lang w:val="en-US"/>
+        </w:rPr>
+        <w:t xml:space="preserve"> </w:t>
+      </w:r>
+      <w:proofErr w:type="spellStart"/>
+      <w:r>
+        <w:rPr>
+          <w:lang w:val="en-US"/>
+        </w:rPr>
+        <w:t>fortunam</w:t>
+      </w:r>
+      <w:proofErr w:type="spellEnd"/>
+      <w:r>
+        <w:rPr>
+          <w:lang w:val="en-US"/>
+        </w:rPr>
+        <w:t xml:space="preserve"> eius in </w:t>
+      </w:r>
+      <w:proofErr w:type="spellStart"/>
+      <w:r>
+        <w:rPr>
+          <w:lang w:val="en-US"/>
+        </w:rPr>
+        <w:t>malis</w:t>
+      </w:r>
+      <w:proofErr w:type="spellEnd"/>
+      <w:r>
+        <w:rPr>
+          <w:lang w:val="en-US"/>
+        </w:rPr>
+        <w:t xml:space="preserve"> tantum </w:t>
+      </w:r>
+      <w:proofErr w:type="spellStart"/>
+      <w:r>
+        <w:rPr>
+          <w:lang w:val="en-US"/>
+        </w:rPr>
+        <w:t>civilibus</w:t>
+      </w:r>
+      <w:proofErr w:type="spellEnd"/>
+      <w:r>
+        <w:rPr>
+          <w:lang w:val="en-US"/>
+        </w:rPr>
+        <w:t xml:space="preserve"> </w:t>
+      </w:r>
+      <w:proofErr w:type="spellStart"/>
+      <w:r>
+        <w:rPr>
+          <w:lang w:val="en-US"/>
+        </w:rPr>
+        <w:t>vigilasse</w:t>
+      </w:r>
+      <w:proofErr w:type="spellEnd"/>
+      <w:r>
+        <w:rPr>
+          <w:lang w:val="en-US"/>
+        </w:rPr>
+        <w:t xml:space="preserve">, cum autem </w:t>
+      </w:r>
+      <w:proofErr w:type="spellStart"/>
+      <w:r>
+        <w:rPr>
+          <w:lang w:val="en-US"/>
+        </w:rPr>
+        <w:t>bella</w:t>
+      </w:r>
+      <w:proofErr w:type="spellEnd"/>
+      <w:r>
+        <w:rPr>
+          <w:lang w:val="en-US"/>
+        </w:rPr>
+        <w:t xml:space="preserve"> </w:t>
+      </w:r>
+      <w:proofErr w:type="spellStart"/>
+      <w:r>
+        <w:rPr>
+          <w:lang w:val="en-US"/>
+        </w:rPr>
+        <w:t>moverentur</w:t>
+      </w:r>
+      <w:proofErr w:type="spellEnd"/>
+      <w:r>
+        <w:rPr>
+          <w:lang w:val="en-US"/>
+        </w:rPr>
+        <w:t xml:space="preserve"> externa, </w:t>
+      </w:r>
+      <w:proofErr w:type="spellStart"/>
+      <w:r>
+        <w:rPr>
+          <w:lang w:val="en-US"/>
+        </w:rPr>
         <w:t>accidisse</w:t>
       </w:r>
       <w:proofErr w:type="spellEnd"/>
       <w:r>
-        <w:t xml:space="preserve"> </w:t>
-      </w:r>
-      <w:proofErr w:type="spellStart"/>
-      <w:r>
+        <w:rPr>
+          <w:lang w:val="en-US"/>
+        </w:rPr>
+        <w:t xml:space="preserve"> </w:t>
+      </w:r>
+      <w:proofErr w:type="spellStart"/>
+      <w:r>
+        <w:rPr>
+          <w:lang w:val="en-US"/>
+        </w:rPr>
         <w:t>plerumque</w:t>
       </w:r>
       <w:proofErr w:type="spellEnd"/>
       <w:r>
-        <w:t xml:space="preserve"> </w:t>
-      </w:r>
-      <w:proofErr w:type="spellStart"/>
-      <w:r>
+        <w:rPr>
+          <w:lang w:val="en-US"/>
+        </w:rPr>
+        <w:t xml:space="preserve"> </w:t>
+      </w:r>
+      <w:proofErr w:type="spellStart"/>
+      <w:r>
+        <w:rPr>
+          <w:lang w:val="en-US"/>
+        </w:rPr>
         <w:t>luctuosa</w:t>
       </w:r>
       <w:proofErr w:type="spellEnd"/>
       <w:r>
+        <w:rPr>
+          <w:lang w:val="en-US"/>
+        </w:rPr>
         <w:t xml:space="preserve">, </w:t>
       </w:r>
       <w:proofErr w:type="spellStart"/>
       <w:r>
+        <w:rPr>
+          <w:lang w:val="en-US"/>
+        </w:rPr>
         <w:t>icto</w:t>
       </w:r>
       <w:proofErr w:type="spellEnd"/>
       <w:r>
-        <w:t xml:space="preserve"> post </w:t>
-      </w:r>
-      <w:proofErr w:type="spellStart"/>
-      <w:r>
-        <w:t>haec</w:t>
-      </w:r>
-      <w:proofErr w:type="spellEnd"/>
-      <w:r>
-        <w:t xml:space="preserve"> </w:t>
-      </w:r>
-      <w:proofErr w:type="spellStart"/>
-      <w:r>
+        <w:rPr>
+          <w:lang w:val="en-US"/>
+        </w:rPr>
+        <w:t xml:space="preserve"> post haec </w:t>
+      </w:r>
+      <w:proofErr w:type="spellStart"/>
+      <w:r>
+        <w:rPr>
+          <w:lang w:val="en-US"/>
+        </w:rPr>
         <w:t>foedere</w:t>
       </w:r>
       <w:proofErr w:type="spellEnd"/>
       <w:r>
-        <w:t xml:space="preserve"> </w:t>
-      </w:r>
-      <w:proofErr w:type="spellStart"/>
-      <w:r>
-        <w:t>gentium</w:t>
-      </w:r>
-      <w:proofErr w:type="spellEnd"/>
-      <w:r>
-        <w:t xml:space="preserve"> </w:t>
-      </w:r>
-      <w:proofErr w:type="spellStart"/>
-      <w:r>
+        <w:rPr>
+          <w:lang w:val="en-US"/>
+        </w:rPr>
+        <w:t xml:space="preserve"> gentium </w:t>
+      </w:r>
+      <w:proofErr w:type="spellStart"/>
+      <w:r>
+        <w:rPr>
+          <w:lang w:val="en-US"/>
+        </w:rPr>
         <w:t>ritu</w:t>
       </w:r>
       <w:proofErr w:type="spellEnd"/>
       <w:r>
-        <w:t xml:space="preserve"> </w:t>
-      </w:r>
-      <w:proofErr w:type="spellStart"/>
-      <w:r>
+        <w:rPr>
+          <w:lang w:val="en-US"/>
+        </w:rPr>
+        <w:t xml:space="preserve"> </w:t>
+      </w:r>
+      <w:proofErr w:type="spellStart"/>
+      <w:r>
+        <w:rPr>
+          <w:lang w:val="en-US"/>
+        </w:rPr>
         <w:t>perfectaque</w:t>
       </w:r>
       <w:proofErr w:type="spellEnd"/>
       <w:r>
-        <w:t xml:space="preserve"> </w:t>
-      </w:r>
-      <w:proofErr w:type="spellStart"/>
-      <w:r>
+        <w:rPr>
+          <w:lang w:val="en-US"/>
+        </w:rPr>
+        <w:t xml:space="preserve"> </w:t>
+      </w:r>
+      <w:proofErr w:type="spellStart"/>
+      <w:r>
+        <w:rPr>
+          <w:lang w:val="en-US"/>
+        </w:rPr>
         <w:t>sollemnitate</w:t>
       </w:r>
       <w:proofErr w:type="spellEnd"/>
       <w:r>
-        <w:t xml:space="preserve"> imperator </w:t>
-      </w:r>
-      <w:proofErr w:type="spellStart"/>
-      <w:r>
-        <w:t>Mediolanum</w:t>
-      </w:r>
-      <w:proofErr w:type="spellEnd"/>
-      <w:r>
-        <w:t xml:space="preserve"> ad hiberna </w:t>
-      </w:r>
-      <w:proofErr w:type="spellStart"/>
-      <w:r>
+        <w:rPr>
+          <w:lang w:val="en-US"/>
+        </w:rPr>
+        <w:t xml:space="preserve"> imperator Mediolanum ad </w:t>
+      </w:r>
+      <w:proofErr w:type="spellStart"/>
+      <w:r>
+        <w:rPr>
+          <w:lang w:val="en-US"/>
+        </w:rPr>
+        <w:t>hiberna</w:t>
+      </w:r>
+      <w:proofErr w:type="spellEnd"/>
+      <w:r>
+        <w:rPr>
+          <w:lang w:val="en-US"/>
+        </w:rPr>
+        <w:t xml:space="preserve"> </w:t>
+      </w:r>
+      <w:proofErr w:type="spellStart"/>
+      <w:r>
+        <w:rPr>
+          <w:lang w:val="en-US"/>
+        </w:rPr>
         <w:t>discessit</w:t>
       </w:r>
       <w:proofErr w:type="spellEnd"/>
       <w:r>
+        <w:rPr>
+          <w:lang w:val="en-US"/>
+        </w:rPr>
         <w:t>.</w:t>
       </w:r>
     </w:p>
-    <w:p/>
-    <w:p>
-      <w:pPr>
-        <w:pStyle w:val="Heading2"/>
-      </w:pPr>
-      <w:proofErr w:type="spellStart"/>
-      <w:r>
-        <w:t>EdTech</w:t>
-      </w:r>
-      <w:proofErr w:type="spellEnd"/>
-      <w:r>
-        <w:t xml:space="preserve"> &amp; AI</w:t>
-      </w:r>
-    </w:p>
-    <w:p/>
-    <w:p>
-      <w:r>
-        <w:t xml:space="preserve">Mox dicta </w:t>
-      </w:r>
-      <w:proofErr w:type="spellStart"/>
-      <w:r>
-        <w:t>finierat</w:t>
-      </w:r>
-      <w:proofErr w:type="spellEnd"/>
-      <w:r>
-        <w:t xml:space="preserve">, </w:t>
-      </w:r>
-      <w:proofErr w:type="spellStart"/>
-      <w:r>
-        <w:t>multitudo</w:t>
-      </w:r>
-      <w:proofErr w:type="spellEnd"/>
-      <w:r>
-        <w:t xml:space="preserve"> </w:t>
-      </w:r>
-      <w:proofErr w:type="spellStart"/>
-      <w:r>
-        <w:t>omnis</w:t>
-      </w:r>
-      <w:proofErr w:type="spellEnd"/>
-      <w:r>
-        <w:t xml:space="preserve"> ad, </w:t>
-      </w:r>
-      <w:proofErr w:type="spellStart"/>
-      <w:r>
-        <w:t>quae</w:t>
-      </w:r>
-      <w:proofErr w:type="spellEnd"/>
-      <w:r>
-        <w:t xml:space="preserve"> imperator </w:t>
-      </w:r>
-      <w:proofErr w:type="spellStart"/>
-      <w:r>
-        <w:t>voluit</w:t>
-      </w:r>
-      <w:proofErr w:type="spellEnd"/>
-      <w:r>
-        <w:t xml:space="preserve">, </w:t>
-      </w:r>
-      <w:proofErr w:type="spellStart"/>
-      <w:r>
-        <w:t>promptior</w:t>
-      </w:r>
-      <w:proofErr w:type="spellEnd"/>
-      <w:r>
-        <w:t xml:space="preserve"> </w:t>
-      </w:r>
-      <w:proofErr w:type="spellStart"/>
-      <w:r>
-        <w:t>laudato</w:t>
-      </w:r>
-      <w:proofErr w:type="spellEnd"/>
-      <w:r>
-        <w:t xml:space="preserve"> </w:t>
-      </w:r>
-      <w:proofErr w:type="spellStart"/>
-      <w:r>
-        <w:t>consilio</w:t>
-      </w:r>
-      <w:proofErr w:type="spellEnd"/>
-      <w:r>
-        <w:t xml:space="preserve"> </w:t>
-      </w:r>
-      <w:proofErr w:type="spellStart"/>
-      <w:r>
-        <w:t>consensit</w:t>
-      </w:r>
-      <w:proofErr w:type="spellEnd"/>
-      <w:r>
-        <w:t xml:space="preserve"> in </w:t>
-      </w:r>
-      <w:proofErr w:type="spellStart"/>
-      <w:r>
-        <w:t>pacem</w:t>
-      </w:r>
-      <w:proofErr w:type="spellEnd"/>
-      <w:r>
-        <w:t xml:space="preserve"> </w:t>
-      </w:r>
-      <w:proofErr w:type="spellStart"/>
-      <w:r>
-        <w:t>ea</w:t>
-      </w:r>
-      <w:proofErr w:type="spellEnd"/>
-      <w:r>
-        <w:t xml:space="preserve"> </w:t>
-      </w:r>
-      <w:proofErr w:type="spellStart"/>
-      <w:r>
-        <w:t>ratione</w:t>
-      </w:r>
-      <w:proofErr w:type="spellEnd"/>
-      <w:r>
-        <w:t xml:space="preserve"> maxime </w:t>
-      </w:r>
-      <w:proofErr w:type="spellStart"/>
-      <w:r>
-        <w:t>percita</w:t>
-      </w:r>
-      <w:proofErr w:type="spellEnd"/>
-      <w:r>
-        <w:t xml:space="preserve">, quod </w:t>
-      </w:r>
-      <w:proofErr w:type="spellStart"/>
-      <w:r>
-        <w:t>norat</w:t>
-      </w:r>
-      <w:proofErr w:type="spellEnd"/>
-      <w:r>
-        <w:t xml:space="preserve"> </w:t>
-      </w:r>
-      <w:proofErr w:type="spellStart"/>
-      <w:r>
-        <w:t>expeditionibus</w:t>
-      </w:r>
-      <w:proofErr w:type="spellEnd"/>
-      <w:r>
-        <w:t xml:space="preserve"> </w:t>
-      </w:r>
-      <w:proofErr w:type="spellStart"/>
-      <w:r>
-        <w:t>crebris</w:t>
-      </w:r>
-      <w:proofErr w:type="spellEnd"/>
-      <w:r>
-        <w:t xml:space="preserve"> </w:t>
-      </w:r>
-      <w:proofErr w:type="spellStart"/>
-      <w:r>
-        <w:t>fortunam</w:t>
-      </w:r>
-      <w:proofErr w:type="spellEnd"/>
-      <w:r>
-        <w:t xml:space="preserve"> </w:t>
-      </w:r>
-      <w:proofErr w:type="spellStart"/>
-      <w:r>
-        <w:t>eius</w:t>
-      </w:r>
-      <w:proofErr w:type="spellEnd"/>
-      <w:r>
-        <w:t xml:space="preserve"> in malis </w:t>
-      </w:r>
-      <w:proofErr w:type="spellStart"/>
-      <w:r>
-        <w:t>tantum</w:t>
-      </w:r>
-      <w:proofErr w:type="spellEnd"/>
-      <w:r>
-        <w:t xml:space="preserve"> </w:t>
-      </w:r>
-      <w:proofErr w:type="spellStart"/>
-      <w:r>
-        <w:t>civilibus</w:t>
-      </w:r>
-      <w:proofErr w:type="spellEnd"/>
-      <w:r>
-        <w:t xml:space="preserve"> vigilasse, cum </w:t>
-      </w:r>
-      <w:proofErr w:type="spellStart"/>
-      <w:r>
-        <w:t>autem</w:t>
-      </w:r>
-      <w:proofErr w:type="spellEnd"/>
-      <w:r>
-        <w:t xml:space="preserve"> </w:t>
-      </w:r>
-      <w:proofErr w:type="spellStart"/>
-      <w:r>
-        <w:t>bella</w:t>
-      </w:r>
-      <w:proofErr w:type="spellEnd"/>
-      <w:r>
-        <w:t xml:space="preserve"> </w:t>
-      </w:r>
-      <w:proofErr w:type="spellStart"/>
-      <w:r>
-        <w:t>moverentur</w:t>
-      </w:r>
-      <w:proofErr w:type="spellEnd"/>
-      <w:r>
-        <w:t xml:space="preserve"> </w:t>
-      </w:r>
-      <w:proofErr w:type="spellStart"/>
-      <w:r>
-        <w:t>externa</w:t>
-      </w:r>
-      <w:proofErr w:type="spellEnd"/>
-      <w:r>
-        <w:t xml:space="preserve">, </w:t>
-      </w:r>
-      <w:proofErr w:type="spellStart"/>
-      <w:r>
-        <w:t>accidisse</w:t>
-      </w:r>
-      <w:proofErr w:type="spellEnd"/>
-      <w:r>
-        <w:t xml:space="preserve"> </w:t>
-      </w:r>
-      <w:proofErr w:type="spellStart"/>
-      <w:r>
-        <w:t>plerumque</w:t>
-      </w:r>
-      <w:proofErr w:type="spellEnd"/>
-      <w:r>
-        <w:t xml:space="preserve"> </w:t>
-      </w:r>
-      <w:proofErr w:type="spellStart"/>
-      <w:r>
-        <w:t>luctuosa</w:t>
-      </w:r>
-      <w:proofErr w:type="spellEnd"/>
-      <w:r>
-        <w:t xml:space="preserve">, </w:t>
-      </w:r>
-      <w:proofErr w:type="spellStart"/>
-      <w:r>
-        <w:t>icto</w:t>
-      </w:r>
-      <w:proofErr w:type="spellEnd"/>
-      <w:r>
-        <w:t xml:space="preserve"> post </w:t>
-      </w:r>
-      <w:proofErr w:type="spellStart"/>
-      <w:r>
-        <w:t>haec</w:t>
-      </w:r>
-      <w:proofErr w:type="spellEnd"/>
-      <w:r>
-        <w:t xml:space="preserve"> </w:t>
-      </w:r>
-      <w:proofErr w:type="spellStart"/>
-      <w:r>
-        <w:t>foedere</w:t>
-      </w:r>
-      <w:proofErr w:type="spellEnd"/>
-      <w:r>
-        <w:t xml:space="preserve"> </w:t>
-      </w:r>
-      <w:proofErr w:type="spellStart"/>
-      <w:r>
-        <w:t>gentium</w:t>
-      </w:r>
-      <w:proofErr w:type="spellEnd"/>
-      <w:r>
-        <w:t xml:space="preserve"> </w:t>
-      </w:r>
-      <w:proofErr w:type="spellStart"/>
-      <w:r>
-        <w:t>ritu</w:t>
-      </w:r>
-      <w:proofErr w:type="spellEnd"/>
-      <w:r>
-        <w:t xml:space="preserve"> </w:t>
-      </w:r>
-      <w:proofErr w:type="spellStart"/>
-      <w:r>
-        <w:t>perfectaque</w:t>
-      </w:r>
-      <w:proofErr w:type="spellEnd"/>
-      <w:r>
-        <w:t xml:space="preserve"> </w:t>
-      </w:r>
-      <w:proofErr w:type="spellStart"/>
-      <w:r>
-        <w:t>sollemnitate</w:t>
-      </w:r>
-      <w:proofErr w:type="spellEnd"/>
-      <w:r>
-        <w:t xml:space="preserve"> imperator </w:t>
-      </w:r>
-      <w:proofErr w:type="spellStart"/>
-      <w:r>
-        <w:t>Mediolanum</w:t>
-      </w:r>
-      <w:proofErr w:type="spellEnd"/>
-      <w:r>
-        <w:t xml:space="preserve"> ad hiberna </w:t>
-      </w:r>
-      <w:proofErr w:type="spellStart"/>
-      <w:r>
-        <w:t>discessit</w:t>
-      </w:r>
-      <w:proofErr w:type="spellEnd"/>
-      <w:r>
-        <w:t>.</w:t>
-      </w:r>
-    </w:p>
-    <w:p/>
-    <w:p>
-      <w:proofErr w:type="spellStart"/>
-      <w:r>
-        <w:lastRenderedPageBreak/>
-        <w:t>Etenim</w:t>
-      </w:r>
-      <w:proofErr w:type="spellEnd"/>
-      <w:r>
-        <w:t xml:space="preserve"> si </w:t>
-      </w:r>
-      <w:proofErr w:type="spellStart"/>
-      <w:r>
-        <w:t>attendere</w:t>
-      </w:r>
-      <w:proofErr w:type="spellEnd"/>
-      <w:r>
-        <w:t xml:space="preserve"> diligenter, </w:t>
-      </w:r>
-      <w:proofErr w:type="spellStart"/>
-      <w:r>
-        <w:t>existimare</w:t>
-      </w:r>
-      <w:proofErr w:type="spellEnd"/>
-      <w:r>
-        <w:t xml:space="preserve"> </w:t>
-      </w:r>
-      <w:proofErr w:type="spellStart"/>
-      <w:r>
-        <w:t>vere</w:t>
-      </w:r>
-      <w:proofErr w:type="spellEnd"/>
-      <w:r>
-        <w:t xml:space="preserve"> de omni </w:t>
-      </w:r>
-      <w:proofErr w:type="spellStart"/>
-      <w:r>
-        <w:t>hac</w:t>
-      </w:r>
-      <w:proofErr w:type="spellEnd"/>
-      <w:r>
-        <w:t xml:space="preserve"> causa </w:t>
-      </w:r>
-      <w:proofErr w:type="spellStart"/>
-      <w:r>
-        <w:t>volueritis</w:t>
-      </w:r>
-      <w:proofErr w:type="spellEnd"/>
-      <w:r>
-        <w:t xml:space="preserve">, sic </w:t>
-      </w:r>
-      <w:proofErr w:type="spellStart"/>
-      <w:r>
-        <w:t>constituetis</w:t>
-      </w:r>
-      <w:proofErr w:type="spellEnd"/>
-      <w:r>
-        <w:t xml:space="preserve">, </w:t>
-      </w:r>
-      <w:proofErr w:type="spellStart"/>
-      <w:r>
-        <w:t>iudices</w:t>
-      </w:r>
-      <w:proofErr w:type="spellEnd"/>
-      <w:r>
-        <w:t xml:space="preserve">, nec </w:t>
-      </w:r>
-      <w:proofErr w:type="spellStart"/>
-      <w:r>
-        <w:t>descensurum</w:t>
-      </w:r>
-      <w:proofErr w:type="spellEnd"/>
-      <w:r>
-        <w:t xml:space="preserve"> </w:t>
-      </w:r>
-      <w:proofErr w:type="spellStart"/>
-      <w:r>
-        <w:t>quemquam</w:t>
-      </w:r>
-      <w:proofErr w:type="spellEnd"/>
-      <w:r>
-        <w:t xml:space="preserve"> ad </w:t>
-      </w:r>
-      <w:proofErr w:type="spellStart"/>
-      <w:r>
-        <w:t>hanc</w:t>
-      </w:r>
-      <w:proofErr w:type="spellEnd"/>
-      <w:r>
-        <w:t xml:space="preserve"> </w:t>
-      </w:r>
-      <w:proofErr w:type="spellStart"/>
-      <w:r>
-        <w:t>accusationem</w:t>
-      </w:r>
-      <w:proofErr w:type="spellEnd"/>
-      <w:r>
-        <w:t xml:space="preserve"> fuisse, </w:t>
-      </w:r>
-      <w:proofErr w:type="spellStart"/>
-      <w:r>
-        <w:t>cui</w:t>
-      </w:r>
-      <w:proofErr w:type="spellEnd"/>
-      <w:r>
-        <w:t xml:space="preserve">, </w:t>
-      </w:r>
-      <w:proofErr w:type="spellStart"/>
-      <w:r>
-        <w:t>utrum</w:t>
-      </w:r>
-      <w:proofErr w:type="spellEnd"/>
-      <w:r>
-        <w:t xml:space="preserve"> </w:t>
-      </w:r>
-      <w:proofErr w:type="spellStart"/>
-      <w:r>
-        <w:t>vellet</w:t>
-      </w:r>
-      <w:proofErr w:type="spellEnd"/>
-      <w:r>
-        <w:t xml:space="preserve">, </w:t>
-      </w:r>
-      <w:proofErr w:type="spellStart"/>
-      <w:r>
-        <w:t>liceret</w:t>
-      </w:r>
-      <w:proofErr w:type="spellEnd"/>
-      <w:r>
-        <w:t xml:space="preserve">, nec, cum </w:t>
-      </w:r>
-      <w:proofErr w:type="spellStart"/>
-      <w:r>
-        <w:t>descendisset</w:t>
-      </w:r>
-      <w:proofErr w:type="spellEnd"/>
-      <w:r>
-        <w:t xml:space="preserve">, </w:t>
-      </w:r>
-      <w:proofErr w:type="spellStart"/>
-      <w:r>
-        <w:t>quicquam</w:t>
-      </w:r>
-      <w:proofErr w:type="spellEnd"/>
-      <w:r>
-        <w:t xml:space="preserve"> </w:t>
-      </w:r>
-      <w:proofErr w:type="spellStart"/>
-      <w:r>
-        <w:t>habiturum</w:t>
-      </w:r>
-      <w:proofErr w:type="spellEnd"/>
-      <w:r>
-        <w:t xml:space="preserve"> </w:t>
-      </w:r>
-      <w:proofErr w:type="spellStart"/>
-      <w:r>
-        <w:t>spei</w:t>
-      </w:r>
-      <w:proofErr w:type="spellEnd"/>
-      <w:r>
-        <w:t xml:space="preserve"> fuisse, </w:t>
-      </w:r>
-      <w:proofErr w:type="spellStart"/>
-      <w:r>
-        <w:t>nisi</w:t>
-      </w:r>
-      <w:proofErr w:type="spellEnd"/>
-      <w:r>
-        <w:t xml:space="preserve"> </w:t>
-      </w:r>
-      <w:proofErr w:type="spellStart"/>
-      <w:r>
-        <w:t>alicuius</w:t>
-      </w:r>
-      <w:proofErr w:type="spellEnd"/>
-      <w:r>
-        <w:t xml:space="preserve"> </w:t>
-      </w:r>
-      <w:proofErr w:type="spellStart"/>
-      <w:r>
-        <w:t>intolerabili</w:t>
-      </w:r>
-      <w:proofErr w:type="spellEnd"/>
-      <w:r>
-        <w:t xml:space="preserve"> </w:t>
-      </w:r>
-      <w:proofErr w:type="spellStart"/>
-      <w:r>
-        <w:t>libidine</w:t>
-      </w:r>
-      <w:proofErr w:type="spellEnd"/>
-      <w:r>
-        <w:t xml:space="preserve"> et </w:t>
-      </w:r>
-      <w:proofErr w:type="spellStart"/>
-      <w:r>
-        <w:t>nimis</w:t>
-      </w:r>
-      <w:proofErr w:type="spellEnd"/>
-      <w:r>
-        <w:t xml:space="preserve"> </w:t>
-      </w:r>
-      <w:proofErr w:type="spellStart"/>
-      <w:r>
-        <w:t>acerbo</w:t>
-      </w:r>
-      <w:proofErr w:type="spellEnd"/>
-      <w:r>
-        <w:t xml:space="preserve"> </w:t>
-      </w:r>
-      <w:proofErr w:type="spellStart"/>
-      <w:r>
-        <w:t>odio</w:t>
-      </w:r>
-      <w:proofErr w:type="spellEnd"/>
-      <w:r>
-        <w:t xml:space="preserve"> </w:t>
-      </w:r>
-      <w:proofErr w:type="spellStart"/>
-      <w:r>
-        <w:t>niteretur</w:t>
-      </w:r>
-      <w:proofErr w:type="spellEnd"/>
-      <w:r>
-        <w:t xml:space="preserve">. Sed ego </w:t>
-      </w:r>
-      <w:proofErr w:type="spellStart"/>
-      <w:r>
-        <w:t>Atratino</w:t>
-      </w:r>
-      <w:proofErr w:type="spellEnd"/>
-      <w:r>
-        <w:t xml:space="preserve">, </w:t>
-      </w:r>
-      <w:proofErr w:type="spellStart"/>
-      <w:r>
-        <w:t>humanissimo</w:t>
-      </w:r>
-      <w:proofErr w:type="spellEnd"/>
-      <w:r>
-        <w:t xml:space="preserve"> </w:t>
-      </w:r>
-      <w:proofErr w:type="spellStart"/>
-      <w:r>
-        <w:t>atque</w:t>
-      </w:r>
-      <w:proofErr w:type="spellEnd"/>
-      <w:r>
-        <w:t xml:space="preserve"> </w:t>
-      </w:r>
-      <w:proofErr w:type="spellStart"/>
-      <w:r>
-        <w:t>optimo</w:t>
-      </w:r>
-      <w:proofErr w:type="spellEnd"/>
-      <w:r>
-        <w:t xml:space="preserve"> </w:t>
-      </w:r>
-      <w:proofErr w:type="spellStart"/>
-      <w:r>
-        <w:t>adulescenti</w:t>
-      </w:r>
-      <w:proofErr w:type="spellEnd"/>
-      <w:r>
-        <w:t xml:space="preserve"> </w:t>
-      </w:r>
-      <w:proofErr w:type="spellStart"/>
-      <w:r>
-        <w:t>meo</w:t>
-      </w:r>
-      <w:proofErr w:type="spellEnd"/>
-      <w:r>
-        <w:t xml:space="preserve"> </w:t>
-      </w:r>
-      <w:proofErr w:type="spellStart"/>
-      <w:r>
-        <w:t>necessario</w:t>
-      </w:r>
-      <w:proofErr w:type="spellEnd"/>
-      <w:r>
-        <w:t xml:space="preserve">, </w:t>
-      </w:r>
-      <w:proofErr w:type="spellStart"/>
-      <w:r>
-        <w:t>ignosco</w:t>
-      </w:r>
-      <w:proofErr w:type="spellEnd"/>
-      <w:r>
-        <w:t xml:space="preserve">, qui </w:t>
-      </w:r>
-      <w:proofErr w:type="spellStart"/>
-      <w:r>
-        <w:t>habet</w:t>
-      </w:r>
-      <w:proofErr w:type="spellEnd"/>
-      <w:r>
-        <w:t xml:space="preserve"> </w:t>
-      </w:r>
-      <w:proofErr w:type="spellStart"/>
-      <w:r>
-        <w:t>excusationem</w:t>
-      </w:r>
-      <w:proofErr w:type="spellEnd"/>
-      <w:r>
-        <w:t xml:space="preserve"> </w:t>
-      </w:r>
-      <w:proofErr w:type="spellStart"/>
-      <w:r>
-        <w:t>vel</w:t>
-      </w:r>
-      <w:proofErr w:type="spellEnd"/>
-      <w:r>
-        <w:t xml:space="preserve"> </w:t>
-      </w:r>
-      <w:proofErr w:type="spellStart"/>
-      <w:r>
-        <w:t>pietatis</w:t>
-      </w:r>
-      <w:proofErr w:type="spellEnd"/>
-      <w:r>
-        <w:t xml:space="preserve"> </w:t>
-      </w:r>
-      <w:proofErr w:type="spellStart"/>
-      <w:r>
-        <w:t>vel</w:t>
-      </w:r>
-      <w:proofErr w:type="spellEnd"/>
-      <w:r>
-        <w:t xml:space="preserve"> </w:t>
-      </w:r>
-      <w:proofErr w:type="spellStart"/>
-      <w:r>
-        <w:t>necessitatis</w:t>
-      </w:r>
-      <w:proofErr w:type="spellEnd"/>
-      <w:r>
-        <w:t xml:space="preserve"> </w:t>
-      </w:r>
-      <w:proofErr w:type="spellStart"/>
-      <w:r>
-        <w:t>vel</w:t>
-      </w:r>
-      <w:proofErr w:type="spellEnd"/>
-      <w:r>
-        <w:t xml:space="preserve"> </w:t>
-      </w:r>
-      <w:proofErr w:type="spellStart"/>
-      <w:r>
-        <w:t>aetatis</w:t>
-      </w:r>
-      <w:proofErr w:type="spellEnd"/>
-      <w:r>
-        <w:t xml:space="preserve">. Si </w:t>
-      </w:r>
-      <w:proofErr w:type="spellStart"/>
-      <w:r>
-        <w:t>voluit</w:t>
-      </w:r>
-      <w:proofErr w:type="spellEnd"/>
-      <w:r>
-        <w:t xml:space="preserve"> </w:t>
-      </w:r>
-      <w:proofErr w:type="spellStart"/>
-      <w:r>
-        <w:t>accusare</w:t>
-      </w:r>
-      <w:proofErr w:type="spellEnd"/>
-      <w:r>
-        <w:t xml:space="preserve">, </w:t>
-      </w:r>
-      <w:proofErr w:type="spellStart"/>
-      <w:r>
-        <w:t>pietati</w:t>
-      </w:r>
-      <w:proofErr w:type="spellEnd"/>
-      <w:r>
-        <w:t xml:space="preserve"> </w:t>
-      </w:r>
-      <w:proofErr w:type="spellStart"/>
-      <w:r>
-        <w:t>tribuo</w:t>
-      </w:r>
-      <w:proofErr w:type="spellEnd"/>
-      <w:r>
-        <w:t xml:space="preserve">, si </w:t>
-      </w:r>
-      <w:proofErr w:type="spellStart"/>
-      <w:r>
-        <w:t>iussus</w:t>
-      </w:r>
-      <w:proofErr w:type="spellEnd"/>
-      <w:r>
-        <w:t xml:space="preserve"> est, </w:t>
-      </w:r>
-      <w:proofErr w:type="spellStart"/>
-      <w:r>
-        <w:t>necessitati</w:t>
-      </w:r>
-      <w:proofErr w:type="spellEnd"/>
-      <w:r>
-        <w:t xml:space="preserve">, si </w:t>
-      </w:r>
-      <w:proofErr w:type="spellStart"/>
-      <w:r>
-        <w:t>speravit</w:t>
-      </w:r>
-      <w:proofErr w:type="spellEnd"/>
-      <w:r>
-        <w:t xml:space="preserve"> </w:t>
-      </w:r>
-      <w:proofErr w:type="spellStart"/>
-      <w:r>
-        <w:t>aliquid</w:t>
-      </w:r>
-      <w:proofErr w:type="spellEnd"/>
-      <w:r>
-        <w:t xml:space="preserve">, </w:t>
-      </w:r>
-      <w:proofErr w:type="spellStart"/>
-      <w:r>
-        <w:t>pueritiae</w:t>
-      </w:r>
-      <w:proofErr w:type="spellEnd"/>
-      <w:r>
-        <w:t xml:space="preserve">. </w:t>
-      </w:r>
-      <w:proofErr w:type="spellStart"/>
-      <w:r>
-        <w:t>Ceteris</w:t>
-      </w:r>
-      <w:proofErr w:type="spellEnd"/>
-      <w:r>
-        <w:t xml:space="preserve"> non modo nihil </w:t>
-      </w:r>
-      <w:proofErr w:type="spellStart"/>
-      <w:r>
-        <w:t>ignoscendum</w:t>
-      </w:r>
-      <w:proofErr w:type="spellEnd"/>
-      <w:r>
-        <w:t xml:space="preserve">, </w:t>
-      </w:r>
-      <w:proofErr w:type="spellStart"/>
-      <w:r>
-        <w:t>sed</w:t>
-      </w:r>
-      <w:proofErr w:type="spellEnd"/>
-      <w:r>
-        <w:t xml:space="preserve"> </w:t>
-      </w:r>
-      <w:proofErr w:type="spellStart"/>
-      <w:r>
-        <w:t>etiam</w:t>
-      </w:r>
-      <w:proofErr w:type="spellEnd"/>
-      <w:r>
-        <w:t xml:space="preserve"> </w:t>
-      </w:r>
-      <w:proofErr w:type="spellStart"/>
-      <w:r>
-        <w:t>acriter</w:t>
-      </w:r>
-      <w:proofErr w:type="spellEnd"/>
-      <w:r>
-        <w:t xml:space="preserve"> est </w:t>
-      </w:r>
-      <w:proofErr w:type="spellStart"/>
-      <w:r>
-        <w:t>resistendum</w:t>
-      </w:r>
-      <w:proofErr w:type="spellEnd"/>
-      <w:r>
-        <w:t>.</w:t>
-      </w:r>
-    </w:p>
-    <w:p/>
-    <w:p>
-      <w:pPr>
-        <w:pStyle w:val="Heading2"/>
-      </w:pPr>
-      <w:r>
-        <w:t>French Education System</w:t>
-      </w:r>
-    </w:p>
-    <w:p/>
-    <w:p>
-      <w:r>
-        <w:t xml:space="preserve">Mox dicta </w:t>
-      </w:r>
-      <w:proofErr w:type="spellStart"/>
-      <w:r>
-        <w:t>finierat</w:t>
-      </w:r>
-      <w:proofErr w:type="spellEnd"/>
-      <w:r>
-        <w:t xml:space="preserve">, </w:t>
-      </w:r>
-      <w:proofErr w:type="spellStart"/>
-      <w:r>
-        <w:t>multitudo</w:t>
-      </w:r>
-      <w:proofErr w:type="spellEnd"/>
-      <w:r>
-        <w:t xml:space="preserve"> </w:t>
-      </w:r>
-      <w:proofErr w:type="spellStart"/>
-      <w:r>
-        <w:t>omnis</w:t>
-      </w:r>
-      <w:proofErr w:type="spellEnd"/>
-      <w:r>
-        <w:t xml:space="preserve"> ad, </w:t>
-      </w:r>
-      <w:proofErr w:type="spellStart"/>
-      <w:r>
-        <w:t>quae</w:t>
-      </w:r>
-      <w:proofErr w:type="spellEnd"/>
-      <w:r>
-        <w:t xml:space="preserve"> imperator </w:t>
-      </w:r>
-      <w:proofErr w:type="spellStart"/>
-      <w:r>
-        <w:t>voluit</w:t>
-      </w:r>
-      <w:proofErr w:type="spellEnd"/>
-      <w:r>
-        <w:t xml:space="preserve">, </w:t>
-      </w:r>
-      <w:proofErr w:type="spellStart"/>
-      <w:r>
-        <w:t>promptior</w:t>
-      </w:r>
-      <w:proofErr w:type="spellEnd"/>
-      <w:r>
-        <w:t xml:space="preserve"> </w:t>
-      </w:r>
-      <w:proofErr w:type="spellStart"/>
-      <w:r>
-        <w:t>laudato</w:t>
-      </w:r>
-      <w:proofErr w:type="spellEnd"/>
-      <w:r>
-        <w:t xml:space="preserve"> </w:t>
-      </w:r>
-      <w:proofErr w:type="spellStart"/>
-      <w:r>
-        <w:t>consilio</w:t>
-      </w:r>
-      <w:proofErr w:type="spellEnd"/>
-      <w:r>
-        <w:t xml:space="preserve"> </w:t>
-      </w:r>
-      <w:proofErr w:type="spellStart"/>
-      <w:r>
-        <w:t>consensit</w:t>
-      </w:r>
-      <w:proofErr w:type="spellEnd"/>
-      <w:r>
-        <w:t xml:space="preserve"> in </w:t>
-      </w:r>
-      <w:proofErr w:type="spellStart"/>
-      <w:r>
-        <w:t>pacem</w:t>
-      </w:r>
-      <w:proofErr w:type="spellEnd"/>
-      <w:r>
-        <w:t xml:space="preserve"> </w:t>
-      </w:r>
-      <w:proofErr w:type="spellStart"/>
-      <w:r>
-        <w:t>ea</w:t>
-      </w:r>
-      <w:proofErr w:type="spellEnd"/>
-      <w:r>
-        <w:t xml:space="preserve"> </w:t>
-      </w:r>
-      <w:proofErr w:type="spellStart"/>
-      <w:r>
-        <w:t>ratione</w:t>
-      </w:r>
-      <w:proofErr w:type="spellEnd"/>
-      <w:r>
-        <w:t xml:space="preserve"> maxime </w:t>
-      </w:r>
-      <w:proofErr w:type="spellStart"/>
-      <w:r>
-        <w:t>percita</w:t>
-      </w:r>
-      <w:proofErr w:type="spellEnd"/>
-      <w:r>
-        <w:t xml:space="preserve">, quod </w:t>
-      </w:r>
-      <w:proofErr w:type="spellStart"/>
-      <w:r>
-        <w:t>norat</w:t>
-      </w:r>
-      <w:proofErr w:type="spellEnd"/>
-      <w:r>
-        <w:t xml:space="preserve"> </w:t>
-      </w:r>
-      <w:proofErr w:type="spellStart"/>
-      <w:r>
-        <w:t>expeditionibus</w:t>
-      </w:r>
-      <w:proofErr w:type="spellEnd"/>
-      <w:r>
-        <w:t xml:space="preserve"> </w:t>
-      </w:r>
-      <w:proofErr w:type="spellStart"/>
-      <w:r>
-        <w:t>crebris</w:t>
-      </w:r>
-      <w:proofErr w:type="spellEnd"/>
-      <w:r>
-        <w:t xml:space="preserve"> </w:t>
-      </w:r>
-      <w:proofErr w:type="spellStart"/>
-      <w:r>
-        <w:t>fortunam</w:t>
-      </w:r>
-      <w:proofErr w:type="spellEnd"/>
-      <w:r>
-        <w:t xml:space="preserve"> </w:t>
-      </w:r>
-      <w:proofErr w:type="spellStart"/>
-      <w:r>
-        <w:t>eius</w:t>
-      </w:r>
-      <w:proofErr w:type="spellEnd"/>
-      <w:r>
-        <w:t xml:space="preserve"> in malis </w:t>
-      </w:r>
-      <w:proofErr w:type="spellStart"/>
-      <w:r>
-        <w:t>tantum</w:t>
-      </w:r>
-      <w:proofErr w:type="spellEnd"/>
-      <w:r>
-        <w:t xml:space="preserve"> </w:t>
-      </w:r>
-      <w:proofErr w:type="spellStart"/>
-      <w:r>
-        <w:t>civilibus</w:t>
-      </w:r>
-      <w:proofErr w:type="spellEnd"/>
-      <w:r>
-        <w:t xml:space="preserve"> vigilasse, cum </w:t>
-      </w:r>
-      <w:proofErr w:type="spellStart"/>
-      <w:r>
-        <w:t>autem</w:t>
-      </w:r>
-      <w:proofErr w:type="spellEnd"/>
-      <w:r>
-        <w:t xml:space="preserve"> </w:t>
-      </w:r>
-      <w:proofErr w:type="spellStart"/>
-      <w:r>
-        <w:t>bella</w:t>
-      </w:r>
-      <w:proofErr w:type="spellEnd"/>
-      <w:r>
-        <w:t xml:space="preserve"> </w:t>
-      </w:r>
-      <w:proofErr w:type="spellStart"/>
-      <w:r>
-        <w:t>moverentur</w:t>
-      </w:r>
-      <w:proofErr w:type="spellEnd"/>
-      <w:r>
-        <w:t xml:space="preserve"> </w:t>
-      </w:r>
-      <w:proofErr w:type="spellStart"/>
-      <w:r>
-        <w:t>externa</w:t>
-      </w:r>
-      <w:proofErr w:type="spellEnd"/>
-      <w:r>
-        <w:t xml:space="preserve">, </w:t>
-      </w:r>
-      <w:proofErr w:type="spellStart"/>
-      <w:r>
-        <w:t>accidisse</w:t>
-      </w:r>
-      <w:proofErr w:type="spellEnd"/>
-      <w:r>
-        <w:t xml:space="preserve"> </w:t>
-      </w:r>
-      <w:proofErr w:type="spellStart"/>
-      <w:r>
-        <w:t>plerumque</w:t>
-      </w:r>
-      <w:proofErr w:type="spellEnd"/>
-      <w:r>
-        <w:t xml:space="preserve"> </w:t>
-      </w:r>
-      <w:proofErr w:type="spellStart"/>
-      <w:r>
-        <w:t>luctuosa</w:t>
-      </w:r>
-      <w:proofErr w:type="spellEnd"/>
-      <w:r>
-        <w:t xml:space="preserve">, </w:t>
-      </w:r>
-      <w:proofErr w:type="spellStart"/>
-      <w:r>
-        <w:t>icto</w:t>
-      </w:r>
-      <w:proofErr w:type="spellEnd"/>
-      <w:r>
-        <w:t xml:space="preserve"> post </w:t>
-      </w:r>
-      <w:proofErr w:type="spellStart"/>
-      <w:r>
-        <w:t>haec</w:t>
-      </w:r>
-      <w:proofErr w:type="spellEnd"/>
-      <w:r>
-        <w:t xml:space="preserve"> </w:t>
-      </w:r>
-      <w:proofErr w:type="spellStart"/>
-      <w:r>
-        <w:t>foedere</w:t>
-      </w:r>
-      <w:proofErr w:type="spellEnd"/>
-      <w:r>
-        <w:t xml:space="preserve"> </w:t>
-      </w:r>
-      <w:proofErr w:type="spellStart"/>
-      <w:r>
-        <w:t>gentium</w:t>
-      </w:r>
-      <w:proofErr w:type="spellEnd"/>
-      <w:r>
-        <w:t xml:space="preserve"> </w:t>
-      </w:r>
-      <w:proofErr w:type="spellStart"/>
-      <w:r>
-        <w:t>ritu</w:t>
-      </w:r>
-      <w:proofErr w:type="spellEnd"/>
-      <w:r>
-        <w:t xml:space="preserve"> </w:t>
-      </w:r>
-      <w:proofErr w:type="spellStart"/>
-      <w:r>
-        <w:t>perfectaque</w:t>
-      </w:r>
-      <w:proofErr w:type="spellEnd"/>
-      <w:r>
-        <w:t xml:space="preserve"> </w:t>
-      </w:r>
-      <w:proofErr w:type="spellStart"/>
-      <w:r>
-        <w:t>sollemnitate</w:t>
-      </w:r>
-      <w:proofErr w:type="spellEnd"/>
-      <w:r>
-        <w:t xml:space="preserve"> imperator </w:t>
-      </w:r>
-      <w:proofErr w:type="spellStart"/>
-      <w:r>
-        <w:t>Mediolanum</w:t>
-      </w:r>
-      <w:proofErr w:type="spellEnd"/>
-      <w:r>
-        <w:t xml:space="preserve"> ad hiberna </w:t>
-      </w:r>
-      <w:proofErr w:type="spellStart"/>
-      <w:r>
-        <w:t>discessit</w:t>
-      </w:r>
-      <w:proofErr w:type="spellEnd"/>
-      <w:r>
-        <w:t>.</w:t>
-      </w:r>
-    </w:p>
-    <w:p>
-      <w:r>
-        <w:t xml:space="preserve">Mox dicta </w:t>
-      </w:r>
-      <w:proofErr w:type="spellStart"/>
-      <w:r>
-        <w:t>finierat</w:t>
-      </w:r>
-      <w:proofErr w:type="spellEnd"/>
-      <w:r>
-        <w:t xml:space="preserve">, </w:t>
-      </w:r>
-      <w:proofErr w:type="spellStart"/>
-      <w:r>
-        <w:t>multitudo</w:t>
-      </w:r>
-      <w:proofErr w:type="spellEnd"/>
-      <w:r>
-        <w:t xml:space="preserve"> </w:t>
-      </w:r>
-      <w:proofErr w:type="spellStart"/>
-      <w:r>
-        <w:t>omnis</w:t>
-      </w:r>
-      <w:proofErr w:type="spellEnd"/>
-      <w:r>
-        <w:t xml:space="preserve"> ad, </w:t>
-      </w:r>
-      <w:proofErr w:type="spellStart"/>
-      <w:r>
-        <w:t>quae</w:t>
-      </w:r>
-      <w:proofErr w:type="spellEnd"/>
-      <w:r>
-        <w:t xml:space="preserve"> imperator </w:t>
-      </w:r>
-      <w:proofErr w:type="spellStart"/>
-      <w:r>
-        <w:t>voluit</w:t>
-      </w:r>
-      <w:proofErr w:type="spellEnd"/>
-      <w:r>
-        <w:t xml:space="preserve">, </w:t>
-      </w:r>
-      <w:proofErr w:type="spellStart"/>
-      <w:r>
-        <w:t>promptior</w:t>
-      </w:r>
-      <w:proofErr w:type="spellEnd"/>
-      <w:r>
-        <w:t xml:space="preserve"> </w:t>
-      </w:r>
-      <w:proofErr w:type="spellStart"/>
-      <w:r>
-        <w:t>laudato</w:t>
-      </w:r>
-      <w:proofErr w:type="spellEnd"/>
-      <w:r>
-        <w:t xml:space="preserve"> </w:t>
-      </w:r>
-      <w:proofErr w:type="spellStart"/>
-      <w:r>
-        <w:t>consilio</w:t>
-      </w:r>
-      <w:proofErr w:type="spellEnd"/>
-      <w:r>
-        <w:t xml:space="preserve"> </w:t>
-      </w:r>
-      <w:proofErr w:type="spellStart"/>
-      <w:r>
-        <w:t>consensit</w:t>
-      </w:r>
-      <w:proofErr w:type="spellEnd"/>
-      <w:r>
-        <w:t xml:space="preserve"> in </w:t>
-      </w:r>
-      <w:proofErr w:type="spellStart"/>
-      <w:r>
-        <w:t>pacem</w:t>
-      </w:r>
-      <w:proofErr w:type="spellEnd"/>
-      <w:r>
-        <w:t xml:space="preserve"> </w:t>
-      </w:r>
-      <w:proofErr w:type="spellStart"/>
-      <w:r>
-        <w:t>ea</w:t>
-      </w:r>
-      <w:proofErr w:type="spellEnd"/>
-      <w:r>
-        <w:t xml:space="preserve"> </w:t>
-      </w:r>
-      <w:proofErr w:type="spellStart"/>
-      <w:r>
-        <w:t>ratione</w:t>
-      </w:r>
-      <w:proofErr w:type="spellEnd"/>
-      <w:r>
-        <w:t xml:space="preserve"> maxime </w:t>
-      </w:r>
-      <w:proofErr w:type="spellStart"/>
-      <w:r>
-        <w:t>percita</w:t>
-      </w:r>
-      <w:proofErr w:type="spellEnd"/>
-      <w:r>
-        <w:t xml:space="preserve">, quod </w:t>
-      </w:r>
-      <w:proofErr w:type="spellStart"/>
-      <w:r>
-        <w:t>norat</w:t>
-      </w:r>
-      <w:proofErr w:type="spellEnd"/>
-      <w:r>
-        <w:t xml:space="preserve"> </w:t>
-      </w:r>
-      <w:proofErr w:type="spellStart"/>
-      <w:r>
-        <w:t>expeditionibus</w:t>
-      </w:r>
-      <w:proofErr w:type="spellEnd"/>
-      <w:r>
-        <w:t xml:space="preserve"> </w:t>
-      </w:r>
-      <w:proofErr w:type="spellStart"/>
-      <w:r>
-        <w:t>crebris</w:t>
-      </w:r>
-      <w:proofErr w:type="spellEnd"/>
-      <w:r>
-        <w:t xml:space="preserve"> </w:t>
-      </w:r>
-      <w:proofErr w:type="spellStart"/>
-      <w:r>
-        <w:t>fortunam</w:t>
-      </w:r>
-      <w:proofErr w:type="spellEnd"/>
-      <w:r>
-        <w:t xml:space="preserve"> </w:t>
-      </w:r>
-      <w:proofErr w:type="spellStart"/>
-      <w:r>
-        <w:t>eius</w:t>
-      </w:r>
-      <w:proofErr w:type="spellEnd"/>
-      <w:r>
-        <w:t xml:space="preserve"> in malis </w:t>
-      </w:r>
-      <w:proofErr w:type="spellStart"/>
-      <w:r>
-        <w:t>tantum</w:t>
-      </w:r>
-      <w:proofErr w:type="spellEnd"/>
-      <w:r>
-        <w:t xml:space="preserve"> </w:t>
-      </w:r>
-      <w:proofErr w:type="spellStart"/>
-      <w:r>
-        <w:t>civilibus</w:t>
-      </w:r>
-      <w:proofErr w:type="spellEnd"/>
-      <w:r>
-        <w:t xml:space="preserve"> vigilasse, cum </w:t>
-      </w:r>
-      <w:proofErr w:type="spellStart"/>
-      <w:r>
-        <w:t>autem</w:t>
-      </w:r>
-      <w:proofErr w:type="spellEnd"/>
-      <w:r>
-        <w:t xml:space="preserve"> </w:t>
-      </w:r>
-      <w:proofErr w:type="spellStart"/>
-      <w:r>
-        <w:t>bella</w:t>
-      </w:r>
-      <w:proofErr w:type="spellEnd"/>
-      <w:r>
-        <w:t xml:space="preserve"> </w:t>
-      </w:r>
-      <w:proofErr w:type="spellStart"/>
-      <w:r>
-        <w:t>moverentur</w:t>
-      </w:r>
-      <w:proofErr w:type="spellEnd"/>
-      <w:r>
-        <w:t xml:space="preserve"> </w:t>
-      </w:r>
-      <w:proofErr w:type="spellStart"/>
-      <w:r>
-        <w:t>externa</w:t>
-      </w:r>
-      <w:proofErr w:type="spellEnd"/>
-      <w:r>
-        <w:t xml:space="preserve">, </w:t>
-      </w:r>
-      <w:proofErr w:type="spellStart"/>
-      <w:r>
-        <w:t>accidisse</w:t>
-      </w:r>
-      <w:proofErr w:type="spellEnd"/>
-      <w:r>
-        <w:t xml:space="preserve"> </w:t>
-      </w:r>
-      <w:proofErr w:type="spellStart"/>
-      <w:r>
-        <w:t>plerumque</w:t>
-      </w:r>
-      <w:proofErr w:type="spellEnd"/>
-      <w:r>
-        <w:t xml:space="preserve"> </w:t>
-      </w:r>
-      <w:proofErr w:type="spellStart"/>
-      <w:r>
-        <w:t>luctuosa</w:t>
-      </w:r>
-      <w:proofErr w:type="spellEnd"/>
-      <w:r>
-        <w:t xml:space="preserve">, </w:t>
-      </w:r>
-      <w:proofErr w:type="spellStart"/>
-      <w:r>
-        <w:t>icto</w:t>
-      </w:r>
-      <w:proofErr w:type="spellEnd"/>
-      <w:r>
-        <w:t xml:space="preserve"> post </w:t>
-      </w:r>
-      <w:proofErr w:type="spellStart"/>
-      <w:r>
-        <w:t>haec</w:t>
-      </w:r>
-      <w:proofErr w:type="spellEnd"/>
-      <w:r>
-        <w:t xml:space="preserve"> </w:t>
-      </w:r>
-      <w:proofErr w:type="spellStart"/>
-      <w:r>
-        <w:t>foedere</w:t>
-      </w:r>
-      <w:proofErr w:type="spellEnd"/>
-      <w:r>
-        <w:t xml:space="preserve"> </w:t>
-      </w:r>
-      <w:proofErr w:type="spellStart"/>
-      <w:r>
-        <w:t>gentium</w:t>
-      </w:r>
-      <w:proofErr w:type="spellEnd"/>
-      <w:r>
-        <w:t xml:space="preserve"> </w:t>
-      </w:r>
-      <w:proofErr w:type="spellStart"/>
-      <w:r>
-        <w:t>ritu</w:t>
-      </w:r>
-      <w:proofErr w:type="spellEnd"/>
-      <w:r>
-        <w:t xml:space="preserve"> </w:t>
-      </w:r>
-      <w:proofErr w:type="spellStart"/>
-      <w:r>
-        <w:t>perfectaque</w:t>
-      </w:r>
-      <w:proofErr w:type="spellEnd"/>
-      <w:r>
-        <w:t xml:space="preserve"> </w:t>
-      </w:r>
-      <w:proofErr w:type="spellStart"/>
-      <w:r>
-        <w:t>sollemnitate</w:t>
-      </w:r>
-      <w:proofErr w:type="spellEnd"/>
-      <w:r>
-        <w:t xml:space="preserve"> imperator </w:t>
-      </w:r>
-      <w:proofErr w:type="spellStart"/>
-      <w:r>
-        <w:t>Mediolanum</w:t>
-      </w:r>
-      <w:proofErr w:type="spellEnd"/>
-      <w:r>
-        <w:t xml:space="preserve"> ad hiberna </w:t>
-      </w:r>
-      <w:proofErr w:type="spellStart"/>
-      <w:r>
-        <w:t>discessit</w:t>
-      </w:r>
-      <w:proofErr w:type="spellEnd"/>
-      <w:r>
-        <w:t>.</w:t>
-      </w:r>
-    </w:p>
-    <w:p/>
-    <w:p/>
+    <w:p>
+      <w:pPr>
+        <w:rPr>
+          <w:lang w:val="en-US"/>
+        </w:rPr>
+      </w:pPr>
+    </w:p>
+    <w:p>
+      <w:pPr>
+        <w:rPr>
+          <w:lang w:val="en-US"/>
+        </w:rPr>
+      </w:pPr>
+    </w:p>
     <w:p>
       <w:pPr>
         <w:rPr>
           <w:i/>
           <w:sz w:val="24"/>
-        </w:rPr>
-      </w:pPr>
-      <w:r>
+          <w:lang w:val="en-US"/>
+        </w:rPr>
+      </w:pPr>
+      <w:r>
+        <w:rPr>
+          <w:lang w:val="en-US"/>
+        </w:rPr>
         <w:br w:type="page"/>
       </w:r>
     </w:p>
@@ -7885,297 +7850,463 @@
     </w:p>
     <w:p>
       <w:r>
+        <w:rPr>
+          <w:lang w:val="en-US"/>
+        </w:rPr>
         <w:t xml:space="preserve">Mox dicta </w:t>
       </w:r>
       <w:proofErr w:type="spellStart"/>
       <w:r>
+        <w:rPr>
+          <w:lang w:val="en-US"/>
+        </w:rPr>
         <w:t>finierat</w:t>
       </w:r>
       <w:proofErr w:type="spellEnd"/>
       <w:r>
+        <w:rPr>
+          <w:lang w:val="en-US"/>
+        </w:rPr>
         <w:t xml:space="preserve">, </w:t>
       </w:r>
       <w:proofErr w:type="spellStart"/>
       <w:r>
+        <w:rPr>
+          <w:lang w:val="en-US"/>
+        </w:rPr>
         <w:t>multitudo</w:t>
       </w:r>
       <w:proofErr w:type="spellEnd"/>
       <w:r>
-        <w:t xml:space="preserve"> </w:t>
-      </w:r>
-      <w:proofErr w:type="spellStart"/>
-      <w:r>
+        <w:rPr>
+          <w:lang w:val="en-US"/>
+        </w:rPr>
+        <w:t xml:space="preserve"> </w:t>
+      </w:r>
+      <w:proofErr w:type="spellStart"/>
+      <w:r>
+        <w:rPr>
+          <w:lang w:val="en-US"/>
+        </w:rPr>
         <w:t>omnis</w:t>
       </w:r>
       <w:proofErr w:type="spellEnd"/>
       <w:r>
+        <w:rPr>
+          <w:lang w:val="en-US"/>
+        </w:rPr>
         <w:t xml:space="preserve"> ad, </w:t>
       </w:r>
       <w:proofErr w:type="spellStart"/>
       <w:r>
+        <w:rPr>
+          <w:lang w:val="en-US"/>
+        </w:rPr>
         <w:t>quae</w:t>
       </w:r>
       <w:proofErr w:type="spellEnd"/>
       <w:r>
+        <w:rPr>
+          <w:lang w:val="en-US"/>
+        </w:rPr>
         <w:t xml:space="preserve"> imperator </w:t>
       </w:r>
       <w:proofErr w:type="spellStart"/>
       <w:r>
+        <w:rPr>
+          <w:lang w:val="en-US"/>
+        </w:rPr>
         <w:t>voluit</w:t>
       </w:r>
       <w:proofErr w:type="spellEnd"/>
       <w:r>
+        <w:rPr>
+          <w:lang w:val="en-US"/>
+        </w:rPr>
         <w:t xml:space="preserve">, </w:t>
       </w:r>
       <w:proofErr w:type="spellStart"/>
       <w:r>
+        <w:rPr>
+          <w:lang w:val="en-US"/>
+        </w:rPr>
         <w:t>promptior</w:t>
       </w:r>
       <w:proofErr w:type="spellEnd"/>
       <w:r>
-        <w:t xml:space="preserve"> </w:t>
-      </w:r>
-      <w:proofErr w:type="spellStart"/>
-      <w:r>
+        <w:rPr>
+          <w:lang w:val="en-US"/>
+        </w:rPr>
+        <w:t xml:space="preserve"> </w:t>
+      </w:r>
+      <w:proofErr w:type="spellStart"/>
+      <w:r>
+        <w:rPr>
+          <w:lang w:val="en-US"/>
+        </w:rPr>
         <w:t>laudato</w:t>
       </w:r>
       <w:proofErr w:type="spellEnd"/>
       <w:r>
-        <w:t xml:space="preserve"> </w:t>
-      </w:r>
-      <w:proofErr w:type="spellStart"/>
-      <w:r>
+        <w:rPr>
+          <w:lang w:val="en-US"/>
+        </w:rPr>
+        <w:t xml:space="preserve"> </w:t>
+      </w:r>
+      <w:proofErr w:type="spellStart"/>
+      <w:r>
+        <w:rPr>
+          <w:lang w:val="en-US"/>
+        </w:rPr>
         <w:t>consilio</w:t>
       </w:r>
       <w:proofErr w:type="spellEnd"/>
       <w:r>
-        <w:t xml:space="preserve"> </w:t>
-      </w:r>
-      <w:proofErr w:type="spellStart"/>
-      <w:r>
+        <w:rPr>
+          <w:lang w:val="en-US"/>
+        </w:rPr>
+        <w:t xml:space="preserve"> </w:t>
+      </w:r>
+      <w:proofErr w:type="spellStart"/>
+      <w:r>
+        <w:rPr>
+          <w:lang w:val="en-US"/>
+        </w:rPr>
         <w:t>consensit</w:t>
       </w:r>
       <w:proofErr w:type="spellEnd"/>
       <w:r>
-        <w:t xml:space="preserve"> in </w:t>
-      </w:r>
-      <w:proofErr w:type="spellStart"/>
-      <w:r>
-        <w:t>pacem</w:t>
-      </w:r>
-      <w:proofErr w:type="spellEnd"/>
-      <w:r>
-        <w:t xml:space="preserve"> </w:t>
-      </w:r>
-      <w:proofErr w:type="spellStart"/>
-      <w:r>
+        <w:rPr>
+          <w:lang w:val="en-US"/>
+        </w:rPr>
+        <w:t xml:space="preserve"> in pacem </w:t>
+      </w:r>
+      <w:proofErr w:type="spellStart"/>
+      <w:r>
+        <w:rPr>
+          <w:lang w:val="en-US"/>
+        </w:rPr>
         <w:t>ea</w:t>
       </w:r>
       <w:proofErr w:type="spellEnd"/>
       <w:r>
-        <w:t xml:space="preserve"> </w:t>
-      </w:r>
-      <w:proofErr w:type="spellStart"/>
-      <w:r>
-        <w:t>ratione</w:t>
-      </w:r>
-      <w:proofErr w:type="spellEnd"/>
-      <w:r>
-        <w:t xml:space="preserve"> maxime </w:t>
-      </w:r>
-      <w:proofErr w:type="spellStart"/>
-      <w:r>
+        <w:rPr>
+          <w:lang w:val="en-US"/>
+        </w:rPr>
+        <w:t xml:space="preserve"> ratione </w:t>
+      </w:r>
+      <w:proofErr w:type="spellStart"/>
+      <w:r>
+        <w:rPr>
+          <w:lang w:val="en-US"/>
+        </w:rPr>
+        <w:t>maxime</w:t>
+      </w:r>
+      <w:proofErr w:type="spellEnd"/>
+      <w:r>
+        <w:rPr>
+          <w:lang w:val="en-US"/>
+        </w:rPr>
+        <w:t xml:space="preserve"> </w:t>
+      </w:r>
+      <w:proofErr w:type="spellStart"/>
+      <w:r>
+        <w:rPr>
+          <w:lang w:val="en-US"/>
+        </w:rPr>
         <w:t>percita</w:t>
       </w:r>
       <w:proofErr w:type="spellEnd"/>
       <w:r>
-        <w:t xml:space="preserve">, quod </w:t>
-      </w:r>
-      <w:proofErr w:type="spellStart"/>
-      <w:r>
+        <w:rPr>
+          <w:lang w:val="en-US"/>
+        </w:rPr>
+        <w:t xml:space="preserve">, </w:t>
+      </w:r>
+      <w:proofErr w:type="spellStart"/>
+      <w:r>
+        <w:rPr>
+          <w:lang w:val="en-US"/>
+        </w:rPr>
+        <w:t>quod</w:t>
+      </w:r>
+      <w:proofErr w:type="spellEnd"/>
+      <w:r>
+        <w:rPr>
+          <w:lang w:val="en-US"/>
+        </w:rPr>
+        <w:t xml:space="preserve"> </w:t>
+      </w:r>
+      <w:proofErr w:type="spellStart"/>
+      <w:r>
+        <w:rPr>
+          <w:lang w:val="en-US"/>
+        </w:rPr>
         <w:t>norat</w:t>
       </w:r>
       <w:proofErr w:type="spellEnd"/>
       <w:r>
-        <w:t xml:space="preserve"> </w:t>
-      </w:r>
-      <w:proofErr w:type="spellStart"/>
-      <w:r>
+        <w:rPr>
+          <w:lang w:val="en-US"/>
+        </w:rPr>
+        <w:t xml:space="preserve"> </w:t>
+      </w:r>
+      <w:proofErr w:type="spellStart"/>
+      <w:r>
+        <w:rPr>
+          <w:lang w:val="en-US"/>
+        </w:rPr>
         <w:t>expeditionibus</w:t>
       </w:r>
       <w:proofErr w:type="spellEnd"/>
       <w:r>
-        <w:t xml:space="preserve"> </w:t>
-      </w:r>
-      <w:proofErr w:type="spellStart"/>
-      <w:r>
+        <w:rPr>
+          <w:lang w:val="en-US"/>
+        </w:rPr>
+        <w:t xml:space="preserve"> </w:t>
+      </w:r>
+      <w:proofErr w:type="spellStart"/>
+      <w:r>
+        <w:rPr>
+          <w:lang w:val="en-US"/>
+        </w:rPr>
         <w:t>crebris</w:t>
       </w:r>
       <w:proofErr w:type="spellEnd"/>
       <w:r>
-        <w:t xml:space="preserve"> </w:t>
-      </w:r>
-      <w:proofErr w:type="spellStart"/>
-      <w:r>
+        <w:rPr>
+          <w:lang w:val="en-US"/>
+        </w:rPr>
+        <w:t xml:space="preserve"> </w:t>
+      </w:r>
+      <w:proofErr w:type="spellStart"/>
+      <w:r>
+        <w:rPr>
+          <w:lang w:val="en-US"/>
+        </w:rPr>
         <w:t>fortunam</w:t>
       </w:r>
       <w:proofErr w:type="spellEnd"/>
       <w:r>
-        <w:t xml:space="preserve"> </w:t>
-      </w:r>
-      <w:proofErr w:type="spellStart"/>
-      <w:r>
-        <w:t>eius</w:t>
-      </w:r>
-      <w:proofErr w:type="spellEnd"/>
-      <w:r>
-        <w:t xml:space="preserve"> in malis </w:t>
-      </w:r>
-      <w:proofErr w:type="spellStart"/>
-      <w:r>
-        <w:t>tantum</w:t>
-      </w:r>
-      <w:proofErr w:type="spellEnd"/>
-      <w:r>
-        <w:t xml:space="preserve"> </w:t>
-      </w:r>
-      <w:proofErr w:type="spellStart"/>
-      <w:r>
+        <w:rPr>
+          <w:lang w:val="en-US"/>
+        </w:rPr>
+        <w:t xml:space="preserve"> eius in </w:t>
+      </w:r>
+      <w:proofErr w:type="spellStart"/>
+      <w:r>
+        <w:rPr>
+          <w:lang w:val="en-US"/>
+        </w:rPr>
+        <w:t>malis</w:t>
+      </w:r>
+      <w:proofErr w:type="spellEnd"/>
+      <w:r>
+        <w:rPr>
+          <w:lang w:val="en-US"/>
+        </w:rPr>
+        <w:t xml:space="preserve"> tantum </w:t>
+      </w:r>
+      <w:proofErr w:type="spellStart"/>
+      <w:r>
+        <w:rPr>
+          <w:lang w:val="en-US"/>
+        </w:rPr>
         <w:t>civilibus</w:t>
       </w:r>
       <w:proofErr w:type="spellEnd"/>
       <w:r>
-        <w:t xml:space="preserve"> vigilasse, cum </w:t>
-      </w:r>
-      <w:proofErr w:type="spellStart"/>
-      <w:r>
-        <w:t>autem</w:t>
-      </w:r>
-      <w:proofErr w:type="spellEnd"/>
-      <w:r>
-        <w:t xml:space="preserve"> </w:t>
-      </w:r>
-      <w:proofErr w:type="spellStart"/>
-      <w:r>
+        <w:rPr>
+          <w:lang w:val="en-US"/>
+        </w:rPr>
+        <w:t xml:space="preserve"> </w:t>
+      </w:r>
+      <w:proofErr w:type="spellStart"/>
+      <w:r>
+        <w:rPr>
+          <w:lang w:val="en-US"/>
+        </w:rPr>
+        <w:t>vigilasse</w:t>
+      </w:r>
+      <w:proofErr w:type="spellEnd"/>
+      <w:r>
+        <w:rPr>
+          <w:lang w:val="en-US"/>
+        </w:rPr>
+        <w:t xml:space="preserve">, cum autem </w:t>
+      </w:r>
+      <w:proofErr w:type="spellStart"/>
+      <w:r>
+        <w:rPr>
+          <w:lang w:val="en-US"/>
+        </w:rPr>
         <w:t>bella</w:t>
       </w:r>
       <w:proofErr w:type="spellEnd"/>
       <w:r>
-        <w:t xml:space="preserve"> </w:t>
-      </w:r>
-      <w:proofErr w:type="spellStart"/>
-      <w:r>
+        <w:rPr>
+          <w:lang w:val="en-US"/>
+        </w:rPr>
+        <w:t xml:space="preserve"> </w:t>
+      </w:r>
+      <w:proofErr w:type="spellStart"/>
+      <w:r>
+        <w:rPr>
+          <w:lang w:val="en-US"/>
+        </w:rPr>
         <w:t>moverentur</w:t>
       </w:r>
       <w:proofErr w:type="spellEnd"/>
       <w:r>
-        <w:t xml:space="preserve"> </w:t>
-      </w:r>
-      <w:proofErr w:type="spellStart"/>
-      <w:r>
-        <w:t>externa</w:t>
-      </w:r>
-      <w:proofErr w:type="spellEnd"/>
-      <w:r>
+        <w:rPr>
+          <w:lang w:val="en-US"/>
+        </w:rPr>
+        <w:t xml:space="preserve"> externa, </w:t>
+      </w:r>
+      <w:proofErr w:type="spellStart"/>
+      <w:r>
+        <w:rPr>
+          <w:lang w:val="en-US"/>
+        </w:rPr>
+        <w:t>accidisse</w:t>
+      </w:r>
+      <w:proofErr w:type="spellEnd"/>
+      <w:r>
+        <w:rPr>
+          <w:lang w:val="en-US"/>
+        </w:rPr>
+        <w:t xml:space="preserve"> </w:t>
+      </w:r>
+      <w:proofErr w:type="spellStart"/>
+      <w:r>
+        <w:rPr>
+          <w:lang w:val="en-US"/>
+        </w:rPr>
+        <w:t>plerumque</w:t>
+      </w:r>
+      <w:proofErr w:type="spellEnd"/>
+      <w:r>
+        <w:rPr>
+          <w:lang w:val="en-US"/>
+        </w:rPr>
+        <w:t xml:space="preserve"> </w:t>
+      </w:r>
+      <w:proofErr w:type="spellStart"/>
+      <w:r>
+        <w:rPr>
+          <w:lang w:val="en-US"/>
+        </w:rPr>
+        <w:t>luctuosa</w:t>
+      </w:r>
+      <w:proofErr w:type="spellEnd"/>
+      <w:r>
+        <w:rPr>
+          <w:lang w:val="en-US"/>
+        </w:rPr>
         <w:t xml:space="preserve">, </w:t>
       </w:r>
       <w:proofErr w:type="spellStart"/>
       <w:r>
-        <w:t>accidisse</w:t>
-      </w:r>
-      <w:proofErr w:type="spellEnd"/>
-      <w:r>
-        <w:t xml:space="preserve"> </w:t>
-      </w:r>
-      <w:proofErr w:type="spellStart"/>
-      <w:r>
-        <w:t>plerumque</w:t>
-      </w:r>
-      <w:proofErr w:type="spellEnd"/>
-      <w:r>
-        <w:t xml:space="preserve"> </w:t>
-      </w:r>
-      <w:proofErr w:type="spellStart"/>
-      <w:r>
-        <w:t>luctuosa</w:t>
-      </w:r>
-      <w:proofErr w:type="spellEnd"/>
-      <w:r>
-        <w:t xml:space="preserve">, </w:t>
-      </w:r>
-      <w:proofErr w:type="spellStart"/>
-      <w:r>
+        <w:rPr>
+          <w:lang w:val="en-US"/>
+        </w:rPr>
         <w:t>icto</w:t>
       </w:r>
       <w:proofErr w:type="spellEnd"/>
       <w:r>
-        <w:t xml:space="preserve"> post </w:t>
-      </w:r>
-      <w:proofErr w:type="spellStart"/>
-      <w:r>
-        <w:t>haec</w:t>
-      </w:r>
-      <w:proofErr w:type="spellEnd"/>
-      <w:r>
-        <w:t xml:space="preserve"> </w:t>
-      </w:r>
-      <w:proofErr w:type="spellStart"/>
-      <w:r>
+        <w:rPr>
+          <w:lang w:val="en-US"/>
+        </w:rPr>
+        <w:t xml:space="preserve"> post haec </w:t>
+      </w:r>
+      <w:proofErr w:type="spellStart"/>
+      <w:r>
+        <w:rPr>
+          <w:lang w:val="en-US"/>
+        </w:rPr>
         <w:t>foedere</w:t>
       </w:r>
       <w:proofErr w:type="spellEnd"/>
       <w:r>
-        <w:t xml:space="preserve"> </w:t>
-      </w:r>
-      <w:proofErr w:type="spellStart"/>
-      <w:r>
-        <w:t>gentium</w:t>
-      </w:r>
-      <w:proofErr w:type="spellEnd"/>
-      <w:r>
-        <w:t xml:space="preserve"> </w:t>
-      </w:r>
-      <w:proofErr w:type="spellStart"/>
-      <w:r>
+        <w:rPr>
+          <w:lang w:val="en-US"/>
+        </w:rPr>
+        <w:t xml:space="preserve"> gentium </w:t>
+      </w:r>
+      <w:proofErr w:type="spellStart"/>
+      <w:r>
+        <w:rPr>
+          <w:lang w:val="en-US"/>
+        </w:rPr>
         <w:t>ritu</w:t>
       </w:r>
       <w:proofErr w:type="spellEnd"/>
       <w:r>
-        <w:t xml:space="preserve"> </w:t>
-      </w:r>
-      <w:proofErr w:type="spellStart"/>
-      <w:r>
+        <w:rPr>
+          <w:lang w:val="en-US"/>
+        </w:rPr>
+        <w:t xml:space="preserve"> </w:t>
+      </w:r>
+      <w:proofErr w:type="spellStart"/>
+      <w:r>
+        <w:rPr>
+          <w:lang w:val="en-US"/>
+        </w:rPr>
         <w:t>perfectaque</w:t>
       </w:r>
       <w:proofErr w:type="spellEnd"/>
       <w:r>
-        <w:t xml:space="preserve"> </w:t>
-      </w:r>
-      <w:proofErr w:type="spellStart"/>
-      <w:r>
+        <w:rPr>
+          <w:lang w:val="en-US"/>
+        </w:rPr>
+        <w:t xml:space="preserve"> </w:t>
+      </w:r>
+      <w:proofErr w:type="spellStart"/>
+      <w:r>
+        <w:rPr>
+          <w:lang w:val="en-US"/>
+        </w:rPr>
         <w:t>sollemnitate</w:t>
       </w:r>
       <w:proofErr w:type="spellEnd"/>
       <w:r>
-        <w:t xml:space="preserve"> imperator </w:t>
-      </w:r>
-      <w:proofErr w:type="spellStart"/>
-      <w:r>
-        <w:t>Mediolanum</w:t>
-      </w:r>
-      <w:proofErr w:type="spellEnd"/>
-      <w:r>
-        <w:t xml:space="preserve"> ad hiberna </w:t>
-      </w:r>
-      <w:proofErr w:type="spellStart"/>
-      <w:r>
+        <w:rPr>
+          <w:lang w:val="en-US"/>
+        </w:rPr>
+        <w:t xml:space="preserve"> imperator Mediolanum ad </w:t>
+      </w:r>
+      <w:proofErr w:type="spellStart"/>
+      <w:r>
+        <w:rPr>
+          <w:lang w:val="en-US"/>
+        </w:rPr>
+        <w:t>hiberna</w:t>
+      </w:r>
+      <w:proofErr w:type="spellEnd"/>
+      <w:r>
+        <w:rPr>
+          <w:lang w:val="en-US"/>
+        </w:rPr>
+        <w:t xml:space="preserve"> </w:t>
+      </w:r>
+      <w:proofErr w:type="spellStart"/>
+      <w:r>
+        <w:rPr>
+          <w:lang w:val="en-US"/>
+        </w:rPr>
         <w:t>discessit</w:t>
       </w:r>
       <w:proofErr w:type="spellEnd"/>
       <w:r>
+        <w:rPr>
+          <w:lang w:val="en-US"/>
+        </w:rPr>
         <w:t>.</w:t>
       </w:r>
       <w:r>
+        <w:rPr>
+          <w:lang w:val="en-US"/>
+        </w:rPr>
         <w:t xml:space="preserve"> </w:t>
       </w:r>
       <w:proofErr w:type="spellStart"/>
@@ -8669,297 +8800,449 @@
     </w:p>
     <w:p>
       <w:r>
+        <w:rPr>
+          <w:lang w:val="en-IN"/>
+        </w:rPr>
         <w:t xml:space="preserve">Mox dicta </w:t>
       </w:r>
       <w:proofErr w:type="spellStart"/>
       <w:r>
+        <w:rPr>
+          <w:lang w:val="en-IN"/>
+        </w:rPr>
         <w:t>finierat</w:t>
       </w:r>
       <w:proofErr w:type="spellEnd"/>
       <w:r>
+        <w:rPr>
+          <w:lang w:val="en-IN"/>
+        </w:rPr>
         <w:t xml:space="preserve">, </w:t>
       </w:r>
       <w:proofErr w:type="spellStart"/>
       <w:r>
+        <w:rPr>
+          <w:lang w:val="en-IN"/>
+        </w:rPr>
         <w:t>multitudo</w:t>
       </w:r>
       <w:proofErr w:type="spellEnd"/>
       <w:r>
-        <w:t xml:space="preserve"> </w:t>
-      </w:r>
-      <w:proofErr w:type="spellStart"/>
-      <w:r>
+        <w:rPr>
+          <w:lang w:val="en-IN"/>
+        </w:rPr>
+        <w:t xml:space="preserve"> </w:t>
+      </w:r>
+      <w:proofErr w:type="spellStart"/>
+      <w:r>
+        <w:rPr>
+          <w:lang w:val="en-IN"/>
+        </w:rPr>
         <w:t>omnis</w:t>
       </w:r>
       <w:proofErr w:type="spellEnd"/>
       <w:r>
+        <w:rPr>
+          <w:lang w:val="en-IN"/>
+        </w:rPr>
         <w:t xml:space="preserve"> ad, </w:t>
       </w:r>
       <w:proofErr w:type="spellStart"/>
       <w:r>
+        <w:rPr>
+          <w:lang w:val="en-IN"/>
+        </w:rPr>
         <w:t>quae</w:t>
       </w:r>
       <w:proofErr w:type="spellEnd"/>
       <w:r>
+        <w:rPr>
+          <w:lang w:val="en-IN"/>
+        </w:rPr>
         <w:t xml:space="preserve"> imperator </w:t>
       </w:r>
       <w:proofErr w:type="spellStart"/>
       <w:r>
+        <w:rPr>
+          <w:lang w:val="en-IN"/>
+        </w:rPr>
         <w:t>voluit</w:t>
       </w:r>
       <w:proofErr w:type="spellEnd"/>
       <w:r>
+        <w:rPr>
+          <w:lang w:val="en-IN"/>
+        </w:rPr>
         <w:t xml:space="preserve">, </w:t>
       </w:r>
       <w:proofErr w:type="spellStart"/>
       <w:r>
+        <w:rPr>
+          <w:lang w:val="en-IN"/>
+        </w:rPr>
         <w:t>promptior</w:t>
       </w:r>
       <w:proofErr w:type="spellEnd"/>
       <w:r>
-        <w:t xml:space="preserve"> </w:t>
-      </w:r>
-      <w:proofErr w:type="spellStart"/>
-      <w:r>
+        <w:rPr>
+          <w:lang w:val="en-IN"/>
+        </w:rPr>
+        <w:t xml:space="preserve"> </w:t>
+      </w:r>
+      <w:proofErr w:type="spellStart"/>
+      <w:r>
+        <w:rPr>
+          <w:lang w:val="en-IN"/>
+        </w:rPr>
         <w:t>laudato</w:t>
       </w:r>
       <w:proofErr w:type="spellEnd"/>
       <w:r>
-        <w:t xml:space="preserve"> </w:t>
-      </w:r>
-      <w:proofErr w:type="spellStart"/>
-      <w:r>
+        <w:rPr>
+          <w:lang w:val="en-IN"/>
+        </w:rPr>
+        <w:t xml:space="preserve"> </w:t>
+      </w:r>
+      <w:proofErr w:type="spellStart"/>
+      <w:r>
+        <w:rPr>
+          <w:lang w:val="en-IN"/>
+        </w:rPr>
         <w:t>consilio</w:t>
       </w:r>
       <w:proofErr w:type="spellEnd"/>
       <w:r>
-        <w:t xml:space="preserve"> </w:t>
-      </w:r>
-      <w:proofErr w:type="spellStart"/>
-      <w:r>
+        <w:rPr>
+          <w:lang w:val="en-IN"/>
+        </w:rPr>
+        <w:t xml:space="preserve"> </w:t>
+      </w:r>
+      <w:proofErr w:type="spellStart"/>
+      <w:r>
+        <w:rPr>
+          <w:lang w:val="en-IN"/>
+        </w:rPr>
         <w:t>consensit</w:t>
       </w:r>
       <w:proofErr w:type="spellEnd"/>
       <w:r>
-        <w:t xml:space="preserve"> in </w:t>
-      </w:r>
-      <w:proofErr w:type="spellStart"/>
-      <w:r>
-        <w:t>pacem</w:t>
-      </w:r>
-      <w:proofErr w:type="spellEnd"/>
-      <w:r>
-        <w:t xml:space="preserve"> </w:t>
-      </w:r>
-      <w:proofErr w:type="spellStart"/>
-      <w:r>
+        <w:rPr>
+          <w:lang w:val="en-IN"/>
+        </w:rPr>
+        <w:t xml:space="preserve"> in pacem </w:t>
+      </w:r>
+      <w:proofErr w:type="spellStart"/>
+      <w:r>
+        <w:rPr>
+          <w:lang w:val="en-IN"/>
+        </w:rPr>
         <w:t>ea</w:t>
       </w:r>
       <w:proofErr w:type="spellEnd"/>
       <w:r>
-        <w:t xml:space="preserve"> </w:t>
-      </w:r>
-      <w:proofErr w:type="spellStart"/>
-      <w:r>
-        <w:t>ratione</w:t>
-      </w:r>
-      <w:proofErr w:type="spellEnd"/>
-      <w:r>
-        <w:t xml:space="preserve"> maxime </w:t>
-      </w:r>
-      <w:proofErr w:type="spellStart"/>
-      <w:r>
+        <w:rPr>
+          <w:lang w:val="en-IN"/>
+        </w:rPr>
+        <w:t xml:space="preserve"> ratione </w:t>
+      </w:r>
+      <w:proofErr w:type="spellStart"/>
+      <w:r>
+        <w:rPr>
+          <w:lang w:val="en-IN"/>
+        </w:rPr>
+        <w:t>maxime</w:t>
+      </w:r>
+      <w:proofErr w:type="spellEnd"/>
+      <w:r>
+        <w:rPr>
+          <w:lang w:val="en-IN"/>
+        </w:rPr>
+        <w:t xml:space="preserve"> </w:t>
+      </w:r>
+      <w:proofErr w:type="spellStart"/>
+      <w:r>
+        <w:rPr>
+          <w:lang w:val="en-IN"/>
+        </w:rPr>
         <w:t>percita</w:t>
       </w:r>
       <w:proofErr w:type="spellEnd"/>
       <w:r>
+        <w:rPr>
+          <w:lang w:val="en-IN"/>
+        </w:rPr>
         <w:t xml:space="preserve">, quod </w:t>
       </w:r>
       <w:proofErr w:type="spellStart"/>
       <w:r>
+        <w:rPr>
+          <w:lang w:val="en-IN"/>
+        </w:rPr>
         <w:t>norat</w:t>
       </w:r>
       <w:proofErr w:type="spellEnd"/>
       <w:r>
-        <w:t xml:space="preserve"> </w:t>
-      </w:r>
-      <w:proofErr w:type="spellStart"/>
-      <w:r>
+        <w:rPr>
+          <w:lang w:val="en-IN"/>
+        </w:rPr>
+        <w:t xml:space="preserve"> </w:t>
+      </w:r>
+      <w:proofErr w:type="spellStart"/>
+      <w:r>
+        <w:rPr>
+          <w:lang w:val="en-IN"/>
+        </w:rPr>
         <w:t>expeditionibus</w:t>
       </w:r>
       <w:proofErr w:type="spellEnd"/>
       <w:r>
-        <w:t xml:space="preserve"> </w:t>
-      </w:r>
-      <w:proofErr w:type="spellStart"/>
-      <w:r>
+        <w:rPr>
+          <w:lang w:val="en-IN"/>
+        </w:rPr>
+        <w:t xml:space="preserve"> </w:t>
+      </w:r>
+      <w:proofErr w:type="spellStart"/>
+      <w:r>
+        <w:rPr>
+          <w:lang w:val="en-IN"/>
+        </w:rPr>
         <w:t>crebris</w:t>
       </w:r>
       <w:proofErr w:type="spellEnd"/>
       <w:r>
-        <w:t xml:space="preserve"> </w:t>
-      </w:r>
-      <w:proofErr w:type="spellStart"/>
-      <w:r>
+        <w:rPr>
+          <w:lang w:val="en-IN"/>
+        </w:rPr>
+        <w:t xml:space="preserve"> </w:t>
+      </w:r>
+      <w:proofErr w:type="spellStart"/>
+      <w:r>
+        <w:rPr>
+          <w:lang w:val="en-IN"/>
+        </w:rPr>
         <w:t>fortunam</w:t>
       </w:r>
       <w:proofErr w:type="spellEnd"/>
       <w:r>
-        <w:t xml:space="preserve"> </w:t>
-      </w:r>
-      <w:proofErr w:type="spellStart"/>
-      <w:r>
-        <w:t>eius</w:t>
-      </w:r>
-      <w:proofErr w:type="spellEnd"/>
-      <w:r>
-        <w:t xml:space="preserve"> in malis </w:t>
-      </w:r>
-      <w:proofErr w:type="spellStart"/>
-      <w:r>
-        <w:t>tantum</w:t>
-      </w:r>
-      <w:proofErr w:type="spellEnd"/>
-      <w:r>
-        <w:t xml:space="preserve"> </w:t>
-      </w:r>
-      <w:proofErr w:type="spellStart"/>
-      <w:r>
+        <w:rPr>
+          <w:lang w:val="en-IN"/>
+        </w:rPr>
+        <w:t xml:space="preserve"> eius in </w:t>
+      </w:r>
+      <w:proofErr w:type="spellStart"/>
+      <w:r>
+        <w:rPr>
+          <w:lang w:val="en-IN"/>
+        </w:rPr>
+        <w:t>malis</w:t>
+      </w:r>
+      <w:proofErr w:type="spellEnd"/>
+      <w:r>
+        <w:rPr>
+          <w:lang w:val="en-IN"/>
+        </w:rPr>
+        <w:t xml:space="preserve"> tantum </w:t>
+      </w:r>
+      <w:proofErr w:type="spellStart"/>
+      <w:r>
+        <w:rPr>
+          <w:lang w:val="en-IN"/>
+        </w:rPr>
         <w:t>civilibus</w:t>
       </w:r>
       <w:proofErr w:type="spellEnd"/>
       <w:r>
-        <w:t xml:space="preserve"> vigilasse, cum </w:t>
-      </w:r>
-      <w:proofErr w:type="spellStart"/>
-      <w:r>
-        <w:t>autem</w:t>
-      </w:r>
-      <w:proofErr w:type="spellEnd"/>
-      <w:r>
-        <w:t xml:space="preserve"> </w:t>
-      </w:r>
-      <w:proofErr w:type="spellStart"/>
-      <w:r>
+        <w:rPr>
+          <w:lang w:val="en-IN"/>
+        </w:rPr>
+        <w:t xml:space="preserve"> </w:t>
+      </w:r>
+      <w:proofErr w:type="spellStart"/>
+      <w:r>
+        <w:rPr>
+          <w:lang w:val="en-IN"/>
+        </w:rPr>
+        <w:t>vigilasse</w:t>
+      </w:r>
+      <w:proofErr w:type="spellEnd"/>
+      <w:r>
+        <w:rPr>
+          <w:lang w:val="en-IN"/>
+        </w:rPr>
+        <w:t xml:space="preserve">, cum autem </w:t>
+      </w:r>
+      <w:proofErr w:type="spellStart"/>
+      <w:r>
+        <w:rPr>
+          <w:lang w:val="en-IN"/>
+        </w:rPr>
         <w:t>bella</w:t>
       </w:r>
       <w:proofErr w:type="spellEnd"/>
       <w:r>
-        <w:t xml:space="preserve"> </w:t>
-      </w:r>
-      <w:proofErr w:type="spellStart"/>
-      <w:r>
+        <w:rPr>
+          <w:lang w:val="en-IN"/>
+        </w:rPr>
+        <w:t xml:space="preserve"> </w:t>
+      </w:r>
+      <w:proofErr w:type="spellStart"/>
+      <w:r>
+        <w:rPr>
+          <w:lang w:val="en-IN"/>
+        </w:rPr>
         <w:t>moverentur</w:t>
       </w:r>
       <w:proofErr w:type="spellEnd"/>
       <w:r>
-        <w:t xml:space="preserve"> </w:t>
-      </w:r>
-      <w:proofErr w:type="spellStart"/>
-      <w:r>
-        <w:t>externa</w:t>
-      </w:r>
-      <w:proofErr w:type="spellEnd"/>
-      <w:r>
+        <w:rPr>
+          <w:lang w:val="en-IN"/>
+        </w:rPr>
+        <w:t xml:space="preserve"> externa, </w:t>
+      </w:r>
+      <w:proofErr w:type="spellStart"/>
+      <w:r>
+        <w:rPr>
+          <w:lang w:val="en-IN"/>
+        </w:rPr>
+        <w:t>accidisse</w:t>
+      </w:r>
+      <w:proofErr w:type="spellEnd"/>
+      <w:r>
+        <w:rPr>
+          <w:lang w:val="en-IN"/>
+        </w:rPr>
+        <w:t xml:space="preserve"> </w:t>
+      </w:r>
+      <w:proofErr w:type="spellStart"/>
+      <w:r>
+        <w:rPr>
+          <w:lang w:val="en-IN"/>
+        </w:rPr>
+        <w:t>plerumque</w:t>
+      </w:r>
+      <w:proofErr w:type="spellEnd"/>
+      <w:r>
+        <w:rPr>
+          <w:lang w:val="en-IN"/>
+        </w:rPr>
+        <w:t xml:space="preserve"> </w:t>
+      </w:r>
+      <w:proofErr w:type="spellStart"/>
+      <w:r>
+        <w:rPr>
+          <w:lang w:val="en-IN"/>
+        </w:rPr>
+        <w:t>luctuosa</w:t>
+      </w:r>
+      <w:proofErr w:type="spellEnd"/>
+      <w:r>
+        <w:rPr>
+          <w:lang w:val="en-IN"/>
+        </w:rPr>
         <w:t xml:space="preserve">, </w:t>
       </w:r>
       <w:proofErr w:type="spellStart"/>
       <w:r>
-        <w:t>accidisse</w:t>
-      </w:r>
-      <w:proofErr w:type="spellEnd"/>
-      <w:r>
-        <w:t xml:space="preserve"> </w:t>
-      </w:r>
-      <w:proofErr w:type="spellStart"/>
-      <w:r>
-        <w:t>plerumque</w:t>
-      </w:r>
-      <w:proofErr w:type="spellEnd"/>
-      <w:r>
-        <w:t xml:space="preserve"> </w:t>
-      </w:r>
-      <w:proofErr w:type="spellStart"/>
-      <w:r>
-        <w:t>luctuosa</w:t>
-      </w:r>
-      <w:proofErr w:type="spellEnd"/>
-      <w:r>
-        <w:t xml:space="preserve">, </w:t>
-      </w:r>
-      <w:proofErr w:type="spellStart"/>
-      <w:r>
+        <w:rPr>
+          <w:lang w:val="en-IN"/>
+        </w:rPr>
         <w:t>icto</w:t>
       </w:r>
       <w:proofErr w:type="spellEnd"/>
       <w:r>
-        <w:t xml:space="preserve"> post </w:t>
-      </w:r>
-      <w:proofErr w:type="spellStart"/>
-      <w:r>
-        <w:t>haec</w:t>
-      </w:r>
-      <w:proofErr w:type="spellEnd"/>
-      <w:r>
-        <w:t xml:space="preserve"> </w:t>
-      </w:r>
-      <w:proofErr w:type="spellStart"/>
-      <w:r>
+        <w:rPr>
+          <w:lang w:val="en-IN"/>
+        </w:rPr>
+        <w:t xml:space="preserve"> post haec </w:t>
+      </w:r>
+      <w:proofErr w:type="spellStart"/>
+      <w:r>
+        <w:rPr>
+          <w:lang w:val="en-IN"/>
+        </w:rPr>
         <w:t>foedere</w:t>
       </w:r>
       <w:proofErr w:type="spellEnd"/>
       <w:r>
-        <w:t xml:space="preserve"> </w:t>
-      </w:r>
-      <w:proofErr w:type="spellStart"/>
-      <w:r>
-        <w:t>gentium</w:t>
-      </w:r>
-      <w:proofErr w:type="spellEnd"/>
-      <w:r>
-        <w:t xml:space="preserve"> </w:t>
-      </w:r>
-      <w:proofErr w:type="spellStart"/>
-      <w:r>
+        <w:rPr>
+          <w:lang w:val="en-IN"/>
+        </w:rPr>
+        <w:t xml:space="preserve"> gentium </w:t>
+      </w:r>
+      <w:proofErr w:type="spellStart"/>
+      <w:r>
+        <w:rPr>
+          <w:lang w:val="en-IN"/>
+        </w:rPr>
         <w:t>ritu</w:t>
       </w:r>
       <w:proofErr w:type="spellEnd"/>
       <w:r>
-        <w:t xml:space="preserve"> </w:t>
-      </w:r>
-      <w:proofErr w:type="spellStart"/>
-      <w:r>
+        <w:rPr>
+          <w:lang w:val="en-IN"/>
+        </w:rPr>
+        <w:t xml:space="preserve"> </w:t>
+      </w:r>
+      <w:proofErr w:type="spellStart"/>
+      <w:r>
+        <w:rPr>
+          <w:lang w:val="en-IN"/>
+        </w:rPr>
         <w:t>perfectaque</w:t>
       </w:r>
       <w:proofErr w:type="spellEnd"/>
       <w:r>
-        <w:t xml:space="preserve"> </w:t>
-      </w:r>
-      <w:proofErr w:type="spellStart"/>
-      <w:r>
+        <w:rPr>
+          <w:lang w:val="en-IN"/>
+        </w:rPr>
+        <w:t xml:space="preserve"> </w:t>
+      </w:r>
+      <w:proofErr w:type="spellStart"/>
+      <w:r>
+        <w:rPr>
+          <w:lang w:val="en-IN"/>
+        </w:rPr>
         <w:t>sollemnitate</w:t>
       </w:r>
       <w:proofErr w:type="spellEnd"/>
       <w:r>
-        <w:t xml:space="preserve"> imperator </w:t>
-      </w:r>
-      <w:proofErr w:type="spellStart"/>
-      <w:r>
-        <w:t>Mediolanum</w:t>
-      </w:r>
-      <w:proofErr w:type="spellEnd"/>
-      <w:r>
-        <w:t xml:space="preserve"> ad hiberna </w:t>
-      </w:r>
-      <w:proofErr w:type="spellStart"/>
-      <w:r>
+        <w:rPr>
+          <w:lang w:val="en-IN"/>
+        </w:rPr>
+        <w:t xml:space="preserve"> imperator Mediolanum ad </w:t>
+      </w:r>
+      <w:proofErr w:type="spellStart"/>
+      <w:r>
+        <w:rPr>
+          <w:lang w:val="en-IN"/>
+        </w:rPr>
+        <w:t>hiberna</w:t>
+      </w:r>
+      <w:proofErr w:type="spellEnd"/>
+      <w:r>
+        <w:rPr>
+          <w:lang w:val="en-IN"/>
+        </w:rPr>
+        <w:t xml:space="preserve"> </w:t>
+      </w:r>
+      <w:proofErr w:type="spellStart"/>
+      <w:r>
+        <w:rPr>
+          <w:lang w:val="en-IN"/>
+        </w:rPr>
         <w:t>discessit</w:t>
       </w:r>
       <w:proofErr w:type="spellEnd"/>
       <w:r>
+        <w:rPr>
+          <w:lang w:val="en-IN"/>
+        </w:rPr>
         <w:t>.</w:t>
       </w:r>
       <w:r>
+        <w:rPr>
+          <w:lang w:val="en-IN"/>
+        </w:rPr>
         <w:t xml:space="preserve"> </w:t>
       </w:r>
       <w:proofErr w:type="spellStart"/>
@@ -9456,313 +9739,483 @@
     <w:p>
       <w:pPr>
         <w:pStyle w:val="Heading1"/>
-      </w:pPr>
-      <w:proofErr w:type="spellStart"/>
-      <w:r>
+        <w:rPr>
+          <w:lang w:val="en-US"/>
+        </w:rPr>
+      </w:pPr>
+      <w:r>
+        <w:rPr>
+          <w:lang w:val="en-US"/>
+        </w:rPr>
         <w:lastRenderedPageBreak/>
-        <w:t>Problem</w:t>
-      </w:r>
-      <w:proofErr w:type="spellEnd"/>
-      <w:r>
-        <w:t xml:space="preserve"> </w:t>
-      </w:r>
-      <w:proofErr w:type="spellStart"/>
-      <w:r>
-        <w:t>Statement</w:t>
-      </w:r>
-      <w:proofErr w:type="spellEnd"/>
-    </w:p>
-    <w:p/>
-    <w:p>
-      <w:r>
+        <w:t>Problem Statement</w:t>
+      </w:r>
+    </w:p>
+    <w:p>
+      <w:pPr>
+        <w:rPr>
+          <w:lang w:val="en-US"/>
+        </w:rPr>
+      </w:pPr>
+    </w:p>
+    <w:p>
+      <w:pPr>
+        <w:rPr>
+          <w:lang w:val="en-US"/>
+        </w:rPr>
+      </w:pPr>
+      <w:r>
+        <w:rPr>
+          <w:lang w:val="en-US"/>
+        </w:rPr>
         <w:t xml:space="preserve">Mox dicta </w:t>
       </w:r>
       <w:proofErr w:type="spellStart"/>
       <w:r>
+        <w:rPr>
+          <w:lang w:val="en-US"/>
+        </w:rPr>
         <w:t>finierat</w:t>
       </w:r>
       <w:proofErr w:type="spellEnd"/>
       <w:r>
+        <w:rPr>
+          <w:lang w:val="en-US"/>
+        </w:rPr>
         <w:t xml:space="preserve">, </w:t>
       </w:r>
       <w:proofErr w:type="spellStart"/>
       <w:r>
+        <w:rPr>
+          <w:lang w:val="en-US"/>
+        </w:rPr>
         <w:t>multitudo</w:t>
       </w:r>
       <w:proofErr w:type="spellEnd"/>
       <w:r>
-        <w:t xml:space="preserve"> </w:t>
-      </w:r>
-      <w:proofErr w:type="spellStart"/>
-      <w:r>
+        <w:rPr>
+          <w:lang w:val="en-US"/>
+        </w:rPr>
+        <w:t xml:space="preserve"> </w:t>
+      </w:r>
+      <w:proofErr w:type="spellStart"/>
+      <w:r>
+        <w:rPr>
+          <w:lang w:val="en-US"/>
+        </w:rPr>
         <w:t>omnis</w:t>
       </w:r>
       <w:proofErr w:type="spellEnd"/>
       <w:r>
+        <w:rPr>
+          <w:lang w:val="en-US"/>
+        </w:rPr>
         <w:t xml:space="preserve"> ad, </w:t>
       </w:r>
       <w:proofErr w:type="spellStart"/>
       <w:r>
+        <w:rPr>
+          <w:lang w:val="en-US"/>
+        </w:rPr>
         <w:t>quae</w:t>
       </w:r>
       <w:proofErr w:type="spellEnd"/>
       <w:r>
+        <w:rPr>
+          <w:lang w:val="en-US"/>
+        </w:rPr>
         <w:t xml:space="preserve"> imperator </w:t>
       </w:r>
       <w:proofErr w:type="spellStart"/>
       <w:r>
+        <w:rPr>
+          <w:lang w:val="en-US"/>
+        </w:rPr>
         <w:t>voluit</w:t>
       </w:r>
       <w:proofErr w:type="spellEnd"/>
       <w:r>
+        <w:rPr>
+          <w:lang w:val="en-US"/>
+        </w:rPr>
         <w:t xml:space="preserve">, </w:t>
       </w:r>
       <w:proofErr w:type="spellStart"/>
       <w:r>
+        <w:rPr>
+          <w:lang w:val="en-US"/>
+        </w:rPr>
         <w:t>promptior</w:t>
       </w:r>
       <w:proofErr w:type="spellEnd"/>
       <w:r>
-        <w:t xml:space="preserve"> </w:t>
-      </w:r>
-      <w:proofErr w:type="spellStart"/>
-      <w:r>
+        <w:rPr>
+          <w:lang w:val="en-US"/>
+        </w:rPr>
+        <w:t xml:space="preserve"> </w:t>
+      </w:r>
+      <w:proofErr w:type="spellStart"/>
+      <w:r>
+        <w:rPr>
+          <w:lang w:val="en-US"/>
+        </w:rPr>
         <w:t>laudato</w:t>
       </w:r>
       <w:proofErr w:type="spellEnd"/>
       <w:r>
-        <w:t xml:space="preserve"> </w:t>
-      </w:r>
-      <w:proofErr w:type="spellStart"/>
-      <w:r>
+        <w:rPr>
+          <w:lang w:val="en-US"/>
+        </w:rPr>
+        <w:t xml:space="preserve"> </w:t>
+      </w:r>
+      <w:proofErr w:type="spellStart"/>
+      <w:r>
+        <w:rPr>
+          <w:lang w:val="en-US"/>
+        </w:rPr>
         <w:t>consilio</w:t>
       </w:r>
       <w:proofErr w:type="spellEnd"/>
       <w:r>
-        <w:t xml:space="preserve"> </w:t>
-      </w:r>
-      <w:proofErr w:type="spellStart"/>
-      <w:r>
+        <w:rPr>
+          <w:lang w:val="en-US"/>
+        </w:rPr>
+        <w:t xml:space="preserve"> </w:t>
+      </w:r>
+      <w:proofErr w:type="spellStart"/>
+      <w:r>
+        <w:rPr>
+          <w:lang w:val="en-US"/>
+        </w:rPr>
         <w:t>consensit</w:t>
       </w:r>
       <w:proofErr w:type="spellEnd"/>
       <w:r>
-        <w:t xml:space="preserve"> in </w:t>
-      </w:r>
-      <w:proofErr w:type="spellStart"/>
-      <w:r>
-        <w:t>pacem</w:t>
-      </w:r>
-      <w:proofErr w:type="spellEnd"/>
-      <w:r>
-        <w:t xml:space="preserve"> </w:t>
-      </w:r>
-      <w:proofErr w:type="spellStart"/>
-      <w:r>
+        <w:rPr>
+          <w:lang w:val="en-US"/>
+        </w:rPr>
+        <w:t xml:space="preserve"> in pacem </w:t>
+      </w:r>
+      <w:proofErr w:type="spellStart"/>
+      <w:r>
+        <w:rPr>
+          <w:lang w:val="en-US"/>
+        </w:rPr>
         <w:t>ea</w:t>
       </w:r>
       <w:proofErr w:type="spellEnd"/>
       <w:r>
-        <w:t xml:space="preserve"> </w:t>
-      </w:r>
-      <w:proofErr w:type="spellStart"/>
-      <w:r>
-        <w:t>ratione</w:t>
-      </w:r>
-      <w:proofErr w:type="spellEnd"/>
-      <w:r>
-        <w:t xml:space="preserve"> maxime </w:t>
-      </w:r>
-      <w:proofErr w:type="spellStart"/>
-      <w:r>
+        <w:rPr>
+          <w:lang w:val="en-US"/>
+        </w:rPr>
+        <w:t xml:space="preserve"> ratione </w:t>
+      </w:r>
+      <w:proofErr w:type="spellStart"/>
+      <w:r>
+        <w:rPr>
+          <w:lang w:val="en-US"/>
+        </w:rPr>
+        <w:t>maxime</w:t>
+      </w:r>
+      <w:proofErr w:type="spellEnd"/>
+      <w:r>
+        <w:rPr>
+          <w:lang w:val="en-US"/>
+        </w:rPr>
+        <w:t xml:space="preserve"> </w:t>
+      </w:r>
+      <w:proofErr w:type="spellStart"/>
+      <w:r>
+        <w:rPr>
+          <w:lang w:val="en-US"/>
+        </w:rPr>
         <w:t>percita</w:t>
       </w:r>
       <w:proofErr w:type="spellEnd"/>
       <w:r>
-        <w:t xml:space="preserve">, quod </w:t>
-      </w:r>
-      <w:proofErr w:type="spellStart"/>
-      <w:r>
+        <w:rPr>
+          <w:lang w:val="en-US"/>
+        </w:rPr>
+        <w:t xml:space="preserve">, </w:t>
+      </w:r>
+      <w:proofErr w:type="spellStart"/>
+      <w:r>
+        <w:rPr>
+          <w:lang w:val="en-US"/>
+        </w:rPr>
+        <w:t>quod</w:t>
+      </w:r>
+      <w:proofErr w:type="spellEnd"/>
+      <w:r>
+        <w:rPr>
+          <w:lang w:val="en-US"/>
+        </w:rPr>
+        <w:t xml:space="preserve"> </w:t>
+      </w:r>
+      <w:proofErr w:type="spellStart"/>
+      <w:r>
+        <w:rPr>
+          <w:lang w:val="en-US"/>
+        </w:rPr>
         <w:t>norat</w:t>
       </w:r>
       <w:proofErr w:type="spellEnd"/>
       <w:r>
-        <w:t xml:space="preserve"> </w:t>
-      </w:r>
-      <w:proofErr w:type="spellStart"/>
-      <w:r>
+        <w:rPr>
+          <w:lang w:val="en-US"/>
+        </w:rPr>
+        <w:t xml:space="preserve"> </w:t>
+      </w:r>
+      <w:proofErr w:type="spellStart"/>
+      <w:r>
+        <w:rPr>
+          <w:lang w:val="en-US"/>
+        </w:rPr>
         <w:t>expeditionibus</w:t>
       </w:r>
       <w:proofErr w:type="spellEnd"/>
       <w:r>
-        <w:t xml:space="preserve"> </w:t>
-      </w:r>
-      <w:proofErr w:type="spellStart"/>
-      <w:r>
+        <w:rPr>
+          <w:lang w:val="en-US"/>
+        </w:rPr>
+        <w:t xml:space="preserve"> </w:t>
+      </w:r>
+      <w:proofErr w:type="spellStart"/>
+      <w:r>
+        <w:rPr>
+          <w:lang w:val="en-US"/>
+        </w:rPr>
         <w:t>crebris</w:t>
       </w:r>
       <w:proofErr w:type="spellEnd"/>
       <w:r>
-        <w:t xml:space="preserve"> </w:t>
-      </w:r>
-      <w:proofErr w:type="spellStart"/>
-      <w:r>
+        <w:rPr>
+          <w:lang w:val="en-US"/>
+        </w:rPr>
+        <w:t xml:space="preserve"> </w:t>
+      </w:r>
+      <w:proofErr w:type="spellStart"/>
+      <w:r>
+        <w:rPr>
+          <w:lang w:val="en-US"/>
+        </w:rPr>
         <w:t>fortunam</w:t>
       </w:r>
       <w:proofErr w:type="spellEnd"/>
       <w:r>
-        <w:t xml:space="preserve"> </w:t>
-      </w:r>
-      <w:proofErr w:type="spellStart"/>
-      <w:r>
-        <w:t>eius</w:t>
-      </w:r>
-      <w:proofErr w:type="spellEnd"/>
-      <w:r>
-        <w:t xml:space="preserve"> in malis </w:t>
-      </w:r>
-      <w:proofErr w:type="spellStart"/>
-      <w:r>
-        <w:t>tantum</w:t>
-      </w:r>
-      <w:proofErr w:type="spellEnd"/>
-      <w:r>
-        <w:t xml:space="preserve"> </w:t>
-      </w:r>
-      <w:proofErr w:type="spellStart"/>
-      <w:r>
+        <w:rPr>
+          <w:lang w:val="en-US"/>
+        </w:rPr>
+        <w:t xml:space="preserve"> eius in </w:t>
+      </w:r>
+      <w:proofErr w:type="spellStart"/>
+      <w:r>
+        <w:rPr>
+          <w:lang w:val="en-US"/>
+        </w:rPr>
+        <w:t>malis</w:t>
+      </w:r>
+      <w:proofErr w:type="spellEnd"/>
+      <w:r>
+        <w:rPr>
+          <w:lang w:val="en-US"/>
+        </w:rPr>
+        <w:t xml:space="preserve"> tantum </w:t>
+      </w:r>
+      <w:proofErr w:type="spellStart"/>
+      <w:r>
+        <w:rPr>
+          <w:lang w:val="en-US"/>
+        </w:rPr>
         <w:t>civilibus</w:t>
       </w:r>
       <w:proofErr w:type="spellEnd"/>
       <w:r>
-        <w:t xml:space="preserve"> vigilasse, cum </w:t>
-      </w:r>
-      <w:proofErr w:type="spellStart"/>
-      <w:r>
-        <w:t>autem</w:t>
-      </w:r>
-      <w:proofErr w:type="spellEnd"/>
-      <w:r>
-        <w:t xml:space="preserve"> </w:t>
-      </w:r>
-      <w:proofErr w:type="spellStart"/>
-      <w:r>
+        <w:rPr>
+          <w:lang w:val="en-US"/>
+        </w:rPr>
+        <w:t xml:space="preserve"> </w:t>
+      </w:r>
+      <w:proofErr w:type="spellStart"/>
+      <w:r>
+        <w:rPr>
+          <w:lang w:val="en-US"/>
+        </w:rPr>
+        <w:t>vigilasse</w:t>
+      </w:r>
+      <w:proofErr w:type="spellEnd"/>
+      <w:r>
+        <w:rPr>
+          <w:lang w:val="en-US"/>
+        </w:rPr>
+        <w:t xml:space="preserve">, cum autem </w:t>
+      </w:r>
+      <w:proofErr w:type="spellStart"/>
+      <w:r>
+        <w:rPr>
+          <w:lang w:val="en-US"/>
+        </w:rPr>
         <w:t>bella</w:t>
       </w:r>
       <w:proofErr w:type="spellEnd"/>
       <w:r>
-        <w:t xml:space="preserve"> </w:t>
-      </w:r>
-      <w:proofErr w:type="spellStart"/>
-      <w:r>
+        <w:rPr>
+          <w:lang w:val="en-US"/>
+        </w:rPr>
+        <w:t xml:space="preserve"> </w:t>
+      </w:r>
+      <w:proofErr w:type="spellStart"/>
+      <w:r>
+        <w:rPr>
+          <w:lang w:val="en-US"/>
+        </w:rPr>
         <w:t>moverentur</w:t>
       </w:r>
       <w:proofErr w:type="spellEnd"/>
       <w:r>
-        <w:t xml:space="preserve"> </w:t>
-      </w:r>
-      <w:proofErr w:type="spellStart"/>
-      <w:r>
-        <w:t>externa</w:t>
-      </w:r>
-      <w:proofErr w:type="spellEnd"/>
-      <w:r>
+        <w:rPr>
+          <w:lang w:val="en-US"/>
+        </w:rPr>
+        <w:t xml:space="preserve"> externa, </w:t>
+      </w:r>
+      <w:proofErr w:type="spellStart"/>
+      <w:r>
+        <w:rPr>
+          <w:lang w:val="en-US"/>
+        </w:rPr>
+        <w:t>accidisse</w:t>
+      </w:r>
+      <w:proofErr w:type="spellEnd"/>
+      <w:r>
+        <w:rPr>
+          <w:lang w:val="en-US"/>
+        </w:rPr>
+        <w:t xml:space="preserve"> </w:t>
+      </w:r>
+      <w:proofErr w:type="spellStart"/>
+      <w:r>
+        <w:rPr>
+          <w:lang w:val="en-US"/>
+        </w:rPr>
+        <w:t>plerumque</w:t>
+      </w:r>
+      <w:proofErr w:type="spellEnd"/>
+      <w:r>
+        <w:rPr>
+          <w:lang w:val="en-US"/>
+        </w:rPr>
+        <w:t xml:space="preserve"> </w:t>
+      </w:r>
+      <w:proofErr w:type="spellStart"/>
+      <w:r>
+        <w:rPr>
+          <w:lang w:val="en-US"/>
+        </w:rPr>
+        <w:t>luctuosa</w:t>
+      </w:r>
+      <w:proofErr w:type="spellEnd"/>
+      <w:r>
+        <w:rPr>
+          <w:lang w:val="en-US"/>
+        </w:rPr>
         <w:t xml:space="preserve">, </w:t>
       </w:r>
       <w:proofErr w:type="spellStart"/>
       <w:r>
-        <w:t>accidisse</w:t>
-      </w:r>
-      <w:proofErr w:type="spellEnd"/>
-      <w:r>
-        <w:t xml:space="preserve"> </w:t>
-      </w:r>
-      <w:proofErr w:type="spellStart"/>
-      <w:r>
-        <w:t>plerumque</w:t>
-      </w:r>
-      <w:proofErr w:type="spellEnd"/>
-      <w:r>
-        <w:t xml:space="preserve"> </w:t>
-      </w:r>
-      <w:proofErr w:type="spellStart"/>
-      <w:r>
-        <w:t>luctuosa</w:t>
-      </w:r>
-      <w:proofErr w:type="spellEnd"/>
-      <w:r>
-        <w:t xml:space="preserve">, </w:t>
-      </w:r>
-      <w:proofErr w:type="spellStart"/>
-      <w:r>
+        <w:rPr>
+          <w:lang w:val="en-US"/>
+        </w:rPr>
         <w:t>icto</w:t>
       </w:r>
       <w:proofErr w:type="spellEnd"/>
       <w:r>
-        <w:t xml:space="preserve"> post </w:t>
-      </w:r>
-      <w:proofErr w:type="spellStart"/>
-      <w:r>
-        <w:t>haec</w:t>
-      </w:r>
-      <w:proofErr w:type="spellEnd"/>
-      <w:r>
-        <w:t xml:space="preserve"> </w:t>
-      </w:r>
-      <w:proofErr w:type="spellStart"/>
-      <w:r>
+        <w:rPr>
+          <w:lang w:val="en-US"/>
+        </w:rPr>
+        <w:t xml:space="preserve"> post haec </w:t>
+      </w:r>
+      <w:proofErr w:type="spellStart"/>
+      <w:r>
+        <w:rPr>
+          <w:lang w:val="en-US"/>
+        </w:rPr>
         <w:t>foedere</w:t>
       </w:r>
       <w:proofErr w:type="spellEnd"/>
       <w:r>
-        <w:t xml:space="preserve"> </w:t>
-      </w:r>
-      <w:proofErr w:type="spellStart"/>
-      <w:r>
-        <w:t>gentium</w:t>
-      </w:r>
-      <w:proofErr w:type="spellEnd"/>
-      <w:r>
-        <w:t xml:space="preserve"> </w:t>
-      </w:r>
-      <w:proofErr w:type="spellStart"/>
-      <w:r>
+        <w:rPr>
+          <w:lang w:val="en-US"/>
+        </w:rPr>
+        <w:t xml:space="preserve"> gentium </w:t>
+      </w:r>
+      <w:proofErr w:type="spellStart"/>
+      <w:r>
+        <w:rPr>
+          <w:lang w:val="en-US"/>
+        </w:rPr>
         <w:t>ritu</w:t>
       </w:r>
       <w:proofErr w:type="spellEnd"/>
       <w:r>
-        <w:t xml:space="preserve"> </w:t>
-      </w:r>
-      <w:proofErr w:type="spellStart"/>
-      <w:r>
+        <w:rPr>
+          <w:lang w:val="en-US"/>
+        </w:rPr>
+        <w:t xml:space="preserve"> </w:t>
+      </w:r>
+      <w:proofErr w:type="spellStart"/>
+      <w:r>
+        <w:rPr>
+          <w:lang w:val="en-US"/>
+        </w:rPr>
         <w:t>perfectaque</w:t>
       </w:r>
       <w:proofErr w:type="spellEnd"/>
       <w:r>
-        <w:t xml:space="preserve"> </w:t>
-      </w:r>
-      <w:proofErr w:type="spellStart"/>
-      <w:r>
+        <w:rPr>
+          <w:lang w:val="en-US"/>
+        </w:rPr>
+        <w:t xml:space="preserve"> </w:t>
+      </w:r>
+      <w:proofErr w:type="spellStart"/>
+      <w:r>
+        <w:rPr>
+          <w:lang w:val="en-US"/>
+        </w:rPr>
         <w:t>sollemnitate</w:t>
       </w:r>
       <w:proofErr w:type="spellEnd"/>
       <w:r>
-        <w:t xml:space="preserve"> imperator </w:t>
-      </w:r>
-      <w:proofErr w:type="spellStart"/>
-      <w:r>
-        <w:t>Mediolanum</w:t>
-      </w:r>
-      <w:proofErr w:type="spellEnd"/>
-      <w:r>
-        <w:t xml:space="preserve"> ad hiberna </w:t>
-      </w:r>
-      <w:proofErr w:type="spellStart"/>
-      <w:r>
+        <w:rPr>
+          <w:lang w:val="en-US"/>
+        </w:rPr>
+        <w:t xml:space="preserve"> imperator Mediolanum ad </w:t>
+      </w:r>
+      <w:proofErr w:type="spellStart"/>
+      <w:r>
+        <w:rPr>
+          <w:lang w:val="en-US"/>
+        </w:rPr>
+        <w:t>hiberna</w:t>
+      </w:r>
+      <w:proofErr w:type="spellEnd"/>
+      <w:r>
+        <w:rPr>
+          <w:lang w:val="en-US"/>
+        </w:rPr>
+        <w:t xml:space="preserve"> </w:t>
+      </w:r>
+      <w:proofErr w:type="spellStart"/>
+      <w:r>
+        <w:rPr>
+          <w:lang w:val="en-US"/>
+        </w:rPr>
         <w:t>discessit</w:t>
       </w:r>
       <w:proofErr w:type="spellEnd"/>
       <w:r>
+        <w:rPr>
+          <w:lang w:val="en-US"/>
+        </w:rPr>
         <w:t>.</w:t>
       </w:r>
     </w:p>
@@ -10301,14 +10754,16 @@
       </w:pPr>
       <w:bookmarkStart w:id="39" w:name="_Toc89960513"/>
       <w:bookmarkStart w:id="40" w:name="_Toc105689043"/>
+      <w:proofErr w:type="spellStart"/>
       <w:r>
         <w:rPr>
           <w:rFonts w:eastAsia="Times New Roman"/>
-          <w:lang w:val="en-IN" w:eastAsia="en-IN"/>
+          <w:lang w:eastAsia="en-IN"/>
         </w:rPr>
         <w:lastRenderedPageBreak/>
         <w:t>Experiment</w:t>
       </w:r>
+      <w:proofErr w:type="spellEnd"/>
     </w:p>
     <w:p/>
     <w:p/>
@@ -10329,24 +10784,19 @@
         <w:pStyle w:val="Heading1"/>
         <w:rPr>
           <w:rFonts w:eastAsia="Times New Roman"/>
-          <w:lang w:val="en-IN" w:eastAsia="en-IN"/>
-        </w:rPr>
-      </w:pPr>
+          <w:lang w:eastAsia="en-IN"/>
+        </w:rPr>
+      </w:pPr>
+      <w:proofErr w:type="spellStart"/>
       <w:r>
         <w:rPr>
           <w:rFonts w:eastAsia="Times New Roman"/>
-          <w:lang w:val="en-IN" w:eastAsia="en-IN"/>
+          <w:lang w:eastAsia="en-IN"/>
         </w:rPr>
         <w:lastRenderedPageBreak/>
-        <w:t>I</w:t>
-      </w:r>
-      <w:r>
-        <w:rPr>
-          <w:rFonts w:eastAsia="Times New Roman"/>
-          <w:lang w:val="en-IN" w:eastAsia="en-IN"/>
-        </w:rPr>
-        <w:t>nferences</w:t>
-      </w:r>
+        <w:t>Inferences</w:t>
+      </w:r>
+      <w:proofErr w:type="spellEnd"/>
     </w:p>
     <w:p/>
     <w:p>
@@ -11129,23 +11579,16 @@
         <w:pStyle w:val="Heading1"/>
         <w:rPr>
           <w:rFonts w:eastAsia="Times New Roman"/>
-          <w:lang w:val="en-IN" w:eastAsia="en-IN"/>
+          <w:lang w:eastAsia="en-IN"/>
         </w:rPr>
       </w:pPr>
       <w:r>
         <w:rPr>
           <w:rFonts w:eastAsia="Times New Roman"/>
-          <w:lang w:val="en-IN" w:eastAsia="en-IN"/>
+          <w:lang w:eastAsia="en-IN"/>
         </w:rPr>
         <w:lastRenderedPageBreak/>
-        <w:t>C</w:t>
-      </w:r>
-      <w:r>
-        <w:rPr>
-          <w:rFonts w:eastAsia="Times New Roman"/>
-          <w:lang w:val="en-IN" w:eastAsia="en-IN"/>
-        </w:rPr>
-        <w:t>onclusion</w:t>
+        <w:t>Conclusion</w:t>
       </w:r>
     </w:p>
     <w:p/>
@@ -11926,7 +12369,7 @@
           <w:sz w:val="24"/>
         </w:rPr>
         <w:sectPr>
-          <w:footerReference w:type="default" r:id="rId10"/>
+          <w:footerReference w:type="default" r:id="rId11"/>
           <w:pgSz w:w="11906" w:h="16838"/>
           <w:pgMar w:top="1417" w:right="1417" w:bottom="1417" w:left="1417" w:header="708" w:footer="708" w:gutter="0"/>
           <w:cols w:space="708"/>
@@ -12077,17 +12520,120 @@
     </w:p>
     <w:p/>
     <w:p>
-      <w:r>
-        <w:t xml:space="preserve">A générer automatiquement avec Zotero, voir </w:t>
-      </w:r>
-      <w:hyperlink r:id="rId11" w:history="1">
-        <w:r>
-          <w:rPr>
-            <w:rStyle w:val="Hyperlink"/>
-          </w:rPr>
-          <w:t>cours en ligne</w:t>
-        </w:r>
-      </w:hyperlink>
+      <w:pPr>
+        <w:pStyle w:val="Bibliography"/>
+        <w:shd w:val="clear" w:color="auto" w:fill="FFFFFF" w:themeFill="background1"/>
+        <w:rPr>
+          <w:color w:val="000000" w:themeColor="text1"/>
+          <w:lang w:val="en-GB"/>
+        </w:rPr>
+      </w:pPr>
+      <w:r>
+        <w:rPr>
+          <w:color w:val="000000" w:themeColor="text1"/>
+        </w:rPr>
+        <w:fldChar w:fldCharType="begin"/>
+      </w:r>
+      <w:r>
+        <w:rPr>
+          <w:color w:val="000000" w:themeColor="text1"/>
+        </w:rPr>
+        <w:instrText xml:space="preserve"> ADDIN ZOTERO_BIBL {"uncited":[],"omitted":[],"custom":[]} CSL_BIBLIOGRAPHY </w:instrText>
+      </w:r>
+      <w:r>
+        <w:rPr>
+          <w:color w:val="000000" w:themeColor="text1"/>
+        </w:rPr>
+        <w:fldChar w:fldCharType="separate"/>
+      </w:r>
+      <w:r>
+        <w:rPr>
+          <w:color w:val="000000" w:themeColor="text1"/>
+        </w:rPr>
+        <w:t xml:space="preserve">Serin, H. (2018). </w:t>
+      </w:r>
+      <w:r>
+        <w:rPr>
+          <w:color w:val="000000" w:themeColor="text1"/>
+          <w:lang w:val="en-GB"/>
+        </w:rPr>
+        <w:t>A Comparison of Teacher-</w:t>
+      </w:r>
+      <w:proofErr w:type="spellStart"/>
+      <w:r>
+        <w:rPr>
+          <w:color w:val="000000" w:themeColor="text1"/>
+          <w:lang w:val="en-GB"/>
+        </w:rPr>
+        <w:t>Centered</w:t>
+      </w:r>
+      <w:proofErr w:type="spellEnd"/>
+      <w:r>
+        <w:rPr>
+          <w:color w:val="000000" w:themeColor="text1"/>
+          <w:lang w:val="en-GB"/>
+        </w:rPr>
+        <w:t xml:space="preserve"> and Student-</w:t>
+      </w:r>
+      <w:proofErr w:type="spellStart"/>
+      <w:r>
+        <w:rPr>
+          <w:color w:val="000000" w:themeColor="text1"/>
+          <w:lang w:val="en-GB"/>
+        </w:rPr>
+        <w:t>Centered</w:t>
+      </w:r>
+      <w:proofErr w:type="spellEnd"/>
+      <w:r>
+        <w:rPr>
+          <w:color w:val="000000" w:themeColor="text1"/>
+          <w:lang w:val="en-GB"/>
+        </w:rPr>
+        <w:t xml:space="preserve"> Approaches in Educational Settings. </w:t>
+      </w:r>
+      <w:r>
+        <w:rPr>
+          <w:i/>
+          <w:iCs/>
+          <w:color w:val="000000" w:themeColor="text1"/>
+          <w:lang w:val="en-GB"/>
+        </w:rPr>
+        <w:t>International Journal of Social Sciences &amp; Educational Studies</w:t>
+      </w:r>
+      <w:r>
+        <w:rPr>
+          <w:color w:val="000000" w:themeColor="text1"/>
+          <w:lang w:val="en-GB"/>
+        </w:rPr>
+        <w:t xml:space="preserve">, </w:t>
+      </w:r>
+      <w:r>
+        <w:rPr>
+          <w:i/>
+          <w:iCs/>
+          <w:color w:val="000000" w:themeColor="text1"/>
+          <w:lang w:val="en-GB"/>
+        </w:rPr>
+        <w:t>5</w:t>
+      </w:r>
+      <w:r>
+        <w:rPr>
+          <w:color w:val="000000" w:themeColor="text1"/>
+          <w:lang w:val="en-GB"/>
+        </w:rPr>
+        <w:t>(1), 164–167. https://doi.org/10.23918//ijsses.v5i1p164</w:t>
+      </w:r>
+    </w:p>
+    <w:p>
+      <w:pPr>
+        <w:shd w:val="clear" w:color="auto" w:fill="FFFFFF" w:themeFill="background1"/>
+      </w:pPr>
+      <w:r>
+        <w:rPr>
+          <w:color w:val="000000" w:themeColor="text1"/>
+        </w:rPr>
+        <w:fldChar w:fldCharType="end"/>
+      </w:r>
       <w:r>
         <w:t>.</w:t>
       </w:r>
@@ -12101,6 +12647,14 @@
           <w:docGrid w:linePitch="360"/>
         </w:sectPr>
       </w:pPr>
+      <w:fldSimple w:instr=" PRINTDATE  \* MERGEFORMAT ">
+        <w:r>
+          <w:rPr>
+            <w:noProof/>
+          </w:rPr>
+          <w:t>19/06/2024 02:06:00</w:t>
+        </w:r>
+      </w:fldSimple>
     </w:p>
     <w:p>
       <w:pPr>
@@ -12112,11 +12666,11 @@
       <w:bookmarkStart w:id="49" w:name="_Toc169622417"/>
       <w:bookmarkStart w:id="50" w:name="_Toc169622625"/>
       <w:bookmarkStart w:id="51" w:name="_Toc218677531"/>
-      <w:bookmarkStart w:id="52" w:name="_Toc105689048"/>
-      <w:bookmarkStart w:id="53" w:name="_Toc107222888"/>
-      <w:bookmarkStart w:id="54" w:name="_Toc158131120"/>
-      <w:bookmarkStart w:id="55" w:name="_Toc158131245"/>
-      <w:bookmarkStart w:id="56" w:name="_Toc229668737"/>
+      <w:bookmarkStart w:id="52" w:name="_Toc229668737"/>
+      <w:bookmarkStart w:id="53" w:name="_Toc105689048"/>
+      <w:bookmarkStart w:id="54" w:name="_Toc107222888"/>
+      <w:bookmarkStart w:id="55" w:name="_Toc158131120"/>
+      <w:bookmarkStart w:id="56" w:name="_Toc158131245"/>
       <w:r>
         <w:rPr>
           <w:lang w:val="en-US"/>
@@ -12127,7 +12681,7 @@
       <w:bookmarkEnd w:id="49"/>
       <w:bookmarkEnd w:id="50"/>
       <w:bookmarkEnd w:id="51"/>
-      <w:bookmarkEnd w:id="56"/>
+      <w:bookmarkEnd w:id="52"/>
     </w:p>
     <w:p>
       <w:pPr>
@@ -12298,10 +12852,10 @@
         <w:lastRenderedPageBreak/>
         <w:t>Table des illustrations</w:t>
       </w:r>
-      <w:bookmarkEnd w:id="52"/>
       <w:bookmarkEnd w:id="53"/>
       <w:bookmarkEnd w:id="54"/>
       <w:bookmarkEnd w:id="55"/>
+      <w:bookmarkEnd w:id="56"/>
       <w:bookmarkEnd w:id="57"/>
       <w:bookmarkEnd w:id="58"/>
       <w:bookmarkEnd w:id="59"/>
@@ -12646,7 +13200,7 @@
             </mc:Choice>
             <mc:Fallback>
               <w:pict>
-                <v:rect w14:anchorId="68DAD0AE" id="Rectangle 3" o:spid="_x0000_s1027" style="position:absolute;left:0;text-align:left;margin-left:0;margin-top:0;width:44.55pt;height:15.1pt;rotation:180;flip:x;z-index:251658241;visibility:visible;mso-wrap-style:square;mso-width-percent:0;mso-height-percent:0;mso-wrap-distance-left:9pt;mso-wrap-distance-top:0;mso-wrap-distance-right:9pt;mso-wrap-distance-bottom:0;mso-position-horizontal:center;mso-position-horizontal-relative:right-margin-area;mso-position-vertical:center;mso-position-vertical-relative:bottom-margin-area;mso-width-percent:0;mso-height-percent:0;mso-width-relative:page;mso-height-relative:bottom-margin-area;v-text-anchor:top" o:gfxdata="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" filled="f" fillcolor="#c0504d" stroked="f" strokecolor="#5c83b4" strokeweight="2.25pt">
+                <v:rect w14:anchorId="68DAD0AE" id="Rectangle 3" o:spid="_x0000_s1027" style="position:absolute;left:0;text-align:left;margin-left:0;margin-top:0;width:44.55pt;height:15.1pt;rotation:180;flip:x;z-index:251658241;visibility:visible;mso-wrap-style:square;mso-width-percent:0;mso-height-percent:0;mso-wrap-distance-left:9pt;mso-wrap-distance-top:0;mso-wrap-distance-right:9pt;mso-wrap-distance-bottom:0;mso-position-horizontal:center;mso-position-horizontal-relative:right-margin-area;mso-position-vertical:center;mso-position-vertical-relative:bottom-margin-area;mso-width-percent:0;mso-height-percent:0;mso-width-relative:page;mso-height-relative:bottom-margin-area;v-text-anchor:top" o:gfxdata="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" filled="f" fillcolor="#c0504d" stroked="f" strokecolor="#5c83b4" strokeweight="2.25pt">
                   <v:textbox inset=",0,,0">
                     <w:txbxContent>
                       <w:p>
@@ -12828,7 +13382,7 @@
             </mc:Choice>
             <mc:Fallback>
               <w:pict>
-                <v:rect w14:anchorId="6DAC9EF9" id="Rectangle 4" o:spid="_x0000_s1028" style="position:absolute;left:0;text-align:left;margin-left:0;margin-top:0;width:44.55pt;height:15.1pt;rotation:180;flip:x;z-index:251658242;visibility:visible;mso-wrap-style:square;mso-width-percent:0;mso-height-percent:0;mso-wrap-distance-left:9pt;mso-wrap-distance-top:0;mso-wrap-distance-right:9pt;mso-wrap-distance-bottom:0;mso-position-horizontal:center;mso-position-horizontal-relative:right-margin-area;mso-position-vertical:center;mso-position-vertical-relative:bottom-margin-area;mso-width-percent:0;mso-height-percent:0;mso-width-relative:page;mso-height-relative:bottom-margin-area;v-text-anchor:top" o:gfxdata="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" filled="f" fillcolor="#c0504d" stroked="f" strokecolor="#5c83b4" strokeweight="2.25pt">
+                <v:rect w14:anchorId="6DAC9EF9" id="Rectangle 4" o:spid="_x0000_s1028" style="position:absolute;left:0;text-align:left;margin-left:0;margin-top:0;width:44.55pt;height:15.1pt;rotation:180;flip:x;z-index:251658242;visibility:visible;mso-wrap-style:square;mso-width-percent:0;mso-height-percent:0;mso-wrap-distance-left:9pt;mso-wrap-distance-top:0;mso-wrap-distance-right:9pt;mso-wrap-distance-bottom:0;mso-position-horizontal:center;mso-position-horizontal-relative:right-margin-area;mso-position-vertical:center;mso-position-vertical-relative:bottom-margin-area;mso-width-percent:0;mso-height-percent:0;mso-width-relative:page;mso-height-relative:bottom-margin-area;v-text-anchor:top" o:gfxdata="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" filled="f" fillcolor="#c0504d" stroked="f" strokecolor="#5c83b4" strokeweight="2.25pt">
                   <v:textbox inset=",0,,0">
                     <w:txbxContent>
                       <w:p>
@@ -14182,6 +14736,7 @@
   <w:style w:type="character" w:default="1" w:styleId="DefaultParagraphFont">
     <w:name w:val="Default Paragraph Font"/>
     <w:uiPriority w:val="1"/>
+    <w:semiHidden/>
     <w:unhideWhenUsed/>
   </w:style>
   <w:style w:type="table" w:default="1" w:styleId="TableNormal">
@@ -14254,7 +14809,7 @@
     <w:autoRedefine/>
     <w:uiPriority w:val="10"/>
     <w:qFormat/>
-    <w:rsid w:val="00C57005"/>
+    <w:rsid w:val="00C90ABD"/>
     <w:pPr>
       <w:contextualSpacing/>
     </w:pPr>
@@ -14270,7 +14825,7 @@
     <w:basedOn w:val="DefaultParagraphFont"/>
     <w:link w:val="Title"/>
     <w:uiPriority w:val="10"/>
-    <w:rsid w:val="00C57005"/>
+    <w:rsid w:val="00C90ABD"/>
     <w:rPr>
       <w:rFonts w:ascii="Neutra Text" w:eastAsiaTheme="majorEastAsia" w:hAnsi="Neutra Text" w:cstheme="majorBidi"/>
       <w:b/>
@@ -14937,6 +15492,18 @@
     <w:unhideWhenUsed/>
     <w:rsid w:val="00A478D7"/>
   </w:style>
+  <w:style w:type="paragraph" w:styleId="Bibliography">
+    <w:name w:val="Bibliography"/>
+    <w:basedOn w:val="Normal"/>
+    <w:next w:val="Normal"/>
+    <w:uiPriority w:val="37"/>
+    <w:unhideWhenUsed/>
+    <w:rsid w:val="00C327A7"/>
+    <w:pPr>
+      <w:spacing w:after="0" w:line="480" w:lineRule="auto"/>
+      <w:ind w:left="720" w:hanging="720"/>
+    </w:pPr>
+  </w:style>
 </w:styles>
 </file>
 

--- a/my_report/Thesis_Report_English.docx
+++ b/my_report/Thesis_Report_English.docx
@@ -81,7 +81,7 @@
                                 <wp:inline distT="0" distB="0" distL="0" distR="0" wp14:anchorId="6DEC448B" wp14:editId="28C93C51">
                                   <wp:extent cx="2187575" cy="737870"/>
                                   <wp:effectExtent l="0" t="0" r="0" b="0"/>
-                                  <wp:docPr id="1707674317" name="Picture 4" descr="A blue and black logo&#10;&#10;AI-generated content may be incorrect."/>
+                                  <wp:docPr id="2108049475" name="Picture 4" descr="A blue and black logo&#10;&#10;AI-generated content may be incorrect."/>
                                   <wp:cNvGraphicFramePr>
                                     <a:graphicFrameLocks xmlns:a="http://schemas.openxmlformats.org/drawingml/2006/main" noChangeAspect="1"/>
                                   </wp:cNvGraphicFramePr>
@@ -162,7 +162,7 @@
                           <wp:inline distT="0" distB="0" distL="0" distR="0" wp14:anchorId="6DEC448B" wp14:editId="28C93C51">
                             <wp:extent cx="2187575" cy="737870"/>
                             <wp:effectExtent l="0" t="0" r="0" b="0"/>
-                            <wp:docPr id="1707674317" name="Picture 4" descr="A blue and black logo&#10;&#10;AI-generated content may be incorrect."/>
+                            <wp:docPr id="2108049475" name="Picture 4" descr="A blue and black logo&#10;&#10;AI-generated content may be incorrect."/>
                             <wp:cNvGraphicFramePr>
                               <a:graphicFrameLocks xmlns:a="http://schemas.openxmlformats.org/drawingml/2006/main" noChangeAspect="1"/>
                             </wp:cNvGraphicFramePr>
@@ -690,7 +690,7 @@
       <w:pPr>
         <w:pStyle w:val="Title"/>
       </w:pPr>
-      <w:bookmarkStart w:id="5" w:name="_Toc229668724"/>
+      <w:bookmarkStart w:id="5" w:name="_Toc229755632"/>
       <w:r>
         <w:lastRenderedPageBreak/>
         <w:t>Résumé</w:t>
@@ -1892,7 +1892,7 @@
       <w:bookmarkStart w:id="6" w:name="_Toc169622387"/>
       <w:bookmarkStart w:id="7" w:name="_Toc169622573"/>
       <w:bookmarkStart w:id="8" w:name="_Toc218677501"/>
-      <w:bookmarkStart w:id="9" w:name="_Toc229668725"/>
+      <w:bookmarkStart w:id="9" w:name="_Toc229755633"/>
       <w:r>
         <w:lastRenderedPageBreak/>
         <w:t>M</w:t>
@@ -2176,7 +2176,7 @@
       <w:bookmarkStart w:id="12" w:name="_Toc169622388"/>
       <w:bookmarkStart w:id="13" w:name="_Toc169622574"/>
       <w:bookmarkStart w:id="14" w:name="_Toc218677502"/>
-      <w:bookmarkStart w:id="15" w:name="_Toc229668726"/>
+      <w:bookmarkStart w:id="15" w:name="_Toc229755634"/>
       <w:r>
         <w:lastRenderedPageBreak/>
         <w:t>Glossaire</w:t>
@@ -2296,7 +2296,7 @@
       <w:bookmarkStart w:id="18" w:name="_Toc169622389"/>
       <w:bookmarkStart w:id="19" w:name="_Toc169622575"/>
       <w:bookmarkStart w:id="20" w:name="_Toc218677503"/>
-      <w:bookmarkStart w:id="21" w:name="_Toc229668727"/>
+      <w:bookmarkStart w:id="21" w:name="_Toc229755635"/>
       <w:r>
         <w:lastRenderedPageBreak/>
         <w:t>Liste des abréviations</w:t>
@@ -2513,7 +2513,7 @@
       <w:bookmarkStart w:id="22" w:name="_Toc169622390"/>
       <w:bookmarkStart w:id="23" w:name="_Toc169622576"/>
       <w:bookmarkStart w:id="24" w:name="_Toc218677504"/>
-      <w:bookmarkStart w:id="25" w:name="_Toc229668728"/>
+      <w:bookmarkStart w:id="25" w:name="_Toc229755636"/>
       <w:r>
         <w:lastRenderedPageBreak/>
         <w:t>Remerciements</w:t>
@@ -3579,7 +3579,7 @@
       <w:bookmarkStart w:id="28" w:name="_Toc169622391"/>
       <w:bookmarkStart w:id="29" w:name="_Toc169622577"/>
       <w:bookmarkStart w:id="30" w:name="_Toc218677505"/>
-      <w:bookmarkStart w:id="31" w:name="_Toc229668729"/>
+      <w:bookmarkStart w:id="31" w:name="_Toc229755637"/>
       <w:proofErr w:type="spellStart"/>
       <w:r>
         <w:rPr>
@@ -4183,7 +4183,7 @@
       <w:bookmarkStart w:id="34" w:name="_Toc169622392"/>
       <w:bookmarkStart w:id="35" w:name="_Toc169622578"/>
       <w:bookmarkStart w:id="36" w:name="_Toc218677506"/>
-      <w:bookmarkStart w:id="37" w:name="_Toc229668730"/>
+      <w:bookmarkStart w:id="37" w:name="_Toc229755638"/>
       <w:r>
         <w:lastRenderedPageBreak/>
         <w:t>Sommaire</w:t>
@@ -4214,7 +4214,7 @@
           <w:iCs w:val="0"/>
           <w:noProof/>
           <w:kern w:val="2"/>
-          <w:lang w:val="en-IN" w:eastAsia="en-IN"/>
+          <w:lang w:val="en-FR" w:eastAsia="en-GB"/>
           <w14:ligatures w14:val="standardContextual"/>
         </w:rPr>
       </w:pPr>
@@ -4236,7 +4236,7 @@
         </w:rPr>
         <w:fldChar w:fldCharType="separate"/>
       </w:r>
-      <w:hyperlink w:anchor="_Toc229668724" w:history="1">
+      <w:hyperlink w:anchor="_Toc229755632" w:history="1">
         <w:r>
           <w:rPr>
             <w:rStyle w:val="Hyperlink"/>
@@ -4263,7 +4263,7 @@
             <w:noProof/>
             <w:webHidden/>
           </w:rPr>
-          <w:instrText xml:space="preserve"> PAGEREF _Toc229668724 \h </w:instrText>
+          <w:instrText xml:space="preserve"> PAGEREF _Toc229755632 \h </w:instrText>
         </w:r>
         <w:r>
           <w:rPr>
@@ -4308,11 +4308,11 @@
           <w:iCs w:val="0"/>
           <w:noProof/>
           <w:kern w:val="2"/>
-          <w:lang w:val="en-IN" w:eastAsia="en-IN"/>
+          <w:lang w:val="en-FR" w:eastAsia="en-GB"/>
           <w14:ligatures w14:val="standardContextual"/>
         </w:rPr>
       </w:pPr>
-      <w:hyperlink w:anchor="_Toc229668725" w:history="1">
+      <w:hyperlink w:anchor="_Toc229755633" w:history="1">
         <w:r>
           <w:rPr>
             <w:rStyle w:val="Hyperlink"/>
@@ -4339,7 +4339,7 @@
             <w:noProof/>
             <w:webHidden/>
           </w:rPr>
-          <w:instrText xml:space="preserve"> PAGEREF _Toc229668725 \h </w:instrText>
+          <w:instrText xml:space="preserve"> PAGEREF _Toc229755633 \h </w:instrText>
         </w:r>
         <w:r>
           <w:rPr>
@@ -4384,11 +4384,11 @@
           <w:iCs w:val="0"/>
           <w:noProof/>
           <w:kern w:val="2"/>
-          <w:lang w:val="en-IN" w:eastAsia="en-IN"/>
+          <w:lang w:val="en-FR" w:eastAsia="en-GB"/>
           <w14:ligatures w14:val="standardContextual"/>
         </w:rPr>
       </w:pPr>
-      <w:hyperlink w:anchor="_Toc229668726" w:history="1">
+      <w:hyperlink w:anchor="_Toc229755634" w:history="1">
         <w:r>
           <w:rPr>
             <w:rStyle w:val="Hyperlink"/>
@@ -4415,7 +4415,7 @@
             <w:noProof/>
             <w:webHidden/>
           </w:rPr>
-          <w:instrText xml:space="preserve"> PAGEREF _Toc229668726 \h </w:instrText>
+          <w:instrText xml:space="preserve"> PAGEREF _Toc229755634 \h </w:instrText>
         </w:r>
         <w:r>
           <w:rPr>
@@ -4460,11 +4460,11 @@
           <w:iCs w:val="0"/>
           <w:noProof/>
           <w:kern w:val="2"/>
-          <w:lang w:val="en-IN" w:eastAsia="en-IN"/>
+          <w:lang w:val="en-FR" w:eastAsia="en-GB"/>
           <w14:ligatures w14:val="standardContextual"/>
         </w:rPr>
       </w:pPr>
-      <w:hyperlink w:anchor="_Toc229668727" w:history="1">
+      <w:hyperlink w:anchor="_Toc229755635" w:history="1">
         <w:r>
           <w:rPr>
             <w:rStyle w:val="Hyperlink"/>
@@ -4491,7 +4491,7 @@
             <w:noProof/>
             <w:webHidden/>
           </w:rPr>
-          <w:instrText xml:space="preserve"> PAGEREF _Toc229668727 \h </w:instrText>
+          <w:instrText xml:space="preserve"> PAGEREF _Toc229755635 \h </w:instrText>
         </w:r>
         <w:r>
           <w:rPr>
@@ -4536,11 +4536,11 @@
           <w:iCs w:val="0"/>
           <w:noProof/>
           <w:kern w:val="2"/>
-          <w:lang w:val="en-IN" w:eastAsia="en-IN"/>
+          <w:lang w:val="en-FR" w:eastAsia="en-GB"/>
           <w14:ligatures w14:val="standardContextual"/>
         </w:rPr>
       </w:pPr>
-      <w:hyperlink w:anchor="_Toc229668728" w:history="1">
+      <w:hyperlink w:anchor="_Toc229755636" w:history="1">
         <w:r>
           <w:rPr>
             <w:rStyle w:val="Hyperlink"/>
@@ -4567,7 +4567,7 @@
             <w:noProof/>
             <w:webHidden/>
           </w:rPr>
-          <w:instrText xml:space="preserve"> PAGEREF _Toc229668728 \h </w:instrText>
+          <w:instrText xml:space="preserve"> PAGEREF _Toc229755636 \h </w:instrText>
         </w:r>
         <w:r>
           <w:rPr>
@@ -4612,15 +4612,16 @@
           <w:iCs w:val="0"/>
           <w:noProof/>
           <w:kern w:val="2"/>
-          <w:lang w:val="en-IN" w:eastAsia="en-IN"/>
+          <w:lang w:val="en-FR" w:eastAsia="en-GB"/>
           <w14:ligatures w14:val="standardContextual"/>
         </w:rPr>
       </w:pPr>
-      <w:hyperlink w:anchor="_Toc229668729" w:history="1">
+      <w:hyperlink w:anchor="_Toc229755637" w:history="1">
         <w:r>
           <w:rPr>
             <w:rStyle w:val="Hyperlink"/>
             <w:noProof/>
+            <w:lang w:val="en-US"/>
           </w:rPr>
           <w:t>Avertissement</w:t>
         </w:r>
@@ -4643,7 +4644,7 @@
             <w:noProof/>
             <w:webHidden/>
           </w:rPr>
-          <w:instrText xml:space="preserve"> PAGEREF _Toc229668729 \h </w:instrText>
+          <w:instrText xml:space="preserve"> PAGEREF _Toc229755637 \h </w:instrText>
         </w:r>
         <w:r>
           <w:rPr>
@@ -4688,11 +4689,11 @@
           <w:iCs w:val="0"/>
           <w:noProof/>
           <w:kern w:val="2"/>
-          <w:lang w:val="en-IN" w:eastAsia="en-IN"/>
+          <w:lang w:val="en-FR" w:eastAsia="en-GB"/>
           <w14:ligatures w14:val="standardContextual"/>
         </w:rPr>
       </w:pPr>
-      <w:hyperlink w:anchor="_Toc229668730" w:history="1">
+      <w:hyperlink w:anchor="_Toc229755638" w:history="1">
         <w:r>
           <w:rPr>
             <w:rStyle w:val="Hyperlink"/>
@@ -4719,7 +4720,7 @@
             <w:noProof/>
             <w:webHidden/>
           </w:rPr>
-          <w:instrText xml:space="preserve"> PAGEREF _Toc229668730 \h </w:instrText>
+          <w:instrText xml:space="preserve"> PAGEREF _Toc229755638 \h </w:instrText>
         </w:r>
         <w:r>
           <w:rPr>
@@ -4764,15 +4765,16 @@
           <w:iCs w:val="0"/>
           <w:noProof/>
           <w:kern w:val="2"/>
-          <w:lang w:val="en-IN" w:eastAsia="en-IN"/>
+          <w:lang w:val="en-FR" w:eastAsia="en-GB"/>
           <w14:ligatures w14:val="standardContextual"/>
         </w:rPr>
       </w:pPr>
-      <w:hyperlink w:anchor="_Toc229668731" w:history="1">
+      <w:hyperlink w:anchor="_Toc229755639" w:history="1">
         <w:r>
           <w:rPr>
             <w:rStyle w:val="Hyperlink"/>
             <w:noProof/>
+            <w:lang w:val="en-US"/>
           </w:rPr>
           <w:t>Introduction</w:t>
         </w:r>
@@ -4795,7 +4797,7 @@
             <w:noProof/>
             <w:webHidden/>
           </w:rPr>
-          <w:instrText xml:space="preserve"> PAGEREF _Toc229668731 \h </w:instrText>
+          <w:instrText xml:space="preserve"> PAGEREF _Toc229755639 \h </w:instrText>
         </w:r>
         <w:r>
           <w:rPr>
@@ -4840,31 +4842,18 @@
           <w:iCs w:val="0"/>
           <w:noProof/>
           <w:kern w:val="2"/>
-          <w:lang w:val="en-IN" w:eastAsia="en-IN"/>
+          <w:lang w:val="en-FR" w:eastAsia="en-GB"/>
           <w14:ligatures w14:val="standardContextual"/>
         </w:rPr>
       </w:pPr>
-      <w:hyperlink w:anchor="_Toc229668732" w:history="1">
+      <w:hyperlink w:anchor="_Toc229755640" w:history="1">
         <w:r>
           <w:rPr>
             <w:rStyle w:val="Hyperlink"/>
             <w:noProof/>
+            <w:lang w:val="en-IN"/>
           </w:rPr>
-          <w:t>Partie 1 (tit</w:t>
-        </w:r>
-        <w:r>
-          <w:rPr>
-            <w:rStyle w:val="Hyperlink"/>
-            <w:noProof/>
-          </w:rPr>
-          <w:t>r</w:t>
-        </w:r>
-        <w:r>
-          <w:rPr>
-            <w:rStyle w:val="Hyperlink"/>
-            <w:noProof/>
-          </w:rPr>
-          <w:t>e 1)</w:t>
+          <w:t>State-of-the-Art AI for TICE</w:t>
         </w:r>
         <w:r>
           <w:rPr>
@@ -4885,7 +4874,7 @@
             <w:noProof/>
             <w:webHidden/>
           </w:rPr>
-          <w:instrText xml:space="preserve"> PAGEREF _Toc229668732 \h </w:instrText>
+          <w:instrText xml:space="preserve"> PAGEREF _Toc229755640 \h </w:instrText>
         </w:r>
         <w:r>
           <w:rPr>
@@ -4905,7 +4894,7 @@
             <w:noProof/>
             <w:webHidden/>
           </w:rPr>
-          <w:t>12</w:t>
+          <w:t>13</w:t>
         </w:r>
         <w:r>
           <w:rPr>
@@ -4930,17 +4919,18 @@
           <w:iCs w:val="0"/>
           <w:noProof/>
           <w:kern w:val="2"/>
-          <w:lang w:val="en-IN" w:eastAsia="en-IN"/>
+          <w:lang w:val="en-FR" w:eastAsia="en-GB"/>
           <w14:ligatures w14:val="standardContextual"/>
         </w:rPr>
       </w:pPr>
-      <w:hyperlink w:anchor="_Toc229668733" w:history="1">
+      <w:hyperlink w:anchor="_Toc229755641" w:history="1">
         <w:r>
           <w:rPr>
             <w:rStyle w:val="Hyperlink"/>
             <w:noProof/>
+            <w:lang w:val="en-US"/>
           </w:rPr>
-          <w:t>Partie 2 (titre 1)</w:t>
+          <w:t>Problem Statement</w:t>
         </w:r>
         <w:r>
           <w:rPr>
@@ -4961,7 +4951,394 @@
             <w:noProof/>
             <w:webHidden/>
           </w:rPr>
-          <w:instrText xml:space="preserve"> PAGEREF _Toc229668733 \h </w:instrText>
+          <w:instrText xml:space="preserve"> PAGEREF _Toc229755641 \h </w:instrText>
+        </w:r>
+        <w:r>
+          <w:rPr>
+            <w:noProof/>
+            <w:webHidden/>
+          </w:rPr>
+        </w:r>
+        <w:r>
+          <w:rPr>
+            <w:noProof/>
+            <w:webHidden/>
+          </w:rPr>
+          <w:fldChar w:fldCharType="separate"/>
+        </w:r>
+        <w:r>
+          <w:rPr>
+            <w:noProof/>
+            <w:webHidden/>
+          </w:rPr>
+          <w:t>14</w:t>
+        </w:r>
+        <w:r>
+          <w:rPr>
+            <w:noProof/>
+            <w:webHidden/>
+          </w:rPr>
+          <w:fldChar w:fldCharType="end"/>
+        </w:r>
+      </w:hyperlink>
+    </w:p>
+    <w:p>
+      <w:pPr>
+        <w:pStyle w:val="TOC1"/>
+        <w:tabs>
+          <w:tab w:val="right" w:leader="dot" w:pos="9062"/>
+        </w:tabs>
+        <w:rPr>
+          <w:rFonts w:eastAsiaTheme="minorEastAsia" w:cstheme="minorBidi"/>
+          <w:b w:val="0"/>
+          <w:bCs w:val="0"/>
+          <w:i w:val="0"/>
+          <w:iCs w:val="0"/>
+          <w:noProof/>
+          <w:kern w:val="2"/>
+          <w:lang w:val="en-FR" w:eastAsia="en-GB"/>
+          <w14:ligatures w14:val="standardContextual"/>
+        </w:rPr>
+      </w:pPr>
+      <w:hyperlink w:anchor="_Toc229755642" w:history="1">
+        <w:r>
+          <w:rPr>
+            <w:rStyle w:val="Hyperlink"/>
+            <w:rFonts w:eastAsia="Times New Roman"/>
+            <w:noProof/>
+            <w:lang w:eastAsia="en-IN"/>
+          </w:rPr>
+          <w:t>Experiment</w:t>
+        </w:r>
+        <w:r>
+          <w:rPr>
+            <w:noProof/>
+            <w:webHidden/>
+          </w:rPr>
+          <w:tab/>
+        </w:r>
+        <w:r>
+          <w:rPr>
+            <w:noProof/>
+            <w:webHidden/>
+          </w:rPr>
+          <w:fldChar w:fldCharType="begin"/>
+        </w:r>
+        <w:r>
+          <w:rPr>
+            <w:noProof/>
+            <w:webHidden/>
+          </w:rPr>
+          <w:instrText xml:space="preserve"> PAGEREF _Toc229755642 \h </w:instrText>
+        </w:r>
+        <w:r>
+          <w:rPr>
+            <w:noProof/>
+            <w:webHidden/>
+          </w:rPr>
+        </w:r>
+        <w:r>
+          <w:rPr>
+            <w:noProof/>
+            <w:webHidden/>
+          </w:rPr>
+          <w:fldChar w:fldCharType="separate"/>
+        </w:r>
+        <w:r>
+          <w:rPr>
+            <w:noProof/>
+            <w:webHidden/>
+          </w:rPr>
+          <w:t>15</w:t>
+        </w:r>
+        <w:r>
+          <w:rPr>
+            <w:noProof/>
+            <w:webHidden/>
+          </w:rPr>
+          <w:fldChar w:fldCharType="end"/>
+        </w:r>
+      </w:hyperlink>
+    </w:p>
+    <w:p>
+      <w:pPr>
+        <w:pStyle w:val="TOC1"/>
+        <w:tabs>
+          <w:tab w:val="right" w:leader="dot" w:pos="9062"/>
+        </w:tabs>
+        <w:rPr>
+          <w:rFonts w:eastAsiaTheme="minorEastAsia" w:cstheme="minorBidi"/>
+          <w:b w:val="0"/>
+          <w:bCs w:val="0"/>
+          <w:i w:val="0"/>
+          <w:iCs w:val="0"/>
+          <w:noProof/>
+          <w:kern w:val="2"/>
+          <w:lang w:val="en-FR" w:eastAsia="en-GB"/>
+          <w14:ligatures w14:val="standardContextual"/>
+        </w:rPr>
+      </w:pPr>
+      <w:hyperlink w:anchor="_Toc229755643" w:history="1">
+        <w:r>
+          <w:rPr>
+            <w:rStyle w:val="Hyperlink"/>
+            <w:rFonts w:eastAsia="Times New Roman"/>
+            <w:noProof/>
+            <w:lang w:eastAsia="en-IN"/>
+          </w:rPr>
+          <w:t>Inferences</w:t>
+        </w:r>
+        <w:r>
+          <w:rPr>
+            <w:noProof/>
+            <w:webHidden/>
+          </w:rPr>
+          <w:tab/>
+        </w:r>
+        <w:r>
+          <w:rPr>
+            <w:noProof/>
+            <w:webHidden/>
+          </w:rPr>
+          <w:fldChar w:fldCharType="begin"/>
+        </w:r>
+        <w:r>
+          <w:rPr>
+            <w:noProof/>
+            <w:webHidden/>
+          </w:rPr>
+          <w:instrText xml:space="preserve"> PAGEREF _Toc229755643 \h </w:instrText>
+        </w:r>
+        <w:r>
+          <w:rPr>
+            <w:noProof/>
+            <w:webHidden/>
+          </w:rPr>
+        </w:r>
+        <w:r>
+          <w:rPr>
+            <w:noProof/>
+            <w:webHidden/>
+          </w:rPr>
+          <w:fldChar w:fldCharType="separate"/>
+        </w:r>
+        <w:r>
+          <w:rPr>
+            <w:noProof/>
+            <w:webHidden/>
+          </w:rPr>
+          <w:t>16</w:t>
+        </w:r>
+        <w:r>
+          <w:rPr>
+            <w:noProof/>
+            <w:webHidden/>
+          </w:rPr>
+          <w:fldChar w:fldCharType="end"/>
+        </w:r>
+      </w:hyperlink>
+    </w:p>
+    <w:p>
+      <w:pPr>
+        <w:pStyle w:val="TOC1"/>
+        <w:tabs>
+          <w:tab w:val="right" w:leader="dot" w:pos="9062"/>
+        </w:tabs>
+        <w:rPr>
+          <w:rFonts w:eastAsiaTheme="minorEastAsia" w:cstheme="minorBidi"/>
+          <w:b w:val="0"/>
+          <w:bCs w:val="0"/>
+          <w:i w:val="0"/>
+          <w:iCs w:val="0"/>
+          <w:noProof/>
+          <w:kern w:val="2"/>
+          <w:lang w:val="en-FR" w:eastAsia="en-GB"/>
+          <w14:ligatures w14:val="standardContextual"/>
+        </w:rPr>
+      </w:pPr>
+      <w:hyperlink w:anchor="_Toc229755644" w:history="1">
+        <w:r>
+          <w:rPr>
+            <w:rStyle w:val="Hyperlink"/>
+            <w:rFonts w:eastAsia="Times New Roman"/>
+            <w:noProof/>
+            <w:lang w:eastAsia="en-IN"/>
+          </w:rPr>
+          <w:t>Conclusion</w:t>
+        </w:r>
+        <w:r>
+          <w:rPr>
+            <w:noProof/>
+            <w:webHidden/>
+          </w:rPr>
+          <w:tab/>
+        </w:r>
+        <w:r>
+          <w:rPr>
+            <w:noProof/>
+            <w:webHidden/>
+          </w:rPr>
+          <w:fldChar w:fldCharType="begin"/>
+        </w:r>
+        <w:r>
+          <w:rPr>
+            <w:noProof/>
+            <w:webHidden/>
+          </w:rPr>
+          <w:instrText xml:space="preserve"> PAGEREF _Toc229755644 \h </w:instrText>
+        </w:r>
+        <w:r>
+          <w:rPr>
+            <w:noProof/>
+            <w:webHidden/>
+          </w:rPr>
+        </w:r>
+        <w:r>
+          <w:rPr>
+            <w:noProof/>
+            <w:webHidden/>
+          </w:rPr>
+          <w:fldChar w:fldCharType="separate"/>
+        </w:r>
+        <w:r>
+          <w:rPr>
+            <w:noProof/>
+            <w:webHidden/>
+          </w:rPr>
+          <w:t>17</w:t>
+        </w:r>
+        <w:r>
+          <w:rPr>
+            <w:noProof/>
+            <w:webHidden/>
+          </w:rPr>
+          <w:fldChar w:fldCharType="end"/>
+        </w:r>
+      </w:hyperlink>
+    </w:p>
+    <w:p>
+      <w:pPr>
+        <w:pStyle w:val="TOC1"/>
+        <w:tabs>
+          <w:tab w:val="right" w:leader="dot" w:pos="9062"/>
+        </w:tabs>
+        <w:rPr>
+          <w:rFonts w:eastAsiaTheme="minorEastAsia" w:cstheme="minorBidi"/>
+          <w:b w:val="0"/>
+          <w:bCs w:val="0"/>
+          <w:i w:val="0"/>
+          <w:iCs w:val="0"/>
+          <w:noProof/>
+          <w:kern w:val="2"/>
+          <w:lang w:val="en-FR" w:eastAsia="en-GB"/>
+          <w14:ligatures w14:val="standardContextual"/>
+        </w:rPr>
+      </w:pPr>
+      <w:hyperlink w:anchor="_Toc229755645" w:history="1">
+        <w:r>
+          <w:rPr>
+            <w:rStyle w:val="Hyperlink"/>
+            <w:noProof/>
+          </w:rPr>
+          <w:t>Bibliographie</w:t>
+        </w:r>
+        <w:r>
+          <w:rPr>
+            <w:noProof/>
+            <w:webHidden/>
+          </w:rPr>
+          <w:tab/>
+        </w:r>
+        <w:r>
+          <w:rPr>
+            <w:noProof/>
+            <w:webHidden/>
+          </w:rPr>
+          <w:fldChar w:fldCharType="begin"/>
+        </w:r>
+        <w:r>
+          <w:rPr>
+            <w:noProof/>
+            <w:webHidden/>
+          </w:rPr>
+          <w:instrText xml:space="preserve"> PAGEREF _Toc229755645 \h </w:instrText>
+        </w:r>
+        <w:r>
+          <w:rPr>
+            <w:noProof/>
+            <w:webHidden/>
+          </w:rPr>
+        </w:r>
+        <w:r>
+          <w:rPr>
+            <w:noProof/>
+            <w:webHidden/>
+          </w:rPr>
+          <w:fldChar w:fldCharType="separate"/>
+        </w:r>
+        <w:r>
+          <w:rPr>
+            <w:noProof/>
+            <w:webHidden/>
+          </w:rPr>
+          <w:t>19</w:t>
+        </w:r>
+        <w:r>
+          <w:rPr>
+            <w:noProof/>
+            <w:webHidden/>
+          </w:rPr>
+          <w:fldChar w:fldCharType="end"/>
+        </w:r>
+      </w:hyperlink>
+    </w:p>
+    <w:p>
+      <w:pPr>
+        <w:pStyle w:val="TOC1"/>
+        <w:tabs>
+          <w:tab w:val="right" w:leader="dot" w:pos="9062"/>
+        </w:tabs>
+        <w:rPr>
+          <w:rFonts w:eastAsiaTheme="minorEastAsia" w:cstheme="minorBidi"/>
+          <w:b w:val="0"/>
+          <w:bCs w:val="0"/>
+          <w:i w:val="0"/>
+          <w:iCs w:val="0"/>
+          <w:noProof/>
+          <w:kern w:val="2"/>
+          <w:lang w:val="en-FR" w:eastAsia="en-GB"/>
+          <w14:ligatures w14:val="standardContextual"/>
+        </w:rPr>
+      </w:pPr>
+      <w:hyperlink w:anchor="_Toc229755646" w:history="1">
+        <w:r>
+          <w:rPr>
+            <w:rStyle w:val="Hyperlink"/>
+            <w:noProof/>
+            <w:lang w:val="en-US"/>
+          </w:rPr>
+          <w:t>Index</w:t>
+        </w:r>
+        <w:r>
+          <w:rPr>
+            <w:noProof/>
+            <w:webHidden/>
+          </w:rPr>
+          <w:tab/>
+        </w:r>
+        <w:r>
+          <w:rPr>
+            <w:noProof/>
+            <w:webHidden/>
+          </w:rPr>
+          <w:fldChar w:fldCharType="begin"/>
+        </w:r>
+        <w:r>
+          <w:rPr>
+            <w:noProof/>
+            <w:webHidden/>
+          </w:rPr>
+          <w:instrText xml:space="preserve"> PAGEREF _Toc229755646 \h </w:instrText>
         </w:r>
         <w:r>
           <w:rPr>
@@ -5006,316 +5383,11 @@
           <w:iCs w:val="0"/>
           <w:noProof/>
           <w:kern w:val="2"/>
-          <w:lang w:val="en-IN" w:eastAsia="en-IN"/>
+          <w:lang w:val="en-FR" w:eastAsia="en-GB"/>
           <w14:ligatures w14:val="standardContextual"/>
         </w:rPr>
       </w:pPr>
-      <w:hyperlink w:anchor="_Toc229668734" w:history="1">
-        <w:r>
-          <w:rPr>
-            <w:rStyle w:val="Hyperlink"/>
-            <w:noProof/>
-          </w:rPr>
-          <w:t>Partie 3  (titre 1)</w:t>
-        </w:r>
-        <w:r>
-          <w:rPr>
-            <w:noProof/>
-            <w:webHidden/>
-          </w:rPr>
-          <w:tab/>
-        </w:r>
-        <w:r>
-          <w:rPr>
-            <w:noProof/>
-            <w:webHidden/>
-          </w:rPr>
-          <w:fldChar w:fldCharType="begin"/>
-        </w:r>
-        <w:r>
-          <w:rPr>
-            <w:noProof/>
-            <w:webHidden/>
-          </w:rPr>
-          <w:instrText xml:space="preserve"> PAGEREF _Toc229668734 \h </w:instrText>
-        </w:r>
-        <w:r>
-          <w:rPr>
-            <w:noProof/>
-            <w:webHidden/>
-          </w:rPr>
-        </w:r>
-        <w:r>
-          <w:rPr>
-            <w:noProof/>
-            <w:webHidden/>
-          </w:rPr>
-          <w:fldChar w:fldCharType="separate"/>
-        </w:r>
-        <w:r>
-          <w:rPr>
-            <w:noProof/>
-            <w:webHidden/>
-          </w:rPr>
-          <w:t>28</w:t>
-        </w:r>
-        <w:r>
-          <w:rPr>
-            <w:noProof/>
-            <w:webHidden/>
-          </w:rPr>
-          <w:fldChar w:fldCharType="end"/>
-        </w:r>
-      </w:hyperlink>
-    </w:p>
-    <w:p>
-      <w:pPr>
-        <w:pStyle w:val="TOC1"/>
-        <w:tabs>
-          <w:tab w:val="right" w:leader="dot" w:pos="9062"/>
-        </w:tabs>
-        <w:rPr>
-          <w:rFonts w:eastAsiaTheme="minorEastAsia" w:cstheme="minorBidi"/>
-          <w:b w:val="0"/>
-          <w:bCs w:val="0"/>
-          <w:i w:val="0"/>
-          <w:iCs w:val="0"/>
-          <w:noProof/>
-          <w:kern w:val="2"/>
-          <w:lang w:val="en-IN" w:eastAsia="en-IN"/>
-          <w14:ligatures w14:val="standardContextual"/>
-        </w:rPr>
-      </w:pPr>
-      <w:hyperlink w:anchor="_Toc229668735" w:history="1">
-        <w:r>
-          <w:rPr>
-            <w:rStyle w:val="Hyperlink"/>
-            <w:noProof/>
-          </w:rPr>
-          <w:t>Conclusion</w:t>
-        </w:r>
-        <w:r>
-          <w:rPr>
-            <w:noProof/>
-            <w:webHidden/>
-          </w:rPr>
-          <w:tab/>
-        </w:r>
-        <w:r>
-          <w:rPr>
-            <w:noProof/>
-            <w:webHidden/>
-          </w:rPr>
-          <w:fldChar w:fldCharType="begin"/>
-        </w:r>
-        <w:r>
-          <w:rPr>
-            <w:noProof/>
-            <w:webHidden/>
-          </w:rPr>
-          <w:instrText xml:space="preserve"> PAGEREF _Toc229668735 \h </w:instrText>
-        </w:r>
-        <w:r>
-          <w:rPr>
-            <w:noProof/>
-            <w:webHidden/>
-          </w:rPr>
-        </w:r>
-        <w:r>
-          <w:rPr>
-            <w:noProof/>
-            <w:webHidden/>
-          </w:rPr>
-          <w:fldChar w:fldCharType="separate"/>
-        </w:r>
-        <w:r>
-          <w:rPr>
-            <w:noProof/>
-            <w:webHidden/>
-          </w:rPr>
-          <w:t>35</w:t>
-        </w:r>
-        <w:r>
-          <w:rPr>
-            <w:noProof/>
-            <w:webHidden/>
-          </w:rPr>
-          <w:fldChar w:fldCharType="end"/>
-        </w:r>
-      </w:hyperlink>
-    </w:p>
-    <w:p>
-      <w:pPr>
-        <w:pStyle w:val="TOC1"/>
-        <w:tabs>
-          <w:tab w:val="right" w:leader="dot" w:pos="9062"/>
-        </w:tabs>
-        <w:rPr>
-          <w:rFonts w:eastAsiaTheme="minorEastAsia" w:cstheme="minorBidi"/>
-          <w:b w:val="0"/>
-          <w:bCs w:val="0"/>
-          <w:i w:val="0"/>
-          <w:iCs w:val="0"/>
-          <w:noProof/>
-          <w:kern w:val="2"/>
-          <w:lang w:val="en-IN" w:eastAsia="en-IN"/>
-          <w14:ligatures w14:val="standardContextual"/>
-        </w:rPr>
-      </w:pPr>
-      <w:hyperlink w:anchor="_Toc229668736" w:history="1">
-        <w:r>
-          <w:rPr>
-            <w:rStyle w:val="Hyperlink"/>
-            <w:noProof/>
-          </w:rPr>
-          <w:t>Bibliographie</w:t>
-        </w:r>
-        <w:r>
-          <w:rPr>
-            <w:noProof/>
-            <w:webHidden/>
-          </w:rPr>
-          <w:tab/>
-        </w:r>
-        <w:r>
-          <w:rPr>
-            <w:noProof/>
-            <w:webHidden/>
-          </w:rPr>
-          <w:fldChar w:fldCharType="begin"/>
-        </w:r>
-        <w:r>
-          <w:rPr>
-            <w:noProof/>
-            <w:webHidden/>
-          </w:rPr>
-          <w:instrText xml:space="preserve"> PAGEREF _Toc229668736 \h </w:instrText>
-        </w:r>
-        <w:r>
-          <w:rPr>
-            <w:noProof/>
-            <w:webHidden/>
-          </w:rPr>
-        </w:r>
-        <w:r>
-          <w:rPr>
-            <w:noProof/>
-            <w:webHidden/>
-          </w:rPr>
-          <w:fldChar w:fldCharType="separate"/>
-        </w:r>
-        <w:r>
-          <w:rPr>
-            <w:noProof/>
-            <w:webHidden/>
-          </w:rPr>
-          <w:t>37</w:t>
-        </w:r>
-        <w:r>
-          <w:rPr>
-            <w:noProof/>
-            <w:webHidden/>
-          </w:rPr>
-          <w:fldChar w:fldCharType="end"/>
-        </w:r>
-      </w:hyperlink>
-    </w:p>
-    <w:p>
-      <w:pPr>
-        <w:pStyle w:val="TOC1"/>
-        <w:tabs>
-          <w:tab w:val="right" w:leader="dot" w:pos="9062"/>
-        </w:tabs>
-        <w:rPr>
-          <w:rFonts w:eastAsiaTheme="minorEastAsia" w:cstheme="minorBidi"/>
-          <w:b w:val="0"/>
-          <w:bCs w:val="0"/>
-          <w:i w:val="0"/>
-          <w:iCs w:val="0"/>
-          <w:noProof/>
-          <w:kern w:val="2"/>
-          <w:lang w:val="en-IN" w:eastAsia="en-IN"/>
-          <w14:ligatures w14:val="standardContextual"/>
-        </w:rPr>
-      </w:pPr>
-      <w:hyperlink w:anchor="_Toc229668737" w:history="1">
-        <w:r>
-          <w:rPr>
-            <w:rStyle w:val="Hyperlink"/>
-            <w:noProof/>
-            <w:lang w:val="en-US"/>
-          </w:rPr>
-          <w:t>Index</w:t>
-        </w:r>
-        <w:r>
-          <w:rPr>
-            <w:noProof/>
-            <w:webHidden/>
-          </w:rPr>
-          <w:tab/>
-        </w:r>
-        <w:r>
-          <w:rPr>
-            <w:noProof/>
-            <w:webHidden/>
-          </w:rPr>
-          <w:fldChar w:fldCharType="begin"/>
-        </w:r>
-        <w:r>
-          <w:rPr>
-            <w:noProof/>
-            <w:webHidden/>
-          </w:rPr>
-          <w:instrText xml:space="preserve"> PAGEREF _Toc229668737 \h </w:instrText>
-        </w:r>
-        <w:r>
-          <w:rPr>
-            <w:noProof/>
-            <w:webHidden/>
-          </w:rPr>
-        </w:r>
-        <w:r>
-          <w:rPr>
-            <w:noProof/>
-            <w:webHidden/>
-          </w:rPr>
-          <w:fldChar w:fldCharType="separate"/>
-        </w:r>
-        <w:r>
-          <w:rPr>
-            <w:noProof/>
-            <w:webHidden/>
-          </w:rPr>
-          <w:t>38</w:t>
-        </w:r>
-        <w:r>
-          <w:rPr>
-            <w:noProof/>
-            <w:webHidden/>
-          </w:rPr>
-          <w:fldChar w:fldCharType="end"/>
-        </w:r>
-      </w:hyperlink>
-    </w:p>
-    <w:p>
-      <w:pPr>
-        <w:pStyle w:val="TOC1"/>
-        <w:tabs>
-          <w:tab w:val="right" w:leader="dot" w:pos="9062"/>
-        </w:tabs>
-        <w:rPr>
-          <w:rFonts w:eastAsiaTheme="minorEastAsia" w:cstheme="minorBidi"/>
-          <w:b w:val="0"/>
-          <w:bCs w:val="0"/>
-          <w:i w:val="0"/>
-          <w:iCs w:val="0"/>
-          <w:noProof/>
-          <w:kern w:val="2"/>
-          <w:lang w:val="en-IN" w:eastAsia="en-IN"/>
-          <w14:ligatures w14:val="standardContextual"/>
-        </w:rPr>
-      </w:pPr>
-      <w:hyperlink w:anchor="_Toc229668738" w:history="1">
+      <w:hyperlink w:anchor="_Toc229755647" w:history="1">
         <w:r>
           <w:rPr>
             <w:rStyle w:val="Hyperlink"/>
@@ -5342,7 +5414,7 @@
             <w:noProof/>
             <w:webHidden/>
           </w:rPr>
-          <w:instrText xml:space="preserve"> PAGEREF _Toc229668738 \h </w:instrText>
+          <w:instrText xml:space="preserve"> PAGEREF _Toc229755647 \h </w:instrText>
         </w:r>
         <w:r>
           <w:rPr>
@@ -5362,7 +5434,7 @@
             <w:noProof/>
             <w:webHidden/>
           </w:rPr>
-          <w:t>39</w:t>
+          <w:t>21</w:t>
         </w:r>
         <w:r>
           <w:rPr>
@@ -5375,158 +5447,6 @@
     </w:p>
     <w:p>
       <w:pPr>
-        <w:pStyle w:val="TOC1"/>
-        <w:tabs>
-          <w:tab w:val="right" w:leader="dot" w:pos="9062"/>
-        </w:tabs>
-        <w:rPr>
-          <w:rFonts w:eastAsiaTheme="minorEastAsia" w:cstheme="minorBidi"/>
-          <w:b w:val="0"/>
-          <w:bCs w:val="0"/>
-          <w:i w:val="0"/>
-          <w:iCs w:val="0"/>
-          <w:noProof/>
-          <w:kern w:val="2"/>
-          <w:lang w:val="en-IN" w:eastAsia="en-IN"/>
-          <w14:ligatures w14:val="standardContextual"/>
-        </w:rPr>
-      </w:pPr>
-      <w:hyperlink w:anchor="_Toc229668739" w:history="1">
-        <w:r>
-          <w:rPr>
-            <w:rStyle w:val="Hyperlink"/>
-            <w:noProof/>
-          </w:rPr>
-          <w:t>Table des matières</w:t>
-        </w:r>
-        <w:r>
-          <w:rPr>
-            <w:noProof/>
-            <w:webHidden/>
-          </w:rPr>
-          <w:tab/>
-        </w:r>
-        <w:r>
-          <w:rPr>
-            <w:noProof/>
-            <w:webHidden/>
-          </w:rPr>
-          <w:fldChar w:fldCharType="begin"/>
-        </w:r>
-        <w:r>
-          <w:rPr>
-            <w:noProof/>
-            <w:webHidden/>
-          </w:rPr>
-          <w:instrText xml:space="preserve"> PAGEREF _Toc229668739 \h </w:instrText>
-        </w:r>
-        <w:r>
-          <w:rPr>
-            <w:noProof/>
-            <w:webHidden/>
-          </w:rPr>
-        </w:r>
-        <w:r>
-          <w:rPr>
-            <w:noProof/>
-            <w:webHidden/>
-          </w:rPr>
-          <w:fldChar w:fldCharType="separate"/>
-        </w:r>
-        <w:r>
-          <w:rPr>
-            <w:noProof/>
-            <w:webHidden/>
-          </w:rPr>
-          <w:t>40</w:t>
-        </w:r>
-        <w:r>
-          <w:rPr>
-            <w:noProof/>
-            <w:webHidden/>
-          </w:rPr>
-          <w:fldChar w:fldCharType="end"/>
-        </w:r>
-      </w:hyperlink>
-    </w:p>
-    <w:p>
-      <w:pPr>
-        <w:pStyle w:val="TOC1"/>
-        <w:tabs>
-          <w:tab w:val="right" w:leader="dot" w:pos="9062"/>
-        </w:tabs>
-        <w:rPr>
-          <w:rFonts w:eastAsiaTheme="minorEastAsia" w:cstheme="minorBidi"/>
-          <w:b w:val="0"/>
-          <w:bCs w:val="0"/>
-          <w:i w:val="0"/>
-          <w:iCs w:val="0"/>
-          <w:noProof/>
-          <w:kern w:val="2"/>
-          <w:lang w:val="en-IN" w:eastAsia="en-IN"/>
-          <w14:ligatures w14:val="standardContextual"/>
-        </w:rPr>
-      </w:pPr>
-      <w:hyperlink w:anchor="_Toc229668740" w:history="1">
-        <w:r>
-          <w:rPr>
-            <w:rStyle w:val="Hyperlink"/>
-            <w:noProof/>
-          </w:rPr>
-          <w:t>Table des annexes</w:t>
-        </w:r>
-        <w:r>
-          <w:rPr>
-            <w:noProof/>
-            <w:webHidden/>
-          </w:rPr>
-          <w:tab/>
-        </w:r>
-        <w:r>
-          <w:rPr>
-            <w:noProof/>
-            <w:webHidden/>
-          </w:rPr>
-          <w:fldChar w:fldCharType="begin"/>
-        </w:r>
-        <w:r>
-          <w:rPr>
-            <w:noProof/>
-            <w:webHidden/>
-          </w:rPr>
-          <w:instrText xml:space="preserve"> PAGEREF _Toc229668740 \h </w:instrText>
-        </w:r>
-        <w:r>
-          <w:rPr>
-            <w:noProof/>
-            <w:webHidden/>
-          </w:rPr>
-        </w:r>
-        <w:r>
-          <w:rPr>
-            <w:noProof/>
-            <w:webHidden/>
-          </w:rPr>
-          <w:fldChar w:fldCharType="separate"/>
-        </w:r>
-        <w:r>
-          <w:rPr>
-            <w:noProof/>
-            <w:webHidden/>
-          </w:rPr>
-          <w:t>42</w:t>
-        </w:r>
-        <w:r>
-          <w:rPr>
-            <w:noProof/>
-            <w:webHidden/>
-          </w:rPr>
-          <w:fldChar w:fldCharType="end"/>
-        </w:r>
-      </w:hyperlink>
-    </w:p>
-    <w:p>
-      <w:pPr>
         <w:jc w:val="center"/>
       </w:pPr>
       <w:r>
@@ -5550,13 +5470,27 @@
     <w:p>
       <w:pPr>
         <w:pStyle w:val="Heading1"/>
-      </w:pPr>
-      <w:r>
+        <w:rPr>
+          <w:lang w:val="en-US"/>
+        </w:rPr>
+      </w:pPr>
+      <w:bookmarkStart w:id="38" w:name="_Toc229755639"/>
+      <w:r>
+        <w:rPr>
+          <w:lang w:val="en-US"/>
+        </w:rPr>
         <w:lastRenderedPageBreak/>
         <w:t>Introduction</w:t>
       </w:r>
-    </w:p>
-    <w:p/>
+      <w:bookmarkEnd w:id="38"/>
+    </w:p>
+    <w:p>
+      <w:pPr>
+        <w:rPr>
+          <w:lang w:val="en-US"/>
+        </w:rPr>
+      </w:pPr>
+    </w:p>
     <w:p>
       <w:pPr>
         <w:rPr>
@@ -5611,16 +5545,15 @@
         </w:rPr>
         <w:t xml:space="preserve">anguage pedagogy. </w:t>
       </w:r>
-    </w:p>
-    <w:p>
-      <w:pPr>
+      <w:r>
         <w:rPr>
           <w:rFonts w:ascii="Times New Roman" w:hAnsi="Times New Roman" w:cs="Times New Roman"/>
           <w:sz w:val="24"/>
           <w:szCs w:val="24"/>
           <w:lang w:val="en-US"/>
         </w:rPr>
-      </w:pPr>
+        <w:t xml:space="preserve">As T. Pica </w:t>
+      </w:r>
       <w:r>
         <w:rPr>
           <w:rFonts w:ascii="Times New Roman" w:hAnsi="Times New Roman" w:cs="Times New Roman"/>
@@ -5628,9 +5561,8 @@
           <w:szCs w:val="24"/>
           <w:lang w:val="en-US"/>
         </w:rPr>
-        <w:t>Traditional education followed a teacher-</w:t>
-      </w:r>
-      <w:proofErr w:type="spellStart"/>
+        <w:fldChar w:fldCharType="begin"/>
+      </w:r>
       <w:r>
         <w:rPr>
           <w:rFonts w:ascii="Times New Roman" w:hAnsi="Times New Roman" w:cs="Times New Roman"/>
@@ -5638,53 +5570,7 @@
           <w:szCs w:val="24"/>
           <w:lang w:val="en-US"/>
         </w:rPr>
-        <w:t>centred</w:t>
-      </w:r>
-      <w:proofErr w:type="spellEnd"/>
-      <w:r>
-        <w:rPr>
-          <w:rFonts w:ascii="Times New Roman" w:hAnsi="Times New Roman" w:cs="Times New Roman"/>
-          <w:sz w:val="24"/>
-          <w:szCs w:val="24"/>
-          <w:lang w:val="en-US"/>
-        </w:rPr>
-        <w:t xml:space="preserve"> approach</w:t>
-      </w:r>
-      <w:r>
-        <w:rPr>
-          <w:rFonts w:ascii="Times New Roman" w:hAnsi="Times New Roman" w:cs="Times New Roman"/>
-          <w:sz w:val="24"/>
-          <w:szCs w:val="24"/>
-          <w:lang w:val="en-US"/>
-        </w:rPr>
-        <w:t xml:space="preserve"> however, moder education transitioned towards a student-focused approach with the emergence of new technological tools to aide an overall learning environment.</w:t>
-      </w:r>
-      <w:r>
-        <w:rPr>
-          <w:rFonts w:ascii="Times New Roman" w:hAnsi="Times New Roman" w:cs="Times New Roman"/>
-          <w:sz w:val="24"/>
-          <w:szCs w:val="24"/>
-          <w:lang w:val="en-US"/>
-        </w:rPr>
-        <w:t xml:space="preserve"> </w:t>
-      </w:r>
-      <w:r>
-        <w:rPr>
-          <w:rFonts w:ascii="Times New Roman" w:hAnsi="Times New Roman" w:cs="Times New Roman"/>
-          <w:sz w:val="24"/>
-          <w:szCs w:val="24"/>
-          <w:lang w:val="en-US"/>
-        </w:rPr>
-        <w:fldChar w:fldCharType="begin"/>
-      </w:r>
-      <w:r>
-        <w:rPr>
-          <w:rFonts w:ascii="Times New Roman" w:hAnsi="Times New Roman" w:cs="Times New Roman"/>
-          <w:sz w:val="24"/>
-          <w:szCs w:val="24"/>
-          <w:lang w:val="en-US"/>
-        </w:rPr>
-        <w:instrText xml:space="preserve"> ADDIN ZOTERO_ITEM CSL_CITATION {"citationID":"KnDigR7p","properties":{"unsorted":false,"formattedCitation":"(Serin, 2018)","plainCitation":"(Serin, 2018)","noteIndex":0},"citationItems":[{"id":145,"uris":["http://zotero.org/users/18489330/items/W68WEB3B"],"itemData":{"id":145,"type":"article-journal","abstract":"Student-centered instruction in the classroom has recently challenged teacher-centeredness for allowing students to construct their understandings using their experiences and actions. Student-centered pedagogy is based on constructivist and democratic principles. That students make sense of what they learn in a classroom environment in which they are stimulated to develop their reflective and critical thinking and sense of responsibility come to the fore in student-centered pedagogy. Teacher-centered instruction on the other hand relied heavily on the behaviorist theory which was based on the idea that behavior changes are caused by external stimuli. Compared with student-centered classroom, students in teacher-centered classroom are passive and respond to environmental stimuli. Teacher has the ultimate authority and is in charge of learning for that reason students do not have adequate opportunities to develop their critical thinking and problem solving skills. This article endeavors to compare student-centered and teachercentered approaches and documents their general features in the classroom.","container-title":"International Journal of Social Sciences &amp; Educational Studies","DOI":"10.23918//ijsses.v5i1p164","issue":"1","language":"en","license":"Copyright (c) 2024 International Journal of Social Sciences &amp; Educational Studies","page":"164-167","source":"ijsses.tiu.edu.iq","title":"A Comparison of Teacher-Centered and Student-Centered Approaches in Educational Settings","volume":"5","author":[{"family":"Serin","given":"Hamdi"}],"issued":{"date-parts":[["2018",9,1]]}}}],"schema":"https://github.com/citation-style-language/schema/raw/master/csl-citation.json"} </w:instrText>
+        <w:instrText xml:space="preserve"> ADDIN ZOTERO_ITEM CSL_CITATION {"citationID":"HBxM8tMv","properties":{"unsorted":false,"formattedCitation":"(Pica, 2000)","plainCitation":"(Pica, 2000)","noteIndex":0},"citationItems":[{"id":147,"uris":["http://zotero.org/users/18489330/items/YFVUT5VI"],"itemData":{"id":147,"type":"article-journal","abstract":"The field of English language teaching is in transition, as it seeks new approaches, and re-examines older ones, in order to address the range and level of English proficiency required for participation in today's global community. This article describes the context of the transitional period, discusses the contributions of second language acquisition theory and research therein, and reviews classroom principles and related techniques that have already emerged.","container-title":"System","DOI":"10.1016/S0346-251X(99)00057-3","ISSN":"0346-251X","issue":"1","journalAbbreviation":"System","page":"1-18","source":"ScienceDirect","title":"Tradition and transition in English language teaching methodology1","volume":"28","author":[{"family":"Pica","given":"T."}],"issued":{"date-parts":[["2000",3,1]]}}}],"schema":"https://github.com/citation-style-language/schema/raw/master/csl-citation.json"} </w:instrText>
       </w:r>
       <w:r>
         <w:rPr>
@@ -5703,7 +5589,7 @@
           <w:szCs w:val="24"/>
           <w:lang w:val="en-US"/>
         </w:rPr>
-        <w:t>(Serin, 2018)</w:t>
+        <w:t>(Pica, 2000)</w:t>
       </w:r>
       <w:r>
         <w:rPr>
@@ -5714,1124 +5600,1653 @@
         </w:rPr>
         <w:fldChar w:fldCharType="end"/>
       </w:r>
-    </w:p>
-    <w:p>
-      <w:pPr>
-        <w:pStyle w:val="Heading4"/>
-        <w:rPr>
-          <w:lang w:val="en-US"/>
-        </w:rPr>
-      </w:pPr>
+      <w:r>
+        <w:rPr>
+          <w:rFonts w:ascii="Times New Roman" w:hAnsi="Times New Roman" w:cs="Times New Roman"/>
+          <w:sz w:val="24"/>
+          <w:szCs w:val="24"/>
+          <w:lang w:val="en-US"/>
+        </w:rPr>
+        <w:t xml:space="preserve"> discusses the changes that occur in English language teaching, one can identify the several important moments in the transformation that eventually created a pathway to the modern foreign language teaching practices today.</w:t>
+      </w:r>
+      <w:r>
+        <w:rPr>
+          <w:rFonts w:ascii="Times New Roman" w:hAnsi="Times New Roman" w:cs="Times New Roman"/>
+          <w:sz w:val="24"/>
+          <w:szCs w:val="24"/>
+          <w:lang w:val="en-US"/>
+        </w:rPr>
+        <w:br/>
+      </w:r>
     </w:p>
     <w:p>
       <w:pPr>
         <w:pStyle w:val="Heading2"/>
       </w:pPr>
       <w:r>
-        <w:t xml:space="preserve">Teacher Perspective </w:t>
-      </w:r>
-      <w:proofErr w:type="spellStart"/>
-      <w:r>
-        <w:t>Before</w:t>
-      </w:r>
-      <w:proofErr w:type="spellEnd"/>
-      <w:r>
-        <w:t xml:space="preserve"> AI</w:t>
+        <w:t>Teacher Perspective Before AI</w:t>
+      </w:r>
+    </w:p>
+    <w:p>
+      <w:pPr>
+        <w:rPr>
+          <w:rFonts w:ascii="Times New Roman" w:hAnsi="Times New Roman" w:cs="Times New Roman"/>
+          <w:sz w:val="24"/>
+          <w:szCs w:val="24"/>
+          <w:lang w:val="en-US"/>
+        </w:rPr>
+      </w:pPr>
+      <w:r>
+        <w:rPr>
+          <w:rFonts w:ascii="Times New Roman" w:hAnsi="Times New Roman" w:cs="Times New Roman"/>
+          <w:sz w:val="24"/>
+          <w:szCs w:val="24"/>
+          <w:lang w:val="en-US"/>
+        </w:rPr>
+        <w:t xml:space="preserve">Traditional </w:t>
+      </w:r>
+      <w:r>
+        <w:rPr>
+          <w:rFonts w:ascii="Times New Roman" w:hAnsi="Times New Roman" w:cs="Times New Roman"/>
+          <w:sz w:val="24"/>
+          <w:szCs w:val="24"/>
+          <w:lang w:val="en-US"/>
+        </w:rPr>
+        <w:t xml:space="preserve">language </w:t>
+      </w:r>
+      <w:r>
+        <w:rPr>
+          <w:rFonts w:ascii="Times New Roman" w:hAnsi="Times New Roman" w:cs="Times New Roman"/>
+          <w:sz w:val="24"/>
+          <w:szCs w:val="24"/>
+          <w:lang w:val="en-US"/>
+        </w:rPr>
+        <w:t xml:space="preserve">education </w:t>
+      </w:r>
+      <w:r>
+        <w:rPr>
+          <w:rFonts w:ascii="Times New Roman" w:hAnsi="Times New Roman" w:cs="Times New Roman"/>
+          <w:sz w:val="24"/>
+          <w:szCs w:val="24"/>
+          <w:lang w:val="en-US"/>
+        </w:rPr>
+        <w:t>is known to follow a</w:t>
+      </w:r>
+      <w:r>
+        <w:rPr>
+          <w:rFonts w:ascii="Times New Roman" w:hAnsi="Times New Roman" w:cs="Times New Roman"/>
+          <w:sz w:val="24"/>
+          <w:szCs w:val="24"/>
+          <w:lang w:val="en-US"/>
+        </w:rPr>
+        <w:t xml:space="preserve"> teacher-</w:t>
+      </w:r>
+      <w:proofErr w:type="spellStart"/>
+      <w:r>
+        <w:rPr>
+          <w:rFonts w:ascii="Times New Roman" w:hAnsi="Times New Roman" w:cs="Times New Roman"/>
+          <w:sz w:val="24"/>
+          <w:szCs w:val="24"/>
+          <w:lang w:val="en-US"/>
+        </w:rPr>
+        <w:t>centred</w:t>
+      </w:r>
+      <w:proofErr w:type="spellEnd"/>
+      <w:r>
+        <w:rPr>
+          <w:rFonts w:ascii="Times New Roman" w:hAnsi="Times New Roman" w:cs="Times New Roman"/>
+          <w:sz w:val="24"/>
+          <w:szCs w:val="24"/>
+          <w:lang w:val="en-US"/>
+        </w:rPr>
+        <w:t xml:space="preserve"> approach</w:t>
+      </w:r>
+      <w:r>
+        <w:rPr>
+          <w:rFonts w:ascii="Times New Roman" w:hAnsi="Times New Roman" w:cs="Times New Roman"/>
+          <w:sz w:val="24"/>
+          <w:szCs w:val="24"/>
+          <w:lang w:val="en-US"/>
+        </w:rPr>
+        <w:t>, putting much emphasis on</w:t>
+      </w:r>
+      <w:r>
+        <w:rPr>
+          <w:rFonts w:ascii="Times New Roman" w:hAnsi="Times New Roman" w:cs="Times New Roman"/>
+          <w:sz w:val="24"/>
+          <w:szCs w:val="24"/>
+          <w:lang w:val="en-US"/>
+        </w:rPr>
+        <w:t xml:space="preserve"> </w:t>
+      </w:r>
+      <w:r>
+        <w:rPr>
+          <w:rFonts w:ascii="Times New Roman" w:hAnsi="Times New Roman" w:cs="Times New Roman"/>
+          <w:sz w:val="24"/>
+          <w:szCs w:val="24"/>
+          <w:lang w:val="en-US"/>
+        </w:rPr>
+        <w:t>literary translations,</w:t>
+      </w:r>
+      <w:r>
+        <w:rPr>
+          <w:rFonts w:ascii="Times New Roman" w:hAnsi="Times New Roman" w:cs="Times New Roman"/>
+          <w:sz w:val="24"/>
+          <w:szCs w:val="24"/>
+          <w:lang w:val="en-US"/>
+        </w:rPr>
+        <w:t xml:space="preserve"> mandatory</w:t>
+      </w:r>
+      <w:r>
+        <w:rPr>
+          <w:rFonts w:ascii="Times New Roman" w:hAnsi="Times New Roman" w:cs="Times New Roman"/>
+          <w:sz w:val="24"/>
+          <w:szCs w:val="24"/>
+          <w:lang w:val="en-US"/>
+        </w:rPr>
+        <w:t xml:space="preserve"> </w:t>
+      </w:r>
+      <w:r>
+        <w:rPr>
+          <w:rFonts w:ascii="Times New Roman" w:hAnsi="Times New Roman" w:cs="Times New Roman"/>
+          <w:sz w:val="24"/>
+          <w:szCs w:val="24"/>
+          <w:lang w:val="en-US"/>
+        </w:rPr>
+        <w:t>gramma</w:t>
+      </w:r>
+      <w:r>
+        <w:rPr>
+          <w:rFonts w:ascii="Times New Roman" w:hAnsi="Times New Roman" w:cs="Times New Roman"/>
+          <w:sz w:val="24"/>
+          <w:szCs w:val="24"/>
+          <w:lang w:val="en-US"/>
+        </w:rPr>
+        <w:t xml:space="preserve">tical instructions, </w:t>
+      </w:r>
+      <w:r>
+        <w:rPr>
+          <w:rFonts w:ascii="Times New Roman" w:hAnsi="Times New Roman" w:cs="Times New Roman"/>
+          <w:sz w:val="24"/>
+          <w:szCs w:val="24"/>
+          <w:lang w:val="en-US"/>
+        </w:rPr>
+        <w:t>memorization</w:t>
+      </w:r>
+      <w:r>
+        <w:rPr>
+          <w:rFonts w:ascii="Times New Roman" w:hAnsi="Times New Roman" w:cs="Times New Roman"/>
+          <w:sz w:val="24"/>
+          <w:szCs w:val="24"/>
+          <w:lang w:val="en-US"/>
+        </w:rPr>
+        <w:t xml:space="preserve"> </w:t>
+      </w:r>
+      <w:r>
+        <w:rPr>
+          <w:rFonts w:ascii="Times New Roman" w:hAnsi="Times New Roman" w:cs="Times New Roman"/>
+          <w:sz w:val="24"/>
+          <w:szCs w:val="24"/>
+          <w:lang w:val="en-US"/>
+        </w:rPr>
+        <w:t>and repetition</w:t>
+      </w:r>
+      <w:r>
+        <w:rPr>
+          <w:rFonts w:ascii="Times New Roman" w:hAnsi="Times New Roman" w:cs="Times New Roman"/>
+          <w:sz w:val="24"/>
+          <w:szCs w:val="24"/>
+          <w:lang w:val="en-US"/>
+        </w:rPr>
+        <w:t xml:space="preserve"> </w:t>
+      </w:r>
+      <w:r>
+        <w:rPr>
+          <w:rFonts w:ascii="Times New Roman" w:hAnsi="Times New Roman" w:cs="Times New Roman"/>
+          <w:sz w:val="24"/>
+          <w:szCs w:val="24"/>
+          <w:lang w:val="en-US"/>
+        </w:rPr>
+        <w:fldChar w:fldCharType="begin"/>
+      </w:r>
+      <w:r>
+        <w:rPr>
+          <w:rFonts w:ascii="Times New Roman" w:hAnsi="Times New Roman" w:cs="Times New Roman"/>
+          <w:sz w:val="24"/>
+          <w:szCs w:val="24"/>
+          <w:lang w:val="en-US"/>
+        </w:rPr>
+        <w:instrText xml:space="preserve"> ADDIN ZOTERO_ITEM CSL_CITATION {"citationID":"pWni6ITm","properties":{"unsorted":false,"formattedCitation":"(Richards &amp; Rodgers, 2014)","plainCitation":"(Richards &amp; Rodgers, 2014)","noteIndex":0},"citationItems":[{"id":149,"uris":["http://zotero.org/users/18489330/items/AVDZ9PE3"],"itemData":{"id":149,"type":"book","abstract":"This third edition of Approaches and Methods in Language Teaching is an extensive revision of the popular and accessible text. Like previous editions, this book surveys the major approaches and methods in language teaching such as Grammar Translation, Audiolingualism, Communicative Language Teaching, and the Natural Approach. It examines each approach and method in terms of its theory of language and language learning, goals, syllabus, teaching activities, teacher and learner roles, materials, and classroom techniques. --","ISBN":"978-1-107-67596-4","language":"en","note":"Google-Books-ID: HrhkAwAAQBAJ","number-of-pages":"421","publisher":"Cambridge University Press","source":"Google Books","title":"Approaches and Methods in Language Teaching","author":[{"family":"Richards","given":"Jack C."},{"family":"Rodgers","given":"Theodore S."}],"issued":{"date-parts":[["2014",4,16]]}}}],"schema":"https://github.com/citation-style-language/schema/raw/master/csl-citation.json"} </w:instrText>
+      </w:r>
+      <w:r>
+        <w:rPr>
+          <w:rFonts w:ascii="Times New Roman" w:hAnsi="Times New Roman" w:cs="Times New Roman"/>
+          <w:sz w:val="24"/>
+          <w:szCs w:val="24"/>
+          <w:lang w:val="en-US"/>
+        </w:rPr>
+        <w:fldChar w:fldCharType="separate"/>
+      </w:r>
+      <w:r>
+        <w:rPr>
+          <w:rFonts w:ascii="Times New Roman" w:hAnsi="Times New Roman" w:cs="Times New Roman"/>
+          <w:noProof/>
+          <w:sz w:val="24"/>
+          <w:szCs w:val="24"/>
+          <w:lang w:val="en-US"/>
+        </w:rPr>
+        <w:t>(Richards &amp; Rodgers, 2014)</w:t>
+      </w:r>
+      <w:r>
+        <w:rPr>
+          <w:rFonts w:ascii="Times New Roman" w:hAnsi="Times New Roman" w:cs="Times New Roman"/>
+          <w:sz w:val="24"/>
+          <w:szCs w:val="24"/>
+          <w:lang w:val="en-US"/>
+        </w:rPr>
+        <w:fldChar w:fldCharType="end"/>
+      </w:r>
+      <w:r>
+        <w:rPr>
+          <w:rFonts w:ascii="Times New Roman" w:hAnsi="Times New Roman" w:cs="Times New Roman"/>
+          <w:sz w:val="24"/>
+          <w:szCs w:val="24"/>
+          <w:lang w:val="en-US"/>
+        </w:rPr>
+        <w:t xml:space="preserve">. </w:t>
+      </w:r>
+      <w:r>
+        <w:rPr>
+          <w:rFonts w:ascii="Times New Roman" w:hAnsi="Times New Roman" w:cs="Times New Roman"/>
+          <w:sz w:val="24"/>
+          <w:szCs w:val="24"/>
+          <w:lang w:val="en-US"/>
+        </w:rPr>
+        <w:t xml:space="preserve">This required prioritization of linguistic accuracy </w:t>
+      </w:r>
+      <w:r>
+        <w:rPr>
+          <w:rFonts w:ascii="Times New Roman" w:hAnsi="Times New Roman" w:cs="Times New Roman"/>
+          <w:sz w:val="24"/>
+          <w:szCs w:val="24"/>
+          <w:lang w:val="en-US"/>
+        </w:rPr>
+        <w:t xml:space="preserve">rather </w:t>
+      </w:r>
+      <w:r>
+        <w:rPr>
+          <w:rFonts w:ascii="Times New Roman" w:hAnsi="Times New Roman" w:cs="Times New Roman"/>
+          <w:sz w:val="24"/>
+          <w:szCs w:val="24"/>
+          <w:lang w:val="en-US"/>
+        </w:rPr>
+        <w:t>than the focusing on the need for language learning that is communication</w:t>
+      </w:r>
+      <w:r>
+        <w:rPr>
+          <w:rFonts w:ascii="Times New Roman" w:hAnsi="Times New Roman" w:cs="Times New Roman"/>
+          <w:sz w:val="24"/>
+          <w:szCs w:val="24"/>
+          <w:lang w:val="en-US"/>
+        </w:rPr>
+        <w:t xml:space="preserve">. </w:t>
+      </w:r>
+      <w:r>
+        <w:rPr>
+          <w:rFonts w:ascii="Times New Roman" w:hAnsi="Times New Roman" w:cs="Times New Roman"/>
+          <w:sz w:val="24"/>
+          <w:szCs w:val="24"/>
+          <w:lang w:val="en-US"/>
+        </w:rPr>
+        <w:t xml:space="preserve">However, these practices did not exist </w:t>
+      </w:r>
+      <w:proofErr w:type="spellStart"/>
+      <w:r>
+        <w:rPr>
+          <w:rFonts w:ascii="Times New Roman" w:hAnsi="Times New Roman" w:cs="Times New Roman"/>
+          <w:sz w:val="24"/>
+          <w:szCs w:val="24"/>
+          <w:lang w:val="en-US"/>
+        </w:rPr>
+        <w:t>idependently</w:t>
+      </w:r>
+      <w:proofErr w:type="spellEnd"/>
+      <w:r>
+        <w:rPr>
+          <w:rFonts w:ascii="Times New Roman" w:hAnsi="Times New Roman" w:cs="Times New Roman"/>
+          <w:sz w:val="24"/>
+          <w:szCs w:val="24"/>
+          <w:lang w:val="en-US"/>
+        </w:rPr>
+        <w:t xml:space="preserve">, for such practices to </w:t>
+      </w:r>
+      <w:proofErr w:type="spellStart"/>
+      <w:r>
+        <w:rPr>
+          <w:rFonts w:ascii="Times New Roman" w:hAnsi="Times New Roman" w:cs="Times New Roman"/>
+          <w:sz w:val="24"/>
+          <w:szCs w:val="24"/>
+          <w:lang w:val="en-US"/>
+        </w:rPr>
+        <w:t>florish</w:t>
+      </w:r>
+      <w:proofErr w:type="spellEnd"/>
+      <w:r>
+        <w:rPr>
+          <w:rFonts w:ascii="Times New Roman" w:hAnsi="Times New Roman" w:cs="Times New Roman"/>
+          <w:sz w:val="24"/>
+          <w:szCs w:val="24"/>
+          <w:lang w:val="en-US"/>
+        </w:rPr>
+        <w:t xml:space="preserve"> teachers were required to </w:t>
+      </w:r>
+      <w:proofErr w:type="spellStart"/>
+      <w:r>
+        <w:rPr>
+          <w:rFonts w:ascii="Times New Roman" w:hAnsi="Times New Roman" w:cs="Times New Roman"/>
+          <w:sz w:val="24"/>
+          <w:szCs w:val="24"/>
+          <w:lang w:val="en-US"/>
+        </w:rPr>
+        <w:t>interpet</w:t>
+      </w:r>
+      <w:proofErr w:type="spellEnd"/>
+      <w:r>
+        <w:rPr>
+          <w:rFonts w:ascii="Times New Roman" w:hAnsi="Times New Roman" w:cs="Times New Roman"/>
+          <w:sz w:val="24"/>
+          <w:szCs w:val="24"/>
+          <w:lang w:val="en-US"/>
+        </w:rPr>
+        <w:t xml:space="preserve"> them into classroom practices, as a result a major part of teacher’s time outside of just providing the classes were concentrated towards lesson planning. </w:t>
+      </w:r>
+    </w:p>
+    <w:p>
+      <w:pPr>
+        <w:rPr>
+          <w:rFonts w:ascii="Times New Roman" w:hAnsi="Times New Roman" w:cs="Times New Roman"/>
+          <w:sz w:val="24"/>
+          <w:szCs w:val="24"/>
+          <w:lang w:val="en-US"/>
+        </w:rPr>
+      </w:pPr>
+      <w:r>
+        <w:rPr>
+          <w:rFonts w:ascii="Times New Roman" w:hAnsi="Times New Roman" w:cs="Times New Roman"/>
+          <w:sz w:val="24"/>
+          <w:szCs w:val="24"/>
+          <w:lang w:val="en-US"/>
+        </w:rPr>
+        <w:t xml:space="preserve">The </w:t>
+      </w:r>
+      <w:r>
+        <w:rPr>
+          <w:rFonts w:ascii="Times New Roman" w:hAnsi="Times New Roman" w:cs="Times New Roman"/>
+          <w:sz w:val="24"/>
+          <w:szCs w:val="24"/>
+          <w:lang w:val="en-US"/>
+        </w:rPr>
+        <w:t>preparation of each lesson</w:t>
+      </w:r>
+      <w:r>
+        <w:rPr>
+          <w:rFonts w:ascii="Times New Roman" w:hAnsi="Times New Roman" w:cs="Times New Roman"/>
+          <w:sz w:val="24"/>
+          <w:szCs w:val="24"/>
+          <w:lang w:val="en-US"/>
+        </w:rPr>
+        <w:t xml:space="preserve"> </w:t>
+      </w:r>
+      <w:r>
+        <w:rPr>
+          <w:rFonts w:ascii="Times New Roman" w:hAnsi="Times New Roman" w:cs="Times New Roman"/>
+          <w:sz w:val="24"/>
+          <w:szCs w:val="24"/>
+          <w:lang w:val="en-US"/>
+        </w:rPr>
+        <w:t>before the emergence generative AI</w:t>
+      </w:r>
+      <w:r>
+        <w:rPr>
+          <w:rFonts w:ascii="Times New Roman" w:hAnsi="Times New Roman" w:cs="Times New Roman"/>
+          <w:sz w:val="24"/>
+          <w:szCs w:val="24"/>
+          <w:lang w:val="en-US"/>
+        </w:rPr>
+        <w:t xml:space="preserve"> therefore relied heavily </w:t>
+      </w:r>
+      <w:r>
+        <w:rPr>
+          <w:rFonts w:ascii="Times New Roman" w:hAnsi="Times New Roman" w:cs="Times New Roman"/>
+          <w:sz w:val="24"/>
+          <w:szCs w:val="24"/>
+          <w:lang w:val="en-US"/>
+        </w:rPr>
+        <w:t xml:space="preserve">on </w:t>
+      </w:r>
+      <w:r>
+        <w:rPr>
+          <w:rFonts w:ascii="Times New Roman" w:hAnsi="Times New Roman" w:cs="Times New Roman"/>
+          <w:sz w:val="24"/>
+          <w:szCs w:val="24"/>
+          <w:lang w:val="en-US"/>
+        </w:rPr>
+        <w:t>the</w:t>
+      </w:r>
+      <w:r>
+        <w:rPr>
+          <w:rFonts w:ascii="Times New Roman" w:hAnsi="Times New Roman" w:cs="Times New Roman"/>
+          <w:sz w:val="24"/>
+          <w:szCs w:val="24"/>
+          <w:lang w:val="en-US"/>
+        </w:rPr>
+        <w:t xml:space="preserve"> </w:t>
+      </w:r>
+      <w:r>
+        <w:rPr>
+          <w:rFonts w:ascii="Times New Roman" w:hAnsi="Times New Roman" w:cs="Times New Roman"/>
+          <w:sz w:val="24"/>
+          <w:szCs w:val="24"/>
+          <w:lang w:val="en-US"/>
+        </w:rPr>
+        <w:t xml:space="preserve">language </w:t>
+      </w:r>
+      <w:r>
+        <w:rPr>
+          <w:rFonts w:ascii="Times New Roman" w:hAnsi="Times New Roman" w:cs="Times New Roman"/>
+          <w:sz w:val="24"/>
+          <w:szCs w:val="24"/>
+          <w:lang w:val="en-US"/>
+        </w:rPr>
+        <w:t>teacher’s cognitive competences to make every decision related to the curriculum that involved not only</w:t>
+      </w:r>
+      <w:r>
+        <w:rPr>
+          <w:rFonts w:ascii="Times New Roman" w:hAnsi="Times New Roman" w:cs="Times New Roman"/>
+          <w:sz w:val="24"/>
+          <w:szCs w:val="24"/>
+          <w:lang w:val="en-US"/>
+        </w:rPr>
+        <w:t xml:space="preserve"> </w:t>
+      </w:r>
+      <w:r>
+        <w:rPr>
+          <w:rFonts w:ascii="Times New Roman" w:hAnsi="Times New Roman" w:cs="Times New Roman"/>
+          <w:sz w:val="24"/>
+          <w:szCs w:val="24"/>
+          <w:lang w:val="en-US"/>
+        </w:rPr>
+        <w:t xml:space="preserve">planning each session but also the selection of resources and </w:t>
+      </w:r>
+      <w:r>
+        <w:rPr>
+          <w:rFonts w:ascii="Times New Roman" w:hAnsi="Times New Roman" w:cs="Times New Roman"/>
+          <w:sz w:val="24"/>
+          <w:szCs w:val="24"/>
+          <w:lang w:val="en-US"/>
+        </w:rPr>
+        <w:t>adaptations according to needs of their students</w:t>
+      </w:r>
+      <w:r>
+        <w:rPr>
+          <w:rFonts w:ascii="Times New Roman" w:hAnsi="Times New Roman" w:cs="Times New Roman"/>
+          <w:sz w:val="24"/>
+          <w:szCs w:val="24"/>
+          <w:lang w:val="en-US"/>
+        </w:rPr>
+        <w:t xml:space="preserve">. </w:t>
+      </w:r>
+      <w:r>
+        <w:rPr>
+          <w:rFonts w:ascii="Times New Roman" w:hAnsi="Times New Roman" w:cs="Times New Roman"/>
+          <w:sz w:val="24"/>
+          <w:szCs w:val="24"/>
+          <w:lang w:val="en-US"/>
+        </w:rPr>
+        <w:fldChar w:fldCharType="begin"/>
+      </w:r>
+      <w:r>
+        <w:rPr>
+          <w:rFonts w:ascii="Times New Roman" w:hAnsi="Times New Roman" w:cs="Times New Roman"/>
+          <w:sz w:val="24"/>
+          <w:szCs w:val="24"/>
+          <w:lang w:val="en-US"/>
+        </w:rPr>
+        <w:instrText xml:space="preserve"> ADDIN ZOTERO_ITEM CSL_CITATION {"citationID":"Jq58MQjI","properties":{"unsorted":false,"formattedCitation":"(Borg, 2003; {\\i{}The Study of Teacher Thinking}, n.d.)","plainCitation":"(Borg, 2003; The Study of Teacher Thinking, n.d.)","noteIndex":0},"citationItems":[{"id":151,"uris":["http://zotero.org/users/18489330/items/QSTLSCIW"],"itemData":{"id":151,"type":"article-journal","abstract":"This paper reviews a selection of research from the field of foreign and second language teaching into what is referred to here as teacher cognition – what teachers think, know, and believe and the relationships of these mental constructs to what teachers do in the language teaching classroom. Within a framework suggested by more general mainstream educational research on teacher cognition, language teacher cognition is here discussed with reference to three main themes: (1) cognition and prior language learning experience, (2) cognition and teacher education, and (3) cognition and classroom practice. In addition, the findings of studies into two specific curricular areas in language teaching which have been examined by teacher cognition – grammar teaching and literacy – are discussed. This review indicates that, while the study of teacher cognition has established itself on the research agenda in the field of language teaching and provided valuable insight into the mental lives of language teachers, a clear sense of unity is lacking in the work and there are several major issues in language teaching which have yet to be explored from the perspective of teacher cognition.","container-title":"Language Teaching","DOI":"10.1017/S0261444803001903","ISSN":"1475-3049, 0261-4448","issue":"2","language":"en","page":"81-109","source":"Cambridge University Press","title":"Teacher cognition in language teaching: A review of research on what language teachers think, know, believe, and do","title-short":"Teacher cognition in language teaching","volume":"36","author":[{"family":"Borg","given":"Simon"}],"issued":{"date-parts":[["2003",4]]}}},{"id":153,"uris":["http://zotero.org/users/18489330/items/73B9KBWT"],"itemData":{"id":153,"type":"webpage","DOI":"10.1177/002248718603700506","language":"en","note":"DOI: 10.1177/002248718603700506","title":"The Study of Teacher Thinking: Implications for Teacher Education","title-short":"The Study of Teacher Thinking","URL":"https://journals.sagepub.com/doi/epdf/10.1177/002248718603700506","accessed":{"date-parts":[["2026",5,15]]}}}],"schema":"https://github.com/citation-style-language/schema/raw/master/csl-citation.json"} </w:instrText>
+      </w:r>
+      <w:r>
+        <w:rPr>
+          <w:rFonts w:ascii="Times New Roman" w:hAnsi="Times New Roman" w:cs="Times New Roman"/>
+          <w:sz w:val="24"/>
+          <w:szCs w:val="24"/>
+          <w:lang w:val="en-US"/>
+        </w:rPr>
+        <w:fldChar w:fldCharType="separate"/>
+      </w:r>
+      <w:r>
+        <w:rPr>
+          <w:rFonts w:ascii="Times New Roman" w:hAnsi="Times New Roman" w:cs="Times New Roman"/>
+          <w:sz w:val="24"/>
+          <w:szCs w:val="24"/>
+          <w:lang w:val="en-GB"/>
+        </w:rPr>
+        <w:t xml:space="preserve">(Borg, 2003; </w:t>
+      </w:r>
+      <w:r>
+        <w:rPr>
+          <w:rFonts w:ascii="Times New Roman" w:hAnsi="Times New Roman" w:cs="Times New Roman"/>
+          <w:i/>
+          <w:iCs/>
+          <w:sz w:val="24"/>
+          <w:szCs w:val="24"/>
+          <w:lang w:val="en-GB"/>
+        </w:rPr>
+        <w:t>The Study of Teacher Thinking</w:t>
+      </w:r>
+      <w:r>
+        <w:rPr>
+          <w:rFonts w:ascii="Times New Roman" w:hAnsi="Times New Roman" w:cs="Times New Roman"/>
+          <w:sz w:val="24"/>
+          <w:szCs w:val="24"/>
+          <w:lang w:val="en-GB"/>
+        </w:rPr>
+        <w:t>, n.d.)</w:t>
+      </w:r>
+      <w:r>
+        <w:rPr>
+          <w:rFonts w:ascii="Times New Roman" w:hAnsi="Times New Roman" w:cs="Times New Roman"/>
+          <w:sz w:val="24"/>
+          <w:szCs w:val="24"/>
+          <w:lang w:val="en-US"/>
+        </w:rPr>
+        <w:fldChar w:fldCharType="end"/>
+      </w:r>
+    </w:p>
+    <w:p>
+      <w:pPr>
+        <w:rPr>
+          <w:lang w:val="en-US"/>
+        </w:rPr>
+      </w:pPr>
+    </w:p>
+    <w:p>
+      <w:pPr>
+        <w:pStyle w:val="Heading2"/>
+      </w:pPr>
+      <w:r>
+        <w:t>EdTech &amp; AI</w:t>
+      </w:r>
+    </w:p>
+    <w:p>
+      <w:pPr>
+        <w:rPr>
+          <w:rFonts w:ascii="Times New Roman" w:hAnsi="Times New Roman" w:cs="Times New Roman"/>
+          <w:sz w:val="24"/>
+          <w:szCs w:val="24"/>
+          <w:lang w:val="en-US"/>
+        </w:rPr>
+      </w:pPr>
+    </w:p>
+    <w:p>
+      <w:pPr>
+        <w:rPr>
+          <w:rFonts w:ascii="Times New Roman" w:hAnsi="Times New Roman" w:cs="Times New Roman"/>
+          <w:sz w:val="24"/>
+          <w:szCs w:val="24"/>
+          <w:lang w:val="en-US"/>
+        </w:rPr>
+      </w:pPr>
+      <w:r>
+        <w:rPr>
+          <w:rFonts w:ascii="Times New Roman" w:hAnsi="Times New Roman" w:cs="Times New Roman"/>
+          <w:sz w:val="24"/>
+          <w:szCs w:val="24"/>
+          <w:lang w:val="en-US"/>
+        </w:rPr>
+        <w:t>More here</w:t>
+      </w:r>
+      <w:proofErr w:type="gramStart"/>
+      <w:r>
+        <w:rPr>
+          <w:rFonts w:ascii="Times New Roman" w:hAnsi="Times New Roman" w:cs="Times New Roman"/>
+          <w:sz w:val="24"/>
+          <w:szCs w:val="24"/>
+          <w:lang w:val="en-US"/>
+        </w:rPr>
+        <w:t>…..</w:t>
+      </w:r>
+      <w:proofErr w:type="gramEnd"/>
+    </w:p>
+    <w:p>
+      <w:pPr>
+        <w:rPr>
+          <w:rFonts w:ascii="Times New Roman" w:hAnsi="Times New Roman" w:cs="Times New Roman"/>
+          <w:sz w:val="24"/>
+          <w:szCs w:val="24"/>
+          <w:lang w:val="en-US"/>
+        </w:rPr>
+      </w:pPr>
+      <w:r>
+        <w:rPr>
+          <w:rFonts w:ascii="Times New Roman" w:hAnsi="Times New Roman" w:cs="Times New Roman"/>
+          <w:sz w:val="24"/>
+          <w:szCs w:val="24"/>
+          <w:lang w:val="en-US"/>
+        </w:rPr>
+        <w:t xml:space="preserve">however, moder education transitioned towards a student-focused approach with the emergence of new technological tools to aide an overall learning environment. </w:t>
+      </w:r>
+      <w:r>
+        <w:rPr>
+          <w:rFonts w:ascii="Times New Roman" w:hAnsi="Times New Roman" w:cs="Times New Roman"/>
+          <w:sz w:val="24"/>
+          <w:szCs w:val="24"/>
+          <w:lang w:val="en-US"/>
+        </w:rPr>
+        <w:fldChar w:fldCharType="begin"/>
+      </w:r>
+      <w:r>
+        <w:rPr>
+          <w:rFonts w:ascii="Times New Roman" w:hAnsi="Times New Roman" w:cs="Times New Roman"/>
+          <w:sz w:val="24"/>
+          <w:szCs w:val="24"/>
+          <w:lang w:val="en-US"/>
+        </w:rPr>
+        <w:instrText xml:space="preserve"> ADDIN ZOTERO_ITEM CSL_CITATION {"citationID":"KnDigR7p","properties":{"unsorted":false,"formattedCitation":"(Serin, 2018)","plainCitation":"(Serin, 2018)","noteIndex":0},"citationItems":[{"id":145,"uris":["http://zotero.org/users/18489330/items/W68WEB3B"],"itemData":{"id":145,"type":"article-journal","abstract":"Student-centered instruction in the classroom has recently challenged teacher-centeredness for allowing students to construct their understandings using their experiences and actions. Student-centered pedagogy is based on constructivist and democratic principles. That students make sense of what they learn in a classroom environment in which they are stimulated to develop their reflective and critical thinking and sense of responsibility come to the fore in student-centered pedagogy. Teacher-centered instruction on the other hand relied heavily on the behaviorist theory which was based on the idea that behavior changes are caused by external stimuli. Compared with student-centered classroom, students in teacher-centered classroom are passive and respond to environmental stimuli. Teacher has the ultimate authority and is in charge of learning for that reason students do not have adequate opportunities to develop their critical thinking and problem solving skills. This article endeavors to compare student-centered and teachercentered approaches and documents their general features in the classroom.","container-title":"International Journal of Social Sciences &amp; Educational Studies","DOI":"10.23918//ijsses.v5i1p164","issue":"1","language":"en","license":"Copyright (c) 2024 International Journal of Social Sciences &amp; Educational Studies","page":"164-167","source":"ijsses.tiu.edu.iq","title":"A Comparison of Teacher-Centered and Student-Centered Approaches in Educational Settings","volume":"5","author":[{"family":"Serin","given":"Hamdi"}],"issued":{"date-parts":[["2018",9,1]]}}}],"schema":"https://github.com/citation-style-language/schema/raw/master/csl-citation.json"} </w:instrText>
+      </w:r>
+      <w:r>
+        <w:rPr>
+          <w:rFonts w:ascii="Times New Roman" w:hAnsi="Times New Roman" w:cs="Times New Roman"/>
+          <w:sz w:val="24"/>
+          <w:szCs w:val="24"/>
+          <w:lang w:val="en-US"/>
+        </w:rPr>
+        <w:fldChar w:fldCharType="separate"/>
+      </w:r>
+      <w:r>
+        <w:rPr>
+          <w:rFonts w:ascii="Times New Roman" w:hAnsi="Times New Roman" w:cs="Times New Roman"/>
+          <w:noProof/>
+          <w:sz w:val="24"/>
+          <w:szCs w:val="24"/>
+          <w:lang w:val="en-US"/>
+        </w:rPr>
+        <w:t>(Serin, 2018)</w:t>
+      </w:r>
+      <w:r>
+        <w:rPr>
+          <w:rFonts w:ascii="Times New Roman" w:hAnsi="Times New Roman" w:cs="Times New Roman"/>
+          <w:sz w:val="24"/>
+          <w:szCs w:val="24"/>
+          <w:lang w:val="en-US"/>
+        </w:rPr>
+        <w:fldChar w:fldCharType="end"/>
+      </w:r>
+      <w:r>
+        <w:rPr>
+          <w:rFonts w:ascii="Times New Roman" w:hAnsi="Times New Roman" w:cs="Times New Roman"/>
+          <w:sz w:val="24"/>
+          <w:szCs w:val="24"/>
+          <w:lang w:val="en-US"/>
+        </w:rPr>
+        <w:t xml:space="preserve">.  </w:t>
+      </w:r>
+    </w:p>
+    <w:p>
+      <w:pPr>
+        <w:rPr>
+          <w:lang w:val="en-US"/>
+        </w:rPr>
+      </w:pPr>
+    </w:p>
+    <w:p>
+      <w:pPr>
+        <w:rPr>
+          <w:lang w:val="en-US"/>
+        </w:rPr>
+      </w:pPr>
+      <w:r>
+        <w:rPr>
+          <w:lang w:val="en-US"/>
+        </w:rPr>
+        <w:lastRenderedPageBreak/>
+        <w:t xml:space="preserve">Mox dicta </w:t>
+      </w:r>
+      <w:proofErr w:type="spellStart"/>
+      <w:r>
+        <w:rPr>
+          <w:lang w:val="en-US"/>
+        </w:rPr>
+        <w:t>finierat</w:t>
+      </w:r>
+      <w:proofErr w:type="spellEnd"/>
+      <w:r>
+        <w:rPr>
+          <w:lang w:val="en-US"/>
+        </w:rPr>
+        <w:t xml:space="preserve">, </w:t>
+      </w:r>
+      <w:proofErr w:type="spellStart"/>
+      <w:r>
+        <w:rPr>
+          <w:lang w:val="en-US"/>
+        </w:rPr>
+        <w:t>multitudo</w:t>
+      </w:r>
+      <w:proofErr w:type="spellEnd"/>
+      <w:r>
+        <w:rPr>
+          <w:lang w:val="en-US"/>
+        </w:rPr>
+        <w:t xml:space="preserve"> </w:t>
+      </w:r>
+      <w:proofErr w:type="spellStart"/>
+      <w:r>
+        <w:rPr>
+          <w:lang w:val="en-US"/>
+        </w:rPr>
+        <w:t>omnis</w:t>
+      </w:r>
+      <w:proofErr w:type="spellEnd"/>
+      <w:r>
+        <w:rPr>
+          <w:lang w:val="en-US"/>
+        </w:rPr>
+        <w:t xml:space="preserve"> ad, </w:t>
+      </w:r>
+      <w:proofErr w:type="spellStart"/>
+      <w:r>
+        <w:rPr>
+          <w:lang w:val="en-US"/>
+        </w:rPr>
+        <w:t>quae</w:t>
+      </w:r>
+      <w:proofErr w:type="spellEnd"/>
+      <w:r>
+        <w:rPr>
+          <w:lang w:val="en-US"/>
+        </w:rPr>
+        <w:t xml:space="preserve"> imperator </w:t>
+      </w:r>
+      <w:proofErr w:type="spellStart"/>
+      <w:r>
+        <w:rPr>
+          <w:lang w:val="en-US"/>
+        </w:rPr>
+        <w:t>voluit</w:t>
+      </w:r>
+      <w:proofErr w:type="spellEnd"/>
+      <w:r>
+        <w:rPr>
+          <w:lang w:val="en-US"/>
+        </w:rPr>
+        <w:t xml:space="preserve">, </w:t>
+      </w:r>
+      <w:proofErr w:type="spellStart"/>
+      <w:r>
+        <w:rPr>
+          <w:lang w:val="en-US"/>
+        </w:rPr>
+        <w:t>promptior</w:t>
+      </w:r>
+      <w:proofErr w:type="spellEnd"/>
+      <w:r>
+        <w:rPr>
+          <w:lang w:val="en-US"/>
+        </w:rPr>
+        <w:t xml:space="preserve"> </w:t>
+      </w:r>
+      <w:proofErr w:type="spellStart"/>
+      <w:r>
+        <w:rPr>
+          <w:lang w:val="en-US"/>
+        </w:rPr>
+        <w:t>laudato</w:t>
+      </w:r>
+      <w:proofErr w:type="spellEnd"/>
+      <w:r>
+        <w:rPr>
+          <w:lang w:val="en-US"/>
+        </w:rPr>
+        <w:t xml:space="preserve"> </w:t>
+      </w:r>
+      <w:proofErr w:type="spellStart"/>
+      <w:r>
+        <w:rPr>
+          <w:lang w:val="en-US"/>
+        </w:rPr>
+        <w:t>consilio</w:t>
+      </w:r>
+      <w:proofErr w:type="spellEnd"/>
+      <w:r>
+        <w:rPr>
+          <w:lang w:val="en-US"/>
+        </w:rPr>
+        <w:t xml:space="preserve"> </w:t>
+      </w:r>
+      <w:proofErr w:type="spellStart"/>
+      <w:r>
+        <w:rPr>
+          <w:lang w:val="en-US"/>
+        </w:rPr>
+        <w:t>consensit</w:t>
+      </w:r>
+      <w:proofErr w:type="spellEnd"/>
+      <w:r>
+        <w:rPr>
+          <w:lang w:val="en-US"/>
+        </w:rPr>
+        <w:t xml:space="preserve"> in pacem </w:t>
+      </w:r>
+      <w:proofErr w:type="spellStart"/>
+      <w:r>
+        <w:rPr>
+          <w:lang w:val="en-US"/>
+        </w:rPr>
+        <w:t>ea</w:t>
+      </w:r>
+      <w:proofErr w:type="spellEnd"/>
+      <w:r>
+        <w:rPr>
+          <w:lang w:val="en-US"/>
+        </w:rPr>
+        <w:t xml:space="preserve"> ratione </w:t>
+      </w:r>
+      <w:proofErr w:type="spellStart"/>
+      <w:r>
+        <w:rPr>
+          <w:lang w:val="en-US"/>
+        </w:rPr>
+        <w:t>maxime</w:t>
+      </w:r>
+      <w:proofErr w:type="spellEnd"/>
+      <w:r>
+        <w:rPr>
+          <w:lang w:val="en-US"/>
+        </w:rPr>
+        <w:t xml:space="preserve"> </w:t>
+      </w:r>
+      <w:proofErr w:type="spellStart"/>
+      <w:r>
+        <w:rPr>
+          <w:lang w:val="en-US"/>
+        </w:rPr>
+        <w:t>percita</w:t>
+      </w:r>
+      <w:proofErr w:type="spellEnd"/>
+      <w:r>
+        <w:rPr>
+          <w:lang w:val="en-US"/>
+        </w:rPr>
+        <w:t xml:space="preserve">, </w:t>
+      </w:r>
+      <w:proofErr w:type="spellStart"/>
+      <w:r>
+        <w:rPr>
+          <w:lang w:val="en-US"/>
+        </w:rPr>
+        <w:t>quod</w:t>
+      </w:r>
+      <w:proofErr w:type="spellEnd"/>
+      <w:r>
+        <w:rPr>
+          <w:lang w:val="en-US"/>
+        </w:rPr>
+        <w:t xml:space="preserve"> </w:t>
+      </w:r>
+      <w:proofErr w:type="spellStart"/>
+      <w:r>
+        <w:rPr>
+          <w:lang w:val="en-US"/>
+        </w:rPr>
+        <w:t>norat</w:t>
+      </w:r>
+      <w:proofErr w:type="spellEnd"/>
+      <w:r>
+        <w:rPr>
+          <w:lang w:val="en-US"/>
+        </w:rPr>
+        <w:t xml:space="preserve"> </w:t>
+      </w:r>
+      <w:proofErr w:type="spellStart"/>
+      <w:r>
+        <w:rPr>
+          <w:lang w:val="en-US"/>
+        </w:rPr>
+        <w:t>expeditionibus</w:t>
+      </w:r>
+      <w:proofErr w:type="spellEnd"/>
+      <w:r>
+        <w:rPr>
+          <w:lang w:val="en-US"/>
+        </w:rPr>
+        <w:t xml:space="preserve"> </w:t>
+      </w:r>
+      <w:proofErr w:type="spellStart"/>
+      <w:r>
+        <w:rPr>
+          <w:lang w:val="en-US"/>
+        </w:rPr>
+        <w:t>crebris</w:t>
+      </w:r>
+      <w:proofErr w:type="spellEnd"/>
+      <w:r>
+        <w:rPr>
+          <w:lang w:val="en-US"/>
+        </w:rPr>
+        <w:t xml:space="preserve"> </w:t>
+      </w:r>
+      <w:proofErr w:type="spellStart"/>
+      <w:r>
+        <w:rPr>
+          <w:lang w:val="en-US"/>
+        </w:rPr>
+        <w:t>fortunam</w:t>
+      </w:r>
+      <w:proofErr w:type="spellEnd"/>
+      <w:r>
+        <w:rPr>
+          <w:lang w:val="en-US"/>
+        </w:rPr>
+        <w:t xml:space="preserve"> eius in </w:t>
+      </w:r>
+      <w:proofErr w:type="spellStart"/>
+      <w:r>
+        <w:rPr>
+          <w:lang w:val="en-US"/>
+        </w:rPr>
+        <w:t>malis</w:t>
+      </w:r>
+      <w:proofErr w:type="spellEnd"/>
+      <w:r>
+        <w:rPr>
+          <w:lang w:val="en-US"/>
+        </w:rPr>
+        <w:t xml:space="preserve"> tantum </w:t>
+      </w:r>
+      <w:proofErr w:type="spellStart"/>
+      <w:r>
+        <w:rPr>
+          <w:lang w:val="en-US"/>
+        </w:rPr>
+        <w:t>civilibus</w:t>
+      </w:r>
+      <w:proofErr w:type="spellEnd"/>
+      <w:r>
+        <w:rPr>
+          <w:lang w:val="en-US"/>
+        </w:rPr>
+        <w:t xml:space="preserve"> </w:t>
+      </w:r>
+      <w:proofErr w:type="spellStart"/>
+      <w:r>
+        <w:rPr>
+          <w:lang w:val="en-US"/>
+        </w:rPr>
+        <w:t>vigilasse</w:t>
+      </w:r>
+      <w:proofErr w:type="spellEnd"/>
+      <w:r>
+        <w:rPr>
+          <w:lang w:val="en-US"/>
+        </w:rPr>
+        <w:t xml:space="preserve">, cum autem </w:t>
+      </w:r>
+      <w:proofErr w:type="spellStart"/>
+      <w:r>
+        <w:rPr>
+          <w:lang w:val="en-US"/>
+        </w:rPr>
+        <w:t>bella</w:t>
+      </w:r>
+      <w:proofErr w:type="spellEnd"/>
+      <w:r>
+        <w:rPr>
+          <w:lang w:val="en-US"/>
+        </w:rPr>
+        <w:t xml:space="preserve"> </w:t>
+      </w:r>
+      <w:proofErr w:type="spellStart"/>
+      <w:r>
+        <w:rPr>
+          <w:lang w:val="en-US"/>
+        </w:rPr>
+        <w:t>moverentur</w:t>
+      </w:r>
+      <w:proofErr w:type="spellEnd"/>
+      <w:r>
+        <w:rPr>
+          <w:lang w:val="en-US"/>
+        </w:rPr>
+        <w:t xml:space="preserve"> externa, </w:t>
+      </w:r>
+      <w:proofErr w:type="spellStart"/>
+      <w:r>
+        <w:rPr>
+          <w:lang w:val="en-US"/>
+        </w:rPr>
+        <w:t>accidisse</w:t>
+      </w:r>
+      <w:proofErr w:type="spellEnd"/>
+      <w:r>
+        <w:rPr>
+          <w:lang w:val="en-US"/>
+        </w:rPr>
+        <w:t xml:space="preserve"> </w:t>
+      </w:r>
+      <w:proofErr w:type="spellStart"/>
+      <w:r>
+        <w:rPr>
+          <w:lang w:val="en-US"/>
+        </w:rPr>
+        <w:t>plerumque</w:t>
+      </w:r>
+      <w:proofErr w:type="spellEnd"/>
+      <w:r>
+        <w:rPr>
+          <w:lang w:val="en-US"/>
+        </w:rPr>
+        <w:t xml:space="preserve"> </w:t>
+      </w:r>
+      <w:proofErr w:type="spellStart"/>
+      <w:r>
+        <w:rPr>
+          <w:lang w:val="en-US"/>
+        </w:rPr>
+        <w:t>luctuosa</w:t>
+      </w:r>
+      <w:proofErr w:type="spellEnd"/>
+      <w:r>
+        <w:rPr>
+          <w:lang w:val="en-US"/>
+        </w:rPr>
+        <w:t xml:space="preserve">, </w:t>
+      </w:r>
+      <w:proofErr w:type="spellStart"/>
+      <w:r>
+        <w:rPr>
+          <w:lang w:val="en-US"/>
+        </w:rPr>
+        <w:t>icto</w:t>
+      </w:r>
+      <w:proofErr w:type="spellEnd"/>
+      <w:r>
+        <w:rPr>
+          <w:lang w:val="en-US"/>
+        </w:rPr>
+        <w:t xml:space="preserve"> post haec </w:t>
+      </w:r>
+      <w:proofErr w:type="spellStart"/>
+      <w:r>
+        <w:rPr>
+          <w:lang w:val="en-US"/>
+        </w:rPr>
+        <w:t>foedere</w:t>
+      </w:r>
+      <w:proofErr w:type="spellEnd"/>
+      <w:r>
+        <w:rPr>
+          <w:lang w:val="en-US"/>
+        </w:rPr>
+        <w:t xml:space="preserve"> gentium </w:t>
+      </w:r>
+      <w:proofErr w:type="spellStart"/>
+      <w:r>
+        <w:rPr>
+          <w:lang w:val="en-US"/>
+        </w:rPr>
+        <w:t>ritu</w:t>
+      </w:r>
+      <w:proofErr w:type="spellEnd"/>
+      <w:r>
+        <w:rPr>
+          <w:lang w:val="en-US"/>
+        </w:rPr>
+        <w:t xml:space="preserve"> </w:t>
+      </w:r>
+      <w:proofErr w:type="spellStart"/>
+      <w:r>
+        <w:rPr>
+          <w:lang w:val="en-US"/>
+        </w:rPr>
+        <w:t>perfectaque</w:t>
+      </w:r>
+      <w:proofErr w:type="spellEnd"/>
+      <w:r>
+        <w:rPr>
+          <w:lang w:val="en-US"/>
+        </w:rPr>
+        <w:t xml:space="preserve"> </w:t>
+      </w:r>
+      <w:proofErr w:type="spellStart"/>
+      <w:r>
+        <w:rPr>
+          <w:lang w:val="en-US"/>
+        </w:rPr>
+        <w:t>sollemnitate</w:t>
+      </w:r>
+      <w:proofErr w:type="spellEnd"/>
+      <w:r>
+        <w:rPr>
+          <w:lang w:val="en-US"/>
+        </w:rPr>
+        <w:t xml:space="preserve"> imperator Mediolanum ad </w:t>
+      </w:r>
+      <w:proofErr w:type="spellStart"/>
+      <w:r>
+        <w:rPr>
+          <w:lang w:val="en-US"/>
+        </w:rPr>
+        <w:t>hiberna</w:t>
+      </w:r>
+      <w:proofErr w:type="spellEnd"/>
+      <w:r>
+        <w:rPr>
+          <w:lang w:val="en-US"/>
+        </w:rPr>
+        <w:t xml:space="preserve"> </w:t>
+      </w:r>
+      <w:proofErr w:type="spellStart"/>
+      <w:r>
+        <w:rPr>
+          <w:lang w:val="en-US"/>
+        </w:rPr>
+        <w:t>discessit</w:t>
+      </w:r>
+      <w:proofErr w:type="spellEnd"/>
+      <w:r>
+        <w:rPr>
+          <w:lang w:val="en-US"/>
+        </w:rPr>
+        <w:t>.</w:t>
+      </w:r>
+    </w:p>
+    <w:p>
+      <w:pPr>
+        <w:rPr>
+          <w:lang w:val="en-US"/>
+        </w:rPr>
+      </w:pPr>
+    </w:p>
+    <w:p>
+      <w:proofErr w:type="spellStart"/>
+      <w:r>
+        <w:t>Etenim</w:t>
+      </w:r>
+      <w:proofErr w:type="spellEnd"/>
+      <w:r>
+        <w:t xml:space="preserve"> si </w:t>
+      </w:r>
+      <w:proofErr w:type="spellStart"/>
+      <w:r>
+        <w:t>attendere</w:t>
+      </w:r>
+      <w:proofErr w:type="spellEnd"/>
+      <w:r>
+        <w:t xml:space="preserve"> diligenter, </w:t>
+      </w:r>
+      <w:proofErr w:type="spellStart"/>
+      <w:r>
+        <w:t>existimare</w:t>
+      </w:r>
+      <w:proofErr w:type="spellEnd"/>
+      <w:r>
+        <w:t xml:space="preserve"> </w:t>
+      </w:r>
+      <w:proofErr w:type="spellStart"/>
+      <w:r>
+        <w:t>vere</w:t>
+      </w:r>
+      <w:proofErr w:type="spellEnd"/>
+      <w:r>
+        <w:t xml:space="preserve"> de omni </w:t>
+      </w:r>
+      <w:proofErr w:type="spellStart"/>
+      <w:r>
+        <w:t>hac</w:t>
+      </w:r>
+      <w:proofErr w:type="spellEnd"/>
+      <w:r>
+        <w:t xml:space="preserve"> causa </w:t>
+      </w:r>
+      <w:proofErr w:type="spellStart"/>
+      <w:r>
+        <w:t>volueritis</w:t>
+      </w:r>
+      <w:proofErr w:type="spellEnd"/>
+      <w:r>
+        <w:t xml:space="preserve">, sic </w:t>
+      </w:r>
+      <w:proofErr w:type="spellStart"/>
+      <w:r>
+        <w:t>constituetis</w:t>
+      </w:r>
+      <w:proofErr w:type="spellEnd"/>
+      <w:r>
+        <w:t xml:space="preserve">, </w:t>
+      </w:r>
+      <w:proofErr w:type="spellStart"/>
+      <w:r>
+        <w:t>iudices</w:t>
+      </w:r>
+      <w:proofErr w:type="spellEnd"/>
+      <w:r>
+        <w:t xml:space="preserve">, nec </w:t>
+      </w:r>
+      <w:proofErr w:type="spellStart"/>
+      <w:r>
+        <w:t>descensurum</w:t>
+      </w:r>
+      <w:proofErr w:type="spellEnd"/>
+      <w:r>
+        <w:t xml:space="preserve"> </w:t>
+      </w:r>
+      <w:proofErr w:type="spellStart"/>
+      <w:r>
+        <w:t>quemquam</w:t>
+      </w:r>
+      <w:proofErr w:type="spellEnd"/>
+      <w:r>
+        <w:t xml:space="preserve"> ad </w:t>
+      </w:r>
+      <w:proofErr w:type="spellStart"/>
+      <w:r>
+        <w:t>hanc</w:t>
+      </w:r>
+      <w:proofErr w:type="spellEnd"/>
+      <w:r>
+        <w:t xml:space="preserve"> </w:t>
+      </w:r>
+      <w:proofErr w:type="spellStart"/>
+      <w:r>
+        <w:t>accusationem</w:t>
+      </w:r>
+      <w:proofErr w:type="spellEnd"/>
+      <w:r>
+        <w:t xml:space="preserve"> fuisse, </w:t>
+      </w:r>
+      <w:proofErr w:type="spellStart"/>
+      <w:r>
+        <w:t>cui</w:t>
+      </w:r>
+      <w:proofErr w:type="spellEnd"/>
+      <w:r>
+        <w:t xml:space="preserve">, </w:t>
+      </w:r>
+      <w:proofErr w:type="spellStart"/>
+      <w:r>
+        <w:t>utrum</w:t>
+      </w:r>
+      <w:proofErr w:type="spellEnd"/>
+      <w:r>
+        <w:t xml:space="preserve"> </w:t>
+      </w:r>
+      <w:proofErr w:type="spellStart"/>
+      <w:r>
+        <w:t>vellet</w:t>
+      </w:r>
+      <w:proofErr w:type="spellEnd"/>
+      <w:r>
+        <w:t xml:space="preserve">, </w:t>
+      </w:r>
+      <w:proofErr w:type="spellStart"/>
+      <w:r>
+        <w:t>liceret</w:t>
+      </w:r>
+      <w:proofErr w:type="spellEnd"/>
+      <w:r>
+        <w:t xml:space="preserve">, nec, cum </w:t>
+      </w:r>
+      <w:proofErr w:type="spellStart"/>
+      <w:r>
+        <w:t>descendisset</w:t>
+      </w:r>
+      <w:proofErr w:type="spellEnd"/>
+      <w:r>
+        <w:t xml:space="preserve">, </w:t>
+      </w:r>
+      <w:proofErr w:type="spellStart"/>
+      <w:r>
+        <w:t>quicquam</w:t>
+      </w:r>
+      <w:proofErr w:type="spellEnd"/>
+      <w:r>
+        <w:t xml:space="preserve"> </w:t>
+      </w:r>
+      <w:proofErr w:type="spellStart"/>
+      <w:r>
+        <w:t>habiturum</w:t>
+      </w:r>
+      <w:proofErr w:type="spellEnd"/>
+      <w:r>
+        <w:t xml:space="preserve"> </w:t>
+      </w:r>
+      <w:proofErr w:type="spellStart"/>
+      <w:r>
+        <w:t>spei</w:t>
+      </w:r>
+      <w:proofErr w:type="spellEnd"/>
+      <w:r>
+        <w:t xml:space="preserve"> fuisse, </w:t>
+      </w:r>
+      <w:proofErr w:type="spellStart"/>
+      <w:r>
+        <w:t>nisi</w:t>
+      </w:r>
+      <w:proofErr w:type="spellEnd"/>
+      <w:r>
+        <w:t xml:space="preserve"> </w:t>
+      </w:r>
+      <w:proofErr w:type="spellStart"/>
+      <w:r>
+        <w:t>alicuius</w:t>
+      </w:r>
+      <w:proofErr w:type="spellEnd"/>
+      <w:r>
+        <w:t xml:space="preserve"> </w:t>
+      </w:r>
+      <w:proofErr w:type="spellStart"/>
+      <w:r>
+        <w:t>intolerabili</w:t>
+      </w:r>
+      <w:proofErr w:type="spellEnd"/>
+      <w:r>
+        <w:t xml:space="preserve"> </w:t>
+      </w:r>
+      <w:proofErr w:type="spellStart"/>
+      <w:r>
+        <w:t>libidine</w:t>
+      </w:r>
+      <w:proofErr w:type="spellEnd"/>
+      <w:r>
+        <w:t xml:space="preserve"> et </w:t>
+      </w:r>
+      <w:proofErr w:type="spellStart"/>
+      <w:r>
+        <w:t>nimis</w:t>
+      </w:r>
+      <w:proofErr w:type="spellEnd"/>
+      <w:r>
+        <w:t xml:space="preserve"> </w:t>
+      </w:r>
+      <w:proofErr w:type="spellStart"/>
+      <w:r>
+        <w:t>acerbo</w:t>
+      </w:r>
+      <w:proofErr w:type="spellEnd"/>
+      <w:r>
+        <w:t xml:space="preserve"> </w:t>
+      </w:r>
+      <w:proofErr w:type="spellStart"/>
+      <w:r>
+        <w:t>odio</w:t>
+      </w:r>
+      <w:proofErr w:type="spellEnd"/>
+      <w:r>
+        <w:t xml:space="preserve"> </w:t>
+      </w:r>
+      <w:proofErr w:type="spellStart"/>
+      <w:r>
+        <w:t>niteretur</w:t>
+      </w:r>
+      <w:proofErr w:type="spellEnd"/>
+      <w:r>
+        <w:t xml:space="preserve">. Sed ego </w:t>
+      </w:r>
+      <w:proofErr w:type="spellStart"/>
+      <w:r>
+        <w:t>Atratino</w:t>
+      </w:r>
+      <w:proofErr w:type="spellEnd"/>
+      <w:r>
+        <w:t xml:space="preserve">, </w:t>
+      </w:r>
+      <w:proofErr w:type="spellStart"/>
+      <w:r>
+        <w:t>humanissimo</w:t>
+      </w:r>
+      <w:proofErr w:type="spellEnd"/>
+      <w:r>
+        <w:t xml:space="preserve"> </w:t>
+      </w:r>
+      <w:proofErr w:type="spellStart"/>
+      <w:r>
+        <w:t>atque</w:t>
+      </w:r>
+      <w:proofErr w:type="spellEnd"/>
+      <w:r>
+        <w:t xml:space="preserve"> </w:t>
+      </w:r>
+      <w:proofErr w:type="spellStart"/>
+      <w:r>
+        <w:t>optimo</w:t>
+      </w:r>
+      <w:proofErr w:type="spellEnd"/>
+      <w:r>
+        <w:t xml:space="preserve"> </w:t>
+      </w:r>
+      <w:proofErr w:type="spellStart"/>
+      <w:r>
+        <w:t>adulescenti</w:t>
+      </w:r>
+      <w:proofErr w:type="spellEnd"/>
+      <w:r>
+        <w:t xml:space="preserve"> </w:t>
+      </w:r>
+      <w:proofErr w:type="spellStart"/>
+      <w:r>
+        <w:t>meo</w:t>
+      </w:r>
+      <w:proofErr w:type="spellEnd"/>
+      <w:r>
+        <w:t xml:space="preserve"> </w:t>
+      </w:r>
+      <w:proofErr w:type="spellStart"/>
+      <w:r>
+        <w:t>necessario</w:t>
+      </w:r>
+      <w:proofErr w:type="spellEnd"/>
+      <w:r>
+        <w:t xml:space="preserve">, </w:t>
+      </w:r>
+      <w:proofErr w:type="spellStart"/>
+      <w:r>
+        <w:t>ignosco</w:t>
+      </w:r>
+      <w:proofErr w:type="spellEnd"/>
+      <w:r>
+        <w:t xml:space="preserve">, qui </w:t>
+      </w:r>
+      <w:proofErr w:type="spellStart"/>
+      <w:r>
+        <w:t>habet</w:t>
+      </w:r>
+      <w:proofErr w:type="spellEnd"/>
+      <w:r>
+        <w:t xml:space="preserve"> </w:t>
+      </w:r>
+      <w:proofErr w:type="spellStart"/>
+      <w:r>
+        <w:t>excusationem</w:t>
+      </w:r>
+      <w:proofErr w:type="spellEnd"/>
+      <w:r>
+        <w:t xml:space="preserve"> </w:t>
+      </w:r>
+      <w:proofErr w:type="spellStart"/>
+      <w:r>
+        <w:t>vel</w:t>
+      </w:r>
+      <w:proofErr w:type="spellEnd"/>
+      <w:r>
+        <w:t xml:space="preserve"> </w:t>
+      </w:r>
+      <w:proofErr w:type="spellStart"/>
+      <w:r>
+        <w:t>pietatis</w:t>
+      </w:r>
+      <w:proofErr w:type="spellEnd"/>
+      <w:r>
+        <w:t xml:space="preserve"> </w:t>
+      </w:r>
+      <w:proofErr w:type="spellStart"/>
+      <w:r>
+        <w:t>vel</w:t>
+      </w:r>
+      <w:proofErr w:type="spellEnd"/>
+      <w:r>
+        <w:t xml:space="preserve"> </w:t>
+      </w:r>
+      <w:proofErr w:type="spellStart"/>
+      <w:r>
+        <w:t>necessitatis</w:t>
+      </w:r>
+      <w:proofErr w:type="spellEnd"/>
+      <w:r>
+        <w:t xml:space="preserve"> </w:t>
+      </w:r>
+      <w:proofErr w:type="spellStart"/>
+      <w:r>
+        <w:t>vel</w:t>
+      </w:r>
+      <w:proofErr w:type="spellEnd"/>
+      <w:r>
+        <w:t xml:space="preserve"> </w:t>
+      </w:r>
+      <w:proofErr w:type="spellStart"/>
+      <w:r>
+        <w:t>aetatis</w:t>
+      </w:r>
+      <w:proofErr w:type="spellEnd"/>
+      <w:r>
+        <w:t xml:space="preserve">. Si </w:t>
+      </w:r>
+      <w:proofErr w:type="spellStart"/>
+      <w:r>
+        <w:t>voluit</w:t>
+      </w:r>
+      <w:proofErr w:type="spellEnd"/>
+      <w:r>
+        <w:t xml:space="preserve"> </w:t>
+      </w:r>
+      <w:proofErr w:type="spellStart"/>
+      <w:r>
+        <w:t>accusare</w:t>
+      </w:r>
+      <w:proofErr w:type="spellEnd"/>
+      <w:r>
+        <w:t xml:space="preserve">, </w:t>
+      </w:r>
+      <w:proofErr w:type="spellStart"/>
+      <w:r>
+        <w:t>pietati</w:t>
+      </w:r>
+      <w:proofErr w:type="spellEnd"/>
+      <w:r>
+        <w:t xml:space="preserve"> </w:t>
+      </w:r>
+      <w:proofErr w:type="spellStart"/>
+      <w:r>
+        <w:t>tribuo</w:t>
+      </w:r>
+      <w:proofErr w:type="spellEnd"/>
+      <w:r>
+        <w:t xml:space="preserve">, si </w:t>
+      </w:r>
+      <w:proofErr w:type="spellStart"/>
+      <w:r>
+        <w:t>iussus</w:t>
+      </w:r>
+      <w:proofErr w:type="spellEnd"/>
+      <w:r>
+        <w:t xml:space="preserve"> est, </w:t>
+      </w:r>
+      <w:proofErr w:type="spellStart"/>
+      <w:r>
+        <w:t>necessitati</w:t>
+      </w:r>
+      <w:proofErr w:type="spellEnd"/>
+      <w:r>
+        <w:t xml:space="preserve">, si </w:t>
+      </w:r>
+      <w:proofErr w:type="spellStart"/>
+      <w:r>
+        <w:t>speravit</w:t>
+      </w:r>
+      <w:proofErr w:type="spellEnd"/>
+      <w:r>
+        <w:t xml:space="preserve"> </w:t>
+      </w:r>
+      <w:proofErr w:type="spellStart"/>
+      <w:r>
+        <w:t>aliquid</w:t>
+      </w:r>
+      <w:proofErr w:type="spellEnd"/>
+      <w:r>
+        <w:t xml:space="preserve">, </w:t>
+      </w:r>
+      <w:proofErr w:type="spellStart"/>
+      <w:r>
+        <w:t>pueritiae</w:t>
+      </w:r>
+      <w:proofErr w:type="spellEnd"/>
+      <w:r>
+        <w:t xml:space="preserve">. </w:t>
+      </w:r>
+      <w:proofErr w:type="spellStart"/>
+      <w:r>
+        <w:t>Ceteris</w:t>
+      </w:r>
+      <w:proofErr w:type="spellEnd"/>
+      <w:r>
+        <w:t xml:space="preserve"> non modo nihil </w:t>
+      </w:r>
+      <w:proofErr w:type="spellStart"/>
+      <w:r>
+        <w:t>ignoscendum</w:t>
+      </w:r>
+      <w:proofErr w:type="spellEnd"/>
+      <w:r>
+        <w:t xml:space="preserve">, </w:t>
+      </w:r>
+      <w:proofErr w:type="spellStart"/>
+      <w:r>
+        <w:t>sed</w:t>
+      </w:r>
+      <w:proofErr w:type="spellEnd"/>
+      <w:r>
+        <w:t xml:space="preserve"> </w:t>
+      </w:r>
+      <w:proofErr w:type="spellStart"/>
+      <w:r>
+        <w:t>etiam</w:t>
+      </w:r>
+      <w:proofErr w:type="spellEnd"/>
+      <w:r>
+        <w:t xml:space="preserve"> </w:t>
+      </w:r>
+      <w:proofErr w:type="spellStart"/>
+      <w:r>
+        <w:t>acriter</w:t>
+      </w:r>
+      <w:proofErr w:type="spellEnd"/>
+      <w:r>
+        <w:t xml:space="preserve"> est </w:t>
+      </w:r>
+      <w:proofErr w:type="spellStart"/>
+      <w:r>
+        <w:t>resistendum</w:t>
+      </w:r>
+      <w:proofErr w:type="spellEnd"/>
+      <w:r>
+        <w:t>.</w:t>
       </w:r>
     </w:p>
     <w:p/>
     <w:p>
-      <w:r>
-        <w:t xml:space="preserve">Mox dicta </w:t>
-      </w:r>
-      <w:proofErr w:type="spellStart"/>
-      <w:r>
-        <w:t>finierat</w:t>
-      </w:r>
-      <w:proofErr w:type="spellEnd"/>
-      <w:r>
-        <w:t xml:space="preserve">, </w:t>
-      </w:r>
-      <w:proofErr w:type="spellStart"/>
-      <w:r>
-        <w:t>multitudo</w:t>
-      </w:r>
-      <w:proofErr w:type="spellEnd"/>
-      <w:r>
-        <w:t xml:space="preserve"> </w:t>
-      </w:r>
-      <w:proofErr w:type="spellStart"/>
-      <w:r>
-        <w:t>omnis</w:t>
-      </w:r>
-      <w:proofErr w:type="spellEnd"/>
-      <w:r>
-        <w:t xml:space="preserve"> ad, </w:t>
-      </w:r>
-      <w:proofErr w:type="spellStart"/>
-      <w:r>
-        <w:t>quae</w:t>
-      </w:r>
-      <w:proofErr w:type="spellEnd"/>
-      <w:r>
-        <w:t xml:space="preserve"> imperator </w:t>
-      </w:r>
-      <w:proofErr w:type="spellStart"/>
-      <w:r>
-        <w:t>voluit</w:t>
-      </w:r>
-      <w:proofErr w:type="spellEnd"/>
-      <w:r>
-        <w:t xml:space="preserve">, </w:t>
-      </w:r>
-      <w:proofErr w:type="spellStart"/>
-      <w:r>
-        <w:t>promptior</w:t>
-      </w:r>
-      <w:proofErr w:type="spellEnd"/>
-      <w:r>
-        <w:t xml:space="preserve"> </w:t>
-      </w:r>
-      <w:proofErr w:type="spellStart"/>
-      <w:r>
-        <w:t>laudato</w:t>
-      </w:r>
-      <w:proofErr w:type="spellEnd"/>
-      <w:r>
-        <w:t xml:space="preserve"> </w:t>
-      </w:r>
-      <w:proofErr w:type="spellStart"/>
-      <w:r>
-        <w:t>consilio</w:t>
-      </w:r>
-      <w:proofErr w:type="spellEnd"/>
-      <w:r>
-        <w:t xml:space="preserve"> </w:t>
-      </w:r>
-      <w:proofErr w:type="spellStart"/>
-      <w:r>
-        <w:t>consensit</w:t>
-      </w:r>
-      <w:proofErr w:type="spellEnd"/>
-      <w:r>
-        <w:t xml:space="preserve"> in </w:t>
-      </w:r>
-      <w:proofErr w:type="spellStart"/>
-      <w:r>
-        <w:t>pacem</w:t>
-      </w:r>
-      <w:proofErr w:type="spellEnd"/>
-      <w:r>
-        <w:t xml:space="preserve"> </w:t>
-      </w:r>
-      <w:proofErr w:type="spellStart"/>
-      <w:r>
-        <w:t>ea</w:t>
-      </w:r>
-      <w:proofErr w:type="spellEnd"/>
-      <w:r>
-        <w:t xml:space="preserve"> </w:t>
-      </w:r>
-      <w:proofErr w:type="spellStart"/>
-      <w:r>
-        <w:t>ratione</w:t>
-      </w:r>
-      <w:proofErr w:type="spellEnd"/>
-      <w:r>
-        <w:t xml:space="preserve"> maxime </w:t>
-      </w:r>
-      <w:proofErr w:type="spellStart"/>
-      <w:r>
-        <w:t>percita</w:t>
-      </w:r>
-      <w:proofErr w:type="spellEnd"/>
-      <w:r>
-        <w:t xml:space="preserve">, quod </w:t>
-      </w:r>
-      <w:proofErr w:type="spellStart"/>
-      <w:r>
-        <w:t>norat</w:t>
-      </w:r>
-      <w:proofErr w:type="spellEnd"/>
-      <w:r>
-        <w:t xml:space="preserve"> </w:t>
-      </w:r>
-      <w:proofErr w:type="spellStart"/>
-      <w:r>
-        <w:t>expeditionibus</w:t>
-      </w:r>
-      <w:proofErr w:type="spellEnd"/>
-      <w:r>
-        <w:t xml:space="preserve"> </w:t>
-      </w:r>
-      <w:proofErr w:type="spellStart"/>
-      <w:r>
-        <w:t>crebris</w:t>
-      </w:r>
-      <w:proofErr w:type="spellEnd"/>
-      <w:r>
-        <w:t xml:space="preserve"> </w:t>
-      </w:r>
-      <w:proofErr w:type="spellStart"/>
-      <w:r>
-        <w:t>fortunam</w:t>
-      </w:r>
-      <w:proofErr w:type="spellEnd"/>
-      <w:r>
-        <w:t xml:space="preserve"> </w:t>
-      </w:r>
-      <w:proofErr w:type="spellStart"/>
-      <w:r>
-        <w:t>eius</w:t>
-      </w:r>
-      <w:proofErr w:type="spellEnd"/>
-      <w:r>
-        <w:t xml:space="preserve"> in malis </w:t>
-      </w:r>
-      <w:proofErr w:type="spellStart"/>
-      <w:r>
-        <w:t>tantum</w:t>
-      </w:r>
-      <w:proofErr w:type="spellEnd"/>
-      <w:r>
-        <w:t xml:space="preserve"> </w:t>
-      </w:r>
-      <w:proofErr w:type="spellStart"/>
-      <w:r>
-        <w:t>civilibus</w:t>
-      </w:r>
-      <w:proofErr w:type="spellEnd"/>
-      <w:r>
-        <w:t xml:space="preserve"> vigilasse, cum </w:t>
-      </w:r>
-      <w:proofErr w:type="spellStart"/>
-      <w:r>
-        <w:t>autem</w:t>
-      </w:r>
-      <w:proofErr w:type="spellEnd"/>
-      <w:r>
-        <w:t xml:space="preserve"> </w:t>
-      </w:r>
-      <w:proofErr w:type="spellStart"/>
-      <w:r>
-        <w:t>bella</w:t>
-      </w:r>
-      <w:proofErr w:type="spellEnd"/>
-      <w:r>
-        <w:t xml:space="preserve"> </w:t>
-      </w:r>
-      <w:proofErr w:type="spellStart"/>
-      <w:r>
-        <w:t>moverentur</w:t>
-      </w:r>
-      <w:proofErr w:type="spellEnd"/>
-      <w:r>
-        <w:t xml:space="preserve"> </w:t>
-      </w:r>
-      <w:proofErr w:type="spellStart"/>
-      <w:r>
-        <w:t>externa</w:t>
-      </w:r>
-      <w:proofErr w:type="spellEnd"/>
-      <w:r>
-        <w:t xml:space="preserve">, </w:t>
-      </w:r>
-      <w:proofErr w:type="spellStart"/>
-      <w:r>
-        <w:t>accidisse</w:t>
-      </w:r>
-      <w:proofErr w:type="spellEnd"/>
-      <w:r>
-        <w:t xml:space="preserve"> </w:t>
-      </w:r>
-      <w:proofErr w:type="spellStart"/>
-      <w:r>
-        <w:t>plerumque</w:t>
-      </w:r>
-      <w:proofErr w:type="spellEnd"/>
-      <w:r>
-        <w:t xml:space="preserve"> </w:t>
-      </w:r>
-      <w:proofErr w:type="spellStart"/>
-      <w:r>
-        <w:t>luctuosa</w:t>
-      </w:r>
-      <w:proofErr w:type="spellEnd"/>
-      <w:r>
-        <w:t xml:space="preserve">, </w:t>
-      </w:r>
-      <w:proofErr w:type="spellStart"/>
-      <w:r>
-        <w:t>icto</w:t>
-      </w:r>
-      <w:proofErr w:type="spellEnd"/>
-      <w:r>
-        <w:t xml:space="preserve"> post </w:t>
-      </w:r>
-      <w:proofErr w:type="spellStart"/>
-      <w:r>
-        <w:t>haec</w:t>
-      </w:r>
-      <w:proofErr w:type="spellEnd"/>
-      <w:r>
-        <w:t xml:space="preserve"> </w:t>
-      </w:r>
-      <w:proofErr w:type="spellStart"/>
-      <w:r>
-        <w:t>foedere</w:t>
-      </w:r>
-      <w:proofErr w:type="spellEnd"/>
-      <w:r>
-        <w:t xml:space="preserve"> </w:t>
-      </w:r>
-      <w:proofErr w:type="spellStart"/>
-      <w:r>
-        <w:t>gentium</w:t>
-      </w:r>
-      <w:proofErr w:type="spellEnd"/>
-      <w:r>
-        <w:t xml:space="preserve"> </w:t>
-      </w:r>
-      <w:proofErr w:type="spellStart"/>
-      <w:r>
-        <w:t>ritu</w:t>
-      </w:r>
-      <w:proofErr w:type="spellEnd"/>
-      <w:r>
-        <w:t xml:space="preserve"> </w:t>
-      </w:r>
-      <w:proofErr w:type="spellStart"/>
-      <w:r>
-        <w:t>perfectaque</w:t>
-      </w:r>
-      <w:proofErr w:type="spellEnd"/>
-      <w:r>
-        <w:t xml:space="preserve"> </w:t>
-      </w:r>
-      <w:proofErr w:type="spellStart"/>
-      <w:r>
-        <w:t>sollemnitate</w:t>
-      </w:r>
-      <w:proofErr w:type="spellEnd"/>
-      <w:r>
-        <w:t xml:space="preserve"> imperator </w:t>
-      </w:r>
-      <w:proofErr w:type="spellStart"/>
-      <w:r>
-        <w:t>Mediolanum</w:t>
-      </w:r>
-      <w:proofErr w:type="spellEnd"/>
-      <w:r>
-        <w:t xml:space="preserve"> ad hiberna </w:t>
-      </w:r>
-      <w:proofErr w:type="spellStart"/>
-      <w:r>
-        <w:t>discessit</w:t>
-      </w:r>
-      <w:proofErr w:type="spellEnd"/>
-      <w:r>
-        <w:t>.</w:t>
-      </w:r>
-    </w:p>
-    <w:p/>
-    <w:p>
       <w:pPr>
         <w:pStyle w:val="Heading2"/>
       </w:pPr>
-      <w:proofErr w:type="spellStart"/>
-      <w:r>
-        <w:t>EdTech</w:t>
-      </w:r>
-      <w:proofErr w:type="spellEnd"/>
-      <w:r>
-        <w:t xml:space="preserve"> &amp; AI</w:t>
-      </w:r>
-    </w:p>
-    <w:p/>
-    <w:p>
-      <w:r>
-        <w:t xml:space="preserve">Mox dicta </w:t>
-      </w:r>
-      <w:proofErr w:type="spellStart"/>
-      <w:r>
-        <w:t>finierat</w:t>
-      </w:r>
-      <w:proofErr w:type="spellEnd"/>
-      <w:r>
-        <w:t xml:space="preserve">, </w:t>
-      </w:r>
-      <w:proofErr w:type="spellStart"/>
-      <w:r>
-        <w:t>multitudo</w:t>
-      </w:r>
-      <w:proofErr w:type="spellEnd"/>
-      <w:r>
-        <w:t xml:space="preserve"> </w:t>
-      </w:r>
-      <w:proofErr w:type="spellStart"/>
-      <w:r>
-        <w:t>omnis</w:t>
-      </w:r>
-      <w:proofErr w:type="spellEnd"/>
-      <w:r>
-        <w:t xml:space="preserve"> ad, </w:t>
-      </w:r>
-      <w:proofErr w:type="spellStart"/>
-      <w:r>
-        <w:t>quae</w:t>
-      </w:r>
-      <w:proofErr w:type="spellEnd"/>
-      <w:r>
-        <w:t xml:space="preserve"> imperator </w:t>
-      </w:r>
-      <w:proofErr w:type="spellStart"/>
-      <w:r>
-        <w:t>voluit</w:t>
-      </w:r>
-      <w:proofErr w:type="spellEnd"/>
-      <w:r>
-        <w:t xml:space="preserve">, </w:t>
-      </w:r>
-      <w:proofErr w:type="spellStart"/>
-      <w:r>
-        <w:t>promptior</w:t>
-      </w:r>
-      <w:proofErr w:type="spellEnd"/>
-      <w:r>
-        <w:t xml:space="preserve"> </w:t>
-      </w:r>
-      <w:proofErr w:type="spellStart"/>
-      <w:r>
-        <w:t>laudato</w:t>
-      </w:r>
-      <w:proofErr w:type="spellEnd"/>
-      <w:r>
-        <w:t xml:space="preserve"> </w:t>
-      </w:r>
-      <w:proofErr w:type="spellStart"/>
-      <w:r>
-        <w:t>consilio</w:t>
-      </w:r>
-      <w:proofErr w:type="spellEnd"/>
-      <w:r>
-        <w:t xml:space="preserve"> </w:t>
-      </w:r>
-      <w:proofErr w:type="spellStart"/>
-      <w:r>
-        <w:t>consensit</w:t>
-      </w:r>
-      <w:proofErr w:type="spellEnd"/>
-      <w:r>
-        <w:t xml:space="preserve"> in </w:t>
-      </w:r>
-      <w:proofErr w:type="spellStart"/>
-      <w:r>
-        <w:t>pacem</w:t>
-      </w:r>
-      <w:proofErr w:type="spellEnd"/>
-      <w:r>
-        <w:t xml:space="preserve"> </w:t>
-      </w:r>
-      <w:proofErr w:type="spellStart"/>
-      <w:r>
-        <w:t>ea</w:t>
-      </w:r>
-      <w:proofErr w:type="spellEnd"/>
-      <w:r>
-        <w:t xml:space="preserve"> </w:t>
-      </w:r>
-      <w:proofErr w:type="spellStart"/>
-      <w:r>
-        <w:t>ratione</w:t>
-      </w:r>
-      <w:proofErr w:type="spellEnd"/>
-      <w:r>
-        <w:t xml:space="preserve"> maxime </w:t>
-      </w:r>
-      <w:proofErr w:type="spellStart"/>
-      <w:r>
-        <w:t>percita</w:t>
-      </w:r>
-      <w:proofErr w:type="spellEnd"/>
-      <w:r>
-        <w:t xml:space="preserve">, quod </w:t>
-      </w:r>
-      <w:proofErr w:type="spellStart"/>
-      <w:r>
-        <w:t>norat</w:t>
-      </w:r>
-      <w:proofErr w:type="spellEnd"/>
-      <w:r>
-        <w:t xml:space="preserve"> </w:t>
-      </w:r>
-      <w:proofErr w:type="spellStart"/>
-      <w:r>
-        <w:t>expeditionibus</w:t>
-      </w:r>
-      <w:proofErr w:type="spellEnd"/>
-      <w:r>
-        <w:t xml:space="preserve"> </w:t>
-      </w:r>
-      <w:proofErr w:type="spellStart"/>
-      <w:r>
-        <w:t>crebris</w:t>
-      </w:r>
-      <w:proofErr w:type="spellEnd"/>
-      <w:r>
-        <w:t xml:space="preserve"> </w:t>
-      </w:r>
-      <w:proofErr w:type="spellStart"/>
-      <w:r>
-        <w:t>fortunam</w:t>
-      </w:r>
-      <w:proofErr w:type="spellEnd"/>
-      <w:r>
-        <w:t xml:space="preserve"> </w:t>
-      </w:r>
-      <w:proofErr w:type="spellStart"/>
-      <w:r>
-        <w:t>eius</w:t>
-      </w:r>
-      <w:proofErr w:type="spellEnd"/>
-      <w:r>
-        <w:t xml:space="preserve"> in malis </w:t>
-      </w:r>
-      <w:proofErr w:type="spellStart"/>
-      <w:r>
-        <w:t>tantum</w:t>
-      </w:r>
-      <w:proofErr w:type="spellEnd"/>
-      <w:r>
-        <w:t xml:space="preserve"> </w:t>
-      </w:r>
-      <w:proofErr w:type="spellStart"/>
-      <w:r>
-        <w:t>civilibus</w:t>
-      </w:r>
-      <w:proofErr w:type="spellEnd"/>
-      <w:r>
-        <w:t xml:space="preserve"> vigilasse, cum </w:t>
-      </w:r>
-      <w:proofErr w:type="spellStart"/>
-      <w:r>
-        <w:t>autem</w:t>
-      </w:r>
-      <w:proofErr w:type="spellEnd"/>
-      <w:r>
-        <w:t xml:space="preserve"> </w:t>
-      </w:r>
-      <w:proofErr w:type="spellStart"/>
-      <w:r>
-        <w:t>bella</w:t>
-      </w:r>
-      <w:proofErr w:type="spellEnd"/>
-      <w:r>
-        <w:t xml:space="preserve"> </w:t>
-      </w:r>
-      <w:proofErr w:type="spellStart"/>
-      <w:r>
-        <w:t>moverentur</w:t>
-      </w:r>
-      <w:proofErr w:type="spellEnd"/>
-      <w:r>
-        <w:t xml:space="preserve"> </w:t>
-      </w:r>
-      <w:proofErr w:type="spellStart"/>
-      <w:r>
-        <w:t>externa</w:t>
-      </w:r>
-      <w:proofErr w:type="spellEnd"/>
-      <w:r>
-        <w:t xml:space="preserve">, </w:t>
-      </w:r>
-      <w:proofErr w:type="spellStart"/>
-      <w:r>
-        <w:t>accidisse</w:t>
-      </w:r>
-      <w:proofErr w:type="spellEnd"/>
-      <w:r>
-        <w:t xml:space="preserve"> </w:t>
-      </w:r>
-      <w:proofErr w:type="spellStart"/>
-      <w:r>
-        <w:t>plerumque</w:t>
-      </w:r>
-      <w:proofErr w:type="spellEnd"/>
-      <w:r>
-        <w:t xml:space="preserve"> </w:t>
-      </w:r>
-      <w:proofErr w:type="spellStart"/>
-      <w:r>
-        <w:t>luctuosa</w:t>
-      </w:r>
-      <w:proofErr w:type="spellEnd"/>
-      <w:r>
-        <w:t xml:space="preserve">, </w:t>
-      </w:r>
-      <w:proofErr w:type="spellStart"/>
-      <w:r>
-        <w:t>icto</w:t>
-      </w:r>
-      <w:proofErr w:type="spellEnd"/>
-      <w:r>
-        <w:t xml:space="preserve"> post </w:t>
-      </w:r>
-      <w:proofErr w:type="spellStart"/>
-      <w:r>
-        <w:t>haec</w:t>
-      </w:r>
-      <w:proofErr w:type="spellEnd"/>
-      <w:r>
-        <w:t xml:space="preserve"> </w:t>
-      </w:r>
-      <w:proofErr w:type="spellStart"/>
-      <w:r>
-        <w:t>foedere</w:t>
-      </w:r>
-      <w:proofErr w:type="spellEnd"/>
-      <w:r>
-        <w:t xml:space="preserve"> </w:t>
-      </w:r>
-      <w:proofErr w:type="spellStart"/>
-      <w:r>
-        <w:t>gentium</w:t>
-      </w:r>
-      <w:proofErr w:type="spellEnd"/>
-      <w:r>
-        <w:t xml:space="preserve"> </w:t>
-      </w:r>
-      <w:proofErr w:type="spellStart"/>
-      <w:r>
-        <w:t>ritu</w:t>
-      </w:r>
-      <w:proofErr w:type="spellEnd"/>
-      <w:r>
-        <w:t xml:space="preserve"> </w:t>
-      </w:r>
-      <w:proofErr w:type="spellStart"/>
-      <w:r>
-        <w:t>perfectaque</w:t>
-      </w:r>
-      <w:proofErr w:type="spellEnd"/>
-      <w:r>
-        <w:t xml:space="preserve"> </w:t>
-      </w:r>
-      <w:proofErr w:type="spellStart"/>
-      <w:r>
-        <w:t>sollemnitate</w:t>
-      </w:r>
-      <w:proofErr w:type="spellEnd"/>
-      <w:r>
-        <w:t xml:space="preserve"> imperator </w:t>
-      </w:r>
-      <w:proofErr w:type="spellStart"/>
-      <w:r>
-        <w:t>Mediolanum</w:t>
-      </w:r>
-      <w:proofErr w:type="spellEnd"/>
-      <w:r>
-        <w:t xml:space="preserve"> ad hiberna </w:t>
-      </w:r>
-      <w:proofErr w:type="spellStart"/>
-      <w:r>
-        <w:t>discessit</w:t>
-      </w:r>
-      <w:proofErr w:type="spellEnd"/>
-      <w:r>
-        <w:t>.</w:t>
-      </w:r>
-    </w:p>
-    <w:p/>
-    <w:p>
-      <w:proofErr w:type="spellStart"/>
-      <w:r>
-        <w:t>Etenim</w:t>
-      </w:r>
-      <w:proofErr w:type="spellEnd"/>
-      <w:r>
-        <w:t xml:space="preserve"> si </w:t>
-      </w:r>
-      <w:proofErr w:type="spellStart"/>
-      <w:r>
-        <w:t>attendere</w:t>
-      </w:r>
-      <w:proofErr w:type="spellEnd"/>
-      <w:r>
-        <w:t xml:space="preserve"> diligenter, </w:t>
-      </w:r>
-      <w:proofErr w:type="spellStart"/>
-      <w:r>
-        <w:t>existimare</w:t>
-      </w:r>
-      <w:proofErr w:type="spellEnd"/>
-      <w:r>
-        <w:t xml:space="preserve"> </w:t>
-      </w:r>
-      <w:proofErr w:type="spellStart"/>
-      <w:r>
-        <w:t>vere</w:t>
-      </w:r>
-      <w:proofErr w:type="spellEnd"/>
-      <w:r>
-        <w:t xml:space="preserve"> de omni </w:t>
-      </w:r>
-      <w:proofErr w:type="spellStart"/>
-      <w:r>
-        <w:t>hac</w:t>
-      </w:r>
-      <w:proofErr w:type="spellEnd"/>
-      <w:r>
-        <w:t xml:space="preserve"> causa </w:t>
-      </w:r>
-      <w:proofErr w:type="spellStart"/>
-      <w:r>
-        <w:t>volueritis</w:t>
-      </w:r>
-      <w:proofErr w:type="spellEnd"/>
-      <w:r>
-        <w:t xml:space="preserve">, sic </w:t>
-      </w:r>
-      <w:proofErr w:type="spellStart"/>
-      <w:r>
-        <w:t>constituetis</w:t>
-      </w:r>
-      <w:proofErr w:type="spellEnd"/>
-      <w:r>
-        <w:t xml:space="preserve">, </w:t>
-      </w:r>
-      <w:proofErr w:type="spellStart"/>
-      <w:r>
-        <w:t>iudices</w:t>
-      </w:r>
-      <w:proofErr w:type="spellEnd"/>
-      <w:r>
-        <w:t xml:space="preserve">, nec </w:t>
-      </w:r>
-      <w:proofErr w:type="spellStart"/>
-      <w:r>
-        <w:t>descensurum</w:t>
-      </w:r>
-      <w:proofErr w:type="spellEnd"/>
-      <w:r>
-        <w:t xml:space="preserve"> </w:t>
-      </w:r>
-      <w:proofErr w:type="spellStart"/>
-      <w:r>
-        <w:t>quemquam</w:t>
-      </w:r>
-      <w:proofErr w:type="spellEnd"/>
-      <w:r>
-        <w:t xml:space="preserve"> ad </w:t>
-      </w:r>
-      <w:proofErr w:type="spellStart"/>
-      <w:r>
-        <w:t>hanc</w:t>
-      </w:r>
-      <w:proofErr w:type="spellEnd"/>
-      <w:r>
-        <w:t xml:space="preserve"> </w:t>
-      </w:r>
-      <w:proofErr w:type="spellStart"/>
-      <w:r>
-        <w:t>accusationem</w:t>
-      </w:r>
-      <w:proofErr w:type="spellEnd"/>
-      <w:r>
-        <w:t xml:space="preserve"> fuisse, </w:t>
-      </w:r>
-      <w:proofErr w:type="spellStart"/>
-      <w:r>
-        <w:t>cui</w:t>
-      </w:r>
-      <w:proofErr w:type="spellEnd"/>
-      <w:r>
-        <w:t xml:space="preserve">, </w:t>
-      </w:r>
-      <w:proofErr w:type="spellStart"/>
-      <w:r>
-        <w:t>utrum</w:t>
-      </w:r>
-      <w:proofErr w:type="spellEnd"/>
-      <w:r>
-        <w:t xml:space="preserve"> </w:t>
-      </w:r>
-      <w:proofErr w:type="spellStart"/>
-      <w:r>
-        <w:t>vellet</w:t>
-      </w:r>
-      <w:proofErr w:type="spellEnd"/>
-      <w:r>
-        <w:t xml:space="preserve">, </w:t>
-      </w:r>
-      <w:proofErr w:type="spellStart"/>
-      <w:r>
-        <w:t>liceret</w:t>
-      </w:r>
-      <w:proofErr w:type="spellEnd"/>
-      <w:r>
-        <w:t xml:space="preserve">, nec, cum </w:t>
-      </w:r>
-      <w:proofErr w:type="spellStart"/>
-      <w:r>
-        <w:t>descendisset</w:t>
-      </w:r>
-      <w:proofErr w:type="spellEnd"/>
-      <w:r>
-        <w:t xml:space="preserve">, </w:t>
-      </w:r>
-      <w:proofErr w:type="spellStart"/>
-      <w:r>
-        <w:t>quicquam</w:t>
-      </w:r>
-      <w:proofErr w:type="spellEnd"/>
-      <w:r>
-        <w:t xml:space="preserve"> </w:t>
-      </w:r>
-      <w:proofErr w:type="spellStart"/>
-      <w:r>
-        <w:t>habiturum</w:t>
-      </w:r>
-      <w:proofErr w:type="spellEnd"/>
-      <w:r>
-        <w:t xml:space="preserve"> </w:t>
-      </w:r>
-      <w:proofErr w:type="spellStart"/>
-      <w:r>
-        <w:t>spei</w:t>
-      </w:r>
-      <w:proofErr w:type="spellEnd"/>
-      <w:r>
-        <w:t xml:space="preserve"> fuisse, </w:t>
-      </w:r>
-      <w:proofErr w:type="spellStart"/>
-      <w:r>
-        <w:t>nisi</w:t>
-      </w:r>
-      <w:proofErr w:type="spellEnd"/>
-      <w:r>
-        <w:t xml:space="preserve"> </w:t>
-      </w:r>
-      <w:proofErr w:type="spellStart"/>
-      <w:r>
-        <w:t>alicuius</w:t>
-      </w:r>
-      <w:proofErr w:type="spellEnd"/>
-      <w:r>
-        <w:t xml:space="preserve"> </w:t>
-      </w:r>
-      <w:proofErr w:type="spellStart"/>
-      <w:r>
-        <w:t>intolerabili</w:t>
-      </w:r>
-      <w:proofErr w:type="spellEnd"/>
-      <w:r>
-        <w:t xml:space="preserve"> </w:t>
-      </w:r>
-      <w:proofErr w:type="spellStart"/>
-      <w:r>
-        <w:t>libidine</w:t>
-      </w:r>
-      <w:proofErr w:type="spellEnd"/>
-      <w:r>
-        <w:t xml:space="preserve"> et </w:t>
-      </w:r>
-      <w:proofErr w:type="spellStart"/>
-      <w:r>
-        <w:t>nimis</w:t>
-      </w:r>
-      <w:proofErr w:type="spellEnd"/>
-      <w:r>
-        <w:t xml:space="preserve"> </w:t>
-      </w:r>
-      <w:proofErr w:type="spellStart"/>
-      <w:r>
-        <w:t>acerbo</w:t>
-      </w:r>
-      <w:proofErr w:type="spellEnd"/>
-      <w:r>
-        <w:t xml:space="preserve"> </w:t>
-      </w:r>
-      <w:proofErr w:type="spellStart"/>
-      <w:r>
-        <w:t>odio</w:t>
-      </w:r>
-      <w:proofErr w:type="spellEnd"/>
-      <w:r>
-        <w:t xml:space="preserve"> </w:t>
-      </w:r>
-      <w:proofErr w:type="spellStart"/>
-      <w:r>
-        <w:t>niteretur</w:t>
-      </w:r>
-      <w:proofErr w:type="spellEnd"/>
-      <w:r>
-        <w:t xml:space="preserve">. Sed ego </w:t>
-      </w:r>
-      <w:proofErr w:type="spellStart"/>
-      <w:r>
-        <w:t>Atratino</w:t>
-      </w:r>
-      <w:proofErr w:type="spellEnd"/>
-      <w:r>
-        <w:t xml:space="preserve">, </w:t>
-      </w:r>
-      <w:proofErr w:type="spellStart"/>
-      <w:r>
-        <w:t>humanissimo</w:t>
-      </w:r>
-      <w:proofErr w:type="spellEnd"/>
-      <w:r>
-        <w:t xml:space="preserve"> </w:t>
-      </w:r>
-      <w:proofErr w:type="spellStart"/>
-      <w:r>
-        <w:t>atque</w:t>
-      </w:r>
-      <w:proofErr w:type="spellEnd"/>
-      <w:r>
-        <w:t xml:space="preserve"> </w:t>
-      </w:r>
-      <w:proofErr w:type="spellStart"/>
-      <w:r>
-        <w:t>optimo</w:t>
-      </w:r>
-      <w:proofErr w:type="spellEnd"/>
-      <w:r>
-        <w:t xml:space="preserve"> </w:t>
-      </w:r>
-      <w:proofErr w:type="spellStart"/>
-      <w:r>
-        <w:t>adulescenti</w:t>
-      </w:r>
-      <w:proofErr w:type="spellEnd"/>
-      <w:r>
-        <w:t xml:space="preserve"> </w:t>
-      </w:r>
-      <w:proofErr w:type="spellStart"/>
-      <w:r>
-        <w:t>meo</w:t>
-      </w:r>
-      <w:proofErr w:type="spellEnd"/>
-      <w:r>
-        <w:t xml:space="preserve"> </w:t>
-      </w:r>
-      <w:proofErr w:type="spellStart"/>
-      <w:r>
-        <w:t>necessario</w:t>
-      </w:r>
-      <w:proofErr w:type="spellEnd"/>
-      <w:r>
-        <w:t xml:space="preserve">, </w:t>
-      </w:r>
-      <w:proofErr w:type="spellStart"/>
-      <w:r>
-        <w:t>ignosco</w:t>
-      </w:r>
-      <w:proofErr w:type="spellEnd"/>
-      <w:r>
-        <w:t xml:space="preserve">, qui </w:t>
-      </w:r>
-      <w:proofErr w:type="spellStart"/>
-      <w:r>
-        <w:t>habet</w:t>
-      </w:r>
-      <w:proofErr w:type="spellEnd"/>
-      <w:r>
-        <w:t xml:space="preserve"> </w:t>
-      </w:r>
-      <w:proofErr w:type="spellStart"/>
-      <w:r>
-        <w:t>excusationem</w:t>
-      </w:r>
-      <w:proofErr w:type="spellEnd"/>
-      <w:r>
-        <w:t xml:space="preserve"> </w:t>
-      </w:r>
-      <w:proofErr w:type="spellStart"/>
-      <w:r>
-        <w:t>vel</w:t>
-      </w:r>
-      <w:proofErr w:type="spellEnd"/>
-      <w:r>
-        <w:t xml:space="preserve"> </w:t>
-      </w:r>
-      <w:proofErr w:type="spellStart"/>
-      <w:r>
-        <w:t>pietatis</w:t>
-      </w:r>
-      <w:proofErr w:type="spellEnd"/>
-      <w:r>
-        <w:t xml:space="preserve"> </w:t>
-      </w:r>
-      <w:proofErr w:type="spellStart"/>
-      <w:r>
-        <w:t>vel</w:t>
-      </w:r>
-      <w:proofErr w:type="spellEnd"/>
-      <w:r>
-        <w:t xml:space="preserve"> </w:t>
-      </w:r>
-      <w:proofErr w:type="spellStart"/>
-      <w:r>
-        <w:t>necessitatis</w:t>
-      </w:r>
-      <w:proofErr w:type="spellEnd"/>
-      <w:r>
-        <w:t xml:space="preserve"> </w:t>
-      </w:r>
-      <w:proofErr w:type="spellStart"/>
-      <w:r>
-        <w:t>vel</w:t>
-      </w:r>
-      <w:proofErr w:type="spellEnd"/>
-      <w:r>
-        <w:t xml:space="preserve"> </w:t>
-      </w:r>
-      <w:proofErr w:type="spellStart"/>
-      <w:r>
-        <w:t>aetatis</w:t>
-      </w:r>
-      <w:proofErr w:type="spellEnd"/>
-      <w:r>
-        <w:t xml:space="preserve">. Si </w:t>
-      </w:r>
-      <w:proofErr w:type="spellStart"/>
-      <w:r>
-        <w:t>voluit</w:t>
-      </w:r>
-      <w:proofErr w:type="spellEnd"/>
-      <w:r>
-        <w:t xml:space="preserve"> </w:t>
-      </w:r>
-      <w:proofErr w:type="spellStart"/>
-      <w:r>
-        <w:t>accusare</w:t>
-      </w:r>
-      <w:proofErr w:type="spellEnd"/>
-      <w:r>
-        <w:t xml:space="preserve">, </w:t>
-      </w:r>
-      <w:proofErr w:type="spellStart"/>
-      <w:r>
-        <w:t>pietati</w:t>
-      </w:r>
-      <w:proofErr w:type="spellEnd"/>
-      <w:r>
-        <w:t xml:space="preserve"> </w:t>
-      </w:r>
-      <w:proofErr w:type="spellStart"/>
-      <w:r>
-        <w:t>tribuo</w:t>
-      </w:r>
-      <w:proofErr w:type="spellEnd"/>
-      <w:r>
-        <w:t xml:space="preserve">, si </w:t>
-      </w:r>
-      <w:proofErr w:type="spellStart"/>
-      <w:r>
-        <w:t>iussus</w:t>
-      </w:r>
-      <w:proofErr w:type="spellEnd"/>
-      <w:r>
-        <w:t xml:space="preserve"> </w:t>
-      </w:r>
-      <w:r>
-        <w:lastRenderedPageBreak/>
-        <w:t xml:space="preserve">est, </w:t>
-      </w:r>
-      <w:proofErr w:type="spellStart"/>
-      <w:r>
-        <w:t>necessitati</w:t>
-      </w:r>
-      <w:proofErr w:type="spellEnd"/>
-      <w:r>
-        <w:t xml:space="preserve">, si </w:t>
-      </w:r>
-      <w:proofErr w:type="spellStart"/>
-      <w:r>
-        <w:t>speravit</w:t>
-      </w:r>
-      <w:proofErr w:type="spellEnd"/>
-      <w:r>
-        <w:t xml:space="preserve"> </w:t>
-      </w:r>
-      <w:proofErr w:type="spellStart"/>
-      <w:r>
-        <w:t>aliquid</w:t>
-      </w:r>
-      <w:proofErr w:type="spellEnd"/>
-      <w:r>
-        <w:t xml:space="preserve">, </w:t>
-      </w:r>
-      <w:proofErr w:type="spellStart"/>
-      <w:r>
-        <w:t>pueritiae</w:t>
-      </w:r>
-      <w:proofErr w:type="spellEnd"/>
-      <w:r>
-        <w:t xml:space="preserve">. </w:t>
-      </w:r>
-      <w:proofErr w:type="spellStart"/>
-      <w:r>
-        <w:t>Ceteris</w:t>
-      </w:r>
-      <w:proofErr w:type="spellEnd"/>
-      <w:r>
-        <w:t xml:space="preserve"> non modo nihil </w:t>
-      </w:r>
-      <w:proofErr w:type="spellStart"/>
-      <w:r>
-        <w:t>ignoscendum</w:t>
-      </w:r>
-      <w:proofErr w:type="spellEnd"/>
-      <w:r>
-        <w:t xml:space="preserve">, </w:t>
-      </w:r>
-      <w:proofErr w:type="spellStart"/>
-      <w:r>
-        <w:t>sed</w:t>
-      </w:r>
-      <w:proofErr w:type="spellEnd"/>
-      <w:r>
-        <w:t xml:space="preserve"> </w:t>
-      </w:r>
-      <w:proofErr w:type="spellStart"/>
-      <w:r>
-        <w:t>etiam</w:t>
-      </w:r>
-      <w:proofErr w:type="spellEnd"/>
-      <w:r>
-        <w:t xml:space="preserve"> </w:t>
-      </w:r>
-      <w:proofErr w:type="spellStart"/>
-      <w:r>
-        <w:t>acriter</w:t>
-      </w:r>
-      <w:proofErr w:type="spellEnd"/>
-      <w:r>
-        <w:t xml:space="preserve"> est </w:t>
-      </w:r>
-      <w:proofErr w:type="spellStart"/>
-      <w:r>
-        <w:t>resistendum</w:t>
-      </w:r>
-      <w:proofErr w:type="spellEnd"/>
-      <w:r>
-        <w:t>.</w:t>
-      </w:r>
-    </w:p>
-    <w:p/>
-    <w:p>
-      <w:pPr>
-        <w:pStyle w:val="Heading2"/>
-        <w:rPr>
-          <w:lang w:val="en-US"/>
-        </w:rPr>
-      </w:pPr>
-      <w:r>
-        <w:rPr>
-          <w:lang w:val="en-US"/>
-        </w:rPr>
+      <w:r>
         <w:t>French Education System</w:t>
       </w:r>
     </w:p>
@@ -7800,6 +8215,7 @@
           <w:lang w:val="en-IN"/>
         </w:rPr>
       </w:pPr>
+      <w:bookmarkStart w:id="39" w:name="_Toc229755640"/>
       <w:r>
         <w:rPr>
           <w:lang w:val="en-IN"/>
@@ -7813,6 +8229,7 @@
         </w:rPr>
         <w:t>I for TICE</w:t>
       </w:r>
+      <w:bookmarkEnd w:id="39"/>
     </w:p>
     <w:p>
       <w:pPr>
@@ -7824,976 +8241,964 @@
     <w:p>
       <w:pPr>
         <w:pStyle w:val="Heading2"/>
+      </w:pPr>
+      <w:r>
+        <w:t>Areas where AI is u</w:t>
+      </w:r>
+      <w:r>
+        <w:t>sed</w:t>
+      </w:r>
+    </w:p>
+    <w:p>
+      <w:pPr>
         <w:rPr>
           <w:lang w:val="en-IN"/>
         </w:rPr>
       </w:pPr>
-      <w:r>
-        <w:rPr>
-          <w:lang w:val="en-IN"/>
-        </w:rPr>
-        <w:t>Areas where AI is u</w:t>
-      </w:r>
-      <w:r>
-        <w:rPr>
-          <w:lang w:val="en-IN"/>
-        </w:rPr>
+    </w:p>
+    <w:p>
+      <w:r>
+        <w:rPr>
+          <w:lang w:val="en-US"/>
+        </w:rPr>
+        <w:t xml:space="preserve">Mox dicta </w:t>
+      </w:r>
+      <w:proofErr w:type="spellStart"/>
+      <w:r>
+        <w:rPr>
+          <w:lang w:val="en-US"/>
+        </w:rPr>
+        <w:t>finierat</w:t>
+      </w:r>
+      <w:proofErr w:type="spellEnd"/>
+      <w:r>
+        <w:rPr>
+          <w:lang w:val="en-US"/>
+        </w:rPr>
+        <w:t xml:space="preserve">, </w:t>
+      </w:r>
+      <w:proofErr w:type="spellStart"/>
+      <w:r>
+        <w:rPr>
+          <w:lang w:val="en-US"/>
+        </w:rPr>
+        <w:t>multitudo</w:t>
+      </w:r>
+      <w:proofErr w:type="spellEnd"/>
+      <w:r>
+        <w:rPr>
+          <w:lang w:val="en-US"/>
+        </w:rPr>
+        <w:t xml:space="preserve"> </w:t>
+      </w:r>
+      <w:proofErr w:type="spellStart"/>
+      <w:r>
+        <w:rPr>
+          <w:lang w:val="en-US"/>
+        </w:rPr>
+        <w:t>omnis</w:t>
+      </w:r>
+      <w:proofErr w:type="spellEnd"/>
+      <w:r>
+        <w:rPr>
+          <w:lang w:val="en-US"/>
+        </w:rPr>
+        <w:t xml:space="preserve"> ad, </w:t>
+      </w:r>
+      <w:proofErr w:type="spellStart"/>
+      <w:r>
+        <w:rPr>
+          <w:lang w:val="en-US"/>
+        </w:rPr>
+        <w:t>quae</w:t>
+      </w:r>
+      <w:proofErr w:type="spellEnd"/>
+      <w:r>
+        <w:rPr>
+          <w:lang w:val="en-US"/>
+        </w:rPr>
+        <w:t xml:space="preserve"> imperator </w:t>
+      </w:r>
+      <w:proofErr w:type="spellStart"/>
+      <w:r>
+        <w:rPr>
+          <w:lang w:val="en-US"/>
+        </w:rPr>
+        <w:t>voluit</w:t>
+      </w:r>
+      <w:proofErr w:type="spellEnd"/>
+      <w:r>
+        <w:rPr>
+          <w:lang w:val="en-US"/>
+        </w:rPr>
+        <w:t xml:space="preserve">, </w:t>
+      </w:r>
+      <w:proofErr w:type="spellStart"/>
+      <w:r>
+        <w:rPr>
+          <w:lang w:val="en-US"/>
+        </w:rPr>
+        <w:t>promptior</w:t>
+      </w:r>
+      <w:proofErr w:type="spellEnd"/>
+      <w:r>
+        <w:rPr>
+          <w:lang w:val="en-US"/>
+        </w:rPr>
+        <w:t xml:space="preserve"> </w:t>
+      </w:r>
+      <w:proofErr w:type="spellStart"/>
+      <w:r>
+        <w:rPr>
+          <w:lang w:val="en-US"/>
+        </w:rPr>
+        <w:t>laudato</w:t>
+      </w:r>
+      <w:proofErr w:type="spellEnd"/>
+      <w:r>
+        <w:rPr>
+          <w:lang w:val="en-US"/>
+        </w:rPr>
+        <w:t xml:space="preserve"> </w:t>
+      </w:r>
+      <w:proofErr w:type="spellStart"/>
+      <w:r>
+        <w:rPr>
+          <w:lang w:val="en-US"/>
+        </w:rPr>
+        <w:t>consilio</w:t>
+      </w:r>
+      <w:proofErr w:type="spellEnd"/>
+      <w:r>
+        <w:rPr>
+          <w:lang w:val="en-US"/>
+        </w:rPr>
+        <w:t xml:space="preserve"> </w:t>
+      </w:r>
+      <w:proofErr w:type="spellStart"/>
+      <w:r>
+        <w:rPr>
+          <w:lang w:val="en-US"/>
+        </w:rPr>
+        <w:t>consensit</w:t>
+      </w:r>
+      <w:proofErr w:type="spellEnd"/>
+      <w:r>
+        <w:rPr>
+          <w:lang w:val="en-US"/>
+        </w:rPr>
+        <w:t xml:space="preserve"> in pacem </w:t>
+      </w:r>
+      <w:proofErr w:type="spellStart"/>
+      <w:r>
+        <w:rPr>
+          <w:lang w:val="en-US"/>
+        </w:rPr>
+        <w:t>ea</w:t>
+      </w:r>
+      <w:proofErr w:type="spellEnd"/>
+      <w:r>
+        <w:rPr>
+          <w:lang w:val="en-US"/>
+        </w:rPr>
+        <w:t xml:space="preserve"> ratione </w:t>
+      </w:r>
+      <w:proofErr w:type="spellStart"/>
+      <w:r>
+        <w:rPr>
+          <w:lang w:val="en-US"/>
+        </w:rPr>
+        <w:t>maxime</w:t>
+      </w:r>
+      <w:proofErr w:type="spellEnd"/>
+      <w:r>
+        <w:rPr>
+          <w:lang w:val="en-US"/>
+        </w:rPr>
+        <w:t xml:space="preserve"> </w:t>
+      </w:r>
+      <w:proofErr w:type="spellStart"/>
+      <w:r>
+        <w:rPr>
+          <w:lang w:val="en-US"/>
+        </w:rPr>
+        <w:t>percita</w:t>
+      </w:r>
+      <w:proofErr w:type="spellEnd"/>
+      <w:r>
+        <w:rPr>
+          <w:lang w:val="en-US"/>
+        </w:rPr>
+        <w:t xml:space="preserve">, </w:t>
+      </w:r>
+      <w:proofErr w:type="spellStart"/>
+      <w:r>
+        <w:rPr>
+          <w:lang w:val="en-US"/>
+        </w:rPr>
+        <w:t>quod</w:t>
+      </w:r>
+      <w:proofErr w:type="spellEnd"/>
+      <w:r>
+        <w:rPr>
+          <w:lang w:val="en-US"/>
+        </w:rPr>
+        <w:t xml:space="preserve"> </w:t>
+      </w:r>
+      <w:proofErr w:type="spellStart"/>
+      <w:r>
+        <w:rPr>
+          <w:lang w:val="en-US"/>
+        </w:rPr>
+        <w:t>norat</w:t>
+      </w:r>
+      <w:proofErr w:type="spellEnd"/>
+      <w:r>
+        <w:rPr>
+          <w:lang w:val="en-US"/>
+        </w:rPr>
+        <w:t xml:space="preserve"> </w:t>
+      </w:r>
+      <w:proofErr w:type="spellStart"/>
+      <w:r>
+        <w:rPr>
+          <w:lang w:val="en-US"/>
+        </w:rPr>
+        <w:t>expeditionibus</w:t>
+      </w:r>
+      <w:proofErr w:type="spellEnd"/>
+      <w:r>
+        <w:rPr>
+          <w:lang w:val="en-US"/>
+        </w:rPr>
+        <w:t xml:space="preserve"> </w:t>
+      </w:r>
+      <w:proofErr w:type="spellStart"/>
+      <w:r>
+        <w:rPr>
+          <w:lang w:val="en-US"/>
+        </w:rPr>
+        <w:t>crebris</w:t>
+      </w:r>
+      <w:proofErr w:type="spellEnd"/>
+      <w:r>
+        <w:rPr>
+          <w:lang w:val="en-US"/>
+        </w:rPr>
+        <w:t xml:space="preserve"> </w:t>
+      </w:r>
+      <w:proofErr w:type="spellStart"/>
+      <w:r>
+        <w:rPr>
+          <w:lang w:val="en-US"/>
+        </w:rPr>
+        <w:t>fortunam</w:t>
+      </w:r>
+      <w:proofErr w:type="spellEnd"/>
+      <w:r>
+        <w:rPr>
+          <w:lang w:val="en-US"/>
+        </w:rPr>
+        <w:t xml:space="preserve"> eius in </w:t>
+      </w:r>
+      <w:proofErr w:type="spellStart"/>
+      <w:r>
+        <w:rPr>
+          <w:lang w:val="en-US"/>
+        </w:rPr>
+        <w:t>malis</w:t>
+      </w:r>
+      <w:proofErr w:type="spellEnd"/>
+      <w:r>
+        <w:rPr>
+          <w:lang w:val="en-US"/>
+        </w:rPr>
+        <w:t xml:space="preserve"> tantum </w:t>
+      </w:r>
+      <w:proofErr w:type="spellStart"/>
+      <w:r>
+        <w:rPr>
+          <w:lang w:val="en-US"/>
+        </w:rPr>
+        <w:t>civilibus</w:t>
+      </w:r>
+      <w:proofErr w:type="spellEnd"/>
+      <w:r>
+        <w:rPr>
+          <w:lang w:val="en-US"/>
+        </w:rPr>
+        <w:t xml:space="preserve"> </w:t>
+      </w:r>
+      <w:proofErr w:type="spellStart"/>
+      <w:r>
+        <w:rPr>
+          <w:lang w:val="en-US"/>
+        </w:rPr>
+        <w:t>vigilasse</w:t>
+      </w:r>
+      <w:proofErr w:type="spellEnd"/>
+      <w:r>
+        <w:rPr>
+          <w:lang w:val="en-US"/>
+        </w:rPr>
+        <w:t xml:space="preserve">, cum autem </w:t>
+      </w:r>
+      <w:proofErr w:type="spellStart"/>
+      <w:r>
+        <w:rPr>
+          <w:lang w:val="en-US"/>
+        </w:rPr>
+        <w:t>bella</w:t>
+      </w:r>
+      <w:proofErr w:type="spellEnd"/>
+      <w:r>
+        <w:rPr>
+          <w:lang w:val="en-US"/>
+        </w:rPr>
+        <w:t xml:space="preserve"> </w:t>
+      </w:r>
+      <w:proofErr w:type="spellStart"/>
+      <w:r>
+        <w:rPr>
+          <w:lang w:val="en-US"/>
+        </w:rPr>
+        <w:t>moverentur</w:t>
+      </w:r>
+      <w:proofErr w:type="spellEnd"/>
+      <w:r>
+        <w:rPr>
+          <w:lang w:val="en-US"/>
+        </w:rPr>
+        <w:t xml:space="preserve"> externa, </w:t>
+      </w:r>
+      <w:proofErr w:type="spellStart"/>
+      <w:r>
+        <w:rPr>
+          <w:lang w:val="en-US"/>
+        </w:rPr>
+        <w:t>accidisse</w:t>
+      </w:r>
+      <w:proofErr w:type="spellEnd"/>
+      <w:r>
+        <w:rPr>
+          <w:lang w:val="en-US"/>
+        </w:rPr>
+        <w:t xml:space="preserve"> </w:t>
+      </w:r>
+      <w:proofErr w:type="spellStart"/>
+      <w:r>
+        <w:rPr>
+          <w:lang w:val="en-US"/>
+        </w:rPr>
+        <w:t>plerumque</w:t>
+      </w:r>
+      <w:proofErr w:type="spellEnd"/>
+      <w:r>
+        <w:rPr>
+          <w:lang w:val="en-US"/>
+        </w:rPr>
+        <w:t xml:space="preserve"> </w:t>
+      </w:r>
+      <w:proofErr w:type="spellStart"/>
+      <w:r>
+        <w:rPr>
+          <w:lang w:val="en-US"/>
+        </w:rPr>
+        <w:t>luctuosa</w:t>
+      </w:r>
+      <w:proofErr w:type="spellEnd"/>
+      <w:r>
+        <w:rPr>
+          <w:lang w:val="en-US"/>
+        </w:rPr>
+        <w:t xml:space="preserve">, </w:t>
+      </w:r>
+      <w:proofErr w:type="spellStart"/>
+      <w:r>
+        <w:rPr>
+          <w:lang w:val="en-US"/>
+        </w:rPr>
+        <w:t>icto</w:t>
+      </w:r>
+      <w:proofErr w:type="spellEnd"/>
+      <w:r>
+        <w:rPr>
+          <w:lang w:val="en-US"/>
+        </w:rPr>
+        <w:t xml:space="preserve"> post haec </w:t>
+      </w:r>
+      <w:proofErr w:type="spellStart"/>
+      <w:r>
+        <w:rPr>
+          <w:lang w:val="en-US"/>
+        </w:rPr>
+        <w:t>foedere</w:t>
+      </w:r>
+      <w:proofErr w:type="spellEnd"/>
+      <w:r>
+        <w:rPr>
+          <w:lang w:val="en-US"/>
+        </w:rPr>
+        <w:t xml:space="preserve"> gentium </w:t>
+      </w:r>
+      <w:proofErr w:type="spellStart"/>
+      <w:r>
+        <w:rPr>
+          <w:lang w:val="en-US"/>
+        </w:rPr>
+        <w:t>ritu</w:t>
+      </w:r>
+      <w:proofErr w:type="spellEnd"/>
+      <w:r>
+        <w:rPr>
+          <w:lang w:val="en-US"/>
+        </w:rPr>
+        <w:t xml:space="preserve"> </w:t>
+      </w:r>
+      <w:proofErr w:type="spellStart"/>
+      <w:r>
+        <w:rPr>
+          <w:lang w:val="en-US"/>
+        </w:rPr>
+        <w:t>perfectaque</w:t>
+      </w:r>
+      <w:proofErr w:type="spellEnd"/>
+      <w:r>
+        <w:rPr>
+          <w:lang w:val="en-US"/>
+        </w:rPr>
+        <w:t xml:space="preserve"> </w:t>
+      </w:r>
+      <w:proofErr w:type="spellStart"/>
+      <w:r>
+        <w:rPr>
+          <w:lang w:val="en-US"/>
+        </w:rPr>
+        <w:t>sollemnitate</w:t>
+      </w:r>
+      <w:proofErr w:type="spellEnd"/>
+      <w:r>
+        <w:rPr>
+          <w:lang w:val="en-US"/>
+        </w:rPr>
+        <w:t xml:space="preserve"> imperator Mediolanum ad </w:t>
+      </w:r>
+      <w:proofErr w:type="spellStart"/>
+      <w:r>
+        <w:rPr>
+          <w:lang w:val="en-US"/>
+        </w:rPr>
+        <w:t>hiberna</w:t>
+      </w:r>
+      <w:proofErr w:type="spellEnd"/>
+      <w:r>
+        <w:rPr>
+          <w:lang w:val="en-US"/>
+        </w:rPr>
+        <w:t xml:space="preserve"> </w:t>
+      </w:r>
+      <w:proofErr w:type="spellStart"/>
+      <w:r>
+        <w:rPr>
+          <w:lang w:val="en-US"/>
+        </w:rPr>
+        <w:t>discessit</w:t>
+      </w:r>
+      <w:proofErr w:type="spellEnd"/>
+      <w:r>
+        <w:rPr>
+          <w:lang w:val="en-US"/>
+        </w:rPr>
+        <w:t>.</w:t>
+      </w:r>
+      <w:r>
+        <w:rPr>
+          <w:lang w:val="en-US"/>
+        </w:rPr>
+        <w:t xml:space="preserve"> </w:t>
+      </w:r>
+      <w:proofErr w:type="spellStart"/>
+      <w:r>
+        <w:t>Etenim</w:t>
+      </w:r>
+      <w:proofErr w:type="spellEnd"/>
+      <w:r>
+        <w:t xml:space="preserve"> si </w:t>
+      </w:r>
+      <w:proofErr w:type="spellStart"/>
+      <w:r>
+        <w:t>attendere</w:t>
+      </w:r>
+      <w:proofErr w:type="spellEnd"/>
+      <w:r>
+        <w:t xml:space="preserve"> diligenter, </w:t>
+      </w:r>
+      <w:proofErr w:type="spellStart"/>
+      <w:r>
+        <w:t>existimare</w:t>
+      </w:r>
+      <w:proofErr w:type="spellEnd"/>
+      <w:r>
+        <w:t xml:space="preserve"> </w:t>
+      </w:r>
+      <w:proofErr w:type="spellStart"/>
+      <w:r>
+        <w:t>vere</w:t>
+      </w:r>
+      <w:proofErr w:type="spellEnd"/>
+      <w:r>
+        <w:t xml:space="preserve"> de omni </w:t>
+      </w:r>
+      <w:proofErr w:type="spellStart"/>
+      <w:r>
+        <w:t>hac</w:t>
+      </w:r>
+      <w:proofErr w:type="spellEnd"/>
+      <w:r>
+        <w:t xml:space="preserve"> causa </w:t>
+      </w:r>
+      <w:proofErr w:type="spellStart"/>
+      <w:r>
+        <w:t>volueritis</w:t>
+      </w:r>
+      <w:proofErr w:type="spellEnd"/>
+      <w:r>
+        <w:t xml:space="preserve">, sic </w:t>
+      </w:r>
+      <w:proofErr w:type="spellStart"/>
+      <w:r>
+        <w:t>constituetis</w:t>
+      </w:r>
+      <w:proofErr w:type="spellEnd"/>
+      <w:r>
+        <w:t xml:space="preserve">, </w:t>
+      </w:r>
+      <w:proofErr w:type="spellStart"/>
+      <w:r>
+        <w:t>iudices</w:t>
+      </w:r>
+      <w:proofErr w:type="spellEnd"/>
+      <w:r>
+        <w:t xml:space="preserve">, nec </w:t>
+      </w:r>
+      <w:proofErr w:type="spellStart"/>
+      <w:r>
+        <w:t>descensurum</w:t>
+      </w:r>
+      <w:proofErr w:type="spellEnd"/>
+      <w:r>
+        <w:t xml:space="preserve"> </w:t>
+      </w:r>
+      <w:proofErr w:type="spellStart"/>
+      <w:r>
+        <w:t>quemquam</w:t>
+      </w:r>
+      <w:proofErr w:type="spellEnd"/>
+      <w:r>
+        <w:t xml:space="preserve"> ad </w:t>
+      </w:r>
+      <w:proofErr w:type="spellStart"/>
+      <w:r>
+        <w:t>hanc</w:t>
+      </w:r>
+      <w:proofErr w:type="spellEnd"/>
+      <w:r>
+        <w:t xml:space="preserve"> </w:t>
+      </w:r>
+      <w:proofErr w:type="spellStart"/>
+      <w:r>
+        <w:t>accusationem</w:t>
+      </w:r>
+      <w:proofErr w:type="spellEnd"/>
+      <w:r>
+        <w:t xml:space="preserve"> fuisse, </w:t>
+      </w:r>
+      <w:proofErr w:type="spellStart"/>
+      <w:r>
+        <w:t>cui</w:t>
+      </w:r>
+      <w:proofErr w:type="spellEnd"/>
+      <w:r>
+        <w:t xml:space="preserve">, </w:t>
+      </w:r>
+      <w:proofErr w:type="spellStart"/>
+      <w:r>
+        <w:t>utrum</w:t>
+      </w:r>
+      <w:proofErr w:type="spellEnd"/>
+      <w:r>
+        <w:t xml:space="preserve"> </w:t>
+      </w:r>
+      <w:proofErr w:type="spellStart"/>
+      <w:r>
+        <w:t>vellet</w:t>
+      </w:r>
+      <w:proofErr w:type="spellEnd"/>
+      <w:r>
+        <w:t xml:space="preserve">, </w:t>
+      </w:r>
+      <w:proofErr w:type="spellStart"/>
+      <w:r>
+        <w:t>liceret</w:t>
+      </w:r>
+      <w:proofErr w:type="spellEnd"/>
+      <w:r>
+        <w:t xml:space="preserve">, nec, cum </w:t>
+      </w:r>
+      <w:proofErr w:type="spellStart"/>
+      <w:r>
+        <w:t>descendisset</w:t>
+      </w:r>
+      <w:proofErr w:type="spellEnd"/>
+      <w:r>
+        <w:t xml:space="preserve">, </w:t>
+      </w:r>
+      <w:proofErr w:type="spellStart"/>
+      <w:r>
+        <w:t>quicquam</w:t>
+      </w:r>
+      <w:proofErr w:type="spellEnd"/>
+      <w:r>
+        <w:t xml:space="preserve"> </w:t>
+      </w:r>
+      <w:proofErr w:type="spellStart"/>
+      <w:r>
+        <w:t>habiturum</w:t>
+      </w:r>
+      <w:proofErr w:type="spellEnd"/>
+      <w:r>
+        <w:t xml:space="preserve"> </w:t>
+      </w:r>
+      <w:proofErr w:type="spellStart"/>
+      <w:r>
+        <w:t>spei</w:t>
+      </w:r>
+      <w:proofErr w:type="spellEnd"/>
+      <w:r>
+        <w:t xml:space="preserve"> fuisse, </w:t>
+      </w:r>
+      <w:proofErr w:type="spellStart"/>
+      <w:r>
+        <w:t>nisi</w:t>
+      </w:r>
+      <w:proofErr w:type="spellEnd"/>
+      <w:r>
+        <w:t xml:space="preserve"> </w:t>
+      </w:r>
+      <w:proofErr w:type="spellStart"/>
+      <w:r>
+        <w:t>alicuius</w:t>
+      </w:r>
+      <w:proofErr w:type="spellEnd"/>
+      <w:r>
+        <w:t xml:space="preserve"> </w:t>
+      </w:r>
+      <w:proofErr w:type="spellStart"/>
+      <w:r>
+        <w:t>intolerabili</w:t>
+      </w:r>
+      <w:proofErr w:type="spellEnd"/>
+      <w:r>
+        <w:t xml:space="preserve"> </w:t>
+      </w:r>
+      <w:proofErr w:type="spellStart"/>
+      <w:r>
+        <w:t>libidine</w:t>
+      </w:r>
+      <w:proofErr w:type="spellEnd"/>
+      <w:r>
+        <w:t xml:space="preserve"> et </w:t>
+      </w:r>
+      <w:proofErr w:type="spellStart"/>
+      <w:r>
+        <w:t>nimis</w:t>
+      </w:r>
+      <w:proofErr w:type="spellEnd"/>
+      <w:r>
+        <w:t xml:space="preserve"> </w:t>
+      </w:r>
+      <w:proofErr w:type="spellStart"/>
+      <w:r>
+        <w:t>acerbo</w:t>
+      </w:r>
+      <w:proofErr w:type="spellEnd"/>
+      <w:r>
+        <w:t xml:space="preserve"> </w:t>
+      </w:r>
+      <w:proofErr w:type="spellStart"/>
+      <w:r>
+        <w:t>odio</w:t>
+      </w:r>
+      <w:proofErr w:type="spellEnd"/>
+      <w:r>
+        <w:t xml:space="preserve"> </w:t>
+      </w:r>
+      <w:proofErr w:type="spellStart"/>
+      <w:r>
+        <w:t>niteretur</w:t>
+      </w:r>
+      <w:proofErr w:type="spellEnd"/>
+      <w:r>
+        <w:t xml:space="preserve">. Sed ego </w:t>
+      </w:r>
+      <w:proofErr w:type="spellStart"/>
+      <w:r>
+        <w:t>Atratino</w:t>
+      </w:r>
+      <w:proofErr w:type="spellEnd"/>
+      <w:r>
+        <w:t xml:space="preserve">, </w:t>
+      </w:r>
+      <w:proofErr w:type="spellStart"/>
+      <w:r>
+        <w:t>humanissimo</w:t>
+      </w:r>
+      <w:proofErr w:type="spellEnd"/>
+      <w:r>
+        <w:t xml:space="preserve"> </w:t>
+      </w:r>
+      <w:proofErr w:type="spellStart"/>
+      <w:r>
+        <w:t>atque</w:t>
+      </w:r>
+      <w:proofErr w:type="spellEnd"/>
+      <w:r>
+        <w:t xml:space="preserve"> </w:t>
+      </w:r>
+      <w:proofErr w:type="spellStart"/>
+      <w:r>
+        <w:t>optimo</w:t>
+      </w:r>
+      <w:proofErr w:type="spellEnd"/>
+      <w:r>
+        <w:t xml:space="preserve"> </w:t>
+      </w:r>
+      <w:proofErr w:type="spellStart"/>
+      <w:r>
+        <w:t>adulescenti</w:t>
+      </w:r>
+      <w:proofErr w:type="spellEnd"/>
+      <w:r>
+        <w:t xml:space="preserve"> </w:t>
+      </w:r>
+      <w:proofErr w:type="spellStart"/>
+      <w:r>
+        <w:t>meo</w:t>
+      </w:r>
+      <w:proofErr w:type="spellEnd"/>
+      <w:r>
+        <w:t xml:space="preserve"> </w:t>
+      </w:r>
+      <w:proofErr w:type="spellStart"/>
+      <w:r>
+        <w:t>necessario</w:t>
+      </w:r>
+      <w:proofErr w:type="spellEnd"/>
+      <w:r>
+        <w:t xml:space="preserve">, </w:t>
+      </w:r>
+      <w:proofErr w:type="spellStart"/>
+      <w:r>
+        <w:t>ignosco</w:t>
+      </w:r>
+      <w:proofErr w:type="spellEnd"/>
+      <w:r>
+        <w:t xml:space="preserve">, qui </w:t>
+      </w:r>
+      <w:proofErr w:type="spellStart"/>
+      <w:r>
+        <w:t>habet</w:t>
+      </w:r>
+      <w:proofErr w:type="spellEnd"/>
+      <w:r>
+        <w:t xml:space="preserve"> </w:t>
+      </w:r>
+      <w:proofErr w:type="spellStart"/>
+      <w:r>
+        <w:t>excusationem</w:t>
+      </w:r>
+      <w:proofErr w:type="spellEnd"/>
+      <w:r>
+        <w:t xml:space="preserve"> </w:t>
+      </w:r>
+      <w:proofErr w:type="spellStart"/>
+      <w:r>
+        <w:t>vel</w:t>
+      </w:r>
+      <w:proofErr w:type="spellEnd"/>
+      <w:r>
+        <w:t xml:space="preserve"> </w:t>
+      </w:r>
+      <w:proofErr w:type="spellStart"/>
+      <w:r>
+        <w:t>pietatis</w:t>
+      </w:r>
+      <w:proofErr w:type="spellEnd"/>
+      <w:r>
+        <w:t xml:space="preserve"> </w:t>
+      </w:r>
+      <w:proofErr w:type="spellStart"/>
+      <w:r>
+        <w:t>vel</w:t>
+      </w:r>
+      <w:proofErr w:type="spellEnd"/>
+      <w:r>
+        <w:t xml:space="preserve"> </w:t>
+      </w:r>
+      <w:proofErr w:type="spellStart"/>
+      <w:r>
+        <w:t>necessitatis</w:t>
+      </w:r>
+      <w:proofErr w:type="spellEnd"/>
+      <w:r>
+        <w:t xml:space="preserve"> </w:t>
+      </w:r>
+      <w:proofErr w:type="spellStart"/>
+      <w:r>
+        <w:t>vel</w:t>
+      </w:r>
+      <w:proofErr w:type="spellEnd"/>
+      <w:r>
+        <w:t xml:space="preserve"> </w:t>
+      </w:r>
+      <w:proofErr w:type="spellStart"/>
+      <w:r>
+        <w:t>aetatis</w:t>
+      </w:r>
+      <w:proofErr w:type="spellEnd"/>
+      <w:r>
+        <w:t xml:space="preserve">. Si </w:t>
+      </w:r>
+      <w:proofErr w:type="spellStart"/>
+      <w:r>
+        <w:t>voluit</w:t>
+      </w:r>
+      <w:proofErr w:type="spellEnd"/>
+      <w:r>
+        <w:t xml:space="preserve"> </w:t>
+      </w:r>
+      <w:proofErr w:type="spellStart"/>
+      <w:r>
+        <w:t>accusare</w:t>
+      </w:r>
+      <w:proofErr w:type="spellEnd"/>
+      <w:r>
+        <w:t xml:space="preserve">, </w:t>
+      </w:r>
+      <w:proofErr w:type="spellStart"/>
+      <w:r>
+        <w:t>pietati</w:t>
+      </w:r>
+      <w:proofErr w:type="spellEnd"/>
+      <w:r>
+        <w:t xml:space="preserve"> </w:t>
+      </w:r>
+      <w:proofErr w:type="spellStart"/>
+      <w:r>
+        <w:t>tribuo</w:t>
+      </w:r>
+      <w:proofErr w:type="spellEnd"/>
+      <w:r>
+        <w:t xml:space="preserve">, si </w:t>
+      </w:r>
+      <w:proofErr w:type="spellStart"/>
+      <w:r>
+        <w:t>iussus</w:t>
+      </w:r>
+      <w:proofErr w:type="spellEnd"/>
+      <w:r>
+        <w:t xml:space="preserve"> est, </w:t>
+      </w:r>
+      <w:proofErr w:type="spellStart"/>
+      <w:r>
+        <w:t>necessitati</w:t>
+      </w:r>
+      <w:proofErr w:type="spellEnd"/>
+      <w:r>
+        <w:t xml:space="preserve">, si </w:t>
+      </w:r>
+      <w:proofErr w:type="spellStart"/>
+      <w:r>
+        <w:t>speravit</w:t>
+      </w:r>
+      <w:proofErr w:type="spellEnd"/>
+      <w:r>
+        <w:t xml:space="preserve"> </w:t>
+      </w:r>
+      <w:proofErr w:type="spellStart"/>
+      <w:r>
+        <w:t>aliquid</w:t>
+      </w:r>
+      <w:proofErr w:type="spellEnd"/>
+      <w:r>
+        <w:t xml:space="preserve">, </w:t>
+      </w:r>
+      <w:proofErr w:type="spellStart"/>
+      <w:r>
+        <w:t>pueritiae</w:t>
+      </w:r>
+      <w:proofErr w:type="spellEnd"/>
+      <w:r>
+        <w:t xml:space="preserve">. </w:t>
+      </w:r>
+      <w:proofErr w:type="spellStart"/>
+      <w:r>
+        <w:t>Ceteris</w:t>
+      </w:r>
+      <w:proofErr w:type="spellEnd"/>
+      <w:r>
+        <w:t xml:space="preserve"> non modo nihil </w:t>
+      </w:r>
+      <w:proofErr w:type="spellStart"/>
+      <w:r>
+        <w:t>ignoscendum</w:t>
+      </w:r>
+      <w:proofErr w:type="spellEnd"/>
+      <w:r>
+        <w:t xml:space="preserve">, </w:t>
+      </w:r>
+      <w:proofErr w:type="spellStart"/>
+      <w:r>
         <w:t>sed</w:t>
       </w:r>
-    </w:p>
-    <w:p>
-      <w:pPr>
-        <w:rPr>
-          <w:lang w:val="en-IN"/>
-        </w:rPr>
-      </w:pPr>
-    </w:p>
-    <w:p>
-      <w:r>
-        <w:rPr>
-          <w:lang w:val="en-US"/>
-        </w:rPr>
-        <w:t xml:space="preserve">Mox dicta </w:t>
-      </w:r>
-      <w:proofErr w:type="spellStart"/>
-      <w:r>
-        <w:rPr>
-          <w:lang w:val="en-US"/>
-        </w:rPr>
-        <w:t>finierat</w:t>
-      </w:r>
-      <w:proofErr w:type="spellEnd"/>
-      <w:r>
-        <w:rPr>
-          <w:lang w:val="en-US"/>
-        </w:rPr>
-        <w:t xml:space="preserve">, </w:t>
-      </w:r>
-      <w:proofErr w:type="spellStart"/>
-      <w:r>
-        <w:rPr>
-          <w:lang w:val="en-US"/>
-        </w:rPr>
-        <w:t>multitudo</w:t>
-      </w:r>
-      <w:proofErr w:type="spellEnd"/>
-      <w:r>
-        <w:rPr>
-          <w:lang w:val="en-US"/>
-        </w:rPr>
-        <w:t xml:space="preserve"> </w:t>
-      </w:r>
-      <w:proofErr w:type="spellStart"/>
-      <w:r>
-        <w:rPr>
-          <w:lang w:val="en-US"/>
-        </w:rPr>
-        <w:t>omnis</w:t>
-      </w:r>
-      <w:proofErr w:type="spellEnd"/>
-      <w:r>
-        <w:rPr>
-          <w:lang w:val="en-US"/>
-        </w:rPr>
-        <w:t xml:space="preserve"> ad, </w:t>
-      </w:r>
-      <w:proofErr w:type="spellStart"/>
-      <w:r>
-        <w:rPr>
-          <w:lang w:val="en-US"/>
-        </w:rPr>
-        <w:t>quae</w:t>
-      </w:r>
-      <w:proofErr w:type="spellEnd"/>
-      <w:r>
-        <w:rPr>
-          <w:lang w:val="en-US"/>
-        </w:rPr>
-        <w:t xml:space="preserve"> imperator </w:t>
-      </w:r>
-      <w:proofErr w:type="spellStart"/>
-      <w:r>
-        <w:rPr>
-          <w:lang w:val="en-US"/>
-        </w:rPr>
-        <w:t>voluit</w:t>
-      </w:r>
-      <w:proofErr w:type="spellEnd"/>
-      <w:r>
-        <w:rPr>
-          <w:lang w:val="en-US"/>
-        </w:rPr>
-        <w:t xml:space="preserve">, </w:t>
-      </w:r>
-      <w:proofErr w:type="spellStart"/>
-      <w:r>
-        <w:rPr>
-          <w:lang w:val="en-US"/>
-        </w:rPr>
-        <w:t>promptior</w:t>
-      </w:r>
-      <w:proofErr w:type="spellEnd"/>
-      <w:r>
-        <w:rPr>
-          <w:lang w:val="en-US"/>
-        </w:rPr>
-        <w:t xml:space="preserve"> </w:t>
-      </w:r>
-      <w:proofErr w:type="spellStart"/>
-      <w:r>
-        <w:rPr>
-          <w:lang w:val="en-US"/>
-        </w:rPr>
-        <w:t>laudato</w:t>
-      </w:r>
-      <w:proofErr w:type="spellEnd"/>
-      <w:r>
-        <w:rPr>
-          <w:lang w:val="en-US"/>
-        </w:rPr>
-        <w:t xml:space="preserve"> </w:t>
-      </w:r>
-      <w:proofErr w:type="spellStart"/>
-      <w:r>
-        <w:rPr>
-          <w:lang w:val="en-US"/>
-        </w:rPr>
-        <w:t>consilio</w:t>
-      </w:r>
-      <w:proofErr w:type="spellEnd"/>
-      <w:r>
-        <w:rPr>
-          <w:lang w:val="en-US"/>
-        </w:rPr>
-        <w:t xml:space="preserve"> </w:t>
-      </w:r>
-      <w:proofErr w:type="spellStart"/>
-      <w:r>
-        <w:rPr>
-          <w:lang w:val="en-US"/>
-        </w:rPr>
-        <w:t>consensit</w:t>
-      </w:r>
-      <w:proofErr w:type="spellEnd"/>
-      <w:r>
-        <w:rPr>
-          <w:lang w:val="en-US"/>
-        </w:rPr>
-        <w:t xml:space="preserve"> in pacem </w:t>
-      </w:r>
-      <w:proofErr w:type="spellStart"/>
-      <w:r>
-        <w:rPr>
-          <w:lang w:val="en-US"/>
-        </w:rPr>
-        <w:t>ea</w:t>
-      </w:r>
-      <w:proofErr w:type="spellEnd"/>
-      <w:r>
-        <w:rPr>
-          <w:lang w:val="en-US"/>
-        </w:rPr>
-        <w:t xml:space="preserve"> ratione </w:t>
-      </w:r>
-      <w:proofErr w:type="spellStart"/>
-      <w:r>
-        <w:rPr>
-          <w:lang w:val="en-US"/>
-        </w:rPr>
-        <w:t>maxime</w:t>
-      </w:r>
-      <w:proofErr w:type="spellEnd"/>
-      <w:r>
-        <w:rPr>
-          <w:lang w:val="en-US"/>
-        </w:rPr>
-        <w:t xml:space="preserve"> </w:t>
-      </w:r>
-      <w:proofErr w:type="spellStart"/>
-      <w:r>
-        <w:rPr>
-          <w:lang w:val="en-US"/>
-        </w:rPr>
-        <w:t>percita</w:t>
-      </w:r>
-      <w:proofErr w:type="spellEnd"/>
-      <w:r>
-        <w:rPr>
-          <w:lang w:val="en-US"/>
-        </w:rPr>
-        <w:t xml:space="preserve">, </w:t>
-      </w:r>
-      <w:proofErr w:type="spellStart"/>
-      <w:r>
-        <w:rPr>
-          <w:lang w:val="en-US"/>
-        </w:rPr>
-        <w:t>quod</w:t>
-      </w:r>
-      <w:proofErr w:type="spellEnd"/>
-      <w:r>
-        <w:rPr>
-          <w:lang w:val="en-US"/>
-        </w:rPr>
-        <w:t xml:space="preserve"> </w:t>
-      </w:r>
-      <w:proofErr w:type="spellStart"/>
-      <w:r>
-        <w:rPr>
-          <w:lang w:val="en-US"/>
-        </w:rPr>
-        <w:t>norat</w:t>
-      </w:r>
-      <w:proofErr w:type="spellEnd"/>
-      <w:r>
-        <w:rPr>
-          <w:lang w:val="en-US"/>
-        </w:rPr>
-        <w:t xml:space="preserve"> </w:t>
-      </w:r>
-      <w:proofErr w:type="spellStart"/>
-      <w:r>
-        <w:rPr>
-          <w:lang w:val="en-US"/>
-        </w:rPr>
-        <w:t>expeditionibus</w:t>
-      </w:r>
-      <w:proofErr w:type="spellEnd"/>
-      <w:r>
-        <w:rPr>
-          <w:lang w:val="en-US"/>
-        </w:rPr>
-        <w:t xml:space="preserve"> </w:t>
-      </w:r>
-      <w:proofErr w:type="spellStart"/>
-      <w:r>
-        <w:rPr>
-          <w:lang w:val="en-US"/>
-        </w:rPr>
-        <w:t>crebris</w:t>
-      </w:r>
-      <w:proofErr w:type="spellEnd"/>
-      <w:r>
-        <w:rPr>
-          <w:lang w:val="en-US"/>
-        </w:rPr>
-        <w:t xml:space="preserve"> </w:t>
-      </w:r>
-      <w:proofErr w:type="spellStart"/>
-      <w:r>
-        <w:rPr>
-          <w:lang w:val="en-US"/>
-        </w:rPr>
-        <w:t>fortunam</w:t>
-      </w:r>
-      <w:proofErr w:type="spellEnd"/>
-      <w:r>
-        <w:rPr>
-          <w:lang w:val="en-US"/>
-        </w:rPr>
-        <w:t xml:space="preserve"> eius in </w:t>
-      </w:r>
-      <w:proofErr w:type="spellStart"/>
-      <w:r>
-        <w:rPr>
-          <w:lang w:val="en-US"/>
-        </w:rPr>
-        <w:t>malis</w:t>
-      </w:r>
-      <w:proofErr w:type="spellEnd"/>
-      <w:r>
-        <w:rPr>
-          <w:lang w:val="en-US"/>
-        </w:rPr>
-        <w:t xml:space="preserve"> tantum </w:t>
-      </w:r>
-      <w:proofErr w:type="spellStart"/>
-      <w:r>
-        <w:rPr>
-          <w:lang w:val="en-US"/>
-        </w:rPr>
-        <w:t>civilibus</w:t>
-      </w:r>
-      <w:proofErr w:type="spellEnd"/>
-      <w:r>
-        <w:rPr>
-          <w:lang w:val="en-US"/>
-        </w:rPr>
-        <w:t xml:space="preserve"> </w:t>
-      </w:r>
-      <w:proofErr w:type="spellStart"/>
-      <w:r>
-        <w:rPr>
-          <w:lang w:val="en-US"/>
-        </w:rPr>
-        <w:t>vigilasse</w:t>
-      </w:r>
-      <w:proofErr w:type="spellEnd"/>
-      <w:r>
-        <w:rPr>
-          <w:lang w:val="en-US"/>
-        </w:rPr>
-        <w:t xml:space="preserve">, cum autem </w:t>
-      </w:r>
-      <w:proofErr w:type="spellStart"/>
-      <w:r>
-        <w:rPr>
-          <w:lang w:val="en-US"/>
-        </w:rPr>
-        <w:t>bella</w:t>
-      </w:r>
-      <w:proofErr w:type="spellEnd"/>
-      <w:r>
-        <w:rPr>
-          <w:lang w:val="en-US"/>
-        </w:rPr>
-        <w:t xml:space="preserve"> </w:t>
-      </w:r>
-      <w:proofErr w:type="spellStart"/>
-      <w:r>
-        <w:rPr>
-          <w:lang w:val="en-US"/>
-        </w:rPr>
-        <w:t>moverentur</w:t>
-      </w:r>
-      <w:proofErr w:type="spellEnd"/>
-      <w:r>
-        <w:rPr>
-          <w:lang w:val="en-US"/>
-        </w:rPr>
-        <w:t xml:space="preserve"> externa, </w:t>
-      </w:r>
-      <w:proofErr w:type="spellStart"/>
-      <w:r>
-        <w:rPr>
-          <w:lang w:val="en-US"/>
-        </w:rPr>
-        <w:t>accidisse</w:t>
-      </w:r>
-      <w:proofErr w:type="spellEnd"/>
-      <w:r>
-        <w:rPr>
-          <w:lang w:val="en-US"/>
-        </w:rPr>
-        <w:t xml:space="preserve"> </w:t>
-      </w:r>
-      <w:proofErr w:type="spellStart"/>
-      <w:r>
-        <w:rPr>
-          <w:lang w:val="en-US"/>
-        </w:rPr>
-        <w:t>plerumque</w:t>
-      </w:r>
-      <w:proofErr w:type="spellEnd"/>
-      <w:r>
-        <w:rPr>
-          <w:lang w:val="en-US"/>
-        </w:rPr>
-        <w:t xml:space="preserve"> </w:t>
-      </w:r>
-      <w:proofErr w:type="spellStart"/>
-      <w:r>
-        <w:rPr>
-          <w:lang w:val="en-US"/>
-        </w:rPr>
-        <w:t>luctuosa</w:t>
-      </w:r>
-      <w:proofErr w:type="spellEnd"/>
-      <w:r>
-        <w:rPr>
-          <w:lang w:val="en-US"/>
-        </w:rPr>
-        <w:t xml:space="preserve">, </w:t>
-      </w:r>
-      <w:proofErr w:type="spellStart"/>
-      <w:r>
-        <w:rPr>
-          <w:lang w:val="en-US"/>
-        </w:rPr>
-        <w:t>icto</w:t>
-      </w:r>
-      <w:proofErr w:type="spellEnd"/>
-      <w:r>
-        <w:rPr>
-          <w:lang w:val="en-US"/>
-        </w:rPr>
-        <w:t xml:space="preserve"> post haec </w:t>
-      </w:r>
-      <w:proofErr w:type="spellStart"/>
-      <w:r>
-        <w:rPr>
-          <w:lang w:val="en-US"/>
-        </w:rPr>
-        <w:t>foedere</w:t>
-      </w:r>
-      <w:proofErr w:type="spellEnd"/>
-      <w:r>
-        <w:rPr>
-          <w:lang w:val="en-US"/>
-        </w:rPr>
-        <w:t xml:space="preserve"> gentium </w:t>
-      </w:r>
-      <w:proofErr w:type="spellStart"/>
-      <w:r>
-        <w:rPr>
-          <w:lang w:val="en-US"/>
-        </w:rPr>
-        <w:t>ritu</w:t>
-      </w:r>
-      <w:proofErr w:type="spellEnd"/>
-      <w:r>
-        <w:rPr>
-          <w:lang w:val="en-US"/>
-        </w:rPr>
-        <w:t xml:space="preserve"> </w:t>
-      </w:r>
-      <w:proofErr w:type="spellStart"/>
-      <w:r>
-        <w:rPr>
-          <w:lang w:val="en-US"/>
-        </w:rPr>
-        <w:t>perfectaque</w:t>
-      </w:r>
-      <w:proofErr w:type="spellEnd"/>
-      <w:r>
-        <w:rPr>
-          <w:lang w:val="en-US"/>
-        </w:rPr>
-        <w:t xml:space="preserve"> </w:t>
-      </w:r>
-      <w:proofErr w:type="spellStart"/>
-      <w:r>
-        <w:rPr>
-          <w:lang w:val="en-US"/>
-        </w:rPr>
-        <w:t>sollemnitate</w:t>
-      </w:r>
-      <w:proofErr w:type="spellEnd"/>
-      <w:r>
-        <w:rPr>
-          <w:lang w:val="en-US"/>
-        </w:rPr>
-        <w:t xml:space="preserve"> imperator Mediolanum ad </w:t>
-      </w:r>
-      <w:proofErr w:type="spellStart"/>
-      <w:r>
-        <w:rPr>
-          <w:lang w:val="en-US"/>
-        </w:rPr>
-        <w:t>hiberna</w:t>
-      </w:r>
-      <w:proofErr w:type="spellEnd"/>
-      <w:r>
-        <w:rPr>
-          <w:lang w:val="en-US"/>
-        </w:rPr>
-        <w:t xml:space="preserve"> </w:t>
-      </w:r>
-      <w:proofErr w:type="spellStart"/>
-      <w:r>
-        <w:rPr>
-          <w:lang w:val="en-US"/>
-        </w:rPr>
-        <w:t>discessit</w:t>
-      </w:r>
-      <w:proofErr w:type="spellEnd"/>
-      <w:r>
-        <w:rPr>
-          <w:lang w:val="en-US"/>
-        </w:rPr>
+      <w:proofErr w:type="spellEnd"/>
+      <w:r>
+        <w:t xml:space="preserve"> </w:t>
+      </w:r>
+      <w:proofErr w:type="spellStart"/>
+      <w:r>
+        <w:t>etiam</w:t>
+      </w:r>
+      <w:proofErr w:type="spellEnd"/>
+      <w:r>
+        <w:t xml:space="preserve"> </w:t>
+      </w:r>
+      <w:proofErr w:type="spellStart"/>
+      <w:r>
+        <w:t>acriter</w:t>
+      </w:r>
+      <w:proofErr w:type="spellEnd"/>
+      <w:r>
+        <w:t xml:space="preserve"> est </w:t>
+      </w:r>
+      <w:proofErr w:type="spellStart"/>
+      <w:r>
+        <w:t>resistendum</w:t>
+      </w:r>
+      <w:proofErr w:type="spellEnd"/>
+      <w:r>
         <w:t>.</w:t>
       </w:r>
-      <w:r>
-        <w:rPr>
-          <w:lang w:val="en-US"/>
-        </w:rPr>
-        <w:t xml:space="preserve"> </w:t>
-      </w:r>
-      <w:proofErr w:type="spellStart"/>
-      <w:r>
-        <w:t>Etenim</w:t>
-      </w:r>
-      <w:proofErr w:type="spellEnd"/>
-      <w:r>
-        <w:t xml:space="preserve"> si </w:t>
-      </w:r>
-      <w:proofErr w:type="spellStart"/>
-      <w:r>
-        <w:t>attendere</w:t>
-      </w:r>
-      <w:proofErr w:type="spellEnd"/>
-      <w:r>
-        <w:t xml:space="preserve"> diligenter, </w:t>
-      </w:r>
-      <w:proofErr w:type="spellStart"/>
-      <w:r>
-        <w:t>existimare</w:t>
-      </w:r>
-      <w:proofErr w:type="spellEnd"/>
-      <w:r>
-        <w:t xml:space="preserve"> </w:t>
-      </w:r>
-      <w:proofErr w:type="spellStart"/>
-      <w:r>
-        <w:t>vere</w:t>
-      </w:r>
-      <w:proofErr w:type="spellEnd"/>
-      <w:r>
-        <w:t xml:space="preserve"> de omni </w:t>
-      </w:r>
-      <w:proofErr w:type="spellStart"/>
-      <w:r>
-        <w:t>hac</w:t>
-      </w:r>
-      <w:proofErr w:type="spellEnd"/>
-      <w:r>
-        <w:t xml:space="preserve"> causa </w:t>
-      </w:r>
-      <w:proofErr w:type="spellStart"/>
-      <w:r>
-        <w:t>volueritis</w:t>
-      </w:r>
-      <w:proofErr w:type="spellEnd"/>
-      <w:r>
-        <w:t xml:space="preserve">, sic </w:t>
-      </w:r>
-      <w:proofErr w:type="spellStart"/>
-      <w:r>
-        <w:t>constituetis</w:t>
-      </w:r>
-      <w:proofErr w:type="spellEnd"/>
-      <w:r>
-        <w:t xml:space="preserve">, </w:t>
-      </w:r>
-      <w:proofErr w:type="spellStart"/>
-      <w:r>
-        <w:t>iudices</w:t>
-      </w:r>
-      <w:proofErr w:type="spellEnd"/>
-      <w:r>
-        <w:t xml:space="preserve">, nec </w:t>
-      </w:r>
-      <w:proofErr w:type="spellStart"/>
-      <w:r>
-        <w:t>descensurum</w:t>
-      </w:r>
-      <w:proofErr w:type="spellEnd"/>
-      <w:r>
-        <w:t xml:space="preserve"> </w:t>
-      </w:r>
-      <w:proofErr w:type="spellStart"/>
-      <w:r>
-        <w:t>quemquam</w:t>
-      </w:r>
-      <w:proofErr w:type="spellEnd"/>
-      <w:r>
-        <w:t xml:space="preserve"> ad </w:t>
-      </w:r>
-      <w:proofErr w:type="spellStart"/>
-      <w:r>
-        <w:t>hanc</w:t>
-      </w:r>
-      <w:proofErr w:type="spellEnd"/>
-      <w:r>
-        <w:t xml:space="preserve"> </w:t>
-      </w:r>
-      <w:proofErr w:type="spellStart"/>
-      <w:r>
-        <w:t>accusationem</w:t>
-      </w:r>
-      <w:proofErr w:type="spellEnd"/>
-      <w:r>
-        <w:t xml:space="preserve"> fuisse, </w:t>
-      </w:r>
-      <w:proofErr w:type="spellStart"/>
-      <w:r>
-        <w:t>cui</w:t>
-      </w:r>
-      <w:proofErr w:type="spellEnd"/>
-      <w:r>
-        <w:t xml:space="preserve">, </w:t>
-      </w:r>
-      <w:proofErr w:type="spellStart"/>
-      <w:r>
-        <w:t>utrum</w:t>
-      </w:r>
-      <w:proofErr w:type="spellEnd"/>
-      <w:r>
-        <w:t xml:space="preserve"> </w:t>
-      </w:r>
-      <w:proofErr w:type="spellStart"/>
-      <w:r>
-        <w:t>vellet</w:t>
-      </w:r>
-      <w:proofErr w:type="spellEnd"/>
-      <w:r>
-        <w:t xml:space="preserve">, </w:t>
-      </w:r>
-      <w:proofErr w:type="spellStart"/>
-      <w:r>
-        <w:t>liceret</w:t>
-      </w:r>
-      <w:proofErr w:type="spellEnd"/>
-      <w:r>
-        <w:t xml:space="preserve">, nec, cum </w:t>
-      </w:r>
-      <w:proofErr w:type="spellStart"/>
-      <w:r>
-        <w:t>descendisset</w:t>
-      </w:r>
-      <w:proofErr w:type="spellEnd"/>
-      <w:r>
-        <w:t xml:space="preserve">, </w:t>
-      </w:r>
-      <w:proofErr w:type="spellStart"/>
-      <w:r>
-        <w:t>quicquam</w:t>
-      </w:r>
-      <w:proofErr w:type="spellEnd"/>
-      <w:r>
-        <w:t xml:space="preserve"> </w:t>
-      </w:r>
-      <w:proofErr w:type="spellStart"/>
-      <w:r>
-        <w:t>habiturum</w:t>
-      </w:r>
-      <w:proofErr w:type="spellEnd"/>
-      <w:r>
-        <w:t xml:space="preserve"> </w:t>
-      </w:r>
-      <w:proofErr w:type="spellStart"/>
-      <w:r>
-        <w:t>spei</w:t>
-      </w:r>
-      <w:proofErr w:type="spellEnd"/>
-      <w:r>
-        <w:t xml:space="preserve"> fuisse, </w:t>
-      </w:r>
-      <w:proofErr w:type="spellStart"/>
-      <w:r>
-        <w:t>nisi</w:t>
-      </w:r>
-      <w:proofErr w:type="spellEnd"/>
-      <w:r>
-        <w:t xml:space="preserve"> </w:t>
-      </w:r>
-      <w:proofErr w:type="spellStart"/>
-      <w:r>
-        <w:t>alicuius</w:t>
-      </w:r>
-      <w:proofErr w:type="spellEnd"/>
-      <w:r>
-        <w:t xml:space="preserve"> </w:t>
-      </w:r>
-      <w:proofErr w:type="spellStart"/>
-      <w:r>
-        <w:t>intolerabili</w:t>
-      </w:r>
-      <w:proofErr w:type="spellEnd"/>
-      <w:r>
-        <w:t xml:space="preserve"> </w:t>
-      </w:r>
-      <w:proofErr w:type="spellStart"/>
-      <w:r>
-        <w:t>libidine</w:t>
-      </w:r>
-      <w:proofErr w:type="spellEnd"/>
-      <w:r>
-        <w:t xml:space="preserve"> et </w:t>
-      </w:r>
-      <w:proofErr w:type="spellStart"/>
-      <w:r>
-        <w:t>nimis</w:t>
-      </w:r>
-      <w:proofErr w:type="spellEnd"/>
-      <w:r>
-        <w:t xml:space="preserve"> </w:t>
-      </w:r>
-      <w:proofErr w:type="spellStart"/>
-      <w:r>
-        <w:t>acerbo</w:t>
-      </w:r>
-      <w:proofErr w:type="spellEnd"/>
-      <w:r>
-        <w:t xml:space="preserve"> </w:t>
-      </w:r>
-      <w:proofErr w:type="spellStart"/>
-      <w:r>
-        <w:t>odio</w:t>
-      </w:r>
-      <w:proofErr w:type="spellEnd"/>
-      <w:r>
-        <w:t xml:space="preserve"> </w:t>
-      </w:r>
-      <w:proofErr w:type="spellStart"/>
-      <w:r>
-        <w:t>niteretur</w:t>
-      </w:r>
-      <w:proofErr w:type="spellEnd"/>
-      <w:r>
-        <w:t xml:space="preserve">. Sed ego </w:t>
-      </w:r>
-      <w:proofErr w:type="spellStart"/>
-      <w:r>
-        <w:t>Atratino</w:t>
-      </w:r>
-      <w:proofErr w:type="spellEnd"/>
-      <w:r>
-        <w:t xml:space="preserve">, </w:t>
-      </w:r>
-      <w:proofErr w:type="spellStart"/>
-      <w:r>
-        <w:t>humanissimo</w:t>
-      </w:r>
-      <w:proofErr w:type="spellEnd"/>
-      <w:r>
-        <w:t xml:space="preserve"> </w:t>
-      </w:r>
-      <w:proofErr w:type="spellStart"/>
-      <w:r>
-        <w:t>atque</w:t>
-      </w:r>
-      <w:proofErr w:type="spellEnd"/>
-      <w:r>
-        <w:t xml:space="preserve"> </w:t>
-      </w:r>
-      <w:proofErr w:type="spellStart"/>
-      <w:r>
-        <w:t>optimo</w:t>
-      </w:r>
-      <w:proofErr w:type="spellEnd"/>
-      <w:r>
-        <w:t xml:space="preserve"> </w:t>
-      </w:r>
-      <w:proofErr w:type="spellStart"/>
-      <w:r>
-        <w:t>adulescenti</w:t>
-      </w:r>
-      <w:proofErr w:type="spellEnd"/>
-      <w:r>
-        <w:t xml:space="preserve"> </w:t>
-      </w:r>
-      <w:proofErr w:type="spellStart"/>
-      <w:r>
-        <w:t>meo</w:t>
-      </w:r>
-      <w:proofErr w:type="spellEnd"/>
-      <w:r>
-        <w:t xml:space="preserve"> </w:t>
-      </w:r>
-      <w:proofErr w:type="spellStart"/>
-      <w:r>
-        <w:t>necessario</w:t>
-      </w:r>
-      <w:proofErr w:type="spellEnd"/>
-      <w:r>
-        <w:t xml:space="preserve">, </w:t>
-      </w:r>
-      <w:proofErr w:type="spellStart"/>
-      <w:r>
-        <w:t>ignosco</w:t>
-      </w:r>
-      <w:proofErr w:type="spellEnd"/>
-      <w:r>
-        <w:t xml:space="preserve">, qui </w:t>
-      </w:r>
-      <w:proofErr w:type="spellStart"/>
-      <w:r>
-        <w:t>habet</w:t>
-      </w:r>
-      <w:proofErr w:type="spellEnd"/>
-      <w:r>
-        <w:t xml:space="preserve"> </w:t>
-      </w:r>
-      <w:proofErr w:type="spellStart"/>
-      <w:r>
-        <w:t>excusationem</w:t>
-      </w:r>
-      <w:proofErr w:type="spellEnd"/>
-      <w:r>
-        <w:t xml:space="preserve"> </w:t>
-      </w:r>
-      <w:proofErr w:type="spellStart"/>
-      <w:r>
-        <w:t>vel</w:t>
-      </w:r>
-      <w:proofErr w:type="spellEnd"/>
-      <w:r>
-        <w:t xml:space="preserve"> </w:t>
-      </w:r>
-      <w:proofErr w:type="spellStart"/>
-      <w:r>
-        <w:t>pietatis</w:t>
-      </w:r>
-      <w:proofErr w:type="spellEnd"/>
-      <w:r>
-        <w:t xml:space="preserve"> </w:t>
-      </w:r>
-      <w:proofErr w:type="spellStart"/>
-      <w:r>
-        <w:t>vel</w:t>
-      </w:r>
-      <w:proofErr w:type="spellEnd"/>
-      <w:r>
-        <w:t xml:space="preserve"> </w:t>
-      </w:r>
-      <w:proofErr w:type="spellStart"/>
-      <w:r>
-        <w:t>necessitatis</w:t>
-      </w:r>
-      <w:proofErr w:type="spellEnd"/>
-      <w:r>
-        <w:t xml:space="preserve"> </w:t>
-      </w:r>
-      <w:proofErr w:type="spellStart"/>
-      <w:r>
-        <w:t>vel</w:t>
-      </w:r>
-      <w:proofErr w:type="spellEnd"/>
-      <w:r>
-        <w:t xml:space="preserve"> </w:t>
-      </w:r>
-      <w:proofErr w:type="spellStart"/>
-      <w:r>
-        <w:t>aetatis</w:t>
-      </w:r>
-      <w:proofErr w:type="spellEnd"/>
-      <w:r>
-        <w:t xml:space="preserve">. Si </w:t>
-      </w:r>
-      <w:proofErr w:type="spellStart"/>
-      <w:r>
-        <w:t>voluit</w:t>
-      </w:r>
-      <w:proofErr w:type="spellEnd"/>
-      <w:r>
-        <w:t xml:space="preserve"> </w:t>
-      </w:r>
-      <w:proofErr w:type="spellStart"/>
-      <w:r>
-        <w:t>accusare</w:t>
-      </w:r>
-      <w:proofErr w:type="spellEnd"/>
-      <w:r>
-        <w:t xml:space="preserve">, </w:t>
-      </w:r>
-      <w:proofErr w:type="spellStart"/>
-      <w:r>
-        <w:t>pietati</w:t>
-      </w:r>
-      <w:proofErr w:type="spellEnd"/>
-      <w:r>
-        <w:t xml:space="preserve"> </w:t>
-      </w:r>
-      <w:proofErr w:type="spellStart"/>
-      <w:r>
-        <w:t>tribuo</w:t>
-      </w:r>
-      <w:proofErr w:type="spellEnd"/>
-      <w:r>
-        <w:t xml:space="preserve">, si </w:t>
-      </w:r>
-      <w:proofErr w:type="spellStart"/>
-      <w:r>
-        <w:t>iussus</w:t>
-      </w:r>
-      <w:proofErr w:type="spellEnd"/>
-      <w:r>
-        <w:t xml:space="preserve"> est, </w:t>
-      </w:r>
-      <w:proofErr w:type="spellStart"/>
-      <w:r>
-        <w:t>necessitati</w:t>
-      </w:r>
-      <w:proofErr w:type="spellEnd"/>
-      <w:r>
-        <w:t xml:space="preserve">, si </w:t>
-      </w:r>
-      <w:proofErr w:type="spellStart"/>
-      <w:r>
-        <w:t>speravit</w:t>
-      </w:r>
-      <w:proofErr w:type="spellEnd"/>
-      <w:r>
-        <w:t xml:space="preserve"> </w:t>
-      </w:r>
-      <w:proofErr w:type="spellStart"/>
-      <w:r>
-        <w:t>aliquid</w:t>
-      </w:r>
-      <w:proofErr w:type="spellEnd"/>
-      <w:r>
-        <w:t xml:space="preserve">, </w:t>
-      </w:r>
-      <w:proofErr w:type="spellStart"/>
-      <w:r>
-        <w:t>pueritiae</w:t>
-      </w:r>
-      <w:proofErr w:type="spellEnd"/>
-      <w:r>
-        <w:t xml:space="preserve">. </w:t>
-      </w:r>
-      <w:proofErr w:type="spellStart"/>
-      <w:r>
-        <w:t>Ceteris</w:t>
-      </w:r>
-      <w:proofErr w:type="spellEnd"/>
-      <w:r>
-        <w:t xml:space="preserve"> non modo nihil </w:t>
-      </w:r>
-      <w:proofErr w:type="spellStart"/>
-      <w:r>
-        <w:t>ignoscendum</w:t>
-      </w:r>
-      <w:proofErr w:type="spellEnd"/>
-      <w:r>
-        <w:t xml:space="preserve">, </w:t>
-      </w:r>
-      <w:proofErr w:type="spellStart"/>
-      <w:r>
-        <w:t>sed</w:t>
-      </w:r>
-      <w:proofErr w:type="spellEnd"/>
-      <w:r>
-        <w:t xml:space="preserve"> </w:t>
-      </w:r>
-      <w:proofErr w:type="spellStart"/>
-      <w:r>
-        <w:t>etiam</w:t>
-      </w:r>
-      <w:proofErr w:type="spellEnd"/>
-      <w:r>
-        <w:t xml:space="preserve"> </w:t>
-      </w:r>
-      <w:proofErr w:type="spellStart"/>
-      <w:r>
-        <w:t>acriter</w:t>
-      </w:r>
-      <w:proofErr w:type="spellEnd"/>
-      <w:r>
-        <w:t xml:space="preserve"> est </w:t>
-      </w:r>
-      <w:proofErr w:type="spellStart"/>
-      <w:r>
-        <w:t>resistendum</w:t>
-      </w:r>
-      <w:proofErr w:type="spellEnd"/>
-      <w:r>
-        <w:t>.</w:t>
-      </w:r>
     </w:p>
     <w:p/>
     <w:p>
       <w:pPr>
         <w:pStyle w:val="Heading2"/>
-        <w:rPr>
-          <w:lang w:val="en-IN"/>
-        </w:rPr>
       </w:pPr>
       <w:r>
         <w:rPr>
           <w:rFonts w:eastAsia="Times New Roman"/>
-          <w:lang w:val="en-IN" w:eastAsia="en-IN"/>
+          <w:lang w:eastAsia="en-IN"/>
         </w:rPr>
         <w:t>Latest tools with AI available for each area identified above</w:t>
       </w:r>
@@ -9730,12 +10135,11 @@
           <w:sz w:val="28"/>
         </w:rPr>
       </w:pPr>
-      <w:bookmarkStart w:id="38" w:name="_Toc107222861"/>
+      <w:bookmarkStart w:id="40" w:name="_Toc107222861"/>
       <w:r>
         <w:br w:type="page"/>
       </w:r>
     </w:p>
-    <w:bookmarkEnd w:id="38"/>
     <w:p>
       <w:pPr>
         <w:pStyle w:val="Heading1"/>
@@ -9743,6 +10147,8 @@
           <w:lang w:val="en-US"/>
         </w:rPr>
       </w:pPr>
+      <w:bookmarkStart w:id="41" w:name="_Toc229755641"/>
+      <w:bookmarkEnd w:id="40"/>
       <w:r>
         <w:rPr>
           <w:lang w:val="en-US"/>
@@ -9750,20 +10156,58 @@
         <w:lastRenderedPageBreak/>
         <w:t>Problem Statement</w:t>
       </w:r>
-    </w:p>
-    <w:p>
-      <w:pPr>
-        <w:rPr>
-          <w:lang w:val="en-US"/>
-        </w:rPr>
-      </w:pPr>
-    </w:p>
-    <w:p>
-      <w:pPr>
-        <w:rPr>
-          <w:lang w:val="en-US"/>
-        </w:rPr>
-      </w:pPr>
+      <w:bookmarkEnd w:id="41"/>
+    </w:p>
+    <w:p>
+      <w:pPr>
+        <w:rPr>
+          <w:lang w:val="en-US"/>
+        </w:rPr>
+      </w:pPr>
+    </w:p>
+    <w:p>
+      <w:pPr>
+        <w:rPr>
+          <w:lang w:val="en-US"/>
+        </w:rPr>
+      </w:pPr>
+      <w:r>
+        <w:rPr>
+          <w:lang w:val="en-US"/>
+        </w:rPr>
+        <w:t xml:space="preserve">This paper identifies the potential of Gen-AI usage by </w:t>
+      </w:r>
+      <w:r>
+        <w:rPr>
+          <w:lang w:val="en-US"/>
+        </w:rPr>
+        <w:t>foreign</w:t>
+      </w:r>
+      <w:r>
+        <w:rPr>
+          <w:lang w:val="en-US"/>
+        </w:rPr>
+        <w:t xml:space="preserve"> language teachers in their practices</w:t>
+      </w:r>
+    </w:p>
+    <w:p>
+      <w:pPr>
+        <w:rPr>
+          <w:lang w:val="en-US"/>
+        </w:rPr>
+      </w:pPr>
+      <w:r>
+        <w:rPr>
+          <w:lang w:val="en-US"/>
+        </w:rPr>
+        <w:br/>
+      </w:r>
+      <w:r>
+        <w:rPr>
+          <w:lang w:val="en-US"/>
+        </w:rPr>
+        <w:br/>
+      </w:r>
       <w:r>
         <w:rPr>
           <w:lang w:val="en-US"/>
@@ -10752,8 +11196,9 @@
       <w:pPr>
         <w:pStyle w:val="Heading1"/>
       </w:pPr>
-      <w:bookmarkStart w:id="39" w:name="_Toc89960513"/>
-      <w:bookmarkStart w:id="40" w:name="_Toc105689043"/>
+      <w:bookmarkStart w:id="42" w:name="_Toc89960513"/>
+      <w:bookmarkStart w:id="43" w:name="_Toc105689043"/>
+      <w:bookmarkStart w:id="44" w:name="_Toc229755642"/>
       <w:proofErr w:type="spellStart"/>
       <w:r>
         <w:rPr>
@@ -10763,6 +11208,7 @@
         <w:lastRenderedPageBreak/>
         <w:t>Experiment</w:t>
       </w:r>
+      <w:bookmarkEnd w:id="44"/>
       <w:proofErr w:type="spellEnd"/>
     </w:p>
     <w:p/>
@@ -10787,6 +11233,7 @@
           <w:lang w:eastAsia="en-IN"/>
         </w:rPr>
       </w:pPr>
+      <w:bookmarkStart w:id="45" w:name="_Toc229755643"/>
       <w:proofErr w:type="spellStart"/>
       <w:r>
         <w:rPr>
@@ -10796,6 +11243,7 @@
         <w:lastRenderedPageBreak/>
         <w:t>Inferences</w:t>
       </w:r>
+      <w:bookmarkEnd w:id="45"/>
       <w:proofErr w:type="spellEnd"/>
     </w:p>
     <w:p/>
@@ -11582,6 +12030,7 @@
           <w:lang w:eastAsia="en-IN"/>
         </w:rPr>
       </w:pPr>
+      <w:bookmarkStart w:id="46" w:name="_Toc229755644"/>
       <w:r>
         <w:rPr>
           <w:rFonts w:eastAsia="Times New Roman"/>
@@ -11590,6 +12039,7 @@
         <w:lastRenderedPageBreak/>
         <w:t>Conclusion</w:t>
       </w:r>
+      <w:bookmarkEnd w:id="46"/>
     </w:p>
     <w:p/>
     <w:p>
@@ -12359,8 +12809,8 @@
     </w:p>
     <w:p/>
     <w:p/>
-    <w:bookmarkEnd w:id="39"/>
-    <w:bookmarkEnd w:id="40"/>
+    <w:bookmarkEnd w:id="42"/>
+    <w:bookmarkEnd w:id="43"/>
     <w:p/>
     <w:p/>
     <w:p>
@@ -12497,112 +12947,74 @@
       <w:pPr>
         <w:pStyle w:val="Title"/>
       </w:pPr>
-      <w:bookmarkStart w:id="41" w:name="_Toc105689047"/>
-      <w:bookmarkStart w:id="42" w:name="_Toc107222887"/>
-      <w:bookmarkStart w:id="43" w:name="_Toc158131119"/>
-      <w:bookmarkStart w:id="44" w:name="_Toc158131244"/>
-      <w:bookmarkStart w:id="45" w:name="_Toc169622416"/>
-      <w:bookmarkStart w:id="46" w:name="_Toc169622624"/>
-      <w:bookmarkStart w:id="47" w:name="_Toc218677530"/>
-      <w:bookmarkStart w:id="48" w:name="_Toc229668736"/>
+      <w:bookmarkStart w:id="47" w:name="_Toc105689047"/>
+      <w:bookmarkStart w:id="48" w:name="_Toc107222887"/>
+      <w:bookmarkStart w:id="49" w:name="_Toc158131119"/>
+      <w:bookmarkStart w:id="50" w:name="_Toc158131244"/>
+      <w:bookmarkStart w:id="51" w:name="_Toc169622416"/>
+      <w:bookmarkStart w:id="52" w:name="_Toc169622624"/>
+      <w:bookmarkStart w:id="53" w:name="_Toc218677530"/>
+      <w:bookmarkStart w:id="54" w:name="_Toc229755645"/>
       <w:r>
         <w:lastRenderedPageBreak/>
         <w:t>Bibliographie</w:t>
       </w:r>
-      <w:bookmarkEnd w:id="41"/>
-      <w:bookmarkEnd w:id="42"/>
-      <w:bookmarkEnd w:id="43"/>
-      <w:bookmarkEnd w:id="44"/>
-      <w:bookmarkEnd w:id="45"/>
-      <w:bookmarkEnd w:id="46"/>
       <w:bookmarkEnd w:id="47"/>
       <w:bookmarkEnd w:id="48"/>
+      <w:bookmarkEnd w:id="49"/>
+      <w:bookmarkEnd w:id="50"/>
+      <w:bookmarkEnd w:id="51"/>
+      <w:bookmarkEnd w:id="52"/>
+      <w:bookmarkEnd w:id="53"/>
+      <w:bookmarkEnd w:id="54"/>
     </w:p>
     <w:p/>
     <w:p>
       <w:pPr>
         <w:pStyle w:val="Bibliography"/>
-        <w:shd w:val="clear" w:color="auto" w:fill="FFFFFF" w:themeFill="background1"/>
+        <w:rPr>
+          <w:color w:val="000000"/>
+          <w:lang w:val="en-GB"/>
+        </w:rPr>
+      </w:pPr>
+      <w:r>
         <w:rPr>
           <w:color w:val="000000" w:themeColor="text1"/>
+        </w:rPr>
+        <w:fldChar w:fldCharType="begin"/>
+      </w:r>
+      <w:r>
+        <w:rPr>
+          <w:color w:val="000000" w:themeColor="text1"/>
+          <w:lang w:val="en-US"/>
+        </w:rPr>
+        <w:instrText xml:space="preserve"> ADDIN ZOTERO_BIBL {"uncited":[],"omitted":[],"custom":[]} CSL_BIBLIOGRAPHY </w:instrText>
+      </w:r>
+      <w:r>
+        <w:rPr>
+          <w:color w:val="000000" w:themeColor="text1"/>
+        </w:rPr>
+        <w:fldChar w:fldCharType="separate"/>
+      </w:r>
+      <w:r>
+        <w:rPr>
+          <w:color w:val="000000"/>
           <w:lang w:val="en-GB"/>
         </w:rPr>
-      </w:pPr>
-      <w:r>
-        <w:rPr>
-          <w:color w:val="000000" w:themeColor="text1"/>
-        </w:rPr>
-        <w:fldChar w:fldCharType="begin"/>
-      </w:r>
-      <w:r>
-        <w:rPr>
-          <w:color w:val="000000" w:themeColor="text1"/>
-        </w:rPr>
-        <w:instrText xml:space="preserve"> ADDIN ZOTERO_BIBL {"uncited":[],"omitted":[],"custom":[]} CSL_BIBLIOGRAPHY </w:instrText>
-      </w:r>
-      <w:r>
-        <w:rPr>
-          <w:color w:val="000000" w:themeColor="text1"/>
-        </w:rPr>
-        <w:fldChar w:fldCharType="separate"/>
-      </w:r>
-      <w:r>
-        <w:rPr>
-          <w:color w:val="000000" w:themeColor="text1"/>
-        </w:rPr>
-        <w:t xml:space="preserve">Serin, H. (2018). </w:t>
-      </w:r>
-      <w:r>
-        <w:rPr>
-          <w:color w:val="000000" w:themeColor="text1"/>
-          <w:lang w:val="en-GB"/>
-        </w:rPr>
-        <w:t>A Comparison of Teacher-</w:t>
-      </w:r>
-      <w:proofErr w:type="spellStart"/>
-      <w:r>
-        <w:rPr>
-          <w:color w:val="000000" w:themeColor="text1"/>
-          <w:lang w:val="en-GB"/>
-        </w:rPr>
-        <w:t>Centered</w:t>
-      </w:r>
-      <w:proofErr w:type="spellEnd"/>
-      <w:r>
-        <w:rPr>
-          <w:color w:val="000000" w:themeColor="text1"/>
-          <w:lang w:val="en-GB"/>
-        </w:rPr>
-        <w:t xml:space="preserve"> and Student-</w:t>
-      </w:r>
-      <w:proofErr w:type="spellStart"/>
-      <w:r>
-        <w:rPr>
-          <w:color w:val="000000" w:themeColor="text1"/>
-          <w:lang w:val="en-GB"/>
-        </w:rPr>
-        <w:t>Centered</w:t>
-      </w:r>
-      <w:proofErr w:type="spellEnd"/>
-      <w:r>
-        <w:rPr>
-          <w:color w:val="000000" w:themeColor="text1"/>
-          <w:lang w:val="en-GB"/>
-        </w:rPr>
-        <w:t xml:space="preserve"> Approaches in Educational Settings. </w:t>
+        <w:t xml:space="preserve">Borg, S. (2003). Teacher cognition in language teaching: A review of research on what language teachers think, know, believe, and do. </w:t>
       </w:r>
       <w:r>
         <w:rPr>
           <w:i/>
           <w:iCs/>
-          <w:color w:val="000000" w:themeColor="text1"/>
+          <w:color w:val="000000"/>
           <w:lang w:val="en-GB"/>
         </w:rPr>
-        <w:t>International Journal of Social Sciences &amp; Educational Studies</w:t>
-      </w:r>
-      <w:r>
-        <w:rPr>
-          <w:color w:val="000000" w:themeColor="text1"/>
+        <w:t>Language Teaching</w:t>
+      </w:r>
+      <w:r>
+        <w:rPr>
+          <w:color w:val="000000"/>
           <w:lang w:val="en-GB"/>
         </w:rPr>
         <w:t xml:space="preserve">, </w:t>
@@ -12611,35 +13023,229 @@
         <w:rPr>
           <w:i/>
           <w:iCs/>
+          <w:color w:val="000000"/>
+          <w:lang w:val="en-GB"/>
+        </w:rPr>
+        <w:t>36</w:t>
+      </w:r>
+      <w:r>
+        <w:rPr>
+          <w:color w:val="000000"/>
+          <w:lang w:val="en-GB"/>
+        </w:rPr>
+        <w:t>(2), 81–109. https://doi.org/10.1017/S0261444803001903</w:t>
+      </w:r>
+    </w:p>
+    <w:p>
+      <w:pPr>
+        <w:pStyle w:val="Bibliography"/>
+        <w:rPr>
+          <w:color w:val="000000"/>
+          <w:lang w:val="en-GB"/>
+        </w:rPr>
+      </w:pPr>
+      <w:r>
+        <w:rPr>
+          <w:color w:val="000000"/>
+          <w:lang w:val="en-GB"/>
+        </w:rPr>
+        <w:t xml:space="preserve">Pica, T. (2000). Tradition and transition in English language teaching methodology1. </w:t>
+      </w:r>
+      <w:r>
+        <w:rPr>
+          <w:i/>
+          <w:iCs/>
+          <w:color w:val="000000"/>
+          <w:lang w:val="en-GB"/>
+        </w:rPr>
+        <w:t>System</w:t>
+      </w:r>
+      <w:r>
+        <w:rPr>
+          <w:color w:val="000000"/>
+          <w:lang w:val="en-GB"/>
+        </w:rPr>
+        <w:t xml:space="preserve">, </w:t>
+      </w:r>
+      <w:r>
+        <w:rPr>
+          <w:i/>
+          <w:iCs/>
+          <w:color w:val="000000"/>
+          <w:lang w:val="en-GB"/>
+        </w:rPr>
+        <w:t>28</w:t>
+      </w:r>
+      <w:r>
+        <w:rPr>
+          <w:color w:val="000000"/>
+          <w:lang w:val="en-GB"/>
+        </w:rPr>
+        <w:t>(1), 1–18. https://doi.org/10.1016/S0346-251X(99)00057-3</w:t>
+      </w:r>
+    </w:p>
+    <w:p>
+      <w:pPr>
+        <w:pStyle w:val="Bibliography"/>
+        <w:rPr>
+          <w:color w:val="000000"/>
+          <w:lang w:val="en-GB"/>
+        </w:rPr>
+      </w:pPr>
+      <w:r>
+        <w:rPr>
+          <w:color w:val="000000"/>
+          <w:lang w:val="en-GB"/>
+        </w:rPr>
+        <w:t xml:space="preserve">Richards, J. C., &amp; Rodgers, T. S. (2014). </w:t>
+      </w:r>
+      <w:r>
+        <w:rPr>
+          <w:i/>
+          <w:iCs/>
+          <w:color w:val="000000"/>
+          <w:lang w:val="en-GB"/>
+        </w:rPr>
+        <w:t>Approaches and Methods in Language Teaching</w:t>
+      </w:r>
+      <w:r>
+        <w:rPr>
+          <w:color w:val="000000"/>
+          <w:lang w:val="en-GB"/>
+        </w:rPr>
+        <w:t>. Cambridge University Press.</w:t>
+      </w:r>
+    </w:p>
+    <w:p>
+      <w:pPr>
+        <w:pStyle w:val="Bibliography"/>
+        <w:rPr>
+          <w:color w:val="000000"/>
+          <w:lang w:val="en-GB"/>
+        </w:rPr>
+      </w:pPr>
+      <w:r>
+        <w:rPr>
+          <w:color w:val="000000"/>
+          <w:lang w:val="en-GB"/>
+        </w:rPr>
+        <w:t>Serin, H. (2018). A Comparison of Teacher-</w:t>
+      </w:r>
+      <w:proofErr w:type="spellStart"/>
+      <w:r>
+        <w:rPr>
+          <w:color w:val="000000"/>
+          <w:lang w:val="en-GB"/>
+        </w:rPr>
+        <w:t>Centered</w:t>
+      </w:r>
+      <w:proofErr w:type="spellEnd"/>
+      <w:r>
+        <w:rPr>
+          <w:color w:val="000000"/>
+          <w:lang w:val="en-GB"/>
+        </w:rPr>
+        <w:t xml:space="preserve"> and Student-</w:t>
+      </w:r>
+      <w:proofErr w:type="spellStart"/>
+      <w:r>
+        <w:rPr>
+          <w:color w:val="000000"/>
+          <w:lang w:val="en-GB"/>
+        </w:rPr>
+        <w:t>Centered</w:t>
+      </w:r>
+      <w:proofErr w:type="spellEnd"/>
+      <w:r>
+        <w:rPr>
+          <w:color w:val="000000"/>
+          <w:lang w:val="en-GB"/>
+        </w:rPr>
+        <w:t xml:space="preserve"> Approaches in Educational Settings. </w:t>
+      </w:r>
+      <w:r>
+        <w:rPr>
+          <w:i/>
+          <w:iCs/>
+          <w:color w:val="000000"/>
+          <w:lang w:val="en-GB"/>
+        </w:rPr>
+        <w:t>International Journal of Social Sciences &amp; Educational Studies</w:t>
+      </w:r>
+      <w:r>
+        <w:rPr>
+          <w:color w:val="000000"/>
+          <w:lang w:val="en-GB"/>
+        </w:rPr>
+        <w:t xml:space="preserve">, </w:t>
+      </w:r>
+      <w:r>
+        <w:rPr>
+          <w:i/>
+          <w:iCs/>
+          <w:color w:val="000000"/>
+          <w:lang w:val="en-GB"/>
+        </w:rPr>
+        <w:t>5</w:t>
+      </w:r>
+      <w:r>
+        <w:rPr>
+          <w:color w:val="000000"/>
+          <w:lang w:val="en-GB"/>
+        </w:rPr>
+        <w:t>(1), 164–167. https://doi.org/10.23918//ijsses.v5i1p164</w:t>
+      </w:r>
+    </w:p>
+    <w:p>
+      <w:pPr>
+        <w:pStyle w:val="Bibliography"/>
+        <w:rPr>
+          <w:color w:val="000000"/>
+          <w:lang w:val="en-GB"/>
+        </w:rPr>
+      </w:pPr>
+      <w:r>
+        <w:rPr>
+          <w:i/>
+          <w:iCs/>
+          <w:color w:val="000000"/>
+          <w:lang w:val="en-GB"/>
+        </w:rPr>
+        <w:t>The Study of Teacher Thinking: Implications for Teacher Education</w:t>
+      </w:r>
+      <w:r>
+        <w:rPr>
+          <w:color w:val="000000"/>
+          <w:lang w:val="en-GB"/>
+        </w:rPr>
+        <w:t>. (n.d.). https://doi.org/10.1177/002248718603700506</w:t>
+      </w:r>
+    </w:p>
+    <w:p>
+      <w:pPr>
+        <w:pStyle w:val="Bibliography"/>
+        <w:rPr>
+          <w:lang w:val="en-US"/>
+        </w:rPr>
+      </w:pPr>
+      <w:r>
+        <w:rPr>
           <w:color w:val="000000" w:themeColor="text1"/>
-          <w:lang w:val="en-GB"/>
-        </w:rPr>
-        <w:t>5</w:t>
-      </w:r>
-      <w:r>
-        <w:rPr>
-          <w:color w:val="000000" w:themeColor="text1"/>
-          <w:lang w:val="en-GB"/>
-        </w:rPr>
-        <w:t>(1), 164–167. https://doi.org/10.23918//ijsses.v5i1p164</w:t>
-      </w:r>
-    </w:p>
-    <w:p>
-      <w:pPr>
-        <w:shd w:val="clear" w:color="auto" w:fill="FFFFFF" w:themeFill="background1"/>
-      </w:pPr>
-      <w:r>
-        <w:rPr>
-          <w:color w:val="000000" w:themeColor="text1"/>
         </w:rPr>
         <w:fldChar w:fldCharType="end"/>
       </w:r>
       <w:r>
+        <w:rPr>
+          <w:lang w:val="en-US"/>
+        </w:rPr>
         <w:t>.</w:t>
       </w:r>
     </w:p>
     <w:p>
       <w:pPr>
+        <w:rPr>
+          <w:lang w:val="en-US"/>
+        </w:rPr>
         <w:sectPr>
           <w:pgSz w:w="11906" w:h="16838"/>
           <w:pgMar w:top="1417" w:right="1417" w:bottom="1417" w:left="1417" w:header="708" w:footer="708" w:gutter="0"/>
@@ -12663,14 +13269,14 @@
           <w:lang w:val="en-US"/>
         </w:rPr>
       </w:pPr>
-      <w:bookmarkStart w:id="49" w:name="_Toc169622417"/>
-      <w:bookmarkStart w:id="50" w:name="_Toc169622625"/>
-      <w:bookmarkStart w:id="51" w:name="_Toc218677531"/>
-      <w:bookmarkStart w:id="52" w:name="_Toc229668737"/>
-      <w:bookmarkStart w:id="53" w:name="_Toc105689048"/>
-      <w:bookmarkStart w:id="54" w:name="_Toc107222888"/>
-      <w:bookmarkStart w:id="55" w:name="_Toc158131120"/>
-      <w:bookmarkStart w:id="56" w:name="_Toc158131245"/>
+      <w:bookmarkStart w:id="55" w:name="_Toc169622417"/>
+      <w:bookmarkStart w:id="56" w:name="_Toc169622625"/>
+      <w:bookmarkStart w:id="57" w:name="_Toc218677531"/>
+      <w:bookmarkStart w:id="58" w:name="_Toc105689048"/>
+      <w:bookmarkStart w:id="59" w:name="_Toc107222888"/>
+      <w:bookmarkStart w:id="60" w:name="_Toc158131120"/>
+      <w:bookmarkStart w:id="61" w:name="_Toc158131245"/>
+      <w:bookmarkStart w:id="62" w:name="_Toc229755646"/>
       <w:r>
         <w:rPr>
           <w:lang w:val="en-US"/>
@@ -12678,10 +13284,10 @@
         <w:lastRenderedPageBreak/>
         <w:t>Index</w:t>
       </w:r>
-      <w:bookmarkEnd w:id="49"/>
-      <w:bookmarkEnd w:id="50"/>
-      <w:bookmarkEnd w:id="51"/>
-      <w:bookmarkEnd w:id="52"/>
+      <w:bookmarkEnd w:id="55"/>
+      <w:bookmarkEnd w:id="56"/>
+      <w:bookmarkEnd w:id="57"/>
+      <w:bookmarkEnd w:id="62"/>
     </w:p>
     <w:p>
       <w:pPr>
@@ -12844,22 +13450,22 @@
       <w:pPr>
         <w:pStyle w:val="Title"/>
       </w:pPr>
-      <w:bookmarkStart w:id="57" w:name="_Toc169622418"/>
-      <w:bookmarkStart w:id="58" w:name="_Toc169622626"/>
-      <w:bookmarkStart w:id="59" w:name="_Toc218677532"/>
-      <w:bookmarkStart w:id="60" w:name="_Toc229668738"/>
+      <w:bookmarkStart w:id="63" w:name="_Toc169622418"/>
+      <w:bookmarkStart w:id="64" w:name="_Toc169622626"/>
+      <w:bookmarkStart w:id="65" w:name="_Toc218677532"/>
+      <w:bookmarkStart w:id="66" w:name="_Toc229755647"/>
       <w:r>
         <w:lastRenderedPageBreak/>
         <w:t>Table des illustrations</w:t>
       </w:r>
-      <w:bookmarkEnd w:id="53"/>
-      <w:bookmarkEnd w:id="54"/>
-      <w:bookmarkEnd w:id="55"/>
-      <w:bookmarkEnd w:id="56"/>
-      <w:bookmarkEnd w:id="57"/>
       <w:bookmarkEnd w:id="58"/>
       <w:bookmarkEnd w:id="59"/>
       <w:bookmarkEnd w:id="60"/>
+      <w:bookmarkEnd w:id="61"/>
+      <w:bookmarkEnd w:id="63"/>
+      <w:bookmarkEnd w:id="64"/>
+      <w:bookmarkEnd w:id="65"/>
+      <w:bookmarkEnd w:id="66"/>
     </w:p>
     <w:p/>
     <w:p>
@@ -13499,7 +14105,7 @@
           <wp:extent cx="424815" cy="181610"/>
           <wp:effectExtent l="0" t="0" r="0" b="8890"/>
           <wp:wrapSquare wrapText="bothSides"/>
-          <wp:docPr id="437293698" name="Image 12"/>
+          <wp:docPr id="891266973" name="Image 12"/>
           <wp:cNvGraphicFramePr>
             <a:graphicFrameLocks xmlns:a="http://schemas.openxmlformats.org/drawingml/2006/main" noChangeAspect="1"/>
           </wp:cNvGraphicFramePr>
@@ -13570,7 +14176,7 @@
           <wp:extent cx="424815" cy="181610"/>
           <wp:effectExtent l="0" t="0" r="0" b="8890"/>
           <wp:wrapSquare wrapText="bothSides"/>
-          <wp:docPr id="6" name="Image 6"/>
+          <wp:docPr id="404641149" name="Image 6"/>
           <wp:cNvGraphicFramePr>
             <a:graphicFrameLocks xmlns:a="http://schemas.openxmlformats.org/drawingml/2006/main" noChangeAspect="1"/>
           </wp:cNvGraphicFramePr>
@@ -14649,7 +15255,7 @@
     <w:uiPriority w:val="9"/>
     <w:unhideWhenUsed/>
     <w:qFormat/>
-    <w:rsid w:val="00685639"/>
+    <w:rsid w:val="00201FF9"/>
     <w:pPr>
       <w:keepNext/>
       <w:keepLines/>
@@ -14662,6 +15268,7 @@
       <w:smallCaps/>
       <w:sz w:val="36"/>
       <w:szCs w:val="26"/>
+      <w:lang w:val="en-US"/>
     </w:rPr>
   </w:style>
   <w:style w:type="paragraph" w:styleId="Heading3">
@@ -14736,7 +15343,6 @@
   <w:style w:type="character" w:default="1" w:styleId="DefaultParagraphFont">
     <w:name w:val="Default Paragraph Font"/>
     <w:uiPriority w:val="1"/>
-    <w:semiHidden/>
     <w:unhideWhenUsed/>
   </w:style>
   <w:style w:type="table" w:default="1" w:styleId="TableNormal">
@@ -14779,12 +15385,13 @@
     <w:basedOn w:val="DefaultParagraphFont"/>
     <w:link w:val="Heading2"/>
     <w:uiPriority w:val="9"/>
-    <w:rsid w:val="00685639"/>
+    <w:rsid w:val="00201FF9"/>
     <w:rPr>
       <w:rFonts w:ascii="Neutra Text" w:eastAsiaTheme="majorEastAsia" w:hAnsi="Neutra Text" w:cstheme="majorBidi"/>
       <w:smallCaps/>
       <w:sz w:val="36"/>
       <w:szCs w:val="26"/>
+      <w:lang w:val="en-US"/>
     </w:rPr>
   </w:style>
   <w:style w:type="character" w:customStyle="1" w:styleId="Heading3Char">

--- a/my_report/Thesis_Report_English.docx
+++ b/my_report/Thesis_Report_English.docx
@@ -174,7 +174,7 @@
                                     <pic:cNvPicPr/>
                                   </pic:nvPicPr>
                                   <pic:blipFill>
-                                    <a:blip r:embed="rId8">
+                                    <a:blip r:embed="rId9">
                                       <a:extLst>
                                         <a:ext uri="{28A0092B-C50C-407E-A947-70E740481C1C}">
                                           <a14:useLocalDpi xmlns:a14="http://schemas.microsoft.com/office/drawing/2010/main" val="0"/>
@@ -238,7 +238,7 @@
                     <pic:cNvPicPr/>
                   </pic:nvPicPr>
                   <pic:blipFill>
-                    <a:blip r:embed="rId9" cstate="print">
+                    <a:blip r:embed="rId10" cstate="print">
                       <a:extLst>
                         <a:ext uri="{28A0092B-C50C-407E-A947-70E740481C1C}">
                           <a14:useLocalDpi xmlns:a14="http://schemas.microsoft.com/office/drawing/2010/main" val="0"/>
@@ -544,6 +544,13 @@
           <w:b/>
           <w:sz w:val="28"/>
         </w:rPr>
+        <w:t xml:space="preserve">Année </w:t>
+      </w:r>
+      <w:r>
+        <w:rPr>
+          <w:b/>
+          <w:sz w:val="28"/>
+        </w:rPr>
         <w:t>2025 – 2026</w:t>
       </w:r>
     </w:p>
@@ -560,7 +567,7 @@
           <w:b/>
         </w:rPr>
         <w:sectPr>
-          <w:headerReference w:type="default" r:id="rId10"/>
+          <w:headerReference w:type="default" r:id="rId11"/>
           <w:pgSz w:w="11906" w:h="16838"/>
           <w:pgMar w:top="1417" w:right="1417" w:bottom="1417" w:left="1417" w:header="708" w:footer="708" w:gutter="0"/>
           <w:cols w:space="708"/>
@@ -5507,7 +5514,7 @@
           <w:szCs w:val="24"/>
           <w:lang w:val="en-US"/>
         </w:rPr>
-        <w:t xml:space="preserve">Over the past few decades significant transformations have been noticed in the </w:t>
+        <w:t>Foreign language teaching has evolved from grammar-translation methods emphasizing memorization and accuracy toward communicative approaches prioritizing authentic interaction</w:t>
       </w:r>
       <w:r>
         <w:rPr>
@@ -5516,35 +5523,18 @@
           <w:szCs w:val="24"/>
           <w:lang w:val="en-US"/>
         </w:rPr>
-        <w:t>F</w:t>
-      </w:r>
-      <w:r>
+        <w:t>.</w:t>
+      </w:r>
+    </w:p>
+    <w:p>
+      <w:pPr>
         <w:rPr>
           <w:rFonts w:ascii="Times New Roman" w:hAnsi="Times New Roman" w:cs="Times New Roman"/>
           <w:sz w:val="24"/>
           <w:szCs w:val="24"/>
           <w:lang w:val="en-US"/>
         </w:rPr>
-        <w:t xml:space="preserve">oreign </w:t>
-      </w:r>
-      <w:r>
-        <w:rPr>
-          <w:rFonts w:ascii="Times New Roman" w:hAnsi="Times New Roman" w:cs="Times New Roman"/>
-          <w:sz w:val="24"/>
-          <w:szCs w:val="24"/>
-          <w:lang w:val="en-US"/>
-        </w:rPr>
-        <w:t>L</w:t>
-      </w:r>
-      <w:r>
-        <w:rPr>
-          <w:rFonts w:ascii="Times New Roman" w:hAnsi="Times New Roman" w:cs="Times New Roman"/>
-          <w:sz w:val="24"/>
-          <w:szCs w:val="24"/>
-          <w:lang w:val="en-US"/>
-        </w:rPr>
-        <w:t xml:space="preserve">anguage pedagogy. </w:t>
-      </w:r>
+      </w:pPr>
       <w:r>
         <w:rPr>
           <w:rFonts w:ascii="Times New Roman" w:hAnsi="Times New Roman" w:cs="Times New Roman"/>
@@ -5753,34 +5743,7 @@
           <w:szCs w:val="24"/>
           <w:lang w:val="en-US"/>
         </w:rPr>
-        <w:t>gramma</w:t>
-      </w:r>
-      <w:r>
-        <w:rPr>
-          <w:rFonts w:ascii="Times New Roman" w:hAnsi="Times New Roman" w:cs="Times New Roman"/>
-          <w:sz w:val="24"/>
-          <w:szCs w:val="24"/>
-          <w:lang w:val="en-US"/>
-        </w:rPr>
-        <w:t xml:space="preserve">tical instructions, </w:t>
-      </w:r>
-      <w:r>
-        <w:rPr>
-          <w:rFonts w:ascii="Times New Roman" w:hAnsi="Times New Roman" w:cs="Times New Roman"/>
-          <w:sz w:val="24"/>
-          <w:szCs w:val="24"/>
-          <w:lang w:val="en-US"/>
-        </w:rPr>
-        <w:t>memorization</w:t>
-      </w:r>
-      <w:r>
-        <w:rPr>
-          <w:rFonts w:ascii="Times New Roman" w:hAnsi="Times New Roman" w:cs="Times New Roman"/>
-          <w:sz w:val="24"/>
-          <w:szCs w:val="24"/>
-          <w:lang w:val="en-US"/>
-        </w:rPr>
-        <w:t xml:space="preserve"> </w:t>
+        <w:t xml:space="preserve">grammatical instructions, memorization </w:t>
       </w:r>
       <w:r>
         <w:rPr>
@@ -6308,7 +6271,6 @@
         <w:rPr>
           <w:lang w:val="en-US"/>
         </w:rPr>
-        <w:lastRenderedPageBreak/>
         <w:t xml:space="preserve">Mox dicta </w:t>
       </w:r>
       <w:proofErr w:type="spellStart"/>
@@ -8257,8 +8219,14 @@
       </w:pPr>
     </w:p>
     <w:p>
-      <w:r>
-        <w:rPr>
+      <w:pPr>
+        <w:rPr>
+          <w:color w:val="D9D9D9" w:themeColor="background1" w:themeShade="D9"/>
+        </w:rPr>
+      </w:pPr>
+      <w:r>
+        <w:rPr>
+          <w:color w:val="D9D9D9" w:themeColor="background1" w:themeShade="D9"/>
           <w:lang w:val="en-US"/>
         </w:rPr>
         <w:t xml:space="preserve">Mox dicta </w:t>
@@ -8266,6 +8234,7 @@
       <w:proofErr w:type="spellStart"/>
       <w:r>
         <w:rPr>
+          <w:color w:val="D9D9D9" w:themeColor="background1" w:themeShade="D9"/>
           <w:lang w:val="en-US"/>
         </w:rPr>
         <w:t>finierat</w:t>
@@ -8273,6 +8242,7 @@
       <w:proofErr w:type="spellEnd"/>
       <w:r>
         <w:rPr>
+          <w:color w:val="D9D9D9" w:themeColor="background1" w:themeShade="D9"/>
           <w:lang w:val="en-US"/>
         </w:rPr>
         <w:t xml:space="preserve">, </w:t>
@@ -8280,6 +8250,7 @@
       <w:proofErr w:type="spellStart"/>
       <w:r>
         <w:rPr>
+          <w:color w:val="D9D9D9" w:themeColor="background1" w:themeShade="D9"/>
           <w:lang w:val="en-US"/>
         </w:rPr>
         <w:t>multitudo</w:t>
@@ -8287,13 +8258,15 @@
       <w:proofErr w:type="spellEnd"/>
       <w:r>
         <w:rPr>
-          <w:lang w:val="en-US"/>
-        </w:rPr>
-        <w:t xml:space="preserve"> </w:t>
-      </w:r>
-      <w:proofErr w:type="spellStart"/>
-      <w:r>
-        <w:rPr>
+          <w:color w:val="D9D9D9" w:themeColor="background1" w:themeShade="D9"/>
+          <w:lang w:val="en-US"/>
+        </w:rPr>
+        <w:t xml:space="preserve"> </w:t>
+      </w:r>
+      <w:proofErr w:type="spellStart"/>
+      <w:r>
+        <w:rPr>
+          <w:color w:val="D9D9D9" w:themeColor="background1" w:themeShade="D9"/>
           <w:lang w:val="en-US"/>
         </w:rPr>
         <w:t>omnis</w:t>
@@ -8301,6 +8274,7 @@
       <w:proofErr w:type="spellEnd"/>
       <w:r>
         <w:rPr>
+          <w:color w:val="D9D9D9" w:themeColor="background1" w:themeShade="D9"/>
           <w:lang w:val="en-US"/>
         </w:rPr>
         <w:t xml:space="preserve"> ad, </w:t>
@@ -8308,6 +8282,7 @@
       <w:proofErr w:type="spellStart"/>
       <w:r>
         <w:rPr>
+          <w:color w:val="D9D9D9" w:themeColor="background1" w:themeShade="D9"/>
           <w:lang w:val="en-US"/>
         </w:rPr>
         <w:t>quae</w:t>
@@ -8315,6 +8290,7 @@
       <w:proofErr w:type="spellEnd"/>
       <w:r>
         <w:rPr>
+          <w:color w:val="D9D9D9" w:themeColor="background1" w:themeShade="D9"/>
           <w:lang w:val="en-US"/>
         </w:rPr>
         <w:t xml:space="preserve"> imperator </w:t>
@@ -8322,6 +8298,7 @@
       <w:proofErr w:type="spellStart"/>
       <w:r>
         <w:rPr>
+          <w:color w:val="D9D9D9" w:themeColor="background1" w:themeShade="D9"/>
           <w:lang w:val="en-US"/>
         </w:rPr>
         <w:t>voluit</w:t>
@@ -8329,6 +8306,7 @@
       <w:proofErr w:type="spellEnd"/>
       <w:r>
         <w:rPr>
+          <w:color w:val="D9D9D9" w:themeColor="background1" w:themeShade="D9"/>
           <w:lang w:val="en-US"/>
         </w:rPr>
         <w:t xml:space="preserve">, </w:t>
@@ -8336,6 +8314,7 @@
       <w:proofErr w:type="spellStart"/>
       <w:r>
         <w:rPr>
+          <w:color w:val="D9D9D9" w:themeColor="background1" w:themeShade="D9"/>
           <w:lang w:val="en-US"/>
         </w:rPr>
         <w:t>promptior</w:t>
@@ -8343,13 +8322,15 @@
       <w:proofErr w:type="spellEnd"/>
       <w:r>
         <w:rPr>
-          <w:lang w:val="en-US"/>
-        </w:rPr>
-        <w:t xml:space="preserve"> </w:t>
-      </w:r>
-      <w:proofErr w:type="spellStart"/>
-      <w:r>
-        <w:rPr>
+          <w:color w:val="D9D9D9" w:themeColor="background1" w:themeShade="D9"/>
+          <w:lang w:val="en-US"/>
+        </w:rPr>
+        <w:t xml:space="preserve"> </w:t>
+      </w:r>
+      <w:proofErr w:type="spellStart"/>
+      <w:r>
+        <w:rPr>
+          <w:color w:val="D9D9D9" w:themeColor="background1" w:themeShade="D9"/>
           <w:lang w:val="en-US"/>
         </w:rPr>
         <w:t>laudato</w:t>
@@ -8357,13 +8338,15 @@
       <w:proofErr w:type="spellEnd"/>
       <w:r>
         <w:rPr>
-          <w:lang w:val="en-US"/>
-        </w:rPr>
-        <w:t xml:space="preserve"> </w:t>
-      </w:r>
-      <w:proofErr w:type="spellStart"/>
-      <w:r>
-        <w:rPr>
+          <w:color w:val="D9D9D9" w:themeColor="background1" w:themeShade="D9"/>
+          <w:lang w:val="en-US"/>
+        </w:rPr>
+        <w:t xml:space="preserve"> </w:t>
+      </w:r>
+      <w:proofErr w:type="spellStart"/>
+      <w:r>
+        <w:rPr>
+          <w:color w:val="D9D9D9" w:themeColor="background1" w:themeShade="D9"/>
           <w:lang w:val="en-US"/>
         </w:rPr>
         <w:t>consilio</w:t>
@@ -8371,13 +8354,15 @@
       <w:proofErr w:type="spellEnd"/>
       <w:r>
         <w:rPr>
-          <w:lang w:val="en-US"/>
-        </w:rPr>
-        <w:t xml:space="preserve"> </w:t>
-      </w:r>
-      <w:proofErr w:type="spellStart"/>
-      <w:r>
-        <w:rPr>
+          <w:color w:val="D9D9D9" w:themeColor="background1" w:themeShade="D9"/>
+          <w:lang w:val="en-US"/>
+        </w:rPr>
+        <w:t xml:space="preserve"> </w:t>
+      </w:r>
+      <w:proofErr w:type="spellStart"/>
+      <w:r>
+        <w:rPr>
+          <w:color w:val="D9D9D9" w:themeColor="background1" w:themeShade="D9"/>
           <w:lang w:val="en-US"/>
         </w:rPr>
         <w:t>consensit</w:t>
@@ -8385,6 +8370,7 @@
       <w:proofErr w:type="spellEnd"/>
       <w:r>
         <w:rPr>
+          <w:color w:val="D9D9D9" w:themeColor="background1" w:themeShade="D9"/>
           <w:lang w:val="en-US"/>
         </w:rPr>
         <w:t xml:space="preserve"> in pacem </w:t>
@@ -8392,6 +8378,7 @@
       <w:proofErr w:type="spellStart"/>
       <w:r>
         <w:rPr>
+          <w:color w:val="D9D9D9" w:themeColor="background1" w:themeShade="D9"/>
           <w:lang w:val="en-US"/>
         </w:rPr>
         <w:t>ea</w:t>
@@ -8399,6 +8386,7 @@
       <w:proofErr w:type="spellEnd"/>
       <w:r>
         <w:rPr>
+          <w:color w:val="D9D9D9" w:themeColor="background1" w:themeShade="D9"/>
           <w:lang w:val="en-US"/>
         </w:rPr>
         <w:t xml:space="preserve"> ratione </w:t>
@@ -8406,6 +8394,7 @@
       <w:proofErr w:type="spellStart"/>
       <w:r>
         <w:rPr>
+          <w:color w:val="D9D9D9" w:themeColor="background1" w:themeShade="D9"/>
           <w:lang w:val="en-US"/>
         </w:rPr>
         <w:t>maxime</w:t>
@@ -8413,13 +8402,15 @@
       <w:proofErr w:type="spellEnd"/>
       <w:r>
         <w:rPr>
-          <w:lang w:val="en-US"/>
-        </w:rPr>
-        <w:t xml:space="preserve"> </w:t>
-      </w:r>
-      <w:proofErr w:type="spellStart"/>
-      <w:r>
-        <w:rPr>
+          <w:color w:val="D9D9D9" w:themeColor="background1" w:themeShade="D9"/>
+          <w:lang w:val="en-US"/>
+        </w:rPr>
+        <w:t xml:space="preserve"> </w:t>
+      </w:r>
+      <w:proofErr w:type="spellStart"/>
+      <w:r>
+        <w:rPr>
+          <w:color w:val="D9D9D9" w:themeColor="background1" w:themeShade="D9"/>
           <w:lang w:val="en-US"/>
         </w:rPr>
         <w:t>percita</w:t>
@@ -8427,6 +8418,7 @@
       <w:proofErr w:type="spellEnd"/>
       <w:r>
         <w:rPr>
+          <w:color w:val="D9D9D9" w:themeColor="background1" w:themeShade="D9"/>
           <w:lang w:val="en-US"/>
         </w:rPr>
         <w:t xml:space="preserve">, </w:t>
@@ -8434,6 +8426,7 @@
       <w:proofErr w:type="spellStart"/>
       <w:r>
         <w:rPr>
+          <w:color w:val="D9D9D9" w:themeColor="background1" w:themeShade="D9"/>
           <w:lang w:val="en-US"/>
         </w:rPr>
         <w:t>quod</w:t>
@@ -8441,13 +8434,15 @@
       <w:proofErr w:type="spellEnd"/>
       <w:r>
         <w:rPr>
-          <w:lang w:val="en-US"/>
-        </w:rPr>
-        <w:t xml:space="preserve"> </w:t>
-      </w:r>
-      <w:proofErr w:type="spellStart"/>
-      <w:r>
-        <w:rPr>
+          <w:color w:val="D9D9D9" w:themeColor="background1" w:themeShade="D9"/>
+          <w:lang w:val="en-US"/>
+        </w:rPr>
+        <w:t xml:space="preserve"> </w:t>
+      </w:r>
+      <w:proofErr w:type="spellStart"/>
+      <w:r>
+        <w:rPr>
+          <w:color w:val="D9D9D9" w:themeColor="background1" w:themeShade="D9"/>
           <w:lang w:val="en-US"/>
         </w:rPr>
         <w:t>norat</w:t>
@@ -8455,13 +8450,15 @@
       <w:proofErr w:type="spellEnd"/>
       <w:r>
         <w:rPr>
-          <w:lang w:val="en-US"/>
-        </w:rPr>
-        <w:t xml:space="preserve"> </w:t>
-      </w:r>
-      <w:proofErr w:type="spellStart"/>
-      <w:r>
-        <w:rPr>
+          <w:color w:val="D9D9D9" w:themeColor="background1" w:themeShade="D9"/>
+          <w:lang w:val="en-US"/>
+        </w:rPr>
+        <w:t xml:space="preserve"> </w:t>
+      </w:r>
+      <w:proofErr w:type="spellStart"/>
+      <w:r>
+        <w:rPr>
+          <w:color w:val="D9D9D9" w:themeColor="background1" w:themeShade="D9"/>
           <w:lang w:val="en-US"/>
         </w:rPr>
         <w:t>expeditionibus</w:t>
@@ -8469,13 +8466,15 @@
       <w:proofErr w:type="spellEnd"/>
       <w:r>
         <w:rPr>
-          <w:lang w:val="en-US"/>
-        </w:rPr>
-        <w:t xml:space="preserve"> </w:t>
-      </w:r>
-      <w:proofErr w:type="spellStart"/>
-      <w:r>
-        <w:rPr>
+          <w:color w:val="D9D9D9" w:themeColor="background1" w:themeShade="D9"/>
+          <w:lang w:val="en-US"/>
+        </w:rPr>
+        <w:t xml:space="preserve"> </w:t>
+      </w:r>
+      <w:proofErr w:type="spellStart"/>
+      <w:r>
+        <w:rPr>
+          <w:color w:val="D9D9D9" w:themeColor="background1" w:themeShade="D9"/>
           <w:lang w:val="en-US"/>
         </w:rPr>
         <w:t>crebris</w:t>
@@ -8483,13 +8482,15 @@
       <w:proofErr w:type="spellEnd"/>
       <w:r>
         <w:rPr>
-          <w:lang w:val="en-US"/>
-        </w:rPr>
-        <w:t xml:space="preserve"> </w:t>
-      </w:r>
-      <w:proofErr w:type="spellStart"/>
-      <w:r>
-        <w:rPr>
+          <w:color w:val="D9D9D9" w:themeColor="background1" w:themeShade="D9"/>
+          <w:lang w:val="en-US"/>
+        </w:rPr>
+        <w:t xml:space="preserve"> </w:t>
+      </w:r>
+      <w:proofErr w:type="spellStart"/>
+      <w:r>
+        <w:rPr>
+          <w:color w:val="D9D9D9" w:themeColor="background1" w:themeShade="D9"/>
           <w:lang w:val="en-US"/>
         </w:rPr>
         <w:t>fortunam</w:t>
@@ -8497,6 +8498,7 @@
       <w:proofErr w:type="spellEnd"/>
       <w:r>
         <w:rPr>
+          <w:color w:val="D9D9D9" w:themeColor="background1" w:themeShade="D9"/>
           <w:lang w:val="en-US"/>
         </w:rPr>
         <w:t xml:space="preserve"> eius in </w:t>
@@ -8504,6 +8506,7 @@
       <w:proofErr w:type="spellStart"/>
       <w:r>
         <w:rPr>
+          <w:color w:val="D9D9D9" w:themeColor="background1" w:themeShade="D9"/>
           <w:lang w:val="en-US"/>
         </w:rPr>
         <w:t>malis</w:t>
@@ -8511,6 +8514,7 @@
       <w:proofErr w:type="spellEnd"/>
       <w:r>
         <w:rPr>
+          <w:color w:val="D9D9D9" w:themeColor="background1" w:themeShade="D9"/>
           <w:lang w:val="en-US"/>
         </w:rPr>
         <w:t xml:space="preserve"> tantum </w:t>
@@ -8518,6 +8522,7 @@
       <w:proofErr w:type="spellStart"/>
       <w:r>
         <w:rPr>
+          <w:color w:val="D9D9D9" w:themeColor="background1" w:themeShade="D9"/>
           <w:lang w:val="en-US"/>
         </w:rPr>
         <w:t>civilibus</w:t>
@@ -8525,13 +8530,15 @@
       <w:proofErr w:type="spellEnd"/>
       <w:r>
         <w:rPr>
-          <w:lang w:val="en-US"/>
-        </w:rPr>
-        <w:t xml:space="preserve"> </w:t>
-      </w:r>
-      <w:proofErr w:type="spellStart"/>
-      <w:r>
-        <w:rPr>
+          <w:color w:val="D9D9D9" w:themeColor="background1" w:themeShade="D9"/>
+          <w:lang w:val="en-US"/>
+        </w:rPr>
+        <w:t xml:space="preserve"> </w:t>
+      </w:r>
+      <w:proofErr w:type="spellStart"/>
+      <w:r>
+        <w:rPr>
+          <w:color w:val="D9D9D9" w:themeColor="background1" w:themeShade="D9"/>
           <w:lang w:val="en-US"/>
         </w:rPr>
         <w:t>vigilasse</w:t>
@@ -8539,6 +8546,7 @@
       <w:proofErr w:type="spellEnd"/>
       <w:r>
         <w:rPr>
+          <w:color w:val="D9D9D9" w:themeColor="background1" w:themeShade="D9"/>
           <w:lang w:val="en-US"/>
         </w:rPr>
         <w:t xml:space="preserve">, cum autem </w:t>
@@ -8546,6 +8554,7 @@
       <w:proofErr w:type="spellStart"/>
       <w:r>
         <w:rPr>
+          <w:color w:val="D9D9D9" w:themeColor="background1" w:themeShade="D9"/>
           <w:lang w:val="en-US"/>
         </w:rPr>
         <w:t>bella</w:t>
@@ -8553,13 +8562,15 @@
       <w:proofErr w:type="spellEnd"/>
       <w:r>
         <w:rPr>
-          <w:lang w:val="en-US"/>
-        </w:rPr>
-        <w:t xml:space="preserve"> </w:t>
-      </w:r>
-      <w:proofErr w:type="spellStart"/>
-      <w:r>
-        <w:rPr>
+          <w:color w:val="D9D9D9" w:themeColor="background1" w:themeShade="D9"/>
+          <w:lang w:val="en-US"/>
+        </w:rPr>
+        <w:t xml:space="preserve"> </w:t>
+      </w:r>
+      <w:proofErr w:type="spellStart"/>
+      <w:r>
+        <w:rPr>
+          <w:color w:val="D9D9D9" w:themeColor="background1" w:themeShade="D9"/>
           <w:lang w:val="en-US"/>
         </w:rPr>
         <w:t>moverentur</w:t>
@@ -8567,6 +8578,7 @@
       <w:proofErr w:type="spellEnd"/>
       <w:r>
         <w:rPr>
+          <w:color w:val="D9D9D9" w:themeColor="background1" w:themeShade="D9"/>
           <w:lang w:val="en-US"/>
         </w:rPr>
         <w:t xml:space="preserve"> externa, </w:t>
@@ -8574,6 +8586,7 @@
       <w:proofErr w:type="spellStart"/>
       <w:r>
         <w:rPr>
+          <w:color w:val="D9D9D9" w:themeColor="background1" w:themeShade="D9"/>
           <w:lang w:val="en-US"/>
         </w:rPr>
         <w:t>accidisse</w:t>
@@ -8581,13 +8594,15 @@
       <w:proofErr w:type="spellEnd"/>
       <w:r>
         <w:rPr>
-          <w:lang w:val="en-US"/>
-        </w:rPr>
-        <w:t xml:space="preserve"> </w:t>
-      </w:r>
-      <w:proofErr w:type="spellStart"/>
-      <w:r>
-        <w:rPr>
+          <w:color w:val="D9D9D9" w:themeColor="background1" w:themeShade="D9"/>
+          <w:lang w:val="en-US"/>
+        </w:rPr>
+        <w:t xml:space="preserve"> </w:t>
+      </w:r>
+      <w:proofErr w:type="spellStart"/>
+      <w:r>
+        <w:rPr>
+          <w:color w:val="D9D9D9" w:themeColor="background1" w:themeShade="D9"/>
           <w:lang w:val="en-US"/>
         </w:rPr>
         <w:t>plerumque</w:t>
@@ -8595,13 +8610,15 @@
       <w:proofErr w:type="spellEnd"/>
       <w:r>
         <w:rPr>
-          <w:lang w:val="en-US"/>
-        </w:rPr>
-        <w:t xml:space="preserve"> </w:t>
-      </w:r>
-      <w:proofErr w:type="spellStart"/>
-      <w:r>
-        <w:rPr>
+          <w:color w:val="D9D9D9" w:themeColor="background1" w:themeShade="D9"/>
+          <w:lang w:val="en-US"/>
+        </w:rPr>
+        <w:t xml:space="preserve"> </w:t>
+      </w:r>
+      <w:proofErr w:type="spellStart"/>
+      <w:r>
+        <w:rPr>
+          <w:color w:val="D9D9D9" w:themeColor="background1" w:themeShade="D9"/>
           <w:lang w:val="en-US"/>
         </w:rPr>
         <w:t>luctuosa</w:t>
@@ -8609,6 +8626,7 @@
       <w:proofErr w:type="spellEnd"/>
       <w:r>
         <w:rPr>
+          <w:color w:val="D9D9D9" w:themeColor="background1" w:themeShade="D9"/>
           <w:lang w:val="en-US"/>
         </w:rPr>
         <w:t xml:space="preserve">, </w:t>
@@ -8616,6 +8634,7 @@
       <w:proofErr w:type="spellStart"/>
       <w:r>
         <w:rPr>
+          <w:color w:val="D9D9D9" w:themeColor="background1" w:themeShade="D9"/>
           <w:lang w:val="en-US"/>
         </w:rPr>
         <w:t>icto</w:t>
@@ -8623,6 +8642,7 @@
       <w:proofErr w:type="spellEnd"/>
       <w:r>
         <w:rPr>
+          <w:color w:val="D9D9D9" w:themeColor="background1" w:themeShade="D9"/>
           <w:lang w:val="en-US"/>
         </w:rPr>
         <w:t xml:space="preserve"> post haec </w:t>
@@ -8630,6 +8650,7 @@
       <w:proofErr w:type="spellStart"/>
       <w:r>
         <w:rPr>
+          <w:color w:val="D9D9D9" w:themeColor="background1" w:themeShade="D9"/>
           <w:lang w:val="en-US"/>
         </w:rPr>
         <w:t>foedere</w:t>
@@ -8637,6 +8658,7 @@
       <w:proofErr w:type="spellEnd"/>
       <w:r>
         <w:rPr>
+          <w:color w:val="D9D9D9" w:themeColor="background1" w:themeShade="D9"/>
           <w:lang w:val="en-US"/>
         </w:rPr>
         <w:t xml:space="preserve"> gentium </w:t>
@@ -8644,6 +8666,7 @@
       <w:proofErr w:type="spellStart"/>
       <w:r>
         <w:rPr>
+          <w:color w:val="D9D9D9" w:themeColor="background1" w:themeShade="D9"/>
           <w:lang w:val="en-US"/>
         </w:rPr>
         <w:t>ritu</w:t>
@@ -8651,13 +8674,15 @@
       <w:proofErr w:type="spellEnd"/>
       <w:r>
         <w:rPr>
-          <w:lang w:val="en-US"/>
-        </w:rPr>
-        <w:t xml:space="preserve"> </w:t>
-      </w:r>
-      <w:proofErr w:type="spellStart"/>
-      <w:r>
-        <w:rPr>
+          <w:color w:val="D9D9D9" w:themeColor="background1" w:themeShade="D9"/>
+          <w:lang w:val="en-US"/>
+        </w:rPr>
+        <w:t xml:space="preserve"> </w:t>
+      </w:r>
+      <w:proofErr w:type="spellStart"/>
+      <w:r>
+        <w:rPr>
+          <w:color w:val="D9D9D9" w:themeColor="background1" w:themeShade="D9"/>
           <w:lang w:val="en-US"/>
         </w:rPr>
         <w:t>perfectaque</w:t>
@@ -8665,13 +8690,15 @@
       <w:proofErr w:type="spellEnd"/>
       <w:r>
         <w:rPr>
-          <w:lang w:val="en-US"/>
-        </w:rPr>
-        <w:t xml:space="preserve"> </w:t>
-      </w:r>
-      <w:proofErr w:type="spellStart"/>
-      <w:r>
-        <w:rPr>
+          <w:color w:val="D9D9D9" w:themeColor="background1" w:themeShade="D9"/>
+          <w:lang w:val="en-US"/>
+        </w:rPr>
+        <w:t xml:space="preserve"> </w:t>
+      </w:r>
+      <w:proofErr w:type="spellStart"/>
+      <w:r>
+        <w:rPr>
+          <w:color w:val="D9D9D9" w:themeColor="background1" w:themeShade="D9"/>
           <w:lang w:val="en-US"/>
         </w:rPr>
         <w:t>sollemnitate</w:t>
@@ -8679,6 +8706,7 @@
       <w:proofErr w:type="spellEnd"/>
       <w:r>
         <w:rPr>
+          <w:color w:val="D9D9D9" w:themeColor="background1" w:themeShade="D9"/>
           <w:lang w:val="en-US"/>
         </w:rPr>
         <w:t xml:space="preserve"> imperator Mediolanum ad </w:t>
@@ -8686,6 +8714,7 @@
       <w:proofErr w:type="spellStart"/>
       <w:r>
         <w:rPr>
+          <w:color w:val="D9D9D9" w:themeColor="background1" w:themeShade="D9"/>
           <w:lang w:val="en-US"/>
         </w:rPr>
         <w:t>hiberna</w:t>
@@ -8693,13 +8722,15 @@
       <w:proofErr w:type="spellEnd"/>
       <w:r>
         <w:rPr>
-          <w:lang w:val="en-US"/>
-        </w:rPr>
-        <w:t xml:space="preserve"> </w:t>
-      </w:r>
-      <w:proofErr w:type="spellStart"/>
-      <w:r>
-        <w:rPr>
+          <w:color w:val="D9D9D9" w:themeColor="background1" w:themeShade="D9"/>
+          <w:lang w:val="en-US"/>
+        </w:rPr>
+        <w:t xml:space="preserve"> </w:t>
+      </w:r>
+      <w:proofErr w:type="spellStart"/>
+      <w:r>
+        <w:rPr>
+          <w:color w:val="D9D9D9" w:themeColor="background1" w:themeShade="D9"/>
           <w:lang w:val="en-US"/>
         </w:rPr>
         <w:t>discessit</w:t>
@@ -8707,486 +8738,842 @@
       <w:proofErr w:type="spellEnd"/>
       <w:r>
         <w:rPr>
+          <w:color w:val="D9D9D9" w:themeColor="background1" w:themeShade="D9"/>
           <w:lang w:val="en-US"/>
         </w:rPr>
         <w:t>.</w:t>
       </w:r>
       <w:r>
         <w:rPr>
-          <w:lang w:val="en-US"/>
-        </w:rPr>
-        <w:t xml:space="preserve"> </w:t>
-      </w:r>
-      <w:proofErr w:type="spellStart"/>
-      <w:r>
+          <w:color w:val="D9D9D9" w:themeColor="background1" w:themeShade="D9"/>
+          <w:lang w:val="en-US"/>
+        </w:rPr>
+        <w:t xml:space="preserve"> </w:t>
+      </w:r>
+      <w:proofErr w:type="spellStart"/>
+      <w:r>
+        <w:rPr>
+          <w:color w:val="D9D9D9" w:themeColor="background1" w:themeShade="D9"/>
+        </w:rPr>
         <w:t>Etenim</w:t>
       </w:r>
       <w:proofErr w:type="spellEnd"/>
       <w:r>
+        <w:rPr>
+          <w:color w:val="D9D9D9" w:themeColor="background1" w:themeShade="D9"/>
+        </w:rPr>
         <w:t xml:space="preserve"> si </w:t>
       </w:r>
       <w:proofErr w:type="spellStart"/>
       <w:r>
+        <w:rPr>
+          <w:color w:val="D9D9D9" w:themeColor="background1" w:themeShade="D9"/>
+        </w:rPr>
         <w:t>attendere</w:t>
       </w:r>
       <w:proofErr w:type="spellEnd"/>
       <w:r>
+        <w:rPr>
+          <w:color w:val="D9D9D9" w:themeColor="background1" w:themeShade="D9"/>
+        </w:rPr>
         <w:t xml:space="preserve"> diligenter, </w:t>
       </w:r>
       <w:proofErr w:type="spellStart"/>
       <w:r>
+        <w:rPr>
+          <w:color w:val="D9D9D9" w:themeColor="background1" w:themeShade="D9"/>
+        </w:rPr>
         <w:t>existimare</w:t>
       </w:r>
       <w:proofErr w:type="spellEnd"/>
       <w:r>
-        <w:t xml:space="preserve"> </w:t>
-      </w:r>
-      <w:proofErr w:type="spellStart"/>
-      <w:r>
+        <w:rPr>
+          <w:color w:val="D9D9D9" w:themeColor="background1" w:themeShade="D9"/>
+        </w:rPr>
+        <w:t xml:space="preserve"> </w:t>
+      </w:r>
+      <w:proofErr w:type="spellStart"/>
+      <w:r>
+        <w:rPr>
+          <w:color w:val="D9D9D9" w:themeColor="background1" w:themeShade="D9"/>
+        </w:rPr>
         <w:t>vere</w:t>
       </w:r>
       <w:proofErr w:type="spellEnd"/>
       <w:r>
+        <w:rPr>
+          <w:color w:val="D9D9D9" w:themeColor="background1" w:themeShade="D9"/>
+        </w:rPr>
         <w:t xml:space="preserve"> de omni </w:t>
       </w:r>
       <w:proofErr w:type="spellStart"/>
       <w:r>
+        <w:rPr>
+          <w:color w:val="D9D9D9" w:themeColor="background1" w:themeShade="D9"/>
+        </w:rPr>
         <w:t>hac</w:t>
       </w:r>
       <w:proofErr w:type="spellEnd"/>
       <w:r>
+        <w:rPr>
+          <w:color w:val="D9D9D9" w:themeColor="background1" w:themeShade="D9"/>
+        </w:rPr>
         <w:t xml:space="preserve"> causa </w:t>
       </w:r>
       <w:proofErr w:type="spellStart"/>
       <w:r>
+        <w:rPr>
+          <w:color w:val="D9D9D9" w:themeColor="background1" w:themeShade="D9"/>
+        </w:rPr>
         <w:t>volueritis</w:t>
       </w:r>
       <w:proofErr w:type="spellEnd"/>
       <w:r>
+        <w:rPr>
+          <w:color w:val="D9D9D9" w:themeColor="background1" w:themeShade="D9"/>
+        </w:rPr>
         <w:t xml:space="preserve">, sic </w:t>
       </w:r>
       <w:proofErr w:type="spellStart"/>
       <w:r>
+        <w:rPr>
+          <w:color w:val="D9D9D9" w:themeColor="background1" w:themeShade="D9"/>
+        </w:rPr>
         <w:t>constituetis</w:t>
       </w:r>
       <w:proofErr w:type="spellEnd"/>
       <w:r>
+        <w:rPr>
+          <w:color w:val="D9D9D9" w:themeColor="background1" w:themeShade="D9"/>
+        </w:rPr>
         <w:t xml:space="preserve">, </w:t>
       </w:r>
       <w:proofErr w:type="spellStart"/>
       <w:r>
+        <w:rPr>
+          <w:color w:val="D9D9D9" w:themeColor="background1" w:themeShade="D9"/>
+        </w:rPr>
         <w:t>iudices</w:t>
       </w:r>
       <w:proofErr w:type="spellEnd"/>
       <w:r>
+        <w:rPr>
+          <w:color w:val="D9D9D9" w:themeColor="background1" w:themeShade="D9"/>
+        </w:rPr>
         <w:t xml:space="preserve">, nec </w:t>
       </w:r>
       <w:proofErr w:type="spellStart"/>
       <w:r>
+        <w:rPr>
+          <w:color w:val="D9D9D9" w:themeColor="background1" w:themeShade="D9"/>
+        </w:rPr>
         <w:t>descensurum</w:t>
       </w:r>
       <w:proofErr w:type="spellEnd"/>
       <w:r>
-        <w:t xml:space="preserve"> </w:t>
-      </w:r>
-      <w:proofErr w:type="spellStart"/>
-      <w:r>
+        <w:rPr>
+          <w:color w:val="D9D9D9" w:themeColor="background1" w:themeShade="D9"/>
+        </w:rPr>
+        <w:t xml:space="preserve"> </w:t>
+      </w:r>
+      <w:proofErr w:type="spellStart"/>
+      <w:r>
+        <w:rPr>
+          <w:color w:val="D9D9D9" w:themeColor="background1" w:themeShade="D9"/>
+        </w:rPr>
         <w:t>quemquam</w:t>
       </w:r>
       <w:proofErr w:type="spellEnd"/>
       <w:r>
+        <w:rPr>
+          <w:color w:val="D9D9D9" w:themeColor="background1" w:themeShade="D9"/>
+        </w:rPr>
         <w:t xml:space="preserve"> ad </w:t>
       </w:r>
       <w:proofErr w:type="spellStart"/>
       <w:r>
+        <w:rPr>
+          <w:color w:val="D9D9D9" w:themeColor="background1" w:themeShade="D9"/>
+        </w:rPr>
         <w:t>hanc</w:t>
       </w:r>
       <w:proofErr w:type="spellEnd"/>
       <w:r>
-        <w:t xml:space="preserve"> </w:t>
-      </w:r>
-      <w:proofErr w:type="spellStart"/>
-      <w:r>
+        <w:rPr>
+          <w:color w:val="D9D9D9" w:themeColor="background1" w:themeShade="D9"/>
+        </w:rPr>
+        <w:t xml:space="preserve"> </w:t>
+      </w:r>
+      <w:proofErr w:type="spellStart"/>
+      <w:r>
+        <w:rPr>
+          <w:color w:val="D9D9D9" w:themeColor="background1" w:themeShade="D9"/>
+        </w:rPr>
         <w:t>accusationem</w:t>
       </w:r>
       <w:proofErr w:type="spellEnd"/>
       <w:r>
+        <w:rPr>
+          <w:color w:val="D9D9D9" w:themeColor="background1" w:themeShade="D9"/>
+        </w:rPr>
         <w:t xml:space="preserve"> fuisse, </w:t>
       </w:r>
       <w:proofErr w:type="spellStart"/>
       <w:r>
+        <w:rPr>
+          <w:color w:val="D9D9D9" w:themeColor="background1" w:themeShade="D9"/>
+        </w:rPr>
         <w:t>cui</w:t>
       </w:r>
       <w:proofErr w:type="spellEnd"/>
       <w:r>
+        <w:rPr>
+          <w:color w:val="D9D9D9" w:themeColor="background1" w:themeShade="D9"/>
+        </w:rPr>
         <w:t xml:space="preserve">, </w:t>
       </w:r>
       <w:proofErr w:type="spellStart"/>
       <w:r>
+        <w:rPr>
+          <w:color w:val="D9D9D9" w:themeColor="background1" w:themeShade="D9"/>
+        </w:rPr>
         <w:t>utrum</w:t>
       </w:r>
       <w:proofErr w:type="spellEnd"/>
       <w:r>
-        <w:t xml:space="preserve"> </w:t>
-      </w:r>
-      <w:proofErr w:type="spellStart"/>
-      <w:r>
+        <w:rPr>
+          <w:color w:val="D9D9D9" w:themeColor="background1" w:themeShade="D9"/>
+        </w:rPr>
+        <w:t xml:space="preserve"> </w:t>
+      </w:r>
+      <w:proofErr w:type="spellStart"/>
+      <w:r>
+        <w:rPr>
+          <w:color w:val="D9D9D9" w:themeColor="background1" w:themeShade="D9"/>
+        </w:rPr>
         <w:t>vellet</w:t>
       </w:r>
       <w:proofErr w:type="spellEnd"/>
       <w:r>
+        <w:rPr>
+          <w:color w:val="D9D9D9" w:themeColor="background1" w:themeShade="D9"/>
+        </w:rPr>
         <w:t xml:space="preserve">, </w:t>
       </w:r>
       <w:proofErr w:type="spellStart"/>
       <w:r>
+        <w:rPr>
+          <w:color w:val="D9D9D9" w:themeColor="background1" w:themeShade="D9"/>
+        </w:rPr>
         <w:t>liceret</w:t>
       </w:r>
       <w:proofErr w:type="spellEnd"/>
       <w:r>
+        <w:rPr>
+          <w:color w:val="D9D9D9" w:themeColor="background1" w:themeShade="D9"/>
+        </w:rPr>
         <w:t xml:space="preserve">, nec, cum </w:t>
       </w:r>
       <w:proofErr w:type="spellStart"/>
       <w:r>
+        <w:rPr>
+          <w:color w:val="D9D9D9" w:themeColor="background1" w:themeShade="D9"/>
+        </w:rPr>
         <w:t>descendisset</w:t>
       </w:r>
       <w:proofErr w:type="spellEnd"/>
       <w:r>
+        <w:rPr>
+          <w:color w:val="D9D9D9" w:themeColor="background1" w:themeShade="D9"/>
+        </w:rPr>
         <w:t xml:space="preserve">, </w:t>
       </w:r>
       <w:proofErr w:type="spellStart"/>
       <w:r>
+        <w:rPr>
+          <w:color w:val="D9D9D9" w:themeColor="background1" w:themeShade="D9"/>
+        </w:rPr>
         <w:t>quicquam</w:t>
       </w:r>
       <w:proofErr w:type="spellEnd"/>
       <w:r>
-        <w:t xml:space="preserve"> </w:t>
-      </w:r>
-      <w:proofErr w:type="spellStart"/>
-      <w:r>
+        <w:rPr>
+          <w:color w:val="D9D9D9" w:themeColor="background1" w:themeShade="D9"/>
+        </w:rPr>
+        <w:t xml:space="preserve"> </w:t>
+      </w:r>
+      <w:proofErr w:type="spellStart"/>
+      <w:r>
+        <w:rPr>
+          <w:color w:val="D9D9D9" w:themeColor="background1" w:themeShade="D9"/>
+        </w:rPr>
         <w:t>habiturum</w:t>
       </w:r>
       <w:proofErr w:type="spellEnd"/>
       <w:r>
-        <w:t xml:space="preserve"> </w:t>
-      </w:r>
-      <w:proofErr w:type="spellStart"/>
-      <w:r>
+        <w:rPr>
+          <w:color w:val="D9D9D9" w:themeColor="background1" w:themeShade="D9"/>
+        </w:rPr>
+        <w:t xml:space="preserve"> </w:t>
+      </w:r>
+      <w:proofErr w:type="spellStart"/>
+      <w:r>
+        <w:rPr>
+          <w:color w:val="D9D9D9" w:themeColor="background1" w:themeShade="D9"/>
+        </w:rPr>
         <w:t>spei</w:t>
       </w:r>
       <w:proofErr w:type="spellEnd"/>
       <w:r>
+        <w:rPr>
+          <w:color w:val="D9D9D9" w:themeColor="background1" w:themeShade="D9"/>
+        </w:rPr>
         <w:t xml:space="preserve"> fuisse, </w:t>
       </w:r>
       <w:proofErr w:type="spellStart"/>
       <w:r>
+        <w:rPr>
+          <w:color w:val="D9D9D9" w:themeColor="background1" w:themeShade="D9"/>
+        </w:rPr>
         <w:t>nisi</w:t>
       </w:r>
       <w:proofErr w:type="spellEnd"/>
       <w:r>
-        <w:t xml:space="preserve"> </w:t>
-      </w:r>
-      <w:proofErr w:type="spellStart"/>
-      <w:r>
+        <w:rPr>
+          <w:color w:val="D9D9D9" w:themeColor="background1" w:themeShade="D9"/>
+        </w:rPr>
+        <w:t xml:space="preserve"> </w:t>
+      </w:r>
+      <w:proofErr w:type="spellStart"/>
+      <w:r>
+        <w:rPr>
+          <w:color w:val="D9D9D9" w:themeColor="background1" w:themeShade="D9"/>
+        </w:rPr>
         <w:t>alicuius</w:t>
       </w:r>
       <w:proofErr w:type="spellEnd"/>
       <w:r>
-        <w:t xml:space="preserve"> </w:t>
-      </w:r>
-      <w:proofErr w:type="spellStart"/>
-      <w:r>
+        <w:rPr>
+          <w:color w:val="D9D9D9" w:themeColor="background1" w:themeShade="D9"/>
+        </w:rPr>
+        <w:t xml:space="preserve"> </w:t>
+      </w:r>
+      <w:proofErr w:type="spellStart"/>
+      <w:r>
+        <w:rPr>
+          <w:color w:val="D9D9D9" w:themeColor="background1" w:themeShade="D9"/>
+        </w:rPr>
         <w:t>intolerabili</w:t>
       </w:r>
       <w:proofErr w:type="spellEnd"/>
       <w:r>
-        <w:t xml:space="preserve"> </w:t>
-      </w:r>
-      <w:proofErr w:type="spellStart"/>
-      <w:r>
+        <w:rPr>
+          <w:color w:val="D9D9D9" w:themeColor="background1" w:themeShade="D9"/>
+        </w:rPr>
+        <w:t xml:space="preserve"> </w:t>
+      </w:r>
+      <w:proofErr w:type="spellStart"/>
+      <w:r>
+        <w:rPr>
+          <w:color w:val="D9D9D9" w:themeColor="background1" w:themeShade="D9"/>
+        </w:rPr>
         <w:t>libidine</w:t>
       </w:r>
       <w:proofErr w:type="spellEnd"/>
       <w:r>
+        <w:rPr>
+          <w:color w:val="D9D9D9" w:themeColor="background1" w:themeShade="D9"/>
+        </w:rPr>
         <w:t xml:space="preserve"> et </w:t>
       </w:r>
       <w:proofErr w:type="spellStart"/>
       <w:r>
+        <w:rPr>
+          <w:color w:val="D9D9D9" w:themeColor="background1" w:themeShade="D9"/>
+        </w:rPr>
         <w:t>nimis</w:t>
       </w:r>
       <w:proofErr w:type="spellEnd"/>
       <w:r>
-        <w:t xml:space="preserve"> </w:t>
-      </w:r>
-      <w:proofErr w:type="spellStart"/>
-      <w:r>
+        <w:rPr>
+          <w:color w:val="D9D9D9" w:themeColor="background1" w:themeShade="D9"/>
+        </w:rPr>
+        <w:t xml:space="preserve"> </w:t>
+      </w:r>
+      <w:proofErr w:type="spellStart"/>
+      <w:r>
+        <w:rPr>
+          <w:color w:val="D9D9D9" w:themeColor="background1" w:themeShade="D9"/>
+        </w:rPr>
         <w:t>acerbo</w:t>
       </w:r>
       <w:proofErr w:type="spellEnd"/>
       <w:r>
-        <w:t xml:space="preserve"> </w:t>
-      </w:r>
-      <w:proofErr w:type="spellStart"/>
-      <w:r>
+        <w:rPr>
+          <w:color w:val="D9D9D9" w:themeColor="background1" w:themeShade="D9"/>
+        </w:rPr>
+        <w:t xml:space="preserve"> </w:t>
+      </w:r>
+      <w:proofErr w:type="spellStart"/>
+      <w:r>
+        <w:rPr>
+          <w:color w:val="D9D9D9" w:themeColor="background1" w:themeShade="D9"/>
+        </w:rPr>
         <w:t>odio</w:t>
       </w:r>
       <w:proofErr w:type="spellEnd"/>
       <w:r>
-        <w:t xml:space="preserve"> </w:t>
-      </w:r>
-      <w:proofErr w:type="spellStart"/>
-      <w:r>
+        <w:rPr>
+          <w:color w:val="D9D9D9" w:themeColor="background1" w:themeShade="D9"/>
+        </w:rPr>
+        <w:t xml:space="preserve"> </w:t>
+      </w:r>
+      <w:proofErr w:type="spellStart"/>
+      <w:r>
+        <w:rPr>
+          <w:color w:val="D9D9D9" w:themeColor="background1" w:themeShade="D9"/>
+        </w:rPr>
         <w:t>niteretur</w:t>
       </w:r>
       <w:proofErr w:type="spellEnd"/>
       <w:r>
+        <w:rPr>
+          <w:color w:val="D9D9D9" w:themeColor="background1" w:themeShade="D9"/>
+        </w:rPr>
         <w:t xml:space="preserve">. Sed ego </w:t>
       </w:r>
       <w:proofErr w:type="spellStart"/>
       <w:r>
+        <w:rPr>
+          <w:color w:val="D9D9D9" w:themeColor="background1" w:themeShade="D9"/>
+        </w:rPr>
         <w:t>Atratino</w:t>
       </w:r>
       <w:proofErr w:type="spellEnd"/>
       <w:r>
+        <w:rPr>
+          <w:color w:val="D9D9D9" w:themeColor="background1" w:themeShade="D9"/>
+        </w:rPr>
         <w:t xml:space="preserve">, </w:t>
       </w:r>
       <w:proofErr w:type="spellStart"/>
       <w:r>
+        <w:rPr>
+          <w:color w:val="D9D9D9" w:themeColor="background1" w:themeShade="D9"/>
+        </w:rPr>
         <w:t>humanissimo</w:t>
       </w:r>
       <w:proofErr w:type="spellEnd"/>
       <w:r>
-        <w:t xml:space="preserve"> </w:t>
-      </w:r>
-      <w:proofErr w:type="spellStart"/>
-      <w:r>
+        <w:rPr>
+          <w:color w:val="D9D9D9" w:themeColor="background1" w:themeShade="D9"/>
+        </w:rPr>
+        <w:t xml:space="preserve"> </w:t>
+      </w:r>
+      <w:proofErr w:type="spellStart"/>
+      <w:r>
+        <w:rPr>
+          <w:color w:val="D9D9D9" w:themeColor="background1" w:themeShade="D9"/>
+        </w:rPr>
         <w:t>atque</w:t>
       </w:r>
       <w:proofErr w:type="spellEnd"/>
       <w:r>
-        <w:t xml:space="preserve"> </w:t>
-      </w:r>
-      <w:proofErr w:type="spellStart"/>
-      <w:r>
+        <w:rPr>
+          <w:color w:val="D9D9D9" w:themeColor="background1" w:themeShade="D9"/>
+        </w:rPr>
+        <w:t xml:space="preserve"> </w:t>
+      </w:r>
+      <w:proofErr w:type="spellStart"/>
+      <w:r>
+        <w:rPr>
+          <w:color w:val="D9D9D9" w:themeColor="background1" w:themeShade="D9"/>
+        </w:rPr>
         <w:t>optimo</w:t>
       </w:r>
       <w:proofErr w:type="spellEnd"/>
       <w:r>
-        <w:t xml:space="preserve"> </w:t>
-      </w:r>
-      <w:proofErr w:type="spellStart"/>
-      <w:r>
+        <w:rPr>
+          <w:color w:val="D9D9D9" w:themeColor="background1" w:themeShade="D9"/>
+        </w:rPr>
+        <w:t xml:space="preserve"> </w:t>
+      </w:r>
+      <w:proofErr w:type="spellStart"/>
+      <w:r>
+        <w:rPr>
+          <w:color w:val="D9D9D9" w:themeColor="background1" w:themeShade="D9"/>
+        </w:rPr>
         <w:t>adulescenti</w:t>
       </w:r>
       <w:proofErr w:type="spellEnd"/>
       <w:r>
-        <w:t xml:space="preserve"> </w:t>
-      </w:r>
-      <w:proofErr w:type="spellStart"/>
-      <w:r>
+        <w:rPr>
+          <w:color w:val="D9D9D9" w:themeColor="background1" w:themeShade="D9"/>
+        </w:rPr>
+        <w:t xml:space="preserve"> </w:t>
+      </w:r>
+      <w:proofErr w:type="spellStart"/>
+      <w:r>
+        <w:rPr>
+          <w:color w:val="D9D9D9" w:themeColor="background1" w:themeShade="D9"/>
+        </w:rPr>
         <w:t>meo</w:t>
       </w:r>
       <w:proofErr w:type="spellEnd"/>
       <w:r>
-        <w:t xml:space="preserve"> </w:t>
-      </w:r>
-      <w:proofErr w:type="spellStart"/>
-      <w:r>
+        <w:rPr>
+          <w:color w:val="D9D9D9" w:themeColor="background1" w:themeShade="D9"/>
+        </w:rPr>
+        <w:t xml:space="preserve"> </w:t>
+      </w:r>
+      <w:proofErr w:type="spellStart"/>
+      <w:r>
+        <w:rPr>
+          <w:color w:val="D9D9D9" w:themeColor="background1" w:themeShade="D9"/>
+        </w:rPr>
         <w:t>necessario</w:t>
       </w:r>
       <w:proofErr w:type="spellEnd"/>
       <w:r>
+        <w:rPr>
+          <w:color w:val="D9D9D9" w:themeColor="background1" w:themeShade="D9"/>
+        </w:rPr>
         <w:t xml:space="preserve">, </w:t>
       </w:r>
       <w:proofErr w:type="spellStart"/>
       <w:r>
+        <w:rPr>
+          <w:color w:val="D9D9D9" w:themeColor="background1" w:themeShade="D9"/>
+        </w:rPr>
         <w:t>ignosco</w:t>
       </w:r>
       <w:proofErr w:type="spellEnd"/>
       <w:r>
+        <w:rPr>
+          <w:color w:val="D9D9D9" w:themeColor="background1" w:themeShade="D9"/>
+        </w:rPr>
         <w:t xml:space="preserve">, qui </w:t>
       </w:r>
       <w:proofErr w:type="spellStart"/>
       <w:r>
+        <w:rPr>
+          <w:color w:val="D9D9D9" w:themeColor="background1" w:themeShade="D9"/>
+        </w:rPr>
         <w:t>habet</w:t>
       </w:r>
       <w:proofErr w:type="spellEnd"/>
       <w:r>
-        <w:t xml:space="preserve"> </w:t>
-      </w:r>
-      <w:proofErr w:type="spellStart"/>
-      <w:r>
+        <w:rPr>
+          <w:color w:val="D9D9D9" w:themeColor="background1" w:themeShade="D9"/>
+        </w:rPr>
+        <w:t xml:space="preserve"> </w:t>
+      </w:r>
+      <w:proofErr w:type="spellStart"/>
+      <w:r>
+        <w:rPr>
+          <w:color w:val="D9D9D9" w:themeColor="background1" w:themeShade="D9"/>
+        </w:rPr>
         <w:t>excusationem</w:t>
       </w:r>
       <w:proofErr w:type="spellEnd"/>
       <w:r>
-        <w:t xml:space="preserve"> </w:t>
-      </w:r>
-      <w:proofErr w:type="spellStart"/>
-      <w:r>
+        <w:rPr>
+          <w:color w:val="D9D9D9" w:themeColor="background1" w:themeShade="D9"/>
+        </w:rPr>
+        <w:t xml:space="preserve"> </w:t>
+      </w:r>
+      <w:proofErr w:type="spellStart"/>
+      <w:r>
+        <w:rPr>
+          <w:color w:val="D9D9D9" w:themeColor="background1" w:themeShade="D9"/>
+        </w:rPr>
         <w:t>vel</w:t>
       </w:r>
       <w:proofErr w:type="spellEnd"/>
       <w:r>
-        <w:t xml:space="preserve"> </w:t>
-      </w:r>
-      <w:proofErr w:type="spellStart"/>
-      <w:r>
+        <w:rPr>
+          <w:color w:val="D9D9D9" w:themeColor="background1" w:themeShade="D9"/>
+        </w:rPr>
+        <w:t xml:space="preserve"> </w:t>
+      </w:r>
+      <w:proofErr w:type="spellStart"/>
+      <w:r>
+        <w:rPr>
+          <w:color w:val="D9D9D9" w:themeColor="background1" w:themeShade="D9"/>
+        </w:rPr>
         <w:t>pietatis</w:t>
       </w:r>
       <w:proofErr w:type="spellEnd"/>
       <w:r>
-        <w:t xml:space="preserve"> </w:t>
-      </w:r>
-      <w:proofErr w:type="spellStart"/>
-      <w:r>
+        <w:rPr>
+          <w:color w:val="D9D9D9" w:themeColor="background1" w:themeShade="D9"/>
+        </w:rPr>
+        <w:t xml:space="preserve"> </w:t>
+      </w:r>
+      <w:proofErr w:type="spellStart"/>
+      <w:r>
+        <w:rPr>
+          <w:color w:val="D9D9D9" w:themeColor="background1" w:themeShade="D9"/>
+        </w:rPr>
         <w:t>vel</w:t>
       </w:r>
       <w:proofErr w:type="spellEnd"/>
       <w:r>
-        <w:t xml:space="preserve"> </w:t>
-      </w:r>
-      <w:proofErr w:type="spellStart"/>
-      <w:r>
+        <w:rPr>
+          <w:color w:val="D9D9D9" w:themeColor="background1" w:themeShade="D9"/>
+        </w:rPr>
+        <w:t xml:space="preserve"> </w:t>
+      </w:r>
+      <w:proofErr w:type="spellStart"/>
+      <w:r>
+        <w:rPr>
+          <w:color w:val="D9D9D9" w:themeColor="background1" w:themeShade="D9"/>
+        </w:rPr>
         <w:t>necessitatis</w:t>
       </w:r>
       <w:proofErr w:type="spellEnd"/>
       <w:r>
-        <w:t xml:space="preserve"> </w:t>
-      </w:r>
-      <w:proofErr w:type="spellStart"/>
-      <w:r>
+        <w:rPr>
+          <w:color w:val="D9D9D9" w:themeColor="background1" w:themeShade="D9"/>
+        </w:rPr>
+        <w:t xml:space="preserve"> </w:t>
+      </w:r>
+      <w:proofErr w:type="spellStart"/>
+      <w:r>
+        <w:rPr>
+          <w:color w:val="D9D9D9" w:themeColor="background1" w:themeShade="D9"/>
+        </w:rPr>
         <w:t>vel</w:t>
       </w:r>
       <w:proofErr w:type="spellEnd"/>
       <w:r>
-        <w:t xml:space="preserve"> </w:t>
-      </w:r>
-      <w:proofErr w:type="spellStart"/>
-      <w:r>
+        <w:rPr>
+          <w:color w:val="D9D9D9" w:themeColor="background1" w:themeShade="D9"/>
+        </w:rPr>
+        <w:t xml:space="preserve"> </w:t>
+      </w:r>
+      <w:proofErr w:type="spellStart"/>
+      <w:r>
+        <w:rPr>
+          <w:color w:val="D9D9D9" w:themeColor="background1" w:themeShade="D9"/>
+        </w:rPr>
         <w:t>aetatis</w:t>
       </w:r>
       <w:proofErr w:type="spellEnd"/>
       <w:r>
+        <w:rPr>
+          <w:color w:val="D9D9D9" w:themeColor="background1" w:themeShade="D9"/>
+        </w:rPr>
         <w:t xml:space="preserve">. Si </w:t>
       </w:r>
       <w:proofErr w:type="spellStart"/>
       <w:r>
+        <w:rPr>
+          <w:color w:val="D9D9D9" w:themeColor="background1" w:themeShade="D9"/>
+        </w:rPr>
         <w:t>voluit</w:t>
       </w:r>
       <w:proofErr w:type="spellEnd"/>
       <w:r>
-        <w:t xml:space="preserve"> </w:t>
-      </w:r>
-      <w:proofErr w:type="spellStart"/>
-      <w:r>
+        <w:rPr>
+          <w:color w:val="D9D9D9" w:themeColor="background1" w:themeShade="D9"/>
+        </w:rPr>
+        <w:t xml:space="preserve"> </w:t>
+      </w:r>
+      <w:proofErr w:type="spellStart"/>
+      <w:r>
+        <w:rPr>
+          <w:color w:val="D9D9D9" w:themeColor="background1" w:themeShade="D9"/>
+        </w:rPr>
         <w:t>accusare</w:t>
       </w:r>
       <w:proofErr w:type="spellEnd"/>
       <w:r>
+        <w:rPr>
+          <w:color w:val="D9D9D9" w:themeColor="background1" w:themeShade="D9"/>
+        </w:rPr>
         <w:t xml:space="preserve">, </w:t>
       </w:r>
       <w:proofErr w:type="spellStart"/>
       <w:r>
+        <w:rPr>
+          <w:color w:val="D9D9D9" w:themeColor="background1" w:themeShade="D9"/>
+        </w:rPr>
         <w:t>pietati</w:t>
       </w:r>
       <w:proofErr w:type="spellEnd"/>
       <w:r>
-        <w:t xml:space="preserve"> </w:t>
-      </w:r>
-      <w:proofErr w:type="spellStart"/>
-      <w:r>
+        <w:rPr>
+          <w:color w:val="D9D9D9" w:themeColor="background1" w:themeShade="D9"/>
+        </w:rPr>
+        <w:t xml:space="preserve"> </w:t>
+      </w:r>
+      <w:proofErr w:type="spellStart"/>
+      <w:r>
+        <w:rPr>
+          <w:color w:val="D9D9D9" w:themeColor="background1" w:themeShade="D9"/>
+        </w:rPr>
         <w:t>tribuo</w:t>
       </w:r>
       <w:proofErr w:type="spellEnd"/>
       <w:r>
+        <w:rPr>
+          <w:color w:val="D9D9D9" w:themeColor="background1" w:themeShade="D9"/>
+        </w:rPr>
         <w:t xml:space="preserve">, si </w:t>
       </w:r>
       <w:proofErr w:type="spellStart"/>
       <w:r>
+        <w:rPr>
+          <w:color w:val="D9D9D9" w:themeColor="background1" w:themeShade="D9"/>
+        </w:rPr>
         <w:t>iussus</w:t>
       </w:r>
       <w:proofErr w:type="spellEnd"/>
       <w:r>
+        <w:rPr>
+          <w:color w:val="D9D9D9" w:themeColor="background1" w:themeShade="D9"/>
+        </w:rPr>
         <w:t xml:space="preserve"> est, </w:t>
       </w:r>
       <w:proofErr w:type="spellStart"/>
       <w:r>
+        <w:rPr>
+          <w:color w:val="D9D9D9" w:themeColor="background1" w:themeShade="D9"/>
+        </w:rPr>
         <w:t>necessitati</w:t>
       </w:r>
       <w:proofErr w:type="spellEnd"/>
       <w:r>
+        <w:rPr>
+          <w:color w:val="D9D9D9" w:themeColor="background1" w:themeShade="D9"/>
+        </w:rPr>
         <w:t xml:space="preserve">, si </w:t>
       </w:r>
       <w:proofErr w:type="spellStart"/>
       <w:r>
+        <w:rPr>
+          <w:color w:val="D9D9D9" w:themeColor="background1" w:themeShade="D9"/>
+        </w:rPr>
         <w:t>speravit</w:t>
       </w:r>
       <w:proofErr w:type="spellEnd"/>
       <w:r>
-        <w:t xml:space="preserve"> </w:t>
-      </w:r>
-      <w:proofErr w:type="spellStart"/>
-      <w:r>
+        <w:rPr>
+          <w:color w:val="D9D9D9" w:themeColor="background1" w:themeShade="D9"/>
+        </w:rPr>
+        <w:t xml:space="preserve"> </w:t>
+      </w:r>
+      <w:proofErr w:type="spellStart"/>
+      <w:r>
+        <w:rPr>
+          <w:color w:val="D9D9D9" w:themeColor="background1" w:themeShade="D9"/>
+        </w:rPr>
         <w:t>aliquid</w:t>
       </w:r>
       <w:proofErr w:type="spellEnd"/>
       <w:r>
+        <w:rPr>
+          <w:color w:val="D9D9D9" w:themeColor="background1" w:themeShade="D9"/>
+        </w:rPr>
         <w:t xml:space="preserve">, </w:t>
       </w:r>
       <w:proofErr w:type="spellStart"/>
       <w:r>
+        <w:rPr>
+          <w:color w:val="D9D9D9" w:themeColor="background1" w:themeShade="D9"/>
+        </w:rPr>
         <w:t>pueritiae</w:t>
       </w:r>
       <w:proofErr w:type="spellEnd"/>
       <w:r>
+        <w:rPr>
+          <w:color w:val="D9D9D9" w:themeColor="background1" w:themeShade="D9"/>
+        </w:rPr>
         <w:t xml:space="preserve">. </w:t>
       </w:r>
       <w:proofErr w:type="spellStart"/>
       <w:r>
+        <w:rPr>
+          <w:color w:val="D9D9D9" w:themeColor="background1" w:themeShade="D9"/>
+        </w:rPr>
         <w:t>Ceteris</w:t>
       </w:r>
       <w:proofErr w:type="spellEnd"/>
       <w:r>
+        <w:rPr>
+          <w:color w:val="D9D9D9" w:themeColor="background1" w:themeShade="D9"/>
+        </w:rPr>
         <w:t xml:space="preserve"> non modo nihil </w:t>
       </w:r>
       <w:proofErr w:type="spellStart"/>
       <w:r>
+        <w:rPr>
+          <w:color w:val="D9D9D9" w:themeColor="background1" w:themeShade="D9"/>
+        </w:rPr>
         <w:t>ignoscendum</w:t>
       </w:r>
       <w:proofErr w:type="spellEnd"/>
       <w:r>
+        <w:rPr>
+          <w:color w:val="D9D9D9" w:themeColor="background1" w:themeShade="D9"/>
+        </w:rPr>
         <w:t xml:space="preserve">, </w:t>
       </w:r>
       <w:proofErr w:type="spellStart"/>
       <w:r>
+        <w:rPr>
+          <w:color w:val="D9D9D9" w:themeColor="background1" w:themeShade="D9"/>
+        </w:rPr>
         <w:t>sed</w:t>
       </w:r>
       <w:proofErr w:type="spellEnd"/>
       <w:r>
-        <w:t xml:space="preserve"> </w:t>
-      </w:r>
-      <w:proofErr w:type="spellStart"/>
-      <w:r>
+        <w:rPr>
+          <w:color w:val="D9D9D9" w:themeColor="background1" w:themeShade="D9"/>
+        </w:rPr>
+        <w:t xml:space="preserve"> </w:t>
+      </w:r>
+      <w:proofErr w:type="spellStart"/>
+      <w:r>
+        <w:rPr>
+          <w:color w:val="D9D9D9" w:themeColor="background1" w:themeShade="D9"/>
+        </w:rPr>
         <w:t>etiam</w:t>
       </w:r>
       <w:proofErr w:type="spellEnd"/>
       <w:r>
-        <w:t xml:space="preserve"> </w:t>
-      </w:r>
-      <w:proofErr w:type="spellStart"/>
-      <w:r>
+        <w:rPr>
+          <w:color w:val="D9D9D9" w:themeColor="background1" w:themeShade="D9"/>
+        </w:rPr>
+        <w:t xml:space="preserve"> </w:t>
+      </w:r>
+      <w:proofErr w:type="spellStart"/>
+      <w:r>
+        <w:rPr>
+          <w:color w:val="D9D9D9" w:themeColor="background1" w:themeShade="D9"/>
+        </w:rPr>
         <w:t>acriter</w:t>
       </w:r>
       <w:proofErr w:type="spellEnd"/>
       <w:r>
+        <w:rPr>
+          <w:color w:val="D9D9D9" w:themeColor="background1" w:themeShade="D9"/>
+        </w:rPr>
         <w:t xml:space="preserve"> est </w:t>
       </w:r>
       <w:proofErr w:type="spellStart"/>
       <w:r>
+        <w:rPr>
+          <w:color w:val="D9D9D9" w:themeColor="background1" w:themeShade="D9"/>
+        </w:rPr>
         <w:t>resistendum</w:t>
       </w:r>
       <w:proofErr w:type="spellEnd"/>
       <w:r>
+        <w:rPr>
+          <w:color w:val="D9D9D9" w:themeColor="background1" w:themeShade="D9"/>
+        </w:rPr>
         <w:t>.</w:t>
       </w:r>
     </w:p>
@@ -9206,6 +9593,7 @@
     <w:p>
       <w:r>
         <w:rPr>
+          <w:color w:val="D9D9D9" w:themeColor="background1" w:themeShade="D9"/>
           <w:lang w:val="en-IN"/>
         </w:rPr>
         <w:t xml:space="preserve">Mox dicta </w:t>
@@ -9213,6 +9601,7 @@
       <w:proofErr w:type="spellStart"/>
       <w:r>
         <w:rPr>
+          <w:color w:val="D9D9D9" w:themeColor="background1" w:themeShade="D9"/>
           <w:lang w:val="en-IN"/>
         </w:rPr>
         <w:t>finierat</w:t>
@@ -9220,6 +9609,7 @@
       <w:proofErr w:type="spellEnd"/>
       <w:r>
         <w:rPr>
+          <w:color w:val="D9D9D9" w:themeColor="background1" w:themeShade="D9"/>
           <w:lang w:val="en-IN"/>
         </w:rPr>
         <w:t xml:space="preserve">, </w:t>
@@ -9227,6 +9617,7 @@
       <w:proofErr w:type="spellStart"/>
       <w:r>
         <w:rPr>
+          <w:color w:val="D9D9D9" w:themeColor="background1" w:themeShade="D9"/>
           <w:lang w:val="en-IN"/>
         </w:rPr>
         <w:t>multitudo</w:t>
@@ -9234,6 +9625,7 @@
       <w:proofErr w:type="spellEnd"/>
       <w:r>
         <w:rPr>
+          <w:color w:val="D9D9D9" w:themeColor="background1" w:themeShade="D9"/>
           <w:lang w:val="en-IN"/>
         </w:rPr>
         <w:t xml:space="preserve"> </w:t>
@@ -9241,6 +9633,7 @@
       <w:proofErr w:type="spellStart"/>
       <w:r>
         <w:rPr>
+          <w:color w:val="D9D9D9" w:themeColor="background1" w:themeShade="D9"/>
           <w:lang w:val="en-IN"/>
         </w:rPr>
         <w:t>omnis</w:t>
@@ -9248,6 +9641,7 @@
       <w:proofErr w:type="spellEnd"/>
       <w:r>
         <w:rPr>
+          <w:color w:val="D9D9D9" w:themeColor="background1" w:themeShade="D9"/>
           <w:lang w:val="en-IN"/>
         </w:rPr>
         <w:t xml:space="preserve"> ad, </w:t>
@@ -9255,6 +9649,7 @@
       <w:proofErr w:type="spellStart"/>
       <w:r>
         <w:rPr>
+          <w:color w:val="D9D9D9" w:themeColor="background1" w:themeShade="D9"/>
           <w:lang w:val="en-IN"/>
         </w:rPr>
         <w:t>quae</w:t>
@@ -9262,6 +9657,7 @@
       <w:proofErr w:type="spellEnd"/>
       <w:r>
         <w:rPr>
+          <w:color w:val="D9D9D9" w:themeColor="background1" w:themeShade="D9"/>
           <w:lang w:val="en-IN"/>
         </w:rPr>
         <w:t xml:space="preserve"> imperator </w:t>
@@ -9269,6 +9665,7 @@
       <w:proofErr w:type="spellStart"/>
       <w:r>
         <w:rPr>
+          <w:color w:val="D9D9D9" w:themeColor="background1" w:themeShade="D9"/>
           <w:lang w:val="en-IN"/>
         </w:rPr>
         <w:t>voluit</w:t>
@@ -9276,6 +9673,7 @@
       <w:proofErr w:type="spellEnd"/>
       <w:r>
         <w:rPr>
+          <w:color w:val="D9D9D9" w:themeColor="background1" w:themeShade="D9"/>
           <w:lang w:val="en-IN"/>
         </w:rPr>
         <w:t xml:space="preserve">, </w:t>
@@ -9283,6 +9681,7 @@
       <w:proofErr w:type="spellStart"/>
       <w:r>
         <w:rPr>
+          <w:color w:val="D9D9D9" w:themeColor="background1" w:themeShade="D9"/>
           <w:lang w:val="en-IN"/>
         </w:rPr>
         <w:t>promptior</w:t>
@@ -9290,6 +9689,7 @@
       <w:proofErr w:type="spellEnd"/>
       <w:r>
         <w:rPr>
+          <w:color w:val="D9D9D9" w:themeColor="background1" w:themeShade="D9"/>
           <w:lang w:val="en-IN"/>
         </w:rPr>
         <w:t xml:space="preserve"> </w:t>
@@ -9297,6 +9697,7 @@
       <w:proofErr w:type="spellStart"/>
       <w:r>
         <w:rPr>
+          <w:color w:val="D9D9D9" w:themeColor="background1" w:themeShade="D9"/>
           <w:lang w:val="en-IN"/>
         </w:rPr>
         <w:t>laudato</w:t>
@@ -9304,6 +9705,7 @@
       <w:proofErr w:type="spellEnd"/>
       <w:r>
         <w:rPr>
+          <w:color w:val="D9D9D9" w:themeColor="background1" w:themeShade="D9"/>
           <w:lang w:val="en-IN"/>
         </w:rPr>
         <w:t xml:space="preserve"> </w:t>
@@ -9311,6 +9713,7 @@
       <w:proofErr w:type="spellStart"/>
       <w:r>
         <w:rPr>
+          <w:color w:val="D9D9D9" w:themeColor="background1" w:themeShade="D9"/>
           <w:lang w:val="en-IN"/>
         </w:rPr>
         <w:t>consilio</w:t>
@@ -9318,6 +9721,7 @@
       <w:proofErr w:type="spellEnd"/>
       <w:r>
         <w:rPr>
+          <w:color w:val="D9D9D9" w:themeColor="background1" w:themeShade="D9"/>
           <w:lang w:val="en-IN"/>
         </w:rPr>
         <w:t xml:space="preserve"> </w:t>
@@ -9325,6 +9729,7 @@
       <w:proofErr w:type="spellStart"/>
       <w:r>
         <w:rPr>
+          <w:color w:val="D9D9D9" w:themeColor="background1" w:themeShade="D9"/>
           <w:lang w:val="en-IN"/>
         </w:rPr>
         <w:t>consensit</w:t>
@@ -9332,6 +9737,7 @@
       <w:proofErr w:type="spellEnd"/>
       <w:r>
         <w:rPr>
+          <w:color w:val="D9D9D9" w:themeColor="background1" w:themeShade="D9"/>
           <w:lang w:val="en-IN"/>
         </w:rPr>
         <w:t xml:space="preserve"> in pacem </w:t>
@@ -9339,6 +9745,7 @@
       <w:proofErr w:type="spellStart"/>
       <w:r>
         <w:rPr>
+          <w:color w:val="D9D9D9" w:themeColor="background1" w:themeShade="D9"/>
           <w:lang w:val="en-IN"/>
         </w:rPr>
         <w:t>ea</w:t>
@@ -9346,6 +9753,7 @@
       <w:proofErr w:type="spellEnd"/>
       <w:r>
         <w:rPr>
+          <w:color w:val="D9D9D9" w:themeColor="background1" w:themeShade="D9"/>
           <w:lang w:val="en-IN"/>
         </w:rPr>
         <w:t xml:space="preserve"> ratione </w:t>
@@ -9353,6 +9761,7 @@
       <w:proofErr w:type="spellStart"/>
       <w:r>
         <w:rPr>
+          <w:color w:val="D9D9D9" w:themeColor="background1" w:themeShade="D9"/>
           <w:lang w:val="en-IN"/>
         </w:rPr>
         <w:t>maxime</w:t>
@@ -9360,6 +9769,7 @@
       <w:proofErr w:type="spellEnd"/>
       <w:r>
         <w:rPr>
+          <w:color w:val="D9D9D9" w:themeColor="background1" w:themeShade="D9"/>
           <w:lang w:val="en-IN"/>
         </w:rPr>
         <w:t xml:space="preserve"> </w:t>
@@ -9367,6 +9777,7 @@
       <w:proofErr w:type="spellStart"/>
       <w:r>
         <w:rPr>
+          <w:color w:val="D9D9D9" w:themeColor="background1" w:themeShade="D9"/>
           <w:lang w:val="en-IN"/>
         </w:rPr>
         <w:t>percita</w:t>
@@ -9374,6 +9785,7 @@
       <w:proofErr w:type="spellEnd"/>
       <w:r>
         <w:rPr>
+          <w:color w:val="D9D9D9" w:themeColor="background1" w:themeShade="D9"/>
           <w:lang w:val="en-IN"/>
         </w:rPr>
         <w:t xml:space="preserve">, quod </w:t>
@@ -9381,6 +9793,7 @@
       <w:proofErr w:type="spellStart"/>
       <w:r>
         <w:rPr>
+          <w:color w:val="D9D9D9" w:themeColor="background1" w:themeShade="D9"/>
           <w:lang w:val="en-IN"/>
         </w:rPr>
         <w:t>norat</w:t>
@@ -9388,6 +9801,7 @@
       <w:proofErr w:type="spellEnd"/>
       <w:r>
         <w:rPr>
+          <w:color w:val="D9D9D9" w:themeColor="background1" w:themeShade="D9"/>
           <w:lang w:val="en-IN"/>
         </w:rPr>
         <w:t xml:space="preserve"> </w:t>
@@ -9395,6 +9809,7 @@
       <w:proofErr w:type="spellStart"/>
       <w:r>
         <w:rPr>
+          <w:color w:val="D9D9D9" w:themeColor="background1" w:themeShade="D9"/>
           <w:lang w:val="en-IN"/>
         </w:rPr>
         <w:t>expeditionibus</w:t>
@@ -9402,6 +9817,7 @@
       <w:proofErr w:type="spellEnd"/>
       <w:r>
         <w:rPr>
+          <w:color w:val="D9D9D9" w:themeColor="background1" w:themeShade="D9"/>
           <w:lang w:val="en-IN"/>
         </w:rPr>
         <w:t xml:space="preserve"> </w:t>
@@ -9409,6 +9825,7 @@
       <w:proofErr w:type="spellStart"/>
       <w:r>
         <w:rPr>
+          <w:color w:val="D9D9D9" w:themeColor="background1" w:themeShade="D9"/>
           <w:lang w:val="en-IN"/>
         </w:rPr>
         <w:t>crebris</w:t>
@@ -9416,6 +9833,7 @@
       <w:proofErr w:type="spellEnd"/>
       <w:r>
         <w:rPr>
+          <w:color w:val="D9D9D9" w:themeColor="background1" w:themeShade="D9"/>
           <w:lang w:val="en-IN"/>
         </w:rPr>
         <w:t xml:space="preserve"> </w:t>
@@ -9423,6 +9841,7 @@
       <w:proofErr w:type="spellStart"/>
       <w:r>
         <w:rPr>
+          <w:color w:val="D9D9D9" w:themeColor="background1" w:themeShade="D9"/>
           <w:lang w:val="en-IN"/>
         </w:rPr>
         <w:t>fortunam</w:t>
@@ -9430,6 +9849,7 @@
       <w:proofErr w:type="spellEnd"/>
       <w:r>
         <w:rPr>
+          <w:color w:val="D9D9D9" w:themeColor="background1" w:themeShade="D9"/>
           <w:lang w:val="en-IN"/>
         </w:rPr>
         <w:t xml:space="preserve"> eius in </w:t>
@@ -9437,6 +9857,7 @@
       <w:proofErr w:type="spellStart"/>
       <w:r>
         <w:rPr>
+          <w:color w:val="D9D9D9" w:themeColor="background1" w:themeShade="D9"/>
           <w:lang w:val="en-IN"/>
         </w:rPr>
         <w:t>malis</w:t>
@@ -9444,6 +9865,7 @@
       <w:proofErr w:type="spellEnd"/>
       <w:r>
         <w:rPr>
+          <w:color w:val="D9D9D9" w:themeColor="background1" w:themeShade="D9"/>
           <w:lang w:val="en-IN"/>
         </w:rPr>
         <w:t xml:space="preserve"> tantum </w:t>
@@ -9451,6 +9873,7 @@
       <w:proofErr w:type="spellStart"/>
       <w:r>
         <w:rPr>
+          <w:color w:val="D9D9D9" w:themeColor="background1" w:themeShade="D9"/>
           <w:lang w:val="en-IN"/>
         </w:rPr>
         <w:t>civilibus</w:t>
@@ -9458,6 +9881,7 @@
       <w:proofErr w:type="spellEnd"/>
       <w:r>
         <w:rPr>
+          <w:color w:val="D9D9D9" w:themeColor="background1" w:themeShade="D9"/>
           <w:lang w:val="en-IN"/>
         </w:rPr>
         <w:t xml:space="preserve"> </w:t>
@@ -9465,6 +9889,7 @@
       <w:proofErr w:type="spellStart"/>
       <w:r>
         <w:rPr>
+          <w:color w:val="D9D9D9" w:themeColor="background1" w:themeShade="D9"/>
           <w:lang w:val="en-IN"/>
         </w:rPr>
         <w:t>vigilasse</w:t>
@@ -9472,6 +9897,7 @@
       <w:proofErr w:type="spellEnd"/>
       <w:r>
         <w:rPr>
+          <w:color w:val="D9D9D9" w:themeColor="background1" w:themeShade="D9"/>
           <w:lang w:val="en-IN"/>
         </w:rPr>
         <w:t xml:space="preserve">, cum autem </w:t>
@@ -9479,6 +9905,7 @@
       <w:proofErr w:type="spellStart"/>
       <w:r>
         <w:rPr>
+          <w:color w:val="D9D9D9" w:themeColor="background1" w:themeShade="D9"/>
           <w:lang w:val="en-IN"/>
         </w:rPr>
         <w:t>bella</w:t>
@@ -9486,6 +9913,7 @@
       <w:proofErr w:type="spellEnd"/>
       <w:r>
         <w:rPr>
+          <w:color w:val="D9D9D9" w:themeColor="background1" w:themeShade="D9"/>
           <w:lang w:val="en-IN"/>
         </w:rPr>
         <w:t xml:space="preserve"> </w:t>
@@ -9493,6 +9921,7 @@
       <w:proofErr w:type="spellStart"/>
       <w:r>
         <w:rPr>
+          <w:color w:val="D9D9D9" w:themeColor="background1" w:themeShade="D9"/>
           <w:lang w:val="en-IN"/>
         </w:rPr>
         <w:t>moverentur</w:t>
@@ -9500,6 +9929,7 @@
       <w:proofErr w:type="spellEnd"/>
       <w:r>
         <w:rPr>
+          <w:color w:val="D9D9D9" w:themeColor="background1" w:themeShade="D9"/>
           <w:lang w:val="en-IN"/>
         </w:rPr>
         <w:t xml:space="preserve"> externa, </w:t>
@@ -9507,6 +9937,7 @@
       <w:proofErr w:type="spellStart"/>
       <w:r>
         <w:rPr>
+          <w:color w:val="D9D9D9" w:themeColor="background1" w:themeShade="D9"/>
           <w:lang w:val="en-IN"/>
         </w:rPr>
         <w:t>accidisse</w:t>
@@ -9514,6 +9945,7 @@
       <w:proofErr w:type="spellEnd"/>
       <w:r>
         <w:rPr>
+          <w:color w:val="D9D9D9" w:themeColor="background1" w:themeShade="D9"/>
           <w:lang w:val="en-IN"/>
         </w:rPr>
         <w:t xml:space="preserve"> </w:t>
@@ -9521,6 +9953,7 @@
       <w:proofErr w:type="spellStart"/>
       <w:r>
         <w:rPr>
+          <w:color w:val="D9D9D9" w:themeColor="background1" w:themeShade="D9"/>
           <w:lang w:val="en-IN"/>
         </w:rPr>
         <w:t>plerumque</w:t>
@@ -9528,6 +9961,7 @@
       <w:proofErr w:type="spellEnd"/>
       <w:r>
         <w:rPr>
+          <w:color w:val="D9D9D9" w:themeColor="background1" w:themeShade="D9"/>
           <w:lang w:val="en-IN"/>
         </w:rPr>
         <w:t xml:space="preserve"> </w:t>
@@ -9535,6 +9969,7 @@
       <w:proofErr w:type="spellStart"/>
       <w:r>
         <w:rPr>
+          <w:color w:val="D9D9D9" w:themeColor="background1" w:themeShade="D9"/>
           <w:lang w:val="en-IN"/>
         </w:rPr>
         <w:t>luctuosa</w:t>
@@ -9542,6 +9977,7 @@
       <w:proofErr w:type="spellEnd"/>
       <w:r>
         <w:rPr>
+          <w:color w:val="D9D9D9" w:themeColor="background1" w:themeShade="D9"/>
           <w:lang w:val="en-IN"/>
         </w:rPr>
         <w:t xml:space="preserve">, </w:t>
@@ -9549,6 +9985,7 @@
       <w:proofErr w:type="spellStart"/>
       <w:r>
         <w:rPr>
+          <w:color w:val="D9D9D9" w:themeColor="background1" w:themeShade="D9"/>
           <w:lang w:val="en-IN"/>
         </w:rPr>
         <w:t>icto</w:t>
@@ -9556,6 +9993,7 @@
       <w:proofErr w:type="spellEnd"/>
       <w:r>
         <w:rPr>
+          <w:color w:val="D9D9D9" w:themeColor="background1" w:themeShade="D9"/>
           <w:lang w:val="en-IN"/>
         </w:rPr>
         <w:t xml:space="preserve"> post haec </w:t>
@@ -9563,6 +10001,7 @@
       <w:proofErr w:type="spellStart"/>
       <w:r>
         <w:rPr>
+          <w:color w:val="D9D9D9" w:themeColor="background1" w:themeShade="D9"/>
           <w:lang w:val="en-IN"/>
         </w:rPr>
         <w:t>foedere</w:t>
@@ -9570,6 +10009,7 @@
       <w:proofErr w:type="spellEnd"/>
       <w:r>
         <w:rPr>
+          <w:color w:val="D9D9D9" w:themeColor="background1" w:themeShade="D9"/>
           <w:lang w:val="en-IN"/>
         </w:rPr>
         <w:t xml:space="preserve"> gentium </w:t>
@@ -9577,6 +10017,7 @@
       <w:proofErr w:type="spellStart"/>
       <w:r>
         <w:rPr>
+          <w:color w:val="D9D9D9" w:themeColor="background1" w:themeShade="D9"/>
           <w:lang w:val="en-IN"/>
         </w:rPr>
         <w:t>ritu</w:t>
@@ -9584,6 +10025,7 @@
       <w:proofErr w:type="spellEnd"/>
       <w:r>
         <w:rPr>
+          <w:color w:val="D9D9D9" w:themeColor="background1" w:themeShade="D9"/>
           <w:lang w:val="en-IN"/>
         </w:rPr>
         <w:t xml:space="preserve"> </w:t>
@@ -9591,6 +10033,7 @@
       <w:proofErr w:type="spellStart"/>
       <w:r>
         <w:rPr>
+          <w:color w:val="D9D9D9" w:themeColor="background1" w:themeShade="D9"/>
           <w:lang w:val="en-IN"/>
         </w:rPr>
         <w:t>perfectaque</w:t>
@@ -9598,6 +10041,7 @@
       <w:proofErr w:type="spellEnd"/>
       <w:r>
         <w:rPr>
+          <w:color w:val="D9D9D9" w:themeColor="background1" w:themeShade="D9"/>
           <w:lang w:val="en-IN"/>
         </w:rPr>
         <w:t xml:space="preserve"> </w:t>
@@ -9605,6 +10049,7 @@
       <w:proofErr w:type="spellStart"/>
       <w:r>
         <w:rPr>
+          <w:color w:val="D9D9D9" w:themeColor="background1" w:themeShade="D9"/>
           <w:lang w:val="en-IN"/>
         </w:rPr>
         <w:t>sollemnitate</w:t>
@@ -9612,6 +10057,7 @@
       <w:proofErr w:type="spellEnd"/>
       <w:r>
         <w:rPr>
+          <w:color w:val="D9D9D9" w:themeColor="background1" w:themeShade="D9"/>
           <w:lang w:val="en-IN"/>
         </w:rPr>
         <w:t xml:space="preserve"> imperator Mediolanum ad </w:t>
@@ -9619,6 +10065,7 @@
       <w:proofErr w:type="spellStart"/>
       <w:r>
         <w:rPr>
+          <w:color w:val="D9D9D9" w:themeColor="background1" w:themeShade="D9"/>
           <w:lang w:val="en-IN"/>
         </w:rPr>
         <w:t>hiberna</w:t>
@@ -9626,6 +10073,7 @@
       <w:proofErr w:type="spellEnd"/>
       <w:r>
         <w:rPr>
+          <w:color w:val="D9D9D9" w:themeColor="background1" w:themeShade="D9"/>
           <w:lang w:val="en-IN"/>
         </w:rPr>
         <w:t xml:space="preserve"> </w:t>
@@ -9633,6 +10081,7 @@
       <w:proofErr w:type="spellStart"/>
       <w:r>
         <w:rPr>
+          <w:color w:val="D9D9D9" w:themeColor="background1" w:themeShade="D9"/>
           <w:lang w:val="en-IN"/>
         </w:rPr>
         <w:t>discessit</w:t>
@@ -9640,482 +10089,835 @@
       <w:proofErr w:type="spellEnd"/>
       <w:r>
         <w:rPr>
+          <w:color w:val="D9D9D9" w:themeColor="background1" w:themeShade="D9"/>
           <w:lang w:val="en-IN"/>
         </w:rPr>
         <w:t>.</w:t>
       </w:r>
       <w:r>
         <w:rPr>
+          <w:color w:val="D9D9D9" w:themeColor="background1" w:themeShade="D9"/>
           <w:lang w:val="en-IN"/>
         </w:rPr>
         <w:t xml:space="preserve"> </w:t>
       </w:r>
       <w:proofErr w:type="spellStart"/>
       <w:r>
+        <w:rPr>
+          <w:color w:val="D9D9D9" w:themeColor="background1" w:themeShade="D9"/>
+        </w:rPr>
         <w:t>Etenim</w:t>
       </w:r>
       <w:proofErr w:type="spellEnd"/>
       <w:r>
+        <w:rPr>
+          <w:color w:val="D9D9D9" w:themeColor="background1" w:themeShade="D9"/>
+        </w:rPr>
         <w:t xml:space="preserve"> si </w:t>
       </w:r>
       <w:proofErr w:type="spellStart"/>
       <w:r>
+        <w:rPr>
+          <w:color w:val="D9D9D9" w:themeColor="background1" w:themeShade="D9"/>
+        </w:rPr>
         <w:t>attendere</w:t>
       </w:r>
       <w:proofErr w:type="spellEnd"/>
       <w:r>
+        <w:rPr>
+          <w:color w:val="D9D9D9" w:themeColor="background1" w:themeShade="D9"/>
+        </w:rPr>
         <w:t xml:space="preserve"> diligenter, </w:t>
       </w:r>
       <w:proofErr w:type="spellStart"/>
       <w:r>
+        <w:rPr>
+          <w:color w:val="D9D9D9" w:themeColor="background1" w:themeShade="D9"/>
+        </w:rPr>
         <w:t>existimare</w:t>
       </w:r>
       <w:proofErr w:type="spellEnd"/>
       <w:r>
-        <w:t xml:space="preserve"> </w:t>
-      </w:r>
-      <w:proofErr w:type="spellStart"/>
-      <w:r>
+        <w:rPr>
+          <w:color w:val="D9D9D9" w:themeColor="background1" w:themeShade="D9"/>
+        </w:rPr>
+        <w:t xml:space="preserve"> </w:t>
+      </w:r>
+      <w:proofErr w:type="spellStart"/>
+      <w:r>
+        <w:rPr>
+          <w:color w:val="D9D9D9" w:themeColor="background1" w:themeShade="D9"/>
+        </w:rPr>
         <w:t>vere</w:t>
       </w:r>
       <w:proofErr w:type="spellEnd"/>
       <w:r>
+        <w:rPr>
+          <w:color w:val="D9D9D9" w:themeColor="background1" w:themeShade="D9"/>
+        </w:rPr>
         <w:t xml:space="preserve"> de omni </w:t>
       </w:r>
       <w:proofErr w:type="spellStart"/>
       <w:r>
+        <w:rPr>
+          <w:color w:val="D9D9D9" w:themeColor="background1" w:themeShade="D9"/>
+        </w:rPr>
         <w:t>hac</w:t>
       </w:r>
       <w:proofErr w:type="spellEnd"/>
       <w:r>
+        <w:rPr>
+          <w:color w:val="D9D9D9" w:themeColor="background1" w:themeShade="D9"/>
+        </w:rPr>
         <w:t xml:space="preserve"> causa </w:t>
       </w:r>
       <w:proofErr w:type="spellStart"/>
       <w:r>
+        <w:rPr>
+          <w:color w:val="D9D9D9" w:themeColor="background1" w:themeShade="D9"/>
+        </w:rPr>
         <w:t>volueritis</w:t>
       </w:r>
       <w:proofErr w:type="spellEnd"/>
       <w:r>
+        <w:rPr>
+          <w:color w:val="D9D9D9" w:themeColor="background1" w:themeShade="D9"/>
+        </w:rPr>
         <w:t xml:space="preserve">, sic </w:t>
       </w:r>
       <w:proofErr w:type="spellStart"/>
       <w:r>
+        <w:rPr>
+          <w:color w:val="D9D9D9" w:themeColor="background1" w:themeShade="D9"/>
+        </w:rPr>
         <w:t>constituetis</w:t>
       </w:r>
       <w:proofErr w:type="spellEnd"/>
       <w:r>
+        <w:rPr>
+          <w:color w:val="D9D9D9" w:themeColor="background1" w:themeShade="D9"/>
+        </w:rPr>
         <w:t xml:space="preserve">, </w:t>
       </w:r>
       <w:proofErr w:type="spellStart"/>
       <w:r>
+        <w:rPr>
+          <w:color w:val="D9D9D9" w:themeColor="background1" w:themeShade="D9"/>
+        </w:rPr>
         <w:t>iudices</w:t>
       </w:r>
       <w:proofErr w:type="spellEnd"/>
       <w:r>
+        <w:rPr>
+          <w:color w:val="D9D9D9" w:themeColor="background1" w:themeShade="D9"/>
+        </w:rPr>
         <w:t xml:space="preserve">, nec </w:t>
       </w:r>
       <w:proofErr w:type="spellStart"/>
       <w:r>
+        <w:rPr>
+          <w:color w:val="D9D9D9" w:themeColor="background1" w:themeShade="D9"/>
+        </w:rPr>
         <w:t>descensurum</w:t>
       </w:r>
       <w:proofErr w:type="spellEnd"/>
       <w:r>
-        <w:t xml:space="preserve"> </w:t>
-      </w:r>
-      <w:proofErr w:type="spellStart"/>
-      <w:r>
+        <w:rPr>
+          <w:color w:val="D9D9D9" w:themeColor="background1" w:themeShade="D9"/>
+        </w:rPr>
+        <w:t xml:space="preserve"> </w:t>
+      </w:r>
+      <w:proofErr w:type="spellStart"/>
+      <w:r>
+        <w:rPr>
+          <w:color w:val="D9D9D9" w:themeColor="background1" w:themeShade="D9"/>
+        </w:rPr>
         <w:t>quemquam</w:t>
       </w:r>
       <w:proofErr w:type="spellEnd"/>
       <w:r>
+        <w:rPr>
+          <w:color w:val="D9D9D9" w:themeColor="background1" w:themeShade="D9"/>
+        </w:rPr>
         <w:t xml:space="preserve"> ad </w:t>
       </w:r>
       <w:proofErr w:type="spellStart"/>
       <w:r>
+        <w:rPr>
+          <w:color w:val="D9D9D9" w:themeColor="background1" w:themeShade="D9"/>
+        </w:rPr>
         <w:t>hanc</w:t>
       </w:r>
       <w:proofErr w:type="spellEnd"/>
       <w:r>
-        <w:t xml:space="preserve"> </w:t>
-      </w:r>
-      <w:proofErr w:type="spellStart"/>
-      <w:r>
+        <w:rPr>
+          <w:color w:val="D9D9D9" w:themeColor="background1" w:themeShade="D9"/>
+        </w:rPr>
+        <w:t xml:space="preserve"> </w:t>
+      </w:r>
+      <w:proofErr w:type="spellStart"/>
+      <w:r>
+        <w:rPr>
+          <w:color w:val="D9D9D9" w:themeColor="background1" w:themeShade="D9"/>
+        </w:rPr>
         <w:t>accusationem</w:t>
       </w:r>
       <w:proofErr w:type="spellEnd"/>
       <w:r>
+        <w:rPr>
+          <w:color w:val="D9D9D9" w:themeColor="background1" w:themeShade="D9"/>
+        </w:rPr>
         <w:t xml:space="preserve"> fuisse, </w:t>
       </w:r>
       <w:proofErr w:type="spellStart"/>
       <w:r>
+        <w:rPr>
+          <w:color w:val="D9D9D9" w:themeColor="background1" w:themeShade="D9"/>
+        </w:rPr>
         <w:t>cui</w:t>
       </w:r>
       <w:proofErr w:type="spellEnd"/>
       <w:r>
+        <w:rPr>
+          <w:color w:val="D9D9D9" w:themeColor="background1" w:themeShade="D9"/>
+        </w:rPr>
         <w:t xml:space="preserve">, </w:t>
       </w:r>
       <w:proofErr w:type="spellStart"/>
       <w:r>
+        <w:rPr>
+          <w:color w:val="D9D9D9" w:themeColor="background1" w:themeShade="D9"/>
+        </w:rPr>
         <w:t>utrum</w:t>
       </w:r>
       <w:proofErr w:type="spellEnd"/>
       <w:r>
-        <w:t xml:space="preserve"> </w:t>
-      </w:r>
-      <w:proofErr w:type="spellStart"/>
-      <w:r>
+        <w:rPr>
+          <w:color w:val="D9D9D9" w:themeColor="background1" w:themeShade="D9"/>
+        </w:rPr>
+        <w:t xml:space="preserve"> </w:t>
+      </w:r>
+      <w:proofErr w:type="spellStart"/>
+      <w:r>
+        <w:rPr>
+          <w:color w:val="D9D9D9" w:themeColor="background1" w:themeShade="D9"/>
+        </w:rPr>
         <w:t>vellet</w:t>
       </w:r>
       <w:proofErr w:type="spellEnd"/>
       <w:r>
+        <w:rPr>
+          <w:color w:val="D9D9D9" w:themeColor="background1" w:themeShade="D9"/>
+        </w:rPr>
         <w:t xml:space="preserve">, </w:t>
       </w:r>
       <w:proofErr w:type="spellStart"/>
       <w:r>
+        <w:rPr>
+          <w:color w:val="D9D9D9" w:themeColor="background1" w:themeShade="D9"/>
+        </w:rPr>
         <w:t>liceret</w:t>
       </w:r>
       <w:proofErr w:type="spellEnd"/>
       <w:r>
+        <w:rPr>
+          <w:color w:val="D9D9D9" w:themeColor="background1" w:themeShade="D9"/>
+        </w:rPr>
         <w:t xml:space="preserve">, nec, cum </w:t>
       </w:r>
       <w:proofErr w:type="spellStart"/>
       <w:r>
+        <w:rPr>
+          <w:color w:val="D9D9D9" w:themeColor="background1" w:themeShade="D9"/>
+        </w:rPr>
         <w:t>descendisset</w:t>
       </w:r>
       <w:proofErr w:type="spellEnd"/>
       <w:r>
+        <w:rPr>
+          <w:color w:val="D9D9D9" w:themeColor="background1" w:themeShade="D9"/>
+        </w:rPr>
         <w:t xml:space="preserve">, </w:t>
       </w:r>
       <w:proofErr w:type="spellStart"/>
       <w:r>
+        <w:rPr>
+          <w:color w:val="D9D9D9" w:themeColor="background1" w:themeShade="D9"/>
+        </w:rPr>
         <w:t>quicquam</w:t>
       </w:r>
       <w:proofErr w:type="spellEnd"/>
       <w:r>
-        <w:t xml:space="preserve"> </w:t>
-      </w:r>
-      <w:proofErr w:type="spellStart"/>
-      <w:r>
+        <w:rPr>
+          <w:color w:val="D9D9D9" w:themeColor="background1" w:themeShade="D9"/>
+        </w:rPr>
+        <w:t xml:space="preserve"> </w:t>
+      </w:r>
+      <w:proofErr w:type="spellStart"/>
+      <w:r>
+        <w:rPr>
+          <w:color w:val="D9D9D9" w:themeColor="background1" w:themeShade="D9"/>
+        </w:rPr>
         <w:t>habiturum</w:t>
       </w:r>
       <w:proofErr w:type="spellEnd"/>
       <w:r>
-        <w:t xml:space="preserve"> </w:t>
-      </w:r>
-      <w:proofErr w:type="spellStart"/>
-      <w:r>
+        <w:rPr>
+          <w:color w:val="D9D9D9" w:themeColor="background1" w:themeShade="D9"/>
+        </w:rPr>
+        <w:t xml:space="preserve"> </w:t>
+      </w:r>
+      <w:proofErr w:type="spellStart"/>
+      <w:r>
+        <w:rPr>
+          <w:color w:val="D9D9D9" w:themeColor="background1" w:themeShade="D9"/>
+        </w:rPr>
         <w:t>spei</w:t>
       </w:r>
       <w:proofErr w:type="spellEnd"/>
       <w:r>
+        <w:rPr>
+          <w:color w:val="D9D9D9" w:themeColor="background1" w:themeShade="D9"/>
+        </w:rPr>
         <w:t xml:space="preserve"> fuisse, </w:t>
       </w:r>
       <w:proofErr w:type="spellStart"/>
       <w:r>
+        <w:rPr>
+          <w:color w:val="D9D9D9" w:themeColor="background1" w:themeShade="D9"/>
+        </w:rPr>
         <w:t>nisi</w:t>
       </w:r>
       <w:proofErr w:type="spellEnd"/>
       <w:r>
-        <w:t xml:space="preserve"> </w:t>
-      </w:r>
-      <w:proofErr w:type="spellStart"/>
-      <w:r>
+        <w:rPr>
+          <w:color w:val="D9D9D9" w:themeColor="background1" w:themeShade="D9"/>
+        </w:rPr>
+        <w:t xml:space="preserve"> </w:t>
+      </w:r>
+      <w:proofErr w:type="spellStart"/>
+      <w:r>
+        <w:rPr>
+          <w:color w:val="D9D9D9" w:themeColor="background1" w:themeShade="D9"/>
+        </w:rPr>
         <w:t>alicuius</w:t>
       </w:r>
       <w:proofErr w:type="spellEnd"/>
       <w:r>
-        <w:t xml:space="preserve"> </w:t>
-      </w:r>
-      <w:proofErr w:type="spellStart"/>
-      <w:r>
+        <w:rPr>
+          <w:color w:val="D9D9D9" w:themeColor="background1" w:themeShade="D9"/>
+        </w:rPr>
+        <w:t xml:space="preserve"> </w:t>
+      </w:r>
+      <w:proofErr w:type="spellStart"/>
+      <w:r>
+        <w:rPr>
+          <w:color w:val="D9D9D9" w:themeColor="background1" w:themeShade="D9"/>
+        </w:rPr>
         <w:t>intolerabili</w:t>
       </w:r>
       <w:proofErr w:type="spellEnd"/>
       <w:r>
-        <w:t xml:space="preserve"> </w:t>
-      </w:r>
-      <w:proofErr w:type="spellStart"/>
-      <w:r>
+        <w:rPr>
+          <w:color w:val="D9D9D9" w:themeColor="background1" w:themeShade="D9"/>
+        </w:rPr>
+        <w:t xml:space="preserve"> </w:t>
+      </w:r>
+      <w:proofErr w:type="spellStart"/>
+      <w:r>
+        <w:rPr>
+          <w:color w:val="D9D9D9" w:themeColor="background1" w:themeShade="D9"/>
+        </w:rPr>
         <w:t>libidine</w:t>
       </w:r>
       <w:proofErr w:type="spellEnd"/>
       <w:r>
+        <w:rPr>
+          <w:color w:val="D9D9D9" w:themeColor="background1" w:themeShade="D9"/>
+        </w:rPr>
         <w:t xml:space="preserve"> et </w:t>
       </w:r>
       <w:proofErr w:type="spellStart"/>
       <w:r>
+        <w:rPr>
+          <w:color w:val="D9D9D9" w:themeColor="background1" w:themeShade="D9"/>
+        </w:rPr>
         <w:t>nimis</w:t>
       </w:r>
       <w:proofErr w:type="spellEnd"/>
       <w:r>
-        <w:t xml:space="preserve"> </w:t>
-      </w:r>
-      <w:proofErr w:type="spellStart"/>
-      <w:r>
+        <w:rPr>
+          <w:color w:val="D9D9D9" w:themeColor="background1" w:themeShade="D9"/>
+        </w:rPr>
+        <w:t xml:space="preserve"> </w:t>
+      </w:r>
+      <w:proofErr w:type="spellStart"/>
+      <w:r>
+        <w:rPr>
+          <w:color w:val="D9D9D9" w:themeColor="background1" w:themeShade="D9"/>
+        </w:rPr>
         <w:t>acerbo</w:t>
       </w:r>
       <w:proofErr w:type="spellEnd"/>
       <w:r>
-        <w:t xml:space="preserve"> </w:t>
-      </w:r>
-      <w:proofErr w:type="spellStart"/>
-      <w:r>
+        <w:rPr>
+          <w:color w:val="D9D9D9" w:themeColor="background1" w:themeShade="D9"/>
+        </w:rPr>
+        <w:t xml:space="preserve"> </w:t>
+      </w:r>
+      <w:proofErr w:type="spellStart"/>
+      <w:r>
+        <w:rPr>
+          <w:color w:val="D9D9D9" w:themeColor="background1" w:themeShade="D9"/>
+        </w:rPr>
         <w:t>odio</w:t>
       </w:r>
       <w:proofErr w:type="spellEnd"/>
       <w:r>
-        <w:t xml:space="preserve"> </w:t>
-      </w:r>
-      <w:proofErr w:type="spellStart"/>
-      <w:r>
+        <w:rPr>
+          <w:color w:val="D9D9D9" w:themeColor="background1" w:themeShade="D9"/>
+        </w:rPr>
+        <w:t xml:space="preserve"> </w:t>
+      </w:r>
+      <w:proofErr w:type="spellStart"/>
+      <w:r>
+        <w:rPr>
+          <w:color w:val="D9D9D9" w:themeColor="background1" w:themeShade="D9"/>
+        </w:rPr>
         <w:t>niteretur</w:t>
       </w:r>
       <w:proofErr w:type="spellEnd"/>
       <w:r>
+        <w:rPr>
+          <w:color w:val="D9D9D9" w:themeColor="background1" w:themeShade="D9"/>
+        </w:rPr>
         <w:t xml:space="preserve">. Sed ego </w:t>
       </w:r>
       <w:proofErr w:type="spellStart"/>
       <w:r>
+        <w:rPr>
+          <w:color w:val="D9D9D9" w:themeColor="background1" w:themeShade="D9"/>
+        </w:rPr>
         <w:t>Atratino</w:t>
       </w:r>
       <w:proofErr w:type="spellEnd"/>
       <w:r>
+        <w:rPr>
+          <w:color w:val="D9D9D9" w:themeColor="background1" w:themeShade="D9"/>
+        </w:rPr>
         <w:t xml:space="preserve">, </w:t>
       </w:r>
       <w:proofErr w:type="spellStart"/>
       <w:r>
+        <w:rPr>
+          <w:color w:val="D9D9D9" w:themeColor="background1" w:themeShade="D9"/>
+        </w:rPr>
         <w:t>humanissimo</w:t>
       </w:r>
       <w:proofErr w:type="spellEnd"/>
       <w:r>
-        <w:t xml:space="preserve"> </w:t>
-      </w:r>
-      <w:proofErr w:type="spellStart"/>
-      <w:r>
+        <w:rPr>
+          <w:color w:val="D9D9D9" w:themeColor="background1" w:themeShade="D9"/>
+        </w:rPr>
+        <w:t xml:space="preserve"> </w:t>
+      </w:r>
+      <w:proofErr w:type="spellStart"/>
+      <w:r>
+        <w:rPr>
+          <w:color w:val="D9D9D9" w:themeColor="background1" w:themeShade="D9"/>
+        </w:rPr>
         <w:t>atque</w:t>
       </w:r>
       <w:proofErr w:type="spellEnd"/>
       <w:r>
-        <w:t xml:space="preserve"> </w:t>
-      </w:r>
-      <w:proofErr w:type="spellStart"/>
-      <w:r>
+        <w:rPr>
+          <w:color w:val="D9D9D9" w:themeColor="background1" w:themeShade="D9"/>
+        </w:rPr>
+        <w:t xml:space="preserve"> </w:t>
+      </w:r>
+      <w:proofErr w:type="spellStart"/>
+      <w:r>
+        <w:rPr>
+          <w:color w:val="D9D9D9" w:themeColor="background1" w:themeShade="D9"/>
+        </w:rPr>
         <w:t>optimo</w:t>
       </w:r>
       <w:proofErr w:type="spellEnd"/>
       <w:r>
-        <w:t xml:space="preserve"> </w:t>
-      </w:r>
-      <w:proofErr w:type="spellStart"/>
-      <w:r>
+        <w:rPr>
+          <w:color w:val="D9D9D9" w:themeColor="background1" w:themeShade="D9"/>
+        </w:rPr>
+        <w:t xml:space="preserve"> </w:t>
+      </w:r>
+      <w:proofErr w:type="spellStart"/>
+      <w:r>
+        <w:rPr>
+          <w:color w:val="D9D9D9" w:themeColor="background1" w:themeShade="D9"/>
+        </w:rPr>
         <w:t>adulescenti</w:t>
       </w:r>
       <w:proofErr w:type="spellEnd"/>
       <w:r>
-        <w:t xml:space="preserve"> </w:t>
-      </w:r>
-      <w:proofErr w:type="spellStart"/>
-      <w:r>
+        <w:rPr>
+          <w:color w:val="D9D9D9" w:themeColor="background1" w:themeShade="D9"/>
+        </w:rPr>
+        <w:t xml:space="preserve"> </w:t>
+      </w:r>
+      <w:proofErr w:type="spellStart"/>
+      <w:r>
+        <w:rPr>
+          <w:color w:val="D9D9D9" w:themeColor="background1" w:themeShade="D9"/>
+        </w:rPr>
         <w:t>meo</w:t>
       </w:r>
       <w:proofErr w:type="spellEnd"/>
       <w:r>
-        <w:t xml:space="preserve"> </w:t>
-      </w:r>
-      <w:proofErr w:type="spellStart"/>
-      <w:r>
+        <w:rPr>
+          <w:color w:val="D9D9D9" w:themeColor="background1" w:themeShade="D9"/>
+        </w:rPr>
+        <w:t xml:space="preserve"> </w:t>
+      </w:r>
+      <w:proofErr w:type="spellStart"/>
+      <w:r>
+        <w:rPr>
+          <w:color w:val="D9D9D9" w:themeColor="background1" w:themeShade="D9"/>
+        </w:rPr>
         <w:t>necessario</w:t>
       </w:r>
       <w:proofErr w:type="spellEnd"/>
       <w:r>
+        <w:rPr>
+          <w:color w:val="D9D9D9" w:themeColor="background1" w:themeShade="D9"/>
+        </w:rPr>
         <w:t xml:space="preserve">, </w:t>
       </w:r>
       <w:proofErr w:type="spellStart"/>
       <w:r>
+        <w:rPr>
+          <w:color w:val="D9D9D9" w:themeColor="background1" w:themeShade="D9"/>
+        </w:rPr>
         <w:t>ignosco</w:t>
       </w:r>
       <w:proofErr w:type="spellEnd"/>
       <w:r>
+        <w:rPr>
+          <w:color w:val="D9D9D9" w:themeColor="background1" w:themeShade="D9"/>
+        </w:rPr>
         <w:t xml:space="preserve">, qui </w:t>
       </w:r>
       <w:proofErr w:type="spellStart"/>
       <w:r>
+        <w:rPr>
+          <w:color w:val="D9D9D9" w:themeColor="background1" w:themeShade="D9"/>
+        </w:rPr>
         <w:t>habet</w:t>
       </w:r>
       <w:proofErr w:type="spellEnd"/>
       <w:r>
-        <w:t xml:space="preserve"> </w:t>
-      </w:r>
-      <w:proofErr w:type="spellStart"/>
-      <w:r>
+        <w:rPr>
+          <w:color w:val="D9D9D9" w:themeColor="background1" w:themeShade="D9"/>
+        </w:rPr>
+        <w:t xml:space="preserve"> </w:t>
+      </w:r>
+      <w:proofErr w:type="spellStart"/>
+      <w:r>
+        <w:rPr>
+          <w:color w:val="D9D9D9" w:themeColor="background1" w:themeShade="D9"/>
+        </w:rPr>
         <w:t>excusationem</w:t>
       </w:r>
       <w:proofErr w:type="spellEnd"/>
       <w:r>
-        <w:t xml:space="preserve"> </w:t>
-      </w:r>
-      <w:proofErr w:type="spellStart"/>
-      <w:r>
+        <w:rPr>
+          <w:color w:val="D9D9D9" w:themeColor="background1" w:themeShade="D9"/>
+        </w:rPr>
+        <w:t xml:space="preserve"> </w:t>
+      </w:r>
+      <w:proofErr w:type="spellStart"/>
+      <w:r>
+        <w:rPr>
+          <w:color w:val="D9D9D9" w:themeColor="background1" w:themeShade="D9"/>
+        </w:rPr>
         <w:t>vel</w:t>
       </w:r>
       <w:proofErr w:type="spellEnd"/>
       <w:r>
-        <w:t xml:space="preserve"> </w:t>
-      </w:r>
-      <w:proofErr w:type="spellStart"/>
-      <w:r>
+        <w:rPr>
+          <w:color w:val="D9D9D9" w:themeColor="background1" w:themeShade="D9"/>
+        </w:rPr>
+        <w:t xml:space="preserve"> </w:t>
+      </w:r>
+      <w:proofErr w:type="spellStart"/>
+      <w:r>
+        <w:rPr>
+          <w:color w:val="D9D9D9" w:themeColor="background1" w:themeShade="D9"/>
+        </w:rPr>
         <w:t>pietatis</w:t>
       </w:r>
       <w:proofErr w:type="spellEnd"/>
       <w:r>
-        <w:t xml:space="preserve"> </w:t>
-      </w:r>
-      <w:proofErr w:type="spellStart"/>
-      <w:r>
+        <w:rPr>
+          <w:color w:val="D9D9D9" w:themeColor="background1" w:themeShade="D9"/>
+        </w:rPr>
+        <w:t xml:space="preserve"> </w:t>
+      </w:r>
+      <w:proofErr w:type="spellStart"/>
+      <w:r>
+        <w:rPr>
+          <w:color w:val="D9D9D9" w:themeColor="background1" w:themeShade="D9"/>
+        </w:rPr>
         <w:t>vel</w:t>
       </w:r>
       <w:proofErr w:type="spellEnd"/>
       <w:r>
-        <w:t xml:space="preserve"> </w:t>
-      </w:r>
-      <w:proofErr w:type="spellStart"/>
-      <w:r>
+        <w:rPr>
+          <w:color w:val="D9D9D9" w:themeColor="background1" w:themeShade="D9"/>
+        </w:rPr>
+        <w:t xml:space="preserve"> </w:t>
+      </w:r>
+      <w:proofErr w:type="spellStart"/>
+      <w:r>
+        <w:rPr>
+          <w:color w:val="D9D9D9" w:themeColor="background1" w:themeShade="D9"/>
+        </w:rPr>
         <w:t>necessitatis</w:t>
       </w:r>
       <w:proofErr w:type="spellEnd"/>
       <w:r>
-        <w:t xml:space="preserve"> </w:t>
-      </w:r>
-      <w:proofErr w:type="spellStart"/>
-      <w:r>
+        <w:rPr>
+          <w:color w:val="D9D9D9" w:themeColor="background1" w:themeShade="D9"/>
+        </w:rPr>
+        <w:t xml:space="preserve"> </w:t>
+      </w:r>
+      <w:proofErr w:type="spellStart"/>
+      <w:r>
+        <w:rPr>
+          <w:color w:val="D9D9D9" w:themeColor="background1" w:themeShade="D9"/>
+        </w:rPr>
         <w:t>vel</w:t>
       </w:r>
       <w:proofErr w:type="spellEnd"/>
       <w:r>
-        <w:t xml:space="preserve"> </w:t>
-      </w:r>
-      <w:proofErr w:type="spellStart"/>
-      <w:r>
+        <w:rPr>
+          <w:color w:val="D9D9D9" w:themeColor="background1" w:themeShade="D9"/>
+        </w:rPr>
+        <w:t xml:space="preserve"> </w:t>
+      </w:r>
+      <w:proofErr w:type="spellStart"/>
+      <w:r>
+        <w:rPr>
+          <w:color w:val="D9D9D9" w:themeColor="background1" w:themeShade="D9"/>
+        </w:rPr>
         <w:t>aetatis</w:t>
       </w:r>
       <w:proofErr w:type="spellEnd"/>
       <w:r>
+        <w:rPr>
+          <w:color w:val="D9D9D9" w:themeColor="background1" w:themeShade="D9"/>
+        </w:rPr>
         <w:t xml:space="preserve">. Si </w:t>
       </w:r>
       <w:proofErr w:type="spellStart"/>
       <w:r>
+        <w:rPr>
+          <w:color w:val="D9D9D9" w:themeColor="background1" w:themeShade="D9"/>
+        </w:rPr>
         <w:t>voluit</w:t>
       </w:r>
       <w:proofErr w:type="spellEnd"/>
       <w:r>
-        <w:t xml:space="preserve"> </w:t>
-      </w:r>
-      <w:proofErr w:type="spellStart"/>
-      <w:r>
+        <w:rPr>
+          <w:color w:val="D9D9D9" w:themeColor="background1" w:themeShade="D9"/>
+        </w:rPr>
+        <w:t xml:space="preserve"> </w:t>
+      </w:r>
+      <w:proofErr w:type="spellStart"/>
+      <w:r>
+        <w:rPr>
+          <w:color w:val="D9D9D9" w:themeColor="background1" w:themeShade="D9"/>
+        </w:rPr>
         <w:t>accusare</w:t>
       </w:r>
       <w:proofErr w:type="spellEnd"/>
       <w:r>
+        <w:rPr>
+          <w:color w:val="D9D9D9" w:themeColor="background1" w:themeShade="D9"/>
+        </w:rPr>
         <w:t xml:space="preserve">, </w:t>
       </w:r>
       <w:proofErr w:type="spellStart"/>
       <w:r>
+        <w:rPr>
+          <w:color w:val="D9D9D9" w:themeColor="background1" w:themeShade="D9"/>
+        </w:rPr>
         <w:t>pietati</w:t>
       </w:r>
       <w:proofErr w:type="spellEnd"/>
       <w:r>
-        <w:t xml:space="preserve"> </w:t>
-      </w:r>
-      <w:proofErr w:type="spellStart"/>
-      <w:r>
+        <w:rPr>
+          <w:color w:val="D9D9D9" w:themeColor="background1" w:themeShade="D9"/>
+        </w:rPr>
+        <w:t xml:space="preserve"> </w:t>
+      </w:r>
+      <w:proofErr w:type="spellStart"/>
+      <w:r>
+        <w:rPr>
+          <w:color w:val="D9D9D9" w:themeColor="background1" w:themeShade="D9"/>
+        </w:rPr>
         <w:t>tribuo</w:t>
       </w:r>
       <w:proofErr w:type="spellEnd"/>
       <w:r>
+        <w:rPr>
+          <w:color w:val="D9D9D9" w:themeColor="background1" w:themeShade="D9"/>
+        </w:rPr>
         <w:t xml:space="preserve">, si </w:t>
       </w:r>
       <w:proofErr w:type="spellStart"/>
       <w:r>
+        <w:rPr>
+          <w:color w:val="D9D9D9" w:themeColor="background1" w:themeShade="D9"/>
+        </w:rPr>
         <w:t>iussus</w:t>
       </w:r>
       <w:proofErr w:type="spellEnd"/>
       <w:r>
+        <w:rPr>
+          <w:color w:val="D9D9D9" w:themeColor="background1" w:themeShade="D9"/>
+        </w:rPr>
         <w:t xml:space="preserve"> est, </w:t>
       </w:r>
       <w:proofErr w:type="spellStart"/>
       <w:r>
+        <w:rPr>
+          <w:color w:val="D9D9D9" w:themeColor="background1" w:themeShade="D9"/>
+        </w:rPr>
         <w:t>necessitati</w:t>
       </w:r>
       <w:proofErr w:type="spellEnd"/>
       <w:r>
+        <w:rPr>
+          <w:color w:val="D9D9D9" w:themeColor="background1" w:themeShade="D9"/>
+        </w:rPr>
         <w:t xml:space="preserve">, si </w:t>
       </w:r>
       <w:proofErr w:type="spellStart"/>
       <w:r>
+        <w:rPr>
+          <w:color w:val="D9D9D9" w:themeColor="background1" w:themeShade="D9"/>
+        </w:rPr>
         <w:t>speravit</w:t>
       </w:r>
       <w:proofErr w:type="spellEnd"/>
       <w:r>
-        <w:t xml:space="preserve"> </w:t>
-      </w:r>
-      <w:proofErr w:type="spellStart"/>
-      <w:r>
+        <w:rPr>
+          <w:color w:val="D9D9D9" w:themeColor="background1" w:themeShade="D9"/>
+        </w:rPr>
+        <w:t xml:space="preserve"> </w:t>
+      </w:r>
+      <w:proofErr w:type="spellStart"/>
+      <w:r>
+        <w:rPr>
+          <w:color w:val="D9D9D9" w:themeColor="background1" w:themeShade="D9"/>
+        </w:rPr>
         <w:t>aliquid</w:t>
       </w:r>
       <w:proofErr w:type="spellEnd"/>
       <w:r>
+        <w:rPr>
+          <w:color w:val="D9D9D9" w:themeColor="background1" w:themeShade="D9"/>
+        </w:rPr>
         <w:t xml:space="preserve">, </w:t>
       </w:r>
       <w:proofErr w:type="spellStart"/>
       <w:r>
+        <w:rPr>
+          <w:color w:val="D9D9D9" w:themeColor="background1" w:themeShade="D9"/>
+        </w:rPr>
         <w:t>pueritiae</w:t>
       </w:r>
       <w:proofErr w:type="spellEnd"/>
       <w:r>
+        <w:rPr>
+          <w:color w:val="D9D9D9" w:themeColor="background1" w:themeShade="D9"/>
+        </w:rPr>
         <w:t xml:space="preserve">. </w:t>
       </w:r>
       <w:proofErr w:type="spellStart"/>
       <w:r>
+        <w:rPr>
+          <w:color w:val="D9D9D9" w:themeColor="background1" w:themeShade="D9"/>
+        </w:rPr>
         <w:t>Ceteris</w:t>
       </w:r>
       <w:proofErr w:type="spellEnd"/>
       <w:r>
+        <w:rPr>
+          <w:color w:val="D9D9D9" w:themeColor="background1" w:themeShade="D9"/>
+        </w:rPr>
         <w:t xml:space="preserve"> non modo nihil </w:t>
       </w:r>
       <w:proofErr w:type="spellStart"/>
       <w:r>
+        <w:rPr>
+          <w:color w:val="D9D9D9" w:themeColor="background1" w:themeShade="D9"/>
+        </w:rPr>
         <w:t>ignoscendum</w:t>
       </w:r>
       <w:proofErr w:type="spellEnd"/>
       <w:r>
+        <w:rPr>
+          <w:color w:val="D9D9D9" w:themeColor="background1" w:themeShade="D9"/>
+        </w:rPr>
         <w:t xml:space="preserve">, </w:t>
       </w:r>
       <w:proofErr w:type="spellStart"/>
       <w:r>
+        <w:rPr>
+          <w:color w:val="D9D9D9" w:themeColor="background1" w:themeShade="D9"/>
+        </w:rPr>
         <w:t>sed</w:t>
       </w:r>
       <w:proofErr w:type="spellEnd"/>
       <w:r>
-        <w:t xml:space="preserve"> </w:t>
-      </w:r>
-      <w:proofErr w:type="spellStart"/>
-      <w:r>
+        <w:rPr>
+          <w:color w:val="D9D9D9" w:themeColor="background1" w:themeShade="D9"/>
+        </w:rPr>
+        <w:t xml:space="preserve"> </w:t>
+      </w:r>
+      <w:proofErr w:type="spellStart"/>
+      <w:r>
+        <w:rPr>
+          <w:color w:val="D9D9D9" w:themeColor="background1" w:themeShade="D9"/>
+        </w:rPr>
         <w:t>etiam</w:t>
       </w:r>
       <w:proofErr w:type="spellEnd"/>
       <w:r>
-        <w:t xml:space="preserve"> </w:t>
-      </w:r>
-      <w:proofErr w:type="spellStart"/>
-      <w:r>
+        <w:rPr>
+          <w:color w:val="D9D9D9" w:themeColor="background1" w:themeShade="D9"/>
+        </w:rPr>
+        <w:t xml:space="preserve"> </w:t>
+      </w:r>
+      <w:proofErr w:type="spellStart"/>
+      <w:r>
+        <w:rPr>
+          <w:color w:val="D9D9D9" w:themeColor="background1" w:themeShade="D9"/>
+        </w:rPr>
         <w:t>acriter</w:t>
       </w:r>
       <w:proofErr w:type="spellEnd"/>
       <w:r>
+        <w:rPr>
+          <w:color w:val="D9D9D9" w:themeColor="background1" w:themeShade="D9"/>
+        </w:rPr>
         <w:t xml:space="preserve"> est </w:t>
       </w:r>
       <w:proofErr w:type="spellStart"/>
       <w:r>
+        <w:rPr>
+          <w:color w:val="D9D9D9" w:themeColor="background1" w:themeShade="D9"/>
+        </w:rPr>
         <w:t>resistendum</w:t>
       </w:r>
       <w:proofErr w:type="spellEnd"/>
@@ -10167,35 +10969,97 @@
     </w:p>
     <w:p>
       <w:pPr>
-        <w:rPr>
-          <w:lang w:val="en-US"/>
-        </w:rPr>
-      </w:pPr>
-      <w:r>
-        <w:rPr>
-          <w:lang w:val="en-US"/>
-        </w:rPr>
-        <w:t xml:space="preserve">This paper identifies the potential of Gen-AI usage by </w:t>
-      </w:r>
-      <w:r>
-        <w:rPr>
-          <w:lang w:val="en-US"/>
-        </w:rPr>
-        <w:t>foreign</w:t>
-      </w:r>
-      <w:r>
-        <w:rPr>
-          <w:lang w:val="en-US"/>
-        </w:rPr>
-        <w:t xml:space="preserve"> language teachers in their practices</w:t>
-      </w:r>
-    </w:p>
-    <w:p>
-      <w:pPr>
-        <w:rPr>
-          <w:lang w:val="en-US"/>
-        </w:rPr>
-      </w:pPr>
+        <w:jc w:val="left"/>
+        <w:rPr>
+          <w:lang w:val="en-US"/>
+        </w:rPr>
+      </w:pPr>
+      <w:r>
+        <w:rPr>
+          <w:lang w:val="en-US"/>
+        </w:rPr>
+        <w:t xml:space="preserve">Use of AI in teaching is </w:t>
+      </w:r>
+      <w:r>
+        <w:rPr>
+          <w:lang w:val="en-US"/>
+        </w:rPr>
+        <w:t>becoming popular</w:t>
+      </w:r>
+      <w:r>
+        <w:rPr>
+          <w:lang w:val="en-US"/>
+        </w:rPr>
+        <w:t xml:space="preserve"> to be in-line and take advantage of the advancement of technology, to provide </w:t>
+      </w:r>
+      <w:r>
+        <w:rPr>
+          <w:lang w:val="en-US"/>
+        </w:rPr>
+        <w:t xml:space="preserve">dynamic and more adapted </w:t>
+      </w:r>
+      <w:r>
+        <w:rPr>
+          <w:lang w:val="en-US"/>
+        </w:rPr>
+        <w:t xml:space="preserve">education to the new generation of students. However, identifying and choosing the best and easy-to-learn/easy-to-use tools are not trivial. Therefore, the goal of this thesis is </w:t>
+      </w:r>
+      <w:r>
+        <w:rPr>
+          <w:lang w:val="en-US"/>
+        </w:rPr>
+        <w:t xml:space="preserve">to </w:t>
+      </w:r>
+      <w:proofErr w:type="spellStart"/>
+      <w:r>
+        <w:rPr>
+          <w:lang w:val="en-US"/>
+        </w:rPr>
+        <w:t>analyse</w:t>
+      </w:r>
+      <w:proofErr w:type="spellEnd"/>
+      <w:r>
+        <w:rPr>
+          <w:lang w:val="en-US"/>
+        </w:rPr>
+        <w:t xml:space="preserve"> </w:t>
+      </w:r>
+      <w:r>
+        <w:rPr>
+          <w:lang w:val="en-US"/>
+        </w:rPr>
+        <w:t xml:space="preserve">How </w:t>
+      </w:r>
+      <w:r>
+        <w:rPr>
+          <w:lang w:val="en-US"/>
+        </w:rPr>
+        <w:t xml:space="preserve">English and French </w:t>
+      </w:r>
+      <w:r>
+        <w:rPr>
+          <w:lang w:val="en-US"/>
+        </w:rPr>
+        <w:t xml:space="preserve">language teachers </w:t>
+      </w:r>
+      <w:r>
+        <w:rPr>
+          <w:lang w:val="en-US"/>
+        </w:rPr>
+        <w:t xml:space="preserve">in French middle school </w:t>
+      </w:r>
+      <w:r>
+        <w:rPr>
+          <w:lang w:val="en-US"/>
+        </w:rPr>
+        <w:t>experience and evaluate generative AI tools for lesson planning: A mixed-methods analysis of practice change and adoption barriers.</w:t>
+      </w:r>
+      <w:r>
+        <w:rPr>
+          <w:lang w:val="en-US"/>
+        </w:rPr>
+        <w:t xml:space="preserve"> </w:t>
+      </w:r>
       <w:r>
         <w:rPr>
           <w:lang w:val="en-US"/>
@@ -10207,934 +11071,6 @@
           <w:lang w:val="en-US"/>
         </w:rPr>
         <w:br/>
-      </w:r>
-      <w:r>
-        <w:rPr>
-          <w:lang w:val="en-US"/>
-        </w:rPr>
-        <w:t xml:space="preserve">Mox dicta </w:t>
-      </w:r>
-      <w:proofErr w:type="spellStart"/>
-      <w:r>
-        <w:rPr>
-          <w:lang w:val="en-US"/>
-        </w:rPr>
-        <w:t>finierat</w:t>
-      </w:r>
-      <w:proofErr w:type="spellEnd"/>
-      <w:r>
-        <w:rPr>
-          <w:lang w:val="en-US"/>
-        </w:rPr>
-        <w:t xml:space="preserve">, </w:t>
-      </w:r>
-      <w:proofErr w:type="spellStart"/>
-      <w:r>
-        <w:rPr>
-          <w:lang w:val="en-US"/>
-        </w:rPr>
-        <w:t>multitudo</w:t>
-      </w:r>
-      <w:proofErr w:type="spellEnd"/>
-      <w:r>
-        <w:rPr>
-          <w:lang w:val="en-US"/>
-        </w:rPr>
-        <w:t xml:space="preserve"> </w:t>
-      </w:r>
-      <w:proofErr w:type="spellStart"/>
-      <w:r>
-        <w:rPr>
-          <w:lang w:val="en-US"/>
-        </w:rPr>
-        <w:t>omnis</w:t>
-      </w:r>
-      <w:proofErr w:type="spellEnd"/>
-      <w:r>
-        <w:rPr>
-          <w:lang w:val="en-US"/>
-        </w:rPr>
-        <w:t xml:space="preserve"> ad, </w:t>
-      </w:r>
-      <w:proofErr w:type="spellStart"/>
-      <w:r>
-        <w:rPr>
-          <w:lang w:val="en-US"/>
-        </w:rPr>
-        <w:t>quae</w:t>
-      </w:r>
-      <w:proofErr w:type="spellEnd"/>
-      <w:r>
-        <w:rPr>
-          <w:lang w:val="en-US"/>
-        </w:rPr>
-        <w:t xml:space="preserve"> imperator </w:t>
-      </w:r>
-      <w:proofErr w:type="spellStart"/>
-      <w:r>
-        <w:rPr>
-          <w:lang w:val="en-US"/>
-        </w:rPr>
-        <w:t>voluit</w:t>
-      </w:r>
-      <w:proofErr w:type="spellEnd"/>
-      <w:r>
-        <w:rPr>
-          <w:lang w:val="en-US"/>
-        </w:rPr>
-        <w:t xml:space="preserve">, </w:t>
-      </w:r>
-      <w:proofErr w:type="spellStart"/>
-      <w:r>
-        <w:rPr>
-          <w:lang w:val="en-US"/>
-        </w:rPr>
-        <w:t>promptior</w:t>
-      </w:r>
-      <w:proofErr w:type="spellEnd"/>
-      <w:r>
-        <w:rPr>
-          <w:lang w:val="en-US"/>
-        </w:rPr>
-        <w:t xml:space="preserve"> </w:t>
-      </w:r>
-      <w:proofErr w:type="spellStart"/>
-      <w:r>
-        <w:rPr>
-          <w:lang w:val="en-US"/>
-        </w:rPr>
-        <w:t>laudato</w:t>
-      </w:r>
-      <w:proofErr w:type="spellEnd"/>
-      <w:r>
-        <w:rPr>
-          <w:lang w:val="en-US"/>
-        </w:rPr>
-        <w:t xml:space="preserve"> </w:t>
-      </w:r>
-      <w:proofErr w:type="spellStart"/>
-      <w:r>
-        <w:rPr>
-          <w:lang w:val="en-US"/>
-        </w:rPr>
-        <w:t>consilio</w:t>
-      </w:r>
-      <w:proofErr w:type="spellEnd"/>
-      <w:r>
-        <w:rPr>
-          <w:lang w:val="en-US"/>
-        </w:rPr>
-        <w:t xml:space="preserve"> </w:t>
-      </w:r>
-      <w:proofErr w:type="spellStart"/>
-      <w:r>
-        <w:rPr>
-          <w:lang w:val="en-US"/>
-        </w:rPr>
-        <w:t>consensit</w:t>
-      </w:r>
-      <w:proofErr w:type="spellEnd"/>
-      <w:r>
-        <w:rPr>
-          <w:lang w:val="en-US"/>
-        </w:rPr>
-        <w:t xml:space="preserve"> in pacem </w:t>
-      </w:r>
-      <w:proofErr w:type="spellStart"/>
-      <w:r>
-        <w:rPr>
-          <w:lang w:val="en-US"/>
-        </w:rPr>
-        <w:t>ea</w:t>
-      </w:r>
-      <w:proofErr w:type="spellEnd"/>
-      <w:r>
-        <w:rPr>
-          <w:lang w:val="en-US"/>
-        </w:rPr>
-        <w:t xml:space="preserve"> ratione </w:t>
-      </w:r>
-      <w:proofErr w:type="spellStart"/>
-      <w:r>
-        <w:rPr>
-          <w:lang w:val="en-US"/>
-        </w:rPr>
-        <w:t>maxime</w:t>
-      </w:r>
-      <w:proofErr w:type="spellEnd"/>
-      <w:r>
-        <w:rPr>
-          <w:lang w:val="en-US"/>
-        </w:rPr>
-        <w:t xml:space="preserve"> </w:t>
-      </w:r>
-      <w:proofErr w:type="spellStart"/>
-      <w:r>
-        <w:rPr>
-          <w:lang w:val="en-US"/>
-        </w:rPr>
-        <w:t>percita</w:t>
-      </w:r>
-      <w:proofErr w:type="spellEnd"/>
-      <w:r>
-        <w:rPr>
-          <w:lang w:val="en-US"/>
-        </w:rPr>
-        <w:t xml:space="preserve">, </w:t>
-      </w:r>
-      <w:proofErr w:type="spellStart"/>
-      <w:r>
-        <w:rPr>
-          <w:lang w:val="en-US"/>
-        </w:rPr>
-        <w:t>quod</w:t>
-      </w:r>
-      <w:proofErr w:type="spellEnd"/>
-      <w:r>
-        <w:rPr>
-          <w:lang w:val="en-US"/>
-        </w:rPr>
-        <w:t xml:space="preserve"> </w:t>
-      </w:r>
-      <w:proofErr w:type="spellStart"/>
-      <w:r>
-        <w:rPr>
-          <w:lang w:val="en-US"/>
-        </w:rPr>
-        <w:t>norat</w:t>
-      </w:r>
-      <w:proofErr w:type="spellEnd"/>
-      <w:r>
-        <w:rPr>
-          <w:lang w:val="en-US"/>
-        </w:rPr>
-        <w:t xml:space="preserve"> </w:t>
-      </w:r>
-      <w:proofErr w:type="spellStart"/>
-      <w:r>
-        <w:rPr>
-          <w:lang w:val="en-US"/>
-        </w:rPr>
-        <w:t>expeditionibus</w:t>
-      </w:r>
-      <w:proofErr w:type="spellEnd"/>
-      <w:r>
-        <w:rPr>
-          <w:lang w:val="en-US"/>
-        </w:rPr>
-        <w:t xml:space="preserve"> </w:t>
-      </w:r>
-      <w:proofErr w:type="spellStart"/>
-      <w:r>
-        <w:rPr>
-          <w:lang w:val="en-US"/>
-        </w:rPr>
-        <w:t>crebris</w:t>
-      </w:r>
-      <w:proofErr w:type="spellEnd"/>
-      <w:r>
-        <w:rPr>
-          <w:lang w:val="en-US"/>
-        </w:rPr>
-        <w:t xml:space="preserve"> </w:t>
-      </w:r>
-      <w:proofErr w:type="spellStart"/>
-      <w:r>
-        <w:rPr>
-          <w:lang w:val="en-US"/>
-        </w:rPr>
-        <w:t>fortunam</w:t>
-      </w:r>
-      <w:proofErr w:type="spellEnd"/>
-      <w:r>
-        <w:rPr>
-          <w:lang w:val="en-US"/>
-        </w:rPr>
-        <w:t xml:space="preserve"> eius in </w:t>
-      </w:r>
-      <w:proofErr w:type="spellStart"/>
-      <w:r>
-        <w:rPr>
-          <w:lang w:val="en-US"/>
-        </w:rPr>
-        <w:t>malis</w:t>
-      </w:r>
-      <w:proofErr w:type="spellEnd"/>
-      <w:r>
-        <w:rPr>
-          <w:lang w:val="en-US"/>
-        </w:rPr>
-        <w:t xml:space="preserve"> tantum </w:t>
-      </w:r>
-      <w:proofErr w:type="spellStart"/>
-      <w:r>
-        <w:rPr>
-          <w:lang w:val="en-US"/>
-        </w:rPr>
-        <w:t>civilibus</w:t>
-      </w:r>
-      <w:proofErr w:type="spellEnd"/>
-      <w:r>
-        <w:rPr>
-          <w:lang w:val="en-US"/>
-        </w:rPr>
-        <w:t xml:space="preserve"> </w:t>
-      </w:r>
-      <w:proofErr w:type="spellStart"/>
-      <w:r>
-        <w:rPr>
-          <w:lang w:val="en-US"/>
-        </w:rPr>
-        <w:t>vigilasse</w:t>
-      </w:r>
-      <w:proofErr w:type="spellEnd"/>
-      <w:r>
-        <w:rPr>
-          <w:lang w:val="en-US"/>
-        </w:rPr>
-        <w:t xml:space="preserve">, cum autem </w:t>
-      </w:r>
-      <w:proofErr w:type="spellStart"/>
-      <w:r>
-        <w:rPr>
-          <w:lang w:val="en-US"/>
-        </w:rPr>
-        <w:t>bella</w:t>
-      </w:r>
-      <w:proofErr w:type="spellEnd"/>
-      <w:r>
-        <w:rPr>
-          <w:lang w:val="en-US"/>
-        </w:rPr>
-        <w:t xml:space="preserve"> </w:t>
-      </w:r>
-      <w:proofErr w:type="spellStart"/>
-      <w:r>
-        <w:rPr>
-          <w:lang w:val="en-US"/>
-        </w:rPr>
-        <w:t>moverentur</w:t>
-      </w:r>
-      <w:proofErr w:type="spellEnd"/>
-      <w:r>
-        <w:rPr>
-          <w:lang w:val="en-US"/>
-        </w:rPr>
-        <w:t xml:space="preserve"> externa, </w:t>
-      </w:r>
-      <w:proofErr w:type="spellStart"/>
-      <w:r>
-        <w:rPr>
-          <w:lang w:val="en-US"/>
-        </w:rPr>
-        <w:t>accidisse</w:t>
-      </w:r>
-      <w:proofErr w:type="spellEnd"/>
-      <w:r>
-        <w:rPr>
-          <w:lang w:val="en-US"/>
-        </w:rPr>
-        <w:t xml:space="preserve"> </w:t>
-      </w:r>
-      <w:proofErr w:type="spellStart"/>
-      <w:r>
-        <w:rPr>
-          <w:lang w:val="en-US"/>
-        </w:rPr>
-        <w:t>plerumque</w:t>
-      </w:r>
-      <w:proofErr w:type="spellEnd"/>
-      <w:r>
-        <w:rPr>
-          <w:lang w:val="en-US"/>
-        </w:rPr>
-        <w:t xml:space="preserve"> </w:t>
-      </w:r>
-      <w:proofErr w:type="spellStart"/>
-      <w:r>
-        <w:rPr>
-          <w:lang w:val="en-US"/>
-        </w:rPr>
-        <w:t>luctuosa</w:t>
-      </w:r>
-      <w:proofErr w:type="spellEnd"/>
-      <w:r>
-        <w:rPr>
-          <w:lang w:val="en-US"/>
-        </w:rPr>
-        <w:t xml:space="preserve">, </w:t>
-      </w:r>
-      <w:proofErr w:type="spellStart"/>
-      <w:r>
-        <w:rPr>
-          <w:lang w:val="en-US"/>
-        </w:rPr>
-        <w:t>icto</w:t>
-      </w:r>
-      <w:proofErr w:type="spellEnd"/>
-      <w:r>
-        <w:rPr>
-          <w:lang w:val="en-US"/>
-        </w:rPr>
-        <w:t xml:space="preserve"> post haec </w:t>
-      </w:r>
-      <w:proofErr w:type="spellStart"/>
-      <w:r>
-        <w:rPr>
-          <w:lang w:val="en-US"/>
-        </w:rPr>
-        <w:t>foedere</w:t>
-      </w:r>
-      <w:proofErr w:type="spellEnd"/>
-      <w:r>
-        <w:rPr>
-          <w:lang w:val="en-US"/>
-        </w:rPr>
-        <w:t xml:space="preserve"> gentium </w:t>
-      </w:r>
-      <w:proofErr w:type="spellStart"/>
-      <w:r>
-        <w:rPr>
-          <w:lang w:val="en-US"/>
-        </w:rPr>
-        <w:t>ritu</w:t>
-      </w:r>
-      <w:proofErr w:type="spellEnd"/>
-      <w:r>
-        <w:rPr>
-          <w:lang w:val="en-US"/>
-        </w:rPr>
-        <w:t xml:space="preserve"> </w:t>
-      </w:r>
-      <w:proofErr w:type="spellStart"/>
-      <w:r>
-        <w:rPr>
-          <w:lang w:val="en-US"/>
-        </w:rPr>
-        <w:t>perfectaque</w:t>
-      </w:r>
-      <w:proofErr w:type="spellEnd"/>
-      <w:r>
-        <w:rPr>
-          <w:lang w:val="en-US"/>
-        </w:rPr>
-        <w:t xml:space="preserve"> </w:t>
-      </w:r>
-      <w:proofErr w:type="spellStart"/>
-      <w:r>
-        <w:rPr>
-          <w:lang w:val="en-US"/>
-        </w:rPr>
-        <w:t>sollemnitate</w:t>
-      </w:r>
-      <w:proofErr w:type="spellEnd"/>
-      <w:r>
-        <w:rPr>
-          <w:lang w:val="en-US"/>
-        </w:rPr>
-        <w:t xml:space="preserve"> imperator Mediolanum ad </w:t>
-      </w:r>
-      <w:proofErr w:type="spellStart"/>
-      <w:r>
-        <w:rPr>
-          <w:lang w:val="en-US"/>
-        </w:rPr>
-        <w:t>hiberna</w:t>
-      </w:r>
-      <w:proofErr w:type="spellEnd"/>
-      <w:r>
-        <w:rPr>
-          <w:lang w:val="en-US"/>
-        </w:rPr>
-        <w:t xml:space="preserve"> </w:t>
-      </w:r>
-      <w:proofErr w:type="spellStart"/>
-      <w:r>
-        <w:rPr>
-          <w:lang w:val="en-US"/>
-        </w:rPr>
-        <w:t>discessit</w:t>
-      </w:r>
-      <w:proofErr w:type="spellEnd"/>
-      <w:r>
-        <w:rPr>
-          <w:lang w:val="en-US"/>
-        </w:rPr>
-        <w:t>.</w:t>
-      </w:r>
-    </w:p>
-    <w:p>
-      <w:proofErr w:type="spellStart"/>
-      <w:r>
-        <w:t>Etenim</w:t>
-      </w:r>
-      <w:proofErr w:type="spellEnd"/>
-      <w:r>
-        <w:t xml:space="preserve"> si </w:t>
-      </w:r>
-      <w:proofErr w:type="spellStart"/>
-      <w:r>
-        <w:t>attendere</w:t>
-      </w:r>
-      <w:proofErr w:type="spellEnd"/>
-      <w:r>
-        <w:t xml:space="preserve"> diligenter, </w:t>
-      </w:r>
-      <w:proofErr w:type="spellStart"/>
-      <w:r>
-        <w:t>existimare</w:t>
-      </w:r>
-      <w:proofErr w:type="spellEnd"/>
-      <w:r>
-        <w:t xml:space="preserve"> </w:t>
-      </w:r>
-      <w:proofErr w:type="spellStart"/>
-      <w:r>
-        <w:t>vere</w:t>
-      </w:r>
-      <w:proofErr w:type="spellEnd"/>
-      <w:r>
-        <w:t xml:space="preserve"> de omni </w:t>
-      </w:r>
-      <w:proofErr w:type="spellStart"/>
-      <w:r>
-        <w:t>hac</w:t>
-      </w:r>
-      <w:proofErr w:type="spellEnd"/>
-      <w:r>
-        <w:t xml:space="preserve"> causa </w:t>
-      </w:r>
-      <w:proofErr w:type="spellStart"/>
-      <w:r>
-        <w:t>volueritis</w:t>
-      </w:r>
-      <w:proofErr w:type="spellEnd"/>
-      <w:r>
-        <w:t xml:space="preserve">, sic </w:t>
-      </w:r>
-      <w:proofErr w:type="spellStart"/>
-      <w:r>
-        <w:t>constituetis</w:t>
-      </w:r>
-      <w:proofErr w:type="spellEnd"/>
-      <w:r>
-        <w:t xml:space="preserve">, </w:t>
-      </w:r>
-      <w:proofErr w:type="spellStart"/>
-      <w:r>
-        <w:t>iudices</w:t>
-      </w:r>
-      <w:proofErr w:type="spellEnd"/>
-      <w:r>
-        <w:t xml:space="preserve">, nec </w:t>
-      </w:r>
-      <w:proofErr w:type="spellStart"/>
-      <w:r>
-        <w:t>descensurum</w:t>
-      </w:r>
-      <w:proofErr w:type="spellEnd"/>
-      <w:r>
-        <w:t xml:space="preserve"> </w:t>
-      </w:r>
-      <w:proofErr w:type="spellStart"/>
-      <w:r>
-        <w:t>quemquam</w:t>
-      </w:r>
-      <w:proofErr w:type="spellEnd"/>
-      <w:r>
-        <w:t xml:space="preserve"> ad </w:t>
-      </w:r>
-      <w:proofErr w:type="spellStart"/>
-      <w:r>
-        <w:t>hanc</w:t>
-      </w:r>
-      <w:proofErr w:type="spellEnd"/>
-      <w:r>
-        <w:t xml:space="preserve"> </w:t>
-      </w:r>
-      <w:proofErr w:type="spellStart"/>
-      <w:r>
-        <w:t>accusationem</w:t>
-      </w:r>
-      <w:proofErr w:type="spellEnd"/>
-      <w:r>
-        <w:t xml:space="preserve"> fuisse, </w:t>
-      </w:r>
-      <w:proofErr w:type="spellStart"/>
-      <w:r>
-        <w:t>cui</w:t>
-      </w:r>
-      <w:proofErr w:type="spellEnd"/>
-      <w:r>
-        <w:t xml:space="preserve">, </w:t>
-      </w:r>
-      <w:proofErr w:type="spellStart"/>
-      <w:r>
-        <w:t>utrum</w:t>
-      </w:r>
-      <w:proofErr w:type="spellEnd"/>
-      <w:r>
-        <w:t xml:space="preserve"> </w:t>
-      </w:r>
-      <w:proofErr w:type="spellStart"/>
-      <w:r>
-        <w:t>vellet</w:t>
-      </w:r>
-      <w:proofErr w:type="spellEnd"/>
-      <w:r>
-        <w:t xml:space="preserve">, </w:t>
-      </w:r>
-      <w:proofErr w:type="spellStart"/>
-      <w:r>
-        <w:t>liceret</w:t>
-      </w:r>
-      <w:proofErr w:type="spellEnd"/>
-      <w:r>
-        <w:t xml:space="preserve">, nec, cum </w:t>
-      </w:r>
-      <w:proofErr w:type="spellStart"/>
-      <w:r>
-        <w:t>descendisset</w:t>
-      </w:r>
-      <w:proofErr w:type="spellEnd"/>
-      <w:r>
-        <w:t xml:space="preserve">, </w:t>
-      </w:r>
-      <w:proofErr w:type="spellStart"/>
-      <w:r>
-        <w:t>quicquam</w:t>
-      </w:r>
-      <w:proofErr w:type="spellEnd"/>
-      <w:r>
-        <w:t xml:space="preserve"> </w:t>
-      </w:r>
-      <w:proofErr w:type="spellStart"/>
-      <w:r>
-        <w:t>habiturum</w:t>
-      </w:r>
-      <w:proofErr w:type="spellEnd"/>
-      <w:r>
-        <w:t xml:space="preserve"> </w:t>
-      </w:r>
-      <w:proofErr w:type="spellStart"/>
-      <w:r>
-        <w:t>spei</w:t>
-      </w:r>
-      <w:proofErr w:type="spellEnd"/>
-      <w:r>
-        <w:t xml:space="preserve"> fuisse, </w:t>
-      </w:r>
-      <w:proofErr w:type="spellStart"/>
-      <w:r>
-        <w:t>nisi</w:t>
-      </w:r>
-      <w:proofErr w:type="spellEnd"/>
-      <w:r>
-        <w:t xml:space="preserve"> </w:t>
-      </w:r>
-      <w:proofErr w:type="spellStart"/>
-      <w:r>
-        <w:t>alicuius</w:t>
-      </w:r>
-      <w:proofErr w:type="spellEnd"/>
-      <w:r>
-        <w:t xml:space="preserve"> </w:t>
-      </w:r>
-      <w:proofErr w:type="spellStart"/>
-      <w:r>
-        <w:t>intolerabili</w:t>
-      </w:r>
-      <w:proofErr w:type="spellEnd"/>
-      <w:r>
-        <w:t xml:space="preserve"> </w:t>
-      </w:r>
-      <w:proofErr w:type="spellStart"/>
-      <w:r>
-        <w:t>libidine</w:t>
-      </w:r>
-      <w:proofErr w:type="spellEnd"/>
-      <w:r>
-        <w:t xml:space="preserve"> et </w:t>
-      </w:r>
-      <w:proofErr w:type="spellStart"/>
-      <w:r>
-        <w:t>nimis</w:t>
-      </w:r>
-      <w:proofErr w:type="spellEnd"/>
-      <w:r>
-        <w:t xml:space="preserve"> </w:t>
-      </w:r>
-      <w:proofErr w:type="spellStart"/>
-      <w:r>
-        <w:t>acerbo</w:t>
-      </w:r>
-      <w:proofErr w:type="spellEnd"/>
-      <w:r>
-        <w:t xml:space="preserve"> </w:t>
-      </w:r>
-      <w:proofErr w:type="spellStart"/>
-      <w:r>
-        <w:t>odio</w:t>
-      </w:r>
-      <w:proofErr w:type="spellEnd"/>
-      <w:r>
-        <w:t xml:space="preserve"> </w:t>
-      </w:r>
-      <w:proofErr w:type="spellStart"/>
-      <w:r>
-        <w:t>niteretur</w:t>
-      </w:r>
-      <w:proofErr w:type="spellEnd"/>
-      <w:r>
-        <w:t xml:space="preserve">. Sed ego </w:t>
-      </w:r>
-      <w:proofErr w:type="spellStart"/>
-      <w:r>
-        <w:t>Atratino</w:t>
-      </w:r>
-      <w:proofErr w:type="spellEnd"/>
-      <w:r>
-        <w:t xml:space="preserve">, </w:t>
-      </w:r>
-      <w:proofErr w:type="spellStart"/>
-      <w:r>
-        <w:t>humanissimo</w:t>
-      </w:r>
-      <w:proofErr w:type="spellEnd"/>
-      <w:r>
-        <w:t xml:space="preserve"> </w:t>
-      </w:r>
-      <w:proofErr w:type="spellStart"/>
-      <w:r>
-        <w:t>atque</w:t>
-      </w:r>
-      <w:proofErr w:type="spellEnd"/>
-      <w:r>
-        <w:t xml:space="preserve"> </w:t>
-      </w:r>
-      <w:proofErr w:type="spellStart"/>
-      <w:r>
-        <w:t>optimo</w:t>
-      </w:r>
-      <w:proofErr w:type="spellEnd"/>
-      <w:r>
-        <w:t xml:space="preserve"> </w:t>
-      </w:r>
-      <w:proofErr w:type="spellStart"/>
-      <w:r>
-        <w:t>adulescenti</w:t>
-      </w:r>
-      <w:proofErr w:type="spellEnd"/>
-      <w:r>
-        <w:t xml:space="preserve"> </w:t>
-      </w:r>
-      <w:proofErr w:type="spellStart"/>
-      <w:r>
-        <w:t>meo</w:t>
-      </w:r>
-      <w:proofErr w:type="spellEnd"/>
-      <w:r>
-        <w:t xml:space="preserve"> </w:t>
-      </w:r>
-      <w:proofErr w:type="spellStart"/>
-      <w:r>
-        <w:t>necessario</w:t>
-      </w:r>
-      <w:proofErr w:type="spellEnd"/>
-      <w:r>
-        <w:t xml:space="preserve">, </w:t>
-      </w:r>
-      <w:proofErr w:type="spellStart"/>
-      <w:r>
-        <w:t>ignosco</w:t>
-      </w:r>
-      <w:proofErr w:type="spellEnd"/>
-      <w:r>
-        <w:t xml:space="preserve">, qui </w:t>
-      </w:r>
-      <w:proofErr w:type="spellStart"/>
-      <w:r>
-        <w:t>habet</w:t>
-      </w:r>
-      <w:proofErr w:type="spellEnd"/>
-      <w:r>
-        <w:t xml:space="preserve"> </w:t>
-      </w:r>
-      <w:proofErr w:type="spellStart"/>
-      <w:r>
-        <w:t>excusationem</w:t>
-      </w:r>
-      <w:proofErr w:type="spellEnd"/>
-      <w:r>
-        <w:t xml:space="preserve"> </w:t>
-      </w:r>
-      <w:proofErr w:type="spellStart"/>
-      <w:r>
-        <w:t>vel</w:t>
-      </w:r>
-      <w:proofErr w:type="spellEnd"/>
-      <w:r>
-        <w:t xml:space="preserve"> </w:t>
-      </w:r>
-      <w:proofErr w:type="spellStart"/>
-      <w:r>
-        <w:t>pietatis</w:t>
-      </w:r>
-      <w:proofErr w:type="spellEnd"/>
-      <w:r>
-        <w:t xml:space="preserve"> </w:t>
-      </w:r>
-      <w:proofErr w:type="spellStart"/>
-      <w:r>
-        <w:t>vel</w:t>
-      </w:r>
-      <w:proofErr w:type="spellEnd"/>
-      <w:r>
-        <w:t xml:space="preserve"> </w:t>
-      </w:r>
-      <w:proofErr w:type="spellStart"/>
-      <w:r>
-        <w:t>necessitatis</w:t>
-      </w:r>
-      <w:proofErr w:type="spellEnd"/>
-      <w:r>
-        <w:t xml:space="preserve"> </w:t>
-      </w:r>
-      <w:proofErr w:type="spellStart"/>
-      <w:r>
-        <w:t>vel</w:t>
-      </w:r>
-      <w:proofErr w:type="spellEnd"/>
-      <w:r>
-        <w:t xml:space="preserve"> </w:t>
-      </w:r>
-      <w:proofErr w:type="spellStart"/>
-      <w:r>
-        <w:t>aetatis</w:t>
-      </w:r>
-      <w:proofErr w:type="spellEnd"/>
-      <w:r>
-        <w:t xml:space="preserve">. Si </w:t>
-      </w:r>
-      <w:proofErr w:type="spellStart"/>
-      <w:r>
-        <w:t>voluit</w:t>
-      </w:r>
-      <w:proofErr w:type="spellEnd"/>
-      <w:r>
-        <w:t xml:space="preserve"> </w:t>
-      </w:r>
-      <w:proofErr w:type="spellStart"/>
-      <w:r>
-        <w:t>accusare</w:t>
-      </w:r>
-      <w:proofErr w:type="spellEnd"/>
-      <w:r>
-        <w:t xml:space="preserve">, </w:t>
-      </w:r>
-      <w:proofErr w:type="spellStart"/>
-      <w:r>
-        <w:t>pietati</w:t>
-      </w:r>
-      <w:proofErr w:type="spellEnd"/>
-      <w:r>
-        <w:t xml:space="preserve"> </w:t>
-      </w:r>
-      <w:proofErr w:type="spellStart"/>
-      <w:r>
-        <w:t>tribuo</w:t>
-      </w:r>
-      <w:proofErr w:type="spellEnd"/>
-      <w:r>
-        <w:t xml:space="preserve">, si </w:t>
-      </w:r>
-      <w:proofErr w:type="spellStart"/>
-      <w:r>
-        <w:t>iussus</w:t>
-      </w:r>
-      <w:proofErr w:type="spellEnd"/>
-      <w:r>
-        <w:t xml:space="preserve"> est, </w:t>
-      </w:r>
-      <w:proofErr w:type="spellStart"/>
-      <w:r>
-        <w:t>necessitati</w:t>
-      </w:r>
-      <w:proofErr w:type="spellEnd"/>
-      <w:r>
-        <w:t xml:space="preserve">, si </w:t>
-      </w:r>
-      <w:proofErr w:type="spellStart"/>
-      <w:r>
-        <w:t>speravit</w:t>
-      </w:r>
-      <w:proofErr w:type="spellEnd"/>
-      <w:r>
-        <w:t xml:space="preserve"> </w:t>
-      </w:r>
-      <w:proofErr w:type="spellStart"/>
-      <w:r>
-        <w:t>aliquid</w:t>
-      </w:r>
-      <w:proofErr w:type="spellEnd"/>
-      <w:r>
-        <w:t xml:space="preserve">, </w:t>
-      </w:r>
-      <w:proofErr w:type="spellStart"/>
-      <w:r>
-        <w:t>pueritiae</w:t>
-      </w:r>
-      <w:proofErr w:type="spellEnd"/>
-      <w:r>
-        <w:t xml:space="preserve">. </w:t>
-      </w:r>
-      <w:proofErr w:type="spellStart"/>
-      <w:r>
-        <w:t>Ceteris</w:t>
-      </w:r>
-      <w:proofErr w:type="spellEnd"/>
-      <w:r>
-        <w:t xml:space="preserve"> non modo nihil </w:t>
-      </w:r>
-      <w:proofErr w:type="spellStart"/>
-      <w:r>
-        <w:t>ignoscendum</w:t>
-      </w:r>
-      <w:proofErr w:type="spellEnd"/>
-      <w:r>
-        <w:t xml:space="preserve">, </w:t>
-      </w:r>
-      <w:proofErr w:type="spellStart"/>
-      <w:r>
-        <w:t>sed</w:t>
-      </w:r>
-      <w:proofErr w:type="spellEnd"/>
-      <w:r>
-        <w:t xml:space="preserve"> </w:t>
-      </w:r>
-      <w:proofErr w:type="spellStart"/>
-      <w:r>
-        <w:t>etiam</w:t>
-      </w:r>
-      <w:proofErr w:type="spellEnd"/>
-      <w:r>
-        <w:t xml:space="preserve"> </w:t>
-      </w:r>
-      <w:proofErr w:type="spellStart"/>
-      <w:r>
-        <w:t>acriter</w:t>
-      </w:r>
-      <w:proofErr w:type="spellEnd"/>
-      <w:r>
-        <w:t xml:space="preserve"> est </w:t>
-      </w:r>
-      <w:proofErr w:type="spellStart"/>
-      <w:r>
-        <w:t>resistendum</w:t>
-      </w:r>
-      <w:proofErr w:type="spellEnd"/>
-      <w:r>
-        <w:t>.</w:t>
       </w:r>
     </w:p>
     <w:p>
@@ -11144,6 +11080,7 @@
         <w:rPr>
           <w:i/>
           <w:sz w:val="24"/>
+          <w:lang w:val="en-US"/>
         </w:rPr>
       </w:pPr>
     </w:p>
@@ -11154,6 +11091,7 @@
         <w:rPr>
           <w:i/>
           <w:sz w:val="24"/>
+          <w:lang w:val="en-US"/>
         </w:rPr>
       </w:pPr>
     </w:p>
@@ -11164,6 +11102,7 @@
         <w:rPr>
           <w:i/>
           <w:sz w:val="24"/>
+          <w:lang w:val="en-US"/>
         </w:rPr>
       </w:pPr>
     </w:p>
@@ -11174,6 +11113,7 @@
         <w:rPr>
           <w:i/>
           <w:sz w:val="24"/>
+          <w:lang w:val="en-US"/>
         </w:rPr>
       </w:pPr>
     </w:p>
@@ -11183,11 +11123,13 @@
         <w:jc w:val="left"/>
         <w:rPr>
           <w:sz w:val="24"/>
+          <w:lang w:val="en-US"/>
         </w:rPr>
       </w:pPr>
       <w:r>
         <w:rPr>
           <w:sz w:val="24"/>
+          <w:lang w:val="en-US"/>
         </w:rPr>
         <w:br w:type="page"/>
       </w:r>
@@ -11196,9 +11138,9 @@
       <w:pPr>
         <w:pStyle w:val="Heading1"/>
       </w:pPr>
-      <w:bookmarkStart w:id="42" w:name="_Toc89960513"/>
-      <w:bookmarkStart w:id="43" w:name="_Toc105689043"/>
-      <w:bookmarkStart w:id="44" w:name="_Toc229755642"/>
+      <w:bookmarkStart w:id="42" w:name="_Toc229755642"/>
+      <w:bookmarkStart w:id="43" w:name="_Toc89960513"/>
+      <w:bookmarkStart w:id="44" w:name="_Toc105689043"/>
       <w:proofErr w:type="spellStart"/>
       <w:r>
         <w:rPr>
@@ -11208,7 +11150,7 @@
         <w:lastRenderedPageBreak/>
         <w:t>Experiment</w:t>
       </w:r>
-      <w:bookmarkEnd w:id="44"/>
+      <w:bookmarkEnd w:id="42"/>
       <w:proofErr w:type="spellEnd"/>
     </w:p>
     <w:p/>
@@ -12809,8 +12751,8 @@
     </w:p>
     <w:p/>
     <w:p/>
-    <w:bookmarkEnd w:id="42"/>
     <w:bookmarkEnd w:id="43"/>
+    <w:bookmarkEnd w:id="44"/>
     <w:p/>
     <w:p/>
     <w:p>
@@ -12819,7 +12761,7 @@
           <w:sz w:val="24"/>
         </w:rPr>
         <w:sectPr>
-          <w:footerReference w:type="default" r:id="rId11"/>
+          <w:footerReference w:type="default" r:id="rId12"/>
           <w:pgSz w:w="11906" w:h="16838"/>
           <w:pgMar w:top="1417" w:right="1417" w:bottom="1417" w:left="1417" w:header="708" w:footer="708" w:gutter="0"/>
           <w:cols w:space="708"/>
@@ -12986,7 +12928,6 @@
       <w:r>
         <w:rPr>
           <w:color w:val="000000" w:themeColor="text1"/>
-          <w:lang w:val="en-US"/>
         </w:rPr>
         <w:instrText xml:space="preserve"> ADDIN ZOTERO_BIBL {"uncited":[],"omitted":[],"custom":[]} CSL_BIBLIOGRAPHY </w:instrText>
       </w:r>
@@ -12995,13 +12936,19 @@
           <w:color w:val="000000" w:themeColor="text1"/>
         </w:rPr>
         <w:fldChar w:fldCharType="separate"/>
+      </w:r>
+      <w:r>
+        <w:rPr>
+          <w:color w:val="000000"/>
+        </w:rPr>
+        <w:t xml:space="preserve">Borg, S. (2003). </w:t>
       </w:r>
       <w:r>
         <w:rPr>
           <w:color w:val="000000"/>
           <w:lang w:val="en-GB"/>
         </w:rPr>
-        <w:t xml:space="preserve">Borg, S. (2003). Teacher cognition in language teaching: A review of research on what language teachers think, know, believe, and do. </w:t>
+        <w:t xml:space="preserve">Teacher cognition in language teaching: A review of research on what language teachers think, know, believe, and do. </w:t>
       </w:r>
       <w:r>
         <w:rPr>
@@ -13129,39 +13076,7 @@
           <w:color w:val="000000"/>
           <w:lang w:val="en-GB"/>
         </w:rPr>
-        <w:t>Serin, H. (2018). A Comparison of Teacher-</w:t>
-      </w:r>
-      <w:proofErr w:type="spellStart"/>
-      <w:r>
-        <w:rPr>
-          <w:color w:val="000000"/>
-          <w:lang w:val="en-GB"/>
-        </w:rPr>
-        <w:t>Centered</w:t>
-      </w:r>
-      <w:proofErr w:type="spellEnd"/>
-      <w:r>
-        <w:rPr>
-          <w:color w:val="000000"/>
-          <w:lang w:val="en-GB"/>
-        </w:rPr>
-        <w:t xml:space="preserve"> and Student-</w:t>
-      </w:r>
-      <w:proofErr w:type="spellStart"/>
-      <w:r>
-        <w:rPr>
-          <w:color w:val="000000"/>
-          <w:lang w:val="en-GB"/>
-        </w:rPr>
-        <w:t>Centered</w:t>
-      </w:r>
-      <w:proofErr w:type="spellEnd"/>
-      <w:r>
-        <w:rPr>
-          <w:color w:val="000000"/>
-          <w:lang w:val="en-GB"/>
-        </w:rPr>
-        <w:t xml:space="preserve"> Approaches in Educational Settings. </w:t>
+        <w:t xml:space="preserve">Serin, H. (2018). A Comparison of Teacher-Centered and Student-Centered Approaches in Educational Settings. </w:t>
       </w:r>
       <w:r>
         <w:rPr>
@@ -13272,11 +13187,11 @@
       <w:bookmarkStart w:id="55" w:name="_Toc169622417"/>
       <w:bookmarkStart w:id="56" w:name="_Toc169622625"/>
       <w:bookmarkStart w:id="57" w:name="_Toc218677531"/>
-      <w:bookmarkStart w:id="58" w:name="_Toc105689048"/>
-      <w:bookmarkStart w:id="59" w:name="_Toc107222888"/>
-      <w:bookmarkStart w:id="60" w:name="_Toc158131120"/>
-      <w:bookmarkStart w:id="61" w:name="_Toc158131245"/>
-      <w:bookmarkStart w:id="62" w:name="_Toc229755646"/>
+      <w:bookmarkStart w:id="58" w:name="_Toc229755646"/>
+      <w:bookmarkStart w:id="59" w:name="_Toc105689048"/>
+      <w:bookmarkStart w:id="60" w:name="_Toc107222888"/>
+      <w:bookmarkStart w:id="61" w:name="_Toc158131120"/>
+      <w:bookmarkStart w:id="62" w:name="_Toc158131245"/>
       <w:r>
         <w:rPr>
           <w:lang w:val="en-US"/>
@@ -13287,7 +13202,7 @@
       <w:bookmarkEnd w:id="55"/>
       <w:bookmarkEnd w:id="56"/>
       <w:bookmarkEnd w:id="57"/>
-      <w:bookmarkEnd w:id="62"/>
+      <w:bookmarkEnd w:id="58"/>
     </w:p>
     <w:p>
       <w:pPr>
@@ -13458,10 +13373,10 @@
         <w:lastRenderedPageBreak/>
         <w:t>Table des illustrations</w:t>
       </w:r>
-      <w:bookmarkEnd w:id="58"/>
       <w:bookmarkEnd w:id="59"/>
       <w:bookmarkEnd w:id="60"/>
       <w:bookmarkEnd w:id="61"/>
+      <w:bookmarkEnd w:id="62"/>
       <w:bookmarkEnd w:id="63"/>
       <w:bookmarkEnd w:id="64"/>
       <w:bookmarkEnd w:id="65"/>
@@ -13491,7 +13406,7 @@
     <w:p>
       <w:pPr>
         <w:sectPr>
-          <w:headerReference w:type="default" r:id="rId12"/>
+          <w:headerReference w:type="default" r:id="rId13"/>
           <w:pgSz w:w="11906" w:h="16838"/>
           <w:pgMar w:top="1417" w:right="1417" w:bottom="1417" w:left="1417" w:header="708" w:footer="708" w:gutter="0"/>
           <w:cols w:space="708"/>
@@ -13568,7 +13483,7 @@
           <w:sz w:val="24"/>
         </w:rPr>
         <w:sectPr>
-          <w:footerReference w:type="default" r:id="rId13"/>
+          <w:footerReference w:type="default" r:id="rId14"/>
           <w:pgSz w:w="11906" w:h="16838"/>
           <w:pgMar w:top="1417" w:right="1417" w:bottom="1417" w:left="1417" w:header="708" w:footer="708" w:gutter="0"/>
           <w:pgNumType w:start="1"/>
@@ -13647,8 +13562,8 @@
       </w:r>
     </w:p>
     <w:sectPr>
-      <w:headerReference w:type="default" r:id="rId14"/>
-      <w:footerReference w:type="default" r:id="rId15"/>
+      <w:headerReference w:type="default" r:id="rId15"/>
+      <w:footerReference w:type="default" r:id="rId16"/>
       <w:pgSz w:w="11906" w:h="16838"/>
       <w:pgMar w:top="1417" w:right="1417" w:bottom="1417" w:left="1417" w:header="708" w:footer="708" w:gutter="0"/>
       <w:cols w:space="708"/>

--- a/my_report/Thesis_Report_English.docx
+++ b/my_report/Thesis_Report_English.docx
@@ -174,7 +174,7 @@
                                     <pic:cNvPicPr/>
                                   </pic:nvPicPr>
                                   <pic:blipFill>
-                                    <a:blip r:embed="rId9">
+                                    <a:blip r:embed="rId8">
                                       <a:extLst>
                                         <a:ext uri="{28A0092B-C50C-407E-A947-70E740481C1C}">
                                           <a14:useLocalDpi xmlns:a14="http://schemas.microsoft.com/office/drawing/2010/main" val="0"/>
@@ -238,7 +238,7 @@
                     <pic:cNvPicPr/>
                   </pic:nvPicPr>
                   <pic:blipFill>
-                    <a:blip r:embed="rId10" cstate="print">
+                    <a:blip r:embed="rId9" cstate="print">
                       <a:extLst>
                         <a:ext uri="{28A0092B-C50C-407E-A947-70E740481C1C}">
                           <a14:useLocalDpi xmlns:a14="http://schemas.microsoft.com/office/drawing/2010/main" val="0"/>
@@ -567,7 +567,7 @@
           <w:b/>
         </w:rPr>
         <w:sectPr>
-          <w:headerReference w:type="default" r:id="rId11"/>
+          <w:headerReference w:type="default" r:id="rId10"/>
           <w:pgSz w:w="11906" w:h="16838"/>
           <w:pgMar w:top="1417" w:right="1417" w:bottom="1417" w:left="1417" w:header="708" w:footer="708" w:gutter="0"/>
           <w:cols w:space="708"/>
@@ -5514,7 +5514,7 @@
           <w:szCs w:val="24"/>
           <w:lang w:val="en-US"/>
         </w:rPr>
-        <w:t>Foreign language teaching has evolved from grammar-translation methods emphasizing memorization and accuracy toward communicative approaches prioritizing authentic interaction</w:t>
+        <w:t>L</w:t>
       </w:r>
       <w:r>
         <w:rPr>
@@ -5523,18 +5523,17 @@
           <w:szCs w:val="24"/>
           <w:lang w:val="en-US"/>
         </w:rPr>
-        <w:t>.</w:t>
-      </w:r>
-    </w:p>
-    <w:p>
-      <w:pPr>
+        <w:t xml:space="preserve">anguage teaching has </w:t>
+      </w:r>
+      <w:r>
         <w:rPr>
           <w:rFonts w:ascii="Times New Roman" w:hAnsi="Times New Roman" w:cs="Times New Roman"/>
           <w:sz w:val="24"/>
           <w:szCs w:val="24"/>
           <w:lang w:val="en-US"/>
         </w:rPr>
-      </w:pPr>
+        <w:t xml:space="preserve">transitioned </w:t>
+      </w:r>
       <w:r>
         <w:rPr>
           <w:rFonts w:ascii="Times New Roman" w:hAnsi="Times New Roman" w:cs="Times New Roman"/>
@@ -5542,7 +5541,7 @@
           <w:szCs w:val="24"/>
           <w:lang w:val="en-US"/>
         </w:rPr>
-        <w:t xml:space="preserve">As T. Pica </w:t>
+        <w:t>from grammar-translation methods</w:t>
       </w:r>
       <w:r>
         <w:rPr>
@@ -5551,7 +5550,7 @@
           <w:szCs w:val="24"/>
           <w:lang w:val="en-US"/>
         </w:rPr>
-        <w:fldChar w:fldCharType="begin"/>
+        <w:t xml:space="preserve"> focusing on </w:t>
       </w:r>
       <w:r>
         <w:rPr>
@@ -5560,7 +5559,34 @@
           <w:szCs w:val="24"/>
           <w:lang w:val="en-US"/>
         </w:rPr>
-        <w:instrText xml:space="preserve"> ADDIN ZOTERO_ITEM CSL_CITATION {"citationID":"HBxM8tMv","properties":{"unsorted":false,"formattedCitation":"(Pica, 2000)","plainCitation":"(Pica, 2000)","noteIndex":0},"citationItems":[{"id":147,"uris":["http://zotero.org/users/18489330/items/YFVUT5VI"],"itemData":{"id":147,"type":"article-journal","abstract":"The field of English language teaching is in transition, as it seeks new approaches, and re-examines older ones, in order to address the range and level of English proficiency required for participation in today's global community. This article describes the context of the transitional period, discusses the contributions of second language acquisition theory and research therein, and reviews classroom principles and related techniques that have already emerged.","container-title":"System","DOI":"10.1016/S0346-251X(99)00057-3","ISSN":"0346-251X","issue":"1","journalAbbreviation":"System","page":"1-18","source":"ScienceDirect","title":"Tradition and transition in English language teaching methodology1","volume":"28","author":[{"family":"Pica","given":"T."}],"issued":{"date-parts":[["2000",3,1]]}}}],"schema":"https://github.com/citation-style-language/schema/raw/master/csl-citation.json"} </w:instrText>
+        <w:t xml:space="preserve"> memorization and accuracy toward communicative approaches prioritizing authentic interaction</w:t>
+      </w:r>
+      <w:r>
+        <w:rPr>
+          <w:rFonts w:ascii="Times New Roman" w:hAnsi="Times New Roman" w:cs="Times New Roman"/>
+          <w:sz w:val="24"/>
+          <w:szCs w:val="24"/>
+          <w:lang w:val="en-US"/>
+        </w:rPr>
+        <w:t xml:space="preserve"> </w:t>
+      </w:r>
+      <w:r>
+        <w:rPr>
+          <w:rFonts w:ascii="Times New Roman" w:hAnsi="Times New Roman" w:cs="Times New Roman"/>
+          <w:sz w:val="24"/>
+          <w:szCs w:val="24"/>
+          <w:lang w:val="en-US"/>
+        </w:rPr>
+        <w:fldChar w:fldCharType="begin"/>
+      </w:r>
+      <w:r>
+        <w:rPr>
+          <w:rFonts w:ascii="Times New Roman" w:hAnsi="Times New Roman" w:cs="Times New Roman"/>
+          <w:sz w:val="24"/>
+          <w:szCs w:val="24"/>
+          <w:lang w:val="en-US"/>
+        </w:rPr>
+        <w:instrText xml:space="preserve"> ADDIN ZOTERO_ITEM CSL_CITATION {"citationID":"DAl51j53","properties":{"unsorted":false,"formattedCitation":"(Richards &amp; Rodgers, 2014)","plainCitation":"(Richards &amp; Rodgers, 2014)","noteIndex":0},"citationItems":[{"id":149,"uris":["http://zotero.org/users/18489330/items/AVDZ9PE3"],"itemData":{"id":149,"type":"book","abstract":"This third edition of Approaches and Methods in Language Teaching is an extensive revision of the popular and accessible text. Like previous editions, this book surveys the major approaches and methods in language teaching such as Grammar Translation, Audiolingualism, Communicative Language Teaching, and the Natural Approach. It examines each approach and method in terms of its theory of language and language learning, goals, syllabus, teaching activities, teacher and learner roles, materials, and classroom techniques. --","ISBN":"978-1-107-67596-4","language":"en","note":"Google-Books-ID: HrhkAwAAQBAJ","number-of-pages":"421","publisher":"Cambridge University Press","source":"Google Books","title":"Approaches and Methods in Language Teaching","author":[{"family":"Richards","given":"Jack C."},{"family":"Rodgers","given":"Theodore S."}],"issued":{"date-parts":[["2014",4,16]]}}}],"schema":"https://github.com/citation-style-language/schema/raw/master/csl-citation.json"} </w:instrText>
       </w:r>
       <w:r>
         <w:rPr>
@@ -5579,7 +5605,7 @@
           <w:szCs w:val="24"/>
           <w:lang w:val="en-US"/>
         </w:rPr>
-        <w:t>(Pica, 2000)</w:t>
+        <w:t>(Richards &amp; Rodgers, 2014)</w:t>
       </w:r>
       <w:r>
         <w:rPr>
@@ -5597,35 +5623,27 @@
           <w:szCs w:val="24"/>
           <w:lang w:val="en-US"/>
         </w:rPr>
-        <w:t xml:space="preserve"> discusses the changes that occur in English language teaching, one can identify the several important moments in the transformation that eventually created a pathway to the modern foreign language teaching practices today.</w:t>
-      </w:r>
-      <w:r>
+        <w:t xml:space="preserve">. </w:t>
+      </w:r>
+    </w:p>
+    <w:p>
+      <w:pPr>
         <w:rPr>
           <w:rFonts w:ascii="Times New Roman" w:hAnsi="Times New Roman" w:cs="Times New Roman"/>
           <w:sz w:val="24"/>
           <w:szCs w:val="24"/>
           <w:lang w:val="en-US"/>
         </w:rPr>
-        <w:br/>
-      </w:r>
-    </w:p>
-    <w:p>
-      <w:pPr>
-        <w:pStyle w:val="Heading2"/>
-      </w:pPr>
-      <w:r>
-        <w:t>Teacher Perspective Before AI</w:t>
-      </w:r>
-    </w:p>
-    <w:p>
-      <w:pPr>
+      </w:pPr>
+      <w:r>
         <w:rPr>
           <w:rFonts w:ascii="Times New Roman" w:hAnsi="Times New Roman" w:cs="Times New Roman"/>
           <w:sz w:val="24"/>
           <w:szCs w:val="24"/>
           <w:lang w:val="en-US"/>
         </w:rPr>
-      </w:pPr>
+        <w:t>However, regardless of the pedagogical approach, one constant remains: teachers must translate these methodological principles into concrete</w:t>
+      </w:r>
       <w:r>
         <w:rPr>
           <w:rFonts w:ascii="Times New Roman" w:hAnsi="Times New Roman" w:cs="Times New Roman"/>
@@ -5633,7 +5651,7 @@
           <w:szCs w:val="24"/>
           <w:lang w:val="en-US"/>
         </w:rPr>
-        <w:t xml:space="preserve">Traditional </w:t>
+        <w:t xml:space="preserve"> </w:t>
       </w:r>
       <w:r>
         <w:rPr>
@@ -5642,7 +5660,7 @@
           <w:szCs w:val="24"/>
           <w:lang w:val="en-US"/>
         </w:rPr>
-        <w:t xml:space="preserve">language </w:t>
+        <w:t>classroom</w:t>
       </w:r>
       <w:r>
         <w:rPr>
@@ -5651,7 +5669,7 @@
           <w:szCs w:val="24"/>
           <w:lang w:val="en-US"/>
         </w:rPr>
-        <w:t xml:space="preserve">education </w:t>
+        <w:t xml:space="preserve"> </w:t>
       </w:r>
       <w:r>
         <w:rPr>
@@ -5660,7 +5678,7 @@
           <w:szCs w:val="24"/>
           <w:lang w:val="en-US"/>
         </w:rPr>
-        <w:t>is known to follow a</w:t>
+        <w:t>practice through lesson</w:t>
       </w:r>
       <w:r>
         <w:rPr>
@@ -5669,9 +5687,8 @@
           <w:szCs w:val="24"/>
           <w:lang w:val="en-US"/>
         </w:rPr>
-        <w:t xml:space="preserve"> teacher-</w:t>
-      </w:r>
-      <w:proofErr w:type="spellStart"/>
+        <w:t xml:space="preserve"> </w:t>
+      </w:r>
       <w:r>
         <w:rPr>
           <w:rFonts w:ascii="Times New Roman" w:hAnsi="Times New Roman" w:cs="Times New Roman"/>
@@ -5679,9 +5696,8 @@
           <w:szCs w:val="24"/>
           <w:lang w:val="en-US"/>
         </w:rPr>
-        <w:t>centred</w:t>
-      </w:r>
-      <w:proofErr w:type="spellEnd"/>
+        <w:t>planning.</w:t>
+      </w:r>
       <w:r>
         <w:rPr>
           <w:rFonts w:ascii="Times New Roman" w:hAnsi="Times New Roman" w:cs="Times New Roman"/>
@@ -5689,17 +5705,40 @@
           <w:szCs w:val="24"/>
           <w:lang w:val="en-US"/>
         </w:rPr>
-        <w:t xml:space="preserve"> approach</w:t>
-      </w:r>
-      <w:r>
+        <w:br/>
+      </w:r>
+    </w:p>
+    <w:p>
+      <w:pPr>
+        <w:jc w:val="center"/>
+        <w:rPr>
+          <w:rFonts w:eastAsiaTheme="majorEastAsia" w:cstheme="majorBidi"/>
+          <w:smallCaps/>
+          <w:sz w:val="36"/>
+          <w:szCs w:val="26"/>
+          <w:lang w:val="en-US"/>
+        </w:rPr>
+      </w:pPr>
+      <w:r>
+        <w:rPr>
+          <w:rFonts w:eastAsiaTheme="majorEastAsia" w:cstheme="majorBidi"/>
+          <w:smallCaps/>
+          <w:sz w:val="36"/>
+          <w:szCs w:val="26"/>
+          <w:lang w:val="en-US"/>
+        </w:rPr>
+        <w:t>TEACHER PERSPECTIVE BEFORE AI</w:t>
+      </w:r>
+    </w:p>
+    <w:p>
+      <w:pPr>
         <w:rPr>
           <w:rFonts w:ascii="Times New Roman" w:hAnsi="Times New Roman" w:cs="Times New Roman"/>
           <w:sz w:val="24"/>
           <w:szCs w:val="24"/>
           <w:lang w:val="en-US"/>
         </w:rPr>
-        <w:t>, putting much emphasis on</w:t>
-      </w:r>
+      </w:pPr>
       <w:r>
         <w:rPr>
           <w:rFonts w:ascii="Times New Roman" w:hAnsi="Times New Roman" w:cs="Times New Roman"/>
@@ -5707,8 +5746,9 @@
           <w:szCs w:val="24"/>
           <w:lang w:val="en-US"/>
         </w:rPr>
-        <w:t xml:space="preserve"> </w:t>
-      </w:r>
+        <w:t xml:space="preserve">Regardless of the pedagogical approach, whether grammar-translation, communicative or any other, the methods were not </w:t>
+      </w:r>
+      <w:proofErr w:type="spellStart"/>
       <w:r>
         <w:rPr>
           <w:rFonts w:ascii="Times New Roman" w:hAnsi="Times New Roman" w:cs="Times New Roman"/>
@@ -5716,8 +5756,9 @@
           <w:szCs w:val="24"/>
           <w:lang w:val="en-US"/>
         </w:rPr>
-        <w:t>literary translations,</w:t>
-      </w:r>
+        <w:t>self executing</w:t>
+      </w:r>
+      <w:proofErr w:type="spellEnd"/>
       <w:r>
         <w:rPr>
           <w:rFonts w:ascii="Times New Roman" w:hAnsi="Times New Roman" w:cs="Times New Roman"/>
@@ -5725,7 +5766,7 @@
           <w:szCs w:val="24"/>
           <w:lang w:val="en-US"/>
         </w:rPr>
-        <w:t xml:space="preserve"> mandatory</w:t>
+        <w:t xml:space="preserve">. Teachers had to translate the methodological principles into sensible instructional sequences, lesson plans and classroom activities. This process place considerable responsibility on the teachers, work they usually performed outside of their classroom time. </w:t>
       </w:r>
       <w:r>
         <w:rPr>
@@ -5734,7 +5775,7 @@
           <w:szCs w:val="24"/>
           <w:lang w:val="en-US"/>
         </w:rPr>
-        <w:t xml:space="preserve"> </w:t>
+        <w:t>Lesson preparation thus became a cognitive and time-intensive process shaped by teachers' beliefs, experience, and interpretations of classroom contexts</w:t>
       </w:r>
       <w:r>
         <w:rPr>
@@ -5743,7 +5784,7 @@
           <w:szCs w:val="24"/>
           <w:lang w:val="en-US"/>
         </w:rPr>
-        <w:t xml:space="preserve">grammatical instructions, memorization </w:t>
+        <w:t xml:space="preserve"> </w:t>
       </w:r>
       <w:r>
         <w:rPr>
@@ -5752,7 +5793,7 @@
           <w:szCs w:val="24"/>
           <w:lang w:val="en-US"/>
         </w:rPr>
-        <w:t>and repetition</w:t>
+        <w:fldChar w:fldCharType="begin"/>
       </w:r>
       <w:r>
         <w:rPr>
@@ -5761,25 +5802,7 @@
           <w:szCs w:val="24"/>
           <w:lang w:val="en-US"/>
         </w:rPr>
-        <w:t xml:space="preserve"> </w:t>
-      </w:r>
-      <w:r>
-        <w:rPr>
-          <w:rFonts w:ascii="Times New Roman" w:hAnsi="Times New Roman" w:cs="Times New Roman"/>
-          <w:sz w:val="24"/>
-          <w:szCs w:val="24"/>
-          <w:lang w:val="en-US"/>
-        </w:rPr>
-        <w:fldChar w:fldCharType="begin"/>
-      </w:r>
-      <w:r>
-        <w:rPr>
-          <w:rFonts w:ascii="Times New Roman" w:hAnsi="Times New Roman" w:cs="Times New Roman"/>
-          <w:sz w:val="24"/>
-          <w:szCs w:val="24"/>
-          <w:lang w:val="en-US"/>
-        </w:rPr>
-        <w:instrText xml:space="preserve"> ADDIN ZOTERO_ITEM CSL_CITATION {"citationID":"pWni6ITm","properties":{"unsorted":false,"formattedCitation":"(Richards &amp; Rodgers, 2014)","plainCitation":"(Richards &amp; Rodgers, 2014)","noteIndex":0},"citationItems":[{"id":149,"uris":["http://zotero.org/users/18489330/items/AVDZ9PE3"],"itemData":{"id":149,"type":"book","abstract":"This third edition of Approaches and Methods in Language Teaching is an extensive revision of the popular and accessible text. Like previous editions, this book surveys the major approaches and methods in language teaching such as Grammar Translation, Audiolingualism, Communicative Language Teaching, and the Natural Approach. It examines each approach and method in terms of its theory of language and language learning, goals, syllabus, teaching activities, teacher and learner roles, materials, and classroom techniques. --","ISBN":"978-1-107-67596-4","language":"en","note":"Google-Books-ID: HrhkAwAAQBAJ","number-of-pages":"421","publisher":"Cambridge University Press","source":"Google Books","title":"Approaches and Methods in Language Teaching","author":[{"family":"Richards","given":"Jack C."},{"family":"Rodgers","given":"Theodore S."}],"issued":{"date-parts":[["2014",4,16]]}}}],"schema":"https://github.com/citation-style-language/schema/raw/master/csl-citation.json"} </w:instrText>
+        <w:instrText xml:space="preserve"> ADDIN ZOTERO_ITEM CSL_CITATION {"citationID":"uBTRXVhy","properties":{"unsorted":false,"formattedCitation":"(Borg, 2003)","plainCitation":"(Borg, 2003)","noteIndex":0},"citationItems":[{"id":151,"uris":["http://zotero.org/users/18489330/items/QSTLSCIW"],"itemData":{"id":151,"type":"article-journal","abstract":"This paper reviews a selection of research from the field of foreign and second language teaching into what is referred to here as teacher cognition – what teachers think, know, and believe and the relationships of these mental constructs to what teachers do in the language teaching classroom. Within a framework suggested by more general mainstream educational research on teacher cognition, language teacher cognition is here discussed with reference to three main themes: (1) cognition and prior language learning experience, (2) cognition and teacher education, and (3) cognition and classroom practice. In addition, the findings of studies into two specific curricular areas in language teaching which have been examined by teacher cognition – grammar teaching and literacy – are discussed. This review indicates that, while the study of teacher cognition has established itself on the research agenda in the field of language teaching and provided valuable insight into the mental lives of language teachers, a clear sense of unity is lacking in the work and there are several major issues in language teaching which have yet to be explored from the perspective of teacher cognition.","container-title":"Language Teaching","DOI":"10.1017/S0261444803001903","ISSN":"1475-3049, 0261-4448","issue":"2","language":"en","page":"81-109","source":"Cambridge University Press","title":"Teacher cognition in language teaching: A review of research on what language teachers think, know, believe, and do","title-short":"Teacher cognition in language teaching","volume":"36","author":[{"family":"Borg","given":"Simon"}],"issued":{"date-parts":[["2003",4]]}}}],"schema":"https://github.com/citation-style-language/schema/raw/master/csl-citation.json"} </w:instrText>
       </w:r>
       <w:r>
         <w:rPr>
@@ -5798,7 +5821,7 @@
           <w:szCs w:val="24"/>
           <w:lang w:val="en-US"/>
         </w:rPr>
-        <w:t>(Richards &amp; Rodgers, 2014)</w:t>
+        <w:t>(Borg, 2003)</w:t>
       </w:r>
       <w:r>
         <w:rPr>
@@ -5825,304 +5848,7 @@
           <w:szCs w:val="24"/>
           <w:lang w:val="en-US"/>
         </w:rPr>
-        <w:t xml:space="preserve">This required prioritization of linguistic accuracy </w:t>
-      </w:r>
-      <w:r>
-        <w:rPr>
-          <w:rFonts w:ascii="Times New Roman" w:hAnsi="Times New Roman" w:cs="Times New Roman"/>
-          <w:sz w:val="24"/>
-          <w:szCs w:val="24"/>
-          <w:lang w:val="en-US"/>
-        </w:rPr>
-        <w:t xml:space="preserve">rather </w:t>
-      </w:r>
-      <w:r>
-        <w:rPr>
-          <w:rFonts w:ascii="Times New Roman" w:hAnsi="Times New Roman" w:cs="Times New Roman"/>
-          <w:sz w:val="24"/>
-          <w:szCs w:val="24"/>
-          <w:lang w:val="en-US"/>
-        </w:rPr>
-        <w:t>than the focusing on the need for language learning that is communication</w:t>
-      </w:r>
-      <w:r>
-        <w:rPr>
-          <w:rFonts w:ascii="Times New Roman" w:hAnsi="Times New Roman" w:cs="Times New Roman"/>
-          <w:sz w:val="24"/>
-          <w:szCs w:val="24"/>
-          <w:lang w:val="en-US"/>
-        </w:rPr>
-        <w:t xml:space="preserve">. </w:t>
-      </w:r>
-      <w:r>
-        <w:rPr>
-          <w:rFonts w:ascii="Times New Roman" w:hAnsi="Times New Roman" w:cs="Times New Roman"/>
-          <w:sz w:val="24"/>
-          <w:szCs w:val="24"/>
-          <w:lang w:val="en-US"/>
-        </w:rPr>
-        <w:t xml:space="preserve">However, these practices did not exist </w:t>
-      </w:r>
-      <w:proofErr w:type="spellStart"/>
-      <w:r>
-        <w:rPr>
-          <w:rFonts w:ascii="Times New Roman" w:hAnsi="Times New Roman" w:cs="Times New Roman"/>
-          <w:sz w:val="24"/>
-          <w:szCs w:val="24"/>
-          <w:lang w:val="en-US"/>
-        </w:rPr>
-        <w:t>idependently</w:t>
-      </w:r>
-      <w:proofErr w:type="spellEnd"/>
-      <w:r>
-        <w:rPr>
-          <w:rFonts w:ascii="Times New Roman" w:hAnsi="Times New Roman" w:cs="Times New Roman"/>
-          <w:sz w:val="24"/>
-          <w:szCs w:val="24"/>
-          <w:lang w:val="en-US"/>
-        </w:rPr>
-        <w:t xml:space="preserve">, for such practices to </w:t>
-      </w:r>
-      <w:proofErr w:type="spellStart"/>
-      <w:r>
-        <w:rPr>
-          <w:rFonts w:ascii="Times New Roman" w:hAnsi="Times New Roman" w:cs="Times New Roman"/>
-          <w:sz w:val="24"/>
-          <w:szCs w:val="24"/>
-          <w:lang w:val="en-US"/>
-        </w:rPr>
-        <w:t>florish</w:t>
-      </w:r>
-      <w:proofErr w:type="spellEnd"/>
-      <w:r>
-        <w:rPr>
-          <w:rFonts w:ascii="Times New Roman" w:hAnsi="Times New Roman" w:cs="Times New Roman"/>
-          <w:sz w:val="24"/>
-          <w:szCs w:val="24"/>
-          <w:lang w:val="en-US"/>
-        </w:rPr>
-        <w:t xml:space="preserve"> teachers were required to </w:t>
-      </w:r>
-      <w:proofErr w:type="spellStart"/>
-      <w:r>
-        <w:rPr>
-          <w:rFonts w:ascii="Times New Roman" w:hAnsi="Times New Roman" w:cs="Times New Roman"/>
-          <w:sz w:val="24"/>
-          <w:szCs w:val="24"/>
-          <w:lang w:val="en-US"/>
-        </w:rPr>
-        <w:t>interpet</w:t>
-      </w:r>
-      <w:proofErr w:type="spellEnd"/>
-      <w:r>
-        <w:rPr>
-          <w:rFonts w:ascii="Times New Roman" w:hAnsi="Times New Roman" w:cs="Times New Roman"/>
-          <w:sz w:val="24"/>
-          <w:szCs w:val="24"/>
-          <w:lang w:val="en-US"/>
-        </w:rPr>
-        <w:t xml:space="preserve"> them into classroom practices, as a result a major part of teacher’s time outside of just providing the classes were concentrated towards lesson planning. </w:t>
-      </w:r>
-    </w:p>
-    <w:p>
-      <w:pPr>
-        <w:rPr>
-          <w:rFonts w:ascii="Times New Roman" w:hAnsi="Times New Roman" w:cs="Times New Roman"/>
-          <w:sz w:val="24"/>
-          <w:szCs w:val="24"/>
-          <w:lang w:val="en-US"/>
-        </w:rPr>
-      </w:pPr>
-      <w:r>
-        <w:rPr>
-          <w:rFonts w:ascii="Times New Roman" w:hAnsi="Times New Roman" w:cs="Times New Roman"/>
-          <w:sz w:val="24"/>
-          <w:szCs w:val="24"/>
-          <w:lang w:val="en-US"/>
-        </w:rPr>
-        <w:t xml:space="preserve">The </w:t>
-      </w:r>
-      <w:r>
-        <w:rPr>
-          <w:rFonts w:ascii="Times New Roman" w:hAnsi="Times New Roman" w:cs="Times New Roman"/>
-          <w:sz w:val="24"/>
-          <w:szCs w:val="24"/>
-          <w:lang w:val="en-US"/>
-        </w:rPr>
-        <w:t>preparation of each lesson</w:t>
-      </w:r>
-      <w:r>
-        <w:rPr>
-          <w:rFonts w:ascii="Times New Roman" w:hAnsi="Times New Roman" w:cs="Times New Roman"/>
-          <w:sz w:val="24"/>
-          <w:szCs w:val="24"/>
-          <w:lang w:val="en-US"/>
-        </w:rPr>
-        <w:t xml:space="preserve"> </w:t>
-      </w:r>
-      <w:r>
-        <w:rPr>
-          <w:rFonts w:ascii="Times New Roman" w:hAnsi="Times New Roman" w:cs="Times New Roman"/>
-          <w:sz w:val="24"/>
-          <w:szCs w:val="24"/>
-          <w:lang w:val="en-US"/>
-        </w:rPr>
-        <w:t>before the emergence generative AI</w:t>
-      </w:r>
-      <w:r>
-        <w:rPr>
-          <w:rFonts w:ascii="Times New Roman" w:hAnsi="Times New Roman" w:cs="Times New Roman"/>
-          <w:sz w:val="24"/>
-          <w:szCs w:val="24"/>
-          <w:lang w:val="en-US"/>
-        </w:rPr>
-        <w:t xml:space="preserve"> therefore relied heavily </w:t>
-      </w:r>
-      <w:r>
-        <w:rPr>
-          <w:rFonts w:ascii="Times New Roman" w:hAnsi="Times New Roman" w:cs="Times New Roman"/>
-          <w:sz w:val="24"/>
-          <w:szCs w:val="24"/>
-          <w:lang w:val="en-US"/>
-        </w:rPr>
-        <w:t xml:space="preserve">on </w:t>
-      </w:r>
-      <w:r>
-        <w:rPr>
-          <w:rFonts w:ascii="Times New Roman" w:hAnsi="Times New Roman" w:cs="Times New Roman"/>
-          <w:sz w:val="24"/>
-          <w:szCs w:val="24"/>
-          <w:lang w:val="en-US"/>
-        </w:rPr>
-        <w:t>the</w:t>
-      </w:r>
-      <w:r>
-        <w:rPr>
-          <w:rFonts w:ascii="Times New Roman" w:hAnsi="Times New Roman" w:cs="Times New Roman"/>
-          <w:sz w:val="24"/>
-          <w:szCs w:val="24"/>
-          <w:lang w:val="en-US"/>
-        </w:rPr>
-        <w:t xml:space="preserve"> </w:t>
-      </w:r>
-      <w:r>
-        <w:rPr>
-          <w:rFonts w:ascii="Times New Roman" w:hAnsi="Times New Roman" w:cs="Times New Roman"/>
-          <w:sz w:val="24"/>
-          <w:szCs w:val="24"/>
-          <w:lang w:val="en-US"/>
-        </w:rPr>
-        <w:t xml:space="preserve">language </w:t>
-      </w:r>
-      <w:r>
-        <w:rPr>
-          <w:rFonts w:ascii="Times New Roman" w:hAnsi="Times New Roman" w:cs="Times New Roman"/>
-          <w:sz w:val="24"/>
-          <w:szCs w:val="24"/>
-          <w:lang w:val="en-US"/>
-        </w:rPr>
-        <w:t>teacher’s cognitive competences to make every decision related to the curriculum that involved not only</w:t>
-      </w:r>
-      <w:r>
-        <w:rPr>
-          <w:rFonts w:ascii="Times New Roman" w:hAnsi="Times New Roman" w:cs="Times New Roman"/>
-          <w:sz w:val="24"/>
-          <w:szCs w:val="24"/>
-          <w:lang w:val="en-US"/>
-        </w:rPr>
-        <w:t xml:space="preserve"> </w:t>
-      </w:r>
-      <w:r>
-        <w:rPr>
-          <w:rFonts w:ascii="Times New Roman" w:hAnsi="Times New Roman" w:cs="Times New Roman"/>
-          <w:sz w:val="24"/>
-          <w:szCs w:val="24"/>
-          <w:lang w:val="en-US"/>
-        </w:rPr>
-        <w:t xml:space="preserve">planning each session but also the selection of resources and </w:t>
-      </w:r>
-      <w:r>
-        <w:rPr>
-          <w:rFonts w:ascii="Times New Roman" w:hAnsi="Times New Roman" w:cs="Times New Roman"/>
-          <w:sz w:val="24"/>
-          <w:szCs w:val="24"/>
-          <w:lang w:val="en-US"/>
-        </w:rPr>
-        <w:t>adaptations according to needs of their students</w:t>
-      </w:r>
-      <w:r>
-        <w:rPr>
-          <w:rFonts w:ascii="Times New Roman" w:hAnsi="Times New Roman" w:cs="Times New Roman"/>
-          <w:sz w:val="24"/>
-          <w:szCs w:val="24"/>
-          <w:lang w:val="en-US"/>
-        </w:rPr>
-        <w:t xml:space="preserve">. </w:t>
-      </w:r>
-      <w:r>
-        <w:rPr>
-          <w:rFonts w:ascii="Times New Roman" w:hAnsi="Times New Roman" w:cs="Times New Roman"/>
-          <w:sz w:val="24"/>
-          <w:szCs w:val="24"/>
-          <w:lang w:val="en-US"/>
-        </w:rPr>
-        <w:fldChar w:fldCharType="begin"/>
-      </w:r>
-      <w:r>
-        <w:rPr>
-          <w:rFonts w:ascii="Times New Roman" w:hAnsi="Times New Roman" w:cs="Times New Roman"/>
-          <w:sz w:val="24"/>
-          <w:szCs w:val="24"/>
-          <w:lang w:val="en-US"/>
-        </w:rPr>
-        <w:instrText xml:space="preserve"> ADDIN ZOTERO_ITEM CSL_CITATION {"citationID":"Jq58MQjI","properties":{"unsorted":false,"formattedCitation":"(Borg, 2003; {\\i{}The Study of Teacher Thinking}, n.d.)","plainCitation":"(Borg, 2003; The Study of Teacher Thinking, n.d.)","noteIndex":0},"citationItems":[{"id":151,"uris":["http://zotero.org/users/18489330/items/QSTLSCIW"],"itemData":{"id":151,"type":"article-journal","abstract":"This paper reviews a selection of research from the field of foreign and second language teaching into what is referred to here as teacher cognition – what teachers think, know, and believe and the relationships of these mental constructs to what teachers do in the language teaching classroom. Within a framework suggested by more general mainstream educational research on teacher cognition, language teacher cognition is here discussed with reference to three main themes: (1) cognition and prior language learning experience, (2) cognition and teacher education, and (3) cognition and classroom practice. In addition, the findings of studies into two specific curricular areas in language teaching which have been examined by teacher cognition – grammar teaching and literacy – are discussed. This review indicates that, while the study of teacher cognition has established itself on the research agenda in the field of language teaching and provided valuable insight into the mental lives of language teachers, a clear sense of unity is lacking in the work and there are several major issues in language teaching which have yet to be explored from the perspective of teacher cognition.","container-title":"Language Teaching","DOI":"10.1017/S0261444803001903","ISSN":"1475-3049, 0261-4448","issue":"2","language":"en","page":"81-109","source":"Cambridge University Press","title":"Teacher cognition in language teaching: A review of research on what language teachers think, know, believe, and do","title-short":"Teacher cognition in language teaching","volume":"36","author":[{"family":"Borg","given":"Simon"}],"issued":{"date-parts":[["2003",4]]}}},{"id":153,"uris":["http://zotero.org/users/18489330/items/73B9KBWT"],"itemData":{"id":153,"type":"webpage","DOI":"10.1177/002248718603700506","language":"en","note":"DOI: 10.1177/002248718603700506","title":"The Study of Teacher Thinking: Implications for Teacher Education","title-short":"The Study of Teacher Thinking","URL":"https://journals.sagepub.com/doi/epdf/10.1177/002248718603700506","accessed":{"date-parts":[["2026",5,15]]}}}],"schema":"https://github.com/citation-style-language/schema/raw/master/csl-citation.json"} </w:instrText>
-      </w:r>
-      <w:r>
-        <w:rPr>
-          <w:rFonts w:ascii="Times New Roman" w:hAnsi="Times New Roman" w:cs="Times New Roman"/>
-          <w:sz w:val="24"/>
-          <w:szCs w:val="24"/>
-          <w:lang w:val="en-US"/>
-        </w:rPr>
-        <w:fldChar w:fldCharType="separate"/>
-      </w:r>
-      <w:r>
-        <w:rPr>
-          <w:rFonts w:ascii="Times New Roman" w:hAnsi="Times New Roman" w:cs="Times New Roman"/>
-          <w:sz w:val="24"/>
-          <w:szCs w:val="24"/>
-          <w:lang w:val="en-GB"/>
-        </w:rPr>
-        <w:t xml:space="preserve">(Borg, 2003; </w:t>
-      </w:r>
-      <w:r>
-        <w:rPr>
-          <w:rFonts w:ascii="Times New Roman" w:hAnsi="Times New Roman" w:cs="Times New Roman"/>
-          <w:i/>
-          <w:iCs/>
-          <w:sz w:val="24"/>
-          <w:szCs w:val="24"/>
-          <w:lang w:val="en-GB"/>
-        </w:rPr>
-        <w:t>The Study of Teacher Thinking</w:t>
-      </w:r>
-      <w:r>
-        <w:rPr>
-          <w:rFonts w:ascii="Times New Roman" w:hAnsi="Times New Roman" w:cs="Times New Roman"/>
-          <w:sz w:val="24"/>
-          <w:szCs w:val="24"/>
-          <w:lang w:val="en-GB"/>
-        </w:rPr>
-        <w:t>, n.d.)</w:t>
-      </w:r>
-      <w:r>
-        <w:rPr>
-          <w:rFonts w:ascii="Times New Roman" w:hAnsi="Times New Roman" w:cs="Times New Roman"/>
-          <w:sz w:val="24"/>
-          <w:szCs w:val="24"/>
-          <w:lang w:val="en-US"/>
-        </w:rPr>
-        <w:fldChar w:fldCharType="end"/>
+        <w:t>This foundation of teacher-driven lesson planning becomes critical when understanding how teachers later adapted to new tools, including generative AI.</w:t>
       </w:r>
     </w:p>
     <w:p>
@@ -6139,16 +5865,6 @@
       <w:r>
         <w:t>EdTech &amp; AI</w:t>
       </w:r>
-    </w:p>
-    <w:p>
-      <w:pPr>
-        <w:rPr>
-          <w:rFonts w:ascii="Times New Roman" w:hAnsi="Times New Roman" w:cs="Times New Roman"/>
-          <w:sz w:val="24"/>
-          <w:szCs w:val="24"/>
-          <w:lang w:val="en-US"/>
-        </w:rPr>
-      </w:pPr>
     </w:p>
     <w:p>
       <w:pPr>
@@ -11137,33 +10853,76 @@
     <w:p>
       <w:pPr>
         <w:pStyle w:val="Heading1"/>
+        <w:rPr>
+          <w:lang w:val="en-US"/>
+        </w:rPr>
       </w:pPr>
       <w:bookmarkStart w:id="42" w:name="_Toc229755642"/>
       <w:bookmarkStart w:id="43" w:name="_Toc89960513"/>
       <w:bookmarkStart w:id="44" w:name="_Toc105689043"/>
-      <w:proofErr w:type="spellStart"/>
       <w:r>
         <w:rPr>
           <w:rFonts w:eastAsia="Times New Roman"/>
-          <w:lang w:eastAsia="en-IN"/>
+          <w:lang w:val="en-US" w:eastAsia="en-IN"/>
         </w:rPr>
         <w:lastRenderedPageBreak/>
         <w:t>Experiment</w:t>
       </w:r>
       <w:bookmarkEnd w:id="42"/>
-      <w:proofErr w:type="spellEnd"/>
-    </w:p>
-    <w:p/>
-    <w:p/>
-    <w:p/>
-    <w:p/>
-    <w:p/>
-    <w:p/>
+    </w:p>
+    <w:p>
+      <w:pPr>
+        <w:rPr>
+          <w:lang w:val="en-US"/>
+        </w:rPr>
+      </w:pPr>
+    </w:p>
+    <w:p>
+      <w:pPr>
+        <w:rPr>
+          <w:lang w:val="en-US"/>
+        </w:rPr>
+      </w:pPr>
+    </w:p>
+    <w:p>
+      <w:pPr>
+        <w:rPr>
+          <w:lang w:val="en-US"/>
+        </w:rPr>
+      </w:pPr>
+    </w:p>
+    <w:p>
+      <w:pPr>
+        <w:rPr>
+          <w:lang w:val="en-US"/>
+        </w:rPr>
+      </w:pPr>
+    </w:p>
+    <w:p>
+      <w:pPr>
+        <w:rPr>
+          <w:lang w:val="en-US"/>
+        </w:rPr>
+      </w:pPr>
+    </w:p>
+    <w:p>
+      <w:pPr>
+        <w:rPr>
+          <w:lang w:val="en-US"/>
+        </w:rPr>
+      </w:pPr>
+    </w:p>
     <w:p>
       <w:pPr>
         <w:pStyle w:val="Heading4"/>
-      </w:pPr>
-      <w:r>
+        <w:rPr>
+          <w:lang w:val="en-US"/>
+        </w:rPr>
+      </w:pPr>
+      <w:r>
+        <w:rPr>
+          <w:lang w:val="en-US"/>
+        </w:rPr>
         <w:br w:type="page"/>
       </w:r>
     </w:p>
@@ -11172,313 +10931,480 @@
         <w:pStyle w:val="Heading1"/>
         <w:rPr>
           <w:rFonts w:eastAsia="Times New Roman"/>
-          <w:lang w:eastAsia="en-IN"/>
+          <w:lang w:val="en-US" w:eastAsia="en-IN"/>
         </w:rPr>
       </w:pPr>
       <w:bookmarkStart w:id="45" w:name="_Toc229755643"/>
-      <w:proofErr w:type="spellStart"/>
       <w:r>
         <w:rPr>
           <w:rFonts w:eastAsia="Times New Roman"/>
-          <w:lang w:eastAsia="en-IN"/>
+          <w:lang w:val="en-US" w:eastAsia="en-IN"/>
         </w:rPr>
         <w:lastRenderedPageBreak/>
         <w:t>Inferences</w:t>
       </w:r>
       <w:bookmarkEnd w:id="45"/>
-      <w:proofErr w:type="spellEnd"/>
-    </w:p>
-    <w:p/>
-    <w:p>
-      <w:r>
+    </w:p>
+    <w:p>
+      <w:pPr>
+        <w:rPr>
+          <w:lang w:val="en-US"/>
+        </w:rPr>
+      </w:pPr>
+    </w:p>
+    <w:p>
+      <w:r>
+        <w:rPr>
+          <w:lang w:val="en-US"/>
+        </w:rPr>
         <w:t xml:space="preserve">Mox dicta </w:t>
       </w:r>
       <w:proofErr w:type="spellStart"/>
       <w:r>
+        <w:rPr>
+          <w:lang w:val="en-US"/>
+        </w:rPr>
         <w:t>finierat</w:t>
       </w:r>
       <w:proofErr w:type="spellEnd"/>
       <w:r>
+        <w:rPr>
+          <w:lang w:val="en-US"/>
+        </w:rPr>
         <w:t xml:space="preserve">, </w:t>
       </w:r>
       <w:proofErr w:type="spellStart"/>
       <w:r>
+        <w:rPr>
+          <w:lang w:val="en-US"/>
+        </w:rPr>
         <w:t>multitudo</w:t>
       </w:r>
       <w:proofErr w:type="spellEnd"/>
       <w:r>
-        <w:t xml:space="preserve"> </w:t>
-      </w:r>
-      <w:proofErr w:type="spellStart"/>
-      <w:r>
+        <w:rPr>
+          <w:lang w:val="en-US"/>
+        </w:rPr>
+        <w:t xml:space="preserve"> </w:t>
+      </w:r>
+      <w:proofErr w:type="spellStart"/>
+      <w:r>
+        <w:rPr>
+          <w:lang w:val="en-US"/>
+        </w:rPr>
         <w:t>omnis</w:t>
       </w:r>
       <w:proofErr w:type="spellEnd"/>
       <w:r>
+        <w:rPr>
+          <w:lang w:val="en-US"/>
+        </w:rPr>
         <w:t xml:space="preserve"> ad, </w:t>
       </w:r>
       <w:proofErr w:type="spellStart"/>
       <w:r>
+        <w:rPr>
+          <w:lang w:val="en-US"/>
+        </w:rPr>
         <w:t>quae</w:t>
       </w:r>
       <w:proofErr w:type="spellEnd"/>
       <w:r>
+        <w:rPr>
+          <w:lang w:val="en-US"/>
+        </w:rPr>
         <w:t xml:space="preserve"> imperator </w:t>
       </w:r>
       <w:proofErr w:type="spellStart"/>
       <w:r>
+        <w:rPr>
+          <w:lang w:val="en-US"/>
+        </w:rPr>
         <w:t>voluit</w:t>
       </w:r>
       <w:proofErr w:type="spellEnd"/>
       <w:r>
+        <w:rPr>
+          <w:lang w:val="en-US"/>
+        </w:rPr>
         <w:t xml:space="preserve">, </w:t>
       </w:r>
       <w:proofErr w:type="spellStart"/>
       <w:r>
+        <w:rPr>
+          <w:lang w:val="en-US"/>
+        </w:rPr>
         <w:t>promptior</w:t>
       </w:r>
       <w:proofErr w:type="spellEnd"/>
       <w:r>
-        <w:t xml:space="preserve"> </w:t>
-      </w:r>
-      <w:proofErr w:type="spellStart"/>
-      <w:r>
+        <w:rPr>
+          <w:lang w:val="en-US"/>
+        </w:rPr>
+        <w:t xml:space="preserve"> </w:t>
+      </w:r>
+      <w:proofErr w:type="spellStart"/>
+      <w:r>
+        <w:rPr>
+          <w:lang w:val="en-US"/>
+        </w:rPr>
         <w:t>laudato</w:t>
       </w:r>
       <w:proofErr w:type="spellEnd"/>
       <w:r>
-        <w:t xml:space="preserve"> </w:t>
-      </w:r>
-      <w:proofErr w:type="spellStart"/>
-      <w:r>
+        <w:rPr>
+          <w:lang w:val="en-US"/>
+        </w:rPr>
+        <w:t xml:space="preserve"> </w:t>
+      </w:r>
+      <w:proofErr w:type="spellStart"/>
+      <w:r>
+        <w:rPr>
+          <w:lang w:val="en-US"/>
+        </w:rPr>
         <w:t>consilio</w:t>
       </w:r>
       <w:proofErr w:type="spellEnd"/>
       <w:r>
-        <w:t xml:space="preserve"> </w:t>
-      </w:r>
-      <w:proofErr w:type="spellStart"/>
-      <w:r>
+        <w:rPr>
+          <w:lang w:val="en-US"/>
+        </w:rPr>
+        <w:t xml:space="preserve"> </w:t>
+      </w:r>
+      <w:proofErr w:type="spellStart"/>
+      <w:r>
+        <w:rPr>
+          <w:lang w:val="en-US"/>
+        </w:rPr>
         <w:t>consensit</w:t>
       </w:r>
       <w:proofErr w:type="spellEnd"/>
       <w:r>
-        <w:t xml:space="preserve"> in </w:t>
-      </w:r>
-      <w:proofErr w:type="spellStart"/>
-      <w:r>
-        <w:t>pacem</w:t>
-      </w:r>
-      <w:proofErr w:type="spellEnd"/>
-      <w:r>
-        <w:t xml:space="preserve"> </w:t>
-      </w:r>
-      <w:proofErr w:type="spellStart"/>
-      <w:r>
+        <w:rPr>
+          <w:lang w:val="en-US"/>
+        </w:rPr>
+        <w:t xml:space="preserve"> in pacem </w:t>
+      </w:r>
+      <w:proofErr w:type="spellStart"/>
+      <w:r>
+        <w:rPr>
+          <w:lang w:val="en-US"/>
+        </w:rPr>
         <w:t>ea</w:t>
       </w:r>
       <w:proofErr w:type="spellEnd"/>
       <w:r>
-        <w:t xml:space="preserve"> </w:t>
-      </w:r>
-      <w:proofErr w:type="spellStart"/>
-      <w:r>
-        <w:t>ratione</w:t>
-      </w:r>
-      <w:proofErr w:type="spellEnd"/>
-      <w:r>
-        <w:t xml:space="preserve"> maxime </w:t>
-      </w:r>
-      <w:proofErr w:type="spellStart"/>
-      <w:r>
+        <w:rPr>
+          <w:lang w:val="en-US"/>
+        </w:rPr>
+        <w:t xml:space="preserve"> ratione </w:t>
+      </w:r>
+      <w:proofErr w:type="spellStart"/>
+      <w:r>
+        <w:rPr>
+          <w:lang w:val="en-US"/>
+        </w:rPr>
+        <w:t>maxime</w:t>
+      </w:r>
+      <w:proofErr w:type="spellEnd"/>
+      <w:r>
+        <w:rPr>
+          <w:lang w:val="en-US"/>
+        </w:rPr>
+        <w:t xml:space="preserve"> </w:t>
+      </w:r>
+      <w:proofErr w:type="spellStart"/>
+      <w:r>
+        <w:rPr>
+          <w:lang w:val="en-US"/>
+        </w:rPr>
         <w:t>percita</w:t>
       </w:r>
       <w:proofErr w:type="spellEnd"/>
       <w:r>
-        <w:t xml:space="preserve">, quod </w:t>
-      </w:r>
-      <w:proofErr w:type="spellStart"/>
-      <w:r>
+        <w:rPr>
+          <w:lang w:val="en-US"/>
+        </w:rPr>
+        <w:t xml:space="preserve">, </w:t>
+      </w:r>
+      <w:proofErr w:type="spellStart"/>
+      <w:r>
+        <w:rPr>
+          <w:lang w:val="en-US"/>
+        </w:rPr>
+        <w:t>quod</w:t>
+      </w:r>
+      <w:proofErr w:type="spellEnd"/>
+      <w:r>
+        <w:rPr>
+          <w:lang w:val="en-US"/>
+        </w:rPr>
+        <w:t xml:space="preserve"> </w:t>
+      </w:r>
+      <w:proofErr w:type="spellStart"/>
+      <w:r>
+        <w:rPr>
+          <w:lang w:val="en-US"/>
+        </w:rPr>
         <w:t>norat</w:t>
       </w:r>
       <w:proofErr w:type="spellEnd"/>
       <w:r>
-        <w:t xml:space="preserve"> </w:t>
-      </w:r>
-      <w:proofErr w:type="spellStart"/>
-      <w:r>
+        <w:rPr>
+          <w:lang w:val="en-US"/>
+        </w:rPr>
+        <w:t xml:space="preserve"> </w:t>
+      </w:r>
+      <w:proofErr w:type="spellStart"/>
+      <w:r>
+        <w:rPr>
+          <w:lang w:val="en-US"/>
+        </w:rPr>
         <w:t>expeditionibus</w:t>
       </w:r>
       <w:proofErr w:type="spellEnd"/>
       <w:r>
-        <w:t xml:space="preserve"> </w:t>
-      </w:r>
-      <w:proofErr w:type="spellStart"/>
-      <w:r>
+        <w:rPr>
+          <w:lang w:val="en-US"/>
+        </w:rPr>
+        <w:t xml:space="preserve"> </w:t>
+      </w:r>
+      <w:proofErr w:type="spellStart"/>
+      <w:r>
+        <w:rPr>
+          <w:lang w:val="en-US"/>
+        </w:rPr>
         <w:t>crebris</w:t>
       </w:r>
       <w:proofErr w:type="spellEnd"/>
       <w:r>
-        <w:t xml:space="preserve"> </w:t>
-      </w:r>
-      <w:proofErr w:type="spellStart"/>
-      <w:r>
+        <w:rPr>
+          <w:lang w:val="en-US"/>
+        </w:rPr>
+        <w:t xml:space="preserve"> </w:t>
+      </w:r>
+      <w:proofErr w:type="spellStart"/>
+      <w:r>
+        <w:rPr>
+          <w:lang w:val="en-US"/>
+        </w:rPr>
         <w:t>fortunam</w:t>
       </w:r>
       <w:proofErr w:type="spellEnd"/>
       <w:r>
-        <w:t xml:space="preserve"> </w:t>
-      </w:r>
-      <w:proofErr w:type="spellStart"/>
-      <w:r>
-        <w:t>eius</w:t>
-      </w:r>
-      <w:proofErr w:type="spellEnd"/>
-      <w:r>
-        <w:t xml:space="preserve"> in malis </w:t>
-      </w:r>
-      <w:proofErr w:type="spellStart"/>
-      <w:r>
-        <w:t>tantum</w:t>
-      </w:r>
-      <w:proofErr w:type="spellEnd"/>
-      <w:r>
-        <w:t xml:space="preserve"> </w:t>
-      </w:r>
-      <w:proofErr w:type="spellStart"/>
-      <w:r>
+        <w:rPr>
+          <w:lang w:val="en-US"/>
+        </w:rPr>
+        <w:t xml:space="preserve"> eius in </w:t>
+      </w:r>
+      <w:proofErr w:type="spellStart"/>
+      <w:r>
+        <w:rPr>
+          <w:lang w:val="en-US"/>
+        </w:rPr>
+        <w:t>malis</w:t>
+      </w:r>
+      <w:proofErr w:type="spellEnd"/>
+      <w:r>
+        <w:rPr>
+          <w:lang w:val="en-US"/>
+        </w:rPr>
+        <w:t xml:space="preserve"> tantum </w:t>
+      </w:r>
+      <w:proofErr w:type="spellStart"/>
+      <w:r>
+        <w:rPr>
+          <w:lang w:val="en-US"/>
+        </w:rPr>
         <w:t>civilibus</w:t>
       </w:r>
       <w:proofErr w:type="spellEnd"/>
       <w:r>
-        <w:t xml:space="preserve"> vigilasse, cum </w:t>
-      </w:r>
-      <w:proofErr w:type="spellStart"/>
-      <w:r>
-        <w:t>autem</w:t>
-      </w:r>
-      <w:proofErr w:type="spellEnd"/>
-      <w:r>
-        <w:t xml:space="preserve"> </w:t>
-      </w:r>
-      <w:proofErr w:type="spellStart"/>
-      <w:r>
+        <w:rPr>
+          <w:lang w:val="en-US"/>
+        </w:rPr>
+        <w:t xml:space="preserve"> </w:t>
+      </w:r>
+      <w:proofErr w:type="spellStart"/>
+      <w:r>
+        <w:rPr>
+          <w:lang w:val="en-US"/>
+        </w:rPr>
+        <w:t>vigilasse</w:t>
+      </w:r>
+      <w:proofErr w:type="spellEnd"/>
+      <w:r>
+        <w:rPr>
+          <w:lang w:val="en-US"/>
+        </w:rPr>
+        <w:t xml:space="preserve">, cum autem </w:t>
+      </w:r>
+      <w:proofErr w:type="spellStart"/>
+      <w:r>
+        <w:rPr>
+          <w:lang w:val="en-US"/>
+        </w:rPr>
         <w:t>bella</w:t>
       </w:r>
       <w:proofErr w:type="spellEnd"/>
       <w:r>
-        <w:t xml:space="preserve"> </w:t>
-      </w:r>
-      <w:proofErr w:type="spellStart"/>
-      <w:r>
+        <w:rPr>
+          <w:lang w:val="en-US"/>
+        </w:rPr>
+        <w:t xml:space="preserve"> </w:t>
+      </w:r>
+      <w:proofErr w:type="spellStart"/>
+      <w:r>
+        <w:rPr>
+          <w:lang w:val="en-US"/>
+        </w:rPr>
         <w:t>moverentur</w:t>
       </w:r>
       <w:proofErr w:type="spellEnd"/>
       <w:r>
-        <w:t xml:space="preserve"> </w:t>
-      </w:r>
-      <w:proofErr w:type="spellStart"/>
-      <w:r>
-        <w:t>externa</w:t>
-      </w:r>
-      <w:proofErr w:type="spellEnd"/>
-      <w:r>
+        <w:rPr>
+          <w:lang w:val="en-US"/>
+        </w:rPr>
+        <w:t xml:space="preserve"> externa, </w:t>
+      </w:r>
+      <w:proofErr w:type="spellStart"/>
+      <w:r>
+        <w:rPr>
+          <w:lang w:val="en-US"/>
+        </w:rPr>
+        <w:t>accidisse</w:t>
+      </w:r>
+      <w:proofErr w:type="spellEnd"/>
+      <w:r>
+        <w:rPr>
+          <w:lang w:val="en-US"/>
+        </w:rPr>
+        <w:t xml:space="preserve"> </w:t>
+      </w:r>
+      <w:proofErr w:type="spellStart"/>
+      <w:r>
+        <w:rPr>
+          <w:lang w:val="en-US"/>
+        </w:rPr>
+        <w:t>plerumque</w:t>
+      </w:r>
+      <w:proofErr w:type="spellEnd"/>
+      <w:r>
+        <w:rPr>
+          <w:lang w:val="en-US"/>
+        </w:rPr>
+        <w:t xml:space="preserve"> </w:t>
+      </w:r>
+      <w:proofErr w:type="spellStart"/>
+      <w:r>
+        <w:rPr>
+          <w:lang w:val="en-US"/>
+        </w:rPr>
+        <w:t>luctuosa</w:t>
+      </w:r>
+      <w:proofErr w:type="spellEnd"/>
+      <w:r>
+        <w:rPr>
+          <w:lang w:val="en-US"/>
+        </w:rPr>
         <w:t xml:space="preserve">, </w:t>
       </w:r>
       <w:proofErr w:type="spellStart"/>
       <w:r>
-        <w:t>accidisse</w:t>
-      </w:r>
-      <w:proofErr w:type="spellEnd"/>
-      <w:r>
-        <w:t xml:space="preserve"> </w:t>
-      </w:r>
-      <w:proofErr w:type="spellStart"/>
-      <w:r>
-        <w:t>plerumque</w:t>
-      </w:r>
-      <w:proofErr w:type="spellEnd"/>
-      <w:r>
-        <w:t xml:space="preserve"> </w:t>
-      </w:r>
-      <w:proofErr w:type="spellStart"/>
-      <w:r>
-        <w:t>luctuosa</w:t>
-      </w:r>
-      <w:proofErr w:type="spellEnd"/>
-      <w:r>
-        <w:t xml:space="preserve">, </w:t>
-      </w:r>
-      <w:proofErr w:type="spellStart"/>
-      <w:r>
+        <w:rPr>
+          <w:lang w:val="en-US"/>
+        </w:rPr>
         <w:t>icto</w:t>
       </w:r>
       <w:proofErr w:type="spellEnd"/>
       <w:r>
-        <w:t xml:space="preserve"> post </w:t>
-      </w:r>
-      <w:proofErr w:type="spellStart"/>
-      <w:r>
-        <w:t>haec</w:t>
-      </w:r>
-      <w:proofErr w:type="spellEnd"/>
-      <w:r>
-        <w:t xml:space="preserve"> </w:t>
-      </w:r>
-      <w:proofErr w:type="spellStart"/>
-      <w:r>
+        <w:rPr>
+          <w:lang w:val="en-US"/>
+        </w:rPr>
+        <w:t xml:space="preserve"> post haec </w:t>
+      </w:r>
+      <w:proofErr w:type="spellStart"/>
+      <w:r>
+        <w:rPr>
+          <w:lang w:val="en-US"/>
+        </w:rPr>
         <w:t>foedere</w:t>
       </w:r>
       <w:proofErr w:type="spellEnd"/>
       <w:r>
-        <w:t xml:space="preserve"> </w:t>
-      </w:r>
-      <w:proofErr w:type="spellStart"/>
-      <w:r>
-        <w:t>gentium</w:t>
-      </w:r>
-      <w:proofErr w:type="spellEnd"/>
-      <w:r>
-        <w:t xml:space="preserve"> </w:t>
-      </w:r>
-      <w:proofErr w:type="spellStart"/>
-      <w:r>
+        <w:rPr>
+          <w:lang w:val="en-US"/>
+        </w:rPr>
+        <w:t xml:space="preserve"> gentium </w:t>
+      </w:r>
+      <w:proofErr w:type="spellStart"/>
+      <w:r>
+        <w:rPr>
+          <w:lang w:val="en-US"/>
+        </w:rPr>
         <w:t>ritu</w:t>
       </w:r>
       <w:proofErr w:type="spellEnd"/>
       <w:r>
-        <w:t xml:space="preserve"> </w:t>
-      </w:r>
-      <w:proofErr w:type="spellStart"/>
-      <w:r>
+        <w:rPr>
+          <w:lang w:val="en-US"/>
+        </w:rPr>
+        <w:t xml:space="preserve"> </w:t>
+      </w:r>
+      <w:proofErr w:type="spellStart"/>
+      <w:r>
+        <w:rPr>
+          <w:lang w:val="en-US"/>
+        </w:rPr>
         <w:t>perfectaque</w:t>
       </w:r>
       <w:proofErr w:type="spellEnd"/>
       <w:r>
-        <w:t xml:space="preserve"> </w:t>
-      </w:r>
-      <w:proofErr w:type="spellStart"/>
-      <w:r>
+        <w:rPr>
+          <w:lang w:val="en-US"/>
+        </w:rPr>
+        <w:t xml:space="preserve"> </w:t>
+      </w:r>
+      <w:proofErr w:type="spellStart"/>
+      <w:r>
+        <w:rPr>
+          <w:lang w:val="en-US"/>
+        </w:rPr>
         <w:t>sollemnitate</w:t>
       </w:r>
       <w:proofErr w:type="spellEnd"/>
       <w:r>
-        <w:t xml:space="preserve"> imperator </w:t>
-      </w:r>
-      <w:proofErr w:type="spellStart"/>
-      <w:r>
-        <w:t>Mediolanum</w:t>
-      </w:r>
-      <w:proofErr w:type="spellEnd"/>
-      <w:r>
-        <w:t xml:space="preserve"> ad hiberna </w:t>
-      </w:r>
-      <w:proofErr w:type="spellStart"/>
-      <w:r>
+        <w:rPr>
+          <w:lang w:val="en-US"/>
+        </w:rPr>
+        <w:t xml:space="preserve"> imperator Mediolanum ad </w:t>
+      </w:r>
+      <w:proofErr w:type="spellStart"/>
+      <w:r>
+        <w:rPr>
+          <w:lang w:val="en-US"/>
+        </w:rPr>
+        <w:t>hiberna</w:t>
+      </w:r>
+      <w:proofErr w:type="spellEnd"/>
+      <w:r>
+        <w:rPr>
+          <w:lang w:val="en-US"/>
+        </w:rPr>
+        <w:t xml:space="preserve"> </w:t>
+      </w:r>
+      <w:proofErr w:type="spellStart"/>
+      <w:r>
+        <w:rPr>
+          <w:lang w:val="en-US"/>
+        </w:rPr>
         <w:t>discessit</w:t>
       </w:r>
       <w:proofErr w:type="spellEnd"/>
       <w:r>
+        <w:rPr>
+          <w:lang w:val="en-US"/>
+        </w:rPr>
         <w:t xml:space="preserve">. </w:t>
       </w:r>
       <w:proofErr w:type="spellStart"/>
@@ -12761,7 +12687,7 @@
           <w:sz w:val="24"/>
         </w:rPr>
         <w:sectPr>
-          <w:footerReference w:type="default" r:id="rId12"/>
+          <w:footerReference w:type="default" r:id="rId11"/>
           <w:pgSz w:w="11906" w:h="16838"/>
           <w:pgMar w:top="1417" w:right="1417" w:bottom="1417" w:left="1417" w:header="708" w:footer="708" w:gutter="0"/>
           <w:cols w:space="708"/>
@@ -12928,6 +12854,7 @@
       <w:r>
         <w:rPr>
           <w:color w:val="000000" w:themeColor="text1"/>
+          <w:lang w:val="en-US"/>
         </w:rPr>
         <w:instrText xml:space="preserve"> ADDIN ZOTERO_BIBL {"uncited":[],"omitted":[],"custom":[]} CSL_BIBLIOGRAPHY </w:instrText>
       </w:r>
@@ -12936,19 +12863,13 @@
           <w:color w:val="000000" w:themeColor="text1"/>
         </w:rPr>
         <w:fldChar w:fldCharType="separate"/>
-      </w:r>
-      <w:r>
-        <w:rPr>
-          <w:color w:val="000000"/>
-        </w:rPr>
-        <w:t xml:space="preserve">Borg, S. (2003). </w:t>
       </w:r>
       <w:r>
         <w:rPr>
           <w:color w:val="000000"/>
           <w:lang w:val="en-GB"/>
         </w:rPr>
-        <w:t xml:space="preserve">Teacher cognition in language teaching: A review of research on what language teachers think, know, believe, and do. </w:t>
+        <w:t xml:space="preserve">Borg, S. (2003). Teacher cognition in language teaching: A review of research on what language teachers think, know, believe, and do. </w:t>
       </w:r>
       <w:r>
         <w:rPr>
@@ -12996,7 +12917,7 @@
           <w:color w:val="000000"/>
           <w:lang w:val="en-GB"/>
         </w:rPr>
-        <w:t xml:space="preserve">Pica, T. (2000). Tradition and transition in English language teaching methodology1. </w:t>
+        <w:t xml:space="preserve">Richards, J. C., &amp; Rodgers, T. S. (2014). </w:t>
       </w:r>
       <w:r>
         <w:rPr>
@@ -13005,14 +12926,62 @@
           <w:color w:val="000000"/>
           <w:lang w:val="en-GB"/>
         </w:rPr>
-        <w:t>System</w:t>
+        <w:t>Approaches and Methods in Language Teaching</w:t>
       </w:r>
       <w:r>
         <w:rPr>
           <w:color w:val="000000"/>
           <w:lang w:val="en-GB"/>
         </w:rPr>
-        <w:t xml:space="preserve">, </w:t>
+        <w:t>. Cambridge University Press.</w:t>
+      </w:r>
+    </w:p>
+    <w:p>
+      <w:pPr>
+        <w:pStyle w:val="Bibliography"/>
+        <w:rPr>
+          <w:color w:val="000000"/>
+          <w:lang w:val="en-GB"/>
+        </w:rPr>
+      </w:pPr>
+      <w:r>
+        <w:rPr>
+          <w:color w:val="000000"/>
+          <w:lang w:val="en-GB"/>
+        </w:rPr>
+        <w:t>Serin, H. (2018). A Comparison of Teacher-</w:t>
+      </w:r>
+      <w:proofErr w:type="spellStart"/>
+      <w:r>
+        <w:rPr>
+          <w:color w:val="000000"/>
+          <w:lang w:val="en-GB"/>
+        </w:rPr>
+        <w:t>Centered</w:t>
+      </w:r>
+      <w:proofErr w:type="spellEnd"/>
+      <w:r>
+        <w:rPr>
+          <w:color w:val="000000"/>
+          <w:lang w:val="en-GB"/>
+        </w:rPr>
+        <w:t xml:space="preserve"> and Student-</w:t>
+      </w:r>
+      <w:proofErr w:type="spellStart"/>
+      <w:r>
+        <w:rPr>
+          <w:color w:val="000000"/>
+          <w:lang w:val="en-GB"/>
+        </w:rPr>
+        <w:t>Centered</w:t>
+      </w:r>
+      <w:proofErr w:type="spellEnd"/>
+      <w:r>
+        <w:rPr>
+          <w:color w:val="000000"/>
+          <w:lang w:val="en-GB"/>
+        </w:rPr>
+        <w:t xml:space="preserve"> Approaches in Educational Settings. </w:t>
       </w:r>
       <w:r>
         <w:rPr>
@@ -13021,30 +12990,14 @@
           <w:color w:val="000000"/>
           <w:lang w:val="en-GB"/>
         </w:rPr>
-        <w:t>28</w:t>
+        <w:t>International Journal of Social Sciences &amp; Educational Studies</w:t>
       </w:r>
       <w:r>
         <w:rPr>
           <w:color w:val="000000"/>
           <w:lang w:val="en-GB"/>
         </w:rPr>
-        <w:t>(1), 1–18. https://doi.org/10.1016/S0346-251X(99)00057-3</w:t>
-      </w:r>
-    </w:p>
-    <w:p>
-      <w:pPr>
-        <w:pStyle w:val="Bibliography"/>
-        <w:rPr>
-          <w:color w:val="000000"/>
-          <w:lang w:val="en-GB"/>
-        </w:rPr>
-      </w:pPr>
-      <w:r>
-        <w:rPr>
-          <w:color w:val="000000"/>
-          <w:lang w:val="en-GB"/>
-        </w:rPr>
-        <w:t xml:space="preserve">Richards, J. C., &amp; Rodgers, T. S. (2014). </w:t>
+        <w:t xml:space="preserve">, </w:t>
       </w:r>
       <w:r>
         <w:rPr>
@@ -13053,87 +13006,14 @@
           <w:color w:val="000000"/>
           <w:lang w:val="en-GB"/>
         </w:rPr>
-        <w:t>Approaches and Methods in Language Teaching</w:t>
+        <w:t>5</w:t>
       </w:r>
       <w:r>
         <w:rPr>
           <w:color w:val="000000"/>
           <w:lang w:val="en-GB"/>
         </w:rPr>
-        <w:t>. Cambridge University Press.</w:t>
-      </w:r>
-    </w:p>
-    <w:p>
-      <w:pPr>
-        <w:pStyle w:val="Bibliography"/>
-        <w:rPr>
-          <w:color w:val="000000"/>
-          <w:lang w:val="en-GB"/>
-        </w:rPr>
-      </w:pPr>
-      <w:r>
-        <w:rPr>
-          <w:color w:val="000000"/>
-          <w:lang w:val="en-GB"/>
-        </w:rPr>
-        <w:t xml:space="preserve">Serin, H. (2018). A Comparison of Teacher-Centered and Student-Centered Approaches in Educational Settings. </w:t>
-      </w:r>
-      <w:r>
-        <w:rPr>
-          <w:i/>
-          <w:iCs/>
-          <w:color w:val="000000"/>
-          <w:lang w:val="en-GB"/>
-        </w:rPr>
-        <w:t>International Journal of Social Sciences &amp; Educational Studies</w:t>
-      </w:r>
-      <w:r>
-        <w:rPr>
-          <w:color w:val="000000"/>
-          <w:lang w:val="en-GB"/>
-        </w:rPr>
-        <w:t xml:space="preserve">, </w:t>
-      </w:r>
-      <w:r>
-        <w:rPr>
-          <w:i/>
-          <w:iCs/>
-          <w:color w:val="000000"/>
-          <w:lang w:val="en-GB"/>
-        </w:rPr>
-        <w:t>5</w:t>
-      </w:r>
-      <w:r>
-        <w:rPr>
-          <w:color w:val="000000"/>
-          <w:lang w:val="en-GB"/>
-        </w:rPr>
         <w:t>(1), 164–167. https://doi.org/10.23918//ijsses.v5i1p164</w:t>
-      </w:r>
-    </w:p>
-    <w:p>
-      <w:pPr>
-        <w:pStyle w:val="Bibliography"/>
-        <w:rPr>
-          <w:color w:val="000000"/>
-          <w:lang w:val="en-GB"/>
-        </w:rPr>
-      </w:pPr>
-      <w:r>
-        <w:rPr>
-          <w:i/>
-          <w:iCs/>
-          <w:color w:val="000000"/>
-          <w:lang w:val="en-GB"/>
-        </w:rPr>
-        <w:t>The Study of Teacher Thinking: Implications for Teacher Education</w:t>
-      </w:r>
-      <w:r>
-        <w:rPr>
-          <w:color w:val="000000"/>
-          <w:lang w:val="en-GB"/>
-        </w:rPr>
-        <w:t>. (n.d.). https://doi.org/10.1177/002248718603700506</w:t>
       </w:r>
     </w:p>
     <w:p>
@@ -13406,7 +13286,7 @@
     <w:p>
       <w:pPr>
         <w:sectPr>
-          <w:headerReference w:type="default" r:id="rId13"/>
+          <w:headerReference w:type="default" r:id="rId12"/>
           <w:pgSz w:w="11906" w:h="16838"/>
           <w:pgMar w:top="1417" w:right="1417" w:bottom="1417" w:left="1417" w:header="708" w:footer="708" w:gutter="0"/>
           <w:cols w:space="708"/>
@@ -13483,7 +13363,7 @@
           <w:sz w:val="24"/>
         </w:rPr>
         <w:sectPr>
-          <w:footerReference w:type="default" r:id="rId14"/>
+          <w:footerReference w:type="default" r:id="rId13"/>
           <w:pgSz w:w="11906" w:h="16838"/>
           <w:pgMar w:top="1417" w:right="1417" w:bottom="1417" w:left="1417" w:header="708" w:footer="708" w:gutter="0"/>
           <w:pgNumType w:start="1"/>
@@ -13562,8 +13442,8 @@
       </w:r>
     </w:p>
     <w:sectPr>
-      <w:headerReference w:type="default" r:id="rId15"/>
-      <w:footerReference w:type="default" r:id="rId16"/>
+      <w:headerReference w:type="default" r:id="rId14"/>
+      <w:footerReference w:type="default" r:id="rId15"/>
       <w:pgSz w:w="11906" w:h="16838"/>
       <w:pgMar w:top="1417" w:right="1417" w:bottom="1417" w:left="1417" w:header="708" w:footer="708" w:gutter="0"/>
       <w:cols w:space="708"/>
@@ -16325,11 +16205,11 @@
 </file>
 
 <file path=customXml/item1.xml><?xml version="1.0" encoding="utf-8"?>
-<b:Sources xmlns:b="http://schemas.openxmlformats.org/officeDocument/2006/bibliography" xmlns="http://schemas.openxmlformats.org/officeDocument/2006/bibliography" SelectedStyle="\APASixthEditionOfficeOnline.xsl" StyleName="APA" Version="6"/>
+<b:Sources xmlns:b="http://schemas.openxmlformats.org/officeDocument/2006/bibliography" xmlns="http://schemas.openxmlformats.org/officeDocument/2006/bibliography" SelectedStyle="/APASixthEditionOfficeOnline.xsl" StyleName="APA" Version="6"/>
 </file>
 
 <file path=customXml/itemProps1.xml><?xml version="1.0" encoding="utf-8"?>
-<ds:datastoreItem xmlns:ds="http://schemas.openxmlformats.org/officeDocument/2006/customXml" ds:itemID="{D73F34BF-FFA3-40E3-AC84-2DFF285F12B5}">
+<ds:datastoreItem xmlns:ds="http://schemas.openxmlformats.org/officeDocument/2006/customXml" ds:itemID="{77D7E83E-7592-794D-A859-9D250B7299E3}">
   <ds:schemaRefs>
     <ds:schemaRef ds:uri="http://schemas.openxmlformats.org/officeDocument/2006/bibliography"/>
   </ds:schemaRefs>

--- a/my_report/Thesis_Report_English.docx
+++ b/my_report/Thesis_Report_English.docx
@@ -174,7 +174,7 @@
                                     <pic:cNvPicPr/>
                                   </pic:nvPicPr>
                                   <pic:blipFill>
-                                    <a:blip r:embed="rId8">
+                                    <a:blip r:embed="rId9">
                                       <a:extLst>
                                         <a:ext uri="{28A0092B-C50C-407E-A947-70E740481C1C}">
                                           <a14:useLocalDpi xmlns:a14="http://schemas.microsoft.com/office/drawing/2010/main" val="0"/>
@@ -238,7 +238,7 @@
                     <pic:cNvPicPr/>
                   </pic:nvPicPr>
                   <pic:blipFill>
-                    <a:blip r:embed="rId9" cstate="print">
+                    <a:blip r:embed="rId10" cstate="print">
                       <a:extLst>
                         <a:ext uri="{28A0092B-C50C-407E-A947-70E740481C1C}">
                           <a14:useLocalDpi xmlns:a14="http://schemas.microsoft.com/office/drawing/2010/main" val="0"/>
@@ -409,12 +409,21 @@
           <w:sz w:val="44"/>
         </w:rPr>
       </w:pPr>
+      <w:proofErr w:type="spellStart"/>
       <w:r>
         <w:rPr>
           <w:b/>
           <w:sz w:val="44"/>
         </w:rPr>
-        <w:t>L’intelligence artificielle au service de l’enseignement des langues vivantes</w:t>
+        <w:t>Integration</w:t>
+      </w:r>
+      <w:proofErr w:type="spellEnd"/>
+      <w:r>
+        <w:rPr>
+          <w:b/>
+          <w:sz w:val="44"/>
+        </w:rPr>
+        <w:t xml:space="preserve"> de l’IA générative dans la planification pédagogique : </w:t>
       </w:r>
     </w:p>
     <w:p>
@@ -432,7 +441,39 @@
           <w:i/>
           <w:sz w:val="36"/>
         </w:rPr>
-        <w:t>Analyse pratique et expérimentation pédagogique des outils numériques intelligents</w:t>
+        <w:t>Perceptions, pratiques et barri</w:t>
+      </w:r>
+      <w:r>
+        <w:rPr>
+          <w:b/>
+          <w:i/>
+          <w:sz w:val="36"/>
+        </w:rPr>
+        <w:t>è</w:t>
+      </w:r>
+      <w:r>
+        <w:rPr>
+          <w:b/>
+          <w:i/>
+          <w:sz w:val="36"/>
+        </w:rPr>
+        <w:t>r</w:t>
+      </w:r>
+      <w:r>
+        <w:rPr>
+          <w:b/>
+          <w:i/>
+          <w:sz w:val="36"/>
+        </w:rPr>
+        <w:t>e</w:t>
+      </w:r>
+      <w:r>
+        <w:rPr>
+          <w:b/>
+          <w:i/>
+          <w:sz w:val="36"/>
+        </w:rPr>
+        <w:t>s chez les enseignants de langues vivantes au collège français</w:t>
       </w:r>
     </w:p>
     <w:p>
@@ -567,7 +608,7 @@
           <w:b/>
         </w:rPr>
         <w:sectPr>
-          <w:headerReference w:type="default" r:id="rId10"/>
+          <w:headerReference w:type="default" r:id="rId11"/>
           <w:pgSz w:w="11906" w:h="16838"/>
           <w:pgMar w:top="1417" w:right="1417" w:bottom="1417" w:left="1417" w:header="708" w:footer="708" w:gutter="0"/>
           <w:cols w:space="708"/>
@@ -4860,7 +4901,23 @@
             <w:noProof/>
             <w:lang w:val="en-IN"/>
           </w:rPr>
-          <w:t>State-of-the-Art AI for TICE</w:t>
+          <w:t xml:space="preserve">State-of-the-Art AI </w:t>
+        </w:r>
+        <w:r>
+          <w:rPr>
+            <w:rStyle w:val="Hyperlink"/>
+            <w:noProof/>
+            <w:lang w:val="en-IN"/>
+          </w:rPr>
+          <w:t>f</w:t>
+        </w:r>
+        <w:r>
+          <w:rPr>
+            <w:rStyle w:val="Hyperlink"/>
+            <w:noProof/>
+            <w:lang w:val="en-IN"/>
+          </w:rPr>
+          <w:t>or TICE</w:t>
         </w:r>
         <w:r>
           <w:rPr>
@@ -5532,7 +5589,7 @@
           <w:szCs w:val="24"/>
           <w:lang w:val="en-US"/>
         </w:rPr>
-        <w:t xml:space="preserve">transitioned </w:t>
+        <w:t>transitioned</w:t>
       </w:r>
       <w:r>
         <w:rPr>
@@ -5541,7 +5598,7 @@
           <w:szCs w:val="24"/>
           <w:lang w:val="en-US"/>
         </w:rPr>
-        <w:t>from grammar-translation methods</w:t>
+        <w:t xml:space="preserve"> </w:t>
       </w:r>
       <w:r>
         <w:rPr>
@@ -5550,7 +5607,43 @@
           <w:szCs w:val="24"/>
           <w:lang w:val="en-US"/>
         </w:rPr>
-        <w:t xml:space="preserve"> focusing on </w:t>
+        <w:t>from grammar</w:t>
+      </w:r>
+      <w:r>
+        <w:rPr>
+          <w:rFonts w:ascii="Times New Roman" w:hAnsi="Times New Roman" w:cs="Times New Roman"/>
+          <w:sz w:val="24"/>
+          <w:szCs w:val="24"/>
+          <w:lang w:val="en-US"/>
+        </w:rPr>
+        <w:t xml:space="preserve"> </w:t>
+      </w:r>
+      <w:r>
+        <w:rPr>
+          <w:rFonts w:ascii="Times New Roman" w:hAnsi="Times New Roman" w:cs="Times New Roman"/>
+          <w:sz w:val="24"/>
+          <w:szCs w:val="24"/>
+          <w:lang w:val="en-US"/>
+        </w:rPr>
+        <w:t>translation methods</w:t>
+      </w:r>
+      <w:r>
+        <w:rPr>
+          <w:rFonts w:ascii="Times New Roman" w:hAnsi="Times New Roman" w:cs="Times New Roman"/>
+          <w:sz w:val="24"/>
+          <w:szCs w:val="24"/>
+          <w:lang w:val="en-US"/>
+        </w:rPr>
+        <w:t xml:space="preserve"> </w:t>
+      </w:r>
+      <w:r>
+        <w:rPr>
+          <w:rFonts w:ascii="Times New Roman" w:hAnsi="Times New Roman" w:cs="Times New Roman"/>
+          <w:sz w:val="24"/>
+          <w:szCs w:val="24"/>
+          <w:lang w:val="en-US"/>
+        </w:rPr>
+        <w:t xml:space="preserve">focusing on </w:t>
       </w:r>
       <w:r>
         <w:rPr>
@@ -5766,7 +5859,25 @@
           <w:szCs w:val="24"/>
           <w:lang w:val="en-US"/>
         </w:rPr>
-        <w:t xml:space="preserve">. Teachers had to translate the methodological principles into sensible instructional sequences, lesson plans and classroom activities. This process place considerable responsibility on the teachers, work they usually performed outside of their classroom time. </w:t>
+        <w:t>. Teachers had to translate the methodological principles into sensible instructional sequences, lesson plans and classroom activities. This process place</w:t>
+      </w:r>
+      <w:r>
+        <w:rPr>
+          <w:rFonts w:ascii="Times New Roman" w:hAnsi="Times New Roman" w:cs="Times New Roman"/>
+          <w:sz w:val="24"/>
+          <w:szCs w:val="24"/>
+          <w:lang w:val="en-US"/>
+        </w:rPr>
+        <w:t>s</w:t>
+      </w:r>
+      <w:r>
+        <w:rPr>
+          <w:rFonts w:ascii="Times New Roman" w:hAnsi="Times New Roman" w:cs="Times New Roman"/>
+          <w:sz w:val="24"/>
+          <w:szCs w:val="24"/>
+          <w:lang w:val="en-US"/>
+        </w:rPr>
+        <w:t xml:space="preserve"> considerable responsibility on the teachers, work they usually performed outside of their classroom time. </w:t>
       </w:r>
       <w:r>
         <w:rPr>
@@ -5853,17 +5964,10 @@
     </w:p>
     <w:p>
       <w:pPr>
-        <w:rPr>
-          <w:lang w:val="en-US"/>
-        </w:rPr>
-      </w:pPr>
-    </w:p>
-    <w:p>
-      <w:pPr>
         <w:pStyle w:val="Heading2"/>
       </w:pPr>
       <w:r>
-        <w:t>EdTech &amp; AI</w:t>
+        <w:t>Emergence of TICE in language learning</w:t>
       </w:r>
     </w:p>
     <w:p>
@@ -5882,9 +5986,8 @@
           <w:szCs w:val="24"/>
           <w:lang w:val="en-US"/>
         </w:rPr>
-        <w:t>More here</w:t>
-      </w:r>
-      <w:proofErr w:type="gramStart"/>
+        <w:t>Digital tools gradually entered language classrooms through Computer-Assisted Language Learning (CALL), requiring teachers to adapt their lesson planning practices to incorporate these technologies</w:t>
+      </w:r>
       <w:r>
         <w:rPr>
           <w:rFonts w:ascii="Times New Roman" w:hAnsi="Times New Roman" w:cs="Times New Roman"/>
@@ -5892,19 +5995,17 @@
           <w:szCs w:val="24"/>
           <w:lang w:val="en-US"/>
         </w:rPr>
-        <w:t>…..</w:t>
-      </w:r>
-      <w:proofErr w:type="gramEnd"/>
-    </w:p>
-    <w:p>
-      <w:pPr>
+        <w:t xml:space="preserve"> </w:t>
+      </w:r>
+      <w:r>
         <w:rPr>
           <w:rFonts w:ascii="Times New Roman" w:hAnsi="Times New Roman" w:cs="Times New Roman"/>
           <w:sz w:val="24"/>
           <w:szCs w:val="24"/>
           <w:lang w:val="en-US"/>
         </w:rPr>
-      </w:pPr>
+        <w:fldChar w:fldCharType="begin"/>
+      </w:r>
       <w:r>
         <w:rPr>
           <w:rFonts w:ascii="Times New Roman" w:hAnsi="Times New Roman" w:cs="Times New Roman"/>
@@ -5912,25 +6013,7 @@
           <w:szCs w:val="24"/>
           <w:lang w:val="en-US"/>
         </w:rPr>
-        <w:t xml:space="preserve">however, moder education transitioned towards a student-focused approach with the emergence of new technological tools to aide an overall learning environment. </w:t>
-      </w:r>
-      <w:r>
-        <w:rPr>
-          <w:rFonts w:ascii="Times New Roman" w:hAnsi="Times New Roman" w:cs="Times New Roman"/>
-          <w:sz w:val="24"/>
-          <w:szCs w:val="24"/>
-          <w:lang w:val="en-US"/>
-        </w:rPr>
-        <w:fldChar w:fldCharType="begin"/>
-      </w:r>
-      <w:r>
-        <w:rPr>
-          <w:rFonts w:ascii="Times New Roman" w:hAnsi="Times New Roman" w:cs="Times New Roman"/>
-          <w:sz w:val="24"/>
-          <w:szCs w:val="24"/>
-          <w:lang w:val="en-US"/>
-        </w:rPr>
-        <w:instrText xml:space="preserve"> ADDIN ZOTERO_ITEM CSL_CITATION {"citationID":"KnDigR7p","properties":{"unsorted":false,"formattedCitation":"(Serin, 2018)","plainCitation":"(Serin, 2018)","noteIndex":0},"citationItems":[{"id":145,"uris":["http://zotero.org/users/18489330/items/W68WEB3B"],"itemData":{"id":145,"type":"article-journal","abstract":"Student-centered instruction in the classroom has recently challenged teacher-centeredness for allowing students to construct their understandings using their experiences and actions. Student-centered pedagogy is based on constructivist and democratic principles. That students make sense of what they learn in a classroom environment in which they are stimulated to develop their reflective and critical thinking and sense of responsibility come to the fore in student-centered pedagogy. Teacher-centered instruction on the other hand relied heavily on the behaviorist theory which was based on the idea that behavior changes are caused by external stimuli. Compared with student-centered classroom, students in teacher-centered classroom are passive and respond to environmental stimuli. Teacher has the ultimate authority and is in charge of learning for that reason students do not have adequate opportunities to develop their critical thinking and problem solving skills. This article endeavors to compare student-centered and teachercentered approaches and documents their general features in the classroom.","container-title":"International Journal of Social Sciences &amp; Educational Studies","DOI":"10.23918//ijsses.v5i1p164","issue":"1","language":"en","license":"Copyright (c) 2024 International Journal of Social Sciences &amp; Educational Studies","page":"164-167","source":"ijsses.tiu.edu.iq","title":"A Comparison of Teacher-Centered and Student-Centered Approaches in Educational Settings","volume":"5","author":[{"family":"Serin","given":"Hamdi"}],"issued":{"date-parts":[["2018",9,1]]}}}],"schema":"https://github.com/citation-style-language/schema/raw/master/csl-citation.json"} </w:instrText>
+        <w:instrText xml:space="preserve"> ADDIN ZOTERO_ITEM CSL_CITATION {"citationID":"O0MCPcRA","properties":{"unsorted":false,"formattedCitation":"(Warschauer &amp; Healey, 1998)","plainCitation":"(Warschauer &amp; Healey, 1998)","noteIndex":0},"citationItems":[{"id":162,"uris":["http://zotero.org/users/18489330/items/XUXM9ST6"],"itemData":{"id":162,"type":"article-journal","container-title":"Language Teaching","DOI":"10.1017/S0261444800012970","ISSN":"0261-4448, 1475-3049","issue":"2","journalAbbreviation":"Lang. Teach.","language":"en","license":"https://www.cambridge.org/core/terms","page":"57-71","source":"DOI.org (Crossref)","title":"Computers and language learning: an overview","title-short":"Computers and language learning","volume":"31","author":[{"family":"Warschauer","given":"Mark"},{"family":"Healey","given":"Deborah"}],"issued":{"date-parts":[["1998",4]]}}}],"schema":"https://github.com/citation-style-language/schema/raw/master/csl-citation.json"} </w:instrText>
       </w:r>
       <w:r>
         <w:rPr>
@@ -5949,7 +6032,7 @@
           <w:szCs w:val="24"/>
           <w:lang w:val="en-US"/>
         </w:rPr>
-        <w:t>(Serin, 2018)</w:t>
+        <w:t>(Warschauer &amp; Healey, 1998)</w:t>
       </w:r>
       <w:r>
         <w:rPr>
@@ -5967,1918 +6050,1265 @@
           <w:szCs w:val="24"/>
           <w:lang w:val="en-US"/>
         </w:rPr>
-        <w:t xml:space="preserve">.  </w:t>
-      </w:r>
-    </w:p>
-    <w:p>
-      <w:pPr>
-        <w:rPr>
-          <w:lang w:val="en-US"/>
-        </w:rPr>
-      </w:pPr>
-    </w:p>
-    <w:p>
-      <w:pPr>
-        <w:rPr>
-          <w:lang w:val="en-US"/>
-        </w:rPr>
-      </w:pPr>
-      <w:r>
-        <w:rPr>
-          <w:lang w:val="en-US"/>
-        </w:rPr>
-        <w:t xml:space="preserve">Mox dicta </w:t>
-      </w:r>
-      <w:proofErr w:type="spellStart"/>
-      <w:r>
-        <w:rPr>
-          <w:lang w:val="en-US"/>
-        </w:rPr>
-        <w:t>finierat</w:t>
-      </w:r>
-      <w:proofErr w:type="spellEnd"/>
+        <w:t>.</w:t>
+      </w:r>
+      <w:r>
+        <w:rPr>
+          <w:rFonts w:ascii="Times New Roman" w:hAnsi="Times New Roman" w:cs="Times New Roman"/>
+          <w:sz w:val="24"/>
+          <w:szCs w:val="24"/>
+          <w:lang w:val="en-US"/>
+        </w:rPr>
+        <w:t xml:space="preserve"> </w:t>
+      </w:r>
+      <w:r>
+        <w:rPr>
+          <w:rFonts w:ascii="Times New Roman" w:hAnsi="Times New Roman" w:cs="Times New Roman"/>
+          <w:sz w:val="24"/>
+          <w:szCs w:val="24"/>
+          <w:lang w:val="en-US"/>
+        </w:rPr>
+        <w:t>Instead of relying only on textbooks and face-to-face instruction, teachers began integrating computers, language software, multimedia materials, and later internet-based resources into their classrooms. This adaptation required teachers to develop new technical skills, redesign classroom activities, and shift toward more learner-centered approaches. They also had to learn how to select appropriate digital tools that supported language skills such as listening, speaking, reading, and writing. These changes marked an important transition in language education, as technology became increasingly connected to both teaching practices and student engagement.</w:t>
+      </w:r>
+    </w:p>
+    <w:p>
+      <w:pPr>
+        <w:rPr>
+          <w:rFonts w:ascii="Times New Roman" w:hAnsi="Times New Roman" w:cs="Times New Roman"/>
+          <w:sz w:val="24"/>
+          <w:szCs w:val="24"/>
+          <w:lang w:val="en-US"/>
+        </w:rPr>
+      </w:pPr>
+      <w:r>
+        <w:rPr>
+          <w:rFonts w:ascii="Times New Roman" w:hAnsi="Times New Roman" w:cs="Times New Roman"/>
+          <w:sz w:val="24"/>
+          <w:szCs w:val="24"/>
+          <w:lang w:val="en-US"/>
+        </w:rPr>
+        <w:lastRenderedPageBreak/>
+        <w:t>Despite CALL integration, teachers remained the primary designers of instruction.</w:t>
+      </w:r>
+      <w:r>
+        <w:rPr>
+          <w:rFonts w:ascii="Times New Roman" w:hAnsi="Times New Roman" w:cs="Times New Roman"/>
+          <w:sz w:val="24"/>
+          <w:szCs w:val="24"/>
+          <w:lang w:val="en-US"/>
+        </w:rPr>
+        <w:t xml:space="preserve"> </w:t>
+      </w:r>
+      <w:r>
+        <w:rPr>
+          <w:rFonts w:ascii="Times New Roman" w:hAnsi="Times New Roman" w:cs="Times New Roman"/>
+          <w:sz w:val="24"/>
+          <w:szCs w:val="24"/>
+          <w:lang w:val="en-US"/>
+        </w:rPr>
+        <w:t>Digital tools supported lesson planning but did not generate</w:t>
+      </w:r>
+      <w:r>
+        <w:rPr>
+          <w:rFonts w:ascii="Times New Roman" w:hAnsi="Times New Roman" w:cs="Times New Roman"/>
+          <w:sz w:val="24"/>
+          <w:szCs w:val="24"/>
+          <w:lang w:val="en-US"/>
+        </w:rPr>
+        <w:t xml:space="preserve"> complete</w:t>
+      </w:r>
+      <w:r>
+        <w:rPr>
+          <w:rFonts w:ascii="Times New Roman" w:hAnsi="Times New Roman" w:cs="Times New Roman"/>
+          <w:sz w:val="24"/>
+          <w:szCs w:val="24"/>
+          <w:lang w:val="en-US"/>
+        </w:rPr>
+        <w:t xml:space="preserve"> </w:t>
+      </w:r>
+      <w:r>
+        <w:rPr>
+          <w:rFonts w:ascii="Times New Roman" w:hAnsi="Times New Roman" w:cs="Times New Roman"/>
+          <w:sz w:val="24"/>
+          <w:szCs w:val="24"/>
+          <w:lang w:val="en-US"/>
+        </w:rPr>
+        <w:t>lesson plans yet</w:t>
+      </w:r>
+      <w:r>
+        <w:rPr>
+          <w:rFonts w:ascii="Times New Roman" w:hAnsi="Times New Roman" w:cs="Times New Roman"/>
+          <w:sz w:val="24"/>
+          <w:szCs w:val="24"/>
+          <w:lang w:val="en-US"/>
+        </w:rPr>
+        <w:t>; teachers still created the core curriculum</w:t>
+      </w:r>
+      <w:r>
+        <w:rPr>
+          <w:rFonts w:ascii="Times New Roman" w:hAnsi="Times New Roman" w:cs="Times New Roman"/>
+          <w:sz w:val="24"/>
+          <w:szCs w:val="24"/>
+          <w:lang w:val="en-US"/>
+        </w:rPr>
+        <w:t xml:space="preserve"> </w:t>
+      </w:r>
+      <w:r>
+        <w:rPr>
+          <w:rFonts w:ascii="Times New Roman" w:hAnsi="Times New Roman" w:cs="Times New Roman"/>
+          <w:sz w:val="24"/>
+          <w:szCs w:val="24"/>
+          <w:lang w:val="en-US"/>
+        </w:rPr>
+        <w:fldChar w:fldCharType="begin"/>
+      </w:r>
+      <w:r>
+        <w:rPr>
+          <w:rFonts w:ascii="Times New Roman" w:hAnsi="Times New Roman" w:cs="Times New Roman"/>
+          <w:sz w:val="24"/>
+          <w:szCs w:val="24"/>
+          <w:lang w:val="en-US"/>
+        </w:rPr>
+        <w:instrText xml:space="preserve"> ADDIN ZOTERO_ITEM CSL_CITATION {"citationID":"hTjHASlM","properties":{"unsorted":false,"formattedCitation":"(Warschauer &amp; Healey, 1998)","plainCitation":"(Warschauer &amp; Healey, 1998)","noteIndex":0},"citationItems":[{"id":162,"uris":["http://zotero.org/users/18489330/items/XUXM9ST6"],"itemData":{"id":162,"type":"article-journal","container-title":"Language Teaching","DOI":"10.1017/S0261444800012970","ISSN":"0261-4448, 1475-3049","issue":"2","journalAbbreviation":"Lang. Teach.","language":"en","license":"https://www.cambridge.org/core/terms","page":"57-71","source":"DOI.org (Crossref)","title":"Computers and language learning: an overview","title-short":"Computers and language learning","volume":"31","author":[{"family":"Warschauer","given":"Mark"},{"family":"Healey","given":"Deborah"}],"issued":{"date-parts":[["1998",4]]}}}],"schema":"https://github.com/citation-style-language/schema/raw/master/csl-citation.json"} </w:instrText>
+      </w:r>
+      <w:r>
+        <w:rPr>
+          <w:rFonts w:ascii="Times New Roman" w:hAnsi="Times New Roman" w:cs="Times New Roman"/>
+          <w:sz w:val="24"/>
+          <w:szCs w:val="24"/>
+          <w:lang w:val="en-US"/>
+        </w:rPr>
+        <w:fldChar w:fldCharType="separate"/>
+      </w:r>
+      <w:r>
+        <w:rPr>
+          <w:rFonts w:ascii="Times New Roman" w:hAnsi="Times New Roman" w:cs="Times New Roman"/>
+          <w:noProof/>
+          <w:sz w:val="24"/>
+          <w:szCs w:val="24"/>
+          <w:lang w:val="en-US"/>
+        </w:rPr>
+        <w:t>(Warschauer &amp; Healey, 1998)</w:t>
+      </w:r>
+      <w:r>
+        <w:rPr>
+          <w:rFonts w:ascii="Times New Roman" w:hAnsi="Times New Roman" w:cs="Times New Roman"/>
+          <w:sz w:val="24"/>
+          <w:szCs w:val="24"/>
+          <w:lang w:val="en-US"/>
+        </w:rPr>
+        <w:fldChar w:fldCharType="end"/>
+      </w:r>
+      <w:r>
+        <w:rPr>
+          <w:rFonts w:ascii="Times New Roman" w:hAnsi="Times New Roman" w:cs="Times New Roman"/>
+          <w:sz w:val="24"/>
+          <w:szCs w:val="24"/>
+          <w:lang w:val="en-US"/>
+        </w:rPr>
+        <w:t>.</w:t>
+      </w:r>
+      <w:r>
+        <w:rPr>
+          <w:rFonts w:ascii="Times New Roman" w:hAnsi="Times New Roman" w:cs="Times New Roman"/>
+          <w:sz w:val="24"/>
+          <w:szCs w:val="24"/>
+          <w:lang w:val="en-US"/>
+        </w:rPr>
+        <w:t xml:space="preserve"> </w:t>
+      </w:r>
+      <w:r>
+        <w:rPr>
+          <w:rFonts w:ascii="Times New Roman" w:hAnsi="Times New Roman" w:cs="Times New Roman"/>
+          <w:sz w:val="24"/>
+          <w:szCs w:val="24"/>
+          <w:lang w:val="en-US"/>
+        </w:rPr>
+        <w:t>This distinction becomes important when considering generative AI, which fundamentally changes what teachers must do in lesson planning.</w:t>
+      </w:r>
+    </w:p>
+    <w:p>
+      <w:pPr>
+        <w:rPr>
+          <w:lang w:val="en-US"/>
+        </w:rPr>
+      </w:pPr>
+    </w:p>
+    <w:p>
+      <w:pPr>
+        <w:pStyle w:val="Heading2"/>
+      </w:pPr>
+      <w:r>
+        <w:t>Integration of generative AI in language learning</w:t>
+      </w:r>
+    </w:p>
+    <w:p>
+      <w:pPr>
+        <w:rPr>
+          <w:rFonts w:ascii="Times New Roman" w:hAnsi="Times New Roman" w:cs="Times New Roman"/>
+          <w:sz w:val="24"/>
+          <w:szCs w:val="24"/>
+          <w:lang w:val="en-US"/>
+        </w:rPr>
+      </w:pPr>
+      <w:r>
+        <w:rPr>
+          <w:rFonts w:ascii="Times New Roman" w:hAnsi="Times New Roman" w:cs="Times New Roman"/>
+          <w:sz w:val="24"/>
+          <w:szCs w:val="24"/>
+          <w:lang w:val="en-US"/>
+        </w:rPr>
+        <w:t>Generative</w:t>
+      </w:r>
+      <w:r>
+        <w:rPr>
+          <w:rFonts w:ascii="Times New Roman" w:hAnsi="Times New Roman" w:cs="Times New Roman"/>
+          <w:sz w:val="24"/>
+          <w:szCs w:val="24"/>
+          <w:lang w:val="en-US"/>
+        </w:rPr>
+        <w:t xml:space="preserve"> </w:t>
+      </w:r>
+      <w:r>
+        <w:rPr>
+          <w:rFonts w:ascii="Times New Roman" w:hAnsi="Times New Roman" w:cs="Times New Roman"/>
+          <w:sz w:val="24"/>
+          <w:szCs w:val="24"/>
+          <w:lang w:val="en-US"/>
+        </w:rPr>
+        <w:t>AI describes artificial intelligence systems that produce new material, including text, lesson plans, and exercises, when given a user prompt as input</w:t>
+      </w:r>
+      <w:r>
+        <w:rPr>
+          <w:rFonts w:ascii="Times New Roman" w:hAnsi="Times New Roman" w:cs="Times New Roman"/>
+          <w:sz w:val="24"/>
+          <w:szCs w:val="24"/>
+          <w:lang w:val="en-US"/>
+        </w:rPr>
+        <w:t xml:space="preserve"> </w:t>
+      </w:r>
+      <w:r>
+        <w:rPr>
+          <w:rFonts w:ascii="Times New Roman" w:hAnsi="Times New Roman" w:cs="Times New Roman"/>
+          <w:sz w:val="24"/>
+          <w:szCs w:val="24"/>
+          <w:lang w:val="en-US"/>
+        </w:rPr>
+        <w:fldChar w:fldCharType="begin"/>
+      </w:r>
+      <w:r>
+        <w:rPr>
+          <w:rFonts w:ascii="Times New Roman" w:hAnsi="Times New Roman" w:cs="Times New Roman"/>
+          <w:sz w:val="24"/>
+          <w:szCs w:val="24"/>
+          <w:lang w:val="en-US"/>
+        </w:rPr>
+        <w:instrText xml:space="preserve"> ADDIN ZOTERO_ITEM CSL_CITATION {"citationID":"ubaZquHB","properties":{"unsorted":false,"formattedCitation":"(Mishra et al., 2025)","plainCitation":"(Mishra et al., 2025)","noteIndex":0},"citationItems":[{"id":163,"uris":["http://zotero.org/users/18489330/items/4DG2IMP8"],"itemData":{"id":163,"type":"article-journal","container-title":"TechTrends","DOI":"10.1007/s11528-025-01064-2","ISSN":"8756-3894, 1559-7075","issue":"2","journalAbbreviation":"TechTrends","language":"en","page":"247-253","source":"DOI.org (Crossref)","title":"Control vs. Agency: Exploring the History of AI in Education","title-short":"Control vs. Agency","volume":"69","author":[{"family":"Mishra","given":"Punya"},{"family":"Henriksen","given":"Danah"},{"family":"Woo","given":"Lauren J."},{"family":"Oster","given":"Nicole"}],"issued":{"date-parts":[["2025",3]]}}}],"schema":"https://github.com/citation-style-language/schema/raw/master/csl-citation.json"} </w:instrText>
+      </w:r>
+      <w:r>
+        <w:rPr>
+          <w:rFonts w:ascii="Times New Roman" w:hAnsi="Times New Roman" w:cs="Times New Roman"/>
+          <w:sz w:val="24"/>
+          <w:szCs w:val="24"/>
+          <w:lang w:val="en-US"/>
+        </w:rPr>
+        <w:fldChar w:fldCharType="separate"/>
+      </w:r>
+      <w:r>
+        <w:rPr>
+          <w:rFonts w:ascii="Times New Roman" w:hAnsi="Times New Roman" w:cs="Times New Roman"/>
+          <w:noProof/>
+          <w:sz w:val="24"/>
+          <w:szCs w:val="24"/>
+          <w:lang w:val="en-US"/>
+        </w:rPr>
+        <w:t>(Mishra et al., 2025)</w:t>
+      </w:r>
+      <w:r>
+        <w:rPr>
+          <w:rFonts w:ascii="Times New Roman" w:hAnsi="Times New Roman" w:cs="Times New Roman"/>
+          <w:sz w:val="24"/>
+          <w:szCs w:val="24"/>
+          <w:lang w:val="en-US"/>
+        </w:rPr>
+        <w:fldChar w:fldCharType="end"/>
+      </w:r>
+      <w:r>
+        <w:rPr>
+          <w:rFonts w:ascii="Times New Roman" w:hAnsi="Times New Roman" w:cs="Times New Roman"/>
+          <w:sz w:val="24"/>
+          <w:szCs w:val="24"/>
+          <w:lang w:val="en-US"/>
+        </w:rPr>
+        <w:t>.</w:t>
+      </w:r>
+      <w:r>
+        <w:rPr>
+          <w:rFonts w:ascii="Times New Roman" w:hAnsi="Times New Roman" w:cs="Times New Roman"/>
+          <w:sz w:val="24"/>
+          <w:szCs w:val="24"/>
+          <w:lang w:val="en-US"/>
+        </w:rPr>
+        <w:t xml:space="preserve"> Contrary to</w:t>
+      </w:r>
+      <w:r>
+        <w:rPr>
+          <w:rFonts w:ascii="Times New Roman" w:hAnsi="Times New Roman" w:cs="Times New Roman"/>
+          <w:sz w:val="24"/>
+          <w:szCs w:val="24"/>
+          <w:lang w:val="en-US"/>
+        </w:rPr>
+        <w:t xml:space="preserve"> CALL tools that supported</w:t>
+      </w:r>
+      <w:r>
+        <w:rPr>
+          <w:rFonts w:ascii="Times New Roman" w:hAnsi="Times New Roman" w:cs="Times New Roman"/>
+          <w:sz w:val="24"/>
+          <w:szCs w:val="24"/>
+          <w:lang w:val="en-US"/>
+        </w:rPr>
+        <w:t xml:space="preserve"> </w:t>
+      </w:r>
+      <w:r>
+        <w:rPr>
+          <w:rFonts w:ascii="Times New Roman" w:hAnsi="Times New Roman" w:cs="Times New Roman"/>
+          <w:sz w:val="24"/>
+          <w:szCs w:val="24"/>
+          <w:lang w:val="en-US"/>
+        </w:rPr>
+        <w:t>instruction</w:t>
+      </w:r>
+      <w:r>
+        <w:rPr>
+          <w:rFonts w:ascii="Times New Roman" w:hAnsi="Times New Roman" w:cs="Times New Roman"/>
+          <w:sz w:val="24"/>
+          <w:szCs w:val="24"/>
+          <w:lang w:val="en-US"/>
+        </w:rPr>
+        <w:t xml:space="preserve"> designed by the teachers</w:t>
+      </w:r>
+      <w:r>
+        <w:rPr>
+          <w:rFonts w:ascii="Times New Roman" w:hAnsi="Times New Roman" w:cs="Times New Roman"/>
+          <w:sz w:val="24"/>
+          <w:szCs w:val="24"/>
+          <w:lang w:val="en-US"/>
+        </w:rPr>
+        <w:t>, generative AI actively produces instructional content that teachers must evaluate and adapt.</w:t>
+      </w:r>
+      <w:r>
+        <w:rPr>
+          <w:rFonts w:ascii="Times New Roman" w:hAnsi="Times New Roman" w:cs="Times New Roman"/>
+          <w:sz w:val="24"/>
+          <w:szCs w:val="24"/>
+          <w:lang w:val="en-US"/>
+        </w:rPr>
+        <w:t xml:space="preserve"> </w:t>
+      </w:r>
+      <w:r>
+        <w:rPr>
+          <w:rFonts w:ascii="Times New Roman" w:hAnsi="Times New Roman" w:cs="Times New Roman"/>
+          <w:sz w:val="24"/>
+          <w:szCs w:val="24"/>
+          <w:lang w:val="en-US"/>
+        </w:rPr>
+        <w:t>This shift requires teachers to exercise new forms of pedagogical judgment by assessing AI</w:t>
+      </w:r>
+      <w:r>
+        <w:rPr>
+          <w:rFonts w:ascii="Times New Roman" w:hAnsi="Times New Roman" w:cs="Times New Roman"/>
+          <w:sz w:val="24"/>
+          <w:szCs w:val="24"/>
+          <w:lang w:val="en-US"/>
+        </w:rPr>
+        <w:t xml:space="preserve"> - </w:t>
+      </w:r>
+      <w:r>
+        <w:rPr>
+          <w:rFonts w:ascii="Times New Roman" w:hAnsi="Times New Roman" w:cs="Times New Roman"/>
+          <w:sz w:val="24"/>
+          <w:szCs w:val="24"/>
+          <w:lang w:val="en-US"/>
+        </w:rPr>
+        <w:t>generated content for accuracy, alignment with curriculum, and pedagogical appropriatenes</w:t>
+      </w:r>
+      <w:r>
+        <w:rPr>
+          <w:rFonts w:ascii="Times New Roman" w:hAnsi="Times New Roman" w:cs="Times New Roman"/>
+          <w:sz w:val="24"/>
+          <w:szCs w:val="24"/>
+          <w:lang w:val="en-US"/>
+        </w:rPr>
+        <w:t>s</w:t>
+      </w:r>
+      <w:r>
+        <w:rPr>
+          <w:rFonts w:ascii="Times New Roman" w:hAnsi="Times New Roman" w:cs="Times New Roman"/>
+          <w:sz w:val="24"/>
+          <w:szCs w:val="24"/>
+          <w:lang w:val="en-US"/>
+        </w:rPr>
+        <w:t xml:space="preserve"> </w:t>
+      </w:r>
+      <w:r>
+        <w:rPr>
+          <w:rFonts w:ascii="Times New Roman" w:hAnsi="Times New Roman" w:cs="Times New Roman"/>
+          <w:sz w:val="24"/>
+          <w:szCs w:val="24"/>
+          <w:lang w:val="en-US"/>
+        </w:rPr>
+        <w:fldChar w:fldCharType="begin"/>
+      </w:r>
+      <w:r>
+        <w:rPr>
+          <w:rFonts w:ascii="Times New Roman" w:hAnsi="Times New Roman" w:cs="Times New Roman"/>
+          <w:sz w:val="24"/>
+          <w:szCs w:val="24"/>
+          <w:lang w:val="en-US"/>
+        </w:rPr>
+        <w:instrText xml:space="preserve"> ADDIN ZOTERO_ITEM CSL_CITATION {"citationID":"NVVlChKf","properties":{"unsorted":false,"formattedCitation":"(Morgan, 2025)","plainCitation":"(Morgan, 2025)","noteIndex":0},"citationItems":[{"id":177,"uris":["http://zotero.org/users/18489330/items/FBUV6X7X"],"itemData":{"id":177,"type":"article-journal","abstract":"Effective phonemic awareness instruction is essential for early literacy development, yet teachers often seek additional support in designing structured, engaging, and standards-aligned lesson plans. Generative AI (GenAI), such as ChatGPT Plus, is a promising tool for assisting educators with lesson creation. This study explores the effectiveness of ChatGPT Plus in generating phonemic awareness lesson plans that align with learning objectives, the Gradual Release of Responsibility (GRR) model, and the Science of Teaching Reading (STR) instructional practices. The study evaluated and refined three ChatGPT Plus-generated lesson plans using a design-based research methodology. The initial output lacked student engagement, formative strategies, and explicit teacher feedback and needed multiple refinements. The final output indicates that ChatGPT Plus successfully created lessons using the GRR model, incorporated STR instructional practices, and aligned them with lesson objectives. This study highlights the potential of GenAI in lesson planning but emphasizes the need for teacher experience in using detailed prompts and critical evaluation of AI-generated lesson plans. While ChatGPT Plus can streamline lesson planning, teacher oversight remains essential to ensure pedagogical and instructional effects.","container-title":"Texas Journal of Literacy Education","ISSN":"2374-7404","issue":"1","language":"en","source":"www.talejournal.com","title":"Phonemic Awareness and AI: Evaluating ChatGPT Plus for Structured Lesson Development","title-short":"Phonemic Awareness and AI","URL":"https://www.talejournal.com/index.php/TJLE/article/view/175","volume":"12","author":[{"family":"Morgan","given":"Kristin LaVelle Kristin"}],"accessed":{"date-parts":[["2026",5,17]]},"issued":{"date-parts":[["2025",8,22]]}}}],"schema":"https://github.com/citation-style-language/schema/raw/master/csl-citation.json"} </w:instrText>
+      </w:r>
+      <w:r>
+        <w:rPr>
+          <w:rFonts w:ascii="Times New Roman" w:hAnsi="Times New Roman" w:cs="Times New Roman"/>
+          <w:sz w:val="24"/>
+          <w:szCs w:val="24"/>
+          <w:lang w:val="en-US"/>
+        </w:rPr>
+        <w:fldChar w:fldCharType="separate"/>
+      </w:r>
+      <w:r>
+        <w:rPr>
+          <w:rFonts w:ascii="Times New Roman" w:hAnsi="Times New Roman" w:cs="Times New Roman"/>
+          <w:noProof/>
+          <w:sz w:val="24"/>
+          <w:szCs w:val="24"/>
+          <w:lang w:val="en-US"/>
+        </w:rPr>
+        <w:t>(Morgan, 2025)</w:t>
+      </w:r>
+      <w:r>
+        <w:rPr>
+          <w:rFonts w:ascii="Times New Roman" w:hAnsi="Times New Roman" w:cs="Times New Roman"/>
+          <w:sz w:val="24"/>
+          <w:szCs w:val="24"/>
+          <w:lang w:val="en-US"/>
+        </w:rPr>
+        <w:fldChar w:fldCharType="end"/>
+      </w:r>
+      <w:r>
+        <w:rPr>
+          <w:rFonts w:ascii="Times New Roman" w:hAnsi="Times New Roman" w:cs="Times New Roman"/>
+          <w:sz w:val="24"/>
+          <w:szCs w:val="24"/>
+          <w:lang w:val="en-US"/>
+        </w:rPr>
+        <w:t xml:space="preserve">. </w:t>
+      </w:r>
+      <w:r>
+        <w:rPr>
+          <w:rFonts w:ascii="Times New Roman" w:hAnsi="Times New Roman" w:cs="Times New Roman"/>
+          <w:sz w:val="24"/>
+          <w:szCs w:val="24"/>
+          <w:lang w:val="en-US"/>
+        </w:rPr>
+        <w:t>R</w:t>
+      </w:r>
+      <w:r>
+        <w:rPr>
+          <w:rFonts w:ascii="Times New Roman" w:hAnsi="Times New Roman" w:cs="Times New Roman"/>
+          <w:sz w:val="24"/>
+          <w:szCs w:val="24"/>
+          <w:lang w:val="en-US"/>
+        </w:rPr>
+        <w:t>esearch has begun to examine AI's potential in language education and teacher adoption of technology more broadly.</w:t>
+      </w:r>
+      <w:r>
+        <w:rPr>
+          <w:rFonts w:ascii="Times New Roman" w:hAnsi="Times New Roman" w:cs="Times New Roman"/>
+          <w:sz w:val="24"/>
+          <w:szCs w:val="24"/>
+          <w:lang w:val="en-US"/>
+        </w:rPr>
+        <w:t xml:space="preserve"> </w:t>
+      </w:r>
+      <w:r>
+        <w:rPr>
+          <w:rFonts w:ascii="Times New Roman" w:hAnsi="Times New Roman" w:cs="Times New Roman"/>
+          <w:sz w:val="24"/>
+          <w:szCs w:val="24"/>
+          <w:lang w:val="en-US"/>
+        </w:rPr>
+        <w:t>However, limited research has specifically examined how teachers evaluate, integrate, and make pedagogical decisions about generative AI in lesson planning, particularly in the French secondary education context.</w:t>
+      </w:r>
+      <w:r>
+        <w:rPr>
+          <w:rFonts w:ascii="Times New Roman" w:hAnsi="Times New Roman" w:cs="Times New Roman"/>
+          <w:sz w:val="24"/>
+          <w:szCs w:val="24"/>
+          <w:lang w:val="en-US"/>
+        </w:rPr>
+        <w:t xml:space="preserve"> </w:t>
+      </w:r>
+      <w:r>
+        <w:rPr>
+          <w:rFonts w:ascii="Times New Roman" w:hAnsi="Times New Roman" w:cs="Times New Roman"/>
+          <w:sz w:val="24"/>
+          <w:szCs w:val="24"/>
+          <w:lang w:val="en-US"/>
+        </w:rPr>
+        <w:t>Understanding these teacher perspectives and practices is essential given the rapid integration of AI tools and the need to support informed pedagogical adoption.</w:t>
+      </w:r>
+    </w:p>
+    <w:p>
+      <w:pPr>
+        <w:pStyle w:val="Heading2"/>
+      </w:pPr>
+    </w:p>
+    <w:p>
+      <w:pPr>
+        <w:pStyle w:val="Heading2"/>
+      </w:pPr>
+      <w:r>
+        <w:t>French Education System</w:t>
+      </w:r>
+      <w:r>
+        <w:t xml:space="preserve"> and AI</w:t>
+      </w:r>
+    </w:p>
+    <w:p>
+      <w:pPr>
+        <w:rPr>
+          <w:rFonts w:ascii="Times New Roman" w:hAnsi="Times New Roman" w:cs="Times New Roman"/>
+          <w:sz w:val="24"/>
+          <w:szCs w:val="24"/>
+          <w:lang w:val="en-US"/>
+        </w:rPr>
+      </w:pPr>
+      <w:r>
+        <w:rPr>
+          <w:rFonts w:ascii="Times New Roman" w:hAnsi="Times New Roman" w:cs="Times New Roman"/>
+          <w:sz w:val="24"/>
+          <w:szCs w:val="24"/>
+          <w:lang w:val="en-US"/>
+        </w:rPr>
+        <w:t>Generative AI usage is permitted secondary education, however the</w:t>
+      </w:r>
+      <w:r>
+        <w:rPr>
+          <w:rFonts w:ascii="Times New Roman" w:hAnsi="Times New Roman" w:cs="Times New Roman"/>
+          <w:sz w:val="24"/>
+          <w:szCs w:val="24"/>
+          <w:lang w:val="en-US"/>
+        </w:rPr>
+        <w:t xml:space="preserve"> beneficiaries have to abide by the regulations set by the French Ministry of education </w:t>
+      </w:r>
+      <w:r>
+        <w:rPr>
+          <w:rFonts w:ascii="Times New Roman" w:hAnsi="Times New Roman" w:cs="Times New Roman"/>
+          <w:sz w:val="24"/>
+          <w:szCs w:val="24"/>
+          <w:lang w:val="en-US"/>
+        </w:rPr>
+        <w:t xml:space="preserve"> </w:t>
+      </w:r>
+      <w:r>
+        <w:rPr>
+          <w:rFonts w:ascii="Times New Roman" w:hAnsi="Times New Roman" w:cs="Times New Roman"/>
+          <w:sz w:val="24"/>
+          <w:szCs w:val="24"/>
+        </w:rPr>
+        <w:fldChar w:fldCharType="begin"/>
+      </w:r>
+      <w:r>
+        <w:rPr>
+          <w:rFonts w:ascii="Times New Roman" w:hAnsi="Times New Roman" w:cs="Times New Roman"/>
+          <w:sz w:val="24"/>
+          <w:szCs w:val="24"/>
+          <w:lang w:val="en-US"/>
+        </w:rPr>
+        <w:instrText xml:space="preserve"> ADDIN ZOTERO_ITEM CSL_CITATION {"citationID":"83JbKdtu","properties":{"unsorted":false,"formattedCitation":"({\\i{}Cadre d\\uc0\\u8217{}usage de l\\uc0\\u8217{}IA en \\uc0\\u233{}ducation}, 2025)","plainCitation":"(Cadre d’usage de l’IA en éducation, 2025)","noteIndex":0},"citationItems":[{"id":171,"uris":["http://zotero.org/users/18489330/items/HRT5PKYW"],"itemData":{"id":171,"type":"webpage","abstract":"Le développement rapide de l’IA interroge le monde éducatif. Pour en encadrer l’usage à l’école, un cadre éthique et juridique est proposé à la communauté éducative. Découvrez ce cadre en détail.","container-title":"Ministère de l'Education nationale","language":"fr","title":"Cadre d'usage de l'IA en éducation","URL":"https://www.education.gouv.fr/cadre-d-usage-de-l-ia-en-education-450647","accessed":{"date-parts":[["2026",5,17]]},"issued":{"date-parts":[["2025",6,13]]}}}],"schema":"https://github.com/citation-style-language/schema/raw/master/csl-citation.json"} </w:instrText>
+      </w:r>
+      <w:r>
+        <w:rPr>
+          <w:rFonts w:ascii="Times New Roman" w:hAnsi="Times New Roman" w:cs="Times New Roman"/>
+          <w:sz w:val="24"/>
+          <w:szCs w:val="24"/>
+        </w:rPr>
+        <w:fldChar w:fldCharType="separate"/>
+      </w:r>
+      <w:r>
+        <w:rPr>
+          <w:rFonts w:ascii="Times New Roman" w:hAnsi="Times New Roman" w:cs="Times New Roman"/>
+          <w:sz w:val="24"/>
+          <w:szCs w:val="24"/>
+          <w:lang w:val="en-US"/>
+        </w:rPr>
+        <w:t xml:space="preserve">(Cadre </w:t>
+      </w:r>
+      <w:proofErr w:type="spellStart"/>
+      <w:r>
+        <w:rPr>
+          <w:rFonts w:ascii="Times New Roman" w:hAnsi="Times New Roman" w:cs="Times New Roman"/>
+          <w:sz w:val="24"/>
+          <w:szCs w:val="24"/>
+          <w:lang w:val="en-US"/>
+        </w:rPr>
+        <w:t>d’usage</w:t>
+      </w:r>
+      <w:proofErr w:type="spellEnd"/>
+      <w:r>
+        <w:rPr>
+          <w:rFonts w:ascii="Times New Roman" w:hAnsi="Times New Roman" w:cs="Times New Roman"/>
+          <w:sz w:val="24"/>
+          <w:szCs w:val="24"/>
+          <w:lang w:val="en-US"/>
+        </w:rPr>
+        <w:t xml:space="preserve"> de </w:t>
+      </w:r>
+      <w:proofErr w:type="spellStart"/>
+      <w:r>
+        <w:rPr>
+          <w:rFonts w:ascii="Times New Roman" w:hAnsi="Times New Roman" w:cs="Times New Roman"/>
+          <w:sz w:val="24"/>
+          <w:szCs w:val="24"/>
+          <w:lang w:val="en-US"/>
+        </w:rPr>
+        <w:t>l’IA</w:t>
+      </w:r>
+      <w:proofErr w:type="spellEnd"/>
+      <w:r>
+        <w:rPr>
+          <w:rFonts w:ascii="Times New Roman" w:hAnsi="Times New Roman" w:cs="Times New Roman"/>
+          <w:sz w:val="24"/>
+          <w:szCs w:val="24"/>
+          <w:lang w:val="en-US"/>
+        </w:rPr>
+        <w:t xml:space="preserve"> </w:t>
+      </w:r>
+      <w:proofErr w:type="spellStart"/>
+      <w:r>
+        <w:rPr>
+          <w:rFonts w:ascii="Times New Roman" w:hAnsi="Times New Roman" w:cs="Times New Roman"/>
+          <w:sz w:val="24"/>
+          <w:szCs w:val="24"/>
+          <w:lang w:val="en-US"/>
+        </w:rPr>
+        <w:t>en</w:t>
+      </w:r>
+      <w:proofErr w:type="spellEnd"/>
+      <w:r>
+        <w:rPr>
+          <w:rFonts w:ascii="Times New Roman" w:hAnsi="Times New Roman" w:cs="Times New Roman"/>
+          <w:sz w:val="24"/>
+          <w:szCs w:val="24"/>
+          <w:lang w:val="en-US"/>
+        </w:rPr>
+        <w:t xml:space="preserve"> </w:t>
+      </w:r>
+      <w:proofErr w:type="spellStart"/>
+      <w:r>
+        <w:rPr>
+          <w:rFonts w:ascii="Times New Roman" w:hAnsi="Times New Roman" w:cs="Times New Roman"/>
+          <w:sz w:val="24"/>
+          <w:szCs w:val="24"/>
+          <w:lang w:val="en-US"/>
+        </w:rPr>
+        <w:t>éducation</w:t>
+      </w:r>
+      <w:proofErr w:type="spellEnd"/>
+      <w:r>
+        <w:rPr>
+          <w:rFonts w:ascii="Times New Roman" w:hAnsi="Times New Roman" w:cs="Times New Roman"/>
+          <w:sz w:val="24"/>
+          <w:szCs w:val="24"/>
+          <w:lang w:val="en-US"/>
+        </w:rPr>
+        <w:t>, 2025)</w:t>
+      </w:r>
+      <w:r>
+        <w:rPr>
+          <w:rFonts w:ascii="Times New Roman" w:hAnsi="Times New Roman" w:cs="Times New Roman"/>
+          <w:sz w:val="24"/>
+          <w:szCs w:val="24"/>
+        </w:rPr>
+        <w:fldChar w:fldCharType="end"/>
+      </w:r>
+      <w:r>
+        <w:rPr>
+          <w:rFonts w:ascii="Times New Roman" w:hAnsi="Times New Roman" w:cs="Times New Roman"/>
+          <w:sz w:val="24"/>
+          <w:szCs w:val="24"/>
+          <w:lang w:val="en-US"/>
+        </w:rPr>
+        <w:t xml:space="preserve">. </w:t>
+      </w:r>
+      <w:r>
+        <w:rPr>
+          <w:rFonts w:ascii="Times New Roman" w:hAnsi="Times New Roman" w:cs="Times New Roman"/>
+          <w:sz w:val="24"/>
+          <w:szCs w:val="24"/>
+          <w:lang w:val="en-US"/>
+        </w:rPr>
+        <w:t xml:space="preserve">Its use is permitted </w:t>
+      </w:r>
+      <w:r>
+        <w:rPr>
+          <w:rFonts w:ascii="Times New Roman" w:hAnsi="Times New Roman" w:cs="Times New Roman"/>
+          <w:sz w:val="24"/>
+          <w:szCs w:val="24"/>
+          <w:lang w:val="en-US"/>
+        </w:rPr>
+        <w:t>keeping in mind that</w:t>
+      </w:r>
+      <w:r>
+        <w:rPr>
+          <w:rFonts w:ascii="Times New Roman" w:hAnsi="Times New Roman" w:cs="Times New Roman"/>
+          <w:sz w:val="24"/>
+          <w:szCs w:val="24"/>
+          <w:lang w:val="en-US"/>
+        </w:rPr>
+        <w:t xml:space="preserve"> it serves </w:t>
+      </w:r>
+      <w:r>
+        <w:rPr>
+          <w:rFonts w:ascii="Times New Roman" w:hAnsi="Times New Roman" w:cs="Times New Roman"/>
+          <w:sz w:val="24"/>
+          <w:szCs w:val="24"/>
+          <w:lang w:val="en-US"/>
+        </w:rPr>
+        <w:t>as a</w:t>
+      </w:r>
+      <w:r>
+        <w:rPr>
+          <w:rFonts w:ascii="Times New Roman" w:hAnsi="Times New Roman" w:cs="Times New Roman"/>
+          <w:sz w:val="24"/>
+          <w:szCs w:val="24"/>
+          <w:lang w:val="en-US"/>
+        </w:rPr>
+        <w:t xml:space="preserve"> pedagogical </w:t>
+      </w:r>
+      <w:r>
+        <w:rPr>
+          <w:rFonts w:ascii="Times New Roman" w:hAnsi="Times New Roman" w:cs="Times New Roman"/>
+          <w:sz w:val="24"/>
+          <w:szCs w:val="24"/>
+          <w:lang w:val="en-US"/>
+        </w:rPr>
+        <w:t xml:space="preserve">tool </w:t>
+      </w:r>
+      <w:r>
+        <w:rPr>
+          <w:rFonts w:ascii="Times New Roman" w:hAnsi="Times New Roman" w:cs="Times New Roman"/>
+          <w:sz w:val="24"/>
+          <w:szCs w:val="24"/>
+          <w:lang w:val="en-US"/>
+        </w:rPr>
+        <w:t xml:space="preserve">and does not involve the processing of personal, sensitive, or institutional data in public </w:t>
+      </w:r>
+      <w:r>
+        <w:rPr>
+          <w:rFonts w:ascii="Times New Roman" w:hAnsi="Times New Roman" w:cs="Times New Roman"/>
+          <w:sz w:val="24"/>
+          <w:szCs w:val="24"/>
+          <w:lang w:val="en-US"/>
+        </w:rPr>
+        <w:fldChar w:fldCharType="begin"/>
+      </w:r>
+      <w:r>
+        <w:rPr>
+          <w:rFonts w:ascii="Times New Roman" w:hAnsi="Times New Roman" w:cs="Times New Roman"/>
+          <w:sz w:val="24"/>
+          <w:szCs w:val="24"/>
+          <w:lang w:val="en-US"/>
+        </w:rPr>
+        <w:instrText xml:space="preserve"> ADDIN ZOTERO_ITEM CSL_CITATION {"citationID":"XYrXIJbL","properties":{"unsorted":false,"formattedCitation":"({\\i{}La protection des \\uc0\\u233{}l\\uc0\\u232{}ves et de leurs donn\\uc0\\u233{}es sur Internet}, 2019)","plainCitation":"(La protection des élèves et de leurs données sur Internet, 2019)","noteIndex":0},"citationItems":[{"id":173,"uris":["http://zotero.org/users/18489330/items/3576EAV2"],"itemData":{"id":173,"type":"webpage","abstract":"Le numérique à l’école et au collège implique des mesures pour un usage responsable et sécurisé d’internet. Des données personnelles, nécessaires à la scolarité, sont traitées conformément au règlement européen, dans un cadre sécurisé, transparent et respectueux des droits de chacun.","container-title":"Ministère de l'Education nationale","language":"fr","title":"La protection des élèves et de leurs données sur Internet","URL":"https://www.education.gouv.fr/la-protection-des-eleves-et-de-leurs-donnees-sur-internet-7073","accessed":{"date-parts":[["2026",5,17]]},"issued":{"date-parts":[["2019",11,7]]}}}],"schema":"https://github.com/citation-style-language/schema/raw/master/csl-citation.json"} </w:instrText>
+      </w:r>
+      <w:r>
+        <w:rPr>
+          <w:rFonts w:ascii="Times New Roman" w:hAnsi="Times New Roman" w:cs="Times New Roman"/>
+          <w:sz w:val="24"/>
+          <w:szCs w:val="24"/>
+          <w:lang w:val="en-US"/>
+        </w:rPr>
+        <w:fldChar w:fldCharType="separate"/>
+      </w:r>
+      <w:r>
+        <w:rPr>
+          <w:rFonts w:ascii="Times New Roman" w:hAnsi="Times New Roman" w:cs="Times New Roman"/>
+          <w:sz w:val="24"/>
+          <w:szCs w:val="24"/>
+          <w:lang w:val="en-GB"/>
+        </w:rPr>
+        <w:t xml:space="preserve">(La protection des </w:t>
+      </w:r>
+      <w:proofErr w:type="spellStart"/>
+      <w:r>
+        <w:rPr>
+          <w:rFonts w:ascii="Times New Roman" w:hAnsi="Times New Roman" w:cs="Times New Roman"/>
+          <w:sz w:val="24"/>
+          <w:szCs w:val="24"/>
+          <w:lang w:val="en-GB"/>
+        </w:rPr>
+        <w:t>élèves</w:t>
+      </w:r>
+      <w:proofErr w:type="spellEnd"/>
+      <w:r>
+        <w:rPr>
+          <w:rFonts w:ascii="Times New Roman" w:hAnsi="Times New Roman" w:cs="Times New Roman"/>
+          <w:sz w:val="24"/>
+          <w:szCs w:val="24"/>
+          <w:lang w:val="en-GB"/>
+        </w:rPr>
+        <w:t xml:space="preserve"> et de </w:t>
+      </w:r>
+      <w:proofErr w:type="spellStart"/>
+      <w:r>
+        <w:rPr>
+          <w:rFonts w:ascii="Times New Roman" w:hAnsi="Times New Roman" w:cs="Times New Roman"/>
+          <w:sz w:val="24"/>
+          <w:szCs w:val="24"/>
+          <w:lang w:val="en-GB"/>
+        </w:rPr>
+        <w:t>leurs</w:t>
+      </w:r>
+      <w:proofErr w:type="spellEnd"/>
+      <w:r>
+        <w:rPr>
+          <w:rFonts w:ascii="Times New Roman" w:hAnsi="Times New Roman" w:cs="Times New Roman"/>
+          <w:sz w:val="24"/>
+          <w:szCs w:val="24"/>
+          <w:lang w:val="en-GB"/>
+        </w:rPr>
+        <w:t xml:space="preserve"> données sur Internet, 2019)</w:t>
+      </w:r>
+      <w:r>
+        <w:rPr>
+          <w:rFonts w:ascii="Times New Roman" w:hAnsi="Times New Roman" w:cs="Times New Roman"/>
+          <w:sz w:val="24"/>
+          <w:szCs w:val="24"/>
+          <w:lang w:val="en-US"/>
+        </w:rPr>
+        <w:fldChar w:fldCharType="end"/>
+      </w:r>
+      <w:r>
+        <w:rPr>
+          <w:rFonts w:ascii="Times New Roman" w:hAnsi="Times New Roman" w:cs="Times New Roman"/>
+          <w:sz w:val="24"/>
+          <w:szCs w:val="24"/>
+          <w:lang w:val="en-US"/>
+        </w:rPr>
+        <w:t>.</w:t>
+      </w:r>
+      <w:r>
+        <w:rPr>
+          <w:rFonts w:ascii="Times New Roman" w:hAnsi="Times New Roman" w:cs="Times New Roman"/>
+          <w:sz w:val="24"/>
+          <w:szCs w:val="24"/>
+          <w:lang w:val="en-US"/>
+        </w:rPr>
+        <w:t xml:space="preserve"> </w:t>
+      </w:r>
+      <w:r>
+        <w:rPr>
+          <w:rFonts w:ascii="Times New Roman" w:hAnsi="Times New Roman" w:cs="Times New Roman"/>
+          <w:sz w:val="24"/>
+          <w:szCs w:val="24"/>
+          <w:lang w:val="en-US"/>
+        </w:rPr>
+        <w:t xml:space="preserve">Generative AI </w:t>
+      </w:r>
+      <w:r>
+        <w:rPr>
+          <w:rFonts w:ascii="Times New Roman" w:hAnsi="Times New Roman" w:cs="Times New Roman"/>
+          <w:sz w:val="24"/>
+          <w:szCs w:val="24"/>
+          <w:lang w:val="en-US"/>
+        </w:rPr>
+        <w:t>is considered a support tool</w:t>
+      </w:r>
+      <w:r>
+        <w:rPr>
+          <w:rFonts w:ascii="Times New Roman" w:hAnsi="Times New Roman" w:cs="Times New Roman"/>
+          <w:sz w:val="24"/>
+          <w:szCs w:val="24"/>
+          <w:lang w:val="en-US"/>
+        </w:rPr>
+        <w:t xml:space="preserve"> which</w:t>
+      </w:r>
+      <w:r>
+        <w:rPr>
+          <w:rFonts w:ascii="Times New Roman" w:hAnsi="Times New Roman" w:cs="Times New Roman"/>
+          <w:sz w:val="24"/>
+          <w:szCs w:val="24"/>
+          <w:lang w:val="en-US"/>
+        </w:rPr>
+        <w:t xml:space="preserve"> a substitute </w:t>
+      </w:r>
+      <w:r>
+        <w:rPr>
+          <w:rFonts w:ascii="Times New Roman" w:hAnsi="Times New Roman" w:cs="Times New Roman"/>
+          <w:sz w:val="24"/>
+          <w:szCs w:val="24"/>
+          <w:lang w:val="en-US"/>
+        </w:rPr>
+        <w:t>the teacher</w:t>
+      </w:r>
+      <w:r>
+        <w:rPr>
+          <w:rFonts w:ascii="Times New Roman" w:hAnsi="Times New Roman" w:cs="Times New Roman"/>
+          <w:sz w:val="24"/>
+          <w:szCs w:val="24"/>
+          <w:lang w:val="en-US"/>
+        </w:rPr>
+        <w:t>, and all outputs must be critically verified</w:t>
+      </w:r>
+      <w:r>
+        <w:rPr>
+          <w:rFonts w:ascii="Times New Roman" w:hAnsi="Times New Roman" w:cs="Times New Roman"/>
+          <w:sz w:val="24"/>
+          <w:szCs w:val="24"/>
+          <w:lang w:val="en-US"/>
+        </w:rPr>
+        <w:t xml:space="preserve">. </w:t>
+      </w:r>
+      <w:r>
+        <w:rPr>
+          <w:rFonts w:ascii="Times New Roman" w:hAnsi="Times New Roman" w:cs="Times New Roman"/>
+          <w:sz w:val="24"/>
+          <w:szCs w:val="24"/>
+          <w:lang w:val="en-US"/>
+        </w:rPr>
+        <w:t>Students may use AI only within teacher-defined boundaries</w:t>
+      </w:r>
+      <w:r>
+        <w:rPr>
+          <w:rFonts w:ascii="Times New Roman" w:hAnsi="Times New Roman" w:cs="Times New Roman"/>
+          <w:sz w:val="24"/>
+          <w:szCs w:val="24"/>
+          <w:lang w:val="en-US"/>
+        </w:rPr>
+        <w:t xml:space="preserve"> starting from 4e level, however, any una</w:t>
+      </w:r>
+      <w:r>
+        <w:rPr>
+          <w:rFonts w:ascii="Times New Roman" w:hAnsi="Times New Roman" w:cs="Times New Roman"/>
+          <w:sz w:val="24"/>
+          <w:szCs w:val="24"/>
+          <w:lang w:val="en-US"/>
+        </w:rPr>
+        <w:t>u</w:t>
+      </w:r>
+      <w:r>
+        <w:rPr>
+          <w:rFonts w:ascii="Times New Roman" w:hAnsi="Times New Roman" w:cs="Times New Roman"/>
+          <w:sz w:val="24"/>
+          <w:szCs w:val="24"/>
+          <w:lang w:val="en-US"/>
+        </w:rPr>
+        <w:t>thori</w:t>
+      </w:r>
+      <w:r>
+        <w:rPr>
+          <w:rFonts w:ascii="Times New Roman" w:hAnsi="Times New Roman" w:cs="Times New Roman"/>
+          <w:sz w:val="24"/>
+          <w:szCs w:val="24"/>
+          <w:lang w:val="en-US"/>
+        </w:rPr>
+        <w:t>z</w:t>
+      </w:r>
+      <w:r>
+        <w:rPr>
+          <w:rFonts w:ascii="Times New Roman" w:hAnsi="Times New Roman" w:cs="Times New Roman"/>
+          <w:sz w:val="24"/>
+          <w:szCs w:val="24"/>
+          <w:lang w:val="en-US"/>
+        </w:rPr>
+        <w:t xml:space="preserve">ed usage is to be considered misconduct. </w:t>
+      </w:r>
+      <w:r>
+        <w:rPr>
+          <w:rFonts w:ascii="Times New Roman" w:hAnsi="Times New Roman" w:cs="Times New Roman"/>
+          <w:sz w:val="24"/>
+          <w:szCs w:val="24"/>
+          <w:lang w:val="en-US"/>
+        </w:rPr>
+        <w:t>While French education policy permits generative AI use as a pedagogical support tool with specific safeguards, practical guidance on classroom implementation for teacher lesson planning remains limited.</w:t>
+      </w:r>
+    </w:p>
+    <w:p>
+      <w:pPr>
+        <w:pStyle w:val="Heading1"/>
+        <w:rPr>
+          <w:lang w:val="en-US"/>
+        </w:rPr>
+      </w:pPr>
+      <w:r>
+        <w:rPr>
+          <w:lang w:val="en-US"/>
+        </w:rPr>
+        <w:lastRenderedPageBreak/>
+        <w:t>Research gap</w:t>
+      </w:r>
+    </w:p>
+    <w:p>
+      <w:pPr>
+        <w:rPr>
+          <w:lang w:val="en-US"/>
+        </w:rPr>
+      </w:pPr>
+    </w:p>
+    <w:p>
+      <w:pPr>
+        <w:rPr>
+          <w:lang w:val="en-US"/>
+        </w:rPr>
+      </w:pPr>
+      <w:r>
+        <w:rPr>
+          <w:lang w:val="en-US"/>
+        </w:rPr>
+        <w:t>Generative AI is a relatively recent phenomenon</w:t>
+      </w:r>
+      <w:r>
+        <w:rPr>
+          <w:lang w:val="en-US"/>
+        </w:rPr>
+        <w:t xml:space="preserve"> and</w:t>
+      </w:r>
+      <w:r>
+        <w:rPr>
+          <w:lang w:val="en-US"/>
+        </w:rPr>
+        <w:t xml:space="preserve"> it quickly </w:t>
+      </w:r>
+      <w:r>
+        <w:rPr>
+          <w:lang w:val="en-US"/>
+        </w:rPr>
+        <w:t>rose to popularity</w:t>
+      </w:r>
+      <w:r>
+        <w:rPr>
+          <w:lang w:val="en-US"/>
+        </w:rPr>
+        <w:t xml:space="preserve"> among the users post the launch of Chat GPT In 2022 due to the flexibility offered user adapted outcomes </w:t>
+      </w:r>
+      <w:r>
+        <w:rPr>
+          <w:lang w:val="en-US"/>
+        </w:rPr>
+        <w:fldChar w:fldCharType="begin"/>
+      </w:r>
+      <w:r>
+        <w:rPr>
+          <w:lang w:val="en-US"/>
+        </w:rPr>
+        <w:instrText xml:space="preserve"> ADDIN ZOTERO_ITEM CSL_CITATION {"citationID":"17FHdKan","properties":{"unsorted":false,"formattedCitation":"(Liu &amp; Wang, 2024)","plainCitation":"(Liu &amp; Wang, 2024)","noteIndex":0},"citationItems":[{"id":176,"uris":["http://zotero.org/users/18489330/items/CEUV7NQ9"],"itemData":{"id":176,"type":"book","abstract":"This paper offers the first comprehensive, global analysis of generative AI adoption by individuals, using novel data sources including website traffic and Google Trends. The paper also examines country-level factors driving the uptake and early impacts of generative artificial intelligence on online activities. As of March 2024, the top 40 generative artificial intelligence tools attract nearly 3 billion visits per month from hundreds of millions of users. ChatGPT alone commands over 80 percent of the traffic, yet its reach remains less than two percent of Google’s. Generative artificial intelligence users skew young, highly educated, and male, particularly for video generation tools, with usage patterns strongly indicating productivity-related activities. Generative artificial intelligence has achieved unprecedentedly rapid global diffusion, reaching almost all economies worldwide within 16 months of ChatGPT’s release. Strikingly, middle-income economies account for over half of global generative AI traffic, a disproportionately high share relative to their economic size, while low-income economies contribute less than 1 percent. Country level adoption intensity is strongly correlated with the share of youth population, digital infrastructure, English fluency, foreign direct investment inflows, services’ share of GDP, and human capital. Finally, the paper also documents disruptions in online traffic patterns and emphasizes the need for targeted investments in digital infrastructure and skills development to fully realize the potential of artificial intelligence.","DOI":"10.1596/1813-9450-10870","language":"en","publisher":"Washington, DC: World Bank","source":"DOI.org (Crossref)","title":"Who on Earth Is Using Generative AI ?","URL":"https://hdl.handle.net/10986/42071","author":[{"family":"Liu","given":"Yan"},{"family":"Wang","given":"He"}],"accessed":{"date-parts":[["2026",5,17]]},"issued":{"date-parts":[["2024",8,22]]}}}],"schema":"https://github.com/citation-style-language/schema/raw/master/csl-citation.json"} </w:instrText>
+      </w:r>
+      <w:r>
+        <w:rPr>
+          <w:lang w:val="en-US"/>
+        </w:rPr>
+        <w:fldChar w:fldCharType="separate"/>
+      </w:r>
+      <w:r>
+        <w:rPr>
+          <w:noProof/>
+          <w:lang w:val="en-US"/>
+        </w:rPr>
+        <w:t>(Liu &amp; Wang, 2024)</w:t>
+      </w:r>
+      <w:r>
+        <w:rPr>
+          <w:lang w:val="en-US"/>
+        </w:rPr>
+        <w:fldChar w:fldCharType="end"/>
+      </w:r>
+      <w:r>
+        <w:rPr>
+          <w:lang w:val="en-US"/>
+        </w:rPr>
+        <w:t xml:space="preserve">. </w:t>
+      </w:r>
+      <w:r>
+        <w:rPr>
+          <w:lang w:val="en-US"/>
+        </w:rPr>
+        <w:t>However, when discussed in the French educational context</w:t>
+      </w:r>
+      <w:r>
+        <w:rPr>
+          <w:lang w:val="en-US"/>
+        </w:rPr>
+        <w:t xml:space="preserve"> the studies </w:t>
+      </w:r>
+      <w:r>
+        <w:rPr>
+          <w:lang w:val="en-US"/>
+        </w:rPr>
+        <w:t>predominantly</w:t>
+      </w:r>
+      <w:r>
+        <w:rPr>
+          <w:lang w:val="en-US"/>
+        </w:rPr>
+        <w:t xml:space="preserve"> </w:t>
+      </w:r>
+      <w:r>
+        <w:rPr>
+          <w:lang w:val="en-US"/>
+        </w:rPr>
+        <w:t>focus on learner application</w:t>
+      </w:r>
+      <w:r>
+        <w:rPr>
+          <w:lang w:val="en-US"/>
+        </w:rPr>
+        <w:t xml:space="preserve"> or provide </w:t>
+      </w:r>
+      <w:r>
+        <w:rPr>
+          <w:lang w:val="en-US"/>
+        </w:rPr>
+        <w:t>instructions on the available tools rather than an analysis of their classroom implementations</w:t>
+      </w:r>
+      <w:r>
+        <w:rPr>
+          <w:lang w:val="en-US"/>
+        </w:rPr>
+        <w:t xml:space="preserve">. Research is narrower when it comes to </w:t>
+      </w:r>
+      <w:proofErr w:type="spellStart"/>
+      <w:r>
+        <w:rPr>
+          <w:lang w:val="en-US"/>
+        </w:rPr>
+        <w:t>analyse</w:t>
+      </w:r>
+      <w:proofErr w:type="spellEnd"/>
+      <w:r>
+        <w:rPr>
+          <w:lang w:val="en-US"/>
+        </w:rPr>
+        <w:t xml:space="preserve"> the integration of generative AI in the classroom practices and lesson planning by the language professors, </w:t>
+      </w:r>
+      <w:r>
+        <w:rPr>
+          <w:lang w:val="en-US"/>
+        </w:rPr>
+        <w:t>particularly in secondary education, where curricular frameworks and pedagogical constraints complicate implementation</w:t>
+      </w:r>
+      <w:r>
+        <w:rPr>
+          <w:lang w:val="en-US"/>
+        </w:rPr>
+        <w:t>.</w:t>
+      </w:r>
+      <w:r>
+        <w:rPr>
+          <w:lang w:val="en-US"/>
+        </w:rPr>
+        <w:t xml:space="preserve"> </w:t>
+      </w:r>
+      <w:r>
+        <w:rPr>
+          <w:lang w:val="en-US"/>
+        </w:rPr>
+        <w:t>Therefore, it is imperative to understand how teachers evaluate, modify, and use generative AI as a professional tool for lesson planning to inform pedagogical practice and bridge the gap between policy permission and classroom reality.</w:t>
+      </w:r>
+      <w:r>
+        <w:rPr>
+          <w:lang w:val="en-US"/>
+        </w:rPr>
+        <w:t xml:space="preserve"> </w:t>
+      </w:r>
+      <w:r>
+        <w:rPr>
+          <w:lang w:val="en-US"/>
+        </w:rPr>
+        <w:t>To address this gap</w:t>
+      </w:r>
       <w:r>
         <w:rPr>
           <w:lang w:val="en-US"/>
         </w:rPr>
         <w:t xml:space="preserve">, </w:t>
       </w:r>
-      <w:proofErr w:type="spellStart"/>
-      <w:r>
-        <w:rPr>
-          <w:lang w:val="en-US"/>
-        </w:rPr>
-        <w:t>multitudo</w:t>
-      </w:r>
-      <w:proofErr w:type="spellEnd"/>
-      <w:r>
-        <w:rPr>
-          <w:lang w:val="en-US"/>
-        </w:rPr>
-        <w:t xml:space="preserve"> </w:t>
-      </w:r>
-      <w:proofErr w:type="spellStart"/>
-      <w:r>
-        <w:rPr>
-          <w:lang w:val="en-US"/>
-        </w:rPr>
-        <w:t>omnis</w:t>
-      </w:r>
-      <w:proofErr w:type="spellEnd"/>
-      <w:r>
-        <w:rPr>
-          <w:lang w:val="en-US"/>
-        </w:rPr>
-        <w:t xml:space="preserve"> ad, </w:t>
-      </w:r>
-      <w:proofErr w:type="spellStart"/>
-      <w:r>
-        <w:rPr>
-          <w:lang w:val="en-US"/>
-        </w:rPr>
-        <w:t>quae</w:t>
-      </w:r>
-      <w:proofErr w:type="spellEnd"/>
-      <w:r>
-        <w:rPr>
-          <w:lang w:val="en-US"/>
-        </w:rPr>
-        <w:t xml:space="preserve"> imperator </w:t>
-      </w:r>
-      <w:proofErr w:type="spellStart"/>
-      <w:r>
-        <w:rPr>
-          <w:lang w:val="en-US"/>
-        </w:rPr>
-        <w:t>voluit</w:t>
-      </w:r>
-      <w:proofErr w:type="spellEnd"/>
-      <w:r>
-        <w:rPr>
-          <w:lang w:val="en-US"/>
-        </w:rPr>
-        <w:t xml:space="preserve">, </w:t>
-      </w:r>
-      <w:proofErr w:type="spellStart"/>
-      <w:r>
-        <w:rPr>
-          <w:lang w:val="en-US"/>
-        </w:rPr>
-        <w:t>promptior</w:t>
-      </w:r>
-      <w:proofErr w:type="spellEnd"/>
-      <w:r>
-        <w:rPr>
-          <w:lang w:val="en-US"/>
-        </w:rPr>
-        <w:t xml:space="preserve"> </w:t>
-      </w:r>
-      <w:proofErr w:type="spellStart"/>
-      <w:r>
-        <w:rPr>
-          <w:lang w:val="en-US"/>
-        </w:rPr>
-        <w:t>laudato</w:t>
-      </w:r>
-      <w:proofErr w:type="spellEnd"/>
-      <w:r>
-        <w:rPr>
-          <w:lang w:val="en-US"/>
-        </w:rPr>
-        <w:t xml:space="preserve"> </w:t>
-      </w:r>
-      <w:proofErr w:type="spellStart"/>
-      <w:r>
-        <w:rPr>
-          <w:lang w:val="en-US"/>
-        </w:rPr>
-        <w:t>consilio</w:t>
-      </w:r>
-      <w:proofErr w:type="spellEnd"/>
-      <w:r>
-        <w:rPr>
-          <w:lang w:val="en-US"/>
-        </w:rPr>
-        <w:t xml:space="preserve"> </w:t>
-      </w:r>
-      <w:proofErr w:type="spellStart"/>
-      <w:r>
-        <w:rPr>
-          <w:lang w:val="en-US"/>
-        </w:rPr>
-        <w:t>consensit</w:t>
-      </w:r>
-      <w:proofErr w:type="spellEnd"/>
-      <w:r>
-        <w:rPr>
-          <w:lang w:val="en-US"/>
-        </w:rPr>
-        <w:t xml:space="preserve"> in pacem </w:t>
-      </w:r>
-      <w:proofErr w:type="spellStart"/>
-      <w:r>
-        <w:rPr>
-          <w:lang w:val="en-US"/>
-        </w:rPr>
-        <w:t>ea</w:t>
-      </w:r>
-      <w:proofErr w:type="spellEnd"/>
-      <w:r>
-        <w:rPr>
-          <w:lang w:val="en-US"/>
-        </w:rPr>
-        <w:t xml:space="preserve"> ratione </w:t>
-      </w:r>
-      <w:proofErr w:type="spellStart"/>
-      <w:r>
-        <w:rPr>
-          <w:lang w:val="en-US"/>
-        </w:rPr>
-        <w:t>maxime</w:t>
-      </w:r>
-      <w:proofErr w:type="spellEnd"/>
-      <w:r>
-        <w:rPr>
-          <w:lang w:val="en-US"/>
-        </w:rPr>
-        <w:t xml:space="preserve"> </w:t>
-      </w:r>
-      <w:proofErr w:type="spellStart"/>
-      <w:r>
-        <w:rPr>
-          <w:lang w:val="en-US"/>
-        </w:rPr>
-        <w:t>percita</w:t>
-      </w:r>
-      <w:proofErr w:type="spellEnd"/>
-      <w:r>
-        <w:rPr>
-          <w:lang w:val="en-US"/>
-        </w:rPr>
-        <w:t xml:space="preserve">, </w:t>
-      </w:r>
-      <w:proofErr w:type="spellStart"/>
-      <w:r>
-        <w:rPr>
-          <w:lang w:val="en-US"/>
-        </w:rPr>
-        <w:t>quod</w:t>
-      </w:r>
-      <w:proofErr w:type="spellEnd"/>
-      <w:r>
-        <w:rPr>
-          <w:lang w:val="en-US"/>
-        </w:rPr>
-        <w:t xml:space="preserve"> </w:t>
-      </w:r>
-      <w:proofErr w:type="spellStart"/>
-      <w:r>
-        <w:rPr>
-          <w:lang w:val="en-US"/>
-        </w:rPr>
-        <w:t>norat</w:t>
-      </w:r>
-      <w:proofErr w:type="spellEnd"/>
-      <w:r>
-        <w:rPr>
-          <w:lang w:val="en-US"/>
-        </w:rPr>
-        <w:t xml:space="preserve"> </w:t>
-      </w:r>
-      <w:proofErr w:type="spellStart"/>
-      <w:r>
-        <w:rPr>
-          <w:lang w:val="en-US"/>
-        </w:rPr>
-        <w:t>expeditionibus</w:t>
-      </w:r>
-      <w:proofErr w:type="spellEnd"/>
-      <w:r>
-        <w:rPr>
-          <w:lang w:val="en-US"/>
-        </w:rPr>
-        <w:t xml:space="preserve"> </w:t>
-      </w:r>
-      <w:proofErr w:type="spellStart"/>
-      <w:r>
-        <w:rPr>
-          <w:lang w:val="en-US"/>
-        </w:rPr>
-        <w:t>crebris</w:t>
-      </w:r>
-      <w:proofErr w:type="spellEnd"/>
-      <w:r>
-        <w:rPr>
-          <w:lang w:val="en-US"/>
-        </w:rPr>
-        <w:t xml:space="preserve"> </w:t>
-      </w:r>
-      <w:proofErr w:type="spellStart"/>
-      <w:r>
-        <w:rPr>
-          <w:lang w:val="en-US"/>
-        </w:rPr>
-        <w:t>fortunam</w:t>
-      </w:r>
-      <w:proofErr w:type="spellEnd"/>
-      <w:r>
-        <w:rPr>
-          <w:lang w:val="en-US"/>
-        </w:rPr>
-        <w:t xml:space="preserve"> eius in </w:t>
-      </w:r>
-      <w:proofErr w:type="spellStart"/>
-      <w:r>
-        <w:rPr>
-          <w:lang w:val="en-US"/>
-        </w:rPr>
-        <w:t>malis</w:t>
-      </w:r>
-      <w:proofErr w:type="spellEnd"/>
-      <w:r>
-        <w:rPr>
-          <w:lang w:val="en-US"/>
-        </w:rPr>
-        <w:t xml:space="preserve"> tantum </w:t>
-      </w:r>
-      <w:proofErr w:type="spellStart"/>
-      <w:r>
-        <w:rPr>
-          <w:lang w:val="en-US"/>
-        </w:rPr>
-        <w:t>civilibus</w:t>
-      </w:r>
-      <w:proofErr w:type="spellEnd"/>
-      <w:r>
-        <w:rPr>
-          <w:lang w:val="en-US"/>
-        </w:rPr>
-        <w:t xml:space="preserve"> </w:t>
-      </w:r>
-      <w:proofErr w:type="spellStart"/>
-      <w:r>
-        <w:rPr>
-          <w:lang w:val="en-US"/>
-        </w:rPr>
-        <w:t>vigilasse</w:t>
-      </w:r>
-      <w:proofErr w:type="spellEnd"/>
-      <w:r>
-        <w:rPr>
-          <w:lang w:val="en-US"/>
-        </w:rPr>
-        <w:t xml:space="preserve">, cum autem </w:t>
-      </w:r>
-      <w:proofErr w:type="spellStart"/>
-      <w:r>
-        <w:rPr>
-          <w:lang w:val="en-US"/>
-        </w:rPr>
-        <w:t>bella</w:t>
-      </w:r>
-      <w:proofErr w:type="spellEnd"/>
-      <w:r>
-        <w:rPr>
-          <w:lang w:val="en-US"/>
-        </w:rPr>
-        <w:t xml:space="preserve"> </w:t>
-      </w:r>
-      <w:proofErr w:type="spellStart"/>
-      <w:r>
-        <w:rPr>
-          <w:lang w:val="en-US"/>
-        </w:rPr>
-        <w:t>moverentur</w:t>
-      </w:r>
-      <w:proofErr w:type="spellEnd"/>
-      <w:r>
-        <w:rPr>
-          <w:lang w:val="en-US"/>
-        </w:rPr>
-        <w:t xml:space="preserve"> externa, </w:t>
-      </w:r>
-      <w:proofErr w:type="spellStart"/>
-      <w:r>
-        <w:rPr>
-          <w:lang w:val="en-US"/>
-        </w:rPr>
-        <w:t>accidisse</w:t>
-      </w:r>
-      <w:proofErr w:type="spellEnd"/>
-      <w:r>
-        <w:rPr>
-          <w:lang w:val="en-US"/>
-        </w:rPr>
-        <w:t xml:space="preserve"> </w:t>
-      </w:r>
-      <w:proofErr w:type="spellStart"/>
-      <w:r>
-        <w:rPr>
-          <w:lang w:val="en-US"/>
-        </w:rPr>
-        <w:t>plerumque</w:t>
-      </w:r>
-      <w:proofErr w:type="spellEnd"/>
-      <w:r>
-        <w:rPr>
-          <w:lang w:val="en-US"/>
-        </w:rPr>
-        <w:t xml:space="preserve"> </w:t>
-      </w:r>
-      <w:proofErr w:type="spellStart"/>
-      <w:r>
-        <w:rPr>
-          <w:lang w:val="en-US"/>
-        </w:rPr>
-        <w:t>luctuosa</w:t>
-      </w:r>
-      <w:proofErr w:type="spellEnd"/>
-      <w:r>
-        <w:rPr>
-          <w:lang w:val="en-US"/>
-        </w:rPr>
-        <w:t xml:space="preserve">, </w:t>
-      </w:r>
-      <w:proofErr w:type="spellStart"/>
-      <w:r>
-        <w:rPr>
-          <w:lang w:val="en-US"/>
-        </w:rPr>
-        <w:t>icto</w:t>
-      </w:r>
-      <w:proofErr w:type="spellEnd"/>
-      <w:r>
-        <w:rPr>
-          <w:lang w:val="en-US"/>
-        </w:rPr>
-        <w:t xml:space="preserve"> post haec </w:t>
-      </w:r>
-      <w:proofErr w:type="spellStart"/>
-      <w:r>
-        <w:rPr>
-          <w:lang w:val="en-US"/>
-        </w:rPr>
-        <w:t>foedere</w:t>
-      </w:r>
-      <w:proofErr w:type="spellEnd"/>
-      <w:r>
-        <w:rPr>
-          <w:lang w:val="en-US"/>
-        </w:rPr>
-        <w:t xml:space="preserve"> gentium </w:t>
-      </w:r>
-      <w:proofErr w:type="spellStart"/>
-      <w:r>
-        <w:rPr>
-          <w:lang w:val="en-US"/>
-        </w:rPr>
-        <w:t>ritu</w:t>
-      </w:r>
-      <w:proofErr w:type="spellEnd"/>
-      <w:r>
-        <w:rPr>
-          <w:lang w:val="en-US"/>
-        </w:rPr>
-        <w:t xml:space="preserve"> </w:t>
-      </w:r>
-      <w:proofErr w:type="spellStart"/>
-      <w:r>
-        <w:rPr>
-          <w:lang w:val="en-US"/>
-        </w:rPr>
-        <w:t>perfectaque</w:t>
-      </w:r>
-      <w:proofErr w:type="spellEnd"/>
-      <w:r>
-        <w:rPr>
-          <w:lang w:val="en-US"/>
-        </w:rPr>
-        <w:t xml:space="preserve"> </w:t>
-      </w:r>
-      <w:proofErr w:type="spellStart"/>
-      <w:r>
-        <w:rPr>
-          <w:lang w:val="en-US"/>
-        </w:rPr>
-        <w:t>sollemnitate</w:t>
-      </w:r>
-      <w:proofErr w:type="spellEnd"/>
-      <w:r>
-        <w:rPr>
-          <w:lang w:val="en-US"/>
-        </w:rPr>
-        <w:t xml:space="preserve"> imperator Mediolanum ad </w:t>
-      </w:r>
-      <w:proofErr w:type="spellStart"/>
-      <w:r>
-        <w:rPr>
-          <w:lang w:val="en-US"/>
-        </w:rPr>
-        <w:t>hiberna</w:t>
-      </w:r>
-      <w:proofErr w:type="spellEnd"/>
-      <w:r>
-        <w:rPr>
-          <w:lang w:val="en-US"/>
-        </w:rPr>
-        <w:t xml:space="preserve"> </w:t>
-      </w:r>
-      <w:proofErr w:type="spellStart"/>
-      <w:r>
-        <w:rPr>
-          <w:lang w:val="en-US"/>
-        </w:rPr>
-        <w:t>discessit</w:t>
-      </w:r>
-      <w:proofErr w:type="spellEnd"/>
-      <w:r>
-        <w:rPr>
-          <w:lang w:val="en-US"/>
-        </w:rPr>
-        <w:t>.</w:t>
-      </w:r>
-    </w:p>
-    <w:p>
-      <w:pPr>
-        <w:rPr>
-          <w:lang w:val="en-US"/>
-        </w:rPr>
-      </w:pPr>
-    </w:p>
-    <w:p>
-      <w:proofErr w:type="spellStart"/>
-      <w:r>
-        <w:t>Etenim</w:t>
-      </w:r>
-      <w:proofErr w:type="spellEnd"/>
-      <w:r>
-        <w:t xml:space="preserve"> si </w:t>
-      </w:r>
-      <w:proofErr w:type="spellStart"/>
-      <w:r>
-        <w:t>attendere</w:t>
-      </w:r>
-      <w:proofErr w:type="spellEnd"/>
-      <w:r>
-        <w:t xml:space="preserve"> diligenter, </w:t>
-      </w:r>
-      <w:proofErr w:type="spellStart"/>
-      <w:r>
-        <w:t>existimare</w:t>
-      </w:r>
-      <w:proofErr w:type="spellEnd"/>
-      <w:r>
-        <w:t xml:space="preserve"> </w:t>
-      </w:r>
-      <w:proofErr w:type="spellStart"/>
-      <w:r>
-        <w:t>vere</w:t>
-      </w:r>
-      <w:proofErr w:type="spellEnd"/>
-      <w:r>
-        <w:t xml:space="preserve"> de omni </w:t>
-      </w:r>
-      <w:proofErr w:type="spellStart"/>
-      <w:r>
-        <w:t>hac</w:t>
-      </w:r>
-      <w:proofErr w:type="spellEnd"/>
-      <w:r>
-        <w:t xml:space="preserve"> causa </w:t>
-      </w:r>
-      <w:proofErr w:type="spellStart"/>
-      <w:r>
-        <w:t>volueritis</w:t>
-      </w:r>
-      <w:proofErr w:type="spellEnd"/>
-      <w:r>
-        <w:t xml:space="preserve">, sic </w:t>
-      </w:r>
-      <w:proofErr w:type="spellStart"/>
-      <w:r>
-        <w:t>constituetis</w:t>
-      </w:r>
-      <w:proofErr w:type="spellEnd"/>
-      <w:r>
-        <w:t xml:space="preserve">, </w:t>
-      </w:r>
-      <w:proofErr w:type="spellStart"/>
-      <w:r>
-        <w:t>iudices</w:t>
-      </w:r>
-      <w:proofErr w:type="spellEnd"/>
-      <w:r>
-        <w:t xml:space="preserve">, nec </w:t>
-      </w:r>
-      <w:proofErr w:type="spellStart"/>
-      <w:r>
-        <w:t>descensurum</w:t>
-      </w:r>
-      <w:proofErr w:type="spellEnd"/>
-      <w:r>
-        <w:t xml:space="preserve"> </w:t>
-      </w:r>
-      <w:proofErr w:type="spellStart"/>
-      <w:r>
-        <w:t>quemquam</w:t>
-      </w:r>
-      <w:proofErr w:type="spellEnd"/>
-      <w:r>
-        <w:t xml:space="preserve"> ad </w:t>
-      </w:r>
-      <w:proofErr w:type="spellStart"/>
-      <w:r>
-        <w:t>hanc</w:t>
-      </w:r>
-      <w:proofErr w:type="spellEnd"/>
-      <w:r>
-        <w:t xml:space="preserve"> </w:t>
-      </w:r>
-      <w:proofErr w:type="spellStart"/>
-      <w:r>
-        <w:t>accusationem</w:t>
-      </w:r>
-      <w:proofErr w:type="spellEnd"/>
-      <w:r>
-        <w:t xml:space="preserve"> fuisse, </w:t>
-      </w:r>
-      <w:proofErr w:type="spellStart"/>
-      <w:r>
-        <w:t>cui</w:t>
-      </w:r>
-      <w:proofErr w:type="spellEnd"/>
-      <w:r>
-        <w:t xml:space="preserve">, </w:t>
-      </w:r>
-      <w:proofErr w:type="spellStart"/>
-      <w:r>
-        <w:t>utrum</w:t>
-      </w:r>
-      <w:proofErr w:type="spellEnd"/>
-      <w:r>
-        <w:t xml:space="preserve"> </w:t>
-      </w:r>
-      <w:proofErr w:type="spellStart"/>
-      <w:r>
-        <w:t>vellet</w:t>
-      </w:r>
-      <w:proofErr w:type="spellEnd"/>
-      <w:r>
-        <w:t xml:space="preserve">, </w:t>
-      </w:r>
-      <w:proofErr w:type="spellStart"/>
-      <w:r>
-        <w:t>liceret</w:t>
-      </w:r>
-      <w:proofErr w:type="spellEnd"/>
-      <w:r>
-        <w:t xml:space="preserve">, nec, cum </w:t>
-      </w:r>
-      <w:proofErr w:type="spellStart"/>
-      <w:r>
-        <w:t>descendisset</w:t>
-      </w:r>
-      <w:proofErr w:type="spellEnd"/>
-      <w:r>
-        <w:t xml:space="preserve">, </w:t>
-      </w:r>
-      <w:proofErr w:type="spellStart"/>
-      <w:r>
-        <w:t>quicquam</w:t>
-      </w:r>
-      <w:proofErr w:type="spellEnd"/>
-      <w:r>
-        <w:t xml:space="preserve"> </w:t>
-      </w:r>
-      <w:proofErr w:type="spellStart"/>
-      <w:r>
-        <w:t>habiturum</w:t>
-      </w:r>
-      <w:proofErr w:type="spellEnd"/>
-      <w:r>
-        <w:t xml:space="preserve"> </w:t>
-      </w:r>
-      <w:proofErr w:type="spellStart"/>
-      <w:r>
-        <w:t>spei</w:t>
-      </w:r>
-      <w:proofErr w:type="spellEnd"/>
-      <w:r>
-        <w:t xml:space="preserve"> fuisse, </w:t>
-      </w:r>
-      <w:proofErr w:type="spellStart"/>
-      <w:r>
-        <w:t>nisi</w:t>
-      </w:r>
-      <w:proofErr w:type="spellEnd"/>
-      <w:r>
-        <w:t xml:space="preserve"> </w:t>
-      </w:r>
-      <w:proofErr w:type="spellStart"/>
-      <w:r>
-        <w:t>alicuius</w:t>
-      </w:r>
-      <w:proofErr w:type="spellEnd"/>
-      <w:r>
-        <w:t xml:space="preserve"> </w:t>
-      </w:r>
-      <w:proofErr w:type="spellStart"/>
-      <w:r>
-        <w:t>intolerabili</w:t>
-      </w:r>
-      <w:proofErr w:type="spellEnd"/>
-      <w:r>
-        <w:t xml:space="preserve"> </w:t>
-      </w:r>
-      <w:proofErr w:type="spellStart"/>
-      <w:r>
-        <w:t>libidine</w:t>
-      </w:r>
-      <w:proofErr w:type="spellEnd"/>
-      <w:r>
-        <w:t xml:space="preserve"> et </w:t>
-      </w:r>
-      <w:proofErr w:type="spellStart"/>
-      <w:r>
-        <w:t>nimis</w:t>
-      </w:r>
-      <w:proofErr w:type="spellEnd"/>
-      <w:r>
-        <w:t xml:space="preserve"> </w:t>
-      </w:r>
-      <w:proofErr w:type="spellStart"/>
-      <w:r>
-        <w:t>acerbo</w:t>
-      </w:r>
-      <w:proofErr w:type="spellEnd"/>
-      <w:r>
-        <w:t xml:space="preserve"> </w:t>
-      </w:r>
-      <w:proofErr w:type="spellStart"/>
-      <w:r>
-        <w:t>odio</w:t>
-      </w:r>
-      <w:proofErr w:type="spellEnd"/>
-      <w:r>
-        <w:t xml:space="preserve"> </w:t>
-      </w:r>
-      <w:proofErr w:type="spellStart"/>
-      <w:r>
-        <w:t>niteretur</w:t>
-      </w:r>
-      <w:proofErr w:type="spellEnd"/>
-      <w:r>
-        <w:t xml:space="preserve">. Sed ego </w:t>
-      </w:r>
-      <w:proofErr w:type="spellStart"/>
-      <w:r>
-        <w:t>Atratino</w:t>
-      </w:r>
-      <w:proofErr w:type="spellEnd"/>
-      <w:r>
-        <w:t xml:space="preserve">, </w:t>
-      </w:r>
-      <w:proofErr w:type="spellStart"/>
-      <w:r>
-        <w:t>humanissimo</w:t>
-      </w:r>
-      <w:proofErr w:type="spellEnd"/>
-      <w:r>
-        <w:t xml:space="preserve"> </w:t>
-      </w:r>
-      <w:proofErr w:type="spellStart"/>
-      <w:r>
-        <w:t>atque</w:t>
-      </w:r>
-      <w:proofErr w:type="spellEnd"/>
-      <w:r>
-        <w:t xml:space="preserve"> </w:t>
-      </w:r>
-      <w:proofErr w:type="spellStart"/>
-      <w:r>
-        <w:t>optimo</w:t>
-      </w:r>
-      <w:proofErr w:type="spellEnd"/>
-      <w:r>
-        <w:t xml:space="preserve"> </w:t>
-      </w:r>
-      <w:proofErr w:type="spellStart"/>
-      <w:r>
-        <w:t>adulescenti</w:t>
-      </w:r>
-      <w:proofErr w:type="spellEnd"/>
-      <w:r>
-        <w:t xml:space="preserve"> </w:t>
-      </w:r>
-      <w:proofErr w:type="spellStart"/>
-      <w:r>
-        <w:t>meo</w:t>
-      </w:r>
-      <w:proofErr w:type="spellEnd"/>
-      <w:r>
-        <w:t xml:space="preserve"> </w:t>
-      </w:r>
-      <w:proofErr w:type="spellStart"/>
-      <w:r>
-        <w:t>necessario</w:t>
-      </w:r>
-      <w:proofErr w:type="spellEnd"/>
-      <w:r>
-        <w:t xml:space="preserve">, </w:t>
-      </w:r>
-      <w:proofErr w:type="spellStart"/>
-      <w:r>
-        <w:t>ignosco</w:t>
-      </w:r>
-      <w:proofErr w:type="spellEnd"/>
-      <w:r>
-        <w:t xml:space="preserve">, qui </w:t>
-      </w:r>
-      <w:proofErr w:type="spellStart"/>
-      <w:r>
-        <w:t>habet</w:t>
-      </w:r>
-      <w:proofErr w:type="spellEnd"/>
-      <w:r>
-        <w:t xml:space="preserve"> </w:t>
-      </w:r>
-      <w:proofErr w:type="spellStart"/>
-      <w:r>
-        <w:t>excusationem</w:t>
-      </w:r>
-      <w:proofErr w:type="spellEnd"/>
-      <w:r>
-        <w:t xml:space="preserve"> </w:t>
-      </w:r>
-      <w:proofErr w:type="spellStart"/>
-      <w:r>
-        <w:t>vel</w:t>
-      </w:r>
-      <w:proofErr w:type="spellEnd"/>
-      <w:r>
-        <w:t xml:space="preserve"> </w:t>
-      </w:r>
-      <w:proofErr w:type="spellStart"/>
-      <w:r>
-        <w:t>pietatis</w:t>
-      </w:r>
-      <w:proofErr w:type="spellEnd"/>
-      <w:r>
-        <w:t xml:space="preserve"> </w:t>
-      </w:r>
-      <w:proofErr w:type="spellStart"/>
-      <w:r>
-        <w:t>vel</w:t>
-      </w:r>
-      <w:proofErr w:type="spellEnd"/>
-      <w:r>
-        <w:t xml:space="preserve"> </w:t>
-      </w:r>
-      <w:proofErr w:type="spellStart"/>
-      <w:r>
-        <w:t>necessitatis</w:t>
-      </w:r>
-      <w:proofErr w:type="spellEnd"/>
-      <w:r>
-        <w:t xml:space="preserve"> </w:t>
-      </w:r>
-      <w:proofErr w:type="spellStart"/>
-      <w:r>
-        <w:t>vel</w:t>
-      </w:r>
-      <w:proofErr w:type="spellEnd"/>
-      <w:r>
-        <w:t xml:space="preserve"> </w:t>
-      </w:r>
-      <w:proofErr w:type="spellStart"/>
-      <w:r>
-        <w:t>aetatis</w:t>
-      </w:r>
-      <w:proofErr w:type="spellEnd"/>
-      <w:r>
-        <w:t xml:space="preserve">. Si </w:t>
-      </w:r>
-      <w:proofErr w:type="spellStart"/>
-      <w:r>
-        <w:t>voluit</w:t>
-      </w:r>
-      <w:proofErr w:type="spellEnd"/>
-      <w:r>
-        <w:t xml:space="preserve"> </w:t>
-      </w:r>
-      <w:proofErr w:type="spellStart"/>
-      <w:r>
-        <w:t>accusare</w:t>
-      </w:r>
-      <w:proofErr w:type="spellEnd"/>
-      <w:r>
-        <w:t xml:space="preserve">, </w:t>
-      </w:r>
-      <w:proofErr w:type="spellStart"/>
-      <w:r>
-        <w:t>pietati</w:t>
-      </w:r>
-      <w:proofErr w:type="spellEnd"/>
-      <w:r>
-        <w:t xml:space="preserve"> </w:t>
-      </w:r>
-      <w:proofErr w:type="spellStart"/>
-      <w:r>
-        <w:t>tribuo</w:t>
-      </w:r>
-      <w:proofErr w:type="spellEnd"/>
-      <w:r>
-        <w:t xml:space="preserve">, si </w:t>
-      </w:r>
-      <w:proofErr w:type="spellStart"/>
-      <w:r>
-        <w:t>iussus</w:t>
-      </w:r>
-      <w:proofErr w:type="spellEnd"/>
-      <w:r>
-        <w:t xml:space="preserve"> est, </w:t>
-      </w:r>
-      <w:proofErr w:type="spellStart"/>
-      <w:r>
-        <w:t>necessitati</w:t>
-      </w:r>
-      <w:proofErr w:type="spellEnd"/>
-      <w:r>
-        <w:t xml:space="preserve">, si </w:t>
-      </w:r>
-      <w:proofErr w:type="spellStart"/>
-      <w:r>
-        <w:t>speravit</w:t>
-      </w:r>
-      <w:proofErr w:type="spellEnd"/>
-      <w:r>
-        <w:t xml:space="preserve"> </w:t>
-      </w:r>
-      <w:proofErr w:type="spellStart"/>
-      <w:r>
-        <w:t>aliquid</w:t>
-      </w:r>
-      <w:proofErr w:type="spellEnd"/>
-      <w:r>
-        <w:t xml:space="preserve">, </w:t>
-      </w:r>
-      <w:proofErr w:type="spellStart"/>
-      <w:r>
-        <w:t>pueritiae</w:t>
-      </w:r>
-      <w:proofErr w:type="spellEnd"/>
-      <w:r>
-        <w:t xml:space="preserve">. </w:t>
-      </w:r>
-      <w:proofErr w:type="spellStart"/>
-      <w:r>
-        <w:t>Ceteris</w:t>
-      </w:r>
-      <w:proofErr w:type="spellEnd"/>
-      <w:r>
-        <w:t xml:space="preserve"> non modo nihil </w:t>
-      </w:r>
-      <w:proofErr w:type="spellStart"/>
-      <w:r>
-        <w:t>ignoscendum</w:t>
-      </w:r>
-      <w:proofErr w:type="spellEnd"/>
-      <w:r>
-        <w:t xml:space="preserve">, </w:t>
-      </w:r>
-      <w:proofErr w:type="spellStart"/>
-      <w:r>
-        <w:t>sed</w:t>
-      </w:r>
-      <w:proofErr w:type="spellEnd"/>
-      <w:r>
-        <w:t xml:space="preserve"> </w:t>
-      </w:r>
-      <w:proofErr w:type="spellStart"/>
-      <w:r>
-        <w:t>etiam</w:t>
-      </w:r>
-      <w:proofErr w:type="spellEnd"/>
-      <w:r>
-        <w:t xml:space="preserve"> </w:t>
-      </w:r>
-      <w:proofErr w:type="spellStart"/>
-      <w:r>
-        <w:t>acriter</w:t>
-      </w:r>
-      <w:proofErr w:type="spellEnd"/>
-      <w:r>
-        <w:t xml:space="preserve"> est </w:t>
-      </w:r>
-      <w:proofErr w:type="spellStart"/>
-      <w:r>
-        <w:t>resistendum</w:t>
-      </w:r>
-      <w:proofErr w:type="spellEnd"/>
-      <w:r>
-        <w:t>.</w:t>
-      </w:r>
-    </w:p>
-    <w:p/>
-    <w:p>
-      <w:pPr>
-        <w:pStyle w:val="Heading2"/>
-      </w:pPr>
-      <w:r>
-        <w:t>French Education System</w:t>
-      </w:r>
-    </w:p>
-    <w:p>
-      <w:pPr>
-        <w:rPr>
-          <w:lang w:val="en-US"/>
-        </w:rPr>
-      </w:pPr>
-    </w:p>
-    <w:p>
-      <w:pPr>
-        <w:rPr>
-          <w:lang w:val="en-US"/>
-        </w:rPr>
-      </w:pPr>
-      <w:r>
-        <w:rPr>
-          <w:lang w:val="en-US"/>
-        </w:rPr>
-        <w:t xml:space="preserve">Mox dicta </w:t>
-      </w:r>
-      <w:proofErr w:type="spellStart"/>
-      <w:r>
-        <w:rPr>
-          <w:lang w:val="en-US"/>
-        </w:rPr>
-        <w:t>finierat</w:t>
-      </w:r>
-      <w:proofErr w:type="spellEnd"/>
-      <w:r>
-        <w:rPr>
-          <w:lang w:val="en-US"/>
-        </w:rPr>
-        <w:t xml:space="preserve">, </w:t>
-      </w:r>
-      <w:proofErr w:type="spellStart"/>
-      <w:r>
-        <w:rPr>
-          <w:lang w:val="en-US"/>
-        </w:rPr>
-        <w:t>multitudo</w:t>
-      </w:r>
-      <w:proofErr w:type="spellEnd"/>
-      <w:r>
-        <w:rPr>
-          <w:lang w:val="en-US"/>
-        </w:rPr>
-        <w:t xml:space="preserve"> </w:t>
-      </w:r>
-      <w:proofErr w:type="spellStart"/>
-      <w:r>
-        <w:rPr>
-          <w:lang w:val="en-US"/>
-        </w:rPr>
-        <w:t>omnis</w:t>
-      </w:r>
-      <w:proofErr w:type="spellEnd"/>
-      <w:r>
-        <w:rPr>
-          <w:lang w:val="en-US"/>
-        </w:rPr>
-        <w:t xml:space="preserve"> ad, </w:t>
-      </w:r>
-      <w:proofErr w:type="spellStart"/>
-      <w:r>
-        <w:rPr>
-          <w:lang w:val="en-US"/>
-        </w:rPr>
-        <w:t>quae</w:t>
-      </w:r>
-      <w:proofErr w:type="spellEnd"/>
-      <w:r>
-        <w:rPr>
-          <w:lang w:val="en-US"/>
-        </w:rPr>
-        <w:t xml:space="preserve"> imperator </w:t>
-      </w:r>
-      <w:proofErr w:type="spellStart"/>
-      <w:r>
-        <w:rPr>
-          <w:lang w:val="en-US"/>
-        </w:rPr>
-        <w:t>voluit</w:t>
-      </w:r>
-      <w:proofErr w:type="spellEnd"/>
-      <w:r>
-        <w:rPr>
-          <w:lang w:val="en-US"/>
-        </w:rPr>
-        <w:t xml:space="preserve">, </w:t>
-      </w:r>
-      <w:proofErr w:type="spellStart"/>
-      <w:r>
-        <w:rPr>
-          <w:lang w:val="en-US"/>
-        </w:rPr>
-        <w:t>promptior</w:t>
-      </w:r>
-      <w:proofErr w:type="spellEnd"/>
-      <w:r>
-        <w:rPr>
-          <w:lang w:val="en-US"/>
-        </w:rPr>
-        <w:t xml:space="preserve"> </w:t>
-      </w:r>
-      <w:proofErr w:type="spellStart"/>
-      <w:r>
-        <w:rPr>
-          <w:lang w:val="en-US"/>
-        </w:rPr>
-        <w:t>laudato</w:t>
-      </w:r>
-      <w:proofErr w:type="spellEnd"/>
-      <w:r>
-        <w:rPr>
-          <w:lang w:val="en-US"/>
-        </w:rPr>
-        <w:t xml:space="preserve"> </w:t>
-      </w:r>
-      <w:proofErr w:type="spellStart"/>
-      <w:r>
-        <w:rPr>
-          <w:lang w:val="en-US"/>
-        </w:rPr>
-        <w:t>consilio</w:t>
-      </w:r>
-      <w:proofErr w:type="spellEnd"/>
-      <w:r>
-        <w:rPr>
-          <w:lang w:val="en-US"/>
-        </w:rPr>
-        <w:t xml:space="preserve"> </w:t>
-      </w:r>
-      <w:proofErr w:type="spellStart"/>
-      <w:r>
-        <w:rPr>
-          <w:lang w:val="en-US"/>
-        </w:rPr>
-        <w:t>consensit</w:t>
-      </w:r>
-      <w:proofErr w:type="spellEnd"/>
-      <w:r>
-        <w:rPr>
-          <w:lang w:val="en-US"/>
-        </w:rPr>
-        <w:t xml:space="preserve"> in pacem </w:t>
-      </w:r>
-      <w:proofErr w:type="spellStart"/>
-      <w:r>
-        <w:rPr>
-          <w:lang w:val="en-US"/>
-        </w:rPr>
-        <w:t>ea</w:t>
-      </w:r>
-      <w:proofErr w:type="spellEnd"/>
-      <w:r>
-        <w:rPr>
-          <w:lang w:val="en-US"/>
-        </w:rPr>
-        <w:t xml:space="preserve"> ratione </w:t>
-      </w:r>
-      <w:proofErr w:type="spellStart"/>
-      <w:r>
-        <w:rPr>
-          <w:lang w:val="en-US"/>
-        </w:rPr>
-        <w:t>maxime</w:t>
-      </w:r>
-      <w:proofErr w:type="spellEnd"/>
-      <w:r>
-        <w:rPr>
-          <w:lang w:val="en-US"/>
-        </w:rPr>
-        <w:t xml:space="preserve"> </w:t>
-      </w:r>
-      <w:proofErr w:type="spellStart"/>
-      <w:r>
-        <w:rPr>
-          <w:lang w:val="en-US"/>
-        </w:rPr>
-        <w:t>percita</w:t>
-      </w:r>
-      <w:proofErr w:type="spellEnd"/>
-      <w:r>
-        <w:rPr>
-          <w:lang w:val="en-US"/>
-        </w:rPr>
-        <w:t xml:space="preserve">, </w:t>
-      </w:r>
-      <w:proofErr w:type="spellStart"/>
-      <w:r>
-        <w:rPr>
-          <w:lang w:val="en-US"/>
-        </w:rPr>
-        <w:t>quod</w:t>
-      </w:r>
-      <w:proofErr w:type="spellEnd"/>
-      <w:r>
-        <w:rPr>
-          <w:lang w:val="en-US"/>
-        </w:rPr>
-        <w:t xml:space="preserve"> </w:t>
-      </w:r>
-      <w:proofErr w:type="spellStart"/>
-      <w:r>
-        <w:rPr>
-          <w:lang w:val="en-US"/>
-        </w:rPr>
-        <w:t>norat</w:t>
-      </w:r>
-      <w:proofErr w:type="spellEnd"/>
-      <w:r>
-        <w:rPr>
-          <w:lang w:val="en-US"/>
-        </w:rPr>
-        <w:t xml:space="preserve"> </w:t>
-      </w:r>
-      <w:proofErr w:type="spellStart"/>
-      <w:r>
-        <w:rPr>
-          <w:lang w:val="en-US"/>
-        </w:rPr>
-        <w:t>expeditionibus</w:t>
-      </w:r>
-      <w:proofErr w:type="spellEnd"/>
-      <w:r>
-        <w:rPr>
-          <w:lang w:val="en-US"/>
-        </w:rPr>
-        <w:t xml:space="preserve"> </w:t>
-      </w:r>
-      <w:proofErr w:type="spellStart"/>
-      <w:r>
-        <w:rPr>
-          <w:lang w:val="en-US"/>
-        </w:rPr>
-        <w:t>crebris</w:t>
-      </w:r>
-      <w:proofErr w:type="spellEnd"/>
-      <w:r>
-        <w:rPr>
-          <w:lang w:val="en-US"/>
-        </w:rPr>
-        <w:t xml:space="preserve"> </w:t>
-      </w:r>
-      <w:proofErr w:type="spellStart"/>
-      <w:r>
-        <w:rPr>
-          <w:lang w:val="en-US"/>
-        </w:rPr>
-        <w:t>fortunam</w:t>
-      </w:r>
-      <w:proofErr w:type="spellEnd"/>
-      <w:r>
-        <w:rPr>
-          <w:lang w:val="en-US"/>
-        </w:rPr>
-        <w:t xml:space="preserve"> eius in </w:t>
-      </w:r>
-      <w:proofErr w:type="spellStart"/>
-      <w:r>
-        <w:rPr>
-          <w:lang w:val="en-US"/>
-        </w:rPr>
-        <w:t>malis</w:t>
-      </w:r>
-      <w:proofErr w:type="spellEnd"/>
-      <w:r>
-        <w:rPr>
-          <w:lang w:val="en-US"/>
-        </w:rPr>
-        <w:t xml:space="preserve"> tantum </w:t>
-      </w:r>
-      <w:proofErr w:type="spellStart"/>
-      <w:r>
-        <w:rPr>
-          <w:lang w:val="en-US"/>
-        </w:rPr>
-        <w:t>civilibus</w:t>
-      </w:r>
-      <w:proofErr w:type="spellEnd"/>
-      <w:r>
-        <w:rPr>
-          <w:lang w:val="en-US"/>
-        </w:rPr>
-        <w:t xml:space="preserve"> </w:t>
-      </w:r>
-      <w:proofErr w:type="spellStart"/>
-      <w:r>
-        <w:rPr>
-          <w:lang w:val="en-US"/>
-        </w:rPr>
-        <w:t>vigilasse</w:t>
-      </w:r>
-      <w:proofErr w:type="spellEnd"/>
-      <w:r>
-        <w:rPr>
-          <w:lang w:val="en-US"/>
-        </w:rPr>
-        <w:t xml:space="preserve">, cum autem </w:t>
-      </w:r>
-      <w:proofErr w:type="spellStart"/>
-      <w:r>
-        <w:rPr>
-          <w:lang w:val="en-US"/>
-        </w:rPr>
-        <w:t>bella</w:t>
-      </w:r>
-      <w:proofErr w:type="spellEnd"/>
-      <w:r>
-        <w:rPr>
-          <w:lang w:val="en-US"/>
-        </w:rPr>
-        <w:t xml:space="preserve"> </w:t>
-      </w:r>
-      <w:proofErr w:type="spellStart"/>
-      <w:r>
-        <w:rPr>
-          <w:lang w:val="en-US"/>
-        </w:rPr>
-        <w:t>moverentur</w:t>
-      </w:r>
-      <w:proofErr w:type="spellEnd"/>
-      <w:r>
-        <w:rPr>
-          <w:lang w:val="en-US"/>
-        </w:rPr>
-        <w:t xml:space="preserve"> externa, </w:t>
-      </w:r>
-      <w:proofErr w:type="spellStart"/>
-      <w:r>
-        <w:rPr>
-          <w:lang w:val="en-US"/>
-        </w:rPr>
-        <w:t>accidisse</w:t>
-      </w:r>
-      <w:proofErr w:type="spellEnd"/>
-      <w:r>
-        <w:rPr>
-          <w:lang w:val="en-US"/>
-        </w:rPr>
-        <w:t xml:space="preserve"> </w:t>
-      </w:r>
-      <w:proofErr w:type="spellStart"/>
-      <w:r>
-        <w:rPr>
-          <w:lang w:val="en-US"/>
-        </w:rPr>
-        <w:t>plerumque</w:t>
-      </w:r>
-      <w:proofErr w:type="spellEnd"/>
-      <w:r>
-        <w:rPr>
-          <w:lang w:val="en-US"/>
-        </w:rPr>
-        <w:t xml:space="preserve"> </w:t>
-      </w:r>
-      <w:proofErr w:type="spellStart"/>
-      <w:r>
-        <w:rPr>
-          <w:lang w:val="en-US"/>
-        </w:rPr>
-        <w:t>luctuosa</w:t>
-      </w:r>
-      <w:proofErr w:type="spellEnd"/>
-      <w:r>
-        <w:rPr>
-          <w:lang w:val="en-US"/>
-        </w:rPr>
-        <w:t xml:space="preserve">, </w:t>
-      </w:r>
-      <w:proofErr w:type="spellStart"/>
-      <w:r>
-        <w:rPr>
-          <w:lang w:val="en-US"/>
-        </w:rPr>
-        <w:t>icto</w:t>
-      </w:r>
-      <w:proofErr w:type="spellEnd"/>
-      <w:r>
-        <w:rPr>
-          <w:lang w:val="en-US"/>
-        </w:rPr>
-        <w:t xml:space="preserve"> post haec </w:t>
-      </w:r>
-      <w:proofErr w:type="spellStart"/>
-      <w:r>
-        <w:rPr>
-          <w:lang w:val="en-US"/>
-        </w:rPr>
-        <w:t>foedere</w:t>
-      </w:r>
-      <w:proofErr w:type="spellEnd"/>
-      <w:r>
-        <w:rPr>
-          <w:lang w:val="en-US"/>
-        </w:rPr>
-        <w:t xml:space="preserve"> gentium </w:t>
-      </w:r>
-      <w:proofErr w:type="spellStart"/>
-      <w:r>
-        <w:rPr>
-          <w:lang w:val="en-US"/>
-        </w:rPr>
-        <w:t>ritu</w:t>
-      </w:r>
-      <w:proofErr w:type="spellEnd"/>
-      <w:r>
-        <w:rPr>
-          <w:lang w:val="en-US"/>
-        </w:rPr>
-        <w:t xml:space="preserve"> </w:t>
-      </w:r>
-      <w:proofErr w:type="spellStart"/>
-      <w:r>
-        <w:rPr>
-          <w:lang w:val="en-US"/>
-        </w:rPr>
-        <w:t>perfectaque</w:t>
-      </w:r>
-      <w:proofErr w:type="spellEnd"/>
-      <w:r>
-        <w:rPr>
-          <w:lang w:val="en-US"/>
-        </w:rPr>
-        <w:t xml:space="preserve"> </w:t>
-      </w:r>
-      <w:proofErr w:type="spellStart"/>
-      <w:r>
-        <w:rPr>
-          <w:lang w:val="en-US"/>
-        </w:rPr>
-        <w:t>sollemnitate</w:t>
-      </w:r>
-      <w:proofErr w:type="spellEnd"/>
-      <w:r>
-        <w:rPr>
-          <w:lang w:val="en-US"/>
-        </w:rPr>
-        <w:t xml:space="preserve"> imperator Mediolanum ad </w:t>
-      </w:r>
-      <w:proofErr w:type="spellStart"/>
-      <w:r>
-        <w:rPr>
-          <w:lang w:val="en-US"/>
-        </w:rPr>
-        <w:t>hiberna</w:t>
-      </w:r>
-      <w:proofErr w:type="spellEnd"/>
-      <w:r>
-        <w:rPr>
-          <w:lang w:val="en-US"/>
-        </w:rPr>
-        <w:t xml:space="preserve"> </w:t>
-      </w:r>
-      <w:proofErr w:type="spellStart"/>
-      <w:r>
-        <w:rPr>
-          <w:lang w:val="en-US"/>
-        </w:rPr>
-        <w:t>discessit</w:t>
-      </w:r>
-      <w:proofErr w:type="spellEnd"/>
-      <w:r>
-        <w:rPr>
-          <w:lang w:val="en-US"/>
-        </w:rPr>
-        <w:t>.</w:t>
-      </w:r>
-    </w:p>
-    <w:p>
-      <w:pPr>
-        <w:rPr>
-          <w:lang w:val="en-US"/>
-        </w:rPr>
-      </w:pPr>
-      <w:r>
-        <w:rPr>
-          <w:lang w:val="en-US"/>
-        </w:rPr>
-        <w:t xml:space="preserve">Mox dicta </w:t>
-      </w:r>
-      <w:proofErr w:type="spellStart"/>
-      <w:r>
-        <w:rPr>
-          <w:lang w:val="en-US"/>
-        </w:rPr>
-        <w:t>finierat</w:t>
-      </w:r>
-      <w:proofErr w:type="spellEnd"/>
-      <w:r>
-        <w:rPr>
-          <w:lang w:val="en-US"/>
-        </w:rPr>
-        <w:t xml:space="preserve">, </w:t>
-      </w:r>
-      <w:proofErr w:type="spellStart"/>
-      <w:r>
-        <w:rPr>
-          <w:lang w:val="en-US"/>
-        </w:rPr>
-        <w:t>multitudo</w:t>
-      </w:r>
-      <w:proofErr w:type="spellEnd"/>
-      <w:r>
-        <w:rPr>
-          <w:lang w:val="en-US"/>
-        </w:rPr>
-        <w:t xml:space="preserve"> </w:t>
-      </w:r>
-      <w:proofErr w:type="spellStart"/>
-      <w:r>
-        <w:rPr>
-          <w:lang w:val="en-US"/>
-        </w:rPr>
-        <w:t>omnis</w:t>
-      </w:r>
-      <w:proofErr w:type="spellEnd"/>
-      <w:r>
-        <w:rPr>
-          <w:lang w:val="en-US"/>
-        </w:rPr>
-        <w:t xml:space="preserve"> ad, </w:t>
-      </w:r>
-      <w:proofErr w:type="spellStart"/>
-      <w:r>
-        <w:rPr>
-          <w:lang w:val="en-US"/>
-        </w:rPr>
-        <w:t>quae</w:t>
-      </w:r>
-      <w:proofErr w:type="spellEnd"/>
-      <w:r>
-        <w:rPr>
-          <w:lang w:val="en-US"/>
-        </w:rPr>
-        <w:t xml:space="preserve"> imperator </w:t>
-      </w:r>
-      <w:proofErr w:type="spellStart"/>
-      <w:r>
-        <w:rPr>
-          <w:lang w:val="en-US"/>
-        </w:rPr>
-        <w:t>voluit</w:t>
-      </w:r>
-      <w:proofErr w:type="spellEnd"/>
-      <w:r>
-        <w:rPr>
-          <w:lang w:val="en-US"/>
-        </w:rPr>
-        <w:t xml:space="preserve">, </w:t>
-      </w:r>
-      <w:proofErr w:type="spellStart"/>
-      <w:r>
-        <w:rPr>
-          <w:lang w:val="en-US"/>
-        </w:rPr>
-        <w:t>promptior</w:t>
-      </w:r>
-      <w:proofErr w:type="spellEnd"/>
-      <w:r>
-        <w:rPr>
-          <w:lang w:val="en-US"/>
-        </w:rPr>
-        <w:t xml:space="preserve"> </w:t>
-      </w:r>
-      <w:proofErr w:type="spellStart"/>
-      <w:r>
-        <w:rPr>
-          <w:lang w:val="en-US"/>
-        </w:rPr>
-        <w:t>laudato</w:t>
-      </w:r>
-      <w:proofErr w:type="spellEnd"/>
-      <w:r>
-        <w:rPr>
-          <w:lang w:val="en-US"/>
-        </w:rPr>
-        <w:t xml:space="preserve"> </w:t>
-      </w:r>
-      <w:proofErr w:type="spellStart"/>
-      <w:r>
-        <w:rPr>
-          <w:lang w:val="en-US"/>
-        </w:rPr>
-        <w:t>consilio</w:t>
-      </w:r>
-      <w:proofErr w:type="spellEnd"/>
-      <w:r>
-        <w:rPr>
-          <w:lang w:val="en-US"/>
-        </w:rPr>
-        <w:t xml:space="preserve"> </w:t>
-      </w:r>
-      <w:proofErr w:type="spellStart"/>
-      <w:r>
-        <w:rPr>
-          <w:lang w:val="en-US"/>
-        </w:rPr>
-        <w:t>consensit</w:t>
-      </w:r>
-      <w:proofErr w:type="spellEnd"/>
-      <w:r>
-        <w:rPr>
-          <w:lang w:val="en-US"/>
-        </w:rPr>
-        <w:t xml:space="preserve"> in pacem </w:t>
-      </w:r>
-      <w:proofErr w:type="spellStart"/>
-      <w:r>
-        <w:rPr>
-          <w:lang w:val="en-US"/>
-        </w:rPr>
-        <w:t>ea</w:t>
-      </w:r>
-      <w:proofErr w:type="spellEnd"/>
-      <w:r>
-        <w:rPr>
-          <w:lang w:val="en-US"/>
-        </w:rPr>
-        <w:t xml:space="preserve"> ratione </w:t>
-      </w:r>
-      <w:proofErr w:type="spellStart"/>
-      <w:r>
-        <w:rPr>
-          <w:lang w:val="en-US"/>
-        </w:rPr>
-        <w:t>maxime</w:t>
-      </w:r>
-      <w:proofErr w:type="spellEnd"/>
-      <w:r>
-        <w:rPr>
-          <w:lang w:val="en-US"/>
-        </w:rPr>
-        <w:t xml:space="preserve"> </w:t>
-      </w:r>
-      <w:proofErr w:type="spellStart"/>
-      <w:r>
-        <w:rPr>
-          <w:lang w:val="en-US"/>
-        </w:rPr>
-        <w:t>percita</w:t>
-      </w:r>
-      <w:proofErr w:type="spellEnd"/>
-      <w:r>
-        <w:rPr>
-          <w:lang w:val="en-US"/>
-        </w:rPr>
-        <w:t xml:space="preserve">, </w:t>
-      </w:r>
-      <w:proofErr w:type="spellStart"/>
-      <w:r>
-        <w:rPr>
-          <w:lang w:val="en-US"/>
-        </w:rPr>
-        <w:t>quod</w:t>
-      </w:r>
-      <w:proofErr w:type="spellEnd"/>
-      <w:r>
-        <w:rPr>
-          <w:lang w:val="en-US"/>
-        </w:rPr>
-        <w:t xml:space="preserve"> </w:t>
-      </w:r>
-      <w:proofErr w:type="spellStart"/>
-      <w:r>
-        <w:rPr>
-          <w:lang w:val="en-US"/>
-        </w:rPr>
-        <w:t>norat</w:t>
-      </w:r>
-      <w:proofErr w:type="spellEnd"/>
-      <w:r>
-        <w:rPr>
-          <w:lang w:val="en-US"/>
-        </w:rPr>
-        <w:t xml:space="preserve"> </w:t>
-      </w:r>
-      <w:proofErr w:type="spellStart"/>
-      <w:r>
-        <w:rPr>
-          <w:lang w:val="en-US"/>
-        </w:rPr>
-        <w:t>expeditionibus</w:t>
-      </w:r>
-      <w:proofErr w:type="spellEnd"/>
-      <w:r>
-        <w:rPr>
-          <w:lang w:val="en-US"/>
-        </w:rPr>
-        <w:t xml:space="preserve"> </w:t>
-      </w:r>
-      <w:proofErr w:type="spellStart"/>
-      <w:r>
-        <w:rPr>
-          <w:lang w:val="en-US"/>
-        </w:rPr>
-        <w:t>crebris</w:t>
-      </w:r>
-      <w:proofErr w:type="spellEnd"/>
-      <w:r>
-        <w:rPr>
-          <w:lang w:val="en-US"/>
-        </w:rPr>
-        <w:t xml:space="preserve"> </w:t>
-      </w:r>
-      <w:proofErr w:type="spellStart"/>
-      <w:r>
-        <w:rPr>
-          <w:lang w:val="en-US"/>
-        </w:rPr>
-        <w:t>fortunam</w:t>
-      </w:r>
-      <w:proofErr w:type="spellEnd"/>
-      <w:r>
-        <w:rPr>
-          <w:lang w:val="en-US"/>
-        </w:rPr>
-        <w:t xml:space="preserve"> eius in </w:t>
-      </w:r>
-      <w:proofErr w:type="spellStart"/>
-      <w:r>
-        <w:rPr>
-          <w:lang w:val="en-US"/>
-        </w:rPr>
-        <w:t>malis</w:t>
-      </w:r>
-      <w:proofErr w:type="spellEnd"/>
-      <w:r>
-        <w:rPr>
-          <w:lang w:val="en-US"/>
-        </w:rPr>
-        <w:t xml:space="preserve"> tantum </w:t>
-      </w:r>
-      <w:proofErr w:type="spellStart"/>
-      <w:r>
-        <w:rPr>
-          <w:lang w:val="en-US"/>
-        </w:rPr>
-        <w:t>civilibus</w:t>
-      </w:r>
-      <w:proofErr w:type="spellEnd"/>
-      <w:r>
-        <w:rPr>
-          <w:lang w:val="en-US"/>
-        </w:rPr>
-        <w:t xml:space="preserve"> </w:t>
-      </w:r>
-      <w:proofErr w:type="spellStart"/>
-      <w:r>
-        <w:rPr>
-          <w:lang w:val="en-US"/>
-        </w:rPr>
-        <w:t>vigilasse</w:t>
-      </w:r>
-      <w:proofErr w:type="spellEnd"/>
-      <w:r>
-        <w:rPr>
-          <w:lang w:val="en-US"/>
-        </w:rPr>
-        <w:t xml:space="preserve">, cum autem </w:t>
-      </w:r>
-      <w:proofErr w:type="spellStart"/>
-      <w:r>
-        <w:rPr>
-          <w:lang w:val="en-US"/>
-        </w:rPr>
-        <w:t>bella</w:t>
-      </w:r>
-      <w:proofErr w:type="spellEnd"/>
-      <w:r>
-        <w:rPr>
-          <w:lang w:val="en-US"/>
-        </w:rPr>
-        <w:t xml:space="preserve"> </w:t>
-      </w:r>
-      <w:proofErr w:type="spellStart"/>
-      <w:r>
-        <w:rPr>
-          <w:lang w:val="en-US"/>
-        </w:rPr>
-        <w:t>moverentur</w:t>
-      </w:r>
-      <w:proofErr w:type="spellEnd"/>
-      <w:r>
-        <w:rPr>
-          <w:lang w:val="en-US"/>
-        </w:rPr>
-        <w:t xml:space="preserve"> externa, </w:t>
-      </w:r>
-      <w:proofErr w:type="spellStart"/>
-      <w:r>
-        <w:rPr>
-          <w:lang w:val="en-US"/>
-        </w:rPr>
-        <w:t>accidisse</w:t>
-      </w:r>
-      <w:proofErr w:type="spellEnd"/>
-      <w:r>
-        <w:rPr>
-          <w:lang w:val="en-US"/>
-        </w:rPr>
-        <w:t xml:space="preserve"> </w:t>
-      </w:r>
-      <w:proofErr w:type="spellStart"/>
-      <w:r>
-        <w:rPr>
-          <w:lang w:val="en-US"/>
-        </w:rPr>
-        <w:t>plerumque</w:t>
-      </w:r>
-      <w:proofErr w:type="spellEnd"/>
-      <w:r>
-        <w:rPr>
-          <w:lang w:val="en-US"/>
-        </w:rPr>
-        <w:t xml:space="preserve"> </w:t>
-      </w:r>
-      <w:proofErr w:type="spellStart"/>
-      <w:r>
-        <w:rPr>
-          <w:lang w:val="en-US"/>
-        </w:rPr>
-        <w:t>luctuosa</w:t>
-      </w:r>
-      <w:proofErr w:type="spellEnd"/>
-      <w:r>
-        <w:rPr>
-          <w:lang w:val="en-US"/>
-        </w:rPr>
-        <w:t xml:space="preserve">, </w:t>
-      </w:r>
-      <w:proofErr w:type="spellStart"/>
-      <w:r>
-        <w:rPr>
-          <w:lang w:val="en-US"/>
-        </w:rPr>
-        <w:t>icto</w:t>
-      </w:r>
-      <w:proofErr w:type="spellEnd"/>
-      <w:r>
-        <w:rPr>
-          <w:lang w:val="en-US"/>
-        </w:rPr>
-        <w:t xml:space="preserve"> post haec </w:t>
-      </w:r>
-      <w:proofErr w:type="spellStart"/>
-      <w:r>
-        <w:rPr>
-          <w:lang w:val="en-US"/>
-        </w:rPr>
-        <w:t>foedere</w:t>
-      </w:r>
-      <w:proofErr w:type="spellEnd"/>
-      <w:r>
-        <w:rPr>
-          <w:lang w:val="en-US"/>
-        </w:rPr>
-        <w:t xml:space="preserve"> gentium </w:t>
-      </w:r>
-      <w:proofErr w:type="spellStart"/>
-      <w:r>
-        <w:rPr>
-          <w:lang w:val="en-US"/>
-        </w:rPr>
-        <w:t>ritu</w:t>
-      </w:r>
-      <w:proofErr w:type="spellEnd"/>
-      <w:r>
-        <w:rPr>
-          <w:lang w:val="en-US"/>
-        </w:rPr>
-        <w:t xml:space="preserve"> </w:t>
-      </w:r>
-      <w:proofErr w:type="spellStart"/>
-      <w:r>
-        <w:rPr>
-          <w:lang w:val="en-US"/>
-        </w:rPr>
-        <w:t>perfectaque</w:t>
-      </w:r>
-      <w:proofErr w:type="spellEnd"/>
-      <w:r>
-        <w:rPr>
-          <w:lang w:val="en-US"/>
-        </w:rPr>
-        <w:t xml:space="preserve"> </w:t>
-      </w:r>
-      <w:proofErr w:type="spellStart"/>
-      <w:r>
-        <w:rPr>
-          <w:lang w:val="en-US"/>
-        </w:rPr>
-        <w:t>sollemnitate</w:t>
-      </w:r>
-      <w:proofErr w:type="spellEnd"/>
-      <w:r>
-        <w:rPr>
-          <w:lang w:val="en-US"/>
-        </w:rPr>
-        <w:t xml:space="preserve"> imperator Mediolanum ad </w:t>
-      </w:r>
-      <w:proofErr w:type="spellStart"/>
-      <w:r>
-        <w:rPr>
-          <w:lang w:val="en-US"/>
-        </w:rPr>
-        <w:t>hiberna</w:t>
-      </w:r>
-      <w:proofErr w:type="spellEnd"/>
-      <w:r>
-        <w:rPr>
-          <w:lang w:val="en-US"/>
-        </w:rPr>
-        <w:t xml:space="preserve"> </w:t>
-      </w:r>
-      <w:proofErr w:type="spellStart"/>
-      <w:r>
-        <w:rPr>
-          <w:lang w:val="en-US"/>
-        </w:rPr>
-        <w:t>discessit</w:t>
-      </w:r>
-      <w:proofErr w:type="spellEnd"/>
-      <w:r>
-        <w:rPr>
-          <w:lang w:val="en-US"/>
-        </w:rPr>
-        <w:t>.</w:t>
-      </w:r>
-    </w:p>
-    <w:p>
-      <w:pPr>
-        <w:rPr>
-          <w:lang w:val="en-US"/>
-        </w:rPr>
-      </w:pPr>
-    </w:p>
-    <w:p>
-      <w:pPr>
-        <w:rPr>
-          <w:lang w:val="en-US"/>
-        </w:rPr>
-      </w:pPr>
-    </w:p>
-    <w:p>
-      <w:pPr>
-        <w:rPr>
-          <w:i/>
-          <w:sz w:val="24"/>
-          <w:lang w:val="en-US"/>
-        </w:rPr>
-      </w:pPr>
+      <w:r>
+        <w:rPr>
+          <w:lang w:val="en-US"/>
+        </w:rPr>
+        <w:t xml:space="preserve">this thesis </w:t>
+      </w:r>
+      <w:r>
+        <w:rPr>
+          <w:lang w:val="en-US"/>
+        </w:rPr>
+        <w:t>aims</w:t>
+      </w:r>
+      <w:r>
+        <w:rPr>
+          <w:lang w:val="en-US"/>
+        </w:rPr>
+        <w:t xml:space="preserve"> </w:t>
+      </w:r>
+      <w:r>
+        <w:rPr>
+          <w:lang w:val="en-US"/>
+        </w:rPr>
+        <w:t xml:space="preserve">to </w:t>
+      </w:r>
+      <w:proofErr w:type="spellStart"/>
+      <w:r>
+        <w:rPr>
+          <w:lang w:val="en-US"/>
+        </w:rPr>
+        <w:t>analyse</w:t>
+      </w:r>
+      <w:proofErr w:type="spellEnd"/>
+      <w:r>
+        <w:rPr>
+          <w:lang w:val="en-US"/>
+        </w:rPr>
+        <w:t xml:space="preserve"> </w:t>
+      </w:r>
+      <w:r>
+        <w:rPr>
+          <w:lang w:val="en-US"/>
+        </w:rPr>
+        <w:t>How do French middle school language teachers evaluate and integrate generative AI tools into their lesson planning practices, and what factors influence</w:t>
+      </w:r>
+      <w:r>
+        <w:rPr>
+          <w:lang w:val="en-US"/>
+        </w:rPr>
+        <w:t xml:space="preserve"> </w:t>
+      </w:r>
+      <w:r>
+        <w:rPr>
+          <w:lang w:val="en-US"/>
+        </w:rPr>
+        <w:t>their adoption</w:t>
+      </w:r>
+      <w:r>
+        <w:rPr>
+          <w:lang w:val="en-US"/>
+        </w:rPr>
+        <w:t xml:space="preserve"> </w:t>
+      </w:r>
+      <w:r>
+        <w:rPr>
+          <w:lang w:val="en-US"/>
+        </w:rPr>
+        <w:t>decisions?</w:t>
+      </w:r>
+      <w:r>
+        <w:rPr>
+          <w:lang w:val="en-US"/>
+        </w:rPr>
+        <w:t xml:space="preserve"> </w:t>
+      </w:r>
       <w:r>
         <w:rPr>
           <w:lang w:val="en-US"/>
@@ -10658,134 +10088,19 @@
         <w:br w:type="page"/>
       </w:r>
     </w:p>
-    <w:p>
-      <w:pPr>
-        <w:pStyle w:val="Heading1"/>
-        <w:rPr>
-          <w:lang w:val="en-US"/>
-        </w:rPr>
-      </w:pPr>
-      <w:bookmarkStart w:id="41" w:name="_Toc229755641"/>
-      <w:bookmarkEnd w:id="40"/>
+    <w:bookmarkEnd w:id="40"/>
+    <w:p>
+      <w:pPr>
+        <w:jc w:val="left"/>
+        <w:rPr>
+          <w:lang w:val="en-US"/>
+        </w:rPr>
+      </w:pPr>
       <w:r>
         <w:rPr>
           <w:lang w:val="en-US"/>
         </w:rPr>
         <w:lastRenderedPageBreak/>
-        <w:t>Problem Statement</w:t>
-      </w:r>
-      <w:bookmarkEnd w:id="41"/>
-    </w:p>
-    <w:p>
-      <w:pPr>
-        <w:rPr>
-          <w:lang w:val="en-US"/>
-        </w:rPr>
-      </w:pPr>
-    </w:p>
-    <w:p>
-      <w:pPr>
-        <w:jc w:val="left"/>
-        <w:rPr>
-          <w:lang w:val="en-US"/>
-        </w:rPr>
-      </w:pPr>
-      <w:r>
-        <w:rPr>
-          <w:lang w:val="en-US"/>
-        </w:rPr>
-        <w:t xml:space="preserve">Use of AI in teaching is </w:t>
-      </w:r>
-      <w:r>
-        <w:rPr>
-          <w:lang w:val="en-US"/>
-        </w:rPr>
-        <w:t>becoming popular</w:t>
-      </w:r>
-      <w:r>
-        <w:rPr>
-          <w:lang w:val="en-US"/>
-        </w:rPr>
-        <w:t xml:space="preserve"> to be in-line and take advantage of the advancement of technology, to provide </w:t>
-      </w:r>
-      <w:r>
-        <w:rPr>
-          <w:lang w:val="en-US"/>
-        </w:rPr>
-        <w:t xml:space="preserve">dynamic and more adapted </w:t>
-      </w:r>
-      <w:r>
-        <w:rPr>
-          <w:lang w:val="en-US"/>
-        </w:rPr>
-        <w:t xml:space="preserve">education to the new generation of students. However, identifying and choosing the best and easy-to-learn/easy-to-use tools are not trivial. Therefore, the goal of this thesis is </w:t>
-      </w:r>
-      <w:r>
-        <w:rPr>
-          <w:lang w:val="en-US"/>
-        </w:rPr>
-        <w:t xml:space="preserve">to </w:t>
-      </w:r>
-      <w:proofErr w:type="spellStart"/>
-      <w:r>
-        <w:rPr>
-          <w:lang w:val="en-US"/>
-        </w:rPr>
-        <w:t>analyse</w:t>
-      </w:r>
-      <w:proofErr w:type="spellEnd"/>
-      <w:r>
-        <w:rPr>
-          <w:lang w:val="en-US"/>
-        </w:rPr>
-        <w:t xml:space="preserve"> </w:t>
-      </w:r>
-      <w:r>
-        <w:rPr>
-          <w:lang w:val="en-US"/>
-        </w:rPr>
-        <w:t xml:space="preserve">How </w:t>
-      </w:r>
-      <w:r>
-        <w:rPr>
-          <w:lang w:val="en-US"/>
-        </w:rPr>
-        <w:t xml:space="preserve">English and French </w:t>
-      </w:r>
-      <w:r>
-        <w:rPr>
-          <w:lang w:val="en-US"/>
-        </w:rPr>
-        <w:t xml:space="preserve">language teachers </w:t>
-      </w:r>
-      <w:r>
-        <w:rPr>
-          <w:lang w:val="en-US"/>
-        </w:rPr>
-        <w:t xml:space="preserve">in French middle school </w:t>
-      </w:r>
-      <w:r>
-        <w:rPr>
-          <w:lang w:val="en-US"/>
-        </w:rPr>
-        <w:t>experience and evaluate generative AI tools for lesson planning: A mixed-methods analysis of practice change and adoption barriers.</w:t>
-      </w:r>
-      <w:r>
-        <w:rPr>
-          <w:lang w:val="en-US"/>
-        </w:rPr>
-        <w:t xml:space="preserve"> </w:t>
-      </w:r>
-      <w:r>
-        <w:rPr>
-          <w:lang w:val="en-US"/>
-        </w:rPr>
-        <w:br/>
-      </w:r>
-      <w:r>
-        <w:rPr>
-          <w:lang w:val="en-US"/>
-        </w:rPr>
         <w:br/>
       </w:r>
     </w:p>
@@ -10857,9 +10172,9 @@
           <w:lang w:val="en-US"/>
         </w:rPr>
       </w:pPr>
-      <w:bookmarkStart w:id="42" w:name="_Toc229755642"/>
-      <w:bookmarkStart w:id="43" w:name="_Toc89960513"/>
-      <w:bookmarkStart w:id="44" w:name="_Toc105689043"/>
+      <w:bookmarkStart w:id="41" w:name="_Toc229755642"/>
+      <w:bookmarkStart w:id="42" w:name="_Toc89960513"/>
+      <w:bookmarkStart w:id="43" w:name="_Toc105689043"/>
       <w:r>
         <w:rPr>
           <w:rFonts w:eastAsia="Times New Roman"/>
@@ -10868,7 +10183,7 @@
         <w:lastRenderedPageBreak/>
         <w:t>Experiment</w:t>
       </w:r>
-      <w:bookmarkEnd w:id="42"/>
+      <w:bookmarkEnd w:id="41"/>
     </w:p>
     <w:p>
       <w:pPr>
@@ -10934,7 +10249,7 @@
           <w:lang w:val="en-US" w:eastAsia="en-IN"/>
         </w:rPr>
       </w:pPr>
-      <w:bookmarkStart w:id="45" w:name="_Toc229755643"/>
+      <w:bookmarkStart w:id="44" w:name="_Toc229755643"/>
       <w:r>
         <w:rPr>
           <w:rFonts w:eastAsia="Times New Roman"/>
@@ -10943,7 +10258,7 @@
         <w:lastRenderedPageBreak/>
         <w:t>Inferences</w:t>
       </w:r>
-      <w:bookmarkEnd w:id="45"/>
+      <w:bookmarkEnd w:id="44"/>
     </w:p>
     <w:p>
       <w:pPr>
@@ -11898,7 +11213,7 @@
           <w:lang w:eastAsia="en-IN"/>
         </w:rPr>
       </w:pPr>
-      <w:bookmarkStart w:id="46" w:name="_Toc229755644"/>
+      <w:bookmarkStart w:id="45" w:name="_Toc229755644"/>
       <w:r>
         <w:rPr>
           <w:rFonts w:eastAsia="Times New Roman"/>
@@ -11907,7 +11222,7 @@
         <w:lastRenderedPageBreak/>
         <w:t>Conclusion</w:t>
       </w:r>
-      <w:bookmarkEnd w:id="46"/>
+      <w:bookmarkEnd w:id="45"/>
     </w:p>
     <w:p/>
     <w:p>
@@ -12677,8 +11992,8 @@
     </w:p>
     <w:p/>
     <w:p/>
+    <w:bookmarkEnd w:id="42"/>
     <w:bookmarkEnd w:id="43"/>
-    <w:bookmarkEnd w:id="44"/>
     <w:p/>
     <w:p/>
     <w:p>
@@ -12687,7 +12002,7 @@
           <w:sz w:val="24"/>
         </w:rPr>
         <w:sectPr>
-          <w:footerReference w:type="default" r:id="rId11"/>
+          <w:footerReference w:type="default" r:id="rId12"/>
           <w:pgSz w:w="11906" w:h="16838"/>
           <w:pgMar w:top="1417" w:right="1417" w:bottom="1417" w:left="1417" w:header="708" w:footer="708" w:gutter="0"/>
           <w:cols w:space="708"/>
@@ -12815,18 +12130,19 @@
       <w:pPr>
         <w:pStyle w:val="Title"/>
       </w:pPr>
-      <w:bookmarkStart w:id="47" w:name="_Toc105689047"/>
-      <w:bookmarkStart w:id="48" w:name="_Toc107222887"/>
-      <w:bookmarkStart w:id="49" w:name="_Toc158131119"/>
-      <w:bookmarkStart w:id="50" w:name="_Toc158131244"/>
-      <w:bookmarkStart w:id="51" w:name="_Toc169622416"/>
-      <w:bookmarkStart w:id="52" w:name="_Toc169622624"/>
-      <w:bookmarkStart w:id="53" w:name="_Toc218677530"/>
-      <w:bookmarkStart w:id="54" w:name="_Toc229755645"/>
+      <w:bookmarkStart w:id="46" w:name="_Toc105689047"/>
+      <w:bookmarkStart w:id="47" w:name="_Toc107222887"/>
+      <w:bookmarkStart w:id="48" w:name="_Toc158131119"/>
+      <w:bookmarkStart w:id="49" w:name="_Toc158131244"/>
+      <w:bookmarkStart w:id="50" w:name="_Toc169622416"/>
+      <w:bookmarkStart w:id="51" w:name="_Toc169622624"/>
+      <w:bookmarkStart w:id="52" w:name="_Toc218677530"/>
+      <w:bookmarkStart w:id="53" w:name="_Toc229755645"/>
       <w:r>
         <w:lastRenderedPageBreak/>
         <w:t>Bibliographie</w:t>
       </w:r>
+      <w:bookmarkEnd w:id="46"/>
       <w:bookmarkEnd w:id="47"/>
       <w:bookmarkEnd w:id="48"/>
       <w:bookmarkEnd w:id="49"/>
@@ -12834,42 +12150,190 @@
       <w:bookmarkEnd w:id="51"/>
       <w:bookmarkEnd w:id="52"/>
       <w:bookmarkEnd w:id="53"/>
-      <w:bookmarkEnd w:id="54"/>
     </w:p>
     <w:p/>
     <w:p>
       <w:pPr>
         <w:pStyle w:val="Bibliography"/>
+        <w:rPr>
+          <w:color w:val="000000"/>
+        </w:rPr>
+      </w:pPr>
+      <w:r>
+        <w:rPr>
+          <w:color w:val="000000" w:themeColor="text1"/>
+        </w:rPr>
+        <w:fldChar w:fldCharType="begin"/>
+      </w:r>
+      <w:r>
+        <w:rPr>
+          <w:color w:val="000000" w:themeColor="text1"/>
+          <w:lang w:val="en-US"/>
+        </w:rPr>
+        <w:instrText xml:space="preserve"> ADDIN ZOTERO_BIBL {"uncited":[],"omitted":[],"custom":[]} CSL_BIBLIOGRAPHY </w:instrText>
+      </w:r>
+      <w:r>
+        <w:rPr>
+          <w:color w:val="000000" w:themeColor="text1"/>
+        </w:rPr>
+        <w:fldChar w:fldCharType="separate"/>
+      </w:r>
+      <w:r>
         <w:rPr>
           <w:color w:val="000000"/>
           <w:lang w:val="en-GB"/>
         </w:rPr>
-      </w:pPr>
-      <w:r>
-        <w:rPr>
-          <w:color w:val="000000" w:themeColor="text1"/>
-        </w:rPr>
-        <w:fldChar w:fldCharType="begin"/>
-      </w:r>
-      <w:r>
-        <w:rPr>
-          <w:color w:val="000000" w:themeColor="text1"/>
-          <w:lang w:val="en-US"/>
-        </w:rPr>
-        <w:instrText xml:space="preserve"> ADDIN ZOTERO_BIBL {"uncited":[],"omitted":[],"custom":[]} CSL_BIBLIOGRAPHY </w:instrText>
-      </w:r>
-      <w:r>
-        <w:rPr>
-          <w:color w:val="000000" w:themeColor="text1"/>
-        </w:rPr>
-        <w:fldChar w:fldCharType="separate"/>
-      </w:r>
-      <w:r>
+        <w:t xml:space="preserve">Borg, S. (2003). Teacher cognition in language teaching: A review of research on what language teachers think, know, believe, and do. </w:t>
+      </w:r>
+      <w:proofErr w:type="spellStart"/>
+      <w:r>
+        <w:rPr>
+          <w:i/>
+          <w:iCs/>
+          <w:color w:val="000000"/>
+        </w:rPr>
+        <w:t>Language</w:t>
+      </w:r>
+      <w:proofErr w:type="spellEnd"/>
+      <w:r>
+        <w:rPr>
+          <w:i/>
+          <w:iCs/>
+          <w:color w:val="000000"/>
+        </w:rPr>
+        <w:t xml:space="preserve"> </w:t>
+      </w:r>
+      <w:proofErr w:type="spellStart"/>
+      <w:r>
+        <w:rPr>
+          <w:i/>
+          <w:iCs/>
+          <w:color w:val="000000"/>
+        </w:rPr>
+        <w:t>Teaching</w:t>
+      </w:r>
+      <w:proofErr w:type="spellEnd"/>
+      <w:r>
+        <w:rPr>
+          <w:color w:val="000000"/>
+        </w:rPr>
+        <w:t xml:space="preserve">, </w:t>
+      </w:r>
+      <w:r>
+        <w:rPr>
+          <w:i/>
+          <w:iCs/>
+          <w:color w:val="000000"/>
+        </w:rPr>
+        <w:t>36</w:t>
+      </w:r>
+      <w:r>
+        <w:rPr>
+          <w:color w:val="000000"/>
+        </w:rPr>
+        <w:t>(2), 81–109. https://doi.org/10.1017/S0261444803001903</w:t>
+      </w:r>
+    </w:p>
+    <w:p>
+      <w:pPr>
+        <w:pStyle w:val="Bibliography"/>
+        <w:rPr>
+          <w:color w:val="000000"/>
+        </w:rPr>
+      </w:pPr>
+      <w:r>
+        <w:rPr>
+          <w:i/>
+          <w:iCs/>
+          <w:color w:val="000000"/>
+        </w:rPr>
+        <w:t>Cadre d’usage de l’IA en éducation</w:t>
+      </w:r>
+      <w:r>
+        <w:rPr>
+          <w:color w:val="000000"/>
+        </w:rPr>
+        <w:t>. (2025, June 13). Ministère de l’</w:t>
+      </w:r>
+      <w:proofErr w:type="spellStart"/>
+      <w:r>
+        <w:rPr>
+          <w:color w:val="000000"/>
+        </w:rPr>
+        <w:t>Education</w:t>
+      </w:r>
+      <w:proofErr w:type="spellEnd"/>
+      <w:r>
+        <w:rPr>
+          <w:color w:val="000000"/>
+        </w:rPr>
+        <w:t xml:space="preserve"> nationale. https://www.education.gouv.fr/cadre-d-usage-de-l-ia-en-education-450647</w:t>
+      </w:r>
+    </w:p>
+    <w:p>
+      <w:pPr>
+        <w:pStyle w:val="Bibliography"/>
+        <w:rPr>
+          <w:color w:val="000000"/>
+        </w:rPr>
+      </w:pPr>
+      <w:r>
+        <w:rPr>
+          <w:i/>
+          <w:iCs/>
+          <w:color w:val="000000"/>
+        </w:rPr>
+        <w:t>La protection des élèves et de leurs données sur Internet</w:t>
+      </w:r>
+      <w:r>
+        <w:rPr>
+          <w:color w:val="000000"/>
+        </w:rPr>
+        <w:t xml:space="preserve">. (2019, </w:t>
+      </w:r>
+      <w:proofErr w:type="spellStart"/>
+      <w:r>
+        <w:rPr>
+          <w:color w:val="000000"/>
+        </w:rPr>
+        <w:t>November</w:t>
+      </w:r>
+      <w:proofErr w:type="spellEnd"/>
+      <w:r>
+        <w:rPr>
+          <w:color w:val="000000"/>
+        </w:rPr>
+        <w:t xml:space="preserve"> 7). Ministère de l’</w:t>
+      </w:r>
+      <w:proofErr w:type="spellStart"/>
+      <w:r>
+        <w:rPr>
+          <w:color w:val="000000"/>
+        </w:rPr>
+        <w:t>Education</w:t>
+      </w:r>
+      <w:proofErr w:type="spellEnd"/>
+      <w:r>
+        <w:rPr>
+          <w:color w:val="000000"/>
+        </w:rPr>
+        <w:t xml:space="preserve"> nationale. https://www.education.gouv.fr/la-protection-des-eleves-et-de-leurs-donnees-sur-internet-7073</w:t>
+      </w:r>
+    </w:p>
+    <w:p>
+      <w:pPr>
+        <w:pStyle w:val="Bibliography"/>
         <w:rPr>
           <w:color w:val="000000"/>
           <w:lang w:val="en-GB"/>
         </w:rPr>
-        <w:t xml:space="preserve">Borg, S. (2003). Teacher cognition in language teaching: A review of research on what language teachers think, know, believe, and do. </w:t>
+      </w:pPr>
+      <w:r>
+        <w:rPr>
+          <w:color w:val="000000"/>
+          <w:lang w:val="en-GB"/>
+        </w:rPr>
+        <w:t xml:space="preserve">Liu, Y., &amp; Wang, H. (2024). </w:t>
       </w:r>
       <w:r>
         <w:rPr>
@@ -12878,15 +12342,9 @@
           <w:color w:val="000000"/>
           <w:lang w:val="en-GB"/>
         </w:rPr>
-        <w:t>Language Teaching</w:t>
-      </w:r>
-      <w:r>
-        <w:rPr>
-          <w:color w:val="000000"/>
-          <w:lang w:val="en-GB"/>
-        </w:rPr>
-        <w:t xml:space="preserve">, </w:t>
-      </w:r>
+        <w:t xml:space="preserve">Who on Earth Is Using Generative </w:t>
+      </w:r>
+      <w:proofErr w:type="gramStart"/>
       <w:r>
         <w:rPr>
           <w:i/>
@@ -12894,14 +12352,15 @@
           <w:color w:val="000000"/>
           <w:lang w:val="en-GB"/>
         </w:rPr>
-        <w:t>36</w:t>
-      </w:r>
+        <w:t>AI ?</w:t>
+      </w:r>
+      <w:proofErr w:type="gramEnd"/>
       <w:r>
         <w:rPr>
           <w:color w:val="000000"/>
           <w:lang w:val="en-GB"/>
         </w:rPr>
-        <w:t>(2), 81–109. https://doi.org/10.1017/S0261444803001903</w:t>
+        <w:t xml:space="preserve"> Washington, DC: World Bank. https://doi.org/10.1596/1813-9450-10870</w:t>
       </w:r>
     </w:p>
     <w:p>
@@ -12917,8 +12376,9 @@
           <w:color w:val="000000"/>
           <w:lang w:val="en-GB"/>
         </w:rPr>
-        <w:t xml:space="preserve">Richards, J. C., &amp; Rodgers, T. S. (2014). </w:t>
-      </w:r>
+        <w:t xml:space="preserve">Mishra, P., Henriksen, D., Woo, L. J., &amp; Oster, N. (2025). Control vs. Agency: Exploring the History of AI in Education. </w:t>
+      </w:r>
+      <w:proofErr w:type="spellStart"/>
       <w:r>
         <w:rPr>
           <w:i/>
@@ -12926,62 +12386,15 @@
           <w:color w:val="000000"/>
           <w:lang w:val="en-GB"/>
         </w:rPr>
-        <w:t>Approaches and Methods in Language Teaching</w:t>
-      </w:r>
+        <w:t>TechTrends</w:t>
+      </w:r>
+      <w:proofErr w:type="spellEnd"/>
       <w:r>
         <w:rPr>
           <w:color w:val="000000"/>
           <w:lang w:val="en-GB"/>
         </w:rPr>
-        <w:t>. Cambridge University Press.</w:t>
-      </w:r>
-    </w:p>
-    <w:p>
-      <w:pPr>
-        <w:pStyle w:val="Bibliography"/>
-        <w:rPr>
-          <w:color w:val="000000"/>
-          <w:lang w:val="en-GB"/>
-        </w:rPr>
-      </w:pPr>
-      <w:r>
-        <w:rPr>
-          <w:color w:val="000000"/>
-          <w:lang w:val="en-GB"/>
-        </w:rPr>
-        <w:t>Serin, H. (2018). A Comparison of Teacher-</w:t>
-      </w:r>
-      <w:proofErr w:type="spellStart"/>
-      <w:r>
-        <w:rPr>
-          <w:color w:val="000000"/>
-          <w:lang w:val="en-GB"/>
-        </w:rPr>
-        <w:t>Centered</w:t>
-      </w:r>
-      <w:proofErr w:type="spellEnd"/>
-      <w:r>
-        <w:rPr>
-          <w:color w:val="000000"/>
-          <w:lang w:val="en-GB"/>
-        </w:rPr>
-        <w:t xml:space="preserve"> and Student-</w:t>
-      </w:r>
-      <w:proofErr w:type="spellStart"/>
-      <w:r>
-        <w:rPr>
-          <w:color w:val="000000"/>
-          <w:lang w:val="en-GB"/>
-        </w:rPr>
-        <w:t>Centered</w:t>
-      </w:r>
-      <w:proofErr w:type="spellEnd"/>
-      <w:r>
-        <w:rPr>
-          <w:color w:val="000000"/>
-          <w:lang w:val="en-GB"/>
-        </w:rPr>
-        <w:t xml:space="preserve"> Approaches in Educational Settings. </w:t>
+        <w:t xml:space="preserve">, </w:t>
       </w:r>
       <w:r>
         <w:rPr>
@@ -12990,14 +12403,30 @@
           <w:color w:val="000000"/>
           <w:lang w:val="en-GB"/>
         </w:rPr>
-        <w:t>International Journal of Social Sciences &amp; Educational Studies</w:t>
+        <w:t>69</w:t>
       </w:r>
       <w:r>
         <w:rPr>
           <w:color w:val="000000"/>
           <w:lang w:val="en-GB"/>
         </w:rPr>
-        <w:t xml:space="preserve">, </w:t>
+        <w:t>(2), 247–253. https://doi.org/10.1007/s11528-025-01064-2</w:t>
+      </w:r>
+    </w:p>
+    <w:p>
+      <w:pPr>
+        <w:pStyle w:val="Bibliography"/>
+        <w:rPr>
+          <w:color w:val="000000"/>
+          <w:lang w:val="en-GB"/>
+        </w:rPr>
+      </w:pPr>
+      <w:r>
+        <w:rPr>
+          <w:color w:val="000000"/>
+          <w:lang w:val="en-GB"/>
+        </w:rPr>
+        <w:t xml:space="preserve">Morgan, K. L. K. (2025). Phonemic Awareness and AI: Evaluating ChatGPT Plus for Structured Lesson Development. </w:t>
       </w:r>
       <w:r>
         <w:rPr>
@@ -13006,14 +12435,110 @@
           <w:color w:val="000000"/>
           <w:lang w:val="en-GB"/>
         </w:rPr>
-        <w:t>5</w:t>
+        <w:t>Texas Journal of Literacy Education</w:t>
       </w:r>
       <w:r>
         <w:rPr>
           <w:color w:val="000000"/>
           <w:lang w:val="en-GB"/>
         </w:rPr>
-        <w:t>(1), 164–167. https://doi.org/10.23918//ijsses.v5i1p164</w:t>
+        <w:t xml:space="preserve">, </w:t>
+      </w:r>
+      <w:r>
+        <w:rPr>
+          <w:i/>
+          <w:iCs/>
+          <w:color w:val="000000"/>
+          <w:lang w:val="en-GB"/>
+        </w:rPr>
+        <w:t>12</w:t>
+      </w:r>
+      <w:r>
+        <w:rPr>
+          <w:color w:val="000000"/>
+          <w:lang w:val="en-GB"/>
+        </w:rPr>
+        <w:t>(1). https://www.talejournal.com/index.php/TJLE/article/view/175</w:t>
+      </w:r>
+    </w:p>
+    <w:p>
+      <w:pPr>
+        <w:pStyle w:val="Bibliography"/>
+        <w:rPr>
+          <w:color w:val="000000"/>
+          <w:lang w:val="en-GB"/>
+        </w:rPr>
+      </w:pPr>
+      <w:r>
+        <w:rPr>
+          <w:color w:val="000000"/>
+          <w:lang w:val="en-GB"/>
+        </w:rPr>
+        <w:t xml:space="preserve">Richards, J. C., &amp; Rodgers, T. S. (2014). </w:t>
+      </w:r>
+      <w:r>
+        <w:rPr>
+          <w:i/>
+          <w:iCs/>
+          <w:color w:val="000000"/>
+          <w:lang w:val="en-GB"/>
+        </w:rPr>
+        <w:t>Approaches and Methods in Language Teaching</w:t>
+      </w:r>
+      <w:r>
+        <w:rPr>
+          <w:color w:val="000000"/>
+          <w:lang w:val="en-GB"/>
+        </w:rPr>
+        <w:t>. Cambridge University Press.</w:t>
+      </w:r>
+    </w:p>
+    <w:p>
+      <w:pPr>
+        <w:pStyle w:val="Bibliography"/>
+        <w:rPr>
+          <w:color w:val="000000"/>
+          <w:lang w:val="en-GB"/>
+        </w:rPr>
+      </w:pPr>
+      <w:r>
+        <w:rPr>
+          <w:color w:val="000000"/>
+          <w:lang w:val="en-GB"/>
+        </w:rPr>
+        <w:t xml:space="preserve">Warschauer, M., &amp; Healey, D. (1998). Computers and language learning: An overview. </w:t>
+      </w:r>
+      <w:r>
+        <w:rPr>
+          <w:i/>
+          <w:iCs/>
+          <w:color w:val="000000"/>
+          <w:lang w:val="en-GB"/>
+        </w:rPr>
+        <w:t>Language Teaching</w:t>
+      </w:r>
+      <w:r>
+        <w:rPr>
+          <w:color w:val="000000"/>
+          <w:lang w:val="en-GB"/>
+        </w:rPr>
+        <w:t xml:space="preserve">, </w:t>
+      </w:r>
+      <w:r>
+        <w:rPr>
+          <w:i/>
+          <w:iCs/>
+          <w:color w:val="000000"/>
+          <w:lang w:val="en-GB"/>
+        </w:rPr>
+        <w:t>31</w:t>
+      </w:r>
+      <w:r>
+        <w:rPr>
+          <w:color w:val="000000"/>
+          <w:lang w:val="en-GB"/>
+        </w:rPr>
+        <w:t>(2), 57–71. https://doi.org/10.1017/S0261444800012970</w:t>
       </w:r>
     </w:p>
     <w:p>
@@ -13064,14 +12589,14 @@
           <w:lang w:val="en-US"/>
         </w:rPr>
       </w:pPr>
-      <w:bookmarkStart w:id="55" w:name="_Toc169622417"/>
-      <w:bookmarkStart w:id="56" w:name="_Toc169622625"/>
-      <w:bookmarkStart w:id="57" w:name="_Toc218677531"/>
-      <w:bookmarkStart w:id="58" w:name="_Toc229755646"/>
-      <w:bookmarkStart w:id="59" w:name="_Toc105689048"/>
-      <w:bookmarkStart w:id="60" w:name="_Toc107222888"/>
-      <w:bookmarkStart w:id="61" w:name="_Toc158131120"/>
-      <w:bookmarkStart w:id="62" w:name="_Toc158131245"/>
+      <w:bookmarkStart w:id="54" w:name="_Toc169622417"/>
+      <w:bookmarkStart w:id="55" w:name="_Toc169622625"/>
+      <w:bookmarkStart w:id="56" w:name="_Toc218677531"/>
+      <w:bookmarkStart w:id="57" w:name="_Toc229755646"/>
+      <w:bookmarkStart w:id="58" w:name="_Toc105689048"/>
+      <w:bookmarkStart w:id="59" w:name="_Toc107222888"/>
+      <w:bookmarkStart w:id="60" w:name="_Toc158131120"/>
+      <w:bookmarkStart w:id="61" w:name="_Toc158131245"/>
       <w:r>
         <w:rPr>
           <w:lang w:val="en-US"/>
@@ -13079,10 +12604,10 @@
         <w:lastRenderedPageBreak/>
         <w:t>Index</w:t>
       </w:r>
+      <w:bookmarkEnd w:id="54"/>
       <w:bookmarkEnd w:id="55"/>
       <w:bookmarkEnd w:id="56"/>
       <w:bookmarkEnd w:id="57"/>
-      <w:bookmarkEnd w:id="58"/>
     </w:p>
     <w:p>
       <w:pPr>
@@ -13245,14 +12770,15 @@
       <w:pPr>
         <w:pStyle w:val="Title"/>
       </w:pPr>
-      <w:bookmarkStart w:id="63" w:name="_Toc169622418"/>
-      <w:bookmarkStart w:id="64" w:name="_Toc169622626"/>
-      <w:bookmarkStart w:id="65" w:name="_Toc218677532"/>
-      <w:bookmarkStart w:id="66" w:name="_Toc229755647"/>
+      <w:bookmarkStart w:id="62" w:name="_Toc169622418"/>
+      <w:bookmarkStart w:id="63" w:name="_Toc169622626"/>
+      <w:bookmarkStart w:id="64" w:name="_Toc218677532"/>
+      <w:bookmarkStart w:id="65" w:name="_Toc229755647"/>
       <w:r>
         <w:lastRenderedPageBreak/>
         <w:t>Table des illustrations</w:t>
       </w:r>
+      <w:bookmarkEnd w:id="58"/>
       <w:bookmarkEnd w:id="59"/>
       <w:bookmarkEnd w:id="60"/>
       <w:bookmarkEnd w:id="61"/>
@@ -13260,7 +12786,6 @@
       <w:bookmarkEnd w:id="63"/>
       <w:bookmarkEnd w:id="64"/>
       <w:bookmarkEnd w:id="65"/>
-      <w:bookmarkEnd w:id="66"/>
     </w:p>
     <w:p/>
     <w:p>
@@ -13286,7 +12811,7 @@
     <w:p>
       <w:pPr>
         <w:sectPr>
-          <w:headerReference w:type="default" r:id="rId12"/>
+          <w:headerReference w:type="default" r:id="rId13"/>
           <w:pgSz w:w="11906" w:h="16838"/>
           <w:pgMar w:top="1417" w:right="1417" w:bottom="1417" w:left="1417" w:header="708" w:footer="708" w:gutter="0"/>
           <w:cols w:space="708"/>
@@ -13363,7 +12888,7 @@
           <w:sz w:val="24"/>
         </w:rPr>
         <w:sectPr>
-          <w:footerReference w:type="default" r:id="rId13"/>
+          <w:footerReference w:type="default" r:id="rId14"/>
           <w:pgSz w:w="11906" w:h="16838"/>
           <w:pgMar w:top="1417" w:right="1417" w:bottom="1417" w:left="1417" w:header="708" w:footer="708" w:gutter="0"/>
           <w:pgNumType w:start="1"/>
@@ -13442,8 +12967,8 @@
       </w:r>
     </w:p>
     <w:sectPr>
-      <w:headerReference w:type="default" r:id="rId14"/>
-      <w:footerReference w:type="default" r:id="rId15"/>
+      <w:headerReference w:type="default" r:id="rId15"/>
+      <w:footerReference w:type="default" r:id="rId16"/>
       <w:pgSz w:w="11906" w:h="16838"/>
       <w:pgMar w:top="1417" w:right="1417" w:bottom="1417" w:left="1417" w:header="708" w:footer="708" w:gutter="0"/>
       <w:cols w:space="708"/>
@@ -15005,7 +14530,7 @@
   <w:style w:type="paragraph" w:default="1" w:styleId="Normal">
     <w:name w:val="Normal"/>
     <w:qFormat/>
-    <w:rsid w:val="00CA5E07"/>
+    <w:rsid w:val="0019289D"/>
     <w:pPr>
       <w:spacing w:line="360" w:lineRule="auto"/>
       <w:jc w:val="both"/>

--- a/my_report/Thesis_Report_English.docx
+++ b/my_report/Thesis_Report_English.docx
@@ -174,7 +174,7 @@
                                     <pic:cNvPicPr/>
                                   </pic:nvPicPr>
                                   <pic:blipFill>
-                                    <a:blip r:embed="rId9">
+                                    <a:blip r:embed="rId8">
                                       <a:extLst>
                                         <a:ext uri="{28A0092B-C50C-407E-A947-70E740481C1C}">
                                           <a14:useLocalDpi xmlns:a14="http://schemas.microsoft.com/office/drawing/2010/main" val="0"/>
@@ -238,7 +238,7 @@
                     <pic:cNvPicPr/>
                   </pic:nvPicPr>
                   <pic:blipFill>
-                    <a:blip r:embed="rId10" cstate="print">
+                    <a:blip r:embed="rId9" cstate="print">
                       <a:extLst>
                         <a:ext uri="{28A0092B-C50C-407E-A947-70E740481C1C}">
                           <a14:useLocalDpi xmlns:a14="http://schemas.microsoft.com/office/drawing/2010/main" val="0"/>
@@ -608,7 +608,7 @@
           <w:b/>
         </w:rPr>
         <w:sectPr>
-          <w:headerReference w:type="default" r:id="rId11"/>
+          <w:headerReference w:type="default" r:id="rId10"/>
           <w:pgSz w:w="11906" w:h="16838"/>
           <w:pgMar w:top="1417" w:right="1417" w:bottom="1417" w:left="1417" w:header="708" w:footer="708" w:gutter="0"/>
           <w:cols w:space="708"/>
@@ -4901,23 +4901,7 @@
             <w:noProof/>
             <w:lang w:val="en-IN"/>
           </w:rPr>
-          <w:t xml:space="preserve">State-of-the-Art AI </w:t>
-        </w:r>
-        <w:r>
-          <w:rPr>
-            <w:rStyle w:val="Hyperlink"/>
-            <w:noProof/>
-            <w:lang w:val="en-IN"/>
-          </w:rPr>
-          <w:t>f</w:t>
-        </w:r>
-        <w:r>
-          <w:rPr>
-            <w:rStyle w:val="Hyperlink"/>
-            <w:noProof/>
-            <w:lang w:val="en-IN"/>
-          </w:rPr>
-          <w:t>or TICE</w:t>
+          <w:t>State-of-the-Art AI for TICE</w:t>
         </w:r>
         <w:r>
           <w:rPr>
@@ -6276,16 +6260,7 @@
           <w:szCs w:val="24"/>
           <w:lang w:val="en-US"/>
         </w:rPr>
-        <w:t>AI describes artificial intelligence systems that produce new material, including text, lesson plans, and exercises, when given a user prompt as input</w:t>
-      </w:r>
-      <w:r>
-        <w:rPr>
-          <w:rFonts w:ascii="Times New Roman" w:hAnsi="Times New Roman" w:cs="Times New Roman"/>
-          <w:sz w:val="24"/>
-          <w:szCs w:val="24"/>
-          <w:lang w:val="en-US"/>
-        </w:rPr>
-        <w:t xml:space="preserve"> </w:t>
+        <w:t xml:space="preserve">AI describes artificial intelligence systems that produce new material, including text, lesson plans, and exercises, when given a user prompt as input </w:t>
       </w:r>
       <w:r>
         <w:rPr>
@@ -6644,19 +6619,16 @@
           <w:szCs w:val="24"/>
           <w:lang w:val="en-US"/>
         </w:rPr>
-        <w:t xml:space="preserve">(Cadre </w:t>
-      </w:r>
-      <w:proofErr w:type="spellStart"/>
+        <w:t>(Cadre d’usage de l’IA en éducation, 2025)</w:t>
+      </w:r>
       <w:r>
         <w:rPr>
           <w:rFonts w:ascii="Times New Roman" w:hAnsi="Times New Roman" w:cs="Times New Roman"/>
           <w:sz w:val="24"/>
           <w:szCs w:val="24"/>
-          <w:lang w:val="en-US"/>
-        </w:rPr>
-        <w:t>d’usage</w:t>
-      </w:r>
-      <w:proofErr w:type="spellEnd"/>
+        </w:rPr>
+        <w:fldChar w:fldCharType="end"/>
+      </w:r>
       <w:r>
         <w:rPr>
           <w:rFonts w:ascii="Times New Roman" w:hAnsi="Times New Roman" w:cs="Times New Roman"/>
@@ -6664,9 +6636,8 @@
           <w:szCs w:val="24"/>
           <w:lang w:val="en-US"/>
         </w:rPr>
-        <w:t xml:space="preserve"> de </w:t>
-      </w:r>
-      <w:proofErr w:type="spellStart"/>
+        <w:t xml:space="preserve">. Its use is permitted keeping in mind that it serves as a pedagogical tool and does not involve the processing of personal, sensitive, or institutional data in public </w:t>
+      </w:r>
       <w:r>
         <w:rPr>
           <w:rFonts w:ascii="Times New Roman" w:hAnsi="Times New Roman" w:cs="Times New Roman"/>
@@ -6674,9 +6645,8 @@
           <w:szCs w:val="24"/>
           <w:lang w:val="en-US"/>
         </w:rPr>
-        <w:t>l’IA</w:t>
-      </w:r>
-      <w:proofErr w:type="spellEnd"/>
+        <w:fldChar w:fldCharType="begin"/>
+      </w:r>
       <w:r>
         <w:rPr>
           <w:rFonts w:ascii="Times New Roman" w:hAnsi="Times New Roman" w:cs="Times New Roman"/>
@@ -6684,9 +6654,8 @@
           <w:szCs w:val="24"/>
           <w:lang w:val="en-US"/>
         </w:rPr>
-        <w:t xml:space="preserve"> </w:t>
-      </w:r>
-      <w:proofErr w:type="spellStart"/>
+        <w:instrText xml:space="preserve"> ADDIN ZOTERO_ITEM CSL_CITATION {"citationID":"XYrXIJbL","properties":{"unsorted":false,"formattedCitation":"({\\i{}La protection des \\uc0\\u233{}l\\uc0\\u232{}ves et de leurs donn\\uc0\\u233{}es sur Internet}, 2019)","plainCitation":"(La protection des élèves et de leurs données sur Internet, 2019)","noteIndex":0},"citationItems":[{"id":173,"uris":["http://zotero.org/users/18489330/items/3576EAV2"],"itemData":{"id":173,"type":"webpage","abstract":"Le numérique à l’école et au collège implique des mesures pour un usage responsable et sécurisé d’internet. Des données personnelles, nécessaires à la scolarité, sont traitées conformément au règlement européen, dans un cadre sécurisé, transparent et respectueux des droits de chacun.","container-title":"Ministère de l'Education nationale","language":"fr","title":"La protection des élèves et de leurs données sur Internet","URL":"https://www.education.gouv.fr/la-protection-des-eleves-et-de-leurs-donnees-sur-internet-7073","accessed":{"date-parts":[["2026",5,17]]},"issued":{"date-parts":[["2019",11,7]]}}}],"schema":"https://github.com/citation-style-language/schema/raw/master/csl-citation.json"} </w:instrText>
+      </w:r>
       <w:r>
         <w:rPr>
           <w:rFonts w:ascii="Times New Roman" w:hAnsi="Times New Roman" w:cs="Times New Roman"/>
@@ -6694,19 +6663,17 @@
           <w:szCs w:val="24"/>
           <w:lang w:val="en-US"/>
         </w:rPr>
-        <w:t>en</w:t>
-      </w:r>
-      <w:proofErr w:type="spellEnd"/>
+        <w:fldChar w:fldCharType="separate"/>
+      </w:r>
       <w:r>
         <w:rPr>
           <w:rFonts w:ascii="Times New Roman" w:hAnsi="Times New Roman" w:cs="Times New Roman"/>
           <w:sz w:val="24"/>
           <w:szCs w:val="24"/>
-          <w:lang w:val="en-US"/>
-        </w:rPr>
-        <w:t xml:space="preserve"> </w:t>
-      </w:r>
-      <w:proofErr w:type="spellStart"/>
+          <w:lang w:val="en-GB"/>
+        </w:rPr>
+        <w:t>(La protection des élèves et de leurs données sur Internet, 2019)</w:t>
+      </w:r>
       <w:r>
         <w:rPr>
           <w:rFonts w:ascii="Times New Roman" w:hAnsi="Times New Roman" w:cs="Times New Roman"/>
@@ -6714,9 +6681,8 @@
           <w:szCs w:val="24"/>
           <w:lang w:val="en-US"/>
         </w:rPr>
-        <w:t>éducation</w:t>
-      </w:r>
-      <w:proofErr w:type="spellEnd"/>
+        <w:fldChar w:fldCharType="end"/>
+      </w:r>
       <w:r>
         <w:rPr>
           <w:rFonts w:ascii="Times New Roman" w:hAnsi="Times New Roman" w:cs="Times New Roman"/>
@@ -6724,271 +6690,16 @@
           <w:szCs w:val="24"/>
           <w:lang w:val="en-US"/>
         </w:rPr>
-        <w:t>, 2025)</w:t>
+        <w:t xml:space="preserve">. </w:t>
       </w:r>
       <w:r>
         <w:rPr>
           <w:rFonts w:ascii="Times New Roman" w:hAnsi="Times New Roman" w:cs="Times New Roman"/>
           <w:sz w:val="24"/>
           <w:szCs w:val="24"/>
-        </w:rPr>
-        <w:fldChar w:fldCharType="end"/>
-      </w:r>
-      <w:r>
-        <w:rPr>
-          <w:rFonts w:ascii="Times New Roman" w:hAnsi="Times New Roman" w:cs="Times New Roman"/>
-          <w:sz w:val="24"/>
-          <w:szCs w:val="24"/>
-          <w:lang w:val="en-US"/>
-        </w:rPr>
-        <w:t xml:space="preserve">. </w:t>
-      </w:r>
-      <w:r>
-        <w:rPr>
-          <w:rFonts w:ascii="Times New Roman" w:hAnsi="Times New Roman" w:cs="Times New Roman"/>
-          <w:sz w:val="24"/>
-          <w:szCs w:val="24"/>
-          <w:lang w:val="en-US"/>
-        </w:rPr>
-        <w:t xml:space="preserve">Its use is permitted </w:t>
-      </w:r>
-      <w:r>
-        <w:rPr>
-          <w:rFonts w:ascii="Times New Roman" w:hAnsi="Times New Roman" w:cs="Times New Roman"/>
-          <w:sz w:val="24"/>
-          <w:szCs w:val="24"/>
-          <w:lang w:val="en-US"/>
-        </w:rPr>
-        <w:t>keeping in mind that</w:t>
-      </w:r>
-      <w:r>
-        <w:rPr>
-          <w:rFonts w:ascii="Times New Roman" w:hAnsi="Times New Roman" w:cs="Times New Roman"/>
-          <w:sz w:val="24"/>
-          <w:szCs w:val="24"/>
-          <w:lang w:val="en-US"/>
-        </w:rPr>
-        <w:t xml:space="preserve"> it serves </w:t>
-      </w:r>
-      <w:r>
-        <w:rPr>
-          <w:rFonts w:ascii="Times New Roman" w:hAnsi="Times New Roman" w:cs="Times New Roman"/>
-          <w:sz w:val="24"/>
-          <w:szCs w:val="24"/>
-          <w:lang w:val="en-US"/>
-        </w:rPr>
-        <w:t>as a</w:t>
-      </w:r>
-      <w:r>
-        <w:rPr>
-          <w:rFonts w:ascii="Times New Roman" w:hAnsi="Times New Roman" w:cs="Times New Roman"/>
-          <w:sz w:val="24"/>
-          <w:szCs w:val="24"/>
-          <w:lang w:val="en-US"/>
-        </w:rPr>
-        <w:t xml:space="preserve"> pedagogical </w:t>
-      </w:r>
-      <w:r>
-        <w:rPr>
-          <w:rFonts w:ascii="Times New Roman" w:hAnsi="Times New Roman" w:cs="Times New Roman"/>
-          <w:sz w:val="24"/>
-          <w:szCs w:val="24"/>
-          <w:lang w:val="en-US"/>
-        </w:rPr>
-        <w:t xml:space="preserve">tool </w:t>
-      </w:r>
-      <w:r>
-        <w:rPr>
-          <w:rFonts w:ascii="Times New Roman" w:hAnsi="Times New Roman" w:cs="Times New Roman"/>
-          <w:sz w:val="24"/>
-          <w:szCs w:val="24"/>
-          <w:lang w:val="en-US"/>
-        </w:rPr>
-        <w:t xml:space="preserve">and does not involve the processing of personal, sensitive, or institutional data in public </w:t>
-      </w:r>
-      <w:r>
-        <w:rPr>
-          <w:rFonts w:ascii="Times New Roman" w:hAnsi="Times New Roman" w:cs="Times New Roman"/>
-          <w:sz w:val="24"/>
-          <w:szCs w:val="24"/>
-          <w:lang w:val="en-US"/>
-        </w:rPr>
-        <w:fldChar w:fldCharType="begin"/>
-      </w:r>
-      <w:r>
-        <w:rPr>
-          <w:rFonts w:ascii="Times New Roman" w:hAnsi="Times New Roman" w:cs="Times New Roman"/>
-          <w:sz w:val="24"/>
-          <w:szCs w:val="24"/>
-          <w:lang w:val="en-US"/>
-        </w:rPr>
-        <w:instrText xml:space="preserve"> ADDIN ZOTERO_ITEM CSL_CITATION {"citationID":"XYrXIJbL","properties":{"unsorted":false,"formattedCitation":"({\\i{}La protection des \\uc0\\u233{}l\\uc0\\u232{}ves et de leurs donn\\uc0\\u233{}es sur Internet}, 2019)","plainCitation":"(La protection des élèves et de leurs données sur Internet, 2019)","noteIndex":0},"citationItems":[{"id":173,"uris":["http://zotero.org/users/18489330/items/3576EAV2"],"itemData":{"id":173,"type":"webpage","abstract":"Le numérique à l’école et au collège implique des mesures pour un usage responsable et sécurisé d’internet. Des données personnelles, nécessaires à la scolarité, sont traitées conformément au règlement européen, dans un cadre sécurisé, transparent et respectueux des droits de chacun.","container-title":"Ministère de l'Education nationale","language":"fr","title":"La protection des élèves et de leurs données sur Internet","URL":"https://www.education.gouv.fr/la-protection-des-eleves-et-de-leurs-donnees-sur-internet-7073","accessed":{"date-parts":[["2026",5,17]]},"issued":{"date-parts":[["2019",11,7]]}}}],"schema":"https://github.com/citation-style-language/schema/raw/master/csl-citation.json"} </w:instrText>
-      </w:r>
-      <w:r>
-        <w:rPr>
-          <w:rFonts w:ascii="Times New Roman" w:hAnsi="Times New Roman" w:cs="Times New Roman"/>
-          <w:sz w:val="24"/>
-          <w:szCs w:val="24"/>
-          <w:lang w:val="en-US"/>
-        </w:rPr>
-        <w:fldChar w:fldCharType="separate"/>
-      </w:r>
-      <w:r>
-        <w:rPr>
-          <w:rFonts w:ascii="Times New Roman" w:hAnsi="Times New Roman" w:cs="Times New Roman"/>
-          <w:sz w:val="24"/>
-          <w:szCs w:val="24"/>
-          <w:lang w:val="en-GB"/>
-        </w:rPr>
-        <w:t xml:space="preserve">(La protection des </w:t>
-      </w:r>
-      <w:proofErr w:type="spellStart"/>
-      <w:r>
-        <w:rPr>
-          <w:rFonts w:ascii="Times New Roman" w:hAnsi="Times New Roman" w:cs="Times New Roman"/>
-          <w:sz w:val="24"/>
-          <w:szCs w:val="24"/>
-          <w:lang w:val="en-GB"/>
-        </w:rPr>
-        <w:t>élèves</w:t>
-      </w:r>
-      <w:proofErr w:type="spellEnd"/>
-      <w:r>
-        <w:rPr>
-          <w:rFonts w:ascii="Times New Roman" w:hAnsi="Times New Roman" w:cs="Times New Roman"/>
-          <w:sz w:val="24"/>
-          <w:szCs w:val="24"/>
-          <w:lang w:val="en-GB"/>
-        </w:rPr>
-        <w:t xml:space="preserve"> et de </w:t>
-      </w:r>
-      <w:proofErr w:type="spellStart"/>
-      <w:r>
-        <w:rPr>
-          <w:rFonts w:ascii="Times New Roman" w:hAnsi="Times New Roman" w:cs="Times New Roman"/>
-          <w:sz w:val="24"/>
-          <w:szCs w:val="24"/>
-          <w:lang w:val="en-GB"/>
-        </w:rPr>
-        <w:t>leurs</w:t>
-      </w:r>
-      <w:proofErr w:type="spellEnd"/>
-      <w:r>
-        <w:rPr>
-          <w:rFonts w:ascii="Times New Roman" w:hAnsi="Times New Roman" w:cs="Times New Roman"/>
-          <w:sz w:val="24"/>
-          <w:szCs w:val="24"/>
-          <w:lang w:val="en-GB"/>
-        </w:rPr>
-        <w:t xml:space="preserve"> données sur Internet, 2019)</w:t>
-      </w:r>
-      <w:r>
-        <w:rPr>
-          <w:rFonts w:ascii="Times New Roman" w:hAnsi="Times New Roman" w:cs="Times New Roman"/>
-          <w:sz w:val="24"/>
-          <w:szCs w:val="24"/>
-          <w:lang w:val="en-US"/>
-        </w:rPr>
-        <w:fldChar w:fldCharType="end"/>
-      </w:r>
-      <w:r>
-        <w:rPr>
-          <w:rFonts w:ascii="Times New Roman" w:hAnsi="Times New Roman" w:cs="Times New Roman"/>
-          <w:sz w:val="24"/>
-          <w:szCs w:val="24"/>
-          <w:lang w:val="en-US"/>
-        </w:rPr>
-        <w:t>.</w:t>
-      </w:r>
-      <w:r>
-        <w:rPr>
-          <w:rFonts w:ascii="Times New Roman" w:hAnsi="Times New Roman" w:cs="Times New Roman"/>
-          <w:sz w:val="24"/>
-          <w:szCs w:val="24"/>
-          <w:lang w:val="en-US"/>
-        </w:rPr>
-        <w:t xml:space="preserve"> </w:t>
-      </w:r>
-      <w:r>
-        <w:rPr>
-          <w:rFonts w:ascii="Times New Roman" w:hAnsi="Times New Roman" w:cs="Times New Roman"/>
-          <w:sz w:val="24"/>
-          <w:szCs w:val="24"/>
-          <w:lang w:val="en-US"/>
-        </w:rPr>
-        <w:t xml:space="preserve">Generative AI </w:t>
-      </w:r>
-      <w:r>
-        <w:rPr>
-          <w:rFonts w:ascii="Times New Roman" w:hAnsi="Times New Roman" w:cs="Times New Roman"/>
-          <w:sz w:val="24"/>
-          <w:szCs w:val="24"/>
-          <w:lang w:val="en-US"/>
-        </w:rPr>
-        <w:t>is considered a support tool</w:t>
-      </w:r>
-      <w:r>
-        <w:rPr>
-          <w:rFonts w:ascii="Times New Roman" w:hAnsi="Times New Roman" w:cs="Times New Roman"/>
-          <w:sz w:val="24"/>
-          <w:szCs w:val="24"/>
-          <w:lang w:val="en-US"/>
-        </w:rPr>
-        <w:t xml:space="preserve"> which</w:t>
-      </w:r>
-      <w:r>
-        <w:rPr>
-          <w:rFonts w:ascii="Times New Roman" w:hAnsi="Times New Roman" w:cs="Times New Roman"/>
-          <w:sz w:val="24"/>
-          <w:szCs w:val="24"/>
-          <w:lang w:val="en-US"/>
-        </w:rPr>
-        <w:t xml:space="preserve"> a substitute </w:t>
-      </w:r>
-      <w:r>
-        <w:rPr>
-          <w:rFonts w:ascii="Times New Roman" w:hAnsi="Times New Roman" w:cs="Times New Roman"/>
-          <w:sz w:val="24"/>
-          <w:szCs w:val="24"/>
-          <w:lang w:val="en-US"/>
-        </w:rPr>
-        <w:t>the teacher</w:t>
-      </w:r>
-      <w:r>
-        <w:rPr>
-          <w:rFonts w:ascii="Times New Roman" w:hAnsi="Times New Roman" w:cs="Times New Roman"/>
-          <w:sz w:val="24"/>
-          <w:szCs w:val="24"/>
-          <w:lang w:val="en-US"/>
-        </w:rPr>
-        <w:t>, and all outputs must be critically verified</w:t>
-      </w:r>
-      <w:r>
-        <w:rPr>
-          <w:rFonts w:ascii="Times New Roman" w:hAnsi="Times New Roman" w:cs="Times New Roman"/>
-          <w:sz w:val="24"/>
-          <w:szCs w:val="24"/>
-          <w:lang w:val="en-US"/>
-        </w:rPr>
-        <w:t xml:space="preserve">. </w:t>
-      </w:r>
-      <w:r>
-        <w:rPr>
-          <w:rFonts w:ascii="Times New Roman" w:hAnsi="Times New Roman" w:cs="Times New Roman"/>
-          <w:sz w:val="24"/>
-          <w:szCs w:val="24"/>
-          <w:lang w:val="en-US"/>
-        </w:rPr>
-        <w:t>Students may use AI only within teacher-defined boundaries</w:t>
-      </w:r>
-      <w:r>
-        <w:rPr>
-          <w:rFonts w:ascii="Times New Roman" w:hAnsi="Times New Roman" w:cs="Times New Roman"/>
-          <w:sz w:val="24"/>
-          <w:szCs w:val="24"/>
-          <w:lang w:val="en-US"/>
-        </w:rPr>
-        <w:t xml:space="preserve"> starting from 4e level, however, any una</w:t>
+          <w:lang w:val="en-US"/>
+        </w:rPr>
+        <w:t>Generative AI is considered a support tool which a substitute the teacher, and all outputs must be critically verified. Students may use AI only within teacher-defined boundaries starting from 4e level, however, any una</w:t>
       </w:r>
       <w:r>
         <w:rPr>
@@ -10091,18 +9802,1030 @@
     <w:bookmarkEnd w:id="40"/>
     <w:p>
       <w:pPr>
+        <w:pStyle w:val="Heading1"/>
+        <w:rPr>
+          <w:lang w:val="en-IN"/>
+        </w:rPr>
+      </w:pPr>
+      <w:r>
+        <w:rPr>
+          <w:lang w:val="en-IN"/>
+        </w:rPr>
+        <w:lastRenderedPageBreak/>
+        <w:t xml:space="preserve">Literature review </w:t>
+      </w:r>
+    </w:p>
+    <w:p>
+      <w:pPr>
+        <w:rPr>
+          <w:lang w:val="en-IN"/>
+        </w:rPr>
+      </w:pPr>
+    </w:p>
+    <w:p>
+      <w:pPr>
+        <w:rPr>
+          <w:rFonts w:ascii="Times New Roman" w:hAnsi="Times New Roman" w:cs="Times New Roman"/>
+          <w:sz w:val="24"/>
+          <w:szCs w:val="24"/>
+          <w:lang w:val="en-US"/>
+        </w:rPr>
+      </w:pPr>
+      <w:r>
+        <w:rPr>
+          <w:rFonts w:ascii="Times New Roman" w:hAnsi="Times New Roman" w:cs="Times New Roman"/>
+          <w:sz w:val="24"/>
+          <w:szCs w:val="24"/>
+          <w:lang w:val="en-US"/>
+        </w:rPr>
+        <w:t xml:space="preserve">This section aims to review the literature important for understanding the teachers’ adoption of generative AI in lesson planning through the three following interconnected areas: 1) teacher cognition in lesson planning practices, 2) assimilation of technology in education, 3) Generative AI in foreign language education. First, we </w:t>
+      </w:r>
+      <w:r>
+        <w:rPr>
+          <w:rFonts w:ascii="Times New Roman" w:hAnsi="Times New Roman" w:cs="Times New Roman"/>
+          <w:sz w:val="24"/>
+          <w:szCs w:val="24"/>
+          <w:lang w:val="en-US"/>
+        </w:rPr>
+        <w:t xml:space="preserve">examine </w:t>
+      </w:r>
+      <w:r>
+        <w:rPr>
+          <w:rFonts w:ascii="Times New Roman" w:hAnsi="Times New Roman" w:cs="Times New Roman"/>
+          <w:sz w:val="24"/>
+          <w:szCs w:val="24"/>
+          <w:lang w:val="en-US"/>
+        </w:rPr>
+        <w:t>teachers' thinking, beliefs, and decision-making when planning lessons, laying the groundwork for analyzing the impact AI has in this domain. Second, we discuss perspectives on technology adoption and its drivers, providing a theoretical background for understanding how teachers react to new technological advancements. Lastly, we review existing literature on AI in language teaching and identify gaps in knowledge regarding the use of generative AI.</w:t>
+      </w:r>
+    </w:p>
+    <w:p>
+      <w:pPr>
+        <w:rPr>
+          <w:rFonts w:ascii="Times New Roman" w:hAnsi="Times New Roman" w:cs="Times New Roman"/>
+          <w:sz w:val="24"/>
+          <w:szCs w:val="24"/>
+          <w:lang w:val="en-US"/>
+        </w:rPr>
+      </w:pPr>
+    </w:p>
+    <w:p>
+      <w:pPr>
+        <w:pStyle w:val="ListParagraph"/>
+        <w:numPr>
+          <w:ilvl w:val="0"/>
+          <w:numId w:val="14"/>
+        </w:numPr>
+        <w:rPr>
+          <w:lang w:val="en-US"/>
+        </w:rPr>
+      </w:pPr>
+      <w:r>
+        <w:rPr>
+          <w:rFonts w:eastAsiaTheme="majorEastAsia" w:cstheme="majorBidi"/>
+          <w:smallCaps/>
+          <w:sz w:val="36"/>
+          <w:szCs w:val="26"/>
+          <w:lang w:val="en-US"/>
+        </w:rPr>
+        <w:t>Teacher Cognition and Lesson Planning</w:t>
+      </w:r>
+    </w:p>
+    <w:p>
+      <w:pPr>
+        <w:rPr>
+          <w:rFonts w:ascii="Times New Roman" w:hAnsi="Times New Roman" w:cs="Times New Roman"/>
+          <w:sz w:val="24"/>
+          <w:szCs w:val="24"/>
+          <w:lang w:val="en-US"/>
+        </w:rPr>
+      </w:pPr>
+      <w:r>
+        <w:rPr>
+          <w:rFonts w:ascii="Times New Roman" w:hAnsi="Times New Roman" w:cs="Times New Roman"/>
+          <w:sz w:val="24"/>
+          <w:szCs w:val="24"/>
+          <w:lang w:val="en-US"/>
+        </w:rPr>
+        <w:t>Teacher cognition can be described as the beliefs and knowledge teachers have about teaching and learning (Borg, 2003). Teacher cognition is crucial to the design of lessons and teaching approaches by teachers. Knowledge about teacher cognition is fundamental to this thesis since it sets the foundation on how teachers currently design their lessons and thus how AI technology might reshape this process. The following part of this paper will address four important dimensions of teacher cognition and lesson planning including teacher belief and practice, contextual limitations on planning, teacher experience/expertise, and flexibility in lesson planning.</w:t>
+      </w:r>
+    </w:p>
+    <w:p>
+      <w:pPr>
+        <w:rPr>
+          <w:rFonts w:ascii="Times New Roman" w:hAnsi="Times New Roman" w:cs="Times New Roman"/>
+          <w:sz w:val="24"/>
+          <w:szCs w:val="24"/>
+          <w:lang w:val="en-US"/>
+        </w:rPr>
+      </w:pPr>
+    </w:p>
+    <w:p>
+      <w:pPr>
+        <w:pStyle w:val="Heading2"/>
+        <w:numPr>
+          <w:ilvl w:val="1"/>
+          <w:numId w:val="14"/>
+        </w:numPr>
+        <w:jc w:val="both"/>
+      </w:pPr>
+      <w:r>
+        <w:t>Teacher beliefs and practice alignment</w:t>
+      </w:r>
+    </w:p>
+    <w:p>
+      <w:pPr>
+        <w:spacing w:before="240" w:after="240"/>
         <w:jc w:val="left"/>
         <w:rPr>
-          <w:lang w:val="en-US"/>
-        </w:rPr>
-      </w:pPr>
-      <w:r>
-        <w:rPr>
-          <w:lang w:val="en-US"/>
+          <w:rFonts w:ascii="Times New Roman" w:eastAsia="Times New Roman" w:hAnsi="Times New Roman" w:cs="Times New Roman"/>
+          <w:sz w:val="24"/>
+          <w:szCs w:val="24"/>
+          <w:lang w:val="en-FR" w:eastAsia="en-GB"/>
+        </w:rPr>
+      </w:pPr>
+      <w:r>
+        <w:rPr>
+          <w:rFonts w:ascii="Times New Roman" w:eastAsia="Times New Roman" w:hAnsi="Times New Roman" w:cs="Times New Roman"/>
+          <w:color w:val="000000"/>
+          <w:sz w:val="24"/>
+          <w:szCs w:val="24"/>
+          <w:lang w:val="en-FR" w:eastAsia="en-GB"/>
+        </w:rPr>
+        <w:t>According to</w:t>
+      </w:r>
+      <w:r>
+        <w:rPr>
+          <w:rFonts w:ascii="Times New Roman" w:eastAsia="Times New Roman" w:hAnsi="Times New Roman" w:cs="Times New Roman"/>
+          <w:color w:val="000000"/>
+          <w:sz w:val="24"/>
+          <w:szCs w:val="24"/>
+          <w:lang w:val="en-FR" w:eastAsia="en-GB"/>
+        </w:rPr>
+        <w:t xml:space="preserve"> </w:t>
+      </w:r>
+      <w:r>
+        <w:rPr>
+          <w:rFonts w:ascii="Times New Roman" w:eastAsia="Times New Roman" w:hAnsi="Times New Roman" w:cs="Times New Roman"/>
+          <w:color w:val="000000"/>
+          <w:sz w:val="24"/>
+          <w:szCs w:val="24"/>
+          <w:lang w:val="en-FR" w:eastAsia="en-GB"/>
+        </w:rPr>
+        <w:fldChar w:fldCharType="begin"/>
+      </w:r>
+      <w:r>
+        <w:rPr>
+          <w:rFonts w:ascii="Times New Roman" w:eastAsia="Times New Roman" w:hAnsi="Times New Roman" w:cs="Times New Roman"/>
+          <w:color w:val="000000"/>
+          <w:sz w:val="24"/>
+          <w:szCs w:val="24"/>
+          <w:lang w:val="en-FR" w:eastAsia="en-GB"/>
+        </w:rPr>
+        <w:instrText xml:space="preserve"> ADDIN ZOTERO_ITEM CSL_CITATION {"citationID":"D6Y1cnzc","properties":{"unsorted":false,"formattedCitation":"(Woods, 1991)","plainCitation":"(Woods, 1991)","noteIndex":0},"citationItems":[{"id":183,"uris":["http://zotero.org/users/18489330/items/4YPD32GX"],"itemData":{"id":183,"type":"webpage","citation-key":"Woods, D. (1991). Teachers’ Interpretations of Second Language Teaching Curricula. RELC Journal, 22(2), 1-18.","DOI":"10.1177/003368829102200201","language":"en","note":"DOI: 10.1177/003368829102200201","publisher":"RELC Journal","title":"Teachers' Interpretations of Second Language Teaching Curricula","URL":"https://journals.sagepub.com/doi/epdf/10.1177/003368829102200201","author":[{"family":"Woods","given":"D"}],"accessed":{"date-parts":[["2026",5,24]]},"issued":{"date-parts":[["1991",12]]}}}],"schema":"https://github.com/citation-style-language/schema/raw/master/csl-citation.json"} </w:instrText>
+      </w:r>
+      <w:r>
+        <w:rPr>
+          <w:rFonts w:ascii="Times New Roman" w:eastAsia="Times New Roman" w:hAnsi="Times New Roman" w:cs="Times New Roman"/>
+          <w:color w:val="000000"/>
+          <w:sz w:val="24"/>
+          <w:szCs w:val="24"/>
+          <w:lang w:val="en-FR" w:eastAsia="en-GB"/>
+        </w:rPr>
+        <w:fldChar w:fldCharType="separate"/>
+      </w:r>
+      <w:r>
+        <w:rPr>
+          <w:rFonts w:ascii="Times New Roman" w:eastAsia="Times New Roman" w:hAnsi="Times New Roman" w:cs="Times New Roman"/>
+          <w:noProof/>
+          <w:color w:val="000000"/>
+          <w:sz w:val="24"/>
+          <w:szCs w:val="24"/>
+          <w:lang w:val="en-FR" w:eastAsia="en-GB"/>
+        </w:rPr>
+        <w:t>(Woods, 1991)</w:t>
+      </w:r>
+      <w:r>
+        <w:rPr>
+          <w:rFonts w:ascii="Times New Roman" w:eastAsia="Times New Roman" w:hAnsi="Times New Roman" w:cs="Times New Roman"/>
+          <w:color w:val="000000"/>
+          <w:sz w:val="24"/>
+          <w:szCs w:val="24"/>
+          <w:lang w:val="en-FR" w:eastAsia="en-GB"/>
+        </w:rPr>
+        <w:fldChar w:fldCharType="end"/>
+      </w:r>
+      <w:r>
+        <w:rPr>
+          <w:rFonts w:ascii="Times New Roman" w:eastAsia="Times New Roman" w:hAnsi="Times New Roman" w:cs="Times New Roman"/>
+          <w:color w:val="000000"/>
+          <w:sz w:val="24"/>
+          <w:szCs w:val="24"/>
+          <w:lang w:val="en-FR" w:eastAsia="en-GB"/>
+        </w:rPr>
+        <w:t xml:space="preserve">, teachers do not simply implement the syllabus. Instead, teachers perceive and comprehend the lessons according to their interpretation of the subject, their past experiences, and the classroom context. Furthermore, </w:t>
+      </w:r>
+      <w:r>
+        <w:rPr>
+          <w:rFonts w:ascii="Times New Roman" w:eastAsia="Times New Roman" w:hAnsi="Times New Roman" w:cs="Times New Roman"/>
+          <w:color w:val="000000"/>
+          <w:sz w:val="24"/>
+          <w:szCs w:val="24"/>
+          <w:lang w:val="en-FR" w:eastAsia="en-GB"/>
+        </w:rPr>
+        <w:fldChar w:fldCharType="begin"/>
+      </w:r>
+      <w:r>
+        <w:rPr>
+          <w:rFonts w:ascii="Times New Roman" w:eastAsia="Times New Roman" w:hAnsi="Times New Roman" w:cs="Times New Roman"/>
+          <w:color w:val="000000"/>
+          <w:sz w:val="24"/>
+          <w:szCs w:val="24"/>
+          <w:lang w:val="en-FR" w:eastAsia="en-GB"/>
+        </w:rPr>
+        <w:instrText xml:space="preserve"> ADDIN ZOTERO_ITEM CSL_CITATION {"citationID":"iYPprkKC","properties":{"unsorted":false,"formattedCitation":"(Borg, 2003)","plainCitation":"(Borg, 2003)","noteIndex":0},"citationItems":[{"id":151,"uris":["http://zotero.org/users/18489330/items/QSTLSCIW"],"itemData":{"id":151,"type":"article-journal","abstract":"This paper reviews a selection of research from the field of foreign and second language teaching into what is referred to here as teacher cognition – what teachers think, know, and believe and the relationships of these mental constructs to what teachers do in the language teaching classroom. Within a framework suggested by more general mainstream educational research on teacher cognition, language teacher cognition is here discussed with reference to three main themes: (1) cognition and prior language learning experience, (2) cognition and teacher education, and (3) cognition and classroom practice. In addition, the findings of studies into two specific curricular areas in language teaching which have been examined by teacher cognition – grammar teaching and literacy – are discussed. This review indicates that, while the study of teacher cognition has established itself on the research agenda in the field of language teaching and provided valuable insight into the mental lives of language teachers, a clear sense of unity is lacking in the work and there are several major issues in language teaching which have yet to be explored from the perspective of teacher cognition.","container-title":"Language Teaching","DOI":"10.1017/S0261444803001903","ISSN":"1475-3049, 0261-4448","issue":"2","language":"en","page":"81-109","source":"Cambridge University Press","title":"Teacher cognition in language teaching: A review of research on what language teachers think, know, believe, and do","title-short":"Teacher cognition in language teaching","volume":"36","author":[{"family":"Borg","given":"Simon"}],"issued":{"date-parts":[["2003",4]]}}}],"schema":"https://github.com/citation-style-language/schema/raw/master/csl-citation.json"} </w:instrText>
+      </w:r>
+      <w:r>
+        <w:rPr>
+          <w:rFonts w:ascii="Times New Roman" w:eastAsia="Times New Roman" w:hAnsi="Times New Roman" w:cs="Times New Roman"/>
+          <w:color w:val="000000"/>
+          <w:sz w:val="24"/>
+          <w:szCs w:val="24"/>
+          <w:lang w:val="en-FR" w:eastAsia="en-GB"/>
+        </w:rPr>
+        <w:fldChar w:fldCharType="separate"/>
+      </w:r>
+      <w:r>
+        <w:rPr>
+          <w:rFonts w:ascii="Times New Roman" w:eastAsia="Times New Roman" w:hAnsi="Times New Roman" w:cs="Times New Roman"/>
+          <w:noProof/>
+          <w:color w:val="000000"/>
+          <w:sz w:val="24"/>
+          <w:szCs w:val="24"/>
+          <w:lang w:val="en-FR" w:eastAsia="en-GB"/>
+        </w:rPr>
+        <w:t>(Borg, 2003)</w:t>
+      </w:r>
+      <w:r>
+        <w:rPr>
+          <w:rFonts w:ascii="Times New Roman" w:eastAsia="Times New Roman" w:hAnsi="Times New Roman" w:cs="Times New Roman"/>
+          <w:color w:val="000000"/>
+          <w:sz w:val="24"/>
+          <w:szCs w:val="24"/>
+          <w:lang w:val="en-FR" w:eastAsia="en-GB"/>
+        </w:rPr>
+        <w:fldChar w:fldCharType="end"/>
+      </w:r>
+      <w:r>
+        <w:rPr>
+          <w:rFonts w:ascii="Times New Roman" w:eastAsia="Times New Roman" w:hAnsi="Times New Roman" w:cs="Times New Roman"/>
+          <w:color w:val="000000"/>
+          <w:sz w:val="24"/>
+          <w:szCs w:val="24"/>
+          <w:lang w:val="en-FR" w:eastAsia="en-GB"/>
+        </w:rPr>
+        <w:t xml:space="preserve"> </w:t>
+      </w:r>
+      <w:r>
+        <w:rPr>
+          <w:rFonts w:ascii="Times New Roman" w:eastAsia="Times New Roman" w:hAnsi="Times New Roman" w:cs="Times New Roman"/>
+          <w:color w:val="000000"/>
+          <w:sz w:val="24"/>
+          <w:szCs w:val="24"/>
+          <w:lang w:val="en-FR" w:eastAsia="en-GB"/>
+        </w:rPr>
+        <w:t xml:space="preserve">explains that these perceptions are shaped by teachers’ beliefs about language learning, learner characteristics, </w:t>
+      </w:r>
+      <w:r>
+        <w:rPr>
+          <w:rFonts w:ascii="Times New Roman" w:eastAsia="Times New Roman" w:hAnsi="Times New Roman" w:cs="Times New Roman"/>
+          <w:color w:val="000000"/>
+          <w:sz w:val="24"/>
+          <w:szCs w:val="24"/>
+          <w:lang w:val="en-FR" w:eastAsia="en-GB"/>
         </w:rPr>
         <w:lastRenderedPageBreak/>
-        <w:br/>
-      </w:r>
+        <w:t>and good teaching practices. To be more specific, teachers' beliefs act as filters that either accept or reject certain instructional approaches based on alignment with their existing beliefs.</w:t>
+      </w:r>
+    </w:p>
+    <w:p>
+      <w:pPr>
+        <w:spacing w:before="240" w:after="240"/>
+        <w:jc w:val="left"/>
+        <w:rPr>
+          <w:rFonts w:ascii="Times New Roman" w:eastAsia="Times New Roman" w:hAnsi="Times New Roman" w:cs="Times New Roman"/>
+          <w:color w:val="000000"/>
+          <w:sz w:val="24"/>
+          <w:szCs w:val="24"/>
+          <w:lang w:val="en-FR" w:eastAsia="en-GB"/>
+        </w:rPr>
+      </w:pPr>
+      <w:r>
+        <w:rPr>
+          <w:rFonts w:ascii="Times New Roman" w:eastAsia="Times New Roman" w:hAnsi="Times New Roman" w:cs="Times New Roman"/>
+          <w:color w:val="000000"/>
+          <w:sz w:val="24"/>
+          <w:szCs w:val="24"/>
+          <w:lang w:val="en-FR" w:eastAsia="en-GB"/>
+        </w:rPr>
+        <w:t>Lesson planning reveals teachers' beliefs because it entails many micro-level decisions about activity selection, duration, content emphasis, and adaptation of instructional materials. All these decisions are influenced by teachers' beliefs about language learning and teaching. For example, a teacher who believes students learn through language practice will plan entirely different lessons from one who believes grammar accuracy is essential. Understanding this belief-driven nature of lesson planning is critical for understanding how teachers will evaluate and adopt generative AI tools, they will accept or resist AI based on whether its outputs align with their pedagogical beliefs.</w:t>
+      </w:r>
+    </w:p>
+    <w:p>
+      <w:pPr>
+        <w:pStyle w:val="Heading2"/>
+        <w:numPr>
+          <w:ilvl w:val="1"/>
+          <w:numId w:val="14"/>
+        </w:numPr>
+        <w:jc w:val="both"/>
+      </w:pPr>
+      <w:r>
+        <w:t xml:space="preserve"> </w:t>
+      </w:r>
+      <w:r>
+        <w:t>Contextual constraints on lesson planning</w:t>
+      </w:r>
+    </w:p>
+    <w:p>
+      <w:pPr>
+        <w:rPr>
+          <w:rFonts w:ascii="Times New Roman" w:hAnsi="Times New Roman" w:cs="Times New Roman"/>
+          <w:sz w:val="24"/>
+          <w:szCs w:val="24"/>
+          <w:lang w:val="en-FR"/>
+        </w:rPr>
+      </w:pPr>
+      <w:r>
+        <w:rPr>
+          <w:rFonts w:ascii="Times New Roman" w:hAnsi="Times New Roman" w:cs="Times New Roman"/>
+          <w:sz w:val="24"/>
+          <w:szCs w:val="24"/>
+          <w:lang w:val="en-FR"/>
+        </w:rPr>
+        <w:t>Lesson planning is not purely a cognitive exercise</w:t>
+      </w:r>
+      <w:r>
+        <w:rPr>
+          <w:rFonts w:ascii="Times New Roman" w:hAnsi="Times New Roman" w:cs="Times New Roman"/>
+          <w:sz w:val="24"/>
+          <w:szCs w:val="24"/>
+          <w:lang w:val="en-FR"/>
+        </w:rPr>
+        <w:t xml:space="preserve"> </w:t>
+      </w:r>
+      <w:r>
+        <w:rPr>
+          <w:rFonts w:ascii="Times New Roman" w:hAnsi="Times New Roman" w:cs="Times New Roman"/>
+          <w:sz w:val="24"/>
+          <w:szCs w:val="24"/>
+          <w:lang w:val="en-FR"/>
+        </w:rPr>
+        <w:fldChar w:fldCharType="begin"/>
+      </w:r>
+      <w:r>
+        <w:rPr>
+          <w:rFonts w:ascii="Times New Roman" w:hAnsi="Times New Roman" w:cs="Times New Roman"/>
+          <w:sz w:val="24"/>
+          <w:szCs w:val="24"/>
+          <w:lang w:val="en-FR"/>
+        </w:rPr>
+        <w:instrText xml:space="preserve"> ADDIN ZOTERO_ITEM CSL_CITATION {"citationID":"pQT7I0oQ","properties":{"unsorted":false,"formattedCitation":"(Borg, 2003)","plainCitation":"(Borg, 2003)","noteIndex":0},"citationItems":[{"id":151,"uris":["http://zotero.org/users/18489330/items/QSTLSCIW"],"itemData":{"id":151,"type":"article-journal","abstract":"This paper reviews a selection of research from the field of foreign and second language teaching into what is referred to here as teacher cognition – what teachers think, know, and believe and the relationships of these mental constructs to what teachers do in the language teaching classroom. Within a framework suggested by more general mainstream educational research on teacher cognition, language teacher cognition is here discussed with reference to three main themes: (1) cognition and prior language learning experience, (2) cognition and teacher education, and (3) cognition and classroom practice. In addition, the findings of studies into two specific curricular areas in language teaching which have been examined by teacher cognition – grammar teaching and literacy – are discussed. This review indicates that, while the study of teacher cognition has established itself on the research agenda in the field of language teaching and provided valuable insight into the mental lives of language teachers, a clear sense of unity is lacking in the work and there are several major issues in language teaching which have yet to be explored from the perspective of teacher cognition.","container-title":"Language Teaching","DOI":"10.1017/S0261444803001903","ISSN":"1475-3049, 0261-4448","issue":"2","language":"en","page":"81-109","source":"Cambridge University Press","title":"Teacher cognition in language teaching: A review of research on what language teachers think, know, believe, and do","title-short":"Teacher cognition in language teaching","volume":"36","author":[{"family":"Borg","given":"Simon"}],"issued":{"date-parts":[["2003",4]]}}}],"schema":"https://github.com/citation-style-language/schema/raw/master/csl-citation.json"} </w:instrText>
+      </w:r>
+      <w:r>
+        <w:rPr>
+          <w:rFonts w:ascii="Times New Roman" w:hAnsi="Times New Roman" w:cs="Times New Roman"/>
+          <w:sz w:val="24"/>
+          <w:szCs w:val="24"/>
+          <w:lang w:val="en-FR"/>
+        </w:rPr>
+        <w:fldChar w:fldCharType="separate"/>
+      </w:r>
+      <w:r>
+        <w:rPr>
+          <w:rFonts w:ascii="Times New Roman" w:hAnsi="Times New Roman" w:cs="Times New Roman"/>
+          <w:noProof/>
+          <w:sz w:val="24"/>
+          <w:szCs w:val="24"/>
+          <w:lang w:val="en-FR"/>
+        </w:rPr>
+        <w:t>(Borg, 2003)</w:t>
+      </w:r>
+      <w:r>
+        <w:rPr>
+          <w:rFonts w:ascii="Times New Roman" w:hAnsi="Times New Roman" w:cs="Times New Roman"/>
+          <w:sz w:val="24"/>
+          <w:szCs w:val="24"/>
+          <w:lang w:val="en-FR"/>
+        </w:rPr>
+        <w:fldChar w:fldCharType="end"/>
+      </w:r>
+      <w:r>
+        <w:rPr>
+          <w:rFonts w:ascii="Times New Roman" w:hAnsi="Times New Roman" w:cs="Times New Roman"/>
+          <w:sz w:val="24"/>
+          <w:szCs w:val="24"/>
+          <w:lang w:val="en-FR"/>
+        </w:rPr>
+        <w:t>. While educators’ beliefs shape their primary pedagogical purpose, the actual direction of a lesson is bound by external institutional factors such as school policies, availability of resources, and national curriculum mandates</w:t>
+      </w:r>
+      <w:r>
+        <w:rPr>
+          <w:rFonts w:ascii="Times New Roman" w:hAnsi="Times New Roman" w:cs="Times New Roman"/>
+          <w:sz w:val="24"/>
+          <w:szCs w:val="24"/>
+          <w:lang w:val="en-FR"/>
+        </w:rPr>
+        <w:t xml:space="preserve"> </w:t>
+      </w:r>
+      <w:r>
+        <w:rPr>
+          <w:rFonts w:ascii="Times New Roman" w:hAnsi="Times New Roman" w:cs="Times New Roman"/>
+          <w:sz w:val="24"/>
+          <w:szCs w:val="24"/>
+          <w:lang w:val="en-FR"/>
+        </w:rPr>
+        <w:fldChar w:fldCharType="begin"/>
+      </w:r>
+      <w:r>
+        <w:rPr>
+          <w:rFonts w:ascii="Times New Roman" w:hAnsi="Times New Roman" w:cs="Times New Roman"/>
+          <w:sz w:val="24"/>
+          <w:szCs w:val="24"/>
+          <w:lang w:val="en-FR"/>
+        </w:rPr>
+        <w:instrText xml:space="preserve"> ADDIN ZOTERO_ITEM CSL_CITATION {"citationID":"F0S7Xq8m","properties":{"unsorted":false,"formattedCitation":"(Afdal &amp; Maaranen, 2023)","plainCitation":"(Afdal &amp; Maaranen, 2023)","noteIndex":0},"citationItems":[{"id":187,"uris":["http://zotero.org/users/18489330/items/JBV5UU9D"],"itemData":{"id":187,"type":"webpage","DOI":"10.1177/17454999231203116","language":"en","note":"DOI: 10.1177/17454999231203116","title":"Teachers’ professional space for decision-making when planning: The cases of Finland, Norway, and the United States","title-short":"Teachers’ professional space for decision-making when planning","URL":"https://journals.sagepub.com/doi/epub/10.1177/17454999231203116","author":[{"family":"Afdal","given":"H. W."},{"family":"Maaranen","given":"K."}],"accessed":{"date-parts":[["2026",5,26]]},"issued":{"date-parts":[["2023"]]}}}],"schema":"https://github.com/citation-style-language/schema/raw/master/csl-citation.json"} </w:instrText>
+      </w:r>
+      <w:r>
+        <w:rPr>
+          <w:rFonts w:ascii="Times New Roman" w:hAnsi="Times New Roman" w:cs="Times New Roman"/>
+          <w:sz w:val="24"/>
+          <w:szCs w:val="24"/>
+          <w:lang w:val="en-FR"/>
+        </w:rPr>
+        <w:fldChar w:fldCharType="separate"/>
+      </w:r>
+      <w:r>
+        <w:rPr>
+          <w:rFonts w:ascii="Times New Roman" w:hAnsi="Times New Roman" w:cs="Times New Roman"/>
+          <w:noProof/>
+          <w:sz w:val="24"/>
+          <w:szCs w:val="24"/>
+          <w:lang w:val="en-FR"/>
+        </w:rPr>
+        <w:t>(Afdal &amp; Maaranen, 2023)</w:t>
+      </w:r>
+      <w:r>
+        <w:rPr>
+          <w:rFonts w:ascii="Times New Roman" w:hAnsi="Times New Roman" w:cs="Times New Roman"/>
+          <w:sz w:val="24"/>
+          <w:szCs w:val="24"/>
+          <w:lang w:val="en-FR"/>
+        </w:rPr>
+        <w:fldChar w:fldCharType="end"/>
+      </w:r>
+      <w:r>
+        <w:rPr>
+          <w:rFonts w:ascii="Times New Roman" w:hAnsi="Times New Roman" w:cs="Times New Roman"/>
+          <w:sz w:val="24"/>
+          <w:szCs w:val="24"/>
+          <w:lang w:val="en-FR"/>
+        </w:rPr>
+        <w:t>. These pressures help form teachers’ “professional space,” which is the negotiated limit between personal freedom and organizational power. The more pressure there is within the system, the less room there is for creativity and experiment, forcing teachers to follow rather than produce something new.</w:t>
+      </w:r>
+    </w:p>
+    <w:p>
+      <w:pPr>
+        <w:rPr>
+          <w:rFonts w:ascii="Times New Roman" w:hAnsi="Times New Roman" w:cs="Times New Roman"/>
+          <w:sz w:val="24"/>
+          <w:szCs w:val="24"/>
+          <w:lang w:val="en-FR"/>
+        </w:rPr>
+      </w:pPr>
+      <w:r>
+        <w:rPr>
+          <w:rFonts w:ascii="Times New Roman" w:hAnsi="Times New Roman" w:cs="Times New Roman"/>
+          <w:sz w:val="24"/>
+          <w:szCs w:val="24"/>
+          <w:lang w:val="en-FR"/>
+        </w:rPr>
+        <w:t>This tension is significant in the centralized French educational system. Language teachers must constantly balance the unchangeable regulations of the national programs against the unpredictable realities of the middle school classroom</w:t>
+      </w:r>
+      <w:r>
+        <w:rPr>
+          <w:rFonts w:ascii="Times New Roman" w:hAnsi="Times New Roman" w:cs="Times New Roman"/>
+          <w:sz w:val="24"/>
+          <w:szCs w:val="24"/>
+          <w:lang w:val="en-FR"/>
+        </w:rPr>
+        <w:t xml:space="preserve"> </w:t>
+      </w:r>
+      <w:r>
+        <w:rPr>
+          <w:rFonts w:ascii="Times New Roman" w:hAnsi="Times New Roman" w:cs="Times New Roman"/>
+          <w:sz w:val="24"/>
+          <w:szCs w:val="24"/>
+          <w:lang w:val="en-FR"/>
+        </w:rPr>
+        <w:fldChar w:fldCharType="begin"/>
+      </w:r>
+      <w:r>
+        <w:rPr>
+          <w:rFonts w:ascii="Times New Roman" w:hAnsi="Times New Roman" w:cs="Times New Roman"/>
+          <w:sz w:val="24"/>
+          <w:szCs w:val="24"/>
+          <w:lang w:val="en-FR"/>
+        </w:rPr>
+        <w:instrText xml:space="preserve"> ADDIN ZOTERO_ITEM CSL_CITATION {"citationID":"S2He6fu0","properties":{"unsorted":false,"formattedCitation":"(Goigoux, 2007)","plainCitation":"(Goigoux, 2007)","noteIndex":0},"citationItems":[{"id":190,"uris":["http://zotero.org/users/18489330/items/9BD9DZWZ"],"itemData":{"id":190,"type":"article-journal","abstract":"L’auteur propose un modèle d’analyse de l’activité des enseignants dont il illustre la pertinence à travers les résultats de quelques-unes de ses recherches. Le modèle est cyclique : Institution, Personnel, Public sont les trois composantes d’entrée et de sortie. L’activité de l’enseignant est considérée comme le résultat d’un compromis entre des rationalités multiples : les objectifs didactiques et pédagogiques des enseignants, leurs propres buts subjectifs, ainsi que les contraintes et les ressources de leur milieu de travail. L’analyse implique d’identifier les dimensions potentiellement antagonistes de cette activité et les compromis qui assurent sa cohérence. Elle requiert aussi d’examiner la manière dont les enseignants interprètent les prescriptions qui leur sont adressées et redéfinissent les tâches qu’ils se donnent à eux-mêmes.","container-title":"Éducation et didactique","DOI":"10.4000/educationdidactique.232","ISSN":"1956-3485","issue":"1-3","language":"Fr","license":"https://creativecommons.org/licenses/by-nc-nd/4.0/","note":"ISBN: 9782753505971\nnumber: 1-3","page":"47-69","publisher":"Presses universitaires de Rennes","source":"journals.openedition.org","title":"Un modèle d’analyse de l’activité des enseignants","author":[{"family":"Goigoux","given":"Roland"}],"issued":{"date-parts":[["2007"]],"season":"déc"}}}],"schema":"https://github.com/citation-style-language/schema/raw/master/csl-citation.json"} </w:instrText>
+      </w:r>
+      <w:r>
+        <w:rPr>
+          <w:rFonts w:ascii="Times New Roman" w:hAnsi="Times New Roman" w:cs="Times New Roman"/>
+          <w:sz w:val="24"/>
+          <w:szCs w:val="24"/>
+          <w:lang w:val="en-FR"/>
+        </w:rPr>
+        <w:fldChar w:fldCharType="separate"/>
+      </w:r>
+      <w:r>
+        <w:rPr>
+          <w:rFonts w:ascii="Times New Roman" w:hAnsi="Times New Roman" w:cs="Times New Roman"/>
+          <w:noProof/>
+          <w:sz w:val="24"/>
+          <w:szCs w:val="24"/>
+          <w:lang w:val="en-FR"/>
+        </w:rPr>
+        <w:t>(Goigoux, 2007)</w:t>
+      </w:r>
+      <w:r>
+        <w:rPr>
+          <w:rFonts w:ascii="Times New Roman" w:hAnsi="Times New Roman" w:cs="Times New Roman"/>
+          <w:sz w:val="24"/>
+          <w:szCs w:val="24"/>
+          <w:lang w:val="en-FR"/>
+        </w:rPr>
+        <w:fldChar w:fldCharType="end"/>
+      </w:r>
+      <w:r>
+        <w:rPr>
+          <w:rFonts w:ascii="Times New Roman" w:hAnsi="Times New Roman" w:cs="Times New Roman"/>
+          <w:sz w:val="24"/>
+          <w:szCs w:val="24"/>
+          <w:lang w:val="en-FR"/>
+        </w:rPr>
+        <w:t xml:space="preserve">. To navigate this environment, teachers operate on two levels. In theory, teachers are required to construct detailed lesson plans designed to satisfy administrative inspection. However, in the actual classroom, they substantially modify these plans to address immediate student needs. Goigoux (2007) </w:t>
+      </w:r>
+      <w:r>
+        <w:rPr>
+          <w:rFonts w:ascii="Times New Roman" w:hAnsi="Times New Roman" w:cs="Times New Roman"/>
+          <w:sz w:val="24"/>
+          <w:szCs w:val="24"/>
+          <w:lang w:val="en-FR"/>
+        </w:rPr>
+        <w:fldChar w:fldCharType="begin"/>
+      </w:r>
+      <w:r>
+        <w:rPr>
+          <w:rFonts w:ascii="Times New Roman" w:hAnsi="Times New Roman" w:cs="Times New Roman"/>
+          <w:sz w:val="24"/>
+          <w:szCs w:val="24"/>
+          <w:lang w:val="en-FR"/>
+        </w:rPr>
+        <w:instrText xml:space="preserve"> ADDIN ZOTERO_ITEM CSL_CITATION {"citationID":"VWAooAMg","properties":{"unsorted":false,"formattedCitation":"(Goigoux, 2007)","plainCitation":"(Goigoux, 2007)","noteIndex":0},"citationItems":[{"id":190,"uris":["http://zotero.org/users/18489330/items/9BD9DZWZ"],"itemData":{"id":190,"type":"article-journal","abstract":"L’auteur propose un modèle d’analyse de l’activité des enseignants dont il illustre la pertinence à travers les résultats de quelques-unes de ses recherches. Le modèle est cyclique : Institution, Personnel, Public sont les trois composantes d’entrée et de sortie. L’activité de l’enseignant est considérée comme le résultat d’un compromis entre des rationalités multiples : les objectifs didactiques et pédagogiques des enseignants, leurs propres buts subjectifs, ainsi que les contraintes et les ressources de leur milieu de travail. L’analyse implique d’identifier les dimensions potentiellement antagonistes de cette activité et les compromis qui assurent sa cohérence. Elle requiert aussi d’examiner la manière dont les enseignants interprètent les prescriptions qui leur sont adressées et redéfinissent les tâches qu’ils se donnent à eux-mêmes.","container-title":"Éducation et didactique","DOI":"10.4000/educationdidactique.232","ISSN":"1956-3485","issue":"1-3","language":"Fr","license":"https://creativecommons.org/licenses/by-nc-nd/4.0/","note":"ISBN: 9782753505971\nnumber: 1-3","page":"47-69","publisher":"Presses universitaires de Rennes","source":"journals.openedition.org","title":"Un modèle d’analyse de l’activité des enseignants","author":[{"family":"Goigoux","given":"Roland"}],"issued":{"date-parts":[["2007"]],"season":"déc"}}}],"schema":"https://github.com/citation-style-language/schema/raw/master/csl-citation.json"} </w:instrText>
+      </w:r>
+      <w:r>
+        <w:rPr>
+          <w:rFonts w:ascii="Times New Roman" w:hAnsi="Times New Roman" w:cs="Times New Roman"/>
+          <w:sz w:val="24"/>
+          <w:szCs w:val="24"/>
+          <w:lang w:val="en-FR"/>
+        </w:rPr>
+        <w:fldChar w:fldCharType="separate"/>
+      </w:r>
+      <w:r>
+        <w:rPr>
+          <w:rFonts w:ascii="Times New Roman" w:hAnsi="Times New Roman" w:cs="Times New Roman"/>
+          <w:noProof/>
+          <w:sz w:val="24"/>
+          <w:szCs w:val="24"/>
+          <w:lang w:val="en-FR"/>
+        </w:rPr>
+        <w:t>(Goigoux, 2007)</w:t>
+      </w:r>
+      <w:r>
+        <w:rPr>
+          <w:rFonts w:ascii="Times New Roman" w:hAnsi="Times New Roman" w:cs="Times New Roman"/>
+          <w:sz w:val="24"/>
+          <w:szCs w:val="24"/>
+          <w:lang w:val="en-FR"/>
+        </w:rPr>
+        <w:fldChar w:fldCharType="end"/>
+      </w:r>
+      <w:r>
+        <w:rPr>
+          <w:rFonts w:ascii="Times New Roman" w:hAnsi="Times New Roman" w:cs="Times New Roman"/>
+          <w:sz w:val="24"/>
+          <w:szCs w:val="24"/>
+          <w:lang w:val="en-FR"/>
+        </w:rPr>
+        <w:t xml:space="preserve"> </w:t>
+      </w:r>
+      <w:r>
+        <w:rPr>
+          <w:rFonts w:ascii="Times New Roman" w:hAnsi="Times New Roman" w:cs="Times New Roman"/>
+          <w:sz w:val="24"/>
+          <w:szCs w:val="24"/>
+          <w:lang w:val="en-FR"/>
+        </w:rPr>
+        <w:t>calls this the gap between le travail prescrit (the prescribed work demanded by the state) and le travail réel (the actual work required in the classroom). This gap shows how institutional constraints force teachers to constantly balance administrative compliance with responsive teaching.</w:t>
+      </w:r>
+    </w:p>
+    <w:p>
+      <w:pPr>
+        <w:pStyle w:val="Heading2"/>
+        <w:numPr>
+          <w:ilvl w:val="1"/>
+          <w:numId w:val="14"/>
+        </w:numPr>
+        <w:jc w:val="both"/>
+      </w:pPr>
+      <w:r>
+        <w:lastRenderedPageBreak/>
+        <w:t>Teacher experience and expertise in planning</w:t>
+      </w:r>
+    </w:p>
+    <w:p>
+      <w:pPr>
+        <w:spacing w:before="240" w:after="240"/>
+        <w:rPr>
+          <w:rFonts w:ascii="Times New Roman" w:eastAsia="Times New Roman" w:hAnsi="Times New Roman" w:cs="Times New Roman"/>
+          <w:sz w:val="24"/>
+          <w:szCs w:val="24"/>
+          <w:lang w:val="en-FR" w:eastAsia="en-GB"/>
+        </w:rPr>
+      </w:pPr>
+      <w:r>
+        <w:rPr>
+          <w:rFonts w:ascii="Times New Roman" w:eastAsia="Times New Roman" w:hAnsi="Times New Roman" w:cs="Times New Roman"/>
+          <w:color w:val="000000"/>
+          <w:sz w:val="24"/>
+          <w:szCs w:val="24"/>
+          <w:lang w:val="en-FR" w:eastAsia="en-GB"/>
+        </w:rPr>
+        <w:t xml:space="preserve">Lesson planning is a reflection of a teacher's experience and professional understanding. Efficiency in teaching demands the teachers more than subject knowledge or classroom management skills. On the contrary, it relies on Pedagogical Content Knowledge (PCK), the specialized blend of subject-matter knowledge and pedagogical strategy that teachers develop through years of practice </w:t>
+      </w:r>
+      <w:r>
+        <w:rPr>
+          <w:rFonts w:ascii="Times New Roman" w:eastAsia="Times New Roman" w:hAnsi="Times New Roman" w:cs="Times New Roman"/>
+          <w:color w:val="000000"/>
+          <w:sz w:val="24"/>
+          <w:szCs w:val="24"/>
+          <w:lang w:val="en-FR" w:eastAsia="en-GB"/>
+        </w:rPr>
+        <w:fldChar w:fldCharType="begin"/>
+      </w:r>
+      <w:r>
+        <w:rPr>
+          <w:rFonts w:ascii="Times New Roman" w:eastAsia="Times New Roman" w:hAnsi="Times New Roman" w:cs="Times New Roman"/>
+          <w:color w:val="000000"/>
+          <w:sz w:val="24"/>
+          <w:szCs w:val="24"/>
+          <w:lang w:val="en-FR" w:eastAsia="en-GB"/>
+        </w:rPr>
+        <w:instrText xml:space="preserve"> ADDIN ZOTERO_ITEM CSL_CITATION {"citationID":"uxojqXcm","properties":{"unsorted":false,"formattedCitation":"(Shulman, 1987)","plainCitation":"(Shulman, 1987)","noteIndex":0},"citationItems":[{"id":192,"uris":["http://zotero.org/users/18489330/items/4RUGMF9L"],"itemData":{"id":192,"type":"article-journal","abstract":"Lee S. Shulman builds his foundation for teaching reform on an idea of teaching that emphasizes comprehension and reasoning, transformation and reflection. \"This emphasis is justified,\" he writes, \"by the resoluteness with which research and policy have so blatantly ignored those aspects of teaching in the past.\" To articulate and justify this conception, Shulman responds to four questions: What are the sources of the knowledge base for teaching?In what terms can these sources be conceptualized? What are the processes of pedagogical reasoning and action? and What are the implications for teaching policy and educational reform? The answers — informed by philosophy, psychology, and a growing body of casework based on young and experienced practitioners — go far beyond current reform assumptions and initiatives. The outcome for educational practitioners, scholars, and policymakers is a major redirection in how teaching is to be understood and teachers are to be trained and evaluated.\nThis article was selected for the November 1986 special issue on \"Teachers, Teaching,and Teacher Education,\" but appears here because of the exigencies of publishing.","container-title":"Harvard Educational Review","DOI":"10.17763/haer.57.1.j463w79r56455411","ISSN":"0017-8055, 1943-5045","issue":"1","language":"en","license":"©  .","page":"1-23","publisher":"Harvard Educational Review","source":"www.harvardeducationalreview.org","title":"Knowledge and Teaching:Foundations of the New Reform","title-short":"Knowledge and Teaching","volume":"57","author":[{"family":"Shulman","given":"Lee"}],"issued":{"date-parts":[["1987",4,1]]}}}],"schema":"https://github.com/citation-style-language/schema/raw/master/csl-citation.json"} </w:instrText>
+      </w:r>
+      <w:r>
+        <w:rPr>
+          <w:rFonts w:ascii="Times New Roman" w:eastAsia="Times New Roman" w:hAnsi="Times New Roman" w:cs="Times New Roman"/>
+          <w:color w:val="000000"/>
+          <w:sz w:val="24"/>
+          <w:szCs w:val="24"/>
+          <w:lang w:val="en-FR" w:eastAsia="en-GB"/>
+        </w:rPr>
+        <w:fldChar w:fldCharType="separate"/>
+      </w:r>
+      <w:r>
+        <w:rPr>
+          <w:rFonts w:ascii="Times New Roman" w:eastAsia="Times New Roman" w:hAnsi="Times New Roman" w:cs="Times New Roman"/>
+          <w:noProof/>
+          <w:color w:val="000000"/>
+          <w:sz w:val="24"/>
+          <w:szCs w:val="24"/>
+          <w:lang w:val="en-FR" w:eastAsia="en-GB"/>
+        </w:rPr>
+        <w:t>(Shulman, 1987)</w:t>
+      </w:r>
+      <w:r>
+        <w:rPr>
+          <w:rFonts w:ascii="Times New Roman" w:eastAsia="Times New Roman" w:hAnsi="Times New Roman" w:cs="Times New Roman"/>
+          <w:color w:val="000000"/>
+          <w:sz w:val="24"/>
+          <w:szCs w:val="24"/>
+          <w:lang w:val="en-FR" w:eastAsia="en-GB"/>
+        </w:rPr>
+        <w:fldChar w:fldCharType="end"/>
+      </w:r>
+      <w:r>
+        <w:rPr>
+          <w:rFonts w:ascii="Times New Roman" w:eastAsia="Times New Roman" w:hAnsi="Times New Roman" w:cs="Times New Roman"/>
+          <w:color w:val="000000"/>
+          <w:sz w:val="24"/>
+          <w:szCs w:val="24"/>
+          <w:lang w:val="en-FR" w:eastAsia="en-GB"/>
+        </w:rPr>
+        <w:t>. </w:t>
+      </w:r>
+    </w:p>
+    <w:p>
+      <w:pPr>
+        <w:spacing w:before="240" w:after="240"/>
+        <w:rPr>
+          <w:rFonts w:ascii="Times New Roman" w:eastAsia="Times New Roman" w:hAnsi="Times New Roman" w:cs="Times New Roman"/>
+          <w:sz w:val="24"/>
+          <w:szCs w:val="24"/>
+          <w:lang w:val="en-FR" w:eastAsia="en-GB"/>
+        </w:rPr>
+      </w:pPr>
+      <w:r>
+        <w:rPr>
+          <w:rFonts w:ascii="Times New Roman" w:eastAsia="Times New Roman" w:hAnsi="Times New Roman" w:cs="Times New Roman"/>
+          <w:color w:val="000000"/>
+          <w:sz w:val="24"/>
+          <w:szCs w:val="24"/>
+          <w:lang w:val="en-FR" w:eastAsia="en-GB"/>
+        </w:rPr>
+        <w:t>Expert teachers transform abstract academic concepts into accessible, contextually appropriate lessons for their students thanks to their years of work experience. For example, an experienced language teacher can anticipate student errors, identify common interference from native language, and embed targeted scaffolding into their lesson design. A novice teacher, possessing only theoretical knowledge, struggles to anticipate these challenges.</w:t>
+      </w:r>
+    </w:p>
+    <w:p>
+      <w:pPr>
+        <w:spacing w:before="240" w:after="240"/>
+        <w:rPr>
+          <w:rFonts w:ascii="Times New Roman" w:eastAsia="Times New Roman" w:hAnsi="Times New Roman" w:cs="Times New Roman"/>
+          <w:sz w:val="24"/>
+          <w:szCs w:val="24"/>
+          <w:lang w:val="en-FR" w:eastAsia="en-GB"/>
+        </w:rPr>
+      </w:pPr>
+      <w:r>
+        <w:rPr>
+          <w:rFonts w:ascii="Times New Roman" w:eastAsia="Times New Roman" w:hAnsi="Times New Roman" w:cs="Times New Roman"/>
+          <w:color w:val="000000"/>
+          <w:sz w:val="24"/>
+          <w:szCs w:val="24"/>
+          <w:lang w:val="en-FR" w:eastAsia="en-GB"/>
+        </w:rPr>
+        <w:t>Apart from content modification, professional experience also results in the way that teachers make plans. While novice teachers view lesson planning as an inflexible process involving strict attention to scheduling and rule compliance, expert teachers create adaptable mental schemes that center on learning objectives</w:t>
+      </w:r>
+      <w:r>
+        <w:rPr>
+          <w:rFonts w:ascii="Times New Roman" w:eastAsia="Times New Roman" w:hAnsi="Times New Roman" w:cs="Times New Roman"/>
+          <w:color w:val="000000"/>
+          <w:sz w:val="24"/>
+          <w:szCs w:val="24"/>
+          <w:lang w:val="en-FR" w:eastAsia="en-GB"/>
+        </w:rPr>
+        <w:fldChar w:fldCharType="begin"/>
+      </w:r>
+      <w:r>
+        <w:rPr>
+          <w:rFonts w:ascii="Times New Roman" w:eastAsia="Times New Roman" w:hAnsi="Times New Roman" w:cs="Times New Roman"/>
+          <w:color w:val="000000"/>
+          <w:sz w:val="24"/>
+          <w:szCs w:val="24"/>
+          <w:lang w:val="en-FR" w:eastAsia="en-GB"/>
+        </w:rPr>
+        <w:instrText xml:space="preserve"> ADDIN ZOTERO_ITEM CSL_CITATION {"citationID":"ZuwNBIoZ","properties":{"unsorted":false,"formattedCitation":"(Clark &amp; Peterson, 1984)","plainCitation":"(Clark &amp; Peterson, 1984)","noteIndex":0},"citationItems":[{"id":196,"uris":["http://zotero.org/users/18489330/items/8YDZ7XPX"],"itemData":{"id":196,"type":"report","abstract":"This review summarizes and synthesizes the research literature on teachers' thought processes from about 1970 to 1983. The literature is organized under four major headings: teacher planning, teachers' interactive thoughts and decisions, teachers' attributions, and teachers' implicit theories. The paper also includes a theoretical model of the relationships among the four major topics reviewed, as well as their relationships to teacher and student behavior and to the contexts of school and classroom. It is concluded that more than a decade of research on teachers' thinking has taught as much about how to think about teaching as it has about the thought processes of teachers. More integrated research efforts are called for, in which the several aspects of teachers' cognitive  activity, typically studied in isolation, are examined in all of their interactive complexity. (Author/DG)","language":"en","note":"ERIC Number: ED251449","publisher":"Institute for Research on Teaching, College of Education, Michigan State University, 252 Erickson Hall, East Lansing, MI 48824, ($13","source":"ERIC","title":"Teachers' Thought Processes. Occasional Paper No. 72","URL":"https://eric.ed.gov/?id=ED251449","author":[{"family":"Clark","given":"Christopher M."},{"family":"Peterson","given":"Penelope L."}],"accessed":{"date-parts":[["2026",5,26]]},"issued":{"date-parts":[["1984",5]]}}}],"schema":"https://github.com/citation-style-language/schema/raw/master/csl-citation.json"} </w:instrText>
+      </w:r>
+      <w:r>
+        <w:rPr>
+          <w:rFonts w:ascii="Times New Roman" w:eastAsia="Times New Roman" w:hAnsi="Times New Roman" w:cs="Times New Roman"/>
+          <w:color w:val="000000"/>
+          <w:sz w:val="24"/>
+          <w:szCs w:val="24"/>
+          <w:lang w:val="en-FR" w:eastAsia="en-GB"/>
+        </w:rPr>
+        <w:fldChar w:fldCharType="separate"/>
+      </w:r>
+      <w:r>
+        <w:rPr>
+          <w:rFonts w:ascii="Times New Roman" w:eastAsia="Times New Roman" w:hAnsi="Times New Roman" w:cs="Times New Roman"/>
+          <w:noProof/>
+          <w:color w:val="000000"/>
+          <w:sz w:val="24"/>
+          <w:szCs w:val="24"/>
+          <w:lang w:val="en-FR" w:eastAsia="en-GB"/>
+        </w:rPr>
+        <w:t>(Clark &amp; Peterson, 1984)</w:t>
+      </w:r>
+      <w:r>
+        <w:rPr>
+          <w:rFonts w:ascii="Times New Roman" w:eastAsia="Times New Roman" w:hAnsi="Times New Roman" w:cs="Times New Roman"/>
+          <w:color w:val="000000"/>
+          <w:sz w:val="24"/>
+          <w:szCs w:val="24"/>
+          <w:lang w:val="en-FR" w:eastAsia="en-GB"/>
+        </w:rPr>
+        <w:fldChar w:fldCharType="end"/>
+      </w:r>
+      <w:r>
+        <w:rPr>
+          <w:rFonts w:ascii="Times New Roman" w:eastAsia="Times New Roman" w:hAnsi="Times New Roman" w:cs="Times New Roman"/>
+          <w:color w:val="000000"/>
+          <w:sz w:val="24"/>
+          <w:szCs w:val="24"/>
+          <w:lang w:val="en-FR" w:eastAsia="en-GB"/>
+        </w:rPr>
+        <w:t xml:space="preserve">. </w:t>
+      </w:r>
+      <w:r>
+        <w:rPr>
+          <w:rFonts w:ascii="Times New Roman" w:eastAsia="Times New Roman" w:hAnsi="Times New Roman" w:cs="Times New Roman"/>
+          <w:color w:val="000000"/>
+          <w:sz w:val="24"/>
+          <w:szCs w:val="24"/>
+          <w:lang w:val="en-FR" w:eastAsia="en-GB"/>
+        </w:rPr>
+        <w:t>The ability to be flexible is a result of experience because through classroom experience, the teacher becomes more adept at thinking flexibly and automating processes, thus freeing up brain power while teaching. This means that the lesson plan can become a more flexible tool rather than a fixed plan.</w:t>
+      </w:r>
+    </w:p>
+    <w:p>
+      <w:pPr>
+        <w:spacing w:before="240" w:after="240"/>
+        <w:rPr>
+          <w:rFonts w:ascii="Times New Roman" w:eastAsia="Times New Roman" w:hAnsi="Times New Roman" w:cs="Times New Roman"/>
+          <w:color w:val="000000"/>
+          <w:sz w:val="24"/>
+          <w:szCs w:val="24"/>
+          <w:lang w:val="en-FR" w:eastAsia="en-GB"/>
+        </w:rPr>
+      </w:pPr>
+      <w:r>
+        <w:rPr>
+          <w:rFonts w:ascii="Times New Roman" w:eastAsia="Times New Roman" w:hAnsi="Times New Roman" w:cs="Times New Roman"/>
+          <w:color w:val="000000"/>
+          <w:sz w:val="24"/>
+          <w:szCs w:val="24"/>
+          <w:lang w:val="en-FR" w:eastAsia="en-GB"/>
+        </w:rPr>
+        <w:t xml:space="preserve">This contrast has significant ramifications when it comes to lessons. What makes a lesson valuable is not that everything sticks to the plan, but whether the teacher can make the necessary decisions if circumstances do not align with the plan </w:t>
+      </w:r>
+      <w:r>
+        <w:rPr>
+          <w:rFonts w:ascii="Times New Roman" w:eastAsia="Times New Roman" w:hAnsi="Times New Roman" w:cs="Times New Roman"/>
+          <w:color w:val="000000"/>
+          <w:sz w:val="24"/>
+          <w:szCs w:val="24"/>
+          <w:lang w:val="en-FR" w:eastAsia="en-GB"/>
+        </w:rPr>
+        <w:fldChar w:fldCharType="begin"/>
+      </w:r>
+      <w:r>
+        <w:rPr>
+          <w:rFonts w:ascii="Times New Roman" w:eastAsia="Times New Roman" w:hAnsi="Times New Roman" w:cs="Times New Roman"/>
+          <w:color w:val="000000"/>
+          <w:sz w:val="24"/>
+          <w:szCs w:val="24"/>
+          <w:lang w:val="en-FR" w:eastAsia="en-GB"/>
+        </w:rPr>
+        <w:instrText xml:space="preserve"> ADDIN ZOTERO_ITEM CSL_CITATION {"citationID":"ea0MQJM6","properties":{"unsorted":false,"formattedCitation":"(Clark &amp; Peterson, 1984)","plainCitation":"(Clark &amp; Peterson, 1984)","noteIndex":0},"citationItems":[{"id":196,"uris":["http://zotero.org/users/18489330/items/8YDZ7XPX"],"itemData":{"id":196,"type":"report","abstract":"This review summarizes and synthesizes the research literature on teachers' thought processes from about 1970 to 1983. The literature is organized under four major headings: teacher planning, teachers' interactive thoughts and decisions, teachers' attributions, and teachers' implicit theories. The paper also includes a theoretical model of the relationships among the four major topics reviewed, as well as their relationships to teacher and student behavior and to the contexts of school and classroom. It is concluded that more than a decade of research on teachers' thinking has taught as much about how to think about teaching as it has about the thought processes of teachers. More integrated research efforts are called for, in which the several aspects of teachers' cognitive  activity, typically studied in isolation, are examined in all of their interactive complexity. (Author/DG)","language":"en","note":"ERIC Number: ED251449","publisher":"Institute for Research on Teaching, College of Education, Michigan State University, 252 Erickson Hall, East Lansing, MI 48824, ($13","source":"ERIC","title":"Teachers' Thought Processes. Occasional Paper No. 72","URL":"https://eric.ed.gov/?id=ED251449","author":[{"family":"Clark","given":"Christopher M."},{"family":"Peterson","given":"Penelope L."}],"accessed":{"date-parts":[["2026",5,26]]},"issued":{"date-parts":[["1984",5]]}}}],"schema":"https://github.com/citation-style-language/schema/raw/master/csl-citation.json"} </w:instrText>
+      </w:r>
+      <w:r>
+        <w:rPr>
+          <w:rFonts w:ascii="Times New Roman" w:eastAsia="Times New Roman" w:hAnsi="Times New Roman" w:cs="Times New Roman"/>
+          <w:color w:val="000000"/>
+          <w:sz w:val="24"/>
+          <w:szCs w:val="24"/>
+          <w:lang w:val="en-FR" w:eastAsia="en-GB"/>
+        </w:rPr>
+        <w:fldChar w:fldCharType="separate"/>
+      </w:r>
+      <w:r>
+        <w:rPr>
+          <w:rFonts w:ascii="Times New Roman" w:eastAsia="Times New Roman" w:hAnsi="Times New Roman" w:cs="Times New Roman"/>
+          <w:noProof/>
+          <w:color w:val="000000"/>
+          <w:sz w:val="24"/>
+          <w:szCs w:val="24"/>
+          <w:lang w:val="en-FR" w:eastAsia="en-GB"/>
+        </w:rPr>
+        <w:t>(Clark &amp; Peterson, 1984)</w:t>
+      </w:r>
+      <w:r>
+        <w:rPr>
+          <w:rFonts w:ascii="Times New Roman" w:eastAsia="Times New Roman" w:hAnsi="Times New Roman" w:cs="Times New Roman"/>
+          <w:color w:val="000000"/>
+          <w:sz w:val="24"/>
+          <w:szCs w:val="24"/>
+          <w:lang w:val="en-FR" w:eastAsia="en-GB"/>
+        </w:rPr>
+        <w:fldChar w:fldCharType="end"/>
+      </w:r>
+      <w:r>
+        <w:rPr>
+          <w:rFonts w:ascii="Times New Roman" w:eastAsia="Times New Roman" w:hAnsi="Times New Roman" w:cs="Times New Roman"/>
+          <w:color w:val="000000"/>
+          <w:sz w:val="24"/>
+          <w:szCs w:val="24"/>
+          <w:lang w:val="en-FR" w:eastAsia="en-GB"/>
+        </w:rPr>
+        <w:t xml:space="preserve">. </w:t>
+      </w:r>
+      <w:r>
+        <w:rPr>
+          <w:rFonts w:ascii="Times New Roman" w:eastAsia="Times New Roman" w:hAnsi="Times New Roman" w:cs="Times New Roman"/>
+          <w:color w:val="000000"/>
+          <w:sz w:val="24"/>
+          <w:szCs w:val="24"/>
+          <w:lang w:val="en-FR" w:eastAsia="en-GB"/>
+        </w:rPr>
+        <w:t>The novices, due to their lack of predictive ability, stick to their lesson plans inflexibly and fail to capture opportunities that arise as a result of their students' learning. The experts, however, devise their lesson plans in a flexible manner so that they can quickly make appropriate decisions when students come up with misconceptions or when something unpredictable happens to affect their learning process.</w:t>
+      </w:r>
+    </w:p>
+    <w:p>
+      <w:pPr>
+        <w:spacing w:before="240" w:after="240"/>
+        <w:rPr>
+          <w:rFonts w:ascii="Times New Roman" w:eastAsia="Times New Roman" w:hAnsi="Times New Roman" w:cs="Times New Roman"/>
+          <w:sz w:val="24"/>
+          <w:szCs w:val="24"/>
+          <w:lang w:val="en-FR" w:eastAsia="en-GB"/>
+        </w:rPr>
+      </w:pPr>
+    </w:p>
+    <w:p>
+      <w:pPr>
+        <w:pStyle w:val="Heading2"/>
+        <w:numPr>
+          <w:ilvl w:val="1"/>
+          <w:numId w:val="14"/>
+        </w:numPr>
+        <w:jc w:val="both"/>
+      </w:pPr>
+      <w:r>
+        <w:lastRenderedPageBreak/>
+        <w:t>Adaptation and flexibility in lesson design</w:t>
+      </w:r>
+    </w:p>
+    <w:p>
+      <w:pPr>
+        <w:pStyle w:val="NormalWeb"/>
+        <w:numPr>
+          <w:ilvl w:val="0"/>
+          <w:numId w:val="18"/>
+        </w:numPr>
+        <w:spacing w:before="240" w:beforeAutospacing="0" w:after="240" w:afterAutospacing="0"/>
+        <w:textAlignment w:val="baseline"/>
+        <w:rPr>
+          <w:rFonts w:ascii="Arial" w:hAnsi="Arial" w:cs="Arial"/>
+          <w:color w:val="000000"/>
+          <w:sz w:val="22"/>
+          <w:szCs w:val="22"/>
+        </w:rPr>
+      </w:pPr>
+      <w:r>
+        <w:rPr>
+          <w:rFonts w:ascii="Arial" w:hAnsi="Arial" w:cs="Arial"/>
+          <w:color w:val="000000"/>
+          <w:sz w:val="22"/>
+          <w:szCs w:val="22"/>
+        </w:rPr>
+        <w:t>Sources: Richards (1998), ? (possibly Breen et al. if they discuss adaptation)</w:t>
+      </w:r>
+    </w:p>
+    <w:p>
+      <w:pPr>
+        <w:pStyle w:val="NormalWeb"/>
+        <w:numPr>
+          <w:ilvl w:val="0"/>
+          <w:numId w:val="18"/>
+        </w:numPr>
+        <w:spacing w:before="240" w:beforeAutospacing="0" w:after="0" w:afterAutospacing="0"/>
+        <w:textAlignment w:val="baseline"/>
+        <w:rPr>
+          <w:rFonts w:ascii="Arial" w:hAnsi="Arial" w:cs="Arial"/>
+          <w:color w:val="000000"/>
+          <w:sz w:val="22"/>
+          <w:szCs w:val="22"/>
+        </w:rPr>
+      </w:pPr>
+      <w:r>
+        <w:rPr>
+          <w:rFonts w:ascii="Arial" w:hAnsi="Arial" w:cs="Arial"/>
+          <w:color w:val="000000"/>
+          <w:sz w:val="22"/>
+          <w:szCs w:val="22"/>
+        </w:rPr>
+        <w:t>Argument: Teachers adapt materials and designs to fit their context; planning is flexible, not rigid</w:t>
+      </w:r>
+    </w:p>
+    <w:p>
+      <w:pPr>
+        <w:rPr>
+          <w:lang w:val="en-FR"/>
+        </w:rPr>
+      </w:pPr>
     </w:p>
     <w:p>
       <w:pPr>
@@ -12002,7 +12725,7 @@
           <w:sz w:val="24"/>
         </w:rPr>
         <w:sectPr>
-          <w:footerReference w:type="default" r:id="rId12"/>
+          <w:footerReference w:type="default" r:id="rId11"/>
           <w:pgSz w:w="11906" w:h="16838"/>
           <w:pgMar w:top="1417" w:right="1417" w:bottom="1417" w:left="1417" w:header="708" w:footer="708" w:gutter="0"/>
           <w:cols w:space="708"/>
@@ -12157,6 +12880,7 @@
         <w:pStyle w:val="Bibliography"/>
         <w:rPr>
           <w:color w:val="000000"/>
+          <w:lang w:val="en-GB"/>
         </w:rPr>
       </w:pPr>
       <w:r>
@@ -12183,157 +12907,23 @@
           <w:color w:val="000000"/>
           <w:lang w:val="en-GB"/>
         </w:rPr>
-        <w:t xml:space="preserve">Borg, S. (2003). Teacher cognition in language teaching: A review of research on what language teachers think, know, believe, and do. </w:t>
-      </w:r>
-      <w:proofErr w:type="spellStart"/>
-      <w:r>
-        <w:rPr>
-          <w:i/>
-          <w:iCs/>
-          <w:color w:val="000000"/>
-        </w:rPr>
-        <w:t>Language</w:t>
-      </w:r>
-      <w:proofErr w:type="spellEnd"/>
-      <w:r>
-        <w:rPr>
-          <w:i/>
-          <w:iCs/>
-          <w:color w:val="000000"/>
-        </w:rPr>
-        <w:t xml:space="preserve"> </w:t>
-      </w:r>
-      <w:proofErr w:type="spellStart"/>
-      <w:r>
-        <w:rPr>
-          <w:i/>
-          <w:iCs/>
-          <w:color w:val="000000"/>
-        </w:rPr>
-        <w:t>Teaching</w:t>
-      </w:r>
-      <w:proofErr w:type="spellEnd"/>
-      <w:r>
-        <w:rPr>
-          <w:color w:val="000000"/>
-        </w:rPr>
-        <w:t xml:space="preserve">, </w:t>
-      </w:r>
-      <w:r>
-        <w:rPr>
-          <w:i/>
-          <w:iCs/>
-          <w:color w:val="000000"/>
-        </w:rPr>
-        <w:t>36</w:t>
-      </w:r>
-      <w:r>
-        <w:rPr>
-          <w:color w:val="000000"/>
-        </w:rPr>
-        <w:t>(2), 81–109. https://doi.org/10.1017/S0261444803001903</w:t>
-      </w:r>
-    </w:p>
-    <w:p>
-      <w:pPr>
-        <w:pStyle w:val="Bibliography"/>
-        <w:rPr>
-          <w:color w:val="000000"/>
-        </w:rPr>
-      </w:pPr>
-      <w:r>
-        <w:rPr>
-          <w:i/>
-          <w:iCs/>
-          <w:color w:val="000000"/>
-        </w:rPr>
-        <w:t>Cadre d’usage de l’IA en éducation</w:t>
-      </w:r>
-      <w:r>
-        <w:rPr>
-          <w:color w:val="000000"/>
-        </w:rPr>
-        <w:t>. (2025, June 13). Ministère de l’</w:t>
-      </w:r>
-      <w:proofErr w:type="spellStart"/>
-      <w:r>
-        <w:rPr>
-          <w:color w:val="000000"/>
-        </w:rPr>
-        <w:t>Education</w:t>
-      </w:r>
-      <w:proofErr w:type="spellEnd"/>
-      <w:r>
-        <w:rPr>
-          <w:color w:val="000000"/>
-        </w:rPr>
-        <w:t xml:space="preserve"> nationale. https://www.education.gouv.fr/cadre-d-usage-de-l-ia-en-education-450647</w:t>
-      </w:r>
-    </w:p>
-    <w:p>
-      <w:pPr>
-        <w:pStyle w:val="Bibliography"/>
-        <w:rPr>
-          <w:color w:val="000000"/>
-        </w:rPr>
-      </w:pPr>
-      <w:r>
-        <w:rPr>
-          <w:i/>
-          <w:iCs/>
-          <w:color w:val="000000"/>
-        </w:rPr>
-        <w:t>La protection des élèves et de leurs données sur Internet</w:t>
-      </w:r>
-      <w:r>
-        <w:rPr>
-          <w:color w:val="000000"/>
-        </w:rPr>
-        <w:t xml:space="preserve">. (2019, </w:t>
-      </w:r>
-      <w:proofErr w:type="spellStart"/>
-      <w:r>
-        <w:rPr>
-          <w:color w:val="000000"/>
-        </w:rPr>
-        <w:t>November</w:t>
-      </w:r>
-      <w:proofErr w:type="spellEnd"/>
-      <w:r>
-        <w:rPr>
-          <w:color w:val="000000"/>
-        </w:rPr>
-        <w:t xml:space="preserve"> 7). Ministère de l’</w:t>
-      </w:r>
-      <w:proofErr w:type="spellStart"/>
-      <w:r>
-        <w:rPr>
-          <w:color w:val="000000"/>
-        </w:rPr>
-        <w:t>Education</w:t>
-      </w:r>
-      <w:proofErr w:type="spellEnd"/>
-      <w:r>
-        <w:rPr>
-          <w:color w:val="000000"/>
-        </w:rPr>
-        <w:t xml:space="preserve"> nationale. https://www.education.gouv.fr/la-protection-des-eleves-et-de-leurs-donnees-sur-internet-7073</w:t>
-      </w:r>
-    </w:p>
-    <w:p>
-      <w:pPr>
-        <w:pStyle w:val="Bibliography"/>
+        <w:t xml:space="preserve">Afdal, H. W., &amp; </w:t>
+      </w:r>
+      <w:proofErr w:type="spellStart"/>
+      <w:r>
         <w:rPr>
           <w:color w:val="000000"/>
           <w:lang w:val="en-GB"/>
         </w:rPr>
-      </w:pPr>
+        <w:t>Maaranen</w:t>
+      </w:r>
+      <w:proofErr w:type="spellEnd"/>
       <w:r>
         <w:rPr>
           <w:color w:val="000000"/>
           <w:lang w:val="en-GB"/>
         </w:rPr>
-        <w:t xml:space="preserve">Liu, Y., &amp; Wang, H. (2024). </w:t>
+        <w:t xml:space="preserve">, K. (2023). </w:t>
       </w:r>
       <w:r>
         <w:rPr>
@@ -12342,9 +12932,130 @@
           <w:color w:val="000000"/>
           <w:lang w:val="en-GB"/>
         </w:rPr>
-        <w:t xml:space="preserve">Who on Earth Is Using Generative </w:t>
-      </w:r>
-      <w:proofErr w:type="gramStart"/>
+        <w:t>Teachers’ professional space for decision-making when planning: The cases of Finland, Norway, and the United States</w:t>
+      </w:r>
+      <w:r>
+        <w:rPr>
+          <w:color w:val="000000"/>
+          <w:lang w:val="en-GB"/>
+        </w:rPr>
+        <w:t>. https://doi.org/10.1177/17454999231203116</w:t>
+      </w:r>
+    </w:p>
+    <w:p>
+      <w:pPr>
+        <w:pStyle w:val="Bibliography"/>
+        <w:rPr>
+          <w:color w:val="000000"/>
+        </w:rPr>
+      </w:pPr>
+      <w:r>
+        <w:rPr>
+          <w:color w:val="000000"/>
+          <w:lang w:val="en-GB"/>
+        </w:rPr>
+        <w:t xml:space="preserve">Borg, S. (2003). Teacher cognition in language teaching: A review of research on what language teachers think, know, believe, and do. </w:t>
+      </w:r>
+      <w:proofErr w:type="spellStart"/>
+      <w:r>
+        <w:rPr>
+          <w:i/>
+          <w:iCs/>
+          <w:color w:val="000000"/>
+        </w:rPr>
+        <w:t>Language</w:t>
+      </w:r>
+      <w:proofErr w:type="spellEnd"/>
+      <w:r>
+        <w:rPr>
+          <w:i/>
+          <w:iCs/>
+          <w:color w:val="000000"/>
+        </w:rPr>
+        <w:t xml:space="preserve"> </w:t>
+      </w:r>
+      <w:proofErr w:type="spellStart"/>
+      <w:r>
+        <w:rPr>
+          <w:i/>
+          <w:iCs/>
+          <w:color w:val="000000"/>
+        </w:rPr>
+        <w:t>Teaching</w:t>
+      </w:r>
+      <w:proofErr w:type="spellEnd"/>
+      <w:r>
+        <w:rPr>
+          <w:color w:val="000000"/>
+        </w:rPr>
+        <w:t xml:space="preserve">, </w:t>
+      </w:r>
+      <w:r>
+        <w:rPr>
+          <w:i/>
+          <w:iCs/>
+          <w:color w:val="000000"/>
+        </w:rPr>
+        <w:t>36</w:t>
+      </w:r>
+      <w:r>
+        <w:rPr>
+          <w:color w:val="000000"/>
+        </w:rPr>
+        <w:t>(2), 81–109. https://doi.org/10.1017/S0261444803001903</w:t>
+      </w:r>
+    </w:p>
+    <w:p>
+      <w:pPr>
+        <w:pStyle w:val="Bibliography"/>
+        <w:rPr>
+          <w:color w:val="000000"/>
+        </w:rPr>
+      </w:pPr>
+      <w:r>
+        <w:rPr>
+          <w:i/>
+          <w:iCs/>
+          <w:color w:val="000000"/>
+        </w:rPr>
+        <w:t>Cadre d’usage de l’IA en éducation</w:t>
+      </w:r>
+      <w:r>
+        <w:rPr>
+          <w:color w:val="000000"/>
+        </w:rPr>
+        <w:t>. (2025, June 13). Ministère de l’</w:t>
+      </w:r>
+      <w:proofErr w:type="spellStart"/>
+      <w:r>
+        <w:rPr>
+          <w:color w:val="000000"/>
+        </w:rPr>
+        <w:t>Education</w:t>
+      </w:r>
+      <w:proofErr w:type="spellEnd"/>
+      <w:r>
+        <w:rPr>
+          <w:color w:val="000000"/>
+        </w:rPr>
+        <w:t xml:space="preserve"> nationale. https://www.education.gouv.fr/cadre-d-usage-de-l-ia-en-education-450647</w:t>
+      </w:r>
+    </w:p>
+    <w:p>
+      <w:pPr>
+        <w:pStyle w:val="Bibliography"/>
+        <w:rPr>
+          <w:color w:val="000000"/>
+          <w:lang w:val="en-GB"/>
+        </w:rPr>
+      </w:pPr>
+      <w:r>
+        <w:rPr>
+          <w:color w:val="000000"/>
+          <w:lang w:val="en-GB"/>
+        </w:rPr>
+        <w:t xml:space="preserve">Clark, C. M., &amp; Peterson, P. L. (1984). </w:t>
+      </w:r>
       <w:r>
         <w:rPr>
           <w:i/>
@@ -12352,15 +13063,100 @@
           <w:color w:val="000000"/>
           <w:lang w:val="en-GB"/>
         </w:rPr>
-        <w:t>AI ?</w:t>
-      </w:r>
-      <w:proofErr w:type="gramEnd"/>
+        <w:t>Teachers’ Thought Processes. Occasional Paper No. 72</w:t>
+      </w:r>
       <w:r>
         <w:rPr>
           <w:color w:val="000000"/>
           <w:lang w:val="en-GB"/>
         </w:rPr>
-        <w:t xml:space="preserve"> Washington, DC: World Bank. https://doi.org/10.1596/1813-9450-10870</w:t>
+        <w:t>. Institute for Research on Teaching, College of Education, Michigan State University, 252 Erickson Hall, East Lansing, MI 48824, ($13. https://eric.ed.gov/?id=ED251449</w:t>
+      </w:r>
+    </w:p>
+    <w:p>
+      <w:pPr>
+        <w:pStyle w:val="Bibliography"/>
+        <w:rPr>
+          <w:color w:val="000000"/>
+        </w:rPr>
+      </w:pPr>
+      <w:proofErr w:type="spellStart"/>
+      <w:r>
+        <w:rPr>
+          <w:color w:val="000000"/>
+        </w:rPr>
+        <w:t>Goigoux</w:t>
+      </w:r>
+      <w:proofErr w:type="spellEnd"/>
+      <w:r>
+        <w:rPr>
+          <w:color w:val="000000"/>
+        </w:rPr>
+        <w:t xml:space="preserve">, R. (2007). Un modèle d’analyse de l’activité des enseignants. </w:t>
+      </w:r>
+      <w:r>
+        <w:rPr>
+          <w:i/>
+          <w:iCs/>
+          <w:color w:val="000000"/>
+        </w:rPr>
+        <w:t>Éducation et didactique</w:t>
+      </w:r>
+      <w:r>
+        <w:rPr>
+          <w:color w:val="000000"/>
+        </w:rPr>
+        <w:t>, (1–3), Article 1–3. https://doi.org/10.4000/educationdidactique.232</w:t>
+      </w:r>
+    </w:p>
+    <w:p>
+      <w:pPr>
+        <w:pStyle w:val="Bibliography"/>
+        <w:rPr>
+          <w:color w:val="000000"/>
+        </w:rPr>
+      </w:pPr>
+      <w:r>
+        <w:rPr>
+          <w:i/>
+          <w:iCs/>
+          <w:color w:val="000000"/>
+        </w:rPr>
+        <w:t>La protection des élèves et de leurs données sur Internet</w:t>
+      </w:r>
+      <w:r>
+        <w:rPr>
+          <w:color w:val="000000"/>
+        </w:rPr>
+        <w:t xml:space="preserve">. (2019, </w:t>
+      </w:r>
+      <w:proofErr w:type="spellStart"/>
+      <w:r>
+        <w:rPr>
+          <w:color w:val="000000"/>
+        </w:rPr>
+        <w:t>November</w:t>
+      </w:r>
+      <w:proofErr w:type="spellEnd"/>
+      <w:r>
+        <w:rPr>
+          <w:color w:val="000000"/>
+        </w:rPr>
+        <w:t xml:space="preserve"> 7). Ministère de l’</w:t>
+      </w:r>
+      <w:proofErr w:type="spellStart"/>
+      <w:r>
+        <w:rPr>
+          <w:color w:val="000000"/>
+        </w:rPr>
+        <w:t>Education</w:t>
+      </w:r>
+      <w:proofErr w:type="spellEnd"/>
+      <w:r>
+        <w:rPr>
+          <w:color w:val="000000"/>
+        </w:rPr>
+        <w:t xml:space="preserve"> nationale. https://www.education.gouv.fr/la-protection-des-eleves-et-de-leurs-donnees-sur-internet-7073</w:t>
       </w:r>
     </w:p>
     <w:p>
@@ -12376,9 +13172,8 @@
           <w:color w:val="000000"/>
           <w:lang w:val="en-GB"/>
         </w:rPr>
-        <w:t xml:space="preserve">Mishra, P., Henriksen, D., Woo, L. J., &amp; Oster, N. (2025). Control vs. Agency: Exploring the History of AI in Education. </w:t>
-      </w:r>
-      <w:proofErr w:type="spellStart"/>
+        <w:t xml:space="preserve">Liu, Y., &amp; Wang, H. (2024). </w:t>
+      </w:r>
       <w:r>
         <w:rPr>
           <w:i/>
@@ -12386,16 +13181,9 @@
           <w:color w:val="000000"/>
           <w:lang w:val="en-GB"/>
         </w:rPr>
-        <w:t>TechTrends</w:t>
-      </w:r>
-      <w:proofErr w:type="spellEnd"/>
-      <w:r>
-        <w:rPr>
-          <w:color w:val="000000"/>
-          <w:lang w:val="en-GB"/>
-        </w:rPr>
-        <w:t xml:space="preserve">, </w:t>
-      </w:r>
+        <w:t xml:space="preserve">Who on Earth Is Using Generative </w:t>
+      </w:r>
+      <w:proofErr w:type="gramStart"/>
       <w:r>
         <w:rPr>
           <w:i/>
@@ -12403,14 +13191,15 @@
           <w:color w:val="000000"/>
           <w:lang w:val="en-GB"/>
         </w:rPr>
-        <w:t>69</w:t>
-      </w:r>
+        <w:t>AI ?</w:t>
+      </w:r>
+      <w:proofErr w:type="gramEnd"/>
       <w:r>
         <w:rPr>
           <w:color w:val="000000"/>
           <w:lang w:val="en-GB"/>
         </w:rPr>
-        <w:t>(2), 247–253. https://doi.org/10.1007/s11528-025-01064-2</w:t>
+        <w:t xml:space="preserve"> Washington, DC: World Bank. https://doi.org/10.1596/1813-9450-10870</w:t>
       </w:r>
     </w:p>
     <w:p>
@@ -12426,8 +13215,9 @@
           <w:color w:val="000000"/>
           <w:lang w:val="en-GB"/>
         </w:rPr>
-        <w:t xml:space="preserve">Morgan, K. L. K. (2025). Phonemic Awareness and AI: Evaluating ChatGPT Plus for Structured Lesson Development. </w:t>
-      </w:r>
+        <w:t xml:space="preserve">Mishra, P., Henriksen, D., Woo, L. J., &amp; Oster, N. (2025). Control vs. Agency: Exploring the History of AI in Education. </w:t>
+      </w:r>
+      <w:proofErr w:type="spellStart"/>
       <w:r>
         <w:rPr>
           <w:i/>
@@ -12435,8 +13225,9 @@
           <w:color w:val="000000"/>
           <w:lang w:val="en-GB"/>
         </w:rPr>
-        <w:t>Texas Journal of Literacy Education</w:t>
-      </w:r>
+        <w:t>TechTrends</w:t>
+      </w:r>
+      <w:proofErr w:type="spellEnd"/>
       <w:r>
         <w:rPr>
           <w:color w:val="000000"/>
@@ -12451,14 +13242,14 @@
           <w:color w:val="000000"/>
           <w:lang w:val="en-GB"/>
         </w:rPr>
-        <w:t>12</w:t>
+        <w:t>69</w:t>
       </w:r>
       <w:r>
         <w:rPr>
           <w:color w:val="000000"/>
           <w:lang w:val="en-GB"/>
         </w:rPr>
-        <w:t>(1). https://www.talejournal.com/index.php/TJLE/article/view/175</w:t>
+        <w:t>(2), 247–253. https://doi.org/10.1007/s11528-025-01064-2</w:t>
       </w:r>
     </w:p>
     <w:p>
@@ -12474,7 +13265,7 @@
           <w:color w:val="000000"/>
           <w:lang w:val="en-GB"/>
         </w:rPr>
-        <w:t xml:space="preserve">Richards, J. C., &amp; Rodgers, T. S. (2014). </w:t>
+        <w:t xml:space="preserve">Morgan, K. L. K. (2025). Phonemic Awareness and AI: Evaluating ChatGPT Plus for Structured Lesson Development. </w:t>
       </w:r>
       <w:r>
         <w:rPr>
@@ -12483,30 +13274,14 @@
           <w:color w:val="000000"/>
           <w:lang w:val="en-GB"/>
         </w:rPr>
-        <w:t>Approaches and Methods in Language Teaching</w:t>
+        <w:t>Texas Journal of Literacy Education</w:t>
       </w:r>
       <w:r>
         <w:rPr>
           <w:color w:val="000000"/>
           <w:lang w:val="en-GB"/>
         </w:rPr>
-        <w:t>. Cambridge University Press.</w:t>
-      </w:r>
-    </w:p>
-    <w:p>
-      <w:pPr>
-        <w:pStyle w:val="Bibliography"/>
-        <w:rPr>
-          <w:color w:val="000000"/>
-          <w:lang w:val="en-GB"/>
-        </w:rPr>
-      </w:pPr>
-      <w:r>
-        <w:rPr>
-          <w:color w:val="000000"/>
-          <w:lang w:val="en-GB"/>
-        </w:rPr>
-        <w:t xml:space="preserve">Warschauer, M., &amp; Healey, D. (1998). Computers and language learning: An overview. </w:t>
+        <w:t xml:space="preserve">, </w:t>
       </w:r>
       <w:r>
         <w:rPr>
@@ -12515,14 +13290,31 @@
           <w:color w:val="000000"/>
           <w:lang w:val="en-GB"/>
         </w:rPr>
-        <w:t>Language Teaching</w:t>
+        <w:t>12</w:t>
       </w:r>
       <w:r>
         <w:rPr>
           <w:color w:val="000000"/>
           <w:lang w:val="en-GB"/>
         </w:rPr>
-        <w:t xml:space="preserve">, </w:t>
+        <w:t>(1). https://www.talejournal.com/index.php/TJLE/article/view/175</w:t>
+      </w:r>
+    </w:p>
+    <w:p>
+      <w:pPr>
+        <w:pStyle w:val="Bibliography"/>
+        <w:rPr>
+          <w:color w:val="000000"/>
+          <w:lang w:val="en-GB"/>
+        </w:rPr>
+      </w:pPr>
+      <w:r>
+        <w:rPr>
+          <w:color w:val="000000"/>
+          <w:lang w:val="en-GB"/>
+        </w:rPr>
+        <w:lastRenderedPageBreak/>
+        <w:t xml:space="preserve">Richards, J. C., &amp; Rodgers, T. S. (2014). </w:t>
       </w:r>
       <w:r>
         <w:rPr>
@@ -12531,14 +13323,160 @@
           <w:color w:val="000000"/>
           <w:lang w:val="en-GB"/>
         </w:rPr>
-        <w:t>31</w:t>
+        <w:t>Approaches and Methods in Language Teaching</w:t>
       </w:r>
       <w:r>
         <w:rPr>
           <w:color w:val="000000"/>
           <w:lang w:val="en-GB"/>
         </w:rPr>
+        <w:t>. Cambridge University Press.</w:t>
+      </w:r>
+    </w:p>
+    <w:p>
+      <w:pPr>
+        <w:pStyle w:val="Bibliography"/>
+        <w:rPr>
+          <w:color w:val="000000"/>
+          <w:lang w:val="en-GB"/>
+        </w:rPr>
+      </w:pPr>
+      <w:r>
+        <w:rPr>
+          <w:color w:val="000000"/>
+          <w:lang w:val="en-GB"/>
+        </w:rPr>
+        <w:t xml:space="preserve">Shulman, L. (1987). Knowledge and </w:t>
+      </w:r>
+      <w:proofErr w:type="spellStart"/>
+      <w:proofErr w:type="gramStart"/>
+      <w:r>
+        <w:rPr>
+          <w:color w:val="000000"/>
+          <w:lang w:val="en-GB"/>
+        </w:rPr>
+        <w:t>Teaching:Foundations</w:t>
+      </w:r>
+      <w:proofErr w:type="spellEnd"/>
+      <w:proofErr w:type="gramEnd"/>
+      <w:r>
+        <w:rPr>
+          <w:color w:val="000000"/>
+          <w:lang w:val="en-GB"/>
+        </w:rPr>
+        <w:t xml:space="preserve"> of the New Reform. </w:t>
+      </w:r>
+      <w:r>
+        <w:rPr>
+          <w:i/>
+          <w:iCs/>
+          <w:color w:val="000000"/>
+          <w:lang w:val="en-GB"/>
+        </w:rPr>
+        <w:t>Harvard Educational Review</w:t>
+      </w:r>
+      <w:r>
+        <w:rPr>
+          <w:color w:val="000000"/>
+          <w:lang w:val="en-GB"/>
+        </w:rPr>
+        <w:t xml:space="preserve">, </w:t>
+      </w:r>
+      <w:r>
+        <w:rPr>
+          <w:i/>
+          <w:iCs/>
+          <w:color w:val="000000"/>
+          <w:lang w:val="en-GB"/>
+        </w:rPr>
+        <w:t>57</w:t>
+      </w:r>
+      <w:r>
+        <w:rPr>
+          <w:color w:val="000000"/>
+          <w:lang w:val="en-GB"/>
+        </w:rPr>
+        <w:t>(1), 1–23. https://doi.org/10.17763/haer.57.1.j463w79r56455411</w:t>
+      </w:r>
+    </w:p>
+    <w:p>
+      <w:pPr>
+        <w:pStyle w:val="Bibliography"/>
+        <w:rPr>
+          <w:color w:val="000000"/>
+          <w:lang w:val="en-GB"/>
+        </w:rPr>
+      </w:pPr>
+      <w:r>
+        <w:rPr>
+          <w:color w:val="000000"/>
+          <w:lang w:val="en-GB"/>
+        </w:rPr>
+        <w:t xml:space="preserve">Warschauer, M., &amp; Healey, D. (1998). Computers and language learning: An overview. </w:t>
+      </w:r>
+      <w:r>
+        <w:rPr>
+          <w:i/>
+          <w:iCs/>
+          <w:color w:val="000000"/>
+          <w:lang w:val="en-GB"/>
+        </w:rPr>
+        <w:t>Language Teaching</w:t>
+      </w:r>
+      <w:r>
+        <w:rPr>
+          <w:color w:val="000000"/>
+          <w:lang w:val="en-GB"/>
+        </w:rPr>
+        <w:t xml:space="preserve">, </w:t>
+      </w:r>
+      <w:r>
+        <w:rPr>
+          <w:i/>
+          <w:iCs/>
+          <w:color w:val="000000"/>
+          <w:lang w:val="en-GB"/>
+        </w:rPr>
+        <w:t>31</w:t>
+      </w:r>
+      <w:r>
+        <w:rPr>
+          <w:color w:val="000000"/>
+          <w:lang w:val="en-GB"/>
+        </w:rPr>
         <w:t>(2), 57–71. https://doi.org/10.1017/S0261444800012970</w:t>
+      </w:r>
+    </w:p>
+    <w:p>
+      <w:pPr>
+        <w:pStyle w:val="Bibliography"/>
+        <w:rPr>
+          <w:color w:val="000000"/>
+          <w:lang w:val="en-GB"/>
+        </w:rPr>
+      </w:pPr>
+      <w:r>
+        <w:rPr>
+          <w:color w:val="000000"/>
+          <w:lang w:val="en-GB"/>
+        </w:rPr>
+        <w:t xml:space="preserve">Woods, D. (1991, December). </w:t>
+      </w:r>
+      <w:r>
+        <w:rPr>
+          <w:i/>
+          <w:iCs/>
+          <w:color w:val="000000"/>
+          <w:lang w:val="en-GB"/>
+        </w:rPr>
+        <w:t>Teachers’ Interpretations of Second Language Teaching Curricula</w:t>
+      </w:r>
+      <w:r>
+        <w:rPr>
+          <w:color w:val="000000"/>
+          <w:lang w:val="en-GB"/>
+        </w:rPr>
+        <w:t>. RELC Journal. https://doi.org/10.1177/003368829102200201</w:t>
       </w:r>
     </w:p>
     <w:p>
@@ -12699,15 +13637,9 @@
       <w:pPr>
         <w:spacing w:line="259" w:lineRule="auto"/>
         <w:jc w:val="left"/>
-        <w:rPr>
-          <w:lang w:val="en-US"/>
-        </w:rPr>
-      </w:pPr>
-      <w:proofErr w:type="spellStart"/>
-      <w:r>
-        <w:rPr>
-          <w:lang w:val="en-US"/>
-        </w:rPr>
+      </w:pPr>
+      <w:proofErr w:type="spellStart"/>
+      <w:r>
         <w:t>Attolluntur</w:t>
       </w:r>
       <w:proofErr w:type="spellEnd"/>
@@ -12811,7 +13743,7 @@
     <w:p>
       <w:pPr>
         <w:sectPr>
-          <w:headerReference w:type="default" r:id="rId13"/>
+          <w:headerReference w:type="default" r:id="rId12"/>
           <w:pgSz w:w="11906" w:h="16838"/>
           <w:pgMar w:top="1417" w:right="1417" w:bottom="1417" w:left="1417" w:header="708" w:footer="708" w:gutter="0"/>
           <w:cols w:space="708"/>
@@ -12888,7 +13820,7 @@
           <w:sz w:val="24"/>
         </w:rPr>
         <w:sectPr>
-          <w:footerReference w:type="default" r:id="rId14"/>
+          <w:footerReference w:type="default" r:id="rId13"/>
           <w:pgSz w:w="11906" w:h="16838"/>
           <w:pgMar w:top="1417" w:right="1417" w:bottom="1417" w:left="1417" w:header="708" w:footer="708" w:gutter="0"/>
           <w:pgNumType w:start="1"/>
@@ -12967,8 +13899,8 @@
       </w:r>
     </w:p>
     <w:sectPr>
-      <w:headerReference w:type="default" r:id="rId15"/>
-      <w:footerReference w:type="default" r:id="rId16"/>
+      <w:headerReference w:type="default" r:id="rId14"/>
+      <w:footerReference w:type="default" r:id="rId15"/>
       <w:pgSz w:w="11906" w:h="16838"/>
       <w:pgMar w:top="1417" w:right="1417" w:bottom="1417" w:left="1417" w:header="708" w:footer="708" w:gutter="0"/>
       <w:cols w:space="708"/>
@@ -13881,6 +14813,277 @@
     </w:lvl>
   </w:abstractNum>
   <w:abstractNum w:abstractNumId="3" w15:restartNumberingAfterBreak="0">
+    <w:nsid w:val="2A414C28"/>
+    <w:multiLevelType w:val="multilevel"/>
+    <w:tmpl w:val="9B6627B0"/>
+    <w:lvl w:ilvl="0">
+      <w:start w:val="1"/>
+      <w:numFmt w:val="bullet"/>
+      <w:lvlText w:val=""/>
+      <w:lvlJc w:val="left"/>
+      <w:pPr>
+        <w:tabs>
+          <w:tab w:val="num" w:pos="720"/>
+        </w:tabs>
+        <w:ind w:left="720" w:hanging="360"/>
+      </w:pPr>
+      <w:rPr>
+        <w:rFonts w:ascii="Symbol" w:hAnsi="Symbol" w:hint="default"/>
+        <w:sz w:val="20"/>
+      </w:rPr>
+    </w:lvl>
+    <w:lvl w:ilvl="1" w:tentative="1">
+      <w:start w:val="1"/>
+      <w:numFmt w:val="bullet"/>
+      <w:lvlText w:val="o"/>
+      <w:lvlJc w:val="left"/>
+      <w:pPr>
+        <w:tabs>
+          <w:tab w:val="num" w:pos="1440"/>
+        </w:tabs>
+        <w:ind w:left="1440" w:hanging="360"/>
+      </w:pPr>
+      <w:rPr>
+        <w:rFonts w:ascii="Courier New" w:hAnsi="Courier New" w:hint="default"/>
+        <w:sz w:val="20"/>
+      </w:rPr>
+    </w:lvl>
+    <w:lvl w:ilvl="2" w:tentative="1">
+      <w:start w:val="1"/>
+      <w:numFmt w:val="bullet"/>
+      <w:lvlText w:val=""/>
+      <w:lvlJc w:val="left"/>
+      <w:pPr>
+        <w:tabs>
+          <w:tab w:val="num" w:pos="2160"/>
+        </w:tabs>
+        <w:ind w:left="2160" w:hanging="360"/>
+      </w:pPr>
+      <w:rPr>
+        <w:rFonts w:ascii="Wingdings" w:hAnsi="Wingdings" w:hint="default"/>
+        <w:sz w:val="20"/>
+      </w:rPr>
+    </w:lvl>
+    <w:lvl w:ilvl="3" w:tentative="1">
+      <w:start w:val="1"/>
+      <w:numFmt w:val="bullet"/>
+      <w:lvlText w:val=""/>
+      <w:lvlJc w:val="left"/>
+      <w:pPr>
+        <w:tabs>
+          <w:tab w:val="num" w:pos="2880"/>
+        </w:tabs>
+        <w:ind w:left="2880" w:hanging="360"/>
+      </w:pPr>
+      <w:rPr>
+        <w:rFonts w:ascii="Wingdings" w:hAnsi="Wingdings" w:hint="default"/>
+        <w:sz w:val="20"/>
+      </w:rPr>
+    </w:lvl>
+    <w:lvl w:ilvl="4" w:tentative="1">
+      <w:start w:val="1"/>
+      <w:numFmt w:val="bullet"/>
+      <w:lvlText w:val=""/>
+      <w:lvlJc w:val="left"/>
+      <w:pPr>
+        <w:tabs>
+          <w:tab w:val="num" w:pos="3600"/>
+        </w:tabs>
+        <w:ind w:left="3600" w:hanging="360"/>
+      </w:pPr>
+      <w:rPr>
+        <w:rFonts w:ascii="Wingdings" w:hAnsi="Wingdings" w:hint="default"/>
+        <w:sz w:val="20"/>
+      </w:rPr>
+    </w:lvl>
+    <w:lvl w:ilvl="5" w:tentative="1">
+      <w:start w:val="1"/>
+      <w:numFmt w:val="bullet"/>
+      <w:lvlText w:val=""/>
+      <w:lvlJc w:val="left"/>
+      <w:pPr>
+        <w:tabs>
+          <w:tab w:val="num" w:pos="4320"/>
+        </w:tabs>
+        <w:ind w:left="4320" w:hanging="360"/>
+      </w:pPr>
+      <w:rPr>
+        <w:rFonts w:ascii="Wingdings" w:hAnsi="Wingdings" w:hint="default"/>
+        <w:sz w:val="20"/>
+      </w:rPr>
+    </w:lvl>
+    <w:lvl w:ilvl="6" w:tentative="1">
+      <w:start w:val="1"/>
+      <w:numFmt w:val="bullet"/>
+      <w:lvlText w:val=""/>
+      <w:lvlJc w:val="left"/>
+      <w:pPr>
+        <w:tabs>
+          <w:tab w:val="num" w:pos="5040"/>
+        </w:tabs>
+        <w:ind w:left="5040" w:hanging="360"/>
+      </w:pPr>
+      <w:rPr>
+        <w:rFonts w:ascii="Wingdings" w:hAnsi="Wingdings" w:hint="default"/>
+        <w:sz w:val="20"/>
+      </w:rPr>
+    </w:lvl>
+    <w:lvl w:ilvl="7" w:tentative="1">
+      <w:start w:val="1"/>
+      <w:numFmt w:val="bullet"/>
+      <w:lvlText w:val=""/>
+      <w:lvlJc w:val="left"/>
+      <w:pPr>
+        <w:tabs>
+          <w:tab w:val="num" w:pos="5760"/>
+        </w:tabs>
+        <w:ind w:left="5760" w:hanging="360"/>
+      </w:pPr>
+      <w:rPr>
+        <w:rFonts w:ascii="Wingdings" w:hAnsi="Wingdings" w:hint="default"/>
+        <w:sz w:val="20"/>
+      </w:rPr>
+    </w:lvl>
+    <w:lvl w:ilvl="8" w:tentative="1">
+      <w:start w:val="1"/>
+      <w:numFmt w:val="bullet"/>
+      <w:lvlText w:val=""/>
+      <w:lvlJc w:val="left"/>
+      <w:pPr>
+        <w:tabs>
+          <w:tab w:val="num" w:pos="6480"/>
+        </w:tabs>
+        <w:ind w:left="6480" w:hanging="360"/>
+      </w:pPr>
+      <w:rPr>
+        <w:rFonts w:ascii="Wingdings" w:hAnsi="Wingdings" w:hint="default"/>
+        <w:sz w:val="20"/>
+      </w:rPr>
+    </w:lvl>
+  </w:abstractNum>
+  <w:abstractNum w:abstractNumId="4" w15:restartNumberingAfterBreak="0">
+    <w:nsid w:val="2D723CA5"/>
+    <w:multiLevelType w:val="multilevel"/>
+    <w:tmpl w:val="D918213C"/>
+    <w:lvl w:ilvl="0">
+      <w:start w:val="1"/>
+      <w:numFmt w:val="decimal"/>
+      <w:lvlText w:val="%1."/>
+      <w:lvlJc w:val="left"/>
+      <w:pPr>
+        <w:ind w:left="720" w:hanging="360"/>
+      </w:pPr>
+      <w:rPr>
+        <w:rFonts w:eastAsiaTheme="majorEastAsia" w:cstheme="majorBidi" w:hint="default"/>
+        <w:sz w:val="36"/>
+      </w:rPr>
+    </w:lvl>
+    <w:lvl w:ilvl="1">
+      <w:start w:val="1"/>
+      <w:numFmt w:val="decimal"/>
+      <w:isLgl/>
+      <w:lvlText w:val="%1.%2"/>
+      <w:lvlJc w:val="left"/>
+      <w:pPr>
+        <w:ind w:left="946" w:hanging="520"/>
+      </w:pPr>
+      <w:rPr>
+        <w:rFonts w:hint="default"/>
+      </w:rPr>
+    </w:lvl>
+    <w:lvl w:ilvl="2">
+      <w:start w:val="1"/>
+      <w:numFmt w:val="decimal"/>
+      <w:isLgl/>
+      <w:lvlText w:val="%1.%2.%3"/>
+      <w:lvlJc w:val="left"/>
+      <w:pPr>
+        <w:ind w:left="1080" w:hanging="720"/>
+      </w:pPr>
+      <w:rPr>
+        <w:rFonts w:hint="default"/>
+      </w:rPr>
+    </w:lvl>
+    <w:lvl w:ilvl="3">
+      <w:start w:val="1"/>
+      <w:numFmt w:val="decimal"/>
+      <w:isLgl/>
+      <w:lvlText w:val="%1.%2.%3.%4"/>
+      <w:lvlJc w:val="left"/>
+      <w:pPr>
+        <w:ind w:left="1080" w:hanging="720"/>
+      </w:pPr>
+      <w:rPr>
+        <w:rFonts w:hint="default"/>
+      </w:rPr>
+    </w:lvl>
+    <w:lvl w:ilvl="4">
+      <w:start w:val="1"/>
+      <w:numFmt w:val="decimal"/>
+      <w:isLgl/>
+      <w:lvlText w:val="%1.%2.%3.%4.%5"/>
+      <w:lvlJc w:val="left"/>
+      <w:pPr>
+        <w:ind w:left="1440" w:hanging="1080"/>
+      </w:pPr>
+      <w:rPr>
+        <w:rFonts w:hint="default"/>
+      </w:rPr>
+    </w:lvl>
+    <w:lvl w:ilvl="5">
+      <w:start w:val="1"/>
+      <w:numFmt w:val="decimal"/>
+      <w:isLgl/>
+      <w:lvlText w:val="%1.%2.%3.%4.%5.%6"/>
+      <w:lvlJc w:val="left"/>
+      <w:pPr>
+        <w:ind w:left="1440" w:hanging="1080"/>
+      </w:pPr>
+      <w:rPr>
+        <w:rFonts w:hint="default"/>
+      </w:rPr>
+    </w:lvl>
+    <w:lvl w:ilvl="6">
+      <w:start w:val="1"/>
+      <w:numFmt w:val="decimal"/>
+      <w:isLgl/>
+      <w:lvlText w:val="%1.%2.%3.%4.%5.%6.%7"/>
+      <w:lvlJc w:val="left"/>
+      <w:pPr>
+        <w:ind w:left="1800" w:hanging="1440"/>
+      </w:pPr>
+      <w:rPr>
+        <w:rFonts w:hint="default"/>
+      </w:rPr>
+    </w:lvl>
+    <w:lvl w:ilvl="7">
+      <w:start w:val="1"/>
+      <w:numFmt w:val="decimal"/>
+      <w:isLgl/>
+      <w:lvlText w:val="%1.%2.%3.%4.%5.%6.%7.%8"/>
+      <w:lvlJc w:val="left"/>
+      <w:pPr>
+        <w:ind w:left="1800" w:hanging="1440"/>
+      </w:pPr>
+      <w:rPr>
+        <w:rFonts w:hint="default"/>
+      </w:rPr>
+    </w:lvl>
+    <w:lvl w:ilvl="8">
+      <w:start w:val="1"/>
+      <w:numFmt w:val="decimal"/>
+      <w:isLgl/>
+      <w:lvlText w:val="%1.%2.%3.%4.%5.%6.%7.%8.%9"/>
+      <w:lvlJc w:val="left"/>
+      <w:pPr>
+        <w:ind w:left="1800" w:hanging="1440"/>
+      </w:pPr>
+      <w:rPr>
+        <w:rFonts w:hint="default"/>
+      </w:rPr>
+    </w:lvl>
+  </w:abstractNum>
+  <w:abstractNum w:abstractNumId="5" w15:restartNumberingAfterBreak="0">
     <w:nsid w:val="46A607E6"/>
     <w:multiLevelType w:val="hybridMultilevel"/>
     <w:tmpl w:val="135059C2"/>
@@ -13970,7 +15173,7 @@
       </w:pPr>
     </w:lvl>
   </w:abstractNum>
-  <w:abstractNum w:abstractNumId="4" w15:restartNumberingAfterBreak="0">
+  <w:abstractNum w:abstractNumId="6" w15:restartNumberingAfterBreak="0">
     <w:nsid w:val="60893A48"/>
     <w:multiLevelType w:val="multilevel"/>
     <w:tmpl w:val="5C942294"/>
@@ -14081,6 +15284,453 @@
         </w:tabs>
         <w:ind w:left="6480" w:hanging="360"/>
       </w:pPr>
+    </w:lvl>
+  </w:abstractNum>
+  <w:abstractNum w:abstractNumId="7" w15:restartNumberingAfterBreak="0">
+    <w:nsid w:val="79C13CBB"/>
+    <w:multiLevelType w:val="multilevel"/>
+    <w:tmpl w:val="2CBA604A"/>
+    <w:lvl w:ilvl="0">
+      <w:start w:val="1"/>
+      <w:numFmt w:val="bullet"/>
+      <w:lvlText w:val=""/>
+      <w:lvlJc w:val="left"/>
+      <w:pPr>
+        <w:tabs>
+          <w:tab w:val="num" w:pos="720"/>
+        </w:tabs>
+        <w:ind w:left="720" w:hanging="360"/>
+      </w:pPr>
+      <w:rPr>
+        <w:rFonts w:ascii="Symbol" w:hAnsi="Symbol" w:hint="default"/>
+        <w:sz w:val="20"/>
+      </w:rPr>
+    </w:lvl>
+    <w:lvl w:ilvl="1" w:tentative="1">
+      <w:start w:val="1"/>
+      <w:numFmt w:val="bullet"/>
+      <w:lvlText w:val="o"/>
+      <w:lvlJc w:val="left"/>
+      <w:pPr>
+        <w:tabs>
+          <w:tab w:val="num" w:pos="1440"/>
+        </w:tabs>
+        <w:ind w:left="1440" w:hanging="360"/>
+      </w:pPr>
+      <w:rPr>
+        <w:rFonts w:ascii="Courier New" w:hAnsi="Courier New" w:hint="default"/>
+        <w:sz w:val="20"/>
+      </w:rPr>
+    </w:lvl>
+    <w:lvl w:ilvl="2" w:tentative="1">
+      <w:start w:val="1"/>
+      <w:numFmt w:val="bullet"/>
+      <w:lvlText w:val=""/>
+      <w:lvlJc w:val="left"/>
+      <w:pPr>
+        <w:tabs>
+          <w:tab w:val="num" w:pos="2160"/>
+        </w:tabs>
+        <w:ind w:left="2160" w:hanging="360"/>
+      </w:pPr>
+      <w:rPr>
+        <w:rFonts w:ascii="Wingdings" w:hAnsi="Wingdings" w:hint="default"/>
+        <w:sz w:val="20"/>
+      </w:rPr>
+    </w:lvl>
+    <w:lvl w:ilvl="3" w:tentative="1">
+      <w:start w:val="1"/>
+      <w:numFmt w:val="bullet"/>
+      <w:lvlText w:val=""/>
+      <w:lvlJc w:val="left"/>
+      <w:pPr>
+        <w:tabs>
+          <w:tab w:val="num" w:pos="2880"/>
+        </w:tabs>
+        <w:ind w:left="2880" w:hanging="360"/>
+      </w:pPr>
+      <w:rPr>
+        <w:rFonts w:ascii="Wingdings" w:hAnsi="Wingdings" w:hint="default"/>
+        <w:sz w:val="20"/>
+      </w:rPr>
+    </w:lvl>
+    <w:lvl w:ilvl="4" w:tentative="1">
+      <w:start w:val="1"/>
+      <w:numFmt w:val="bullet"/>
+      <w:lvlText w:val=""/>
+      <w:lvlJc w:val="left"/>
+      <w:pPr>
+        <w:tabs>
+          <w:tab w:val="num" w:pos="3600"/>
+        </w:tabs>
+        <w:ind w:left="3600" w:hanging="360"/>
+      </w:pPr>
+      <w:rPr>
+        <w:rFonts w:ascii="Wingdings" w:hAnsi="Wingdings" w:hint="default"/>
+        <w:sz w:val="20"/>
+      </w:rPr>
+    </w:lvl>
+    <w:lvl w:ilvl="5" w:tentative="1">
+      <w:start w:val="1"/>
+      <w:numFmt w:val="bullet"/>
+      <w:lvlText w:val=""/>
+      <w:lvlJc w:val="left"/>
+      <w:pPr>
+        <w:tabs>
+          <w:tab w:val="num" w:pos="4320"/>
+        </w:tabs>
+        <w:ind w:left="4320" w:hanging="360"/>
+      </w:pPr>
+      <w:rPr>
+        <w:rFonts w:ascii="Wingdings" w:hAnsi="Wingdings" w:hint="default"/>
+        <w:sz w:val="20"/>
+      </w:rPr>
+    </w:lvl>
+    <w:lvl w:ilvl="6" w:tentative="1">
+      <w:start w:val="1"/>
+      <w:numFmt w:val="bullet"/>
+      <w:lvlText w:val=""/>
+      <w:lvlJc w:val="left"/>
+      <w:pPr>
+        <w:tabs>
+          <w:tab w:val="num" w:pos="5040"/>
+        </w:tabs>
+        <w:ind w:left="5040" w:hanging="360"/>
+      </w:pPr>
+      <w:rPr>
+        <w:rFonts w:ascii="Wingdings" w:hAnsi="Wingdings" w:hint="default"/>
+        <w:sz w:val="20"/>
+      </w:rPr>
+    </w:lvl>
+    <w:lvl w:ilvl="7" w:tentative="1">
+      <w:start w:val="1"/>
+      <w:numFmt w:val="bullet"/>
+      <w:lvlText w:val=""/>
+      <w:lvlJc w:val="left"/>
+      <w:pPr>
+        <w:tabs>
+          <w:tab w:val="num" w:pos="5760"/>
+        </w:tabs>
+        <w:ind w:left="5760" w:hanging="360"/>
+      </w:pPr>
+      <w:rPr>
+        <w:rFonts w:ascii="Wingdings" w:hAnsi="Wingdings" w:hint="default"/>
+        <w:sz w:val="20"/>
+      </w:rPr>
+    </w:lvl>
+    <w:lvl w:ilvl="8" w:tentative="1">
+      <w:start w:val="1"/>
+      <w:numFmt w:val="bullet"/>
+      <w:lvlText w:val=""/>
+      <w:lvlJc w:val="left"/>
+      <w:pPr>
+        <w:tabs>
+          <w:tab w:val="num" w:pos="6480"/>
+        </w:tabs>
+        <w:ind w:left="6480" w:hanging="360"/>
+      </w:pPr>
+      <w:rPr>
+        <w:rFonts w:ascii="Wingdings" w:hAnsi="Wingdings" w:hint="default"/>
+        <w:sz w:val="20"/>
+      </w:rPr>
+    </w:lvl>
+  </w:abstractNum>
+  <w:abstractNum w:abstractNumId="8" w15:restartNumberingAfterBreak="0">
+    <w:nsid w:val="7CB03DF9"/>
+    <w:multiLevelType w:val="multilevel"/>
+    <w:tmpl w:val="72386C7E"/>
+    <w:lvl w:ilvl="0">
+      <w:start w:val="1"/>
+      <w:numFmt w:val="bullet"/>
+      <w:lvlText w:val=""/>
+      <w:lvlJc w:val="left"/>
+      <w:pPr>
+        <w:tabs>
+          <w:tab w:val="num" w:pos="720"/>
+        </w:tabs>
+        <w:ind w:left="720" w:hanging="360"/>
+      </w:pPr>
+      <w:rPr>
+        <w:rFonts w:ascii="Symbol" w:hAnsi="Symbol" w:hint="default"/>
+        <w:sz w:val="20"/>
+      </w:rPr>
+    </w:lvl>
+    <w:lvl w:ilvl="1" w:tentative="1">
+      <w:start w:val="1"/>
+      <w:numFmt w:val="bullet"/>
+      <w:lvlText w:val="o"/>
+      <w:lvlJc w:val="left"/>
+      <w:pPr>
+        <w:tabs>
+          <w:tab w:val="num" w:pos="1440"/>
+        </w:tabs>
+        <w:ind w:left="1440" w:hanging="360"/>
+      </w:pPr>
+      <w:rPr>
+        <w:rFonts w:ascii="Courier New" w:hAnsi="Courier New" w:hint="default"/>
+        <w:sz w:val="20"/>
+      </w:rPr>
+    </w:lvl>
+    <w:lvl w:ilvl="2" w:tentative="1">
+      <w:start w:val="1"/>
+      <w:numFmt w:val="bullet"/>
+      <w:lvlText w:val=""/>
+      <w:lvlJc w:val="left"/>
+      <w:pPr>
+        <w:tabs>
+          <w:tab w:val="num" w:pos="2160"/>
+        </w:tabs>
+        <w:ind w:left="2160" w:hanging="360"/>
+      </w:pPr>
+      <w:rPr>
+        <w:rFonts w:ascii="Wingdings" w:hAnsi="Wingdings" w:hint="default"/>
+        <w:sz w:val="20"/>
+      </w:rPr>
+    </w:lvl>
+    <w:lvl w:ilvl="3" w:tentative="1">
+      <w:start w:val="1"/>
+      <w:numFmt w:val="bullet"/>
+      <w:lvlText w:val=""/>
+      <w:lvlJc w:val="left"/>
+      <w:pPr>
+        <w:tabs>
+          <w:tab w:val="num" w:pos="2880"/>
+        </w:tabs>
+        <w:ind w:left="2880" w:hanging="360"/>
+      </w:pPr>
+      <w:rPr>
+        <w:rFonts w:ascii="Wingdings" w:hAnsi="Wingdings" w:hint="default"/>
+        <w:sz w:val="20"/>
+      </w:rPr>
+    </w:lvl>
+    <w:lvl w:ilvl="4" w:tentative="1">
+      <w:start w:val="1"/>
+      <w:numFmt w:val="bullet"/>
+      <w:lvlText w:val=""/>
+      <w:lvlJc w:val="left"/>
+      <w:pPr>
+        <w:tabs>
+          <w:tab w:val="num" w:pos="3600"/>
+        </w:tabs>
+        <w:ind w:left="3600" w:hanging="360"/>
+      </w:pPr>
+      <w:rPr>
+        <w:rFonts w:ascii="Wingdings" w:hAnsi="Wingdings" w:hint="default"/>
+        <w:sz w:val="20"/>
+      </w:rPr>
+    </w:lvl>
+    <w:lvl w:ilvl="5" w:tentative="1">
+      <w:start w:val="1"/>
+      <w:numFmt w:val="bullet"/>
+      <w:lvlText w:val=""/>
+      <w:lvlJc w:val="left"/>
+      <w:pPr>
+        <w:tabs>
+          <w:tab w:val="num" w:pos="4320"/>
+        </w:tabs>
+        <w:ind w:left="4320" w:hanging="360"/>
+      </w:pPr>
+      <w:rPr>
+        <w:rFonts w:ascii="Wingdings" w:hAnsi="Wingdings" w:hint="default"/>
+        <w:sz w:val="20"/>
+      </w:rPr>
+    </w:lvl>
+    <w:lvl w:ilvl="6" w:tentative="1">
+      <w:start w:val="1"/>
+      <w:numFmt w:val="bullet"/>
+      <w:lvlText w:val=""/>
+      <w:lvlJc w:val="left"/>
+      <w:pPr>
+        <w:tabs>
+          <w:tab w:val="num" w:pos="5040"/>
+        </w:tabs>
+        <w:ind w:left="5040" w:hanging="360"/>
+      </w:pPr>
+      <w:rPr>
+        <w:rFonts w:ascii="Wingdings" w:hAnsi="Wingdings" w:hint="default"/>
+        <w:sz w:val="20"/>
+      </w:rPr>
+    </w:lvl>
+    <w:lvl w:ilvl="7" w:tentative="1">
+      <w:start w:val="1"/>
+      <w:numFmt w:val="bullet"/>
+      <w:lvlText w:val=""/>
+      <w:lvlJc w:val="left"/>
+      <w:pPr>
+        <w:tabs>
+          <w:tab w:val="num" w:pos="5760"/>
+        </w:tabs>
+        <w:ind w:left="5760" w:hanging="360"/>
+      </w:pPr>
+      <w:rPr>
+        <w:rFonts w:ascii="Wingdings" w:hAnsi="Wingdings" w:hint="default"/>
+        <w:sz w:val="20"/>
+      </w:rPr>
+    </w:lvl>
+    <w:lvl w:ilvl="8" w:tentative="1">
+      <w:start w:val="1"/>
+      <w:numFmt w:val="bullet"/>
+      <w:lvlText w:val=""/>
+      <w:lvlJc w:val="left"/>
+      <w:pPr>
+        <w:tabs>
+          <w:tab w:val="num" w:pos="6480"/>
+        </w:tabs>
+        <w:ind w:left="6480" w:hanging="360"/>
+      </w:pPr>
+      <w:rPr>
+        <w:rFonts w:ascii="Wingdings" w:hAnsi="Wingdings" w:hint="default"/>
+        <w:sz w:val="20"/>
+      </w:rPr>
+    </w:lvl>
+  </w:abstractNum>
+  <w:abstractNum w:abstractNumId="9" w15:restartNumberingAfterBreak="0">
+    <w:nsid w:val="7DC300AF"/>
+    <w:multiLevelType w:val="multilevel"/>
+    <w:tmpl w:val="BF605950"/>
+    <w:lvl w:ilvl="0">
+      <w:start w:val="1"/>
+      <w:numFmt w:val="bullet"/>
+      <w:lvlText w:val=""/>
+      <w:lvlJc w:val="left"/>
+      <w:pPr>
+        <w:tabs>
+          <w:tab w:val="num" w:pos="720"/>
+        </w:tabs>
+        <w:ind w:left="720" w:hanging="360"/>
+      </w:pPr>
+      <w:rPr>
+        <w:rFonts w:ascii="Symbol" w:hAnsi="Symbol" w:hint="default"/>
+        <w:sz w:val="20"/>
+      </w:rPr>
+    </w:lvl>
+    <w:lvl w:ilvl="1" w:tentative="1">
+      <w:start w:val="1"/>
+      <w:numFmt w:val="bullet"/>
+      <w:lvlText w:val="o"/>
+      <w:lvlJc w:val="left"/>
+      <w:pPr>
+        <w:tabs>
+          <w:tab w:val="num" w:pos="1440"/>
+        </w:tabs>
+        <w:ind w:left="1440" w:hanging="360"/>
+      </w:pPr>
+      <w:rPr>
+        <w:rFonts w:ascii="Courier New" w:hAnsi="Courier New" w:hint="default"/>
+        <w:sz w:val="20"/>
+      </w:rPr>
+    </w:lvl>
+    <w:lvl w:ilvl="2" w:tentative="1">
+      <w:start w:val="1"/>
+      <w:numFmt w:val="bullet"/>
+      <w:lvlText w:val=""/>
+      <w:lvlJc w:val="left"/>
+      <w:pPr>
+        <w:tabs>
+          <w:tab w:val="num" w:pos="2160"/>
+        </w:tabs>
+        <w:ind w:left="2160" w:hanging="360"/>
+      </w:pPr>
+      <w:rPr>
+        <w:rFonts w:ascii="Wingdings" w:hAnsi="Wingdings" w:hint="default"/>
+        <w:sz w:val="20"/>
+      </w:rPr>
+    </w:lvl>
+    <w:lvl w:ilvl="3" w:tentative="1">
+      <w:start w:val="1"/>
+      <w:numFmt w:val="bullet"/>
+      <w:lvlText w:val=""/>
+      <w:lvlJc w:val="left"/>
+      <w:pPr>
+        <w:tabs>
+          <w:tab w:val="num" w:pos="2880"/>
+        </w:tabs>
+        <w:ind w:left="2880" w:hanging="360"/>
+      </w:pPr>
+      <w:rPr>
+        <w:rFonts w:ascii="Wingdings" w:hAnsi="Wingdings" w:hint="default"/>
+        <w:sz w:val="20"/>
+      </w:rPr>
+    </w:lvl>
+    <w:lvl w:ilvl="4" w:tentative="1">
+      <w:start w:val="1"/>
+      <w:numFmt w:val="bullet"/>
+      <w:lvlText w:val=""/>
+      <w:lvlJc w:val="left"/>
+      <w:pPr>
+        <w:tabs>
+          <w:tab w:val="num" w:pos="3600"/>
+        </w:tabs>
+        <w:ind w:left="3600" w:hanging="360"/>
+      </w:pPr>
+      <w:rPr>
+        <w:rFonts w:ascii="Wingdings" w:hAnsi="Wingdings" w:hint="default"/>
+        <w:sz w:val="20"/>
+      </w:rPr>
+    </w:lvl>
+    <w:lvl w:ilvl="5" w:tentative="1">
+      <w:start w:val="1"/>
+      <w:numFmt w:val="bullet"/>
+      <w:lvlText w:val=""/>
+      <w:lvlJc w:val="left"/>
+      <w:pPr>
+        <w:tabs>
+          <w:tab w:val="num" w:pos="4320"/>
+        </w:tabs>
+        <w:ind w:left="4320" w:hanging="360"/>
+      </w:pPr>
+      <w:rPr>
+        <w:rFonts w:ascii="Wingdings" w:hAnsi="Wingdings" w:hint="default"/>
+        <w:sz w:val="20"/>
+      </w:rPr>
+    </w:lvl>
+    <w:lvl w:ilvl="6" w:tentative="1">
+      <w:start w:val="1"/>
+      <w:numFmt w:val="bullet"/>
+      <w:lvlText w:val=""/>
+      <w:lvlJc w:val="left"/>
+      <w:pPr>
+        <w:tabs>
+          <w:tab w:val="num" w:pos="5040"/>
+        </w:tabs>
+        <w:ind w:left="5040" w:hanging="360"/>
+      </w:pPr>
+      <w:rPr>
+        <w:rFonts w:ascii="Wingdings" w:hAnsi="Wingdings" w:hint="default"/>
+        <w:sz w:val="20"/>
+      </w:rPr>
+    </w:lvl>
+    <w:lvl w:ilvl="7" w:tentative="1">
+      <w:start w:val="1"/>
+      <w:numFmt w:val="bullet"/>
+      <w:lvlText w:val=""/>
+      <w:lvlJc w:val="left"/>
+      <w:pPr>
+        <w:tabs>
+          <w:tab w:val="num" w:pos="5760"/>
+        </w:tabs>
+        <w:ind w:left="5760" w:hanging="360"/>
+      </w:pPr>
+      <w:rPr>
+        <w:rFonts w:ascii="Wingdings" w:hAnsi="Wingdings" w:hint="default"/>
+        <w:sz w:val="20"/>
+      </w:rPr>
+    </w:lvl>
+    <w:lvl w:ilvl="8" w:tentative="1">
+      <w:start w:val="1"/>
+      <w:numFmt w:val="bullet"/>
+      <w:lvlText w:val=""/>
+      <w:lvlJc w:val="left"/>
+      <w:pPr>
+        <w:tabs>
+          <w:tab w:val="num" w:pos="6480"/>
+        </w:tabs>
+        <w:ind w:left="6480" w:hanging="360"/>
+      </w:pPr>
+      <w:rPr>
+        <w:rFonts w:ascii="Wingdings" w:hAnsi="Wingdings" w:hint="default"/>
+        <w:sz w:val="20"/>
+      </w:rPr>
     </w:lvl>
   </w:abstractNum>
   <w:num w:numId="1" w16cid:durableId="865361775">
@@ -14090,22 +15740,22 @@
     <w:abstractNumId w:val="0"/>
   </w:num>
   <w:num w:numId="3" w16cid:durableId="179272190">
-    <w:abstractNumId w:val="3"/>
+    <w:abstractNumId w:val="5"/>
   </w:num>
   <w:num w:numId="4" w16cid:durableId="1726951559">
     <w:abstractNumId w:val="0"/>
   </w:num>
   <w:num w:numId="5" w16cid:durableId="222564225">
-    <w:abstractNumId w:val="3"/>
+    <w:abstractNumId w:val="5"/>
   </w:num>
   <w:num w:numId="6" w16cid:durableId="1607932179">
-    <w:abstractNumId w:val="3"/>
+    <w:abstractNumId w:val="5"/>
   </w:num>
   <w:num w:numId="7" w16cid:durableId="1342976328">
     <w:abstractNumId w:val="0"/>
   </w:num>
   <w:num w:numId="8" w16cid:durableId="1238787394">
-    <w:abstractNumId w:val="3"/>
+    <w:abstractNumId w:val="5"/>
   </w:num>
   <w:num w:numId="9" w16cid:durableId="42946975">
     <w:abstractNumId w:val="0"/>
@@ -14120,7 +15770,7 @@
     <w:abstractNumId w:val="2"/>
   </w:num>
   <w:num w:numId="13" w16cid:durableId="667098620">
-    <w:abstractNumId w:val="4"/>
+    <w:abstractNumId w:val="6"/>
     <w:lvlOverride w:ilvl="0">
       <w:lvl w:ilvl="0">
         <w:numFmt w:val="decimal"/>
@@ -14128,6 +15778,21 @@
         <w:lvlJc w:val="left"/>
       </w:lvl>
     </w:lvlOverride>
+  </w:num>
+  <w:num w:numId="14" w16cid:durableId="823549384">
+    <w:abstractNumId w:val="4"/>
+  </w:num>
+  <w:num w:numId="15" w16cid:durableId="1621296706">
+    <w:abstractNumId w:val="9"/>
+  </w:num>
+  <w:num w:numId="16" w16cid:durableId="69473505">
+    <w:abstractNumId w:val="3"/>
+  </w:num>
+  <w:num w:numId="17" w16cid:durableId="1101879510">
+    <w:abstractNumId w:val="7"/>
+  </w:num>
+  <w:num w:numId="18" w16cid:durableId="1151560571">
+    <w:abstractNumId w:val="8"/>
   </w:num>
 </w:numbering>
 </file>
@@ -15431,6 +17096,24 @@
       <w:ind w:left="720" w:hanging="720"/>
     </w:pPr>
   </w:style>
+  <w:style w:type="paragraph" w:styleId="NormalWeb">
+    <w:name w:val="Normal (Web)"/>
+    <w:basedOn w:val="Normal"/>
+    <w:uiPriority w:val="99"/>
+    <w:semiHidden/>
+    <w:unhideWhenUsed/>
+    <w:rsid w:val="00715F9C"/>
+    <w:pPr>
+      <w:spacing w:before="100" w:beforeAutospacing="1" w:after="100" w:afterAutospacing="1" w:line="240" w:lineRule="auto"/>
+      <w:jc w:val="left"/>
+    </w:pPr>
+    <w:rPr>
+      <w:rFonts w:ascii="Times New Roman" w:eastAsia="Times New Roman" w:hAnsi="Times New Roman" w:cs="Times New Roman"/>
+      <w:sz w:val="24"/>
+      <w:szCs w:val="24"/>
+      <w:lang w:val="en-FR" w:eastAsia="en-GB"/>
+    </w:rPr>
+  </w:style>
 </w:styles>
 </file>
 

--- a/my_report/Thesis_Report_English.docx
+++ b/my_report/Thesis_Report_English.docx
@@ -174,7 +174,7 @@
                                     <pic:cNvPicPr/>
                                   </pic:nvPicPr>
                                   <pic:blipFill>
-                                    <a:blip r:embed="rId8">
+                                    <a:blip r:embed="rId9">
                                       <a:extLst>
                                         <a:ext uri="{28A0092B-C50C-407E-A947-70E740481C1C}">
                                           <a14:useLocalDpi xmlns:a14="http://schemas.microsoft.com/office/drawing/2010/main" val="0"/>
@@ -238,7 +238,7 @@
                     <pic:cNvPicPr/>
                   </pic:nvPicPr>
                   <pic:blipFill>
-                    <a:blip r:embed="rId9" cstate="print">
+                    <a:blip r:embed="rId10" cstate="print">
                       <a:extLst>
                         <a:ext uri="{28A0092B-C50C-407E-A947-70E740481C1C}">
                           <a14:useLocalDpi xmlns:a14="http://schemas.microsoft.com/office/drawing/2010/main" val="0"/>
@@ -608,7 +608,7 @@
           <w:b/>
         </w:rPr>
         <w:sectPr>
-          <w:headerReference w:type="default" r:id="rId10"/>
+          <w:headerReference w:type="default" r:id="rId11"/>
           <w:pgSz w:w="11906" w:h="16838"/>
           <w:pgMar w:top="1417" w:right="1417" w:bottom="1417" w:left="1417" w:header="708" w:footer="708" w:gutter="0"/>
           <w:cols w:space="708"/>
@@ -738,7 +738,7 @@
       <w:pPr>
         <w:pStyle w:val="Title"/>
       </w:pPr>
-      <w:bookmarkStart w:id="5" w:name="_Toc229755632"/>
+      <w:bookmarkStart w:id="5" w:name="_Toc230716916"/>
       <w:r>
         <w:lastRenderedPageBreak/>
         <w:t>Résumé</w:t>
@@ -1940,7 +1940,7 @@
       <w:bookmarkStart w:id="6" w:name="_Toc169622387"/>
       <w:bookmarkStart w:id="7" w:name="_Toc169622573"/>
       <w:bookmarkStart w:id="8" w:name="_Toc218677501"/>
-      <w:bookmarkStart w:id="9" w:name="_Toc229755633"/>
+      <w:bookmarkStart w:id="9" w:name="_Toc230716917"/>
       <w:r>
         <w:lastRenderedPageBreak/>
         <w:t>M</w:t>
@@ -2224,7 +2224,7 @@
       <w:bookmarkStart w:id="12" w:name="_Toc169622388"/>
       <w:bookmarkStart w:id="13" w:name="_Toc169622574"/>
       <w:bookmarkStart w:id="14" w:name="_Toc218677502"/>
-      <w:bookmarkStart w:id="15" w:name="_Toc229755634"/>
+      <w:bookmarkStart w:id="15" w:name="_Toc230716918"/>
       <w:r>
         <w:lastRenderedPageBreak/>
         <w:t>Glossaire</w:t>
@@ -2344,7 +2344,7 @@
       <w:bookmarkStart w:id="18" w:name="_Toc169622389"/>
       <w:bookmarkStart w:id="19" w:name="_Toc169622575"/>
       <w:bookmarkStart w:id="20" w:name="_Toc218677503"/>
-      <w:bookmarkStart w:id="21" w:name="_Toc229755635"/>
+      <w:bookmarkStart w:id="21" w:name="_Toc230716919"/>
       <w:r>
         <w:lastRenderedPageBreak/>
         <w:t>Liste des abréviations</w:t>
@@ -2561,7 +2561,7 @@
       <w:bookmarkStart w:id="22" w:name="_Toc169622390"/>
       <w:bookmarkStart w:id="23" w:name="_Toc169622576"/>
       <w:bookmarkStart w:id="24" w:name="_Toc218677504"/>
-      <w:bookmarkStart w:id="25" w:name="_Toc229755636"/>
+      <w:bookmarkStart w:id="25" w:name="_Toc230716920"/>
       <w:r>
         <w:lastRenderedPageBreak/>
         <w:t>Remerciements</w:t>
@@ -3627,7 +3627,7 @@
       <w:bookmarkStart w:id="28" w:name="_Toc169622391"/>
       <w:bookmarkStart w:id="29" w:name="_Toc169622577"/>
       <w:bookmarkStart w:id="30" w:name="_Toc218677505"/>
-      <w:bookmarkStart w:id="31" w:name="_Toc229755637"/>
+      <w:bookmarkStart w:id="31" w:name="_Toc230716921"/>
       <w:proofErr w:type="spellStart"/>
       <w:r>
         <w:rPr>
@@ -4231,7 +4231,7 @@
       <w:bookmarkStart w:id="34" w:name="_Toc169622392"/>
       <w:bookmarkStart w:id="35" w:name="_Toc169622578"/>
       <w:bookmarkStart w:id="36" w:name="_Toc218677506"/>
-      <w:bookmarkStart w:id="37" w:name="_Toc229755638"/>
+      <w:bookmarkStart w:id="37" w:name="_Toc230716922"/>
       <w:r>
         <w:lastRenderedPageBreak/>
         <w:t>Sommaire</w:t>
@@ -4284,7 +4284,7 @@
         </w:rPr>
         <w:fldChar w:fldCharType="separate"/>
       </w:r>
-      <w:hyperlink w:anchor="_Toc229755632" w:history="1">
+      <w:hyperlink w:anchor="_Toc230716916" w:history="1">
         <w:r>
           <w:rPr>
             <w:rStyle w:val="Hyperlink"/>
@@ -4311,7 +4311,7 @@
             <w:noProof/>
             <w:webHidden/>
           </w:rPr>
-          <w:instrText xml:space="preserve"> PAGEREF _Toc229755632 \h </w:instrText>
+          <w:instrText xml:space="preserve"> PAGEREF _Toc230716916 \h </w:instrText>
         </w:r>
         <w:r>
           <w:rPr>
@@ -4360,7 +4360,7 @@
           <w14:ligatures w14:val="standardContextual"/>
         </w:rPr>
       </w:pPr>
-      <w:hyperlink w:anchor="_Toc229755633" w:history="1">
+      <w:hyperlink w:anchor="_Toc230716917" w:history="1">
         <w:r>
           <w:rPr>
             <w:rStyle w:val="Hyperlink"/>
@@ -4387,7 +4387,7 @@
             <w:noProof/>
             <w:webHidden/>
           </w:rPr>
-          <w:instrText xml:space="preserve"> PAGEREF _Toc229755633 \h </w:instrText>
+          <w:instrText xml:space="preserve"> PAGEREF _Toc230716917 \h </w:instrText>
         </w:r>
         <w:r>
           <w:rPr>
@@ -4436,7 +4436,7 @@
           <w14:ligatures w14:val="standardContextual"/>
         </w:rPr>
       </w:pPr>
-      <w:hyperlink w:anchor="_Toc229755634" w:history="1">
+      <w:hyperlink w:anchor="_Toc230716918" w:history="1">
         <w:r>
           <w:rPr>
             <w:rStyle w:val="Hyperlink"/>
@@ -4463,7 +4463,7 @@
             <w:noProof/>
             <w:webHidden/>
           </w:rPr>
-          <w:instrText xml:space="preserve"> PAGEREF _Toc229755634 \h </w:instrText>
+          <w:instrText xml:space="preserve"> PAGEREF _Toc230716918 \h </w:instrText>
         </w:r>
         <w:r>
           <w:rPr>
@@ -4512,7 +4512,7 @@
           <w14:ligatures w14:val="standardContextual"/>
         </w:rPr>
       </w:pPr>
-      <w:hyperlink w:anchor="_Toc229755635" w:history="1">
+      <w:hyperlink w:anchor="_Toc230716919" w:history="1">
         <w:r>
           <w:rPr>
             <w:rStyle w:val="Hyperlink"/>
@@ -4539,7 +4539,7 @@
             <w:noProof/>
             <w:webHidden/>
           </w:rPr>
-          <w:instrText xml:space="preserve"> PAGEREF _Toc229755635 \h </w:instrText>
+          <w:instrText xml:space="preserve"> PAGEREF _Toc230716919 \h </w:instrText>
         </w:r>
         <w:r>
           <w:rPr>
@@ -4588,7 +4588,7 @@
           <w14:ligatures w14:val="standardContextual"/>
         </w:rPr>
       </w:pPr>
-      <w:hyperlink w:anchor="_Toc229755636" w:history="1">
+      <w:hyperlink w:anchor="_Toc230716920" w:history="1">
         <w:r>
           <w:rPr>
             <w:rStyle w:val="Hyperlink"/>
@@ -4615,7 +4615,7 @@
             <w:noProof/>
             <w:webHidden/>
           </w:rPr>
-          <w:instrText xml:space="preserve"> PAGEREF _Toc229755636 \h </w:instrText>
+          <w:instrText xml:space="preserve"> PAGEREF _Toc230716920 \h </w:instrText>
         </w:r>
         <w:r>
           <w:rPr>
@@ -4664,7 +4664,7 @@
           <w14:ligatures w14:val="standardContextual"/>
         </w:rPr>
       </w:pPr>
-      <w:hyperlink w:anchor="_Toc229755637" w:history="1">
+      <w:hyperlink w:anchor="_Toc230716921" w:history="1">
         <w:r>
           <w:rPr>
             <w:rStyle w:val="Hyperlink"/>
@@ -4692,7 +4692,7 @@
             <w:noProof/>
             <w:webHidden/>
           </w:rPr>
-          <w:instrText xml:space="preserve"> PAGEREF _Toc229755637 \h </w:instrText>
+          <w:instrText xml:space="preserve"> PAGEREF _Toc230716921 \h </w:instrText>
         </w:r>
         <w:r>
           <w:rPr>
@@ -4741,7 +4741,7 @@
           <w14:ligatures w14:val="standardContextual"/>
         </w:rPr>
       </w:pPr>
-      <w:hyperlink w:anchor="_Toc229755638" w:history="1">
+      <w:hyperlink w:anchor="_Toc230716922" w:history="1">
         <w:r>
           <w:rPr>
             <w:rStyle w:val="Hyperlink"/>
@@ -4768,7 +4768,7 @@
             <w:noProof/>
             <w:webHidden/>
           </w:rPr>
-          <w:instrText xml:space="preserve"> PAGEREF _Toc229755638 \h </w:instrText>
+          <w:instrText xml:space="preserve"> PAGEREF _Toc230716922 \h </w:instrText>
         </w:r>
         <w:r>
           <w:rPr>
@@ -4817,7 +4817,7 @@
           <w14:ligatures w14:val="standardContextual"/>
         </w:rPr>
       </w:pPr>
-      <w:hyperlink w:anchor="_Toc229755639" w:history="1">
+      <w:hyperlink w:anchor="_Toc230716923" w:history="1">
         <w:r>
           <w:rPr>
             <w:rStyle w:val="Hyperlink"/>
@@ -4845,7 +4845,7 @@
             <w:noProof/>
             <w:webHidden/>
           </w:rPr>
-          <w:instrText xml:space="preserve"> PAGEREF _Toc229755639 \h </w:instrText>
+          <w:instrText xml:space="preserve"> PAGEREF _Toc230716923 \h </w:instrText>
         </w:r>
         <w:r>
           <w:rPr>
@@ -4894,14 +4894,14 @@
           <w14:ligatures w14:val="standardContextual"/>
         </w:rPr>
       </w:pPr>
-      <w:hyperlink w:anchor="_Toc229755640" w:history="1">
+      <w:hyperlink w:anchor="_Toc230716924" w:history="1">
         <w:r>
           <w:rPr>
             <w:rStyle w:val="Hyperlink"/>
             <w:noProof/>
-            <w:lang w:val="en-IN"/>
+            <w:lang w:val="en-US"/>
           </w:rPr>
-          <w:t>State-of-the-Art AI for TICE</w:t>
+          <w:t>Research gap</w:t>
         </w:r>
         <w:r>
           <w:rPr>
@@ -4922,7 +4922,7 @@
             <w:noProof/>
             <w:webHidden/>
           </w:rPr>
-          <w:instrText xml:space="preserve"> PAGEREF _Toc229755640 \h </w:instrText>
+          <w:instrText xml:space="preserve"> PAGEREF _Toc230716924 \h </w:instrText>
         </w:r>
         <w:r>
           <w:rPr>
@@ -4971,14 +4971,14 @@
           <w14:ligatures w14:val="standardContextual"/>
         </w:rPr>
       </w:pPr>
-      <w:hyperlink w:anchor="_Toc229755641" w:history="1">
+      <w:hyperlink w:anchor="_Toc230716925" w:history="1">
         <w:r>
           <w:rPr>
             <w:rStyle w:val="Hyperlink"/>
             <w:noProof/>
-            <w:lang w:val="en-US"/>
+            <w:lang w:val="en-IN"/>
           </w:rPr>
-          <w:t>Problem Statement</w:t>
+          <w:t>State-of-the-Art AI for TICE</w:t>
         </w:r>
         <w:r>
           <w:rPr>
@@ -4999,7 +4999,7 @@
             <w:noProof/>
             <w:webHidden/>
           </w:rPr>
-          <w:instrText xml:space="preserve"> PAGEREF _Toc229755641 \h </w:instrText>
+          <w:instrText xml:space="preserve"> PAGEREF _Toc230716925 \h </w:instrText>
         </w:r>
         <w:r>
           <w:rPr>
@@ -5048,15 +5048,14 @@
           <w14:ligatures w14:val="standardContextual"/>
         </w:rPr>
       </w:pPr>
-      <w:hyperlink w:anchor="_Toc229755642" w:history="1">
+      <w:hyperlink w:anchor="_Toc230716926" w:history="1">
         <w:r>
           <w:rPr>
             <w:rStyle w:val="Hyperlink"/>
-            <w:rFonts w:eastAsia="Times New Roman"/>
             <w:noProof/>
-            <w:lang w:eastAsia="en-IN"/>
+            <w:lang w:val="en-IN"/>
           </w:rPr>
-          <w:t>Experiment</w:t>
+          <w:t>Literature review</w:t>
         </w:r>
         <w:r>
           <w:rPr>
@@ -5077,7 +5076,7 @@
             <w:noProof/>
             <w:webHidden/>
           </w:rPr>
-          <w:instrText xml:space="preserve"> PAGEREF _Toc229755642 \h </w:instrText>
+          <w:instrText xml:space="preserve"> PAGEREF _Toc230716926 \h </w:instrText>
         </w:r>
         <w:r>
           <w:rPr>
@@ -5126,15 +5125,15 @@
           <w14:ligatures w14:val="standardContextual"/>
         </w:rPr>
       </w:pPr>
-      <w:hyperlink w:anchor="_Toc229755643" w:history="1">
+      <w:hyperlink w:anchor="_Toc230716927" w:history="1">
         <w:r>
           <w:rPr>
             <w:rStyle w:val="Hyperlink"/>
             <w:rFonts w:eastAsia="Times New Roman"/>
             <w:noProof/>
-            <w:lang w:eastAsia="en-IN"/>
+            <w:lang w:val="en-US" w:eastAsia="en-IN"/>
           </w:rPr>
-          <w:t>Inferences</w:t>
+          <w:t>Experiment</w:t>
         </w:r>
         <w:r>
           <w:rPr>
@@ -5155,161 +5154,7 @@
             <w:noProof/>
             <w:webHidden/>
           </w:rPr>
-          <w:instrText xml:space="preserve"> PAGEREF _Toc229755643 \h </w:instrText>
-        </w:r>
-        <w:r>
-          <w:rPr>
-            <w:noProof/>
-            <w:webHidden/>
-          </w:rPr>
-        </w:r>
-        <w:r>
-          <w:rPr>
-            <w:noProof/>
-            <w:webHidden/>
-          </w:rPr>
-          <w:fldChar w:fldCharType="separate"/>
-        </w:r>
-        <w:r>
-          <w:rPr>
-            <w:noProof/>
-            <w:webHidden/>
-          </w:rPr>
-          <w:t>16</w:t>
-        </w:r>
-        <w:r>
-          <w:rPr>
-            <w:noProof/>
-            <w:webHidden/>
-          </w:rPr>
-          <w:fldChar w:fldCharType="end"/>
-        </w:r>
-      </w:hyperlink>
-    </w:p>
-    <w:p>
-      <w:pPr>
-        <w:pStyle w:val="TOC1"/>
-        <w:tabs>
-          <w:tab w:val="right" w:leader="dot" w:pos="9062"/>
-        </w:tabs>
-        <w:rPr>
-          <w:rFonts w:eastAsiaTheme="minorEastAsia" w:cstheme="minorBidi"/>
-          <w:b w:val="0"/>
-          <w:bCs w:val="0"/>
-          <w:i w:val="0"/>
-          <w:iCs w:val="0"/>
-          <w:noProof/>
-          <w:kern w:val="2"/>
-          <w:lang w:val="en-FR" w:eastAsia="en-GB"/>
-          <w14:ligatures w14:val="standardContextual"/>
-        </w:rPr>
-      </w:pPr>
-      <w:hyperlink w:anchor="_Toc229755644" w:history="1">
-        <w:r>
-          <w:rPr>
-            <w:rStyle w:val="Hyperlink"/>
-            <w:rFonts w:eastAsia="Times New Roman"/>
-            <w:noProof/>
-            <w:lang w:eastAsia="en-IN"/>
-          </w:rPr>
-          <w:t>Conclusion</w:t>
-        </w:r>
-        <w:r>
-          <w:rPr>
-            <w:noProof/>
-            <w:webHidden/>
-          </w:rPr>
-          <w:tab/>
-        </w:r>
-        <w:r>
-          <w:rPr>
-            <w:noProof/>
-            <w:webHidden/>
-          </w:rPr>
-          <w:fldChar w:fldCharType="begin"/>
-        </w:r>
-        <w:r>
-          <w:rPr>
-            <w:noProof/>
-            <w:webHidden/>
-          </w:rPr>
-          <w:instrText xml:space="preserve"> PAGEREF _Toc229755644 \h </w:instrText>
-        </w:r>
-        <w:r>
-          <w:rPr>
-            <w:noProof/>
-            <w:webHidden/>
-          </w:rPr>
-        </w:r>
-        <w:r>
-          <w:rPr>
-            <w:noProof/>
-            <w:webHidden/>
-          </w:rPr>
-          <w:fldChar w:fldCharType="separate"/>
-        </w:r>
-        <w:r>
-          <w:rPr>
-            <w:noProof/>
-            <w:webHidden/>
-          </w:rPr>
-          <w:t>17</w:t>
-        </w:r>
-        <w:r>
-          <w:rPr>
-            <w:noProof/>
-            <w:webHidden/>
-          </w:rPr>
-          <w:fldChar w:fldCharType="end"/>
-        </w:r>
-      </w:hyperlink>
-    </w:p>
-    <w:p>
-      <w:pPr>
-        <w:pStyle w:val="TOC1"/>
-        <w:tabs>
-          <w:tab w:val="right" w:leader="dot" w:pos="9062"/>
-        </w:tabs>
-        <w:rPr>
-          <w:rFonts w:eastAsiaTheme="minorEastAsia" w:cstheme="minorBidi"/>
-          <w:b w:val="0"/>
-          <w:bCs w:val="0"/>
-          <w:i w:val="0"/>
-          <w:iCs w:val="0"/>
-          <w:noProof/>
-          <w:kern w:val="2"/>
-          <w:lang w:val="en-FR" w:eastAsia="en-GB"/>
-          <w14:ligatures w14:val="standardContextual"/>
-        </w:rPr>
-      </w:pPr>
-      <w:hyperlink w:anchor="_Toc229755645" w:history="1">
-        <w:r>
-          <w:rPr>
-            <w:rStyle w:val="Hyperlink"/>
-            <w:noProof/>
-          </w:rPr>
-          <w:t>Bibliographie</w:t>
-        </w:r>
-        <w:r>
-          <w:rPr>
-            <w:noProof/>
-            <w:webHidden/>
-          </w:rPr>
-          <w:tab/>
-        </w:r>
-        <w:r>
-          <w:rPr>
-            <w:noProof/>
-            <w:webHidden/>
-          </w:rPr>
-          <w:fldChar w:fldCharType="begin"/>
-        </w:r>
-        <w:r>
-          <w:rPr>
-            <w:noProof/>
-            <w:webHidden/>
-          </w:rPr>
-          <w:instrText xml:space="preserve"> PAGEREF _Toc229755645 \h </w:instrText>
+          <w:instrText xml:space="preserve"> PAGEREF _Toc230716927 \h </w:instrText>
         </w:r>
         <w:r>
           <w:rPr>
@@ -5358,14 +5203,15 @@
           <w14:ligatures w14:val="standardContextual"/>
         </w:rPr>
       </w:pPr>
-      <w:hyperlink w:anchor="_Toc229755646" w:history="1">
+      <w:hyperlink w:anchor="_Toc230716928" w:history="1">
         <w:r>
           <w:rPr>
             <w:rStyle w:val="Hyperlink"/>
+            <w:rFonts w:eastAsia="Times New Roman"/>
             <w:noProof/>
-            <w:lang w:val="en-US"/>
+            <w:lang w:val="en-US" w:eastAsia="en-IN"/>
           </w:rPr>
-          <w:t>Index</w:t>
+          <w:t>Inferences</w:t>
         </w:r>
         <w:r>
           <w:rPr>
@@ -5386,7 +5232,7 @@
             <w:noProof/>
             <w:webHidden/>
           </w:rPr>
-          <w:instrText xml:space="preserve"> PAGEREF _Toc229755646 \h </w:instrText>
+          <w:instrText xml:space="preserve"> PAGEREF _Toc230716928 \h </w:instrText>
         </w:r>
         <w:r>
           <w:rPr>
@@ -5435,13 +5281,15 @@
           <w14:ligatures w14:val="standardContextual"/>
         </w:rPr>
       </w:pPr>
-      <w:hyperlink w:anchor="_Toc229755647" w:history="1">
+      <w:hyperlink w:anchor="_Toc230716929" w:history="1">
         <w:r>
           <w:rPr>
             <w:rStyle w:val="Hyperlink"/>
+            <w:rFonts w:eastAsia="Times New Roman"/>
             <w:noProof/>
+            <w:lang w:eastAsia="en-IN"/>
           </w:rPr>
-          <w:t>Table des illustrations</w:t>
+          <w:t>Conclusion</w:t>
         </w:r>
         <w:r>
           <w:rPr>
@@ -5462,7 +5310,7 @@
             <w:noProof/>
             <w:webHidden/>
           </w:rPr>
-          <w:instrText xml:space="preserve"> PAGEREF _Toc229755647 \h </w:instrText>
+          <w:instrText xml:space="preserve"> PAGEREF _Toc230716929 \h </w:instrText>
         </w:r>
         <w:r>
           <w:rPr>
@@ -5495,6 +5343,235 @@
     </w:p>
     <w:p>
       <w:pPr>
+        <w:pStyle w:val="TOC1"/>
+        <w:tabs>
+          <w:tab w:val="right" w:leader="dot" w:pos="9062"/>
+        </w:tabs>
+        <w:rPr>
+          <w:rFonts w:eastAsiaTheme="minorEastAsia" w:cstheme="minorBidi"/>
+          <w:b w:val="0"/>
+          <w:bCs w:val="0"/>
+          <w:i w:val="0"/>
+          <w:iCs w:val="0"/>
+          <w:noProof/>
+          <w:kern w:val="2"/>
+          <w:lang w:val="en-FR" w:eastAsia="en-GB"/>
+          <w14:ligatures w14:val="standardContextual"/>
+        </w:rPr>
+      </w:pPr>
+      <w:hyperlink w:anchor="_Toc230716930" w:history="1">
+        <w:r>
+          <w:rPr>
+            <w:rStyle w:val="Hyperlink"/>
+            <w:noProof/>
+          </w:rPr>
+          <w:t>Bibliographie</w:t>
+        </w:r>
+        <w:r>
+          <w:rPr>
+            <w:noProof/>
+            <w:webHidden/>
+          </w:rPr>
+          <w:tab/>
+        </w:r>
+        <w:r>
+          <w:rPr>
+            <w:noProof/>
+            <w:webHidden/>
+          </w:rPr>
+          <w:fldChar w:fldCharType="begin"/>
+        </w:r>
+        <w:r>
+          <w:rPr>
+            <w:noProof/>
+            <w:webHidden/>
+          </w:rPr>
+          <w:instrText xml:space="preserve"> PAGEREF _Toc230716930 \h </w:instrText>
+        </w:r>
+        <w:r>
+          <w:rPr>
+            <w:noProof/>
+            <w:webHidden/>
+          </w:rPr>
+        </w:r>
+        <w:r>
+          <w:rPr>
+            <w:noProof/>
+            <w:webHidden/>
+          </w:rPr>
+          <w:fldChar w:fldCharType="separate"/>
+        </w:r>
+        <w:r>
+          <w:rPr>
+            <w:noProof/>
+            <w:webHidden/>
+          </w:rPr>
+          <w:t>23</w:t>
+        </w:r>
+        <w:r>
+          <w:rPr>
+            <w:noProof/>
+            <w:webHidden/>
+          </w:rPr>
+          <w:fldChar w:fldCharType="end"/>
+        </w:r>
+      </w:hyperlink>
+    </w:p>
+    <w:p>
+      <w:pPr>
+        <w:pStyle w:val="TOC1"/>
+        <w:tabs>
+          <w:tab w:val="right" w:leader="dot" w:pos="9062"/>
+        </w:tabs>
+        <w:rPr>
+          <w:rFonts w:eastAsiaTheme="minorEastAsia" w:cstheme="minorBidi"/>
+          <w:b w:val="0"/>
+          <w:bCs w:val="0"/>
+          <w:i w:val="0"/>
+          <w:iCs w:val="0"/>
+          <w:noProof/>
+          <w:kern w:val="2"/>
+          <w:lang w:val="en-FR" w:eastAsia="en-GB"/>
+          <w14:ligatures w14:val="standardContextual"/>
+        </w:rPr>
+      </w:pPr>
+      <w:hyperlink w:anchor="_Toc230716931" w:history="1">
+        <w:r>
+          <w:rPr>
+            <w:rStyle w:val="Hyperlink"/>
+            <w:noProof/>
+            <w:lang w:val="en-US"/>
+          </w:rPr>
+          <w:t>Index</w:t>
+        </w:r>
+        <w:r>
+          <w:rPr>
+            <w:noProof/>
+            <w:webHidden/>
+          </w:rPr>
+          <w:tab/>
+        </w:r>
+        <w:r>
+          <w:rPr>
+            <w:noProof/>
+            <w:webHidden/>
+          </w:rPr>
+          <w:fldChar w:fldCharType="begin"/>
+        </w:r>
+        <w:r>
+          <w:rPr>
+            <w:noProof/>
+            <w:webHidden/>
+          </w:rPr>
+          <w:instrText xml:space="preserve"> PAGEREF _Toc230716931 \h </w:instrText>
+        </w:r>
+        <w:r>
+          <w:rPr>
+            <w:noProof/>
+            <w:webHidden/>
+          </w:rPr>
+        </w:r>
+        <w:r>
+          <w:rPr>
+            <w:noProof/>
+            <w:webHidden/>
+          </w:rPr>
+          <w:fldChar w:fldCharType="separate"/>
+        </w:r>
+        <w:r>
+          <w:rPr>
+            <w:noProof/>
+            <w:webHidden/>
+          </w:rPr>
+          <w:t>25</w:t>
+        </w:r>
+        <w:r>
+          <w:rPr>
+            <w:noProof/>
+            <w:webHidden/>
+          </w:rPr>
+          <w:fldChar w:fldCharType="end"/>
+        </w:r>
+      </w:hyperlink>
+    </w:p>
+    <w:p>
+      <w:pPr>
+        <w:pStyle w:val="TOC1"/>
+        <w:tabs>
+          <w:tab w:val="right" w:leader="dot" w:pos="9062"/>
+        </w:tabs>
+        <w:rPr>
+          <w:rFonts w:eastAsiaTheme="minorEastAsia" w:cstheme="minorBidi"/>
+          <w:b w:val="0"/>
+          <w:bCs w:val="0"/>
+          <w:i w:val="0"/>
+          <w:iCs w:val="0"/>
+          <w:noProof/>
+          <w:kern w:val="2"/>
+          <w:lang w:val="en-FR" w:eastAsia="en-GB"/>
+          <w14:ligatures w14:val="standardContextual"/>
+        </w:rPr>
+      </w:pPr>
+      <w:hyperlink w:anchor="_Toc230716932" w:history="1">
+        <w:r>
+          <w:rPr>
+            <w:rStyle w:val="Hyperlink"/>
+            <w:noProof/>
+          </w:rPr>
+          <w:t>Table des illustrations</w:t>
+        </w:r>
+        <w:r>
+          <w:rPr>
+            <w:noProof/>
+            <w:webHidden/>
+          </w:rPr>
+          <w:tab/>
+        </w:r>
+        <w:r>
+          <w:rPr>
+            <w:noProof/>
+            <w:webHidden/>
+          </w:rPr>
+          <w:fldChar w:fldCharType="begin"/>
+        </w:r>
+        <w:r>
+          <w:rPr>
+            <w:noProof/>
+            <w:webHidden/>
+          </w:rPr>
+          <w:instrText xml:space="preserve"> PAGEREF _Toc230716932 \h </w:instrText>
+        </w:r>
+        <w:r>
+          <w:rPr>
+            <w:noProof/>
+            <w:webHidden/>
+          </w:rPr>
+        </w:r>
+        <w:r>
+          <w:rPr>
+            <w:noProof/>
+            <w:webHidden/>
+          </w:rPr>
+          <w:fldChar w:fldCharType="separate"/>
+        </w:r>
+        <w:r>
+          <w:rPr>
+            <w:noProof/>
+            <w:webHidden/>
+          </w:rPr>
+          <w:t>26</w:t>
+        </w:r>
+        <w:r>
+          <w:rPr>
+            <w:noProof/>
+            <w:webHidden/>
+          </w:rPr>
+          <w:fldChar w:fldCharType="end"/>
+        </w:r>
+      </w:hyperlink>
+    </w:p>
+    <w:p>
+      <w:pPr>
         <w:jc w:val="center"/>
       </w:pPr>
       <w:r>
@@ -5522,7 +5599,7 @@
           <w:lang w:val="en-US"/>
         </w:rPr>
       </w:pPr>
-      <w:bookmarkStart w:id="38" w:name="_Toc229755639"/>
+      <w:bookmarkStart w:id="38" w:name="_Toc230716923"/>
       <w:r>
         <w:rPr>
           <w:lang w:val="en-US"/>
@@ -6754,6 +6831,7 @@
           <w:lang w:val="en-US"/>
         </w:rPr>
       </w:pPr>
+      <w:bookmarkStart w:id="39" w:name="_Toc230716924"/>
       <w:r>
         <w:rPr>
           <w:lang w:val="en-US"/>
@@ -6761,6 +6839,7 @@
         <w:lastRenderedPageBreak/>
         <w:t>Research gap</w:t>
       </w:r>
+      <w:bookmarkEnd w:id="39"/>
     </w:p>
     <w:p>
       <w:pPr>
@@ -7034,7 +7113,7 @@
           <w:lang w:val="en-IN"/>
         </w:rPr>
       </w:pPr>
-      <w:bookmarkStart w:id="39" w:name="_Toc229755640"/>
+      <w:bookmarkStart w:id="40" w:name="_Toc230716925"/>
       <w:r>
         <w:rPr>
           <w:lang w:val="en-IN"/>
@@ -7048,7 +7127,7 @@
         </w:rPr>
         <w:t>I for TICE</w:t>
       </w:r>
-      <w:bookmarkEnd w:id="39"/>
+      <w:bookmarkEnd w:id="40"/>
     </w:p>
     <w:p>
       <w:pPr>
@@ -9794,12 +9873,11 @@
           <w:sz w:val="28"/>
         </w:rPr>
       </w:pPr>
-      <w:bookmarkStart w:id="40" w:name="_Toc107222861"/>
+      <w:bookmarkStart w:id="41" w:name="_Toc107222861"/>
       <w:r>
         <w:br w:type="page"/>
       </w:r>
     </w:p>
-    <w:bookmarkEnd w:id="40"/>
     <w:p>
       <w:pPr>
         <w:pStyle w:val="Heading1"/>
@@ -9807,12 +9885,21 @@
           <w:lang w:val="en-IN"/>
         </w:rPr>
       </w:pPr>
+      <w:bookmarkStart w:id="42" w:name="_Toc230716926"/>
+      <w:bookmarkEnd w:id="41"/>
       <w:r>
         <w:rPr>
           <w:lang w:val="en-IN"/>
         </w:rPr>
         <w:lastRenderedPageBreak/>
-        <w:t xml:space="preserve">Literature review </w:t>
+        <w:t>Literature review</w:t>
+      </w:r>
+      <w:bookmarkEnd w:id="42"/>
+      <w:r>
+        <w:rPr>
+          <w:lang w:val="en-IN"/>
+        </w:rPr>
+        <w:t xml:space="preserve"> </w:t>
       </w:r>
     </w:p>
     <w:p>
@@ -10895,9 +10982,9 @@
           <w:lang w:val="en-US"/>
         </w:rPr>
       </w:pPr>
-      <w:bookmarkStart w:id="41" w:name="_Toc229755642"/>
-      <w:bookmarkStart w:id="42" w:name="_Toc89960513"/>
-      <w:bookmarkStart w:id="43" w:name="_Toc105689043"/>
+      <w:bookmarkStart w:id="43" w:name="_Toc89960513"/>
+      <w:bookmarkStart w:id="44" w:name="_Toc105689043"/>
+      <w:bookmarkStart w:id="45" w:name="_Toc230716927"/>
       <w:r>
         <w:rPr>
           <w:rFonts w:eastAsia="Times New Roman"/>
@@ -10906,7 +10993,7 @@
         <w:lastRenderedPageBreak/>
         <w:t>Experiment</w:t>
       </w:r>
-      <w:bookmarkEnd w:id="41"/>
+      <w:bookmarkEnd w:id="45"/>
     </w:p>
     <w:p>
       <w:pPr>
@@ -10972,7 +11059,7 @@
           <w:lang w:val="en-US" w:eastAsia="en-IN"/>
         </w:rPr>
       </w:pPr>
-      <w:bookmarkStart w:id="44" w:name="_Toc229755643"/>
+      <w:bookmarkStart w:id="46" w:name="_Toc230716928"/>
       <w:r>
         <w:rPr>
           <w:rFonts w:eastAsia="Times New Roman"/>
@@ -10981,7 +11068,7 @@
         <w:lastRenderedPageBreak/>
         <w:t>Inferences</w:t>
       </w:r>
-      <w:bookmarkEnd w:id="44"/>
+      <w:bookmarkEnd w:id="46"/>
     </w:p>
     <w:p>
       <w:pPr>
@@ -11936,7 +12023,7 @@
           <w:lang w:eastAsia="en-IN"/>
         </w:rPr>
       </w:pPr>
-      <w:bookmarkStart w:id="45" w:name="_Toc229755644"/>
+      <w:bookmarkStart w:id="47" w:name="_Toc230716929"/>
       <w:r>
         <w:rPr>
           <w:rFonts w:eastAsia="Times New Roman"/>
@@ -11945,7 +12032,7 @@
         <w:lastRenderedPageBreak/>
         <w:t>Conclusion</w:t>
       </w:r>
-      <w:bookmarkEnd w:id="45"/>
+      <w:bookmarkEnd w:id="47"/>
     </w:p>
     <w:p/>
     <w:p>
@@ -12715,8 +12802,8 @@
     </w:p>
     <w:p/>
     <w:p/>
-    <w:bookmarkEnd w:id="42"/>
     <w:bookmarkEnd w:id="43"/>
+    <w:bookmarkEnd w:id="44"/>
     <w:p/>
     <w:p/>
     <w:p>
@@ -12725,7 +12812,7 @@
           <w:sz w:val="24"/>
         </w:rPr>
         <w:sectPr>
-          <w:footerReference w:type="default" r:id="rId11"/>
+          <w:footerReference w:type="default" r:id="rId12"/>
           <w:pgSz w:w="11906" w:h="16838"/>
           <w:pgMar w:top="1417" w:right="1417" w:bottom="1417" w:left="1417" w:header="708" w:footer="708" w:gutter="0"/>
           <w:cols w:space="708"/>
@@ -12853,26 +12940,26 @@
       <w:pPr>
         <w:pStyle w:val="Title"/>
       </w:pPr>
-      <w:bookmarkStart w:id="46" w:name="_Toc105689047"/>
-      <w:bookmarkStart w:id="47" w:name="_Toc107222887"/>
-      <w:bookmarkStart w:id="48" w:name="_Toc158131119"/>
-      <w:bookmarkStart w:id="49" w:name="_Toc158131244"/>
-      <w:bookmarkStart w:id="50" w:name="_Toc169622416"/>
-      <w:bookmarkStart w:id="51" w:name="_Toc169622624"/>
-      <w:bookmarkStart w:id="52" w:name="_Toc218677530"/>
-      <w:bookmarkStart w:id="53" w:name="_Toc229755645"/>
+      <w:bookmarkStart w:id="48" w:name="_Toc105689047"/>
+      <w:bookmarkStart w:id="49" w:name="_Toc107222887"/>
+      <w:bookmarkStart w:id="50" w:name="_Toc158131119"/>
+      <w:bookmarkStart w:id="51" w:name="_Toc158131244"/>
+      <w:bookmarkStart w:id="52" w:name="_Toc169622416"/>
+      <w:bookmarkStart w:id="53" w:name="_Toc169622624"/>
+      <w:bookmarkStart w:id="54" w:name="_Toc218677530"/>
+      <w:bookmarkStart w:id="55" w:name="_Toc230716930"/>
       <w:r>
         <w:lastRenderedPageBreak/>
         <w:t>Bibliographie</w:t>
       </w:r>
-      <w:bookmarkEnd w:id="46"/>
-      <w:bookmarkEnd w:id="47"/>
       <w:bookmarkEnd w:id="48"/>
       <w:bookmarkEnd w:id="49"/>
       <w:bookmarkEnd w:id="50"/>
       <w:bookmarkEnd w:id="51"/>
       <w:bookmarkEnd w:id="52"/>
       <w:bookmarkEnd w:id="53"/>
+      <w:bookmarkEnd w:id="54"/>
+      <w:bookmarkEnd w:id="55"/>
     </w:p>
     <w:p/>
     <w:p>
@@ -12892,7 +12979,6 @@
       <w:r>
         <w:rPr>
           <w:color w:val="000000" w:themeColor="text1"/>
-          <w:lang w:val="en-US"/>
         </w:rPr>
         <w:instrText xml:space="preserve"> ADDIN ZOTERO_BIBL {"uncited":[],"omitted":[],"custom":[]} CSL_BIBLIOGRAPHY </w:instrText>
       </w:r>
@@ -12905,25 +12991,8 @@
       <w:r>
         <w:rPr>
           <w:color w:val="000000"/>
-          <w:lang w:val="en-GB"/>
-        </w:rPr>
-        <w:t xml:space="preserve">Afdal, H. W., &amp; </w:t>
-      </w:r>
-      <w:proofErr w:type="spellStart"/>
-      <w:r>
-        <w:rPr>
-          <w:color w:val="000000"/>
-          <w:lang w:val="en-GB"/>
-        </w:rPr>
-        <w:t>Maaranen</w:t>
-      </w:r>
-      <w:proofErr w:type="spellEnd"/>
-      <w:r>
-        <w:rPr>
-          <w:color w:val="000000"/>
-          <w:lang w:val="en-GB"/>
-        </w:rPr>
-        <w:t xml:space="preserve">, K. (2023). </w:t>
+        </w:rPr>
+        <w:t xml:space="preserve">Afdal, H. W., &amp; Maaranen, K. (2023). </w:t>
       </w:r>
       <w:r>
         <w:rPr>
@@ -12956,89 +13025,55 @@
         </w:rPr>
         <w:t xml:space="preserve">Borg, S. (2003). Teacher cognition in language teaching: A review of research on what language teachers think, know, believe, and do. </w:t>
       </w:r>
-      <w:proofErr w:type="spellStart"/>
       <w:r>
         <w:rPr>
           <w:i/>
           <w:iCs/>
           <w:color w:val="000000"/>
         </w:rPr>
-        <w:t>Language</w:t>
-      </w:r>
-      <w:proofErr w:type="spellEnd"/>
+        <w:t>Language Teaching</w:t>
+      </w:r>
+      <w:r>
+        <w:rPr>
+          <w:color w:val="000000"/>
+        </w:rPr>
+        <w:t xml:space="preserve">, </w:t>
+      </w:r>
       <w:r>
         <w:rPr>
           <w:i/>
           <w:iCs/>
           <w:color w:val="000000"/>
         </w:rPr>
-        <w:t xml:space="preserve"> </w:t>
-      </w:r>
-      <w:proofErr w:type="spellStart"/>
+        <w:t>36</w:t>
+      </w:r>
+      <w:r>
+        <w:rPr>
+          <w:color w:val="000000"/>
+        </w:rPr>
+        <w:t>(2), 81–109. https://doi.org/10.1017/S0261444803001903</w:t>
+      </w:r>
+    </w:p>
+    <w:p>
+      <w:pPr>
+        <w:pStyle w:val="Bibliography"/>
+        <w:rPr>
+          <w:color w:val="000000"/>
+        </w:rPr>
+      </w:pPr>
       <w:r>
         <w:rPr>
           <w:i/>
           <w:iCs/>
           <w:color w:val="000000"/>
         </w:rPr>
-        <w:t>Teaching</w:t>
-      </w:r>
-      <w:proofErr w:type="spellEnd"/>
+        <w:t>Cadre d’usage de l’IA en éducation</w:t>
+      </w:r>
       <w:r>
         <w:rPr>
           <w:color w:val="000000"/>
         </w:rPr>
-        <w:t xml:space="preserve">, </w:t>
-      </w:r>
-      <w:r>
-        <w:rPr>
-          <w:i/>
-          <w:iCs/>
-          <w:color w:val="000000"/>
-        </w:rPr>
-        <w:t>36</w:t>
-      </w:r>
-      <w:r>
-        <w:rPr>
-          <w:color w:val="000000"/>
-        </w:rPr>
-        <w:t>(2), 81–109. https://doi.org/10.1017/S0261444803001903</w:t>
-      </w:r>
-    </w:p>
-    <w:p>
-      <w:pPr>
-        <w:pStyle w:val="Bibliography"/>
-        <w:rPr>
-          <w:color w:val="000000"/>
-        </w:rPr>
-      </w:pPr>
-      <w:r>
-        <w:rPr>
-          <w:i/>
-          <w:iCs/>
-          <w:color w:val="000000"/>
-        </w:rPr>
-        <w:t>Cadre d’usage de l’IA en éducation</w:t>
-      </w:r>
-      <w:r>
-        <w:rPr>
-          <w:color w:val="000000"/>
-        </w:rPr>
-        <w:t>. (2025, June 13). Ministère de l’</w:t>
-      </w:r>
-      <w:proofErr w:type="spellStart"/>
-      <w:r>
-        <w:rPr>
-          <w:color w:val="000000"/>
-        </w:rPr>
-        <w:t>Education</w:t>
-      </w:r>
-      <w:proofErr w:type="spellEnd"/>
-      <w:r>
-        <w:rPr>
-          <w:color w:val="000000"/>
-        </w:rPr>
-        <w:t xml:space="preserve"> nationale. https://www.education.gouv.fr/cadre-d-usage-de-l-ia-en-education-450647</w:t>
+        <w:t>. (2025, June 13). Ministère de l’Education nationale. https://www.education.gouv.fr/cadre-d-usage-de-l-ia-en-education-450647</w:t>
       </w:r>
     </w:p>
     <w:p>
@@ -13080,19 +13115,11 @@
           <w:color w:val="000000"/>
         </w:rPr>
       </w:pPr>
-      <w:proofErr w:type="spellStart"/>
       <w:r>
         <w:rPr>
           <w:color w:val="000000"/>
         </w:rPr>
-        <w:t>Goigoux</w:t>
-      </w:r>
-      <w:proofErr w:type="spellEnd"/>
-      <w:r>
-        <w:rPr>
-          <w:color w:val="000000"/>
-        </w:rPr>
-        <w:t xml:space="preserve">, R. (2007). Un modèle d’analyse de l’activité des enseignants. </w:t>
+        <w:t xml:space="preserve">Goigoux, R. (2007). Un modèle d’analyse de l’activité des enseignants. </w:t>
       </w:r>
       <w:r>
         <w:rPr>
@@ -13128,35 +13155,7 @@
         <w:rPr>
           <w:color w:val="000000"/>
         </w:rPr>
-        <w:t xml:space="preserve">. (2019, </w:t>
-      </w:r>
-      <w:proofErr w:type="spellStart"/>
-      <w:r>
-        <w:rPr>
-          <w:color w:val="000000"/>
-        </w:rPr>
-        <w:t>November</w:t>
-      </w:r>
-      <w:proofErr w:type="spellEnd"/>
-      <w:r>
-        <w:rPr>
-          <w:color w:val="000000"/>
-        </w:rPr>
-        <w:t xml:space="preserve"> 7). Ministère de l’</w:t>
-      </w:r>
-      <w:proofErr w:type="spellStart"/>
-      <w:r>
-        <w:rPr>
-          <w:color w:val="000000"/>
-        </w:rPr>
-        <w:t>Education</w:t>
-      </w:r>
-      <w:proofErr w:type="spellEnd"/>
-      <w:r>
-        <w:rPr>
-          <w:color w:val="000000"/>
-        </w:rPr>
-        <w:t xml:space="preserve"> nationale. https://www.education.gouv.fr/la-protection-des-eleves-et-de-leurs-donnees-sur-internet-7073</w:t>
+        <w:t>. (2019, November 7). Ministère de l’Education nationale. https://www.education.gouv.fr/la-protection-des-eleves-et-de-leurs-donnees-sur-internet-7073</w:t>
       </w:r>
     </w:p>
     <w:p>
@@ -13181,9 +13180,31 @@
           <w:color w:val="000000"/>
           <w:lang w:val="en-GB"/>
         </w:rPr>
-        <w:t xml:space="preserve">Who on Earth Is Using Generative </w:t>
-      </w:r>
-      <w:proofErr w:type="gramStart"/>
+        <w:t>Who on Earth Is Using Generative AI ?</w:t>
+      </w:r>
+      <w:r>
+        <w:rPr>
+          <w:color w:val="000000"/>
+          <w:lang w:val="en-GB"/>
+        </w:rPr>
+        <w:t xml:space="preserve"> Washington, DC: World Bank. https://doi.org/10.1596/1813-9450-10870</w:t>
+      </w:r>
+    </w:p>
+    <w:p>
+      <w:pPr>
+        <w:pStyle w:val="Bibliography"/>
+        <w:rPr>
+          <w:color w:val="000000"/>
+          <w:lang w:val="en-GB"/>
+        </w:rPr>
+      </w:pPr>
+      <w:r>
+        <w:rPr>
+          <w:color w:val="000000"/>
+          <w:lang w:val="en-GB"/>
+        </w:rPr>
+        <w:t xml:space="preserve">Mishra, P., Henriksen, D., Woo, L. J., &amp; Oster, N. (2025). Control vs. Agency: Exploring the History of AI in Education. </w:t>
+      </w:r>
       <w:r>
         <w:rPr>
           <w:i/>
@@ -13191,33 +13212,15 @@
           <w:color w:val="000000"/>
           <w:lang w:val="en-GB"/>
         </w:rPr>
-        <w:t>AI ?</w:t>
-      </w:r>
-      <w:proofErr w:type="gramEnd"/>
+        <w:t>TechTrends</w:t>
+      </w:r>
       <w:r>
         <w:rPr>
           <w:color w:val="000000"/>
           <w:lang w:val="en-GB"/>
         </w:rPr>
-        <w:t xml:space="preserve"> Washington, DC: World Bank. https://doi.org/10.1596/1813-9450-10870</w:t>
-      </w:r>
-    </w:p>
-    <w:p>
-      <w:pPr>
-        <w:pStyle w:val="Bibliography"/>
-        <w:rPr>
-          <w:color w:val="000000"/>
-          <w:lang w:val="en-GB"/>
-        </w:rPr>
-      </w:pPr>
-      <w:r>
-        <w:rPr>
-          <w:color w:val="000000"/>
-          <w:lang w:val="en-GB"/>
-        </w:rPr>
-        <w:t xml:space="preserve">Mishra, P., Henriksen, D., Woo, L. J., &amp; Oster, N. (2025). Control vs. Agency: Exploring the History of AI in Education. </w:t>
-      </w:r>
-      <w:proofErr w:type="spellStart"/>
+        <w:t xml:space="preserve">, </w:t>
+      </w:r>
       <w:r>
         <w:rPr>
           <w:i/>
@@ -13225,15 +13228,30 @@
           <w:color w:val="000000"/>
           <w:lang w:val="en-GB"/>
         </w:rPr>
-        <w:t>TechTrends</w:t>
-      </w:r>
-      <w:proofErr w:type="spellEnd"/>
+        <w:t>69</w:t>
+      </w:r>
       <w:r>
         <w:rPr>
           <w:color w:val="000000"/>
           <w:lang w:val="en-GB"/>
         </w:rPr>
-        <w:t xml:space="preserve">, </w:t>
+        <w:t>(2), 247–253. https://doi.org/10.1007/s11528-025-01064-2</w:t>
+      </w:r>
+    </w:p>
+    <w:p>
+      <w:pPr>
+        <w:pStyle w:val="Bibliography"/>
+        <w:rPr>
+          <w:color w:val="000000"/>
+          <w:lang w:val="en-GB"/>
+        </w:rPr>
+      </w:pPr>
+      <w:r>
+        <w:rPr>
+          <w:color w:val="000000"/>
+          <w:lang w:val="en-GB"/>
+        </w:rPr>
+        <w:t xml:space="preserve">Morgan, K. L. K. (2025). Phonemic Awareness and AI: Evaluating ChatGPT Plus for Structured Lesson Development. </w:t>
       </w:r>
       <w:r>
         <w:rPr>
@@ -13242,30 +13260,14 @@
           <w:color w:val="000000"/>
           <w:lang w:val="en-GB"/>
         </w:rPr>
-        <w:t>69</w:t>
+        <w:t>Texas Journal of Literacy Education</w:t>
       </w:r>
       <w:r>
         <w:rPr>
           <w:color w:val="000000"/>
           <w:lang w:val="en-GB"/>
         </w:rPr>
-        <w:t>(2), 247–253. https://doi.org/10.1007/s11528-025-01064-2</w:t>
-      </w:r>
-    </w:p>
-    <w:p>
-      <w:pPr>
-        <w:pStyle w:val="Bibliography"/>
-        <w:rPr>
-          <w:color w:val="000000"/>
-          <w:lang w:val="en-GB"/>
-        </w:rPr>
-      </w:pPr>
-      <w:r>
-        <w:rPr>
-          <w:color w:val="000000"/>
-          <w:lang w:val="en-GB"/>
-        </w:rPr>
-        <w:t xml:space="preserve">Morgan, K. L. K. (2025). Phonemic Awareness and AI: Evaluating ChatGPT Plus for Structured Lesson Development. </w:t>
+        <w:t xml:space="preserve">, </w:t>
       </w:r>
       <w:r>
         <w:rPr>
@@ -13274,14 +13276,31 @@
           <w:color w:val="000000"/>
           <w:lang w:val="en-GB"/>
         </w:rPr>
-        <w:t>Texas Journal of Literacy Education</w:t>
+        <w:t>12</w:t>
       </w:r>
       <w:r>
         <w:rPr>
           <w:color w:val="000000"/>
           <w:lang w:val="en-GB"/>
         </w:rPr>
-        <w:t xml:space="preserve">, </w:t>
+        <w:t>(1). https://www.talejournal.com/index.php/TJLE/article/view/175</w:t>
+      </w:r>
+    </w:p>
+    <w:p>
+      <w:pPr>
+        <w:pStyle w:val="Bibliography"/>
+        <w:rPr>
+          <w:color w:val="000000"/>
+          <w:lang w:val="en-GB"/>
+        </w:rPr>
+      </w:pPr>
+      <w:r>
+        <w:rPr>
+          <w:color w:val="000000"/>
+          <w:lang w:val="en-GB"/>
+        </w:rPr>
+        <w:lastRenderedPageBreak/>
+        <w:t xml:space="preserve">Richards, J. C., &amp; Rodgers, T. S. (2014). </w:t>
       </w:r>
       <w:r>
         <w:rPr>
@@ -13290,14 +13309,14 @@
           <w:color w:val="000000"/>
           <w:lang w:val="en-GB"/>
         </w:rPr>
-        <w:t>12</w:t>
+        <w:t>Approaches and Methods in Language Teaching</w:t>
       </w:r>
       <w:r>
         <w:rPr>
           <w:color w:val="000000"/>
           <w:lang w:val="en-GB"/>
         </w:rPr>
-        <w:t>(1). https://www.talejournal.com/index.php/TJLE/article/view/175</w:t>
+        <w:t>. Cambridge University Press.</w:t>
       </w:r>
     </w:p>
     <w:p>
@@ -13313,58 +13332,7 @@
           <w:color w:val="000000"/>
           <w:lang w:val="en-GB"/>
         </w:rPr>
-        <w:lastRenderedPageBreak/>
-        <w:t xml:space="preserve">Richards, J. C., &amp; Rodgers, T. S. (2014). </w:t>
-      </w:r>
-      <w:r>
-        <w:rPr>
-          <w:i/>
-          <w:iCs/>
-          <w:color w:val="000000"/>
-          <w:lang w:val="en-GB"/>
-        </w:rPr>
-        <w:t>Approaches and Methods in Language Teaching</w:t>
-      </w:r>
-      <w:r>
-        <w:rPr>
-          <w:color w:val="000000"/>
-          <w:lang w:val="en-GB"/>
-        </w:rPr>
-        <w:t>. Cambridge University Press.</w:t>
-      </w:r>
-    </w:p>
-    <w:p>
-      <w:pPr>
-        <w:pStyle w:val="Bibliography"/>
-        <w:rPr>
-          <w:color w:val="000000"/>
-          <w:lang w:val="en-GB"/>
-        </w:rPr>
-      </w:pPr>
-      <w:r>
-        <w:rPr>
-          <w:color w:val="000000"/>
-          <w:lang w:val="en-GB"/>
-        </w:rPr>
-        <w:t xml:space="preserve">Shulman, L. (1987). Knowledge and </w:t>
-      </w:r>
-      <w:proofErr w:type="spellStart"/>
-      <w:proofErr w:type="gramStart"/>
-      <w:r>
-        <w:rPr>
-          <w:color w:val="000000"/>
-          <w:lang w:val="en-GB"/>
-        </w:rPr>
-        <w:t>Teaching:Foundations</w:t>
-      </w:r>
-      <w:proofErr w:type="spellEnd"/>
-      <w:proofErr w:type="gramEnd"/>
-      <w:r>
-        <w:rPr>
-          <w:color w:val="000000"/>
-          <w:lang w:val="en-GB"/>
-        </w:rPr>
-        <w:t xml:space="preserve"> of the New Reform. </w:t>
+        <w:t xml:space="preserve">Shulman, L. (1987). Knowledge and Teaching:Foundations of the New Reform. </w:t>
       </w:r>
       <w:r>
         <w:rPr>
@@ -13527,14 +13495,14 @@
           <w:lang w:val="en-US"/>
         </w:rPr>
       </w:pPr>
-      <w:bookmarkStart w:id="54" w:name="_Toc169622417"/>
-      <w:bookmarkStart w:id="55" w:name="_Toc169622625"/>
-      <w:bookmarkStart w:id="56" w:name="_Toc218677531"/>
-      <w:bookmarkStart w:id="57" w:name="_Toc229755646"/>
-      <w:bookmarkStart w:id="58" w:name="_Toc105689048"/>
-      <w:bookmarkStart w:id="59" w:name="_Toc107222888"/>
-      <w:bookmarkStart w:id="60" w:name="_Toc158131120"/>
-      <w:bookmarkStart w:id="61" w:name="_Toc158131245"/>
+      <w:bookmarkStart w:id="56" w:name="_Toc169622417"/>
+      <w:bookmarkStart w:id="57" w:name="_Toc169622625"/>
+      <w:bookmarkStart w:id="58" w:name="_Toc218677531"/>
+      <w:bookmarkStart w:id="59" w:name="_Toc105689048"/>
+      <w:bookmarkStart w:id="60" w:name="_Toc107222888"/>
+      <w:bookmarkStart w:id="61" w:name="_Toc158131120"/>
+      <w:bookmarkStart w:id="62" w:name="_Toc158131245"/>
+      <w:bookmarkStart w:id="63" w:name="_Toc230716931"/>
       <w:r>
         <w:rPr>
           <w:lang w:val="en-US"/>
@@ -13542,10 +13510,10 @@
         <w:lastRenderedPageBreak/>
         <w:t>Index</w:t>
       </w:r>
-      <w:bookmarkEnd w:id="54"/>
-      <w:bookmarkEnd w:id="55"/>
       <w:bookmarkEnd w:id="56"/>
       <w:bookmarkEnd w:id="57"/>
+      <w:bookmarkEnd w:id="58"/>
+      <w:bookmarkEnd w:id="63"/>
     </w:p>
     <w:p>
       <w:pPr>
@@ -13637,12 +13605,16 @@
       <w:pPr>
         <w:spacing w:line="259" w:lineRule="auto"/>
         <w:jc w:val="left"/>
-      </w:pPr>
-      <w:proofErr w:type="spellStart"/>
-      <w:r>
+        <w:rPr>
+          <w:lang w:val="en-US"/>
+        </w:rPr>
+      </w:pPr>
+      <w:r>
+        <w:rPr>
+          <w:lang w:val="en-US"/>
+        </w:rPr>
         <w:t>Attolluntur</w:t>
       </w:r>
-      <w:proofErr w:type="spellEnd"/>
     </w:p>
     <w:p>
       <w:pPr>
@@ -13702,22 +13674,22 @@
       <w:pPr>
         <w:pStyle w:val="Title"/>
       </w:pPr>
-      <w:bookmarkStart w:id="62" w:name="_Toc169622418"/>
-      <w:bookmarkStart w:id="63" w:name="_Toc169622626"/>
-      <w:bookmarkStart w:id="64" w:name="_Toc218677532"/>
-      <w:bookmarkStart w:id="65" w:name="_Toc229755647"/>
+      <w:bookmarkStart w:id="64" w:name="_Toc169622418"/>
+      <w:bookmarkStart w:id="65" w:name="_Toc169622626"/>
+      <w:bookmarkStart w:id="66" w:name="_Toc218677532"/>
+      <w:bookmarkStart w:id="67" w:name="_Toc230716932"/>
       <w:r>
         <w:lastRenderedPageBreak/>
         <w:t>Table des illustrations</w:t>
       </w:r>
-      <w:bookmarkEnd w:id="58"/>
       <w:bookmarkEnd w:id="59"/>
       <w:bookmarkEnd w:id="60"/>
       <w:bookmarkEnd w:id="61"/>
       <w:bookmarkEnd w:id="62"/>
-      <w:bookmarkEnd w:id="63"/>
       <w:bookmarkEnd w:id="64"/>
       <w:bookmarkEnd w:id="65"/>
+      <w:bookmarkEnd w:id="66"/>
+      <w:bookmarkEnd w:id="67"/>
     </w:p>
     <w:p/>
     <w:p>
@@ -13743,7 +13715,7 @@
     <w:p>
       <w:pPr>
         <w:sectPr>
-          <w:headerReference w:type="default" r:id="rId12"/>
+          <w:headerReference w:type="default" r:id="rId13"/>
           <w:pgSz w:w="11906" w:h="16838"/>
           <w:pgMar w:top="1417" w:right="1417" w:bottom="1417" w:left="1417" w:header="708" w:footer="708" w:gutter="0"/>
           <w:cols w:space="708"/>
@@ -13820,7 +13792,7 @@
           <w:sz w:val="24"/>
         </w:rPr>
         <w:sectPr>
-          <w:footerReference w:type="default" r:id="rId13"/>
+          <w:footerReference w:type="default" r:id="rId14"/>
           <w:pgSz w:w="11906" w:h="16838"/>
           <w:pgMar w:top="1417" w:right="1417" w:bottom="1417" w:left="1417" w:header="708" w:footer="708" w:gutter="0"/>
           <w:pgNumType w:start="1"/>
@@ -13899,8 +13871,8 @@
       </w:r>
     </w:p>
     <w:sectPr>
-      <w:headerReference w:type="default" r:id="rId14"/>
-      <w:footerReference w:type="default" r:id="rId15"/>
+      <w:headerReference w:type="default" r:id="rId15"/>
+      <w:footerReference w:type="default" r:id="rId16"/>
       <w:pgSz w:w="11906" w:h="16838"/>
       <w:pgMar w:top="1417" w:right="1417" w:bottom="1417" w:left="1417" w:header="708" w:footer="708" w:gutter="0"/>
       <w:cols w:space="708"/>
@@ -16328,6 +16300,7 @@
   <w:style w:type="character" w:default="1" w:styleId="DefaultParagraphFont">
     <w:name w:val="Default Paragraph Font"/>
     <w:uiPriority w:val="1"/>
+    <w:semiHidden/>
     <w:unhideWhenUsed/>
   </w:style>
   <w:style w:type="table" w:default="1" w:styleId="TableNormal">

--- a/my_report/Thesis_Report_English.docx
+++ b/my_report/Thesis_Report_English.docx
@@ -81,7 +81,7 @@
                                 <wp:inline distT="0" distB="0" distL="0" distR="0" wp14:anchorId="6DEC448B" wp14:editId="28C93C51">
                                   <wp:extent cx="2187575" cy="737870"/>
                                   <wp:effectExtent l="0" t="0" r="0" b="0"/>
-                                  <wp:docPr id="2108049475" name="Picture 4" descr="A blue and black logo&#10;&#10;AI-generated content may be incorrect."/>
+                                  <wp:docPr id="1953049640" name="Picture 4" descr="A blue and black logo&#10;&#10;AI-generated content may be incorrect."/>
                                   <wp:cNvGraphicFramePr>
                                     <a:graphicFrameLocks xmlns:a="http://schemas.openxmlformats.org/drawingml/2006/main" noChangeAspect="1"/>
                                   </wp:cNvGraphicFramePr>
@@ -162,7 +162,7 @@
                           <wp:inline distT="0" distB="0" distL="0" distR="0" wp14:anchorId="6DEC448B" wp14:editId="28C93C51">
                             <wp:extent cx="2187575" cy="737870"/>
                             <wp:effectExtent l="0" t="0" r="0" b="0"/>
-                            <wp:docPr id="2108049475" name="Picture 4" descr="A blue and black logo&#10;&#10;AI-generated content may be incorrect."/>
+                            <wp:docPr id="1953049640" name="Picture 4" descr="A blue and black logo&#10;&#10;AI-generated content may be incorrect."/>
                             <wp:cNvGraphicFramePr>
                               <a:graphicFrameLocks xmlns:a="http://schemas.openxmlformats.org/drawingml/2006/main" noChangeAspect="1"/>
                             </wp:cNvGraphicFramePr>
@@ -174,7 +174,7 @@
                                     <pic:cNvPicPr/>
                                   </pic:nvPicPr>
                                   <pic:blipFill>
-                                    <a:blip r:embed="rId9">
+                                    <a:blip r:embed="rId8">
                                       <a:extLst>
                                         <a:ext uri="{28A0092B-C50C-407E-A947-70E740481C1C}">
                                           <a14:useLocalDpi xmlns:a14="http://schemas.microsoft.com/office/drawing/2010/main" val="0"/>
@@ -238,7 +238,7 @@
                     <pic:cNvPicPr/>
                   </pic:nvPicPr>
                   <pic:blipFill>
-                    <a:blip r:embed="rId10" cstate="print">
+                    <a:blip r:embed="rId9" cstate="print">
                       <a:extLst>
                         <a:ext uri="{28A0092B-C50C-407E-A947-70E740481C1C}">
                           <a14:useLocalDpi xmlns:a14="http://schemas.microsoft.com/office/drawing/2010/main" val="0"/>
@@ -608,7 +608,7 @@
           <w:b/>
         </w:rPr>
         <w:sectPr>
-          <w:headerReference w:type="default" r:id="rId11"/>
+          <w:headerReference w:type="default" r:id="rId10"/>
           <w:pgSz w:w="11906" w:h="16838"/>
           <w:pgMar w:top="1417" w:right="1417" w:bottom="1417" w:left="1417" w:header="708" w:footer="708" w:gutter="0"/>
           <w:cols w:space="708"/>
@@ -738,16 +738,19 @@
       <w:pPr>
         <w:pStyle w:val="Title"/>
       </w:pPr>
-      <w:bookmarkStart w:id="5" w:name="_Toc230716916"/>
+      <w:bookmarkStart w:id="5" w:name="_Toc230972920"/>
       <w:r>
         <w:lastRenderedPageBreak/>
-        <w:t>Résumé</w:t>
+        <w:t>Résum</w:t>
       </w:r>
       <w:bookmarkEnd w:id="0"/>
       <w:bookmarkEnd w:id="1"/>
       <w:bookmarkEnd w:id="2"/>
       <w:bookmarkEnd w:id="3"/>
       <w:bookmarkEnd w:id="4"/>
+      <w:r>
+        <w:t>é</w:t>
+      </w:r>
       <w:bookmarkEnd w:id="5"/>
     </w:p>
     <w:p/>
@@ -1940,7 +1943,7 @@
       <w:bookmarkStart w:id="6" w:name="_Toc169622387"/>
       <w:bookmarkStart w:id="7" w:name="_Toc169622573"/>
       <w:bookmarkStart w:id="8" w:name="_Toc218677501"/>
-      <w:bookmarkStart w:id="9" w:name="_Toc230716917"/>
+      <w:bookmarkStart w:id="9" w:name="_Toc230972921"/>
       <w:r>
         <w:lastRenderedPageBreak/>
         <w:t>M</w:t>
@@ -2224,7 +2227,7 @@
       <w:bookmarkStart w:id="12" w:name="_Toc169622388"/>
       <w:bookmarkStart w:id="13" w:name="_Toc169622574"/>
       <w:bookmarkStart w:id="14" w:name="_Toc218677502"/>
-      <w:bookmarkStart w:id="15" w:name="_Toc230716918"/>
+      <w:bookmarkStart w:id="15" w:name="_Toc230972922"/>
       <w:r>
         <w:lastRenderedPageBreak/>
         <w:t>Glossaire</w:t>
@@ -2344,7 +2347,7 @@
       <w:bookmarkStart w:id="18" w:name="_Toc169622389"/>
       <w:bookmarkStart w:id="19" w:name="_Toc169622575"/>
       <w:bookmarkStart w:id="20" w:name="_Toc218677503"/>
-      <w:bookmarkStart w:id="21" w:name="_Toc230716919"/>
+      <w:bookmarkStart w:id="21" w:name="_Toc230972923"/>
       <w:r>
         <w:lastRenderedPageBreak/>
         <w:t>Liste des abréviations</w:t>
@@ -2561,7 +2564,7 @@
       <w:bookmarkStart w:id="22" w:name="_Toc169622390"/>
       <w:bookmarkStart w:id="23" w:name="_Toc169622576"/>
       <w:bookmarkStart w:id="24" w:name="_Toc218677504"/>
-      <w:bookmarkStart w:id="25" w:name="_Toc230716920"/>
+      <w:bookmarkStart w:id="25" w:name="_Toc230972924"/>
       <w:r>
         <w:lastRenderedPageBreak/>
         <w:t>Remerciements</w:t>
@@ -3627,7 +3630,7 @@
       <w:bookmarkStart w:id="28" w:name="_Toc169622391"/>
       <w:bookmarkStart w:id="29" w:name="_Toc169622577"/>
       <w:bookmarkStart w:id="30" w:name="_Toc218677505"/>
-      <w:bookmarkStart w:id="31" w:name="_Toc230716921"/>
+      <w:bookmarkStart w:id="31" w:name="_Toc230972925"/>
       <w:proofErr w:type="spellStart"/>
       <w:r>
         <w:rPr>
@@ -4231,7 +4234,7 @@
       <w:bookmarkStart w:id="34" w:name="_Toc169622392"/>
       <w:bookmarkStart w:id="35" w:name="_Toc169622578"/>
       <w:bookmarkStart w:id="36" w:name="_Toc218677506"/>
-      <w:bookmarkStart w:id="37" w:name="_Toc230716922"/>
+      <w:bookmarkStart w:id="37" w:name="_Toc230972926"/>
       <w:r>
         <w:lastRenderedPageBreak/>
         <w:t>Sommaire</w:t>
@@ -4267,24 +4270,15 @@
         </w:rPr>
       </w:pPr>
       <w:r>
-        <w:rPr>
-          <w:rFonts w:ascii="Neutra Text" w:hAnsi="Neutra Text"/>
-        </w:rPr>
         <w:fldChar w:fldCharType="begin"/>
       </w:r>
       <w:r>
-        <w:rPr>
-          <w:rFonts w:ascii="Neutra Text" w:hAnsi="Neutra Text"/>
-        </w:rPr>
-        <w:instrText xml:space="preserve"> TOC \o "1-1" \h \z \u </w:instrText>
-      </w:r>
-      <w:r>
-        <w:rPr>
-          <w:rFonts w:ascii="Neutra Text" w:hAnsi="Neutra Text"/>
-        </w:rPr>
+        <w:instrText xml:space="preserve"> TOC \o "1-3" \h \z \u </w:instrText>
+      </w:r>
+      <w:r>
         <w:fldChar w:fldCharType="separate"/>
       </w:r>
-      <w:hyperlink w:anchor="_Toc230716916" w:history="1">
+      <w:hyperlink w:anchor="_Toc230972920" w:history="1">
         <w:r>
           <w:rPr>
             <w:rStyle w:val="Hyperlink"/>
@@ -4311,7 +4305,7 @@
             <w:noProof/>
             <w:webHidden/>
           </w:rPr>
-          <w:instrText xml:space="preserve"> PAGEREF _Toc230716916 \h </w:instrText>
+          <w:instrText xml:space="preserve"> PAGEREF _Toc230972920 \h </w:instrText>
         </w:r>
         <w:r>
           <w:rPr>
@@ -4360,7 +4354,7 @@
           <w14:ligatures w14:val="standardContextual"/>
         </w:rPr>
       </w:pPr>
-      <w:hyperlink w:anchor="_Toc230716917" w:history="1">
+      <w:hyperlink w:anchor="_Toc230972921" w:history="1">
         <w:r>
           <w:rPr>
             <w:rStyle w:val="Hyperlink"/>
@@ -4387,7 +4381,7 @@
             <w:noProof/>
             <w:webHidden/>
           </w:rPr>
-          <w:instrText xml:space="preserve"> PAGEREF _Toc230716917 \h </w:instrText>
+          <w:instrText xml:space="preserve"> PAGEREF _Toc230972921 \h </w:instrText>
         </w:r>
         <w:r>
           <w:rPr>
@@ -4436,7 +4430,7 @@
           <w14:ligatures w14:val="standardContextual"/>
         </w:rPr>
       </w:pPr>
-      <w:hyperlink w:anchor="_Toc230716918" w:history="1">
+      <w:hyperlink w:anchor="_Toc230972922" w:history="1">
         <w:r>
           <w:rPr>
             <w:rStyle w:val="Hyperlink"/>
@@ -4463,7 +4457,7 @@
             <w:noProof/>
             <w:webHidden/>
           </w:rPr>
-          <w:instrText xml:space="preserve"> PAGEREF _Toc230716918 \h </w:instrText>
+          <w:instrText xml:space="preserve"> PAGEREF _Toc230972922 \h </w:instrText>
         </w:r>
         <w:r>
           <w:rPr>
@@ -4512,7 +4506,7 @@
           <w14:ligatures w14:val="standardContextual"/>
         </w:rPr>
       </w:pPr>
-      <w:hyperlink w:anchor="_Toc230716919" w:history="1">
+      <w:hyperlink w:anchor="_Toc230972923" w:history="1">
         <w:r>
           <w:rPr>
             <w:rStyle w:val="Hyperlink"/>
@@ -4539,7 +4533,7 @@
             <w:noProof/>
             <w:webHidden/>
           </w:rPr>
-          <w:instrText xml:space="preserve"> PAGEREF _Toc230716919 \h </w:instrText>
+          <w:instrText xml:space="preserve"> PAGEREF _Toc230972923 \h </w:instrText>
         </w:r>
         <w:r>
           <w:rPr>
@@ -4588,7 +4582,7 @@
           <w14:ligatures w14:val="standardContextual"/>
         </w:rPr>
       </w:pPr>
-      <w:hyperlink w:anchor="_Toc230716920" w:history="1">
+      <w:hyperlink w:anchor="_Toc230972924" w:history="1">
         <w:r>
           <w:rPr>
             <w:rStyle w:val="Hyperlink"/>
@@ -4615,7 +4609,7 @@
             <w:noProof/>
             <w:webHidden/>
           </w:rPr>
-          <w:instrText xml:space="preserve"> PAGEREF _Toc230716920 \h </w:instrText>
+          <w:instrText xml:space="preserve"> PAGEREF _Toc230972924 \h </w:instrText>
         </w:r>
         <w:r>
           <w:rPr>
@@ -4664,7 +4658,7 @@
           <w14:ligatures w14:val="standardContextual"/>
         </w:rPr>
       </w:pPr>
-      <w:hyperlink w:anchor="_Toc230716921" w:history="1">
+      <w:hyperlink w:anchor="_Toc230972925" w:history="1">
         <w:r>
           <w:rPr>
             <w:rStyle w:val="Hyperlink"/>
@@ -4692,7 +4686,7 @@
             <w:noProof/>
             <w:webHidden/>
           </w:rPr>
-          <w:instrText xml:space="preserve"> PAGEREF _Toc230716921 \h </w:instrText>
+          <w:instrText xml:space="preserve"> PAGEREF _Toc230972925 \h </w:instrText>
         </w:r>
         <w:r>
           <w:rPr>
@@ -4741,7 +4735,7 @@
           <w14:ligatures w14:val="standardContextual"/>
         </w:rPr>
       </w:pPr>
-      <w:hyperlink w:anchor="_Toc230716922" w:history="1">
+      <w:hyperlink w:anchor="_Toc230972926" w:history="1">
         <w:r>
           <w:rPr>
             <w:rStyle w:val="Hyperlink"/>
@@ -4768,7 +4762,7 @@
             <w:noProof/>
             <w:webHidden/>
           </w:rPr>
-          <w:instrText xml:space="preserve"> PAGEREF _Toc230716922 \h </w:instrText>
+          <w:instrText xml:space="preserve"> PAGEREF _Toc230972926 \h </w:instrText>
         </w:r>
         <w:r>
           <w:rPr>
@@ -4817,7 +4811,7 @@
           <w14:ligatures w14:val="standardContextual"/>
         </w:rPr>
       </w:pPr>
-      <w:hyperlink w:anchor="_Toc230716923" w:history="1">
+      <w:hyperlink w:anchor="_Toc230972927" w:history="1">
         <w:r>
           <w:rPr>
             <w:rStyle w:val="Hyperlink"/>
@@ -4845,7 +4839,7 @@
             <w:noProof/>
             <w:webHidden/>
           </w:rPr>
-          <w:instrText xml:space="preserve"> PAGEREF _Toc230716923 \h </w:instrText>
+          <w:instrText xml:space="preserve"> PAGEREF _Toc230972927 \h </w:instrText>
         </w:r>
         <w:r>
           <w:rPr>
@@ -4865,7 +4859,311 @@
             <w:noProof/>
             <w:webHidden/>
           </w:rPr>
-          <w:t>11</w:t>
+          <w:t>12</w:t>
+        </w:r>
+        <w:r>
+          <w:rPr>
+            <w:noProof/>
+            <w:webHidden/>
+          </w:rPr>
+          <w:fldChar w:fldCharType="end"/>
+        </w:r>
+      </w:hyperlink>
+    </w:p>
+    <w:p>
+      <w:pPr>
+        <w:pStyle w:val="TOC2"/>
+        <w:tabs>
+          <w:tab w:val="right" w:leader="dot" w:pos="9062"/>
+        </w:tabs>
+        <w:rPr>
+          <w:rFonts w:asciiTheme="minorHAnsi" w:eastAsiaTheme="minorEastAsia" w:hAnsiTheme="minorHAnsi" w:cstheme="minorBidi"/>
+          <w:bCs w:val="0"/>
+          <w:i w:val="0"/>
+          <w:noProof/>
+          <w:kern w:val="2"/>
+          <w:sz w:val="24"/>
+          <w:szCs w:val="24"/>
+          <w:lang w:val="en-FR" w:eastAsia="en-GB"/>
+          <w14:ligatures w14:val="standardContextual"/>
+        </w:rPr>
+      </w:pPr>
+      <w:hyperlink w:anchor="_Toc230972928" w:history="1">
+        <w:r>
+          <w:rPr>
+            <w:rStyle w:val="Hyperlink"/>
+            <w:noProof/>
+          </w:rPr>
+          <w:t>Teacher Perspective Before AI</w:t>
+        </w:r>
+        <w:r>
+          <w:rPr>
+            <w:noProof/>
+            <w:webHidden/>
+          </w:rPr>
+          <w:tab/>
+        </w:r>
+        <w:r>
+          <w:rPr>
+            <w:noProof/>
+            <w:webHidden/>
+          </w:rPr>
+          <w:fldChar w:fldCharType="begin"/>
+        </w:r>
+        <w:r>
+          <w:rPr>
+            <w:noProof/>
+            <w:webHidden/>
+          </w:rPr>
+          <w:instrText xml:space="preserve"> PAGEREF _Toc230972928 \h </w:instrText>
+        </w:r>
+        <w:r>
+          <w:rPr>
+            <w:noProof/>
+            <w:webHidden/>
+          </w:rPr>
+        </w:r>
+        <w:r>
+          <w:rPr>
+            <w:noProof/>
+            <w:webHidden/>
+          </w:rPr>
+          <w:fldChar w:fldCharType="separate"/>
+        </w:r>
+        <w:r>
+          <w:rPr>
+            <w:noProof/>
+            <w:webHidden/>
+          </w:rPr>
+          <w:t>12</w:t>
+        </w:r>
+        <w:r>
+          <w:rPr>
+            <w:noProof/>
+            <w:webHidden/>
+          </w:rPr>
+          <w:fldChar w:fldCharType="end"/>
+        </w:r>
+      </w:hyperlink>
+    </w:p>
+    <w:p>
+      <w:pPr>
+        <w:pStyle w:val="TOC2"/>
+        <w:tabs>
+          <w:tab w:val="right" w:leader="dot" w:pos="9062"/>
+        </w:tabs>
+        <w:rPr>
+          <w:rFonts w:asciiTheme="minorHAnsi" w:eastAsiaTheme="minorEastAsia" w:hAnsiTheme="minorHAnsi" w:cstheme="minorBidi"/>
+          <w:bCs w:val="0"/>
+          <w:i w:val="0"/>
+          <w:noProof/>
+          <w:kern w:val="2"/>
+          <w:sz w:val="24"/>
+          <w:szCs w:val="24"/>
+          <w:lang w:val="en-FR" w:eastAsia="en-GB"/>
+          <w14:ligatures w14:val="standardContextual"/>
+        </w:rPr>
+      </w:pPr>
+      <w:hyperlink w:anchor="_Toc230972929" w:history="1">
+        <w:r>
+          <w:rPr>
+            <w:rStyle w:val="Hyperlink"/>
+            <w:noProof/>
+          </w:rPr>
+          <w:t>Emergence of TICE in language learning</w:t>
+        </w:r>
+        <w:r>
+          <w:rPr>
+            <w:noProof/>
+            <w:webHidden/>
+          </w:rPr>
+          <w:tab/>
+        </w:r>
+        <w:r>
+          <w:rPr>
+            <w:noProof/>
+            <w:webHidden/>
+          </w:rPr>
+          <w:fldChar w:fldCharType="begin"/>
+        </w:r>
+        <w:r>
+          <w:rPr>
+            <w:noProof/>
+            <w:webHidden/>
+          </w:rPr>
+          <w:instrText xml:space="preserve"> PAGEREF _Toc230972929 \h </w:instrText>
+        </w:r>
+        <w:r>
+          <w:rPr>
+            <w:noProof/>
+            <w:webHidden/>
+          </w:rPr>
+        </w:r>
+        <w:r>
+          <w:rPr>
+            <w:noProof/>
+            <w:webHidden/>
+          </w:rPr>
+          <w:fldChar w:fldCharType="separate"/>
+        </w:r>
+        <w:r>
+          <w:rPr>
+            <w:noProof/>
+            <w:webHidden/>
+          </w:rPr>
+          <w:t>12</w:t>
+        </w:r>
+        <w:r>
+          <w:rPr>
+            <w:noProof/>
+            <w:webHidden/>
+          </w:rPr>
+          <w:fldChar w:fldCharType="end"/>
+        </w:r>
+      </w:hyperlink>
+    </w:p>
+    <w:p>
+      <w:pPr>
+        <w:pStyle w:val="TOC2"/>
+        <w:tabs>
+          <w:tab w:val="right" w:leader="dot" w:pos="9062"/>
+        </w:tabs>
+        <w:rPr>
+          <w:rFonts w:asciiTheme="minorHAnsi" w:eastAsiaTheme="minorEastAsia" w:hAnsiTheme="minorHAnsi" w:cstheme="minorBidi"/>
+          <w:bCs w:val="0"/>
+          <w:i w:val="0"/>
+          <w:noProof/>
+          <w:kern w:val="2"/>
+          <w:sz w:val="24"/>
+          <w:szCs w:val="24"/>
+          <w:lang w:val="en-FR" w:eastAsia="en-GB"/>
+          <w14:ligatures w14:val="standardContextual"/>
+        </w:rPr>
+      </w:pPr>
+      <w:hyperlink w:anchor="_Toc230972930" w:history="1">
+        <w:r>
+          <w:rPr>
+            <w:rStyle w:val="Hyperlink"/>
+            <w:noProof/>
+          </w:rPr>
+          <w:t>Integration of generative AI in language learning</w:t>
+        </w:r>
+        <w:r>
+          <w:rPr>
+            <w:noProof/>
+            <w:webHidden/>
+          </w:rPr>
+          <w:tab/>
+        </w:r>
+        <w:r>
+          <w:rPr>
+            <w:noProof/>
+            <w:webHidden/>
+          </w:rPr>
+          <w:fldChar w:fldCharType="begin"/>
+        </w:r>
+        <w:r>
+          <w:rPr>
+            <w:noProof/>
+            <w:webHidden/>
+          </w:rPr>
+          <w:instrText xml:space="preserve"> PAGEREF _Toc230972930 \h </w:instrText>
+        </w:r>
+        <w:r>
+          <w:rPr>
+            <w:noProof/>
+            <w:webHidden/>
+          </w:rPr>
+        </w:r>
+        <w:r>
+          <w:rPr>
+            <w:noProof/>
+            <w:webHidden/>
+          </w:rPr>
+          <w:fldChar w:fldCharType="separate"/>
+        </w:r>
+        <w:r>
+          <w:rPr>
+            <w:noProof/>
+            <w:webHidden/>
+          </w:rPr>
+          <w:t>13</w:t>
+        </w:r>
+        <w:r>
+          <w:rPr>
+            <w:noProof/>
+            <w:webHidden/>
+          </w:rPr>
+          <w:fldChar w:fldCharType="end"/>
+        </w:r>
+      </w:hyperlink>
+    </w:p>
+    <w:p>
+      <w:pPr>
+        <w:pStyle w:val="TOC2"/>
+        <w:tabs>
+          <w:tab w:val="right" w:leader="dot" w:pos="9062"/>
+        </w:tabs>
+        <w:rPr>
+          <w:rFonts w:asciiTheme="minorHAnsi" w:eastAsiaTheme="minorEastAsia" w:hAnsiTheme="minorHAnsi" w:cstheme="minorBidi"/>
+          <w:bCs w:val="0"/>
+          <w:i w:val="0"/>
+          <w:noProof/>
+          <w:kern w:val="2"/>
+          <w:sz w:val="24"/>
+          <w:szCs w:val="24"/>
+          <w:lang w:val="en-FR" w:eastAsia="en-GB"/>
+          <w14:ligatures w14:val="standardContextual"/>
+        </w:rPr>
+      </w:pPr>
+      <w:hyperlink w:anchor="_Toc230972931" w:history="1">
+        <w:r>
+          <w:rPr>
+            <w:rStyle w:val="Hyperlink"/>
+            <w:noProof/>
+          </w:rPr>
+          <w:t>French Education System and AI</w:t>
+        </w:r>
+        <w:r>
+          <w:rPr>
+            <w:noProof/>
+            <w:webHidden/>
+          </w:rPr>
+          <w:tab/>
+        </w:r>
+        <w:r>
+          <w:rPr>
+            <w:noProof/>
+            <w:webHidden/>
+          </w:rPr>
+          <w:fldChar w:fldCharType="begin"/>
+        </w:r>
+        <w:r>
+          <w:rPr>
+            <w:noProof/>
+            <w:webHidden/>
+          </w:rPr>
+          <w:instrText xml:space="preserve"> PAGEREF _Toc230972931 \h </w:instrText>
+        </w:r>
+        <w:r>
+          <w:rPr>
+            <w:noProof/>
+            <w:webHidden/>
+          </w:rPr>
+        </w:r>
+        <w:r>
+          <w:rPr>
+            <w:noProof/>
+            <w:webHidden/>
+          </w:rPr>
+          <w:fldChar w:fldCharType="separate"/>
+        </w:r>
+        <w:r>
+          <w:rPr>
+            <w:noProof/>
+            <w:webHidden/>
+          </w:rPr>
+          <w:t>13</w:t>
         </w:r>
         <w:r>
           <w:rPr>
@@ -4894,7 +5192,7 @@
           <w14:ligatures w14:val="standardContextual"/>
         </w:rPr>
       </w:pPr>
-      <w:hyperlink w:anchor="_Toc230716924" w:history="1">
+      <w:hyperlink w:anchor="_Toc230972932" w:history="1">
         <w:r>
           <w:rPr>
             <w:rStyle w:val="Hyperlink"/>
@@ -4922,7 +5220,7 @@
             <w:noProof/>
             <w:webHidden/>
           </w:rPr>
-          <w:instrText xml:space="preserve"> PAGEREF _Toc230716924 \h </w:instrText>
+          <w:instrText xml:space="preserve"> PAGEREF _Toc230972932 \h </w:instrText>
         </w:r>
         <w:r>
           <w:rPr>
@@ -4942,7 +5240,7 @@
             <w:noProof/>
             <w:webHidden/>
           </w:rPr>
-          <w:t>13</w:t>
+          <w:t>14</w:t>
         </w:r>
         <w:r>
           <w:rPr>
@@ -4971,7 +5269,7 @@
           <w14:ligatures w14:val="standardContextual"/>
         </w:rPr>
       </w:pPr>
-      <w:hyperlink w:anchor="_Toc230716925" w:history="1">
+      <w:hyperlink w:anchor="_Toc230972933" w:history="1">
         <w:r>
           <w:rPr>
             <w:rStyle w:val="Hyperlink"/>
@@ -4999,7 +5297,7 @@
             <w:noProof/>
             <w:webHidden/>
           </w:rPr>
-          <w:instrText xml:space="preserve"> PAGEREF _Toc230716925 \h </w:instrText>
+          <w:instrText xml:space="preserve"> PAGEREF _Toc230972933 \h </w:instrText>
         </w:r>
         <w:r>
           <w:rPr>
@@ -5019,7 +5317,161 @@
             <w:noProof/>
             <w:webHidden/>
           </w:rPr>
-          <w:t>14</w:t>
+          <w:t>15</w:t>
+        </w:r>
+        <w:r>
+          <w:rPr>
+            <w:noProof/>
+            <w:webHidden/>
+          </w:rPr>
+          <w:fldChar w:fldCharType="end"/>
+        </w:r>
+      </w:hyperlink>
+    </w:p>
+    <w:p>
+      <w:pPr>
+        <w:pStyle w:val="TOC2"/>
+        <w:tabs>
+          <w:tab w:val="right" w:leader="dot" w:pos="9062"/>
+        </w:tabs>
+        <w:rPr>
+          <w:rFonts w:asciiTheme="minorHAnsi" w:eastAsiaTheme="minorEastAsia" w:hAnsiTheme="minorHAnsi" w:cstheme="minorBidi"/>
+          <w:bCs w:val="0"/>
+          <w:i w:val="0"/>
+          <w:noProof/>
+          <w:kern w:val="2"/>
+          <w:sz w:val="24"/>
+          <w:szCs w:val="24"/>
+          <w:lang w:val="en-FR" w:eastAsia="en-GB"/>
+          <w14:ligatures w14:val="standardContextual"/>
+        </w:rPr>
+      </w:pPr>
+      <w:hyperlink w:anchor="_Toc230972934" w:history="1">
+        <w:r>
+          <w:rPr>
+            <w:rStyle w:val="Hyperlink"/>
+            <w:noProof/>
+          </w:rPr>
+          <w:t>Areas where AI is used</w:t>
+        </w:r>
+        <w:r>
+          <w:rPr>
+            <w:noProof/>
+            <w:webHidden/>
+          </w:rPr>
+          <w:tab/>
+        </w:r>
+        <w:r>
+          <w:rPr>
+            <w:noProof/>
+            <w:webHidden/>
+          </w:rPr>
+          <w:fldChar w:fldCharType="begin"/>
+        </w:r>
+        <w:r>
+          <w:rPr>
+            <w:noProof/>
+            <w:webHidden/>
+          </w:rPr>
+          <w:instrText xml:space="preserve"> PAGEREF _Toc230972934 \h </w:instrText>
+        </w:r>
+        <w:r>
+          <w:rPr>
+            <w:noProof/>
+            <w:webHidden/>
+          </w:rPr>
+        </w:r>
+        <w:r>
+          <w:rPr>
+            <w:noProof/>
+            <w:webHidden/>
+          </w:rPr>
+          <w:fldChar w:fldCharType="separate"/>
+        </w:r>
+        <w:r>
+          <w:rPr>
+            <w:noProof/>
+            <w:webHidden/>
+          </w:rPr>
+          <w:t>15</w:t>
+        </w:r>
+        <w:r>
+          <w:rPr>
+            <w:noProof/>
+            <w:webHidden/>
+          </w:rPr>
+          <w:fldChar w:fldCharType="end"/>
+        </w:r>
+      </w:hyperlink>
+    </w:p>
+    <w:p>
+      <w:pPr>
+        <w:pStyle w:val="TOC2"/>
+        <w:tabs>
+          <w:tab w:val="right" w:leader="dot" w:pos="9062"/>
+        </w:tabs>
+        <w:rPr>
+          <w:rFonts w:asciiTheme="minorHAnsi" w:eastAsiaTheme="minorEastAsia" w:hAnsiTheme="minorHAnsi" w:cstheme="minorBidi"/>
+          <w:bCs w:val="0"/>
+          <w:i w:val="0"/>
+          <w:noProof/>
+          <w:kern w:val="2"/>
+          <w:sz w:val="24"/>
+          <w:szCs w:val="24"/>
+          <w:lang w:val="en-FR" w:eastAsia="en-GB"/>
+          <w14:ligatures w14:val="standardContextual"/>
+        </w:rPr>
+      </w:pPr>
+      <w:hyperlink w:anchor="_Toc230972935" w:history="1">
+        <w:r>
+          <w:rPr>
+            <w:rStyle w:val="Hyperlink"/>
+            <w:rFonts w:eastAsia="Times New Roman"/>
+            <w:noProof/>
+            <w:lang w:eastAsia="en-IN"/>
+          </w:rPr>
+          <w:t>Latest tools with AI available for each area identified above</w:t>
+        </w:r>
+        <w:r>
+          <w:rPr>
+            <w:noProof/>
+            <w:webHidden/>
+          </w:rPr>
+          <w:tab/>
+        </w:r>
+        <w:r>
+          <w:rPr>
+            <w:noProof/>
+            <w:webHidden/>
+          </w:rPr>
+          <w:fldChar w:fldCharType="begin"/>
+        </w:r>
+        <w:r>
+          <w:rPr>
+            <w:noProof/>
+            <w:webHidden/>
+          </w:rPr>
+          <w:instrText xml:space="preserve"> PAGEREF _Toc230972935 \h </w:instrText>
+        </w:r>
+        <w:r>
+          <w:rPr>
+            <w:noProof/>
+            <w:webHidden/>
+          </w:rPr>
+        </w:r>
+        <w:r>
+          <w:rPr>
+            <w:noProof/>
+            <w:webHidden/>
+          </w:rPr>
+          <w:fldChar w:fldCharType="separate"/>
+        </w:r>
+        <w:r>
+          <w:rPr>
+            <w:noProof/>
+            <w:webHidden/>
+          </w:rPr>
+          <w:t>15</w:t>
         </w:r>
         <w:r>
           <w:rPr>
@@ -5048,7 +5500,7 @@
           <w14:ligatures w14:val="standardContextual"/>
         </w:rPr>
       </w:pPr>
-      <w:hyperlink w:anchor="_Toc230716926" w:history="1">
+      <w:hyperlink w:anchor="_Toc230972936" w:history="1">
         <w:r>
           <w:rPr>
             <w:rStyle w:val="Hyperlink"/>
@@ -5076,7 +5528,7 @@
             <w:noProof/>
             <w:webHidden/>
           </w:rPr>
-          <w:instrText xml:space="preserve"> PAGEREF _Toc230716926 \h </w:instrText>
+          <w:instrText xml:space="preserve"> PAGEREF _Toc230972936 \h </w:instrText>
         </w:r>
         <w:r>
           <w:rPr>
@@ -5096,7 +5548,387 @@
             <w:noProof/>
             <w:webHidden/>
           </w:rPr>
-          <w:t>15</w:t>
+          <w:t>16</w:t>
+        </w:r>
+        <w:r>
+          <w:rPr>
+            <w:noProof/>
+            <w:webHidden/>
+          </w:rPr>
+          <w:fldChar w:fldCharType="end"/>
+        </w:r>
+      </w:hyperlink>
+    </w:p>
+    <w:p>
+      <w:pPr>
+        <w:pStyle w:val="TOC2"/>
+        <w:tabs>
+          <w:tab w:val="right" w:leader="dot" w:pos="9062"/>
+        </w:tabs>
+        <w:rPr>
+          <w:rFonts w:asciiTheme="minorHAnsi" w:eastAsiaTheme="minorEastAsia" w:hAnsiTheme="minorHAnsi" w:cstheme="minorBidi"/>
+          <w:bCs w:val="0"/>
+          <w:i w:val="0"/>
+          <w:noProof/>
+          <w:kern w:val="2"/>
+          <w:sz w:val="24"/>
+          <w:szCs w:val="24"/>
+          <w:lang w:val="en-FR" w:eastAsia="en-GB"/>
+          <w14:ligatures w14:val="standardContextual"/>
+        </w:rPr>
+      </w:pPr>
+      <w:hyperlink w:anchor="_Toc230972937" w:history="1">
+        <w:r>
+          <w:rPr>
+            <w:rStyle w:val="Hyperlink"/>
+            <w:noProof/>
+          </w:rPr>
+          <w:t>Teacher Cognition and Lesson Planning</w:t>
+        </w:r>
+        <w:r>
+          <w:rPr>
+            <w:noProof/>
+            <w:webHidden/>
+          </w:rPr>
+          <w:tab/>
+        </w:r>
+        <w:r>
+          <w:rPr>
+            <w:noProof/>
+            <w:webHidden/>
+          </w:rPr>
+          <w:fldChar w:fldCharType="begin"/>
+        </w:r>
+        <w:r>
+          <w:rPr>
+            <w:noProof/>
+            <w:webHidden/>
+          </w:rPr>
+          <w:instrText xml:space="preserve"> PAGEREF _Toc230972937 \h </w:instrText>
+        </w:r>
+        <w:r>
+          <w:rPr>
+            <w:noProof/>
+            <w:webHidden/>
+          </w:rPr>
+        </w:r>
+        <w:r>
+          <w:rPr>
+            <w:noProof/>
+            <w:webHidden/>
+          </w:rPr>
+          <w:fldChar w:fldCharType="separate"/>
+        </w:r>
+        <w:r>
+          <w:rPr>
+            <w:noProof/>
+            <w:webHidden/>
+          </w:rPr>
+          <w:t>16</w:t>
+        </w:r>
+        <w:r>
+          <w:rPr>
+            <w:noProof/>
+            <w:webHidden/>
+          </w:rPr>
+          <w:fldChar w:fldCharType="end"/>
+        </w:r>
+      </w:hyperlink>
+    </w:p>
+    <w:p>
+      <w:pPr>
+        <w:pStyle w:val="TOC2"/>
+        <w:tabs>
+          <w:tab w:val="right" w:leader="dot" w:pos="9062"/>
+        </w:tabs>
+        <w:rPr>
+          <w:rFonts w:asciiTheme="minorHAnsi" w:eastAsiaTheme="minorEastAsia" w:hAnsiTheme="minorHAnsi" w:cstheme="minorBidi"/>
+          <w:bCs w:val="0"/>
+          <w:i w:val="0"/>
+          <w:noProof/>
+          <w:kern w:val="2"/>
+          <w:sz w:val="24"/>
+          <w:szCs w:val="24"/>
+          <w:lang w:val="en-FR" w:eastAsia="en-GB"/>
+          <w14:ligatures w14:val="standardContextual"/>
+        </w:rPr>
+      </w:pPr>
+      <w:hyperlink w:anchor="_Toc230972938" w:history="1">
+        <w:r>
+          <w:rPr>
+            <w:rStyle w:val="Hyperlink"/>
+            <w:noProof/>
+          </w:rPr>
+          <w:t>Teacher beliefs and practice alignment</w:t>
+        </w:r>
+        <w:r>
+          <w:rPr>
+            <w:noProof/>
+            <w:webHidden/>
+          </w:rPr>
+          <w:tab/>
+        </w:r>
+        <w:r>
+          <w:rPr>
+            <w:noProof/>
+            <w:webHidden/>
+          </w:rPr>
+          <w:fldChar w:fldCharType="begin"/>
+        </w:r>
+        <w:r>
+          <w:rPr>
+            <w:noProof/>
+            <w:webHidden/>
+          </w:rPr>
+          <w:instrText xml:space="preserve"> PAGEREF _Toc230972938 \h </w:instrText>
+        </w:r>
+        <w:r>
+          <w:rPr>
+            <w:noProof/>
+            <w:webHidden/>
+          </w:rPr>
+        </w:r>
+        <w:r>
+          <w:rPr>
+            <w:noProof/>
+            <w:webHidden/>
+          </w:rPr>
+          <w:fldChar w:fldCharType="separate"/>
+        </w:r>
+        <w:r>
+          <w:rPr>
+            <w:noProof/>
+            <w:webHidden/>
+          </w:rPr>
+          <w:t>16</w:t>
+        </w:r>
+        <w:r>
+          <w:rPr>
+            <w:noProof/>
+            <w:webHidden/>
+          </w:rPr>
+          <w:fldChar w:fldCharType="end"/>
+        </w:r>
+      </w:hyperlink>
+    </w:p>
+    <w:p>
+      <w:pPr>
+        <w:pStyle w:val="TOC2"/>
+        <w:tabs>
+          <w:tab w:val="right" w:leader="dot" w:pos="9062"/>
+        </w:tabs>
+        <w:rPr>
+          <w:rFonts w:asciiTheme="minorHAnsi" w:eastAsiaTheme="minorEastAsia" w:hAnsiTheme="minorHAnsi" w:cstheme="minorBidi"/>
+          <w:bCs w:val="0"/>
+          <w:i w:val="0"/>
+          <w:noProof/>
+          <w:kern w:val="2"/>
+          <w:sz w:val="24"/>
+          <w:szCs w:val="24"/>
+          <w:lang w:val="en-FR" w:eastAsia="en-GB"/>
+          <w14:ligatures w14:val="standardContextual"/>
+        </w:rPr>
+      </w:pPr>
+      <w:hyperlink w:anchor="_Toc230972939" w:history="1">
+        <w:r>
+          <w:rPr>
+            <w:rStyle w:val="Hyperlink"/>
+            <w:noProof/>
+          </w:rPr>
+          <w:t>Contextual constraints on lesson planning</w:t>
+        </w:r>
+        <w:r>
+          <w:rPr>
+            <w:noProof/>
+            <w:webHidden/>
+          </w:rPr>
+          <w:tab/>
+        </w:r>
+        <w:r>
+          <w:rPr>
+            <w:noProof/>
+            <w:webHidden/>
+          </w:rPr>
+          <w:fldChar w:fldCharType="begin"/>
+        </w:r>
+        <w:r>
+          <w:rPr>
+            <w:noProof/>
+            <w:webHidden/>
+          </w:rPr>
+          <w:instrText xml:space="preserve"> PAGEREF _Toc230972939 \h </w:instrText>
+        </w:r>
+        <w:r>
+          <w:rPr>
+            <w:noProof/>
+            <w:webHidden/>
+          </w:rPr>
+        </w:r>
+        <w:r>
+          <w:rPr>
+            <w:noProof/>
+            <w:webHidden/>
+          </w:rPr>
+          <w:fldChar w:fldCharType="separate"/>
+        </w:r>
+        <w:r>
+          <w:rPr>
+            <w:noProof/>
+            <w:webHidden/>
+          </w:rPr>
+          <w:t>17</w:t>
+        </w:r>
+        <w:r>
+          <w:rPr>
+            <w:noProof/>
+            <w:webHidden/>
+          </w:rPr>
+          <w:fldChar w:fldCharType="end"/>
+        </w:r>
+      </w:hyperlink>
+    </w:p>
+    <w:p>
+      <w:pPr>
+        <w:pStyle w:val="TOC2"/>
+        <w:tabs>
+          <w:tab w:val="right" w:leader="dot" w:pos="9062"/>
+        </w:tabs>
+        <w:rPr>
+          <w:rFonts w:asciiTheme="minorHAnsi" w:eastAsiaTheme="minorEastAsia" w:hAnsiTheme="minorHAnsi" w:cstheme="minorBidi"/>
+          <w:bCs w:val="0"/>
+          <w:i w:val="0"/>
+          <w:noProof/>
+          <w:kern w:val="2"/>
+          <w:sz w:val="24"/>
+          <w:szCs w:val="24"/>
+          <w:lang w:val="en-FR" w:eastAsia="en-GB"/>
+          <w14:ligatures w14:val="standardContextual"/>
+        </w:rPr>
+      </w:pPr>
+      <w:hyperlink w:anchor="_Toc230972940" w:history="1">
+        <w:r>
+          <w:rPr>
+            <w:rStyle w:val="Hyperlink"/>
+            <w:noProof/>
+          </w:rPr>
+          <w:t>Teacher experience and expertise in planning</w:t>
+        </w:r>
+        <w:r>
+          <w:rPr>
+            <w:noProof/>
+            <w:webHidden/>
+          </w:rPr>
+          <w:tab/>
+        </w:r>
+        <w:r>
+          <w:rPr>
+            <w:noProof/>
+            <w:webHidden/>
+          </w:rPr>
+          <w:fldChar w:fldCharType="begin"/>
+        </w:r>
+        <w:r>
+          <w:rPr>
+            <w:noProof/>
+            <w:webHidden/>
+          </w:rPr>
+          <w:instrText xml:space="preserve"> PAGEREF _Toc230972940 \h </w:instrText>
+        </w:r>
+        <w:r>
+          <w:rPr>
+            <w:noProof/>
+            <w:webHidden/>
+          </w:rPr>
+        </w:r>
+        <w:r>
+          <w:rPr>
+            <w:noProof/>
+            <w:webHidden/>
+          </w:rPr>
+          <w:fldChar w:fldCharType="separate"/>
+        </w:r>
+        <w:r>
+          <w:rPr>
+            <w:noProof/>
+            <w:webHidden/>
+          </w:rPr>
+          <w:t>17</w:t>
+        </w:r>
+        <w:r>
+          <w:rPr>
+            <w:noProof/>
+            <w:webHidden/>
+          </w:rPr>
+          <w:fldChar w:fldCharType="end"/>
+        </w:r>
+      </w:hyperlink>
+    </w:p>
+    <w:p>
+      <w:pPr>
+        <w:pStyle w:val="TOC2"/>
+        <w:tabs>
+          <w:tab w:val="right" w:leader="dot" w:pos="9062"/>
+        </w:tabs>
+        <w:rPr>
+          <w:rFonts w:asciiTheme="minorHAnsi" w:eastAsiaTheme="minorEastAsia" w:hAnsiTheme="minorHAnsi" w:cstheme="minorBidi"/>
+          <w:bCs w:val="0"/>
+          <w:i w:val="0"/>
+          <w:noProof/>
+          <w:kern w:val="2"/>
+          <w:sz w:val="24"/>
+          <w:szCs w:val="24"/>
+          <w:lang w:val="en-FR" w:eastAsia="en-GB"/>
+          <w14:ligatures w14:val="standardContextual"/>
+        </w:rPr>
+      </w:pPr>
+      <w:hyperlink w:anchor="_Toc230972941" w:history="1">
+        <w:r>
+          <w:rPr>
+            <w:rStyle w:val="Hyperlink"/>
+            <w:noProof/>
+          </w:rPr>
+          <w:t>Adaptation and flexibility in lesson design</w:t>
+        </w:r>
+        <w:r>
+          <w:rPr>
+            <w:noProof/>
+            <w:webHidden/>
+          </w:rPr>
+          <w:tab/>
+        </w:r>
+        <w:r>
+          <w:rPr>
+            <w:noProof/>
+            <w:webHidden/>
+          </w:rPr>
+          <w:fldChar w:fldCharType="begin"/>
+        </w:r>
+        <w:r>
+          <w:rPr>
+            <w:noProof/>
+            <w:webHidden/>
+          </w:rPr>
+          <w:instrText xml:space="preserve"> PAGEREF _Toc230972941 \h </w:instrText>
+        </w:r>
+        <w:r>
+          <w:rPr>
+            <w:noProof/>
+            <w:webHidden/>
+          </w:rPr>
+        </w:r>
+        <w:r>
+          <w:rPr>
+            <w:noProof/>
+            <w:webHidden/>
+          </w:rPr>
+          <w:fldChar w:fldCharType="separate"/>
+        </w:r>
+        <w:r>
+          <w:rPr>
+            <w:noProof/>
+            <w:webHidden/>
+          </w:rPr>
+          <w:t>18</w:t>
         </w:r>
         <w:r>
           <w:rPr>
@@ -5125,7 +5957,7 @@
           <w14:ligatures w14:val="standardContextual"/>
         </w:rPr>
       </w:pPr>
-      <w:hyperlink w:anchor="_Toc230716927" w:history="1">
+      <w:hyperlink w:anchor="_Toc230972942" w:history="1">
         <w:r>
           <w:rPr>
             <w:rStyle w:val="Hyperlink"/>
@@ -5154,7 +5986,7 @@
             <w:noProof/>
             <w:webHidden/>
           </w:rPr>
-          <w:instrText xml:space="preserve"> PAGEREF _Toc230716927 \h </w:instrText>
+          <w:instrText xml:space="preserve"> PAGEREF _Toc230972942 \h </w:instrText>
         </w:r>
         <w:r>
           <w:rPr>
@@ -5174,7 +6006,7 @@
             <w:noProof/>
             <w:webHidden/>
           </w:rPr>
-          <w:t>19</w:t>
+          <w:t>20</w:t>
         </w:r>
         <w:r>
           <w:rPr>
@@ -5203,7 +6035,7 @@
           <w14:ligatures w14:val="standardContextual"/>
         </w:rPr>
       </w:pPr>
-      <w:hyperlink w:anchor="_Toc230716928" w:history="1">
+      <w:hyperlink w:anchor="_Toc230972943" w:history="1">
         <w:r>
           <w:rPr>
             <w:rStyle w:val="Hyperlink"/>
@@ -5232,7 +6064,7 @@
             <w:noProof/>
             <w:webHidden/>
           </w:rPr>
-          <w:instrText xml:space="preserve"> PAGEREF _Toc230716928 \h </w:instrText>
+          <w:instrText xml:space="preserve"> PAGEREF _Toc230972943 \h </w:instrText>
         </w:r>
         <w:r>
           <w:rPr>
@@ -5252,7 +6084,7 @@
             <w:noProof/>
             <w:webHidden/>
           </w:rPr>
-          <w:t>20</w:t>
+          <w:t>21</w:t>
         </w:r>
         <w:r>
           <w:rPr>
@@ -5281,7 +6113,7 @@
           <w14:ligatures w14:val="standardContextual"/>
         </w:rPr>
       </w:pPr>
-      <w:hyperlink w:anchor="_Toc230716929" w:history="1">
+      <w:hyperlink w:anchor="_Toc230972944" w:history="1">
         <w:r>
           <w:rPr>
             <w:rStyle w:val="Hyperlink"/>
@@ -5310,7 +6142,7 @@
             <w:noProof/>
             <w:webHidden/>
           </w:rPr>
-          <w:instrText xml:space="preserve"> PAGEREF _Toc230716929 \h </w:instrText>
+          <w:instrText xml:space="preserve"> PAGEREF _Toc230972944 \h </w:instrText>
         </w:r>
         <w:r>
           <w:rPr>
@@ -5330,7 +6162,7 @@
             <w:noProof/>
             <w:webHidden/>
           </w:rPr>
-          <w:t>21</w:t>
+          <w:t>22</w:t>
         </w:r>
         <w:r>
           <w:rPr>
@@ -5359,7 +6191,7 @@
           <w14:ligatures w14:val="standardContextual"/>
         </w:rPr>
       </w:pPr>
-      <w:hyperlink w:anchor="_Toc230716930" w:history="1">
+      <w:hyperlink w:anchor="_Toc230972945" w:history="1">
         <w:r>
           <w:rPr>
             <w:rStyle w:val="Hyperlink"/>
@@ -5386,7 +6218,7 @@
             <w:noProof/>
             <w:webHidden/>
           </w:rPr>
-          <w:instrText xml:space="preserve"> PAGEREF _Toc230716930 \h </w:instrText>
+          <w:instrText xml:space="preserve"> PAGEREF _Toc230972945 \h </w:instrText>
         </w:r>
         <w:r>
           <w:rPr>
@@ -5406,7 +6238,7 @@
             <w:noProof/>
             <w:webHidden/>
           </w:rPr>
-          <w:t>23</w:t>
+          <w:t>24</w:t>
         </w:r>
         <w:r>
           <w:rPr>
@@ -5435,7 +6267,7 @@
           <w14:ligatures w14:val="standardContextual"/>
         </w:rPr>
       </w:pPr>
-      <w:hyperlink w:anchor="_Toc230716931" w:history="1">
+      <w:hyperlink w:anchor="_Toc230972946" w:history="1">
         <w:r>
           <w:rPr>
             <w:rStyle w:val="Hyperlink"/>
@@ -5463,7 +6295,7 @@
             <w:noProof/>
             <w:webHidden/>
           </w:rPr>
-          <w:instrText xml:space="preserve"> PAGEREF _Toc230716931 \h </w:instrText>
+          <w:instrText xml:space="preserve"> PAGEREF _Toc230972946 \h </w:instrText>
         </w:r>
         <w:r>
           <w:rPr>
@@ -5483,7 +6315,7 @@
             <w:noProof/>
             <w:webHidden/>
           </w:rPr>
-          <w:t>25</w:t>
+          <w:t>26</w:t>
         </w:r>
         <w:r>
           <w:rPr>
@@ -5512,7 +6344,7 @@
           <w14:ligatures w14:val="standardContextual"/>
         </w:rPr>
       </w:pPr>
-      <w:hyperlink w:anchor="_Toc230716932" w:history="1">
+      <w:hyperlink w:anchor="_Toc230972947" w:history="1">
         <w:r>
           <w:rPr>
             <w:rStyle w:val="Hyperlink"/>
@@ -5539,7 +6371,7 @@
             <w:noProof/>
             <w:webHidden/>
           </w:rPr>
-          <w:instrText xml:space="preserve"> PAGEREF _Toc230716932 \h </w:instrText>
+          <w:instrText xml:space="preserve"> PAGEREF _Toc230972947 \h </w:instrText>
         </w:r>
         <w:r>
           <w:rPr>
@@ -5559,7 +6391,7 @@
             <w:noProof/>
             <w:webHidden/>
           </w:rPr>
-          <w:t>26</w:t>
+          <w:t>27</w:t>
         </w:r>
         <w:r>
           <w:rPr>
@@ -5572,15 +6404,94 @@
     </w:p>
     <w:p>
       <w:pPr>
+        <w:pStyle w:val="TOC1"/>
+        <w:tabs>
+          <w:tab w:val="right" w:leader="dot" w:pos="9062"/>
+        </w:tabs>
+        <w:rPr>
+          <w:rFonts w:eastAsiaTheme="minorEastAsia" w:cstheme="minorBidi"/>
+          <w:b w:val="0"/>
+          <w:bCs w:val="0"/>
+          <w:i w:val="0"/>
+          <w:iCs w:val="0"/>
+          <w:noProof/>
+          <w:kern w:val="2"/>
+          <w:lang w:val="en-FR" w:eastAsia="en-GB"/>
+          <w14:ligatures w14:val="standardContextual"/>
+        </w:rPr>
+      </w:pPr>
+      <w:hyperlink w:anchor="_Toc230972948" w:history="1">
+        <w:r>
+          <w:rPr>
+            <w:rStyle w:val="Hyperlink"/>
+            <w:noProof/>
+          </w:rPr>
+          <w:t>Annexes</w:t>
+        </w:r>
+        <w:r>
+          <w:rPr>
+            <w:noProof/>
+            <w:webHidden/>
+          </w:rPr>
+          <w:tab/>
+        </w:r>
+        <w:r>
+          <w:rPr>
+            <w:noProof/>
+            <w:webHidden/>
+          </w:rPr>
+          <w:fldChar w:fldCharType="begin"/>
+        </w:r>
+        <w:r>
+          <w:rPr>
+            <w:noProof/>
+            <w:webHidden/>
+          </w:rPr>
+          <w:instrText xml:space="preserve"> PAGEREF _Toc230972948 \h </w:instrText>
+        </w:r>
+        <w:r>
+          <w:rPr>
+            <w:noProof/>
+            <w:webHidden/>
+          </w:rPr>
+        </w:r>
+        <w:r>
+          <w:rPr>
+            <w:noProof/>
+            <w:webHidden/>
+          </w:rPr>
+          <w:fldChar w:fldCharType="separate"/>
+        </w:r>
+        <w:r>
+          <w:rPr>
+            <w:noProof/>
+            <w:webHidden/>
+          </w:rPr>
+          <w:t>1</w:t>
+        </w:r>
+        <w:r>
+          <w:rPr>
+            <w:noProof/>
+            <w:webHidden/>
+          </w:rPr>
+          <w:fldChar w:fldCharType="end"/>
+        </w:r>
+      </w:hyperlink>
+    </w:p>
+    <w:p>
+      <w:pPr>
         <w:jc w:val="center"/>
       </w:pPr>
       <w:r>
         <w:rPr>
-          <w:i/>
+          <w:rFonts w:asciiTheme="minorHAnsi" w:hAnsiTheme="minorHAnsi" w:cstheme="minorHAnsi"/>
+          <w:sz w:val="24"/>
+          <w:szCs w:val="24"/>
         </w:rPr>
         <w:fldChar w:fldCharType="end"/>
       </w:r>
     </w:p>
+    <w:p/>
     <w:p/>
     <w:p>
       <w:pPr>
@@ -5599,7 +6510,7 @@
           <w:lang w:val="en-US"/>
         </w:rPr>
       </w:pPr>
-      <w:bookmarkStart w:id="38" w:name="_Toc230716923"/>
+      <w:bookmarkStart w:id="38" w:name="_Toc230972927"/>
       <w:r>
         <w:rPr>
           <w:lang w:val="en-US"/>
@@ -5864,25 +6775,13 @@
     </w:p>
     <w:p>
       <w:pPr>
-        <w:jc w:val="center"/>
-        <w:rPr>
-          <w:rFonts w:eastAsiaTheme="majorEastAsia" w:cstheme="majorBidi"/>
-          <w:smallCaps/>
-          <w:sz w:val="36"/>
-          <w:szCs w:val="26"/>
-          <w:lang w:val="en-US"/>
-        </w:rPr>
-      </w:pPr>
-      <w:r>
-        <w:rPr>
-          <w:rFonts w:eastAsiaTheme="majorEastAsia" w:cstheme="majorBidi"/>
-          <w:smallCaps/>
-          <w:sz w:val="36"/>
-          <w:szCs w:val="26"/>
-          <w:lang w:val="en-US"/>
-        </w:rPr>
-        <w:t>TEACHER PERSPECTIVE BEFORE AI</w:t>
-      </w:r>
+        <w:pStyle w:val="Heading2"/>
+      </w:pPr>
+      <w:bookmarkStart w:id="39" w:name="_Toc230972928"/>
+      <w:r>
+        <w:t>Teacher Perspective Before AI</w:t>
+      </w:r>
+      <w:bookmarkEnd w:id="39"/>
     </w:p>
     <w:p>
       <w:pPr>
@@ -6027,9 +6926,11 @@
       <w:pPr>
         <w:pStyle w:val="Heading2"/>
       </w:pPr>
+      <w:bookmarkStart w:id="40" w:name="_Toc230972929"/>
       <w:r>
         <w:t>Emergence of TICE in language learning</w:t>
       </w:r>
+      <w:bookmarkEnd w:id="40"/>
     </w:p>
     <w:p>
       <w:pPr>
@@ -6148,62 +7049,71 @@
           <w:szCs w:val="24"/>
           <w:lang w:val="en-US"/>
         </w:rPr>
+        <w:t>Despite CALL integration, teachers remained the primary designers of instruction.</w:t>
+      </w:r>
+      <w:r>
+        <w:rPr>
+          <w:rFonts w:ascii="Times New Roman" w:hAnsi="Times New Roman" w:cs="Times New Roman"/>
+          <w:sz w:val="24"/>
+          <w:szCs w:val="24"/>
+          <w:lang w:val="en-US"/>
+        </w:rPr>
+        <w:t xml:space="preserve"> </w:t>
+      </w:r>
+      <w:r>
+        <w:rPr>
+          <w:rFonts w:ascii="Times New Roman" w:hAnsi="Times New Roman" w:cs="Times New Roman"/>
+          <w:sz w:val="24"/>
+          <w:szCs w:val="24"/>
+          <w:lang w:val="en-US"/>
+        </w:rPr>
+        <w:t>Digital tools supported lesson planning but did not generate</w:t>
+      </w:r>
+      <w:r>
+        <w:rPr>
+          <w:rFonts w:ascii="Times New Roman" w:hAnsi="Times New Roman" w:cs="Times New Roman"/>
+          <w:sz w:val="24"/>
+          <w:szCs w:val="24"/>
+          <w:lang w:val="en-US"/>
+        </w:rPr>
+        <w:t xml:space="preserve"> complete</w:t>
+      </w:r>
+      <w:r>
+        <w:rPr>
+          <w:rFonts w:ascii="Times New Roman" w:hAnsi="Times New Roman" w:cs="Times New Roman"/>
+          <w:sz w:val="24"/>
+          <w:szCs w:val="24"/>
+          <w:lang w:val="en-US"/>
+        </w:rPr>
+        <w:t xml:space="preserve"> </w:t>
+      </w:r>
+      <w:r>
+        <w:rPr>
+          <w:rFonts w:ascii="Times New Roman" w:hAnsi="Times New Roman" w:cs="Times New Roman"/>
+          <w:sz w:val="24"/>
+          <w:szCs w:val="24"/>
+          <w:lang w:val="en-US"/>
+        </w:rPr>
+        <w:t>lesson plans yet</w:t>
+      </w:r>
+      <w:r>
+        <w:rPr>
+          <w:rFonts w:ascii="Times New Roman" w:hAnsi="Times New Roman" w:cs="Times New Roman"/>
+          <w:sz w:val="24"/>
+          <w:szCs w:val="24"/>
+          <w:lang w:val="en-US"/>
+        </w:rPr>
+        <w:t xml:space="preserve">; teachers still created </w:t>
+      </w:r>
+      <w:r>
+        <w:rPr>
+          <w:rFonts w:ascii="Times New Roman" w:hAnsi="Times New Roman" w:cs="Times New Roman"/>
+          <w:sz w:val="24"/>
+          <w:szCs w:val="24"/>
+          <w:lang w:val="en-US"/>
+        </w:rPr>
         <w:lastRenderedPageBreak/>
-        <w:t>Despite CALL integration, teachers remained the primary designers of instruction.</w:t>
-      </w:r>
-      <w:r>
-        <w:rPr>
-          <w:rFonts w:ascii="Times New Roman" w:hAnsi="Times New Roman" w:cs="Times New Roman"/>
-          <w:sz w:val="24"/>
-          <w:szCs w:val="24"/>
-          <w:lang w:val="en-US"/>
-        </w:rPr>
-        <w:t xml:space="preserve"> </w:t>
-      </w:r>
-      <w:r>
-        <w:rPr>
-          <w:rFonts w:ascii="Times New Roman" w:hAnsi="Times New Roman" w:cs="Times New Roman"/>
-          <w:sz w:val="24"/>
-          <w:szCs w:val="24"/>
-          <w:lang w:val="en-US"/>
-        </w:rPr>
-        <w:t>Digital tools supported lesson planning but did not generate</w:t>
-      </w:r>
-      <w:r>
-        <w:rPr>
-          <w:rFonts w:ascii="Times New Roman" w:hAnsi="Times New Roman" w:cs="Times New Roman"/>
-          <w:sz w:val="24"/>
-          <w:szCs w:val="24"/>
-          <w:lang w:val="en-US"/>
-        </w:rPr>
-        <w:t xml:space="preserve"> complete</w:t>
-      </w:r>
-      <w:r>
-        <w:rPr>
-          <w:rFonts w:ascii="Times New Roman" w:hAnsi="Times New Roman" w:cs="Times New Roman"/>
-          <w:sz w:val="24"/>
-          <w:szCs w:val="24"/>
-          <w:lang w:val="en-US"/>
-        </w:rPr>
-        <w:t xml:space="preserve"> </w:t>
-      </w:r>
-      <w:r>
-        <w:rPr>
-          <w:rFonts w:ascii="Times New Roman" w:hAnsi="Times New Roman" w:cs="Times New Roman"/>
-          <w:sz w:val="24"/>
-          <w:szCs w:val="24"/>
-          <w:lang w:val="en-US"/>
-        </w:rPr>
-        <w:t>lesson plans yet</w:t>
-      </w:r>
-      <w:r>
-        <w:rPr>
-          <w:rFonts w:ascii="Times New Roman" w:hAnsi="Times New Roman" w:cs="Times New Roman"/>
-          <w:sz w:val="24"/>
-          <w:szCs w:val="24"/>
-          <w:lang w:val="en-US"/>
-        </w:rPr>
-        <w:t>; teachers still created the core curriculum</w:t>
+        <w:t>the core curriculum</w:t>
       </w:r>
       <w:r>
         <w:rPr>
@@ -6299,9 +7209,11 @@
       <w:pPr>
         <w:pStyle w:val="Heading2"/>
       </w:pPr>
+      <w:bookmarkStart w:id="41" w:name="_Toc230972930"/>
       <w:r>
         <w:t>Integration of generative AI in language learning</w:t>
       </w:r>
+      <w:bookmarkEnd w:id="41"/>
     </w:p>
     <w:p>
       <w:pPr>
@@ -6621,12 +7533,14 @@
       <w:pPr>
         <w:pStyle w:val="Heading2"/>
       </w:pPr>
+      <w:bookmarkStart w:id="42" w:name="_Toc230972931"/>
       <w:r>
         <w:t>French Education System</w:t>
       </w:r>
       <w:r>
         <w:t xml:space="preserve"> and AI</w:t>
       </w:r>
+      <w:bookmarkEnd w:id="42"/>
     </w:p>
     <w:p>
       <w:pPr>
@@ -6831,7 +7745,7 @@
           <w:lang w:val="en-US"/>
         </w:rPr>
       </w:pPr>
-      <w:bookmarkStart w:id="39" w:name="_Toc230716924"/>
+      <w:bookmarkStart w:id="43" w:name="_Toc230972932"/>
       <w:r>
         <w:rPr>
           <w:lang w:val="en-US"/>
@@ -6839,7 +7753,7 @@
         <w:lastRenderedPageBreak/>
         <w:t>Research gap</w:t>
       </w:r>
-      <w:bookmarkEnd w:id="39"/>
+      <w:bookmarkEnd w:id="43"/>
     </w:p>
     <w:p>
       <w:pPr>
@@ -7113,7 +8027,7 @@
           <w:lang w:val="en-IN"/>
         </w:rPr>
       </w:pPr>
-      <w:bookmarkStart w:id="40" w:name="_Toc230716925"/>
+      <w:bookmarkStart w:id="44" w:name="_Toc230972933"/>
       <w:r>
         <w:rPr>
           <w:lang w:val="en-IN"/>
@@ -7127,7 +8041,7 @@
         </w:rPr>
         <w:t>I for TICE</w:t>
       </w:r>
-      <w:bookmarkEnd w:id="40"/>
+      <w:bookmarkEnd w:id="44"/>
     </w:p>
     <w:p>
       <w:pPr>
@@ -7140,12 +8054,14 @@
       <w:pPr>
         <w:pStyle w:val="Heading2"/>
       </w:pPr>
+      <w:bookmarkStart w:id="45" w:name="_Toc230972934"/>
       <w:r>
         <w:t>Areas where AI is u</w:t>
       </w:r>
       <w:r>
         <w:t>sed</w:t>
       </w:r>
+      <w:bookmarkEnd w:id="45"/>
     </w:p>
     <w:p>
       <w:pPr>
@@ -8518,6 +9434,7 @@
       <w:pPr>
         <w:pStyle w:val="Heading2"/>
       </w:pPr>
+      <w:bookmarkStart w:id="46" w:name="_Toc230972935"/>
       <w:r>
         <w:rPr>
           <w:rFonts w:eastAsia="Times New Roman"/>
@@ -8525,6 +9442,7 @@
         </w:rPr>
         <w:t>Latest tools with AI available for each area identified above</w:t>
       </w:r>
+      <w:bookmarkEnd w:id="46"/>
     </w:p>
     <w:p>
       <w:r>
@@ -9873,7 +10791,7 @@
           <w:sz w:val="28"/>
         </w:rPr>
       </w:pPr>
-      <w:bookmarkStart w:id="41" w:name="_Toc107222861"/>
+      <w:bookmarkStart w:id="47" w:name="_Toc107222861"/>
       <w:r>
         <w:br w:type="page"/>
       </w:r>
@@ -9885,8 +10803,8 @@
           <w:lang w:val="en-IN"/>
         </w:rPr>
       </w:pPr>
-      <w:bookmarkStart w:id="42" w:name="_Toc230716926"/>
-      <w:bookmarkEnd w:id="41"/>
+      <w:bookmarkStart w:id="48" w:name="_Toc230972936"/>
+      <w:bookmarkEnd w:id="47"/>
       <w:r>
         <w:rPr>
           <w:lang w:val="en-IN"/>
@@ -9894,7 +10812,7 @@
         <w:lastRenderedPageBreak/>
         <w:t>Literature review</w:t>
       </w:r>
-      <w:bookmarkEnd w:id="42"/>
+      <w:bookmarkEnd w:id="48"/>
       <w:r>
         <w:rPr>
           <w:lang w:val="en-IN"/>
@@ -9958,25 +10876,13 @@
     </w:p>
     <w:p>
       <w:pPr>
-        <w:pStyle w:val="ListParagraph"/>
-        <w:numPr>
-          <w:ilvl w:val="0"/>
-          <w:numId w:val="14"/>
-        </w:numPr>
-        <w:rPr>
-          <w:lang w:val="en-US"/>
-        </w:rPr>
-      </w:pPr>
-      <w:r>
-        <w:rPr>
-          <w:rFonts w:eastAsiaTheme="majorEastAsia" w:cstheme="majorBidi"/>
-          <w:smallCaps/>
-          <w:sz w:val="36"/>
-          <w:szCs w:val="26"/>
-          <w:lang w:val="en-US"/>
-        </w:rPr>
+        <w:pStyle w:val="Heading2"/>
+      </w:pPr>
+      <w:bookmarkStart w:id="49" w:name="_Toc230972937"/>
+      <w:r>
         <w:t>Teacher Cognition and Lesson Planning</w:t>
       </w:r>
+      <w:bookmarkEnd w:id="49"/>
     </w:p>
     <w:p>
       <w:pPr>
@@ -10010,15 +10916,12 @@
     <w:p>
       <w:pPr>
         <w:pStyle w:val="Heading2"/>
-        <w:numPr>
-          <w:ilvl w:val="1"/>
-          <w:numId w:val="14"/>
-        </w:numPr>
-        <w:jc w:val="both"/>
-      </w:pPr>
+      </w:pPr>
+      <w:bookmarkStart w:id="50" w:name="_Toc230972938"/>
       <w:r>
         <w:t>Teacher beliefs and practice alignment</w:t>
       </w:r>
+      <w:bookmarkEnd w:id="50"/>
     </w:p>
     <w:p>
       <w:pPr>
@@ -10181,9 +11084,13 @@
           <w:szCs w:val="24"/>
           <w:lang w:val="en-FR" w:eastAsia="en-GB"/>
         </w:rPr>
-        <w:t xml:space="preserve">explains that these perceptions are shaped by teachers’ beliefs about language learning, learner characteristics, </w:t>
-      </w:r>
-      <w:r>
+        <w:t>explains that these perceptions are shaped by teachers’ beliefs about language learning, learner characteristics, and good teaching practices. To be more specific, teachers' beliefs act as filters that either accept or reject certain instructional approaches based on alignment with their existing beliefs.</w:t>
+      </w:r>
+    </w:p>
+    <w:p>
+      <w:pPr>
+        <w:spacing w:before="240" w:after="240"/>
+        <w:jc w:val="left"/>
         <w:rPr>
           <w:rFonts w:ascii="Times New Roman" w:eastAsia="Times New Roman" w:hAnsi="Times New Roman" w:cs="Times New Roman"/>
           <w:color w:val="000000"/>
@@ -10191,14 +11098,8 @@
           <w:szCs w:val="24"/>
           <w:lang w:val="en-FR" w:eastAsia="en-GB"/>
         </w:rPr>
-        <w:lastRenderedPageBreak/>
-        <w:t>and good teaching practices. To be more specific, teachers' beliefs act as filters that either accept or reject certain instructional approaches based on alignment with their existing beliefs.</w:t>
-      </w:r>
-    </w:p>
-    <w:p>
-      <w:pPr>
-        <w:spacing w:before="240" w:after="240"/>
-        <w:jc w:val="left"/>
+      </w:pPr>
+      <w:r>
         <w:rPr>
           <w:rFonts w:ascii="Times New Roman" w:eastAsia="Times New Roman" w:hAnsi="Times New Roman" w:cs="Times New Roman"/>
           <w:color w:val="000000"/>
@@ -10206,6 +11107,336 @@
           <w:szCs w:val="24"/>
           <w:lang w:val="en-FR" w:eastAsia="en-GB"/>
         </w:rPr>
+        <w:lastRenderedPageBreak/>
+        <w:t>Lesson planning reveals teachers' beliefs because it entails many micro-level decisions about activity selection, duration, content emphasis, and adaptation of instructional materials. All these decisions are influenced by teachers' beliefs about language learning and teaching. For example, a teacher who believes students learn through language practice will plan entirely different lessons from one who believes grammar accuracy is essential. Understanding this belief-driven nature of lesson planning is critical for understanding how teachers will evaluate and adopt generative AI tools, they will accept or resist AI based on whether its outputs align with their pedagogical beliefs.</w:t>
+      </w:r>
+    </w:p>
+    <w:p>
+      <w:pPr>
+        <w:pStyle w:val="Heading2"/>
+      </w:pPr>
+      <w:r>
+        <w:t xml:space="preserve"> </w:t>
+      </w:r>
+      <w:bookmarkStart w:id="51" w:name="_Toc230972939"/>
+      <w:r>
+        <w:t>Contextual constraints on lesson planning</w:t>
+      </w:r>
+      <w:bookmarkEnd w:id="51"/>
+    </w:p>
+    <w:p>
+      <w:pPr>
+        <w:rPr>
+          <w:rFonts w:ascii="Times New Roman" w:hAnsi="Times New Roman" w:cs="Times New Roman"/>
+          <w:sz w:val="24"/>
+          <w:szCs w:val="24"/>
+          <w:lang w:val="en-FR"/>
+        </w:rPr>
+      </w:pPr>
+      <w:r>
+        <w:rPr>
+          <w:rFonts w:ascii="Times New Roman" w:hAnsi="Times New Roman" w:cs="Times New Roman"/>
+          <w:sz w:val="24"/>
+          <w:szCs w:val="24"/>
+          <w:lang w:val="en-FR"/>
+        </w:rPr>
+        <w:t>Lesson planning is not purely a cognitive exercise</w:t>
+      </w:r>
+      <w:r>
+        <w:rPr>
+          <w:rFonts w:ascii="Times New Roman" w:hAnsi="Times New Roman" w:cs="Times New Roman"/>
+          <w:sz w:val="24"/>
+          <w:szCs w:val="24"/>
+          <w:lang w:val="en-FR"/>
+        </w:rPr>
+        <w:t xml:space="preserve"> </w:t>
+      </w:r>
+      <w:r>
+        <w:rPr>
+          <w:rFonts w:ascii="Times New Roman" w:hAnsi="Times New Roman" w:cs="Times New Roman"/>
+          <w:sz w:val="24"/>
+          <w:szCs w:val="24"/>
+          <w:lang w:val="en-FR"/>
+        </w:rPr>
+        <w:fldChar w:fldCharType="begin"/>
+      </w:r>
+      <w:r>
+        <w:rPr>
+          <w:rFonts w:ascii="Times New Roman" w:hAnsi="Times New Roman" w:cs="Times New Roman"/>
+          <w:sz w:val="24"/>
+          <w:szCs w:val="24"/>
+          <w:lang w:val="en-FR"/>
+        </w:rPr>
+        <w:instrText xml:space="preserve"> ADDIN ZOTERO_ITEM CSL_CITATION {"citationID":"pQT7I0oQ","properties":{"unsorted":false,"formattedCitation":"(Borg, 2003)","plainCitation":"(Borg, 2003)","noteIndex":0},"citationItems":[{"id":151,"uris":["http://zotero.org/users/18489330/items/QSTLSCIW"],"itemData":{"id":151,"type":"article-journal","abstract":"This paper reviews a selection of research from the field of foreign and second language teaching into what is referred to here as teacher cognition – what teachers think, know, and believe and the relationships of these mental constructs to what teachers do in the language teaching classroom. Within a framework suggested by more general mainstream educational research on teacher cognition, language teacher cognition is here discussed with reference to three main themes: (1) cognition and prior language learning experience, (2) cognition and teacher education, and (3) cognition and classroom practice. In addition, the findings of studies into two specific curricular areas in language teaching which have been examined by teacher cognition – grammar teaching and literacy – are discussed. This review indicates that, while the study of teacher cognition has established itself on the research agenda in the field of language teaching and provided valuable insight into the mental lives of language teachers, a clear sense of unity is lacking in the work and there are several major issues in language teaching which have yet to be explored from the perspective of teacher cognition.","container-title":"Language Teaching","DOI":"10.1017/S0261444803001903","ISSN":"1475-3049, 0261-4448","issue":"2","language":"en","page":"81-109","source":"Cambridge University Press","title":"Teacher cognition in language teaching: A review of research on what language teachers think, know, believe, and do","title-short":"Teacher cognition in language teaching","volume":"36","author":[{"family":"Borg","given":"Simon"}],"issued":{"date-parts":[["2003",4]]}}}],"schema":"https://github.com/citation-style-language/schema/raw/master/csl-citation.json"} </w:instrText>
+      </w:r>
+      <w:r>
+        <w:rPr>
+          <w:rFonts w:ascii="Times New Roman" w:hAnsi="Times New Roman" w:cs="Times New Roman"/>
+          <w:sz w:val="24"/>
+          <w:szCs w:val="24"/>
+          <w:lang w:val="en-FR"/>
+        </w:rPr>
+        <w:fldChar w:fldCharType="separate"/>
+      </w:r>
+      <w:r>
+        <w:rPr>
+          <w:rFonts w:ascii="Times New Roman" w:hAnsi="Times New Roman" w:cs="Times New Roman"/>
+          <w:noProof/>
+          <w:sz w:val="24"/>
+          <w:szCs w:val="24"/>
+          <w:lang w:val="en-FR"/>
+        </w:rPr>
+        <w:t>(Borg, 2003)</w:t>
+      </w:r>
+      <w:r>
+        <w:rPr>
+          <w:rFonts w:ascii="Times New Roman" w:hAnsi="Times New Roman" w:cs="Times New Roman"/>
+          <w:sz w:val="24"/>
+          <w:szCs w:val="24"/>
+          <w:lang w:val="en-FR"/>
+        </w:rPr>
+        <w:fldChar w:fldCharType="end"/>
+      </w:r>
+      <w:r>
+        <w:rPr>
+          <w:rFonts w:ascii="Times New Roman" w:hAnsi="Times New Roman" w:cs="Times New Roman"/>
+          <w:sz w:val="24"/>
+          <w:szCs w:val="24"/>
+          <w:lang w:val="en-FR"/>
+        </w:rPr>
+        <w:t>. While educators’ beliefs shape their primary pedagogical purpose, the actual direction of a lesson is bound by external institutional factors such as school policies, availability of resources, and national curriculum mandates</w:t>
+      </w:r>
+      <w:r>
+        <w:rPr>
+          <w:rFonts w:ascii="Times New Roman" w:hAnsi="Times New Roman" w:cs="Times New Roman"/>
+          <w:sz w:val="24"/>
+          <w:szCs w:val="24"/>
+          <w:lang w:val="en-FR"/>
+        </w:rPr>
+        <w:t xml:space="preserve"> </w:t>
+      </w:r>
+      <w:r>
+        <w:rPr>
+          <w:rFonts w:ascii="Times New Roman" w:hAnsi="Times New Roman" w:cs="Times New Roman"/>
+          <w:sz w:val="24"/>
+          <w:szCs w:val="24"/>
+          <w:lang w:val="en-FR"/>
+        </w:rPr>
+        <w:fldChar w:fldCharType="begin"/>
+      </w:r>
+      <w:r>
+        <w:rPr>
+          <w:rFonts w:ascii="Times New Roman" w:hAnsi="Times New Roman" w:cs="Times New Roman"/>
+          <w:sz w:val="24"/>
+          <w:szCs w:val="24"/>
+          <w:lang w:val="en-FR"/>
+        </w:rPr>
+        <w:instrText xml:space="preserve"> ADDIN ZOTERO_ITEM CSL_CITATION {"citationID":"F0S7Xq8m","properties":{"unsorted":false,"formattedCitation":"(Afdal &amp; Maaranen, 2023)","plainCitation":"(Afdal &amp; Maaranen, 2023)","noteIndex":0},"citationItems":[{"id":187,"uris":["http://zotero.org/users/18489330/items/JBV5UU9D"],"itemData":{"id":187,"type":"webpage","DOI":"10.1177/17454999231203116","language":"en","note":"DOI: 10.1177/17454999231203116","title":"Teachers’ professional space for decision-making when planning: The cases of Finland, Norway, and the United States","title-short":"Teachers’ professional space for decision-making when planning","URL":"https://journals.sagepub.com/doi/epub/10.1177/17454999231203116","author":[{"family":"Afdal","given":"H. W."},{"family":"Maaranen","given":"K."}],"accessed":{"date-parts":[["2026",5,26]]},"issued":{"date-parts":[["2023"]]}}}],"schema":"https://github.com/citation-style-language/schema/raw/master/csl-citation.json"} </w:instrText>
+      </w:r>
+      <w:r>
+        <w:rPr>
+          <w:rFonts w:ascii="Times New Roman" w:hAnsi="Times New Roman" w:cs="Times New Roman"/>
+          <w:sz w:val="24"/>
+          <w:szCs w:val="24"/>
+          <w:lang w:val="en-FR"/>
+        </w:rPr>
+        <w:fldChar w:fldCharType="separate"/>
+      </w:r>
+      <w:r>
+        <w:rPr>
+          <w:rFonts w:ascii="Times New Roman" w:hAnsi="Times New Roman" w:cs="Times New Roman"/>
+          <w:noProof/>
+          <w:sz w:val="24"/>
+          <w:szCs w:val="24"/>
+          <w:lang w:val="en-FR"/>
+        </w:rPr>
+        <w:t>(Afdal &amp; Maaranen, 2023)</w:t>
+      </w:r>
+      <w:r>
+        <w:rPr>
+          <w:rFonts w:ascii="Times New Roman" w:hAnsi="Times New Roman" w:cs="Times New Roman"/>
+          <w:sz w:val="24"/>
+          <w:szCs w:val="24"/>
+          <w:lang w:val="en-FR"/>
+        </w:rPr>
+        <w:fldChar w:fldCharType="end"/>
+      </w:r>
+      <w:r>
+        <w:rPr>
+          <w:rFonts w:ascii="Times New Roman" w:hAnsi="Times New Roman" w:cs="Times New Roman"/>
+          <w:sz w:val="24"/>
+          <w:szCs w:val="24"/>
+          <w:lang w:val="en-FR"/>
+        </w:rPr>
+        <w:t>. These pressures help form teachers’ “professional space,” which is the negotiated limit between personal freedom and organizational power. The more pressure there is within the system, the less room there is for creativity and experiment, forcing teachers to follow rather than produce something new.</w:t>
+      </w:r>
+    </w:p>
+    <w:p>
+      <w:pPr>
+        <w:rPr>
+          <w:rFonts w:ascii="Times New Roman" w:hAnsi="Times New Roman" w:cs="Times New Roman"/>
+          <w:sz w:val="24"/>
+          <w:szCs w:val="24"/>
+          <w:lang w:val="en-FR"/>
+        </w:rPr>
+      </w:pPr>
+      <w:r>
+        <w:rPr>
+          <w:rFonts w:ascii="Times New Roman" w:hAnsi="Times New Roman" w:cs="Times New Roman"/>
+          <w:sz w:val="24"/>
+          <w:szCs w:val="24"/>
+          <w:lang w:val="en-FR"/>
+        </w:rPr>
+        <w:t>This tension is significant in the centralized French educational system. Language teachers must constantly balance the unchangeable regulations of the national programs against the unpredictable realities of the middle school classroom</w:t>
+      </w:r>
+      <w:r>
+        <w:rPr>
+          <w:rFonts w:ascii="Times New Roman" w:hAnsi="Times New Roman" w:cs="Times New Roman"/>
+          <w:sz w:val="24"/>
+          <w:szCs w:val="24"/>
+          <w:lang w:val="en-FR"/>
+        </w:rPr>
+        <w:t xml:space="preserve"> </w:t>
+      </w:r>
+      <w:r>
+        <w:rPr>
+          <w:rFonts w:ascii="Times New Roman" w:hAnsi="Times New Roman" w:cs="Times New Roman"/>
+          <w:sz w:val="24"/>
+          <w:szCs w:val="24"/>
+          <w:lang w:val="en-FR"/>
+        </w:rPr>
+        <w:fldChar w:fldCharType="begin"/>
+      </w:r>
+      <w:r>
+        <w:rPr>
+          <w:rFonts w:ascii="Times New Roman" w:hAnsi="Times New Roman" w:cs="Times New Roman"/>
+          <w:sz w:val="24"/>
+          <w:szCs w:val="24"/>
+          <w:lang w:val="en-FR"/>
+        </w:rPr>
+        <w:instrText xml:space="preserve"> ADDIN ZOTERO_ITEM CSL_CITATION {"citationID":"S2He6fu0","properties":{"unsorted":false,"formattedCitation":"(Goigoux, 2007)","plainCitation":"(Goigoux, 2007)","noteIndex":0},"citationItems":[{"id":190,"uris":["http://zotero.org/users/18489330/items/9BD9DZWZ"],"itemData":{"id":190,"type":"article-journal","abstract":"L’auteur propose un modèle d’analyse de l’activité des enseignants dont il illustre la pertinence à travers les résultats de quelques-unes de ses recherches. Le modèle est cyclique : Institution, Personnel, Public sont les trois composantes d’entrée et de sortie. L’activité de l’enseignant est considérée comme le résultat d’un compromis entre des rationalités multiples : les objectifs didactiques et pédagogiques des enseignants, leurs propres buts subjectifs, ainsi que les contraintes et les ressources de leur milieu de travail. L’analyse implique d’identifier les dimensions potentiellement antagonistes de cette activité et les compromis qui assurent sa cohérence. Elle requiert aussi d’examiner la manière dont les enseignants interprètent les prescriptions qui leur sont adressées et redéfinissent les tâches qu’ils se donnent à eux-mêmes.","container-title":"Éducation et didactique","DOI":"10.4000/educationdidactique.232","ISSN":"1956-3485","issue":"1-3","language":"Fr","license":"https://creativecommons.org/licenses/by-nc-nd/4.0/","note":"ISBN: 9782753505971\nnumber: 1-3","page":"47-69","publisher":"Presses universitaires de Rennes","source":"journals.openedition.org","title":"Un modèle d’analyse de l’activité des enseignants","author":[{"family":"Goigoux","given":"Roland"}],"issued":{"date-parts":[["2007"]],"season":"déc"}}}],"schema":"https://github.com/citation-style-language/schema/raw/master/csl-citation.json"} </w:instrText>
+      </w:r>
+      <w:r>
+        <w:rPr>
+          <w:rFonts w:ascii="Times New Roman" w:hAnsi="Times New Roman" w:cs="Times New Roman"/>
+          <w:sz w:val="24"/>
+          <w:szCs w:val="24"/>
+          <w:lang w:val="en-FR"/>
+        </w:rPr>
+        <w:fldChar w:fldCharType="separate"/>
+      </w:r>
+      <w:r>
+        <w:rPr>
+          <w:rFonts w:ascii="Times New Roman" w:hAnsi="Times New Roman" w:cs="Times New Roman"/>
+          <w:noProof/>
+          <w:sz w:val="24"/>
+          <w:szCs w:val="24"/>
+          <w:lang w:val="en-FR"/>
+        </w:rPr>
+        <w:t>(Goigoux, 2007)</w:t>
+      </w:r>
+      <w:r>
+        <w:rPr>
+          <w:rFonts w:ascii="Times New Roman" w:hAnsi="Times New Roman" w:cs="Times New Roman"/>
+          <w:sz w:val="24"/>
+          <w:szCs w:val="24"/>
+          <w:lang w:val="en-FR"/>
+        </w:rPr>
+        <w:fldChar w:fldCharType="end"/>
+      </w:r>
+      <w:r>
+        <w:rPr>
+          <w:rFonts w:ascii="Times New Roman" w:hAnsi="Times New Roman" w:cs="Times New Roman"/>
+          <w:sz w:val="24"/>
+          <w:szCs w:val="24"/>
+          <w:lang w:val="en-FR"/>
+        </w:rPr>
+        <w:t xml:space="preserve">. To navigate this environment, teachers operate on two levels. In theory, teachers are required to construct detailed lesson plans designed to satisfy administrative inspection. However, in the actual classroom, they substantially modify these plans to address immediate student needs. Goigoux (2007) </w:t>
+      </w:r>
+      <w:r>
+        <w:rPr>
+          <w:rFonts w:ascii="Times New Roman" w:hAnsi="Times New Roman" w:cs="Times New Roman"/>
+          <w:sz w:val="24"/>
+          <w:szCs w:val="24"/>
+          <w:lang w:val="en-FR"/>
+        </w:rPr>
+        <w:fldChar w:fldCharType="begin"/>
+      </w:r>
+      <w:r>
+        <w:rPr>
+          <w:rFonts w:ascii="Times New Roman" w:hAnsi="Times New Roman" w:cs="Times New Roman"/>
+          <w:sz w:val="24"/>
+          <w:szCs w:val="24"/>
+          <w:lang w:val="en-FR"/>
+        </w:rPr>
+        <w:instrText xml:space="preserve"> ADDIN ZOTERO_ITEM CSL_CITATION {"citationID":"VWAooAMg","properties":{"unsorted":false,"formattedCitation":"(Goigoux, 2007)","plainCitation":"(Goigoux, 2007)","noteIndex":0},"citationItems":[{"id":190,"uris":["http://zotero.org/users/18489330/items/9BD9DZWZ"],"itemData":{"id":190,"type":"article-journal","abstract":"L’auteur propose un modèle d’analyse de l’activité des enseignants dont il illustre la pertinence à travers les résultats de quelques-unes de ses recherches. Le modèle est cyclique : Institution, Personnel, Public sont les trois composantes d’entrée et de sortie. L’activité de l’enseignant est considérée comme le résultat d’un compromis entre des rationalités multiples : les objectifs didactiques et pédagogiques des enseignants, leurs propres buts subjectifs, ainsi que les contraintes et les ressources de leur milieu de travail. L’analyse implique d’identifier les dimensions potentiellement antagonistes de cette activité et les compromis qui assurent sa cohérence. Elle requiert aussi d’examiner la manière dont les enseignants interprètent les prescriptions qui leur sont adressées et redéfinissent les tâches qu’ils se donnent à eux-mêmes.","container-title":"Éducation et didactique","DOI":"10.4000/educationdidactique.232","ISSN":"1956-3485","issue":"1-3","language":"Fr","license":"https://creativecommons.org/licenses/by-nc-nd/4.0/","note":"ISBN: 9782753505971\nnumber: 1-3","page":"47-69","publisher":"Presses universitaires de Rennes","source":"journals.openedition.org","title":"Un modèle d’analyse de l’activité des enseignants","author":[{"family":"Goigoux","given":"Roland"}],"issued":{"date-parts":[["2007"]],"season":"déc"}}}],"schema":"https://github.com/citation-style-language/schema/raw/master/csl-citation.json"} </w:instrText>
+      </w:r>
+      <w:r>
+        <w:rPr>
+          <w:rFonts w:ascii="Times New Roman" w:hAnsi="Times New Roman" w:cs="Times New Roman"/>
+          <w:sz w:val="24"/>
+          <w:szCs w:val="24"/>
+          <w:lang w:val="en-FR"/>
+        </w:rPr>
+        <w:fldChar w:fldCharType="separate"/>
+      </w:r>
+      <w:r>
+        <w:rPr>
+          <w:rFonts w:ascii="Times New Roman" w:hAnsi="Times New Roman" w:cs="Times New Roman"/>
+          <w:noProof/>
+          <w:sz w:val="24"/>
+          <w:szCs w:val="24"/>
+          <w:lang w:val="en-FR"/>
+        </w:rPr>
+        <w:t>(Goigoux, 2007)</w:t>
+      </w:r>
+      <w:r>
+        <w:rPr>
+          <w:rFonts w:ascii="Times New Roman" w:hAnsi="Times New Roman" w:cs="Times New Roman"/>
+          <w:sz w:val="24"/>
+          <w:szCs w:val="24"/>
+          <w:lang w:val="en-FR"/>
+        </w:rPr>
+        <w:fldChar w:fldCharType="end"/>
+      </w:r>
+      <w:r>
+        <w:rPr>
+          <w:rFonts w:ascii="Times New Roman" w:hAnsi="Times New Roman" w:cs="Times New Roman"/>
+          <w:sz w:val="24"/>
+          <w:szCs w:val="24"/>
+          <w:lang w:val="en-FR"/>
+        </w:rPr>
+        <w:t xml:space="preserve"> </w:t>
+      </w:r>
+      <w:r>
+        <w:rPr>
+          <w:rFonts w:ascii="Times New Roman" w:hAnsi="Times New Roman" w:cs="Times New Roman"/>
+          <w:sz w:val="24"/>
+          <w:szCs w:val="24"/>
+          <w:lang w:val="en-FR"/>
+        </w:rPr>
+        <w:t>calls this the gap between le travail prescrit (the prescribed work demanded by the state) and le travail réel (the actual work required in the classroom). This gap shows how institutional constraints force teachers to constantly balance administrative compliance with responsive teaching.</w:t>
+      </w:r>
+    </w:p>
+    <w:p>
+      <w:pPr>
+        <w:pStyle w:val="Heading2"/>
+      </w:pPr>
+      <w:bookmarkStart w:id="52" w:name="_Toc230972940"/>
+      <w:r>
+        <w:t>Teacher experience and expertise in planning</w:t>
+      </w:r>
+      <w:bookmarkEnd w:id="52"/>
+    </w:p>
+    <w:p>
+      <w:pPr>
+        <w:spacing w:before="240" w:after="240"/>
+        <w:rPr>
+          <w:rFonts w:ascii="Times New Roman" w:eastAsia="Times New Roman" w:hAnsi="Times New Roman" w:cs="Times New Roman"/>
+          <w:sz w:val="24"/>
+          <w:szCs w:val="24"/>
+          <w:lang w:val="en-FR" w:eastAsia="en-GB"/>
+        </w:rPr>
       </w:pPr>
       <w:r>
         <w:rPr>
@@ -10215,343 +11446,8 @@
           <w:szCs w:val="24"/>
           <w:lang w:val="en-FR" w:eastAsia="en-GB"/>
         </w:rPr>
-        <w:t>Lesson planning reveals teachers' beliefs because it entails many micro-level decisions about activity selection, duration, content emphasis, and adaptation of instructional materials. All these decisions are influenced by teachers' beliefs about language learning and teaching. For example, a teacher who believes students learn through language practice will plan entirely different lessons from one who believes grammar accuracy is essential. Understanding this belief-driven nature of lesson planning is critical for understanding how teachers will evaluate and adopt generative AI tools, they will accept or resist AI based on whether its outputs align with their pedagogical beliefs.</w:t>
-      </w:r>
-    </w:p>
-    <w:p>
-      <w:pPr>
-        <w:pStyle w:val="Heading2"/>
-        <w:numPr>
-          <w:ilvl w:val="1"/>
-          <w:numId w:val="14"/>
-        </w:numPr>
-        <w:jc w:val="both"/>
-      </w:pPr>
-      <w:r>
-        <w:t xml:space="preserve"> </w:t>
-      </w:r>
-      <w:r>
-        <w:t>Contextual constraints on lesson planning</w:t>
-      </w:r>
-    </w:p>
-    <w:p>
-      <w:pPr>
-        <w:rPr>
-          <w:rFonts w:ascii="Times New Roman" w:hAnsi="Times New Roman" w:cs="Times New Roman"/>
-          <w:sz w:val="24"/>
-          <w:szCs w:val="24"/>
-          <w:lang w:val="en-FR"/>
-        </w:rPr>
-      </w:pPr>
-      <w:r>
-        <w:rPr>
-          <w:rFonts w:ascii="Times New Roman" w:hAnsi="Times New Roman" w:cs="Times New Roman"/>
-          <w:sz w:val="24"/>
-          <w:szCs w:val="24"/>
-          <w:lang w:val="en-FR"/>
-        </w:rPr>
-        <w:t>Lesson planning is not purely a cognitive exercise</w:t>
-      </w:r>
-      <w:r>
-        <w:rPr>
-          <w:rFonts w:ascii="Times New Roman" w:hAnsi="Times New Roman" w:cs="Times New Roman"/>
-          <w:sz w:val="24"/>
-          <w:szCs w:val="24"/>
-          <w:lang w:val="en-FR"/>
-        </w:rPr>
-        <w:t xml:space="preserve"> </w:t>
-      </w:r>
-      <w:r>
-        <w:rPr>
-          <w:rFonts w:ascii="Times New Roman" w:hAnsi="Times New Roman" w:cs="Times New Roman"/>
-          <w:sz w:val="24"/>
-          <w:szCs w:val="24"/>
-          <w:lang w:val="en-FR"/>
-        </w:rPr>
-        <w:fldChar w:fldCharType="begin"/>
-      </w:r>
-      <w:r>
-        <w:rPr>
-          <w:rFonts w:ascii="Times New Roman" w:hAnsi="Times New Roman" w:cs="Times New Roman"/>
-          <w:sz w:val="24"/>
-          <w:szCs w:val="24"/>
-          <w:lang w:val="en-FR"/>
-        </w:rPr>
-        <w:instrText xml:space="preserve"> ADDIN ZOTERO_ITEM CSL_CITATION {"citationID":"pQT7I0oQ","properties":{"unsorted":false,"formattedCitation":"(Borg, 2003)","plainCitation":"(Borg, 2003)","noteIndex":0},"citationItems":[{"id":151,"uris":["http://zotero.org/users/18489330/items/QSTLSCIW"],"itemData":{"id":151,"type":"article-journal","abstract":"This paper reviews a selection of research from the field of foreign and second language teaching into what is referred to here as teacher cognition – what teachers think, know, and believe and the relationships of these mental constructs to what teachers do in the language teaching classroom. Within a framework suggested by more general mainstream educational research on teacher cognition, language teacher cognition is here discussed with reference to three main themes: (1) cognition and prior language learning experience, (2) cognition and teacher education, and (3) cognition and classroom practice. In addition, the findings of studies into two specific curricular areas in language teaching which have been examined by teacher cognition – grammar teaching and literacy – are discussed. This review indicates that, while the study of teacher cognition has established itself on the research agenda in the field of language teaching and provided valuable insight into the mental lives of language teachers, a clear sense of unity is lacking in the work and there are several major issues in language teaching which have yet to be explored from the perspective of teacher cognition.","container-title":"Language Teaching","DOI":"10.1017/S0261444803001903","ISSN":"1475-3049, 0261-4448","issue":"2","language":"en","page":"81-109","source":"Cambridge University Press","title":"Teacher cognition in language teaching: A review of research on what language teachers think, know, believe, and do","title-short":"Teacher cognition in language teaching","volume":"36","author":[{"family":"Borg","given":"Simon"}],"issued":{"date-parts":[["2003",4]]}}}],"schema":"https://github.com/citation-style-language/schema/raw/master/csl-citation.json"} </w:instrText>
-      </w:r>
-      <w:r>
-        <w:rPr>
-          <w:rFonts w:ascii="Times New Roman" w:hAnsi="Times New Roman" w:cs="Times New Roman"/>
-          <w:sz w:val="24"/>
-          <w:szCs w:val="24"/>
-          <w:lang w:val="en-FR"/>
-        </w:rPr>
-        <w:fldChar w:fldCharType="separate"/>
-      </w:r>
-      <w:r>
-        <w:rPr>
-          <w:rFonts w:ascii="Times New Roman" w:hAnsi="Times New Roman" w:cs="Times New Roman"/>
-          <w:noProof/>
-          <w:sz w:val="24"/>
-          <w:szCs w:val="24"/>
-          <w:lang w:val="en-FR"/>
-        </w:rPr>
-        <w:t>(Borg, 2003)</w:t>
-      </w:r>
-      <w:r>
-        <w:rPr>
-          <w:rFonts w:ascii="Times New Roman" w:hAnsi="Times New Roman" w:cs="Times New Roman"/>
-          <w:sz w:val="24"/>
-          <w:szCs w:val="24"/>
-          <w:lang w:val="en-FR"/>
-        </w:rPr>
-        <w:fldChar w:fldCharType="end"/>
-      </w:r>
-      <w:r>
-        <w:rPr>
-          <w:rFonts w:ascii="Times New Roman" w:hAnsi="Times New Roman" w:cs="Times New Roman"/>
-          <w:sz w:val="24"/>
-          <w:szCs w:val="24"/>
-          <w:lang w:val="en-FR"/>
-        </w:rPr>
-        <w:t>. While educators’ beliefs shape their primary pedagogical purpose, the actual direction of a lesson is bound by external institutional factors such as school policies, availability of resources, and national curriculum mandates</w:t>
-      </w:r>
-      <w:r>
-        <w:rPr>
-          <w:rFonts w:ascii="Times New Roman" w:hAnsi="Times New Roman" w:cs="Times New Roman"/>
-          <w:sz w:val="24"/>
-          <w:szCs w:val="24"/>
-          <w:lang w:val="en-FR"/>
-        </w:rPr>
-        <w:t xml:space="preserve"> </w:t>
-      </w:r>
-      <w:r>
-        <w:rPr>
-          <w:rFonts w:ascii="Times New Roman" w:hAnsi="Times New Roman" w:cs="Times New Roman"/>
-          <w:sz w:val="24"/>
-          <w:szCs w:val="24"/>
-          <w:lang w:val="en-FR"/>
-        </w:rPr>
-        <w:fldChar w:fldCharType="begin"/>
-      </w:r>
-      <w:r>
-        <w:rPr>
-          <w:rFonts w:ascii="Times New Roman" w:hAnsi="Times New Roman" w:cs="Times New Roman"/>
-          <w:sz w:val="24"/>
-          <w:szCs w:val="24"/>
-          <w:lang w:val="en-FR"/>
-        </w:rPr>
-        <w:instrText xml:space="preserve"> ADDIN ZOTERO_ITEM CSL_CITATION {"citationID":"F0S7Xq8m","properties":{"unsorted":false,"formattedCitation":"(Afdal &amp; Maaranen, 2023)","plainCitation":"(Afdal &amp; Maaranen, 2023)","noteIndex":0},"citationItems":[{"id":187,"uris":["http://zotero.org/users/18489330/items/JBV5UU9D"],"itemData":{"id":187,"type":"webpage","DOI":"10.1177/17454999231203116","language":"en","note":"DOI: 10.1177/17454999231203116","title":"Teachers’ professional space for decision-making when planning: The cases of Finland, Norway, and the United States","title-short":"Teachers’ professional space for decision-making when planning","URL":"https://journals.sagepub.com/doi/epub/10.1177/17454999231203116","author":[{"family":"Afdal","given":"H. W."},{"family":"Maaranen","given":"K."}],"accessed":{"date-parts":[["2026",5,26]]},"issued":{"date-parts":[["2023"]]}}}],"schema":"https://github.com/citation-style-language/schema/raw/master/csl-citation.json"} </w:instrText>
-      </w:r>
-      <w:r>
-        <w:rPr>
-          <w:rFonts w:ascii="Times New Roman" w:hAnsi="Times New Roman" w:cs="Times New Roman"/>
-          <w:sz w:val="24"/>
-          <w:szCs w:val="24"/>
-          <w:lang w:val="en-FR"/>
-        </w:rPr>
-        <w:fldChar w:fldCharType="separate"/>
-      </w:r>
-      <w:r>
-        <w:rPr>
-          <w:rFonts w:ascii="Times New Roman" w:hAnsi="Times New Roman" w:cs="Times New Roman"/>
-          <w:noProof/>
-          <w:sz w:val="24"/>
-          <w:szCs w:val="24"/>
-          <w:lang w:val="en-FR"/>
-        </w:rPr>
-        <w:t>(Afdal &amp; Maaranen, 2023)</w:t>
-      </w:r>
-      <w:r>
-        <w:rPr>
-          <w:rFonts w:ascii="Times New Roman" w:hAnsi="Times New Roman" w:cs="Times New Roman"/>
-          <w:sz w:val="24"/>
-          <w:szCs w:val="24"/>
-          <w:lang w:val="en-FR"/>
-        </w:rPr>
-        <w:fldChar w:fldCharType="end"/>
-      </w:r>
-      <w:r>
-        <w:rPr>
-          <w:rFonts w:ascii="Times New Roman" w:hAnsi="Times New Roman" w:cs="Times New Roman"/>
-          <w:sz w:val="24"/>
-          <w:szCs w:val="24"/>
-          <w:lang w:val="en-FR"/>
-        </w:rPr>
-        <w:t>. These pressures help form teachers’ “professional space,” which is the negotiated limit between personal freedom and organizational power. The more pressure there is within the system, the less room there is for creativity and experiment, forcing teachers to follow rather than produce something new.</w:t>
-      </w:r>
-    </w:p>
-    <w:p>
-      <w:pPr>
-        <w:rPr>
-          <w:rFonts w:ascii="Times New Roman" w:hAnsi="Times New Roman" w:cs="Times New Roman"/>
-          <w:sz w:val="24"/>
-          <w:szCs w:val="24"/>
-          <w:lang w:val="en-FR"/>
-        </w:rPr>
-      </w:pPr>
-      <w:r>
-        <w:rPr>
-          <w:rFonts w:ascii="Times New Roman" w:hAnsi="Times New Roman" w:cs="Times New Roman"/>
-          <w:sz w:val="24"/>
-          <w:szCs w:val="24"/>
-          <w:lang w:val="en-FR"/>
-        </w:rPr>
-        <w:t>This tension is significant in the centralized French educational system. Language teachers must constantly balance the unchangeable regulations of the national programs against the unpredictable realities of the middle school classroom</w:t>
-      </w:r>
-      <w:r>
-        <w:rPr>
-          <w:rFonts w:ascii="Times New Roman" w:hAnsi="Times New Roman" w:cs="Times New Roman"/>
-          <w:sz w:val="24"/>
-          <w:szCs w:val="24"/>
-          <w:lang w:val="en-FR"/>
-        </w:rPr>
-        <w:t xml:space="preserve"> </w:t>
-      </w:r>
-      <w:r>
-        <w:rPr>
-          <w:rFonts w:ascii="Times New Roman" w:hAnsi="Times New Roman" w:cs="Times New Roman"/>
-          <w:sz w:val="24"/>
-          <w:szCs w:val="24"/>
-          <w:lang w:val="en-FR"/>
-        </w:rPr>
-        <w:fldChar w:fldCharType="begin"/>
-      </w:r>
-      <w:r>
-        <w:rPr>
-          <w:rFonts w:ascii="Times New Roman" w:hAnsi="Times New Roman" w:cs="Times New Roman"/>
-          <w:sz w:val="24"/>
-          <w:szCs w:val="24"/>
-          <w:lang w:val="en-FR"/>
-        </w:rPr>
-        <w:instrText xml:space="preserve"> ADDIN ZOTERO_ITEM CSL_CITATION {"citationID":"S2He6fu0","properties":{"unsorted":false,"formattedCitation":"(Goigoux, 2007)","plainCitation":"(Goigoux, 2007)","noteIndex":0},"citationItems":[{"id":190,"uris":["http://zotero.org/users/18489330/items/9BD9DZWZ"],"itemData":{"id":190,"type":"article-journal","abstract":"L’auteur propose un modèle d’analyse de l’activité des enseignants dont il illustre la pertinence à travers les résultats de quelques-unes de ses recherches. Le modèle est cyclique : Institution, Personnel, Public sont les trois composantes d’entrée et de sortie. L’activité de l’enseignant est considérée comme le résultat d’un compromis entre des rationalités multiples : les objectifs didactiques et pédagogiques des enseignants, leurs propres buts subjectifs, ainsi que les contraintes et les ressources de leur milieu de travail. L’analyse implique d’identifier les dimensions potentiellement antagonistes de cette activité et les compromis qui assurent sa cohérence. Elle requiert aussi d’examiner la manière dont les enseignants interprètent les prescriptions qui leur sont adressées et redéfinissent les tâches qu’ils se donnent à eux-mêmes.","container-title":"Éducation et didactique","DOI":"10.4000/educationdidactique.232","ISSN":"1956-3485","issue":"1-3","language":"Fr","license":"https://creativecommons.org/licenses/by-nc-nd/4.0/","note":"ISBN: 9782753505971\nnumber: 1-3","page":"47-69","publisher":"Presses universitaires de Rennes","source":"journals.openedition.org","title":"Un modèle d’analyse de l’activité des enseignants","author":[{"family":"Goigoux","given":"Roland"}],"issued":{"date-parts":[["2007"]],"season":"déc"}}}],"schema":"https://github.com/citation-style-language/schema/raw/master/csl-citation.json"} </w:instrText>
-      </w:r>
-      <w:r>
-        <w:rPr>
-          <w:rFonts w:ascii="Times New Roman" w:hAnsi="Times New Roman" w:cs="Times New Roman"/>
-          <w:sz w:val="24"/>
-          <w:szCs w:val="24"/>
-          <w:lang w:val="en-FR"/>
-        </w:rPr>
-        <w:fldChar w:fldCharType="separate"/>
-      </w:r>
-      <w:r>
-        <w:rPr>
-          <w:rFonts w:ascii="Times New Roman" w:hAnsi="Times New Roman" w:cs="Times New Roman"/>
-          <w:noProof/>
-          <w:sz w:val="24"/>
-          <w:szCs w:val="24"/>
-          <w:lang w:val="en-FR"/>
-        </w:rPr>
-        <w:t>(Goigoux, 2007)</w:t>
-      </w:r>
-      <w:r>
-        <w:rPr>
-          <w:rFonts w:ascii="Times New Roman" w:hAnsi="Times New Roman" w:cs="Times New Roman"/>
-          <w:sz w:val="24"/>
-          <w:szCs w:val="24"/>
-          <w:lang w:val="en-FR"/>
-        </w:rPr>
-        <w:fldChar w:fldCharType="end"/>
-      </w:r>
-      <w:r>
-        <w:rPr>
-          <w:rFonts w:ascii="Times New Roman" w:hAnsi="Times New Roman" w:cs="Times New Roman"/>
-          <w:sz w:val="24"/>
-          <w:szCs w:val="24"/>
-          <w:lang w:val="en-FR"/>
-        </w:rPr>
-        <w:t xml:space="preserve">. To navigate this environment, teachers operate on two levels. In theory, teachers are required to construct detailed lesson plans designed to satisfy administrative inspection. However, in the actual classroom, they substantially modify these plans to address immediate student needs. Goigoux (2007) </w:t>
-      </w:r>
-      <w:r>
-        <w:rPr>
-          <w:rFonts w:ascii="Times New Roman" w:hAnsi="Times New Roman" w:cs="Times New Roman"/>
-          <w:sz w:val="24"/>
-          <w:szCs w:val="24"/>
-          <w:lang w:val="en-FR"/>
-        </w:rPr>
-        <w:fldChar w:fldCharType="begin"/>
-      </w:r>
-      <w:r>
-        <w:rPr>
-          <w:rFonts w:ascii="Times New Roman" w:hAnsi="Times New Roman" w:cs="Times New Roman"/>
-          <w:sz w:val="24"/>
-          <w:szCs w:val="24"/>
-          <w:lang w:val="en-FR"/>
-        </w:rPr>
-        <w:instrText xml:space="preserve"> ADDIN ZOTERO_ITEM CSL_CITATION {"citationID":"VWAooAMg","properties":{"unsorted":false,"formattedCitation":"(Goigoux, 2007)","plainCitation":"(Goigoux, 2007)","noteIndex":0},"citationItems":[{"id":190,"uris":["http://zotero.org/users/18489330/items/9BD9DZWZ"],"itemData":{"id":190,"type":"article-journal","abstract":"L’auteur propose un modèle d’analyse de l’activité des enseignants dont il illustre la pertinence à travers les résultats de quelques-unes de ses recherches. Le modèle est cyclique : Institution, Personnel, Public sont les trois composantes d’entrée et de sortie. L’activité de l’enseignant est considérée comme le résultat d’un compromis entre des rationalités multiples : les objectifs didactiques et pédagogiques des enseignants, leurs propres buts subjectifs, ainsi que les contraintes et les ressources de leur milieu de travail. L’analyse implique d’identifier les dimensions potentiellement antagonistes de cette activité et les compromis qui assurent sa cohérence. Elle requiert aussi d’examiner la manière dont les enseignants interprètent les prescriptions qui leur sont adressées et redéfinissent les tâches qu’ils se donnent à eux-mêmes.","container-title":"Éducation et didactique","DOI":"10.4000/educationdidactique.232","ISSN":"1956-3485","issue":"1-3","language":"Fr","license":"https://creativecommons.org/licenses/by-nc-nd/4.0/","note":"ISBN: 9782753505971\nnumber: 1-3","page":"47-69","publisher":"Presses universitaires de Rennes","source":"journals.openedition.org","title":"Un modèle d’analyse de l’activité des enseignants","author":[{"family":"Goigoux","given":"Roland"}],"issued":{"date-parts":[["2007"]],"season":"déc"}}}],"schema":"https://github.com/citation-style-language/schema/raw/master/csl-citation.json"} </w:instrText>
-      </w:r>
-      <w:r>
-        <w:rPr>
-          <w:rFonts w:ascii="Times New Roman" w:hAnsi="Times New Roman" w:cs="Times New Roman"/>
-          <w:sz w:val="24"/>
-          <w:szCs w:val="24"/>
-          <w:lang w:val="en-FR"/>
-        </w:rPr>
-        <w:fldChar w:fldCharType="separate"/>
-      </w:r>
-      <w:r>
-        <w:rPr>
-          <w:rFonts w:ascii="Times New Roman" w:hAnsi="Times New Roman" w:cs="Times New Roman"/>
-          <w:noProof/>
-          <w:sz w:val="24"/>
-          <w:szCs w:val="24"/>
-          <w:lang w:val="en-FR"/>
-        </w:rPr>
-        <w:t>(Goigoux, 2007)</w:t>
-      </w:r>
-      <w:r>
-        <w:rPr>
-          <w:rFonts w:ascii="Times New Roman" w:hAnsi="Times New Roman" w:cs="Times New Roman"/>
-          <w:sz w:val="24"/>
-          <w:szCs w:val="24"/>
-          <w:lang w:val="en-FR"/>
-        </w:rPr>
-        <w:fldChar w:fldCharType="end"/>
-      </w:r>
-      <w:r>
-        <w:rPr>
-          <w:rFonts w:ascii="Times New Roman" w:hAnsi="Times New Roman" w:cs="Times New Roman"/>
-          <w:sz w:val="24"/>
-          <w:szCs w:val="24"/>
-          <w:lang w:val="en-FR"/>
-        </w:rPr>
-        <w:t xml:space="preserve"> </w:t>
-      </w:r>
-      <w:r>
-        <w:rPr>
-          <w:rFonts w:ascii="Times New Roman" w:hAnsi="Times New Roman" w:cs="Times New Roman"/>
-          <w:sz w:val="24"/>
-          <w:szCs w:val="24"/>
-          <w:lang w:val="en-FR"/>
-        </w:rPr>
-        <w:t>calls this the gap between le travail prescrit (the prescribed work demanded by the state) and le travail réel (the actual work required in the classroom). This gap shows how institutional constraints force teachers to constantly balance administrative compliance with responsive teaching.</w:t>
-      </w:r>
-    </w:p>
-    <w:p>
-      <w:pPr>
-        <w:pStyle w:val="Heading2"/>
-        <w:numPr>
-          <w:ilvl w:val="1"/>
-          <w:numId w:val="14"/>
-        </w:numPr>
-        <w:jc w:val="both"/>
-      </w:pPr>
-      <w:r>
-        <w:lastRenderedPageBreak/>
-        <w:t>Teacher experience and expertise in planning</w:t>
-      </w:r>
-    </w:p>
-    <w:p>
-      <w:pPr>
-        <w:spacing w:before="240" w:after="240"/>
-        <w:rPr>
-          <w:rFonts w:ascii="Times New Roman" w:eastAsia="Times New Roman" w:hAnsi="Times New Roman" w:cs="Times New Roman"/>
-          <w:sz w:val="24"/>
-          <w:szCs w:val="24"/>
-          <w:lang w:val="en-FR" w:eastAsia="en-GB"/>
-        </w:rPr>
-      </w:pPr>
+        <w:t xml:space="preserve">Lesson planning is a reflection of a teacher's experience and professional understanding. Efficiency in teaching demands the teachers more than subject knowledge or classroom management skills. On the contrary, it relies on Pedagogical Content Knowledge (PCK), the </w:t>
+      </w:r>
       <w:r>
         <w:rPr>
           <w:rFonts w:ascii="Times New Roman" w:eastAsia="Times New Roman" w:hAnsi="Times New Roman" w:cs="Times New Roman"/>
@@ -10560,7 +11456,8 @@
           <w:szCs w:val="24"/>
           <w:lang w:val="en-FR" w:eastAsia="en-GB"/>
         </w:rPr>
-        <w:t xml:space="preserve">Lesson planning is a reflection of a teacher's experience and professional understanding. Efficiency in teaching demands the teachers more than subject knowledge or classroom management skills. On the contrary, it relies on Pedagogical Content Knowledge (PCK), the specialized blend of subject-matter knowledge and pedagogical strategy that teachers develop through years of practice </w:t>
+        <w:lastRenderedPageBreak/>
+        <w:t xml:space="preserve">specialized blend of subject-matter knowledge and pedagogical strategy that teachers develop through years of practice </w:t>
       </w:r>
       <w:r>
         <w:rPr>
@@ -10844,16 +11741,12 @@
     <w:p>
       <w:pPr>
         <w:pStyle w:val="Heading2"/>
-        <w:numPr>
-          <w:ilvl w:val="1"/>
-          <w:numId w:val="14"/>
-        </w:numPr>
-        <w:jc w:val="both"/>
-      </w:pPr>
-      <w:r>
-        <w:lastRenderedPageBreak/>
+      </w:pPr>
+      <w:bookmarkStart w:id="53" w:name="_Toc230972941"/>
+      <w:r>
         <w:t>Adaptation and flexibility in lesson design</w:t>
       </w:r>
+      <w:bookmarkEnd w:id="53"/>
     </w:p>
     <w:p>
       <w:pPr>
@@ -10982,9 +11875,9 @@
           <w:lang w:val="en-US"/>
         </w:rPr>
       </w:pPr>
-      <w:bookmarkStart w:id="43" w:name="_Toc89960513"/>
-      <w:bookmarkStart w:id="44" w:name="_Toc105689043"/>
-      <w:bookmarkStart w:id="45" w:name="_Toc230716927"/>
+      <w:bookmarkStart w:id="54" w:name="_Toc89960513"/>
+      <w:bookmarkStart w:id="55" w:name="_Toc105689043"/>
+      <w:bookmarkStart w:id="56" w:name="_Toc230972942"/>
       <w:r>
         <w:rPr>
           <w:rFonts w:eastAsia="Times New Roman"/>
@@ -10993,7 +11886,7 @@
         <w:lastRenderedPageBreak/>
         <w:t>Experiment</w:t>
       </w:r>
-      <w:bookmarkEnd w:id="45"/>
+      <w:bookmarkEnd w:id="56"/>
     </w:p>
     <w:p>
       <w:pPr>
@@ -11059,7 +11952,7 @@
           <w:lang w:val="en-US" w:eastAsia="en-IN"/>
         </w:rPr>
       </w:pPr>
-      <w:bookmarkStart w:id="46" w:name="_Toc230716928"/>
+      <w:bookmarkStart w:id="57" w:name="_Toc230972943"/>
       <w:r>
         <w:rPr>
           <w:rFonts w:eastAsia="Times New Roman"/>
@@ -11068,7 +11961,7 @@
         <w:lastRenderedPageBreak/>
         <w:t>Inferences</w:t>
       </w:r>
-      <w:bookmarkEnd w:id="46"/>
+      <w:bookmarkEnd w:id="57"/>
     </w:p>
     <w:p>
       <w:pPr>
@@ -12023,7 +12916,7 @@
           <w:lang w:eastAsia="en-IN"/>
         </w:rPr>
       </w:pPr>
-      <w:bookmarkStart w:id="47" w:name="_Toc230716929"/>
+      <w:bookmarkStart w:id="58" w:name="_Toc230972944"/>
       <w:r>
         <w:rPr>
           <w:rFonts w:eastAsia="Times New Roman"/>
@@ -12032,7 +12925,7 @@
         <w:lastRenderedPageBreak/>
         <w:t>Conclusion</w:t>
       </w:r>
-      <w:bookmarkEnd w:id="47"/>
+      <w:bookmarkEnd w:id="58"/>
     </w:p>
     <w:p/>
     <w:p>
@@ -12802,8 +13695,8 @@
     </w:p>
     <w:p/>
     <w:p/>
-    <w:bookmarkEnd w:id="43"/>
-    <w:bookmarkEnd w:id="44"/>
+    <w:bookmarkEnd w:id="54"/>
+    <w:bookmarkEnd w:id="55"/>
     <w:p/>
     <w:p/>
     <w:p>
@@ -12812,7 +13705,7 @@
           <w:sz w:val="24"/>
         </w:rPr>
         <w:sectPr>
-          <w:footerReference w:type="default" r:id="rId12"/>
+          <w:footerReference w:type="default" r:id="rId11"/>
           <w:pgSz w:w="11906" w:h="16838"/>
           <w:pgMar w:top="1417" w:right="1417" w:bottom="1417" w:left="1417" w:header="708" w:footer="708" w:gutter="0"/>
           <w:cols w:space="708"/>
@@ -12940,26 +13833,26 @@
       <w:pPr>
         <w:pStyle w:val="Title"/>
       </w:pPr>
-      <w:bookmarkStart w:id="48" w:name="_Toc105689047"/>
-      <w:bookmarkStart w:id="49" w:name="_Toc107222887"/>
-      <w:bookmarkStart w:id="50" w:name="_Toc158131119"/>
-      <w:bookmarkStart w:id="51" w:name="_Toc158131244"/>
-      <w:bookmarkStart w:id="52" w:name="_Toc169622416"/>
-      <w:bookmarkStart w:id="53" w:name="_Toc169622624"/>
-      <w:bookmarkStart w:id="54" w:name="_Toc218677530"/>
-      <w:bookmarkStart w:id="55" w:name="_Toc230716930"/>
+      <w:bookmarkStart w:id="59" w:name="_Toc105689047"/>
+      <w:bookmarkStart w:id="60" w:name="_Toc107222887"/>
+      <w:bookmarkStart w:id="61" w:name="_Toc158131119"/>
+      <w:bookmarkStart w:id="62" w:name="_Toc158131244"/>
+      <w:bookmarkStart w:id="63" w:name="_Toc169622416"/>
+      <w:bookmarkStart w:id="64" w:name="_Toc169622624"/>
+      <w:bookmarkStart w:id="65" w:name="_Toc218677530"/>
+      <w:bookmarkStart w:id="66" w:name="_Toc230972945"/>
       <w:r>
         <w:lastRenderedPageBreak/>
         <w:t>Bibliographie</w:t>
       </w:r>
-      <w:bookmarkEnd w:id="48"/>
-      <w:bookmarkEnd w:id="49"/>
-      <w:bookmarkEnd w:id="50"/>
-      <w:bookmarkEnd w:id="51"/>
-      <w:bookmarkEnd w:id="52"/>
-      <w:bookmarkEnd w:id="53"/>
-      <w:bookmarkEnd w:id="54"/>
-      <w:bookmarkEnd w:id="55"/>
+      <w:bookmarkEnd w:id="59"/>
+      <w:bookmarkEnd w:id="60"/>
+      <w:bookmarkEnd w:id="61"/>
+      <w:bookmarkEnd w:id="62"/>
+      <w:bookmarkEnd w:id="63"/>
+      <w:bookmarkEnd w:id="64"/>
+      <w:bookmarkEnd w:id="65"/>
+      <w:bookmarkEnd w:id="66"/>
     </w:p>
     <w:p/>
     <w:p>
@@ -13495,14 +14388,14 @@
           <w:lang w:val="en-US"/>
         </w:rPr>
       </w:pPr>
-      <w:bookmarkStart w:id="56" w:name="_Toc169622417"/>
-      <w:bookmarkStart w:id="57" w:name="_Toc169622625"/>
-      <w:bookmarkStart w:id="58" w:name="_Toc218677531"/>
-      <w:bookmarkStart w:id="59" w:name="_Toc105689048"/>
-      <w:bookmarkStart w:id="60" w:name="_Toc107222888"/>
-      <w:bookmarkStart w:id="61" w:name="_Toc158131120"/>
-      <w:bookmarkStart w:id="62" w:name="_Toc158131245"/>
-      <w:bookmarkStart w:id="63" w:name="_Toc230716931"/>
+      <w:bookmarkStart w:id="67" w:name="_Toc169622417"/>
+      <w:bookmarkStart w:id="68" w:name="_Toc169622625"/>
+      <w:bookmarkStart w:id="69" w:name="_Toc218677531"/>
+      <w:bookmarkStart w:id="70" w:name="_Toc105689048"/>
+      <w:bookmarkStart w:id="71" w:name="_Toc107222888"/>
+      <w:bookmarkStart w:id="72" w:name="_Toc158131120"/>
+      <w:bookmarkStart w:id="73" w:name="_Toc158131245"/>
+      <w:bookmarkStart w:id="74" w:name="_Toc230972946"/>
       <w:r>
         <w:rPr>
           <w:lang w:val="en-US"/>
@@ -13510,10 +14403,10 @@
         <w:lastRenderedPageBreak/>
         <w:t>Index</w:t>
       </w:r>
-      <w:bookmarkEnd w:id="56"/>
-      <w:bookmarkEnd w:id="57"/>
-      <w:bookmarkEnd w:id="58"/>
-      <w:bookmarkEnd w:id="63"/>
+      <w:bookmarkEnd w:id="67"/>
+      <w:bookmarkEnd w:id="68"/>
+      <w:bookmarkEnd w:id="69"/>
+      <w:bookmarkEnd w:id="74"/>
     </w:p>
     <w:p>
       <w:pPr>
@@ -13674,22 +14567,22 @@
       <w:pPr>
         <w:pStyle w:val="Title"/>
       </w:pPr>
-      <w:bookmarkStart w:id="64" w:name="_Toc169622418"/>
-      <w:bookmarkStart w:id="65" w:name="_Toc169622626"/>
-      <w:bookmarkStart w:id="66" w:name="_Toc218677532"/>
-      <w:bookmarkStart w:id="67" w:name="_Toc230716932"/>
+      <w:bookmarkStart w:id="75" w:name="_Toc169622418"/>
+      <w:bookmarkStart w:id="76" w:name="_Toc169622626"/>
+      <w:bookmarkStart w:id="77" w:name="_Toc218677532"/>
+      <w:bookmarkStart w:id="78" w:name="_Toc230972947"/>
       <w:r>
         <w:lastRenderedPageBreak/>
         <w:t>Table des illustrations</w:t>
       </w:r>
-      <w:bookmarkEnd w:id="59"/>
-      <w:bookmarkEnd w:id="60"/>
-      <w:bookmarkEnd w:id="61"/>
-      <w:bookmarkEnd w:id="62"/>
-      <w:bookmarkEnd w:id="64"/>
-      <w:bookmarkEnd w:id="65"/>
-      <w:bookmarkEnd w:id="66"/>
-      <w:bookmarkEnd w:id="67"/>
+      <w:bookmarkEnd w:id="70"/>
+      <w:bookmarkEnd w:id="71"/>
+      <w:bookmarkEnd w:id="72"/>
+      <w:bookmarkEnd w:id="73"/>
+      <w:bookmarkEnd w:id="75"/>
+      <w:bookmarkEnd w:id="76"/>
+      <w:bookmarkEnd w:id="77"/>
+      <w:bookmarkEnd w:id="78"/>
     </w:p>
     <w:p/>
     <w:p>
@@ -13715,7 +14608,7 @@
     <w:p>
       <w:pPr>
         <w:sectPr>
-          <w:headerReference w:type="default" r:id="rId13"/>
+          <w:headerReference w:type="default" r:id="rId12"/>
           <w:pgSz w:w="11906" w:h="16838"/>
           <w:pgMar w:top="1417" w:right="1417" w:bottom="1417" w:left="1417" w:header="708" w:footer="708" w:gutter="0"/>
           <w:cols w:space="708"/>
@@ -13723,7 +14616,20 @@
         </w:sectPr>
       </w:pPr>
     </w:p>
-    <w:p/>
+    <w:p>
+      <w:pPr>
+        <w:pStyle w:val="Heading1"/>
+      </w:pPr>
+      <w:bookmarkStart w:id="79" w:name="_Toc230972948"/>
+      <w:r>
+        <w:lastRenderedPageBreak/>
+        <w:t>Annexes</w:t>
+      </w:r>
+      <w:bookmarkEnd w:id="79"/>
+      <w:r>
+        <w:t xml:space="preserve"> </w:t>
+      </w:r>
+    </w:p>
     <w:p>
       <w:pPr>
         <w:pStyle w:val="Subtitle"/>
@@ -13792,7 +14698,7 @@
           <w:sz w:val="24"/>
         </w:rPr>
         <w:sectPr>
-          <w:footerReference w:type="default" r:id="rId14"/>
+          <w:footerReference w:type="default" r:id="rId13"/>
           <w:pgSz w:w="11906" w:h="16838"/>
           <w:pgMar w:top="1417" w:right="1417" w:bottom="1417" w:left="1417" w:header="708" w:footer="708" w:gutter="0"/>
           <w:pgNumType w:start="1"/>
@@ -13871,8 +14777,8 @@
       </w:r>
     </w:p>
     <w:sectPr>
-      <w:headerReference w:type="default" r:id="rId15"/>
-      <w:footerReference w:type="default" r:id="rId16"/>
+      <w:headerReference w:type="default" r:id="rId14"/>
+      <w:footerReference w:type="default" r:id="rId15"/>
       <w:pgSz w:w="11906" w:h="16838"/>
       <w:pgMar w:top="1417" w:right="1417" w:bottom="1417" w:left="1417" w:header="708" w:footer="708" w:gutter="0"/>
       <w:cols w:space="708"/>
@@ -14329,7 +15235,7 @@
           <wp:extent cx="424815" cy="181610"/>
           <wp:effectExtent l="0" t="0" r="0" b="8890"/>
           <wp:wrapSquare wrapText="bothSides"/>
-          <wp:docPr id="891266973" name="Image 12"/>
+          <wp:docPr id="1980771285" name="Image 12"/>
           <wp:cNvGraphicFramePr>
             <a:graphicFrameLocks xmlns:a="http://schemas.openxmlformats.org/drawingml/2006/main" noChangeAspect="1"/>
           </wp:cNvGraphicFramePr>
@@ -16212,19 +17118,18 @@
     <w:uiPriority w:val="9"/>
     <w:unhideWhenUsed/>
     <w:qFormat/>
-    <w:rsid w:val="00201FF9"/>
+    <w:rsid w:val="00CE54E1"/>
     <w:pPr>
       <w:keepNext/>
       <w:keepLines/>
       <w:spacing w:before="40" w:after="0"/>
-      <w:jc w:val="center"/>
       <w:outlineLvl w:val="1"/>
     </w:pPr>
     <w:rPr>
       <w:rFonts w:eastAsiaTheme="majorEastAsia" w:cstheme="majorBidi"/>
       <w:smallCaps/>
-      <w:sz w:val="36"/>
-      <w:szCs w:val="26"/>
+      <w:sz w:val="28"/>
+      <w:szCs w:val="28"/>
       <w:lang w:val="en-US"/>
     </w:rPr>
   </w:style>
@@ -16274,6 +17179,27 @@
       <w:i/>
       <w:iCs/>
       <w:sz w:val="28"/>
+    </w:rPr>
+  </w:style>
+  <w:style w:type="paragraph" w:styleId="Heading5">
+    <w:name w:val="heading 5"/>
+    <w:basedOn w:val="Normal"/>
+    <w:next w:val="Normal"/>
+    <w:link w:val="Heading5Char"/>
+    <w:uiPriority w:val="9"/>
+    <w:semiHidden/>
+    <w:unhideWhenUsed/>
+    <w:qFormat/>
+    <w:rsid w:val="005122E7"/>
+    <w:pPr>
+      <w:keepNext/>
+      <w:keepLines/>
+      <w:spacing w:before="40" w:after="0"/>
+      <w:outlineLvl w:val="4"/>
+    </w:pPr>
+    <w:rPr>
+      <w:rFonts w:asciiTheme="majorHAnsi" w:eastAsiaTheme="majorEastAsia" w:hAnsiTheme="majorHAnsi" w:cstheme="majorBidi"/>
+      <w:color w:val="2F5496" w:themeColor="accent1" w:themeShade="BF"/>
     </w:rPr>
   </w:style>
   <w:style w:type="paragraph" w:styleId="Heading6">
@@ -16343,12 +17269,12 @@
     <w:basedOn w:val="DefaultParagraphFont"/>
     <w:link w:val="Heading2"/>
     <w:uiPriority w:val="9"/>
-    <w:rsid w:val="00201FF9"/>
+    <w:rsid w:val="00CE54E1"/>
     <w:rPr>
       <w:rFonts w:ascii="Neutra Text" w:eastAsiaTheme="majorEastAsia" w:hAnsi="Neutra Text" w:cstheme="majorBidi"/>
       <w:smallCaps/>
-      <w:sz w:val="36"/>
-      <w:szCs w:val="26"/>
+      <w:sz w:val="28"/>
+      <w:szCs w:val="28"/>
       <w:lang w:val="en-US"/>
     </w:rPr>
   </w:style>
@@ -16633,16 +17559,16 @@
     <w:autoRedefine/>
     <w:uiPriority w:val="39"/>
     <w:unhideWhenUsed/>
-    <w:rsid w:val="00E66F83"/>
+    <w:rsid w:val="005122E7"/>
     <w:pPr>
       <w:spacing w:before="120" w:after="0"/>
       <w:ind w:left="220"/>
       <w:jc w:val="left"/>
     </w:pPr>
     <w:rPr>
-      <w:rFonts w:asciiTheme="minorHAnsi" w:hAnsiTheme="minorHAnsi" w:cstheme="minorHAnsi"/>
-      <w:b/>
+      <w:rFonts w:ascii="Times New Roman" w:hAnsi="Times New Roman" w:cstheme="minorHAnsi"/>
       <w:bCs/>
+      <w:i/>
     </w:rPr>
   </w:style>
   <w:style w:type="paragraph" w:styleId="TOC3">
@@ -16964,7 +17890,6 @@
     <w:basedOn w:val="Heading1"/>
     <w:next w:val="Normal"/>
     <w:uiPriority w:val="39"/>
-    <w:semiHidden/>
     <w:unhideWhenUsed/>
     <w:qFormat/>
     <w:rsid w:val="00475382"/>
@@ -17085,6 +18010,18 @@
       <w:sz w:val="24"/>
       <w:szCs w:val="24"/>
       <w:lang w:val="en-FR" w:eastAsia="en-GB"/>
+    </w:rPr>
+  </w:style>
+  <w:style w:type="character" w:customStyle="1" w:styleId="Heading5Char">
+    <w:name w:val="Heading 5 Char"/>
+    <w:basedOn w:val="DefaultParagraphFont"/>
+    <w:link w:val="Heading5"/>
+    <w:uiPriority w:val="9"/>
+    <w:semiHidden/>
+    <w:rsid w:val="005122E7"/>
+    <w:rPr>
+      <w:rFonts w:asciiTheme="majorHAnsi" w:eastAsiaTheme="majorEastAsia" w:hAnsiTheme="majorHAnsi" w:cstheme="majorBidi"/>
+      <w:color w:val="2F5496" w:themeColor="accent1" w:themeShade="BF"/>
     </w:rPr>
   </w:style>
 </w:styles>

--- a/my_report/Thesis_Report_English.docx
+++ b/my_report/Thesis_Report_English.docx
@@ -174,7 +174,7 @@
                                     <pic:cNvPicPr/>
                                   </pic:nvPicPr>
                                   <pic:blipFill>
-                                    <a:blip r:embed="rId8">
+                                    <a:blip r:embed="rId9">
                                       <a:extLst>
                                         <a:ext uri="{28A0092B-C50C-407E-A947-70E740481C1C}">
                                           <a14:useLocalDpi xmlns:a14="http://schemas.microsoft.com/office/drawing/2010/main" val="0"/>
@@ -238,7 +238,7 @@
                     <pic:cNvPicPr/>
                   </pic:nvPicPr>
                   <pic:blipFill>
-                    <a:blip r:embed="rId9" cstate="print">
+                    <a:blip r:embed="rId10" cstate="print">
                       <a:extLst>
                         <a:ext uri="{28A0092B-C50C-407E-A947-70E740481C1C}">
                           <a14:useLocalDpi xmlns:a14="http://schemas.microsoft.com/office/drawing/2010/main" val="0"/>
@@ -608,7 +608,7 @@
           <w:b/>
         </w:rPr>
         <w:sectPr>
-          <w:headerReference w:type="default" r:id="rId10"/>
+          <w:headerReference w:type="default" r:id="rId11"/>
           <w:pgSz w:w="11906" w:h="16838"/>
           <w:pgMar w:top="1417" w:right="1417" w:bottom="1417" w:left="1417" w:header="708" w:footer="708" w:gutter="0"/>
           <w:cols w:space="708"/>
@@ -737,9 +737,15 @@
     <w:p>
       <w:pPr>
         <w:pStyle w:val="Title"/>
-      </w:pPr>
-      <w:bookmarkStart w:id="5" w:name="_Toc230972920"/>
-      <w:r>
+        <w:rPr>
+          <w:lang w:val="fr-FR"/>
+        </w:rPr>
+      </w:pPr>
+      <w:bookmarkStart w:id="5" w:name="_Toc230973422"/>
+      <w:r>
+        <w:rPr>
+          <w:lang w:val="fr-FR"/>
+        </w:rPr>
         <w:lastRenderedPageBreak/>
         <w:t>Résum</w:t>
       </w:r>
@@ -749,6 +755,9 @@
       <w:bookmarkEnd w:id="3"/>
       <w:bookmarkEnd w:id="4"/>
       <w:r>
+        <w:rPr>
+          <w:lang w:val="fr-FR"/>
+        </w:rPr>
         <w:t>é</w:t>
       </w:r>
       <w:bookmarkEnd w:id="5"/>
@@ -1939,16 +1948,25 @@
     <w:p>
       <w:pPr>
         <w:pStyle w:val="Title"/>
+        <w:rPr>
+          <w:lang w:val="fr-FR"/>
+        </w:rPr>
       </w:pPr>
       <w:bookmarkStart w:id="6" w:name="_Toc169622387"/>
       <w:bookmarkStart w:id="7" w:name="_Toc169622573"/>
       <w:bookmarkStart w:id="8" w:name="_Toc218677501"/>
-      <w:bookmarkStart w:id="9" w:name="_Toc230972921"/>
-      <w:r>
+      <w:bookmarkStart w:id="9" w:name="_Toc230973423"/>
+      <w:r>
+        <w:rPr>
+          <w:lang w:val="fr-FR"/>
+        </w:rPr>
         <w:lastRenderedPageBreak/>
         <w:t>M</w:t>
       </w:r>
       <w:r>
+        <w:rPr>
+          <w:lang w:val="fr-FR"/>
+        </w:rPr>
         <w:t>ots-clés</w:t>
       </w:r>
       <w:bookmarkEnd w:id="6"/>
@@ -2221,14 +2239,20 @@
     <w:p>
       <w:pPr>
         <w:pStyle w:val="Title"/>
+        <w:rPr>
+          <w:lang w:val="fr-FR"/>
+        </w:rPr>
       </w:pPr>
       <w:bookmarkStart w:id="10" w:name="_Toc158131110"/>
       <w:bookmarkStart w:id="11" w:name="_Toc158131234"/>
       <w:bookmarkStart w:id="12" w:name="_Toc169622388"/>
       <w:bookmarkStart w:id="13" w:name="_Toc169622574"/>
       <w:bookmarkStart w:id="14" w:name="_Toc218677502"/>
-      <w:bookmarkStart w:id="15" w:name="_Toc230972922"/>
-      <w:r>
+      <w:bookmarkStart w:id="15" w:name="_Toc230973424"/>
+      <w:r>
+        <w:rPr>
+          <w:lang w:val="fr-FR"/>
+        </w:rPr>
         <w:lastRenderedPageBreak/>
         <w:t>Glossaire</w:t>
       </w:r>
@@ -2341,14 +2365,20 @@
     <w:p>
       <w:pPr>
         <w:pStyle w:val="Title"/>
+        <w:rPr>
+          <w:lang w:val="fr-FR"/>
+        </w:rPr>
       </w:pPr>
       <w:bookmarkStart w:id="16" w:name="_Toc158131111"/>
       <w:bookmarkStart w:id="17" w:name="_Toc158131235"/>
       <w:bookmarkStart w:id="18" w:name="_Toc169622389"/>
       <w:bookmarkStart w:id="19" w:name="_Toc169622575"/>
       <w:bookmarkStart w:id="20" w:name="_Toc218677503"/>
-      <w:bookmarkStart w:id="21" w:name="_Toc230972923"/>
-      <w:r>
+      <w:bookmarkStart w:id="21" w:name="_Toc230973425"/>
+      <w:r>
+        <w:rPr>
+          <w:lang w:val="fr-FR"/>
+        </w:rPr>
         <w:lastRenderedPageBreak/>
         <w:t>Liste des abréviations</w:t>
       </w:r>
@@ -2560,12 +2590,18 @@
     <w:p>
       <w:pPr>
         <w:pStyle w:val="Title"/>
+        <w:rPr>
+          <w:lang w:val="fr-FR"/>
+        </w:rPr>
       </w:pPr>
       <w:bookmarkStart w:id="22" w:name="_Toc169622390"/>
       <w:bookmarkStart w:id="23" w:name="_Toc169622576"/>
       <w:bookmarkStart w:id="24" w:name="_Toc218677504"/>
-      <w:bookmarkStart w:id="25" w:name="_Toc230972924"/>
-      <w:r>
+      <w:bookmarkStart w:id="25" w:name="_Toc230973426"/>
+      <w:r>
+        <w:rPr>
+          <w:lang w:val="fr-FR"/>
+        </w:rPr>
         <w:lastRenderedPageBreak/>
         <w:t>Remerciements</w:t>
       </w:r>
@@ -3621,21 +3657,15 @@
     <w:p>
       <w:pPr>
         <w:pStyle w:val="Title"/>
-        <w:rPr>
-          <w:lang w:val="en-US"/>
-        </w:rPr>
       </w:pPr>
       <w:bookmarkStart w:id="26" w:name="_Toc158131113"/>
       <w:bookmarkStart w:id="27" w:name="_Toc158131237"/>
       <w:bookmarkStart w:id="28" w:name="_Toc169622391"/>
       <w:bookmarkStart w:id="29" w:name="_Toc169622577"/>
       <w:bookmarkStart w:id="30" w:name="_Toc218677505"/>
-      <w:bookmarkStart w:id="31" w:name="_Toc230972925"/>
-      <w:proofErr w:type="spellStart"/>
-      <w:r>
-        <w:rPr>
-          <w:lang w:val="en-US"/>
-        </w:rPr>
+      <w:bookmarkStart w:id="31" w:name="_Toc230973427"/>
+      <w:proofErr w:type="spellStart"/>
+      <w:r>
         <w:lastRenderedPageBreak/>
         <w:t>Avertissement</w:t>
       </w:r>
@@ -4234,7 +4264,7 @@
       <w:bookmarkStart w:id="34" w:name="_Toc169622392"/>
       <w:bookmarkStart w:id="35" w:name="_Toc169622578"/>
       <w:bookmarkStart w:id="36" w:name="_Toc218677506"/>
-      <w:bookmarkStart w:id="37" w:name="_Toc230972926"/>
+      <w:bookmarkStart w:id="37" w:name="_Toc230973428"/>
       <w:r>
         <w:lastRenderedPageBreak/>
         <w:t>Sommaire</w:t>
@@ -4278,7 +4308,7 @@
       <w:r>
         <w:fldChar w:fldCharType="separate"/>
       </w:r>
-      <w:hyperlink w:anchor="_Toc230972920" w:history="1">
+      <w:hyperlink w:anchor="_Toc230973422" w:history="1">
         <w:r>
           <w:rPr>
             <w:rStyle w:val="Hyperlink"/>
@@ -4305,7 +4335,7 @@
             <w:noProof/>
             <w:webHidden/>
           </w:rPr>
-          <w:instrText xml:space="preserve"> PAGEREF _Toc230972920 \h </w:instrText>
+          <w:instrText xml:space="preserve"> PAGEREF _Toc230973422 \h </w:instrText>
         </w:r>
         <w:r>
           <w:rPr>
@@ -4354,7 +4384,7 @@
           <w14:ligatures w14:val="standardContextual"/>
         </w:rPr>
       </w:pPr>
-      <w:hyperlink w:anchor="_Toc230972921" w:history="1">
+      <w:hyperlink w:anchor="_Toc230973423" w:history="1">
         <w:r>
           <w:rPr>
             <w:rStyle w:val="Hyperlink"/>
@@ -4381,7 +4411,7 @@
             <w:noProof/>
             <w:webHidden/>
           </w:rPr>
-          <w:instrText xml:space="preserve"> PAGEREF _Toc230972921 \h </w:instrText>
+          <w:instrText xml:space="preserve"> PAGEREF _Toc230973423 \h </w:instrText>
         </w:r>
         <w:r>
           <w:rPr>
@@ -4430,7 +4460,7 @@
           <w14:ligatures w14:val="standardContextual"/>
         </w:rPr>
       </w:pPr>
-      <w:hyperlink w:anchor="_Toc230972922" w:history="1">
+      <w:hyperlink w:anchor="_Toc230973424" w:history="1">
         <w:r>
           <w:rPr>
             <w:rStyle w:val="Hyperlink"/>
@@ -4457,7 +4487,7 @@
             <w:noProof/>
             <w:webHidden/>
           </w:rPr>
-          <w:instrText xml:space="preserve"> PAGEREF _Toc230972922 \h </w:instrText>
+          <w:instrText xml:space="preserve"> PAGEREF _Toc230973424 \h </w:instrText>
         </w:r>
         <w:r>
           <w:rPr>
@@ -4506,7 +4536,7 @@
           <w14:ligatures w14:val="standardContextual"/>
         </w:rPr>
       </w:pPr>
-      <w:hyperlink w:anchor="_Toc230972923" w:history="1">
+      <w:hyperlink w:anchor="_Toc230973425" w:history="1">
         <w:r>
           <w:rPr>
             <w:rStyle w:val="Hyperlink"/>
@@ -4533,7 +4563,7 @@
             <w:noProof/>
             <w:webHidden/>
           </w:rPr>
-          <w:instrText xml:space="preserve"> PAGEREF _Toc230972923 \h </w:instrText>
+          <w:instrText xml:space="preserve"> PAGEREF _Toc230973425 \h </w:instrText>
         </w:r>
         <w:r>
           <w:rPr>
@@ -4582,7 +4612,7 @@
           <w14:ligatures w14:val="standardContextual"/>
         </w:rPr>
       </w:pPr>
-      <w:hyperlink w:anchor="_Toc230972924" w:history="1">
+      <w:hyperlink w:anchor="_Toc230973426" w:history="1">
         <w:r>
           <w:rPr>
             <w:rStyle w:val="Hyperlink"/>
@@ -4609,7 +4639,7 @@
             <w:noProof/>
             <w:webHidden/>
           </w:rPr>
-          <w:instrText xml:space="preserve"> PAGEREF _Toc230972924 \h </w:instrText>
+          <w:instrText xml:space="preserve"> PAGEREF _Toc230973426 \h </w:instrText>
         </w:r>
         <w:r>
           <w:rPr>
@@ -4658,12 +4688,11 @@
           <w14:ligatures w14:val="standardContextual"/>
         </w:rPr>
       </w:pPr>
-      <w:hyperlink w:anchor="_Toc230972925" w:history="1">
+      <w:hyperlink w:anchor="_Toc230973427" w:history="1">
         <w:r>
           <w:rPr>
             <w:rStyle w:val="Hyperlink"/>
             <w:noProof/>
-            <w:lang w:val="en-US"/>
           </w:rPr>
           <w:t>Avertissement</w:t>
         </w:r>
@@ -4686,7 +4715,7 @@
             <w:noProof/>
             <w:webHidden/>
           </w:rPr>
-          <w:instrText xml:space="preserve"> PAGEREF _Toc230972925 \h </w:instrText>
+          <w:instrText xml:space="preserve"> PAGEREF _Toc230973427 \h </w:instrText>
         </w:r>
         <w:r>
           <w:rPr>
@@ -4735,7 +4764,7 @@
           <w14:ligatures w14:val="standardContextual"/>
         </w:rPr>
       </w:pPr>
-      <w:hyperlink w:anchor="_Toc230972926" w:history="1">
+      <w:hyperlink w:anchor="_Toc230973428" w:history="1">
         <w:r>
           <w:rPr>
             <w:rStyle w:val="Hyperlink"/>
@@ -4762,7 +4791,7 @@
             <w:noProof/>
             <w:webHidden/>
           </w:rPr>
-          <w:instrText xml:space="preserve"> PAGEREF _Toc230972926 \h </w:instrText>
+          <w:instrText xml:space="preserve"> PAGEREF _Toc230973428 \h </w:instrText>
         </w:r>
         <w:r>
           <w:rPr>
@@ -4811,12 +4840,11 @@
           <w14:ligatures w14:val="standardContextual"/>
         </w:rPr>
       </w:pPr>
-      <w:hyperlink w:anchor="_Toc230972927" w:history="1">
+      <w:hyperlink w:anchor="_Toc230973429" w:history="1">
         <w:r>
           <w:rPr>
             <w:rStyle w:val="Hyperlink"/>
             <w:noProof/>
-            <w:lang w:val="en-US"/>
           </w:rPr>
           <w:t>Introduction</w:t>
         </w:r>
@@ -4839,7 +4867,7 @@
             <w:noProof/>
             <w:webHidden/>
           </w:rPr>
-          <w:instrText xml:space="preserve"> PAGEREF _Toc230972927 \h </w:instrText>
+          <w:instrText xml:space="preserve"> PAGEREF _Toc230973429 \h </w:instrText>
         </w:r>
         <w:r>
           <w:rPr>
@@ -4888,7 +4916,7 @@
           <w14:ligatures w14:val="standardContextual"/>
         </w:rPr>
       </w:pPr>
-      <w:hyperlink w:anchor="_Toc230972928" w:history="1">
+      <w:hyperlink w:anchor="_Toc230973430" w:history="1">
         <w:r>
           <w:rPr>
             <w:rStyle w:val="Hyperlink"/>
@@ -4915,7 +4943,7 @@
             <w:noProof/>
             <w:webHidden/>
           </w:rPr>
-          <w:instrText xml:space="preserve"> PAGEREF _Toc230972928 \h </w:instrText>
+          <w:instrText xml:space="preserve"> PAGEREF _Toc230973430 \h </w:instrText>
         </w:r>
         <w:r>
           <w:rPr>
@@ -4964,7 +4992,7 @@
           <w14:ligatures w14:val="standardContextual"/>
         </w:rPr>
       </w:pPr>
-      <w:hyperlink w:anchor="_Toc230972929" w:history="1">
+      <w:hyperlink w:anchor="_Toc230973431" w:history="1">
         <w:r>
           <w:rPr>
             <w:rStyle w:val="Hyperlink"/>
@@ -4991,7 +5019,7 @@
             <w:noProof/>
             <w:webHidden/>
           </w:rPr>
-          <w:instrText xml:space="preserve"> PAGEREF _Toc230972929 \h </w:instrText>
+          <w:instrText xml:space="preserve"> PAGEREF _Toc230973431 \h </w:instrText>
         </w:r>
         <w:r>
           <w:rPr>
@@ -5040,7 +5068,7 @@
           <w14:ligatures w14:val="standardContextual"/>
         </w:rPr>
       </w:pPr>
-      <w:hyperlink w:anchor="_Toc230972930" w:history="1">
+      <w:hyperlink w:anchor="_Toc230973432" w:history="1">
         <w:r>
           <w:rPr>
             <w:rStyle w:val="Hyperlink"/>
@@ -5067,7 +5095,7 @@
             <w:noProof/>
             <w:webHidden/>
           </w:rPr>
-          <w:instrText xml:space="preserve"> PAGEREF _Toc230972930 \h </w:instrText>
+          <w:instrText xml:space="preserve"> PAGEREF _Toc230973432 \h </w:instrText>
         </w:r>
         <w:r>
           <w:rPr>
@@ -5116,7 +5144,7 @@
           <w14:ligatures w14:val="standardContextual"/>
         </w:rPr>
       </w:pPr>
-      <w:hyperlink w:anchor="_Toc230972931" w:history="1">
+      <w:hyperlink w:anchor="_Toc230973433" w:history="1">
         <w:r>
           <w:rPr>
             <w:rStyle w:val="Hyperlink"/>
@@ -5143,7 +5171,7 @@
             <w:noProof/>
             <w:webHidden/>
           </w:rPr>
-          <w:instrText xml:space="preserve"> PAGEREF _Toc230972931 \h </w:instrText>
+          <w:instrText xml:space="preserve"> PAGEREF _Toc230973433 \h </w:instrText>
         </w:r>
         <w:r>
           <w:rPr>
@@ -5192,14 +5220,13 @@
           <w14:ligatures w14:val="standardContextual"/>
         </w:rPr>
       </w:pPr>
-      <w:hyperlink w:anchor="_Toc230972932" w:history="1">
+      <w:hyperlink w:anchor="_Toc230973434" w:history="1">
         <w:r>
           <w:rPr>
             <w:rStyle w:val="Hyperlink"/>
             <w:noProof/>
-            <w:lang w:val="en-US"/>
-          </w:rPr>
-          <w:t>Research gap</w:t>
+          </w:rPr>
+          <w:t>Context</w:t>
         </w:r>
         <w:r>
           <w:rPr>
@@ -5220,7 +5247,7 @@
             <w:noProof/>
             <w:webHidden/>
           </w:rPr>
-          <w:instrText xml:space="preserve"> PAGEREF _Toc230972932 \h </w:instrText>
+          <w:instrText xml:space="preserve"> PAGEREF _Toc230973434 \h </w:instrText>
         </w:r>
         <w:r>
           <w:rPr>
@@ -5269,14 +5296,13 @@
           <w14:ligatures w14:val="standardContextual"/>
         </w:rPr>
       </w:pPr>
-      <w:hyperlink w:anchor="_Toc230972933" w:history="1">
+      <w:hyperlink w:anchor="_Toc230973435" w:history="1">
         <w:r>
           <w:rPr>
             <w:rStyle w:val="Hyperlink"/>
             <w:noProof/>
-            <w:lang w:val="en-IN"/>
-          </w:rPr>
-          <w:t>State-of-the-Art AI for TICE</w:t>
+          </w:rPr>
+          <w:t>Research gap</w:t>
         </w:r>
         <w:r>
           <w:rPr>
@@ -5297,161 +5323,7 @@
             <w:noProof/>
             <w:webHidden/>
           </w:rPr>
-          <w:instrText xml:space="preserve"> PAGEREF _Toc230972933 \h </w:instrText>
-        </w:r>
-        <w:r>
-          <w:rPr>
-            <w:noProof/>
-            <w:webHidden/>
-          </w:rPr>
-        </w:r>
-        <w:r>
-          <w:rPr>
-            <w:noProof/>
-            <w:webHidden/>
-          </w:rPr>
-          <w:fldChar w:fldCharType="separate"/>
-        </w:r>
-        <w:r>
-          <w:rPr>
-            <w:noProof/>
-            <w:webHidden/>
-          </w:rPr>
-          <w:t>15</w:t>
-        </w:r>
-        <w:r>
-          <w:rPr>
-            <w:noProof/>
-            <w:webHidden/>
-          </w:rPr>
-          <w:fldChar w:fldCharType="end"/>
-        </w:r>
-      </w:hyperlink>
-    </w:p>
-    <w:p>
-      <w:pPr>
-        <w:pStyle w:val="TOC2"/>
-        <w:tabs>
-          <w:tab w:val="right" w:leader="dot" w:pos="9062"/>
-        </w:tabs>
-        <w:rPr>
-          <w:rFonts w:asciiTheme="minorHAnsi" w:eastAsiaTheme="minorEastAsia" w:hAnsiTheme="minorHAnsi" w:cstheme="minorBidi"/>
-          <w:bCs w:val="0"/>
-          <w:i w:val="0"/>
-          <w:noProof/>
-          <w:kern w:val="2"/>
-          <w:sz w:val="24"/>
-          <w:szCs w:val="24"/>
-          <w:lang w:val="en-FR" w:eastAsia="en-GB"/>
-          <w14:ligatures w14:val="standardContextual"/>
-        </w:rPr>
-      </w:pPr>
-      <w:hyperlink w:anchor="_Toc230972934" w:history="1">
-        <w:r>
-          <w:rPr>
-            <w:rStyle w:val="Hyperlink"/>
-            <w:noProof/>
-          </w:rPr>
-          <w:t>Areas where AI is used</w:t>
-        </w:r>
-        <w:r>
-          <w:rPr>
-            <w:noProof/>
-            <w:webHidden/>
-          </w:rPr>
-          <w:tab/>
-        </w:r>
-        <w:r>
-          <w:rPr>
-            <w:noProof/>
-            <w:webHidden/>
-          </w:rPr>
-          <w:fldChar w:fldCharType="begin"/>
-        </w:r>
-        <w:r>
-          <w:rPr>
-            <w:noProof/>
-            <w:webHidden/>
-          </w:rPr>
-          <w:instrText xml:space="preserve"> PAGEREF _Toc230972934 \h </w:instrText>
-        </w:r>
-        <w:r>
-          <w:rPr>
-            <w:noProof/>
-            <w:webHidden/>
-          </w:rPr>
-        </w:r>
-        <w:r>
-          <w:rPr>
-            <w:noProof/>
-            <w:webHidden/>
-          </w:rPr>
-          <w:fldChar w:fldCharType="separate"/>
-        </w:r>
-        <w:r>
-          <w:rPr>
-            <w:noProof/>
-            <w:webHidden/>
-          </w:rPr>
-          <w:t>15</w:t>
-        </w:r>
-        <w:r>
-          <w:rPr>
-            <w:noProof/>
-            <w:webHidden/>
-          </w:rPr>
-          <w:fldChar w:fldCharType="end"/>
-        </w:r>
-      </w:hyperlink>
-    </w:p>
-    <w:p>
-      <w:pPr>
-        <w:pStyle w:val="TOC2"/>
-        <w:tabs>
-          <w:tab w:val="right" w:leader="dot" w:pos="9062"/>
-        </w:tabs>
-        <w:rPr>
-          <w:rFonts w:asciiTheme="minorHAnsi" w:eastAsiaTheme="minorEastAsia" w:hAnsiTheme="minorHAnsi" w:cstheme="minorBidi"/>
-          <w:bCs w:val="0"/>
-          <w:i w:val="0"/>
-          <w:noProof/>
-          <w:kern w:val="2"/>
-          <w:sz w:val="24"/>
-          <w:szCs w:val="24"/>
-          <w:lang w:val="en-FR" w:eastAsia="en-GB"/>
-          <w14:ligatures w14:val="standardContextual"/>
-        </w:rPr>
-      </w:pPr>
-      <w:hyperlink w:anchor="_Toc230972935" w:history="1">
-        <w:r>
-          <w:rPr>
-            <w:rStyle w:val="Hyperlink"/>
-            <w:rFonts w:eastAsia="Times New Roman"/>
-            <w:noProof/>
-            <w:lang w:eastAsia="en-IN"/>
-          </w:rPr>
-          <w:t>Latest tools with AI available for each area identified above</w:t>
-        </w:r>
-        <w:r>
-          <w:rPr>
-            <w:noProof/>
-            <w:webHidden/>
-          </w:rPr>
-          <w:tab/>
-        </w:r>
-        <w:r>
-          <w:rPr>
-            <w:noProof/>
-            <w:webHidden/>
-          </w:rPr>
-          <w:fldChar w:fldCharType="begin"/>
-        </w:r>
-        <w:r>
-          <w:rPr>
-            <w:noProof/>
-            <w:webHidden/>
-          </w:rPr>
-          <w:instrText xml:space="preserve"> PAGEREF _Toc230972935 \h </w:instrText>
+          <w:instrText xml:space="preserve"> PAGEREF _Toc230973435 \h </w:instrText>
         </w:r>
         <w:r>
           <w:rPr>
@@ -5500,14 +5372,14 @@
           <w14:ligatures w14:val="standardContextual"/>
         </w:rPr>
       </w:pPr>
-      <w:hyperlink w:anchor="_Toc230972936" w:history="1">
+      <w:hyperlink w:anchor="_Toc230973436" w:history="1">
         <w:r>
           <w:rPr>
             <w:rStyle w:val="Hyperlink"/>
             <w:noProof/>
             <w:lang w:val="en-IN"/>
           </w:rPr>
-          <w:t>Literature review</w:t>
+          <w:t>State-of-the-Art AI for TICE</w:t>
         </w:r>
         <w:r>
           <w:rPr>
@@ -5528,7 +5400,7 @@
             <w:noProof/>
             <w:webHidden/>
           </w:rPr>
-          <w:instrText xml:space="preserve"> PAGEREF _Toc230972936 \h </w:instrText>
+          <w:instrText xml:space="preserve"> PAGEREF _Toc230973436 \h </w:instrText>
         </w:r>
         <w:r>
           <w:rPr>
@@ -5577,13 +5449,13 @@
           <w14:ligatures w14:val="standardContextual"/>
         </w:rPr>
       </w:pPr>
-      <w:hyperlink w:anchor="_Toc230972937" w:history="1">
+      <w:hyperlink w:anchor="_Toc230973437" w:history="1">
         <w:r>
           <w:rPr>
             <w:rStyle w:val="Hyperlink"/>
             <w:noProof/>
           </w:rPr>
-          <w:t>Teacher Cognition and Lesson Planning</w:t>
+          <w:t>Areas where AI is used</w:t>
         </w:r>
         <w:r>
           <w:rPr>
@@ -5604,7 +5476,7 @@
             <w:noProof/>
             <w:webHidden/>
           </w:rPr>
-          <w:instrText xml:space="preserve"> PAGEREF _Toc230972937 \h </w:instrText>
+          <w:instrText xml:space="preserve"> PAGEREF _Toc230973437 \h </w:instrText>
         </w:r>
         <w:r>
           <w:rPr>
@@ -5653,13 +5525,15 @@
           <w14:ligatures w14:val="standardContextual"/>
         </w:rPr>
       </w:pPr>
-      <w:hyperlink w:anchor="_Toc230972938" w:history="1">
+      <w:hyperlink w:anchor="_Toc230973438" w:history="1">
         <w:r>
           <w:rPr>
             <w:rStyle w:val="Hyperlink"/>
-            <w:noProof/>
-          </w:rPr>
-          <w:t>Teacher beliefs and practice alignment</w:t>
+            <w:rFonts w:eastAsia="Times New Roman"/>
+            <w:noProof/>
+            <w:lang w:eastAsia="en-IN"/>
+          </w:rPr>
+          <w:t>Latest tools with AI available for each area identified above</w:t>
         </w:r>
         <w:r>
           <w:rPr>
@@ -5680,7 +5554,7 @@
             <w:noProof/>
             <w:webHidden/>
           </w:rPr>
-          <w:instrText xml:space="preserve"> PAGEREF _Toc230972938 \h </w:instrText>
+          <w:instrText xml:space="preserve"> PAGEREF _Toc230973438 \h </w:instrText>
         </w:r>
         <w:r>
           <w:rPr>
@@ -5701,234 +5575,6 @@
             <w:webHidden/>
           </w:rPr>
           <w:t>16</w:t>
-        </w:r>
-        <w:r>
-          <w:rPr>
-            <w:noProof/>
-            <w:webHidden/>
-          </w:rPr>
-          <w:fldChar w:fldCharType="end"/>
-        </w:r>
-      </w:hyperlink>
-    </w:p>
-    <w:p>
-      <w:pPr>
-        <w:pStyle w:val="TOC2"/>
-        <w:tabs>
-          <w:tab w:val="right" w:leader="dot" w:pos="9062"/>
-        </w:tabs>
-        <w:rPr>
-          <w:rFonts w:asciiTheme="minorHAnsi" w:eastAsiaTheme="minorEastAsia" w:hAnsiTheme="minorHAnsi" w:cstheme="minorBidi"/>
-          <w:bCs w:val="0"/>
-          <w:i w:val="0"/>
-          <w:noProof/>
-          <w:kern w:val="2"/>
-          <w:sz w:val="24"/>
-          <w:szCs w:val="24"/>
-          <w:lang w:val="en-FR" w:eastAsia="en-GB"/>
-          <w14:ligatures w14:val="standardContextual"/>
-        </w:rPr>
-      </w:pPr>
-      <w:hyperlink w:anchor="_Toc230972939" w:history="1">
-        <w:r>
-          <w:rPr>
-            <w:rStyle w:val="Hyperlink"/>
-            <w:noProof/>
-          </w:rPr>
-          <w:t>Contextual constraints on lesson planning</w:t>
-        </w:r>
-        <w:r>
-          <w:rPr>
-            <w:noProof/>
-            <w:webHidden/>
-          </w:rPr>
-          <w:tab/>
-        </w:r>
-        <w:r>
-          <w:rPr>
-            <w:noProof/>
-            <w:webHidden/>
-          </w:rPr>
-          <w:fldChar w:fldCharType="begin"/>
-        </w:r>
-        <w:r>
-          <w:rPr>
-            <w:noProof/>
-            <w:webHidden/>
-          </w:rPr>
-          <w:instrText xml:space="preserve"> PAGEREF _Toc230972939 \h </w:instrText>
-        </w:r>
-        <w:r>
-          <w:rPr>
-            <w:noProof/>
-            <w:webHidden/>
-          </w:rPr>
-        </w:r>
-        <w:r>
-          <w:rPr>
-            <w:noProof/>
-            <w:webHidden/>
-          </w:rPr>
-          <w:fldChar w:fldCharType="separate"/>
-        </w:r>
-        <w:r>
-          <w:rPr>
-            <w:noProof/>
-            <w:webHidden/>
-          </w:rPr>
-          <w:t>17</w:t>
-        </w:r>
-        <w:r>
-          <w:rPr>
-            <w:noProof/>
-            <w:webHidden/>
-          </w:rPr>
-          <w:fldChar w:fldCharType="end"/>
-        </w:r>
-      </w:hyperlink>
-    </w:p>
-    <w:p>
-      <w:pPr>
-        <w:pStyle w:val="TOC2"/>
-        <w:tabs>
-          <w:tab w:val="right" w:leader="dot" w:pos="9062"/>
-        </w:tabs>
-        <w:rPr>
-          <w:rFonts w:asciiTheme="minorHAnsi" w:eastAsiaTheme="minorEastAsia" w:hAnsiTheme="minorHAnsi" w:cstheme="minorBidi"/>
-          <w:bCs w:val="0"/>
-          <w:i w:val="0"/>
-          <w:noProof/>
-          <w:kern w:val="2"/>
-          <w:sz w:val="24"/>
-          <w:szCs w:val="24"/>
-          <w:lang w:val="en-FR" w:eastAsia="en-GB"/>
-          <w14:ligatures w14:val="standardContextual"/>
-        </w:rPr>
-      </w:pPr>
-      <w:hyperlink w:anchor="_Toc230972940" w:history="1">
-        <w:r>
-          <w:rPr>
-            <w:rStyle w:val="Hyperlink"/>
-            <w:noProof/>
-          </w:rPr>
-          <w:t>Teacher experience and expertise in planning</w:t>
-        </w:r>
-        <w:r>
-          <w:rPr>
-            <w:noProof/>
-            <w:webHidden/>
-          </w:rPr>
-          <w:tab/>
-        </w:r>
-        <w:r>
-          <w:rPr>
-            <w:noProof/>
-            <w:webHidden/>
-          </w:rPr>
-          <w:fldChar w:fldCharType="begin"/>
-        </w:r>
-        <w:r>
-          <w:rPr>
-            <w:noProof/>
-            <w:webHidden/>
-          </w:rPr>
-          <w:instrText xml:space="preserve"> PAGEREF _Toc230972940 \h </w:instrText>
-        </w:r>
-        <w:r>
-          <w:rPr>
-            <w:noProof/>
-            <w:webHidden/>
-          </w:rPr>
-        </w:r>
-        <w:r>
-          <w:rPr>
-            <w:noProof/>
-            <w:webHidden/>
-          </w:rPr>
-          <w:fldChar w:fldCharType="separate"/>
-        </w:r>
-        <w:r>
-          <w:rPr>
-            <w:noProof/>
-            <w:webHidden/>
-          </w:rPr>
-          <w:t>17</w:t>
-        </w:r>
-        <w:r>
-          <w:rPr>
-            <w:noProof/>
-            <w:webHidden/>
-          </w:rPr>
-          <w:fldChar w:fldCharType="end"/>
-        </w:r>
-      </w:hyperlink>
-    </w:p>
-    <w:p>
-      <w:pPr>
-        <w:pStyle w:val="TOC2"/>
-        <w:tabs>
-          <w:tab w:val="right" w:leader="dot" w:pos="9062"/>
-        </w:tabs>
-        <w:rPr>
-          <w:rFonts w:asciiTheme="minorHAnsi" w:eastAsiaTheme="minorEastAsia" w:hAnsiTheme="minorHAnsi" w:cstheme="minorBidi"/>
-          <w:bCs w:val="0"/>
-          <w:i w:val="0"/>
-          <w:noProof/>
-          <w:kern w:val="2"/>
-          <w:sz w:val="24"/>
-          <w:szCs w:val="24"/>
-          <w:lang w:val="en-FR" w:eastAsia="en-GB"/>
-          <w14:ligatures w14:val="standardContextual"/>
-        </w:rPr>
-      </w:pPr>
-      <w:hyperlink w:anchor="_Toc230972941" w:history="1">
-        <w:r>
-          <w:rPr>
-            <w:rStyle w:val="Hyperlink"/>
-            <w:noProof/>
-          </w:rPr>
-          <w:t>Adaptation and flexibility in lesson design</w:t>
-        </w:r>
-        <w:r>
-          <w:rPr>
-            <w:noProof/>
-            <w:webHidden/>
-          </w:rPr>
-          <w:tab/>
-        </w:r>
-        <w:r>
-          <w:rPr>
-            <w:noProof/>
-            <w:webHidden/>
-          </w:rPr>
-          <w:fldChar w:fldCharType="begin"/>
-        </w:r>
-        <w:r>
-          <w:rPr>
-            <w:noProof/>
-            <w:webHidden/>
-          </w:rPr>
-          <w:instrText xml:space="preserve"> PAGEREF _Toc230972941 \h </w:instrText>
-        </w:r>
-        <w:r>
-          <w:rPr>
-            <w:noProof/>
-            <w:webHidden/>
-          </w:rPr>
-        </w:r>
-        <w:r>
-          <w:rPr>
-            <w:noProof/>
-            <w:webHidden/>
-          </w:rPr>
-          <w:fldChar w:fldCharType="separate"/>
-        </w:r>
-        <w:r>
-          <w:rPr>
-            <w:noProof/>
-            <w:webHidden/>
-          </w:rPr>
-          <w:t>18</w:t>
         </w:r>
         <w:r>
           <w:rPr>
@@ -5957,15 +5603,14 @@
           <w14:ligatures w14:val="standardContextual"/>
         </w:rPr>
       </w:pPr>
-      <w:hyperlink w:anchor="_Toc230972942" w:history="1">
+      <w:hyperlink w:anchor="_Toc230973439" w:history="1">
         <w:r>
           <w:rPr>
             <w:rStyle w:val="Hyperlink"/>
-            <w:rFonts w:eastAsia="Times New Roman"/>
-            <w:noProof/>
-            <w:lang w:val="en-US" w:eastAsia="en-IN"/>
-          </w:rPr>
-          <w:t>Experiment</w:t>
+            <w:noProof/>
+            <w:lang w:val="en-IN"/>
+          </w:rPr>
+          <w:t>Literature review</w:t>
         </w:r>
         <w:r>
           <w:rPr>
@@ -5986,7 +5631,7 @@
             <w:noProof/>
             <w:webHidden/>
           </w:rPr>
-          <w:instrText xml:space="preserve"> PAGEREF _Toc230972942 \h </w:instrText>
+          <w:instrText xml:space="preserve"> PAGEREF _Toc230973439 \h </w:instrText>
         </w:r>
         <w:r>
           <w:rPr>
@@ -6006,7 +5651,387 @@
             <w:noProof/>
             <w:webHidden/>
           </w:rPr>
-          <w:t>20</w:t>
+          <w:t>17</w:t>
+        </w:r>
+        <w:r>
+          <w:rPr>
+            <w:noProof/>
+            <w:webHidden/>
+          </w:rPr>
+          <w:fldChar w:fldCharType="end"/>
+        </w:r>
+      </w:hyperlink>
+    </w:p>
+    <w:p>
+      <w:pPr>
+        <w:pStyle w:val="TOC2"/>
+        <w:tabs>
+          <w:tab w:val="right" w:leader="dot" w:pos="9062"/>
+        </w:tabs>
+        <w:rPr>
+          <w:rFonts w:asciiTheme="minorHAnsi" w:eastAsiaTheme="minorEastAsia" w:hAnsiTheme="minorHAnsi" w:cstheme="minorBidi"/>
+          <w:bCs w:val="0"/>
+          <w:i w:val="0"/>
+          <w:noProof/>
+          <w:kern w:val="2"/>
+          <w:sz w:val="24"/>
+          <w:szCs w:val="24"/>
+          <w:lang w:val="en-FR" w:eastAsia="en-GB"/>
+          <w14:ligatures w14:val="standardContextual"/>
+        </w:rPr>
+      </w:pPr>
+      <w:hyperlink w:anchor="_Toc230973440" w:history="1">
+        <w:r>
+          <w:rPr>
+            <w:rStyle w:val="Hyperlink"/>
+            <w:noProof/>
+          </w:rPr>
+          <w:t>Teacher Cognition and Lesson Planning</w:t>
+        </w:r>
+        <w:r>
+          <w:rPr>
+            <w:noProof/>
+            <w:webHidden/>
+          </w:rPr>
+          <w:tab/>
+        </w:r>
+        <w:r>
+          <w:rPr>
+            <w:noProof/>
+            <w:webHidden/>
+          </w:rPr>
+          <w:fldChar w:fldCharType="begin"/>
+        </w:r>
+        <w:r>
+          <w:rPr>
+            <w:noProof/>
+            <w:webHidden/>
+          </w:rPr>
+          <w:instrText xml:space="preserve"> PAGEREF _Toc230973440 \h </w:instrText>
+        </w:r>
+        <w:r>
+          <w:rPr>
+            <w:noProof/>
+            <w:webHidden/>
+          </w:rPr>
+        </w:r>
+        <w:r>
+          <w:rPr>
+            <w:noProof/>
+            <w:webHidden/>
+          </w:rPr>
+          <w:fldChar w:fldCharType="separate"/>
+        </w:r>
+        <w:r>
+          <w:rPr>
+            <w:noProof/>
+            <w:webHidden/>
+          </w:rPr>
+          <w:t>17</w:t>
+        </w:r>
+        <w:r>
+          <w:rPr>
+            <w:noProof/>
+            <w:webHidden/>
+          </w:rPr>
+          <w:fldChar w:fldCharType="end"/>
+        </w:r>
+      </w:hyperlink>
+    </w:p>
+    <w:p>
+      <w:pPr>
+        <w:pStyle w:val="TOC2"/>
+        <w:tabs>
+          <w:tab w:val="right" w:leader="dot" w:pos="9062"/>
+        </w:tabs>
+        <w:rPr>
+          <w:rFonts w:asciiTheme="minorHAnsi" w:eastAsiaTheme="minorEastAsia" w:hAnsiTheme="minorHAnsi" w:cstheme="minorBidi"/>
+          <w:bCs w:val="0"/>
+          <w:i w:val="0"/>
+          <w:noProof/>
+          <w:kern w:val="2"/>
+          <w:sz w:val="24"/>
+          <w:szCs w:val="24"/>
+          <w:lang w:val="en-FR" w:eastAsia="en-GB"/>
+          <w14:ligatures w14:val="standardContextual"/>
+        </w:rPr>
+      </w:pPr>
+      <w:hyperlink w:anchor="_Toc230973441" w:history="1">
+        <w:r>
+          <w:rPr>
+            <w:rStyle w:val="Hyperlink"/>
+            <w:noProof/>
+          </w:rPr>
+          <w:t>Teacher beliefs and practice alignment</w:t>
+        </w:r>
+        <w:r>
+          <w:rPr>
+            <w:noProof/>
+            <w:webHidden/>
+          </w:rPr>
+          <w:tab/>
+        </w:r>
+        <w:r>
+          <w:rPr>
+            <w:noProof/>
+            <w:webHidden/>
+          </w:rPr>
+          <w:fldChar w:fldCharType="begin"/>
+        </w:r>
+        <w:r>
+          <w:rPr>
+            <w:noProof/>
+            <w:webHidden/>
+          </w:rPr>
+          <w:instrText xml:space="preserve"> PAGEREF _Toc230973441 \h </w:instrText>
+        </w:r>
+        <w:r>
+          <w:rPr>
+            <w:noProof/>
+            <w:webHidden/>
+          </w:rPr>
+        </w:r>
+        <w:r>
+          <w:rPr>
+            <w:noProof/>
+            <w:webHidden/>
+          </w:rPr>
+          <w:fldChar w:fldCharType="separate"/>
+        </w:r>
+        <w:r>
+          <w:rPr>
+            <w:noProof/>
+            <w:webHidden/>
+          </w:rPr>
+          <w:t>17</w:t>
+        </w:r>
+        <w:r>
+          <w:rPr>
+            <w:noProof/>
+            <w:webHidden/>
+          </w:rPr>
+          <w:fldChar w:fldCharType="end"/>
+        </w:r>
+      </w:hyperlink>
+    </w:p>
+    <w:p>
+      <w:pPr>
+        <w:pStyle w:val="TOC2"/>
+        <w:tabs>
+          <w:tab w:val="right" w:leader="dot" w:pos="9062"/>
+        </w:tabs>
+        <w:rPr>
+          <w:rFonts w:asciiTheme="minorHAnsi" w:eastAsiaTheme="minorEastAsia" w:hAnsiTheme="minorHAnsi" w:cstheme="minorBidi"/>
+          <w:bCs w:val="0"/>
+          <w:i w:val="0"/>
+          <w:noProof/>
+          <w:kern w:val="2"/>
+          <w:sz w:val="24"/>
+          <w:szCs w:val="24"/>
+          <w:lang w:val="en-FR" w:eastAsia="en-GB"/>
+          <w14:ligatures w14:val="standardContextual"/>
+        </w:rPr>
+      </w:pPr>
+      <w:hyperlink w:anchor="_Toc230973442" w:history="1">
+        <w:r>
+          <w:rPr>
+            <w:rStyle w:val="Hyperlink"/>
+            <w:noProof/>
+          </w:rPr>
+          <w:t>Contextual constraints on lesson planning</w:t>
+        </w:r>
+        <w:r>
+          <w:rPr>
+            <w:noProof/>
+            <w:webHidden/>
+          </w:rPr>
+          <w:tab/>
+        </w:r>
+        <w:r>
+          <w:rPr>
+            <w:noProof/>
+            <w:webHidden/>
+          </w:rPr>
+          <w:fldChar w:fldCharType="begin"/>
+        </w:r>
+        <w:r>
+          <w:rPr>
+            <w:noProof/>
+            <w:webHidden/>
+          </w:rPr>
+          <w:instrText xml:space="preserve"> PAGEREF _Toc230973442 \h </w:instrText>
+        </w:r>
+        <w:r>
+          <w:rPr>
+            <w:noProof/>
+            <w:webHidden/>
+          </w:rPr>
+        </w:r>
+        <w:r>
+          <w:rPr>
+            <w:noProof/>
+            <w:webHidden/>
+          </w:rPr>
+          <w:fldChar w:fldCharType="separate"/>
+        </w:r>
+        <w:r>
+          <w:rPr>
+            <w:noProof/>
+            <w:webHidden/>
+          </w:rPr>
+          <w:t>18</w:t>
+        </w:r>
+        <w:r>
+          <w:rPr>
+            <w:noProof/>
+            <w:webHidden/>
+          </w:rPr>
+          <w:fldChar w:fldCharType="end"/>
+        </w:r>
+      </w:hyperlink>
+    </w:p>
+    <w:p>
+      <w:pPr>
+        <w:pStyle w:val="TOC2"/>
+        <w:tabs>
+          <w:tab w:val="right" w:leader="dot" w:pos="9062"/>
+        </w:tabs>
+        <w:rPr>
+          <w:rFonts w:asciiTheme="minorHAnsi" w:eastAsiaTheme="minorEastAsia" w:hAnsiTheme="minorHAnsi" w:cstheme="minorBidi"/>
+          <w:bCs w:val="0"/>
+          <w:i w:val="0"/>
+          <w:noProof/>
+          <w:kern w:val="2"/>
+          <w:sz w:val="24"/>
+          <w:szCs w:val="24"/>
+          <w:lang w:val="en-FR" w:eastAsia="en-GB"/>
+          <w14:ligatures w14:val="standardContextual"/>
+        </w:rPr>
+      </w:pPr>
+      <w:hyperlink w:anchor="_Toc230973443" w:history="1">
+        <w:r>
+          <w:rPr>
+            <w:rStyle w:val="Hyperlink"/>
+            <w:noProof/>
+          </w:rPr>
+          <w:t>Teacher experience and expertise in planning</w:t>
+        </w:r>
+        <w:r>
+          <w:rPr>
+            <w:noProof/>
+            <w:webHidden/>
+          </w:rPr>
+          <w:tab/>
+        </w:r>
+        <w:r>
+          <w:rPr>
+            <w:noProof/>
+            <w:webHidden/>
+          </w:rPr>
+          <w:fldChar w:fldCharType="begin"/>
+        </w:r>
+        <w:r>
+          <w:rPr>
+            <w:noProof/>
+            <w:webHidden/>
+          </w:rPr>
+          <w:instrText xml:space="preserve"> PAGEREF _Toc230973443 \h </w:instrText>
+        </w:r>
+        <w:r>
+          <w:rPr>
+            <w:noProof/>
+            <w:webHidden/>
+          </w:rPr>
+        </w:r>
+        <w:r>
+          <w:rPr>
+            <w:noProof/>
+            <w:webHidden/>
+          </w:rPr>
+          <w:fldChar w:fldCharType="separate"/>
+        </w:r>
+        <w:r>
+          <w:rPr>
+            <w:noProof/>
+            <w:webHidden/>
+          </w:rPr>
+          <w:t>18</w:t>
+        </w:r>
+        <w:r>
+          <w:rPr>
+            <w:noProof/>
+            <w:webHidden/>
+          </w:rPr>
+          <w:fldChar w:fldCharType="end"/>
+        </w:r>
+      </w:hyperlink>
+    </w:p>
+    <w:p>
+      <w:pPr>
+        <w:pStyle w:val="TOC2"/>
+        <w:tabs>
+          <w:tab w:val="right" w:leader="dot" w:pos="9062"/>
+        </w:tabs>
+        <w:rPr>
+          <w:rFonts w:asciiTheme="minorHAnsi" w:eastAsiaTheme="minorEastAsia" w:hAnsiTheme="minorHAnsi" w:cstheme="minorBidi"/>
+          <w:bCs w:val="0"/>
+          <w:i w:val="0"/>
+          <w:noProof/>
+          <w:kern w:val="2"/>
+          <w:sz w:val="24"/>
+          <w:szCs w:val="24"/>
+          <w:lang w:val="en-FR" w:eastAsia="en-GB"/>
+          <w14:ligatures w14:val="standardContextual"/>
+        </w:rPr>
+      </w:pPr>
+      <w:hyperlink w:anchor="_Toc230973444" w:history="1">
+        <w:r>
+          <w:rPr>
+            <w:rStyle w:val="Hyperlink"/>
+            <w:noProof/>
+          </w:rPr>
+          <w:t>Adaptation and flexibility in lesson design</w:t>
+        </w:r>
+        <w:r>
+          <w:rPr>
+            <w:noProof/>
+            <w:webHidden/>
+          </w:rPr>
+          <w:tab/>
+        </w:r>
+        <w:r>
+          <w:rPr>
+            <w:noProof/>
+            <w:webHidden/>
+          </w:rPr>
+          <w:fldChar w:fldCharType="begin"/>
+        </w:r>
+        <w:r>
+          <w:rPr>
+            <w:noProof/>
+            <w:webHidden/>
+          </w:rPr>
+          <w:instrText xml:space="preserve"> PAGEREF _Toc230973444 \h </w:instrText>
+        </w:r>
+        <w:r>
+          <w:rPr>
+            <w:noProof/>
+            <w:webHidden/>
+          </w:rPr>
+        </w:r>
+        <w:r>
+          <w:rPr>
+            <w:noProof/>
+            <w:webHidden/>
+          </w:rPr>
+          <w:fldChar w:fldCharType="separate"/>
+        </w:r>
+        <w:r>
+          <w:rPr>
+            <w:noProof/>
+            <w:webHidden/>
+          </w:rPr>
+          <w:t>19</w:t>
         </w:r>
         <w:r>
           <w:rPr>
@@ -6035,15 +6060,15 @@
           <w14:ligatures w14:val="standardContextual"/>
         </w:rPr>
       </w:pPr>
-      <w:hyperlink w:anchor="_Toc230972943" w:history="1">
+      <w:hyperlink w:anchor="_Toc230973445" w:history="1">
         <w:r>
           <w:rPr>
             <w:rStyle w:val="Hyperlink"/>
             <w:rFonts w:eastAsia="Times New Roman"/>
             <w:noProof/>
-            <w:lang w:val="en-US" w:eastAsia="en-IN"/>
-          </w:rPr>
-          <w:t>Inferences</w:t>
+            <w:lang w:eastAsia="en-IN"/>
+          </w:rPr>
+          <w:t>Experiment</w:t>
         </w:r>
         <w:r>
           <w:rPr>
@@ -6064,7 +6089,7 @@
             <w:noProof/>
             <w:webHidden/>
           </w:rPr>
-          <w:instrText xml:space="preserve"> PAGEREF _Toc230972943 \h </w:instrText>
+          <w:instrText xml:space="preserve"> PAGEREF _Toc230973445 \h </w:instrText>
         </w:r>
         <w:r>
           <w:rPr>
@@ -6113,7 +6138,7 @@
           <w14:ligatures w14:val="standardContextual"/>
         </w:rPr>
       </w:pPr>
-      <w:hyperlink w:anchor="_Toc230972944" w:history="1">
+      <w:hyperlink w:anchor="_Toc230973446" w:history="1">
         <w:r>
           <w:rPr>
             <w:rStyle w:val="Hyperlink"/>
@@ -6121,7 +6146,7 @@
             <w:noProof/>
             <w:lang w:eastAsia="en-IN"/>
           </w:rPr>
-          <w:t>Conclusion</w:t>
+          <w:t>Inferences</w:t>
         </w:r>
         <w:r>
           <w:rPr>
@@ -6142,7 +6167,7 @@
             <w:noProof/>
             <w:webHidden/>
           </w:rPr>
-          <w:instrText xml:space="preserve"> PAGEREF _Toc230972944 \h </w:instrText>
+          <w:instrText xml:space="preserve"> PAGEREF _Toc230973446 \h </w:instrText>
         </w:r>
         <w:r>
           <w:rPr>
@@ -6191,13 +6216,15 @@
           <w14:ligatures w14:val="standardContextual"/>
         </w:rPr>
       </w:pPr>
-      <w:hyperlink w:anchor="_Toc230972945" w:history="1">
+      <w:hyperlink w:anchor="_Toc230973447" w:history="1">
         <w:r>
           <w:rPr>
             <w:rStyle w:val="Hyperlink"/>
-            <w:noProof/>
-          </w:rPr>
-          <w:t>Bibliographie</w:t>
+            <w:rFonts w:eastAsia="Times New Roman"/>
+            <w:noProof/>
+            <w:lang w:eastAsia="en-IN"/>
+          </w:rPr>
+          <w:t>Conclusion</w:t>
         </w:r>
         <w:r>
           <w:rPr>
@@ -6218,7 +6245,7 @@
             <w:noProof/>
             <w:webHidden/>
           </w:rPr>
-          <w:instrText xml:space="preserve"> PAGEREF _Toc230972945 \h </w:instrText>
+          <w:instrText xml:space="preserve"> PAGEREF _Toc230973447 \h </w:instrText>
         </w:r>
         <w:r>
           <w:rPr>
@@ -6238,7 +6265,7 @@
             <w:noProof/>
             <w:webHidden/>
           </w:rPr>
-          <w:t>24</w:t>
+          <w:t>23</w:t>
         </w:r>
         <w:r>
           <w:rPr>
@@ -6267,14 +6294,13 @@
           <w14:ligatures w14:val="standardContextual"/>
         </w:rPr>
       </w:pPr>
-      <w:hyperlink w:anchor="_Toc230972946" w:history="1">
+      <w:hyperlink w:anchor="_Toc230973448" w:history="1">
         <w:r>
           <w:rPr>
             <w:rStyle w:val="Hyperlink"/>
             <w:noProof/>
-            <w:lang w:val="en-US"/>
-          </w:rPr>
-          <w:t>Index</w:t>
+          </w:rPr>
+          <w:t>Bibliographie</w:t>
         </w:r>
         <w:r>
           <w:rPr>
@@ -6295,7 +6321,7 @@
             <w:noProof/>
             <w:webHidden/>
           </w:rPr>
-          <w:instrText xml:space="preserve"> PAGEREF _Toc230972946 \h </w:instrText>
+          <w:instrText xml:space="preserve"> PAGEREF _Toc230973448 \h </w:instrText>
         </w:r>
         <w:r>
           <w:rPr>
@@ -6315,7 +6341,7 @@
             <w:noProof/>
             <w:webHidden/>
           </w:rPr>
-          <w:t>26</w:t>
+          <w:t>25</w:t>
         </w:r>
         <w:r>
           <w:rPr>
@@ -6344,13 +6370,13 @@
           <w14:ligatures w14:val="standardContextual"/>
         </w:rPr>
       </w:pPr>
-      <w:hyperlink w:anchor="_Toc230972947" w:history="1">
+      <w:hyperlink w:anchor="_Toc230973449" w:history="1">
         <w:r>
           <w:rPr>
             <w:rStyle w:val="Hyperlink"/>
             <w:noProof/>
           </w:rPr>
-          <w:t>Table des illustrations</w:t>
+          <w:t>Index</w:t>
         </w:r>
         <w:r>
           <w:rPr>
@@ -6371,7 +6397,7 @@
             <w:noProof/>
             <w:webHidden/>
           </w:rPr>
-          <w:instrText xml:space="preserve"> PAGEREF _Toc230972947 \h </w:instrText>
+          <w:instrText xml:space="preserve"> PAGEREF _Toc230973449 \h </w:instrText>
         </w:r>
         <w:r>
           <w:rPr>
@@ -6420,12 +6446,88 @@
           <w14:ligatures w14:val="standardContextual"/>
         </w:rPr>
       </w:pPr>
-      <w:hyperlink w:anchor="_Toc230972948" w:history="1">
+      <w:hyperlink w:anchor="_Toc230973450" w:history="1">
         <w:r>
           <w:rPr>
             <w:rStyle w:val="Hyperlink"/>
             <w:noProof/>
           </w:rPr>
+          <w:t>Table des illustrations</w:t>
+        </w:r>
+        <w:r>
+          <w:rPr>
+            <w:noProof/>
+            <w:webHidden/>
+          </w:rPr>
+          <w:tab/>
+        </w:r>
+        <w:r>
+          <w:rPr>
+            <w:noProof/>
+            <w:webHidden/>
+          </w:rPr>
+          <w:fldChar w:fldCharType="begin"/>
+        </w:r>
+        <w:r>
+          <w:rPr>
+            <w:noProof/>
+            <w:webHidden/>
+          </w:rPr>
+          <w:instrText xml:space="preserve"> PAGEREF _Toc230973450 \h </w:instrText>
+        </w:r>
+        <w:r>
+          <w:rPr>
+            <w:noProof/>
+            <w:webHidden/>
+          </w:rPr>
+        </w:r>
+        <w:r>
+          <w:rPr>
+            <w:noProof/>
+            <w:webHidden/>
+          </w:rPr>
+          <w:fldChar w:fldCharType="separate"/>
+        </w:r>
+        <w:r>
+          <w:rPr>
+            <w:noProof/>
+            <w:webHidden/>
+          </w:rPr>
+          <w:t>28</w:t>
+        </w:r>
+        <w:r>
+          <w:rPr>
+            <w:noProof/>
+            <w:webHidden/>
+          </w:rPr>
+          <w:fldChar w:fldCharType="end"/>
+        </w:r>
+      </w:hyperlink>
+    </w:p>
+    <w:p>
+      <w:pPr>
+        <w:pStyle w:val="TOC1"/>
+        <w:tabs>
+          <w:tab w:val="right" w:leader="dot" w:pos="9062"/>
+        </w:tabs>
+        <w:rPr>
+          <w:rFonts w:eastAsiaTheme="minorEastAsia" w:cstheme="minorBidi"/>
+          <w:b w:val="0"/>
+          <w:bCs w:val="0"/>
+          <w:i w:val="0"/>
+          <w:iCs w:val="0"/>
+          <w:noProof/>
+          <w:kern w:val="2"/>
+          <w:lang w:val="en-FR" w:eastAsia="en-GB"/>
+          <w14:ligatures w14:val="standardContextual"/>
+        </w:rPr>
+      </w:pPr>
+      <w:hyperlink w:anchor="_Toc230973451" w:history="1">
+        <w:r>
+          <w:rPr>
+            <w:rStyle w:val="Hyperlink"/>
+            <w:noProof/>
+          </w:rPr>
           <w:t>Annexes</w:t>
         </w:r>
         <w:r>
@@ -6447,7 +6549,7 @@
             <w:noProof/>
             <w:webHidden/>
           </w:rPr>
-          <w:instrText xml:space="preserve"> PAGEREF _Toc230972948 \h </w:instrText>
+          <w:instrText xml:space="preserve"> PAGEREF _Toc230973451 \h </w:instrText>
         </w:r>
         <w:r>
           <w:rPr>
@@ -6506,15 +6608,9 @@
     <w:p>
       <w:pPr>
         <w:pStyle w:val="Heading1"/>
-        <w:rPr>
-          <w:lang w:val="en-US"/>
-        </w:rPr>
-      </w:pPr>
-      <w:bookmarkStart w:id="38" w:name="_Toc230972927"/>
-      <w:r>
-        <w:rPr>
-          <w:lang w:val="en-US"/>
-        </w:rPr>
+      </w:pPr>
+      <w:bookmarkStart w:id="38" w:name="_Toc230973429"/>
+      <w:r>
         <w:lastRenderedPageBreak/>
         <w:t>Introduction</w:t>
       </w:r>
@@ -6777,7 +6873,7 @@
       <w:pPr>
         <w:pStyle w:val="Heading2"/>
       </w:pPr>
-      <w:bookmarkStart w:id="39" w:name="_Toc230972928"/>
+      <w:bookmarkStart w:id="39" w:name="_Toc230973430"/>
       <w:r>
         <w:t>Teacher Perspective Before AI</w:t>
       </w:r>
@@ -6926,7 +7022,7 @@
       <w:pPr>
         <w:pStyle w:val="Heading2"/>
       </w:pPr>
-      <w:bookmarkStart w:id="40" w:name="_Toc230972929"/>
+      <w:bookmarkStart w:id="40" w:name="_Toc230973431"/>
       <w:r>
         <w:t>Emergence of TICE in language learning</w:t>
       </w:r>
@@ -7209,7 +7305,7 @@
       <w:pPr>
         <w:pStyle w:val="Heading2"/>
       </w:pPr>
-      <w:bookmarkStart w:id="41" w:name="_Toc230972930"/>
+      <w:bookmarkStart w:id="41" w:name="_Toc230973432"/>
       <w:r>
         <w:t>Integration of generative AI in language learning</w:t>
       </w:r>
@@ -7533,7 +7629,7 @@
       <w:pPr>
         <w:pStyle w:val="Heading2"/>
       </w:pPr>
-      <w:bookmarkStart w:id="42" w:name="_Toc230972931"/>
+      <w:bookmarkStart w:id="42" w:name="_Toc230973433"/>
       <w:r>
         <w:t>French Education System</w:t>
       </w:r>
@@ -7741,19 +7837,171 @@
     <w:p>
       <w:pPr>
         <w:pStyle w:val="Heading1"/>
-        <w:rPr>
-          <w:lang w:val="en-US"/>
-        </w:rPr>
-      </w:pPr>
-      <w:bookmarkStart w:id="43" w:name="_Toc230972932"/>
-      <w:r>
-        <w:rPr>
-          <w:lang w:val="en-US"/>
-        </w:rPr>
+      </w:pPr>
+      <w:bookmarkStart w:id="43" w:name="_Toc230973434"/>
+      <w:r>
+        <w:lastRenderedPageBreak/>
+        <w:t>Context</w:t>
+      </w:r>
+      <w:bookmarkEnd w:id="43"/>
+    </w:p>
+    <w:p>
+      <w:pPr>
+        <w:rPr>
+          <w:lang w:val="en-US"/>
+        </w:rPr>
+      </w:pPr>
+    </w:p>
+    <w:p>
+      <w:pPr>
+        <w:rPr>
+          <w:lang w:val="en-US"/>
+        </w:rPr>
+      </w:pPr>
+    </w:p>
+    <w:p>
+      <w:pPr>
+        <w:rPr>
+          <w:lang w:val="en-US"/>
+        </w:rPr>
+      </w:pPr>
+    </w:p>
+    <w:p>
+      <w:pPr>
+        <w:rPr>
+          <w:lang w:val="en-US"/>
+        </w:rPr>
+      </w:pPr>
+    </w:p>
+    <w:p>
+      <w:pPr>
+        <w:rPr>
+          <w:lang w:val="en-US"/>
+        </w:rPr>
+      </w:pPr>
+    </w:p>
+    <w:p>
+      <w:pPr>
+        <w:rPr>
+          <w:lang w:val="en-US"/>
+        </w:rPr>
+      </w:pPr>
+    </w:p>
+    <w:p>
+      <w:pPr>
+        <w:rPr>
+          <w:lang w:val="en-US"/>
+        </w:rPr>
+      </w:pPr>
+    </w:p>
+    <w:p>
+      <w:pPr>
+        <w:rPr>
+          <w:lang w:val="en-US"/>
+        </w:rPr>
+      </w:pPr>
+    </w:p>
+    <w:p>
+      <w:pPr>
+        <w:rPr>
+          <w:lang w:val="en-US"/>
+        </w:rPr>
+      </w:pPr>
+    </w:p>
+    <w:p>
+      <w:pPr>
+        <w:rPr>
+          <w:lang w:val="en-US"/>
+        </w:rPr>
+      </w:pPr>
+    </w:p>
+    <w:p>
+      <w:pPr>
+        <w:rPr>
+          <w:lang w:val="en-US"/>
+        </w:rPr>
+      </w:pPr>
+    </w:p>
+    <w:p>
+      <w:pPr>
+        <w:rPr>
+          <w:lang w:val="en-US"/>
+        </w:rPr>
+      </w:pPr>
+    </w:p>
+    <w:p>
+      <w:pPr>
+        <w:rPr>
+          <w:lang w:val="en-US"/>
+        </w:rPr>
+      </w:pPr>
+    </w:p>
+    <w:p>
+      <w:pPr>
+        <w:rPr>
+          <w:lang w:val="en-US"/>
+        </w:rPr>
+      </w:pPr>
+    </w:p>
+    <w:p>
+      <w:pPr>
+        <w:rPr>
+          <w:lang w:val="en-US"/>
+        </w:rPr>
+      </w:pPr>
+    </w:p>
+    <w:p>
+      <w:pPr>
+        <w:rPr>
+          <w:lang w:val="en-US"/>
+        </w:rPr>
+      </w:pPr>
+    </w:p>
+    <w:p>
+      <w:pPr>
+        <w:rPr>
+          <w:lang w:val="en-US"/>
+        </w:rPr>
+      </w:pPr>
+    </w:p>
+    <w:p>
+      <w:pPr>
+        <w:rPr>
+          <w:lang w:val="en-US"/>
+        </w:rPr>
+      </w:pPr>
+    </w:p>
+    <w:p>
+      <w:pPr>
+        <w:rPr>
+          <w:lang w:val="en-US"/>
+        </w:rPr>
+      </w:pPr>
+    </w:p>
+    <w:p>
+      <w:pPr>
+        <w:rPr>
+          <w:lang w:val="en-US"/>
+        </w:rPr>
+      </w:pPr>
+    </w:p>
+    <w:p>
+      <w:pPr>
+        <w:rPr>
+          <w:lang w:val="en-US"/>
+        </w:rPr>
+      </w:pPr>
+    </w:p>
+    <w:p>
+      <w:pPr>
+        <w:pStyle w:val="Heading1"/>
+      </w:pPr>
+      <w:bookmarkStart w:id="44" w:name="_Toc230973435"/>
+      <w:r>
         <w:lastRenderedPageBreak/>
         <w:t>Research gap</w:t>
       </w:r>
-      <w:bookmarkEnd w:id="43"/>
+      <w:bookmarkEnd w:id="44"/>
     </w:p>
     <w:p>
       <w:pPr>
@@ -8027,7 +8275,7 @@
           <w:lang w:val="en-IN"/>
         </w:rPr>
       </w:pPr>
-      <w:bookmarkStart w:id="44" w:name="_Toc230972933"/>
+      <w:bookmarkStart w:id="45" w:name="_Toc230973436"/>
       <w:r>
         <w:rPr>
           <w:lang w:val="en-IN"/>
@@ -8041,7 +8289,7 @@
         </w:rPr>
         <w:t>I for TICE</w:t>
       </w:r>
-      <w:bookmarkEnd w:id="44"/>
+      <w:bookmarkEnd w:id="45"/>
     </w:p>
     <w:p>
       <w:pPr>
@@ -8054,14 +8302,14 @@
       <w:pPr>
         <w:pStyle w:val="Heading2"/>
       </w:pPr>
-      <w:bookmarkStart w:id="45" w:name="_Toc230972934"/>
+      <w:bookmarkStart w:id="46" w:name="_Toc230973437"/>
       <w:r>
         <w:t>Areas where AI is u</w:t>
       </w:r>
       <w:r>
         <w:t>sed</w:t>
       </w:r>
-      <w:bookmarkEnd w:id="45"/>
+      <w:bookmarkEnd w:id="46"/>
     </w:p>
     <w:p>
       <w:pPr>
@@ -9434,7 +9682,7 @@
       <w:pPr>
         <w:pStyle w:val="Heading2"/>
       </w:pPr>
-      <w:bookmarkStart w:id="46" w:name="_Toc230972935"/>
+      <w:bookmarkStart w:id="47" w:name="_Toc230973438"/>
       <w:r>
         <w:rPr>
           <w:rFonts w:eastAsia="Times New Roman"/>
@@ -9442,7 +9690,7 @@
         </w:rPr>
         <w:t>Latest tools with AI available for each area identified above</w:t>
       </w:r>
-      <w:bookmarkEnd w:id="46"/>
+      <w:bookmarkEnd w:id="47"/>
     </w:p>
     <w:p>
       <w:r>
@@ -10791,7 +11039,7 @@
           <w:sz w:val="28"/>
         </w:rPr>
       </w:pPr>
-      <w:bookmarkStart w:id="47" w:name="_Toc107222861"/>
+      <w:bookmarkStart w:id="48" w:name="_Toc107222861"/>
       <w:r>
         <w:br w:type="page"/>
       </w:r>
@@ -10803,8 +11051,8 @@
           <w:lang w:val="en-IN"/>
         </w:rPr>
       </w:pPr>
-      <w:bookmarkStart w:id="48" w:name="_Toc230972936"/>
-      <w:bookmarkEnd w:id="47"/>
+      <w:bookmarkStart w:id="49" w:name="_Toc230973439"/>
+      <w:bookmarkEnd w:id="48"/>
       <w:r>
         <w:rPr>
           <w:lang w:val="en-IN"/>
@@ -10812,7 +11060,7 @@
         <w:lastRenderedPageBreak/>
         <w:t>Literature review</w:t>
       </w:r>
-      <w:bookmarkEnd w:id="48"/>
+      <w:bookmarkEnd w:id="49"/>
       <w:r>
         <w:rPr>
           <w:lang w:val="en-IN"/>
@@ -10878,11 +11126,11 @@
       <w:pPr>
         <w:pStyle w:val="Heading2"/>
       </w:pPr>
-      <w:bookmarkStart w:id="49" w:name="_Toc230972937"/>
+      <w:bookmarkStart w:id="50" w:name="_Toc230973440"/>
       <w:r>
         <w:t>Teacher Cognition and Lesson Planning</w:t>
       </w:r>
-      <w:bookmarkEnd w:id="49"/>
+      <w:bookmarkEnd w:id="50"/>
     </w:p>
     <w:p>
       <w:pPr>
@@ -10917,11 +11165,11 @@
       <w:pPr>
         <w:pStyle w:val="Heading2"/>
       </w:pPr>
-      <w:bookmarkStart w:id="50" w:name="_Toc230972938"/>
+      <w:bookmarkStart w:id="51" w:name="_Toc230973441"/>
       <w:r>
         <w:t>Teacher beliefs and practice alignment</w:t>
       </w:r>
-      <w:bookmarkEnd w:id="50"/>
+      <w:bookmarkEnd w:id="51"/>
     </w:p>
     <w:p>
       <w:pPr>
@@ -11118,11 +11366,11 @@
       <w:r>
         <w:t xml:space="preserve"> </w:t>
       </w:r>
-      <w:bookmarkStart w:id="51" w:name="_Toc230972939"/>
+      <w:bookmarkStart w:id="52" w:name="_Toc230973442"/>
       <w:r>
         <w:t>Contextual constraints on lesson planning</w:t>
       </w:r>
-      <w:bookmarkEnd w:id="51"/>
+      <w:bookmarkEnd w:id="52"/>
     </w:p>
     <w:p>
       <w:pPr>
@@ -11422,11 +11670,11 @@
       <w:pPr>
         <w:pStyle w:val="Heading2"/>
       </w:pPr>
-      <w:bookmarkStart w:id="52" w:name="_Toc230972940"/>
+      <w:bookmarkStart w:id="53" w:name="_Toc230973443"/>
       <w:r>
         <w:t>Teacher experience and expertise in planning</w:t>
       </w:r>
-      <w:bookmarkEnd w:id="52"/>
+      <w:bookmarkEnd w:id="53"/>
     </w:p>
     <w:p>
       <w:pPr>
@@ -11742,11 +11990,11 @@
       <w:pPr>
         <w:pStyle w:val="Heading2"/>
       </w:pPr>
-      <w:bookmarkStart w:id="53" w:name="_Toc230972941"/>
+      <w:bookmarkStart w:id="54" w:name="_Toc230973444"/>
       <w:r>
         <w:t>Adaptation and flexibility in lesson design</w:t>
       </w:r>
-      <w:bookmarkEnd w:id="53"/>
+      <w:bookmarkEnd w:id="54"/>
     </w:p>
     <w:p>
       <w:pPr>
@@ -11871,22 +12119,19 @@
     <w:p>
       <w:pPr>
         <w:pStyle w:val="Heading1"/>
-        <w:rPr>
-          <w:lang w:val="en-US"/>
-        </w:rPr>
-      </w:pPr>
-      <w:bookmarkStart w:id="54" w:name="_Toc89960513"/>
-      <w:bookmarkStart w:id="55" w:name="_Toc105689043"/>
-      <w:bookmarkStart w:id="56" w:name="_Toc230972942"/>
+      </w:pPr>
+      <w:bookmarkStart w:id="55" w:name="_Toc89960513"/>
+      <w:bookmarkStart w:id="56" w:name="_Toc105689043"/>
+      <w:proofErr w:type="spellStart"/>
       <w:r>
         <w:rPr>
           <w:rFonts w:eastAsia="Times New Roman"/>
-          <w:lang w:val="en-US" w:eastAsia="en-IN"/>
+          <w:lang w:eastAsia="en-IN"/>
         </w:rPr>
         <w:lastRenderedPageBreak/>
-        <w:t>Experiment</w:t>
-      </w:r>
-      <w:bookmarkEnd w:id="56"/>
+        <w:t>Méthodologie</w:t>
+      </w:r>
+      <w:proofErr w:type="spellEnd"/>
     </w:p>
     <w:p>
       <w:pPr>
@@ -11949,14 +12194,14 @@
         <w:pStyle w:val="Heading1"/>
         <w:rPr>
           <w:rFonts w:eastAsia="Times New Roman"/>
-          <w:lang w:val="en-US" w:eastAsia="en-IN"/>
-        </w:rPr>
-      </w:pPr>
-      <w:bookmarkStart w:id="57" w:name="_Toc230972943"/>
+          <w:lang w:eastAsia="en-IN"/>
+        </w:rPr>
+      </w:pPr>
+      <w:bookmarkStart w:id="57" w:name="_Toc230973446"/>
       <w:r>
         <w:rPr>
           <w:rFonts w:eastAsia="Times New Roman"/>
-          <w:lang w:val="en-US" w:eastAsia="en-IN"/>
+          <w:lang w:eastAsia="en-IN"/>
         </w:rPr>
         <w:lastRenderedPageBreak/>
         <w:t>Inferences</w:t>
@@ -12913,14 +13158,14 @@
         <w:pStyle w:val="Heading1"/>
         <w:rPr>
           <w:rFonts w:eastAsia="Times New Roman"/>
-          <w:lang w:eastAsia="en-IN"/>
-        </w:rPr>
-      </w:pPr>
-      <w:bookmarkStart w:id="58" w:name="_Toc230972944"/>
+          <w:lang w:val="fr-FR" w:eastAsia="en-IN"/>
+        </w:rPr>
+      </w:pPr>
+      <w:bookmarkStart w:id="58" w:name="_Toc230973447"/>
       <w:r>
         <w:rPr>
           <w:rFonts w:eastAsia="Times New Roman"/>
-          <w:lang w:eastAsia="en-IN"/>
+          <w:lang w:val="fr-FR" w:eastAsia="en-IN"/>
         </w:rPr>
         <w:lastRenderedPageBreak/>
         <w:t>Conclusion</w:t>
@@ -13695,8 +13940,8 @@
     </w:p>
     <w:p/>
     <w:p/>
-    <w:bookmarkEnd w:id="54"/>
     <w:bookmarkEnd w:id="55"/>
+    <w:bookmarkEnd w:id="56"/>
     <w:p/>
     <w:p/>
     <w:p>
@@ -13705,7 +13950,7 @@
           <w:sz w:val="24"/>
         </w:rPr>
         <w:sectPr>
-          <w:footerReference w:type="default" r:id="rId11"/>
+          <w:footerReference w:type="default" r:id="rId12"/>
           <w:pgSz w:w="11906" w:h="16838"/>
           <w:pgMar w:top="1417" w:right="1417" w:bottom="1417" w:left="1417" w:header="708" w:footer="708" w:gutter="0"/>
           <w:cols w:space="708"/>
@@ -13832,6 +14077,9 @@
     <w:p>
       <w:pPr>
         <w:pStyle w:val="Title"/>
+        <w:rPr>
+          <w:lang w:val="fr-FR"/>
+        </w:rPr>
       </w:pPr>
       <w:bookmarkStart w:id="59" w:name="_Toc105689047"/>
       <w:bookmarkStart w:id="60" w:name="_Toc107222887"/>
@@ -13840,8 +14088,11 @@
       <w:bookmarkStart w:id="63" w:name="_Toc169622416"/>
       <w:bookmarkStart w:id="64" w:name="_Toc169622624"/>
       <w:bookmarkStart w:id="65" w:name="_Toc218677530"/>
-      <w:bookmarkStart w:id="66" w:name="_Toc230972945"/>
-      <w:r>
+      <w:bookmarkStart w:id="66" w:name="_Toc230973448"/>
+      <w:r>
+        <w:rPr>
+          <w:lang w:val="fr-FR"/>
+        </w:rPr>
         <w:lastRenderedPageBreak/>
         <w:t>Bibliographie</w:t>
       </w:r>
@@ -14384,29 +14635,23 @@
     <w:p>
       <w:pPr>
         <w:pStyle w:val="Title"/>
-        <w:rPr>
-          <w:lang w:val="en-US"/>
-        </w:rPr>
       </w:pPr>
       <w:bookmarkStart w:id="67" w:name="_Toc169622417"/>
       <w:bookmarkStart w:id="68" w:name="_Toc169622625"/>
       <w:bookmarkStart w:id="69" w:name="_Toc218677531"/>
-      <w:bookmarkStart w:id="70" w:name="_Toc105689048"/>
-      <w:bookmarkStart w:id="71" w:name="_Toc107222888"/>
-      <w:bookmarkStart w:id="72" w:name="_Toc158131120"/>
-      <w:bookmarkStart w:id="73" w:name="_Toc158131245"/>
-      <w:bookmarkStart w:id="74" w:name="_Toc230972946"/>
-      <w:r>
-        <w:rPr>
-          <w:lang w:val="en-US"/>
-        </w:rPr>
+      <w:bookmarkStart w:id="70" w:name="_Toc230973449"/>
+      <w:bookmarkStart w:id="71" w:name="_Toc105689048"/>
+      <w:bookmarkStart w:id="72" w:name="_Toc107222888"/>
+      <w:bookmarkStart w:id="73" w:name="_Toc158131120"/>
+      <w:bookmarkStart w:id="74" w:name="_Toc158131245"/>
+      <w:r>
         <w:lastRenderedPageBreak/>
         <w:t>Index</w:t>
       </w:r>
       <w:bookmarkEnd w:id="67"/>
       <w:bookmarkEnd w:id="68"/>
       <w:bookmarkEnd w:id="69"/>
-      <w:bookmarkEnd w:id="74"/>
+      <w:bookmarkEnd w:id="70"/>
     </w:p>
     <w:p>
       <w:pPr>
@@ -14566,19 +14811,25 @@
     <w:p>
       <w:pPr>
         <w:pStyle w:val="Title"/>
+        <w:rPr>
+          <w:lang w:val="fr-FR"/>
+        </w:rPr>
       </w:pPr>
       <w:bookmarkStart w:id="75" w:name="_Toc169622418"/>
       <w:bookmarkStart w:id="76" w:name="_Toc169622626"/>
       <w:bookmarkStart w:id="77" w:name="_Toc218677532"/>
-      <w:bookmarkStart w:id="78" w:name="_Toc230972947"/>
-      <w:r>
+      <w:bookmarkStart w:id="78" w:name="_Toc230973450"/>
+      <w:r>
+        <w:rPr>
+          <w:lang w:val="fr-FR"/>
+        </w:rPr>
         <w:lastRenderedPageBreak/>
         <w:t>Table des illustrations</w:t>
       </w:r>
-      <w:bookmarkEnd w:id="70"/>
       <w:bookmarkEnd w:id="71"/>
       <w:bookmarkEnd w:id="72"/>
       <w:bookmarkEnd w:id="73"/>
+      <w:bookmarkEnd w:id="74"/>
       <w:bookmarkEnd w:id="75"/>
       <w:bookmarkEnd w:id="76"/>
       <w:bookmarkEnd w:id="77"/>
@@ -14608,7 +14859,7 @@
     <w:p>
       <w:pPr>
         <w:sectPr>
-          <w:headerReference w:type="default" r:id="rId12"/>
+          <w:headerReference w:type="default" r:id="rId13"/>
           <w:pgSz w:w="11906" w:h="16838"/>
           <w:pgMar w:top="1417" w:right="1417" w:bottom="1417" w:left="1417" w:header="708" w:footer="708" w:gutter="0"/>
           <w:cols w:space="708"/>
@@ -14619,14 +14870,23 @@
     <w:p>
       <w:pPr>
         <w:pStyle w:val="Heading1"/>
-      </w:pPr>
-      <w:bookmarkStart w:id="79" w:name="_Toc230972948"/>
-      <w:r>
+        <w:rPr>
+          <w:lang w:val="fr-FR"/>
+        </w:rPr>
+      </w:pPr>
+      <w:bookmarkStart w:id="79" w:name="_Toc230973451"/>
+      <w:r>
+        <w:rPr>
+          <w:lang w:val="fr-FR"/>
+        </w:rPr>
         <w:lastRenderedPageBreak/>
         <w:t>Annexes</w:t>
       </w:r>
       <w:bookmarkEnd w:id="79"/>
       <w:r>
+        <w:rPr>
+          <w:lang w:val="fr-FR"/>
+        </w:rPr>
         <w:t xml:space="preserve"> </w:t>
       </w:r>
     </w:p>
@@ -14698,7 +14958,7 @@
           <w:sz w:val="24"/>
         </w:rPr>
         <w:sectPr>
-          <w:footerReference w:type="default" r:id="rId13"/>
+          <w:footerReference w:type="default" r:id="rId14"/>
           <w:pgSz w:w="11906" w:h="16838"/>
           <w:pgMar w:top="1417" w:right="1417" w:bottom="1417" w:left="1417" w:header="708" w:footer="708" w:gutter="0"/>
           <w:pgNumType w:start="1"/>
@@ -14777,8 +15037,8 @@
       </w:r>
     </w:p>
     <w:sectPr>
-      <w:headerReference w:type="default" r:id="rId14"/>
-      <w:footerReference w:type="default" r:id="rId15"/>
+      <w:headerReference w:type="default" r:id="rId15"/>
+      <w:footerReference w:type="default" r:id="rId16"/>
       <w:pgSz w:w="11906" w:h="16838"/>
       <w:pgMar w:top="1417" w:right="1417" w:bottom="1417" w:left="1417" w:header="708" w:footer="708" w:gutter="0"/>
       <w:cols w:space="708"/>
@@ -17090,7 +17350,7 @@
     <w:autoRedefine/>
     <w:uiPriority w:val="9"/>
     <w:qFormat/>
-    <w:rsid w:val="00685639"/>
+    <w:rsid w:val="00191320"/>
     <w:pPr>
       <w:keepNext/>
       <w:keepLines/>
@@ -17107,6 +17367,7 @@
       <w:smallCaps/>
       <w:sz w:val="48"/>
       <w:szCs w:val="32"/>
+      <w:lang w:val="en-US"/>
     </w:rPr>
   </w:style>
   <w:style w:type="paragraph" w:styleId="Heading2">
@@ -17255,13 +17516,14 @@
     <w:basedOn w:val="DefaultParagraphFont"/>
     <w:link w:val="Heading1"/>
     <w:uiPriority w:val="9"/>
-    <w:rsid w:val="00685639"/>
+    <w:rsid w:val="00191320"/>
     <w:rPr>
       <w:rFonts w:ascii="Neutra Text" w:eastAsiaTheme="majorEastAsia" w:hAnsi="Neutra Text" w:cstheme="majorBidi"/>
       <w:b/>
       <w:smallCaps/>
       <w:sz w:val="48"/>
       <w:szCs w:val="32"/>
+      <w:lang w:val="en-US"/>
     </w:rPr>
   </w:style>
   <w:style w:type="character" w:customStyle="1" w:styleId="Heading2Char">

--- a/my_report/Thesis_Report_English.docx
+++ b/my_report/Thesis_Report_English.docx
@@ -15484,13 +15484,13 @@
         <w:lang w:eastAsia="fr-FR"/>
       </w:rPr>
       <w:drawing>
-        <wp:anchor distT="0" distB="0" distL="114300" distR="114300" simplePos="0" relativeHeight="251658243" behindDoc="0" locked="0" layoutInCell="1" allowOverlap="1" wp14:anchorId="3CA3DBE0" wp14:editId="7536EDB3">
+        <wp:anchor distT="0" distB="0" distL="114300" distR="114300" simplePos="0" relativeHeight="251658243" behindDoc="0" locked="0" layoutInCell="1" allowOverlap="1" wp14:anchorId="3CA3DBE0" wp14:editId="0DFFEEE9">
           <wp:simplePos x="0" y="0"/>
           <wp:positionH relativeFrom="column">
-            <wp:posOffset>5784112</wp:posOffset>
+            <wp:posOffset>5783580</wp:posOffset>
           </wp:positionH>
           <wp:positionV relativeFrom="paragraph">
-            <wp:posOffset>-85636</wp:posOffset>
+            <wp:posOffset>-57150</wp:posOffset>
           </wp:positionV>
           <wp:extent cx="424815" cy="181610"/>
           <wp:effectExtent l="0" t="0" r="0" b="8890"/>

--- a/my_report/Thesis_Report_English.docx
+++ b/my_report/Thesis_Report_English.docx
@@ -174,7 +174,7 @@
                                     <pic:cNvPicPr/>
                                   </pic:nvPicPr>
                                   <pic:blipFill>
-                                    <a:blip r:embed="rId9">
+                                    <a:blip r:embed="rId8">
                                       <a:extLst>
                                         <a:ext uri="{28A0092B-C50C-407E-A947-70E740481C1C}">
                                           <a14:useLocalDpi xmlns:a14="http://schemas.microsoft.com/office/drawing/2010/main" val="0"/>
@@ -238,7 +238,7 @@
                     <pic:cNvPicPr/>
                   </pic:nvPicPr>
                   <pic:blipFill>
-                    <a:blip r:embed="rId10" cstate="print">
+                    <a:blip r:embed="rId9" cstate="print">
                       <a:extLst>
                         <a:ext uri="{28A0092B-C50C-407E-A947-70E740481C1C}">
                           <a14:useLocalDpi xmlns:a14="http://schemas.microsoft.com/office/drawing/2010/main" val="0"/>
@@ -608,7 +608,7 @@
           <w:b/>
         </w:rPr>
         <w:sectPr>
-          <w:headerReference w:type="default" r:id="rId11"/>
+          <w:headerReference w:type="default" r:id="rId10"/>
           <w:pgSz w:w="11906" w:h="16838"/>
           <w:pgMar w:top="1417" w:right="1417" w:bottom="1417" w:left="1417" w:header="708" w:footer="708" w:gutter="0"/>
           <w:cols w:space="708"/>
@@ -7998,6 +7998,9 @@
       </w:pPr>
       <w:bookmarkStart w:id="44" w:name="_Toc230973435"/>
       <w:r>
+        <w:rPr>
+          <w:color w:val="ED7D31" w:themeColor="accent2"/>
+        </w:rPr>
         <w:lastRenderedPageBreak/>
         <w:t>Research gap</w:t>
       </w:r>
@@ -8271,22 +8274,13 @@
     <w:p>
       <w:pPr>
         <w:pStyle w:val="Heading1"/>
-        <w:rPr>
-          <w:lang w:val="en-IN"/>
-        </w:rPr>
       </w:pPr>
       <w:bookmarkStart w:id="45" w:name="_Toc230973436"/>
       <w:r>
-        <w:rPr>
-          <w:lang w:val="en-IN"/>
-        </w:rPr>
         <w:lastRenderedPageBreak/>
         <w:t>State-of-the-Art A</w:t>
       </w:r>
       <w:r>
-        <w:rPr>
-          <w:lang w:val="en-IN"/>
-        </w:rPr>
         <w:t>I for TICE</w:t>
       </w:r>
       <w:bookmarkEnd w:id="45"/>
@@ -11047,24 +11041,15 @@
     <w:p>
       <w:pPr>
         <w:pStyle w:val="Heading1"/>
-        <w:rPr>
-          <w:lang w:val="en-IN"/>
-        </w:rPr>
       </w:pPr>
       <w:bookmarkStart w:id="49" w:name="_Toc230973439"/>
       <w:bookmarkEnd w:id="48"/>
       <w:r>
-        <w:rPr>
-          <w:lang w:val="en-IN"/>
-        </w:rPr>
         <w:lastRenderedPageBreak/>
         <w:t>Literature review</w:t>
       </w:r>
       <w:bookmarkEnd w:id="49"/>
       <w:r>
-        <w:rPr>
-          <w:lang w:val="en-IN"/>
-        </w:rPr>
         <w:t xml:space="preserve"> </w:t>
       </w:r>
     </w:p>
@@ -13950,7 +13935,7 @@
           <w:sz w:val="24"/>
         </w:rPr>
         <w:sectPr>
-          <w:footerReference w:type="default" r:id="rId12"/>
+          <w:footerReference w:type="default" r:id="rId11"/>
           <w:pgSz w:w="11906" w:h="16838"/>
           <w:pgMar w:top="1417" w:right="1417" w:bottom="1417" w:left="1417" w:header="708" w:footer="708" w:gutter="0"/>
           <w:cols w:space="708"/>
@@ -14132,11 +14117,33 @@
         </w:rPr>
         <w:fldChar w:fldCharType="separate"/>
       </w:r>
+      <w:proofErr w:type="spellStart"/>
       <w:r>
         <w:rPr>
           <w:color w:val="000000"/>
         </w:rPr>
-        <w:t xml:space="preserve">Afdal, H. W., &amp; Maaranen, K. (2023). </w:t>
+        <w:t>Afdal</w:t>
+      </w:r>
+      <w:proofErr w:type="spellEnd"/>
+      <w:r>
+        <w:rPr>
+          <w:color w:val="000000"/>
+        </w:rPr>
+        <w:t xml:space="preserve">, H. W., &amp; </w:t>
+      </w:r>
+      <w:proofErr w:type="spellStart"/>
+      <w:r>
+        <w:rPr>
+          <w:color w:val="000000"/>
+        </w:rPr>
+        <w:t>Maaranen</w:t>
+      </w:r>
+      <w:proofErr w:type="spellEnd"/>
+      <w:r>
+        <w:rPr>
+          <w:color w:val="000000"/>
+        </w:rPr>
+        <w:t xml:space="preserve">, K. (2023). </w:t>
       </w:r>
       <w:r>
         <w:rPr>
@@ -14859,7 +14866,7 @@
     <w:p>
       <w:pPr>
         <w:sectPr>
-          <w:headerReference w:type="default" r:id="rId13"/>
+          <w:headerReference w:type="default" r:id="rId12"/>
           <w:pgSz w:w="11906" w:h="16838"/>
           <w:pgMar w:top="1417" w:right="1417" w:bottom="1417" w:left="1417" w:header="708" w:footer="708" w:gutter="0"/>
           <w:cols w:space="708"/>
@@ -14870,23 +14877,14 @@
     <w:p>
       <w:pPr>
         <w:pStyle w:val="Heading1"/>
-        <w:rPr>
-          <w:lang w:val="fr-FR"/>
-        </w:rPr>
       </w:pPr>
       <w:bookmarkStart w:id="79" w:name="_Toc230973451"/>
       <w:r>
-        <w:rPr>
-          <w:lang w:val="fr-FR"/>
-        </w:rPr>
         <w:lastRenderedPageBreak/>
         <w:t>Annexes</w:t>
       </w:r>
       <w:bookmarkEnd w:id="79"/>
       <w:r>
-        <w:rPr>
-          <w:lang w:val="fr-FR"/>
-        </w:rPr>
         <w:t xml:space="preserve"> </w:t>
       </w:r>
     </w:p>
@@ -14958,7 +14956,7 @@
           <w:sz w:val="24"/>
         </w:rPr>
         <w:sectPr>
-          <w:footerReference w:type="default" r:id="rId14"/>
+          <w:footerReference w:type="default" r:id="rId13"/>
           <w:pgSz w:w="11906" w:h="16838"/>
           <w:pgMar w:top="1417" w:right="1417" w:bottom="1417" w:left="1417" w:header="708" w:footer="708" w:gutter="0"/>
           <w:pgNumType w:start="1"/>
@@ -15037,8 +15035,8 @@
       </w:r>
     </w:p>
     <w:sectPr>
-      <w:headerReference w:type="default" r:id="rId15"/>
-      <w:footerReference w:type="default" r:id="rId16"/>
+      <w:headerReference w:type="default" r:id="rId14"/>
+      <w:footerReference w:type="default" r:id="rId15"/>
       <w:pgSz w:w="11906" w:h="16838"/>
       <w:pgMar w:top="1417" w:right="1417" w:bottom="1417" w:left="1417" w:header="708" w:footer="708" w:gutter="0"/>
       <w:cols w:space="708"/>
@@ -15566,7 +15564,7 @@
           <wp:extent cx="424815" cy="181610"/>
           <wp:effectExtent l="0" t="0" r="0" b="8890"/>
           <wp:wrapSquare wrapText="bothSides"/>
-          <wp:docPr id="404641149" name="Image 6"/>
+          <wp:docPr id="271727351" name="Image 6"/>
           <wp:cNvGraphicFramePr>
             <a:graphicFrameLocks xmlns:a="http://schemas.openxmlformats.org/drawingml/2006/main" noChangeAspect="1"/>
           </wp:cNvGraphicFramePr>
@@ -17350,7 +17348,7 @@
     <w:autoRedefine/>
     <w:uiPriority w:val="9"/>
     <w:qFormat/>
-    <w:rsid w:val="00191320"/>
+    <w:rsid w:val="005F534B"/>
     <w:pPr>
       <w:keepNext/>
       <w:keepLines/>
@@ -17365,6 +17363,7 @@
       <w:rFonts w:eastAsiaTheme="majorEastAsia" w:cstheme="majorBidi"/>
       <w:b/>
       <w:smallCaps/>
+      <w:color w:val="000000" w:themeColor="text1"/>
       <w:sz w:val="48"/>
       <w:szCs w:val="32"/>
       <w:lang w:val="en-US"/>
@@ -17516,11 +17515,12 @@
     <w:basedOn w:val="DefaultParagraphFont"/>
     <w:link w:val="Heading1"/>
     <w:uiPriority w:val="9"/>
-    <w:rsid w:val="00191320"/>
+    <w:rsid w:val="005F534B"/>
     <w:rPr>
       <w:rFonts w:ascii="Neutra Text" w:eastAsiaTheme="majorEastAsia" w:hAnsi="Neutra Text" w:cstheme="majorBidi"/>
       <w:b/>
       <w:smallCaps/>
+      <w:color w:val="000000" w:themeColor="text1"/>
       <w:sz w:val="48"/>
       <w:szCs w:val="32"/>
       <w:lang w:val="en-US"/>

--- a/my_report/Thesis_Report_English.docx
+++ b/my_report/Thesis_Report_English.docx
@@ -174,7 +174,7 @@
                                     <pic:cNvPicPr/>
                                   </pic:nvPicPr>
                                   <pic:blipFill>
-                                    <a:blip r:embed="rId8">
+                                    <a:blip r:embed="rId9">
                                       <a:extLst>
                                         <a:ext uri="{28A0092B-C50C-407E-A947-70E740481C1C}">
                                           <a14:useLocalDpi xmlns:a14="http://schemas.microsoft.com/office/drawing/2010/main" val="0"/>
@@ -238,7 +238,7 @@
                     <pic:cNvPicPr/>
                   </pic:nvPicPr>
                   <pic:blipFill>
-                    <a:blip r:embed="rId9" cstate="print">
+                    <a:blip r:embed="rId10" cstate="print">
                       <a:extLst>
                         <a:ext uri="{28A0092B-C50C-407E-A947-70E740481C1C}">
                           <a14:useLocalDpi xmlns:a14="http://schemas.microsoft.com/office/drawing/2010/main" val="0"/>
@@ -608,7 +608,7 @@
           <w:b/>
         </w:rPr>
         <w:sectPr>
-          <w:headerReference w:type="default" r:id="rId10"/>
+          <w:headerReference w:type="default" r:id="rId11"/>
           <w:pgSz w:w="11906" w:h="16838"/>
           <w:pgMar w:top="1417" w:right="1417" w:bottom="1417" w:left="1417" w:header="708" w:footer="708" w:gutter="0"/>
           <w:cols w:space="708"/>
@@ -11983,60 +11983,491 @@
     </w:p>
     <w:p>
       <w:pPr>
-        <w:pStyle w:val="NormalWeb"/>
-        <w:numPr>
-          <w:ilvl w:val="0"/>
-          <w:numId w:val="18"/>
-        </w:numPr>
-        <w:spacing w:before="240" w:beforeAutospacing="0" w:after="240" w:afterAutospacing="0"/>
-        <w:textAlignment w:val="baseline"/>
-        <w:rPr>
-          <w:rFonts w:ascii="Arial" w:hAnsi="Arial" w:cs="Arial"/>
+        <w:spacing w:after="0"/>
+        <w:rPr>
+          <w:rFonts w:ascii="Times New Roman" w:eastAsia="Times New Roman" w:hAnsi="Times New Roman" w:cs="Times New Roman"/>
+          <w:sz w:val="24"/>
+          <w:szCs w:val="24"/>
+          <w:lang w:val="en-FR" w:eastAsia="en-GB"/>
+        </w:rPr>
+      </w:pPr>
+      <w:r>
+        <w:rPr>
+          <w:rFonts w:ascii="Times New Roman" w:eastAsia="Times New Roman" w:hAnsi="Times New Roman" w:cs="Times New Roman"/>
           <w:color w:val="000000"/>
-          <w:sz w:val="22"/>
-          <w:szCs w:val="22"/>
-        </w:rPr>
-      </w:pPr>
-      <w:r>
-        <w:rPr>
-          <w:rFonts w:ascii="Arial" w:hAnsi="Arial" w:cs="Arial"/>
+          <w:sz w:val="24"/>
+          <w:szCs w:val="24"/>
+          <w:lang w:val="en-FR" w:eastAsia="en-GB"/>
+        </w:rPr>
+        <w:t>Teachers rarely implement lessons exactly as planned. Rather than treating curriculum materials as rigid scripts, educators adapt them to align with their specific classroom context. This flexibility is essential because no two student groups are identical, and learning objectives must remain fluid to match the actual needs of each group.</w:t>
+      </w:r>
+    </w:p>
+    <w:p>
+      <w:pPr>
+        <w:spacing w:after="0"/>
+        <w:rPr>
+          <w:rFonts w:ascii="Times New Roman" w:eastAsia="Times New Roman" w:hAnsi="Times New Roman" w:cs="Times New Roman"/>
+          <w:sz w:val="24"/>
+          <w:szCs w:val="24"/>
+          <w:lang w:val="en-FR" w:eastAsia="en-GB"/>
+        </w:rPr>
+      </w:pPr>
+    </w:p>
+    <w:p>
+      <w:pPr>
+        <w:spacing w:after="0"/>
+        <w:rPr>
+          <w:rFonts w:ascii="Times New Roman" w:eastAsia="Times New Roman" w:hAnsi="Times New Roman" w:cs="Times New Roman"/>
+          <w:sz w:val="24"/>
+          <w:szCs w:val="24"/>
+          <w:lang w:val="en-FR" w:eastAsia="en-GB"/>
+        </w:rPr>
+      </w:pPr>
+      <w:r>
+        <w:rPr>
+          <w:rFonts w:ascii="Times New Roman" w:eastAsia="Times New Roman" w:hAnsi="Times New Roman" w:cs="Times New Roman"/>
           <w:color w:val="000000"/>
-          <w:sz w:val="22"/>
-          <w:szCs w:val="22"/>
-        </w:rPr>
-        <w:t>Sources: Richards (1998), ? (possibly Breen et al. if they discuss adaptation)</w:t>
-      </w:r>
-    </w:p>
-    <w:p>
-      <w:pPr>
-        <w:pStyle w:val="NormalWeb"/>
-        <w:numPr>
-          <w:ilvl w:val="0"/>
-          <w:numId w:val="18"/>
-        </w:numPr>
-        <w:spacing w:before="240" w:beforeAutospacing="0" w:after="0" w:afterAutospacing="0"/>
-        <w:textAlignment w:val="baseline"/>
-        <w:rPr>
-          <w:rFonts w:ascii="Arial" w:hAnsi="Arial" w:cs="Arial"/>
+          <w:sz w:val="24"/>
+          <w:szCs w:val="24"/>
+          <w:lang w:val="en-FR" w:eastAsia="en-GB"/>
+        </w:rPr>
+        <w:t xml:space="preserve">Research demonstrates that this adaptation is systematically driven by student proficiency levels (Richards, 1998). To bridge the gap between standardized curriculum and classroom </w:t>
+      </w:r>
+      <w:r>
+        <w:rPr>
+          <w:rFonts w:ascii="Times New Roman" w:eastAsia="Times New Roman" w:hAnsi="Times New Roman" w:cs="Times New Roman"/>
           <w:color w:val="000000"/>
-          <w:sz w:val="22"/>
-          <w:szCs w:val="22"/>
-        </w:rPr>
-      </w:pPr>
-      <w:r>
-        <w:rPr>
-          <w:rFonts w:ascii="Arial" w:hAnsi="Arial" w:cs="Arial"/>
+          <w:sz w:val="24"/>
+          <w:szCs w:val="24"/>
+          <w:lang w:val="en-FR" w:eastAsia="en-GB"/>
+        </w:rPr>
+        <w:lastRenderedPageBreak/>
+        <w:t>realities, teachers modify lesson objectives and content, whether by simplifying vocabulary, adding targeted practice, or redesigning activities to address learning gaps. This iterative process of material adaptation is a deliberate intellectual exercise, guided by teacher reasoning and professional experience (Breen et al., 2001).</w:t>
+      </w:r>
+    </w:p>
+    <w:p>
+      <w:pPr>
+        <w:spacing w:after="0" w:line="240" w:lineRule="auto"/>
+        <w:jc w:val="left"/>
+        <w:rPr>
+          <w:rFonts w:ascii="Times New Roman" w:eastAsia="Times New Roman" w:hAnsi="Times New Roman" w:cs="Times New Roman"/>
+          <w:sz w:val="24"/>
+          <w:szCs w:val="24"/>
+          <w:lang w:val="en-FR" w:eastAsia="en-GB"/>
+        </w:rPr>
+      </w:pPr>
+    </w:p>
+    <w:p>
+      <w:pPr>
+        <w:spacing w:after="0" w:line="240" w:lineRule="auto"/>
+        <w:jc w:val="left"/>
+        <w:rPr>
+          <w:rFonts w:ascii="Times New Roman" w:eastAsia="Times New Roman" w:hAnsi="Times New Roman" w:cs="Times New Roman"/>
+          <w:sz w:val="24"/>
+          <w:szCs w:val="24"/>
+          <w:lang w:val="en-FR" w:eastAsia="en-GB"/>
+        </w:rPr>
+      </w:pPr>
+      <w:r>
+        <w:rPr>
+          <w:rFonts w:ascii="Times New Roman" w:eastAsia="Times New Roman" w:hAnsi="Times New Roman" w:cs="Times New Roman"/>
+          <w:noProof/>
+          <w:sz w:val="24"/>
+          <w:szCs w:val="24"/>
+          <w:bdr w:val="none" w:sz="0" w:space="0" w:color="auto" w:frame="1"/>
+          <w:lang w:val="en-FR" w:eastAsia="en-GB"/>
+        </w:rPr>
+        <w:drawing>
+          <wp:anchor distT="0" distB="0" distL="114300" distR="114300" simplePos="0" relativeHeight="251659265" behindDoc="0" locked="0" layoutInCell="1" allowOverlap="1" wp14:anchorId="213EBA2A" wp14:editId="2F620DEC">
+            <wp:simplePos x="0" y="0"/>
+            <wp:positionH relativeFrom="column">
+              <wp:posOffset>1379220</wp:posOffset>
+            </wp:positionH>
+            <wp:positionV relativeFrom="paragraph">
+              <wp:posOffset>66344</wp:posOffset>
+            </wp:positionV>
+            <wp:extent cx="3233420" cy="3405505"/>
+            <wp:effectExtent l="0" t="0" r="5080" b="0"/>
+            <wp:wrapNone/>
+            <wp:docPr id="1070306525" name="Picture 4"/>
+            <wp:cNvGraphicFramePr>
+              <a:graphicFrameLocks xmlns:a="http://schemas.openxmlformats.org/drawingml/2006/main" noChangeAspect="1"/>
+            </wp:cNvGraphicFramePr>
+            <a:graphic xmlns:a="http://schemas.openxmlformats.org/drawingml/2006/main">
+              <a:graphicData uri="http://schemas.openxmlformats.org/drawingml/2006/picture">
+                <pic:pic xmlns:pic="http://schemas.openxmlformats.org/drawingml/2006/picture">
+                  <pic:nvPicPr>
+                    <pic:cNvPr id="1070306525" name="Picture 4"/>
+                    <pic:cNvPicPr>
+                      <a:picLocks noChangeAspect="1" noChangeArrowheads="1"/>
+                    </pic:cNvPicPr>
+                  </pic:nvPicPr>
+                  <pic:blipFill>
+                    <a:blip r:embed="rId12" cstate="print">
+                      <a:extLst>
+                        <a:ext uri="{28A0092B-C50C-407E-A947-70E740481C1C}">
+                          <a14:useLocalDpi xmlns:a14="http://schemas.microsoft.com/office/drawing/2010/main" val="0"/>
+                        </a:ext>
+                      </a:extLst>
+                    </a:blip>
+                    <a:srcRect/>
+                    <a:stretch>
+                      <a:fillRect/>
+                    </a:stretch>
+                  </pic:blipFill>
+                  <pic:spPr bwMode="auto">
+                    <a:xfrm>
+                      <a:off x="0" y="0"/>
+                      <a:ext cx="3233420" cy="3405505"/>
+                    </a:xfrm>
+                    <a:prstGeom prst="rect">
+                      <a:avLst/>
+                    </a:prstGeom>
+                    <a:noFill/>
+                    <a:ln>
+                      <a:noFill/>
+                    </a:ln>
+                  </pic:spPr>
+                </pic:pic>
+              </a:graphicData>
+            </a:graphic>
+            <wp14:sizeRelH relativeFrom="page">
+              <wp14:pctWidth>0</wp14:pctWidth>
+            </wp14:sizeRelH>
+            <wp14:sizeRelV relativeFrom="page">
+              <wp14:pctHeight>0</wp14:pctHeight>
+            </wp14:sizeRelV>
+          </wp:anchor>
+        </w:drawing>
+      </w:r>
+    </w:p>
+    <w:p>
+      <w:pPr>
+        <w:spacing w:after="0" w:line="240" w:lineRule="auto"/>
+        <w:jc w:val="left"/>
+        <w:rPr>
+          <w:rFonts w:ascii="Times New Roman" w:eastAsia="Times New Roman" w:hAnsi="Times New Roman" w:cs="Times New Roman"/>
+          <w:sz w:val="24"/>
+          <w:szCs w:val="24"/>
+          <w:lang w:val="en-FR" w:eastAsia="en-GB"/>
+        </w:rPr>
+      </w:pPr>
+    </w:p>
+    <w:p>
+      <w:pPr>
+        <w:spacing w:after="0" w:line="240" w:lineRule="auto"/>
+        <w:jc w:val="left"/>
+        <w:rPr>
+          <w:rFonts w:ascii="Times New Roman" w:eastAsia="Times New Roman" w:hAnsi="Times New Roman" w:cs="Times New Roman"/>
+          <w:sz w:val="24"/>
+          <w:szCs w:val="24"/>
+          <w:lang w:val="en-FR" w:eastAsia="en-GB"/>
+        </w:rPr>
+      </w:pPr>
+    </w:p>
+    <w:p>
+      <w:pPr>
+        <w:spacing w:after="0" w:line="240" w:lineRule="auto"/>
+        <w:jc w:val="left"/>
+        <w:rPr>
+          <w:rFonts w:ascii="Times New Roman" w:eastAsia="Times New Roman" w:hAnsi="Times New Roman" w:cs="Times New Roman"/>
+          <w:sz w:val="24"/>
+          <w:szCs w:val="24"/>
+          <w:lang w:val="en-FR" w:eastAsia="en-GB"/>
+        </w:rPr>
+      </w:pPr>
+    </w:p>
+    <w:p>
+      <w:pPr>
+        <w:spacing w:after="0" w:line="240" w:lineRule="auto"/>
+        <w:jc w:val="left"/>
+        <w:rPr>
+          <w:rFonts w:ascii="Times New Roman" w:eastAsia="Times New Roman" w:hAnsi="Times New Roman" w:cs="Times New Roman"/>
+          <w:sz w:val="24"/>
+          <w:szCs w:val="24"/>
+          <w:lang w:val="en-FR" w:eastAsia="en-GB"/>
+        </w:rPr>
+      </w:pPr>
+    </w:p>
+    <w:p>
+      <w:pPr>
+        <w:spacing w:after="0" w:line="240" w:lineRule="auto"/>
+        <w:jc w:val="left"/>
+        <w:rPr>
+          <w:rFonts w:ascii="Times New Roman" w:eastAsia="Times New Roman" w:hAnsi="Times New Roman" w:cs="Times New Roman"/>
+          <w:sz w:val="24"/>
+          <w:szCs w:val="24"/>
+          <w:lang w:val="en-FR" w:eastAsia="en-GB"/>
+        </w:rPr>
+      </w:pPr>
+    </w:p>
+    <w:p>
+      <w:pPr>
+        <w:spacing w:after="0" w:line="240" w:lineRule="auto"/>
+        <w:jc w:val="left"/>
+        <w:rPr>
+          <w:rFonts w:ascii="Times New Roman" w:eastAsia="Times New Roman" w:hAnsi="Times New Roman" w:cs="Times New Roman"/>
+          <w:sz w:val="24"/>
+          <w:szCs w:val="24"/>
+          <w:lang w:val="en-FR" w:eastAsia="en-GB"/>
+        </w:rPr>
+      </w:pPr>
+    </w:p>
+    <w:p>
+      <w:pPr>
+        <w:spacing w:after="0" w:line="240" w:lineRule="auto"/>
+        <w:jc w:val="left"/>
+        <w:rPr>
+          <w:rFonts w:ascii="Times New Roman" w:eastAsia="Times New Roman" w:hAnsi="Times New Roman" w:cs="Times New Roman"/>
+          <w:sz w:val="24"/>
+          <w:szCs w:val="24"/>
+          <w:lang w:val="en-FR" w:eastAsia="en-GB"/>
+        </w:rPr>
+      </w:pPr>
+    </w:p>
+    <w:p>
+      <w:pPr>
+        <w:spacing w:after="0" w:line="240" w:lineRule="auto"/>
+        <w:jc w:val="left"/>
+        <w:rPr>
+          <w:rFonts w:ascii="Times New Roman" w:eastAsia="Times New Roman" w:hAnsi="Times New Roman" w:cs="Times New Roman"/>
+          <w:sz w:val="24"/>
+          <w:szCs w:val="24"/>
+          <w:lang w:val="en-FR" w:eastAsia="en-GB"/>
+        </w:rPr>
+      </w:pPr>
+    </w:p>
+    <w:p>
+      <w:pPr>
+        <w:spacing w:after="0" w:line="240" w:lineRule="auto"/>
+        <w:jc w:val="left"/>
+        <w:rPr>
+          <w:rFonts w:ascii="Times New Roman" w:eastAsia="Times New Roman" w:hAnsi="Times New Roman" w:cs="Times New Roman"/>
+          <w:sz w:val="24"/>
+          <w:szCs w:val="24"/>
+          <w:lang w:val="en-FR" w:eastAsia="en-GB"/>
+        </w:rPr>
+      </w:pPr>
+    </w:p>
+    <w:p>
+      <w:pPr>
+        <w:spacing w:after="0" w:line="240" w:lineRule="auto"/>
+        <w:jc w:val="left"/>
+        <w:rPr>
+          <w:rFonts w:ascii="Times New Roman" w:eastAsia="Times New Roman" w:hAnsi="Times New Roman" w:cs="Times New Roman"/>
+          <w:sz w:val="24"/>
+          <w:szCs w:val="24"/>
+          <w:lang w:val="en-FR" w:eastAsia="en-GB"/>
+        </w:rPr>
+      </w:pPr>
+      <w:r>
+        <w:rPr>
+          <w:rFonts w:ascii="Times New Roman" w:eastAsia="Times New Roman" w:hAnsi="Times New Roman" w:cs="Times New Roman"/>
+          <w:sz w:val="24"/>
+          <w:szCs w:val="24"/>
+          <w:lang w:val="en-FR" w:eastAsia="en-GB"/>
+        </w:rPr>
+        <w:br/>
+      </w:r>
+    </w:p>
+    <w:p>
+      <w:pPr>
+        <w:spacing w:after="0" w:line="240" w:lineRule="auto"/>
+        <w:jc w:val="left"/>
+        <w:rPr>
+          <w:rFonts w:ascii="Times New Roman" w:eastAsia="Times New Roman" w:hAnsi="Times New Roman" w:cs="Times New Roman"/>
+          <w:sz w:val="24"/>
+          <w:szCs w:val="24"/>
+          <w:lang w:val="en-FR" w:eastAsia="en-GB"/>
+        </w:rPr>
+      </w:pPr>
+    </w:p>
+    <w:p>
+      <w:pPr>
+        <w:spacing w:after="0" w:line="240" w:lineRule="auto"/>
+        <w:jc w:val="left"/>
+        <w:rPr>
+          <w:rFonts w:ascii="Times New Roman" w:eastAsia="Times New Roman" w:hAnsi="Times New Roman" w:cs="Times New Roman"/>
+          <w:sz w:val="24"/>
+          <w:szCs w:val="24"/>
+          <w:lang w:val="en-FR" w:eastAsia="en-GB"/>
+        </w:rPr>
+      </w:pPr>
+    </w:p>
+    <w:p>
+      <w:pPr>
+        <w:spacing w:after="0" w:line="240" w:lineRule="auto"/>
+        <w:jc w:val="left"/>
+        <w:rPr>
+          <w:rFonts w:ascii="Times New Roman" w:eastAsia="Times New Roman" w:hAnsi="Times New Roman" w:cs="Times New Roman"/>
+          <w:sz w:val="24"/>
+          <w:szCs w:val="24"/>
+          <w:lang w:val="en-FR" w:eastAsia="en-GB"/>
+        </w:rPr>
+      </w:pPr>
+    </w:p>
+    <w:p>
+      <w:pPr>
+        <w:spacing w:after="0" w:line="240" w:lineRule="auto"/>
+        <w:jc w:val="left"/>
+        <w:rPr>
+          <w:rFonts w:ascii="Times New Roman" w:eastAsia="Times New Roman" w:hAnsi="Times New Roman" w:cs="Times New Roman"/>
+          <w:sz w:val="24"/>
+          <w:szCs w:val="24"/>
+          <w:lang w:val="en-FR" w:eastAsia="en-GB"/>
+        </w:rPr>
+      </w:pPr>
+    </w:p>
+    <w:p>
+      <w:pPr>
+        <w:spacing w:after="0" w:line="240" w:lineRule="auto"/>
+        <w:jc w:val="left"/>
+        <w:rPr>
+          <w:rFonts w:ascii="Times New Roman" w:eastAsia="Times New Roman" w:hAnsi="Times New Roman" w:cs="Times New Roman"/>
+          <w:sz w:val="24"/>
+          <w:szCs w:val="24"/>
+          <w:lang w:val="en-FR" w:eastAsia="en-GB"/>
+        </w:rPr>
+      </w:pPr>
+    </w:p>
+    <w:p>
+      <w:pPr>
+        <w:spacing w:after="0" w:line="240" w:lineRule="auto"/>
+        <w:jc w:val="left"/>
+        <w:rPr>
+          <w:rFonts w:ascii="Times New Roman" w:eastAsia="Times New Roman" w:hAnsi="Times New Roman" w:cs="Times New Roman"/>
+          <w:sz w:val="24"/>
+          <w:szCs w:val="24"/>
+          <w:lang w:val="en-FR" w:eastAsia="en-GB"/>
+        </w:rPr>
+      </w:pPr>
+    </w:p>
+    <w:p>
+      <w:pPr>
+        <w:spacing w:after="0" w:line="240" w:lineRule="auto"/>
+        <w:jc w:val="left"/>
+        <w:rPr>
+          <w:rFonts w:ascii="Times New Roman" w:eastAsia="Times New Roman" w:hAnsi="Times New Roman" w:cs="Times New Roman"/>
+          <w:sz w:val="24"/>
+          <w:szCs w:val="24"/>
+          <w:lang w:val="en-FR" w:eastAsia="en-GB"/>
+        </w:rPr>
+      </w:pPr>
+    </w:p>
+    <w:p>
+      <w:pPr>
+        <w:spacing w:after="0" w:line="240" w:lineRule="auto"/>
+        <w:jc w:val="left"/>
+        <w:rPr>
+          <w:rFonts w:ascii="Times New Roman" w:eastAsia="Times New Roman" w:hAnsi="Times New Roman" w:cs="Times New Roman"/>
+          <w:sz w:val="24"/>
+          <w:szCs w:val="24"/>
+          <w:lang w:val="en-FR" w:eastAsia="en-GB"/>
+        </w:rPr>
+      </w:pPr>
+    </w:p>
+    <w:p>
+      <w:pPr>
+        <w:spacing w:after="0" w:line="240" w:lineRule="auto"/>
+        <w:jc w:val="left"/>
+        <w:rPr>
+          <w:rFonts w:ascii="Times New Roman" w:eastAsia="Times New Roman" w:hAnsi="Times New Roman" w:cs="Times New Roman"/>
+          <w:sz w:val="24"/>
+          <w:szCs w:val="24"/>
+          <w:lang w:val="en-FR" w:eastAsia="en-GB"/>
+        </w:rPr>
+      </w:pPr>
+    </w:p>
+    <w:p>
+      <w:pPr>
+        <w:pStyle w:val="Caption"/>
+        <w:rPr>
+          <w:rFonts w:ascii="Times New Roman" w:eastAsia="Times New Roman" w:hAnsi="Times New Roman" w:cs="Times New Roman"/>
+          <w:sz w:val="24"/>
+          <w:szCs w:val="24"/>
+          <w:lang w:val="en-FR" w:eastAsia="en-GB"/>
+        </w:rPr>
+      </w:pPr>
+      <w:r>
+        <w:rPr>
+          <w:lang w:val="en-US"/>
+        </w:rPr>
+        <w:t xml:space="preserve">Figure </w:t>
+      </w:r>
+      <w:r>
+        <w:fldChar w:fldCharType="begin"/>
+      </w:r>
+      <w:r>
+        <w:rPr>
+          <w:lang w:val="en-US"/>
+        </w:rPr>
+        <w:instrText xml:space="preserve"> SEQ Figure \* ARABIC </w:instrText>
+      </w:r>
+      <w:r>
+        <w:fldChar w:fldCharType="separate"/>
+      </w:r>
+      <w:r>
+        <w:rPr>
+          <w:noProof/>
+          <w:lang w:val="en-US"/>
+        </w:rPr>
+        <w:t>1</w:t>
+      </w:r>
+      <w:r>
+        <w:fldChar w:fldCharType="end"/>
+      </w:r>
+      <w:r>
+        <w:rPr>
+          <w:rFonts w:ascii="Times New Roman" w:eastAsia="Times New Roman" w:hAnsi="Times New Roman" w:cs="Times New Roman"/>
           <w:color w:val="000000"/>
-          <w:sz w:val="22"/>
-          <w:szCs w:val="22"/>
-        </w:rPr>
-        <w:t>Argument: Teachers adapt materials and designs to fit their context; planning is flexible, not rigid</w:t>
-      </w:r>
-    </w:p>
-    <w:p>
-      <w:pPr>
-        <w:rPr>
-          <w:lang w:val="en-FR"/>
+          <w:sz w:val="24"/>
+          <w:szCs w:val="24"/>
+          <w:lang w:val="en-FR" w:eastAsia="en-GB"/>
+        </w:rPr>
+        <w:t>A model of language classroom pedagogy showing the relationship between classroom activities, student needs, students' contributions, and teacher responsibilities. Source: Breen et al. (2001, p. 483).</w:t>
+      </w:r>
+    </w:p>
+    <w:p>
+      <w:pPr>
+        <w:spacing w:after="0"/>
+        <w:rPr>
+          <w:rFonts w:ascii="Times New Roman" w:eastAsia="Times New Roman" w:hAnsi="Times New Roman" w:cs="Times New Roman"/>
+          <w:sz w:val="24"/>
+          <w:szCs w:val="24"/>
+          <w:lang w:val="en-FR" w:eastAsia="en-GB"/>
+        </w:rPr>
+      </w:pPr>
+    </w:p>
+    <w:p>
+      <w:pPr>
+        <w:spacing w:after="0"/>
+        <w:rPr>
+          <w:rFonts w:ascii="Times New Roman" w:eastAsia="Times New Roman" w:hAnsi="Times New Roman" w:cs="Times New Roman"/>
+          <w:sz w:val="24"/>
+          <w:szCs w:val="24"/>
+          <w:lang w:val="en-FR" w:eastAsia="en-GB"/>
+        </w:rPr>
+      </w:pPr>
+      <w:r>
+        <w:rPr>
+          <w:rFonts w:ascii="Times New Roman" w:eastAsia="Times New Roman" w:hAnsi="Times New Roman" w:cs="Times New Roman"/>
+          <w:color w:val="000000"/>
+          <w:sz w:val="24"/>
+          <w:szCs w:val="24"/>
+          <w:lang w:val="en-FR" w:eastAsia="en-GB"/>
+        </w:rPr>
+        <w:t>Ultimately, this capacity for flexibility has significant implications for lesson quality. When teachers actively adapt materials to fit their specific learners, they can anticipate learning obstacles and design relevant experiences that address individual needs. This responsiveness improves learning outcomes, proving that material adaptation is not optional, but central to responsive teaching.</w:t>
+      </w:r>
+    </w:p>
+    <w:p>
+      <w:pPr>
+        <w:spacing w:after="0" w:line="240" w:lineRule="auto"/>
+        <w:jc w:val="left"/>
+        <w:rPr>
+          <w:rFonts w:ascii="Times New Roman" w:eastAsia="Times New Roman" w:hAnsi="Times New Roman" w:cs="Times New Roman"/>
+          <w:sz w:val="24"/>
+          <w:szCs w:val="24"/>
+          <w:lang w:val="en-FR" w:eastAsia="en-GB"/>
         </w:rPr>
       </w:pPr>
     </w:p>
@@ -12047,7 +12478,7 @@
         <w:rPr>
           <w:i/>
           <w:sz w:val="24"/>
-          <w:lang w:val="en-US"/>
+          <w:lang w:val="en-FR"/>
         </w:rPr>
       </w:pPr>
     </w:p>
@@ -13935,7 +14366,7 @@
           <w:sz w:val="24"/>
         </w:rPr>
         <w:sectPr>
-          <w:footerReference w:type="default" r:id="rId11"/>
+          <w:footerReference w:type="default" r:id="rId13"/>
           <w:pgSz w:w="11906" w:h="16838"/>
           <w:pgMar w:top="1417" w:right="1417" w:bottom="1417" w:left="1417" w:header="708" w:footer="708" w:gutter="0"/>
           <w:cols w:space="708"/>
@@ -14117,33 +14548,11 @@
         </w:rPr>
         <w:fldChar w:fldCharType="separate"/>
       </w:r>
-      <w:proofErr w:type="spellStart"/>
       <w:r>
         <w:rPr>
           <w:color w:val="000000"/>
         </w:rPr>
-        <w:t>Afdal</w:t>
-      </w:r>
-      <w:proofErr w:type="spellEnd"/>
-      <w:r>
-        <w:rPr>
-          <w:color w:val="000000"/>
-        </w:rPr>
-        <w:t xml:space="preserve">, H. W., &amp; </w:t>
-      </w:r>
-      <w:proofErr w:type="spellStart"/>
-      <w:r>
-        <w:rPr>
-          <w:color w:val="000000"/>
-        </w:rPr>
-        <w:t>Maaranen</w:t>
-      </w:r>
-      <w:proofErr w:type="spellEnd"/>
-      <w:r>
-        <w:rPr>
-          <w:color w:val="000000"/>
-        </w:rPr>
-        <w:t xml:space="preserve">, K. (2023). </w:t>
+        <w:t xml:space="preserve">Afdal, H. W., &amp; Maaranen, K. (2023). </w:t>
       </w:r>
       <w:r>
         <w:rPr>
@@ -14866,7 +15275,7 @@
     <w:p>
       <w:pPr>
         <w:sectPr>
-          <w:headerReference w:type="default" r:id="rId12"/>
+          <w:headerReference w:type="default" r:id="rId14"/>
           <w:pgSz w:w="11906" w:h="16838"/>
           <w:pgMar w:top="1417" w:right="1417" w:bottom="1417" w:left="1417" w:header="708" w:footer="708" w:gutter="0"/>
           <w:cols w:space="708"/>
@@ -14877,14 +15286,23 @@
     <w:p>
       <w:pPr>
         <w:pStyle w:val="Heading1"/>
+        <w:rPr>
+          <w:lang w:val="fr-FR"/>
+        </w:rPr>
       </w:pPr>
       <w:bookmarkStart w:id="79" w:name="_Toc230973451"/>
       <w:r>
+        <w:rPr>
+          <w:lang w:val="fr-FR"/>
+        </w:rPr>
         <w:lastRenderedPageBreak/>
         <w:t>Annexes</w:t>
       </w:r>
       <w:bookmarkEnd w:id="79"/>
       <w:r>
+        <w:rPr>
+          <w:lang w:val="fr-FR"/>
+        </w:rPr>
         <w:t xml:space="preserve"> </w:t>
       </w:r>
     </w:p>
@@ -14956,7 +15374,7 @@
           <w:sz w:val="24"/>
         </w:rPr>
         <w:sectPr>
-          <w:footerReference w:type="default" r:id="rId13"/>
+          <w:footerReference w:type="default" r:id="rId15"/>
           <w:pgSz w:w="11906" w:h="16838"/>
           <w:pgMar w:top="1417" w:right="1417" w:bottom="1417" w:left="1417" w:header="708" w:footer="708" w:gutter="0"/>
           <w:pgNumType w:start="1"/>
@@ -15035,8 +15453,8 @@
       </w:r>
     </w:p>
     <w:sectPr>
-      <w:headerReference w:type="default" r:id="rId14"/>
-      <w:footerReference w:type="default" r:id="rId15"/>
+      <w:headerReference w:type="default" r:id="rId16"/>
+      <w:footerReference w:type="default" r:id="rId17"/>
       <w:pgSz w:w="11906" w:h="16838"/>
       <w:pgMar w:top="1417" w:right="1417" w:bottom="1417" w:left="1417" w:header="708" w:footer="708" w:gutter="0"/>
       <w:cols w:space="708"/>
@@ -18286,6 +18704,25 @@
       <w:color w:val="2F5496" w:themeColor="accent1" w:themeShade="BF"/>
     </w:rPr>
   </w:style>
+  <w:style w:type="paragraph" w:styleId="Caption">
+    <w:name w:val="caption"/>
+    <w:basedOn w:val="Normal"/>
+    <w:next w:val="Normal"/>
+    <w:uiPriority w:val="35"/>
+    <w:unhideWhenUsed/>
+    <w:qFormat/>
+    <w:rsid w:val="00B7234F"/>
+    <w:pPr>
+      <w:spacing w:after="200" w:line="240" w:lineRule="auto"/>
+    </w:pPr>
+    <w:rPr>
+      <w:i/>
+      <w:iCs/>
+      <w:color w:val="44546A" w:themeColor="text2"/>
+      <w:sz w:val="18"/>
+      <w:szCs w:val="18"/>
+    </w:rPr>
+  </w:style>
 </w:styles>
 </file>
 

--- a/my_report/Thesis_Report_English.docx
+++ b/my_report/Thesis_Report_English.docx
@@ -174,7 +174,7 @@
                                     <pic:cNvPicPr/>
                                   </pic:nvPicPr>
                                   <pic:blipFill>
-                                    <a:blip r:embed="rId9">
+                                    <a:blip r:embed="rId8">
                                       <a:extLst>
                                         <a:ext uri="{28A0092B-C50C-407E-A947-70E740481C1C}">
                                           <a14:useLocalDpi xmlns:a14="http://schemas.microsoft.com/office/drawing/2010/main" val="0"/>
@@ -238,7 +238,7 @@
                     <pic:cNvPicPr/>
                   </pic:nvPicPr>
                   <pic:blipFill>
-                    <a:blip r:embed="rId10" cstate="print">
+                    <a:blip r:embed="rId9" cstate="print">
                       <a:extLst>
                         <a:ext uri="{28A0092B-C50C-407E-A947-70E740481C1C}">
                           <a14:useLocalDpi xmlns:a14="http://schemas.microsoft.com/office/drawing/2010/main" val="0"/>
@@ -557,11 +557,19 @@
         </w:rPr>
         <w:t xml:space="preserve">Prénom NOM, Prénom NOM, </w:t>
       </w:r>
-      <w:r>
-        <w:rPr>
-          <w:sz w:val="24"/>
-        </w:rPr>
-        <w:t>Soumik SARKAR</w:t>
+      <w:proofErr w:type="spellStart"/>
+      <w:r>
+        <w:rPr>
+          <w:sz w:val="24"/>
+        </w:rPr>
+        <w:t>Soumik</w:t>
+      </w:r>
+      <w:proofErr w:type="spellEnd"/>
+      <w:r>
+        <w:rPr>
+          <w:sz w:val="24"/>
+        </w:rPr>
+        <w:t xml:space="preserve"> SARKAR</w:t>
       </w:r>
     </w:p>
     <w:p>
@@ -608,7 +616,7 @@
           <w:b/>
         </w:rPr>
         <w:sectPr>
-          <w:headerReference w:type="default" r:id="rId11"/>
+          <w:headerReference w:type="default" r:id="rId10"/>
           <w:pgSz w:w="11906" w:h="16838"/>
           <w:pgMar w:top="1417" w:right="1417" w:bottom="1417" w:left="1417" w:header="708" w:footer="708" w:gutter="0"/>
           <w:cols w:space="708"/>
@@ -4265,6 +4273,7 @@
       <w:bookmarkStart w:id="35" w:name="_Toc169622578"/>
       <w:bookmarkStart w:id="36" w:name="_Toc218677506"/>
       <w:bookmarkStart w:id="37" w:name="_Toc230973428"/>
+      <w:proofErr w:type="spellStart"/>
       <w:r>
         <w:lastRenderedPageBreak/>
         <w:t>Sommaire</w:t>
@@ -4275,6 +4284,7 @@
       <w:bookmarkEnd w:id="35"/>
       <w:bookmarkEnd w:id="36"/>
       <w:bookmarkEnd w:id="37"/>
+      <w:proofErr w:type="spellEnd"/>
     </w:p>
     <w:p>
       <w:pPr>
@@ -11104,6 +11114,708 @@
           <w:sz w:val="24"/>
           <w:szCs w:val="24"/>
           <w:lang w:val="en-US"/>
+        </w:rPr>
+      </w:pPr>
+    </w:p>
+    <w:p>
+      <w:pPr>
+        <w:rPr>
+          <w:rFonts w:ascii="Times New Roman" w:hAnsi="Times New Roman" w:cs="Times New Roman"/>
+          <w:sz w:val="24"/>
+          <w:szCs w:val="24"/>
+        </w:rPr>
+      </w:pPr>
+      <w:r>
+        <w:rPr>
+          <w:rFonts w:ascii="Times New Roman" w:hAnsi="Times New Roman" w:cs="Times New Roman"/>
+          <w:sz w:val="24"/>
+          <w:szCs w:val="24"/>
+        </w:rPr>
+        <w:t>L'enseignement des langues a évolué des méthodes de traduction grammaticale, centrées sur la mémorisation et la précision, vers des approches communicatives privilégiant l'interaction authentique (Richards &amp; Rodgers, 2014).</w:t>
+      </w:r>
+    </w:p>
+    <w:p>
+      <w:pPr>
+        <w:rPr>
+          <w:rFonts w:ascii="Times New Roman" w:hAnsi="Times New Roman" w:cs="Times New Roman"/>
+          <w:sz w:val="24"/>
+          <w:szCs w:val="24"/>
+        </w:rPr>
+      </w:pPr>
+      <w:r>
+        <w:rPr>
+          <w:rFonts w:ascii="Times New Roman" w:hAnsi="Times New Roman" w:cs="Times New Roman"/>
+          <w:sz w:val="24"/>
+          <w:szCs w:val="24"/>
+        </w:rPr>
+        <w:t>Cependant, quelle que soit l'approche pédagogique adoptée, une constante demeure : les enseignants doivent traduire ces principes méthodologiques en pratique concrète de classe à travers la planification de cours.</w:t>
+      </w:r>
+    </w:p>
+    <w:p>
+      <w:pPr>
+        <w:rPr>
+          <w:rFonts w:ascii="Times New Roman" w:hAnsi="Times New Roman" w:cs="Times New Roman"/>
+          <w:sz w:val="24"/>
+          <w:szCs w:val="24"/>
+        </w:rPr>
+      </w:pPr>
+    </w:p>
+    <w:p>
+      <w:pPr>
+        <w:rPr>
+          <w:rFonts w:ascii="Times New Roman" w:hAnsi="Times New Roman" w:cs="Times New Roman"/>
+          <w:sz w:val="24"/>
+          <w:szCs w:val="24"/>
+        </w:rPr>
+      </w:pPr>
+      <w:r>
+        <w:rPr>
+          <w:rFonts w:ascii="Times New Roman" w:hAnsi="Times New Roman" w:cs="Times New Roman"/>
+          <w:sz w:val="24"/>
+          <w:szCs w:val="24"/>
+        </w:rPr>
+        <w:t>1)</w:t>
+      </w:r>
+      <w:r>
+        <w:rPr>
+          <w:rFonts w:ascii="Times New Roman" w:hAnsi="Times New Roman" w:cs="Times New Roman"/>
+          <w:sz w:val="24"/>
+          <w:szCs w:val="24"/>
+        </w:rPr>
+        <w:tab/>
+        <w:t>L'évolution technologique et la planification des cours en enseignement des langues</w:t>
+      </w:r>
+    </w:p>
+    <w:p>
+      <w:pPr>
+        <w:rPr>
+          <w:rFonts w:ascii="Times New Roman" w:hAnsi="Times New Roman" w:cs="Times New Roman"/>
+          <w:sz w:val="24"/>
+          <w:szCs w:val="24"/>
+        </w:rPr>
+      </w:pPr>
+    </w:p>
+    <w:p>
+      <w:pPr>
+        <w:rPr>
+          <w:rFonts w:ascii="Times New Roman" w:hAnsi="Times New Roman" w:cs="Times New Roman"/>
+          <w:sz w:val="24"/>
+          <w:szCs w:val="24"/>
+        </w:rPr>
+      </w:pPr>
+      <w:r>
+        <w:rPr>
+          <w:rFonts w:ascii="Times New Roman" w:hAnsi="Times New Roman" w:cs="Times New Roman"/>
+          <w:sz w:val="24"/>
+          <w:szCs w:val="24"/>
+        </w:rPr>
+        <w:t>Il est intéressant de revenir sur ses origines éducatives et technologiques afin de comprendre la position des professeurs de langues en France concernant l’intégration et l’utilisation de l’IA générative dans le cadre de l’évaluation. La planification des cours a beaucoup évolué au cours des dernières décennies. Auparavant, le travail était principalement assumé par les professeurs qui mettaient en œuvre les principes éducatifs sous la forme de parcours d'apprentissage organisés, choisissaient les ressources et les adaptaient aux exigences spécifiques de leurs élèves (Borg, 2003).</w:t>
+      </w:r>
+    </w:p>
+    <w:p>
+      <w:pPr>
+        <w:rPr>
+          <w:rFonts w:ascii="Times New Roman" w:hAnsi="Times New Roman" w:cs="Times New Roman"/>
+          <w:sz w:val="24"/>
+          <w:szCs w:val="24"/>
+        </w:rPr>
+      </w:pPr>
+    </w:p>
+    <w:p>
+      <w:pPr>
+        <w:rPr>
+          <w:rFonts w:ascii="Times New Roman" w:hAnsi="Times New Roman" w:cs="Times New Roman"/>
+          <w:sz w:val="24"/>
+          <w:szCs w:val="24"/>
+        </w:rPr>
+      </w:pPr>
+      <w:r>
+        <w:rPr>
+          <w:rFonts w:ascii="Times New Roman" w:hAnsi="Times New Roman" w:cs="Times New Roman"/>
+          <w:sz w:val="24"/>
+          <w:szCs w:val="24"/>
+        </w:rPr>
+        <w:lastRenderedPageBreak/>
+        <w:t>Avec le tournant numérique dans les années 1980 et 1990, de nouveaux outils comme le CALL et les TICE ont fait leur entrée dans les classes. Ces technologies ont obligé les enseignants à acquérir des compétences techniques inédites, tout en repensant leur rôle d’enseignant (</w:t>
+      </w:r>
+      <w:proofErr w:type="spellStart"/>
+      <w:r>
+        <w:rPr>
+          <w:rFonts w:ascii="Times New Roman" w:hAnsi="Times New Roman" w:cs="Times New Roman"/>
+          <w:sz w:val="24"/>
+          <w:szCs w:val="24"/>
+        </w:rPr>
+        <w:t>Warschauer</w:t>
+      </w:r>
+      <w:proofErr w:type="spellEnd"/>
+      <w:r>
+        <w:rPr>
+          <w:rFonts w:ascii="Times New Roman" w:hAnsi="Times New Roman" w:cs="Times New Roman"/>
+          <w:sz w:val="24"/>
+          <w:szCs w:val="24"/>
+        </w:rPr>
+        <w:t xml:space="preserve"> et Healey,1998). </w:t>
+      </w:r>
+      <w:r>
+        <w:rPr>
+          <w:rFonts w:ascii="Times New Roman" w:hAnsi="Times New Roman" w:cs="Times New Roman"/>
+          <w:sz w:val="24"/>
+          <w:szCs w:val="24"/>
+        </w:rPr>
+        <w:t xml:space="preserve">Malgré la présence de ces outils numériques, c’étaient toujours les enseignants qui imaginaient l’organisation de l’enseignement. Les logiciels n’étaient là qu’en </w:t>
+      </w:r>
+      <w:proofErr w:type="gramStart"/>
+      <w:r>
+        <w:rPr>
+          <w:rFonts w:ascii="Times New Roman" w:hAnsi="Times New Roman" w:cs="Times New Roman"/>
+          <w:sz w:val="24"/>
+          <w:szCs w:val="24"/>
+        </w:rPr>
+        <w:t>appui;</w:t>
+      </w:r>
+      <w:proofErr w:type="gramEnd"/>
+      <w:r>
+        <w:rPr>
+          <w:rFonts w:ascii="Times New Roman" w:hAnsi="Times New Roman" w:cs="Times New Roman"/>
+          <w:sz w:val="24"/>
+          <w:szCs w:val="24"/>
+        </w:rPr>
+        <w:t xml:space="preserve"> ils ne concevaient pas le contenu pédagogique eux-mêmes.</w:t>
+      </w:r>
+    </w:p>
+    <w:p>
+      <w:pPr>
+        <w:rPr>
+          <w:rFonts w:ascii="Times New Roman" w:hAnsi="Times New Roman" w:cs="Times New Roman"/>
+          <w:sz w:val="24"/>
+          <w:szCs w:val="24"/>
+        </w:rPr>
+      </w:pPr>
+    </w:p>
+    <w:p>
+      <w:pPr>
+        <w:rPr>
+          <w:rFonts w:ascii="Times New Roman" w:hAnsi="Times New Roman" w:cs="Times New Roman"/>
+          <w:sz w:val="24"/>
+          <w:szCs w:val="24"/>
+        </w:rPr>
+      </w:pPr>
+      <w:r>
+        <w:rPr>
+          <w:rFonts w:ascii="Times New Roman" w:hAnsi="Times New Roman" w:cs="Times New Roman"/>
+          <w:sz w:val="24"/>
+          <w:szCs w:val="24"/>
+        </w:rPr>
+        <w:t xml:space="preserve">Aujourd’hui, l’IA générative change la donne. Avec des interfaces comme </w:t>
+      </w:r>
+      <w:proofErr w:type="spellStart"/>
+      <w:r>
+        <w:rPr>
+          <w:rFonts w:ascii="Times New Roman" w:hAnsi="Times New Roman" w:cs="Times New Roman"/>
+          <w:sz w:val="24"/>
+          <w:szCs w:val="24"/>
+        </w:rPr>
+        <w:t>ChatGPT</w:t>
+      </w:r>
+      <w:proofErr w:type="spellEnd"/>
+      <w:r>
+        <w:rPr>
+          <w:rFonts w:ascii="Times New Roman" w:hAnsi="Times New Roman" w:cs="Times New Roman"/>
+          <w:sz w:val="24"/>
+          <w:szCs w:val="24"/>
+        </w:rPr>
+        <w:t xml:space="preserve">, il suffit de rédiger une consigne pour générer instantanément un plan de cours, des exercices ou des explications (Mishra et al., 2025). Cette mutation oblige les enseignants à développer un autre type de discernement </w:t>
+      </w:r>
+      <w:proofErr w:type="gramStart"/>
+      <w:r>
+        <w:rPr>
+          <w:rFonts w:ascii="Times New Roman" w:hAnsi="Times New Roman" w:cs="Times New Roman"/>
+          <w:sz w:val="24"/>
+          <w:szCs w:val="24"/>
+        </w:rPr>
+        <w:t>pédagogique:</w:t>
+      </w:r>
+      <w:proofErr w:type="gramEnd"/>
+      <w:r>
+        <w:rPr>
+          <w:rFonts w:ascii="Times New Roman" w:hAnsi="Times New Roman" w:cs="Times New Roman"/>
+          <w:sz w:val="24"/>
+          <w:szCs w:val="24"/>
+        </w:rPr>
+        <w:t xml:space="preserve"> désormais, il s’agit moins de créer le contenu de toutes pièces et plus d’évaluer, d’ajuster et de contrôler la qualité de ce que produit la machine. Mais l’intégration de ces technologies ne dépend pas uniquement de la volonté individuelle : un cadre institutionnel et réglementaire très précis en France encadre ces usages (Cadre d’usage de l’IA en éducation, 2025).</w:t>
+      </w:r>
+    </w:p>
+    <w:p>
+      <w:pPr>
+        <w:rPr>
+          <w:rFonts w:ascii="Times New Roman" w:hAnsi="Times New Roman" w:cs="Times New Roman"/>
+          <w:sz w:val="24"/>
+          <w:szCs w:val="24"/>
+        </w:rPr>
+      </w:pPr>
+    </w:p>
+    <w:p>
+      <w:pPr>
+        <w:rPr>
+          <w:rFonts w:ascii="Times New Roman" w:hAnsi="Times New Roman" w:cs="Times New Roman"/>
+          <w:sz w:val="24"/>
+          <w:szCs w:val="24"/>
+        </w:rPr>
+      </w:pPr>
+      <w:r>
+        <w:rPr>
+          <w:rFonts w:ascii="Times New Roman" w:hAnsi="Times New Roman" w:cs="Times New Roman"/>
+          <w:sz w:val="24"/>
+          <w:szCs w:val="24"/>
+        </w:rPr>
+        <w:t>Cette section retrace donc comment la planification des cours en enseignement des langues a évolué, et montre comment chaque vague technologique a modifié le métier d’enseignant. Tout cela éclaire les choix auxquels font face aujourd’hui les enseignants français, alors qu’ils rencontrent l’IA générative dans leur environnement professionnel.</w:t>
+      </w:r>
+    </w:p>
+    <w:p>
+      <w:pPr>
+        <w:rPr>
+          <w:rFonts w:ascii="Times New Roman" w:hAnsi="Times New Roman" w:cs="Times New Roman"/>
+          <w:sz w:val="24"/>
+          <w:szCs w:val="24"/>
+        </w:rPr>
+      </w:pPr>
+    </w:p>
+    <w:p>
+      <w:pPr>
+        <w:rPr>
+          <w:rFonts w:ascii="Times New Roman" w:hAnsi="Times New Roman" w:cs="Times New Roman"/>
+          <w:sz w:val="24"/>
+          <w:szCs w:val="24"/>
+        </w:rPr>
+      </w:pPr>
+      <w:r>
+        <w:rPr>
+          <w:rFonts w:ascii="Times New Roman" w:hAnsi="Times New Roman" w:cs="Times New Roman"/>
+          <w:sz w:val="24"/>
+          <w:szCs w:val="24"/>
+        </w:rPr>
+        <w:t>(a)</w:t>
+      </w:r>
+      <w:r>
+        <w:rPr>
+          <w:rFonts w:ascii="Times New Roman" w:hAnsi="Times New Roman" w:cs="Times New Roman"/>
+          <w:sz w:val="24"/>
+          <w:szCs w:val="24"/>
+        </w:rPr>
+        <w:tab/>
+        <w:t>La planification des cours dans l'enseignement des langues avant l'IA</w:t>
+      </w:r>
+    </w:p>
+    <w:p>
+      <w:pPr>
+        <w:rPr>
+          <w:rFonts w:ascii="Times New Roman" w:hAnsi="Times New Roman" w:cs="Times New Roman"/>
+          <w:sz w:val="24"/>
+          <w:szCs w:val="24"/>
+        </w:rPr>
+      </w:pPr>
+    </w:p>
+    <w:p>
+      <w:pPr>
+        <w:rPr>
+          <w:rFonts w:ascii="Times New Roman" w:hAnsi="Times New Roman" w:cs="Times New Roman"/>
+          <w:sz w:val="24"/>
+          <w:szCs w:val="24"/>
+        </w:rPr>
+      </w:pPr>
+      <w:r>
+        <w:rPr>
+          <w:rFonts w:ascii="Times New Roman" w:hAnsi="Times New Roman" w:cs="Times New Roman"/>
+          <w:sz w:val="24"/>
+          <w:szCs w:val="24"/>
+        </w:rPr>
+        <w:t xml:space="preserve">Quelle que soit l'approche pédagogique adoptée, traduction grammaticale, communication ou autre, les méthodes ne s'appliquaient pas d'elles-mêmes. Les enseignants devaient traduire les principes méthodologiques en séquences d'enseignement cohérentes, en plans de cours et en activités de classe. Ce processus faisait peser une responsabilité considérable sur les enseignants, un travail qu'ils effectuaient généralement en dehors de leur temps de classe. La préparation des cours est ainsi devenue un processus à la fois cognitif et chronophage, façonné par les croyances, l'expérience et l'interprétation du contexte de classe propres à chaque enseignant (Borg, 2003). Cette base, fondée sur une planification des cours menée par les </w:t>
+      </w:r>
+      <w:r>
+        <w:rPr>
+          <w:rFonts w:ascii="Times New Roman" w:hAnsi="Times New Roman" w:cs="Times New Roman"/>
+          <w:sz w:val="24"/>
+          <w:szCs w:val="24"/>
+        </w:rPr>
+        <w:lastRenderedPageBreak/>
+        <w:t>enseignants eux-mêmes, devient essentielle pour comprendre comment ces derniers se sont ensuite adaptés à de nouveaux outils, notamment l'IA générative.</w:t>
+      </w:r>
+    </w:p>
+    <w:p>
+      <w:pPr>
+        <w:rPr>
+          <w:rFonts w:ascii="Times New Roman" w:hAnsi="Times New Roman" w:cs="Times New Roman"/>
+          <w:sz w:val="24"/>
+          <w:szCs w:val="24"/>
+        </w:rPr>
+      </w:pPr>
+    </w:p>
+    <w:p>
+      <w:pPr>
+        <w:rPr>
+          <w:rFonts w:ascii="Times New Roman" w:hAnsi="Times New Roman" w:cs="Times New Roman"/>
+          <w:sz w:val="24"/>
+          <w:szCs w:val="24"/>
+        </w:rPr>
+      </w:pPr>
+      <w:r>
+        <w:rPr>
+          <w:rFonts w:ascii="Times New Roman" w:hAnsi="Times New Roman" w:cs="Times New Roman"/>
+          <w:sz w:val="24"/>
+          <w:szCs w:val="24"/>
+        </w:rPr>
+        <w:t>(b)</w:t>
+      </w:r>
+      <w:r>
+        <w:rPr>
+          <w:rFonts w:ascii="Times New Roman" w:hAnsi="Times New Roman" w:cs="Times New Roman"/>
+          <w:sz w:val="24"/>
+          <w:szCs w:val="24"/>
+        </w:rPr>
+        <w:tab/>
+        <w:t>L'émergence des TICE dans l'apprentissage des langues</w:t>
+      </w:r>
+    </w:p>
+    <w:p>
+      <w:pPr>
+        <w:rPr>
+          <w:rFonts w:ascii="Times New Roman" w:hAnsi="Times New Roman" w:cs="Times New Roman"/>
+          <w:sz w:val="24"/>
+          <w:szCs w:val="24"/>
+        </w:rPr>
+      </w:pPr>
+    </w:p>
+    <w:p>
+      <w:pPr>
+        <w:rPr>
+          <w:rFonts w:ascii="Times New Roman" w:hAnsi="Times New Roman" w:cs="Times New Roman"/>
+          <w:sz w:val="24"/>
+          <w:szCs w:val="24"/>
+        </w:rPr>
+      </w:pPr>
+      <w:r>
+        <w:rPr>
+          <w:rFonts w:ascii="Times New Roman" w:hAnsi="Times New Roman" w:cs="Times New Roman"/>
+          <w:sz w:val="24"/>
+          <w:szCs w:val="24"/>
+        </w:rPr>
+        <w:t>Les outils numériques ont progressivement fait leur entrée dans les classes de langues par le biais de l'Apprentissage des Langues Assisté par Ordinateur (ALAO) où « Computer-</w:t>
+      </w:r>
+      <w:proofErr w:type="spellStart"/>
+      <w:r>
+        <w:rPr>
+          <w:rFonts w:ascii="Times New Roman" w:hAnsi="Times New Roman" w:cs="Times New Roman"/>
+          <w:sz w:val="24"/>
+          <w:szCs w:val="24"/>
+        </w:rPr>
+        <w:t>Assisted</w:t>
+      </w:r>
+      <w:proofErr w:type="spellEnd"/>
+      <w:r>
+        <w:rPr>
+          <w:rFonts w:ascii="Times New Roman" w:hAnsi="Times New Roman" w:cs="Times New Roman"/>
+          <w:sz w:val="24"/>
+          <w:szCs w:val="24"/>
+        </w:rPr>
+        <w:t xml:space="preserve"> </w:t>
+      </w:r>
+      <w:proofErr w:type="spellStart"/>
+      <w:r>
+        <w:rPr>
+          <w:rFonts w:ascii="Times New Roman" w:hAnsi="Times New Roman" w:cs="Times New Roman"/>
+          <w:sz w:val="24"/>
+          <w:szCs w:val="24"/>
+        </w:rPr>
+        <w:t>Language</w:t>
+      </w:r>
+      <w:proofErr w:type="spellEnd"/>
+      <w:r>
+        <w:rPr>
+          <w:rFonts w:ascii="Times New Roman" w:hAnsi="Times New Roman" w:cs="Times New Roman"/>
+          <w:sz w:val="24"/>
+          <w:szCs w:val="24"/>
+        </w:rPr>
+        <w:t xml:space="preserve"> Learning (CALL) », obligeant les enseignants à adapter leurs pratiques de planification pour intégrer ces technologies (</w:t>
+      </w:r>
+      <w:proofErr w:type="spellStart"/>
+      <w:r>
+        <w:rPr>
+          <w:rFonts w:ascii="Times New Roman" w:hAnsi="Times New Roman" w:cs="Times New Roman"/>
+          <w:sz w:val="24"/>
+          <w:szCs w:val="24"/>
+        </w:rPr>
+        <w:t>Warschauer</w:t>
+      </w:r>
+      <w:proofErr w:type="spellEnd"/>
+      <w:r>
+        <w:rPr>
+          <w:rFonts w:ascii="Times New Roman" w:hAnsi="Times New Roman" w:cs="Times New Roman"/>
+          <w:sz w:val="24"/>
+          <w:szCs w:val="24"/>
+        </w:rPr>
+        <w:t xml:space="preserve"> &amp; Healey, 1998). Au lieu de s'appuyer uniquement sur les manuels scolaires et l'enseignement en présentiel, les enseignants ont commencé à intégrer dans leurs classes des ordinateurs, des logiciels linguistiques, des supports multimédias, puis des ressources internet. Cette adaptation a exigé des enseignants qu'ils développent de nouvelles compétences techniques, repensent les activités de classe et s'orientent vers des approches davantage centrées sur l'apprenant. Ils ont également dû apprendre à sélectionner les outils numériques appropriés pour soutenir les compétences langagières telles que l'écoute, l'expression orale, la lecture et l'écriture. Ces changements ont marqué une transition importante dans l'enseignement des langues, la technologie devenant de plus en plus liée aux pratiques pédagogiques et à l'engagement des élèves.</w:t>
+      </w:r>
+    </w:p>
+    <w:p>
+      <w:pPr>
+        <w:rPr>
+          <w:rFonts w:ascii="Times New Roman" w:hAnsi="Times New Roman" w:cs="Times New Roman"/>
+          <w:sz w:val="24"/>
+          <w:szCs w:val="24"/>
+        </w:rPr>
+      </w:pPr>
+    </w:p>
+    <w:p>
+      <w:pPr>
+        <w:rPr>
+          <w:rFonts w:ascii="Times New Roman" w:hAnsi="Times New Roman" w:cs="Times New Roman"/>
+          <w:sz w:val="24"/>
+          <w:szCs w:val="24"/>
+        </w:rPr>
+      </w:pPr>
+      <w:r>
+        <w:rPr>
+          <w:rFonts w:ascii="Times New Roman" w:hAnsi="Times New Roman" w:cs="Times New Roman"/>
+          <w:sz w:val="24"/>
+          <w:szCs w:val="24"/>
+        </w:rPr>
+        <w:t>Malgré l'intégration des TICE, les enseignants sont restés les concepteurs principaux de l'enseignement. Les outils numériques soutenaient la planification des cours sans pour autant générer des plans complets ; les enseignants continuaient de créer le contenu central du programme (</w:t>
+      </w:r>
+      <w:proofErr w:type="spellStart"/>
+      <w:r>
+        <w:rPr>
+          <w:rFonts w:ascii="Times New Roman" w:hAnsi="Times New Roman" w:cs="Times New Roman"/>
+          <w:sz w:val="24"/>
+          <w:szCs w:val="24"/>
+        </w:rPr>
+        <w:t>Warschauer</w:t>
+      </w:r>
+      <w:proofErr w:type="spellEnd"/>
+      <w:r>
+        <w:rPr>
+          <w:rFonts w:ascii="Times New Roman" w:hAnsi="Times New Roman" w:cs="Times New Roman"/>
+          <w:sz w:val="24"/>
+          <w:szCs w:val="24"/>
+        </w:rPr>
+        <w:t xml:space="preserve"> &amp; Healey, 1998). Cette distinction devient déterminante lorsqu'on considère l'IA générative, qui modifie fondamentalement ce que les enseignants doivent faire dans la planification des cours.</w:t>
+      </w:r>
+    </w:p>
+    <w:p>
+      <w:pPr>
+        <w:rPr>
+          <w:rFonts w:ascii="Times New Roman" w:hAnsi="Times New Roman" w:cs="Times New Roman"/>
+          <w:sz w:val="24"/>
+          <w:szCs w:val="24"/>
+        </w:rPr>
+      </w:pPr>
+    </w:p>
+    <w:p>
+      <w:pPr>
+        <w:rPr>
+          <w:rFonts w:ascii="Times New Roman" w:hAnsi="Times New Roman" w:cs="Times New Roman"/>
+          <w:sz w:val="24"/>
+          <w:szCs w:val="24"/>
+        </w:rPr>
+      </w:pPr>
+      <w:r>
+        <w:rPr>
+          <w:rFonts w:ascii="Times New Roman" w:hAnsi="Times New Roman" w:cs="Times New Roman"/>
+          <w:sz w:val="24"/>
+          <w:szCs w:val="24"/>
+        </w:rPr>
+        <w:t>(c)</w:t>
+      </w:r>
+      <w:r>
+        <w:rPr>
+          <w:rFonts w:ascii="Times New Roman" w:hAnsi="Times New Roman" w:cs="Times New Roman"/>
+          <w:sz w:val="24"/>
+          <w:szCs w:val="24"/>
+        </w:rPr>
+        <w:tab/>
+        <w:t>L'intégration de l'IA générative dans l'apprentissage des langues</w:t>
+      </w:r>
+    </w:p>
+    <w:p>
+      <w:pPr>
+        <w:rPr>
+          <w:rFonts w:ascii="Times New Roman" w:hAnsi="Times New Roman" w:cs="Times New Roman"/>
+          <w:sz w:val="24"/>
+          <w:szCs w:val="24"/>
+        </w:rPr>
+      </w:pPr>
+    </w:p>
+    <w:p>
+      <w:pPr>
+        <w:rPr>
+          <w:rFonts w:ascii="Times New Roman" w:hAnsi="Times New Roman" w:cs="Times New Roman"/>
+          <w:sz w:val="24"/>
+          <w:szCs w:val="24"/>
+        </w:rPr>
+      </w:pPr>
+      <w:r>
+        <w:rPr>
+          <w:rFonts w:ascii="Times New Roman" w:hAnsi="Times New Roman" w:cs="Times New Roman"/>
+          <w:sz w:val="24"/>
+          <w:szCs w:val="24"/>
+        </w:rPr>
+        <w:t xml:space="preserve">L'IA générative désigne les systèmes d'intelligence artificielle capables de produire de nouveaux contenus tels que textes, plans de cours, exercices, à partir d'une instruction fournie </w:t>
+      </w:r>
+      <w:r>
+        <w:rPr>
+          <w:rFonts w:ascii="Times New Roman" w:hAnsi="Times New Roman" w:cs="Times New Roman"/>
+          <w:sz w:val="24"/>
+          <w:szCs w:val="24"/>
+        </w:rPr>
+        <w:lastRenderedPageBreak/>
+        <w:t>par l'utilisateur (Mishra et al., 2025). Contrairement aux outils TICE qui soutenaient un enseignement conçu par les enseignants, l'IA générative produit activement des contenus pédagogiques que les enseignants doivent évaluer et adapter. Ce changement exige des enseignants qu'ils exercent de nouvelles formes de jugement pédagogique, en évaluant les contenus générés par l'IA sous l'angle de leur exactitude, de leur conformité au programme et de leur pertinence pédagogique (Morgan, 2025). La recherche a commencé à examiner le potentiel de l'IA dans l'enseignement des langues et l'adoption des technologies par les enseignants de manière plus large. Cependant, peu de travaux ont spécifiquement étudié la façon dont les enseignants évaluent, intègrent et prennent des décisions pédagogiques concernant l'IA générative dans la planification des cours, notamment dans le contexte de l'enseignement secondaire français. Comprendre ces perspectives et pratiques enseignantes est essentiel compte tenu de l'intégration rapide des outils d'IA et de la nécessité de soutenir une adoption pédagogique éclairée.</w:t>
+      </w:r>
+    </w:p>
+    <w:p>
+      <w:pPr>
+        <w:rPr>
+          <w:rFonts w:ascii="Times New Roman" w:hAnsi="Times New Roman" w:cs="Times New Roman"/>
+          <w:sz w:val="24"/>
+          <w:szCs w:val="24"/>
+        </w:rPr>
+      </w:pPr>
+      <w:r>
+        <w:rPr>
+          <w:rFonts w:ascii="Times New Roman" w:hAnsi="Times New Roman" w:cs="Times New Roman"/>
+          <w:sz w:val="24"/>
+          <w:szCs w:val="24"/>
+        </w:rPr>
+        <w:t>(d)</w:t>
+      </w:r>
+      <w:r>
+        <w:rPr>
+          <w:rFonts w:ascii="Times New Roman" w:hAnsi="Times New Roman" w:cs="Times New Roman"/>
+          <w:sz w:val="24"/>
+          <w:szCs w:val="24"/>
+        </w:rPr>
+        <w:tab/>
+        <w:t>Le système éducatif français et l'IA</w:t>
+      </w:r>
+    </w:p>
+    <w:p>
+      <w:pPr>
+        <w:rPr>
+          <w:rFonts w:ascii="Times New Roman" w:hAnsi="Times New Roman" w:cs="Times New Roman"/>
+          <w:sz w:val="24"/>
+          <w:szCs w:val="24"/>
+        </w:rPr>
+      </w:pPr>
+    </w:p>
+    <w:p>
+      <w:pPr>
+        <w:rPr>
+          <w:rFonts w:ascii="Times New Roman" w:hAnsi="Times New Roman" w:cs="Times New Roman"/>
+          <w:sz w:val="24"/>
+          <w:szCs w:val="24"/>
+        </w:rPr>
+      </w:pPr>
+      <w:r>
+        <w:rPr>
+          <w:rFonts w:ascii="Times New Roman" w:hAnsi="Times New Roman" w:cs="Times New Roman"/>
+          <w:sz w:val="24"/>
+          <w:szCs w:val="24"/>
+        </w:rPr>
+        <w:t>L'utilisation de l'IA générative est autorisée dans l'enseignement secondaire, à condition que les utilisateurs respectent les réglementations fixées par le ministère de l'Éducation nationale (Cadre d’usage de l’IA en éducation, 2025). Son usage est permis dans la mesure où elle constitue un outil pédagogique et n'implique pas le traitement de données personnelles, sensibles ou institutionnelles dans un cadre public (La protection des élèves et de leurs données sur Internet, 2019). L'IA générative est considérée comme un outil d'appui et non comme un substitut à l'enseignant, et tous les contenus produits doivent faire l'objet d'une vérification critique. Les élèves ne peuvent utiliser l'IA que dans les limites définies par l'enseignant, à partir du niveau de la 4e, et tout usage non autorisé est considéré comme un manquement aux règles. Si la politique éducative française autorise l'usage de l'IA générative comme outil de soutien pédagogique sous conditions spécifiques, les orientations pratiques concernant sa mise en œuvre en classe pour la planification des cours par les enseignants restent limitées.</w:t>
+      </w:r>
+    </w:p>
+    <w:p>
+      <w:pPr>
+        <w:rPr>
+          <w:rFonts w:ascii="Times New Roman" w:hAnsi="Times New Roman" w:cs="Times New Roman"/>
+          <w:sz w:val="24"/>
+          <w:szCs w:val="24"/>
+        </w:rPr>
+      </w:pPr>
+    </w:p>
+    <w:p>
+      <w:pPr>
+        <w:rPr>
+          <w:rFonts w:ascii="Times New Roman" w:hAnsi="Times New Roman" w:cs="Times New Roman"/>
+          <w:sz w:val="24"/>
+          <w:szCs w:val="24"/>
+        </w:rPr>
+      </w:pPr>
+      <w:r>
+        <w:rPr>
+          <w:rFonts w:ascii="Times New Roman" w:hAnsi="Times New Roman" w:cs="Times New Roman"/>
+          <w:sz w:val="24"/>
+          <w:szCs w:val="24"/>
+        </w:rPr>
+        <w:t xml:space="preserve">L'IA générative est un phénomène relativement récent qui a rapidement gagné en popularité après le lancement de </w:t>
+      </w:r>
+      <w:proofErr w:type="spellStart"/>
+      <w:r>
+        <w:rPr>
+          <w:rFonts w:ascii="Times New Roman" w:hAnsi="Times New Roman" w:cs="Times New Roman"/>
+          <w:sz w:val="24"/>
+          <w:szCs w:val="24"/>
+        </w:rPr>
+        <w:t>ChatGPT</w:t>
+      </w:r>
+      <w:proofErr w:type="spellEnd"/>
+      <w:r>
+        <w:rPr>
+          <w:rFonts w:ascii="Times New Roman" w:hAnsi="Times New Roman" w:cs="Times New Roman"/>
+          <w:sz w:val="24"/>
+          <w:szCs w:val="24"/>
+        </w:rPr>
+        <w:t xml:space="preserve"> en 2022, grâce à la flexibilité qu'il offre et à des résultats adaptés à chaque </w:t>
+      </w:r>
+      <w:proofErr w:type="gramStart"/>
+      <w:r>
+        <w:rPr>
+          <w:rFonts w:ascii="Times New Roman" w:hAnsi="Times New Roman" w:cs="Times New Roman"/>
+          <w:sz w:val="24"/>
+          <w:szCs w:val="24"/>
+        </w:rPr>
+        <w:t>utilisateur(</w:t>
+      </w:r>
+      <w:proofErr w:type="gramEnd"/>
+      <w:r>
+        <w:rPr>
+          <w:rFonts w:ascii="Times New Roman" w:hAnsi="Times New Roman" w:cs="Times New Roman"/>
+          <w:sz w:val="24"/>
+          <w:szCs w:val="24"/>
+        </w:rPr>
+        <w:t xml:space="preserve">Liu &amp; Wang, 2024). Cependant, dans le contexte éducatif français, les études se concentrent majoritairement sur les usages par les apprenants ou proposent des guides </w:t>
+      </w:r>
+      <w:r>
+        <w:rPr>
+          <w:rFonts w:ascii="Times New Roman" w:hAnsi="Times New Roman" w:cs="Times New Roman"/>
+          <w:sz w:val="24"/>
+          <w:szCs w:val="24"/>
+        </w:rPr>
+        <w:lastRenderedPageBreak/>
+        <w:t xml:space="preserve">sur les outils disponibles, plutôt qu'une analyse de leur mise en œuvre en classe. La recherche se rétrécit davantage lorsqu'il s'agit d'analyser l'intégration de l'IA générative dans les pratiques de classe et la planification des cours par les professeurs de langues, notamment dans l'enseignement secondaire, où les cadres curriculaires et les contraintes pédagogiques compliquent la mise en œuvre. Il est donc impératif de comprendre comment les enseignants évaluent, modifient et utilisent l'IA générative comme outil professionnel pour la planification des cours, afin d'éclairer la pratique pédagogique et de combler le fossé entre la permission réglementaire et la réalité de la classe. </w:t>
+      </w:r>
+    </w:p>
+    <w:p>
+      <w:pPr>
+        <w:rPr>
+          <w:rFonts w:ascii="Times New Roman" w:hAnsi="Times New Roman" w:cs="Times New Roman"/>
+          <w:sz w:val="24"/>
+          <w:szCs w:val="24"/>
+        </w:rPr>
+      </w:pPr>
+      <w:r>
+        <w:rPr>
+          <w:rFonts w:ascii="Times New Roman" w:hAnsi="Times New Roman" w:cs="Times New Roman"/>
+          <w:sz w:val="24"/>
+          <w:szCs w:val="24"/>
+        </w:rPr>
+        <w:t>Pour répondre à ce manque, cette thèse vise à analyser la question suivante : comment les professeurs de langues des collèges français évaluent-ils et intègrent-ils les outils d'IA générative dans leurs pratiques de planification des cours, et quels facteurs influencent leurs décisions d'adoption ?</w:t>
+      </w:r>
+    </w:p>
+    <w:p>
+      <w:pPr>
+        <w:rPr>
+          <w:rFonts w:ascii="Times New Roman" w:hAnsi="Times New Roman" w:cs="Times New Roman"/>
+          <w:sz w:val="24"/>
+          <w:szCs w:val="24"/>
         </w:rPr>
       </w:pPr>
     </w:p>
@@ -12103,7 +12815,7 @@
                     </pic:cNvPicPr>
                   </pic:nvPicPr>
                   <pic:blipFill>
-                    <a:blip r:embed="rId12" cstate="print">
+                    <a:blip r:embed="rId11" cstate="print">
                       <a:extLst>
                         <a:ext uri="{28A0092B-C50C-407E-A947-70E740481C1C}">
                           <a14:useLocalDpi xmlns:a14="http://schemas.microsoft.com/office/drawing/2010/main" val="0"/>
@@ -12461,26 +13173,472 @@
     </w:p>
     <w:p>
       <w:pPr>
-        <w:spacing w:after="0" w:line="240" w:lineRule="auto"/>
-        <w:jc w:val="left"/>
-        <w:rPr>
-          <w:rFonts w:ascii="Times New Roman" w:eastAsia="Times New Roman" w:hAnsi="Times New Roman" w:cs="Times New Roman"/>
-          <w:sz w:val="24"/>
-          <w:szCs w:val="24"/>
-          <w:lang w:val="en-FR" w:eastAsia="en-GB"/>
-        </w:rPr>
-      </w:pPr>
-    </w:p>
-    <w:p>
-      <w:pPr>
         <w:spacing w:line="259" w:lineRule="auto"/>
         <w:jc w:val="left"/>
         <w:rPr>
-          <w:i/>
-          <w:sz w:val="24"/>
+          <w:rFonts w:ascii="Times New Roman" w:eastAsia="Times New Roman" w:hAnsi="Times New Roman" w:cs="Times New Roman"/>
+          <w:sz w:val="24"/>
+          <w:szCs w:val="24"/>
+          <w:lang w:val="en-FR" w:eastAsia="en-GB"/>
+        </w:rPr>
+      </w:pPr>
+    </w:p>
+    <w:p>
+      <w:pPr>
+        <w:pStyle w:val="Heading2"/>
+        <w:rPr>
+          <w:b/>
+          <w:bCs/>
           <w:lang w:val="en-FR"/>
         </w:rPr>
       </w:pPr>
+      <w:r>
+        <w:rPr>
+          <w:rStyle w:val="Strong"/>
+          <w:b w:val="0"/>
+          <w:bCs w:val="0"/>
+        </w:rPr>
+        <w:t>Technology Adoption in Education</w:t>
+      </w:r>
+    </w:p>
+    <w:p>
+      <w:pPr>
+        <w:pStyle w:val="font-claude-response-body"/>
+      </w:pPr>
+      <w:r>
+        <w:t xml:space="preserve">Technology adoption in education is not automatic. While new tools become available, teachers decide whether and how to integrate them based on complex psychological, institutional, and pedagogical factors. Understanding these adoption processes is essential for understanding how teachers will evaluate generative AI. This section examines what technology adoption is, key theoretical frameworks explaining adoption decisions, barriers </w:t>
+      </w:r>
+      <w:r>
+        <w:lastRenderedPageBreak/>
+        <w:t>teachers face, and how these apply specifically to language teachers using AI for lesson planning.</w:t>
+      </w:r>
+    </w:p>
+    <w:p>
+      <w:r>
+        <w:rPr>
+          <w:noProof/>
+        </w:rPr>
+        <w:pict w14:anchorId="67A396DC">
+          <v:rect id="_x0000_i1025" alt="" style="width:451.3pt;height:.05pt;mso-width-percent:0;mso-height-percent:0;mso-width-percent:0;mso-height-percent:0" o:hralign="center" o:hrstd="t" o:hr="t" fillcolor="#a0a0a0" stroked="f"/>
+        </w:pict>
+      </w:r>
+    </w:p>
+    <w:p>
+      <w:pPr>
+        <w:pStyle w:val="Heading3"/>
+      </w:pPr>
+      <w:r>
+        <w:rPr>
+          <w:rStyle w:val="Strong"/>
+          <w:b/>
+          <w:bCs w:val="0"/>
+        </w:rPr>
+        <w:t xml:space="preserve">3.1 </w:t>
+      </w:r>
+      <w:proofErr w:type="spellStart"/>
+      <w:r>
+        <w:rPr>
+          <w:rStyle w:val="Strong"/>
+          <w:b/>
+          <w:bCs w:val="0"/>
+        </w:rPr>
+        <w:t>Defining</w:t>
+      </w:r>
+      <w:proofErr w:type="spellEnd"/>
+      <w:r>
+        <w:rPr>
+          <w:rStyle w:val="Strong"/>
+          <w:b/>
+          <w:bCs w:val="0"/>
+        </w:rPr>
+        <w:t xml:space="preserve"> </w:t>
+      </w:r>
+      <w:proofErr w:type="spellStart"/>
+      <w:r>
+        <w:rPr>
+          <w:rStyle w:val="Strong"/>
+          <w:b/>
+          <w:bCs w:val="0"/>
+        </w:rPr>
+        <w:t>Technology</w:t>
+      </w:r>
+      <w:proofErr w:type="spellEnd"/>
+      <w:r>
+        <w:rPr>
+          <w:rStyle w:val="Strong"/>
+          <w:b/>
+          <w:bCs w:val="0"/>
+        </w:rPr>
+        <w:t xml:space="preserve"> Adoption</w:t>
+      </w:r>
+      <w:r>
+        <w:t xml:space="preserve"> </w:t>
+      </w:r>
+    </w:p>
+    <w:p>
+      <w:pPr>
+        <w:pStyle w:val="font-claude-response-body"/>
+      </w:pPr>
+      <w:r>
+        <w:rPr>
+          <w:rStyle w:val="Strong"/>
+          <w:rFonts w:eastAsiaTheme="majorEastAsia"/>
+        </w:rPr>
+        <w:t>Sources:</w:t>
+      </w:r>
+      <w:r>
+        <w:t xml:space="preserve"> Straub (2009)</w:t>
+      </w:r>
+      <w:r>
+        <w:rPr>
+          <w:rStyle w:val="Strong"/>
+          <w:rFonts w:eastAsiaTheme="majorEastAsia"/>
+        </w:rPr>
+        <w:t>:</w:t>
+      </w:r>
+    </w:p>
+    <w:p>
+      <w:pPr>
+        <w:pStyle w:val="font-claude-response-body"/>
+        <w:numPr>
+          <w:ilvl w:val="0"/>
+          <w:numId w:val="19"/>
+        </w:numPr>
+      </w:pPr>
+      <w:r>
+        <w:t>What is technology adoption? (Not just buying a tool, but integrating it into practice)</w:t>
+      </w:r>
+    </w:p>
+    <w:p>
+      <w:pPr>
+        <w:pStyle w:val="font-claude-response-body"/>
+        <w:numPr>
+          <w:ilvl w:val="0"/>
+          <w:numId w:val="19"/>
+        </w:numPr>
+      </w:pPr>
+      <w:r>
+        <w:t>Why does it matter for understanding teacher practice?</w:t>
+      </w:r>
+    </w:p>
+    <w:p>
+      <w:pPr>
+        <w:pStyle w:val="font-claude-response-body"/>
+        <w:numPr>
+          <w:ilvl w:val="0"/>
+          <w:numId w:val="19"/>
+        </w:numPr>
+      </w:pPr>
+      <w:r>
+        <w:t>Brief mention of adoption as a process, not an event</w:t>
+      </w:r>
+    </w:p>
+    <w:p>
+      <w:pPr>
+        <w:pStyle w:val="Heading3"/>
+        <w:rPr>
+          <w:lang w:val="en-US"/>
+        </w:rPr>
+      </w:pPr>
+      <w:r>
+        <w:rPr>
+          <w:rStyle w:val="Strong"/>
+          <w:b/>
+          <w:bCs w:val="0"/>
+          <w:lang w:val="en-US"/>
+        </w:rPr>
+        <w:t>3.2 Theoretical Frameworks for Understanding Adoption</w:t>
+      </w:r>
+      <w:r>
+        <w:rPr>
+          <w:lang w:val="en-US"/>
+        </w:rPr>
+        <w:t xml:space="preserve"> </w:t>
+      </w:r>
+    </w:p>
+    <w:p>
+      <w:pPr>
+        <w:pStyle w:val="font-claude-response-body"/>
+      </w:pPr>
+      <w:r>
+        <w:rPr>
+          <w:rStyle w:val="Strong"/>
+          <w:rFonts w:eastAsiaTheme="majorEastAsia"/>
+        </w:rPr>
+        <w:t>Sources:</w:t>
+      </w:r>
+      <w:r>
+        <w:t xml:space="preserve"> Davis (1989), Rogers (2003), Straub (2009) </w:t>
+      </w:r>
+      <w:r>
+        <w:rPr>
+          <w:rStyle w:val="Strong"/>
+          <w:rFonts w:eastAsiaTheme="majorEastAsia"/>
+        </w:rPr>
+        <w:t>Content:</w:t>
+      </w:r>
+    </w:p>
+    <w:p>
+      <w:pPr>
+        <w:pStyle w:val="font-claude-response-body"/>
+        <w:numPr>
+          <w:ilvl w:val="0"/>
+          <w:numId w:val="20"/>
+        </w:numPr>
+      </w:pPr>
+      <w:r>
+        <w:t>TAM (Technology Acceptance Model): Perceived Usefulness + Perceived Ease of Use</w:t>
+      </w:r>
+    </w:p>
+    <w:p>
+      <w:pPr>
+        <w:pStyle w:val="font-claude-response-body"/>
+        <w:numPr>
+          <w:ilvl w:val="0"/>
+          <w:numId w:val="20"/>
+        </w:numPr>
+      </w:pPr>
+      <w:r>
+        <w:t>Rogers' Diffusion of Innovations: Relative advantage, compatibility, complexity, trialability, observability</w:t>
+      </w:r>
+    </w:p>
+    <w:p>
+      <w:pPr>
+        <w:pStyle w:val="font-claude-response-body"/>
+        <w:numPr>
+          <w:ilvl w:val="0"/>
+          <w:numId w:val="20"/>
+        </w:numPr>
+      </w:pPr>
+      <w:r>
+        <w:t>How these frameworks apply to teacher decision-making</w:t>
+      </w:r>
+    </w:p>
+    <w:p>
+      <w:pPr>
+        <w:pStyle w:val="Heading3"/>
+      </w:pPr>
+      <w:r>
+        <w:rPr>
+          <w:rStyle w:val="Strong"/>
+          <w:b/>
+          <w:bCs w:val="0"/>
+        </w:rPr>
+        <w:t xml:space="preserve">3.3 </w:t>
+      </w:r>
+      <w:proofErr w:type="spellStart"/>
+      <w:r>
+        <w:rPr>
+          <w:rStyle w:val="Strong"/>
+          <w:b/>
+          <w:bCs w:val="0"/>
+        </w:rPr>
+        <w:t>Barriers</w:t>
+      </w:r>
+      <w:proofErr w:type="spellEnd"/>
+      <w:r>
+        <w:rPr>
+          <w:rStyle w:val="Strong"/>
+          <w:b/>
+          <w:bCs w:val="0"/>
+        </w:rPr>
+        <w:t xml:space="preserve"> and </w:t>
+      </w:r>
+      <w:proofErr w:type="spellStart"/>
+      <w:r>
+        <w:rPr>
+          <w:rStyle w:val="Strong"/>
+          <w:b/>
+          <w:bCs w:val="0"/>
+        </w:rPr>
+        <w:t>Factors</w:t>
+      </w:r>
+      <w:proofErr w:type="spellEnd"/>
+      <w:r>
+        <w:rPr>
+          <w:rStyle w:val="Strong"/>
+          <w:b/>
+          <w:bCs w:val="0"/>
+        </w:rPr>
+        <w:t xml:space="preserve"> </w:t>
+      </w:r>
+      <w:proofErr w:type="spellStart"/>
+      <w:r>
+        <w:rPr>
+          <w:rStyle w:val="Strong"/>
+          <w:b/>
+          <w:bCs w:val="0"/>
+        </w:rPr>
+        <w:t>Influencing</w:t>
+      </w:r>
+      <w:proofErr w:type="spellEnd"/>
+      <w:r>
+        <w:rPr>
+          <w:rStyle w:val="Strong"/>
+          <w:b/>
+          <w:bCs w:val="0"/>
+        </w:rPr>
+        <w:t xml:space="preserve"> Adoption</w:t>
+      </w:r>
+      <w:r>
+        <w:t xml:space="preserve"> </w:t>
+      </w:r>
+    </w:p>
+    <w:p>
+      <w:pPr>
+        <w:pStyle w:val="font-claude-response-body"/>
+      </w:pPr>
+      <w:r>
+        <w:rPr>
+          <w:rStyle w:val="Strong"/>
+          <w:rFonts w:eastAsiaTheme="majorEastAsia"/>
+        </w:rPr>
+        <w:t>Sources:</w:t>
+      </w:r>
+      <w:r>
+        <w:t xml:space="preserve"> Ertmer (2009/2010), Kohnke et al. (2023) </w:t>
+      </w:r>
+      <w:r>
+        <w:rPr>
+          <w:rStyle w:val="Strong"/>
+          <w:rFonts w:eastAsiaTheme="majorEastAsia"/>
+        </w:rPr>
+        <w:t>Content:</w:t>
+      </w:r>
+    </w:p>
+    <w:p>
+      <w:pPr>
+        <w:pStyle w:val="font-claude-response-body"/>
+        <w:numPr>
+          <w:ilvl w:val="0"/>
+          <w:numId w:val="21"/>
+        </w:numPr>
+      </w:pPr>
+      <w:r>
+        <w:t>First-order barriers (external: time, resources, curriculum constraints)</w:t>
+      </w:r>
+    </w:p>
+    <w:p>
+      <w:pPr>
+        <w:pStyle w:val="font-claude-response-body"/>
+        <w:numPr>
+          <w:ilvl w:val="0"/>
+          <w:numId w:val="21"/>
+        </w:numPr>
+      </w:pPr>
+      <w:r>
+        <w:t>Second-order barriers (internal: beliefs, anxiety, professional identity)</w:t>
+      </w:r>
+    </w:p>
+    <w:p>
+      <w:pPr>
+        <w:pStyle w:val="font-claude-response-body"/>
+        <w:numPr>
+          <w:ilvl w:val="0"/>
+          <w:numId w:val="21"/>
+        </w:numPr>
+      </w:pPr>
+      <w:r>
+        <w:t>Why second-order barriers are often the real obstacle</w:t>
+      </w:r>
+    </w:p>
+    <w:p>
+      <w:pPr>
+        <w:pStyle w:val="font-claude-response-body"/>
+        <w:numPr>
+          <w:ilvl w:val="0"/>
+          <w:numId w:val="21"/>
+        </w:numPr>
+      </w:pPr>
+      <w:r>
+        <w:t>Specific to language teaching context</w:t>
+      </w:r>
+    </w:p>
+    <w:p>
+      <w:pPr>
+        <w:pStyle w:val="Heading4"/>
+      </w:pPr>
+      <w:r>
+        <w:rPr>
+          <w:rStyle w:val="Strong"/>
+          <w:b/>
+          <w:bCs w:val="0"/>
+        </w:rPr>
+        <w:t>3.4 Application to Language Teachers and Generative AI</w:t>
+      </w:r>
+      <w:r>
+        <w:t xml:space="preserve"> </w:t>
+      </w:r>
+    </w:p>
+    <w:p>
+      <w:pPr>
+        <w:pStyle w:val="font-claude-response-body"/>
+      </w:pPr>
+      <w:r>
+        <w:rPr>
+          <w:rStyle w:val="Strong"/>
+          <w:rFonts w:eastAsiaTheme="majorEastAsia"/>
+        </w:rPr>
+        <w:t>Sources:</w:t>
+      </w:r>
+      <w:r>
+        <w:t xml:space="preserve"> Kohnke et al. (2023), Celik (2023), Lee &amp; Jeon, Decauchelle </w:t>
+      </w:r>
+      <w:r>
+        <w:rPr>
+          <w:rStyle w:val="Strong"/>
+          <w:rFonts w:eastAsiaTheme="majorEastAsia"/>
+        </w:rPr>
+        <w:t>Content:</w:t>
+      </w:r>
+    </w:p>
+    <w:p>
+      <w:pPr>
+        <w:pStyle w:val="font-claude-response-body"/>
+        <w:numPr>
+          <w:ilvl w:val="0"/>
+          <w:numId w:val="22"/>
+        </w:numPr>
+      </w:pPr>
+      <w:r>
+        <w:t>How language teachers uniquely evaluate AI (linguistic competence, authentic materials)</w:t>
+      </w:r>
+    </w:p>
+    <w:p>
+      <w:pPr>
+        <w:pStyle w:val="font-claude-response-body"/>
+        <w:numPr>
+          <w:ilvl w:val="0"/>
+          <w:numId w:val="22"/>
+        </w:numPr>
+      </w:pPr>
+      <w:r>
+        <w:t>TPACK framework applied to AI tools</w:t>
+      </w:r>
+    </w:p>
+    <w:p>
+      <w:pPr>
+        <w:pStyle w:val="font-claude-response-body"/>
+        <w:numPr>
+          <w:ilvl w:val="0"/>
+          <w:numId w:val="22"/>
+        </w:numPr>
+      </w:pPr>
+      <w:r>
+        <w:t>French institutional context and adoption (Decauchelle)</w:t>
+      </w:r>
+    </w:p>
+    <w:p>
+      <w:pPr>
+        <w:pStyle w:val="font-claude-response-body"/>
+        <w:numPr>
+          <w:ilvl w:val="0"/>
+          <w:numId w:val="22"/>
+        </w:numPr>
+      </w:pPr>
+      <w:r>
+        <w:t>Transition to why your research matters</w:t>
+      </w:r>
     </w:p>
     <w:p>
       <w:pPr>
@@ -12489,7 +13647,7 @@
         <w:rPr>
           <w:i/>
           <w:sz w:val="24"/>
-          <w:lang w:val="en-US"/>
+          <w:lang w:val="en-FR"/>
         </w:rPr>
       </w:pPr>
     </w:p>
@@ -12594,14 +13752,8 @@
     <w:p>
       <w:pPr>
         <w:pStyle w:val="Heading4"/>
-        <w:rPr>
-          <w:lang w:val="en-US"/>
-        </w:rPr>
-      </w:pPr>
-      <w:r>
-        <w:rPr>
-          <w:lang w:val="en-US"/>
-        </w:rPr>
+      </w:pPr>
+      <w:r>
         <w:br w:type="page"/>
       </w:r>
     </w:p>
@@ -14366,7 +15518,7 @@
           <w:sz w:val="24"/>
         </w:rPr>
         <w:sectPr>
-          <w:footerReference w:type="default" r:id="rId13"/>
+          <w:footerReference w:type="default" r:id="rId12"/>
           <w:pgSz w:w="11906" w:h="16838"/>
           <w:pgMar w:top="1417" w:right="1417" w:bottom="1417" w:left="1417" w:header="708" w:footer="708" w:gutter="0"/>
           <w:cols w:space="708"/>
@@ -15163,12 +16315,14 @@
           <w:lang w:val="en-US"/>
         </w:rPr>
       </w:pPr>
+      <w:proofErr w:type="spellStart"/>
       <w:r>
         <w:rPr>
           <w:lang w:val="en-US"/>
         </w:rPr>
         <w:t>Attolluntur</w:t>
       </w:r>
+      <w:proofErr w:type="spellEnd"/>
     </w:p>
     <w:p>
       <w:pPr>
@@ -15275,7 +16429,7 @@
     <w:p>
       <w:pPr>
         <w:sectPr>
-          <w:headerReference w:type="default" r:id="rId14"/>
+          <w:headerReference w:type="default" r:id="rId13"/>
           <w:pgSz w:w="11906" w:h="16838"/>
           <w:pgMar w:top="1417" w:right="1417" w:bottom="1417" w:left="1417" w:header="708" w:footer="708" w:gutter="0"/>
           <w:cols w:space="708"/>
@@ -15374,7 +16528,7 @@
           <w:sz w:val="24"/>
         </w:rPr>
         <w:sectPr>
-          <w:footerReference w:type="default" r:id="rId15"/>
+          <w:footerReference w:type="default" r:id="rId14"/>
           <w:pgSz w:w="11906" w:h="16838"/>
           <w:pgMar w:top="1417" w:right="1417" w:bottom="1417" w:left="1417" w:header="708" w:footer="708" w:gutter="0"/>
           <w:pgNumType w:start="1"/>
@@ -15453,8 +16607,8 @@
       </w:r>
     </w:p>
     <w:sectPr>
-      <w:headerReference w:type="default" r:id="rId16"/>
-      <w:footerReference w:type="default" r:id="rId17"/>
+      <w:headerReference w:type="default" r:id="rId15"/>
+      <w:footerReference w:type="default" r:id="rId16"/>
       <w:pgSz w:w="11906" w:h="16838"/>
       <w:pgMar w:top="1417" w:right="1417" w:bottom="1417" w:left="1417" w:header="708" w:footer="708" w:gutter="0"/>
       <w:cols w:space="708"/>
@@ -16164,212 +17318,9 @@
     </w:lvl>
   </w:abstractNum>
   <w:abstractNum w:abstractNumId="1" w15:restartNumberingAfterBreak="0">
-    <w:nsid w:val="09CF0D22"/>
+    <w:nsid w:val="03DD5ACF"/>
     <w:multiLevelType w:val="multilevel"/>
-    <w:tmpl w:val="2A30CF80"/>
-    <w:lvl w:ilvl="0">
-      <w:start w:val="1"/>
-      <w:numFmt w:val="decimal"/>
-      <w:lvlText w:val="%1."/>
-      <w:lvlJc w:val="left"/>
-      <w:pPr>
-        <w:tabs>
-          <w:tab w:val="num" w:pos="720"/>
-        </w:tabs>
-        <w:ind w:left="720" w:hanging="720"/>
-      </w:pPr>
-    </w:lvl>
-    <w:lvl w:ilvl="1">
-      <w:start w:val="1"/>
-      <w:numFmt w:val="decimal"/>
-      <w:lvlText w:val="%2."/>
-      <w:lvlJc w:val="left"/>
-      <w:pPr>
-        <w:tabs>
-          <w:tab w:val="num" w:pos="1440"/>
-        </w:tabs>
-        <w:ind w:left="1440" w:hanging="720"/>
-      </w:pPr>
-    </w:lvl>
-    <w:lvl w:ilvl="2">
-      <w:start w:val="1"/>
-      <w:numFmt w:val="decimal"/>
-      <w:pStyle w:val="Style3"/>
-      <w:lvlText w:val="%3."/>
-      <w:lvlJc w:val="left"/>
-      <w:pPr>
-        <w:tabs>
-          <w:tab w:val="num" w:pos="2160"/>
-        </w:tabs>
-        <w:ind w:left="2160" w:hanging="720"/>
-      </w:pPr>
-    </w:lvl>
-    <w:lvl w:ilvl="3">
-      <w:start w:val="1"/>
-      <w:numFmt w:val="decimal"/>
-      <w:lvlText w:val="%4."/>
-      <w:lvlJc w:val="left"/>
-      <w:pPr>
-        <w:tabs>
-          <w:tab w:val="num" w:pos="2880"/>
-        </w:tabs>
-        <w:ind w:left="2880" w:hanging="720"/>
-      </w:pPr>
-    </w:lvl>
-    <w:lvl w:ilvl="4">
-      <w:start w:val="1"/>
-      <w:numFmt w:val="decimal"/>
-      <w:lvlText w:val="%5."/>
-      <w:lvlJc w:val="left"/>
-      <w:pPr>
-        <w:tabs>
-          <w:tab w:val="num" w:pos="3600"/>
-        </w:tabs>
-        <w:ind w:left="3600" w:hanging="720"/>
-      </w:pPr>
-    </w:lvl>
-    <w:lvl w:ilvl="5">
-      <w:start w:val="1"/>
-      <w:numFmt w:val="decimal"/>
-      <w:lvlText w:val="%6."/>
-      <w:lvlJc w:val="left"/>
-      <w:pPr>
-        <w:tabs>
-          <w:tab w:val="num" w:pos="4320"/>
-        </w:tabs>
-        <w:ind w:left="4320" w:hanging="720"/>
-      </w:pPr>
-    </w:lvl>
-    <w:lvl w:ilvl="6">
-      <w:start w:val="1"/>
-      <w:numFmt w:val="decimal"/>
-      <w:lvlText w:val="%7."/>
-      <w:lvlJc w:val="left"/>
-      <w:pPr>
-        <w:tabs>
-          <w:tab w:val="num" w:pos="5040"/>
-        </w:tabs>
-        <w:ind w:left="5040" w:hanging="720"/>
-      </w:pPr>
-    </w:lvl>
-    <w:lvl w:ilvl="7">
-      <w:start w:val="1"/>
-      <w:numFmt w:val="decimal"/>
-      <w:lvlText w:val="%8."/>
-      <w:lvlJc w:val="left"/>
-      <w:pPr>
-        <w:tabs>
-          <w:tab w:val="num" w:pos="5760"/>
-        </w:tabs>
-        <w:ind w:left="5760" w:hanging="720"/>
-      </w:pPr>
-    </w:lvl>
-    <w:lvl w:ilvl="8">
-      <w:start w:val="1"/>
-      <w:numFmt w:val="decimal"/>
-      <w:lvlText w:val="%9."/>
-      <w:lvlJc w:val="left"/>
-      <w:pPr>
-        <w:tabs>
-          <w:tab w:val="num" w:pos="6480"/>
-        </w:tabs>
-        <w:ind w:left="6480" w:hanging="720"/>
-      </w:pPr>
-    </w:lvl>
-  </w:abstractNum>
-  <w:abstractNum w:abstractNumId="2" w15:restartNumberingAfterBreak="0">
-    <w:nsid w:val="24883C9E"/>
-    <w:multiLevelType w:val="hybridMultilevel"/>
-    <w:tmpl w:val="4E5C84B2"/>
-    <w:lvl w:ilvl="0" w:tplc="E7867D66">
-      <w:start w:val="1"/>
-      <w:numFmt w:val="upperRoman"/>
-      <w:lvlText w:val="%1."/>
-      <w:lvlJc w:val="left"/>
-      <w:pPr>
-        <w:ind w:left="1080" w:hanging="720"/>
-      </w:pPr>
-      <w:rPr>
-        <w:rFonts w:hint="default"/>
-      </w:rPr>
-    </w:lvl>
-    <w:lvl w:ilvl="1" w:tplc="040C0019" w:tentative="1">
-      <w:start w:val="1"/>
-      <w:numFmt w:val="lowerLetter"/>
-      <w:lvlText w:val="%2."/>
-      <w:lvlJc w:val="left"/>
-      <w:pPr>
-        <w:ind w:left="1440" w:hanging="360"/>
-      </w:pPr>
-    </w:lvl>
-    <w:lvl w:ilvl="2" w:tplc="040C001B" w:tentative="1">
-      <w:start w:val="1"/>
-      <w:numFmt w:val="lowerRoman"/>
-      <w:lvlText w:val="%3."/>
-      <w:lvlJc w:val="right"/>
-      <w:pPr>
-        <w:ind w:left="2160" w:hanging="180"/>
-      </w:pPr>
-    </w:lvl>
-    <w:lvl w:ilvl="3" w:tplc="040C000F" w:tentative="1">
-      <w:start w:val="1"/>
-      <w:numFmt w:val="decimal"/>
-      <w:lvlText w:val="%4."/>
-      <w:lvlJc w:val="left"/>
-      <w:pPr>
-        <w:ind w:left="2880" w:hanging="360"/>
-      </w:pPr>
-    </w:lvl>
-    <w:lvl w:ilvl="4" w:tplc="040C0019" w:tentative="1">
-      <w:start w:val="1"/>
-      <w:numFmt w:val="lowerLetter"/>
-      <w:lvlText w:val="%5."/>
-      <w:lvlJc w:val="left"/>
-      <w:pPr>
-        <w:ind w:left="3600" w:hanging="360"/>
-      </w:pPr>
-    </w:lvl>
-    <w:lvl w:ilvl="5" w:tplc="040C001B" w:tentative="1">
-      <w:start w:val="1"/>
-      <w:numFmt w:val="lowerRoman"/>
-      <w:lvlText w:val="%6."/>
-      <w:lvlJc w:val="right"/>
-      <w:pPr>
-        <w:ind w:left="4320" w:hanging="180"/>
-      </w:pPr>
-    </w:lvl>
-    <w:lvl w:ilvl="6" w:tplc="040C000F" w:tentative="1">
-      <w:start w:val="1"/>
-      <w:numFmt w:val="decimal"/>
-      <w:lvlText w:val="%7."/>
-      <w:lvlJc w:val="left"/>
-      <w:pPr>
-        <w:ind w:left="5040" w:hanging="360"/>
-      </w:pPr>
-    </w:lvl>
-    <w:lvl w:ilvl="7" w:tplc="040C0019" w:tentative="1">
-      <w:start w:val="1"/>
-      <w:numFmt w:val="lowerLetter"/>
-      <w:lvlText w:val="%8."/>
-      <w:lvlJc w:val="left"/>
-      <w:pPr>
-        <w:ind w:left="5760" w:hanging="360"/>
-      </w:pPr>
-    </w:lvl>
-    <w:lvl w:ilvl="8" w:tplc="040C001B" w:tentative="1">
-      <w:start w:val="1"/>
-      <w:numFmt w:val="lowerRoman"/>
-      <w:lvlText w:val="%9."/>
-      <w:lvlJc w:val="right"/>
-      <w:pPr>
-        <w:ind w:left="6480" w:hanging="180"/>
-      </w:pPr>
-    </w:lvl>
-  </w:abstractNum>
-  <w:abstractNum w:abstractNumId="3" w15:restartNumberingAfterBreak="0">
-    <w:nsid w:val="2A414C28"/>
-    <w:multiLevelType w:val="multilevel"/>
-    <w:tmpl w:val="9B6627B0"/>
+    <w:tmpl w:val="081ECB4A"/>
     <w:lvl w:ilvl="0">
       <w:start w:val="1"/>
       <w:numFmt w:val="bullet"/>
@@ -16515,7 +17466,657 @@
       </w:rPr>
     </w:lvl>
   </w:abstractNum>
+  <w:abstractNum w:abstractNumId="2" w15:restartNumberingAfterBreak="0">
+    <w:nsid w:val="09CF0D22"/>
+    <w:multiLevelType w:val="multilevel"/>
+    <w:tmpl w:val="2A30CF80"/>
+    <w:lvl w:ilvl="0">
+      <w:start w:val="1"/>
+      <w:numFmt w:val="decimal"/>
+      <w:lvlText w:val="%1."/>
+      <w:lvlJc w:val="left"/>
+      <w:pPr>
+        <w:tabs>
+          <w:tab w:val="num" w:pos="720"/>
+        </w:tabs>
+        <w:ind w:left="720" w:hanging="720"/>
+      </w:pPr>
+    </w:lvl>
+    <w:lvl w:ilvl="1">
+      <w:start w:val="1"/>
+      <w:numFmt w:val="decimal"/>
+      <w:lvlText w:val="%2."/>
+      <w:lvlJc w:val="left"/>
+      <w:pPr>
+        <w:tabs>
+          <w:tab w:val="num" w:pos="1440"/>
+        </w:tabs>
+        <w:ind w:left="1440" w:hanging="720"/>
+      </w:pPr>
+    </w:lvl>
+    <w:lvl w:ilvl="2">
+      <w:start w:val="1"/>
+      <w:numFmt w:val="decimal"/>
+      <w:pStyle w:val="Style3"/>
+      <w:lvlText w:val="%3."/>
+      <w:lvlJc w:val="left"/>
+      <w:pPr>
+        <w:tabs>
+          <w:tab w:val="num" w:pos="2160"/>
+        </w:tabs>
+        <w:ind w:left="2160" w:hanging="720"/>
+      </w:pPr>
+    </w:lvl>
+    <w:lvl w:ilvl="3">
+      <w:start w:val="1"/>
+      <w:numFmt w:val="decimal"/>
+      <w:lvlText w:val="%4."/>
+      <w:lvlJc w:val="left"/>
+      <w:pPr>
+        <w:tabs>
+          <w:tab w:val="num" w:pos="2880"/>
+        </w:tabs>
+        <w:ind w:left="2880" w:hanging="720"/>
+      </w:pPr>
+    </w:lvl>
+    <w:lvl w:ilvl="4">
+      <w:start w:val="1"/>
+      <w:numFmt w:val="decimal"/>
+      <w:lvlText w:val="%5."/>
+      <w:lvlJc w:val="left"/>
+      <w:pPr>
+        <w:tabs>
+          <w:tab w:val="num" w:pos="3600"/>
+        </w:tabs>
+        <w:ind w:left="3600" w:hanging="720"/>
+      </w:pPr>
+    </w:lvl>
+    <w:lvl w:ilvl="5">
+      <w:start w:val="1"/>
+      <w:numFmt w:val="decimal"/>
+      <w:lvlText w:val="%6."/>
+      <w:lvlJc w:val="left"/>
+      <w:pPr>
+        <w:tabs>
+          <w:tab w:val="num" w:pos="4320"/>
+        </w:tabs>
+        <w:ind w:left="4320" w:hanging="720"/>
+      </w:pPr>
+    </w:lvl>
+    <w:lvl w:ilvl="6">
+      <w:start w:val="1"/>
+      <w:numFmt w:val="decimal"/>
+      <w:lvlText w:val="%7."/>
+      <w:lvlJc w:val="left"/>
+      <w:pPr>
+        <w:tabs>
+          <w:tab w:val="num" w:pos="5040"/>
+        </w:tabs>
+        <w:ind w:left="5040" w:hanging="720"/>
+      </w:pPr>
+    </w:lvl>
+    <w:lvl w:ilvl="7">
+      <w:start w:val="1"/>
+      <w:numFmt w:val="decimal"/>
+      <w:lvlText w:val="%8."/>
+      <w:lvlJc w:val="left"/>
+      <w:pPr>
+        <w:tabs>
+          <w:tab w:val="num" w:pos="5760"/>
+        </w:tabs>
+        <w:ind w:left="5760" w:hanging="720"/>
+      </w:pPr>
+    </w:lvl>
+    <w:lvl w:ilvl="8">
+      <w:start w:val="1"/>
+      <w:numFmt w:val="decimal"/>
+      <w:lvlText w:val="%9."/>
+      <w:lvlJc w:val="left"/>
+      <w:pPr>
+        <w:tabs>
+          <w:tab w:val="num" w:pos="6480"/>
+        </w:tabs>
+        <w:ind w:left="6480" w:hanging="720"/>
+      </w:pPr>
+    </w:lvl>
+  </w:abstractNum>
+  <w:abstractNum w:abstractNumId="3" w15:restartNumberingAfterBreak="0">
+    <w:nsid w:val="0A2D0C7F"/>
+    <w:multiLevelType w:val="multilevel"/>
+    <w:tmpl w:val="11240C02"/>
+    <w:lvl w:ilvl="0">
+      <w:start w:val="1"/>
+      <w:numFmt w:val="bullet"/>
+      <w:lvlText w:val=""/>
+      <w:lvlJc w:val="left"/>
+      <w:pPr>
+        <w:tabs>
+          <w:tab w:val="num" w:pos="720"/>
+        </w:tabs>
+        <w:ind w:left="720" w:hanging="360"/>
+      </w:pPr>
+      <w:rPr>
+        <w:rFonts w:ascii="Symbol" w:hAnsi="Symbol" w:hint="default"/>
+        <w:sz w:val="20"/>
+      </w:rPr>
+    </w:lvl>
+    <w:lvl w:ilvl="1" w:tentative="1">
+      <w:start w:val="1"/>
+      <w:numFmt w:val="bullet"/>
+      <w:lvlText w:val="o"/>
+      <w:lvlJc w:val="left"/>
+      <w:pPr>
+        <w:tabs>
+          <w:tab w:val="num" w:pos="1440"/>
+        </w:tabs>
+        <w:ind w:left="1440" w:hanging="360"/>
+      </w:pPr>
+      <w:rPr>
+        <w:rFonts w:ascii="Courier New" w:hAnsi="Courier New" w:hint="default"/>
+        <w:sz w:val="20"/>
+      </w:rPr>
+    </w:lvl>
+    <w:lvl w:ilvl="2" w:tentative="1">
+      <w:start w:val="1"/>
+      <w:numFmt w:val="bullet"/>
+      <w:lvlText w:val=""/>
+      <w:lvlJc w:val="left"/>
+      <w:pPr>
+        <w:tabs>
+          <w:tab w:val="num" w:pos="2160"/>
+        </w:tabs>
+        <w:ind w:left="2160" w:hanging="360"/>
+      </w:pPr>
+      <w:rPr>
+        <w:rFonts w:ascii="Wingdings" w:hAnsi="Wingdings" w:hint="default"/>
+        <w:sz w:val="20"/>
+      </w:rPr>
+    </w:lvl>
+    <w:lvl w:ilvl="3" w:tentative="1">
+      <w:start w:val="1"/>
+      <w:numFmt w:val="bullet"/>
+      <w:lvlText w:val=""/>
+      <w:lvlJc w:val="left"/>
+      <w:pPr>
+        <w:tabs>
+          <w:tab w:val="num" w:pos="2880"/>
+        </w:tabs>
+        <w:ind w:left="2880" w:hanging="360"/>
+      </w:pPr>
+      <w:rPr>
+        <w:rFonts w:ascii="Wingdings" w:hAnsi="Wingdings" w:hint="default"/>
+        <w:sz w:val="20"/>
+      </w:rPr>
+    </w:lvl>
+    <w:lvl w:ilvl="4" w:tentative="1">
+      <w:start w:val="1"/>
+      <w:numFmt w:val="bullet"/>
+      <w:lvlText w:val=""/>
+      <w:lvlJc w:val="left"/>
+      <w:pPr>
+        <w:tabs>
+          <w:tab w:val="num" w:pos="3600"/>
+        </w:tabs>
+        <w:ind w:left="3600" w:hanging="360"/>
+      </w:pPr>
+      <w:rPr>
+        <w:rFonts w:ascii="Wingdings" w:hAnsi="Wingdings" w:hint="default"/>
+        <w:sz w:val="20"/>
+      </w:rPr>
+    </w:lvl>
+    <w:lvl w:ilvl="5" w:tentative="1">
+      <w:start w:val="1"/>
+      <w:numFmt w:val="bullet"/>
+      <w:lvlText w:val=""/>
+      <w:lvlJc w:val="left"/>
+      <w:pPr>
+        <w:tabs>
+          <w:tab w:val="num" w:pos="4320"/>
+        </w:tabs>
+        <w:ind w:left="4320" w:hanging="360"/>
+      </w:pPr>
+      <w:rPr>
+        <w:rFonts w:ascii="Wingdings" w:hAnsi="Wingdings" w:hint="default"/>
+        <w:sz w:val="20"/>
+      </w:rPr>
+    </w:lvl>
+    <w:lvl w:ilvl="6" w:tentative="1">
+      <w:start w:val="1"/>
+      <w:numFmt w:val="bullet"/>
+      <w:lvlText w:val=""/>
+      <w:lvlJc w:val="left"/>
+      <w:pPr>
+        <w:tabs>
+          <w:tab w:val="num" w:pos="5040"/>
+        </w:tabs>
+        <w:ind w:left="5040" w:hanging="360"/>
+      </w:pPr>
+      <w:rPr>
+        <w:rFonts w:ascii="Wingdings" w:hAnsi="Wingdings" w:hint="default"/>
+        <w:sz w:val="20"/>
+      </w:rPr>
+    </w:lvl>
+    <w:lvl w:ilvl="7" w:tentative="1">
+      <w:start w:val="1"/>
+      <w:numFmt w:val="bullet"/>
+      <w:lvlText w:val=""/>
+      <w:lvlJc w:val="left"/>
+      <w:pPr>
+        <w:tabs>
+          <w:tab w:val="num" w:pos="5760"/>
+        </w:tabs>
+        <w:ind w:left="5760" w:hanging="360"/>
+      </w:pPr>
+      <w:rPr>
+        <w:rFonts w:ascii="Wingdings" w:hAnsi="Wingdings" w:hint="default"/>
+        <w:sz w:val="20"/>
+      </w:rPr>
+    </w:lvl>
+    <w:lvl w:ilvl="8" w:tentative="1">
+      <w:start w:val="1"/>
+      <w:numFmt w:val="bullet"/>
+      <w:lvlText w:val=""/>
+      <w:lvlJc w:val="left"/>
+      <w:pPr>
+        <w:tabs>
+          <w:tab w:val="num" w:pos="6480"/>
+        </w:tabs>
+        <w:ind w:left="6480" w:hanging="360"/>
+      </w:pPr>
+      <w:rPr>
+        <w:rFonts w:ascii="Wingdings" w:hAnsi="Wingdings" w:hint="default"/>
+        <w:sz w:val="20"/>
+      </w:rPr>
+    </w:lvl>
+  </w:abstractNum>
   <w:abstractNum w:abstractNumId="4" w15:restartNumberingAfterBreak="0">
+    <w:nsid w:val="1E3E63C6"/>
+    <w:multiLevelType w:val="multilevel"/>
+    <w:tmpl w:val="F7CAA2BE"/>
+    <w:lvl w:ilvl="0">
+      <w:start w:val="1"/>
+      <w:numFmt w:val="bullet"/>
+      <w:lvlText w:val=""/>
+      <w:lvlJc w:val="left"/>
+      <w:pPr>
+        <w:tabs>
+          <w:tab w:val="num" w:pos="720"/>
+        </w:tabs>
+        <w:ind w:left="720" w:hanging="360"/>
+      </w:pPr>
+      <w:rPr>
+        <w:rFonts w:ascii="Symbol" w:hAnsi="Symbol" w:hint="default"/>
+        <w:sz w:val="20"/>
+      </w:rPr>
+    </w:lvl>
+    <w:lvl w:ilvl="1" w:tentative="1">
+      <w:start w:val="1"/>
+      <w:numFmt w:val="bullet"/>
+      <w:lvlText w:val="o"/>
+      <w:lvlJc w:val="left"/>
+      <w:pPr>
+        <w:tabs>
+          <w:tab w:val="num" w:pos="1440"/>
+        </w:tabs>
+        <w:ind w:left="1440" w:hanging="360"/>
+      </w:pPr>
+      <w:rPr>
+        <w:rFonts w:ascii="Courier New" w:hAnsi="Courier New" w:hint="default"/>
+        <w:sz w:val="20"/>
+      </w:rPr>
+    </w:lvl>
+    <w:lvl w:ilvl="2" w:tentative="1">
+      <w:start w:val="1"/>
+      <w:numFmt w:val="bullet"/>
+      <w:lvlText w:val=""/>
+      <w:lvlJc w:val="left"/>
+      <w:pPr>
+        <w:tabs>
+          <w:tab w:val="num" w:pos="2160"/>
+        </w:tabs>
+        <w:ind w:left="2160" w:hanging="360"/>
+      </w:pPr>
+      <w:rPr>
+        <w:rFonts w:ascii="Wingdings" w:hAnsi="Wingdings" w:hint="default"/>
+        <w:sz w:val="20"/>
+      </w:rPr>
+    </w:lvl>
+    <w:lvl w:ilvl="3" w:tentative="1">
+      <w:start w:val="1"/>
+      <w:numFmt w:val="bullet"/>
+      <w:lvlText w:val=""/>
+      <w:lvlJc w:val="left"/>
+      <w:pPr>
+        <w:tabs>
+          <w:tab w:val="num" w:pos="2880"/>
+        </w:tabs>
+        <w:ind w:left="2880" w:hanging="360"/>
+      </w:pPr>
+      <w:rPr>
+        <w:rFonts w:ascii="Wingdings" w:hAnsi="Wingdings" w:hint="default"/>
+        <w:sz w:val="20"/>
+      </w:rPr>
+    </w:lvl>
+    <w:lvl w:ilvl="4" w:tentative="1">
+      <w:start w:val="1"/>
+      <w:numFmt w:val="bullet"/>
+      <w:lvlText w:val=""/>
+      <w:lvlJc w:val="left"/>
+      <w:pPr>
+        <w:tabs>
+          <w:tab w:val="num" w:pos="3600"/>
+        </w:tabs>
+        <w:ind w:left="3600" w:hanging="360"/>
+      </w:pPr>
+      <w:rPr>
+        <w:rFonts w:ascii="Wingdings" w:hAnsi="Wingdings" w:hint="default"/>
+        <w:sz w:val="20"/>
+      </w:rPr>
+    </w:lvl>
+    <w:lvl w:ilvl="5" w:tentative="1">
+      <w:start w:val="1"/>
+      <w:numFmt w:val="bullet"/>
+      <w:lvlText w:val=""/>
+      <w:lvlJc w:val="left"/>
+      <w:pPr>
+        <w:tabs>
+          <w:tab w:val="num" w:pos="4320"/>
+        </w:tabs>
+        <w:ind w:left="4320" w:hanging="360"/>
+      </w:pPr>
+      <w:rPr>
+        <w:rFonts w:ascii="Wingdings" w:hAnsi="Wingdings" w:hint="default"/>
+        <w:sz w:val="20"/>
+      </w:rPr>
+    </w:lvl>
+    <w:lvl w:ilvl="6" w:tentative="1">
+      <w:start w:val="1"/>
+      <w:numFmt w:val="bullet"/>
+      <w:lvlText w:val=""/>
+      <w:lvlJc w:val="left"/>
+      <w:pPr>
+        <w:tabs>
+          <w:tab w:val="num" w:pos="5040"/>
+        </w:tabs>
+        <w:ind w:left="5040" w:hanging="360"/>
+      </w:pPr>
+      <w:rPr>
+        <w:rFonts w:ascii="Wingdings" w:hAnsi="Wingdings" w:hint="default"/>
+        <w:sz w:val="20"/>
+      </w:rPr>
+    </w:lvl>
+    <w:lvl w:ilvl="7" w:tentative="1">
+      <w:start w:val="1"/>
+      <w:numFmt w:val="bullet"/>
+      <w:lvlText w:val=""/>
+      <w:lvlJc w:val="left"/>
+      <w:pPr>
+        <w:tabs>
+          <w:tab w:val="num" w:pos="5760"/>
+        </w:tabs>
+        <w:ind w:left="5760" w:hanging="360"/>
+      </w:pPr>
+      <w:rPr>
+        <w:rFonts w:ascii="Wingdings" w:hAnsi="Wingdings" w:hint="default"/>
+        <w:sz w:val="20"/>
+      </w:rPr>
+    </w:lvl>
+    <w:lvl w:ilvl="8" w:tentative="1">
+      <w:start w:val="1"/>
+      <w:numFmt w:val="bullet"/>
+      <w:lvlText w:val=""/>
+      <w:lvlJc w:val="left"/>
+      <w:pPr>
+        <w:tabs>
+          <w:tab w:val="num" w:pos="6480"/>
+        </w:tabs>
+        <w:ind w:left="6480" w:hanging="360"/>
+      </w:pPr>
+      <w:rPr>
+        <w:rFonts w:ascii="Wingdings" w:hAnsi="Wingdings" w:hint="default"/>
+        <w:sz w:val="20"/>
+      </w:rPr>
+    </w:lvl>
+  </w:abstractNum>
+  <w:abstractNum w:abstractNumId="5" w15:restartNumberingAfterBreak="0">
+    <w:nsid w:val="24883C9E"/>
+    <w:multiLevelType w:val="hybridMultilevel"/>
+    <w:tmpl w:val="4E5C84B2"/>
+    <w:lvl w:ilvl="0" w:tplc="E7867D66">
+      <w:start w:val="1"/>
+      <w:numFmt w:val="upperRoman"/>
+      <w:lvlText w:val="%1."/>
+      <w:lvlJc w:val="left"/>
+      <w:pPr>
+        <w:ind w:left="1080" w:hanging="720"/>
+      </w:pPr>
+      <w:rPr>
+        <w:rFonts w:hint="default"/>
+      </w:rPr>
+    </w:lvl>
+    <w:lvl w:ilvl="1" w:tplc="040C0019" w:tentative="1">
+      <w:start w:val="1"/>
+      <w:numFmt w:val="lowerLetter"/>
+      <w:lvlText w:val="%2."/>
+      <w:lvlJc w:val="left"/>
+      <w:pPr>
+        <w:ind w:left="1440" w:hanging="360"/>
+      </w:pPr>
+    </w:lvl>
+    <w:lvl w:ilvl="2" w:tplc="040C001B" w:tentative="1">
+      <w:start w:val="1"/>
+      <w:numFmt w:val="lowerRoman"/>
+      <w:lvlText w:val="%3."/>
+      <w:lvlJc w:val="right"/>
+      <w:pPr>
+        <w:ind w:left="2160" w:hanging="180"/>
+      </w:pPr>
+    </w:lvl>
+    <w:lvl w:ilvl="3" w:tplc="040C000F" w:tentative="1">
+      <w:start w:val="1"/>
+      <w:numFmt w:val="decimal"/>
+      <w:lvlText w:val="%4."/>
+      <w:lvlJc w:val="left"/>
+      <w:pPr>
+        <w:ind w:left="2880" w:hanging="360"/>
+      </w:pPr>
+    </w:lvl>
+    <w:lvl w:ilvl="4" w:tplc="040C0019" w:tentative="1">
+      <w:start w:val="1"/>
+      <w:numFmt w:val="lowerLetter"/>
+      <w:lvlText w:val="%5."/>
+      <w:lvlJc w:val="left"/>
+      <w:pPr>
+        <w:ind w:left="3600" w:hanging="360"/>
+      </w:pPr>
+    </w:lvl>
+    <w:lvl w:ilvl="5" w:tplc="040C001B" w:tentative="1">
+      <w:start w:val="1"/>
+      <w:numFmt w:val="lowerRoman"/>
+      <w:lvlText w:val="%6."/>
+      <w:lvlJc w:val="right"/>
+      <w:pPr>
+        <w:ind w:left="4320" w:hanging="180"/>
+      </w:pPr>
+    </w:lvl>
+    <w:lvl w:ilvl="6" w:tplc="040C000F" w:tentative="1">
+      <w:start w:val="1"/>
+      <w:numFmt w:val="decimal"/>
+      <w:lvlText w:val="%7."/>
+      <w:lvlJc w:val="left"/>
+      <w:pPr>
+        <w:ind w:left="5040" w:hanging="360"/>
+      </w:pPr>
+    </w:lvl>
+    <w:lvl w:ilvl="7" w:tplc="040C0019" w:tentative="1">
+      <w:start w:val="1"/>
+      <w:numFmt w:val="lowerLetter"/>
+      <w:lvlText w:val="%8."/>
+      <w:lvlJc w:val="left"/>
+      <w:pPr>
+        <w:ind w:left="5760" w:hanging="360"/>
+      </w:pPr>
+    </w:lvl>
+    <w:lvl w:ilvl="8" w:tplc="040C001B" w:tentative="1">
+      <w:start w:val="1"/>
+      <w:numFmt w:val="lowerRoman"/>
+      <w:lvlText w:val="%9."/>
+      <w:lvlJc w:val="right"/>
+      <w:pPr>
+        <w:ind w:left="6480" w:hanging="180"/>
+      </w:pPr>
+    </w:lvl>
+  </w:abstractNum>
+  <w:abstractNum w:abstractNumId="6" w15:restartNumberingAfterBreak="0">
+    <w:nsid w:val="2A414C28"/>
+    <w:multiLevelType w:val="multilevel"/>
+    <w:tmpl w:val="9B6627B0"/>
+    <w:lvl w:ilvl="0">
+      <w:start w:val="1"/>
+      <w:numFmt w:val="bullet"/>
+      <w:lvlText w:val=""/>
+      <w:lvlJc w:val="left"/>
+      <w:pPr>
+        <w:tabs>
+          <w:tab w:val="num" w:pos="720"/>
+        </w:tabs>
+        <w:ind w:left="720" w:hanging="360"/>
+      </w:pPr>
+      <w:rPr>
+        <w:rFonts w:ascii="Symbol" w:hAnsi="Symbol" w:hint="default"/>
+        <w:sz w:val="20"/>
+      </w:rPr>
+    </w:lvl>
+    <w:lvl w:ilvl="1" w:tentative="1">
+      <w:start w:val="1"/>
+      <w:numFmt w:val="bullet"/>
+      <w:lvlText w:val="o"/>
+      <w:lvlJc w:val="left"/>
+      <w:pPr>
+        <w:tabs>
+          <w:tab w:val="num" w:pos="1440"/>
+        </w:tabs>
+        <w:ind w:left="1440" w:hanging="360"/>
+      </w:pPr>
+      <w:rPr>
+        <w:rFonts w:ascii="Courier New" w:hAnsi="Courier New" w:hint="default"/>
+        <w:sz w:val="20"/>
+      </w:rPr>
+    </w:lvl>
+    <w:lvl w:ilvl="2" w:tentative="1">
+      <w:start w:val="1"/>
+      <w:numFmt w:val="bullet"/>
+      <w:lvlText w:val=""/>
+      <w:lvlJc w:val="left"/>
+      <w:pPr>
+        <w:tabs>
+          <w:tab w:val="num" w:pos="2160"/>
+        </w:tabs>
+        <w:ind w:left="2160" w:hanging="360"/>
+      </w:pPr>
+      <w:rPr>
+        <w:rFonts w:ascii="Wingdings" w:hAnsi="Wingdings" w:hint="default"/>
+        <w:sz w:val="20"/>
+      </w:rPr>
+    </w:lvl>
+    <w:lvl w:ilvl="3" w:tentative="1">
+      <w:start w:val="1"/>
+      <w:numFmt w:val="bullet"/>
+      <w:lvlText w:val=""/>
+      <w:lvlJc w:val="left"/>
+      <w:pPr>
+        <w:tabs>
+          <w:tab w:val="num" w:pos="2880"/>
+        </w:tabs>
+        <w:ind w:left="2880" w:hanging="360"/>
+      </w:pPr>
+      <w:rPr>
+        <w:rFonts w:ascii="Wingdings" w:hAnsi="Wingdings" w:hint="default"/>
+        <w:sz w:val="20"/>
+      </w:rPr>
+    </w:lvl>
+    <w:lvl w:ilvl="4" w:tentative="1">
+      <w:start w:val="1"/>
+      <w:numFmt w:val="bullet"/>
+      <w:lvlText w:val=""/>
+      <w:lvlJc w:val="left"/>
+      <w:pPr>
+        <w:tabs>
+          <w:tab w:val="num" w:pos="3600"/>
+        </w:tabs>
+        <w:ind w:left="3600" w:hanging="360"/>
+      </w:pPr>
+      <w:rPr>
+        <w:rFonts w:ascii="Wingdings" w:hAnsi="Wingdings" w:hint="default"/>
+        <w:sz w:val="20"/>
+      </w:rPr>
+    </w:lvl>
+    <w:lvl w:ilvl="5" w:tentative="1">
+      <w:start w:val="1"/>
+      <w:numFmt w:val="bullet"/>
+      <w:lvlText w:val=""/>
+      <w:lvlJc w:val="left"/>
+      <w:pPr>
+        <w:tabs>
+          <w:tab w:val="num" w:pos="4320"/>
+        </w:tabs>
+        <w:ind w:left="4320" w:hanging="360"/>
+      </w:pPr>
+      <w:rPr>
+        <w:rFonts w:ascii="Wingdings" w:hAnsi="Wingdings" w:hint="default"/>
+        <w:sz w:val="20"/>
+      </w:rPr>
+    </w:lvl>
+    <w:lvl w:ilvl="6" w:tentative="1">
+      <w:start w:val="1"/>
+      <w:numFmt w:val="bullet"/>
+      <w:lvlText w:val=""/>
+      <w:lvlJc w:val="left"/>
+      <w:pPr>
+        <w:tabs>
+          <w:tab w:val="num" w:pos="5040"/>
+        </w:tabs>
+        <w:ind w:left="5040" w:hanging="360"/>
+      </w:pPr>
+      <w:rPr>
+        <w:rFonts w:ascii="Wingdings" w:hAnsi="Wingdings" w:hint="default"/>
+        <w:sz w:val="20"/>
+      </w:rPr>
+    </w:lvl>
+    <w:lvl w:ilvl="7" w:tentative="1">
+      <w:start w:val="1"/>
+      <w:numFmt w:val="bullet"/>
+      <w:lvlText w:val=""/>
+      <w:lvlJc w:val="left"/>
+      <w:pPr>
+        <w:tabs>
+          <w:tab w:val="num" w:pos="5760"/>
+        </w:tabs>
+        <w:ind w:left="5760" w:hanging="360"/>
+      </w:pPr>
+      <w:rPr>
+        <w:rFonts w:ascii="Wingdings" w:hAnsi="Wingdings" w:hint="default"/>
+        <w:sz w:val="20"/>
+      </w:rPr>
+    </w:lvl>
+    <w:lvl w:ilvl="8" w:tentative="1">
+      <w:start w:val="1"/>
+      <w:numFmt w:val="bullet"/>
+      <w:lvlText w:val=""/>
+      <w:lvlJc w:val="left"/>
+      <w:pPr>
+        <w:tabs>
+          <w:tab w:val="num" w:pos="6480"/>
+        </w:tabs>
+        <w:ind w:left="6480" w:hanging="360"/>
+      </w:pPr>
+      <w:rPr>
+        <w:rFonts w:ascii="Wingdings" w:hAnsi="Wingdings" w:hint="default"/>
+        <w:sz w:val="20"/>
+      </w:rPr>
+    </w:lvl>
+  </w:abstractNum>
+  <w:abstractNum w:abstractNumId="7" w15:restartNumberingAfterBreak="0">
     <w:nsid w:val="2D723CA5"/>
     <w:multiLevelType w:val="multilevel"/>
     <w:tmpl w:val="D918213C"/>
@@ -16637,7 +18238,7 @@
       </w:rPr>
     </w:lvl>
   </w:abstractNum>
-  <w:abstractNum w:abstractNumId="5" w15:restartNumberingAfterBreak="0">
+  <w:abstractNum w:abstractNumId="8" w15:restartNumberingAfterBreak="0">
     <w:nsid w:val="46A607E6"/>
     <w:multiLevelType w:val="hybridMultilevel"/>
     <w:tmpl w:val="135059C2"/>
@@ -16727,7 +18328,7 @@
       </w:pPr>
     </w:lvl>
   </w:abstractNum>
-  <w:abstractNum w:abstractNumId="6" w15:restartNumberingAfterBreak="0">
+  <w:abstractNum w:abstractNumId="9" w15:restartNumberingAfterBreak="0">
     <w:nsid w:val="60893A48"/>
     <w:multiLevelType w:val="multilevel"/>
     <w:tmpl w:val="5C942294"/>
@@ -16840,10 +18441,10 @@
       </w:pPr>
     </w:lvl>
   </w:abstractNum>
-  <w:abstractNum w:abstractNumId="7" w15:restartNumberingAfterBreak="0">
-    <w:nsid w:val="79C13CBB"/>
+  <w:abstractNum w:abstractNumId="10" w15:restartNumberingAfterBreak="0">
+    <w:nsid w:val="78C322A2"/>
     <w:multiLevelType w:val="multilevel"/>
-    <w:tmpl w:val="2CBA604A"/>
+    <w:tmpl w:val="B81455C0"/>
     <w:lvl w:ilvl="0">
       <w:start w:val="1"/>
       <w:numFmt w:val="bullet"/>
@@ -16989,10 +18590,10 @@
       </w:rPr>
     </w:lvl>
   </w:abstractNum>
-  <w:abstractNum w:abstractNumId="8" w15:restartNumberingAfterBreak="0">
-    <w:nsid w:val="7CB03DF9"/>
+  <w:abstractNum w:abstractNumId="11" w15:restartNumberingAfterBreak="0">
+    <w:nsid w:val="79C13CBB"/>
     <w:multiLevelType w:val="multilevel"/>
-    <w:tmpl w:val="72386C7E"/>
+    <w:tmpl w:val="2CBA604A"/>
     <w:lvl w:ilvl="0">
       <w:start w:val="1"/>
       <w:numFmt w:val="bullet"/>
@@ -17138,7 +18739,156 @@
       </w:rPr>
     </w:lvl>
   </w:abstractNum>
-  <w:abstractNum w:abstractNumId="9" w15:restartNumberingAfterBreak="0">
+  <w:abstractNum w:abstractNumId="12" w15:restartNumberingAfterBreak="0">
+    <w:nsid w:val="7CB03DF9"/>
+    <w:multiLevelType w:val="multilevel"/>
+    <w:tmpl w:val="72386C7E"/>
+    <w:lvl w:ilvl="0">
+      <w:start w:val="1"/>
+      <w:numFmt w:val="bullet"/>
+      <w:lvlText w:val=""/>
+      <w:lvlJc w:val="left"/>
+      <w:pPr>
+        <w:tabs>
+          <w:tab w:val="num" w:pos="720"/>
+        </w:tabs>
+        <w:ind w:left="720" w:hanging="360"/>
+      </w:pPr>
+      <w:rPr>
+        <w:rFonts w:ascii="Symbol" w:hAnsi="Symbol" w:hint="default"/>
+        <w:sz w:val="20"/>
+      </w:rPr>
+    </w:lvl>
+    <w:lvl w:ilvl="1" w:tentative="1">
+      <w:start w:val="1"/>
+      <w:numFmt w:val="bullet"/>
+      <w:lvlText w:val="o"/>
+      <w:lvlJc w:val="left"/>
+      <w:pPr>
+        <w:tabs>
+          <w:tab w:val="num" w:pos="1440"/>
+        </w:tabs>
+        <w:ind w:left="1440" w:hanging="360"/>
+      </w:pPr>
+      <w:rPr>
+        <w:rFonts w:ascii="Courier New" w:hAnsi="Courier New" w:hint="default"/>
+        <w:sz w:val="20"/>
+      </w:rPr>
+    </w:lvl>
+    <w:lvl w:ilvl="2" w:tentative="1">
+      <w:start w:val="1"/>
+      <w:numFmt w:val="bullet"/>
+      <w:lvlText w:val=""/>
+      <w:lvlJc w:val="left"/>
+      <w:pPr>
+        <w:tabs>
+          <w:tab w:val="num" w:pos="2160"/>
+        </w:tabs>
+        <w:ind w:left="2160" w:hanging="360"/>
+      </w:pPr>
+      <w:rPr>
+        <w:rFonts w:ascii="Wingdings" w:hAnsi="Wingdings" w:hint="default"/>
+        <w:sz w:val="20"/>
+      </w:rPr>
+    </w:lvl>
+    <w:lvl w:ilvl="3" w:tentative="1">
+      <w:start w:val="1"/>
+      <w:numFmt w:val="bullet"/>
+      <w:lvlText w:val=""/>
+      <w:lvlJc w:val="left"/>
+      <w:pPr>
+        <w:tabs>
+          <w:tab w:val="num" w:pos="2880"/>
+        </w:tabs>
+        <w:ind w:left="2880" w:hanging="360"/>
+      </w:pPr>
+      <w:rPr>
+        <w:rFonts w:ascii="Wingdings" w:hAnsi="Wingdings" w:hint="default"/>
+        <w:sz w:val="20"/>
+      </w:rPr>
+    </w:lvl>
+    <w:lvl w:ilvl="4" w:tentative="1">
+      <w:start w:val="1"/>
+      <w:numFmt w:val="bullet"/>
+      <w:lvlText w:val=""/>
+      <w:lvlJc w:val="left"/>
+      <w:pPr>
+        <w:tabs>
+          <w:tab w:val="num" w:pos="3600"/>
+        </w:tabs>
+        <w:ind w:left="3600" w:hanging="360"/>
+      </w:pPr>
+      <w:rPr>
+        <w:rFonts w:ascii="Wingdings" w:hAnsi="Wingdings" w:hint="default"/>
+        <w:sz w:val="20"/>
+      </w:rPr>
+    </w:lvl>
+    <w:lvl w:ilvl="5" w:tentative="1">
+      <w:start w:val="1"/>
+      <w:numFmt w:val="bullet"/>
+      <w:lvlText w:val=""/>
+      <w:lvlJc w:val="left"/>
+      <w:pPr>
+        <w:tabs>
+          <w:tab w:val="num" w:pos="4320"/>
+        </w:tabs>
+        <w:ind w:left="4320" w:hanging="360"/>
+      </w:pPr>
+      <w:rPr>
+        <w:rFonts w:ascii="Wingdings" w:hAnsi="Wingdings" w:hint="default"/>
+        <w:sz w:val="20"/>
+      </w:rPr>
+    </w:lvl>
+    <w:lvl w:ilvl="6" w:tentative="1">
+      <w:start w:val="1"/>
+      <w:numFmt w:val="bullet"/>
+      <w:lvlText w:val=""/>
+      <w:lvlJc w:val="left"/>
+      <w:pPr>
+        <w:tabs>
+          <w:tab w:val="num" w:pos="5040"/>
+        </w:tabs>
+        <w:ind w:left="5040" w:hanging="360"/>
+      </w:pPr>
+      <w:rPr>
+        <w:rFonts w:ascii="Wingdings" w:hAnsi="Wingdings" w:hint="default"/>
+        <w:sz w:val="20"/>
+      </w:rPr>
+    </w:lvl>
+    <w:lvl w:ilvl="7" w:tentative="1">
+      <w:start w:val="1"/>
+      <w:numFmt w:val="bullet"/>
+      <w:lvlText w:val=""/>
+      <w:lvlJc w:val="left"/>
+      <w:pPr>
+        <w:tabs>
+          <w:tab w:val="num" w:pos="5760"/>
+        </w:tabs>
+        <w:ind w:left="5760" w:hanging="360"/>
+      </w:pPr>
+      <w:rPr>
+        <w:rFonts w:ascii="Wingdings" w:hAnsi="Wingdings" w:hint="default"/>
+        <w:sz w:val="20"/>
+      </w:rPr>
+    </w:lvl>
+    <w:lvl w:ilvl="8" w:tentative="1">
+      <w:start w:val="1"/>
+      <w:numFmt w:val="bullet"/>
+      <w:lvlText w:val=""/>
+      <w:lvlJc w:val="left"/>
+      <w:pPr>
+        <w:tabs>
+          <w:tab w:val="num" w:pos="6480"/>
+        </w:tabs>
+        <w:ind w:left="6480" w:hanging="360"/>
+      </w:pPr>
+      <w:rPr>
+        <w:rFonts w:ascii="Wingdings" w:hAnsi="Wingdings" w:hint="default"/>
+        <w:sz w:val="20"/>
+      </w:rPr>
+    </w:lvl>
+  </w:abstractNum>
+  <w:abstractNum w:abstractNumId="13" w15:restartNumberingAfterBreak="0">
     <w:nsid w:val="7DC300AF"/>
     <w:multiLevelType w:val="multilevel"/>
     <w:tmpl w:val="BF605950"/>
@@ -17294,22 +19044,22 @@
     <w:abstractNumId w:val="0"/>
   </w:num>
   <w:num w:numId="3" w16cid:durableId="179272190">
-    <w:abstractNumId w:val="5"/>
+    <w:abstractNumId w:val="8"/>
   </w:num>
   <w:num w:numId="4" w16cid:durableId="1726951559">
     <w:abstractNumId w:val="0"/>
   </w:num>
   <w:num w:numId="5" w16cid:durableId="222564225">
-    <w:abstractNumId w:val="5"/>
+    <w:abstractNumId w:val="8"/>
   </w:num>
   <w:num w:numId="6" w16cid:durableId="1607932179">
-    <w:abstractNumId w:val="5"/>
+    <w:abstractNumId w:val="8"/>
   </w:num>
   <w:num w:numId="7" w16cid:durableId="1342976328">
     <w:abstractNumId w:val="0"/>
   </w:num>
   <w:num w:numId="8" w16cid:durableId="1238787394">
-    <w:abstractNumId w:val="5"/>
+    <w:abstractNumId w:val="8"/>
   </w:num>
   <w:num w:numId="9" w16cid:durableId="42946975">
     <w:abstractNumId w:val="0"/>
@@ -17318,13 +19068,13 @@
     <w:abstractNumId w:val="0"/>
   </w:num>
   <w:num w:numId="11" w16cid:durableId="1925989633">
-    <w:abstractNumId w:val="1"/>
+    <w:abstractNumId w:val="2"/>
   </w:num>
   <w:num w:numId="12" w16cid:durableId="1641106551">
-    <w:abstractNumId w:val="2"/>
+    <w:abstractNumId w:val="5"/>
   </w:num>
   <w:num w:numId="13" w16cid:durableId="667098620">
-    <w:abstractNumId w:val="6"/>
+    <w:abstractNumId w:val="9"/>
     <w:lvlOverride w:ilvl="0">
       <w:lvl w:ilvl="0">
         <w:numFmt w:val="decimal"/>
@@ -17334,19 +19084,31 @@
     </w:lvlOverride>
   </w:num>
   <w:num w:numId="14" w16cid:durableId="823549384">
+    <w:abstractNumId w:val="7"/>
+  </w:num>
+  <w:num w:numId="15" w16cid:durableId="1621296706">
+    <w:abstractNumId w:val="13"/>
+  </w:num>
+  <w:num w:numId="16" w16cid:durableId="69473505">
+    <w:abstractNumId w:val="6"/>
+  </w:num>
+  <w:num w:numId="17" w16cid:durableId="1101879510">
+    <w:abstractNumId w:val="11"/>
+  </w:num>
+  <w:num w:numId="18" w16cid:durableId="1151560571">
+    <w:abstractNumId w:val="12"/>
+  </w:num>
+  <w:num w:numId="19" w16cid:durableId="2052270099">
     <w:abstractNumId w:val="4"/>
   </w:num>
-  <w:num w:numId="15" w16cid:durableId="1621296706">
-    <w:abstractNumId w:val="9"/>
-  </w:num>
-  <w:num w:numId="16" w16cid:durableId="69473505">
+  <w:num w:numId="20" w16cid:durableId="201983089">
     <w:abstractNumId w:val="3"/>
   </w:num>
-  <w:num w:numId="17" w16cid:durableId="1101879510">
-    <w:abstractNumId w:val="7"/>
+  <w:num w:numId="21" w16cid:durableId="843974525">
+    <w:abstractNumId w:val="1"/>
   </w:num>
-  <w:num w:numId="18" w16cid:durableId="1151560571">
-    <w:abstractNumId w:val="8"/>
+  <w:num w:numId="22" w16cid:durableId="490949750">
+    <w:abstractNumId w:val="10"/>
   </w:num>
 </w:numbering>
 </file>
@@ -17796,7 +19558,7 @@
     <w:uiPriority w:val="9"/>
     <w:unhideWhenUsed/>
     <w:qFormat/>
-    <w:rsid w:val="00CE54E1"/>
+    <w:rsid w:val="007B21E7"/>
     <w:pPr>
       <w:keepNext/>
       <w:keepLines/>
@@ -17844,7 +19606,7 @@
     <w:uiPriority w:val="9"/>
     <w:unhideWhenUsed/>
     <w:qFormat/>
-    <w:rsid w:val="00685639"/>
+    <w:rsid w:val="007B21E7"/>
     <w:pPr>
       <w:keepNext/>
       <w:keepLines/>
@@ -17857,6 +19619,7 @@
       <w:i/>
       <w:iCs/>
       <w:sz w:val="28"/>
+      <w:lang w:val="en-US"/>
     </w:rPr>
   </w:style>
   <w:style w:type="paragraph" w:styleId="Heading5">
@@ -17949,7 +19712,7 @@
     <w:basedOn w:val="DefaultParagraphFont"/>
     <w:link w:val="Heading2"/>
     <w:uiPriority w:val="9"/>
-    <w:rsid w:val="00CE54E1"/>
+    <w:rsid w:val="007B21E7"/>
     <w:rPr>
       <w:rFonts w:ascii="Neutra Text" w:eastAsiaTheme="majorEastAsia" w:hAnsi="Neutra Text" w:cstheme="majorBidi"/>
       <w:smallCaps/>
@@ -18431,13 +20194,14 @@
     <w:basedOn w:val="DefaultParagraphFont"/>
     <w:link w:val="Heading4"/>
     <w:uiPriority w:val="9"/>
-    <w:rsid w:val="00685639"/>
+    <w:rsid w:val="007B21E7"/>
     <w:rPr>
       <w:rFonts w:ascii="Neutra Text" w:eastAsiaTheme="majorEastAsia" w:hAnsi="Neutra Text" w:cstheme="majorBidi"/>
       <w:b/>
       <w:i/>
       <w:iCs/>
       <w:sz w:val="28"/>
+      <w:lang w:val="en-US"/>
     </w:rPr>
   </w:style>
   <w:style w:type="character" w:customStyle="1" w:styleId="Style4Car">
@@ -18721,6 +20485,32 @@
       <w:color w:val="44546A" w:themeColor="text2"/>
       <w:sz w:val="18"/>
       <w:szCs w:val="18"/>
+    </w:rPr>
+  </w:style>
+  <w:style w:type="paragraph" w:customStyle="1" w:styleId="font-claude-response-body">
+    <w:name w:val="font-claude-response-body"/>
+    <w:basedOn w:val="Normal"/>
+    <w:rsid w:val="007B21E7"/>
+    <w:pPr>
+      <w:spacing w:before="100" w:beforeAutospacing="1" w:after="100" w:afterAutospacing="1" w:line="240" w:lineRule="auto"/>
+      <w:jc w:val="left"/>
+    </w:pPr>
+    <w:rPr>
+      <w:rFonts w:ascii="Times New Roman" w:eastAsia="Times New Roman" w:hAnsi="Times New Roman" w:cs="Times New Roman"/>
+      <w:sz w:val="24"/>
+      <w:szCs w:val="24"/>
+      <w:lang w:val="en-FR" w:eastAsia="en-GB"/>
+    </w:rPr>
+  </w:style>
+  <w:style w:type="character" w:styleId="Strong">
+    <w:name w:val="Strong"/>
+    <w:basedOn w:val="DefaultParagraphFont"/>
+    <w:uiPriority w:val="22"/>
+    <w:qFormat/>
+    <w:rsid w:val="007B21E7"/>
+    <w:rPr>
+      <w:b/>
+      <w:bCs/>
     </w:rPr>
   </w:style>
 </w:styles>

--- a/my_report/Thesis_Report_English.docx
+++ b/my_report/Thesis_Report_English.docx
@@ -174,7 +174,7 @@
                                     <pic:cNvPicPr/>
                                   </pic:nvPicPr>
                                   <pic:blipFill>
-                                    <a:blip r:embed="rId8">
+                                    <a:blip r:embed="rId9">
                                       <a:extLst>
                                         <a:ext uri="{28A0092B-C50C-407E-A947-70E740481C1C}">
                                           <a14:useLocalDpi xmlns:a14="http://schemas.microsoft.com/office/drawing/2010/main" val="0"/>
@@ -238,7 +238,7 @@
                     <pic:cNvPicPr/>
                   </pic:nvPicPr>
                   <pic:blipFill>
-                    <a:blip r:embed="rId9" cstate="print">
+                    <a:blip r:embed="rId10" cstate="print">
                       <a:extLst>
                         <a:ext uri="{28A0092B-C50C-407E-A947-70E740481C1C}">
                           <a14:useLocalDpi xmlns:a14="http://schemas.microsoft.com/office/drawing/2010/main" val="0"/>
@@ -616,7 +616,7 @@
           <w:b/>
         </w:rPr>
         <w:sectPr>
-          <w:headerReference w:type="default" r:id="rId10"/>
+          <w:headerReference w:type="default" r:id="rId11"/>
           <w:pgSz w:w="11906" w:h="16838"/>
           <w:pgMar w:top="1417" w:right="1417" w:bottom="1417" w:left="1417" w:header="708" w:footer="708" w:gutter="0"/>
           <w:cols w:space="708"/>
@@ -12815,7 +12815,7 @@
                     </pic:cNvPicPr>
                   </pic:nvPicPr>
                   <pic:blipFill>
-                    <a:blip r:embed="rId11" cstate="print">
+                    <a:blip r:embed="rId12" cstate="print">
                       <a:extLst>
                         <a:ext uri="{28A0092B-C50C-407E-A947-70E740481C1C}">
                           <a14:useLocalDpi xmlns:a14="http://schemas.microsoft.com/office/drawing/2010/main" val="0"/>
@@ -13218,7 +13218,7 @@
         <w:rPr>
           <w:noProof/>
         </w:rPr>
-        <w:pict w14:anchorId="67A396DC">
+        <w:pict w14:anchorId="00F218A0">
           <v:rect id="_x0000_i1025" alt="" style="width:451.3pt;height:.05pt;mso-width-percent:0;mso-height-percent:0;mso-width-percent:0;mso-height-percent:0" o:hralign="center" o:hrstd="t" o:hr="t" fillcolor="#a0a0a0" stroked="f"/>
         </w:pict>
       </w:r>
@@ -13226,52 +13226,22 @@
     <w:p>
       <w:pPr>
         <w:pStyle w:val="Heading3"/>
+        <w:rPr>
+          <w:lang w:val="en-US"/>
+        </w:rPr>
       </w:pPr>
       <w:r>
         <w:rPr>
           <w:rStyle w:val="Strong"/>
           <w:b/>
-          <w:bCs w:val="0"/>
-        </w:rPr>
-        <w:t xml:space="preserve">3.1 </w:t>
-      </w:r>
-      <w:proofErr w:type="spellStart"/>
-      <w:r>
-        <w:rPr>
-          <w:rStyle w:val="Strong"/>
-          <w:b/>
-          <w:bCs w:val="0"/>
-        </w:rPr>
-        <w:t>Defining</w:t>
-      </w:r>
-      <w:proofErr w:type="spellEnd"/>
-      <w:r>
-        <w:rPr>
-          <w:rStyle w:val="Strong"/>
-          <w:b/>
-          <w:bCs w:val="0"/>
-        </w:rPr>
-        <w:t xml:space="preserve"> </w:t>
-      </w:r>
-      <w:proofErr w:type="spellStart"/>
-      <w:r>
-        <w:rPr>
-          <w:rStyle w:val="Strong"/>
-          <w:b/>
-          <w:bCs w:val="0"/>
-        </w:rPr>
-        <w:t>Technology</w:t>
-      </w:r>
-      <w:proofErr w:type="spellEnd"/>
-      <w:r>
-        <w:rPr>
-          <w:rStyle w:val="Strong"/>
-          <w:b/>
-          <w:bCs w:val="0"/>
-        </w:rPr>
-        <w:t xml:space="preserve"> Adoption</w:t>
-      </w:r>
-      <w:r>
+          <w:lang w:val="en-US"/>
+        </w:rPr>
+        <w:t>3.1 Defining Technology Adoption</w:t>
+      </w:r>
+      <w:r>
+        <w:rPr>
+          <w:lang w:val="en-US"/>
+        </w:rPr>
         <w:t xml:space="preserve"> </w:t>
       </w:r>
     </w:p>
@@ -13344,7 +13314,6 @@
         <w:rPr>
           <w:rStyle w:val="Strong"/>
           <w:b/>
-          <w:bCs w:val="0"/>
           <w:lang w:val="en-US"/>
         </w:rPr>
         <w:t>3.2 Theoretical Frameworks for Understanding Adoption</w:t>
@@ -13417,70 +13386,22 @@
     <w:p>
       <w:pPr>
         <w:pStyle w:val="Heading3"/>
+        <w:rPr>
+          <w:lang w:val="en-US"/>
+        </w:rPr>
       </w:pPr>
       <w:r>
         <w:rPr>
           <w:rStyle w:val="Strong"/>
           <w:b/>
-          <w:bCs w:val="0"/>
-        </w:rPr>
-        <w:t xml:space="preserve">3.3 </w:t>
-      </w:r>
-      <w:proofErr w:type="spellStart"/>
-      <w:r>
-        <w:rPr>
-          <w:rStyle w:val="Strong"/>
-          <w:b/>
-          <w:bCs w:val="0"/>
-        </w:rPr>
-        <w:t>Barriers</w:t>
-      </w:r>
-      <w:proofErr w:type="spellEnd"/>
-      <w:r>
-        <w:rPr>
-          <w:rStyle w:val="Strong"/>
-          <w:b/>
-          <w:bCs w:val="0"/>
-        </w:rPr>
-        <w:t xml:space="preserve"> and </w:t>
-      </w:r>
-      <w:proofErr w:type="spellStart"/>
-      <w:r>
-        <w:rPr>
-          <w:rStyle w:val="Strong"/>
-          <w:b/>
-          <w:bCs w:val="0"/>
-        </w:rPr>
-        <w:t>Factors</w:t>
-      </w:r>
-      <w:proofErr w:type="spellEnd"/>
-      <w:r>
-        <w:rPr>
-          <w:rStyle w:val="Strong"/>
-          <w:b/>
-          <w:bCs w:val="0"/>
-        </w:rPr>
-        <w:t xml:space="preserve"> </w:t>
-      </w:r>
-      <w:proofErr w:type="spellStart"/>
-      <w:r>
-        <w:rPr>
-          <w:rStyle w:val="Strong"/>
-          <w:b/>
-          <w:bCs w:val="0"/>
-        </w:rPr>
-        <w:t>Influencing</w:t>
-      </w:r>
-      <w:proofErr w:type="spellEnd"/>
-      <w:r>
-        <w:rPr>
-          <w:rStyle w:val="Strong"/>
-          <w:b/>
-          <w:bCs w:val="0"/>
-        </w:rPr>
-        <w:t xml:space="preserve"> Adoption</w:t>
-      </w:r>
-      <w:r>
+          <w:lang w:val="en-US"/>
+        </w:rPr>
+        <w:t>3.3 Barriers and Factors Influencing Adoption</w:t>
+      </w:r>
+      <w:r>
+        <w:rPr>
+          <w:lang w:val="en-US"/>
+        </w:rPr>
         <w:t xml:space="preserve"> </w:t>
       </w:r>
     </w:p>
@@ -13709,17 +13630,273 @@
     </w:p>
     <w:p>
       <w:pPr>
-        <w:rPr>
-          <w:lang w:val="en-US"/>
-        </w:rPr>
-      </w:pPr>
-    </w:p>
-    <w:p>
-      <w:pPr>
-        <w:rPr>
-          <w:lang w:val="en-US"/>
-        </w:rPr>
-      </w:pPr>
+        <w:pStyle w:val="Heading2"/>
+      </w:pPr>
+    </w:p>
+    <w:p>
+      <w:pPr>
+        <w:pStyle w:val="Heading2"/>
+      </w:pPr>
+      <w:r>
+        <w:t xml:space="preserve">Introduction </w:t>
+      </w:r>
+    </w:p>
+    <w:p>
+      <w:pPr>
+        <w:pStyle w:val="Heading2"/>
+        <w:rPr>
+          <w:rFonts w:eastAsiaTheme="minorHAnsi" w:cstheme="minorBidi"/>
+          <w:smallCaps w:val="0"/>
+          <w:sz w:val="22"/>
+          <w:szCs w:val="22"/>
+        </w:rPr>
+      </w:pPr>
+      <w:r>
+        <w:rPr>
+          <w:rFonts w:eastAsiaTheme="minorHAnsi" w:cstheme="minorBidi"/>
+          <w:smallCaps w:val="0"/>
+          <w:sz w:val="22"/>
+          <w:szCs w:val="22"/>
+        </w:rPr>
+        <w:t>The accessibility of generative artificial intelligence tools has reignited interest in their potential role in education, particularly in the field of Information and Communication Technologies in Education (ICTE). For modern language teachers, lesson preparation is one of the most cognitively demanding tasks: it requires balancing curriculum objectives, pupils’ needs and pedagogical choices. AI-assisted support could offer a way to lighten this burden whilst enhancing the quality of the resources made available. This study aims to explore this avenue by observing language teachers preparing their lessons, with and without the aid of AI. The aim is to view AI not as a substitute for the teacher’s expertise, but as a practical tool to support the classroom practices of tomorrow.</w:t>
+      </w:r>
+    </w:p>
+    <w:p>
+      <w:pPr>
+        <w:rPr>
+          <w:lang w:val="en-US"/>
+        </w:rPr>
+      </w:pPr>
+      <w:r>
+        <w:rPr>
+          <w:lang w:val="en-US"/>
+        </w:rPr>
+        <w:t xml:space="preserve">To further understand the way language teaching professionals are utilizing generative AI in their practices at present a preliminary questionnaire was conducted. </w:t>
+      </w:r>
+    </w:p>
+    <w:p>
+      <w:pPr>
+        <w:pStyle w:val="Heading2"/>
+        <w:rPr>
+          <w:rFonts w:ascii="Apple Color Emoji" w:hAnsi="Apple Color Emoji"/>
+          <w:lang w:val="fr-FR"/>
+        </w:rPr>
+      </w:pPr>
+      <w:proofErr w:type="spellStart"/>
+      <w:r>
+        <w:rPr>
+          <w:lang w:val="fr-FR"/>
+        </w:rPr>
+        <w:t>Context</w:t>
+      </w:r>
+      <w:proofErr w:type="spellEnd"/>
+      <w:r>
+        <w:rPr>
+          <w:lang w:val="fr-FR"/>
+        </w:rPr>
+        <w:t xml:space="preserve"> </w:t>
+      </w:r>
+      <w:r>
+        <w:rPr>
+          <w:rFonts w:ascii="Apple Color Emoji" w:hAnsi="Apple Color Emoji"/>
+          <w:lang w:val="fr-FR"/>
+        </w:rPr>
+        <w:t>✅</w:t>
+      </w:r>
+    </w:p>
+    <w:p>
+      <w:pPr>
+        <w:pStyle w:val="Heading2"/>
+        <w:rPr>
+          <w:lang w:val="fr-FR"/>
+        </w:rPr>
+      </w:pPr>
+      <w:proofErr w:type="spellStart"/>
+      <w:r>
+        <w:rPr>
+          <w:lang w:val="fr-FR"/>
+        </w:rPr>
+        <w:t>Research</w:t>
+      </w:r>
+      <w:proofErr w:type="spellEnd"/>
+      <w:r>
+        <w:rPr>
+          <w:lang w:val="fr-FR"/>
+        </w:rPr>
+        <w:t xml:space="preserve"> design </w:t>
+      </w:r>
+      <w:r>
+        <w:rPr>
+          <w:lang w:val="fr-FR"/>
+        </w:rPr>
+        <w:t xml:space="preserve"> </w:t>
+      </w:r>
+    </w:p>
+    <w:p>
+      <w:pPr>
+        <w:pStyle w:val="Heading2"/>
+        <w:rPr>
+          <w:lang w:val="fr-FR"/>
+        </w:rPr>
+      </w:pPr>
+      <w:r>
+        <w:rPr>
+          <w:lang w:val="fr-FR"/>
+        </w:rPr>
+        <w:t xml:space="preserve">Data collection </w:t>
+      </w:r>
+    </w:p>
+    <w:p>
+      <w:pPr>
+        <w:pStyle w:val="Heading3"/>
+        <w:rPr>
+          <w:rStyle w:val="Heading4Char"/>
+          <w:bCs w:val="0"/>
+          <w:i w:val="0"/>
+          <w:iCs w:val="0"/>
+          <w:sz w:val="32"/>
+          <w:lang w:val="fr-FR"/>
+        </w:rPr>
+      </w:pPr>
+      <w:r>
+        <w:br/>
+      </w:r>
+      <w:r>
+        <w:rPr>
+          <w:rStyle w:val="Heading4Char"/>
+          <w:bCs w:val="0"/>
+          <w:i w:val="0"/>
+          <w:iCs w:val="0"/>
+          <w:sz w:val="32"/>
+          <w:lang w:val="fr-FR"/>
+        </w:rPr>
+        <w:t xml:space="preserve">Questionnaire Préliminaire </w:t>
+      </w:r>
+    </w:p>
+    <w:p>
+      <w:pPr>
+        <w:pStyle w:val="font-claude-response-body"/>
+      </w:pPr>
+      <w:r>
+        <w:t>Un questionnaire préliminaire a été administré pour établir une compréhension initiale des pratiques actuelles d'utilisation de l'IA générative chez les enseignants de langues vivantes. Cet instrument d'exploration visait à situer le contexte des usages avant de mener l'étude expérimentale principale.</w:t>
+      </w:r>
+    </w:p>
+    <w:p>
+      <w:pPr>
+        <w:pStyle w:val="font-claude-response-body"/>
+      </w:pPr>
+      <w:r>
+        <w:rPr>
+          <w:rStyle w:val="Strong"/>
+          <w:rFonts w:eastAsiaTheme="majorEastAsia"/>
+        </w:rPr>
+        <w:t>Conception et contenu:</w:t>
+      </w:r>
+      <w:r>
+        <w:br/>
+        <w:t>Le questionnaire contenait 10 questions réparties en trois sections. La première section collectait des informations professionnelles des répondants (niveau d'enseignement, années d'expérience, public enseigné). La deuxième section explorait l'expérience avec l'IA générative à travers cinq dimensions : (1) le niveau de confort avec les outils d'IA (échelle Likert 1-4), (2) la fréquence d'utilisation (jamais à quotidien, échelle 1-4), (3) les outils spécifiques utilisés (ChatGPT, Claude.ai, etc.), (4) les raisons motivant leur utilisation, et (5) la perception que l'IA générative aide à économiser du temps dans la préparation des cours (échelle Likert 1-4 : « pas d'accord » à « tout à fait d'accord »). La troisième section demandait le consentement pour participer à des entretiens ultérieurs.</w:t>
+      </w:r>
+    </w:p>
+    <w:p>
+      <w:pPr>
+        <w:pStyle w:val="font-claude-response-body"/>
+      </w:pPr>
+      <w:r>
+        <w:rPr>
+          <w:rStyle w:val="Strong"/>
+          <w:rFonts w:eastAsiaTheme="majorEastAsia"/>
+        </w:rPr>
+        <w:lastRenderedPageBreak/>
+        <w:t>Administration:</w:t>
+      </w:r>
+      <w:r>
+        <w:br/>
+        <w:t>Le questionnaire a été administré en ligne via Google Forms et partagé auprès de 19 enseignants de langues vivantes provenant de différents niveaux éducatifs : universités, collèges et lycées. Cette approche exploratoire large visait à obtenir une vue globale des pratiques d'IA générative dans l'enseignement des langues, au-delà du contexte spécifique du collège dans lequel s'est déroulée l'étude expérimentale principale.</w:t>
+      </w:r>
+    </w:p>
+    <w:p>
+      <w:pPr>
+        <w:pStyle w:val="Heading2"/>
+        <w:rPr>
+          <w:lang w:val="fr-FR"/>
+        </w:rPr>
+      </w:pPr>
+      <w:proofErr w:type="spellStart"/>
+      <w:r>
+        <w:rPr>
+          <w:lang w:val="fr-FR"/>
+        </w:rPr>
+        <w:t>Experiment</w:t>
+      </w:r>
+      <w:proofErr w:type="spellEnd"/>
+      <w:r>
+        <w:rPr>
+          <w:lang w:val="fr-FR"/>
+        </w:rPr>
+        <w:t xml:space="preserve"> </w:t>
+      </w:r>
+    </w:p>
+    <w:p>
+      <w:pPr>
+        <w:pStyle w:val="ListParagraph"/>
+        <w:numPr>
+          <w:ilvl w:val="0"/>
+          <w:numId w:val="25"/>
+        </w:numPr>
+        <w:rPr>
+          <w:lang w:val="en-US"/>
+        </w:rPr>
+      </w:pPr>
+      <w:r>
+        <w:rPr>
+          <w:lang w:val="en-US"/>
+        </w:rPr>
+        <w:t xml:space="preserve">Phase I </w:t>
+      </w:r>
+    </w:p>
+    <w:p>
+      <w:pPr>
+        <w:pStyle w:val="ListParagraph"/>
+        <w:numPr>
+          <w:ilvl w:val="0"/>
+          <w:numId w:val="25"/>
+        </w:numPr>
+        <w:rPr>
+          <w:lang w:val="en-US"/>
+        </w:rPr>
+      </w:pPr>
+      <w:r>
+        <w:rPr>
+          <w:lang w:val="en-US"/>
+        </w:rPr>
+        <w:t>Phase 2</w:t>
+      </w:r>
+    </w:p>
+    <w:p>
+      <w:pPr>
+        <w:pStyle w:val="ListParagraph"/>
+        <w:numPr>
+          <w:ilvl w:val="0"/>
+          <w:numId w:val="25"/>
+        </w:numPr>
+        <w:rPr>
+          <w:lang w:val="en-US"/>
+        </w:rPr>
+      </w:pPr>
+      <w:proofErr w:type="spellStart"/>
+      <w:r>
+        <w:rPr>
+          <w:lang w:val="en-US"/>
+        </w:rPr>
+        <w:t>Formulaire</w:t>
+      </w:r>
+      <w:proofErr w:type="spellEnd"/>
+      <w:r>
+        <w:rPr>
+          <w:lang w:val="en-US"/>
+        </w:rPr>
+        <w:t xml:space="preserve"> de post ex</w:t>
+      </w:r>
     </w:p>
     <w:p>
       <w:pPr>
@@ -15518,7 +15695,7 @@
           <w:sz w:val="24"/>
         </w:rPr>
         <w:sectPr>
-          <w:footerReference w:type="default" r:id="rId12"/>
+          <w:footerReference w:type="default" r:id="rId13"/>
           <w:pgSz w:w="11906" w:h="16838"/>
           <w:pgMar w:top="1417" w:right="1417" w:bottom="1417" w:left="1417" w:header="708" w:footer="708" w:gutter="0"/>
           <w:cols w:space="708"/>
@@ -16429,7 +16606,7 @@
     <w:p>
       <w:pPr>
         <w:sectPr>
-          <w:headerReference w:type="default" r:id="rId13"/>
+          <w:headerReference w:type="default" r:id="rId14"/>
           <w:pgSz w:w="11906" w:h="16838"/>
           <w:pgMar w:top="1417" w:right="1417" w:bottom="1417" w:left="1417" w:header="708" w:footer="708" w:gutter="0"/>
           <w:cols w:space="708"/>
@@ -16528,7 +16705,7 @@
           <w:sz w:val="24"/>
         </w:rPr>
         <w:sectPr>
-          <w:footerReference w:type="default" r:id="rId14"/>
+          <w:footerReference w:type="default" r:id="rId15"/>
           <w:pgSz w:w="11906" w:h="16838"/>
           <w:pgMar w:top="1417" w:right="1417" w:bottom="1417" w:left="1417" w:header="708" w:footer="708" w:gutter="0"/>
           <w:pgNumType w:start="1"/>
@@ -16607,8 +16784,8 @@
       </w:r>
     </w:p>
     <w:sectPr>
-      <w:headerReference w:type="default" r:id="rId15"/>
-      <w:footerReference w:type="default" r:id="rId16"/>
+      <w:headerReference w:type="default" r:id="rId16"/>
+      <w:footerReference w:type="default" r:id="rId17"/>
       <w:pgSz w:w="11906" w:h="16838"/>
       <w:pgMar w:top="1417" w:right="1417" w:bottom="1417" w:left="1417" w:header="708" w:footer="708" w:gutter="0"/>
       <w:cols w:space="708"/>
@@ -17467,6 +17644,119 @@
     </w:lvl>
   </w:abstractNum>
   <w:abstractNum w:abstractNumId="2" w15:restartNumberingAfterBreak="0">
+    <w:nsid w:val="05C8077A"/>
+    <w:multiLevelType w:val="hybridMultilevel"/>
+    <w:tmpl w:val="BFB40CC0"/>
+    <w:lvl w:ilvl="0" w:tplc="BB2ADCFE">
+      <w:start w:val="2"/>
+      <w:numFmt w:val="bullet"/>
+      <w:lvlText w:val="-"/>
+      <w:lvlJc w:val="left"/>
+      <w:pPr>
+        <w:ind w:left="720" w:hanging="360"/>
+      </w:pPr>
+      <w:rPr>
+        <w:rFonts w:ascii="Neutra Text" w:eastAsiaTheme="majorEastAsia" w:hAnsi="Neutra Text" w:cstheme="majorBidi" w:hint="default"/>
+      </w:rPr>
+    </w:lvl>
+    <w:lvl w:ilvl="1" w:tplc="08090003" w:tentative="1">
+      <w:start w:val="1"/>
+      <w:numFmt w:val="bullet"/>
+      <w:lvlText w:val="o"/>
+      <w:lvlJc w:val="left"/>
+      <w:pPr>
+        <w:ind w:left="1440" w:hanging="360"/>
+      </w:pPr>
+      <w:rPr>
+        <w:rFonts w:ascii="Courier New" w:hAnsi="Courier New" w:hint="default"/>
+      </w:rPr>
+    </w:lvl>
+    <w:lvl w:ilvl="2" w:tplc="08090005" w:tentative="1">
+      <w:start w:val="1"/>
+      <w:numFmt w:val="bullet"/>
+      <w:lvlText w:val=""/>
+      <w:lvlJc w:val="left"/>
+      <w:pPr>
+        <w:ind w:left="2160" w:hanging="360"/>
+      </w:pPr>
+      <w:rPr>
+        <w:rFonts w:ascii="Wingdings" w:hAnsi="Wingdings" w:hint="default"/>
+      </w:rPr>
+    </w:lvl>
+    <w:lvl w:ilvl="3" w:tplc="08090001" w:tentative="1">
+      <w:start w:val="1"/>
+      <w:numFmt w:val="bullet"/>
+      <w:lvlText w:val=""/>
+      <w:lvlJc w:val="left"/>
+      <w:pPr>
+        <w:ind w:left="2880" w:hanging="360"/>
+      </w:pPr>
+      <w:rPr>
+        <w:rFonts w:ascii="Symbol" w:hAnsi="Symbol" w:hint="default"/>
+      </w:rPr>
+    </w:lvl>
+    <w:lvl w:ilvl="4" w:tplc="08090003" w:tentative="1">
+      <w:start w:val="1"/>
+      <w:numFmt w:val="bullet"/>
+      <w:lvlText w:val="o"/>
+      <w:lvlJc w:val="left"/>
+      <w:pPr>
+        <w:ind w:left="3600" w:hanging="360"/>
+      </w:pPr>
+      <w:rPr>
+        <w:rFonts w:ascii="Courier New" w:hAnsi="Courier New" w:hint="default"/>
+      </w:rPr>
+    </w:lvl>
+    <w:lvl w:ilvl="5" w:tplc="08090005" w:tentative="1">
+      <w:start w:val="1"/>
+      <w:numFmt w:val="bullet"/>
+      <w:lvlText w:val=""/>
+      <w:lvlJc w:val="left"/>
+      <w:pPr>
+        <w:ind w:left="4320" w:hanging="360"/>
+      </w:pPr>
+      <w:rPr>
+        <w:rFonts w:ascii="Wingdings" w:hAnsi="Wingdings" w:hint="default"/>
+      </w:rPr>
+    </w:lvl>
+    <w:lvl w:ilvl="6" w:tplc="08090001" w:tentative="1">
+      <w:start w:val="1"/>
+      <w:numFmt w:val="bullet"/>
+      <w:lvlText w:val=""/>
+      <w:lvlJc w:val="left"/>
+      <w:pPr>
+        <w:ind w:left="5040" w:hanging="360"/>
+      </w:pPr>
+      <w:rPr>
+        <w:rFonts w:ascii="Symbol" w:hAnsi="Symbol" w:hint="default"/>
+      </w:rPr>
+    </w:lvl>
+    <w:lvl w:ilvl="7" w:tplc="08090003" w:tentative="1">
+      <w:start w:val="1"/>
+      <w:numFmt w:val="bullet"/>
+      <w:lvlText w:val="o"/>
+      <w:lvlJc w:val="left"/>
+      <w:pPr>
+        <w:ind w:left="5760" w:hanging="360"/>
+      </w:pPr>
+      <w:rPr>
+        <w:rFonts w:ascii="Courier New" w:hAnsi="Courier New" w:hint="default"/>
+      </w:rPr>
+    </w:lvl>
+    <w:lvl w:ilvl="8" w:tplc="08090005" w:tentative="1">
+      <w:start w:val="1"/>
+      <w:numFmt w:val="bullet"/>
+      <w:lvlText w:val=""/>
+      <w:lvlJc w:val="left"/>
+      <w:pPr>
+        <w:ind w:left="6480" w:hanging="360"/>
+      </w:pPr>
+      <w:rPr>
+        <w:rFonts w:ascii="Wingdings" w:hAnsi="Wingdings" w:hint="default"/>
+      </w:rPr>
+    </w:lvl>
+  </w:abstractNum>
+  <w:abstractNum w:abstractNumId="3" w15:restartNumberingAfterBreak="0">
     <w:nsid w:val="09CF0D22"/>
     <w:multiLevelType w:val="multilevel"/>
     <w:tmpl w:val="2A30CF80"/>
@@ -17580,7 +17870,7 @@
       </w:pPr>
     </w:lvl>
   </w:abstractNum>
-  <w:abstractNum w:abstractNumId="3" w15:restartNumberingAfterBreak="0">
+  <w:abstractNum w:abstractNumId="4" w15:restartNumberingAfterBreak="0">
     <w:nsid w:val="0A2D0C7F"/>
     <w:multiLevelType w:val="multilevel"/>
     <w:tmpl w:val="11240C02"/>
@@ -17729,7 +18019,7 @@
       </w:rPr>
     </w:lvl>
   </w:abstractNum>
-  <w:abstractNum w:abstractNumId="4" w15:restartNumberingAfterBreak="0">
+  <w:abstractNum w:abstractNumId="5" w15:restartNumberingAfterBreak="0">
     <w:nsid w:val="1E3E63C6"/>
     <w:multiLevelType w:val="multilevel"/>
     <w:tmpl w:val="F7CAA2BE"/>
@@ -17878,7 +18168,7 @@
       </w:rPr>
     </w:lvl>
   </w:abstractNum>
-  <w:abstractNum w:abstractNumId="5" w15:restartNumberingAfterBreak="0">
+  <w:abstractNum w:abstractNumId="6" w15:restartNumberingAfterBreak="0">
     <w:nsid w:val="24883C9E"/>
     <w:multiLevelType w:val="hybridMultilevel"/>
     <w:tmpl w:val="4E5C84B2"/>
@@ -17967,7 +18257,120 @@
       </w:pPr>
     </w:lvl>
   </w:abstractNum>
-  <w:abstractNum w:abstractNumId="6" w15:restartNumberingAfterBreak="0">
+  <w:abstractNum w:abstractNumId="7" w15:restartNumberingAfterBreak="0">
+    <w:nsid w:val="282F55EA"/>
+    <w:multiLevelType w:val="hybridMultilevel"/>
+    <w:tmpl w:val="6730FDEE"/>
+    <w:lvl w:ilvl="0" w:tplc="E06E839C">
+      <w:start w:val="2"/>
+      <w:numFmt w:val="bullet"/>
+      <w:lvlText w:val="-"/>
+      <w:lvlJc w:val="left"/>
+      <w:pPr>
+        <w:ind w:left="720" w:hanging="360"/>
+      </w:pPr>
+      <w:rPr>
+        <w:rFonts w:ascii="Neutra Text" w:eastAsiaTheme="minorHAnsi" w:hAnsi="Neutra Text" w:cstheme="minorBidi" w:hint="default"/>
+      </w:rPr>
+    </w:lvl>
+    <w:lvl w:ilvl="1" w:tplc="08090003" w:tentative="1">
+      <w:start w:val="1"/>
+      <w:numFmt w:val="bullet"/>
+      <w:lvlText w:val="o"/>
+      <w:lvlJc w:val="left"/>
+      <w:pPr>
+        <w:ind w:left="1440" w:hanging="360"/>
+      </w:pPr>
+      <w:rPr>
+        <w:rFonts w:ascii="Courier New" w:hAnsi="Courier New" w:hint="default"/>
+      </w:rPr>
+    </w:lvl>
+    <w:lvl w:ilvl="2" w:tplc="08090005" w:tentative="1">
+      <w:start w:val="1"/>
+      <w:numFmt w:val="bullet"/>
+      <w:lvlText w:val=""/>
+      <w:lvlJc w:val="left"/>
+      <w:pPr>
+        <w:ind w:left="2160" w:hanging="360"/>
+      </w:pPr>
+      <w:rPr>
+        <w:rFonts w:ascii="Wingdings" w:hAnsi="Wingdings" w:hint="default"/>
+      </w:rPr>
+    </w:lvl>
+    <w:lvl w:ilvl="3" w:tplc="08090001" w:tentative="1">
+      <w:start w:val="1"/>
+      <w:numFmt w:val="bullet"/>
+      <w:lvlText w:val=""/>
+      <w:lvlJc w:val="left"/>
+      <w:pPr>
+        <w:ind w:left="2880" w:hanging="360"/>
+      </w:pPr>
+      <w:rPr>
+        <w:rFonts w:ascii="Symbol" w:hAnsi="Symbol" w:hint="default"/>
+      </w:rPr>
+    </w:lvl>
+    <w:lvl w:ilvl="4" w:tplc="08090003" w:tentative="1">
+      <w:start w:val="1"/>
+      <w:numFmt w:val="bullet"/>
+      <w:lvlText w:val="o"/>
+      <w:lvlJc w:val="left"/>
+      <w:pPr>
+        <w:ind w:left="3600" w:hanging="360"/>
+      </w:pPr>
+      <w:rPr>
+        <w:rFonts w:ascii="Courier New" w:hAnsi="Courier New" w:hint="default"/>
+      </w:rPr>
+    </w:lvl>
+    <w:lvl w:ilvl="5" w:tplc="08090005" w:tentative="1">
+      <w:start w:val="1"/>
+      <w:numFmt w:val="bullet"/>
+      <w:lvlText w:val=""/>
+      <w:lvlJc w:val="left"/>
+      <w:pPr>
+        <w:ind w:left="4320" w:hanging="360"/>
+      </w:pPr>
+      <w:rPr>
+        <w:rFonts w:ascii="Wingdings" w:hAnsi="Wingdings" w:hint="default"/>
+      </w:rPr>
+    </w:lvl>
+    <w:lvl w:ilvl="6" w:tplc="08090001" w:tentative="1">
+      <w:start w:val="1"/>
+      <w:numFmt w:val="bullet"/>
+      <w:lvlText w:val=""/>
+      <w:lvlJc w:val="left"/>
+      <w:pPr>
+        <w:ind w:left="5040" w:hanging="360"/>
+      </w:pPr>
+      <w:rPr>
+        <w:rFonts w:ascii="Symbol" w:hAnsi="Symbol" w:hint="default"/>
+      </w:rPr>
+    </w:lvl>
+    <w:lvl w:ilvl="7" w:tplc="08090003" w:tentative="1">
+      <w:start w:val="1"/>
+      <w:numFmt w:val="bullet"/>
+      <w:lvlText w:val="o"/>
+      <w:lvlJc w:val="left"/>
+      <w:pPr>
+        <w:ind w:left="5760" w:hanging="360"/>
+      </w:pPr>
+      <w:rPr>
+        <w:rFonts w:ascii="Courier New" w:hAnsi="Courier New" w:hint="default"/>
+      </w:rPr>
+    </w:lvl>
+    <w:lvl w:ilvl="8" w:tplc="08090005" w:tentative="1">
+      <w:start w:val="1"/>
+      <w:numFmt w:val="bullet"/>
+      <w:lvlText w:val=""/>
+      <w:lvlJc w:val="left"/>
+      <w:pPr>
+        <w:ind w:left="6480" w:hanging="360"/>
+      </w:pPr>
+      <w:rPr>
+        <w:rFonts w:ascii="Wingdings" w:hAnsi="Wingdings" w:hint="default"/>
+      </w:rPr>
+    </w:lvl>
+  </w:abstractNum>
+  <w:abstractNum w:abstractNumId="8" w15:restartNumberingAfterBreak="0">
     <w:nsid w:val="2A414C28"/>
     <w:multiLevelType w:val="multilevel"/>
     <w:tmpl w:val="9B6627B0"/>
@@ -18116,7 +18519,7 @@
       </w:rPr>
     </w:lvl>
   </w:abstractNum>
-  <w:abstractNum w:abstractNumId="7" w15:restartNumberingAfterBreak="0">
+  <w:abstractNum w:abstractNumId="9" w15:restartNumberingAfterBreak="0">
     <w:nsid w:val="2D723CA5"/>
     <w:multiLevelType w:val="multilevel"/>
     <w:tmpl w:val="D918213C"/>
@@ -18238,7 +18641,7 @@
       </w:rPr>
     </w:lvl>
   </w:abstractNum>
-  <w:abstractNum w:abstractNumId="8" w15:restartNumberingAfterBreak="0">
+  <w:abstractNum w:abstractNumId="10" w15:restartNumberingAfterBreak="0">
     <w:nsid w:val="46A607E6"/>
     <w:multiLevelType w:val="hybridMultilevel"/>
     <w:tmpl w:val="135059C2"/>
@@ -18328,7 +18731,120 @@
       </w:pPr>
     </w:lvl>
   </w:abstractNum>
-  <w:abstractNum w:abstractNumId="9" w15:restartNumberingAfterBreak="0">
+  <w:abstractNum w:abstractNumId="11" w15:restartNumberingAfterBreak="0">
+    <w:nsid w:val="4CE40229"/>
+    <w:multiLevelType w:val="hybridMultilevel"/>
+    <w:tmpl w:val="4F34DF88"/>
+    <w:lvl w:ilvl="0" w:tplc="964ED3F0">
+      <w:start w:val="2"/>
+      <w:numFmt w:val="bullet"/>
+      <w:lvlText w:val="-"/>
+      <w:lvlJc w:val="left"/>
+      <w:pPr>
+        <w:ind w:left="720" w:hanging="360"/>
+      </w:pPr>
+      <w:rPr>
+        <w:rFonts w:ascii="Neutra Text" w:eastAsiaTheme="minorHAnsi" w:hAnsi="Neutra Text" w:cstheme="minorBidi" w:hint="default"/>
+      </w:rPr>
+    </w:lvl>
+    <w:lvl w:ilvl="1" w:tplc="08090003" w:tentative="1">
+      <w:start w:val="1"/>
+      <w:numFmt w:val="bullet"/>
+      <w:lvlText w:val="o"/>
+      <w:lvlJc w:val="left"/>
+      <w:pPr>
+        <w:ind w:left="1440" w:hanging="360"/>
+      </w:pPr>
+      <w:rPr>
+        <w:rFonts w:ascii="Courier New" w:hAnsi="Courier New" w:hint="default"/>
+      </w:rPr>
+    </w:lvl>
+    <w:lvl w:ilvl="2" w:tplc="08090005" w:tentative="1">
+      <w:start w:val="1"/>
+      <w:numFmt w:val="bullet"/>
+      <w:lvlText w:val=""/>
+      <w:lvlJc w:val="left"/>
+      <w:pPr>
+        <w:ind w:left="2160" w:hanging="360"/>
+      </w:pPr>
+      <w:rPr>
+        <w:rFonts w:ascii="Wingdings" w:hAnsi="Wingdings" w:hint="default"/>
+      </w:rPr>
+    </w:lvl>
+    <w:lvl w:ilvl="3" w:tplc="08090001" w:tentative="1">
+      <w:start w:val="1"/>
+      <w:numFmt w:val="bullet"/>
+      <w:lvlText w:val=""/>
+      <w:lvlJc w:val="left"/>
+      <w:pPr>
+        <w:ind w:left="2880" w:hanging="360"/>
+      </w:pPr>
+      <w:rPr>
+        <w:rFonts w:ascii="Symbol" w:hAnsi="Symbol" w:hint="default"/>
+      </w:rPr>
+    </w:lvl>
+    <w:lvl w:ilvl="4" w:tplc="08090003" w:tentative="1">
+      <w:start w:val="1"/>
+      <w:numFmt w:val="bullet"/>
+      <w:lvlText w:val="o"/>
+      <w:lvlJc w:val="left"/>
+      <w:pPr>
+        <w:ind w:left="3600" w:hanging="360"/>
+      </w:pPr>
+      <w:rPr>
+        <w:rFonts w:ascii="Courier New" w:hAnsi="Courier New" w:hint="default"/>
+      </w:rPr>
+    </w:lvl>
+    <w:lvl w:ilvl="5" w:tplc="08090005" w:tentative="1">
+      <w:start w:val="1"/>
+      <w:numFmt w:val="bullet"/>
+      <w:lvlText w:val=""/>
+      <w:lvlJc w:val="left"/>
+      <w:pPr>
+        <w:ind w:left="4320" w:hanging="360"/>
+      </w:pPr>
+      <w:rPr>
+        <w:rFonts w:ascii="Wingdings" w:hAnsi="Wingdings" w:hint="default"/>
+      </w:rPr>
+    </w:lvl>
+    <w:lvl w:ilvl="6" w:tplc="08090001" w:tentative="1">
+      <w:start w:val="1"/>
+      <w:numFmt w:val="bullet"/>
+      <w:lvlText w:val=""/>
+      <w:lvlJc w:val="left"/>
+      <w:pPr>
+        <w:ind w:left="5040" w:hanging="360"/>
+      </w:pPr>
+      <w:rPr>
+        <w:rFonts w:ascii="Symbol" w:hAnsi="Symbol" w:hint="default"/>
+      </w:rPr>
+    </w:lvl>
+    <w:lvl w:ilvl="7" w:tplc="08090003" w:tentative="1">
+      <w:start w:val="1"/>
+      <w:numFmt w:val="bullet"/>
+      <w:lvlText w:val="o"/>
+      <w:lvlJc w:val="left"/>
+      <w:pPr>
+        <w:ind w:left="5760" w:hanging="360"/>
+      </w:pPr>
+      <w:rPr>
+        <w:rFonts w:ascii="Courier New" w:hAnsi="Courier New" w:hint="default"/>
+      </w:rPr>
+    </w:lvl>
+    <w:lvl w:ilvl="8" w:tplc="08090005" w:tentative="1">
+      <w:start w:val="1"/>
+      <w:numFmt w:val="bullet"/>
+      <w:lvlText w:val=""/>
+      <w:lvlJc w:val="left"/>
+      <w:pPr>
+        <w:ind w:left="6480" w:hanging="360"/>
+      </w:pPr>
+      <w:rPr>
+        <w:rFonts w:ascii="Wingdings" w:hAnsi="Wingdings" w:hint="default"/>
+      </w:rPr>
+    </w:lvl>
+  </w:abstractNum>
+  <w:abstractNum w:abstractNumId="12" w15:restartNumberingAfterBreak="0">
     <w:nsid w:val="60893A48"/>
     <w:multiLevelType w:val="multilevel"/>
     <w:tmpl w:val="5C942294"/>
@@ -18441,7 +18957,7 @@
       </w:pPr>
     </w:lvl>
   </w:abstractNum>
-  <w:abstractNum w:abstractNumId="10" w15:restartNumberingAfterBreak="0">
+  <w:abstractNum w:abstractNumId="13" w15:restartNumberingAfterBreak="0">
     <w:nsid w:val="78C322A2"/>
     <w:multiLevelType w:val="multilevel"/>
     <w:tmpl w:val="B81455C0"/>
@@ -18590,7 +19106,7 @@
       </w:rPr>
     </w:lvl>
   </w:abstractNum>
-  <w:abstractNum w:abstractNumId="11" w15:restartNumberingAfterBreak="0">
+  <w:abstractNum w:abstractNumId="14" w15:restartNumberingAfterBreak="0">
     <w:nsid w:val="79C13CBB"/>
     <w:multiLevelType w:val="multilevel"/>
     <w:tmpl w:val="2CBA604A"/>
@@ -18739,7 +19255,7 @@
       </w:rPr>
     </w:lvl>
   </w:abstractNum>
-  <w:abstractNum w:abstractNumId="12" w15:restartNumberingAfterBreak="0">
+  <w:abstractNum w:abstractNumId="15" w15:restartNumberingAfterBreak="0">
     <w:nsid w:val="7CB03DF9"/>
     <w:multiLevelType w:val="multilevel"/>
     <w:tmpl w:val="72386C7E"/>
@@ -18888,7 +19404,7 @@
       </w:rPr>
     </w:lvl>
   </w:abstractNum>
-  <w:abstractNum w:abstractNumId="13" w15:restartNumberingAfterBreak="0">
+  <w:abstractNum w:abstractNumId="16" w15:restartNumberingAfterBreak="0">
     <w:nsid w:val="7DC300AF"/>
     <w:multiLevelType w:val="multilevel"/>
     <w:tmpl w:val="BF605950"/>
@@ -19044,22 +19560,22 @@
     <w:abstractNumId w:val="0"/>
   </w:num>
   <w:num w:numId="3" w16cid:durableId="179272190">
-    <w:abstractNumId w:val="8"/>
+    <w:abstractNumId w:val="10"/>
   </w:num>
   <w:num w:numId="4" w16cid:durableId="1726951559">
     <w:abstractNumId w:val="0"/>
   </w:num>
   <w:num w:numId="5" w16cid:durableId="222564225">
-    <w:abstractNumId w:val="8"/>
+    <w:abstractNumId w:val="10"/>
   </w:num>
   <w:num w:numId="6" w16cid:durableId="1607932179">
-    <w:abstractNumId w:val="8"/>
+    <w:abstractNumId w:val="10"/>
   </w:num>
   <w:num w:numId="7" w16cid:durableId="1342976328">
     <w:abstractNumId w:val="0"/>
   </w:num>
   <w:num w:numId="8" w16cid:durableId="1238787394">
-    <w:abstractNumId w:val="8"/>
+    <w:abstractNumId w:val="10"/>
   </w:num>
   <w:num w:numId="9" w16cid:durableId="42946975">
     <w:abstractNumId w:val="0"/>
@@ -19068,13 +19584,13 @@
     <w:abstractNumId w:val="0"/>
   </w:num>
   <w:num w:numId="11" w16cid:durableId="1925989633">
-    <w:abstractNumId w:val="2"/>
+    <w:abstractNumId w:val="3"/>
   </w:num>
   <w:num w:numId="12" w16cid:durableId="1641106551">
-    <w:abstractNumId w:val="5"/>
+    <w:abstractNumId w:val="6"/>
   </w:num>
   <w:num w:numId="13" w16cid:durableId="667098620">
-    <w:abstractNumId w:val="9"/>
+    <w:abstractNumId w:val="12"/>
     <w:lvlOverride w:ilvl="0">
       <w:lvl w:ilvl="0">
         <w:numFmt w:val="decimal"/>
@@ -19084,31 +19600,40 @@
     </w:lvlOverride>
   </w:num>
   <w:num w:numId="14" w16cid:durableId="823549384">
-    <w:abstractNumId w:val="7"/>
+    <w:abstractNumId w:val="9"/>
   </w:num>
   <w:num w:numId="15" w16cid:durableId="1621296706">
-    <w:abstractNumId w:val="13"/>
+    <w:abstractNumId w:val="16"/>
   </w:num>
   <w:num w:numId="16" w16cid:durableId="69473505">
-    <w:abstractNumId w:val="6"/>
+    <w:abstractNumId w:val="8"/>
   </w:num>
   <w:num w:numId="17" w16cid:durableId="1101879510">
-    <w:abstractNumId w:val="11"/>
+    <w:abstractNumId w:val="14"/>
   </w:num>
   <w:num w:numId="18" w16cid:durableId="1151560571">
-    <w:abstractNumId w:val="12"/>
+    <w:abstractNumId w:val="15"/>
   </w:num>
   <w:num w:numId="19" w16cid:durableId="2052270099">
-    <w:abstractNumId w:val="4"/>
+    <w:abstractNumId w:val="5"/>
   </w:num>
   <w:num w:numId="20" w16cid:durableId="201983089">
-    <w:abstractNumId w:val="3"/>
+    <w:abstractNumId w:val="4"/>
   </w:num>
   <w:num w:numId="21" w16cid:durableId="843974525">
     <w:abstractNumId w:val="1"/>
   </w:num>
   <w:num w:numId="22" w16cid:durableId="490949750">
-    <w:abstractNumId w:val="10"/>
+    <w:abstractNumId w:val="13"/>
+  </w:num>
+  <w:num w:numId="23" w16cid:durableId="530922141">
+    <w:abstractNumId w:val="11"/>
+  </w:num>
+  <w:num w:numId="24" w16cid:durableId="1143154642">
+    <w:abstractNumId w:val="7"/>
+  </w:num>
+  <w:num w:numId="25" w16cid:durableId="50547338">
+    <w:abstractNumId w:val="2"/>
   </w:num>
 </w:numbering>
 </file>
@@ -19582,7 +20107,7 @@
     <w:uiPriority w:val="9"/>
     <w:unhideWhenUsed/>
     <w:qFormat/>
-    <w:rsid w:val="00685639"/>
+    <w:rsid w:val="00150060"/>
     <w:pPr>
       <w:keepNext/>
       <w:keepLines/>
@@ -19592,6 +20117,7 @@
     <w:rPr>
       <w:rFonts w:eastAsiaTheme="majorEastAsia" w:cstheme="majorBidi"/>
       <w:b/>
+      <w:bCs/>
       <w:smallCaps/>
       <w:sz w:val="32"/>
       <w:szCs w:val="24"/>
@@ -19726,10 +20252,11 @@
     <w:basedOn w:val="DefaultParagraphFont"/>
     <w:link w:val="Heading3"/>
     <w:uiPriority w:val="9"/>
-    <w:rsid w:val="00685639"/>
+    <w:rsid w:val="00150060"/>
     <w:rPr>
       <w:rFonts w:ascii="Neutra Text" w:eastAsiaTheme="majorEastAsia" w:hAnsi="Neutra Text" w:cstheme="majorBidi"/>
       <w:b/>
+      <w:bCs/>
       <w:smallCaps/>
       <w:sz w:val="32"/>
       <w:szCs w:val="24"/>

--- a/my_report/Thesis_Report_English.docx
+++ b/my_report/Thesis_Report_English.docx
@@ -174,7 +174,7 @@
                                     <pic:cNvPicPr/>
                                   </pic:nvPicPr>
                                   <pic:blipFill>
-                                    <a:blip r:embed="rId9">
+                                    <a:blip r:embed="rId8">
                                       <a:extLst>
                                         <a:ext uri="{28A0092B-C50C-407E-A947-70E740481C1C}">
                                           <a14:useLocalDpi xmlns:a14="http://schemas.microsoft.com/office/drawing/2010/main" val="0"/>
@@ -238,7 +238,7 @@
                     <pic:cNvPicPr/>
                   </pic:nvPicPr>
                   <pic:blipFill>
-                    <a:blip r:embed="rId10" cstate="print">
+                    <a:blip r:embed="rId9" cstate="print">
                       <a:extLst>
                         <a:ext uri="{28A0092B-C50C-407E-A947-70E740481C1C}">
                           <a14:useLocalDpi xmlns:a14="http://schemas.microsoft.com/office/drawing/2010/main" val="0"/>
@@ -616,7 +616,7 @@
           <w:b/>
         </w:rPr>
         <w:sectPr>
-          <w:headerReference w:type="default" r:id="rId11"/>
+          <w:headerReference w:type="default" r:id="rId10"/>
           <w:pgSz w:w="11906" w:h="16838"/>
           <w:pgMar w:top="1417" w:right="1417" w:bottom="1417" w:left="1417" w:header="708" w:footer="708" w:gutter="0"/>
           <w:cols w:space="708"/>
@@ -12815,7 +12815,7 @@
                     </pic:cNvPicPr>
                   </pic:nvPicPr>
                   <pic:blipFill>
-                    <a:blip r:embed="rId12" cstate="print">
+                    <a:blip r:embed="rId11" cstate="print">
                       <a:extLst>
                         <a:ext uri="{28A0092B-C50C-407E-A947-70E740481C1C}">
                           <a14:useLocalDpi xmlns:a14="http://schemas.microsoft.com/office/drawing/2010/main" val="0"/>
@@ -13218,7 +13218,7 @@
         <w:rPr>
           <w:noProof/>
         </w:rPr>
-        <w:pict w14:anchorId="00F218A0">
+        <w:pict w14:anchorId="513D59A5">
           <v:rect id="_x0000_i1025" alt="" style="width:451.3pt;height:.05pt;mso-width-percent:0;mso-height-percent:0;mso-width-percent:0;mso-height-percent:0" o:hralign="center" o:hrstd="t" o:hr="t" fillcolor="#a0a0a0" stroked="f"/>
         </w:pict>
       </w:r>
@@ -13667,157 +13667,123 @@
           <w:lang w:val="en-US"/>
         </w:rPr>
       </w:pPr>
-      <w:r>
-        <w:rPr>
-          <w:lang w:val="en-US"/>
-        </w:rPr>
-        <w:t xml:space="preserve">To further understand the way language teaching professionals are utilizing generative AI in their practices at present a preliminary questionnaire was conducted. </w:t>
-      </w:r>
-    </w:p>
-    <w:p>
-      <w:pPr>
-        <w:pStyle w:val="Heading2"/>
-        <w:rPr>
-          <w:rFonts w:ascii="Apple Color Emoji" w:hAnsi="Apple Color Emoji"/>
-          <w:lang w:val="fr-FR"/>
-        </w:rPr>
-      </w:pPr>
-      <w:proofErr w:type="spellStart"/>
-      <w:r>
-        <w:rPr>
-          <w:lang w:val="fr-FR"/>
-        </w:rPr>
-        <w:t>Context</w:t>
-      </w:r>
-      <w:proofErr w:type="spellEnd"/>
-      <w:r>
-        <w:rPr>
-          <w:lang w:val="fr-FR"/>
-        </w:rPr>
-        <w:t xml:space="preserve"> </w:t>
-      </w:r>
-      <w:r>
-        <w:rPr>
-          <w:rFonts w:ascii="Apple Color Emoji" w:hAnsi="Apple Color Emoji"/>
-          <w:lang w:val="fr-FR"/>
-        </w:rPr>
-        <w:t>✅</w:t>
-      </w:r>
-    </w:p>
-    <w:p>
-      <w:pPr>
-        <w:pStyle w:val="Heading2"/>
-        <w:rPr>
-          <w:lang w:val="fr-FR"/>
-        </w:rPr>
-      </w:pPr>
-      <w:proofErr w:type="spellStart"/>
-      <w:r>
-        <w:rPr>
-          <w:lang w:val="fr-FR"/>
-        </w:rPr>
-        <w:t>Research</w:t>
-      </w:r>
-      <w:proofErr w:type="spellEnd"/>
-      <w:r>
-        <w:rPr>
-          <w:lang w:val="fr-FR"/>
-        </w:rPr>
-        <w:t xml:space="preserve"> design </w:t>
-      </w:r>
-      <w:r>
-        <w:rPr>
-          <w:lang w:val="fr-FR"/>
-        </w:rPr>
-        <w:t xml:space="preserve"> </w:t>
-      </w:r>
-    </w:p>
-    <w:p>
-      <w:pPr>
-        <w:pStyle w:val="Heading2"/>
-        <w:rPr>
-          <w:lang w:val="fr-FR"/>
-        </w:rPr>
-      </w:pPr>
-      <w:r>
-        <w:rPr>
-          <w:lang w:val="fr-FR"/>
-        </w:rPr>
-        <w:t xml:space="preserve">Data collection </w:t>
-      </w:r>
-    </w:p>
-    <w:p>
-      <w:pPr>
-        <w:pStyle w:val="Heading3"/>
+    </w:p>
+    <w:p>
+      <w:r>
+        <w:t>Une enquête préliminaire a été menée afin de mieux comprendre comment les professionnels de l’enseignement des langues utilisent aujourd’hui l’IA générative dans leur pratique.</w:t>
+      </w:r>
+    </w:p>
+    <w:p>
+      <w:pPr>
         <w:rPr>
           <w:rStyle w:val="Heading4Char"/>
-          <w:bCs w:val="0"/>
+          <w:rFonts w:ascii="Apple Color Emoji" w:eastAsiaTheme="minorHAnsi" w:hAnsi="Apple Color Emoji" w:cstheme="minorBidi"/>
+          <w:b w:val="0"/>
+          <w:i w:val="0"/>
+          <w:iCs w:val="0"/>
+          <w:sz w:val="22"/>
+        </w:rPr>
+      </w:pPr>
+      <w:r>
+        <w:br/>
+      </w:r>
+      <w:r>
+        <w:rPr>
+          <w:rStyle w:val="Heading4Char"/>
           <w:i w:val="0"/>
           <w:iCs w:val="0"/>
           <w:sz w:val="32"/>
           <w:lang w:val="fr-FR"/>
         </w:rPr>
-      </w:pPr>
-      <w:r>
-        <w:br/>
+        <w:t xml:space="preserve">Questionnaire Préliminaire </w:t>
       </w:r>
       <w:r>
         <w:rPr>
           <w:rStyle w:val="Heading4Char"/>
-          <w:bCs w:val="0"/>
+          <w:rFonts w:ascii="Apple Color Emoji" w:hAnsi="Apple Color Emoji"/>
           <w:i w:val="0"/>
           <w:iCs w:val="0"/>
           <w:sz w:val="32"/>
           <w:lang w:val="fr-FR"/>
         </w:rPr>
-        <w:t xml:space="preserve">Questionnaire Préliminaire </w:t>
-      </w:r>
-    </w:p>
-    <w:p>
-      <w:pPr>
-        <w:pStyle w:val="font-claude-response-body"/>
-      </w:pPr>
+        <w:t>✅</w:t>
+      </w:r>
+    </w:p>
+    <w:p>
       <w:r>
         <w:t>Un questionnaire préliminaire a été administré pour établir une compréhension initiale des pratiques actuelles d'utilisation de l'IA générative chez les enseignants de langues vivantes. Cet instrument d'exploration visait à situer le contexte des usages avant de mener l'étude expérimentale principale.</w:t>
       </w:r>
     </w:p>
-    <w:p>
-      <w:pPr>
-        <w:pStyle w:val="font-claude-response-body"/>
-      </w:pPr>
-      <w:r>
+    <w:p/>
+    <w:p>
+      <w:pPr>
         <w:rPr>
           <w:rStyle w:val="Strong"/>
           <w:rFonts w:eastAsiaTheme="majorEastAsia"/>
         </w:rPr>
-        <w:t>Conception et contenu:</w:t>
-      </w:r>
-      <w:r>
-        <w:br/>
-        <w:t>Le questionnaire contenait 10 questions réparties en trois sections. La première section collectait des informations professionnelles des répondants (niveau d'enseignement, années d'expérience, public enseigné). La deuxième section explorait l'expérience avec l'IA générative à travers cinq dimensions : (1) le niveau de confort avec les outils d'IA (échelle Likert 1-4), (2) la fréquence d'utilisation (jamais à quotidien, échelle 1-4), (3) les outils spécifiques utilisés (ChatGPT, Claude.ai, etc.), (4) les raisons motivant leur utilisation, et (5) la perception que l'IA générative aide à économiser du temps dans la préparation des cours (échelle Likert 1-4 : « pas d'accord » à « tout à fait d'accord »). La troisième section demandait le consentement pour participer à des entretiens ultérieurs.</w:t>
-      </w:r>
-    </w:p>
-    <w:p>
-      <w:pPr>
-        <w:pStyle w:val="font-claude-response-body"/>
       </w:pPr>
       <w:r>
         <w:rPr>
           <w:rStyle w:val="Strong"/>
           <w:rFonts w:eastAsiaTheme="majorEastAsia"/>
         </w:rPr>
+        <w:t>Conception et contenu</w:t>
+      </w:r>
+      <w:r>
+        <w:rPr>
+          <w:rStyle w:val="Strong"/>
+          <w:rFonts w:eastAsiaTheme="majorEastAsia"/>
+        </w:rPr>
+        <w:t xml:space="preserve"> </w:t>
+      </w:r>
+      <w:r>
+        <w:rPr>
+          <w:rStyle w:val="Strong"/>
+          <w:rFonts w:eastAsiaTheme="majorEastAsia"/>
+        </w:rPr>
+        <w:t>:</w:t>
+      </w:r>
+    </w:p>
+    <w:p>
+      <w:r>
+        <w:t>Le questionnaire contenait 10 questions réparties en trois sections. La première section collectait des informations professionnelles des répondants (niveau d'enseignement, années d'expérience, public enseigné). La deuxième section explorait l'expérience avec l'IA générative à travers cinq dimensions : (1) le niveau de confort avec les outils d'IA (échelle Likert 1-4), (2) la fréquence d'utilisation (jamais à quotidien, échelle 1-4), (3) les outils spécifiques utilisés (ChatGPT, Claude.ai, etc.), (4) les raisons motivant leur utilisation, et (5) la perception que l'IA générative aide à économiser du temps dans la préparation des cours (échelle Likert 1-4 : « pas d'accord » à « tout à fait d'accord »). La troisième section demandait le consentement pour participer à des entretiens ultérieurs.</w:t>
+      </w:r>
+    </w:p>
+    <w:p>
+      <w:r>
+        <w:rPr>
+          <w:rStyle w:val="Strong"/>
+          <w:rFonts w:eastAsiaTheme="majorEastAsia"/>
+        </w:rPr>
         <w:lastRenderedPageBreak/>
-        <w:t>Administration:</w:t>
+        <w:t>Administration :</w:t>
       </w:r>
       <w:r>
         <w:br/>
         <w:t>Le questionnaire a été administré en ligne via Google Forms et partagé auprès de 19 enseignants de langues vivantes provenant de différents niveaux éducatifs : universités, collèges et lycées. Cette approche exploratoire large visait à obtenir une vue globale des pratiques d'IA générative dans l'enseignement des langues, au-delà du contexte spécifique du collège dans lequel s'est déroulée l'étude expérimentale principale.</w:t>
       </w:r>
+      <w:r>
+        <w:t xml:space="preserve"> </w:t>
+      </w:r>
+    </w:p>
+    <w:p>
+      <w:r>
+        <w:t xml:space="preserve">[Transition </w:t>
+      </w:r>
+      <w:proofErr w:type="spellStart"/>
+      <w:r>
+        <w:t>paragraph</w:t>
+      </w:r>
+      <w:proofErr w:type="spellEnd"/>
+      <w:r>
+        <w:t xml:space="preserve"> -&gt;]</w:t>
+      </w:r>
     </w:p>
     <w:p>
       <w:pPr>
         <w:pStyle w:val="Heading2"/>
         <w:rPr>
+          <w:rFonts w:ascii="Apple Color Emoji" w:hAnsi="Apple Color Emoji"/>
           <w:lang w:val="fr-FR"/>
         </w:rPr>
       </w:pPr>
@@ -13826,14 +13792,1913 @@
         <w:rPr>
           <w:lang w:val="fr-FR"/>
         </w:rPr>
+        <w:t>Context</w:t>
+      </w:r>
+      <w:proofErr w:type="spellEnd"/>
+      <w:r>
+        <w:rPr>
+          <w:lang w:val="fr-FR"/>
+        </w:rPr>
+        <w:t xml:space="preserve"> </w:t>
+      </w:r>
+      <w:r>
+        <w:rPr>
+          <w:rFonts w:ascii="Apple Color Emoji" w:hAnsi="Apple Color Emoji"/>
+          <w:lang w:val="fr-FR"/>
+        </w:rPr>
+        <w:t>✅</w:t>
+      </w:r>
+    </w:p>
+    <w:p>
+      <w:pPr>
+        <w:pStyle w:val="Heading2"/>
+        <w:rPr>
+          <w:lang w:val="fr-FR"/>
+        </w:rPr>
+      </w:pPr>
+      <w:proofErr w:type="spellStart"/>
+      <w:r>
+        <w:rPr>
+          <w:lang w:val="fr-FR"/>
+        </w:rPr>
+        <w:t>Research</w:t>
+      </w:r>
+      <w:proofErr w:type="spellEnd"/>
+      <w:r>
+        <w:rPr>
+          <w:lang w:val="fr-FR"/>
+        </w:rPr>
+        <w:t xml:space="preserve"> design </w:t>
+      </w:r>
+      <w:r>
+        <w:rPr>
+          <w:lang w:val="fr-FR"/>
+        </w:rPr>
+        <w:t xml:space="preserve"> </w:t>
+      </w:r>
+    </w:p>
+    <w:p>
+      <w:pPr>
+        <w:rPr>
+          <w:lang w:val="en-FR"/>
+        </w:rPr>
+      </w:pPr>
+      <w:r>
+        <w:rPr>
+          <w:lang w:val="en-FR"/>
+        </w:rPr>
+        <w:t>Design de Recherche</w:t>
+      </w:r>
+    </w:p>
+    <w:p>
+      <w:pPr>
+        <w:rPr>
+          <w:lang w:val="en-FR"/>
+        </w:rPr>
+      </w:pPr>
+      <w:r>
+        <w:rPr>
+          <w:lang w:val="en-FR"/>
+        </w:rPr>
+        <w:t>Cette expérience vise à mieux comprendre comment l'IA peut vraiment aider à préparer les cours de langues vivantes, et comment les profs adaptent ces outils à leurs propres besoins en classe.</w:t>
+      </w:r>
+    </w:p>
+    <w:p>
+      <w:pPr>
+        <w:rPr>
+          <w:lang w:val="en-FR"/>
+        </w:rPr>
+      </w:pPr>
+      <w:r>
+        <w:rPr>
+          <w:lang w:val="en-FR"/>
+        </w:rPr>
+        <w:t>Structure générale:</w:t>
+      </w:r>
+    </w:p>
+    <w:p>
+      <w:pPr>
+        <w:rPr>
+          <w:lang w:val="en-FR"/>
+        </w:rPr>
+      </w:pPr>
+      <w:r>
+        <w:rPr>
+          <w:lang w:val="en-FR"/>
+        </w:rPr>
+        <w:t>L'étude repose sur un design deux-phases, où chaque participant planifie une leçon dans deux conditions distinctes. Cette structure comparative permet d'examiner les processus de planification et de capturer les moments de décision où les enseignants acceptent, modifient ou rejettent les suggestions créées par l’IA générative de leur choix.</w:t>
+      </w:r>
+    </w:p>
+    <w:p>
+      <w:pPr>
+        <w:rPr>
+          <w:lang w:val="en-FR"/>
+        </w:rPr>
+      </w:pPr>
+      <w:r>
+        <w:rPr>
+          <w:lang w:val="en-FR"/>
+        </w:rPr>
+        <w:t>Logique du design:</w:t>
+      </w:r>
+    </w:p>
+    <w:p>
+      <w:pPr>
+        <w:rPr>
+          <w:lang w:val="en-FR"/>
+        </w:rPr>
+      </w:pPr>
+      <w:r>
+        <w:rPr>
+          <w:lang w:val="en-FR"/>
+        </w:rPr>
+        <w:t>Phase I: Planification manuelle (sans technologie) établit un baseline des processus cognitifs enseignants guidés uniquement par leur cognition professionnelle (Borg, 2003).</w:t>
+      </w:r>
+    </w:p>
+    <w:p>
+      <w:pPr>
+        <w:rPr>
+          <w:lang w:val="en-FR"/>
+        </w:rPr>
+      </w:pPr>
+      <w:r>
+        <w:rPr>
+          <w:lang w:val="en-FR"/>
+        </w:rPr>
+        <w:t>Phase II: Planification avec IA générative révèle comment les enseignants naviguent entre leurs attentes pédagogiques et les suggestions externes.</w:t>
+      </w:r>
+    </w:p>
+    <w:p>
+      <w:pPr>
+        <w:rPr>
+          <w:lang w:val="en-FR"/>
+        </w:rPr>
+      </w:pPr>
+      <w:r>
+        <w:rPr>
+          <w:lang w:val="en-FR"/>
+        </w:rPr>
+        <w:t xml:space="preserve">Cette approche comparative nous permettra d’analyser les choix opérés </w:t>
+      </w:r>
+      <w:r>
+        <w:rPr>
+          <w:lang w:val="en-FR"/>
+        </w:rPr>
+        <w:t>pour l’i</w:t>
+      </w:r>
+      <w:r>
+        <w:rPr>
+          <w:lang w:val="en-FR"/>
+        </w:rPr>
+        <w:t>ntégration des suggestions fournies par l’IA générative, de déterminer dans quelle mesure ces suggestions peuvent être adoptées et d’identifier les facteurs influençant l’intention d’adoption.</w:t>
+      </w:r>
+    </w:p>
+    <w:p>
+      <w:pPr>
+        <w:rPr>
+          <w:lang w:val="en-FR"/>
+        </w:rPr>
+      </w:pPr>
+    </w:p>
+    <w:p>
+      <w:pPr>
+        <w:rPr>
+          <w:lang w:val="en-FR"/>
+        </w:rPr>
+      </w:pPr>
+      <w:r>
+        <w:rPr>
+          <w:lang w:val="en-FR"/>
+        </w:rPr>
+        <w:t>Approche méthodologique:</w:t>
+      </w:r>
+    </w:p>
+    <w:p>
+      <w:pPr>
+        <w:rPr>
+          <w:lang w:val="en-FR"/>
+        </w:rPr>
+      </w:pPr>
+      <w:r>
+        <w:rPr>
+          <w:lang w:val="en-FR"/>
+        </w:rPr>
+        <w:t xml:space="preserve">L'étude combine des données qualitatives et quantitatives, </w:t>
+      </w:r>
+    </w:p>
+    <w:p>
+      <w:pPr>
+        <w:rPr>
+          <w:lang w:val="en-FR"/>
+        </w:rPr>
+      </w:pPr>
+      <w:r>
+        <w:rPr>
+          <w:lang w:val="en-FR"/>
+        </w:rPr>
+        <w:lastRenderedPageBreak/>
+        <w:t>Données quantitatives : timing (Phase I vs Phase II), fréquences de modification/acceptation/rejet des suggestions IA</w:t>
+      </w:r>
+    </w:p>
+    <w:p>
+      <w:pPr>
+        <w:rPr>
+          <w:lang w:val="en-FR"/>
+        </w:rPr>
+      </w:pPr>
+      <w:r>
+        <w:rPr>
+          <w:lang w:val="en-FR"/>
+        </w:rPr>
+        <w:t>Données qualitatives : contenu des plans de cours, interactions avec les outils IA (enregistrement d'écran), feedback post-test et reasoning enseignant</w:t>
+      </w:r>
+    </w:p>
+    <w:p>
+      <w:pPr>
+        <w:pStyle w:val="Heading2"/>
+        <w:rPr>
+          <w:lang w:val="fr-FR"/>
+        </w:rPr>
+      </w:pPr>
+      <w:r>
+        <w:rPr>
+          <w:lang w:val="fr-FR"/>
+        </w:rPr>
+        <w:t xml:space="preserve">Data collection </w:t>
+      </w:r>
+    </w:p>
+    <w:p>
+      <w:r>
+        <w:t>Collecte de Données</w:t>
+      </w:r>
+    </w:p>
+    <w:p>
+      <w:r>
+        <w:t>Pour documenter les processus de planification pédagogique et avoir le feedback enseignant concernant l'évaluation et l'intégration de l'IA générative les données suivantes ont été collectées :</w:t>
+      </w:r>
+    </w:p>
+    <w:p>
+      <w:r>
+        <w:t>Plans de cours</w:t>
+      </w:r>
+    </w:p>
+    <w:p>
+      <w:r>
+        <w:t xml:space="preserve">Chaque plan de leçon final remis par le participant a été conservé par l'examinatrice sous forme papier. Cette documentation physique permettait une archive sécurisée et facilitait l'analyse ultérieure du contenu, de la structure, et des choix pédagogiques. Plus important encore, la conservation du plan de Phase I permettait une analyse comparative directe : comment le plan initial sans IA se compare-t-il aux suggestions générées par l'IA en Phase </w:t>
+      </w:r>
+      <w:proofErr w:type="gramStart"/>
+      <w:r>
+        <w:t>II?</w:t>
+      </w:r>
+      <w:proofErr w:type="gramEnd"/>
+      <w:r>
+        <w:t xml:space="preserve"> Quelle correspondance existe entre ce que l'enseignant a planifié naturellement et ce que l'IA a </w:t>
+      </w:r>
+      <w:proofErr w:type="gramStart"/>
+      <w:r>
+        <w:t>proposé?</w:t>
+      </w:r>
+      <w:proofErr w:type="gramEnd"/>
+      <w:r>
+        <w:t xml:space="preserve"> </w:t>
+      </w:r>
+    </w:p>
+    <w:p>
+      <w:proofErr w:type="gramStart"/>
+      <w:r>
+        <w:t>Timing</w:t>
+      </w:r>
+      <w:proofErr w:type="gramEnd"/>
+      <w:r>
+        <w:t xml:space="preserve"> (Chronomètre)</w:t>
+      </w:r>
+    </w:p>
+    <w:p>
+      <w:bookmarkStart w:id="57" w:name="_Hlk232451719"/>
+      <w:r>
+        <w:t xml:space="preserve">Bien que le </w:t>
+      </w:r>
+      <w:r>
+        <w:t>minutage</w:t>
+      </w:r>
+      <w:r>
+        <w:t xml:space="preserve"> ait été initialement prévu comme instrument de collecte de données, tous les participants ont donné leur consentement explicite pour un enregistrement vidéo de Phase I et Phase II. Par conséquent, la mesure du temps a été extraite de l'enregistrement vidéo plutôt que d'un chronomètre séparé. Le </w:t>
+      </w:r>
+      <w:r>
+        <w:t>minutage</w:t>
+      </w:r>
+      <w:r>
+        <w:t xml:space="preserve"> enregistré mesure directement une dimension clé du modèle TAM (Davis, 1989) : la perception d'utilité temporelle. La comparaison Phase I vs Phase II révèle si l'accès à l'IA générative économise réellement du temps, et comment la courbe d'apprentissage technologique influence l'efficacité de la planification.</w:t>
+      </w:r>
+    </w:p>
+    <w:bookmarkEnd w:id="57"/>
+    <w:p>
+      <w:r>
+        <w:t>Note méthodologique : Si un participant n'avait pas consenti à l'enregistrement vidéo, un chronomètre manuel aurait été utilisé pour capturer les durées exactes.</w:t>
+      </w:r>
+    </w:p>
+    <w:p>
+      <w:r>
+        <w:t>Enregistrement d'écran (Phase II uniquement)</w:t>
+      </w:r>
+    </w:p>
+    <w:p>
+      <w:r>
+        <w:t xml:space="preserve">Un enregistrement de l'écran de l'ordinateur a capturé chaque interaction avec les outils IA générative : les prompts formulés, les réponses générées, les moments de sélection ou de rejet de contenu, les transitions entre outils. Cet instrument fournit des données comportementales détaillées sur le processus décisionnel enseignant : comment l'enseignant explore les </w:t>
+      </w:r>
+      <w:proofErr w:type="gramStart"/>
+      <w:r>
+        <w:t>options?</w:t>
+      </w:r>
+      <w:proofErr w:type="gramEnd"/>
+      <w:r>
+        <w:t xml:space="preserve"> Revient-il à un même </w:t>
+      </w:r>
+      <w:r>
+        <w:lastRenderedPageBreak/>
+        <w:t xml:space="preserve">outil plusieurs </w:t>
+      </w:r>
+      <w:proofErr w:type="gramStart"/>
+      <w:r>
+        <w:t>fois?</w:t>
+      </w:r>
+      <w:proofErr w:type="gramEnd"/>
+      <w:r>
+        <w:t xml:space="preserve"> Combine-t-il les résultats de différentes </w:t>
+      </w:r>
+      <w:proofErr w:type="gramStart"/>
+      <w:r>
+        <w:t>sources?</w:t>
+      </w:r>
+      <w:proofErr w:type="gramEnd"/>
+      <w:r>
+        <w:t xml:space="preserve"> Ces observations révèlent la navigation technologique et la stratégie d'intégration sans dépendre de la mémoire ou de l'articulation enseignante après coup.</w:t>
+      </w:r>
+    </w:p>
+    <w:p>
+      <w:r>
+        <w:t>Enregistrement de vidéo (Phase I et Phase II)</w:t>
+      </w:r>
+    </w:p>
+    <w:p>
+      <w:r>
+        <w:t>Une caméra vidéo a enregistré le participant pendant la Phase I et la Phase II après consentement explicite. Bien que l'analyse systématique des expressions faciales n'ait pas été codée formellement, cette vidéo fournit un contexte observationnel enrichissant : notes sur les moments clés (hésitation prolongée, frustration, satisfaction soudaine), les pauses réflexives, et les réactions non-verbales aux suggestions d’IA. Ces observations qualitatives contextualisent l'analyse des plans de cours et complètent le feedback post-test en révélant les processus cognitifs à l'œuvre lors de la planification.</w:t>
+      </w:r>
+    </w:p>
+    <w:p>
+      <w:r>
+        <w:t>Interactions IA exportées (PDF)</w:t>
+      </w:r>
+    </w:p>
+    <w:p>
+      <w:r>
+        <w:t>À la fin de Phase II, l'ensemble des interactions avec l'outil (ou les outils) IA choisi(s) par le participant—tous les prompts formulés et toutes les réponses générées—a été automatiquement exporté en PDF. Ce document archive précisément ce que l'IA a produit, permettant une analyse ultérieure de la qualité pédagogique et de la pertinence des suggestions face aux attentes professionnelles des enseignants. Bien que le choix des outils ait été ouvert à chaque participant (certains en utilisant un seul, d'autres plusieurs), l'analyse ne porte pas sur une comparaison inter-outils, mais plutôt sur l'efficacité et l'alignement du plan généré par l'IA avec les besoins pédagogiques et les convictions de l'enseignant.</w:t>
+      </w:r>
+    </w:p>
+    <w:p>
+      <w:r>
+        <w:t>Formulaire de feedback post-test</w:t>
+      </w:r>
+    </w:p>
+    <w:p>
+      <w:bookmarkStart w:id="58" w:name="_Hlk232453932"/>
+      <w:r>
+        <w:t xml:space="preserve">Après la </w:t>
+      </w:r>
+      <w:proofErr w:type="spellStart"/>
+      <w:r>
+        <w:t>completion</w:t>
+      </w:r>
+      <w:proofErr w:type="spellEnd"/>
+      <w:r>
+        <w:t xml:space="preserve"> des deux phases, chaque enseignant a rempli un formulaire de feedback structuré. Ce questionnaire collectait des données spécifiques répondant directement aux dimensions théoriques du cadre d'analyse :</w:t>
+      </w:r>
+    </w:p>
+    <w:p>
+      <w:r>
+        <w:t xml:space="preserve">Utilité perçue et efficacité temporelle (TAM, Davis 1989) : L'IA a-t-elle aidé à générer des </w:t>
+      </w:r>
+      <w:proofErr w:type="gramStart"/>
+      <w:r>
+        <w:t>idées?</w:t>
+      </w:r>
+      <w:proofErr w:type="gramEnd"/>
+      <w:r>
+        <w:t xml:space="preserve"> Avez-vous économisé du </w:t>
+      </w:r>
+      <w:proofErr w:type="gramStart"/>
+      <w:r>
+        <w:t>temps?</w:t>
+      </w:r>
+      <w:proofErr w:type="gramEnd"/>
+    </w:p>
+    <w:p>
+      <w:r>
+        <w:t xml:space="preserve">Facilité d'utilisation (TAM, Davis 1989) : Les outils étaient-ils faciles à </w:t>
+      </w:r>
+      <w:proofErr w:type="gramStart"/>
+      <w:r>
+        <w:t>utiliser?</w:t>
+      </w:r>
+      <w:proofErr w:type="gramEnd"/>
+      <w:r>
+        <w:t xml:space="preserve"> Les interfaces </w:t>
+      </w:r>
+      <w:proofErr w:type="gramStart"/>
+      <w:r>
+        <w:t>intuitives?</w:t>
+      </w:r>
+      <w:proofErr w:type="gramEnd"/>
+    </w:p>
+    <w:p>
+      <w:r>
+        <w:t xml:space="preserve">Alignement pédagogique (Cognition enseignante, Borg 2003) : Les suggestions correspondaient-elles à votre philosophie d'enseignement et à vos croyances </w:t>
+      </w:r>
+      <w:proofErr w:type="gramStart"/>
+      <w:r>
+        <w:t>pédagogiques?</w:t>
+      </w:r>
+      <w:proofErr w:type="gramEnd"/>
+    </w:p>
+    <w:p>
+      <w:r>
+        <w:t>Barrières identifiées (</w:t>
+      </w:r>
+      <w:proofErr w:type="spellStart"/>
+      <w:r>
+        <w:t>Ertmer</w:t>
+      </w:r>
+      <w:proofErr w:type="spellEnd"/>
+      <w:r>
+        <w:t xml:space="preserve"> &amp; </w:t>
+      </w:r>
+      <w:proofErr w:type="spellStart"/>
+      <w:r>
+        <w:t>Ottenbreit</w:t>
+      </w:r>
+      <w:proofErr w:type="spellEnd"/>
+      <w:r>
+        <w:t>-Leftwich, 2010) : Avez-vous rencontré des obstacles de premier ordre (techniques, temporels, matériels) ou de second ordre (croyances professionnelles, préoccupations éthiques</w:t>
+      </w:r>
+      <w:proofErr w:type="gramStart"/>
+      <w:r>
+        <w:t>)?</w:t>
+      </w:r>
+      <w:proofErr w:type="gramEnd"/>
+    </w:p>
+    <w:p>
+      <w:r>
+        <w:lastRenderedPageBreak/>
+        <w:t xml:space="preserve">Intention d'adoption (Rogers, 2003) : Utiliseriez-vous ces outils à </w:t>
+      </w:r>
+      <w:proofErr w:type="gramStart"/>
+      <w:r>
+        <w:t>l'avenir?</w:t>
+      </w:r>
+      <w:proofErr w:type="gramEnd"/>
+      <w:r>
+        <w:t xml:space="preserve"> Pourquoi/pourquoi </w:t>
+      </w:r>
+      <w:proofErr w:type="gramStart"/>
+      <w:r>
+        <w:t>pas?</w:t>
+      </w:r>
+      <w:proofErr w:type="gramEnd"/>
+    </w:p>
+    <w:p>
+      <w:r>
+        <w:t xml:space="preserve">Modifications souhaitées : Qu'auriez-vous changé dans les suggestions IA pour qu'elles soient plus alignées à vos </w:t>
+      </w:r>
+      <w:proofErr w:type="gramStart"/>
+      <w:r>
+        <w:t>attentes?</w:t>
+      </w:r>
+      <w:proofErr w:type="gramEnd"/>
+    </w:p>
+    <w:bookmarkEnd w:id="58"/>
+    <w:p>
+      <w:r>
+        <w:t>Ce formulaire capture la perception enseignante et le raisonnement que les données observationnelles seules ne peuvent pas révéler. Seul l'enseignant peut articuler pourquoi il/elle a rejeté une suggestion (raison pédagogique vs barrière contextuelle), comment il/elle évalue l'utilité réelle de l'outil, et si une adoption future est envisagée—données centrales pour répondre à la question de recherche.</w:t>
+      </w:r>
+    </w:p>
+    <w:p>
+      <w:pPr>
+        <w:rPr>
+          <w:b/>
+          <w:bCs/>
+        </w:rPr>
+      </w:pPr>
+      <w:proofErr w:type="spellStart"/>
+      <w:r>
+        <w:rPr>
+          <w:rStyle w:val="Heading2Char"/>
+          <w:lang w:val="fr-FR"/>
+        </w:rPr>
         <w:t>Experiment</w:t>
       </w:r>
       <w:proofErr w:type="spellEnd"/>
       <w:r>
         <w:rPr>
+          <w:rStyle w:val="Heading2Char"/>
           <w:lang w:val="fr-FR"/>
         </w:rPr>
         <w:t xml:space="preserve"> </w:t>
+      </w:r>
+      <w:r>
+        <w:rPr>
+          <w:rStyle w:val="Heading2Char"/>
+          <w:lang w:val="fr-FR"/>
+        </w:rPr>
+        <w:br/>
+      </w:r>
+      <w:r>
+        <w:rPr>
+          <w:b/>
+          <w:bCs/>
+        </w:rPr>
+        <w:t>Participants et Profils</w:t>
+      </w:r>
+    </w:p>
+    <w:p>
+      <w:r>
+        <w:t xml:space="preserve">Cette étude a impliqué 7 enseignants de langues vivantes au collège Charles de Gaulle, Saint Pierre de Chandieu, de l'académie de Lyon. Ces enseignants ont préalablement répondu au questionnaire exploratoire (Annexe 1) et ont volontairement participé à cette expérience. Les participants présentent un profil hétérogène en termes d'expérience professionnelle et de familiarité avec l'IA générative, reflétant sur la réalité de niveau d’utilisation d’IA générative dans les collèges français d'aujourd'hui. Les participants ont été </w:t>
+      </w:r>
+      <w:proofErr w:type="spellStart"/>
+      <w:r>
+        <w:t>designé</w:t>
+      </w:r>
+      <w:proofErr w:type="spellEnd"/>
+      <w:r>
+        <w:t xml:space="preserve"> un code spécifique (de PE01 à PE07) pour garder leur identité </w:t>
+      </w:r>
+      <w:proofErr w:type="spellStart"/>
+      <w:r>
+        <w:t>annoynme</w:t>
+      </w:r>
+      <w:proofErr w:type="spellEnd"/>
+      <w:r>
+        <w:t xml:space="preserve">. </w:t>
+      </w:r>
+    </w:p>
+    <w:p>
+      <w:pPr>
+        <w:jc w:val="center"/>
+        <w:rPr>
+          <w:rFonts w:ascii="Times New Roman" w:hAnsi="Times New Roman" w:cs="Times New Roman"/>
+          <w:sz w:val="24"/>
+          <w:szCs w:val="24"/>
+        </w:rPr>
+      </w:pPr>
+      <w:r>
+        <w:rPr>
+          <w:rFonts w:ascii="Times New Roman" w:hAnsi="Times New Roman" w:cs="Times New Roman"/>
+          <w:b/>
+          <w:bCs/>
+          <w:sz w:val="24"/>
+          <w:szCs w:val="24"/>
+        </w:rPr>
+        <w:t>Profil démographique, professionnel et technologique :</w:t>
+      </w:r>
+    </w:p>
+    <w:tbl>
+      <w:tblPr>
+        <w:tblStyle w:val="TableGrid"/>
+        <w:tblpPr w:leftFromText="180" w:rightFromText="180" w:vertAnchor="text" w:tblpXSpec="center" w:tblpY="1"/>
+        <w:tblOverlap w:val="never"/>
+        <w:tblW w:w="0" w:type="auto"/>
+        <w:jc w:val="center"/>
+        <w:tblLook w:val="04A0" w:firstRow="1" w:lastRow="0" w:firstColumn="1" w:lastColumn="0" w:noHBand="0" w:noVBand="1"/>
+        <w:tblCaption w:val="Profil démographique, professionnel et technologique:"/>
+      </w:tblPr>
+      <w:tblGrid>
+        <w:gridCol w:w="1230"/>
+        <w:gridCol w:w="1386"/>
+        <w:gridCol w:w="1816"/>
+        <w:gridCol w:w="1509"/>
+        <w:gridCol w:w="1398"/>
+        <w:gridCol w:w="1723"/>
+      </w:tblGrid>
+      <w:tr>
+        <w:trPr>
+          <w:jc w:val="center"/>
+        </w:trPr>
+        <w:tc>
+          <w:tcPr>
+            <w:tcW w:w="1230" w:type="dxa"/>
+            <w:vAlign w:val="center"/>
+          </w:tcPr>
+          <w:p>
+            <w:pPr>
+              <w:jc w:val="center"/>
+              <w:rPr>
+                <w:rFonts w:ascii="Times New Roman" w:hAnsi="Times New Roman" w:cs="Times New Roman"/>
+                <w:b/>
+                <w:bCs/>
+                <w:sz w:val="24"/>
+                <w:szCs w:val="24"/>
+              </w:rPr>
+            </w:pPr>
+            <w:r>
+              <w:rPr>
+                <w:rFonts w:ascii="Times New Roman" w:hAnsi="Times New Roman" w:cs="Times New Roman"/>
+                <w:b/>
+                <w:bCs/>
+                <w:sz w:val="24"/>
+                <w:szCs w:val="24"/>
+              </w:rPr>
+              <w:t>Code</w:t>
+            </w:r>
+          </w:p>
+        </w:tc>
+        <w:tc>
+          <w:tcPr>
+            <w:tcW w:w="1386" w:type="dxa"/>
+            <w:vAlign w:val="center"/>
+          </w:tcPr>
+          <w:p>
+            <w:pPr>
+              <w:jc w:val="center"/>
+              <w:rPr>
+                <w:rFonts w:ascii="Times New Roman" w:hAnsi="Times New Roman" w:cs="Times New Roman"/>
+                <w:b/>
+                <w:bCs/>
+                <w:sz w:val="24"/>
+                <w:szCs w:val="24"/>
+              </w:rPr>
+            </w:pPr>
+            <w:r>
+              <w:rPr>
+                <w:rFonts w:ascii="Times New Roman" w:hAnsi="Times New Roman" w:cs="Times New Roman"/>
+                <w:b/>
+                <w:bCs/>
+                <w:sz w:val="24"/>
+                <w:szCs w:val="24"/>
+              </w:rPr>
+              <w:t>Langue enseigner</w:t>
+            </w:r>
+          </w:p>
+        </w:tc>
+        <w:tc>
+          <w:tcPr>
+            <w:tcW w:w="1816" w:type="dxa"/>
+            <w:vAlign w:val="center"/>
+          </w:tcPr>
+          <w:p>
+            <w:pPr>
+              <w:jc w:val="center"/>
+              <w:rPr>
+                <w:rFonts w:ascii="Times New Roman" w:hAnsi="Times New Roman" w:cs="Times New Roman"/>
+                <w:b/>
+                <w:bCs/>
+                <w:sz w:val="24"/>
+                <w:szCs w:val="24"/>
+              </w:rPr>
+            </w:pPr>
+            <w:r>
+              <w:rPr>
+                <w:rFonts w:ascii="Times New Roman" w:hAnsi="Times New Roman" w:cs="Times New Roman"/>
+                <w:b/>
+                <w:bCs/>
+                <w:sz w:val="24"/>
+                <w:szCs w:val="24"/>
+              </w:rPr>
+              <w:t>Années d’</w:t>
+            </w:r>
+            <w:proofErr w:type="spellStart"/>
+            <w:r>
+              <w:rPr>
+                <w:rFonts w:ascii="Times New Roman" w:hAnsi="Times New Roman" w:cs="Times New Roman"/>
+                <w:b/>
+                <w:bCs/>
+                <w:sz w:val="24"/>
+                <w:szCs w:val="24"/>
+              </w:rPr>
+              <w:t>experience</w:t>
+            </w:r>
+            <w:proofErr w:type="spellEnd"/>
+            <w:r>
+              <w:rPr>
+                <w:rFonts w:ascii="Times New Roman" w:hAnsi="Times New Roman" w:cs="Times New Roman"/>
+                <w:b/>
+                <w:bCs/>
+                <w:sz w:val="24"/>
+                <w:szCs w:val="24"/>
+              </w:rPr>
+              <w:t xml:space="preserve"> d’enseignement</w:t>
+            </w:r>
+          </w:p>
+        </w:tc>
+        <w:tc>
+          <w:tcPr>
+            <w:tcW w:w="1509" w:type="dxa"/>
+            <w:vAlign w:val="center"/>
+          </w:tcPr>
+          <w:p>
+            <w:pPr>
+              <w:jc w:val="center"/>
+              <w:rPr>
+                <w:rFonts w:ascii="Times New Roman" w:hAnsi="Times New Roman" w:cs="Times New Roman"/>
+                <w:b/>
+                <w:bCs/>
+                <w:sz w:val="24"/>
+                <w:szCs w:val="24"/>
+              </w:rPr>
+            </w:pPr>
+            <w:r>
+              <w:rPr>
+                <w:rFonts w:ascii="Times New Roman" w:hAnsi="Times New Roman" w:cs="Times New Roman"/>
+                <w:b/>
+                <w:bCs/>
+                <w:sz w:val="24"/>
+                <w:szCs w:val="24"/>
+              </w:rPr>
+              <w:t>Niveau d’expertise d’IA générative</w:t>
+            </w:r>
+          </w:p>
+        </w:tc>
+        <w:tc>
+          <w:tcPr>
+            <w:tcW w:w="1398" w:type="dxa"/>
+            <w:vAlign w:val="center"/>
+          </w:tcPr>
+          <w:p>
+            <w:pPr>
+              <w:jc w:val="center"/>
+              <w:rPr>
+                <w:rFonts w:ascii="Times New Roman" w:hAnsi="Times New Roman" w:cs="Times New Roman"/>
+                <w:b/>
+                <w:bCs/>
+                <w:sz w:val="24"/>
+                <w:szCs w:val="24"/>
+              </w:rPr>
+            </w:pPr>
+            <w:r>
+              <w:rPr>
+                <w:rFonts w:ascii="Times New Roman" w:hAnsi="Times New Roman" w:cs="Times New Roman"/>
+                <w:b/>
+                <w:bCs/>
+                <w:sz w:val="24"/>
+                <w:szCs w:val="24"/>
+              </w:rPr>
+              <w:t>Niveaux Enseignés au Collège</w:t>
+            </w:r>
+          </w:p>
+        </w:tc>
+        <w:tc>
+          <w:tcPr>
+            <w:tcW w:w="1723" w:type="dxa"/>
+            <w:vAlign w:val="center"/>
+          </w:tcPr>
+          <w:p>
+            <w:pPr>
+              <w:jc w:val="center"/>
+              <w:rPr>
+                <w:rFonts w:ascii="Times New Roman" w:hAnsi="Times New Roman" w:cs="Times New Roman"/>
+                <w:b/>
+                <w:bCs/>
+                <w:sz w:val="24"/>
+                <w:szCs w:val="24"/>
+              </w:rPr>
+            </w:pPr>
+            <w:r>
+              <w:rPr>
+                <w:rFonts w:ascii="Times New Roman" w:hAnsi="Times New Roman" w:cs="Times New Roman"/>
+                <w:b/>
+                <w:bCs/>
+                <w:sz w:val="24"/>
+                <w:szCs w:val="24"/>
+              </w:rPr>
+              <w:t>Commentaires</w:t>
+            </w:r>
+          </w:p>
+        </w:tc>
+      </w:tr>
+      <w:tr>
+        <w:trPr>
+          <w:jc w:val="center"/>
+        </w:trPr>
+        <w:tc>
+          <w:tcPr>
+            <w:tcW w:w="1230" w:type="dxa"/>
+            <w:vAlign w:val="center"/>
+          </w:tcPr>
+          <w:p>
+            <w:pPr>
+              <w:jc w:val="center"/>
+              <w:rPr>
+                <w:rFonts w:ascii="Times New Roman" w:hAnsi="Times New Roman" w:cs="Times New Roman"/>
+                <w:sz w:val="24"/>
+                <w:szCs w:val="24"/>
+              </w:rPr>
+            </w:pPr>
+            <w:r>
+              <w:rPr>
+                <w:rFonts w:ascii="Times New Roman" w:hAnsi="Times New Roman" w:cs="Times New Roman"/>
+                <w:color w:val="000000"/>
+                <w:sz w:val="24"/>
+                <w:szCs w:val="24"/>
+              </w:rPr>
+              <w:t>PE01</w:t>
+            </w:r>
+          </w:p>
+        </w:tc>
+        <w:tc>
+          <w:tcPr>
+            <w:tcW w:w="1386" w:type="dxa"/>
+            <w:vAlign w:val="center"/>
+          </w:tcPr>
+          <w:p>
+            <w:pPr>
+              <w:jc w:val="center"/>
+              <w:rPr>
+                <w:rFonts w:ascii="Times New Roman" w:hAnsi="Times New Roman" w:cs="Times New Roman"/>
+                <w:sz w:val="24"/>
+                <w:szCs w:val="24"/>
+              </w:rPr>
+            </w:pPr>
+            <w:r>
+              <w:rPr>
+                <w:rFonts w:ascii="Times New Roman" w:hAnsi="Times New Roman" w:cs="Times New Roman"/>
+                <w:color w:val="000000"/>
+                <w:sz w:val="24"/>
+                <w:szCs w:val="24"/>
+              </w:rPr>
+              <w:t>Anglais</w:t>
+            </w:r>
+          </w:p>
+        </w:tc>
+        <w:tc>
+          <w:tcPr>
+            <w:tcW w:w="1816" w:type="dxa"/>
+            <w:vAlign w:val="center"/>
+          </w:tcPr>
+          <w:p>
+            <w:pPr>
+              <w:jc w:val="center"/>
+              <w:rPr>
+                <w:rFonts w:ascii="Times New Roman" w:hAnsi="Times New Roman" w:cs="Times New Roman"/>
+                <w:sz w:val="24"/>
+                <w:szCs w:val="24"/>
+              </w:rPr>
+            </w:pPr>
+            <w:r>
+              <w:rPr>
+                <w:rFonts w:ascii="Times New Roman" w:hAnsi="Times New Roman" w:cs="Times New Roman"/>
+                <w:color w:val="000000"/>
+                <w:sz w:val="24"/>
+                <w:szCs w:val="24"/>
+              </w:rPr>
+              <w:t>22</w:t>
+            </w:r>
+          </w:p>
+        </w:tc>
+        <w:tc>
+          <w:tcPr>
+            <w:tcW w:w="1509" w:type="dxa"/>
+            <w:vAlign w:val="center"/>
+          </w:tcPr>
+          <w:p>
+            <w:pPr>
+              <w:jc w:val="center"/>
+              <w:rPr>
+                <w:rFonts w:ascii="Times New Roman" w:hAnsi="Times New Roman" w:cs="Times New Roman"/>
+                <w:sz w:val="24"/>
+                <w:szCs w:val="24"/>
+              </w:rPr>
+            </w:pPr>
+            <w:r>
+              <w:rPr>
+                <w:rFonts w:ascii="Times New Roman" w:hAnsi="Times New Roman" w:cs="Times New Roman"/>
+                <w:color w:val="000000"/>
+                <w:sz w:val="24"/>
+                <w:szCs w:val="24"/>
+              </w:rPr>
+              <w:t>Novice</w:t>
+            </w:r>
+          </w:p>
+        </w:tc>
+        <w:tc>
+          <w:tcPr>
+            <w:tcW w:w="1398" w:type="dxa"/>
+            <w:vAlign w:val="center"/>
+          </w:tcPr>
+          <w:p>
+            <w:pPr>
+              <w:jc w:val="center"/>
+              <w:rPr>
+                <w:rFonts w:ascii="Times New Roman" w:hAnsi="Times New Roman" w:cs="Times New Roman"/>
+                <w:sz w:val="24"/>
+                <w:szCs w:val="24"/>
+              </w:rPr>
+            </w:pPr>
+            <w:r>
+              <w:rPr>
+                <w:rFonts w:ascii="Times New Roman" w:hAnsi="Times New Roman" w:cs="Times New Roman"/>
+                <w:color w:val="000000"/>
+                <w:sz w:val="24"/>
+                <w:szCs w:val="24"/>
+              </w:rPr>
+              <w:t>6e, 5e, 4e, 3e</w:t>
+            </w:r>
+          </w:p>
+        </w:tc>
+        <w:tc>
+          <w:tcPr>
+            <w:tcW w:w="1723" w:type="dxa"/>
+            <w:vAlign w:val="center"/>
+          </w:tcPr>
+          <w:p>
+            <w:pPr>
+              <w:jc w:val="center"/>
+              <w:rPr>
+                <w:rFonts w:ascii="Times New Roman" w:hAnsi="Times New Roman" w:cs="Times New Roman"/>
+                <w:sz w:val="24"/>
+                <w:szCs w:val="24"/>
+              </w:rPr>
+            </w:pPr>
+            <w:r>
+              <w:rPr>
+                <w:rFonts w:ascii="Times New Roman" w:hAnsi="Times New Roman" w:cs="Times New Roman"/>
+                <w:sz w:val="24"/>
+                <w:szCs w:val="24"/>
+              </w:rPr>
+              <w:t>Début de carrière au Lycée</w:t>
+            </w:r>
+          </w:p>
+        </w:tc>
+      </w:tr>
+      <w:tr>
+        <w:trPr>
+          <w:jc w:val="center"/>
+        </w:trPr>
+        <w:tc>
+          <w:tcPr>
+            <w:tcW w:w="1230" w:type="dxa"/>
+            <w:vAlign w:val="center"/>
+          </w:tcPr>
+          <w:p>
+            <w:pPr>
+              <w:jc w:val="center"/>
+              <w:rPr>
+                <w:rFonts w:ascii="Times New Roman" w:hAnsi="Times New Roman" w:cs="Times New Roman"/>
+                <w:color w:val="000000"/>
+                <w:sz w:val="24"/>
+                <w:szCs w:val="24"/>
+              </w:rPr>
+            </w:pPr>
+            <w:r>
+              <w:rPr>
+                <w:rFonts w:ascii="Times New Roman" w:hAnsi="Times New Roman" w:cs="Times New Roman"/>
+                <w:color w:val="000000"/>
+                <w:sz w:val="24"/>
+                <w:szCs w:val="24"/>
+              </w:rPr>
+              <w:t>PE02</w:t>
+            </w:r>
+          </w:p>
+        </w:tc>
+        <w:tc>
+          <w:tcPr>
+            <w:tcW w:w="1386" w:type="dxa"/>
+            <w:vAlign w:val="center"/>
+          </w:tcPr>
+          <w:p>
+            <w:pPr>
+              <w:jc w:val="center"/>
+              <w:rPr>
+                <w:rFonts w:ascii="Times New Roman" w:hAnsi="Times New Roman" w:cs="Times New Roman"/>
+                <w:color w:val="000000"/>
+                <w:sz w:val="24"/>
+                <w:szCs w:val="24"/>
+              </w:rPr>
+            </w:pPr>
+            <w:r>
+              <w:rPr>
+                <w:rFonts w:ascii="Times New Roman" w:hAnsi="Times New Roman" w:cs="Times New Roman"/>
+                <w:color w:val="000000"/>
+                <w:sz w:val="24"/>
+                <w:szCs w:val="24"/>
+              </w:rPr>
+              <w:t>Français</w:t>
+            </w:r>
+          </w:p>
+        </w:tc>
+        <w:tc>
+          <w:tcPr>
+            <w:tcW w:w="1816" w:type="dxa"/>
+            <w:vAlign w:val="center"/>
+          </w:tcPr>
+          <w:p>
+            <w:pPr>
+              <w:jc w:val="center"/>
+              <w:rPr>
+                <w:rFonts w:ascii="Times New Roman" w:hAnsi="Times New Roman" w:cs="Times New Roman"/>
+                <w:color w:val="000000"/>
+                <w:sz w:val="24"/>
+                <w:szCs w:val="24"/>
+              </w:rPr>
+            </w:pPr>
+            <w:r>
+              <w:rPr>
+                <w:rFonts w:ascii="Times New Roman" w:hAnsi="Times New Roman" w:cs="Times New Roman"/>
+                <w:color w:val="000000"/>
+                <w:sz w:val="24"/>
+                <w:szCs w:val="24"/>
+              </w:rPr>
+              <w:t>11</w:t>
+            </w:r>
+          </w:p>
+        </w:tc>
+        <w:tc>
+          <w:tcPr>
+            <w:tcW w:w="1509" w:type="dxa"/>
+            <w:vAlign w:val="center"/>
+          </w:tcPr>
+          <w:p>
+            <w:pPr>
+              <w:jc w:val="center"/>
+              <w:rPr>
+                <w:rFonts w:ascii="Times New Roman" w:hAnsi="Times New Roman" w:cs="Times New Roman"/>
+                <w:color w:val="000000"/>
+                <w:sz w:val="24"/>
+                <w:szCs w:val="24"/>
+              </w:rPr>
+            </w:pPr>
+            <w:r>
+              <w:rPr>
+                <w:rFonts w:ascii="Times New Roman" w:hAnsi="Times New Roman" w:cs="Times New Roman"/>
+                <w:color w:val="000000"/>
+                <w:sz w:val="24"/>
+                <w:szCs w:val="24"/>
+              </w:rPr>
+              <w:t>Intermédiaire</w:t>
+            </w:r>
+          </w:p>
+        </w:tc>
+        <w:tc>
+          <w:tcPr>
+            <w:tcW w:w="1398" w:type="dxa"/>
+            <w:vAlign w:val="center"/>
+          </w:tcPr>
+          <w:p>
+            <w:pPr>
+              <w:jc w:val="center"/>
+              <w:rPr>
+                <w:rFonts w:ascii="Times New Roman" w:hAnsi="Times New Roman" w:cs="Times New Roman"/>
+                <w:color w:val="000000"/>
+                <w:sz w:val="24"/>
+                <w:szCs w:val="24"/>
+              </w:rPr>
+            </w:pPr>
+            <w:r>
+              <w:rPr>
+                <w:rFonts w:ascii="Times New Roman" w:hAnsi="Times New Roman" w:cs="Times New Roman"/>
+                <w:color w:val="000000"/>
+                <w:sz w:val="24"/>
+                <w:szCs w:val="24"/>
+              </w:rPr>
+              <w:t>6e, 4e, 3e</w:t>
+            </w:r>
+          </w:p>
+        </w:tc>
+        <w:tc>
+          <w:tcPr>
+            <w:tcW w:w="1723" w:type="dxa"/>
+            <w:vAlign w:val="center"/>
+          </w:tcPr>
+          <w:p>
+            <w:pPr>
+              <w:jc w:val="center"/>
+              <w:rPr>
+                <w:rFonts w:ascii="Times New Roman" w:hAnsi="Times New Roman" w:cs="Times New Roman"/>
+                <w:sz w:val="24"/>
+                <w:szCs w:val="24"/>
+              </w:rPr>
+            </w:pPr>
+            <w:r>
+              <w:rPr>
+                <w:rFonts w:ascii="Times New Roman" w:hAnsi="Times New Roman" w:cs="Times New Roman"/>
+                <w:color w:val="000000"/>
+                <w:sz w:val="24"/>
+                <w:szCs w:val="24"/>
+              </w:rPr>
+              <w:t>6 ans Lycée, 5 ans Collège</w:t>
+            </w:r>
+          </w:p>
+        </w:tc>
+      </w:tr>
+      <w:tr>
+        <w:trPr>
+          <w:jc w:val="center"/>
+        </w:trPr>
+        <w:tc>
+          <w:tcPr>
+            <w:tcW w:w="1230" w:type="dxa"/>
+            <w:vAlign w:val="center"/>
+          </w:tcPr>
+          <w:p>
+            <w:pPr>
+              <w:jc w:val="center"/>
+              <w:rPr>
+                <w:rFonts w:ascii="Times New Roman" w:hAnsi="Times New Roman" w:cs="Times New Roman"/>
+                <w:color w:val="000000"/>
+                <w:sz w:val="24"/>
+                <w:szCs w:val="24"/>
+              </w:rPr>
+            </w:pPr>
+            <w:r>
+              <w:rPr>
+                <w:rFonts w:ascii="Times New Roman" w:hAnsi="Times New Roman" w:cs="Times New Roman"/>
+                <w:color w:val="000000"/>
+                <w:sz w:val="24"/>
+                <w:szCs w:val="24"/>
+              </w:rPr>
+              <w:t>PE03</w:t>
+            </w:r>
+          </w:p>
+        </w:tc>
+        <w:tc>
+          <w:tcPr>
+            <w:tcW w:w="1386" w:type="dxa"/>
+            <w:vAlign w:val="center"/>
+          </w:tcPr>
+          <w:p>
+            <w:pPr>
+              <w:jc w:val="center"/>
+              <w:rPr>
+                <w:rFonts w:ascii="Times New Roman" w:hAnsi="Times New Roman" w:cs="Times New Roman"/>
+                <w:color w:val="000000"/>
+                <w:sz w:val="24"/>
+                <w:szCs w:val="24"/>
+              </w:rPr>
+            </w:pPr>
+            <w:r>
+              <w:rPr>
+                <w:rFonts w:ascii="Times New Roman" w:hAnsi="Times New Roman" w:cs="Times New Roman"/>
+                <w:color w:val="000000"/>
+                <w:sz w:val="24"/>
+                <w:szCs w:val="24"/>
+              </w:rPr>
+              <w:t>Anglais</w:t>
+            </w:r>
+          </w:p>
+        </w:tc>
+        <w:tc>
+          <w:tcPr>
+            <w:tcW w:w="1816" w:type="dxa"/>
+            <w:vAlign w:val="center"/>
+          </w:tcPr>
+          <w:p>
+            <w:pPr>
+              <w:jc w:val="center"/>
+              <w:rPr>
+                <w:rFonts w:ascii="Times New Roman" w:hAnsi="Times New Roman" w:cs="Times New Roman"/>
+                <w:color w:val="000000"/>
+                <w:sz w:val="24"/>
+                <w:szCs w:val="24"/>
+              </w:rPr>
+            </w:pPr>
+            <w:r>
+              <w:rPr>
+                <w:rFonts w:ascii="Times New Roman" w:hAnsi="Times New Roman" w:cs="Times New Roman"/>
+                <w:color w:val="000000"/>
+                <w:sz w:val="24"/>
+                <w:szCs w:val="24"/>
+              </w:rPr>
+              <w:t>25</w:t>
+            </w:r>
+          </w:p>
+        </w:tc>
+        <w:tc>
+          <w:tcPr>
+            <w:tcW w:w="1509" w:type="dxa"/>
+            <w:vAlign w:val="center"/>
+          </w:tcPr>
+          <w:p>
+            <w:pPr>
+              <w:jc w:val="center"/>
+              <w:rPr>
+                <w:rFonts w:ascii="Times New Roman" w:hAnsi="Times New Roman" w:cs="Times New Roman"/>
+                <w:color w:val="000000"/>
+                <w:sz w:val="24"/>
+                <w:szCs w:val="24"/>
+              </w:rPr>
+            </w:pPr>
+            <w:r>
+              <w:rPr>
+                <w:rFonts w:ascii="Times New Roman" w:hAnsi="Times New Roman" w:cs="Times New Roman"/>
+                <w:color w:val="000000"/>
+                <w:sz w:val="24"/>
+                <w:szCs w:val="24"/>
+              </w:rPr>
+              <w:t>Intermédiaire</w:t>
+            </w:r>
+          </w:p>
+        </w:tc>
+        <w:tc>
+          <w:tcPr>
+            <w:tcW w:w="1398" w:type="dxa"/>
+            <w:vAlign w:val="center"/>
+          </w:tcPr>
+          <w:p>
+            <w:pPr>
+              <w:jc w:val="center"/>
+              <w:rPr>
+                <w:rFonts w:ascii="Times New Roman" w:hAnsi="Times New Roman" w:cs="Times New Roman"/>
+                <w:color w:val="000000"/>
+                <w:sz w:val="24"/>
+                <w:szCs w:val="24"/>
+              </w:rPr>
+            </w:pPr>
+            <w:r>
+              <w:rPr>
+                <w:rFonts w:ascii="Times New Roman" w:hAnsi="Times New Roman" w:cs="Times New Roman"/>
+                <w:color w:val="000000"/>
+                <w:sz w:val="24"/>
+                <w:szCs w:val="24"/>
+              </w:rPr>
+              <w:t>6e, 5e, 4e, 3e</w:t>
+            </w:r>
+          </w:p>
+        </w:tc>
+        <w:tc>
+          <w:tcPr>
+            <w:tcW w:w="1723" w:type="dxa"/>
+            <w:vAlign w:val="center"/>
+          </w:tcPr>
+          <w:p>
+            <w:pPr>
+              <w:jc w:val="center"/>
+              <w:rPr>
+                <w:rFonts w:ascii="Times New Roman" w:hAnsi="Times New Roman" w:cs="Times New Roman"/>
+                <w:color w:val="000000"/>
+                <w:sz w:val="24"/>
+                <w:szCs w:val="24"/>
+              </w:rPr>
+            </w:pPr>
+          </w:p>
+        </w:tc>
+      </w:tr>
+      <w:tr>
+        <w:trPr>
+          <w:jc w:val="center"/>
+        </w:trPr>
+        <w:tc>
+          <w:tcPr>
+            <w:tcW w:w="1230" w:type="dxa"/>
+            <w:vAlign w:val="center"/>
+          </w:tcPr>
+          <w:p>
+            <w:pPr>
+              <w:jc w:val="center"/>
+              <w:rPr>
+                <w:rFonts w:ascii="Times New Roman" w:hAnsi="Times New Roman" w:cs="Times New Roman"/>
+                <w:color w:val="000000"/>
+                <w:sz w:val="24"/>
+                <w:szCs w:val="24"/>
+              </w:rPr>
+            </w:pPr>
+            <w:r>
+              <w:rPr>
+                <w:rFonts w:ascii="Times New Roman" w:hAnsi="Times New Roman" w:cs="Times New Roman"/>
+                <w:color w:val="000000"/>
+                <w:sz w:val="24"/>
+                <w:szCs w:val="24"/>
+              </w:rPr>
+              <w:t>PE04</w:t>
+            </w:r>
+          </w:p>
+        </w:tc>
+        <w:tc>
+          <w:tcPr>
+            <w:tcW w:w="1386" w:type="dxa"/>
+            <w:vAlign w:val="center"/>
+          </w:tcPr>
+          <w:p>
+            <w:pPr>
+              <w:jc w:val="center"/>
+              <w:rPr>
+                <w:rFonts w:ascii="Times New Roman" w:hAnsi="Times New Roman" w:cs="Times New Roman"/>
+                <w:color w:val="000000"/>
+                <w:sz w:val="24"/>
+                <w:szCs w:val="24"/>
+              </w:rPr>
+            </w:pPr>
+            <w:r>
+              <w:rPr>
+                <w:rFonts w:ascii="Times New Roman" w:hAnsi="Times New Roman" w:cs="Times New Roman"/>
+                <w:color w:val="000000"/>
+                <w:sz w:val="24"/>
+                <w:szCs w:val="24"/>
+              </w:rPr>
+              <w:t>Français</w:t>
+            </w:r>
+          </w:p>
+        </w:tc>
+        <w:tc>
+          <w:tcPr>
+            <w:tcW w:w="1816" w:type="dxa"/>
+            <w:vAlign w:val="center"/>
+          </w:tcPr>
+          <w:p>
+            <w:pPr>
+              <w:jc w:val="center"/>
+              <w:rPr>
+                <w:rFonts w:ascii="Times New Roman" w:hAnsi="Times New Roman" w:cs="Times New Roman"/>
+                <w:color w:val="000000"/>
+                <w:sz w:val="24"/>
+                <w:szCs w:val="24"/>
+              </w:rPr>
+            </w:pPr>
+            <w:r>
+              <w:rPr>
+                <w:rFonts w:ascii="Times New Roman" w:hAnsi="Times New Roman" w:cs="Times New Roman"/>
+                <w:color w:val="000000"/>
+                <w:sz w:val="24"/>
+                <w:szCs w:val="24"/>
+              </w:rPr>
+              <w:t>5</w:t>
+            </w:r>
+          </w:p>
+        </w:tc>
+        <w:tc>
+          <w:tcPr>
+            <w:tcW w:w="1509" w:type="dxa"/>
+            <w:vAlign w:val="center"/>
+          </w:tcPr>
+          <w:p>
+            <w:pPr>
+              <w:jc w:val="center"/>
+              <w:rPr>
+                <w:rFonts w:ascii="Times New Roman" w:hAnsi="Times New Roman" w:cs="Times New Roman"/>
+                <w:color w:val="000000"/>
+                <w:sz w:val="24"/>
+                <w:szCs w:val="24"/>
+              </w:rPr>
+            </w:pPr>
+            <w:r>
+              <w:rPr>
+                <w:rFonts w:ascii="Times New Roman" w:hAnsi="Times New Roman" w:cs="Times New Roman"/>
+                <w:color w:val="000000"/>
+                <w:sz w:val="24"/>
+                <w:szCs w:val="24"/>
+              </w:rPr>
+              <w:t>Intermédiaire</w:t>
+            </w:r>
+          </w:p>
+        </w:tc>
+        <w:tc>
+          <w:tcPr>
+            <w:tcW w:w="1398" w:type="dxa"/>
+            <w:vAlign w:val="center"/>
+          </w:tcPr>
+          <w:p>
+            <w:pPr>
+              <w:jc w:val="center"/>
+              <w:rPr>
+                <w:rFonts w:ascii="Times New Roman" w:hAnsi="Times New Roman" w:cs="Times New Roman"/>
+                <w:color w:val="000000"/>
+                <w:sz w:val="24"/>
+                <w:szCs w:val="24"/>
+              </w:rPr>
+            </w:pPr>
+            <w:r>
+              <w:rPr>
+                <w:rFonts w:ascii="Times New Roman" w:hAnsi="Times New Roman" w:cs="Times New Roman"/>
+                <w:color w:val="000000"/>
+                <w:sz w:val="24"/>
+                <w:szCs w:val="24"/>
+              </w:rPr>
+              <w:t>6e, 5e, 4e, 3e</w:t>
+            </w:r>
+          </w:p>
+        </w:tc>
+        <w:tc>
+          <w:tcPr>
+            <w:tcW w:w="1723" w:type="dxa"/>
+            <w:vAlign w:val="center"/>
+          </w:tcPr>
+          <w:p>
+            <w:pPr>
+              <w:jc w:val="center"/>
+              <w:rPr>
+                <w:rFonts w:ascii="Times New Roman" w:hAnsi="Times New Roman" w:cs="Times New Roman"/>
+                <w:color w:val="000000"/>
+                <w:sz w:val="24"/>
+                <w:szCs w:val="24"/>
+              </w:rPr>
+            </w:pPr>
+          </w:p>
+        </w:tc>
+      </w:tr>
+      <w:tr>
+        <w:trPr>
+          <w:jc w:val="center"/>
+        </w:trPr>
+        <w:tc>
+          <w:tcPr>
+            <w:tcW w:w="1230" w:type="dxa"/>
+            <w:vAlign w:val="center"/>
+          </w:tcPr>
+          <w:p>
+            <w:pPr>
+              <w:jc w:val="center"/>
+              <w:rPr>
+                <w:rFonts w:ascii="Times New Roman" w:hAnsi="Times New Roman" w:cs="Times New Roman"/>
+                <w:color w:val="000000"/>
+                <w:sz w:val="24"/>
+                <w:szCs w:val="24"/>
+              </w:rPr>
+            </w:pPr>
+            <w:r>
+              <w:rPr>
+                <w:rFonts w:ascii="Times New Roman" w:hAnsi="Times New Roman" w:cs="Times New Roman"/>
+                <w:color w:val="000000"/>
+                <w:sz w:val="24"/>
+                <w:szCs w:val="24"/>
+              </w:rPr>
+              <w:lastRenderedPageBreak/>
+              <w:t>PE05</w:t>
+            </w:r>
+          </w:p>
+        </w:tc>
+        <w:tc>
+          <w:tcPr>
+            <w:tcW w:w="1386" w:type="dxa"/>
+            <w:vAlign w:val="center"/>
+          </w:tcPr>
+          <w:p>
+            <w:pPr>
+              <w:jc w:val="center"/>
+              <w:rPr>
+                <w:rFonts w:ascii="Times New Roman" w:hAnsi="Times New Roman" w:cs="Times New Roman"/>
+                <w:color w:val="000000"/>
+                <w:sz w:val="24"/>
+                <w:szCs w:val="24"/>
+              </w:rPr>
+            </w:pPr>
+            <w:r>
+              <w:rPr>
+                <w:rFonts w:ascii="Times New Roman" w:hAnsi="Times New Roman" w:cs="Times New Roman"/>
+                <w:color w:val="000000"/>
+                <w:sz w:val="24"/>
+                <w:szCs w:val="24"/>
+              </w:rPr>
+              <w:t>Anglais</w:t>
+            </w:r>
+          </w:p>
+        </w:tc>
+        <w:tc>
+          <w:tcPr>
+            <w:tcW w:w="1816" w:type="dxa"/>
+            <w:vAlign w:val="center"/>
+          </w:tcPr>
+          <w:p>
+            <w:pPr>
+              <w:jc w:val="center"/>
+              <w:rPr>
+                <w:rFonts w:ascii="Times New Roman" w:hAnsi="Times New Roman" w:cs="Times New Roman"/>
+                <w:color w:val="000000"/>
+                <w:sz w:val="24"/>
+                <w:szCs w:val="24"/>
+              </w:rPr>
+            </w:pPr>
+            <w:r>
+              <w:rPr>
+                <w:rFonts w:ascii="Times New Roman" w:hAnsi="Times New Roman" w:cs="Times New Roman"/>
+                <w:color w:val="000000"/>
+                <w:sz w:val="24"/>
+                <w:szCs w:val="24"/>
+              </w:rPr>
+              <w:t>25</w:t>
+            </w:r>
+          </w:p>
+        </w:tc>
+        <w:tc>
+          <w:tcPr>
+            <w:tcW w:w="1509" w:type="dxa"/>
+            <w:vAlign w:val="center"/>
+          </w:tcPr>
+          <w:p>
+            <w:pPr>
+              <w:jc w:val="center"/>
+              <w:rPr>
+                <w:rFonts w:ascii="Times New Roman" w:hAnsi="Times New Roman" w:cs="Times New Roman"/>
+                <w:color w:val="000000"/>
+                <w:sz w:val="24"/>
+                <w:szCs w:val="24"/>
+              </w:rPr>
+            </w:pPr>
+            <w:r>
+              <w:rPr>
+                <w:rFonts w:ascii="Times New Roman" w:hAnsi="Times New Roman" w:cs="Times New Roman"/>
+                <w:color w:val="000000"/>
+                <w:sz w:val="24"/>
+                <w:szCs w:val="24"/>
+              </w:rPr>
+              <w:t>Intermédiaire</w:t>
+            </w:r>
+          </w:p>
+        </w:tc>
+        <w:tc>
+          <w:tcPr>
+            <w:tcW w:w="1398" w:type="dxa"/>
+            <w:vAlign w:val="center"/>
+          </w:tcPr>
+          <w:p>
+            <w:pPr>
+              <w:jc w:val="center"/>
+              <w:rPr>
+                <w:rFonts w:ascii="Times New Roman" w:hAnsi="Times New Roman" w:cs="Times New Roman"/>
+                <w:color w:val="000000"/>
+                <w:sz w:val="24"/>
+                <w:szCs w:val="24"/>
+              </w:rPr>
+            </w:pPr>
+            <w:r>
+              <w:rPr>
+                <w:rFonts w:ascii="Times New Roman" w:hAnsi="Times New Roman" w:cs="Times New Roman"/>
+                <w:color w:val="000000"/>
+                <w:sz w:val="24"/>
+                <w:szCs w:val="24"/>
+              </w:rPr>
+              <w:t>5e, 4e, 3e</w:t>
+            </w:r>
+          </w:p>
+        </w:tc>
+        <w:tc>
+          <w:tcPr>
+            <w:tcW w:w="1723" w:type="dxa"/>
+            <w:vAlign w:val="center"/>
+          </w:tcPr>
+          <w:p>
+            <w:pPr>
+              <w:jc w:val="center"/>
+              <w:rPr>
+                <w:rFonts w:ascii="Times New Roman" w:hAnsi="Times New Roman" w:cs="Times New Roman"/>
+                <w:color w:val="000000"/>
+                <w:sz w:val="24"/>
+                <w:szCs w:val="24"/>
+              </w:rPr>
+            </w:pPr>
+            <w:r>
+              <w:rPr>
+                <w:rFonts w:ascii="Times New Roman" w:hAnsi="Times New Roman" w:cs="Times New Roman"/>
+                <w:color w:val="000000"/>
+                <w:sz w:val="24"/>
+                <w:szCs w:val="24"/>
+              </w:rPr>
+              <w:t>Début de carrière au Lycée</w:t>
+            </w:r>
+          </w:p>
+        </w:tc>
+      </w:tr>
+      <w:tr>
+        <w:trPr>
+          <w:jc w:val="center"/>
+        </w:trPr>
+        <w:tc>
+          <w:tcPr>
+            <w:tcW w:w="1230" w:type="dxa"/>
+            <w:vAlign w:val="center"/>
+          </w:tcPr>
+          <w:p>
+            <w:pPr>
+              <w:jc w:val="center"/>
+              <w:rPr>
+                <w:rFonts w:ascii="Times New Roman" w:hAnsi="Times New Roman" w:cs="Times New Roman"/>
+                <w:color w:val="000000"/>
+                <w:sz w:val="24"/>
+                <w:szCs w:val="24"/>
+              </w:rPr>
+            </w:pPr>
+            <w:r>
+              <w:rPr>
+                <w:rFonts w:ascii="Times New Roman" w:hAnsi="Times New Roman" w:cs="Times New Roman"/>
+                <w:color w:val="000000"/>
+                <w:sz w:val="24"/>
+                <w:szCs w:val="24"/>
+              </w:rPr>
+              <w:t>PE06</w:t>
+            </w:r>
+          </w:p>
+        </w:tc>
+        <w:tc>
+          <w:tcPr>
+            <w:tcW w:w="1386" w:type="dxa"/>
+            <w:vAlign w:val="center"/>
+          </w:tcPr>
+          <w:p>
+            <w:pPr>
+              <w:jc w:val="center"/>
+              <w:rPr>
+                <w:rFonts w:ascii="Times New Roman" w:hAnsi="Times New Roman" w:cs="Times New Roman"/>
+                <w:color w:val="000000"/>
+                <w:sz w:val="24"/>
+                <w:szCs w:val="24"/>
+              </w:rPr>
+            </w:pPr>
+            <w:r>
+              <w:rPr>
+                <w:rFonts w:ascii="Times New Roman" w:hAnsi="Times New Roman" w:cs="Times New Roman"/>
+                <w:color w:val="000000"/>
+                <w:sz w:val="24"/>
+                <w:szCs w:val="24"/>
+              </w:rPr>
+              <w:t>Anglais</w:t>
+            </w:r>
+          </w:p>
+        </w:tc>
+        <w:tc>
+          <w:tcPr>
+            <w:tcW w:w="1816" w:type="dxa"/>
+            <w:vAlign w:val="center"/>
+          </w:tcPr>
+          <w:p>
+            <w:pPr>
+              <w:jc w:val="center"/>
+              <w:rPr>
+                <w:rFonts w:ascii="Times New Roman" w:hAnsi="Times New Roman" w:cs="Times New Roman"/>
+                <w:color w:val="000000"/>
+                <w:sz w:val="24"/>
+                <w:szCs w:val="24"/>
+              </w:rPr>
+            </w:pPr>
+            <w:r>
+              <w:rPr>
+                <w:rFonts w:ascii="Times New Roman" w:hAnsi="Times New Roman" w:cs="Times New Roman"/>
+                <w:color w:val="000000"/>
+                <w:sz w:val="24"/>
+                <w:szCs w:val="24"/>
+              </w:rPr>
+              <w:t>20</w:t>
+            </w:r>
+          </w:p>
+        </w:tc>
+        <w:tc>
+          <w:tcPr>
+            <w:tcW w:w="1509" w:type="dxa"/>
+            <w:vAlign w:val="center"/>
+          </w:tcPr>
+          <w:p>
+            <w:pPr>
+              <w:jc w:val="center"/>
+              <w:rPr>
+                <w:rFonts w:ascii="Times New Roman" w:hAnsi="Times New Roman" w:cs="Times New Roman"/>
+                <w:color w:val="000000"/>
+                <w:sz w:val="24"/>
+                <w:szCs w:val="24"/>
+              </w:rPr>
+            </w:pPr>
+            <w:r>
+              <w:rPr>
+                <w:rFonts w:ascii="Times New Roman" w:hAnsi="Times New Roman" w:cs="Times New Roman"/>
+                <w:color w:val="000000"/>
+                <w:sz w:val="24"/>
+                <w:szCs w:val="24"/>
+              </w:rPr>
+              <w:t>Novice</w:t>
+            </w:r>
+          </w:p>
+        </w:tc>
+        <w:tc>
+          <w:tcPr>
+            <w:tcW w:w="1398" w:type="dxa"/>
+            <w:vAlign w:val="center"/>
+          </w:tcPr>
+          <w:p>
+            <w:pPr>
+              <w:jc w:val="center"/>
+              <w:rPr>
+                <w:rFonts w:ascii="Times New Roman" w:hAnsi="Times New Roman" w:cs="Times New Roman"/>
+                <w:color w:val="000000"/>
+                <w:sz w:val="24"/>
+                <w:szCs w:val="24"/>
+              </w:rPr>
+            </w:pPr>
+            <w:r>
+              <w:rPr>
+                <w:rFonts w:ascii="Times New Roman" w:hAnsi="Times New Roman" w:cs="Times New Roman"/>
+                <w:color w:val="000000"/>
+                <w:sz w:val="24"/>
+                <w:szCs w:val="24"/>
+              </w:rPr>
+              <w:t>5e, 4e, 3e</w:t>
+            </w:r>
+          </w:p>
+        </w:tc>
+        <w:tc>
+          <w:tcPr>
+            <w:tcW w:w="1723" w:type="dxa"/>
+            <w:vAlign w:val="center"/>
+          </w:tcPr>
+          <w:p>
+            <w:pPr>
+              <w:jc w:val="center"/>
+              <w:rPr>
+                <w:rFonts w:ascii="Times New Roman" w:hAnsi="Times New Roman" w:cs="Times New Roman"/>
+                <w:color w:val="000000"/>
+                <w:sz w:val="24"/>
+                <w:szCs w:val="24"/>
+              </w:rPr>
+            </w:pPr>
+            <w:r>
+              <w:rPr>
+                <w:rFonts w:ascii="Times New Roman" w:hAnsi="Times New Roman" w:cs="Times New Roman"/>
+                <w:color w:val="000000"/>
+                <w:sz w:val="24"/>
+                <w:szCs w:val="24"/>
+              </w:rPr>
+              <w:t>Hésitant face à l'IA générative</w:t>
+            </w:r>
+          </w:p>
+        </w:tc>
+      </w:tr>
+      <w:tr>
+        <w:trPr>
+          <w:jc w:val="center"/>
+        </w:trPr>
+        <w:tc>
+          <w:tcPr>
+            <w:tcW w:w="1230" w:type="dxa"/>
+            <w:vAlign w:val="center"/>
+          </w:tcPr>
+          <w:p>
+            <w:pPr>
+              <w:jc w:val="center"/>
+              <w:rPr>
+                <w:rFonts w:ascii="Times New Roman" w:hAnsi="Times New Roman" w:cs="Times New Roman"/>
+                <w:color w:val="000000"/>
+                <w:sz w:val="24"/>
+                <w:szCs w:val="24"/>
+              </w:rPr>
+            </w:pPr>
+            <w:r>
+              <w:rPr>
+                <w:rFonts w:ascii="Arial" w:hAnsi="Arial" w:cs="Arial"/>
+                <w:color w:val="000000"/>
+              </w:rPr>
+              <w:t>PE07</w:t>
+            </w:r>
+          </w:p>
+        </w:tc>
+        <w:tc>
+          <w:tcPr>
+            <w:tcW w:w="1386" w:type="dxa"/>
+            <w:vAlign w:val="center"/>
+          </w:tcPr>
+          <w:p>
+            <w:pPr>
+              <w:jc w:val="center"/>
+              <w:rPr>
+                <w:rFonts w:ascii="Times New Roman" w:hAnsi="Times New Roman" w:cs="Times New Roman"/>
+                <w:color w:val="000000"/>
+                <w:sz w:val="24"/>
+                <w:szCs w:val="24"/>
+              </w:rPr>
+            </w:pPr>
+            <w:r>
+              <w:rPr>
+                <w:rFonts w:ascii="Arial" w:hAnsi="Arial" w:cs="Arial"/>
+                <w:color w:val="000000"/>
+              </w:rPr>
+              <w:t>Espagnol</w:t>
+            </w:r>
+          </w:p>
+        </w:tc>
+        <w:tc>
+          <w:tcPr>
+            <w:tcW w:w="1816" w:type="dxa"/>
+            <w:vAlign w:val="center"/>
+          </w:tcPr>
+          <w:p>
+            <w:pPr>
+              <w:jc w:val="center"/>
+              <w:rPr>
+                <w:rFonts w:ascii="Times New Roman" w:hAnsi="Times New Roman" w:cs="Times New Roman"/>
+                <w:color w:val="000000"/>
+                <w:sz w:val="24"/>
+                <w:szCs w:val="24"/>
+              </w:rPr>
+            </w:pPr>
+            <w:r>
+              <w:rPr>
+                <w:rFonts w:ascii="Arial" w:hAnsi="Arial" w:cs="Arial"/>
+                <w:color w:val="000000"/>
+              </w:rPr>
+              <w:t>24</w:t>
+            </w:r>
+          </w:p>
+        </w:tc>
+        <w:tc>
+          <w:tcPr>
+            <w:tcW w:w="1509" w:type="dxa"/>
+            <w:vAlign w:val="center"/>
+          </w:tcPr>
+          <w:p>
+            <w:pPr>
+              <w:jc w:val="center"/>
+              <w:rPr>
+                <w:rFonts w:ascii="Times New Roman" w:hAnsi="Times New Roman" w:cs="Times New Roman"/>
+                <w:color w:val="000000"/>
+                <w:sz w:val="24"/>
+                <w:szCs w:val="24"/>
+              </w:rPr>
+            </w:pPr>
+            <w:r>
+              <w:rPr>
+                <w:rFonts w:ascii="Arial" w:hAnsi="Arial" w:cs="Arial"/>
+                <w:color w:val="000000"/>
+              </w:rPr>
+              <w:t>Expert</w:t>
+            </w:r>
+          </w:p>
+        </w:tc>
+        <w:tc>
+          <w:tcPr>
+            <w:tcW w:w="1398" w:type="dxa"/>
+            <w:vAlign w:val="center"/>
+          </w:tcPr>
+          <w:p>
+            <w:pPr>
+              <w:jc w:val="center"/>
+              <w:rPr>
+                <w:rFonts w:ascii="Times New Roman" w:hAnsi="Times New Roman" w:cs="Times New Roman"/>
+                <w:color w:val="000000"/>
+                <w:sz w:val="24"/>
+                <w:szCs w:val="24"/>
+              </w:rPr>
+            </w:pPr>
+            <w:r>
+              <w:rPr>
+                <w:rFonts w:ascii="Arial" w:hAnsi="Arial" w:cs="Arial"/>
+                <w:color w:val="000000"/>
+              </w:rPr>
+              <w:t>5e, 4e, 3e</w:t>
+            </w:r>
+          </w:p>
+        </w:tc>
+        <w:tc>
+          <w:tcPr>
+            <w:tcW w:w="1723" w:type="dxa"/>
+            <w:vAlign w:val="center"/>
+          </w:tcPr>
+          <w:p>
+            <w:pPr>
+              <w:jc w:val="center"/>
+              <w:rPr>
+                <w:rFonts w:ascii="Times New Roman" w:hAnsi="Times New Roman" w:cs="Times New Roman"/>
+                <w:color w:val="000000"/>
+                <w:sz w:val="24"/>
+                <w:szCs w:val="24"/>
+              </w:rPr>
+            </w:pPr>
+            <w:r>
+              <w:rPr>
+                <w:rFonts w:ascii="Arial" w:hAnsi="Arial" w:cs="Arial"/>
+                <w:color w:val="000000"/>
+              </w:rPr>
+              <w:t>Responsable IA de l'établissement</w:t>
+            </w:r>
+          </w:p>
+        </w:tc>
+      </w:tr>
+    </w:tbl>
+    <w:p>
+      <w:r>
+        <w:br/>
+        <w:t>Les 7 participants se constituaient de 6 femmes et 1 homme, âgés entre 28 à 53 ans, ayant une expérience d'enseignement variant entre 5 à 25 ans. Il y avait quatre enseignants d’anglais, deux enseignants de français, et un enseignant d’espagnol. La majorité avait une expérience préalable en lycée avant de rejoindre le collège où s'est</w:t>
+      </w:r>
+      <w:r>
+        <w:t xml:space="preserve"> </w:t>
+      </w:r>
+      <w:r>
+        <w:t>déroulée</w:t>
+      </w:r>
+      <w:r>
+        <w:t xml:space="preserve"> </w:t>
+      </w:r>
+      <w:r>
+        <w:t>l'étude.</w:t>
+      </w:r>
+    </w:p>
+    <w:p>
+      <w:r>
+        <w:t>La diversité intentionnelle des profils d’enseignants (2 novices, 4 intermédiaires, 1 expert en ce qui concerne l’IA générative) permet d'examiner comment l'expertise antérieure avec l'IA générative influence l'évaluation et l'intégration de ces outils dans la planification pédagogique. Cette variation enrichit l'analyse ultérieure des facteurs influençant l'adoption de l’IA générative</w:t>
+      </w:r>
+      <w:r>
+        <w:t xml:space="preserve"> dans </w:t>
+      </w:r>
+      <w:proofErr w:type="gramStart"/>
+      <w:r>
+        <w:t>les établissement</w:t>
+      </w:r>
+      <w:proofErr w:type="gramEnd"/>
+      <w:r>
+        <w:t xml:space="preserve"> scolaires en France</w:t>
+      </w:r>
+      <w:r>
+        <w:t>.</w:t>
       </w:r>
     </w:p>
     <w:p>
@@ -13942,7 +15807,7 @@
           <w:lang w:eastAsia="en-IN"/>
         </w:rPr>
       </w:pPr>
-      <w:bookmarkStart w:id="57" w:name="_Toc230973446"/>
+      <w:bookmarkStart w:id="59" w:name="_Toc230973446"/>
       <w:r>
         <w:rPr>
           <w:rFonts w:eastAsia="Times New Roman"/>
@@ -13951,7 +15816,7 @@
         <w:lastRenderedPageBreak/>
         <w:t>Inferences</w:t>
       </w:r>
-      <w:bookmarkEnd w:id="57"/>
+      <w:bookmarkEnd w:id="59"/>
     </w:p>
     <w:p>
       <w:pPr>
@@ -14906,7 +16771,7 @@
           <w:lang w:val="fr-FR" w:eastAsia="en-IN"/>
         </w:rPr>
       </w:pPr>
-      <w:bookmarkStart w:id="58" w:name="_Toc230973447"/>
+      <w:bookmarkStart w:id="60" w:name="_Toc230973447"/>
       <w:r>
         <w:rPr>
           <w:rFonts w:eastAsia="Times New Roman"/>
@@ -14915,7 +16780,7 @@
         <w:lastRenderedPageBreak/>
         <w:t>Conclusion</w:t>
       </w:r>
-      <w:bookmarkEnd w:id="58"/>
+      <w:bookmarkEnd w:id="60"/>
     </w:p>
     <w:p/>
     <w:p>
@@ -15695,7 +17560,7 @@
           <w:sz w:val="24"/>
         </w:rPr>
         <w:sectPr>
-          <w:footerReference w:type="default" r:id="rId13"/>
+          <w:footerReference w:type="default" r:id="rId12"/>
           <w:pgSz w:w="11906" w:h="16838"/>
           <w:pgMar w:top="1417" w:right="1417" w:bottom="1417" w:left="1417" w:header="708" w:footer="708" w:gutter="0"/>
           <w:cols w:space="708"/>
@@ -15826,14 +17691,14 @@
           <w:lang w:val="fr-FR"/>
         </w:rPr>
       </w:pPr>
-      <w:bookmarkStart w:id="59" w:name="_Toc105689047"/>
-      <w:bookmarkStart w:id="60" w:name="_Toc107222887"/>
-      <w:bookmarkStart w:id="61" w:name="_Toc158131119"/>
-      <w:bookmarkStart w:id="62" w:name="_Toc158131244"/>
-      <w:bookmarkStart w:id="63" w:name="_Toc169622416"/>
-      <w:bookmarkStart w:id="64" w:name="_Toc169622624"/>
-      <w:bookmarkStart w:id="65" w:name="_Toc218677530"/>
-      <w:bookmarkStart w:id="66" w:name="_Toc230973448"/>
+      <w:bookmarkStart w:id="61" w:name="_Toc105689047"/>
+      <w:bookmarkStart w:id="62" w:name="_Toc107222887"/>
+      <w:bookmarkStart w:id="63" w:name="_Toc158131119"/>
+      <w:bookmarkStart w:id="64" w:name="_Toc158131244"/>
+      <w:bookmarkStart w:id="65" w:name="_Toc169622416"/>
+      <w:bookmarkStart w:id="66" w:name="_Toc169622624"/>
+      <w:bookmarkStart w:id="67" w:name="_Toc218677530"/>
+      <w:bookmarkStart w:id="68" w:name="_Toc230973448"/>
       <w:r>
         <w:rPr>
           <w:lang w:val="fr-FR"/>
@@ -15841,14 +17706,14 @@
         <w:lastRenderedPageBreak/>
         <w:t>Bibliographie</w:t>
       </w:r>
-      <w:bookmarkEnd w:id="59"/>
-      <w:bookmarkEnd w:id="60"/>
       <w:bookmarkEnd w:id="61"/>
       <w:bookmarkEnd w:id="62"/>
       <w:bookmarkEnd w:id="63"/>
       <w:bookmarkEnd w:id="64"/>
       <w:bookmarkEnd w:id="65"/>
       <w:bookmarkEnd w:id="66"/>
+      <w:bookmarkEnd w:id="67"/>
+      <w:bookmarkEnd w:id="68"/>
     </w:p>
     <w:p/>
     <w:p>
@@ -16381,22 +18246,22 @@
       <w:pPr>
         <w:pStyle w:val="Title"/>
       </w:pPr>
-      <w:bookmarkStart w:id="67" w:name="_Toc169622417"/>
-      <w:bookmarkStart w:id="68" w:name="_Toc169622625"/>
-      <w:bookmarkStart w:id="69" w:name="_Toc218677531"/>
-      <w:bookmarkStart w:id="70" w:name="_Toc230973449"/>
-      <w:bookmarkStart w:id="71" w:name="_Toc105689048"/>
-      <w:bookmarkStart w:id="72" w:name="_Toc107222888"/>
-      <w:bookmarkStart w:id="73" w:name="_Toc158131120"/>
-      <w:bookmarkStart w:id="74" w:name="_Toc158131245"/>
+      <w:bookmarkStart w:id="69" w:name="_Toc169622417"/>
+      <w:bookmarkStart w:id="70" w:name="_Toc169622625"/>
+      <w:bookmarkStart w:id="71" w:name="_Toc218677531"/>
+      <w:bookmarkStart w:id="72" w:name="_Toc230973449"/>
+      <w:bookmarkStart w:id="73" w:name="_Toc105689048"/>
+      <w:bookmarkStart w:id="74" w:name="_Toc107222888"/>
+      <w:bookmarkStart w:id="75" w:name="_Toc158131120"/>
+      <w:bookmarkStart w:id="76" w:name="_Toc158131245"/>
       <w:r>
         <w:lastRenderedPageBreak/>
         <w:t>Index</w:t>
       </w:r>
-      <w:bookmarkEnd w:id="67"/>
-      <w:bookmarkEnd w:id="68"/>
       <w:bookmarkEnd w:id="69"/>
       <w:bookmarkEnd w:id="70"/>
+      <w:bookmarkEnd w:id="71"/>
+      <w:bookmarkEnd w:id="72"/>
     </w:p>
     <w:p>
       <w:pPr>
@@ -16562,10 +18427,10 @@
           <w:lang w:val="fr-FR"/>
         </w:rPr>
       </w:pPr>
-      <w:bookmarkStart w:id="75" w:name="_Toc169622418"/>
-      <w:bookmarkStart w:id="76" w:name="_Toc169622626"/>
-      <w:bookmarkStart w:id="77" w:name="_Toc218677532"/>
-      <w:bookmarkStart w:id="78" w:name="_Toc230973450"/>
+      <w:bookmarkStart w:id="77" w:name="_Toc169622418"/>
+      <w:bookmarkStart w:id="78" w:name="_Toc169622626"/>
+      <w:bookmarkStart w:id="79" w:name="_Toc218677532"/>
+      <w:bookmarkStart w:id="80" w:name="_Toc230973450"/>
       <w:r>
         <w:rPr>
           <w:lang w:val="fr-FR"/>
@@ -16573,14 +18438,14 @@
         <w:lastRenderedPageBreak/>
         <w:t>Table des illustrations</w:t>
       </w:r>
-      <w:bookmarkEnd w:id="71"/>
-      <w:bookmarkEnd w:id="72"/>
       <w:bookmarkEnd w:id="73"/>
       <w:bookmarkEnd w:id="74"/>
       <w:bookmarkEnd w:id="75"/>
       <w:bookmarkEnd w:id="76"/>
       <w:bookmarkEnd w:id="77"/>
       <w:bookmarkEnd w:id="78"/>
+      <w:bookmarkEnd w:id="79"/>
+      <w:bookmarkEnd w:id="80"/>
     </w:p>
     <w:p/>
     <w:p>
@@ -16606,7 +18471,7 @@
     <w:p>
       <w:pPr>
         <w:sectPr>
-          <w:headerReference w:type="default" r:id="rId14"/>
+          <w:headerReference w:type="default" r:id="rId13"/>
           <w:pgSz w:w="11906" w:h="16838"/>
           <w:pgMar w:top="1417" w:right="1417" w:bottom="1417" w:left="1417" w:header="708" w:footer="708" w:gutter="0"/>
           <w:cols w:space="708"/>
@@ -16621,7 +18486,7 @@
           <w:lang w:val="fr-FR"/>
         </w:rPr>
       </w:pPr>
-      <w:bookmarkStart w:id="79" w:name="_Toc230973451"/>
+      <w:bookmarkStart w:id="81" w:name="_Toc230973451"/>
       <w:r>
         <w:rPr>
           <w:lang w:val="fr-FR"/>
@@ -16629,7 +18494,7 @@
         <w:lastRenderedPageBreak/>
         <w:t>Annexes</w:t>
       </w:r>
-      <w:bookmarkEnd w:id="79"/>
+      <w:bookmarkEnd w:id="81"/>
       <w:r>
         <w:rPr>
           <w:lang w:val="fr-FR"/>
@@ -16705,7 +18570,7 @@
           <w:sz w:val="24"/>
         </w:rPr>
         <w:sectPr>
-          <w:footerReference w:type="default" r:id="rId15"/>
+          <w:footerReference w:type="default" r:id="rId14"/>
           <w:pgSz w:w="11906" w:h="16838"/>
           <w:pgMar w:top="1417" w:right="1417" w:bottom="1417" w:left="1417" w:header="708" w:footer="708" w:gutter="0"/>
           <w:pgNumType w:start="1"/>
@@ -16784,8 +18649,8 @@
       </w:r>
     </w:p>
     <w:sectPr>
-      <w:headerReference w:type="default" r:id="rId16"/>
-      <w:footerReference w:type="default" r:id="rId17"/>
+      <w:headerReference w:type="default" r:id="rId15"/>
+      <w:footerReference w:type="default" r:id="rId16"/>
       <w:pgSz w:w="11906" w:h="16838"/>
       <w:pgMar w:top="1417" w:right="1417" w:bottom="1417" w:left="1417" w:header="708" w:footer="708" w:gutter="0"/>
       <w:cols w:space="708"/>
@@ -20193,7 +22058,6 @@
   <w:style w:type="character" w:default="1" w:styleId="DefaultParagraphFont">
     <w:name w:val="Default Paragraph Font"/>
     <w:uiPriority w:val="1"/>
-    <w:semiHidden/>
     <w:unhideWhenUsed/>
   </w:style>
   <w:style w:type="table" w:default="1" w:styleId="TableNormal">
@@ -21040,6 +22904,38 @@
       <w:bCs/>
     </w:rPr>
   </w:style>
+  <w:style w:type="table" w:styleId="TableGrid">
+    <w:name w:val="Table Grid"/>
+    <w:basedOn w:val="TableNormal"/>
+    <w:uiPriority w:val="39"/>
+    <w:rsid w:val="00363D27"/>
+    <w:pPr>
+      <w:spacing w:after="0" w:line="240" w:lineRule="auto"/>
+    </w:pPr>
+    <w:tblPr>
+      <w:tblBorders>
+        <w:top w:val="single" w:sz="4" w:space="0" w:color="auto"/>
+        <w:left w:val="single" w:sz="4" w:space="0" w:color="auto"/>
+        <w:bottom w:val="single" w:sz="4" w:space="0" w:color="auto"/>
+        <w:right w:val="single" w:sz="4" w:space="0" w:color="auto"/>
+        <w:insideH w:val="single" w:sz="4" w:space="0" w:color="auto"/>
+        <w:insideV w:val="single" w:sz="4" w:space="0" w:color="auto"/>
+      </w:tblBorders>
+    </w:tblPr>
+  </w:style>
+  <w:style w:type="paragraph" w:styleId="Revision">
+    <w:name w:val="Revision"/>
+    <w:hidden/>
+    <w:uiPriority w:val="99"/>
+    <w:semiHidden/>
+    <w:rsid w:val="001141FD"/>
+    <w:pPr>
+      <w:spacing w:after="0" w:line="240" w:lineRule="auto"/>
+    </w:pPr>
+    <w:rPr>
+      <w:rFonts w:ascii="Neutra Text" w:hAnsi="Neutra Text"/>
+    </w:rPr>
+  </w:style>
 </w:styles>
 </file>
 

--- a/my_report/Thesis_Report_English.docx
+++ b/my_report/Thesis_Report_English.docx
@@ -13218,7 +13218,7 @@
         <w:rPr>
           <w:noProof/>
         </w:rPr>
-        <w:pict w14:anchorId="513D59A5">
+        <w:pict w14:anchorId="68F133DA">
           <v:rect id="_x0000_i1025" alt="" style="width:451.3pt;height:.05pt;mso-width-percent:0;mso-height-percent:0;mso-width-percent:0;mso-height-percent:0" o:hralign="center" o:hrstd="t" o:hr="t" fillcolor="#a0a0a0" stroked="f"/>
         </w:pict>
       </w:r>
@@ -13682,6 +13682,7 @@
           <w:i w:val="0"/>
           <w:iCs w:val="0"/>
           <w:sz w:val="22"/>
+          <w:lang w:val="fr-FR"/>
         </w:rPr>
       </w:pPr>
       <w:r>
@@ -15703,6 +15704,272 @@
     </w:p>
     <w:p>
       <w:pPr>
+        <w:pStyle w:val="NormalWeb"/>
+        <w:spacing w:before="240" w:beforeAutospacing="0" w:after="240" w:afterAutospacing="0"/>
+      </w:pPr>
+      <w:r>
+        <w:rPr>
+          <w:rFonts w:ascii="Arial" w:hAnsi="Arial" w:cs="Arial"/>
+          <w:b/>
+          <w:bCs/>
+          <w:color w:val="000000"/>
+          <w:sz w:val="34"/>
+          <w:szCs w:val="34"/>
+        </w:rPr>
+        <w:t>Phase I : Planification Manuelle (Baseline de la Cognition Enseignante)</w:t>
+      </w:r>
+    </w:p>
+    <w:p>
+      <w:pPr>
+        <w:spacing w:before="240" w:after="240" w:line="240" w:lineRule="auto"/>
+        <w:jc w:val="left"/>
+        <w:rPr>
+          <w:rFonts w:ascii="Times New Roman" w:eastAsia="Times New Roman" w:hAnsi="Times New Roman" w:cs="Times New Roman"/>
+          <w:sz w:val="24"/>
+          <w:szCs w:val="24"/>
+          <w:lang w:val="en-FR" w:eastAsia="en-GB"/>
+        </w:rPr>
+      </w:pPr>
+      <w:r>
+        <w:rPr>
+          <w:rFonts w:ascii="Arial" w:eastAsia="Times New Roman" w:hAnsi="Arial" w:cs="Arial"/>
+          <w:color w:val="000000"/>
+          <w:lang w:val="en-FR" w:eastAsia="en-GB"/>
+        </w:rPr>
+        <w:br/>
+      </w:r>
+      <w:bookmarkStart w:id="59" w:name="_Hlk232493739"/>
+      <w:r>
+        <w:rPr>
+          <w:rFonts w:ascii="Arial" w:eastAsia="Times New Roman" w:hAnsi="Arial" w:cs="Arial"/>
+          <w:color w:val="000000"/>
+          <w:lang w:val="en-FR" w:eastAsia="en-GB"/>
+        </w:rPr>
+        <w:t>Avant d’introduire l’IA générative, une première phase de planification a été mise en œuvre sans médiation technologique. Cette phase représente un niveau cognitif de base de référence (Hollingsworth, 1989) qui permet de comprendre la façon naturelle dont les enseignants s’instruisent, à l’aide exclusivement de leurs croyances professionnelles, leur expérience et leur connaissance de la pédagogie et du contenu (Borg, 2003 ; Shulman, 1987).</w:t>
+      </w:r>
+    </w:p>
+    <w:bookmarkEnd w:id="59"/>
+    <w:p>
+      <w:pPr>
+        <w:spacing w:before="240" w:after="240" w:line="240" w:lineRule="auto"/>
+        <w:jc w:val="left"/>
+        <w:rPr>
+          <w:rFonts w:ascii="Times New Roman" w:eastAsia="Times New Roman" w:hAnsi="Times New Roman" w:cs="Times New Roman"/>
+          <w:sz w:val="24"/>
+          <w:szCs w:val="24"/>
+          <w:lang w:val="en-FR" w:eastAsia="en-GB"/>
+        </w:rPr>
+      </w:pPr>
+      <w:r>
+        <w:rPr>
+          <w:rFonts w:ascii="Arial" w:eastAsia="Times New Roman" w:hAnsi="Arial" w:cs="Arial"/>
+          <w:b/>
+          <w:bCs/>
+          <w:color w:val="000000"/>
+          <w:lang w:val="en-FR" w:eastAsia="en-GB"/>
+        </w:rPr>
+        <w:t>Procédure:</w:t>
+      </w:r>
+      <w:r>
+        <w:rPr>
+          <w:rFonts w:ascii="Arial" w:eastAsia="Times New Roman" w:hAnsi="Arial" w:cs="Arial"/>
+          <w:b/>
+          <w:bCs/>
+          <w:color w:val="000000"/>
+          <w:lang w:val="en-FR" w:eastAsia="en-GB"/>
+        </w:rPr>
+        <w:br/>
+      </w:r>
+      <w:r>
+        <w:rPr>
+          <w:rFonts w:ascii="Arial" w:eastAsia="Times New Roman" w:hAnsi="Arial" w:cs="Arial"/>
+          <w:b/>
+          <w:bCs/>
+          <w:color w:val="000000"/>
+          <w:lang w:val="en-FR" w:eastAsia="en-GB"/>
+        </w:rPr>
+        <w:br/>
+      </w:r>
+      <w:r>
+        <w:rPr>
+          <w:rFonts w:ascii="Arial" w:eastAsia="Times New Roman" w:hAnsi="Arial" w:cs="Arial"/>
+          <w:color w:val="000000"/>
+          <w:lang w:val="en-FR" w:eastAsia="en-GB"/>
+        </w:rPr>
+        <w:t>Au début de la session, chaque participant a reçu des explications sur le protocole éthique et a signé un formulaire de consentement pour l’enregistrement vidéo des sessions qui restera anonyme (Annexe 2 et 4). L'examinatrice a ensuite présenté les instructions : l'enseignant recevrait un thème grammatical expliqué par l’examinatrice verbalement y compris le niveau d’éléves, et disposerait de 20 à 30 minutes pour élaborer un plan de cours de deux heures sur ce thème, entièrement sur papier A4 blanc, sans aucune aide extérieure. Un chronomètre va être lancé au moment où le thème est annoncé seulement si le consentement d’enregistrement de la vidéo n’est pas donné. L'enseignant a été invité à travailler à son rythme naturel et à annoncer verbalement « Terminé » une fois le plan finalisé. Le plan de cours à format papier à été gardé par l'examinatrice.</w:t>
+      </w:r>
+    </w:p>
+    <w:p>
+      <w:pPr>
+        <w:spacing w:after="0" w:line="240" w:lineRule="auto"/>
+        <w:jc w:val="left"/>
+        <w:textAlignment w:val="baseline"/>
+        <w:rPr>
+          <w:rFonts w:ascii="Arial" w:eastAsia="Times New Roman" w:hAnsi="Arial" w:cs="Arial"/>
+          <w:color w:val="000000"/>
+          <w:lang w:val="en-FR" w:eastAsia="en-GB"/>
+        </w:rPr>
+      </w:pPr>
+      <w:r>
+        <w:rPr>
+          <w:rFonts w:ascii="Arial" w:eastAsia="Times New Roman" w:hAnsi="Arial" w:cs="Arial"/>
+          <w:color w:val="000000"/>
+          <w:lang w:val="en-FR" w:eastAsia="en-GB"/>
+        </w:rPr>
+        <w:lastRenderedPageBreak/>
+        <w:t>Chaque participant a planifié une leçon sur un thème grammatical spécifique à sa discipline et approprié à son contexte pédagogique. Les enseignants d'anglais ont travaillé sur le "BE + ING" (Present Continuous), les enseignants de français sur la "Fonction du présent", et l'enseignant d'espagnol sur le "Gérondif espagnol". Cette sélection différenciée par discipline garantit que les plans élaborés reflètent une pratique pédagogique authentique plutôt qu'une tâche artificielle imposée uniformément, préservant ainsi la validité écologique de l'étude.</w:t>
+      </w:r>
+    </w:p>
+    <w:p>
+      <w:pPr>
+        <w:spacing w:after="0" w:line="240" w:lineRule="auto"/>
+        <w:jc w:val="left"/>
+        <w:textAlignment w:val="baseline"/>
+        <w:rPr>
+          <w:rFonts w:ascii="Arial" w:eastAsia="Times New Roman" w:hAnsi="Arial" w:cs="Arial"/>
+          <w:color w:val="000000"/>
+          <w:lang w:val="en-FR" w:eastAsia="en-GB"/>
+        </w:rPr>
+      </w:pPr>
+    </w:p>
+    <w:p>
+      <w:pPr>
+        <w:spacing w:after="0" w:line="240" w:lineRule="auto"/>
+        <w:jc w:val="left"/>
+        <w:textAlignment w:val="baseline"/>
+        <w:rPr>
+          <w:rFonts w:ascii="Arial" w:eastAsia="Times New Roman" w:hAnsi="Arial" w:cs="Arial"/>
+          <w:color w:val="000000"/>
+          <w:lang w:val="en-FR" w:eastAsia="en-GB"/>
+        </w:rPr>
+      </w:pPr>
+    </w:p>
+    <w:p>
+      <w:pPr>
+        <w:spacing w:after="0" w:line="240" w:lineRule="auto"/>
+        <w:ind w:left="720"/>
+        <w:jc w:val="left"/>
+        <w:textAlignment w:val="baseline"/>
+        <w:rPr>
+          <w:rFonts w:ascii="Arial" w:eastAsia="Times New Roman" w:hAnsi="Arial" w:cs="Arial"/>
+          <w:color w:val="000000"/>
+          <w:lang w:val="en-FR" w:eastAsia="en-GB"/>
+        </w:rPr>
+      </w:pPr>
+    </w:p>
+    <w:p>
+      <w:pPr>
+        <w:spacing w:after="0" w:line="240" w:lineRule="auto"/>
+        <w:ind w:left="720"/>
+        <w:jc w:val="left"/>
+        <w:textAlignment w:val="baseline"/>
+        <w:rPr>
+          <w:rFonts w:ascii="Arial" w:eastAsia="Times New Roman" w:hAnsi="Arial" w:cs="Arial"/>
+          <w:color w:val="000000"/>
+          <w:lang w:val="en-FR" w:eastAsia="en-GB"/>
+        </w:rPr>
+      </w:pPr>
+    </w:p>
+    <w:p>
+      <w:pPr>
+        <w:spacing w:after="0" w:line="240" w:lineRule="auto"/>
+        <w:ind w:left="720"/>
+        <w:jc w:val="left"/>
+        <w:textAlignment w:val="baseline"/>
+        <w:rPr>
+          <w:rFonts w:ascii="Arial" w:eastAsia="Times New Roman" w:hAnsi="Arial" w:cs="Arial"/>
+          <w:color w:val="000000"/>
+          <w:lang w:val="en-FR" w:eastAsia="en-GB"/>
+        </w:rPr>
+      </w:pPr>
+    </w:p>
+    <w:p>
+      <w:pPr>
+        <w:spacing w:after="0" w:line="240" w:lineRule="auto"/>
+        <w:ind w:left="720"/>
+        <w:jc w:val="left"/>
+        <w:textAlignment w:val="baseline"/>
+        <w:rPr>
+          <w:rFonts w:ascii="Arial" w:eastAsia="Times New Roman" w:hAnsi="Arial" w:cs="Arial"/>
+          <w:color w:val="000000"/>
+          <w:lang w:val="en-FR" w:eastAsia="en-GB"/>
+        </w:rPr>
+      </w:pPr>
+      <w:r>
+        <w:rPr>
+          <w:rFonts w:ascii="Arial" w:eastAsia="Times New Roman" w:hAnsi="Arial" w:cs="Arial"/>
+          <w:b/>
+          <w:bCs/>
+          <w:color w:val="000000"/>
+          <w:lang w:val="en-FR" w:eastAsia="en-GB"/>
+        </w:rPr>
+        <w:t>Rationale:</w:t>
+      </w:r>
+    </w:p>
+    <w:p>
+      <w:pPr>
+        <w:spacing w:before="240" w:after="240" w:line="240" w:lineRule="auto"/>
+        <w:jc w:val="left"/>
+        <w:rPr>
+          <w:rFonts w:ascii="Times New Roman" w:eastAsia="Times New Roman" w:hAnsi="Times New Roman" w:cs="Times New Roman"/>
+          <w:sz w:val="24"/>
+          <w:szCs w:val="24"/>
+          <w:lang w:val="en-FR" w:eastAsia="en-GB"/>
+        </w:rPr>
+      </w:pPr>
+      <w:bookmarkStart w:id="60" w:name="_Hlk232495101"/>
+      <w:r>
+        <w:rPr>
+          <w:rFonts w:ascii="Arial" w:eastAsia="Times New Roman" w:hAnsi="Arial" w:cs="Arial"/>
+          <w:color w:val="000000"/>
+          <w:lang w:val="en-FR" w:eastAsia="en-GB"/>
+        </w:rPr>
+        <w:t>Cette phase répond à la première dimension de la question de recherche : comprendre comment les enseignants évaluent et prennent des décisions pédagogiques. En l'absence de technologie, le plan de cours reflète directement les processus cognitifs décrits par Borg (2003) : les croyances pédagogiques, les connaissances disciplinaires, et l'interprétation du contexte de classe façonnent chaque choix (activités sélectionnées, durées, progressions, objectifs).</w:t>
+      </w:r>
+    </w:p>
+    <w:bookmarkEnd w:id="60"/>
+    <w:p>
+      <w:pPr>
+        <w:spacing w:before="240" w:after="240" w:line="240" w:lineRule="auto"/>
+        <w:jc w:val="left"/>
+        <w:rPr>
+          <w:rFonts w:ascii="Times New Roman" w:eastAsia="Times New Roman" w:hAnsi="Times New Roman" w:cs="Times New Roman"/>
+          <w:sz w:val="24"/>
+          <w:szCs w:val="24"/>
+          <w:lang w:val="en-FR" w:eastAsia="en-GB"/>
+        </w:rPr>
+      </w:pPr>
+      <w:r>
+        <w:rPr>
+          <w:rFonts w:ascii="Arial" w:eastAsia="Times New Roman" w:hAnsi="Arial" w:cs="Arial"/>
+          <w:color w:val="000000"/>
+          <w:lang w:val="en-FR" w:eastAsia="en-GB"/>
+        </w:rPr>
+        <w:t>De plus, cette baseline permet d'examiner comment les enseignants appliquent les principes méthodologiques dans la pratique réelle. Comme l'indique Richards (1998), les enseignants adaptent constamment les ressources et les approches en fonction des besoins perçus des apprenants. Phase I capture cette adaptation naturelle, indépendante de toute suggestion externe.</w:t>
+      </w:r>
+    </w:p>
+    <w:p>
+      <w:pPr>
+        <w:spacing w:before="240" w:after="240" w:line="240" w:lineRule="auto"/>
+        <w:jc w:val="left"/>
+        <w:rPr>
+          <w:rFonts w:ascii="Times New Roman" w:eastAsia="Times New Roman" w:hAnsi="Times New Roman" w:cs="Times New Roman"/>
+          <w:sz w:val="24"/>
+          <w:szCs w:val="24"/>
+          <w:lang w:val="en-FR" w:eastAsia="en-GB"/>
+        </w:rPr>
+      </w:pPr>
+      <w:r>
+        <w:rPr>
+          <w:rFonts w:ascii="Arial" w:eastAsia="Times New Roman" w:hAnsi="Arial" w:cs="Arial"/>
+          <w:color w:val="000000"/>
+          <w:lang w:val="en-FR" w:eastAsia="en-GB"/>
+        </w:rPr>
+        <w:t>Enfin, le time-tracking (20-30 minutes) établit un point de comparaison pour évaluer plus tard l'efficacité temporelle revendiquée par les outils IA—un élément clé du modèle TAM (Davis, 1989), où la "perceived usefulness" inclut souvent l'économie de temps.</w:t>
+      </w:r>
+    </w:p>
+    <w:p>
+      <w:pPr>
         <w:pStyle w:val="ListParagraph"/>
         <w:numPr>
           <w:ilvl w:val="0"/>
@@ -15716,7 +15983,77 @@
         <w:rPr>
           <w:lang w:val="en-US"/>
         </w:rPr>
-        <w:t xml:space="preserve">Phase I </w:t>
+        <w:t>Phase 2</w:t>
+      </w:r>
+    </w:p>
+    <w:p>
+      <w:proofErr w:type="gramStart"/>
+      <w:r>
+        <w:t>suivant</w:t>
+      </w:r>
+      <w:proofErr w:type="gramEnd"/>
+      <w:r>
+        <w:t xml:space="preserve"> Phase I, une deuxième phase de planification a été mise en œuvre, cette fois avec accès à l'intelligence artificielle générative. Cette phase est centrale à cette recherche car elle révèle comment les enseignants évaluent, sélectionnent, modifient et intègrent les suggestions algorithmiques face à leurs attentes pédagogiques professionnelles et à leur cognition enseignante. Elle permet d'examiner la négociation entre ce que l'IA propose et ce que l'enseignant juge pédagogiquement approprié, authentique, et aligné avec sa vision de l'enseignement.</w:t>
+      </w:r>
+    </w:p>
+    <w:p>
+      <w:r>
+        <w:t xml:space="preserve">Le même thème grammatical que celui de Phase I a été présenté au participant une deuxième fois, accompagné du même contexte de niveau de classe. Un ordinateur portable a été fourni avec quatre outils d'IA générative déjà ouverts dans des onglets de navigateur séparés : </w:t>
+      </w:r>
+      <w:proofErr w:type="spellStart"/>
+      <w:r>
+        <w:t>ChatGPT</w:t>
+      </w:r>
+      <w:proofErr w:type="spellEnd"/>
+      <w:r>
+        <w:t>, Claude AI, Duck AI, et Google Gemini. L'examinatrice a clarifié que l'enseignant était libre de choisir un ou plusieurs outils selon ses préférences, et que le choix des outils était entièrement à sa discrétion. Cependant, l'utilisation d'au moins un outil IA était obligatoire—ce qui garantit que l'étude capture comment les enseignants naviguent activement avec la technologie plutôt que de l'ignorer.</w:t>
+      </w:r>
+    </w:p>
+    <w:p/>
+    <w:p>
+      <w:r>
+        <w:lastRenderedPageBreak/>
+        <w:t>Pendant que le participant interagissait avec les outils IA, deux enregistrements vidéo simultanés ont documenté le processus :</w:t>
+      </w:r>
+    </w:p>
+    <w:p/>
+    <w:p>
+      <w:proofErr w:type="spellStart"/>
+      <w:r>
+        <w:t>EnrUne</w:t>
+      </w:r>
+      <w:proofErr w:type="spellEnd"/>
+      <w:r>
+        <w:t xml:space="preserve"> vidéo continue de l'écran de l'ordinateur capturant chaque interaction : les prompts formulés, les réponses générées par chaque outil, les moments où l'enseignant sélectionnait ou rejetait du contenu, les transitions entre outils, le temps passé sur chaque plateforme, et la manière dont l'enseignant adaptait ou combinait les suggestions.</w:t>
+      </w:r>
+    </w:p>
+    <w:p>
+      <w:r>
+        <w:t>Vidéo du participant : Une caméra vidéo enregistrait également le participant lui-même pendant Phase II, capturant le contexte comportemental et observationnel : moments de pause réflexive, expressions de frustration ou de satisfaction, hésitations prolongées, moments de clarté soudaine, et interactions non-verbales avec l'ordinateur.</w:t>
+      </w:r>
+    </w:p>
+    <w:p>
+      <w:r>
+        <w:t>Une fois le plan de cours final rédigé sur papier, l'enseignant a annoncé « Terminé », et l'examinatrice a arrêté les enregistrements et noté le temps final. Le plan de cours final a été conservé sur papier par l'examinatrice. À la fin de la session, toutes les interactions avec l'IA (tous les prompts formulés et toutes les réponses générées) ont été automatiquement exportées en format PDF par chaque outil, créant une archive complète et précise de ce que l'IA avait produit.</w:t>
+      </w:r>
+    </w:p>
+    <w:p/>
+    <w:p>
+      <w:r>
+        <w:t xml:space="preserve">Phase II répond directement à la question de recherche : comment les enseignants évaluent-ils et intègrent-ils l'IA générative dans la planification de </w:t>
+      </w:r>
+      <w:proofErr w:type="gramStart"/>
+      <w:r>
+        <w:t>cours?</w:t>
+      </w:r>
+      <w:proofErr w:type="gramEnd"/>
+      <w:r>
+        <w:t xml:space="preserve"> Cette phase révèle plusieurs dimensions critiques :</w:t>
+      </w:r>
+    </w:p>
+    <w:p>
+      <w:r>
+        <w:t>L'enregistrement d'écran documente précisément le processus décisionnel en temps réel, tandis que la comparaison entre les plans de Phase I et Phase II révèle l'alignement (ou désalignement) perçu entre suggestions algorithmiques et attentes pédagogiques enseignantes.</w:t>
       </w:r>
     </w:p>
     <w:p>
@@ -15730,24 +16067,6 @@
           <w:lang w:val="en-US"/>
         </w:rPr>
       </w:pPr>
-      <w:r>
-        <w:rPr>
-          <w:lang w:val="en-US"/>
-        </w:rPr>
-        <w:t>Phase 2</w:t>
-      </w:r>
-    </w:p>
-    <w:p>
-      <w:pPr>
-        <w:pStyle w:val="ListParagraph"/>
-        <w:numPr>
-          <w:ilvl w:val="0"/>
-          <w:numId w:val="25"/>
-        </w:numPr>
-        <w:rPr>
-          <w:lang w:val="en-US"/>
-        </w:rPr>
-      </w:pPr>
       <w:proofErr w:type="spellStart"/>
       <w:r>
         <w:rPr>
@@ -15807,7 +16126,7 @@
           <w:lang w:eastAsia="en-IN"/>
         </w:rPr>
       </w:pPr>
-      <w:bookmarkStart w:id="59" w:name="_Toc230973446"/>
+      <w:bookmarkStart w:id="61" w:name="_Toc230973446"/>
       <w:r>
         <w:rPr>
           <w:rFonts w:eastAsia="Times New Roman"/>
@@ -15816,7 +16135,7 @@
         <w:lastRenderedPageBreak/>
         <w:t>Inferences</w:t>
       </w:r>
-      <w:bookmarkEnd w:id="59"/>
+      <w:bookmarkEnd w:id="61"/>
     </w:p>
     <w:p>
       <w:pPr>
@@ -16771,7 +17090,7 @@
           <w:lang w:val="fr-FR" w:eastAsia="en-IN"/>
         </w:rPr>
       </w:pPr>
-      <w:bookmarkStart w:id="60" w:name="_Toc230973447"/>
+      <w:bookmarkStart w:id="62" w:name="_Toc230973447"/>
       <w:r>
         <w:rPr>
           <w:rFonts w:eastAsia="Times New Roman"/>
@@ -16780,7 +17099,7 @@
         <w:lastRenderedPageBreak/>
         <w:t>Conclusion</w:t>
       </w:r>
-      <w:bookmarkEnd w:id="60"/>
+      <w:bookmarkEnd w:id="62"/>
     </w:p>
     <w:p/>
     <w:p>
@@ -17691,14 +18010,14 @@
           <w:lang w:val="fr-FR"/>
         </w:rPr>
       </w:pPr>
-      <w:bookmarkStart w:id="61" w:name="_Toc105689047"/>
-      <w:bookmarkStart w:id="62" w:name="_Toc107222887"/>
-      <w:bookmarkStart w:id="63" w:name="_Toc158131119"/>
-      <w:bookmarkStart w:id="64" w:name="_Toc158131244"/>
-      <w:bookmarkStart w:id="65" w:name="_Toc169622416"/>
-      <w:bookmarkStart w:id="66" w:name="_Toc169622624"/>
-      <w:bookmarkStart w:id="67" w:name="_Toc218677530"/>
-      <w:bookmarkStart w:id="68" w:name="_Toc230973448"/>
+      <w:bookmarkStart w:id="63" w:name="_Toc105689047"/>
+      <w:bookmarkStart w:id="64" w:name="_Toc107222887"/>
+      <w:bookmarkStart w:id="65" w:name="_Toc158131119"/>
+      <w:bookmarkStart w:id="66" w:name="_Toc158131244"/>
+      <w:bookmarkStart w:id="67" w:name="_Toc169622416"/>
+      <w:bookmarkStart w:id="68" w:name="_Toc169622624"/>
+      <w:bookmarkStart w:id="69" w:name="_Toc218677530"/>
+      <w:bookmarkStart w:id="70" w:name="_Toc230973448"/>
       <w:r>
         <w:rPr>
           <w:lang w:val="fr-FR"/>
@@ -17706,14 +18025,14 @@
         <w:lastRenderedPageBreak/>
         <w:t>Bibliographie</w:t>
       </w:r>
-      <w:bookmarkEnd w:id="61"/>
-      <w:bookmarkEnd w:id="62"/>
       <w:bookmarkEnd w:id="63"/>
       <w:bookmarkEnd w:id="64"/>
       <w:bookmarkEnd w:id="65"/>
       <w:bookmarkEnd w:id="66"/>
       <w:bookmarkEnd w:id="67"/>
       <w:bookmarkEnd w:id="68"/>
+      <w:bookmarkEnd w:id="69"/>
+      <w:bookmarkEnd w:id="70"/>
     </w:p>
     <w:p/>
     <w:p>
@@ -18246,22 +18565,22 @@
       <w:pPr>
         <w:pStyle w:val="Title"/>
       </w:pPr>
-      <w:bookmarkStart w:id="69" w:name="_Toc169622417"/>
-      <w:bookmarkStart w:id="70" w:name="_Toc169622625"/>
-      <w:bookmarkStart w:id="71" w:name="_Toc218677531"/>
-      <w:bookmarkStart w:id="72" w:name="_Toc230973449"/>
-      <w:bookmarkStart w:id="73" w:name="_Toc105689048"/>
-      <w:bookmarkStart w:id="74" w:name="_Toc107222888"/>
-      <w:bookmarkStart w:id="75" w:name="_Toc158131120"/>
-      <w:bookmarkStart w:id="76" w:name="_Toc158131245"/>
+      <w:bookmarkStart w:id="71" w:name="_Toc169622417"/>
+      <w:bookmarkStart w:id="72" w:name="_Toc169622625"/>
+      <w:bookmarkStart w:id="73" w:name="_Toc218677531"/>
+      <w:bookmarkStart w:id="74" w:name="_Toc230973449"/>
+      <w:bookmarkStart w:id="75" w:name="_Toc105689048"/>
+      <w:bookmarkStart w:id="76" w:name="_Toc107222888"/>
+      <w:bookmarkStart w:id="77" w:name="_Toc158131120"/>
+      <w:bookmarkStart w:id="78" w:name="_Toc158131245"/>
       <w:r>
         <w:lastRenderedPageBreak/>
         <w:t>Index</w:t>
       </w:r>
-      <w:bookmarkEnd w:id="69"/>
-      <w:bookmarkEnd w:id="70"/>
       <w:bookmarkEnd w:id="71"/>
       <w:bookmarkEnd w:id="72"/>
+      <w:bookmarkEnd w:id="73"/>
+      <w:bookmarkEnd w:id="74"/>
     </w:p>
     <w:p>
       <w:pPr>
@@ -18427,10 +18746,10 @@
           <w:lang w:val="fr-FR"/>
         </w:rPr>
       </w:pPr>
-      <w:bookmarkStart w:id="77" w:name="_Toc169622418"/>
-      <w:bookmarkStart w:id="78" w:name="_Toc169622626"/>
-      <w:bookmarkStart w:id="79" w:name="_Toc218677532"/>
-      <w:bookmarkStart w:id="80" w:name="_Toc230973450"/>
+      <w:bookmarkStart w:id="79" w:name="_Toc169622418"/>
+      <w:bookmarkStart w:id="80" w:name="_Toc169622626"/>
+      <w:bookmarkStart w:id="81" w:name="_Toc218677532"/>
+      <w:bookmarkStart w:id="82" w:name="_Toc230973450"/>
       <w:r>
         <w:rPr>
           <w:lang w:val="fr-FR"/>
@@ -18438,14 +18757,14 @@
         <w:lastRenderedPageBreak/>
         <w:t>Table des illustrations</w:t>
       </w:r>
-      <w:bookmarkEnd w:id="73"/>
-      <w:bookmarkEnd w:id="74"/>
       <w:bookmarkEnd w:id="75"/>
       <w:bookmarkEnd w:id="76"/>
       <w:bookmarkEnd w:id="77"/>
       <w:bookmarkEnd w:id="78"/>
       <w:bookmarkEnd w:id="79"/>
       <w:bookmarkEnd w:id="80"/>
+      <w:bookmarkEnd w:id="81"/>
+      <w:bookmarkEnd w:id="82"/>
     </w:p>
     <w:p/>
     <w:p>
@@ -18486,7 +18805,7 @@
           <w:lang w:val="fr-FR"/>
         </w:rPr>
       </w:pPr>
-      <w:bookmarkStart w:id="81" w:name="_Toc230973451"/>
+      <w:bookmarkStart w:id="83" w:name="_Toc230973451"/>
       <w:r>
         <w:rPr>
           <w:lang w:val="fr-FR"/>
@@ -18494,7 +18813,7 @@
         <w:lastRenderedPageBreak/>
         <w:t>Annexes</w:t>
       </w:r>
-      <w:bookmarkEnd w:id="81"/>
+      <w:bookmarkEnd w:id="83"/>
       <w:r>
         <w:rPr>
           <w:lang w:val="fr-FR"/>
@@ -20823,9 +21142,9 @@
     </w:lvl>
   </w:abstractNum>
   <w:abstractNum w:abstractNumId="13" w15:restartNumberingAfterBreak="0">
-    <w:nsid w:val="78C322A2"/>
+    <w:nsid w:val="64AD11E2"/>
     <w:multiLevelType w:val="multilevel"/>
-    <w:tmpl w:val="B81455C0"/>
+    <w:tmpl w:val="889C71EA"/>
     <w:lvl w:ilvl="0">
       <w:start w:val="1"/>
       <w:numFmt w:val="bullet"/>
@@ -20972,9 +21291,9 @@
     </w:lvl>
   </w:abstractNum>
   <w:abstractNum w:abstractNumId="14" w15:restartNumberingAfterBreak="0">
-    <w:nsid w:val="79C13CBB"/>
+    <w:nsid w:val="78C322A2"/>
     <w:multiLevelType w:val="multilevel"/>
-    <w:tmpl w:val="2CBA604A"/>
+    <w:tmpl w:val="B81455C0"/>
     <w:lvl w:ilvl="0">
       <w:start w:val="1"/>
       <w:numFmt w:val="bullet"/>
@@ -21121,9 +21440,9 @@
     </w:lvl>
   </w:abstractNum>
   <w:abstractNum w:abstractNumId="15" w15:restartNumberingAfterBreak="0">
-    <w:nsid w:val="7CB03DF9"/>
+    <w:nsid w:val="79C13CBB"/>
     <w:multiLevelType w:val="multilevel"/>
-    <w:tmpl w:val="72386C7E"/>
+    <w:tmpl w:val="2CBA604A"/>
     <w:lvl w:ilvl="0">
       <w:start w:val="1"/>
       <w:numFmt w:val="bullet"/>
@@ -21270,6 +21589,155 @@
     </w:lvl>
   </w:abstractNum>
   <w:abstractNum w:abstractNumId="16" w15:restartNumberingAfterBreak="0">
+    <w:nsid w:val="7CB03DF9"/>
+    <w:multiLevelType w:val="multilevel"/>
+    <w:tmpl w:val="72386C7E"/>
+    <w:lvl w:ilvl="0">
+      <w:start w:val="1"/>
+      <w:numFmt w:val="bullet"/>
+      <w:lvlText w:val=""/>
+      <w:lvlJc w:val="left"/>
+      <w:pPr>
+        <w:tabs>
+          <w:tab w:val="num" w:pos="720"/>
+        </w:tabs>
+        <w:ind w:left="720" w:hanging="360"/>
+      </w:pPr>
+      <w:rPr>
+        <w:rFonts w:ascii="Symbol" w:hAnsi="Symbol" w:hint="default"/>
+        <w:sz w:val="20"/>
+      </w:rPr>
+    </w:lvl>
+    <w:lvl w:ilvl="1" w:tentative="1">
+      <w:start w:val="1"/>
+      <w:numFmt w:val="bullet"/>
+      <w:lvlText w:val="o"/>
+      <w:lvlJc w:val="left"/>
+      <w:pPr>
+        <w:tabs>
+          <w:tab w:val="num" w:pos="1440"/>
+        </w:tabs>
+        <w:ind w:left="1440" w:hanging="360"/>
+      </w:pPr>
+      <w:rPr>
+        <w:rFonts w:ascii="Courier New" w:hAnsi="Courier New" w:hint="default"/>
+        <w:sz w:val="20"/>
+      </w:rPr>
+    </w:lvl>
+    <w:lvl w:ilvl="2" w:tentative="1">
+      <w:start w:val="1"/>
+      <w:numFmt w:val="bullet"/>
+      <w:lvlText w:val=""/>
+      <w:lvlJc w:val="left"/>
+      <w:pPr>
+        <w:tabs>
+          <w:tab w:val="num" w:pos="2160"/>
+        </w:tabs>
+        <w:ind w:left="2160" w:hanging="360"/>
+      </w:pPr>
+      <w:rPr>
+        <w:rFonts w:ascii="Wingdings" w:hAnsi="Wingdings" w:hint="default"/>
+        <w:sz w:val="20"/>
+      </w:rPr>
+    </w:lvl>
+    <w:lvl w:ilvl="3" w:tentative="1">
+      <w:start w:val="1"/>
+      <w:numFmt w:val="bullet"/>
+      <w:lvlText w:val=""/>
+      <w:lvlJc w:val="left"/>
+      <w:pPr>
+        <w:tabs>
+          <w:tab w:val="num" w:pos="2880"/>
+        </w:tabs>
+        <w:ind w:left="2880" w:hanging="360"/>
+      </w:pPr>
+      <w:rPr>
+        <w:rFonts w:ascii="Wingdings" w:hAnsi="Wingdings" w:hint="default"/>
+        <w:sz w:val="20"/>
+      </w:rPr>
+    </w:lvl>
+    <w:lvl w:ilvl="4" w:tentative="1">
+      <w:start w:val="1"/>
+      <w:numFmt w:val="bullet"/>
+      <w:lvlText w:val=""/>
+      <w:lvlJc w:val="left"/>
+      <w:pPr>
+        <w:tabs>
+          <w:tab w:val="num" w:pos="3600"/>
+        </w:tabs>
+        <w:ind w:left="3600" w:hanging="360"/>
+      </w:pPr>
+      <w:rPr>
+        <w:rFonts w:ascii="Wingdings" w:hAnsi="Wingdings" w:hint="default"/>
+        <w:sz w:val="20"/>
+      </w:rPr>
+    </w:lvl>
+    <w:lvl w:ilvl="5" w:tentative="1">
+      <w:start w:val="1"/>
+      <w:numFmt w:val="bullet"/>
+      <w:lvlText w:val=""/>
+      <w:lvlJc w:val="left"/>
+      <w:pPr>
+        <w:tabs>
+          <w:tab w:val="num" w:pos="4320"/>
+        </w:tabs>
+        <w:ind w:left="4320" w:hanging="360"/>
+      </w:pPr>
+      <w:rPr>
+        <w:rFonts w:ascii="Wingdings" w:hAnsi="Wingdings" w:hint="default"/>
+        <w:sz w:val="20"/>
+      </w:rPr>
+    </w:lvl>
+    <w:lvl w:ilvl="6" w:tentative="1">
+      <w:start w:val="1"/>
+      <w:numFmt w:val="bullet"/>
+      <w:lvlText w:val=""/>
+      <w:lvlJc w:val="left"/>
+      <w:pPr>
+        <w:tabs>
+          <w:tab w:val="num" w:pos="5040"/>
+        </w:tabs>
+        <w:ind w:left="5040" w:hanging="360"/>
+      </w:pPr>
+      <w:rPr>
+        <w:rFonts w:ascii="Wingdings" w:hAnsi="Wingdings" w:hint="default"/>
+        <w:sz w:val="20"/>
+      </w:rPr>
+    </w:lvl>
+    <w:lvl w:ilvl="7" w:tentative="1">
+      <w:start w:val="1"/>
+      <w:numFmt w:val="bullet"/>
+      <w:lvlText w:val=""/>
+      <w:lvlJc w:val="left"/>
+      <w:pPr>
+        <w:tabs>
+          <w:tab w:val="num" w:pos="5760"/>
+        </w:tabs>
+        <w:ind w:left="5760" w:hanging="360"/>
+      </w:pPr>
+      <w:rPr>
+        <w:rFonts w:ascii="Wingdings" w:hAnsi="Wingdings" w:hint="default"/>
+        <w:sz w:val="20"/>
+      </w:rPr>
+    </w:lvl>
+    <w:lvl w:ilvl="8" w:tentative="1">
+      <w:start w:val="1"/>
+      <w:numFmt w:val="bullet"/>
+      <w:lvlText w:val=""/>
+      <w:lvlJc w:val="left"/>
+      <w:pPr>
+        <w:tabs>
+          <w:tab w:val="num" w:pos="6480"/>
+        </w:tabs>
+        <w:ind w:left="6480" w:hanging="360"/>
+      </w:pPr>
+      <w:rPr>
+        <w:rFonts w:ascii="Wingdings" w:hAnsi="Wingdings" w:hint="default"/>
+        <w:sz w:val="20"/>
+      </w:rPr>
+    </w:lvl>
+  </w:abstractNum>
+  <w:abstractNum w:abstractNumId="17" w15:restartNumberingAfterBreak="0">
     <w:nsid w:val="7DC300AF"/>
     <w:multiLevelType w:val="multilevel"/>
     <w:tmpl w:val="BF605950"/>
@@ -21468,16 +21936,16 @@
     <w:abstractNumId w:val="9"/>
   </w:num>
   <w:num w:numId="15" w16cid:durableId="1621296706">
-    <w:abstractNumId w:val="16"/>
+    <w:abstractNumId w:val="17"/>
   </w:num>
   <w:num w:numId="16" w16cid:durableId="69473505">
     <w:abstractNumId w:val="8"/>
   </w:num>
   <w:num w:numId="17" w16cid:durableId="1101879510">
-    <w:abstractNumId w:val="14"/>
+    <w:abstractNumId w:val="15"/>
   </w:num>
   <w:num w:numId="18" w16cid:durableId="1151560571">
-    <w:abstractNumId w:val="15"/>
+    <w:abstractNumId w:val="16"/>
   </w:num>
   <w:num w:numId="19" w16cid:durableId="2052270099">
     <w:abstractNumId w:val="5"/>
@@ -21489,7 +21957,7 @@
     <w:abstractNumId w:val="1"/>
   </w:num>
   <w:num w:numId="22" w16cid:durableId="490949750">
-    <w:abstractNumId w:val="13"/>
+    <w:abstractNumId w:val="14"/>
   </w:num>
   <w:num w:numId="23" w16cid:durableId="530922141">
     <w:abstractNumId w:val="11"/>
@@ -21499,6 +21967,9 @@
   </w:num>
   <w:num w:numId="25" w16cid:durableId="50547338">
     <w:abstractNumId w:val="2"/>
+  </w:num>
+  <w:num w:numId="26" w16cid:durableId="1471243823">
+    <w:abstractNumId w:val="13"/>
   </w:num>
 </w:numbering>
 </file>

--- a/my_report/Thesis_Report_English.docx
+++ b/my_report/Thesis_Report_English.docx
@@ -13218,7 +13218,7 @@
         <w:rPr>
           <w:noProof/>
         </w:rPr>
-        <w:pict w14:anchorId="68F133DA">
+        <w:pict w14:anchorId="31D40C4A">
           <v:rect id="_x0000_i1025" alt="" style="width:451.3pt;height:.05pt;mso-width-percent:0;mso-height-percent:0;mso-width-percent:0;mso-height-percent:0" o:hralign="center" o:hrstd="t" o:hr="t" fillcolor="#a0a0a0" stroked="f"/>
         </w:pict>
       </w:r>
@@ -16083,38 +16083,23 @@
       </w:r>
     </w:p>
     <w:p>
-      <w:pPr>
-        <w:rPr>
-          <w:lang w:val="en-US"/>
-        </w:rPr>
-      </w:pPr>
-    </w:p>
-    <w:p>
-      <w:pPr>
-        <w:rPr>
-          <w:lang w:val="en-US"/>
-        </w:rPr>
-      </w:pPr>
-    </w:p>
-    <w:p>
-      <w:pPr>
-        <w:rPr>
-          <w:lang w:val="en-US"/>
-        </w:rPr>
-      </w:pPr>
-    </w:p>
-    <w:p>
-      <w:pPr>
-        <w:rPr>
-          <w:lang w:val="en-US"/>
-        </w:rPr>
-      </w:pPr>
-    </w:p>
+      <w:r>
+        <w:t>Cet instrument complète les données observationnelles (enregistrements d'écran et vidéo des Phases I et II) en capturant la perception et l'évaluation enseignante des suggestions IA. Alors que les enregistrements montrent ce que l'enseignant a fait avec l'IA, le formulaire révèle pourquoi il/elle a fait ces choix : comment il/elle évalue l'utilité de l'outil, quels obstacles il/elle a identifiés, et s'il/elle envisage une adoption future. Ces données sont essentielles pour répondre à la question de recherche sur les facteurs influençant les décisions d'adoption.</w:t>
+      </w:r>
+    </w:p>
+    <w:p/>
+    <w:p/>
     <w:p>
       <w:pPr>
         <w:pStyle w:val="Heading4"/>
-      </w:pPr>
-      <w:r>
+        <w:rPr>
+          <w:lang w:val="fr-FR"/>
+        </w:rPr>
+      </w:pPr>
+      <w:r>
+        <w:rPr>
+          <w:lang w:val="fr-FR"/>
+        </w:rPr>
         <w:br w:type="page"/>
       </w:r>
     </w:p>
@@ -16123,480 +16108,313 @@
         <w:pStyle w:val="Heading1"/>
         <w:rPr>
           <w:rFonts w:eastAsia="Times New Roman"/>
-          <w:lang w:eastAsia="en-IN"/>
+          <w:lang w:val="fr-FR" w:eastAsia="en-IN"/>
         </w:rPr>
       </w:pPr>
       <w:bookmarkStart w:id="61" w:name="_Toc230973446"/>
+      <w:proofErr w:type="spellStart"/>
       <w:r>
         <w:rPr>
           <w:rFonts w:eastAsia="Times New Roman"/>
-          <w:lang w:eastAsia="en-IN"/>
+          <w:lang w:val="fr-FR" w:eastAsia="en-IN"/>
         </w:rPr>
         <w:lastRenderedPageBreak/>
         <w:t>Inferences</w:t>
       </w:r>
       <w:bookmarkEnd w:id="61"/>
-    </w:p>
-    <w:p>
-      <w:pPr>
-        <w:rPr>
-          <w:lang w:val="en-US"/>
-        </w:rPr>
-      </w:pPr>
-    </w:p>
-    <w:p>
-      <w:r>
-        <w:rPr>
-          <w:lang w:val="en-US"/>
-        </w:rPr>
+      <w:proofErr w:type="spellEnd"/>
+    </w:p>
+    <w:p/>
+    <w:p>
+      <w:r>
         <w:t xml:space="preserve">Mox dicta </w:t>
       </w:r>
       <w:proofErr w:type="spellStart"/>
       <w:r>
-        <w:rPr>
-          <w:lang w:val="en-US"/>
-        </w:rPr>
         <w:t>finierat</w:t>
       </w:r>
       <w:proofErr w:type="spellEnd"/>
       <w:r>
-        <w:rPr>
-          <w:lang w:val="en-US"/>
-        </w:rPr>
         <w:t xml:space="preserve">, </w:t>
       </w:r>
       <w:proofErr w:type="spellStart"/>
       <w:r>
-        <w:rPr>
-          <w:lang w:val="en-US"/>
-        </w:rPr>
         <w:t>multitudo</w:t>
       </w:r>
       <w:proofErr w:type="spellEnd"/>
       <w:r>
-        <w:rPr>
-          <w:lang w:val="en-US"/>
-        </w:rPr>
-        <w:t xml:space="preserve"> </w:t>
-      </w:r>
-      <w:proofErr w:type="spellStart"/>
-      <w:r>
-        <w:rPr>
-          <w:lang w:val="en-US"/>
-        </w:rPr>
+        <w:t xml:space="preserve"> </w:t>
+      </w:r>
+      <w:proofErr w:type="spellStart"/>
+      <w:r>
         <w:t>omnis</w:t>
       </w:r>
       <w:proofErr w:type="spellEnd"/>
       <w:r>
-        <w:rPr>
-          <w:lang w:val="en-US"/>
-        </w:rPr>
         <w:t xml:space="preserve"> ad, </w:t>
       </w:r>
       <w:proofErr w:type="spellStart"/>
       <w:r>
-        <w:rPr>
-          <w:lang w:val="en-US"/>
-        </w:rPr>
         <w:t>quae</w:t>
       </w:r>
       <w:proofErr w:type="spellEnd"/>
       <w:r>
-        <w:rPr>
-          <w:lang w:val="en-US"/>
-        </w:rPr>
         <w:t xml:space="preserve"> imperator </w:t>
       </w:r>
       <w:proofErr w:type="spellStart"/>
       <w:r>
-        <w:rPr>
-          <w:lang w:val="en-US"/>
-        </w:rPr>
         <w:t>voluit</w:t>
       </w:r>
       <w:proofErr w:type="spellEnd"/>
       <w:r>
-        <w:rPr>
-          <w:lang w:val="en-US"/>
-        </w:rPr>
         <w:t xml:space="preserve">, </w:t>
       </w:r>
       <w:proofErr w:type="spellStart"/>
       <w:r>
-        <w:rPr>
-          <w:lang w:val="en-US"/>
-        </w:rPr>
         <w:t>promptior</w:t>
       </w:r>
       <w:proofErr w:type="spellEnd"/>
       <w:r>
-        <w:rPr>
-          <w:lang w:val="en-US"/>
-        </w:rPr>
-        <w:t xml:space="preserve"> </w:t>
-      </w:r>
-      <w:proofErr w:type="spellStart"/>
-      <w:r>
-        <w:rPr>
-          <w:lang w:val="en-US"/>
-        </w:rPr>
+        <w:t xml:space="preserve"> </w:t>
+      </w:r>
+      <w:proofErr w:type="spellStart"/>
+      <w:r>
         <w:t>laudato</w:t>
       </w:r>
       <w:proofErr w:type="spellEnd"/>
       <w:r>
-        <w:rPr>
-          <w:lang w:val="en-US"/>
-        </w:rPr>
-        <w:t xml:space="preserve"> </w:t>
-      </w:r>
-      <w:proofErr w:type="spellStart"/>
-      <w:r>
-        <w:rPr>
-          <w:lang w:val="en-US"/>
-        </w:rPr>
+        <w:t xml:space="preserve"> </w:t>
+      </w:r>
+      <w:proofErr w:type="spellStart"/>
+      <w:r>
         <w:t>consilio</w:t>
       </w:r>
       <w:proofErr w:type="spellEnd"/>
       <w:r>
-        <w:rPr>
-          <w:lang w:val="en-US"/>
-        </w:rPr>
-        <w:t xml:space="preserve"> </w:t>
-      </w:r>
-      <w:proofErr w:type="spellStart"/>
-      <w:r>
-        <w:rPr>
-          <w:lang w:val="en-US"/>
-        </w:rPr>
+        <w:t xml:space="preserve"> </w:t>
+      </w:r>
+      <w:proofErr w:type="spellStart"/>
+      <w:r>
         <w:t>consensit</w:t>
       </w:r>
       <w:proofErr w:type="spellEnd"/>
       <w:r>
-        <w:rPr>
-          <w:lang w:val="en-US"/>
-        </w:rPr>
-        <w:t xml:space="preserve"> in pacem </w:t>
-      </w:r>
-      <w:proofErr w:type="spellStart"/>
-      <w:r>
-        <w:rPr>
-          <w:lang w:val="en-US"/>
-        </w:rPr>
+        <w:t xml:space="preserve"> in </w:t>
+      </w:r>
+      <w:proofErr w:type="spellStart"/>
+      <w:r>
+        <w:t>pacem</w:t>
+      </w:r>
+      <w:proofErr w:type="spellEnd"/>
+      <w:r>
+        <w:t xml:space="preserve"> </w:t>
+      </w:r>
+      <w:proofErr w:type="spellStart"/>
+      <w:r>
         <w:t>ea</w:t>
       </w:r>
       <w:proofErr w:type="spellEnd"/>
       <w:r>
-        <w:rPr>
-          <w:lang w:val="en-US"/>
-        </w:rPr>
-        <w:t xml:space="preserve"> ratione </w:t>
-      </w:r>
-      <w:proofErr w:type="spellStart"/>
-      <w:r>
-        <w:rPr>
-          <w:lang w:val="en-US"/>
-        </w:rPr>
-        <w:t>maxime</w:t>
-      </w:r>
-      <w:proofErr w:type="spellEnd"/>
-      <w:r>
-        <w:rPr>
-          <w:lang w:val="en-US"/>
-        </w:rPr>
-        <w:t xml:space="preserve"> </w:t>
-      </w:r>
-      <w:proofErr w:type="spellStart"/>
-      <w:r>
-        <w:rPr>
-          <w:lang w:val="en-US"/>
-        </w:rPr>
+        <w:t xml:space="preserve"> </w:t>
+      </w:r>
+      <w:proofErr w:type="spellStart"/>
+      <w:r>
+        <w:t>ratione</w:t>
+      </w:r>
+      <w:proofErr w:type="spellEnd"/>
+      <w:r>
+        <w:t xml:space="preserve"> maxime </w:t>
+      </w:r>
+      <w:proofErr w:type="spellStart"/>
+      <w:r>
         <w:t>percita</w:t>
       </w:r>
       <w:proofErr w:type="spellEnd"/>
       <w:r>
-        <w:rPr>
-          <w:lang w:val="en-US"/>
-        </w:rPr>
+        <w:t xml:space="preserve">, quod </w:t>
+      </w:r>
+      <w:proofErr w:type="spellStart"/>
+      <w:r>
+        <w:t>norat</w:t>
+      </w:r>
+      <w:proofErr w:type="spellEnd"/>
+      <w:r>
+        <w:t xml:space="preserve"> </w:t>
+      </w:r>
+      <w:proofErr w:type="spellStart"/>
+      <w:r>
+        <w:t>expeditionibus</w:t>
+      </w:r>
+      <w:proofErr w:type="spellEnd"/>
+      <w:r>
+        <w:t xml:space="preserve"> </w:t>
+      </w:r>
+      <w:proofErr w:type="spellStart"/>
+      <w:r>
+        <w:t>crebris</w:t>
+      </w:r>
+      <w:proofErr w:type="spellEnd"/>
+      <w:r>
+        <w:t xml:space="preserve"> </w:t>
+      </w:r>
+      <w:proofErr w:type="spellStart"/>
+      <w:r>
+        <w:t>fortunam</w:t>
+      </w:r>
+      <w:proofErr w:type="spellEnd"/>
+      <w:r>
+        <w:t xml:space="preserve"> </w:t>
+      </w:r>
+      <w:proofErr w:type="spellStart"/>
+      <w:r>
+        <w:t>eius</w:t>
+      </w:r>
+      <w:proofErr w:type="spellEnd"/>
+      <w:r>
+        <w:t xml:space="preserve"> in malis </w:t>
+      </w:r>
+      <w:proofErr w:type="spellStart"/>
+      <w:r>
+        <w:t>tantum</w:t>
+      </w:r>
+      <w:proofErr w:type="spellEnd"/>
+      <w:r>
+        <w:t xml:space="preserve"> </w:t>
+      </w:r>
+      <w:proofErr w:type="spellStart"/>
+      <w:r>
+        <w:t>civilibus</w:t>
+      </w:r>
+      <w:proofErr w:type="spellEnd"/>
+      <w:r>
+        <w:t xml:space="preserve"> vigilasse, cum </w:t>
+      </w:r>
+      <w:proofErr w:type="spellStart"/>
+      <w:r>
+        <w:t>autem</w:t>
+      </w:r>
+      <w:proofErr w:type="spellEnd"/>
+      <w:r>
+        <w:t xml:space="preserve"> </w:t>
+      </w:r>
+      <w:proofErr w:type="spellStart"/>
+      <w:r>
+        <w:t>bella</w:t>
+      </w:r>
+      <w:proofErr w:type="spellEnd"/>
+      <w:r>
+        <w:t xml:space="preserve"> </w:t>
+      </w:r>
+      <w:proofErr w:type="spellStart"/>
+      <w:r>
+        <w:t>moverentur</w:t>
+      </w:r>
+      <w:proofErr w:type="spellEnd"/>
+      <w:r>
+        <w:t xml:space="preserve"> </w:t>
+      </w:r>
+      <w:proofErr w:type="spellStart"/>
+      <w:r>
+        <w:t>externa</w:t>
+      </w:r>
+      <w:proofErr w:type="spellEnd"/>
+      <w:r>
         <w:t xml:space="preserve">, </w:t>
       </w:r>
       <w:proofErr w:type="spellStart"/>
       <w:r>
-        <w:rPr>
-          <w:lang w:val="en-US"/>
-        </w:rPr>
-        <w:t>quod</w:t>
-      </w:r>
-      <w:proofErr w:type="spellEnd"/>
-      <w:r>
-        <w:rPr>
-          <w:lang w:val="en-US"/>
-        </w:rPr>
-        <w:t xml:space="preserve"> </w:t>
-      </w:r>
-      <w:proofErr w:type="spellStart"/>
-      <w:r>
-        <w:rPr>
-          <w:lang w:val="en-US"/>
-        </w:rPr>
-        <w:t>norat</w:t>
-      </w:r>
-      <w:proofErr w:type="spellEnd"/>
-      <w:r>
-        <w:rPr>
-          <w:lang w:val="en-US"/>
-        </w:rPr>
-        <w:t xml:space="preserve"> </w:t>
-      </w:r>
-      <w:proofErr w:type="spellStart"/>
-      <w:r>
-        <w:rPr>
-          <w:lang w:val="en-US"/>
-        </w:rPr>
-        <w:t>expeditionibus</w:t>
-      </w:r>
-      <w:proofErr w:type="spellEnd"/>
-      <w:r>
-        <w:rPr>
-          <w:lang w:val="en-US"/>
-        </w:rPr>
-        <w:t xml:space="preserve"> </w:t>
-      </w:r>
-      <w:proofErr w:type="spellStart"/>
-      <w:r>
-        <w:rPr>
-          <w:lang w:val="en-US"/>
-        </w:rPr>
-        <w:t>crebris</w:t>
-      </w:r>
-      <w:proofErr w:type="spellEnd"/>
-      <w:r>
-        <w:rPr>
-          <w:lang w:val="en-US"/>
-        </w:rPr>
-        <w:t xml:space="preserve"> </w:t>
-      </w:r>
-      <w:proofErr w:type="spellStart"/>
-      <w:r>
-        <w:rPr>
-          <w:lang w:val="en-US"/>
-        </w:rPr>
-        <w:t>fortunam</w:t>
-      </w:r>
-      <w:proofErr w:type="spellEnd"/>
-      <w:r>
-        <w:rPr>
-          <w:lang w:val="en-US"/>
-        </w:rPr>
-        <w:t xml:space="preserve"> eius in </w:t>
-      </w:r>
-      <w:proofErr w:type="spellStart"/>
-      <w:r>
-        <w:rPr>
-          <w:lang w:val="en-US"/>
-        </w:rPr>
-        <w:t>malis</w:t>
-      </w:r>
-      <w:proofErr w:type="spellEnd"/>
-      <w:r>
-        <w:rPr>
-          <w:lang w:val="en-US"/>
-        </w:rPr>
-        <w:t xml:space="preserve"> tantum </w:t>
-      </w:r>
-      <w:proofErr w:type="spellStart"/>
-      <w:r>
-        <w:rPr>
-          <w:lang w:val="en-US"/>
-        </w:rPr>
-        <w:t>civilibus</w:t>
-      </w:r>
-      <w:proofErr w:type="spellEnd"/>
-      <w:r>
-        <w:rPr>
-          <w:lang w:val="en-US"/>
-        </w:rPr>
-        <w:t xml:space="preserve"> </w:t>
-      </w:r>
-      <w:proofErr w:type="spellStart"/>
-      <w:r>
-        <w:rPr>
-          <w:lang w:val="en-US"/>
-        </w:rPr>
-        <w:t>vigilasse</w:t>
-      </w:r>
-      <w:proofErr w:type="spellEnd"/>
-      <w:r>
-        <w:rPr>
-          <w:lang w:val="en-US"/>
-        </w:rPr>
-        <w:t xml:space="preserve">, cum autem </w:t>
-      </w:r>
-      <w:proofErr w:type="spellStart"/>
-      <w:r>
-        <w:rPr>
-          <w:lang w:val="en-US"/>
-        </w:rPr>
-        <w:t>bella</w:t>
-      </w:r>
-      <w:proofErr w:type="spellEnd"/>
-      <w:r>
-        <w:rPr>
-          <w:lang w:val="en-US"/>
-        </w:rPr>
-        <w:t xml:space="preserve"> </w:t>
-      </w:r>
-      <w:proofErr w:type="spellStart"/>
-      <w:r>
-        <w:rPr>
-          <w:lang w:val="en-US"/>
-        </w:rPr>
-        <w:t>moverentur</w:t>
-      </w:r>
-      <w:proofErr w:type="spellEnd"/>
-      <w:r>
-        <w:rPr>
-          <w:lang w:val="en-US"/>
-        </w:rPr>
-        <w:t xml:space="preserve"> externa, </w:t>
-      </w:r>
-      <w:proofErr w:type="spellStart"/>
-      <w:r>
-        <w:rPr>
-          <w:lang w:val="en-US"/>
-        </w:rPr>
         <w:t>accidisse</w:t>
       </w:r>
       <w:proofErr w:type="spellEnd"/>
       <w:r>
-        <w:rPr>
-          <w:lang w:val="en-US"/>
-        </w:rPr>
-        <w:t xml:space="preserve"> </w:t>
-      </w:r>
-      <w:proofErr w:type="spellStart"/>
-      <w:r>
-        <w:rPr>
-          <w:lang w:val="en-US"/>
-        </w:rPr>
+        <w:t xml:space="preserve"> </w:t>
+      </w:r>
+      <w:proofErr w:type="spellStart"/>
+      <w:r>
         <w:t>plerumque</w:t>
       </w:r>
       <w:proofErr w:type="spellEnd"/>
       <w:r>
-        <w:rPr>
-          <w:lang w:val="en-US"/>
-        </w:rPr>
-        <w:t xml:space="preserve"> </w:t>
-      </w:r>
-      <w:proofErr w:type="spellStart"/>
-      <w:r>
-        <w:rPr>
-          <w:lang w:val="en-US"/>
-        </w:rPr>
+        <w:t xml:space="preserve"> </w:t>
+      </w:r>
+      <w:proofErr w:type="spellStart"/>
+      <w:r>
         <w:t>luctuosa</w:t>
       </w:r>
       <w:proofErr w:type="spellEnd"/>
       <w:r>
-        <w:rPr>
-          <w:lang w:val="en-US"/>
-        </w:rPr>
         <w:t xml:space="preserve">, </w:t>
       </w:r>
       <w:proofErr w:type="spellStart"/>
       <w:r>
-        <w:rPr>
-          <w:lang w:val="en-US"/>
-        </w:rPr>
         <w:t>icto</w:t>
       </w:r>
       <w:proofErr w:type="spellEnd"/>
       <w:r>
-        <w:rPr>
-          <w:lang w:val="en-US"/>
-        </w:rPr>
-        <w:t xml:space="preserve"> post haec </w:t>
-      </w:r>
-      <w:proofErr w:type="spellStart"/>
-      <w:r>
-        <w:rPr>
-          <w:lang w:val="en-US"/>
-        </w:rPr>
+        <w:t xml:space="preserve"> post </w:t>
+      </w:r>
+      <w:proofErr w:type="spellStart"/>
+      <w:r>
+        <w:t>haec</w:t>
+      </w:r>
+      <w:proofErr w:type="spellEnd"/>
+      <w:r>
+        <w:t xml:space="preserve"> </w:t>
+      </w:r>
+      <w:proofErr w:type="spellStart"/>
+      <w:r>
         <w:t>foedere</w:t>
       </w:r>
       <w:proofErr w:type="spellEnd"/>
       <w:r>
-        <w:rPr>
-          <w:lang w:val="en-US"/>
-        </w:rPr>
-        <w:t xml:space="preserve"> gentium </w:t>
-      </w:r>
-      <w:proofErr w:type="spellStart"/>
-      <w:r>
-        <w:rPr>
-          <w:lang w:val="en-US"/>
-        </w:rPr>
+        <w:t xml:space="preserve"> </w:t>
+      </w:r>
+      <w:proofErr w:type="spellStart"/>
+      <w:r>
+        <w:t>gentium</w:t>
+      </w:r>
+      <w:proofErr w:type="spellEnd"/>
+      <w:r>
+        <w:t xml:space="preserve"> </w:t>
+      </w:r>
+      <w:proofErr w:type="spellStart"/>
+      <w:r>
         <w:t>ritu</w:t>
       </w:r>
       <w:proofErr w:type="spellEnd"/>
       <w:r>
-        <w:rPr>
-          <w:lang w:val="en-US"/>
-        </w:rPr>
-        <w:t xml:space="preserve"> </w:t>
-      </w:r>
-      <w:proofErr w:type="spellStart"/>
-      <w:r>
-        <w:rPr>
-          <w:lang w:val="en-US"/>
-        </w:rPr>
+        <w:t xml:space="preserve"> </w:t>
+      </w:r>
+      <w:proofErr w:type="spellStart"/>
+      <w:r>
         <w:t>perfectaque</w:t>
       </w:r>
       <w:proofErr w:type="spellEnd"/>
       <w:r>
-        <w:rPr>
-          <w:lang w:val="en-US"/>
-        </w:rPr>
-        <w:t xml:space="preserve"> </w:t>
-      </w:r>
-      <w:proofErr w:type="spellStart"/>
-      <w:r>
-        <w:rPr>
-          <w:lang w:val="en-US"/>
-        </w:rPr>
+        <w:t xml:space="preserve"> </w:t>
+      </w:r>
+      <w:proofErr w:type="spellStart"/>
+      <w:r>
         <w:t>sollemnitate</w:t>
       </w:r>
       <w:proofErr w:type="spellEnd"/>
       <w:r>
-        <w:rPr>
-          <w:lang w:val="en-US"/>
-        </w:rPr>
-        <w:t xml:space="preserve"> imperator Mediolanum ad </w:t>
-      </w:r>
-      <w:proofErr w:type="spellStart"/>
-      <w:r>
-        <w:rPr>
-          <w:lang w:val="en-US"/>
-        </w:rPr>
-        <w:t>hiberna</w:t>
-      </w:r>
-      <w:proofErr w:type="spellEnd"/>
-      <w:r>
-        <w:rPr>
-          <w:lang w:val="en-US"/>
-        </w:rPr>
-        <w:t xml:space="preserve"> </w:t>
-      </w:r>
-      <w:proofErr w:type="spellStart"/>
-      <w:r>
-        <w:rPr>
-          <w:lang w:val="en-US"/>
-        </w:rPr>
+        <w:t xml:space="preserve"> imperator </w:t>
+      </w:r>
+      <w:proofErr w:type="spellStart"/>
+      <w:r>
+        <w:t>Mediolanum</w:t>
+      </w:r>
+      <w:proofErr w:type="spellEnd"/>
+      <w:r>
+        <w:t xml:space="preserve"> ad hiberna </w:t>
+      </w:r>
+      <w:proofErr w:type="spellStart"/>
+      <w:r>
         <w:t>discessit</w:t>
       </w:r>
       <w:proofErr w:type="spellEnd"/>
       <w:r>
-        <w:rPr>
-          <w:lang w:val="en-US"/>
-        </w:rPr>
         <w:t xml:space="preserve">. </w:t>
       </w:r>
       <w:proofErr w:type="spellStart"/>
@@ -21291,9 +21109,9 @@
     </w:lvl>
   </w:abstractNum>
   <w:abstractNum w:abstractNumId="14" w15:restartNumberingAfterBreak="0">
-    <w:nsid w:val="78C322A2"/>
+    <w:nsid w:val="6CEF4AF4"/>
     <w:multiLevelType w:val="multilevel"/>
-    <w:tmpl w:val="B81455C0"/>
+    <w:tmpl w:val="4D1C9588"/>
     <w:lvl w:ilvl="0">
       <w:start w:val="1"/>
       <w:numFmt w:val="bullet"/>
@@ -21440,9 +21258,9 @@
     </w:lvl>
   </w:abstractNum>
   <w:abstractNum w:abstractNumId="15" w15:restartNumberingAfterBreak="0">
-    <w:nsid w:val="79C13CBB"/>
+    <w:nsid w:val="78C322A2"/>
     <w:multiLevelType w:val="multilevel"/>
-    <w:tmpl w:val="2CBA604A"/>
+    <w:tmpl w:val="B81455C0"/>
     <w:lvl w:ilvl="0">
       <w:start w:val="1"/>
       <w:numFmt w:val="bullet"/>
@@ -21589,9 +21407,9 @@
     </w:lvl>
   </w:abstractNum>
   <w:abstractNum w:abstractNumId="16" w15:restartNumberingAfterBreak="0">
-    <w:nsid w:val="7CB03DF9"/>
+    <w:nsid w:val="79C13CBB"/>
     <w:multiLevelType w:val="multilevel"/>
-    <w:tmpl w:val="72386C7E"/>
+    <w:tmpl w:val="2CBA604A"/>
     <w:lvl w:ilvl="0">
       <w:start w:val="1"/>
       <w:numFmt w:val="bullet"/>
@@ -21738,6 +21556,155 @@
     </w:lvl>
   </w:abstractNum>
   <w:abstractNum w:abstractNumId="17" w15:restartNumberingAfterBreak="0">
+    <w:nsid w:val="7CB03DF9"/>
+    <w:multiLevelType w:val="multilevel"/>
+    <w:tmpl w:val="72386C7E"/>
+    <w:lvl w:ilvl="0">
+      <w:start w:val="1"/>
+      <w:numFmt w:val="bullet"/>
+      <w:lvlText w:val=""/>
+      <w:lvlJc w:val="left"/>
+      <w:pPr>
+        <w:tabs>
+          <w:tab w:val="num" w:pos="720"/>
+        </w:tabs>
+        <w:ind w:left="720" w:hanging="360"/>
+      </w:pPr>
+      <w:rPr>
+        <w:rFonts w:ascii="Symbol" w:hAnsi="Symbol" w:hint="default"/>
+        <w:sz w:val="20"/>
+      </w:rPr>
+    </w:lvl>
+    <w:lvl w:ilvl="1" w:tentative="1">
+      <w:start w:val="1"/>
+      <w:numFmt w:val="bullet"/>
+      <w:lvlText w:val="o"/>
+      <w:lvlJc w:val="left"/>
+      <w:pPr>
+        <w:tabs>
+          <w:tab w:val="num" w:pos="1440"/>
+        </w:tabs>
+        <w:ind w:left="1440" w:hanging="360"/>
+      </w:pPr>
+      <w:rPr>
+        <w:rFonts w:ascii="Courier New" w:hAnsi="Courier New" w:hint="default"/>
+        <w:sz w:val="20"/>
+      </w:rPr>
+    </w:lvl>
+    <w:lvl w:ilvl="2" w:tentative="1">
+      <w:start w:val="1"/>
+      <w:numFmt w:val="bullet"/>
+      <w:lvlText w:val=""/>
+      <w:lvlJc w:val="left"/>
+      <w:pPr>
+        <w:tabs>
+          <w:tab w:val="num" w:pos="2160"/>
+        </w:tabs>
+        <w:ind w:left="2160" w:hanging="360"/>
+      </w:pPr>
+      <w:rPr>
+        <w:rFonts w:ascii="Wingdings" w:hAnsi="Wingdings" w:hint="default"/>
+        <w:sz w:val="20"/>
+      </w:rPr>
+    </w:lvl>
+    <w:lvl w:ilvl="3" w:tentative="1">
+      <w:start w:val="1"/>
+      <w:numFmt w:val="bullet"/>
+      <w:lvlText w:val=""/>
+      <w:lvlJc w:val="left"/>
+      <w:pPr>
+        <w:tabs>
+          <w:tab w:val="num" w:pos="2880"/>
+        </w:tabs>
+        <w:ind w:left="2880" w:hanging="360"/>
+      </w:pPr>
+      <w:rPr>
+        <w:rFonts w:ascii="Wingdings" w:hAnsi="Wingdings" w:hint="default"/>
+        <w:sz w:val="20"/>
+      </w:rPr>
+    </w:lvl>
+    <w:lvl w:ilvl="4" w:tentative="1">
+      <w:start w:val="1"/>
+      <w:numFmt w:val="bullet"/>
+      <w:lvlText w:val=""/>
+      <w:lvlJc w:val="left"/>
+      <w:pPr>
+        <w:tabs>
+          <w:tab w:val="num" w:pos="3600"/>
+        </w:tabs>
+        <w:ind w:left="3600" w:hanging="360"/>
+      </w:pPr>
+      <w:rPr>
+        <w:rFonts w:ascii="Wingdings" w:hAnsi="Wingdings" w:hint="default"/>
+        <w:sz w:val="20"/>
+      </w:rPr>
+    </w:lvl>
+    <w:lvl w:ilvl="5" w:tentative="1">
+      <w:start w:val="1"/>
+      <w:numFmt w:val="bullet"/>
+      <w:lvlText w:val=""/>
+      <w:lvlJc w:val="left"/>
+      <w:pPr>
+        <w:tabs>
+          <w:tab w:val="num" w:pos="4320"/>
+        </w:tabs>
+        <w:ind w:left="4320" w:hanging="360"/>
+      </w:pPr>
+      <w:rPr>
+        <w:rFonts w:ascii="Wingdings" w:hAnsi="Wingdings" w:hint="default"/>
+        <w:sz w:val="20"/>
+      </w:rPr>
+    </w:lvl>
+    <w:lvl w:ilvl="6" w:tentative="1">
+      <w:start w:val="1"/>
+      <w:numFmt w:val="bullet"/>
+      <w:lvlText w:val=""/>
+      <w:lvlJc w:val="left"/>
+      <w:pPr>
+        <w:tabs>
+          <w:tab w:val="num" w:pos="5040"/>
+        </w:tabs>
+        <w:ind w:left="5040" w:hanging="360"/>
+      </w:pPr>
+      <w:rPr>
+        <w:rFonts w:ascii="Wingdings" w:hAnsi="Wingdings" w:hint="default"/>
+        <w:sz w:val="20"/>
+      </w:rPr>
+    </w:lvl>
+    <w:lvl w:ilvl="7" w:tentative="1">
+      <w:start w:val="1"/>
+      <w:numFmt w:val="bullet"/>
+      <w:lvlText w:val=""/>
+      <w:lvlJc w:val="left"/>
+      <w:pPr>
+        <w:tabs>
+          <w:tab w:val="num" w:pos="5760"/>
+        </w:tabs>
+        <w:ind w:left="5760" w:hanging="360"/>
+      </w:pPr>
+      <w:rPr>
+        <w:rFonts w:ascii="Wingdings" w:hAnsi="Wingdings" w:hint="default"/>
+        <w:sz w:val="20"/>
+      </w:rPr>
+    </w:lvl>
+    <w:lvl w:ilvl="8" w:tentative="1">
+      <w:start w:val="1"/>
+      <w:numFmt w:val="bullet"/>
+      <w:lvlText w:val=""/>
+      <w:lvlJc w:val="left"/>
+      <w:pPr>
+        <w:tabs>
+          <w:tab w:val="num" w:pos="6480"/>
+        </w:tabs>
+        <w:ind w:left="6480" w:hanging="360"/>
+      </w:pPr>
+      <w:rPr>
+        <w:rFonts w:ascii="Wingdings" w:hAnsi="Wingdings" w:hint="default"/>
+        <w:sz w:val="20"/>
+      </w:rPr>
+    </w:lvl>
+  </w:abstractNum>
+  <w:abstractNum w:abstractNumId="18" w15:restartNumberingAfterBreak="0">
     <w:nsid w:val="7DC300AF"/>
     <w:multiLevelType w:val="multilevel"/>
     <w:tmpl w:val="BF605950"/>
@@ -21936,16 +21903,16 @@
     <w:abstractNumId w:val="9"/>
   </w:num>
   <w:num w:numId="15" w16cid:durableId="1621296706">
-    <w:abstractNumId w:val="17"/>
+    <w:abstractNumId w:val="18"/>
   </w:num>
   <w:num w:numId="16" w16cid:durableId="69473505">
     <w:abstractNumId w:val="8"/>
   </w:num>
   <w:num w:numId="17" w16cid:durableId="1101879510">
-    <w:abstractNumId w:val="15"/>
+    <w:abstractNumId w:val="16"/>
   </w:num>
   <w:num w:numId="18" w16cid:durableId="1151560571">
-    <w:abstractNumId w:val="16"/>
+    <w:abstractNumId w:val="17"/>
   </w:num>
   <w:num w:numId="19" w16cid:durableId="2052270099">
     <w:abstractNumId w:val="5"/>
@@ -21957,7 +21924,7 @@
     <w:abstractNumId w:val="1"/>
   </w:num>
   <w:num w:numId="22" w16cid:durableId="490949750">
-    <w:abstractNumId w:val="14"/>
+    <w:abstractNumId w:val="15"/>
   </w:num>
   <w:num w:numId="23" w16cid:durableId="530922141">
     <w:abstractNumId w:val="11"/>
@@ -21970,6 +21937,9 @@
   </w:num>
   <w:num w:numId="26" w16cid:durableId="1471243823">
     <w:abstractNumId w:val="13"/>
+  </w:num>
+  <w:num w:numId="27" w16cid:durableId="189955638">
+    <w:abstractNumId w:val="14"/>
   </w:num>
 </w:numbering>
 </file>

--- a/my_report/Thesis_Report_English.docx
+++ b/my_report/Thesis_Report_English.docx
@@ -13219,7 +13219,7 @@
           <w:noProof/>
         </w:rPr>
         <w:pict w14:anchorId="31D40C4A">
-          <v:rect id="_x0000_i1025" alt="" style="width:451.3pt;height:.05pt;mso-width-percent:0;mso-height-percent:0;mso-width-percent:0;mso-height-percent:0" o:hralign="center" o:hrstd="t" o:hr="t" fillcolor="#a0a0a0" stroked="f"/>
+          <v:rect id="_x0000_i1029" alt="" style="width:451.3pt;height:.05pt;mso-width-percent:0;mso-height-percent:0;mso-width-percent:0;mso-height-percent:0" o:hralign="center" o:hrstd="t" o:hr="t" fillcolor="#a0a0a0" stroked="f"/>
         </w:pict>
       </w:r>
     </w:p>
@@ -16088,21 +16088,2525 @@
       </w:r>
     </w:p>
     <w:p/>
+    <w:p>
+      <w:pPr>
+        <w:pStyle w:val="Heading3"/>
+        <w:rPr>
+          <w:rFonts w:ascii="Times New Roman" w:hAnsi="Times New Roman"/>
+        </w:rPr>
+      </w:pPr>
+      <w:r>
+        <w:rPr>
+          <w:rStyle w:val="Strong"/>
+          <w:b/>
+          <w:bCs/>
+        </w:rPr>
+        <w:lastRenderedPageBreak/>
+        <w:t>5.1 L'Expertise Antérieure comme Prédicteur Principal de l'Intégration</w:t>
+      </w:r>
+    </w:p>
+    <w:p>
+      <w:pPr>
+        <w:pStyle w:val="font-claude-response-body"/>
+      </w:pPr>
+      <w:r>
+        <w:t xml:space="preserve">L'analyse comparative des trois groupes d'expertise révèle un pattern dominante : </w:t>
+      </w:r>
+      <w:r>
+        <w:rPr>
+          <w:rStyle w:val="Strong"/>
+          <w:rFonts w:eastAsiaTheme="majorEastAsia"/>
+        </w:rPr>
+        <w:t>le niveau d'expertise technologique antérieure prédit fortement comment les enseignants évaluent et intègrent l'IA générative</w:t>
+      </w:r>
+      <w:r>
+        <w:t>. Plutôt que d'être une simple question d'aisance technique, l'expertise transforme la capacité fondamentale à formuler des attentes claires, à évaluer rapidement les outputs, et à négocier intentionnellement entre suggestions et besoins pédagogiques.</w:t>
+      </w:r>
+    </w:p>
+    <w:p>
+      <w:pPr>
+        <w:pStyle w:val="font-claude-response-body"/>
+      </w:pPr>
+      <w:r>
+        <w:rPr>
+          <w:rStyle w:val="Strong"/>
+          <w:rFonts w:eastAsiaTheme="majorEastAsia"/>
+        </w:rPr>
+        <w:t>Tableau 1 : Stratégie d'Intégration par Niveau d'Expertise</w:t>
+      </w:r>
+    </w:p>
+    <w:tbl>
+      <w:tblPr>
+        <w:tblW w:w="0" w:type="auto"/>
+        <w:tblCellSpacing w:w="15" w:type="dxa"/>
+        <w:tblCellMar>
+          <w:top w:w="15" w:type="dxa"/>
+          <w:left w:w="15" w:type="dxa"/>
+          <w:bottom w:w="15" w:type="dxa"/>
+          <w:right w:w="15" w:type="dxa"/>
+        </w:tblCellMar>
+        <w:tblLook w:val="04A0" w:firstRow="1" w:lastRow="0" w:firstColumn="1" w:lastColumn="0" w:noHBand="0" w:noVBand="1"/>
+      </w:tblPr>
+      <w:tblGrid>
+        <w:gridCol w:w="1599"/>
+        <w:gridCol w:w="2557"/>
+        <w:gridCol w:w="1594"/>
+        <w:gridCol w:w="3322"/>
+      </w:tblGrid>
+      <w:tr>
+        <w:trPr>
+          <w:tblHeader/>
+          <w:tblCellSpacing w:w="15" w:type="dxa"/>
+        </w:trPr>
+        <w:tc>
+          <w:tcPr>
+            <w:tcW w:w="0" w:type="auto"/>
+            <w:vAlign w:val="center"/>
+            <w:hideMark/>
+          </w:tcPr>
+          <w:p>
+            <w:pPr>
+              <w:jc w:val="center"/>
+              <w:rPr>
+                <w:b/>
+                <w:bCs/>
+              </w:rPr>
+            </w:pPr>
+            <w:r>
+              <w:rPr>
+                <w:b/>
+                <w:bCs/>
+              </w:rPr>
+              <w:t>Niveau d'Expertise</w:t>
+            </w:r>
+          </w:p>
+        </w:tc>
+        <w:tc>
+          <w:tcPr>
+            <w:tcW w:w="0" w:type="auto"/>
+            <w:vAlign w:val="center"/>
+            <w:hideMark/>
+          </w:tcPr>
+          <w:p>
+            <w:pPr>
+              <w:jc w:val="center"/>
+              <w:rPr>
+                <w:b/>
+                <w:bCs/>
+              </w:rPr>
+            </w:pPr>
+            <w:r>
+              <w:rPr>
+                <w:b/>
+                <w:bCs/>
+              </w:rPr>
+              <w:t>Acceptance/Rejection</w:t>
+            </w:r>
+          </w:p>
+        </w:tc>
+        <w:tc>
+          <w:tcPr>
+            <w:tcW w:w="0" w:type="auto"/>
+            <w:vAlign w:val="center"/>
+            <w:hideMark/>
+          </w:tcPr>
+          <w:p>
+            <w:pPr>
+              <w:jc w:val="center"/>
+              <w:rPr>
+                <w:b/>
+                <w:bCs/>
+              </w:rPr>
+            </w:pPr>
+            <w:r>
+              <w:rPr>
+                <w:b/>
+                <w:bCs/>
+              </w:rPr>
+              <w:t>Stratégie Observée</w:t>
+            </w:r>
+          </w:p>
+        </w:tc>
+        <w:tc>
+          <w:tcPr>
+            <w:tcW w:w="0" w:type="auto"/>
+            <w:vAlign w:val="center"/>
+            <w:hideMark/>
+          </w:tcPr>
+          <w:p>
+            <w:pPr>
+              <w:jc w:val="center"/>
+              <w:rPr>
+                <w:b/>
+                <w:bCs/>
+              </w:rPr>
+            </w:pPr>
+            <w:r>
+              <w:rPr>
+                <w:b/>
+                <w:bCs/>
+              </w:rPr>
+              <w:t>Caractéristique Clé</w:t>
+            </w:r>
+          </w:p>
+        </w:tc>
+      </w:tr>
+      <w:tr>
+        <w:trPr>
+          <w:tblCellSpacing w:w="15" w:type="dxa"/>
+        </w:trPr>
+        <w:tc>
+          <w:tcPr>
+            <w:tcW w:w="0" w:type="auto"/>
+            <w:vAlign w:val="center"/>
+            <w:hideMark/>
+          </w:tcPr>
+          <w:p>
+            <w:pPr>
+              <w:jc w:val="left"/>
+            </w:pPr>
+            <w:r>
+              <w:rPr>
+                <w:rStyle w:val="Strong"/>
+              </w:rPr>
+              <w:t>Novices (2)</w:t>
+            </w:r>
+          </w:p>
+        </w:tc>
+        <w:tc>
+          <w:tcPr>
+            <w:tcW w:w="0" w:type="auto"/>
+            <w:vAlign w:val="center"/>
+            <w:hideMark/>
+          </w:tcPr>
+          <w:p>
+            <w:r>
+              <w:t>50% accepte / 50% rejette</w:t>
+            </w:r>
+          </w:p>
+        </w:tc>
+        <w:tc>
+          <w:tcPr>
+            <w:tcW w:w="0" w:type="auto"/>
+            <w:vAlign w:val="center"/>
+            <w:hideMark/>
+          </w:tcPr>
+          <w:p>
+            <w:r>
+              <w:t>Polarisation binaire</w:t>
+            </w:r>
+          </w:p>
+        </w:tc>
+        <w:tc>
+          <w:tcPr>
+            <w:tcW w:w="0" w:type="auto"/>
+            <w:vAlign w:val="center"/>
+            <w:hideMark/>
+          </w:tcPr>
+          <w:p>
+            <w:r>
+              <w:t>Incertitude sur capacités de l'IA</w:t>
+            </w:r>
+          </w:p>
+        </w:tc>
+      </w:tr>
+      <w:tr>
+        <w:trPr>
+          <w:tblCellSpacing w:w="15" w:type="dxa"/>
+        </w:trPr>
+        <w:tc>
+          <w:tcPr>
+            <w:tcW w:w="0" w:type="auto"/>
+            <w:vAlign w:val="center"/>
+            <w:hideMark/>
+          </w:tcPr>
+          <w:p>
+            <w:r>
+              <w:rPr>
+                <w:rStyle w:val="Strong"/>
+              </w:rPr>
+              <w:t>Intermédiaires (4)</w:t>
+            </w:r>
+          </w:p>
+        </w:tc>
+        <w:tc>
+          <w:tcPr>
+            <w:tcW w:w="0" w:type="auto"/>
+            <w:vAlign w:val="center"/>
+            <w:hideMark/>
+          </w:tcPr>
+          <w:p>
+            <w:r>
+              <w:t xml:space="preserve">25% accepte </w:t>
+            </w:r>
+            <w:proofErr w:type="gramStart"/>
+            <w:r>
+              <w:t>partiel;</w:t>
+            </w:r>
+            <w:proofErr w:type="gramEnd"/>
+            <w:r>
+              <w:t xml:space="preserve"> 75% modifie</w:t>
+            </w:r>
+          </w:p>
+        </w:tc>
+        <w:tc>
+          <w:tcPr>
+            <w:tcW w:w="0" w:type="auto"/>
+            <w:vAlign w:val="center"/>
+            <w:hideMark/>
+          </w:tcPr>
+          <w:p>
+            <w:r>
+              <w:t>Négociation sélective</w:t>
+            </w:r>
+          </w:p>
+        </w:tc>
+        <w:tc>
+          <w:tcPr>
+            <w:tcW w:w="0" w:type="auto"/>
+            <w:vAlign w:val="center"/>
+            <w:hideMark/>
+          </w:tcPr>
+          <w:p>
+            <w:r>
+              <w:t>Évaluation critique + tri d'éléments</w:t>
+            </w:r>
+          </w:p>
+        </w:tc>
+      </w:tr>
+      <w:tr>
+        <w:trPr>
+          <w:tblCellSpacing w:w="15" w:type="dxa"/>
+        </w:trPr>
+        <w:tc>
+          <w:tcPr>
+            <w:tcW w:w="0" w:type="auto"/>
+            <w:vAlign w:val="center"/>
+            <w:hideMark/>
+          </w:tcPr>
+          <w:p>
+            <w:r>
+              <w:rPr>
+                <w:rStyle w:val="Strong"/>
+              </w:rPr>
+              <w:t>Expert (1)</w:t>
+            </w:r>
+          </w:p>
+        </w:tc>
+        <w:tc>
+          <w:tcPr>
+            <w:tcW w:w="0" w:type="auto"/>
+            <w:vAlign w:val="center"/>
+            <w:hideMark/>
+          </w:tcPr>
+          <w:p>
+            <w:r>
+              <w:t>100% accepte intégralement</w:t>
+            </w:r>
+          </w:p>
+        </w:tc>
+        <w:tc>
+          <w:tcPr>
+            <w:tcW w:w="0" w:type="auto"/>
+            <w:vAlign w:val="center"/>
+            <w:hideMark/>
+          </w:tcPr>
+          <w:p>
+            <w:r>
+              <w:t>Optimisation directe</w:t>
+            </w:r>
+          </w:p>
+        </w:tc>
+        <w:tc>
+          <w:tcPr>
+            <w:tcW w:w="0" w:type="auto"/>
+            <w:vAlign w:val="center"/>
+            <w:hideMark/>
+          </w:tcPr>
+          <w:p>
+            <w:r>
+              <w:t>Formulation précise → output immédiatement utilisable</w:t>
+            </w:r>
+          </w:p>
+        </w:tc>
+      </w:tr>
+    </w:tbl>
+    <w:p>
+      <w:pPr>
+        <w:pStyle w:val="font-claude-response-body"/>
+      </w:pPr>
+      <w:r>
+        <w:t xml:space="preserve">Les novices (PE01, PE06) montrent une </w:t>
+      </w:r>
+      <w:r>
+        <w:rPr>
+          <w:rStyle w:val="Strong"/>
+          <w:rFonts w:eastAsiaTheme="majorEastAsia"/>
+        </w:rPr>
+        <w:t>polarisation binaire</w:t>
+      </w:r>
+      <w:r>
+        <w:t xml:space="preserve"> : acceptation complète ou rejet complet, sans middle ground. PE01 a explicité cette confusion : </w:t>
+      </w:r>
+      <w:r>
+        <w:rPr>
+          <w:rStyle w:val="Emphasis"/>
+          <w:rFonts w:eastAsiaTheme="majorEastAsia"/>
+        </w:rPr>
+        <w:t>"Je suis ouvert à comprendre mieux l'utilisation de cette technologie, mais ce qui m'a confus c'est que je pensais que l'IA générative était surtout pour générer des images. Je ne savais pas qu'il y avait d'autres fonctionnalités."</w:t>
+      </w:r>
+      <w:r>
+        <w:t xml:space="preserve"> Cette incertitude sur les capacités mêmes de l'outil révèle que pour les novices, le problème n'est pas tactique (comment utiliser) mais fondamental (que peut faire cet outil?).</w:t>
+      </w:r>
+    </w:p>
+    <w:p>
+      <w:pPr>
+        <w:pStyle w:val="font-claude-response-body"/>
+      </w:pPr>
+      <w:r>
+        <w:t xml:space="preserve">En contraste, les quatre participants intermédiaires (PE02, PE03, PE04, PE05) montrent une </w:t>
+      </w:r>
+      <w:r>
+        <w:rPr>
+          <w:rStyle w:val="Strong"/>
+          <w:rFonts w:eastAsiaTheme="majorEastAsia"/>
+        </w:rPr>
+        <w:t>stratégie de négociation sophistiquée</w:t>
+      </w:r>
+      <w:r>
+        <w:t xml:space="preserve">. PE02 a articulé ce processus : </w:t>
+      </w:r>
+      <w:r>
+        <w:rPr>
+          <w:rStyle w:val="Emphasis"/>
+          <w:rFonts w:eastAsiaTheme="majorEastAsia"/>
+        </w:rPr>
+        <w:t>"Les suggestions de ChatGPT étaient plus cohérentes à mes pratiques, mais elles avaient des erreurs grammaticales. Claude était plus complet et bien structuré, mais pas adapté à tous les besoins de mes élèves. J'ai pris les meilleures idées de chacun et les ai intégrées à ce que j'avais déjà."</w:t>
+      </w:r>
+      <w:r>
+        <w:t xml:space="preserve"> Ce tri sélectif révèle une </w:t>
+      </w:r>
+      <w:r>
+        <w:rPr>
+          <w:rStyle w:val="Strong"/>
+          <w:rFonts w:eastAsiaTheme="majorEastAsia"/>
+        </w:rPr>
+        <w:t>capacité à évaluer critique</w:t>
+      </w:r>
+      <w:r>
+        <w:t>—chaque suggestion est jugée non sur un critère binaire, mais sur son alignement pédagogique spécifique.</w:t>
+      </w:r>
+    </w:p>
+    <w:p>
+      <w:pPr>
+        <w:pStyle w:val="font-claude-response-body"/>
+      </w:pPr>
+      <w:r>
+        <w:t xml:space="preserve">L'expert (PE07) opère dans un mode entièrement différent : </w:t>
+      </w:r>
+      <w:r>
+        <w:rPr>
+          <w:rStyle w:val="Strong"/>
+          <w:rFonts w:eastAsiaTheme="majorEastAsia"/>
+        </w:rPr>
+        <w:t>intégration intégrale sans modification</w:t>
+      </w:r>
+      <w:r>
+        <w:t xml:space="preserve">. L'enregistrement d'écran montre une formulation de prompts précis et complets dès la première tentative, suivi d'une réception immédiate d'un plan structuré avec timing et exercices. PE07 a rapporté : </w:t>
+      </w:r>
+      <w:r>
+        <w:rPr>
+          <w:rStyle w:val="Emphasis"/>
+          <w:rFonts w:eastAsiaTheme="majorEastAsia"/>
+        </w:rPr>
+        <w:t>"Le plan était déjà très bien pensé, avec les activités, les timing, et même les exercices. J'ai eu exactement ce que j'avais demandé."</w:t>
+      </w:r>
+      <w:r>
+        <w:t xml:space="preserve"> Cette absence totale de </w:t>
+      </w:r>
+      <w:r>
+        <w:lastRenderedPageBreak/>
+        <w:t>friction—cognitif, technique, pédagogique—révèle que l'expertise élimine les couches d'incertitude que les novices et intermédiaires traversent.</w:t>
+      </w:r>
+    </w:p>
+    <w:p>
+      <w:r>
+        <w:rPr>
+          <w:noProof/>
+        </w:rPr>
+        <w:pict w14:anchorId="4C68D4C8">
+          <v:rect id="_x0000_i1028" alt="" style="width:451.3pt;height:.05pt;mso-width-percent:0;mso-height-percent:0;mso-width-percent:0;mso-height-percent:0" o:hralign="center" o:hrstd="t" o:hr="t" fillcolor="#a0a0a0" stroked="f"/>
+        </w:pict>
+      </w:r>
+    </w:p>
+    <w:p>
+      <w:pPr>
+        <w:pStyle w:val="Heading3"/>
+      </w:pPr>
+      <w:r>
+        <w:rPr>
+          <w:rStyle w:val="Strong"/>
+          <w:b/>
+          <w:bCs/>
+        </w:rPr>
+        <w:t>5.2 Les Défis Disciplinaires : Variance par Langue</w:t>
+      </w:r>
+    </w:p>
+    <w:p>
+      <w:pPr>
+        <w:pStyle w:val="font-claude-response-body"/>
+      </w:pPr>
+      <w:r>
+        <w:t xml:space="preserve">L'analyse par discipline révèle une vérité contre-intuitive : </w:t>
+      </w:r>
+      <w:r>
+        <w:rPr>
+          <w:rStyle w:val="Strong"/>
+          <w:rFonts w:eastAsiaTheme="majorEastAsia"/>
+        </w:rPr>
+        <w:t>l'IA ne produit pas des erreurs génériques, mais des erreurs spécifiques à la langue</w:t>
+      </w:r>
+      <w:r>
+        <w:t>. Ces erreurs varient systématiquement, produisant des barrières pédagogiques distinctes par discipline.</w:t>
+      </w:r>
+    </w:p>
+    <w:p>
+      <w:pPr>
+        <w:pStyle w:val="font-claude-response-body"/>
+      </w:pPr>
+      <w:r>
+        <w:rPr>
+          <w:rStyle w:val="Strong"/>
+          <w:rFonts w:eastAsiaTheme="majorEastAsia"/>
+        </w:rPr>
+        <w:t>Tableau 2 : Barrières Pédagogiques et Spécificités Disciplinaires</w:t>
+      </w:r>
+    </w:p>
+    <w:tbl>
+      <w:tblPr>
+        <w:tblW w:w="0" w:type="auto"/>
+        <w:tblCellSpacing w:w="15" w:type="dxa"/>
+        <w:tblCellMar>
+          <w:top w:w="15" w:type="dxa"/>
+          <w:left w:w="15" w:type="dxa"/>
+          <w:bottom w:w="15" w:type="dxa"/>
+          <w:right w:w="15" w:type="dxa"/>
+        </w:tblCellMar>
+        <w:tblLook w:val="04A0" w:firstRow="1" w:lastRow="0" w:firstColumn="1" w:lastColumn="0" w:noHBand="0" w:noVBand="1"/>
+      </w:tblPr>
+      <w:tblGrid>
+        <w:gridCol w:w="1073"/>
+        <w:gridCol w:w="2485"/>
+        <w:gridCol w:w="4212"/>
+        <w:gridCol w:w="1302"/>
+      </w:tblGrid>
+      <w:tr>
+        <w:trPr>
+          <w:tblHeader/>
+          <w:tblCellSpacing w:w="15" w:type="dxa"/>
+        </w:trPr>
+        <w:tc>
+          <w:tcPr>
+            <w:tcW w:w="0" w:type="auto"/>
+            <w:vAlign w:val="center"/>
+            <w:hideMark/>
+          </w:tcPr>
+          <w:p>
+            <w:pPr>
+              <w:jc w:val="center"/>
+              <w:rPr>
+                <w:b/>
+                <w:bCs/>
+              </w:rPr>
+            </w:pPr>
+            <w:r>
+              <w:rPr>
+                <w:b/>
+                <w:bCs/>
+              </w:rPr>
+              <w:t>Discipline</w:t>
+            </w:r>
+          </w:p>
+        </w:tc>
+        <w:tc>
+          <w:tcPr>
+            <w:tcW w:w="0" w:type="auto"/>
+            <w:vAlign w:val="center"/>
+            <w:hideMark/>
+          </w:tcPr>
+          <w:p>
+            <w:pPr>
+              <w:jc w:val="center"/>
+              <w:rPr>
+                <w:b/>
+                <w:bCs/>
+              </w:rPr>
+            </w:pPr>
+            <w:r>
+              <w:rPr>
+                <w:b/>
+                <w:bCs/>
+              </w:rPr>
+              <w:t>Barrière Principale</w:t>
+            </w:r>
+          </w:p>
+        </w:tc>
+        <w:tc>
+          <w:tcPr>
+            <w:tcW w:w="0" w:type="auto"/>
+            <w:vAlign w:val="center"/>
+            <w:hideMark/>
+          </w:tcPr>
+          <w:p>
+            <w:pPr>
+              <w:jc w:val="center"/>
+              <w:rPr>
+                <w:b/>
+                <w:bCs/>
+              </w:rPr>
+            </w:pPr>
+            <w:r>
+              <w:rPr>
+                <w:b/>
+                <w:bCs/>
+              </w:rPr>
+              <w:t>Manifestation Spécifique</w:t>
+            </w:r>
+          </w:p>
+        </w:tc>
+        <w:tc>
+          <w:tcPr>
+            <w:tcW w:w="0" w:type="auto"/>
+            <w:vAlign w:val="center"/>
+            <w:hideMark/>
+          </w:tcPr>
+          <w:p>
+            <w:pPr>
+              <w:jc w:val="center"/>
+              <w:rPr>
+                <w:b/>
+                <w:bCs/>
+              </w:rPr>
+            </w:pPr>
+            <w:r>
+              <w:rPr>
+                <w:b/>
+                <w:bCs/>
+              </w:rPr>
+              <w:t>Participant(s)</w:t>
+            </w:r>
+          </w:p>
+        </w:tc>
+      </w:tr>
+      <w:tr>
+        <w:trPr>
+          <w:tblCellSpacing w:w="15" w:type="dxa"/>
+        </w:trPr>
+        <w:tc>
+          <w:tcPr>
+            <w:tcW w:w="0" w:type="auto"/>
+            <w:vAlign w:val="center"/>
+            <w:hideMark/>
+          </w:tcPr>
+          <w:p>
+            <w:pPr>
+              <w:jc w:val="left"/>
+            </w:pPr>
+            <w:r>
+              <w:rPr>
+                <w:rStyle w:val="Strong"/>
+              </w:rPr>
+              <w:t>Anglais (4)</w:t>
+            </w:r>
+          </w:p>
+        </w:tc>
+        <w:tc>
+          <w:tcPr>
+            <w:tcW w:w="0" w:type="auto"/>
+            <w:vAlign w:val="center"/>
+            <w:hideMark/>
+          </w:tcPr>
+          <w:p>
+            <w:r>
+              <w:t>Manque de différenciation</w:t>
+            </w:r>
+          </w:p>
+        </w:tc>
+        <w:tc>
+          <w:tcPr>
+            <w:tcW w:w="0" w:type="auto"/>
+            <w:vAlign w:val="center"/>
+            <w:hideMark/>
+          </w:tcPr>
+          <w:p>
+            <w:r>
+              <w:t>Exercices génériques au même niveau, non-adaptés aux élèves en difficulté</w:t>
+            </w:r>
+          </w:p>
+        </w:tc>
+        <w:tc>
+          <w:tcPr>
+            <w:tcW w:w="0" w:type="auto"/>
+            <w:vAlign w:val="center"/>
+            <w:hideMark/>
+          </w:tcPr>
+          <w:p>
+            <w:r>
+              <w:t>PE03, PE05</w:t>
+            </w:r>
+          </w:p>
+        </w:tc>
+      </w:tr>
+      <w:tr>
+        <w:trPr>
+          <w:tblCellSpacing w:w="15" w:type="dxa"/>
+        </w:trPr>
+        <w:tc>
+          <w:tcPr>
+            <w:tcW w:w="0" w:type="auto"/>
+            <w:vAlign w:val="center"/>
+            <w:hideMark/>
+          </w:tcPr>
+          <w:p>
+            <w:r>
+              <w:rPr>
+                <w:rStyle w:val="Strong"/>
+              </w:rPr>
+              <w:t>Français (2)</w:t>
+            </w:r>
+          </w:p>
+        </w:tc>
+        <w:tc>
+          <w:tcPr>
+            <w:tcW w:w="0" w:type="auto"/>
+            <w:vAlign w:val="center"/>
+            <w:hideMark/>
+          </w:tcPr>
+          <w:p>
+            <w:r>
+              <w:t>Erreurs linguistiques + incohérence</w:t>
+            </w:r>
+          </w:p>
+        </w:tc>
+        <w:tc>
+          <w:tcPr>
+            <w:tcW w:w="0" w:type="auto"/>
+            <w:vAlign w:val="center"/>
+            <w:hideMark/>
+          </w:tcPr>
+          <w:p>
+            <w:r>
+              <w:t xml:space="preserve">Fautes </w:t>
+            </w:r>
+            <w:proofErr w:type="gramStart"/>
+            <w:r>
+              <w:t>grammaticales;</w:t>
+            </w:r>
+            <w:proofErr w:type="gramEnd"/>
+            <w:r>
+              <w:t xml:space="preserve"> contenu non-adapté aux niveaux CECRL français</w:t>
+            </w:r>
+          </w:p>
+        </w:tc>
+        <w:tc>
+          <w:tcPr>
+            <w:tcW w:w="0" w:type="auto"/>
+            <w:vAlign w:val="center"/>
+            <w:hideMark/>
+          </w:tcPr>
+          <w:p>
+            <w:r>
+              <w:t>PE02, PE04</w:t>
+            </w:r>
+          </w:p>
+        </w:tc>
+      </w:tr>
+      <w:tr>
+        <w:trPr>
+          <w:tblCellSpacing w:w="15" w:type="dxa"/>
+        </w:trPr>
+        <w:tc>
+          <w:tcPr>
+            <w:tcW w:w="0" w:type="auto"/>
+            <w:vAlign w:val="center"/>
+            <w:hideMark/>
+          </w:tcPr>
+          <w:p>
+            <w:r>
+              <w:rPr>
+                <w:rStyle w:val="Strong"/>
+              </w:rPr>
+              <w:t>Espagnol (1)</w:t>
+            </w:r>
+          </w:p>
+        </w:tc>
+        <w:tc>
+          <w:tcPr>
+            <w:tcW w:w="0" w:type="auto"/>
+            <w:vAlign w:val="center"/>
+            <w:hideMark/>
+          </w:tcPr>
+          <w:p>
+            <w:r>
+              <w:t>Aucune barrière pédagogique identifiée</w:t>
+            </w:r>
+          </w:p>
+        </w:tc>
+        <w:tc>
+          <w:tcPr>
+            <w:tcW w:w="0" w:type="auto"/>
+            <w:vAlign w:val="center"/>
+            <w:hideMark/>
+          </w:tcPr>
+          <w:p>
+            <w:r>
+              <w:t>Plan complet, structuré, pédagogiquement cohérent</w:t>
+            </w:r>
+          </w:p>
+        </w:tc>
+        <w:tc>
+          <w:tcPr>
+            <w:tcW w:w="0" w:type="auto"/>
+            <w:vAlign w:val="center"/>
+            <w:hideMark/>
+          </w:tcPr>
+          <w:p>
+            <w:r>
+              <w:t>PE07</w:t>
+            </w:r>
+          </w:p>
+        </w:tc>
+      </w:tr>
+    </w:tbl>
+    <w:p>
+      <w:pPr>
+        <w:pStyle w:val="font-claude-response-body"/>
+      </w:pPr>
+      <w:r>
+        <w:rPr>
+          <w:rStyle w:val="Strong"/>
+          <w:rFonts w:eastAsiaTheme="majorEastAsia"/>
+        </w:rPr>
+        <w:t>Groupe Anglais :</w:t>
+      </w:r>
+      <w:r>
+        <w:t xml:space="preserve"> Le problème identifié était le manque de différenciation pédagogique. PE03 a observé : </w:t>
+      </w:r>
+      <w:r>
+        <w:rPr>
+          <w:rStyle w:val="Emphasis"/>
+          <w:rFonts w:eastAsiaTheme="majorEastAsia"/>
+        </w:rPr>
+        <w:t>"L'IA a généré des exercices, mais ils étaient tous au même niveau. Mes élèves ont différents niveaux de difficulté. Je suis restée impressionnée par l'idée du 'exit ticket'—faire une phrase en BE+ING avant de quitter la classe—c'est validant. Mais je vais devoir adapter les exercices pour mes élèves en difficulté."</w:t>
+      </w:r>
+      <w:r>
+        <w:t xml:space="preserve"> PE05 a exprimé une satisfaction similaire mais tempérée : </w:t>
+      </w:r>
+      <w:r>
+        <w:rPr>
+          <w:rStyle w:val="Emphasis"/>
+          <w:rFonts w:eastAsiaTheme="majorEastAsia"/>
+        </w:rPr>
+        <w:t>"C'est rassurant de voir que les propositions de l'IA correspondent à ce que je ferais. C'est comme une validation que mes approches sont bonnes. Mais je passerais probablement plus de temps à adapter qu'à planner avec l'IA."</w:t>
+      </w:r>
+    </w:p>
+    <w:p>
+      <w:pPr>
+        <w:pStyle w:val="font-claude-response-body"/>
+      </w:pPr>
+      <w:r>
+        <w:t xml:space="preserve">Le pattern suggère que </w:t>
+      </w:r>
+      <w:r>
+        <w:rPr>
+          <w:rStyle w:val="Strong"/>
+          <w:rFonts w:eastAsiaTheme="majorEastAsia"/>
+        </w:rPr>
+        <w:t>l'IA générative produit du contenu "moyen"</w:t>
+      </w:r>
+      <w:r>
+        <w:t xml:space="preserve">—bien-structuré, cohérent, pédagogiquement sensé, mais non-différencié. Cela force l'enseignant d'anglais à investir du </w:t>
+      </w:r>
+      <w:r>
+        <w:rPr>
+          <w:rStyle w:val="Strong"/>
+          <w:rFonts w:eastAsiaTheme="majorEastAsia"/>
+        </w:rPr>
+        <w:t>travail d'adaptation supplémentaire</w:t>
+      </w:r>
+      <w:r>
+        <w:t xml:space="preserve"> pour répondre à la diversité réelle de la classe.</w:t>
+      </w:r>
+    </w:p>
+    <w:p>
+      <w:pPr>
+        <w:pStyle w:val="font-claude-response-body"/>
+      </w:pPr>
+      <w:r>
+        <w:rPr>
+          <w:rStyle w:val="Strong"/>
+          <w:rFonts w:eastAsiaTheme="majorEastAsia"/>
+        </w:rPr>
+        <w:t>Groupe Français :</w:t>
+      </w:r>
+      <w:r>
+        <w:t xml:space="preserve"> Le problème identifié était la </w:t>
+      </w:r>
+      <w:r>
+        <w:rPr>
+          <w:rStyle w:val="Strong"/>
+          <w:rFonts w:eastAsiaTheme="majorEastAsia"/>
+        </w:rPr>
+        <w:t>qualité linguistique</w:t>
+      </w:r>
+      <w:r>
+        <w:t xml:space="preserve">. PE02 a rapporté une tension claire : </w:t>
+      </w:r>
+      <w:r>
+        <w:rPr>
+          <w:rStyle w:val="Emphasis"/>
+          <w:rFonts w:eastAsiaTheme="majorEastAsia"/>
+        </w:rPr>
+        <w:t>"ChatGPT était plus cohérent à mes pratiques mais avait des erreurs grammaticales—comment puis-je enseigner si l'outil génère des erreurs? Claude était plus complet avec des exercices bien structurés, mais pas adapté aux niveaux CECRL de mes élèves."</w:t>
+      </w:r>
+      <w:r>
+        <w:t xml:space="preserve"> PE04 a poussé plus loin, identifiant une cause structurelle : </w:t>
+      </w:r>
+      <w:r>
+        <w:rPr>
+          <w:rStyle w:val="Emphasis"/>
+          <w:rFonts w:eastAsiaTheme="majorEastAsia"/>
+        </w:rPr>
+        <w:t>"Je pense que les outils sont développés aux États-Unis, donc ils comprennent mieux le contexte anglophone. Le français a des nuances que ces outils ne capturent pas."</w:t>
+      </w:r>
+    </w:p>
+    <w:p>
+      <w:pPr>
+        <w:pStyle w:val="font-claude-response-body"/>
+      </w:pPr>
+      <w:r>
+        <w:lastRenderedPageBreak/>
+        <w:t xml:space="preserve">Cette observation révèle une </w:t>
+      </w:r>
+      <w:r>
+        <w:rPr>
+          <w:rStyle w:val="Strong"/>
+          <w:rFonts w:eastAsiaTheme="majorEastAsia"/>
+        </w:rPr>
+        <w:t>asymétrie fondamentale dans les données d'entraînement</w:t>
+      </w:r>
+      <w:r>
+        <w:t xml:space="preserve"> : les modèles IA sont dominés par l'anglais et les contextes pédagogiques anglophone. Le français, avec ses spécificités grammaticales et pédagogiques (CECRL, programmes nationaux), est mal représenté. Aucun intermédiaire n'a pu compenser cette limitation par son expertise; seul PE07 (expert) l'a surmontée, et uniquement pour l'espagnol.</w:t>
+      </w:r>
+    </w:p>
+    <w:p>
+      <w:r>
+        <w:rPr>
+          <w:noProof/>
+        </w:rPr>
+        <w:pict w14:anchorId="6CB7DC30">
+          <v:rect id="_x0000_i1027" alt="" style="width:451.3pt;height:.05pt;mso-width-percent:0;mso-height-percent:0;mso-width-percent:0;mso-height-percent:0" o:hralign="center" o:hrstd="t" o:hr="t" fillcolor="#a0a0a0" stroked="f"/>
+        </w:pict>
+      </w:r>
+    </w:p>
+    <w:p>
+      <w:pPr>
+        <w:pStyle w:val="Heading3"/>
+      </w:pPr>
+      <w:r>
+        <w:rPr>
+          <w:rStyle w:val="Strong"/>
+          <w:b/>
+          <w:bCs/>
+        </w:rPr>
+        <w:t>5.3 Barrières : Hiérarchie de l'Impact Pédagogique vs Éthique/Environnemental</w:t>
+      </w:r>
+    </w:p>
+    <w:p>
+      <w:pPr>
+        <w:pStyle w:val="font-claude-response-body"/>
+      </w:pPr>
+      <w:r>
+        <w:t xml:space="preserve">L'analyse du feedback post-test révèle une </w:t>
+      </w:r>
+      <w:r>
+        <w:rPr>
+          <w:rStyle w:val="Strong"/>
+          <w:rFonts w:eastAsiaTheme="majorEastAsia"/>
+        </w:rPr>
+        <w:t>hiérarchie claire et révélatrice</w:t>
+      </w:r>
+      <w:r>
+        <w:t xml:space="preserve"> des barrières. Les barrières pédagogiques dominent le discours et causent l'obstacle initial; les barrières éthiques/environnementales jouent un rôle de </w:t>
+      </w:r>
+      <w:r>
+        <w:rPr>
+          <w:rStyle w:val="Strong"/>
+          <w:rFonts w:eastAsiaTheme="majorEastAsia"/>
+        </w:rPr>
+        <w:t>renforçateur</w:t>
+      </w:r>
+      <w:r>
+        <w:t xml:space="preserve"> pour ceux déjà réticents.</w:t>
+      </w:r>
+    </w:p>
+    <w:p>
+      <w:pPr>
+        <w:pStyle w:val="font-claude-response-body"/>
+      </w:pPr>
+      <w:r>
+        <w:rPr>
+          <w:rStyle w:val="Strong"/>
+          <w:rFonts w:eastAsiaTheme="majorEastAsia"/>
+        </w:rPr>
+        <w:t>Tableau 3 : Hiérarchie et Profil des Barrières Mentionnées</w:t>
+      </w:r>
+    </w:p>
+    <w:tbl>
+      <w:tblPr>
+        <w:tblW w:w="0" w:type="auto"/>
+        <w:tblCellSpacing w:w="15" w:type="dxa"/>
+        <w:tblCellMar>
+          <w:top w:w="15" w:type="dxa"/>
+          <w:left w:w="15" w:type="dxa"/>
+          <w:bottom w:w="15" w:type="dxa"/>
+          <w:right w:w="15" w:type="dxa"/>
+        </w:tblCellMar>
+        <w:tblLook w:val="04A0" w:firstRow="1" w:lastRow="0" w:firstColumn="1" w:lastColumn="0" w:noHBand="0" w:noVBand="1"/>
+      </w:tblPr>
+      <w:tblGrid>
+        <w:gridCol w:w="2554"/>
+        <w:gridCol w:w="1018"/>
+        <w:gridCol w:w="1661"/>
+        <w:gridCol w:w="1789"/>
+        <w:gridCol w:w="2050"/>
+      </w:tblGrid>
+      <w:tr>
+        <w:trPr>
+          <w:tblHeader/>
+          <w:tblCellSpacing w:w="15" w:type="dxa"/>
+        </w:trPr>
+        <w:tc>
+          <w:tcPr>
+            <w:tcW w:w="0" w:type="auto"/>
+            <w:vAlign w:val="center"/>
+            <w:hideMark/>
+          </w:tcPr>
+          <w:p>
+            <w:pPr>
+              <w:jc w:val="center"/>
+              <w:rPr>
+                <w:b/>
+                <w:bCs/>
+              </w:rPr>
+            </w:pPr>
+            <w:r>
+              <w:rPr>
+                <w:b/>
+                <w:bCs/>
+              </w:rPr>
+              <w:t>Type de Barrière</w:t>
+            </w:r>
+          </w:p>
+        </w:tc>
+        <w:tc>
+          <w:tcPr>
+            <w:tcW w:w="0" w:type="auto"/>
+            <w:vAlign w:val="center"/>
+            <w:hideMark/>
+          </w:tcPr>
+          <w:p>
+            <w:pPr>
+              <w:jc w:val="center"/>
+              <w:rPr>
+                <w:b/>
+                <w:bCs/>
+              </w:rPr>
+            </w:pPr>
+            <w:r>
+              <w:rPr>
+                <w:b/>
+                <w:bCs/>
+              </w:rPr>
+              <w:t>Fréquence</w:t>
+            </w:r>
+          </w:p>
+        </w:tc>
+        <w:tc>
+          <w:tcPr>
+            <w:tcW w:w="0" w:type="auto"/>
+            <w:vAlign w:val="center"/>
+            <w:hideMark/>
+          </w:tcPr>
+          <w:p>
+            <w:pPr>
+              <w:jc w:val="center"/>
+              <w:rPr>
+                <w:b/>
+                <w:bCs/>
+              </w:rPr>
+            </w:pPr>
+            <w:r>
+              <w:rPr>
+                <w:b/>
+                <w:bCs/>
+              </w:rPr>
+              <w:t>Ordre de Mention</w:t>
+            </w:r>
+          </w:p>
+        </w:tc>
+        <w:tc>
+          <w:tcPr>
+            <w:tcW w:w="0" w:type="auto"/>
+            <w:vAlign w:val="center"/>
+            <w:hideMark/>
+          </w:tcPr>
+          <w:p>
+            <w:pPr>
+              <w:jc w:val="center"/>
+              <w:rPr>
+                <w:b/>
+                <w:bCs/>
+              </w:rPr>
+            </w:pPr>
+            <w:r>
+              <w:rPr>
+                <w:b/>
+                <w:bCs/>
+              </w:rPr>
+              <w:t>Force du Sentiment</w:t>
+            </w:r>
+          </w:p>
+        </w:tc>
+        <w:tc>
+          <w:tcPr>
+            <w:tcW w:w="0" w:type="auto"/>
+            <w:vAlign w:val="center"/>
+            <w:hideMark/>
+          </w:tcPr>
+          <w:p>
+            <w:pPr>
+              <w:jc w:val="center"/>
+              <w:rPr>
+                <w:b/>
+                <w:bCs/>
+              </w:rPr>
+            </w:pPr>
+            <w:r>
+              <w:rPr>
+                <w:b/>
+                <w:bCs/>
+              </w:rPr>
+              <w:t>Fonction</w:t>
+            </w:r>
+          </w:p>
+        </w:tc>
+      </w:tr>
+      <w:tr>
+        <w:trPr>
+          <w:tblCellSpacing w:w="15" w:type="dxa"/>
+        </w:trPr>
+        <w:tc>
+          <w:tcPr>
+            <w:tcW w:w="0" w:type="auto"/>
+            <w:vAlign w:val="center"/>
+            <w:hideMark/>
+          </w:tcPr>
+          <w:p>
+            <w:pPr>
+              <w:jc w:val="left"/>
+            </w:pPr>
+            <w:r>
+              <w:rPr>
+                <w:rStyle w:val="Strong"/>
+              </w:rPr>
+              <w:t>Barrières Pédagogiques</w:t>
+            </w:r>
+          </w:p>
+        </w:tc>
+        <w:tc>
+          <w:tcPr>
+            <w:tcW w:w="0" w:type="auto"/>
+            <w:vAlign w:val="center"/>
+            <w:hideMark/>
+          </w:tcPr>
+          <w:p>
+            <w:r>
+              <w:t>5/7 (71%)</w:t>
+            </w:r>
+          </w:p>
+        </w:tc>
+        <w:tc>
+          <w:tcPr>
+            <w:tcW w:w="0" w:type="auto"/>
+            <w:vAlign w:val="center"/>
+            <w:hideMark/>
+          </w:tcPr>
+          <w:p>
+            <w:r>
+              <w:t>Première</w:t>
+            </w:r>
+          </w:p>
+        </w:tc>
+        <w:tc>
+          <w:tcPr>
+            <w:tcW w:w="0" w:type="auto"/>
+            <w:vAlign w:val="center"/>
+            <w:hideMark/>
+          </w:tcPr>
+          <w:p>
+            <w:r>
+              <w:t>Forte</w:t>
+            </w:r>
+          </w:p>
+        </w:tc>
+        <w:tc>
+          <w:tcPr>
+            <w:tcW w:w="0" w:type="auto"/>
+            <w:vAlign w:val="center"/>
+            <w:hideMark/>
+          </w:tcPr>
+          <w:p>
+            <w:r>
+              <w:t>Obstacle initial</w:t>
+            </w:r>
+          </w:p>
+        </w:tc>
+      </w:tr>
+      <w:tr>
+        <w:trPr>
+          <w:tblCellSpacing w:w="15" w:type="dxa"/>
+        </w:trPr>
+        <w:tc>
+          <w:tcPr>
+            <w:tcW w:w="0" w:type="auto"/>
+            <w:vAlign w:val="center"/>
+            <w:hideMark/>
+          </w:tcPr>
+          <w:p>
+            <w:r>
+              <w:rPr>
+                <w:rStyle w:val="Strong"/>
+              </w:rPr>
+              <w:t>Barrières Éthiques (général)</w:t>
+            </w:r>
+          </w:p>
+        </w:tc>
+        <w:tc>
+          <w:tcPr>
+            <w:tcW w:w="0" w:type="auto"/>
+            <w:vAlign w:val="center"/>
+            <w:hideMark/>
+          </w:tcPr>
+          <w:p>
+            <w:r>
+              <w:t>5/7 (71%)</w:t>
+            </w:r>
+          </w:p>
+        </w:tc>
+        <w:tc>
+          <w:tcPr>
+            <w:tcW w:w="0" w:type="auto"/>
+            <w:vAlign w:val="center"/>
+            <w:hideMark/>
+          </w:tcPr>
+          <w:p>
+            <w:r>
+              <w:t>Deuxième</w:t>
+            </w:r>
+          </w:p>
+        </w:tc>
+        <w:tc>
+          <w:tcPr>
+            <w:tcW w:w="0" w:type="auto"/>
+            <w:vAlign w:val="center"/>
+            <w:hideMark/>
+          </w:tcPr>
+          <w:p>
+            <w:r>
+              <w:t>Modérée</w:t>
+            </w:r>
+          </w:p>
+        </w:tc>
+        <w:tc>
+          <w:tcPr>
+            <w:tcW w:w="0" w:type="auto"/>
+            <w:vAlign w:val="center"/>
+            <w:hideMark/>
+          </w:tcPr>
+          <w:p>
+            <w:r>
+              <w:t>Renforçateur</w:t>
+            </w:r>
+          </w:p>
+        </w:tc>
+      </w:tr>
+      <w:tr>
+        <w:trPr>
+          <w:tblCellSpacing w:w="15" w:type="dxa"/>
+        </w:trPr>
+        <w:tc>
+          <w:tcPr>
+            <w:tcW w:w="0" w:type="auto"/>
+            <w:vAlign w:val="center"/>
+            <w:hideMark/>
+          </w:tcPr>
+          <w:p>
+            <w:r>
+              <w:rPr>
+                <w:rStyle w:val="Strong"/>
+              </w:rPr>
+              <w:t xml:space="preserve">Data Protection / </w:t>
+            </w:r>
+            <w:proofErr w:type="spellStart"/>
+            <w:r>
+              <w:rPr>
+                <w:rStyle w:val="Strong"/>
+              </w:rPr>
+              <w:t>Privacy</w:t>
+            </w:r>
+            <w:proofErr w:type="spellEnd"/>
+          </w:p>
+        </w:tc>
+        <w:tc>
+          <w:tcPr>
+            <w:tcW w:w="0" w:type="auto"/>
+            <w:vAlign w:val="center"/>
+            <w:hideMark/>
+          </w:tcPr>
+          <w:p>
+            <w:r>
+              <w:t>2/7 (29%)</w:t>
+            </w:r>
+          </w:p>
+        </w:tc>
+        <w:tc>
+          <w:tcPr>
+            <w:tcW w:w="0" w:type="auto"/>
+            <w:vAlign w:val="center"/>
+            <w:hideMark/>
+          </w:tcPr>
+          <w:p>
+            <w:r>
+              <w:t>Troisième</w:t>
+            </w:r>
+          </w:p>
+        </w:tc>
+        <w:tc>
+          <w:tcPr>
+            <w:tcW w:w="0" w:type="auto"/>
+            <w:vAlign w:val="center"/>
+            <w:hideMark/>
+          </w:tcPr>
+          <w:p>
+            <w:r>
+              <w:t>Forte</w:t>
+            </w:r>
+          </w:p>
+        </w:tc>
+        <w:tc>
+          <w:tcPr>
+            <w:tcW w:w="0" w:type="auto"/>
+            <w:vAlign w:val="center"/>
+            <w:hideMark/>
+          </w:tcPr>
+          <w:p>
+            <w:r>
+              <w:t>Justification spécifique</w:t>
+            </w:r>
+          </w:p>
+        </w:tc>
+      </w:tr>
+      <w:tr>
+        <w:trPr>
+          <w:tblCellSpacing w:w="15" w:type="dxa"/>
+        </w:trPr>
+        <w:tc>
+          <w:tcPr>
+            <w:tcW w:w="0" w:type="auto"/>
+            <w:vAlign w:val="center"/>
+            <w:hideMark/>
+          </w:tcPr>
+          <w:p>
+            <w:r>
+              <w:rPr>
+                <w:rStyle w:val="Strong"/>
+              </w:rPr>
+              <w:t>Usage Environnemental</w:t>
+            </w:r>
+          </w:p>
+        </w:tc>
+        <w:tc>
+          <w:tcPr>
+            <w:tcW w:w="0" w:type="auto"/>
+            <w:vAlign w:val="center"/>
+            <w:hideMark/>
+          </w:tcPr>
+          <w:p>
+            <w:r>
+              <w:t>2/7 (29%)</w:t>
+            </w:r>
+          </w:p>
+        </w:tc>
+        <w:tc>
+          <w:tcPr>
+            <w:tcW w:w="0" w:type="auto"/>
+            <w:vAlign w:val="center"/>
+            <w:hideMark/>
+          </w:tcPr>
+          <w:p>
+            <w:r>
+              <w:t>Troisième</w:t>
+            </w:r>
+          </w:p>
+        </w:tc>
+        <w:tc>
+          <w:tcPr>
+            <w:tcW w:w="0" w:type="auto"/>
+            <w:vAlign w:val="center"/>
+            <w:hideMark/>
+          </w:tcPr>
+          <w:p>
+            <w:r>
+              <w:t>Modérée</w:t>
+            </w:r>
+          </w:p>
+        </w:tc>
+        <w:tc>
+          <w:tcPr>
+            <w:tcW w:w="0" w:type="auto"/>
+            <w:vAlign w:val="center"/>
+            <w:hideMark/>
+          </w:tcPr>
+          <w:p>
+            <w:r>
+              <w:t>Justification spécifique</w:t>
+            </w:r>
+          </w:p>
+        </w:tc>
+      </w:tr>
+    </w:tbl>
+    <w:p>
+      <w:pPr>
+        <w:pStyle w:val="font-claude-response-body"/>
+      </w:pPr>
+      <w:r>
+        <w:t>Remarquablement, chaque groupe mentionnait d'abord les défis pédagogiques concrets (erreurs, manque de différenciation), puis, après avoir identifié ces obstacles, invoquait les préoccupations éthiques pour consolider leur position de rejet ou de réticence.</w:t>
+      </w:r>
+    </w:p>
+    <w:p>
+      <w:pPr>
+        <w:pStyle w:val="font-claude-response-body"/>
+      </w:pPr>
+      <w:r>
+        <w:t xml:space="preserve">PE03 a articulé le calcul utilitaire : </w:t>
+      </w:r>
+      <w:r>
+        <w:rPr>
+          <w:rStyle w:val="Emphasis"/>
+          <w:rFonts w:eastAsiaTheme="majorEastAsia"/>
+        </w:rPr>
+        <w:t>"L'IA m'a sauvé du temps à chercher des idées, mais m'a peut-être coûté du temps à adapter. C'est utile pour les enseignants expérimentés qui savent déjà adapter; moins pour ceux qui cherchent une solution clé en main."</w:t>
+      </w:r>
+      <w:r>
+        <w:t xml:space="preserve"> Ce calcul—temps d'économie vs temps d'adaptation—s'est avéré </w:t>
+      </w:r>
+      <w:r>
+        <w:rPr>
+          <w:rStyle w:val="Strong"/>
+          <w:rFonts w:eastAsiaTheme="majorEastAsia"/>
+        </w:rPr>
+        <w:t>négatif pour les intermédiaires</w:t>
+      </w:r>
+      <w:r>
+        <w:t>, ce qui a mené directement à leur réticence à adopter.</w:t>
+      </w:r>
+    </w:p>
+    <w:p>
+      <w:pPr>
+        <w:pStyle w:val="font-claude-response-body"/>
+      </w:pPr>
+      <w:r>
+        <w:t>Les barrières éthiques ont joué un rôle différent selon le profil. PE04 a mentionné l'</w:t>
+      </w:r>
+      <w:r>
+        <w:rPr>
+          <w:rStyle w:val="Emphasis"/>
+          <w:rFonts w:eastAsiaTheme="majorEastAsia"/>
+        </w:rPr>
+        <w:t>"usage excessif d'eau"</w:t>
+      </w:r>
+      <w:r>
+        <w:t xml:space="preserve">; PE06 a cité les </w:t>
+      </w:r>
+      <w:r>
+        <w:rPr>
+          <w:rStyle w:val="Emphasis"/>
+          <w:rFonts w:eastAsiaTheme="majorEastAsia"/>
+        </w:rPr>
+        <w:t>"préoccupations de data protection"</w:t>
+      </w:r>
+      <w:r>
+        <w:t xml:space="preserve">. Cependant, 5/7 ont exprimé des préoccupations générales plus diffuses sur l'usage responsable. La plupart ont </w:t>
+      </w:r>
+      <w:r>
+        <w:lastRenderedPageBreak/>
+        <w:t xml:space="preserve">conclues : </w:t>
+      </w:r>
+      <w:r>
+        <w:rPr>
+          <w:rStyle w:val="Emphasis"/>
+          <w:rFonts w:eastAsiaTheme="majorEastAsia"/>
+        </w:rPr>
+        <w:t>"C'est un bon outil mais ce n'est pas nécessaire en ce moment. Il y a d'autres alternatives."</w:t>
+      </w:r>
+    </w:p>
+    <w:p>
+      <w:pPr>
+        <w:pStyle w:val="font-claude-response-body"/>
+      </w:pPr>
+      <w:r>
+        <w:t xml:space="preserve">En contraste, PE07 (expert, qui avait accepté l'IA), a rapporté une approche complètement différente : </w:t>
+      </w:r>
+      <w:r>
+        <w:rPr>
+          <w:rStyle w:val="Emphasis"/>
+          <w:rFonts w:eastAsiaTheme="majorEastAsia"/>
+        </w:rPr>
+        <w:t>"J'ai appris à garder les informations personnelles hors de l'outil, pour des raisons de sécurité."</w:t>
+      </w:r>
+      <w:r>
+        <w:t xml:space="preserve"> Cette formulation révèle que </w:t>
+      </w:r>
+      <w:r>
+        <w:rPr>
+          <w:rStyle w:val="Strong"/>
+          <w:rFonts w:eastAsiaTheme="majorEastAsia"/>
+        </w:rPr>
+        <w:t>l'expertise technologique + formation éthique</w:t>
+      </w:r>
+      <w:r>
+        <w:t xml:space="preserve"> transforme une barrière en </w:t>
+      </w:r>
+      <w:r>
+        <w:rPr>
+          <w:rStyle w:val="Strong"/>
+          <w:rFonts w:eastAsiaTheme="majorEastAsia"/>
+        </w:rPr>
+        <w:t>protocole de sécurité</w:t>
+      </w:r>
+      <w:r>
+        <w:t>—non une raison d'éviter l'outil, mais une condition pour l'utiliser responsablement.</w:t>
+      </w:r>
+    </w:p>
+    <w:p>
+      <w:pPr>
+        <w:pStyle w:val="font-claude-response-body"/>
+      </w:pPr>
+      <w:r>
+        <w:rPr>
+          <w:rStyle w:val="Strong"/>
+          <w:rFonts w:eastAsiaTheme="majorEastAsia"/>
+        </w:rPr>
+        <w:t>Interpretation:</w:t>
+      </w:r>
+      <w:r>
+        <w:t xml:space="preserve"> Les barrières pédagogiques causent l'</w:t>
+      </w:r>
+      <w:r>
+        <w:rPr>
+          <w:rStyle w:val="Strong"/>
+          <w:rFonts w:eastAsiaTheme="majorEastAsia"/>
+        </w:rPr>
+        <w:t>obstacle immédiat</w:t>
+      </w:r>
+      <w:r>
+        <w:t xml:space="preserve">; les barrières éthiques fournissent la </w:t>
+      </w:r>
+      <w:r>
+        <w:rPr>
+          <w:rStyle w:val="Strong"/>
+          <w:rFonts w:eastAsiaTheme="majorEastAsia"/>
+        </w:rPr>
+        <w:t>rationalisation morale</w:t>
+      </w:r>
+      <w:r>
+        <w:t xml:space="preserve"> pour rester réticent. Pour l'expert, les barrières éthiques deviennent des </w:t>
+      </w:r>
+      <w:r>
+        <w:rPr>
+          <w:rStyle w:val="Strong"/>
+          <w:rFonts w:eastAsiaTheme="majorEastAsia"/>
+        </w:rPr>
+        <w:t>modalités de gestion</w:t>
+      </w:r>
+      <w:r>
+        <w:t>, non des obstacles.</w:t>
+      </w:r>
+    </w:p>
+    <w:p>
+      <w:r>
+        <w:rPr>
+          <w:noProof/>
+        </w:rPr>
+        <w:pict w14:anchorId="64870DFA">
+          <v:rect id="_x0000_i1026" alt="" style="width:451.3pt;height:.05pt;mso-width-percent:0;mso-height-percent:0;mso-width-percent:0;mso-height-percent:0" o:hralign="center" o:hrstd="t" o:hr="t" fillcolor="#a0a0a0" stroked="f"/>
+        </w:pict>
+      </w:r>
+    </w:p>
+    <w:p>
+      <w:pPr>
+        <w:pStyle w:val="Heading3"/>
+      </w:pPr>
+      <w:r>
+        <w:rPr>
+          <w:rStyle w:val="Strong"/>
+          <w:b/>
+          <w:bCs/>
+        </w:rPr>
+        <w:t>5.4 Intention d'Adoption : Une Dichotomie Non-Linéaire</w:t>
+      </w:r>
+    </w:p>
+    <w:p>
+      <w:pPr>
+        <w:pStyle w:val="font-claude-response-body"/>
+      </w:pPr>
+      <w:r>
+        <w:t xml:space="preserve">L'analyse croisée de l'acceptation des suggestions (ce que les enseignants ont </w:t>
+      </w:r>
+      <w:r>
+        <w:rPr>
+          <w:rStyle w:val="Strong"/>
+          <w:rFonts w:eastAsiaTheme="majorEastAsia"/>
+        </w:rPr>
+        <w:t>fait</w:t>
+      </w:r>
+      <w:r>
+        <w:t xml:space="preserve"> avec l'IA) et de l'intention d'adoption future (ce qu'ils </w:t>
+      </w:r>
+      <w:r>
+        <w:rPr>
+          <w:rStyle w:val="Strong"/>
+          <w:rFonts w:eastAsiaTheme="majorEastAsia"/>
+        </w:rPr>
+        <w:t>disent qu'ils feront</w:t>
+      </w:r>
+      <w:r>
+        <w:t xml:space="preserve">) révèle une relation </w:t>
+      </w:r>
+      <w:r>
+        <w:rPr>
+          <w:rStyle w:val="Strong"/>
+          <w:rFonts w:eastAsiaTheme="majorEastAsia"/>
+        </w:rPr>
+        <w:t>non-linéaire et contre-intuitive</w:t>
+      </w:r>
+      <w:r>
+        <w:t xml:space="preserve"> : accepter partiellement l'IA ne préddit pas une adoption future. Au contraire, cela peut consolider la réticence.</w:t>
+      </w:r>
+    </w:p>
+    <w:p>
+      <w:pPr>
+        <w:pStyle w:val="font-claude-response-body"/>
+      </w:pPr>
+      <w:r>
+        <w:rPr>
+          <w:rStyle w:val="Strong"/>
+          <w:rFonts w:eastAsiaTheme="majorEastAsia"/>
+        </w:rPr>
+        <w:t>Tableau 4 : Non-Linéarité : Acceptation Phase II vs Adoption Intention Future</w:t>
+      </w:r>
+    </w:p>
+    <w:tbl>
+      <w:tblPr>
+        <w:tblW w:w="0" w:type="auto"/>
+        <w:tblCellSpacing w:w="15" w:type="dxa"/>
+        <w:tblCellMar>
+          <w:top w:w="15" w:type="dxa"/>
+          <w:left w:w="15" w:type="dxa"/>
+          <w:bottom w:w="15" w:type="dxa"/>
+          <w:right w:w="15" w:type="dxa"/>
+        </w:tblCellMar>
+        <w:tblLook w:val="04A0" w:firstRow="1" w:lastRow="0" w:firstColumn="1" w:lastColumn="0" w:noHBand="0" w:noVBand="1"/>
+      </w:tblPr>
+      <w:tblGrid>
+        <w:gridCol w:w="1684"/>
+        <w:gridCol w:w="2473"/>
+        <w:gridCol w:w="2456"/>
+        <w:gridCol w:w="2459"/>
+      </w:tblGrid>
+      <w:tr>
+        <w:trPr>
+          <w:tblHeader/>
+          <w:tblCellSpacing w:w="15" w:type="dxa"/>
+        </w:trPr>
+        <w:tc>
+          <w:tcPr>
+            <w:tcW w:w="0" w:type="auto"/>
+            <w:vAlign w:val="center"/>
+            <w:hideMark/>
+          </w:tcPr>
+          <w:p>
+            <w:pPr>
+              <w:jc w:val="center"/>
+              <w:rPr>
+                <w:b/>
+                <w:bCs/>
+              </w:rPr>
+            </w:pPr>
+            <w:r>
+              <w:rPr>
+                <w:b/>
+                <w:bCs/>
+              </w:rPr>
+              <w:t>Expertise</w:t>
+            </w:r>
+          </w:p>
+        </w:tc>
+        <w:tc>
+          <w:tcPr>
+            <w:tcW w:w="0" w:type="auto"/>
+            <w:vAlign w:val="center"/>
+            <w:hideMark/>
+          </w:tcPr>
+          <w:p>
+            <w:pPr>
+              <w:jc w:val="center"/>
+              <w:rPr>
+                <w:b/>
+                <w:bCs/>
+              </w:rPr>
+            </w:pPr>
+            <w:r>
+              <w:rPr>
+                <w:b/>
+                <w:bCs/>
+              </w:rPr>
+              <w:t>Acceptation Phase II</w:t>
+            </w:r>
+          </w:p>
+        </w:tc>
+        <w:tc>
+          <w:tcPr>
+            <w:tcW w:w="0" w:type="auto"/>
+            <w:vAlign w:val="center"/>
+            <w:hideMark/>
+          </w:tcPr>
+          <w:p>
+            <w:pPr>
+              <w:jc w:val="center"/>
+              <w:rPr>
+                <w:b/>
+                <w:bCs/>
+              </w:rPr>
+            </w:pPr>
+            <w:r>
+              <w:rPr>
+                <w:b/>
+                <w:bCs/>
+              </w:rPr>
+              <w:t>Intention d'Adoption Future</w:t>
+            </w:r>
+          </w:p>
+        </w:tc>
+        <w:tc>
+          <w:tcPr>
+            <w:tcW w:w="0" w:type="auto"/>
+            <w:vAlign w:val="center"/>
+            <w:hideMark/>
+          </w:tcPr>
+          <w:p>
+            <w:pPr>
+              <w:jc w:val="center"/>
+              <w:rPr>
+                <w:b/>
+                <w:bCs/>
+              </w:rPr>
+            </w:pPr>
+            <w:r>
+              <w:rPr>
+                <w:b/>
+                <w:bCs/>
+              </w:rPr>
+              <w:t>Convergence</w:t>
+            </w:r>
+          </w:p>
+        </w:tc>
+      </w:tr>
+      <w:tr>
+        <w:trPr>
+          <w:tblCellSpacing w:w="15" w:type="dxa"/>
+        </w:trPr>
+        <w:tc>
+          <w:tcPr>
+            <w:tcW w:w="0" w:type="auto"/>
+            <w:vAlign w:val="center"/>
+            <w:hideMark/>
+          </w:tcPr>
+          <w:p>
+            <w:pPr>
+              <w:jc w:val="left"/>
+            </w:pPr>
+            <w:r>
+              <w:rPr>
+                <w:rStyle w:val="Strong"/>
+              </w:rPr>
+              <w:t>Novices (2)</w:t>
+            </w:r>
+          </w:p>
+        </w:tc>
+        <w:tc>
+          <w:tcPr>
+            <w:tcW w:w="0" w:type="auto"/>
+            <w:vAlign w:val="center"/>
+            <w:hideMark/>
+          </w:tcPr>
+          <w:p>
+            <w:r>
+              <w:t>50% accepte / 50% rejette</w:t>
+            </w:r>
+          </w:p>
+        </w:tc>
+        <w:tc>
+          <w:tcPr>
+            <w:tcW w:w="0" w:type="auto"/>
+            <w:vAlign w:val="center"/>
+            <w:hideMark/>
+          </w:tcPr>
+          <w:p>
+            <w:r>
+              <w:t>50% adoptera, 50% non</w:t>
+            </w:r>
+          </w:p>
+        </w:tc>
+        <w:tc>
+          <w:tcPr>
+            <w:tcW w:w="0" w:type="auto"/>
+            <w:vAlign w:val="center"/>
+            <w:hideMark/>
+          </w:tcPr>
+          <w:p>
+            <w:r>
+              <w:t>Polarisée (cohérente)</w:t>
+            </w:r>
+          </w:p>
+        </w:tc>
+      </w:tr>
+      <w:tr>
+        <w:trPr>
+          <w:tblCellSpacing w:w="15" w:type="dxa"/>
+        </w:trPr>
+        <w:tc>
+          <w:tcPr>
+            <w:tcW w:w="0" w:type="auto"/>
+            <w:vAlign w:val="center"/>
+            <w:hideMark/>
+          </w:tcPr>
+          <w:p>
+            <w:r>
+              <w:rPr>
+                <w:rStyle w:val="Strong"/>
+              </w:rPr>
+              <w:t>Intermédiaires (4)</w:t>
+            </w:r>
+          </w:p>
+        </w:tc>
+        <w:tc>
+          <w:tcPr>
+            <w:tcW w:w="0" w:type="auto"/>
+            <w:vAlign w:val="center"/>
+            <w:hideMark/>
+          </w:tcPr>
+          <w:p>
+            <w:r>
+              <w:t>75% modifie partiellement</w:t>
+            </w:r>
+          </w:p>
+        </w:tc>
+        <w:tc>
+          <w:tcPr>
+            <w:tcW w:w="0" w:type="auto"/>
+            <w:vAlign w:val="center"/>
+            <w:hideMark/>
+          </w:tcPr>
+          <w:p>
+            <w:r>
+              <w:t xml:space="preserve">0% </w:t>
+            </w:r>
+            <w:proofErr w:type="gramStart"/>
+            <w:r>
+              <w:t>adoptera;</w:t>
+            </w:r>
+            <w:proofErr w:type="gramEnd"/>
+            <w:r>
+              <w:t xml:space="preserve"> 25% explorera</w:t>
+            </w:r>
+          </w:p>
+        </w:tc>
+        <w:tc>
+          <w:tcPr>
+            <w:tcW w:w="0" w:type="auto"/>
+            <w:vAlign w:val="center"/>
+            <w:hideMark/>
+          </w:tcPr>
+          <w:p>
+            <w:r>
+              <w:rPr>
+                <w:rStyle w:val="Strong"/>
+              </w:rPr>
+              <w:t>Paradoxale</w:t>
+            </w:r>
+            <w:r>
+              <w:t xml:space="preserve"> (non-cohérente)</w:t>
+            </w:r>
+          </w:p>
+        </w:tc>
+      </w:tr>
+      <w:tr>
+        <w:trPr>
+          <w:tblCellSpacing w:w="15" w:type="dxa"/>
+        </w:trPr>
+        <w:tc>
+          <w:tcPr>
+            <w:tcW w:w="0" w:type="auto"/>
+            <w:vAlign w:val="center"/>
+            <w:hideMark/>
+          </w:tcPr>
+          <w:p>
+            <w:r>
+              <w:rPr>
+                <w:rStyle w:val="Strong"/>
+              </w:rPr>
+              <w:t>Expert (1)</w:t>
+            </w:r>
+          </w:p>
+        </w:tc>
+        <w:tc>
+          <w:tcPr>
+            <w:tcW w:w="0" w:type="auto"/>
+            <w:vAlign w:val="center"/>
+            <w:hideMark/>
+          </w:tcPr>
+          <w:p>
+            <w:r>
+              <w:t>100% accepte intégralement</w:t>
+            </w:r>
+          </w:p>
+        </w:tc>
+        <w:tc>
+          <w:tcPr>
+            <w:tcW w:w="0" w:type="auto"/>
+            <w:vAlign w:val="center"/>
+            <w:hideMark/>
+          </w:tcPr>
+          <w:p>
+            <w:r>
+              <w:t>100% adoptera</w:t>
+            </w:r>
+          </w:p>
+        </w:tc>
+        <w:tc>
+          <w:tcPr>
+            <w:tcW w:w="0" w:type="auto"/>
+            <w:vAlign w:val="center"/>
+            <w:hideMark/>
+          </w:tcPr>
+          <w:p>
+            <w:r>
+              <w:t>Linéaire (cohérente)</w:t>
+            </w:r>
+          </w:p>
+        </w:tc>
+      </w:tr>
+    </w:tbl>
+    <w:p>
+      <w:pPr>
+        <w:pStyle w:val="font-claude-response-body"/>
+      </w:pPr>
+      <w:r>
+        <w:t xml:space="preserve">Le paradoxe réside dans le groupe intermédiaire. Ces quatre participants ont trouvé la majorité des suggestions utiles et en ont intégré des éléments dans leurs plans finaux. Pourtant, </w:t>
+      </w:r>
+      <w:r>
+        <w:rPr>
+          <w:rStyle w:val="Strong"/>
+          <w:rFonts w:eastAsiaTheme="majorEastAsia"/>
+        </w:rPr>
+        <w:t>aucun n'a déclaré qu'il réutiliserait l'IA à l'avenir</w:t>
+      </w:r>
+      <w:r>
+        <w:t xml:space="preserve">. PE02 a explicité ce paradoxe lors du post-test : </w:t>
+      </w:r>
+      <w:r>
+        <w:rPr>
+          <w:rStyle w:val="Emphasis"/>
+          <w:rFonts w:eastAsiaTheme="majorEastAsia"/>
+        </w:rPr>
+        <w:t>"J'ai pu utiliser quelques idées, c'est vrai. Mais si je dois corriger les erreurs, adapter le contenu, et vérifier la pédagogie, je fais finalement le même travail qu'avant. L'IA m'aide à avoir une première ébauche, mais c'est compliqué."</w:t>
+      </w:r>
+    </w:p>
+    <w:p>
+      <w:pPr>
+        <w:pStyle w:val="font-claude-response-body"/>
+      </w:pPr>
+      <w:r>
+        <w:t xml:space="preserve">Cette remarque révèle le calcul sous-jacent : </w:t>
+      </w:r>
+      <w:r>
+        <w:rPr>
+          <w:rStyle w:val="Strong"/>
+          <w:rFonts w:eastAsiaTheme="majorEastAsia"/>
+        </w:rPr>
+        <w:t>l'acceptation partielle ne mène à l'adoption que si le rapport effort-bénéfice devient favorable</w:t>
+      </w:r>
+      <w:r>
+        <w:t xml:space="preserve">. Pour les intermédiaires, il reste </w:t>
+      </w:r>
+      <w:r>
+        <w:lastRenderedPageBreak/>
+        <w:t>défavorable (adaptation coûteuse = même effort qu'avant). Pour l'expert, il est fortement favorable (minimal editing). Pour les novices, c'est binaire (promesse vs déception).</w:t>
+      </w:r>
+    </w:p>
+    <w:p>
+      <w:pPr>
+        <w:pStyle w:val="font-claude-response-body"/>
+      </w:pPr>
+      <w:r>
+        <w:rPr>
+          <w:rStyle w:val="Strong"/>
+          <w:rFonts w:eastAsiaTheme="majorEastAsia"/>
+        </w:rPr>
+        <w:t>Tableau 5 : Seuil d'Efficacité et Décision d'Adoption</w:t>
+      </w:r>
+    </w:p>
+    <w:tbl>
+      <w:tblPr>
+        <w:tblW w:w="0" w:type="auto"/>
+        <w:tblCellSpacing w:w="15" w:type="dxa"/>
+        <w:tblCellMar>
+          <w:top w:w="15" w:type="dxa"/>
+          <w:left w:w="15" w:type="dxa"/>
+          <w:bottom w:w="15" w:type="dxa"/>
+          <w:right w:w="15" w:type="dxa"/>
+        </w:tblCellMar>
+        <w:tblLook w:val="04A0" w:firstRow="1" w:lastRow="0" w:firstColumn="1" w:lastColumn="0" w:noHBand="0" w:noVBand="1"/>
+      </w:tblPr>
+      <w:tblGrid>
+        <w:gridCol w:w="2614"/>
+        <w:gridCol w:w="1294"/>
+        <w:gridCol w:w="2154"/>
+        <w:gridCol w:w="3010"/>
+      </w:tblGrid>
+      <w:tr>
+        <w:trPr>
+          <w:tblHeader/>
+          <w:tblCellSpacing w:w="15" w:type="dxa"/>
+        </w:trPr>
+        <w:tc>
+          <w:tcPr>
+            <w:tcW w:w="0" w:type="auto"/>
+            <w:vAlign w:val="center"/>
+            <w:hideMark/>
+          </w:tcPr>
+          <w:p>
+            <w:pPr>
+              <w:jc w:val="center"/>
+              <w:rPr>
+                <w:b/>
+                <w:bCs/>
+              </w:rPr>
+            </w:pPr>
+            <w:r>
+              <w:rPr>
+                <w:b/>
+                <w:bCs/>
+              </w:rPr>
+              <w:t>Rapport Effort Observé</w:t>
+            </w:r>
+          </w:p>
+        </w:tc>
+        <w:tc>
+          <w:tcPr>
+            <w:tcW w:w="0" w:type="auto"/>
+            <w:vAlign w:val="center"/>
+            <w:hideMark/>
+          </w:tcPr>
+          <w:p>
+            <w:pPr>
+              <w:jc w:val="center"/>
+              <w:rPr>
+                <w:b/>
+                <w:bCs/>
+              </w:rPr>
+            </w:pPr>
+            <w:r>
+              <w:rPr>
+                <w:b/>
+                <w:bCs/>
+              </w:rPr>
+              <w:t>Expertise</w:t>
+            </w:r>
+          </w:p>
+        </w:tc>
+        <w:tc>
+          <w:tcPr>
+            <w:tcW w:w="0" w:type="auto"/>
+            <w:vAlign w:val="center"/>
+            <w:hideMark/>
+          </w:tcPr>
+          <w:p>
+            <w:pPr>
+              <w:jc w:val="center"/>
+              <w:rPr>
+                <w:b/>
+                <w:bCs/>
+              </w:rPr>
+            </w:pPr>
+            <w:r>
+              <w:rPr>
+                <w:b/>
+                <w:bCs/>
+              </w:rPr>
+              <w:t>Adoption Intention</w:t>
+            </w:r>
+          </w:p>
+        </w:tc>
+        <w:tc>
+          <w:tcPr>
+            <w:tcW w:w="0" w:type="auto"/>
+            <w:vAlign w:val="center"/>
+            <w:hideMark/>
+          </w:tcPr>
+          <w:p>
+            <w:pPr>
+              <w:jc w:val="center"/>
+              <w:rPr>
+                <w:b/>
+                <w:bCs/>
+              </w:rPr>
+            </w:pPr>
+            <w:r>
+              <w:rPr>
+                <w:b/>
+                <w:bCs/>
+              </w:rPr>
+              <w:t>Justification</w:t>
+            </w:r>
+          </w:p>
+        </w:tc>
+      </w:tr>
+      <w:tr>
+        <w:trPr>
+          <w:tblCellSpacing w:w="15" w:type="dxa"/>
+        </w:trPr>
+        <w:tc>
+          <w:tcPr>
+            <w:tcW w:w="0" w:type="auto"/>
+            <w:vAlign w:val="center"/>
+            <w:hideMark/>
+          </w:tcPr>
+          <w:p>
+            <w:pPr>
+              <w:jc w:val="left"/>
+            </w:pPr>
+            <w:r>
+              <w:rPr>
+                <w:rStyle w:val="Strong"/>
+              </w:rPr>
+              <w:t>Diminue le travail</w:t>
+            </w:r>
+          </w:p>
+        </w:tc>
+        <w:tc>
+          <w:tcPr>
+            <w:tcW w:w="0" w:type="auto"/>
+            <w:vAlign w:val="center"/>
+            <w:hideMark/>
+          </w:tcPr>
+          <w:p>
+            <w:r>
+              <w:t>Expert</w:t>
+            </w:r>
+          </w:p>
+        </w:tc>
+        <w:tc>
+          <w:tcPr>
+            <w:tcW w:w="0" w:type="auto"/>
+            <w:vAlign w:val="center"/>
+            <w:hideMark/>
+          </w:tcPr>
+          <w:p>
+            <w:r>
+              <w:t>"Adoptera définitivement"</w:t>
+            </w:r>
+          </w:p>
+        </w:tc>
+        <w:tc>
+          <w:tcPr>
+            <w:tcW w:w="0" w:type="auto"/>
+            <w:vAlign w:val="center"/>
+            <w:hideMark/>
+          </w:tcPr>
+          <w:p>
+            <w:r>
+              <w:t>PE07 : output immédiatement utilisable</w:t>
+            </w:r>
+          </w:p>
+        </w:tc>
+      </w:tr>
+      <w:tr>
+        <w:trPr>
+          <w:tblCellSpacing w:w="15" w:type="dxa"/>
+        </w:trPr>
+        <w:tc>
+          <w:tcPr>
+            <w:tcW w:w="0" w:type="auto"/>
+            <w:vAlign w:val="center"/>
+            <w:hideMark/>
+          </w:tcPr>
+          <w:p>
+            <w:r>
+              <w:rPr>
+                <w:rStyle w:val="Strong"/>
+              </w:rPr>
+              <w:t>Augmente/maintient le travail</w:t>
+            </w:r>
+          </w:p>
+        </w:tc>
+        <w:tc>
+          <w:tcPr>
+            <w:tcW w:w="0" w:type="auto"/>
+            <w:vAlign w:val="center"/>
+            <w:hideMark/>
+          </w:tcPr>
+          <w:p>
+            <w:r>
+              <w:t>Intermédiaire</w:t>
+            </w:r>
+          </w:p>
+        </w:tc>
+        <w:tc>
+          <w:tcPr>
+            <w:tcW w:w="0" w:type="auto"/>
+            <w:vAlign w:val="center"/>
+            <w:hideMark/>
+          </w:tcPr>
+          <w:p>
+            <w:r>
+              <w:t>"Ne réutilisera pas"</w:t>
+            </w:r>
+          </w:p>
+        </w:tc>
+        <w:tc>
+          <w:tcPr>
+            <w:tcW w:w="0" w:type="auto"/>
+            <w:vAlign w:val="center"/>
+            <w:hideMark/>
+          </w:tcPr>
+          <w:p>
+            <w:r>
+              <w:t>PE02-PE05 : adaptation coûteuse</w:t>
+            </w:r>
+          </w:p>
+        </w:tc>
+      </w:tr>
+      <w:tr>
+        <w:trPr>
+          <w:tblCellSpacing w:w="15" w:type="dxa"/>
+        </w:trPr>
+        <w:tc>
+          <w:tcPr>
+            <w:tcW w:w="0" w:type="auto"/>
+            <w:vAlign w:val="center"/>
+            <w:hideMark/>
+          </w:tcPr>
+          <w:p>
+            <w:r>
+              <w:rPr>
+                <w:rStyle w:val="Strong"/>
+              </w:rPr>
+              <w:t>Crée de la confusion</w:t>
+            </w:r>
+          </w:p>
+        </w:tc>
+        <w:tc>
+          <w:tcPr>
+            <w:tcW w:w="0" w:type="auto"/>
+            <w:vAlign w:val="center"/>
+            <w:hideMark/>
+          </w:tcPr>
+          <w:p>
+            <w:r>
+              <w:t>Novice (PE06)</w:t>
+            </w:r>
+          </w:p>
+        </w:tc>
+        <w:tc>
+          <w:tcPr>
+            <w:tcW w:w="0" w:type="auto"/>
+            <w:vAlign w:val="center"/>
+            <w:hideMark/>
+          </w:tcPr>
+          <w:p>
+            <w:r>
+              <w:t>"Ne réutilisera pas"</w:t>
+            </w:r>
+          </w:p>
+        </w:tc>
+        <w:tc>
+          <w:tcPr>
+            <w:tcW w:w="0" w:type="auto"/>
+            <w:vAlign w:val="center"/>
+            <w:hideMark/>
+          </w:tcPr>
+          <w:p>
+            <w:r>
+              <w:t>Perception négative domine</w:t>
+            </w:r>
+          </w:p>
+        </w:tc>
+      </w:tr>
+      <w:tr>
+        <w:trPr>
+          <w:tblCellSpacing w:w="15" w:type="dxa"/>
+        </w:trPr>
+        <w:tc>
+          <w:tcPr>
+            <w:tcW w:w="0" w:type="auto"/>
+            <w:vAlign w:val="center"/>
+            <w:hideMark/>
+          </w:tcPr>
+          <w:p>
+            <w:r>
+              <w:rPr>
+                <w:rStyle w:val="Strong"/>
+              </w:rPr>
+              <w:t>Ouvre la possibilité</w:t>
+            </w:r>
+          </w:p>
+        </w:tc>
+        <w:tc>
+          <w:tcPr>
+            <w:tcW w:w="0" w:type="auto"/>
+            <w:vAlign w:val="center"/>
+            <w:hideMark/>
+          </w:tcPr>
+          <w:p>
+            <w:r>
+              <w:t>Novice (PE01)</w:t>
+            </w:r>
+          </w:p>
+        </w:tc>
+        <w:tc>
+          <w:tcPr>
+            <w:tcW w:w="0" w:type="auto"/>
+            <w:vAlign w:val="center"/>
+            <w:hideMark/>
+          </w:tcPr>
+          <w:p>
+            <w:r>
+              <w:t>"Explorera à l'avenir"</w:t>
+            </w:r>
+          </w:p>
+        </w:tc>
+        <w:tc>
+          <w:tcPr>
+            <w:tcW w:w="0" w:type="auto"/>
+            <w:vAlign w:val="center"/>
+            <w:hideMark/>
+          </w:tcPr>
+          <w:p>
+            <w:r>
+              <w:t>Volonté d'apprendre domine</w:t>
+            </w:r>
+          </w:p>
+        </w:tc>
+      </w:tr>
+    </w:tbl>
+    <w:p>
+      <w:r>
+        <w:rPr>
+          <w:noProof/>
+        </w:rPr>
+        <w:pict w14:anchorId="2C302948">
+          <v:rect id="_x0000_i1025" alt="" style="width:451.3pt;height:.05pt;mso-width-percent:0;mso-height-percent:0;mso-width-percent:0;mso-height-percent:0" o:hralign="center" o:hrstd="t" o:hr="t" fillcolor="#a0a0a0" stroked="f"/>
+        </w:pict>
+      </w:r>
+    </w:p>
+    <w:p>
+      <w:pPr>
+        <w:pStyle w:val="Heading3"/>
+      </w:pPr>
+      <w:r>
+        <w:rPr>
+          <w:rStyle w:val="Strong"/>
+          <w:b/>
+          <w:bCs/>
+        </w:rPr>
+        <w:t>5.5 Synthèse des Dynamiques Analytiques</w:t>
+      </w:r>
+    </w:p>
+    <w:p>
+      <w:pPr>
+        <w:pStyle w:val="font-claude-response-body"/>
+      </w:pPr>
+      <w:r>
+        <w:t xml:space="preserve">L'analyse croisée des trois axes (questionnaire, phase comparative, feedback) révèle trois </w:t>
+      </w:r>
+      <w:r>
+        <w:rPr>
+          <w:rStyle w:val="Strong"/>
+          <w:rFonts w:eastAsiaTheme="majorEastAsia"/>
+        </w:rPr>
+        <w:t>dynamiques fondamentales</w:t>
+      </w:r>
+      <w:r>
+        <w:t xml:space="preserve"> expliquant pourquoi l'adoption de l'IA reste basse (57.1% ne réutilisera pas) malgré une acceptation partielle et une reconnaissance d'utilité.</w:t>
+      </w:r>
+    </w:p>
+    <w:p>
+      <w:pPr>
+        <w:pStyle w:val="font-claude-response-body"/>
+      </w:pPr>
+      <w:r>
+        <w:rPr>
+          <w:rStyle w:val="Strong"/>
+          <w:rFonts w:eastAsiaTheme="majorEastAsia"/>
+        </w:rPr>
+        <w:t>Dynamique 1 : Expertise crée du discernement, pas juste de la facilité.</w:t>
+      </w:r>
+      <w:r>
+        <w:br/>
+        <w:t xml:space="preserve">Les novices sont binaires dans leur évaluation (tout ou rien). Les intermédiaires émergent comme des </w:t>
+      </w:r>
+      <w:r>
+        <w:rPr>
+          <w:rStyle w:val="Strong"/>
+          <w:rFonts w:eastAsiaTheme="majorEastAsia"/>
+        </w:rPr>
+        <w:t>évaluateurs critiques</w:t>
+      </w:r>
+      <w:r>
+        <w:t xml:space="preserve"> capables de tri sélectif. L'expert devient un </w:t>
+      </w:r>
+      <w:r>
+        <w:rPr>
+          <w:rStyle w:val="Strong"/>
+          <w:rFonts w:eastAsiaTheme="majorEastAsia"/>
+        </w:rPr>
+        <w:t>optimisateur</w:t>
+      </w:r>
+      <w:r>
+        <w:t xml:space="preserve"> capable de formuler exactement ce qu'il veut et de recevoir exactement ce qu'il a demandé. Cette progression ne résout pas automatiquement les barrières pédagogiques disciplinaires, mais elle change complètement la </w:t>
+      </w:r>
+      <w:r>
+        <w:rPr>
+          <w:rStyle w:val="Strong"/>
+          <w:rFonts w:eastAsiaTheme="majorEastAsia"/>
+        </w:rPr>
+        <w:t>relation de négociation</w:t>
+      </w:r>
+      <w:r>
+        <w:t xml:space="preserve"> avec l'outil.</w:t>
+      </w:r>
+    </w:p>
+    <w:p>
+      <w:pPr>
+        <w:pStyle w:val="font-claude-response-body"/>
+      </w:pPr>
+      <w:r>
+        <w:rPr>
+          <w:rStyle w:val="Strong"/>
+          <w:rFonts w:eastAsiaTheme="majorEastAsia"/>
+        </w:rPr>
+        <w:t>Dynamique 2 : La discipline impose des contraintes structurelles inévitables.</w:t>
+      </w:r>
+      <w:r>
+        <w:br/>
+        <w:t xml:space="preserve">Les groupes d'anglais et de français ont rencontré des barrières différentes (généricité vs accuracy), toutes deux liées au </w:t>
+      </w:r>
+      <w:r>
+        <w:rPr>
+          <w:rStyle w:val="Strong"/>
+          <w:rFonts w:eastAsiaTheme="majorEastAsia"/>
+        </w:rPr>
+        <w:t>design et aux données d'entraînement</w:t>
+      </w:r>
+      <w:r>
+        <w:t xml:space="preserve"> du modèle IA, dominés par l'anglais. Aucune formation générale initiale n'a résolu ces contraintes. Chaque groupe a dû adapter indépendamment. Cela suggère que </w:t>
+      </w:r>
+      <w:r>
+        <w:rPr>
+          <w:rStyle w:val="Strong"/>
+          <w:rFonts w:eastAsiaTheme="majorEastAsia"/>
+        </w:rPr>
+        <w:t>les barrières disciplinaires ne sont pas surmontables par l'expertise technologique seule</w:t>
+      </w:r>
+      <w:r>
+        <w:t>.</w:t>
+      </w:r>
+    </w:p>
+    <w:p>
+      <w:pPr>
+        <w:pStyle w:val="font-claude-response-body"/>
+      </w:pPr>
+      <w:r>
+        <w:rPr>
+          <w:rStyle w:val="Strong"/>
+          <w:rFonts w:eastAsiaTheme="majorEastAsia"/>
+        </w:rPr>
+        <w:t>Dynamique 3 : L'adoption future dépend d'un seuil d'efficacité, non d'utilité reconnue.</w:t>
+      </w:r>
+      <w:r>
+        <w:br/>
+        <w:t xml:space="preserve">Les intermédiaires reconnaissent que l'IA a généré "certains bons éléments," mais considèrent que l'adaptation coûteuse rend l'outil </w:t>
+      </w:r>
+      <w:r>
+        <w:rPr>
+          <w:rStyle w:val="Strong"/>
+          <w:rFonts w:eastAsiaTheme="majorEastAsia"/>
+        </w:rPr>
+        <w:t>inefficace en pratique</w:t>
+      </w:r>
+      <w:r>
+        <w:t>. Le calcul n'est pas "est-ce utile?" (réponse : partiellement), mais "est-ce que ça économise du travail net?" (réponse : non). Cette distinction explique pourquoi l'adoption reste faible malgré l'utilité reconnue.</w:t>
+      </w:r>
+    </w:p>
+    <w:p>
+      <w:pPr>
+        <w:rPr>
+          <w:lang w:val="en-FR"/>
+        </w:rPr>
+      </w:pPr>
+    </w:p>
+    <w:p>
+      <w:pPr>
+        <w:pStyle w:val="Heading4"/>
+        <w:rPr>
+          <w:lang w:val="fr-FR"/>
+        </w:rPr>
+      </w:pPr>
+    </w:p>
     <w:p/>
-    <w:p>
-      <w:pPr>
-        <w:pStyle w:val="Heading4"/>
-        <w:rPr>
-          <w:lang w:val="fr-FR"/>
-        </w:rPr>
-      </w:pPr>
-      <w:r>
-        <w:rPr>
-          <w:lang w:val="fr-FR"/>
-        </w:rPr>
-        <w:br w:type="page"/>
-      </w:r>
-    </w:p>
+    <w:p/>
+    <w:p/>
+    <w:p/>
+    <w:p/>
+    <w:p/>
+    <w:p/>
+    <w:p/>
+    <w:p/>
+    <w:p/>
+    <w:p/>
+    <w:p/>
+    <w:p/>
+    <w:p/>
+    <w:p/>
+    <w:p/>
+    <w:p/>
+    <w:p/>
+    <w:p/>
+    <w:p/>
+    <w:p/>
     <w:p>
       <w:pPr>
         <w:pStyle w:val="Heading1"/>
@@ -16118,15 +18622,15 @@
           <w:rFonts w:eastAsia="Times New Roman"/>
           <w:lang w:val="fr-FR" w:eastAsia="en-IN"/>
         </w:rPr>
+        <w:t>Inferences</w:t>
+      </w:r>
+      <w:bookmarkEnd w:id="61"/>
+      <w:proofErr w:type="spellEnd"/>
+    </w:p>
+    <w:p/>
+    <w:p>
+      <w:r>
         <w:lastRenderedPageBreak/>
-        <w:t>Inferences</w:t>
-      </w:r>
-      <w:bookmarkEnd w:id="61"/>
-      <w:proofErr w:type="spellEnd"/>
-    </w:p>
-    <w:p/>
-    <w:p>
-      <w:r>
         <w:t xml:space="preserve">Mox dicta </w:t>
       </w:r>
       <w:proofErr w:type="spellStart"/>
@@ -22499,6 +25003,7 @@
   <w:style w:type="character" w:default="1" w:styleId="DefaultParagraphFont">
     <w:name w:val="Default Paragraph Font"/>
     <w:uiPriority w:val="1"/>
+    <w:semiHidden/>
     <w:unhideWhenUsed/>
   </w:style>
   <w:style w:type="table" w:default="1" w:styleId="TableNormal">
@@ -23377,6 +25882,17 @@
       <w:rFonts w:ascii="Neutra Text" w:hAnsi="Neutra Text"/>
     </w:rPr>
   </w:style>
+  <w:style w:type="character" w:styleId="Emphasis">
+    <w:name w:val="Emphasis"/>
+    <w:basedOn w:val="DefaultParagraphFont"/>
+    <w:uiPriority w:val="20"/>
+    <w:qFormat/>
+    <w:rsid w:val="003277C2"/>
+    <w:rPr>
+      <w:i/>
+      <w:iCs/>
+    </w:rPr>
+  </w:style>
 </w:styles>
 </file>
 
